--- a/statistics.docx
+++ b/statistics.docx
@@ -11236,9 +11236,8 @@
         <w:pStyle w:val="ListParagraph"/>
         <w:ind w:left="1080"/>
         <w:rPr>
-          <w:rFonts w:ascii="Cambria Math" w:hAnsi="Cambria Math"/>
-          <w:lang w:val="en-US"/>
-          <w:oMath/>
+          <w:rFonts w:eastAsiaTheme="minorEastAsia"/>
+          <w:lang w:val="en-US"/>
         </w:rPr>
       </w:pPr>
       <w:r>
@@ -11282,6 +11281,233 @@
           <w:rFonts w:eastAsiaTheme="minorEastAsia"/>
           <w:lang w:val="en-US"/>
         </w:rPr>
+        <w:t xml:space="preserve">CDF </w:t>
+      </w:r>
+      <w:r>
+        <w:rPr>
+          <w:rFonts w:eastAsiaTheme="minorEastAsia"/>
+          <w:lang w:val="en-US"/>
+        </w:rPr>
+        <w:t>Của Phân Phối Chuẩn Tắc?</w:t>
+      </w:r>
+      <w:bookmarkStart w:id="0" w:name="_GoBack"/>
+      <w:bookmarkEnd w:id="0"/>
+    </w:p>
+    <w:p>
+      <w:pPr>
+        <w:pStyle w:val="ListParagraph"/>
+        <w:pBdr>
+          <w:top w:val="single" w:sz="4" w:space="1" w:color="auto"/>
+          <w:left w:val="single" w:sz="4" w:space="4" w:color="auto"/>
+          <w:bottom w:val="single" w:sz="4" w:space="1" w:color="auto"/>
+          <w:right w:val="single" w:sz="4" w:space="4" w:color="auto"/>
+        </w:pBdr>
+        <w:ind w:left="1080"/>
+        <w:rPr>
+          <w:rFonts w:ascii="Cambria Math" w:hAnsi="Cambria Math"/>
+          <w:lang w:val="en-US"/>
+          <w:oMath/>
+        </w:rPr>
+      </w:pPr>
+      <m:oMathPara>
+        <m:oMathParaPr>
+          <m:jc m:val="left"/>
+        </m:oMathParaPr>
+        <m:oMath>
+          <m:r>
+            <m:rPr>
+              <m:sty m:val="p"/>
+            </m:rPr>
+            <w:rPr>
+              <w:rFonts w:ascii="Cambria Math" w:eastAsiaTheme="minorEastAsia" w:hAnsi="Cambria Math"/>
+              <w:lang w:val="en-US"/>
+            </w:rPr>
+            <w:lastRenderedPageBreak/>
+            <m:t>Φ</m:t>
+          </m:r>
+          <m:d>
+            <m:dPr>
+              <m:ctrlPr>
+                <w:rPr>
+                  <w:rFonts w:ascii="Cambria Math" w:eastAsiaTheme="minorEastAsia" w:hAnsi="Cambria Math"/>
+                  <w:i/>
+                  <w:lang w:val="en-US"/>
+                </w:rPr>
+              </m:ctrlPr>
+            </m:dPr>
+            <m:e>
+              <m:r>
+                <w:rPr>
+                  <w:rFonts w:ascii="Cambria Math" w:eastAsiaTheme="minorEastAsia" w:hAnsi="Cambria Math"/>
+                  <w:lang w:val="en-US"/>
+                </w:rPr>
+                <m:t>x</m:t>
+              </m:r>
+            </m:e>
+          </m:d>
+          <m:r>
+            <m:rPr>
+              <m:sty m:val="p"/>
+            </m:rPr>
+            <w:rPr>
+              <w:rFonts w:ascii="Cambria Math" w:hAnsi="Cambria Math"/>
+              <w:lang w:val="en-US"/>
+            </w:rPr>
+            <m:t>=</m:t>
+          </m:r>
+          <m:f>
+            <m:fPr>
+              <m:ctrlPr>
+                <w:rPr>
+                  <w:rFonts w:ascii="Cambria Math" w:hAnsi="Cambria Math"/>
+                  <w:lang w:val="en-US"/>
+                </w:rPr>
+              </m:ctrlPr>
+            </m:fPr>
+            <m:num>
+              <m:r>
+                <w:rPr>
+                  <w:rFonts w:ascii="Cambria Math" w:hAnsi="Cambria Math"/>
+                  <w:lang w:val="en-US"/>
+                </w:rPr>
+                <m:t>1</m:t>
+              </m:r>
+            </m:num>
+            <m:den>
+              <m:r>
+                <w:rPr>
+                  <w:rFonts w:ascii="Cambria Math" w:hAnsi="Cambria Math"/>
+                  <w:lang w:val="en-US"/>
+                </w:rPr>
+                <m:t>2</m:t>
+              </m:r>
+            </m:den>
+          </m:f>
+          <m:r>
+            <m:rPr>
+              <m:sty m:val="p"/>
+            </m:rPr>
+            <w:rPr>
+              <w:rFonts w:ascii="Cambria Math" w:hAnsi="Cambria Math"/>
+              <w:lang w:val="en-US"/>
+            </w:rPr>
+            <m:t>+</m:t>
+          </m:r>
+          <m:f>
+            <m:fPr>
+              <m:ctrlPr>
+                <w:rPr>
+                  <w:rFonts w:ascii="Cambria Math" w:hAnsi="Cambria Math"/>
+                  <w:lang w:val="en-US"/>
+                </w:rPr>
+              </m:ctrlPr>
+            </m:fPr>
+            <m:num>
+              <m:r>
+                <w:rPr>
+                  <w:rFonts w:ascii="Cambria Math" w:hAnsi="Cambria Math"/>
+                  <w:lang w:val="en-US"/>
+                </w:rPr>
+                <m:t>1</m:t>
+              </m:r>
+            </m:num>
+            <m:den>
+              <m:r>
+                <w:rPr>
+                  <w:rFonts w:ascii="Cambria Math" w:hAnsi="Cambria Math"/>
+                  <w:lang w:val="en-US"/>
+                </w:rPr>
+                <m:t>2</m:t>
+              </m:r>
+            </m:den>
+          </m:f>
+          <m:r>
+            <m:rPr>
+              <m:sty m:val="p"/>
+            </m:rPr>
+            <w:rPr>
+              <w:rFonts w:ascii="Cambria Math" w:hAnsi="Cambria Math"/>
+              <w:lang w:val="en-US"/>
+            </w:rPr>
+            <m:t>erf</m:t>
+          </m:r>
+          <m:d>
+            <m:dPr>
+              <m:ctrlPr>
+                <w:rPr>
+                  <w:rFonts w:ascii="Cambria Math" w:hAnsi="Cambria Math"/>
+                  <w:lang w:val="en-US"/>
+                </w:rPr>
+              </m:ctrlPr>
+            </m:dPr>
+            <m:e>
+              <m:f>
+                <m:fPr>
+                  <m:ctrlPr>
+                    <w:rPr>
+                      <w:rFonts w:ascii="Cambria Math" w:hAnsi="Cambria Math"/>
+                      <w:i/>
+                      <w:lang w:val="en-US"/>
+                    </w:rPr>
+                  </m:ctrlPr>
+                </m:fPr>
+                <m:num>
+                  <m:r>
+                    <w:rPr>
+                      <w:rFonts w:ascii="Cambria Math" w:hAnsi="Cambria Math"/>
+                      <w:lang w:val="en-US"/>
+                    </w:rPr>
+                    <m:t>x</m:t>
+                  </m:r>
+                </m:num>
+                <m:den>
+                  <m:rad>
+                    <m:radPr>
+                      <m:degHide m:val="1"/>
+                      <m:ctrlPr>
+                        <w:rPr>
+                          <w:rFonts w:ascii="Cambria Math" w:hAnsi="Cambria Math"/>
+                          <w:i/>
+                          <w:lang w:val="en-US"/>
+                        </w:rPr>
+                      </m:ctrlPr>
+                    </m:radPr>
+                    <m:deg/>
+                    <m:e>
+                      <m:r>
+                        <w:rPr>
+                          <w:rFonts w:ascii="Cambria Math" w:hAnsi="Cambria Math"/>
+                          <w:lang w:val="en-US"/>
+                        </w:rPr>
+                        <m:t>2</m:t>
+                      </m:r>
+                    </m:e>
+                  </m:rad>
+                </m:den>
+              </m:f>
+            </m:e>
+          </m:d>
+        </m:oMath>
+      </m:oMathPara>
+    </w:p>
+    <w:p>
+      <w:pPr>
+        <w:pStyle w:val="ListParagraph"/>
+        <w:numPr>
+          <w:ilvl w:val="0"/>
+          <w:numId w:val="1"/>
+        </w:numPr>
+        <w:rPr>
+          <w:rFonts w:ascii="Cambria Math" w:hAnsi="Cambria Math"/>
+          <w:lang w:val="en-US"/>
+          <w:oMath/>
+        </w:rPr>
+      </w:pPr>
+      <w:r>
+        <w:rPr>
+          <w:rFonts w:eastAsiaTheme="minorEastAsia"/>
+          <w:lang w:val="en-US"/>
+        </w:rPr>
         <w:t>Ước Lượng Tích Phân Của Phân Phối Chuẩn?</w:t>
       </w:r>
     </w:p>
@@ -11303,7 +11529,6 @@
           <w:rFonts w:eastAsiaTheme="minorEastAsia"/>
           <w:lang w:val="en-US"/>
         </w:rPr>
-        <w:lastRenderedPageBreak/>
         <w:t>Xét phân phối chuẩn có Mean = 0, tích phân đoạn [–</w:t>
       </w:r>
       <w:r>
@@ -11838,8 +12063,6 @@
         </w:rPr>
         <w:t>, k là số biến ngẫu nhiên ở vế phải</w:t>
       </w:r>
-      <w:bookmarkStart w:id="0" w:name="_GoBack"/>
-      <w:bookmarkEnd w:id="0"/>
     </w:p>
     <w:p>
       <w:pPr>
@@ -13482,7 +13705,6 @@
         <w:rPr>
           <w:lang w:val="en-US"/>
         </w:rPr>
-        <w:lastRenderedPageBreak/>
         <w:t>Moment:</w:t>
       </w:r>
     </w:p>
@@ -16664,6 +16886,7 @@
         <w:rPr>
           <w:lang w:val="en-US"/>
         </w:rPr>
+        <w:lastRenderedPageBreak/>
         <w:t xml:space="preserve">Central Limit Theorem – Định </w:t>
       </w:r>
       <w:r>
@@ -16712,7 +16935,6 @@
         <w:rPr>
           <w:lang w:val="en-US"/>
         </w:rPr>
-        <w:lastRenderedPageBreak/>
         <w:t>Tổng của vô hạn biến ngẫu nhiên với cùng 1 PDF là 1 biến ngẫu nhiên khác có phân phối chuẩn</w:t>
       </w:r>
     </w:p>

--- a/statistics.docx
+++ b/statistics.docx
@@ -5278,6 +5278,60 @@
     </w:p>
     <w:p>
       <w:pPr>
+        <w:pStyle w:val="ListParagraph"/>
+        <w:numPr>
+          <w:ilvl w:val="0"/>
+          <w:numId w:val="21"/>
+        </w:numPr>
+        <w:rPr>
+          <w:lang w:val="en-US"/>
+        </w:rPr>
+      </w:pPr>
+      <w:r>
+        <w:rPr>
+          <w:lang w:val="en-US"/>
+        </w:rPr>
+        <w:t>So Sánh Kỳ Vọng Khi Lấy Sample Và Khi Lấy Toàn Bộ Population?</w:t>
+      </w:r>
+    </w:p>
+    <w:p>
+      <w:pPr>
+        <w:pStyle w:val="ListParagraph"/>
+        <w:numPr>
+          <w:ilvl w:val="0"/>
+          <w:numId w:val="7"/>
+        </w:numPr>
+        <w:rPr>
+          <w:lang w:val="en-US"/>
+        </w:rPr>
+      </w:pPr>
+      <w:r>
+        <w:rPr>
+          <w:lang w:val="en-US"/>
+        </w:rPr>
+        <w:t>Giả sử ta muốn đo 1 thuộc tính nào đó của toàn bộ con người, thuộc tính này có thể là bất cứ thứ gì, thậm chí có thể là 1 hàm phức tạp của 1 thuộc tính nào đó, và ta muốn lấy giá trị trung bình của thuộc tính đó trên toàn bộ con người, gọi giá trị này là A</w:t>
+      </w:r>
+    </w:p>
+    <w:p>
+      <w:pPr>
+        <w:pStyle w:val="ListParagraph"/>
+        <w:numPr>
+          <w:ilvl w:val="0"/>
+          <w:numId w:val="7"/>
+        </w:numPr>
+        <w:rPr>
+          <w:lang w:val="en-US"/>
+        </w:rPr>
+      </w:pPr>
+      <w:r>
+        <w:rPr>
+          <w:lang w:val="en-US"/>
+        </w:rPr>
+        <w:t>Bây giờ ta Sample n người rồi đo trung bình thuộc tính đó trên n người, gọi giá trị này là B, kỳ vọng của B chính = A</w:t>
+      </w:r>
+    </w:p>
+    <w:p>
+      <w:pPr>
         <w:rPr>
           <w:lang w:val="en-US"/>
         </w:rPr>
@@ -6327,7 +6381,14 @@
               <w:rFonts w:ascii="Cambria Math" w:hAnsi="Cambria Math"/>
               <w:lang w:val="en-US"/>
             </w:rPr>
-            <m:t>=Var[X]+Var[Y]</m:t>
+            <m:t>=Var[X]+Va</m:t>
+          </m:r>
+          <m:r>
+            <w:rPr>
+              <w:rFonts w:ascii="Cambria Math" w:hAnsi="Cambria Math"/>
+              <w:lang w:val="en-US"/>
+            </w:rPr>
+            <m:t>r[Y]</m:t>
           </m:r>
         </m:oMath>
       </m:oMathPara>
@@ -8228,7 +8289,19 @@
         <w:rPr>
           <w:lang w:val="en-US"/>
         </w:rPr>
-        <w:t xml:space="preserve"> là giá trị trung bình của Sample</w:t>
+        <w:t xml:space="preserve"> là </w:t>
+      </w:r>
+      <w:r>
+        <w:rPr>
+          <w:lang w:val="en-US"/>
+        </w:rPr>
+        <w:t>Mean</w:t>
+      </w:r>
+      <w:r>
+        <w:rPr>
+          <w:lang w:val="en-US"/>
+        </w:rPr>
+        <w:t xml:space="preserve"> của Sample</w:t>
       </w:r>
     </w:p>
     <w:p>
@@ -8246,7 +8319,6 @@
         <w:rPr>
           <w:lang w:val="en-US"/>
         </w:rPr>
-        <w:lastRenderedPageBreak/>
         <w:t>Chứng Minh Công Thức Tính Variance Của 1 Sample?</w:t>
       </w:r>
     </w:p>
@@ -10546,30 +10618,10 @@
     </w:p>
     <w:p>
       <w:pPr>
-        <w:rPr>
-          <w:lang w:val="en-US"/>
-        </w:rPr>
-      </w:pPr>
-    </w:p>
-    <w:p>
-      <w:pPr>
-        <w:rPr>
-          <w:lang w:val="en-US"/>
-        </w:rPr>
-      </w:pPr>
-      <w:r>
-        <w:rPr>
-          <w:lang w:val="en-US"/>
-        </w:rPr>
-        <w:t>Distribution – Phân Phối:</w:t>
-      </w:r>
-    </w:p>
-    <w:p>
-      <w:pPr>
         <w:pStyle w:val="ListParagraph"/>
         <w:numPr>
           <w:ilvl w:val="0"/>
-          <w:numId w:val="1"/>
+          <w:numId w:val="18"/>
         </w:numPr>
         <w:rPr>
           <w:lang w:val="en-US"/>
@@ -10579,7 +10631,7 @@
         <w:rPr>
           <w:lang w:val="en-US"/>
         </w:rPr>
-        <w:t>PDF (Probability Density Function) Là Gì?</w:t>
+        <w:t>Variance Của 1 Biến Ngẫu Nhiên Dạng Vector Mà Các Phần Tử Của Nó Độc Lập?</w:t>
       </w:r>
     </w:p>
     <w:p>
@@ -10587,7 +10639,7 @@
         <w:pStyle w:val="ListParagraph"/>
         <w:numPr>
           <w:ilvl w:val="0"/>
-          <w:numId w:val="4"/>
+          <w:numId w:val="7"/>
         </w:numPr>
         <w:rPr>
           <w:lang w:val="en-US"/>
@@ -10597,7 +10649,7 @@
         <w:rPr>
           <w:lang w:val="en-US"/>
         </w:rPr>
-        <w:t>PDF của 1 phân phối là hàm số mà khi lấy tích phân trên 1 đoạn, ta sẽ được xác suất xuất hiện giá trị nằm trên đoạn này của phân phối đó</w:t>
+        <w:t>Bằng tổng Variance của mỗi phần tử</w:t>
       </w:r>
     </w:p>
     <w:p>
@@ -10605,7 +10657,7 @@
         <w:pStyle w:val="ListParagraph"/>
         <w:numPr>
           <w:ilvl w:val="0"/>
-          <w:numId w:val="1"/>
+          <w:numId w:val="18"/>
         </w:numPr>
         <w:rPr>
           <w:lang w:val="en-US"/>
@@ -10615,7 +10667,25 @@
         <w:rPr>
           <w:lang w:val="en-US"/>
         </w:rPr>
-        <w:t>Likelihood Là Gì?</w:t>
+        <w:t>Hiệp Phương Sai (</w:t>
+      </w:r>
+      <w:r>
+        <w:rPr>
+          <w:lang w:val="en-US"/>
+        </w:rPr>
+        <w:t>Covariance</w:t>
+      </w:r>
+      <w:r>
+        <w:rPr>
+          <w:lang w:val="en-US"/>
+        </w:rPr>
+        <w:t>)</w:t>
+      </w:r>
+      <w:r>
+        <w:rPr>
+          <w:lang w:val="en-US"/>
+        </w:rPr>
+        <w:t xml:space="preserve"> Của 2 Biến Ngẫu Nhiên Là Gì?</w:t>
       </w:r>
     </w:p>
     <w:p>
@@ -10623,7 +10693,7 @@
         <w:pStyle w:val="ListParagraph"/>
         <w:numPr>
           <w:ilvl w:val="0"/>
-          <w:numId w:val="4"/>
+          <w:numId w:val="7"/>
         </w:numPr>
         <w:rPr>
           <w:lang w:val="en-US"/>
@@ -10633,7 +10703,7 @@
         <w:rPr>
           <w:lang w:val="en-US"/>
         </w:rPr>
-        <w:t>Likelihood của 1 giá trị trong 1 phân phối là tung độ ứng với giá trị đó trong đồ thị PDF của phân phối</w:t>
+        <w:t>Ở đây ta xét 1 biến ngẫu nhiên là Vector 2D, có 2 phần tử là biến ngẫu nhiên X và biến ngẫu nhiên Y</w:t>
       </w:r>
     </w:p>
     <w:p>
@@ -10641,7 +10711,7 @@
         <w:pStyle w:val="ListParagraph"/>
         <w:numPr>
           <w:ilvl w:val="0"/>
-          <w:numId w:val="1"/>
+          <w:numId w:val="7"/>
         </w:numPr>
         <w:rPr>
           <w:lang w:val="en-US"/>
@@ -10651,7 +10721,19 @@
         <w:rPr>
           <w:lang w:val="en-US"/>
         </w:rPr>
-        <w:t>PMF (Probability Mass Function) Là Gì?</w:t>
+        <w:t>Hiểu nôm na Covariance của 2 biến ngẫu nhiên là Variance theo đường chéo</w:t>
+      </w:r>
+      <w:r>
+        <w:rPr>
+          <w:lang w:val="en-US"/>
+        </w:rPr>
+        <w:t xml:space="preserve"> hay đường phân giác các góc phần tư</w:t>
+      </w:r>
+      <w:r>
+        <w:rPr>
+          <w:lang w:val="en-US"/>
+        </w:rPr>
+        <w:t xml:space="preserve"> thay vì theo trục của biến ngẫu nhiên</w:t>
       </w:r>
     </w:p>
     <w:p>
@@ -10659,7 +10741,7 @@
         <w:pStyle w:val="ListParagraph"/>
         <w:numPr>
           <w:ilvl w:val="0"/>
-          <w:numId w:val="4"/>
+          <w:numId w:val="7"/>
         </w:numPr>
         <w:rPr>
           <w:lang w:val="en-US"/>
@@ -10669,7 +10751,31 @@
         <w:rPr>
           <w:lang w:val="en-US"/>
         </w:rPr>
-        <w:t>Là đồ thị chỉ bao gồm các điểm rời rạc, hoành độ và tung độ của điểm ứng với giá trị và xác suất xuất hiện giá trị ấy trong phân phối</w:t>
+        <w:t xml:space="preserve">Nếu </w:t>
+      </w:r>
+      <w:r>
+        <w:rPr>
+          <w:lang w:val="en-US"/>
+        </w:rPr>
+        <w:t>2</w:t>
+      </w:r>
+      <w:r>
+        <w:rPr>
+          <w:lang w:val="en-US"/>
+        </w:rPr>
+        <w:t xml:space="preserve"> </w:t>
+      </w:r>
+      <w:r>
+        <w:rPr>
+          <w:lang w:val="en-US"/>
+        </w:rPr>
+        <w:t xml:space="preserve">biến </w:t>
+      </w:r>
+      <w:r>
+        <w:rPr>
+          <w:lang w:val="en-US"/>
+        </w:rPr>
+        <w:t>ngẫu nhiên độc lập, không có liên hệ gì với nhau, thì Covariance = 0, nếu chúng có phần nào phụ thuộc tuyến tính thì Covariance sẽ khác 0, ví dụ nếu X tăng mà Y cũng tăng, thì Covariance &gt; 0, nếu X tăng mà Y giảm, Covariance &lt; 0</w:t>
       </w:r>
     </w:p>
     <w:p>
@@ -10677,7 +10783,7 @@
         <w:pStyle w:val="ListParagraph"/>
         <w:numPr>
           <w:ilvl w:val="0"/>
-          <w:numId w:val="1"/>
+          <w:numId w:val="18"/>
         </w:numPr>
         <w:rPr>
           <w:lang w:val="en-US"/>
@@ -10687,73 +10793,25 @@
         <w:rPr>
           <w:lang w:val="en-US"/>
         </w:rPr>
-        <w:t>CDF (Cummulative Distribution Function) Là Gì?</w:t>
-      </w:r>
-    </w:p>
-    <w:p>
-      <w:pPr>
-        <w:pStyle w:val="ListParagraph"/>
-        <w:numPr>
-          <w:ilvl w:val="0"/>
-          <w:numId w:val="4"/>
-        </w:numPr>
-        <w:rPr>
-          <w:lang w:val="en-US"/>
-        </w:rPr>
-      </w:pPr>
-      <w:r>
-        <w:rPr>
-          <w:lang w:val="en-US"/>
-        </w:rPr>
-        <w:t xml:space="preserve">Là nguyên hàm của PDF với giá trị = 0 ở – </w:t>
-      </w:r>
-      <w:r>
-        <w:rPr>
-          <w:lang w:val="en-US"/>
-        </w:rPr>
-        <w:sym w:font="Symbol" w:char="F0A5"/>
-      </w:r>
-    </w:p>
-    <w:p>
-      <w:pPr>
-        <w:pStyle w:val="ListParagraph"/>
-        <w:numPr>
-          <w:ilvl w:val="0"/>
-          <w:numId w:val="4"/>
-        </w:numPr>
-        <w:rPr>
-          <w:lang w:val="en-US"/>
-        </w:rPr>
-      </w:pPr>
-      <w:r>
-        <w:rPr>
-          <w:lang w:val="en-US"/>
-        </w:rPr>
-        <w:t>Giá trị tại 1 điểm của CDF cho biết xác suất xuất hiện các giá trị không vượt quá điểm đó trong phân phối</w:t>
-      </w:r>
-    </w:p>
-    <w:p>
-      <w:pPr>
-        <w:pStyle w:val="ListParagraph"/>
-        <w:numPr>
-          <w:ilvl w:val="0"/>
-          <w:numId w:val="1"/>
-        </w:numPr>
-        <w:rPr>
-          <w:lang w:val="en-US"/>
-        </w:rPr>
-      </w:pPr>
-      <w:r>
-        <w:rPr>
-          <w:lang w:val="en-US"/>
-        </w:rPr>
-        <w:t>PDF</w:t>
-      </w:r>
-      <w:r>
-        <w:rPr>
-          <w:lang w:val="en-US"/>
-        </w:rPr>
-        <w:t xml:space="preserve"> Của Phân Phối Chuẩn?</w:t>
+        <w:t xml:space="preserve">Công </w:t>
+      </w:r>
+      <w:r>
+        <w:rPr>
+          <w:lang w:val="en-US"/>
+        </w:rPr>
+        <w:t xml:space="preserve">Thức Tính </w:t>
+      </w:r>
+      <w:r>
+        <w:rPr>
+          <w:lang w:val="en-US"/>
+        </w:rPr>
+        <w:t>Covariance</w:t>
+      </w:r>
+      <w:r>
+        <w:rPr>
+          <w:lang w:val="en-US"/>
+        </w:rPr>
+        <w:t xml:space="preserve"> Cho Population?</w:t>
       </w:r>
     </w:p>
     <w:p>
@@ -10767,9 +10825,7 @@
         </w:pBdr>
         <w:ind w:left="1080"/>
         <w:rPr>
-          <w:rFonts w:ascii="Cambria Math" w:hAnsi="Cambria Math"/>
-          <w:lang w:val="en-US"/>
-          <w:oMath/>
+          <w:lang w:val="en-US"/>
         </w:rPr>
       </w:pPr>
       <m:oMathPara>
@@ -10782,7 +10838,2410 @@
               <w:rFonts w:ascii="Cambria Math" w:hAnsi="Cambria Math"/>
               <w:lang w:val="en-US"/>
             </w:rPr>
-            <m:t>y=</m:t>
+            <m:t>Cov</m:t>
+          </m:r>
+          <m:d>
+            <m:dPr>
+              <m:ctrlPr>
+                <w:rPr>
+                  <w:rFonts w:ascii="Cambria Math" w:hAnsi="Cambria Math"/>
+                  <w:i/>
+                  <w:lang w:val="en-US"/>
+                </w:rPr>
+              </m:ctrlPr>
+            </m:dPr>
+            <m:e>
+              <m:r>
+                <w:rPr>
+                  <w:rFonts w:ascii="Cambria Math" w:hAnsi="Cambria Math"/>
+                  <w:lang w:val="en-US"/>
+                </w:rPr>
+                <m:t>X,Y</m:t>
+              </m:r>
+            </m:e>
+          </m:d>
+          <m:r>
+            <w:rPr>
+              <w:rFonts w:ascii="Cambria Math" w:hAnsi="Cambria Math"/>
+              <w:lang w:val="en-US"/>
+            </w:rPr>
+            <m:t>=</m:t>
+          </m:r>
+          <m:f>
+            <m:fPr>
+              <m:ctrlPr>
+                <w:rPr>
+                  <w:rFonts w:ascii="Cambria Math" w:hAnsi="Cambria Math"/>
+                  <w:i/>
+                  <w:lang w:val="en-US"/>
+                </w:rPr>
+              </m:ctrlPr>
+            </m:fPr>
+            <m:num>
+              <m:r>
+                <w:rPr>
+                  <w:rFonts w:ascii="Cambria Math" w:hAnsi="Cambria Math"/>
+                  <w:lang w:val="en-US"/>
+                </w:rPr>
+                <m:t>1</m:t>
+              </m:r>
+            </m:num>
+            <m:den>
+              <m:r>
+                <w:rPr>
+                  <w:rFonts w:ascii="Cambria Math" w:hAnsi="Cambria Math"/>
+                  <w:lang w:val="en-US"/>
+                </w:rPr>
+                <m:t>n</m:t>
+              </m:r>
+            </m:den>
+          </m:f>
+          <m:nary>
+            <m:naryPr>
+              <m:chr m:val="∑"/>
+              <m:limLoc m:val="undOvr"/>
+              <m:subHide m:val="1"/>
+              <m:supHide m:val="1"/>
+              <m:ctrlPr>
+                <w:rPr>
+                  <w:rFonts w:ascii="Cambria Math" w:hAnsi="Cambria Math"/>
+                  <w:i/>
+                  <w:lang w:val="en-US"/>
+                </w:rPr>
+              </m:ctrlPr>
+            </m:naryPr>
+            <m:sub/>
+            <m:sup/>
+            <m:e>
+              <m:d>
+                <m:dPr>
+                  <m:ctrlPr>
+                    <w:rPr>
+                      <w:rFonts w:ascii="Cambria Math" w:hAnsi="Cambria Math"/>
+                      <w:i/>
+                      <w:lang w:val="en-US"/>
+                    </w:rPr>
+                  </m:ctrlPr>
+                </m:dPr>
+                <m:e>
+                  <m:r>
+                    <w:rPr>
+                      <w:rFonts w:ascii="Cambria Math" w:hAnsi="Cambria Math"/>
+                      <w:lang w:val="en-US"/>
+                    </w:rPr>
+                    <m:t>x-</m:t>
+                  </m:r>
+                  <m:acc>
+                    <m:accPr>
+                      <m:chr m:val="̅"/>
+                      <m:ctrlPr>
+                        <w:rPr>
+                          <w:rFonts w:ascii="Cambria Math" w:hAnsi="Cambria Math"/>
+                          <w:i/>
+                          <w:lang w:val="en-US"/>
+                        </w:rPr>
+                      </m:ctrlPr>
+                    </m:accPr>
+                    <m:e>
+                      <m:r>
+                        <w:rPr>
+                          <w:rFonts w:ascii="Cambria Math" w:hAnsi="Cambria Math"/>
+                          <w:lang w:val="en-US"/>
+                        </w:rPr>
+                        <m:t>x</m:t>
+                      </m:r>
+                    </m:e>
+                  </m:acc>
+                </m:e>
+              </m:d>
+              <m:d>
+                <m:dPr>
+                  <m:ctrlPr>
+                    <w:rPr>
+                      <w:rFonts w:ascii="Cambria Math" w:hAnsi="Cambria Math"/>
+                      <w:i/>
+                      <w:lang w:val="en-US"/>
+                    </w:rPr>
+                  </m:ctrlPr>
+                </m:dPr>
+                <m:e>
+                  <m:r>
+                    <w:rPr>
+                      <w:rFonts w:ascii="Cambria Math" w:hAnsi="Cambria Math"/>
+                      <w:lang w:val="en-US"/>
+                    </w:rPr>
+                    <m:t>y-</m:t>
+                  </m:r>
+                  <m:acc>
+                    <m:accPr>
+                      <m:chr m:val="̅"/>
+                      <m:ctrlPr>
+                        <w:rPr>
+                          <w:rFonts w:ascii="Cambria Math" w:hAnsi="Cambria Math"/>
+                          <w:i/>
+                          <w:lang w:val="en-US"/>
+                        </w:rPr>
+                      </m:ctrlPr>
+                    </m:accPr>
+                    <m:e>
+                      <m:r>
+                        <w:rPr>
+                          <w:rFonts w:ascii="Cambria Math" w:hAnsi="Cambria Math"/>
+                          <w:lang w:val="en-US"/>
+                        </w:rPr>
+                        <m:t>y</m:t>
+                      </m:r>
+                    </m:e>
+                  </m:acc>
+                </m:e>
+              </m:d>
+            </m:e>
+          </m:nary>
+        </m:oMath>
+      </m:oMathPara>
+    </w:p>
+    <w:p>
+      <w:pPr>
+        <w:pStyle w:val="ListParagraph"/>
+        <w:numPr>
+          <w:ilvl w:val="0"/>
+          <w:numId w:val="7"/>
+        </w:numPr>
+        <w:rPr>
+          <w:lang w:val="en-US"/>
+        </w:rPr>
+      </w:pPr>
+      <w:r>
+        <w:rPr>
+          <w:lang w:val="en-US"/>
+        </w:rPr>
+        <w:t>n là kích thước Population</w:t>
+      </w:r>
+    </w:p>
+    <w:p>
+      <w:pPr>
+        <w:pStyle w:val="ListParagraph"/>
+        <w:numPr>
+          <w:ilvl w:val="0"/>
+          <w:numId w:val="18"/>
+        </w:numPr>
+        <w:rPr>
+          <w:lang w:val="en-US"/>
+        </w:rPr>
+      </w:pPr>
+      <w:r>
+        <w:rPr>
+          <w:lang w:val="en-US"/>
+        </w:rPr>
+        <w:t xml:space="preserve">Hệ </w:t>
+      </w:r>
+      <w:r>
+        <w:rPr>
+          <w:lang w:val="en-US"/>
+        </w:rPr>
+        <w:t>Số Tương Quan (</w:t>
+      </w:r>
+      <w:r>
+        <w:rPr>
+          <w:lang w:val="en-US"/>
+        </w:rPr>
+        <w:t>Correlation Coefficient</w:t>
+      </w:r>
+      <w:r>
+        <w:rPr>
+          <w:lang w:val="en-US"/>
+        </w:rPr>
+        <w:t>) Là Gì?</w:t>
+      </w:r>
+    </w:p>
+    <w:p>
+      <w:pPr>
+        <w:pStyle w:val="ListParagraph"/>
+        <w:numPr>
+          <w:ilvl w:val="0"/>
+          <w:numId w:val="7"/>
+        </w:numPr>
+        <w:rPr>
+          <w:lang w:val="en-US"/>
+        </w:rPr>
+      </w:pPr>
+      <w:r>
+        <w:rPr>
+          <w:lang w:val="en-US"/>
+        </w:rPr>
+        <w:t>Là Variance được chuẩn hóa, có giá trị</w:t>
+      </w:r>
+      <w:r>
+        <w:rPr>
+          <w:lang w:val="en-US"/>
+        </w:rPr>
+        <w:t xml:space="preserve"> trong đoạn [</w:t>
+      </w:r>
+      <w:r>
+        <w:rPr>
+          <w:lang w:val="en-US"/>
+        </w:rPr>
+        <w:t>–1, 1</w:t>
+      </w:r>
+      <w:r>
+        <w:rPr>
+          <w:lang w:val="en-US"/>
+        </w:rPr>
+        <w:t>]</w:t>
+      </w:r>
+      <w:r>
+        <w:rPr>
+          <w:lang w:val="en-US"/>
+        </w:rPr>
+        <w:t>,</w:t>
+      </w:r>
+      <w:r>
+        <w:rPr>
+          <w:lang w:val="en-US"/>
+        </w:rPr>
+        <w:t xml:space="preserve"> có giá trị - 1 hoặc 1 khi 2 biến ngẫu nhiên phụ thuộc tuyến tính 100%</w:t>
+      </w:r>
+    </w:p>
+    <w:p>
+      <w:pPr>
+        <w:pStyle w:val="ListParagraph"/>
+        <w:numPr>
+          <w:ilvl w:val="0"/>
+          <w:numId w:val="18"/>
+        </w:numPr>
+        <w:rPr>
+          <w:lang w:val="en-US"/>
+        </w:rPr>
+      </w:pPr>
+      <w:r>
+        <w:rPr>
+          <w:lang w:val="en-US"/>
+        </w:rPr>
+        <w:t xml:space="preserve">Công </w:t>
+      </w:r>
+      <w:r>
+        <w:rPr>
+          <w:lang w:val="en-US"/>
+        </w:rPr>
+        <w:t>Thức Hệ Số Tương Quan?</w:t>
+      </w:r>
+    </w:p>
+    <w:p>
+      <w:pPr>
+        <w:pStyle w:val="ListParagraph"/>
+        <w:pBdr>
+          <w:top w:val="single" w:sz="4" w:space="1" w:color="auto"/>
+          <w:left w:val="single" w:sz="4" w:space="4" w:color="auto"/>
+          <w:bottom w:val="single" w:sz="4" w:space="1" w:color="auto"/>
+          <w:right w:val="single" w:sz="4" w:space="4" w:color="auto"/>
+        </w:pBdr>
+        <w:ind w:left="1080"/>
+        <w:rPr>
+          <w:lang w:val="en-US"/>
+        </w:rPr>
+      </w:pPr>
+      <m:oMath>
+        <m:r>
+          <w:rPr>
+            <w:rFonts w:ascii="Cambria Math" w:hAnsi="Cambria Math"/>
+            <w:lang w:val="en-US"/>
+          </w:rPr>
+          <m:t>r=</m:t>
+        </m:r>
+        <m:f>
+          <m:fPr>
+            <m:ctrlPr>
+              <w:rPr>
+                <w:rFonts w:ascii="Cambria Math" w:hAnsi="Cambria Math"/>
+                <w:i/>
+                <w:lang w:val="en-US"/>
+              </w:rPr>
+            </m:ctrlPr>
+          </m:fPr>
+          <m:num>
+            <m:r>
+              <w:rPr>
+                <w:rFonts w:ascii="Cambria Math" w:hAnsi="Cambria Math"/>
+                <w:lang w:val="en-US"/>
+              </w:rPr>
+              <m:t>Cov</m:t>
+            </m:r>
+            <m:d>
+              <m:dPr>
+                <m:ctrlPr>
+                  <w:rPr>
+                    <w:rFonts w:ascii="Cambria Math" w:hAnsi="Cambria Math"/>
+                    <w:i/>
+                    <w:lang w:val="en-US"/>
+                  </w:rPr>
+                </m:ctrlPr>
+              </m:dPr>
+              <m:e>
+                <m:r>
+                  <w:rPr>
+                    <w:rFonts w:ascii="Cambria Math" w:hAnsi="Cambria Math"/>
+                    <w:lang w:val="en-US"/>
+                  </w:rPr>
+                  <m:t>X,Y</m:t>
+                </m:r>
+              </m:e>
+            </m:d>
+          </m:num>
+          <m:den>
+            <m:rad>
+              <m:radPr>
+                <m:degHide m:val="1"/>
+                <m:ctrlPr>
+                  <w:rPr>
+                    <w:rFonts w:ascii="Cambria Math" w:hAnsi="Cambria Math"/>
+                    <w:i/>
+                    <w:lang w:val="en-US"/>
+                  </w:rPr>
+                </m:ctrlPr>
+              </m:radPr>
+              <m:deg/>
+              <m:e>
+                <m:r>
+                  <w:rPr>
+                    <w:rFonts w:ascii="Cambria Math" w:hAnsi="Cambria Math"/>
+                    <w:lang w:val="en-US"/>
+                  </w:rPr>
+                  <m:t>Var</m:t>
+                </m:r>
+                <m:d>
+                  <m:dPr>
+                    <m:begChr m:val="["/>
+                    <m:endChr m:val="]"/>
+                    <m:ctrlPr>
+                      <w:rPr>
+                        <w:rFonts w:ascii="Cambria Math" w:hAnsi="Cambria Math"/>
+                        <w:i/>
+                        <w:lang w:val="en-US"/>
+                      </w:rPr>
+                    </m:ctrlPr>
+                  </m:dPr>
+                  <m:e>
+                    <m:r>
+                      <w:rPr>
+                        <w:rFonts w:ascii="Cambria Math" w:hAnsi="Cambria Math"/>
+                        <w:lang w:val="en-US"/>
+                      </w:rPr>
+                      <m:t>X</m:t>
+                    </m:r>
+                  </m:e>
+                </m:d>
+                <m:r>
+                  <w:rPr>
+                    <w:rFonts w:ascii="Cambria Math" w:hAnsi="Cambria Math"/>
+                    <w:lang w:val="en-US"/>
+                  </w:rPr>
+                  <m:t>Var</m:t>
+                </m:r>
+                <m:d>
+                  <m:dPr>
+                    <m:begChr m:val="["/>
+                    <m:endChr m:val="]"/>
+                    <m:ctrlPr>
+                      <w:rPr>
+                        <w:rFonts w:ascii="Cambria Math" w:hAnsi="Cambria Math"/>
+                        <w:i/>
+                        <w:lang w:val="en-US"/>
+                      </w:rPr>
+                    </m:ctrlPr>
+                  </m:dPr>
+                  <m:e>
+                    <m:r>
+                      <w:rPr>
+                        <w:rFonts w:ascii="Cambria Math" w:hAnsi="Cambria Math"/>
+                        <w:lang w:val="en-US"/>
+                      </w:rPr>
+                      <m:t>Y</m:t>
+                    </m:r>
+                  </m:e>
+                </m:d>
+              </m:e>
+            </m:rad>
+          </m:den>
+        </m:f>
+      </m:oMath>
+      <w:r>
+        <w:rPr>
+          <w:lang w:val="en-US"/>
+        </w:rPr>
+        <w:t xml:space="preserve"> </w:t>
+      </w:r>
+    </w:p>
+    <w:p>
+      <w:pPr>
+        <w:pStyle w:val="ListParagraph"/>
+        <w:numPr>
+          <w:ilvl w:val="0"/>
+          <w:numId w:val="18"/>
+        </w:numPr>
+        <w:rPr>
+          <w:lang w:val="en-US"/>
+        </w:rPr>
+      </w:pPr>
+      <w:r>
+        <w:rPr>
+          <w:lang w:val="en-US"/>
+        </w:rPr>
+        <w:t xml:space="preserve">Chứng </w:t>
+      </w:r>
+      <w:r>
+        <w:rPr>
+          <w:lang w:val="en-US"/>
+        </w:rPr>
+        <w:t>Minh Hệ Số Tương Quan Có Độ Lớn Không Vượt Quá 1?</w:t>
+      </w:r>
+    </w:p>
+    <w:p>
+      <w:pPr>
+        <w:pStyle w:val="ListParagraph"/>
+        <w:numPr>
+          <w:ilvl w:val="0"/>
+          <w:numId w:val="7"/>
+        </w:numPr>
+        <w:rPr>
+          <w:lang w:val="en-US"/>
+        </w:rPr>
+      </w:pPr>
+      <w:r>
+        <w:rPr>
+          <w:lang w:val="en-US"/>
+        </w:rPr>
+        <w:lastRenderedPageBreak/>
+        <w:t xml:space="preserve">Do </w:t>
+      </w:r>
+      <w:r>
+        <w:rPr>
+          <w:lang w:val="en-US"/>
+        </w:rPr>
+        <w:t xml:space="preserve">độ lớn </w:t>
+      </w:r>
+      <w:r>
+        <w:rPr>
+          <w:lang w:val="en-US"/>
+        </w:rPr>
+        <w:t>tích vô hướng của 2 Vector luôn không vượt quá tích Module 2 Vector, nên</w:t>
+      </w:r>
+    </w:p>
+    <w:p>
+      <w:pPr>
+        <w:pStyle w:val="ListParagraph"/>
+        <w:pBdr>
+          <w:top w:val="single" w:sz="4" w:space="1" w:color="auto"/>
+          <w:left w:val="single" w:sz="4" w:space="4" w:color="auto"/>
+          <w:bottom w:val="single" w:sz="4" w:space="1" w:color="auto"/>
+          <w:right w:val="single" w:sz="4" w:space="4" w:color="auto"/>
+        </w:pBdr>
+        <w:ind w:left="1080"/>
+        <w:rPr>
+          <w:rFonts w:eastAsiaTheme="minorEastAsia"/>
+          <w:lang w:val="en-US"/>
+        </w:rPr>
+      </w:pPr>
+      <m:oMathPara>
+        <m:oMathParaPr>
+          <m:jc m:val="left"/>
+        </m:oMathParaPr>
+        <m:oMath>
+          <m:sSup>
+            <m:sSupPr>
+              <m:ctrlPr>
+                <w:rPr>
+                  <w:rFonts w:ascii="Cambria Math" w:hAnsi="Cambria Math"/>
+                  <w:i/>
+                  <w:lang w:val="en-US"/>
+                </w:rPr>
+              </m:ctrlPr>
+            </m:sSupPr>
+            <m:e>
+              <m:d>
+                <m:dPr>
+                  <m:ctrlPr>
+                    <w:rPr>
+                      <w:rFonts w:ascii="Cambria Math" w:hAnsi="Cambria Math"/>
+                      <w:i/>
+                      <w:lang w:val="en-US"/>
+                    </w:rPr>
+                  </m:ctrlPr>
+                </m:dPr>
+                <m:e>
+                  <m:nary>
+                    <m:naryPr>
+                      <m:chr m:val="∑"/>
+                      <m:limLoc m:val="undOvr"/>
+                      <m:subHide m:val="1"/>
+                      <m:supHide m:val="1"/>
+                      <m:ctrlPr>
+                        <w:rPr>
+                          <w:rFonts w:ascii="Cambria Math" w:hAnsi="Cambria Math"/>
+                          <w:i/>
+                          <w:lang w:val="en-US"/>
+                        </w:rPr>
+                      </m:ctrlPr>
+                    </m:naryPr>
+                    <m:sub/>
+                    <m:sup/>
+                    <m:e>
+                      <m:d>
+                        <m:dPr>
+                          <m:ctrlPr>
+                            <w:rPr>
+                              <w:rFonts w:ascii="Cambria Math" w:hAnsi="Cambria Math"/>
+                              <w:i/>
+                              <w:lang w:val="en-US"/>
+                            </w:rPr>
+                          </m:ctrlPr>
+                        </m:dPr>
+                        <m:e>
+                          <m:r>
+                            <w:rPr>
+                              <w:rFonts w:ascii="Cambria Math" w:hAnsi="Cambria Math"/>
+                              <w:lang w:val="en-US"/>
+                            </w:rPr>
+                            <m:t>x-</m:t>
+                          </m:r>
+                          <m:acc>
+                            <m:accPr>
+                              <m:chr m:val="̅"/>
+                              <m:ctrlPr>
+                                <w:rPr>
+                                  <w:rFonts w:ascii="Cambria Math" w:hAnsi="Cambria Math"/>
+                                  <w:i/>
+                                  <w:lang w:val="en-US"/>
+                                </w:rPr>
+                              </m:ctrlPr>
+                            </m:accPr>
+                            <m:e>
+                              <m:r>
+                                <w:rPr>
+                                  <w:rFonts w:ascii="Cambria Math" w:hAnsi="Cambria Math"/>
+                                  <w:lang w:val="en-US"/>
+                                </w:rPr>
+                                <m:t>x</m:t>
+                              </m:r>
+                            </m:e>
+                          </m:acc>
+                        </m:e>
+                      </m:d>
+                      <m:d>
+                        <m:dPr>
+                          <m:ctrlPr>
+                            <w:rPr>
+                              <w:rFonts w:ascii="Cambria Math" w:hAnsi="Cambria Math"/>
+                              <w:i/>
+                              <w:lang w:val="en-US"/>
+                            </w:rPr>
+                          </m:ctrlPr>
+                        </m:dPr>
+                        <m:e>
+                          <m:r>
+                            <w:rPr>
+                              <w:rFonts w:ascii="Cambria Math" w:hAnsi="Cambria Math"/>
+                              <w:lang w:val="en-US"/>
+                            </w:rPr>
+                            <m:t>y-</m:t>
+                          </m:r>
+                          <m:acc>
+                            <m:accPr>
+                              <m:chr m:val="̅"/>
+                              <m:ctrlPr>
+                                <w:rPr>
+                                  <w:rFonts w:ascii="Cambria Math" w:hAnsi="Cambria Math"/>
+                                  <w:i/>
+                                  <w:lang w:val="en-US"/>
+                                </w:rPr>
+                              </m:ctrlPr>
+                            </m:accPr>
+                            <m:e>
+                              <m:r>
+                                <w:rPr>
+                                  <w:rFonts w:ascii="Cambria Math" w:hAnsi="Cambria Math"/>
+                                  <w:lang w:val="en-US"/>
+                                </w:rPr>
+                                <m:t>y</m:t>
+                              </m:r>
+                            </m:e>
+                          </m:acc>
+                        </m:e>
+                      </m:d>
+                    </m:e>
+                  </m:nary>
+                </m:e>
+              </m:d>
+            </m:e>
+            <m:sup>
+              <m:r>
+                <w:rPr>
+                  <w:rFonts w:ascii="Cambria Math" w:hAnsi="Cambria Math"/>
+                  <w:lang w:val="en-US"/>
+                </w:rPr>
+                <m:t>2</m:t>
+              </m:r>
+            </m:sup>
+          </m:sSup>
+          <m:r>
+            <w:rPr>
+              <w:rFonts w:ascii="Cambria Math" w:hAnsi="Cambria Math"/>
+              <w:lang w:val="en-US"/>
+            </w:rPr>
+            <m:t>≤</m:t>
+          </m:r>
+          <m:sSup>
+            <m:sSupPr>
+              <m:ctrlPr>
+                <w:rPr>
+                  <w:rFonts w:ascii="Cambria Math" w:hAnsi="Cambria Math"/>
+                  <w:i/>
+                  <w:lang w:val="en-US"/>
+                </w:rPr>
+              </m:ctrlPr>
+            </m:sSupPr>
+            <m:e>
+              <m:d>
+                <m:dPr>
+                  <m:ctrlPr>
+                    <w:rPr>
+                      <w:rFonts w:ascii="Cambria Math" w:hAnsi="Cambria Math"/>
+                      <w:i/>
+                      <w:lang w:val="en-US"/>
+                    </w:rPr>
+                  </m:ctrlPr>
+                </m:dPr>
+                <m:e>
+                  <m:nary>
+                    <m:naryPr>
+                      <m:chr m:val="∑"/>
+                      <m:limLoc m:val="undOvr"/>
+                      <m:subHide m:val="1"/>
+                      <m:supHide m:val="1"/>
+                      <m:ctrlPr>
+                        <w:rPr>
+                          <w:rFonts w:ascii="Cambria Math" w:hAnsi="Cambria Math"/>
+                          <w:i/>
+                          <w:lang w:val="en-US"/>
+                        </w:rPr>
+                      </m:ctrlPr>
+                    </m:naryPr>
+                    <m:sub/>
+                    <m:sup/>
+                    <m:e>
+                      <m:d>
+                        <m:dPr>
+                          <m:ctrlPr>
+                            <w:rPr>
+                              <w:rFonts w:ascii="Cambria Math" w:hAnsi="Cambria Math"/>
+                              <w:i/>
+                              <w:lang w:val="en-US"/>
+                            </w:rPr>
+                          </m:ctrlPr>
+                        </m:dPr>
+                        <m:e>
+                          <m:r>
+                            <w:rPr>
+                              <w:rFonts w:ascii="Cambria Math" w:hAnsi="Cambria Math"/>
+                              <w:lang w:val="en-US"/>
+                            </w:rPr>
+                            <m:t>x-</m:t>
+                          </m:r>
+                          <m:acc>
+                            <m:accPr>
+                              <m:chr m:val="̅"/>
+                              <m:ctrlPr>
+                                <w:rPr>
+                                  <w:rFonts w:ascii="Cambria Math" w:hAnsi="Cambria Math"/>
+                                  <w:i/>
+                                  <w:lang w:val="en-US"/>
+                                </w:rPr>
+                              </m:ctrlPr>
+                            </m:accPr>
+                            <m:e>
+                              <m:r>
+                                <w:rPr>
+                                  <w:rFonts w:ascii="Cambria Math" w:hAnsi="Cambria Math"/>
+                                  <w:lang w:val="en-US"/>
+                                </w:rPr>
+                                <m:t>x</m:t>
+                              </m:r>
+                            </m:e>
+                          </m:acc>
+                        </m:e>
+                      </m:d>
+                    </m:e>
+                  </m:nary>
+                </m:e>
+              </m:d>
+            </m:e>
+            <m:sup>
+              <m:r>
+                <w:rPr>
+                  <w:rFonts w:ascii="Cambria Math" w:hAnsi="Cambria Math"/>
+                  <w:lang w:val="en-US"/>
+                </w:rPr>
+                <m:t>2</m:t>
+              </m:r>
+            </m:sup>
+          </m:sSup>
+          <m:sSup>
+            <m:sSupPr>
+              <m:ctrlPr>
+                <w:rPr>
+                  <w:rFonts w:ascii="Cambria Math" w:hAnsi="Cambria Math"/>
+                  <w:i/>
+                  <w:lang w:val="en-US"/>
+                </w:rPr>
+              </m:ctrlPr>
+            </m:sSupPr>
+            <m:e>
+              <m:d>
+                <m:dPr>
+                  <m:ctrlPr>
+                    <w:rPr>
+                      <w:rFonts w:ascii="Cambria Math" w:hAnsi="Cambria Math"/>
+                      <w:i/>
+                      <w:lang w:val="en-US"/>
+                    </w:rPr>
+                  </m:ctrlPr>
+                </m:dPr>
+                <m:e>
+                  <m:nary>
+                    <m:naryPr>
+                      <m:chr m:val="∑"/>
+                      <m:limLoc m:val="undOvr"/>
+                      <m:subHide m:val="1"/>
+                      <m:supHide m:val="1"/>
+                      <m:ctrlPr>
+                        <w:rPr>
+                          <w:rFonts w:ascii="Cambria Math" w:hAnsi="Cambria Math"/>
+                          <w:i/>
+                          <w:lang w:val="en-US"/>
+                        </w:rPr>
+                      </m:ctrlPr>
+                    </m:naryPr>
+                    <m:sub/>
+                    <m:sup/>
+                    <m:e>
+                      <m:d>
+                        <m:dPr>
+                          <m:ctrlPr>
+                            <w:rPr>
+                              <w:rFonts w:ascii="Cambria Math" w:hAnsi="Cambria Math"/>
+                              <w:i/>
+                              <w:lang w:val="en-US"/>
+                            </w:rPr>
+                          </m:ctrlPr>
+                        </m:dPr>
+                        <m:e>
+                          <m:r>
+                            <w:rPr>
+                              <w:rFonts w:ascii="Cambria Math" w:hAnsi="Cambria Math"/>
+                              <w:lang w:val="en-US"/>
+                            </w:rPr>
+                            <m:t>y-y</m:t>
+                          </m:r>
+                        </m:e>
+                      </m:d>
+                    </m:e>
+                  </m:nary>
+                </m:e>
+              </m:d>
+            </m:e>
+            <m:sup>
+              <m:r>
+                <w:rPr>
+                  <w:rFonts w:ascii="Cambria Math" w:hAnsi="Cambria Math"/>
+                  <w:lang w:val="en-US"/>
+                </w:rPr>
+                <m:t>2</m:t>
+              </m:r>
+            </m:sup>
+          </m:sSup>
+          <m:r>
+            <w:rPr>
+              <w:rFonts w:ascii="Cambria Math" w:hAnsi="Cambria Math"/>
+              <w:lang w:val="en-US"/>
+            </w:rPr>
+            <m:t>⇒</m:t>
+          </m:r>
+        </m:oMath>
+      </m:oMathPara>
+    </w:p>
+    <w:p>
+      <w:pPr>
+        <w:pStyle w:val="ListParagraph"/>
+        <w:pBdr>
+          <w:top w:val="single" w:sz="4" w:space="1" w:color="auto"/>
+          <w:left w:val="single" w:sz="4" w:space="4" w:color="auto"/>
+          <w:bottom w:val="single" w:sz="4" w:space="1" w:color="auto"/>
+          <w:right w:val="single" w:sz="4" w:space="4" w:color="auto"/>
+        </w:pBdr>
+        <w:ind w:left="1080"/>
+        <w:rPr>
+          <w:rFonts w:eastAsiaTheme="minorEastAsia"/>
+          <w:lang w:val="en-US"/>
+        </w:rPr>
+      </w:pPr>
+      <m:oMathPara>
+        <m:oMathParaPr>
+          <m:jc m:val="left"/>
+        </m:oMathParaPr>
+        <m:oMath>
+          <m:f>
+            <m:fPr>
+              <m:ctrlPr>
+                <w:rPr>
+                  <w:rFonts w:ascii="Cambria Math" w:hAnsi="Cambria Math"/>
+                  <w:i/>
+                  <w:lang w:val="en-US"/>
+                </w:rPr>
+              </m:ctrlPr>
+            </m:fPr>
+            <m:num>
+              <m:f>
+                <m:fPr>
+                  <m:ctrlPr>
+                    <w:rPr>
+                      <w:rFonts w:ascii="Cambria Math" w:hAnsi="Cambria Math"/>
+                      <w:i/>
+                      <w:lang w:val="en-US"/>
+                    </w:rPr>
+                  </m:ctrlPr>
+                </m:fPr>
+                <m:num>
+                  <m:r>
+                    <w:rPr>
+                      <w:rFonts w:ascii="Cambria Math" w:hAnsi="Cambria Math"/>
+                      <w:lang w:val="en-US"/>
+                    </w:rPr>
+                    <m:t>1</m:t>
+                  </m:r>
+                </m:num>
+                <m:den>
+                  <m:sSup>
+                    <m:sSupPr>
+                      <m:ctrlPr>
+                        <w:rPr>
+                          <w:rFonts w:ascii="Cambria Math" w:hAnsi="Cambria Math"/>
+                          <w:i/>
+                          <w:lang w:val="en-US"/>
+                        </w:rPr>
+                      </m:ctrlPr>
+                    </m:sSupPr>
+                    <m:e>
+                      <m:r>
+                        <w:rPr>
+                          <w:rFonts w:ascii="Cambria Math" w:hAnsi="Cambria Math"/>
+                          <w:lang w:val="en-US"/>
+                        </w:rPr>
+                        <m:t>n</m:t>
+                      </m:r>
+                    </m:e>
+                    <m:sup>
+                      <m:r>
+                        <w:rPr>
+                          <w:rFonts w:ascii="Cambria Math" w:hAnsi="Cambria Math"/>
+                          <w:lang w:val="en-US"/>
+                        </w:rPr>
+                        <m:t>2</m:t>
+                      </m:r>
+                    </m:sup>
+                  </m:sSup>
+                </m:den>
+              </m:f>
+              <m:sSup>
+                <m:sSupPr>
+                  <m:ctrlPr>
+                    <w:rPr>
+                      <w:rFonts w:ascii="Cambria Math" w:hAnsi="Cambria Math"/>
+                      <w:i/>
+                      <w:lang w:val="en-US"/>
+                    </w:rPr>
+                  </m:ctrlPr>
+                </m:sSupPr>
+                <m:e>
+                  <m:d>
+                    <m:dPr>
+                      <m:ctrlPr>
+                        <w:rPr>
+                          <w:rFonts w:ascii="Cambria Math" w:hAnsi="Cambria Math"/>
+                          <w:i/>
+                          <w:lang w:val="en-US"/>
+                        </w:rPr>
+                      </m:ctrlPr>
+                    </m:dPr>
+                    <m:e>
+                      <m:nary>
+                        <m:naryPr>
+                          <m:chr m:val="∑"/>
+                          <m:limLoc m:val="undOvr"/>
+                          <m:subHide m:val="1"/>
+                          <m:supHide m:val="1"/>
+                          <m:ctrlPr>
+                            <w:rPr>
+                              <w:rFonts w:ascii="Cambria Math" w:hAnsi="Cambria Math"/>
+                              <w:i/>
+                              <w:lang w:val="en-US"/>
+                            </w:rPr>
+                          </m:ctrlPr>
+                        </m:naryPr>
+                        <m:sub/>
+                        <m:sup/>
+                        <m:e>
+                          <m:d>
+                            <m:dPr>
+                              <m:ctrlPr>
+                                <w:rPr>
+                                  <w:rFonts w:ascii="Cambria Math" w:hAnsi="Cambria Math"/>
+                                  <w:i/>
+                                  <w:lang w:val="en-US"/>
+                                </w:rPr>
+                              </m:ctrlPr>
+                            </m:dPr>
+                            <m:e>
+                              <m:r>
+                                <w:rPr>
+                                  <w:rFonts w:ascii="Cambria Math" w:hAnsi="Cambria Math"/>
+                                  <w:lang w:val="en-US"/>
+                                </w:rPr>
+                                <m:t>x-</m:t>
+                              </m:r>
+                              <m:acc>
+                                <m:accPr>
+                                  <m:chr m:val="̅"/>
+                                  <m:ctrlPr>
+                                    <w:rPr>
+                                      <w:rFonts w:ascii="Cambria Math" w:hAnsi="Cambria Math"/>
+                                      <w:i/>
+                                      <w:lang w:val="en-US"/>
+                                    </w:rPr>
+                                  </m:ctrlPr>
+                                </m:accPr>
+                                <m:e>
+                                  <m:r>
+                                    <w:rPr>
+                                      <w:rFonts w:ascii="Cambria Math" w:hAnsi="Cambria Math"/>
+                                      <w:lang w:val="en-US"/>
+                                    </w:rPr>
+                                    <m:t>x</m:t>
+                                  </m:r>
+                                </m:e>
+                              </m:acc>
+                            </m:e>
+                          </m:d>
+                          <m:d>
+                            <m:dPr>
+                              <m:ctrlPr>
+                                <w:rPr>
+                                  <w:rFonts w:ascii="Cambria Math" w:hAnsi="Cambria Math"/>
+                                  <w:i/>
+                                  <w:lang w:val="en-US"/>
+                                </w:rPr>
+                              </m:ctrlPr>
+                            </m:dPr>
+                            <m:e>
+                              <m:r>
+                                <w:rPr>
+                                  <w:rFonts w:ascii="Cambria Math" w:hAnsi="Cambria Math"/>
+                                  <w:lang w:val="en-US"/>
+                                </w:rPr>
+                                <m:t>y-</m:t>
+                              </m:r>
+                              <m:acc>
+                                <m:accPr>
+                                  <m:chr m:val="̅"/>
+                                  <m:ctrlPr>
+                                    <w:rPr>
+                                      <w:rFonts w:ascii="Cambria Math" w:hAnsi="Cambria Math"/>
+                                      <w:i/>
+                                      <w:lang w:val="en-US"/>
+                                    </w:rPr>
+                                  </m:ctrlPr>
+                                </m:accPr>
+                                <m:e>
+                                  <m:r>
+                                    <w:rPr>
+                                      <w:rFonts w:ascii="Cambria Math" w:hAnsi="Cambria Math"/>
+                                      <w:lang w:val="en-US"/>
+                                    </w:rPr>
+                                    <m:t>y</m:t>
+                                  </m:r>
+                                </m:e>
+                              </m:acc>
+                            </m:e>
+                          </m:d>
+                        </m:e>
+                      </m:nary>
+                    </m:e>
+                  </m:d>
+                </m:e>
+                <m:sup>
+                  <m:r>
+                    <w:rPr>
+                      <w:rFonts w:ascii="Cambria Math" w:hAnsi="Cambria Math"/>
+                      <w:lang w:val="en-US"/>
+                    </w:rPr>
+                    <m:t>2</m:t>
+                  </m:r>
+                </m:sup>
+              </m:sSup>
+            </m:num>
+            <m:den>
+              <m:sSup>
+                <m:sSupPr>
+                  <m:ctrlPr>
+                    <w:rPr>
+                      <w:rFonts w:ascii="Cambria Math" w:hAnsi="Cambria Math"/>
+                      <w:i/>
+                      <w:lang w:val="en-US"/>
+                    </w:rPr>
+                  </m:ctrlPr>
+                </m:sSupPr>
+                <m:e>
+                  <m:f>
+                    <m:fPr>
+                      <m:ctrlPr>
+                        <w:rPr>
+                          <w:rFonts w:ascii="Cambria Math" w:hAnsi="Cambria Math"/>
+                          <w:i/>
+                          <w:lang w:val="en-US"/>
+                        </w:rPr>
+                      </m:ctrlPr>
+                    </m:fPr>
+                    <m:num>
+                      <m:r>
+                        <w:rPr>
+                          <w:rFonts w:ascii="Cambria Math" w:hAnsi="Cambria Math"/>
+                          <w:lang w:val="en-US"/>
+                        </w:rPr>
+                        <m:t>1</m:t>
+                      </m:r>
+                    </m:num>
+                    <m:den>
+                      <m:sSup>
+                        <m:sSupPr>
+                          <m:ctrlPr>
+                            <w:rPr>
+                              <w:rFonts w:ascii="Cambria Math" w:hAnsi="Cambria Math"/>
+                              <w:i/>
+                              <w:lang w:val="en-US"/>
+                            </w:rPr>
+                          </m:ctrlPr>
+                        </m:sSupPr>
+                        <m:e>
+                          <m:r>
+                            <w:rPr>
+                              <w:rFonts w:ascii="Cambria Math" w:hAnsi="Cambria Math"/>
+                              <w:lang w:val="en-US"/>
+                            </w:rPr>
+                            <m:t>n</m:t>
+                          </m:r>
+                        </m:e>
+                        <m:sup>
+                          <m:r>
+                            <w:rPr>
+                              <w:rFonts w:ascii="Cambria Math" w:hAnsi="Cambria Math"/>
+                              <w:lang w:val="en-US"/>
+                            </w:rPr>
+                            <m:t>2</m:t>
+                          </m:r>
+                        </m:sup>
+                      </m:sSup>
+                    </m:den>
+                  </m:f>
+                  <m:d>
+                    <m:dPr>
+                      <m:ctrlPr>
+                        <w:rPr>
+                          <w:rFonts w:ascii="Cambria Math" w:hAnsi="Cambria Math"/>
+                          <w:i/>
+                          <w:lang w:val="en-US"/>
+                        </w:rPr>
+                      </m:ctrlPr>
+                    </m:dPr>
+                    <m:e>
+                      <m:nary>
+                        <m:naryPr>
+                          <m:chr m:val="∑"/>
+                          <m:limLoc m:val="undOvr"/>
+                          <m:subHide m:val="1"/>
+                          <m:supHide m:val="1"/>
+                          <m:ctrlPr>
+                            <w:rPr>
+                              <w:rFonts w:ascii="Cambria Math" w:hAnsi="Cambria Math"/>
+                              <w:i/>
+                              <w:lang w:val="en-US"/>
+                            </w:rPr>
+                          </m:ctrlPr>
+                        </m:naryPr>
+                        <m:sub/>
+                        <m:sup/>
+                        <m:e>
+                          <m:d>
+                            <m:dPr>
+                              <m:ctrlPr>
+                                <w:rPr>
+                                  <w:rFonts w:ascii="Cambria Math" w:hAnsi="Cambria Math"/>
+                                  <w:i/>
+                                  <w:lang w:val="en-US"/>
+                                </w:rPr>
+                              </m:ctrlPr>
+                            </m:dPr>
+                            <m:e>
+                              <m:r>
+                                <w:rPr>
+                                  <w:rFonts w:ascii="Cambria Math" w:hAnsi="Cambria Math"/>
+                                  <w:lang w:val="en-US"/>
+                                </w:rPr>
+                                <m:t>x-</m:t>
+                              </m:r>
+                              <m:acc>
+                                <m:accPr>
+                                  <m:chr m:val="̅"/>
+                                  <m:ctrlPr>
+                                    <w:rPr>
+                                      <w:rFonts w:ascii="Cambria Math" w:hAnsi="Cambria Math"/>
+                                      <w:i/>
+                                      <w:lang w:val="en-US"/>
+                                    </w:rPr>
+                                  </m:ctrlPr>
+                                </m:accPr>
+                                <m:e>
+                                  <m:r>
+                                    <w:rPr>
+                                      <w:rFonts w:ascii="Cambria Math" w:hAnsi="Cambria Math"/>
+                                      <w:lang w:val="en-US"/>
+                                    </w:rPr>
+                                    <m:t>x</m:t>
+                                  </m:r>
+                                </m:e>
+                              </m:acc>
+                            </m:e>
+                          </m:d>
+                        </m:e>
+                      </m:nary>
+                    </m:e>
+                  </m:d>
+                </m:e>
+                <m:sup>
+                  <m:r>
+                    <w:rPr>
+                      <w:rFonts w:ascii="Cambria Math" w:hAnsi="Cambria Math"/>
+                      <w:lang w:val="en-US"/>
+                    </w:rPr>
+                    <m:t>2</m:t>
+                  </m:r>
+                </m:sup>
+              </m:sSup>
+              <m:sSup>
+                <m:sSupPr>
+                  <m:ctrlPr>
+                    <w:rPr>
+                      <w:rFonts w:ascii="Cambria Math" w:hAnsi="Cambria Math"/>
+                      <w:i/>
+                      <w:lang w:val="en-US"/>
+                    </w:rPr>
+                  </m:ctrlPr>
+                </m:sSupPr>
+                <m:e>
+                  <m:d>
+                    <m:dPr>
+                      <m:ctrlPr>
+                        <w:rPr>
+                          <w:rFonts w:ascii="Cambria Math" w:hAnsi="Cambria Math"/>
+                          <w:i/>
+                          <w:lang w:val="en-US"/>
+                        </w:rPr>
+                      </m:ctrlPr>
+                    </m:dPr>
+                    <m:e>
+                      <m:nary>
+                        <m:naryPr>
+                          <m:chr m:val="∑"/>
+                          <m:limLoc m:val="undOvr"/>
+                          <m:subHide m:val="1"/>
+                          <m:supHide m:val="1"/>
+                          <m:ctrlPr>
+                            <w:rPr>
+                              <w:rFonts w:ascii="Cambria Math" w:hAnsi="Cambria Math"/>
+                              <w:i/>
+                              <w:lang w:val="en-US"/>
+                            </w:rPr>
+                          </m:ctrlPr>
+                        </m:naryPr>
+                        <m:sub/>
+                        <m:sup/>
+                        <m:e>
+                          <m:d>
+                            <m:dPr>
+                              <m:ctrlPr>
+                                <w:rPr>
+                                  <w:rFonts w:ascii="Cambria Math" w:hAnsi="Cambria Math"/>
+                                  <w:i/>
+                                  <w:lang w:val="en-US"/>
+                                </w:rPr>
+                              </m:ctrlPr>
+                            </m:dPr>
+                            <m:e>
+                              <m:r>
+                                <w:rPr>
+                                  <w:rFonts w:ascii="Cambria Math" w:hAnsi="Cambria Math"/>
+                                  <w:lang w:val="en-US"/>
+                                </w:rPr>
+                                <m:t>y-y</m:t>
+                              </m:r>
+                            </m:e>
+                          </m:d>
+                        </m:e>
+                      </m:nary>
+                    </m:e>
+                  </m:d>
+                </m:e>
+                <m:sup>
+                  <m:r>
+                    <w:rPr>
+                      <w:rFonts w:ascii="Cambria Math" w:hAnsi="Cambria Math"/>
+                      <w:lang w:val="en-US"/>
+                    </w:rPr>
+                    <m:t>2</m:t>
+                  </m:r>
+                </m:sup>
+              </m:sSup>
+            </m:den>
+          </m:f>
+          <m:r>
+            <w:rPr>
+              <w:rFonts w:ascii="Cambria Math" w:hAnsi="Cambria Math"/>
+              <w:lang w:val="en-US"/>
+            </w:rPr>
+            <m:t>≤1⇒</m:t>
+          </m:r>
+          <m:d>
+            <m:dPr>
+              <m:begChr m:val="|"/>
+              <m:endChr m:val="|"/>
+              <m:ctrlPr>
+                <w:rPr>
+                  <w:rFonts w:ascii="Cambria Math" w:hAnsi="Cambria Math"/>
+                  <w:i/>
+                  <w:lang w:val="en-US"/>
+                </w:rPr>
+              </m:ctrlPr>
+            </m:dPr>
+            <m:e>
+              <m:f>
+                <m:fPr>
+                  <m:ctrlPr>
+                    <w:rPr>
+                      <w:rFonts w:ascii="Cambria Math" w:hAnsi="Cambria Math"/>
+                      <w:i/>
+                      <w:lang w:val="en-US"/>
+                    </w:rPr>
+                  </m:ctrlPr>
+                </m:fPr>
+                <m:num>
+                  <m:f>
+                    <m:fPr>
+                      <m:ctrlPr>
+                        <w:rPr>
+                          <w:rFonts w:ascii="Cambria Math" w:hAnsi="Cambria Math"/>
+                          <w:i/>
+                          <w:lang w:val="en-US"/>
+                        </w:rPr>
+                      </m:ctrlPr>
+                    </m:fPr>
+                    <m:num>
+                      <m:r>
+                        <w:rPr>
+                          <w:rFonts w:ascii="Cambria Math" w:hAnsi="Cambria Math"/>
+                          <w:lang w:val="en-US"/>
+                        </w:rPr>
+                        <m:t>1</m:t>
+                      </m:r>
+                    </m:num>
+                    <m:den>
+                      <m:r>
+                        <w:rPr>
+                          <w:rFonts w:ascii="Cambria Math" w:hAnsi="Cambria Math"/>
+                          <w:lang w:val="en-US"/>
+                        </w:rPr>
+                        <m:t>n</m:t>
+                      </m:r>
+                    </m:den>
+                  </m:f>
+                  <m:nary>
+                    <m:naryPr>
+                      <m:chr m:val="∑"/>
+                      <m:limLoc m:val="undOvr"/>
+                      <m:subHide m:val="1"/>
+                      <m:supHide m:val="1"/>
+                      <m:ctrlPr>
+                        <w:rPr>
+                          <w:rFonts w:ascii="Cambria Math" w:hAnsi="Cambria Math"/>
+                          <w:i/>
+                          <w:lang w:val="en-US"/>
+                        </w:rPr>
+                      </m:ctrlPr>
+                    </m:naryPr>
+                    <m:sub/>
+                    <m:sup/>
+                    <m:e>
+                      <m:d>
+                        <m:dPr>
+                          <m:ctrlPr>
+                            <w:rPr>
+                              <w:rFonts w:ascii="Cambria Math" w:hAnsi="Cambria Math"/>
+                              <w:i/>
+                              <w:lang w:val="en-US"/>
+                            </w:rPr>
+                          </m:ctrlPr>
+                        </m:dPr>
+                        <m:e>
+                          <m:r>
+                            <w:rPr>
+                              <w:rFonts w:ascii="Cambria Math" w:hAnsi="Cambria Math"/>
+                              <w:lang w:val="en-US"/>
+                            </w:rPr>
+                            <m:t>x-</m:t>
+                          </m:r>
+                          <m:acc>
+                            <m:accPr>
+                              <m:chr m:val="̅"/>
+                              <m:ctrlPr>
+                                <w:rPr>
+                                  <w:rFonts w:ascii="Cambria Math" w:hAnsi="Cambria Math"/>
+                                  <w:i/>
+                                  <w:lang w:val="en-US"/>
+                                </w:rPr>
+                              </m:ctrlPr>
+                            </m:accPr>
+                            <m:e>
+                              <m:r>
+                                <w:rPr>
+                                  <w:rFonts w:ascii="Cambria Math" w:hAnsi="Cambria Math"/>
+                                  <w:lang w:val="en-US"/>
+                                </w:rPr>
+                                <m:t>x</m:t>
+                              </m:r>
+                            </m:e>
+                          </m:acc>
+                        </m:e>
+                      </m:d>
+                      <m:d>
+                        <m:dPr>
+                          <m:ctrlPr>
+                            <w:rPr>
+                              <w:rFonts w:ascii="Cambria Math" w:hAnsi="Cambria Math"/>
+                              <w:i/>
+                              <w:lang w:val="en-US"/>
+                            </w:rPr>
+                          </m:ctrlPr>
+                        </m:dPr>
+                        <m:e>
+                          <m:r>
+                            <w:rPr>
+                              <w:rFonts w:ascii="Cambria Math" w:hAnsi="Cambria Math"/>
+                              <w:lang w:val="en-US"/>
+                            </w:rPr>
+                            <m:t>y-</m:t>
+                          </m:r>
+                          <m:acc>
+                            <m:accPr>
+                              <m:chr m:val="̅"/>
+                              <m:ctrlPr>
+                                <w:rPr>
+                                  <w:rFonts w:ascii="Cambria Math" w:hAnsi="Cambria Math"/>
+                                  <w:i/>
+                                  <w:lang w:val="en-US"/>
+                                </w:rPr>
+                              </m:ctrlPr>
+                            </m:accPr>
+                            <m:e>
+                              <m:r>
+                                <w:rPr>
+                                  <w:rFonts w:ascii="Cambria Math" w:hAnsi="Cambria Math"/>
+                                  <w:lang w:val="en-US"/>
+                                </w:rPr>
+                                <m:t>y</m:t>
+                              </m:r>
+                            </m:e>
+                          </m:acc>
+                        </m:e>
+                      </m:d>
+                    </m:e>
+                  </m:nary>
+                </m:num>
+                <m:den>
+                  <m:f>
+                    <m:fPr>
+                      <m:ctrlPr>
+                        <w:rPr>
+                          <w:rFonts w:ascii="Cambria Math" w:hAnsi="Cambria Math"/>
+                          <w:i/>
+                          <w:lang w:val="en-US"/>
+                        </w:rPr>
+                      </m:ctrlPr>
+                    </m:fPr>
+                    <m:num>
+                      <m:r>
+                        <w:rPr>
+                          <w:rFonts w:ascii="Cambria Math" w:hAnsi="Cambria Math"/>
+                          <w:lang w:val="en-US"/>
+                        </w:rPr>
+                        <m:t>1</m:t>
+                      </m:r>
+                    </m:num>
+                    <m:den>
+                      <m:r>
+                        <w:rPr>
+                          <w:rFonts w:ascii="Cambria Math" w:hAnsi="Cambria Math"/>
+                          <w:lang w:val="en-US"/>
+                        </w:rPr>
+                        <m:t>n</m:t>
+                      </m:r>
+                    </m:den>
+                  </m:f>
+                  <m:nary>
+                    <m:naryPr>
+                      <m:chr m:val="∑"/>
+                      <m:limLoc m:val="undOvr"/>
+                      <m:subHide m:val="1"/>
+                      <m:supHide m:val="1"/>
+                      <m:ctrlPr>
+                        <w:rPr>
+                          <w:rFonts w:ascii="Cambria Math" w:hAnsi="Cambria Math"/>
+                          <w:i/>
+                          <w:lang w:val="en-US"/>
+                        </w:rPr>
+                      </m:ctrlPr>
+                    </m:naryPr>
+                    <m:sub/>
+                    <m:sup/>
+                    <m:e>
+                      <m:d>
+                        <m:dPr>
+                          <m:ctrlPr>
+                            <w:rPr>
+                              <w:rFonts w:ascii="Cambria Math" w:hAnsi="Cambria Math"/>
+                              <w:i/>
+                              <w:lang w:val="en-US"/>
+                            </w:rPr>
+                          </m:ctrlPr>
+                        </m:dPr>
+                        <m:e>
+                          <m:r>
+                            <w:rPr>
+                              <w:rFonts w:ascii="Cambria Math" w:hAnsi="Cambria Math"/>
+                              <w:lang w:val="en-US"/>
+                            </w:rPr>
+                            <m:t>x-</m:t>
+                          </m:r>
+                          <m:acc>
+                            <m:accPr>
+                              <m:chr m:val="̅"/>
+                              <m:ctrlPr>
+                                <w:rPr>
+                                  <w:rFonts w:ascii="Cambria Math" w:hAnsi="Cambria Math"/>
+                                  <w:i/>
+                                  <w:lang w:val="en-US"/>
+                                </w:rPr>
+                              </m:ctrlPr>
+                            </m:accPr>
+                            <m:e>
+                              <m:r>
+                                <w:rPr>
+                                  <w:rFonts w:ascii="Cambria Math" w:hAnsi="Cambria Math"/>
+                                  <w:lang w:val="en-US"/>
+                                </w:rPr>
+                                <m:t>x</m:t>
+                              </m:r>
+                            </m:e>
+                          </m:acc>
+                        </m:e>
+                      </m:d>
+                    </m:e>
+                  </m:nary>
+                  <m:nary>
+                    <m:naryPr>
+                      <m:chr m:val="∑"/>
+                      <m:limLoc m:val="undOvr"/>
+                      <m:subHide m:val="1"/>
+                      <m:supHide m:val="1"/>
+                      <m:ctrlPr>
+                        <w:rPr>
+                          <w:rFonts w:ascii="Cambria Math" w:hAnsi="Cambria Math"/>
+                          <w:i/>
+                          <w:lang w:val="en-US"/>
+                        </w:rPr>
+                      </m:ctrlPr>
+                    </m:naryPr>
+                    <m:sub/>
+                    <m:sup/>
+                    <m:e>
+                      <m:d>
+                        <m:dPr>
+                          <m:ctrlPr>
+                            <w:rPr>
+                              <w:rFonts w:ascii="Cambria Math" w:hAnsi="Cambria Math"/>
+                              <w:i/>
+                              <w:lang w:val="en-US"/>
+                            </w:rPr>
+                          </m:ctrlPr>
+                        </m:dPr>
+                        <m:e>
+                          <m:r>
+                            <w:rPr>
+                              <w:rFonts w:ascii="Cambria Math" w:hAnsi="Cambria Math"/>
+                              <w:lang w:val="en-US"/>
+                            </w:rPr>
+                            <m:t>y-y</m:t>
+                          </m:r>
+                        </m:e>
+                      </m:d>
+                    </m:e>
+                  </m:nary>
+                </m:den>
+              </m:f>
+            </m:e>
+          </m:d>
+          <m:r>
+            <w:rPr>
+              <w:rFonts w:ascii="Cambria Math" w:hAnsi="Cambria Math"/>
+              <w:lang w:val="en-US"/>
+            </w:rPr>
+            <m:t>≤1⇒</m:t>
+          </m:r>
+        </m:oMath>
+      </m:oMathPara>
+    </w:p>
+    <w:p>
+      <w:pPr>
+        <w:pStyle w:val="ListParagraph"/>
+        <w:pBdr>
+          <w:top w:val="single" w:sz="4" w:space="1" w:color="auto"/>
+          <w:left w:val="single" w:sz="4" w:space="4" w:color="auto"/>
+          <w:bottom w:val="single" w:sz="4" w:space="1" w:color="auto"/>
+          <w:right w:val="single" w:sz="4" w:space="4" w:color="auto"/>
+        </w:pBdr>
+        <w:ind w:left="1080"/>
+        <w:rPr>
+          <w:lang w:val="en-US"/>
+        </w:rPr>
+      </w:pPr>
+      <m:oMathPara>
+        <m:oMathParaPr>
+          <m:jc m:val="left"/>
+        </m:oMathParaPr>
+        <m:oMath>
+          <m:d>
+            <m:dPr>
+              <m:begChr m:val="|"/>
+              <m:endChr m:val="|"/>
+              <m:ctrlPr>
+                <w:rPr>
+                  <w:rFonts w:ascii="Cambria Math" w:hAnsi="Cambria Math"/>
+                  <w:i/>
+                  <w:lang w:val="en-US"/>
+                </w:rPr>
+              </m:ctrlPr>
+            </m:dPr>
+            <m:e>
+              <m:f>
+                <m:fPr>
+                  <m:ctrlPr>
+                    <w:rPr>
+                      <w:rFonts w:ascii="Cambria Math" w:hAnsi="Cambria Math"/>
+                      <w:i/>
+                      <w:lang w:val="en-US"/>
+                    </w:rPr>
+                  </m:ctrlPr>
+                </m:fPr>
+                <m:num>
+                  <m:r>
+                    <w:rPr>
+                      <w:rFonts w:ascii="Cambria Math" w:hAnsi="Cambria Math"/>
+                      <w:lang w:val="en-US"/>
+                    </w:rPr>
+                    <m:t>Cov</m:t>
+                  </m:r>
+                  <m:d>
+                    <m:dPr>
+                      <m:ctrlPr>
+                        <w:rPr>
+                          <w:rFonts w:ascii="Cambria Math" w:hAnsi="Cambria Math"/>
+                          <w:i/>
+                          <w:lang w:val="en-US"/>
+                        </w:rPr>
+                      </m:ctrlPr>
+                    </m:dPr>
+                    <m:e>
+                      <m:r>
+                        <w:rPr>
+                          <w:rFonts w:ascii="Cambria Math" w:hAnsi="Cambria Math"/>
+                          <w:lang w:val="en-US"/>
+                        </w:rPr>
+                        <m:t>X,Y</m:t>
+                      </m:r>
+                    </m:e>
+                  </m:d>
+                </m:num>
+                <m:den>
+                  <m:rad>
+                    <m:radPr>
+                      <m:degHide m:val="1"/>
+                      <m:ctrlPr>
+                        <w:rPr>
+                          <w:rFonts w:ascii="Cambria Math" w:hAnsi="Cambria Math"/>
+                          <w:i/>
+                          <w:lang w:val="en-US"/>
+                        </w:rPr>
+                      </m:ctrlPr>
+                    </m:radPr>
+                    <m:deg/>
+                    <m:e>
+                      <m:r>
+                        <w:rPr>
+                          <w:rFonts w:ascii="Cambria Math" w:hAnsi="Cambria Math"/>
+                          <w:lang w:val="en-US"/>
+                        </w:rPr>
+                        <m:t>Var</m:t>
+                      </m:r>
+                      <m:d>
+                        <m:dPr>
+                          <m:begChr m:val="["/>
+                          <m:endChr m:val="]"/>
+                          <m:ctrlPr>
+                            <w:rPr>
+                              <w:rFonts w:ascii="Cambria Math" w:hAnsi="Cambria Math"/>
+                              <w:i/>
+                              <w:lang w:val="en-US"/>
+                            </w:rPr>
+                          </m:ctrlPr>
+                        </m:dPr>
+                        <m:e>
+                          <m:r>
+                            <w:rPr>
+                              <w:rFonts w:ascii="Cambria Math" w:hAnsi="Cambria Math"/>
+                              <w:lang w:val="en-US"/>
+                            </w:rPr>
+                            <m:t>X</m:t>
+                          </m:r>
+                        </m:e>
+                      </m:d>
+                      <m:r>
+                        <w:rPr>
+                          <w:rFonts w:ascii="Cambria Math" w:hAnsi="Cambria Math"/>
+                          <w:lang w:val="en-US"/>
+                        </w:rPr>
+                        <m:t>Var</m:t>
+                      </m:r>
+                      <m:d>
+                        <m:dPr>
+                          <m:begChr m:val="["/>
+                          <m:endChr m:val="]"/>
+                          <m:ctrlPr>
+                            <w:rPr>
+                              <w:rFonts w:ascii="Cambria Math" w:hAnsi="Cambria Math"/>
+                              <w:i/>
+                              <w:lang w:val="en-US"/>
+                            </w:rPr>
+                          </m:ctrlPr>
+                        </m:dPr>
+                        <m:e>
+                          <m:r>
+                            <w:rPr>
+                              <w:rFonts w:ascii="Cambria Math" w:hAnsi="Cambria Math"/>
+                              <w:lang w:val="en-US"/>
+                            </w:rPr>
+                            <m:t>Y</m:t>
+                          </m:r>
+                        </m:e>
+                      </m:d>
+                    </m:e>
+                  </m:rad>
+                </m:den>
+              </m:f>
+            </m:e>
+          </m:d>
+          <m:r>
+            <w:rPr>
+              <w:rFonts w:ascii="Cambria Math" w:hAnsi="Cambria Math"/>
+              <w:lang w:val="en-US"/>
+            </w:rPr>
+            <m:t>≤1 ⇒</m:t>
+          </m:r>
+          <m:d>
+            <m:dPr>
+              <m:begChr m:val="|"/>
+              <m:endChr m:val="|"/>
+              <m:ctrlPr>
+                <w:rPr>
+                  <w:rFonts w:ascii="Cambria Math" w:hAnsi="Cambria Math"/>
+                  <w:i/>
+                  <w:lang w:val="en-US"/>
+                </w:rPr>
+              </m:ctrlPr>
+            </m:dPr>
+            <m:e>
+              <m:r>
+                <w:rPr>
+                  <w:rFonts w:ascii="Cambria Math" w:hAnsi="Cambria Math"/>
+                  <w:lang w:val="en-US"/>
+                </w:rPr>
+                <m:t>r</m:t>
+              </m:r>
+            </m:e>
+          </m:d>
+          <m:r>
+            <w:rPr>
+              <w:rFonts w:ascii="Cambria Math" w:hAnsi="Cambria Math"/>
+              <w:lang w:val="en-US"/>
+            </w:rPr>
+            <m:t>≤1</m:t>
+          </m:r>
+        </m:oMath>
+      </m:oMathPara>
+    </w:p>
+    <w:p>
+      <w:pPr>
+        <w:rPr>
+          <w:lang w:val="en-US"/>
+        </w:rPr>
+      </w:pPr>
+    </w:p>
+    <w:p>
+      <w:pPr>
+        <w:rPr>
+          <w:lang w:val="en-US"/>
+        </w:rPr>
+      </w:pPr>
+      <w:r>
+        <w:rPr>
+          <w:lang w:val="en-US"/>
+        </w:rPr>
+        <w:t>Distribution – Phân Phối:</w:t>
+      </w:r>
+    </w:p>
+    <w:p>
+      <w:pPr>
+        <w:pStyle w:val="ListParagraph"/>
+        <w:numPr>
+          <w:ilvl w:val="0"/>
+          <w:numId w:val="1"/>
+        </w:numPr>
+        <w:rPr>
+          <w:lang w:val="en-US"/>
+        </w:rPr>
+      </w:pPr>
+      <w:r>
+        <w:rPr>
+          <w:lang w:val="en-US"/>
+        </w:rPr>
+        <w:t>PDF (Probability Density Function) Là Gì?</w:t>
+      </w:r>
+    </w:p>
+    <w:p>
+      <w:pPr>
+        <w:pStyle w:val="ListParagraph"/>
+        <w:numPr>
+          <w:ilvl w:val="0"/>
+          <w:numId w:val="4"/>
+        </w:numPr>
+        <w:rPr>
+          <w:lang w:val="en-US"/>
+        </w:rPr>
+      </w:pPr>
+      <w:r>
+        <w:rPr>
+          <w:lang w:val="en-US"/>
+        </w:rPr>
+        <w:t>PDF của 1 phân phối là hàm số mà khi lấy tích phân trên 1 đoạn, ta sẽ được xác suất xuất hiện giá trị nằm trên đoạn này của phân phối đó</w:t>
+      </w:r>
+    </w:p>
+    <w:p>
+      <w:pPr>
+        <w:pStyle w:val="ListParagraph"/>
+        <w:numPr>
+          <w:ilvl w:val="0"/>
+          <w:numId w:val="1"/>
+        </w:numPr>
+        <w:rPr>
+          <w:lang w:val="en-US"/>
+        </w:rPr>
+      </w:pPr>
+      <w:r>
+        <w:rPr>
+          <w:lang w:val="en-US"/>
+        </w:rPr>
+        <w:t>Likelihood Là Gì?</w:t>
+      </w:r>
+    </w:p>
+    <w:p>
+      <w:pPr>
+        <w:pStyle w:val="ListParagraph"/>
+        <w:numPr>
+          <w:ilvl w:val="0"/>
+          <w:numId w:val="4"/>
+        </w:numPr>
+        <w:rPr>
+          <w:lang w:val="en-US"/>
+        </w:rPr>
+      </w:pPr>
+      <w:r>
+        <w:rPr>
+          <w:lang w:val="en-US"/>
+        </w:rPr>
+        <w:t>Likelihood của 1 giá trị trong 1 phân phối là tung độ ứng với giá trị đó trong đồ thị PDF của phân phối</w:t>
+      </w:r>
+    </w:p>
+    <w:p>
+      <w:pPr>
+        <w:pStyle w:val="ListParagraph"/>
+        <w:numPr>
+          <w:ilvl w:val="0"/>
+          <w:numId w:val="1"/>
+        </w:numPr>
+        <w:rPr>
+          <w:lang w:val="en-US"/>
+        </w:rPr>
+      </w:pPr>
+      <w:r>
+        <w:rPr>
+          <w:lang w:val="en-US"/>
+        </w:rPr>
+        <w:t>PMF (Probability Mass Function) Là Gì?</w:t>
+      </w:r>
+    </w:p>
+    <w:p>
+      <w:pPr>
+        <w:pStyle w:val="ListParagraph"/>
+        <w:numPr>
+          <w:ilvl w:val="0"/>
+          <w:numId w:val="4"/>
+        </w:numPr>
+        <w:rPr>
+          <w:lang w:val="en-US"/>
+        </w:rPr>
+      </w:pPr>
+      <w:r>
+        <w:rPr>
+          <w:lang w:val="en-US"/>
+        </w:rPr>
+        <w:t>Là đồ thị chỉ bao gồm các điểm rời rạc, hoành độ và tung độ của điểm ứng với giá trị và xác suất xuất hiện giá trị ấy trong phân phối</w:t>
+      </w:r>
+    </w:p>
+    <w:p>
+      <w:pPr>
+        <w:pStyle w:val="ListParagraph"/>
+        <w:numPr>
+          <w:ilvl w:val="0"/>
+          <w:numId w:val="1"/>
+        </w:numPr>
+        <w:rPr>
+          <w:lang w:val="en-US"/>
+        </w:rPr>
+      </w:pPr>
+      <w:r>
+        <w:rPr>
+          <w:lang w:val="en-US"/>
+        </w:rPr>
+        <w:t>CDF (Cummulative Distribution Function) Là Gì?</w:t>
+      </w:r>
+    </w:p>
+    <w:p>
+      <w:pPr>
+        <w:pStyle w:val="ListParagraph"/>
+        <w:numPr>
+          <w:ilvl w:val="0"/>
+          <w:numId w:val="4"/>
+        </w:numPr>
+        <w:rPr>
+          <w:lang w:val="en-US"/>
+        </w:rPr>
+      </w:pPr>
+      <w:r>
+        <w:rPr>
+          <w:lang w:val="en-US"/>
+        </w:rPr>
+        <w:t xml:space="preserve">Là nguyên hàm của PDF với giá trị = 0 ở – </w:t>
+      </w:r>
+      <w:r>
+        <w:rPr>
+          <w:lang w:val="en-US"/>
+        </w:rPr>
+        <w:sym w:font="Symbol" w:char="F0A5"/>
+      </w:r>
+    </w:p>
+    <w:p>
+      <w:pPr>
+        <w:pStyle w:val="ListParagraph"/>
+        <w:numPr>
+          <w:ilvl w:val="0"/>
+          <w:numId w:val="4"/>
+        </w:numPr>
+        <w:rPr>
+          <w:lang w:val="en-US"/>
+        </w:rPr>
+      </w:pPr>
+      <w:r>
+        <w:rPr>
+          <w:lang w:val="en-US"/>
+        </w:rPr>
+        <w:t>Giá trị tại 1 điểm của CDF cho biết xác suất xuất hiện các giá trị không vượt quá điểm đó trong phân phối</w:t>
+      </w:r>
+    </w:p>
+    <w:p>
+      <w:pPr>
+        <w:pStyle w:val="ListParagraph"/>
+        <w:numPr>
+          <w:ilvl w:val="0"/>
+          <w:numId w:val="1"/>
+        </w:numPr>
+        <w:rPr>
+          <w:lang w:val="en-US"/>
+        </w:rPr>
+      </w:pPr>
+      <w:r>
+        <w:rPr>
+          <w:lang w:val="en-US"/>
+        </w:rPr>
+        <w:t>PDF Của Phân Phối Đều Liên Tục?</w:t>
+      </w:r>
+    </w:p>
+    <w:p>
+      <w:pPr>
+        <w:pStyle w:val="ListParagraph"/>
+        <w:pBdr>
+          <w:top w:val="single" w:sz="4" w:space="1" w:color="auto"/>
+          <w:left w:val="single" w:sz="4" w:space="4" w:color="auto"/>
+          <w:bottom w:val="single" w:sz="4" w:space="1" w:color="auto"/>
+          <w:right w:val="single" w:sz="4" w:space="4" w:color="auto"/>
+        </w:pBdr>
+        <w:ind w:left="1080"/>
+        <w:rPr>
+          <w:rFonts w:ascii="Cambria Math" w:hAnsi="Cambria Math"/>
+          <w:lang w:val="en-US"/>
+          <w:oMath/>
+        </w:rPr>
+      </w:pPr>
+      <m:oMathPara>
+        <m:oMathParaPr>
+          <m:jc m:val="left"/>
+        </m:oMathParaPr>
+        <m:oMath>
+          <m:r>
+            <w:rPr>
+              <w:rFonts w:ascii="Cambria Math" w:hAnsi="Cambria Math"/>
+              <w:lang w:val="en-US"/>
+            </w:rPr>
+            <m:t>f</m:t>
+          </m:r>
+          <m:d>
+            <m:dPr>
+              <m:ctrlPr>
+                <w:rPr>
+                  <w:rFonts w:ascii="Cambria Math" w:hAnsi="Cambria Math"/>
+                  <w:i/>
+                  <w:lang w:val="en-US"/>
+                </w:rPr>
+              </m:ctrlPr>
+            </m:dPr>
+            <m:e>
+              <m:r>
+                <w:rPr>
+                  <w:rFonts w:ascii="Cambria Math" w:hAnsi="Cambria Math"/>
+                  <w:lang w:val="en-US"/>
+                </w:rPr>
+                <m:t>x</m:t>
+              </m:r>
+            </m:e>
+          </m:d>
+          <m:r>
+            <w:rPr>
+              <w:rFonts w:ascii="Cambria Math" w:hAnsi="Cambria Math"/>
+              <w:lang w:val="en-US"/>
+            </w:rPr>
+            <m:t>=</m:t>
+          </m:r>
+          <m:d>
+            <m:dPr>
+              <m:begChr m:val="{"/>
+              <m:endChr m:val=""/>
+              <m:ctrlPr>
+                <w:rPr>
+                  <w:rFonts w:ascii="Cambria Math" w:hAnsi="Cambria Math"/>
+                  <w:i/>
+                  <w:lang w:val="en-US"/>
+                </w:rPr>
+              </m:ctrlPr>
+            </m:dPr>
+            <m:e>
+              <m:m>
+                <m:mPr>
+                  <m:mcs>
+                    <m:mc>
+                      <m:mcPr>
+                        <m:count m:val="1"/>
+                        <m:mcJc m:val="center"/>
+                      </m:mcPr>
+                    </m:mc>
+                  </m:mcs>
+                  <m:ctrlPr>
+                    <w:rPr>
+                      <w:rFonts w:ascii="Cambria Math" w:hAnsi="Cambria Math"/>
+                      <w:i/>
+                      <w:lang w:val="en-US"/>
+                    </w:rPr>
+                  </m:ctrlPr>
+                </m:mPr>
+                <m:mr>
+                  <m:e>
+                    <m:f>
+                      <m:fPr>
+                        <m:ctrlPr>
+                          <w:rPr>
+                            <w:rFonts w:ascii="Cambria Math" w:hAnsi="Cambria Math"/>
+                            <w:i/>
+                            <w:lang w:val="en-US"/>
+                          </w:rPr>
+                        </m:ctrlPr>
+                      </m:fPr>
+                      <m:num>
+                        <m:r>
+                          <w:rPr>
+                            <w:rFonts w:ascii="Cambria Math" w:hAnsi="Cambria Math"/>
+                            <w:lang w:val="en-US"/>
+                          </w:rPr>
+                          <m:t>1</m:t>
+                        </m:r>
+                      </m:num>
+                      <m:den>
+                        <m:r>
+                          <w:rPr>
+                            <w:rFonts w:ascii="Cambria Math" w:hAnsi="Cambria Math"/>
+                            <w:lang w:val="en-US"/>
+                          </w:rPr>
+                          <m:t>b-a</m:t>
+                        </m:r>
+                      </m:den>
+                    </m:f>
+                    <m:r>
+                      <w:rPr>
+                        <w:rFonts w:ascii="Cambria Math" w:hAnsi="Cambria Math"/>
+                        <w:lang w:val="en-US"/>
+                      </w:rPr>
+                      <m:t>,x∈</m:t>
+                    </m:r>
+                    <m:d>
+                      <m:dPr>
+                        <m:begChr m:val="["/>
+                        <m:endChr m:val="]"/>
+                        <m:ctrlPr>
+                          <w:rPr>
+                            <w:rFonts w:ascii="Cambria Math" w:hAnsi="Cambria Math"/>
+                            <w:i/>
+                            <w:lang w:val="en-US"/>
+                          </w:rPr>
+                        </m:ctrlPr>
+                      </m:dPr>
+                      <m:e>
+                        <m:r>
+                          <w:rPr>
+                            <w:rFonts w:ascii="Cambria Math" w:hAnsi="Cambria Math"/>
+                            <w:lang w:val="en-US"/>
+                          </w:rPr>
+                          <m:t>a,b</m:t>
+                        </m:r>
+                      </m:e>
+                    </m:d>
+                  </m:e>
+                </m:mr>
+                <m:mr>
+                  <m:e>
+                    <m:r>
+                      <w:rPr>
+                        <w:rFonts w:ascii="Cambria Math" w:hAnsi="Cambria Math"/>
+                        <w:lang w:val="en-US"/>
+                      </w:rPr>
+                      <m:t>0,</m:t>
+                    </m:r>
+                    <m:r>
+                      <w:rPr>
+                        <w:rFonts w:ascii="Cambria Math" w:hAnsi="Cambria Math"/>
+                        <w:lang w:val="en-US"/>
+                      </w:rPr>
+                      <m:t>x</m:t>
+                    </m:r>
+                    <m:r>
+                      <w:rPr>
+                        <w:rFonts w:ascii="Cambria Math" w:hAnsi="Cambria Math"/>
+                        <w:lang w:val="en-US"/>
+                      </w:rPr>
+                      <m:t>∉</m:t>
+                    </m:r>
+                    <m:d>
+                      <m:dPr>
+                        <m:begChr m:val="["/>
+                        <m:endChr m:val="]"/>
+                        <m:ctrlPr>
+                          <w:rPr>
+                            <w:rFonts w:ascii="Cambria Math" w:hAnsi="Cambria Math"/>
+                            <w:i/>
+                            <w:lang w:val="en-US"/>
+                          </w:rPr>
+                        </m:ctrlPr>
+                      </m:dPr>
+                      <m:e>
+                        <m:r>
+                          <w:rPr>
+                            <w:rFonts w:ascii="Cambria Math" w:hAnsi="Cambria Math"/>
+                            <w:lang w:val="en-US"/>
+                          </w:rPr>
+                          <m:t>a,b</m:t>
+                        </m:r>
+                      </m:e>
+                    </m:d>
+                  </m:e>
+                </m:mr>
+              </m:m>
+            </m:e>
+          </m:d>
+        </m:oMath>
+      </m:oMathPara>
+    </w:p>
+    <w:p>
+      <w:pPr>
+        <w:pStyle w:val="ListParagraph"/>
+        <w:numPr>
+          <w:ilvl w:val="0"/>
+          <w:numId w:val="7"/>
+        </w:numPr>
+        <w:rPr>
+          <w:rFonts w:ascii="Cambria Math" w:hAnsi="Cambria Math"/>
+          <w:lang w:val="en-US"/>
+          <w:oMath/>
+        </w:rPr>
+      </w:pPr>
+      <w:r>
+        <w:rPr>
+          <w:rFonts w:eastAsiaTheme="minorEastAsia"/>
+          <w:lang w:val="en-US"/>
+        </w:rPr>
+        <w:t>Variance củ</w:t>
+      </w:r>
+      <w:bookmarkStart w:id="0" w:name="_GoBack"/>
+      <w:bookmarkEnd w:id="0"/>
+      <w:r>
+        <w:rPr>
+          <w:rFonts w:eastAsiaTheme="minorEastAsia"/>
+          <w:lang w:val="en-US"/>
+        </w:rPr>
+        <w:t>a phân phối đều liên tục là</w:t>
+      </w:r>
+    </w:p>
+    <w:p>
+      <w:pPr>
+        <w:pStyle w:val="ListParagraph"/>
+        <w:pBdr>
+          <w:top w:val="single" w:sz="4" w:space="1" w:color="auto"/>
+          <w:left w:val="single" w:sz="4" w:space="4" w:color="auto"/>
+          <w:bottom w:val="single" w:sz="4" w:space="1" w:color="auto"/>
+          <w:right w:val="single" w:sz="4" w:space="4" w:color="auto"/>
+        </w:pBdr>
+        <w:ind w:left="1080"/>
+        <w:rPr>
+          <w:rFonts w:ascii="Cambria Math" w:hAnsi="Cambria Math"/>
+          <w:lang w:val="en-US"/>
+          <w:oMath/>
+        </w:rPr>
+      </w:pPr>
+      <m:oMathPara>
+        <m:oMathParaPr>
+          <m:jc m:val="left"/>
+        </m:oMathParaPr>
+        <m:oMath>
+          <m:r>
+            <w:rPr>
+              <w:rFonts w:ascii="Cambria Math" w:hAnsi="Cambria Math"/>
+              <w:lang w:val="en-US"/>
+            </w:rPr>
+            <m:t>Var</m:t>
+          </m:r>
+          <m:d>
+            <m:dPr>
+              <m:begChr m:val="["/>
+              <m:endChr m:val="]"/>
+              <m:ctrlPr>
+                <w:rPr>
+                  <w:rFonts w:ascii="Cambria Math" w:hAnsi="Cambria Math"/>
+                  <w:i/>
+                  <w:lang w:val="en-US"/>
+                </w:rPr>
+              </m:ctrlPr>
+            </m:dPr>
+            <m:e>
+              <m:r>
+                <w:rPr>
+                  <w:rFonts w:ascii="Cambria Math" w:hAnsi="Cambria Math"/>
+                  <w:lang w:val="en-US"/>
+                </w:rPr>
+                <m:t>X</m:t>
+              </m:r>
+            </m:e>
+          </m:d>
+          <m:r>
+            <w:rPr>
+              <w:rFonts w:ascii="Cambria Math" w:hAnsi="Cambria Math"/>
+              <w:lang w:val="en-US"/>
+            </w:rPr>
+            <m:t>=</m:t>
+          </m:r>
+          <m:f>
+            <m:fPr>
+              <m:ctrlPr>
+                <w:rPr>
+                  <w:rFonts w:ascii="Cambria Math" w:hAnsi="Cambria Math"/>
+                  <w:i/>
+                  <w:lang w:val="en-US"/>
+                </w:rPr>
+              </m:ctrlPr>
+            </m:fPr>
+            <m:num>
+              <m:sSup>
+                <m:sSupPr>
+                  <m:ctrlPr>
+                    <w:rPr>
+                      <w:rFonts w:ascii="Cambria Math" w:hAnsi="Cambria Math"/>
+                      <w:i/>
+                      <w:lang w:val="en-US"/>
+                    </w:rPr>
+                  </m:ctrlPr>
+                </m:sSupPr>
+                <m:e>
+                  <m:d>
+                    <m:dPr>
+                      <m:ctrlPr>
+                        <w:rPr>
+                          <w:rFonts w:ascii="Cambria Math" w:hAnsi="Cambria Math"/>
+                          <w:i/>
+                          <w:lang w:val="en-US"/>
+                        </w:rPr>
+                      </m:ctrlPr>
+                    </m:dPr>
+                    <m:e>
+                      <m:r>
+                        <w:rPr>
+                          <w:rFonts w:ascii="Cambria Math" w:hAnsi="Cambria Math"/>
+                          <w:lang w:val="en-US"/>
+                        </w:rPr>
+                        <m:t>b-a</m:t>
+                      </m:r>
+                    </m:e>
+                  </m:d>
+                </m:e>
+                <m:sup>
+                  <m:r>
+                    <w:rPr>
+                      <w:rFonts w:ascii="Cambria Math" w:hAnsi="Cambria Math"/>
+                      <w:lang w:val="en-US"/>
+                    </w:rPr>
+                    <m:t>2</m:t>
+                  </m:r>
+                </m:sup>
+              </m:sSup>
+            </m:num>
+            <m:den>
+              <m:r>
+                <w:rPr>
+                  <w:rFonts w:ascii="Cambria Math" w:hAnsi="Cambria Math"/>
+                  <w:lang w:val="en-US"/>
+                </w:rPr>
+                <m:t>12</m:t>
+              </m:r>
+            </m:den>
+          </m:f>
+        </m:oMath>
+      </m:oMathPara>
+    </w:p>
+    <w:p>
+      <w:pPr>
+        <w:pStyle w:val="ListParagraph"/>
+        <w:numPr>
+          <w:ilvl w:val="0"/>
+          <w:numId w:val="1"/>
+        </w:numPr>
+        <w:rPr>
+          <w:lang w:val="en-US"/>
+        </w:rPr>
+      </w:pPr>
+      <w:r>
+        <w:rPr>
+          <w:lang w:val="en-US"/>
+        </w:rPr>
+        <w:t>PDF</w:t>
+      </w:r>
+      <w:r>
+        <w:rPr>
+          <w:lang w:val="en-US"/>
+        </w:rPr>
+        <w:t xml:space="preserve"> Của Phân Phối Chuẩn?</w:t>
+      </w:r>
+    </w:p>
+    <w:p>
+      <w:pPr>
+        <w:pStyle w:val="ListParagraph"/>
+        <w:pBdr>
+          <w:top w:val="single" w:sz="4" w:space="1" w:color="auto"/>
+          <w:left w:val="single" w:sz="4" w:space="4" w:color="auto"/>
+          <w:bottom w:val="single" w:sz="4" w:space="1" w:color="auto"/>
+          <w:right w:val="single" w:sz="4" w:space="4" w:color="auto"/>
+        </w:pBdr>
+        <w:ind w:left="1080"/>
+        <w:rPr>
+          <w:rFonts w:ascii="Cambria Math" w:hAnsi="Cambria Math"/>
+          <w:lang w:val="en-US"/>
+          <w:oMath/>
+        </w:rPr>
+      </w:pPr>
+      <m:oMathPara>
+        <m:oMathParaPr>
+          <m:jc m:val="left"/>
+        </m:oMathParaPr>
+        <m:oMath>
+          <m:r>
+            <w:rPr>
+              <w:rFonts w:ascii="Cambria Math" w:hAnsi="Cambria Math"/>
+              <w:lang w:val="en-US"/>
+            </w:rPr>
+            <m:t>f</m:t>
+          </m:r>
+          <m:d>
+            <m:dPr>
+              <m:ctrlPr>
+                <w:rPr>
+                  <w:rFonts w:ascii="Cambria Math" w:hAnsi="Cambria Math"/>
+                  <w:i/>
+                  <w:lang w:val="en-US"/>
+                </w:rPr>
+              </m:ctrlPr>
+            </m:dPr>
+            <m:e>
+              <m:r>
+                <w:rPr>
+                  <w:rFonts w:ascii="Cambria Math" w:hAnsi="Cambria Math"/>
+                  <w:lang w:val="en-US"/>
+                </w:rPr>
+                <m:t>x</m:t>
+              </m:r>
+            </m:e>
+          </m:d>
+          <m:r>
+            <w:rPr>
+              <w:rFonts w:ascii="Cambria Math" w:hAnsi="Cambria Math"/>
+              <w:lang w:val="en-US"/>
+            </w:rPr>
+            <m:t>=</m:t>
           </m:r>
           <m:f>
             <m:fPr>
@@ -11290,8 +13749,6 @@
         </w:rPr>
         <w:t>Của Phân Phối Chuẩn Tắc?</w:t>
       </w:r>
-      <w:bookmarkStart w:id="0" w:name="_GoBack"/>
-      <w:bookmarkEnd w:id="0"/>
     </w:p>
     <w:p>
       <w:pPr>

--- a/statistics.docx
+++ b/statistics.docx
@@ -915,7 +915,7 @@
           <w:lang w:val="en-US"/>
         </w:rPr>
         <w:lastRenderedPageBreak/>
-        <w:t>Tần Số Là Gì?</w:t>
+        <w:t>Mô Hình Hóa Xác Suất?</w:t>
       </w:r>
     </w:p>
     <w:p>
@@ -933,7 +933,573 @@
         <w:rPr>
           <w:lang w:val="en-US"/>
         </w:rPr>
-        <w:t>Số lần xuất hiện của giá trị</w:t>
+        <w:t>Cho cái bảng sau</w:t>
+      </w:r>
+    </w:p>
+    <w:p>
+      <w:pPr>
+        <w:pStyle w:val="ListParagraph"/>
+        <w:numPr>
+          <w:ilvl w:val="0"/>
+          <w:numId w:val="7"/>
+        </w:numPr>
+        <w:rPr>
+          <w:lang w:val="en-US"/>
+        </w:rPr>
+      </w:pPr>
+      <w:r>
+        <w:rPr>
+          <w:noProof/>
+          <w:lang w:eastAsia="vi-VN"/>
+        </w:rPr>
+        <w:drawing>
+          <wp:inline distT="0" distB="0" distL="0" distR="0">
+            <wp:extent cx="4982698" cy="3933825"/>
+            <wp:effectExtent l="0" t="0" r="8890" b="0"/>
+            <wp:docPr id="1" name="Picture 1"/>
+            <wp:cNvGraphicFramePr>
+              <a:graphicFrameLocks xmlns:a="http://schemas.openxmlformats.org/drawingml/2006/main" noChangeAspect="1"/>
+            </wp:cNvGraphicFramePr>
+            <a:graphic xmlns:a="http://schemas.openxmlformats.org/drawingml/2006/main">
+              <a:graphicData uri="http://schemas.openxmlformats.org/drawingml/2006/picture">
+                <pic:pic xmlns:pic="http://schemas.openxmlformats.org/drawingml/2006/picture">
+                  <pic:nvPicPr>
+                    <pic:cNvPr id="0" name="Untitled-3.jpg"/>
+                    <pic:cNvPicPr/>
+                  </pic:nvPicPr>
+                  <pic:blipFill>
+                    <a:blip r:embed="rId8">
+                      <a:extLst>
+                        <a:ext uri="{28A0092B-C50C-407E-A947-70E740481C1C}">
+                          <a14:useLocalDpi xmlns:a14="http://schemas.microsoft.com/office/drawing/2010/main" val="0"/>
+                        </a:ext>
+                      </a:extLst>
+                    </a:blip>
+                    <a:stretch>
+                      <a:fillRect/>
+                    </a:stretch>
+                  </pic:blipFill>
+                  <pic:spPr>
+                    <a:xfrm>
+                      <a:off x="0" y="0"/>
+                      <a:ext cx="4983397" cy="3934377"/>
+                    </a:xfrm>
+                    <a:prstGeom prst="rect">
+                      <a:avLst/>
+                    </a:prstGeom>
+                  </pic:spPr>
+                </pic:pic>
+              </a:graphicData>
+            </a:graphic>
+          </wp:inline>
+        </w:drawing>
+      </w:r>
+    </w:p>
+    <w:p>
+      <w:pPr>
+        <w:pStyle w:val="ListParagraph"/>
+        <w:numPr>
+          <w:ilvl w:val="0"/>
+          <w:numId w:val="7"/>
+        </w:numPr>
+        <w:rPr>
+          <w:lang w:val="en-US"/>
+        </w:rPr>
+      </w:pPr>
+      <w:r>
+        <w:rPr>
+          <w:lang w:val="en-US"/>
+        </w:rPr>
+        <w:t xml:space="preserve">Không gian mẫu (Sample Space) </w:t>
+      </w:r>
+      <w:r>
+        <w:rPr>
+          <w:lang w:val="en-US"/>
+        </w:rPr>
+        <w:sym w:font="Symbol" w:char="F057"/>
+      </w:r>
+      <w:r>
+        <w:rPr>
+          <w:lang w:val="en-US"/>
+        </w:rPr>
+        <w:t>, chính là nguyên cái bảng này</w:t>
+      </w:r>
+    </w:p>
+    <w:p>
+      <w:pPr>
+        <w:pStyle w:val="ListParagraph"/>
+        <w:numPr>
+          <w:ilvl w:val="0"/>
+          <w:numId w:val="7"/>
+        </w:numPr>
+        <w:rPr>
+          <w:lang w:val="en-US"/>
+        </w:rPr>
+      </w:pPr>
+      <w:r>
+        <w:rPr>
+          <w:lang w:val="en-US"/>
+        </w:rPr>
+        <w:t>Phép thử (Experiment) T, chính là cái hành độ</w:t>
+      </w:r>
+      <w:r>
+        <w:rPr>
+          <w:lang w:val="en-US"/>
+        </w:rPr>
+        <w:t>ng chọn ngẫu nhiên 1 trong các ô này</w:t>
+      </w:r>
+    </w:p>
+    <w:p>
+      <w:pPr>
+        <w:pStyle w:val="ListParagraph"/>
+        <w:numPr>
+          <w:ilvl w:val="0"/>
+          <w:numId w:val="7"/>
+        </w:numPr>
+        <w:rPr>
+          <w:lang w:val="en-US"/>
+        </w:rPr>
+      </w:pPr>
+      <w:r>
+        <w:rPr>
+          <w:lang w:val="en-US"/>
+        </w:rPr>
+        <w:t>Biến cố sơ cấp (Elementary Event) là việc bạn chọn được 1 ô nào đó, ví dụ, biến cố sơ cấp</w:t>
+      </w:r>
+      <w:r>
+        <w:rPr>
+          <w:lang w:val="en-US"/>
+        </w:rPr>
+        <w:t xml:space="preserve"> W</w:t>
+      </w:r>
+      <w:r>
+        <w:rPr>
+          <w:lang w:val="en-US"/>
+        </w:rPr>
+        <w:t xml:space="preserve"> =</w:t>
+      </w:r>
+      <w:r>
+        <w:rPr>
+          <w:lang w:val="en-US"/>
+        </w:rPr>
+        <w:t xml:space="preserve"> </w:t>
+      </w:r>
+      <w:r>
+        <w:rPr>
+          <w:lang w:val="en-US"/>
+        </w:rPr>
+        <w:t>“</w:t>
+      </w:r>
+      <w:r>
+        <w:rPr>
+          <w:lang w:val="en-US"/>
+        </w:rPr>
+        <w:t xml:space="preserve">chọn được ô </w:t>
+      </w:r>
+      <w:r>
+        <w:rPr>
+          <w:lang w:val="en-US"/>
+        </w:rPr>
+        <w:t>có tên</w:t>
+      </w:r>
+      <w:r>
+        <w:rPr>
+          <w:lang w:val="en-US"/>
+        </w:rPr>
+        <w:t xml:space="preserve"> M</w:t>
+      </w:r>
+      <w:r>
+        <w:rPr>
+          <w:lang w:val="en-US"/>
+        </w:rPr>
+        <w:t>”</w:t>
+      </w:r>
+    </w:p>
+    <w:p>
+      <w:pPr>
+        <w:pStyle w:val="ListParagraph"/>
+        <w:numPr>
+          <w:ilvl w:val="0"/>
+          <w:numId w:val="7"/>
+        </w:numPr>
+        <w:rPr>
+          <w:lang w:val="en-US"/>
+        </w:rPr>
+      </w:pPr>
+      <w:r>
+        <w:rPr>
+          <w:lang w:val="en-US"/>
+        </w:rPr>
+        <w:t xml:space="preserve">Biến cố (Event) là việc bạn chọn được ô trong 1 nhóm ô nào đó, ví dụ, biến cố </w:t>
+      </w:r>
+    </w:p>
+    <w:p>
+      <w:pPr>
+        <w:pStyle w:val="ListParagraph"/>
+        <w:ind w:left="1080"/>
+        <w:rPr>
+          <w:lang w:val="en-US"/>
+        </w:rPr>
+      </w:pPr>
+      <w:r>
+        <w:rPr>
+          <w:lang w:val="en-US"/>
+        </w:rPr>
+        <w:t>A = “</w:t>
+      </w:r>
+      <w:r>
+        <w:rPr>
+          <w:lang w:val="en-US"/>
+        </w:rPr>
+        <w:t xml:space="preserve">chọn được </w:t>
+      </w:r>
+      <w:r>
+        <w:rPr>
+          <w:lang w:val="en-US"/>
+        </w:rPr>
+        <w:t>ô có chữ cái đầu tiên là N</w:t>
+      </w:r>
+      <w:r>
+        <w:rPr>
+          <w:lang w:val="en-US"/>
+        </w:rPr>
+        <w:t>”</w:t>
+      </w:r>
+    </w:p>
+    <w:p>
+      <w:pPr>
+        <w:pStyle w:val="ListParagraph"/>
+        <w:numPr>
+          <w:ilvl w:val="0"/>
+          <w:numId w:val="7"/>
+        </w:numPr>
+        <w:rPr>
+          <w:lang w:val="en-US"/>
+        </w:rPr>
+      </w:pPr>
+      <w:r>
+        <w:rPr>
+          <w:lang w:val="en-US"/>
+        </w:rPr>
+        <w:t>Giả sử bạn chọn n lần, thì số lần biến cố nào đó xảy ra gọi là tần số của biến cố đó</w:t>
+      </w:r>
+      <w:r>
+        <w:rPr>
+          <w:lang w:val="en-US"/>
+        </w:rPr>
+        <w:t>, lấy tần số chia cho n, được tần suất của biến cố</w:t>
+      </w:r>
+    </w:p>
+    <w:p>
+      <w:pPr>
+        <w:pStyle w:val="ListParagraph"/>
+        <w:numPr>
+          <w:ilvl w:val="0"/>
+          <w:numId w:val="7"/>
+        </w:numPr>
+        <w:rPr>
+          <w:lang w:val="en-US"/>
+        </w:rPr>
+      </w:pPr>
+      <w:r>
+        <w:rPr>
+          <w:lang w:val="en-US"/>
+        </w:rPr>
+        <w:t xml:space="preserve">Giả sử n = </w:t>
+      </w:r>
+      <w:r>
+        <w:rPr>
+          <w:lang w:val="en-US"/>
+        </w:rPr>
+        <w:sym w:font="Symbol" w:char="F0A5"/>
+      </w:r>
+      <w:r>
+        <w:rPr>
+          <w:lang w:val="en-US"/>
+        </w:rPr>
+        <w:t xml:space="preserve">, thì tần suất sẽ trở thành xác suất, ví dụ xác suất của biến cố </w:t>
+      </w:r>
+    </w:p>
+    <w:p>
+      <w:pPr>
+        <w:pStyle w:val="ListParagraph"/>
+        <w:ind w:left="1080"/>
+        <w:rPr>
+          <w:lang w:val="en-US"/>
+        </w:rPr>
+      </w:pPr>
+      <w:r>
+        <w:rPr>
+          <w:lang w:val="en-US"/>
+        </w:rPr>
+        <w:t>B = “chọn được ô có chữ cái cuối cùng là L” là P(B) = 15%</w:t>
+      </w:r>
+    </w:p>
+    <w:p>
+      <w:pPr>
+        <w:pStyle w:val="ListParagraph"/>
+        <w:numPr>
+          <w:ilvl w:val="0"/>
+          <w:numId w:val="7"/>
+        </w:numPr>
+        <w:rPr>
+          <w:lang w:val="en-US"/>
+        </w:rPr>
+      </w:pPr>
+      <w:r>
+        <w:rPr>
+          <w:lang w:val="en-US"/>
+        </w:rPr>
+        <w:t>Mức ý nghĩa (Significance Level) là 1 số mà nếu xác suất của biến cố nào đó &lt; số này thì ta coi như biến cố đó sẽ không thể nào xảy ra, ví dụ ta đặt mức ý nghĩa = 1</w:t>
+      </w:r>
+      <w:r>
+        <w:rPr>
+          <w:lang w:val="en-US"/>
+        </w:rPr>
+        <w:t>.5</w:t>
+      </w:r>
+      <w:r>
+        <w:rPr>
+          <w:lang w:val="en-US"/>
+        </w:rPr>
+        <w:t>%, thì biến cố “chọn đượ</w:t>
+      </w:r>
+      <w:r>
+        <w:rPr>
+          <w:lang w:val="en-US"/>
+        </w:rPr>
+        <w:t>c ô có tên NaL</w:t>
+      </w:r>
+      <w:r>
+        <w:rPr>
+          <w:lang w:val="en-US"/>
+        </w:rPr>
+        <w:t>” theo ta sẽ không thể xảy ra, vì xác suất củ</w:t>
+      </w:r>
+      <w:r>
+        <w:rPr>
+          <w:lang w:val="en-US"/>
+        </w:rPr>
+        <w:t>a nó =</w:t>
+      </w:r>
+      <w:bookmarkStart w:id="0" w:name="_GoBack"/>
+      <w:bookmarkEnd w:id="0"/>
+      <w:r>
+        <w:rPr>
+          <w:lang w:val="en-US"/>
+        </w:rPr>
+        <w:t xml:space="preserve"> 1</w:t>
+      </w:r>
+      <w:r>
+        <w:rPr>
+          <w:lang w:val="en-US"/>
+        </w:rPr>
+        <w:t>%</w:t>
+      </w:r>
+    </w:p>
+    <w:p>
+      <w:pPr>
+        <w:pStyle w:val="ListParagraph"/>
+        <w:numPr>
+          <w:ilvl w:val="0"/>
+          <w:numId w:val="7"/>
+        </w:numPr>
+        <w:rPr>
+          <w:lang w:val="en-US"/>
+        </w:rPr>
+      </w:pPr>
+      <w:r>
+        <w:rPr>
+          <w:lang w:val="en-US"/>
+        </w:rPr>
+        <w:t xml:space="preserve">Tổng biến cố </w:t>
+      </w:r>
+      <w:r>
+        <w:rPr>
+          <w:lang w:val="en-US"/>
+        </w:rPr>
+        <w:t>A + B là biến cố “chọn được ô trong nhóm A hoặc nhóm B”</w:t>
+      </w:r>
+    </w:p>
+    <w:p>
+      <w:pPr>
+        <w:pStyle w:val="ListParagraph"/>
+        <w:numPr>
+          <w:ilvl w:val="0"/>
+          <w:numId w:val="7"/>
+        </w:numPr>
+        <w:rPr>
+          <w:lang w:val="en-US"/>
+        </w:rPr>
+      </w:pPr>
+      <w:r>
+        <w:rPr>
+          <w:lang w:val="en-US"/>
+        </w:rPr>
+        <w:t xml:space="preserve">Tích biến cố </w:t>
+      </w:r>
+      <w:r>
+        <w:rPr>
+          <w:lang w:val="en-US"/>
+        </w:rPr>
+        <w:t>AB là biến cố “chọn được ô nằm trong cả nhóm A và nhóm B”</w:t>
+      </w:r>
+    </w:p>
+    <w:p>
+      <w:pPr>
+        <w:pStyle w:val="ListParagraph"/>
+        <w:numPr>
+          <w:ilvl w:val="0"/>
+          <w:numId w:val="7"/>
+        </w:numPr>
+        <w:rPr>
+          <w:lang w:val="en-US"/>
+        </w:rPr>
+      </w:pPr>
+      <w:r>
+        <w:t>Ā</w:t>
+      </w:r>
+      <w:r>
+        <w:rPr>
+          <w:lang w:val="en-US"/>
+        </w:rPr>
+        <w:t xml:space="preserve"> là biến cố “</w:t>
+      </w:r>
+      <w:r>
+        <w:rPr>
+          <w:lang w:val="en-US"/>
+        </w:rPr>
+        <w:t>chọn được ô không nằm trong nhóm A</w:t>
+      </w:r>
+      <w:r>
+        <w:rPr>
+          <w:lang w:val="en-US"/>
+        </w:rPr>
+        <w:t>”</w:t>
+      </w:r>
+      <w:r>
+        <w:rPr>
+          <w:lang w:val="en-US"/>
+        </w:rPr>
+        <w:t xml:space="preserve">, A và </w:t>
+      </w:r>
+      <w:r>
+        <w:t>Ā</w:t>
+      </w:r>
+      <w:r>
+        <w:rPr>
+          <w:lang w:val="en-US"/>
+        </w:rPr>
+        <w:t xml:space="preserve"> gọi là 2 biến cố đối lập (Complementary Events)</w:t>
+      </w:r>
+    </w:p>
+    <w:p>
+      <w:pPr>
+        <w:pStyle w:val="ListParagraph"/>
+        <w:numPr>
+          <w:ilvl w:val="0"/>
+          <w:numId w:val="7"/>
+        </w:numPr>
+        <w:rPr>
+          <w:lang w:val="en-US"/>
+        </w:rPr>
+      </w:pPr>
+      <w:r>
+        <w:rPr>
+          <w:lang w:val="en-US"/>
+        </w:rPr>
+        <w:t>A và C gọi là 2 biến cố xung khắc (Mutually Exclusive Events) nếu biến cố “chọn được ô nằm trong cả nhóm A và nhóm C” không thể xảy ra</w:t>
+      </w:r>
+    </w:p>
+    <w:p>
+      <w:pPr>
+        <w:pStyle w:val="ListParagraph"/>
+        <w:numPr>
+          <w:ilvl w:val="0"/>
+          <w:numId w:val="7"/>
+        </w:numPr>
+        <w:rPr>
+          <w:lang w:val="en-US"/>
+        </w:rPr>
+      </w:pPr>
+      <w:r>
+        <w:rPr>
+          <w:lang w:val="en-US"/>
+        </w:rPr>
+        <w:t xml:space="preserve">A và B gọi là 2 biến cố độc lập (Independent Events) chỉ khi P(AB) = P(A)P(B), </w:t>
+      </w:r>
+      <w:r>
+        <w:rPr>
+          <w:lang w:val="en-US"/>
+        </w:rPr>
+        <w:t xml:space="preserve">còn </w:t>
+      </w:r>
+      <w:r>
+        <w:rPr>
+          <w:lang w:val="en-US"/>
+        </w:rPr>
+        <w:t xml:space="preserve">nếu </w:t>
+      </w:r>
+      <w:r>
+        <w:rPr>
+          <w:lang w:val="en-US"/>
+        </w:rPr>
+        <w:t>P(AB)</w:t>
+      </w:r>
+      <w:r>
+        <w:rPr>
+          <w:lang w:val="en-US"/>
+        </w:rPr>
+        <w:t xml:space="preserve"> </w:t>
+      </w:r>
+      <w:r>
+        <w:rPr>
+          <w:lang w:val="en-US"/>
+        </w:rPr>
+        <w:t>≠</w:t>
+      </w:r>
+      <w:r>
+        <w:rPr>
+          <w:lang w:val="en-US"/>
+        </w:rPr>
+        <w:t xml:space="preserve"> P(A)P(B),</w:t>
+      </w:r>
+      <w:r>
+        <w:rPr>
+          <w:lang w:val="en-US"/>
+        </w:rPr>
+        <w:t xml:space="preserve"> thì A và B gọi là 2 biến cố phụ thuộc (Dependent </w:t>
+      </w:r>
+      <w:r>
+        <w:rPr>
+          <w:lang w:val="en-US"/>
+        </w:rPr>
+        <w:lastRenderedPageBreak/>
+        <w:t>Events), ví dụ</w:t>
+      </w:r>
+      <w:r>
+        <w:rPr>
+          <w:lang w:val="en-US"/>
+        </w:rPr>
+        <w:t xml:space="preserve"> </w:t>
+      </w:r>
+      <w:r>
+        <w:rPr>
+          <w:lang w:val="en-US"/>
+        </w:rPr>
+        <w:t xml:space="preserve">P(AB) = 4% </w:t>
+      </w:r>
+      <w:r>
+        <w:rPr>
+          <w:lang w:val="en-US"/>
+        </w:rPr>
+        <w:t>≠</w:t>
+      </w:r>
+      <w:r>
+        <w:rPr>
+          <w:lang w:val="en-US"/>
+        </w:rPr>
+        <w:t xml:space="preserve"> P(A)P(B) = 10% * 15% = 1.5%, nên A và B là 2 biến cố phụ thuộc</w:t>
       </w:r>
     </w:p>
     <w:p>
@@ -951,7 +1517,7 @@
         <w:rPr>
           <w:lang w:val="en-US"/>
         </w:rPr>
-        <w:t>Biểu Đồ Tần Suất (Histogram) Là Gì?</w:t>
+        <w:t>Ví Dụ Cụ Thể Về Mô Hình Hóa Xác Suất?</w:t>
       </w:r>
     </w:p>
     <w:p>
@@ -969,7 +1535,162 @@
         <w:rPr>
           <w:lang w:val="en-US"/>
         </w:rPr>
-        <w:t>Là biểu đồ mà trục hoành chia thành các đoạn mà thường là = nhau, độ cao mỗi đoạn tỉ lệ với số lần xuất hiện giá trị nằm trong đoạn</w:t>
+        <w:t>Giả sử ta tiến hành khảo sát 1 nhóm sinh viên xem họ thích những môn nào trong các môn A, B</w:t>
+      </w:r>
+    </w:p>
+    <w:p>
+      <w:pPr>
+        <w:pStyle w:val="ListParagraph"/>
+        <w:numPr>
+          <w:ilvl w:val="0"/>
+          <w:numId w:val="7"/>
+        </w:numPr>
+        <w:rPr>
+          <w:lang w:val="en-US"/>
+        </w:rPr>
+      </w:pPr>
+      <w:r>
+        <w:rPr>
+          <w:lang w:val="en-US"/>
+        </w:rPr>
+        <w:t>Ta dễ dàng lập được bảng</w:t>
+      </w:r>
+    </w:p>
+    <w:p>
+      <w:pPr>
+        <w:pStyle w:val="ListParagraph"/>
+        <w:numPr>
+          <w:ilvl w:val="0"/>
+          <w:numId w:val="7"/>
+        </w:numPr>
+        <w:rPr>
+          <w:lang w:val="en-US"/>
+        </w:rPr>
+      </w:pPr>
+      <w:r>
+        <w:rPr>
+          <w:noProof/>
+          <w:lang w:eastAsia="vi-VN"/>
+        </w:rPr>
+        <w:drawing>
+          <wp:inline distT="0" distB="0" distL="0" distR="0">
+            <wp:extent cx="4343400" cy="2171700"/>
+            <wp:effectExtent l="0" t="0" r="0" b="0"/>
+            <wp:docPr id="2" name="Picture 2"/>
+            <wp:cNvGraphicFramePr>
+              <a:graphicFrameLocks xmlns:a="http://schemas.openxmlformats.org/drawingml/2006/main" noChangeAspect="1"/>
+            </wp:cNvGraphicFramePr>
+            <a:graphic xmlns:a="http://schemas.openxmlformats.org/drawingml/2006/main">
+              <a:graphicData uri="http://schemas.openxmlformats.org/drawingml/2006/picture">
+                <pic:pic xmlns:pic="http://schemas.openxmlformats.org/drawingml/2006/picture">
+                  <pic:nvPicPr>
+                    <pic:cNvPr id="0" name="Untitled-1.jpg"/>
+                    <pic:cNvPicPr/>
+                  </pic:nvPicPr>
+                  <pic:blipFill>
+                    <a:blip r:embed="rId9">
+                      <a:extLst>
+                        <a:ext uri="{28A0092B-C50C-407E-A947-70E740481C1C}">
+                          <a14:useLocalDpi xmlns:a14="http://schemas.microsoft.com/office/drawing/2010/main" val="0"/>
+                        </a:ext>
+                      </a:extLst>
+                    </a:blip>
+                    <a:stretch>
+                      <a:fillRect/>
+                    </a:stretch>
+                  </pic:blipFill>
+                  <pic:spPr>
+                    <a:xfrm>
+                      <a:off x="0" y="0"/>
+                      <a:ext cx="4341477" cy="2170738"/>
+                    </a:xfrm>
+                    <a:prstGeom prst="rect">
+                      <a:avLst/>
+                    </a:prstGeom>
+                  </pic:spPr>
+                </pic:pic>
+              </a:graphicData>
+            </a:graphic>
+          </wp:inline>
+        </w:drawing>
+      </w:r>
+    </w:p>
+    <w:p>
+      <w:pPr>
+        <w:pStyle w:val="ListParagraph"/>
+        <w:numPr>
+          <w:ilvl w:val="0"/>
+          <w:numId w:val="7"/>
+        </w:numPr>
+        <w:rPr>
+          <w:lang w:val="en-US"/>
+        </w:rPr>
+      </w:pPr>
+      <w:r>
+        <w:rPr>
+          <w:lang w:val="en-US"/>
+        </w:rPr>
+        <w:t>Dễ thấ</w:t>
+      </w:r>
+      <w:r>
+        <w:rPr>
+          <w:lang w:val="en-US"/>
+        </w:rPr>
+        <w:t>y b</w:t>
+      </w:r>
+      <w:r>
+        <w:rPr>
+          <w:lang w:val="en-US"/>
+        </w:rPr>
+        <w:t>iến cố</w:t>
+      </w:r>
+      <w:r>
+        <w:rPr>
+          <w:lang w:val="en-US"/>
+        </w:rPr>
+        <w:t xml:space="preserve"> W =</w:t>
+      </w:r>
+      <w:r>
+        <w:rPr>
+          <w:lang w:val="en-US"/>
+        </w:rPr>
+        <w:t xml:space="preserve"> “khảo sát trúng sinh viên thích môn A nhưng không thích môn B” là 1 biến cố sơ cấp</w:t>
+      </w:r>
+    </w:p>
+    <w:p>
+      <w:pPr>
+        <w:pStyle w:val="ListParagraph"/>
+        <w:numPr>
+          <w:ilvl w:val="0"/>
+          <w:numId w:val="7"/>
+        </w:numPr>
+        <w:rPr>
+          <w:lang w:val="en-US"/>
+        </w:rPr>
+      </w:pPr>
+      <w:r>
+        <w:rPr>
+          <w:lang w:val="en-US"/>
+        </w:rPr>
+        <w:t>Biến cố C = “khảo sát trúng sinh viên thích môn A” là tổng biến cố W + E, E là biến cố sơ cấp “khảo sát trúng sinh viên thích cả môn A và môn B”</w:t>
+      </w:r>
+    </w:p>
+    <w:p>
+      <w:pPr>
+        <w:pStyle w:val="ListParagraph"/>
+        <w:numPr>
+          <w:ilvl w:val="0"/>
+          <w:numId w:val="7"/>
+        </w:numPr>
+        <w:rPr>
+          <w:lang w:val="en-US"/>
+        </w:rPr>
+      </w:pPr>
+      <w:r>
+        <w:rPr>
+          <w:lang w:val="en-US"/>
+        </w:rPr>
+        <w:t>Biến cố E là tích biến cố CF, F là biến cố “khảo sát trúng sinh viên thích môn B”</w:t>
       </w:r>
     </w:p>
     <w:p>
@@ -987,39 +1708,8 @@
         <w:rPr>
           <w:lang w:val="en-US"/>
         </w:rPr>
-        <w:t>Kí Hiệu Xác Suất?</w:t>
-      </w:r>
-    </w:p>
-    <w:p>
-      <w:pPr>
-        <w:pStyle w:val="ListParagraph"/>
-        <w:pBdr>
-          <w:top w:val="single" w:sz="4" w:space="1" w:color="auto"/>
-          <w:left w:val="single" w:sz="4" w:space="4" w:color="auto"/>
-          <w:bottom w:val="single" w:sz="4" w:space="1" w:color="auto"/>
-          <w:right w:val="single" w:sz="4" w:space="4" w:color="auto"/>
-        </w:pBdr>
-        <w:ind w:left="1080"/>
-        <w:rPr>
-          <w:rFonts w:ascii="Cambria Math" w:hAnsi="Cambria Math"/>
-          <w:lang w:val="en-US"/>
-          <w:oMath/>
-        </w:rPr>
-      </w:pPr>
-      <m:oMathPara>
-        <m:oMathParaPr>
-          <m:jc m:val="left"/>
-        </m:oMathParaPr>
-        <m:oMath>
-          <m:r>
-            <w:rPr>
-              <w:rFonts w:ascii="Cambria Math" w:hAnsi="Cambria Math"/>
-              <w:lang w:val="en-US"/>
-            </w:rPr>
-            <m:t>P(A)</m:t>
-          </m:r>
-        </m:oMath>
-      </m:oMathPara>
+        <w:t>Biểu Đồ Tần Suất (Histogram) Là Gì?</w:t>
+      </w:r>
     </w:p>
     <w:p>
       <w:pPr>
@@ -1036,74 +1726,13 @@
         <w:rPr>
           <w:lang w:val="en-US"/>
         </w:rPr>
-        <w:t>A là sự kiện</w:t>
-      </w:r>
-    </w:p>
-    <w:p>
-      <w:pPr>
-        <w:pStyle w:val="ListParagraph"/>
-        <w:numPr>
-          <w:ilvl w:val="0"/>
-          <w:numId w:val="7"/>
-        </w:numPr>
-        <w:rPr>
-          <w:lang w:val="en-US"/>
-        </w:rPr>
-      </w:pPr>
-      <w:r>
-        <w:rPr>
-          <w:lang w:val="en-US"/>
-        </w:rPr>
-        <w:t>Ví dụ</w:t>
-      </w:r>
-    </w:p>
-    <w:p>
-      <w:pPr>
-        <w:pStyle w:val="ListParagraph"/>
-        <w:pBdr>
-          <w:top w:val="single" w:sz="4" w:space="1" w:color="auto"/>
-          <w:left w:val="single" w:sz="4" w:space="4" w:color="auto"/>
-          <w:bottom w:val="single" w:sz="4" w:space="1" w:color="auto"/>
-          <w:right w:val="single" w:sz="4" w:space="4" w:color="auto"/>
-        </w:pBdr>
-        <w:ind w:left="1080"/>
-        <w:rPr>
-          <w:rFonts w:ascii="Cambria Math" w:hAnsi="Cambria Math"/>
-          <w:lang w:val="en-US"/>
-          <w:oMath/>
-        </w:rPr>
-      </w:pPr>
-      <m:oMathPara>
-        <m:oMathParaPr>
-          <m:jc m:val="left"/>
-        </m:oMathParaPr>
-        <m:oMath>
-          <m:r>
-            <w:rPr>
-              <w:rFonts w:ascii="Cambria Math" w:hAnsi="Cambria Math"/>
-              <w:lang w:val="en-US"/>
-            </w:rPr>
-            <m:t>P(X=x)</m:t>
-          </m:r>
-        </m:oMath>
-      </m:oMathPara>
-    </w:p>
-    <w:p>
-      <w:pPr>
-        <w:pStyle w:val="ListParagraph"/>
-        <w:numPr>
-          <w:ilvl w:val="0"/>
-          <w:numId w:val="7"/>
-        </w:numPr>
-        <w:rPr>
-          <w:lang w:val="en-US"/>
-        </w:rPr>
-      </w:pPr>
-      <w:r>
-        <w:rPr>
-          <w:lang w:val="en-US"/>
-        </w:rPr>
-        <w:t>Đây là xác suất của sự kiện biến ngẫu nhiên X có giá trị = x</w:t>
+        <w:t xml:space="preserve">Là biểu đồ mà trục hoành chia thành các đoạn mà thường là = nhau, độ cao mỗi đoạn </w:t>
+      </w:r>
+      <w:r>
+        <w:rPr>
+          <w:lang w:val="en-US"/>
+        </w:rPr>
+        <w:t>là tần suất của biến cố “giá trị trong đoạn này xuất hiện”</w:t>
       </w:r>
     </w:p>
     <w:p>
@@ -1121,146 +1750,7 @@
         <w:rPr>
           <w:lang w:val="en-US"/>
         </w:rPr>
-        <w:t>Kí Hiệu Phủ Định Của 1 Sự Kiện?</w:t>
-      </w:r>
-    </w:p>
-    <w:p>
-      <w:pPr>
-        <w:pStyle w:val="ListParagraph"/>
-        <w:pBdr>
-          <w:top w:val="single" w:sz="4" w:space="1" w:color="auto"/>
-          <w:left w:val="single" w:sz="4" w:space="4" w:color="auto"/>
-          <w:bottom w:val="single" w:sz="4" w:space="1" w:color="auto"/>
-          <w:right w:val="single" w:sz="4" w:space="4" w:color="auto"/>
-        </w:pBdr>
-        <w:ind w:left="1080"/>
-        <w:rPr>
-          <w:rFonts w:ascii="Cambria Math" w:hAnsi="Cambria Math"/>
-          <w:lang w:val="en-US"/>
-          <w:oMath/>
-        </w:rPr>
-      </w:pPr>
-      <m:oMathPara>
-        <m:oMathParaPr>
-          <m:jc m:val="left"/>
-        </m:oMathParaPr>
-        <m:oMath>
-          <m:r>
-            <w:rPr>
-              <w:rFonts w:ascii="Cambria Math" w:hAnsi="Cambria Math"/>
-              <w:lang w:val="en-US"/>
-            </w:rPr>
-            <m:t>¬A</m:t>
-          </m:r>
-        </m:oMath>
-      </m:oMathPara>
-    </w:p>
-    <w:p>
-      <w:pPr>
-        <w:pStyle w:val="ListParagraph"/>
-        <w:numPr>
-          <w:ilvl w:val="0"/>
-          <w:numId w:val="7"/>
-        </w:numPr>
-        <w:rPr>
-          <w:lang w:val="en-US"/>
-        </w:rPr>
-      </w:pPr>
-      <w:r>
-        <w:rPr>
-          <w:lang w:val="en-US"/>
-        </w:rPr>
-        <w:t>A là sự kiện</w:t>
-      </w:r>
-    </w:p>
-    <w:p>
-      <w:pPr>
-        <w:pStyle w:val="ListParagraph"/>
-        <w:numPr>
-          <w:ilvl w:val="0"/>
-          <w:numId w:val="13"/>
-        </w:numPr>
-        <w:rPr>
-          <w:lang w:val="en-US"/>
-        </w:rPr>
-      </w:pPr>
-      <w:r>
-        <w:rPr>
-          <w:lang w:val="en-US"/>
-        </w:rPr>
-        <w:t>Kí Hiệu Xác Suất Để 2 Sự Kiện Cùng Lúc Xảy Ra?</w:t>
-      </w:r>
-    </w:p>
-    <w:p>
-      <w:pPr>
-        <w:pStyle w:val="ListParagraph"/>
-        <w:pBdr>
-          <w:top w:val="single" w:sz="4" w:space="1" w:color="auto"/>
-          <w:left w:val="single" w:sz="4" w:space="4" w:color="auto"/>
-          <w:bottom w:val="single" w:sz="4" w:space="1" w:color="auto"/>
-          <w:right w:val="single" w:sz="4" w:space="4" w:color="auto"/>
-        </w:pBdr>
-        <w:ind w:left="1080"/>
-        <w:rPr>
-          <w:lang w:val="en-US"/>
-        </w:rPr>
-      </w:pPr>
-      <m:oMath>
-        <m:r>
-          <w:rPr>
-            <w:rFonts w:ascii="Cambria Math" w:hAnsi="Cambria Math"/>
-            <w:lang w:val="en-US"/>
-          </w:rPr>
-          <m:t>P(A∩B)</m:t>
-        </m:r>
-      </m:oMath>
-      <w:r>
-        <w:rPr>
-          <w:lang w:val="en-US"/>
-        </w:rPr>
-        <w:t xml:space="preserve"> </w:t>
-      </w:r>
-    </w:p>
-    <w:p>
-      <w:pPr>
-        <w:pStyle w:val="ListParagraph"/>
-        <w:numPr>
-          <w:ilvl w:val="0"/>
-          <w:numId w:val="7"/>
-        </w:numPr>
-        <w:rPr>
-          <w:lang w:val="en-US"/>
-        </w:rPr>
-      </w:pPr>
-      <w:r>
-        <w:rPr>
-          <w:lang w:val="en-US"/>
-        </w:rPr>
-        <w:t>A và B là 2 sự kiện cùng lúc xảy ra</w:t>
-      </w:r>
-    </w:p>
-    <w:p>
-      <w:pPr>
-        <w:pStyle w:val="ListParagraph"/>
-        <w:numPr>
-          <w:ilvl w:val="0"/>
-          <w:numId w:val="13"/>
-        </w:numPr>
-        <w:rPr>
-          <w:lang w:val="en-US"/>
-        </w:rPr>
-      </w:pPr>
-      <w:r>
-        <w:rPr>
-          <w:lang w:val="en-US"/>
-        </w:rPr>
-        <w:t xml:space="preserve">Kí </w:t>
-      </w:r>
-      <w:r>
-        <w:rPr>
-          <w:lang w:val="en-US"/>
-        </w:rPr>
-        <w:t>Hiệu Xác Suất Của 1 Sự Kiện Khi Biết 1 Sự Kiện Khác Đã Xảy Ra?</w:t>
+        <w:t>Xác Suất Của 1 Sự Kiện Khi Biết 1 Sự Kiện Khác Đã Xảy Ra?</w:t>
       </w:r>
     </w:p>
     <w:p>
@@ -1333,6 +1823,91 @@
               </m:r>
             </m:e>
           </m:d>
+          <m:r>
+            <m:rPr>
+              <m:sty m:val="p"/>
+            </m:rPr>
+            <w:rPr>
+              <w:rFonts w:ascii="Cambria Math" w:hAnsi="Cambria Math"/>
+              <w:lang w:val="en-US"/>
+            </w:rPr>
+            <m:t>=</m:t>
+          </m:r>
+          <m:f>
+            <m:fPr>
+              <m:ctrlPr>
+                <w:rPr>
+                  <w:rFonts w:ascii="Cambria Math" w:hAnsi="Cambria Math"/>
+                  <w:lang w:val="en-US"/>
+                </w:rPr>
+              </m:ctrlPr>
+            </m:fPr>
+            <m:num>
+              <m:r>
+                <w:rPr>
+                  <w:rFonts w:ascii="Cambria Math" w:hAnsi="Cambria Math"/>
+                  <w:lang w:val="en-US"/>
+                </w:rPr>
+                <m:t>P</m:t>
+              </m:r>
+              <m:d>
+                <m:dPr>
+                  <m:ctrlPr>
+                    <w:rPr>
+                      <w:rFonts w:ascii="Cambria Math" w:hAnsi="Cambria Math"/>
+                      <w:i/>
+                      <w:lang w:val="en-US"/>
+                    </w:rPr>
+                  </m:ctrlPr>
+                </m:dPr>
+                <m:e>
+                  <m:r>
+                    <w:rPr>
+                      <w:rFonts w:ascii="Cambria Math" w:hAnsi="Cambria Math"/>
+                      <w:lang w:val="en-US"/>
+                    </w:rPr>
+                    <m:t>A</m:t>
+                  </m:r>
+                  <m:r>
+                    <w:rPr>
+                      <w:rFonts w:ascii="Cambria Math" w:hAnsi="Cambria Math"/>
+                      <w:lang w:val="en-US"/>
+                    </w:rPr>
+                    <m:t>B</m:t>
+                  </m:r>
+                </m:e>
+              </m:d>
+            </m:num>
+            <m:den>
+              <m:r>
+                <w:rPr>
+                  <w:rFonts w:ascii="Cambria Math" w:hAnsi="Cambria Math"/>
+                  <w:lang w:val="en-US"/>
+                </w:rPr>
+                <m:t>P</m:t>
+              </m:r>
+              <m:d>
+                <m:dPr>
+                  <m:ctrlPr>
+                    <w:rPr>
+                      <w:rFonts w:ascii="Cambria Math" w:hAnsi="Cambria Math"/>
+                      <w:i/>
+                      <w:lang w:val="en-US"/>
+                    </w:rPr>
+                  </m:ctrlPr>
+                </m:dPr>
+                <m:e>
+                  <m:r>
+                    <w:rPr>
+                      <w:rFonts w:ascii="Cambria Math" w:hAnsi="Cambria Math"/>
+                      <w:lang w:val="en-US"/>
+                    </w:rPr>
+                    <m:t>B</m:t>
+                  </m:r>
+                </m:e>
+              </m:d>
+            </m:den>
+          </m:f>
         </m:oMath>
       </m:oMathPara>
     </w:p>
@@ -1436,24 +2011,6 @@
           <w:lang w:val="en-US"/>
         </w:rPr>
         <w:t>Là 1 kết quả dự đoán, khi ta dự đoán 1 bệnh nhân dương tính, nhưng sự thật thì anh ta âm tính, kết quả này chính là dương tính giả</w:t>
-      </w:r>
-    </w:p>
-    <w:p>
-      <w:pPr>
-        <w:pStyle w:val="ListParagraph"/>
-        <w:numPr>
-          <w:ilvl w:val="0"/>
-          <w:numId w:val="7"/>
-        </w:numPr>
-        <w:rPr>
-          <w:lang w:val="en-US"/>
-        </w:rPr>
-      </w:pPr>
-      <w:r>
-        <w:rPr>
-          <w:lang w:val="en-US"/>
-        </w:rPr>
-        <w:t>Tương tự với âm tính giả</w:t>
       </w:r>
     </w:p>
     <w:p>
@@ -1685,679 +2242,8 @@
               </m:d>
             </m:den>
           </m:f>
-          <m:r>
-            <w:rPr>
-              <w:rFonts w:ascii="Cambria Math" w:hAnsi="Cambria Math"/>
-              <w:lang w:val="en-US"/>
-            </w:rPr>
-            <m:t>⇒</m:t>
-          </m:r>
-          <m:f>
-            <m:fPr>
-              <m:ctrlPr>
-                <w:rPr>
-                  <w:rFonts w:ascii="Cambria Math" w:hAnsi="Cambria Math"/>
-                  <w:i/>
-                  <w:lang w:val="en-US"/>
-                </w:rPr>
-              </m:ctrlPr>
-            </m:fPr>
-            <m:num>
-              <m:r>
-                <w:rPr>
-                  <w:rFonts w:ascii="Cambria Math" w:hAnsi="Cambria Math"/>
-                  <w:lang w:val="en-US"/>
-                </w:rPr>
-                <m:t>P</m:t>
-              </m:r>
-              <m:d>
-                <m:dPr>
-                  <m:ctrlPr>
-                    <w:rPr>
-                      <w:rFonts w:ascii="Cambria Math" w:hAnsi="Cambria Math"/>
-                      <w:i/>
-                      <w:lang w:val="en-US"/>
-                    </w:rPr>
-                  </m:ctrlPr>
-                </m:dPr>
-                <m:e>
-                  <m:d>
-                    <m:dPr>
-                      <m:begChr m:val=""/>
-                      <m:endChr m:val="|"/>
-                      <m:ctrlPr>
-                        <w:rPr>
-                          <w:rFonts w:ascii="Cambria Math" w:hAnsi="Cambria Math"/>
-                          <w:i/>
-                          <w:lang w:val="en-US"/>
-                        </w:rPr>
-                      </m:ctrlPr>
-                    </m:dPr>
-                    <m:e>
-                      <m:r>
-                        <w:rPr>
-                          <w:rFonts w:ascii="Cambria Math" w:hAnsi="Cambria Math"/>
-                          <w:lang w:val="en-US"/>
-                        </w:rPr>
-                        <m:t>A</m:t>
-                      </m:r>
-                    </m:e>
-                  </m:d>
-                  <m:r>
-                    <w:rPr>
-                      <w:rFonts w:ascii="Cambria Math" w:hAnsi="Cambria Math"/>
-                      <w:lang w:val="en-US"/>
-                    </w:rPr>
-                    <m:t>B</m:t>
-                  </m:r>
-                </m:e>
-              </m:d>
-            </m:num>
-            <m:den>
-              <m:r>
-                <w:rPr>
-                  <w:rFonts w:ascii="Cambria Math" w:hAnsi="Cambria Math"/>
-                  <w:lang w:val="en-US"/>
-                </w:rPr>
-                <m:t>P</m:t>
-              </m:r>
-              <m:d>
-                <m:dPr>
-                  <m:ctrlPr>
-                    <w:rPr>
-                      <w:rFonts w:ascii="Cambria Math" w:hAnsi="Cambria Math"/>
-                      <w:i/>
-                      <w:lang w:val="en-US"/>
-                    </w:rPr>
-                  </m:ctrlPr>
-                </m:dPr>
-                <m:e>
-                  <m:d>
-                    <m:dPr>
-                      <m:begChr m:val=""/>
-                      <m:endChr m:val="|"/>
-                      <m:ctrlPr>
-                        <w:rPr>
-                          <w:rFonts w:ascii="Cambria Math" w:hAnsi="Cambria Math"/>
-                          <w:i/>
-                          <w:lang w:val="en-US"/>
-                        </w:rPr>
-                      </m:ctrlPr>
-                    </m:dPr>
-                    <m:e>
-                      <m:r>
-                        <w:rPr>
-                          <w:rFonts w:ascii="Cambria Math" w:hAnsi="Cambria Math"/>
-                          <w:lang w:val="en-US"/>
-                        </w:rPr>
-                        <m:t>B</m:t>
-                      </m:r>
-                    </m:e>
-                  </m:d>
-                  <m:r>
-                    <w:rPr>
-                      <w:rFonts w:ascii="Cambria Math" w:hAnsi="Cambria Math"/>
-                      <w:lang w:val="en-US"/>
-                    </w:rPr>
-                    <m:t>A</m:t>
-                  </m:r>
-                </m:e>
-              </m:d>
-            </m:den>
-          </m:f>
-          <m:r>
-            <w:rPr>
-              <w:rFonts w:ascii="Cambria Math" w:hAnsi="Cambria Math"/>
-              <w:lang w:val="en-US"/>
-            </w:rPr>
-            <m:t>=</m:t>
-          </m:r>
-          <m:f>
-            <m:fPr>
-              <m:ctrlPr>
-                <w:rPr>
-                  <w:rFonts w:ascii="Cambria Math" w:hAnsi="Cambria Math"/>
-                  <w:i/>
-                  <w:lang w:val="en-US"/>
-                </w:rPr>
-              </m:ctrlPr>
-            </m:fPr>
-            <m:num>
-              <m:r>
-                <w:rPr>
-                  <w:rFonts w:ascii="Cambria Math" w:hAnsi="Cambria Math"/>
-                  <w:lang w:val="en-US"/>
-                </w:rPr>
-                <m:t>P</m:t>
-              </m:r>
-              <m:d>
-                <m:dPr>
-                  <m:ctrlPr>
-                    <w:rPr>
-                      <w:rFonts w:ascii="Cambria Math" w:hAnsi="Cambria Math"/>
-                      <w:i/>
-                      <w:lang w:val="en-US"/>
-                    </w:rPr>
-                  </m:ctrlPr>
-                </m:dPr>
-                <m:e>
-                  <m:r>
-                    <w:rPr>
-                      <w:rFonts w:ascii="Cambria Math" w:hAnsi="Cambria Math"/>
-                      <w:lang w:val="en-US"/>
-                    </w:rPr>
-                    <m:t>A</m:t>
-                  </m:r>
-                </m:e>
-              </m:d>
-            </m:num>
-            <m:den>
-              <m:r>
-                <w:rPr>
-                  <w:rFonts w:ascii="Cambria Math" w:hAnsi="Cambria Math"/>
-                  <w:lang w:val="en-US"/>
-                </w:rPr>
-                <m:t>P</m:t>
-              </m:r>
-              <m:d>
-                <m:dPr>
-                  <m:ctrlPr>
-                    <w:rPr>
-                      <w:rFonts w:ascii="Cambria Math" w:hAnsi="Cambria Math"/>
-                      <w:i/>
-                      <w:lang w:val="en-US"/>
-                    </w:rPr>
-                  </m:ctrlPr>
-                </m:dPr>
-                <m:e>
-                  <m:r>
-                    <w:rPr>
-                      <w:rFonts w:ascii="Cambria Math" w:hAnsi="Cambria Math"/>
-                      <w:lang w:val="en-US"/>
-                    </w:rPr>
-                    <m:t>B</m:t>
-                  </m:r>
-                </m:e>
-              </m:d>
-            </m:den>
-          </m:f>
         </m:oMath>
       </m:oMathPara>
-    </w:p>
-    <w:p>
-      <w:pPr>
-        <w:pStyle w:val="ListParagraph"/>
-        <w:numPr>
-          <w:ilvl w:val="0"/>
-          <w:numId w:val="7"/>
-        </w:numPr>
-        <w:rPr>
-          <w:lang w:val="en-US"/>
-        </w:rPr>
-      </w:pPr>
-      <w:r>
-        <w:rPr>
-          <w:lang w:val="en-US"/>
-        </w:rPr>
-        <w:t>Công thức này tạm dịch là xác suất để sự kiện A xảy ra biết sự kiện B đã xảy ra = xác suất để sự kiện B xảy ra biết sự kiện A đã xảy ra * xác suất để sự kiện A xảy ra / xác suất để sự kiện B xảy ra</w:t>
-      </w:r>
-    </w:p>
-    <w:p>
-      <w:pPr>
-        <w:pStyle w:val="ListParagraph"/>
-        <w:numPr>
-          <w:ilvl w:val="0"/>
-          <w:numId w:val="13"/>
-        </w:numPr>
-        <w:rPr>
-          <w:lang w:val="en-US"/>
-        </w:rPr>
-      </w:pPr>
-      <w:r>
-        <w:rPr>
-          <w:lang w:val="en-US"/>
-        </w:rPr>
-        <w:t xml:space="preserve">Chứng </w:t>
-      </w:r>
-      <w:r>
-        <w:rPr>
-          <w:lang w:val="en-US"/>
-        </w:rPr>
-        <w:t xml:space="preserve">Minh Định Lý </w:t>
-      </w:r>
-      <w:r>
-        <w:rPr>
-          <w:lang w:val="en-US"/>
-        </w:rPr>
-        <w:t>Bayes</w:t>
-      </w:r>
-      <w:r>
-        <w:rPr>
-          <w:lang w:val="en-US"/>
-        </w:rPr>
-        <w:t>?</w:t>
-      </w:r>
-    </w:p>
-    <w:p>
-      <w:pPr>
-        <w:pStyle w:val="ListParagraph"/>
-        <w:numPr>
-          <w:ilvl w:val="0"/>
-          <w:numId w:val="7"/>
-        </w:numPr>
-        <w:rPr>
-          <w:lang w:val="en-US"/>
-        </w:rPr>
-      </w:pPr>
-      <w:r>
-        <w:rPr>
-          <w:lang w:val="en-US"/>
-        </w:rPr>
-        <w:t>Dễ thấy</w:t>
-      </w:r>
-    </w:p>
-    <w:p>
-      <w:pPr>
-        <w:pStyle w:val="ListParagraph"/>
-        <w:pBdr>
-          <w:top w:val="single" w:sz="4" w:space="1" w:color="auto"/>
-          <w:left w:val="single" w:sz="4" w:space="4" w:color="auto"/>
-          <w:bottom w:val="single" w:sz="4" w:space="1" w:color="auto"/>
-          <w:right w:val="single" w:sz="4" w:space="4" w:color="auto"/>
-        </w:pBdr>
-        <w:ind w:left="1080"/>
-        <w:rPr>
-          <w:lang w:val="en-US"/>
-        </w:rPr>
-      </w:pPr>
-      <m:oMath>
-        <m:r>
-          <w:rPr>
-            <w:rFonts w:ascii="Cambria Math" w:hAnsi="Cambria Math"/>
-            <w:lang w:val="en-US"/>
-          </w:rPr>
-          <m:t>P</m:t>
-        </m:r>
-        <m:d>
-          <m:dPr>
-            <m:ctrlPr>
-              <w:rPr>
-                <w:rFonts w:ascii="Cambria Math" w:eastAsiaTheme="minorEastAsia" w:hAnsi="Cambria Math"/>
-                <w:i/>
-                <w:lang w:val="en-US"/>
-              </w:rPr>
-            </m:ctrlPr>
-          </m:dPr>
-          <m:e>
-            <m:d>
-              <m:dPr>
-                <m:begChr m:val=""/>
-                <m:endChr m:val="|"/>
-                <m:ctrlPr>
-                  <w:rPr>
-                    <w:rFonts w:ascii="Cambria Math" w:hAnsi="Cambria Math"/>
-                    <w:i/>
-                    <w:lang w:val="en-US"/>
-                  </w:rPr>
-                </m:ctrlPr>
-              </m:dPr>
-              <m:e>
-                <m:r>
-                  <w:rPr>
-                    <w:rFonts w:ascii="Cambria Math" w:hAnsi="Cambria Math"/>
-                    <w:lang w:val="en-US"/>
-                  </w:rPr>
-                  <m:t>A</m:t>
-                </m:r>
-              </m:e>
-            </m:d>
-            <m:r>
-              <w:rPr>
-                <w:rFonts w:ascii="Cambria Math" w:hAnsi="Cambria Math"/>
-                <w:lang w:val="en-US"/>
-              </w:rPr>
-              <m:t>B</m:t>
-            </m:r>
-          </m:e>
-        </m:d>
-        <m:r>
-          <w:rPr>
-            <w:rFonts w:ascii="Cambria Math" w:eastAsiaTheme="minorEastAsia" w:hAnsi="Cambria Math"/>
-            <w:lang w:val="en-US"/>
-          </w:rPr>
-          <m:t>=</m:t>
-        </m:r>
-        <m:f>
-          <m:fPr>
-            <m:ctrlPr>
-              <w:rPr>
-                <w:rFonts w:ascii="Cambria Math" w:eastAsiaTheme="minorEastAsia" w:hAnsi="Cambria Math"/>
-                <w:i/>
-                <w:lang w:val="en-US"/>
-              </w:rPr>
-            </m:ctrlPr>
-          </m:fPr>
-          <m:num>
-            <m:r>
-              <w:rPr>
-                <w:rFonts w:ascii="Cambria Math" w:eastAsiaTheme="minorEastAsia" w:hAnsi="Cambria Math"/>
-                <w:lang w:val="en-US"/>
-              </w:rPr>
-              <m:t>P</m:t>
-            </m:r>
-            <m:d>
-              <m:dPr>
-                <m:ctrlPr>
-                  <w:rPr>
-                    <w:rFonts w:ascii="Cambria Math" w:eastAsiaTheme="minorEastAsia" w:hAnsi="Cambria Math"/>
-                    <w:i/>
-                    <w:lang w:val="en-US"/>
-                  </w:rPr>
-                </m:ctrlPr>
-              </m:dPr>
-              <m:e>
-                <m:r>
-                  <w:rPr>
-                    <w:rFonts w:ascii="Cambria Math" w:hAnsi="Cambria Math"/>
-                    <w:lang w:val="en-US"/>
-                  </w:rPr>
-                  <m:t>A∩B</m:t>
-                </m:r>
-              </m:e>
-            </m:d>
-          </m:num>
-          <m:den>
-            <m:r>
-              <w:rPr>
-                <w:rFonts w:ascii="Cambria Math" w:eastAsiaTheme="minorEastAsia" w:hAnsi="Cambria Math"/>
-                <w:lang w:val="en-US"/>
-              </w:rPr>
-              <m:t>P</m:t>
-            </m:r>
-            <m:d>
-              <m:dPr>
-                <m:ctrlPr>
-                  <w:rPr>
-                    <w:rFonts w:ascii="Cambria Math" w:eastAsiaTheme="minorEastAsia" w:hAnsi="Cambria Math"/>
-                    <w:i/>
-                    <w:lang w:val="en-US"/>
-                  </w:rPr>
-                </m:ctrlPr>
-              </m:dPr>
-              <m:e>
-                <m:r>
-                  <w:rPr>
-                    <w:rFonts w:ascii="Cambria Math" w:eastAsiaTheme="minorEastAsia" w:hAnsi="Cambria Math"/>
-                    <w:lang w:val="en-US"/>
-                  </w:rPr>
-                  <m:t>B</m:t>
-                </m:r>
-              </m:e>
-            </m:d>
-          </m:den>
-        </m:f>
-        <m:r>
-          <w:rPr>
-            <w:rFonts w:ascii="Cambria Math" w:eastAsiaTheme="minorEastAsia" w:hAnsi="Cambria Math"/>
-            <w:lang w:val="en-US"/>
-          </w:rPr>
-          <m:t>=</m:t>
-        </m:r>
-        <m:f>
-          <m:fPr>
-            <m:ctrlPr>
-              <w:rPr>
-                <w:rFonts w:ascii="Cambria Math" w:eastAsiaTheme="minorEastAsia" w:hAnsi="Cambria Math"/>
-                <w:i/>
-                <w:lang w:val="en-US"/>
-              </w:rPr>
-            </m:ctrlPr>
-          </m:fPr>
-          <m:num>
-            <m:r>
-              <w:rPr>
-                <w:rFonts w:ascii="Cambria Math" w:eastAsiaTheme="minorEastAsia" w:hAnsi="Cambria Math"/>
-                <w:lang w:val="en-US"/>
-              </w:rPr>
-              <m:t>P</m:t>
-            </m:r>
-            <m:d>
-              <m:dPr>
-                <m:ctrlPr>
-                  <w:rPr>
-                    <w:rFonts w:ascii="Cambria Math" w:eastAsiaTheme="minorEastAsia" w:hAnsi="Cambria Math"/>
-                    <w:i/>
-                    <w:lang w:val="en-US"/>
-                  </w:rPr>
-                </m:ctrlPr>
-              </m:dPr>
-              <m:e>
-                <m:r>
-                  <w:rPr>
-                    <w:rFonts w:ascii="Cambria Math" w:hAnsi="Cambria Math"/>
-                    <w:lang w:val="en-US"/>
-                  </w:rPr>
-                  <m:t>B∩A</m:t>
-                </m:r>
-              </m:e>
-            </m:d>
-            <m:r>
-              <w:rPr>
-                <w:rFonts w:ascii="Cambria Math" w:hAnsi="Cambria Math"/>
-                <w:lang w:val="en-US"/>
-              </w:rPr>
-              <m:t>P</m:t>
-            </m:r>
-            <m:d>
-              <m:dPr>
-                <m:ctrlPr>
-                  <w:rPr>
-                    <w:rFonts w:ascii="Cambria Math" w:hAnsi="Cambria Math"/>
-                    <w:i/>
-                    <w:lang w:val="en-US"/>
-                  </w:rPr>
-                </m:ctrlPr>
-              </m:dPr>
-              <m:e>
-                <m:r>
-                  <w:rPr>
-                    <w:rFonts w:ascii="Cambria Math" w:hAnsi="Cambria Math"/>
-                    <w:lang w:val="en-US"/>
-                  </w:rPr>
-                  <m:t>A</m:t>
-                </m:r>
-              </m:e>
-            </m:d>
-          </m:num>
-          <m:den>
-            <m:r>
-              <w:rPr>
-                <w:rFonts w:ascii="Cambria Math" w:eastAsiaTheme="minorEastAsia" w:hAnsi="Cambria Math"/>
-                <w:lang w:val="en-US"/>
-              </w:rPr>
-              <m:t>P</m:t>
-            </m:r>
-            <m:d>
-              <m:dPr>
-                <m:ctrlPr>
-                  <w:rPr>
-                    <w:rFonts w:ascii="Cambria Math" w:eastAsiaTheme="minorEastAsia" w:hAnsi="Cambria Math"/>
-                    <w:i/>
-                    <w:lang w:val="en-US"/>
-                  </w:rPr>
-                </m:ctrlPr>
-              </m:dPr>
-              <m:e>
-                <m:r>
-                  <w:rPr>
-                    <w:rFonts w:ascii="Cambria Math" w:eastAsiaTheme="minorEastAsia" w:hAnsi="Cambria Math"/>
-                    <w:lang w:val="en-US"/>
-                  </w:rPr>
-                  <m:t>B</m:t>
-                </m:r>
-              </m:e>
-            </m:d>
-            <m:r>
-              <w:rPr>
-                <w:rFonts w:ascii="Cambria Math" w:hAnsi="Cambria Math"/>
-                <w:lang w:val="en-US"/>
-              </w:rPr>
-              <m:t>P</m:t>
-            </m:r>
-            <m:d>
-              <m:dPr>
-                <m:ctrlPr>
-                  <w:rPr>
-                    <w:rFonts w:ascii="Cambria Math" w:hAnsi="Cambria Math"/>
-                    <w:i/>
-                    <w:lang w:val="en-US"/>
-                  </w:rPr>
-                </m:ctrlPr>
-              </m:dPr>
-              <m:e>
-                <m:r>
-                  <w:rPr>
-                    <w:rFonts w:ascii="Cambria Math" w:hAnsi="Cambria Math"/>
-                    <w:lang w:val="en-US"/>
-                  </w:rPr>
-                  <m:t>A</m:t>
-                </m:r>
-              </m:e>
-            </m:d>
-          </m:den>
-        </m:f>
-        <m:r>
-          <w:rPr>
-            <w:rFonts w:ascii="Cambria Math" w:eastAsiaTheme="minorEastAsia" w:hAnsi="Cambria Math"/>
-            <w:lang w:val="en-US"/>
-          </w:rPr>
-          <m:t>=</m:t>
-        </m:r>
-        <m:f>
-          <m:fPr>
-            <m:ctrlPr>
-              <w:rPr>
-                <w:rFonts w:ascii="Cambria Math" w:hAnsi="Cambria Math"/>
-                <w:i/>
-                <w:lang w:val="en-US"/>
-              </w:rPr>
-            </m:ctrlPr>
-          </m:fPr>
-          <m:num>
-            <m:r>
-              <w:rPr>
-                <w:rFonts w:ascii="Cambria Math" w:hAnsi="Cambria Math"/>
-                <w:lang w:val="en-US"/>
-              </w:rPr>
-              <m:t>P</m:t>
-            </m:r>
-            <m:d>
-              <m:dPr>
-                <m:ctrlPr>
-                  <w:rPr>
-                    <w:rFonts w:ascii="Cambria Math" w:hAnsi="Cambria Math"/>
-                    <w:i/>
-                    <w:lang w:val="en-US"/>
-                  </w:rPr>
-                </m:ctrlPr>
-              </m:dPr>
-              <m:e>
-                <m:d>
-                  <m:dPr>
-                    <m:begChr m:val=""/>
-                    <m:endChr m:val="|"/>
-                    <m:ctrlPr>
-                      <w:rPr>
-                        <w:rFonts w:ascii="Cambria Math" w:hAnsi="Cambria Math"/>
-                        <w:i/>
-                        <w:lang w:val="en-US"/>
-                      </w:rPr>
-                    </m:ctrlPr>
-                  </m:dPr>
-                  <m:e>
-                    <m:r>
-                      <w:rPr>
-                        <w:rFonts w:ascii="Cambria Math" w:hAnsi="Cambria Math"/>
-                        <w:lang w:val="en-US"/>
-                      </w:rPr>
-                      <m:t>B</m:t>
-                    </m:r>
-                  </m:e>
-                </m:d>
-                <m:r>
-                  <w:rPr>
-                    <w:rFonts w:ascii="Cambria Math" w:hAnsi="Cambria Math"/>
-                    <w:lang w:val="en-US"/>
-                  </w:rPr>
-                  <m:t>A</m:t>
-                </m:r>
-              </m:e>
-            </m:d>
-            <m:r>
-              <w:rPr>
-                <w:rFonts w:ascii="Cambria Math" w:hAnsi="Cambria Math"/>
-                <w:lang w:val="en-US"/>
-              </w:rPr>
-              <m:t>P</m:t>
-            </m:r>
-            <m:d>
-              <m:dPr>
-                <m:ctrlPr>
-                  <w:rPr>
-                    <w:rFonts w:ascii="Cambria Math" w:hAnsi="Cambria Math"/>
-                    <w:i/>
-                    <w:lang w:val="en-US"/>
-                  </w:rPr>
-                </m:ctrlPr>
-              </m:dPr>
-              <m:e>
-                <m:r>
-                  <w:rPr>
-                    <w:rFonts w:ascii="Cambria Math" w:hAnsi="Cambria Math"/>
-                    <w:lang w:val="en-US"/>
-                  </w:rPr>
-                  <m:t>A</m:t>
-                </m:r>
-              </m:e>
-            </m:d>
-          </m:num>
-          <m:den>
-            <m:r>
-              <w:rPr>
-                <w:rFonts w:ascii="Cambria Math" w:hAnsi="Cambria Math"/>
-                <w:lang w:val="en-US"/>
-              </w:rPr>
-              <m:t>P</m:t>
-            </m:r>
-            <m:d>
-              <m:dPr>
-                <m:ctrlPr>
-                  <w:rPr>
-                    <w:rFonts w:ascii="Cambria Math" w:hAnsi="Cambria Math"/>
-                    <w:i/>
-                    <w:lang w:val="en-US"/>
-                  </w:rPr>
-                </m:ctrlPr>
-              </m:dPr>
-              <m:e>
-                <m:r>
-                  <w:rPr>
-                    <w:rFonts w:ascii="Cambria Math" w:hAnsi="Cambria Math"/>
-                    <w:lang w:val="en-US"/>
-                  </w:rPr>
-                  <m:t>B</m:t>
-                </m:r>
-              </m:e>
-            </m:d>
-          </m:den>
-        </m:f>
-      </m:oMath>
-      <w:r>
-        <w:rPr>
-          <w:lang w:val="en-US"/>
-        </w:rPr>
-        <w:t xml:space="preserve"> </w:t>
-      </w:r>
     </w:p>
     <w:p>
       <w:pPr>
@@ -6381,14 +6267,7 @@
               <w:rFonts w:ascii="Cambria Math" w:hAnsi="Cambria Math"/>
               <w:lang w:val="en-US"/>
             </w:rPr>
-            <m:t>=Var[X]+Va</m:t>
-          </m:r>
-          <m:r>
-            <w:rPr>
-              <w:rFonts w:ascii="Cambria Math" w:hAnsi="Cambria Math"/>
-              <w:lang w:val="en-US"/>
-            </w:rPr>
-            <m:t>r[Y]</m:t>
+            <m:t>=Var[X]+Var[Y]</m:t>
           </m:r>
         </m:oMath>
       </m:oMathPara>
@@ -12964,21 +12843,7 @@
                         <w:rFonts w:ascii="Cambria Math" w:hAnsi="Cambria Math"/>
                         <w:lang w:val="en-US"/>
                       </w:rPr>
-                      <m:t>0,</m:t>
-                    </m:r>
-                    <m:r>
-                      <w:rPr>
-                        <w:rFonts w:ascii="Cambria Math" w:hAnsi="Cambria Math"/>
-                        <w:lang w:val="en-US"/>
-                      </w:rPr>
-                      <m:t>x</m:t>
-                    </m:r>
-                    <m:r>
-                      <w:rPr>
-                        <w:rFonts w:ascii="Cambria Math" w:hAnsi="Cambria Math"/>
-                        <w:lang w:val="en-US"/>
-                      </w:rPr>
-                      <m:t>∉</m:t>
+                      <m:t>0,x∉</m:t>
                     </m:r>
                     <m:d>
                       <m:dPr>
@@ -13028,16 +12893,7 @@
           <w:rFonts w:eastAsiaTheme="minorEastAsia"/>
           <w:lang w:val="en-US"/>
         </w:rPr>
-        <w:t>Variance củ</w:t>
-      </w:r>
-      <w:bookmarkStart w:id="0" w:name="_GoBack"/>
-      <w:bookmarkEnd w:id="0"/>
-      <w:r>
-        <w:rPr>
-          <w:rFonts w:eastAsiaTheme="minorEastAsia"/>
-          <w:lang w:val="en-US"/>
-        </w:rPr>
-        <w:t>a phân phối đều liên tục là</w:t>
+        <w:t>Variance của phân phối đều liên tục là</w:t>
       </w:r>
     </w:p>
     <w:p>

--- a/statistics.docx
+++ b/statistics.docx
@@ -9455,7 +9455,14 @@
               <w:rFonts w:ascii="Cambria Math" w:hAnsi="Cambria Math"/>
               <w:lang w:val="en-US"/>
             </w:rPr>
-            <m:t>⇒Var</m:t>
+            <m:t>⇒V</m:t>
+          </m:r>
+          <m:r>
+            <w:rPr>
+              <w:rFonts w:ascii="Cambria Math" w:hAnsi="Cambria Math"/>
+              <w:lang w:val="en-US"/>
+            </w:rPr>
+            <m:t>ar</m:t>
           </m:r>
           <m:d>
             <m:dPr>
@@ -11142,35 +11149,7 @@
                         <w:rFonts w:ascii="Cambria Math" w:hAnsi="Cambria Math"/>
                         <w:lang w:val="en-US"/>
                       </w:rPr>
-                      <m:t>0</m:t>
-                    </m:r>
-                    <m:r>
-                      <w:rPr>
-                        <w:rFonts w:ascii="Cambria Math" w:hAnsi="Cambria Math"/>
-                        <w:lang w:val="en-US"/>
-                      </w:rPr>
-                      <m:t>,</m:t>
-                    </m:r>
-                    <m:r>
-                      <w:rPr>
-                        <w:rFonts w:ascii="Cambria Math" w:hAnsi="Cambria Math"/>
-                        <w:lang w:val="en-US"/>
-                      </w:rPr>
-                      <m:t>x</m:t>
-                    </m:r>
-                    <m:r>
-                      <w:rPr>
-                        <w:rFonts w:ascii="Cambria Math" w:hAnsi="Cambria Math"/>
-                        <w:lang w:val="en-US"/>
-                      </w:rPr>
-                      <m:t>∉</m:t>
-                    </m:r>
-                    <m:r>
-                      <w:rPr>
-                        <w:rFonts w:ascii="Cambria Math" w:hAnsi="Cambria Math"/>
-                        <w:lang w:val="en-US"/>
-                      </w:rPr>
-                      <m:t>N</m:t>
+                      <m:t>0,x∉N</m:t>
                     </m:r>
                   </m:e>
                 </m:mr>
@@ -11201,13 +11180,7 @@
         <w:rPr>
           <w:lang w:val="en-US"/>
         </w:rPr>
-        <w:t xml:space="preserve">(x) chính là xác suất để trong n </w:t>
-      </w:r>
-      <w:r>
-        <w:rPr>
-          <w:lang w:val="en-US"/>
-        </w:rPr>
-        <w:t xml:space="preserve">phép thử Bernoulli với </w:t>
+        <w:t xml:space="preserve">(x) chính là xác suất để trong n phép thử Bernoulli với </w:t>
       </w:r>
       <w:r>
         <w:rPr>
@@ -11219,13 +11192,7 @@
         <w:rPr>
           <w:lang w:val="en-US"/>
         </w:rPr>
-        <w:t xml:space="preserve"> = {0, 1} có đúng x lần trả về</w:t>
-      </w:r>
-      <w:r>
-        <w:rPr>
-          <w:lang w:val="en-US"/>
-        </w:rPr>
-        <w:t xml:space="preserve"> 1, với n cực lớn và  p là xác suất trả về 1 cực thấp,</w:t>
+        <w:t xml:space="preserve"> = {0, 1} có đúng x lần trả về 1, với n cực lớn và  p là xác suất trả về 1 cực thấp,</w:t>
       </w:r>
       <w:r>
         <w:rPr>
@@ -11607,14 +11574,7 @@
                           <w:rFonts w:ascii="Cambria Math" w:hAnsi="Cambria Math"/>
                           <w:lang w:val="en-US"/>
                         </w:rPr>
-                        <m:t>n</m:t>
-                      </m:r>
-                      <m:r>
-                        <w:rPr>
-                          <w:rFonts w:ascii="Cambria Math" w:hAnsi="Cambria Math"/>
-                          <w:lang w:val="en-US"/>
-                        </w:rPr>
-                        <m:t>p</m:t>
+                        <m:t>np</m:t>
                       </m:r>
                     </m:e>
                   </m:d>
@@ -11972,35 +11932,7 @@
                       <w:rFonts w:ascii="Cambria Math" w:hAnsi="Cambria Math"/>
                       <w:lang w:val="en-US"/>
                     </w:rPr>
-                    <m:t>n</m:t>
-                  </m:r>
-                  <m:r>
-                    <w:rPr>
-                      <w:rFonts w:ascii="Cambria Math" w:hAnsi="Cambria Math"/>
-                      <w:lang w:val="en-US"/>
-                    </w:rPr>
-                    <m:t xml:space="preserve"> </m:t>
-                  </m:r>
-                  <m:r>
-                    <w:rPr>
-                      <w:rFonts w:ascii="Cambria Math" w:hAnsi="Cambria Math"/>
-                      <w:lang w:val="en-US"/>
-                    </w:rPr>
-                    <m:t>→</m:t>
-                  </m:r>
-                  <m:r>
-                    <w:rPr>
-                      <w:rFonts w:ascii="Cambria Math" w:hAnsi="Cambria Math"/>
-                      <w:lang w:val="en-US"/>
-                    </w:rPr>
-                    <m:t xml:space="preserve"> </m:t>
-                  </m:r>
-                  <m:r>
-                    <w:rPr>
-                      <w:rFonts w:ascii="Cambria Math" w:hAnsi="Cambria Math"/>
-                      <w:lang w:val="en-US"/>
-                    </w:rPr>
-                    <m:t>∞</m:t>
+                    <m:t>n → ∞</m:t>
                   </m:r>
                 </m:lim>
               </m:limLow>
@@ -12196,35 +12128,7 @@
                   <w:rFonts w:ascii="Cambria Math" w:hAnsi="Cambria Math"/>
                   <w:lang w:val="en-US"/>
                 </w:rPr>
-                <m:t>n</m:t>
-              </m:r>
-              <m:r>
-                <w:rPr>
-                  <w:rFonts w:ascii="Cambria Math" w:hAnsi="Cambria Math"/>
-                  <w:lang w:val="en-US"/>
-                </w:rPr>
-                <m:t xml:space="preserve"> </m:t>
-              </m:r>
-              <m:r>
-                <w:rPr>
-                  <w:rFonts w:ascii="Cambria Math" w:hAnsi="Cambria Math"/>
-                  <w:lang w:val="en-US"/>
-                </w:rPr>
-                <m:t>→</m:t>
-              </m:r>
-              <m:r>
-                <w:rPr>
-                  <w:rFonts w:ascii="Cambria Math" w:hAnsi="Cambria Math"/>
-                  <w:lang w:val="en-US"/>
-                </w:rPr>
-                <m:t xml:space="preserve"> </m:t>
-              </m:r>
-              <m:r>
-                <w:rPr>
-                  <w:rFonts w:ascii="Cambria Math" w:hAnsi="Cambria Math"/>
-                  <w:lang w:val="en-US"/>
-                </w:rPr>
-                <m:t>∞</m:t>
+                <m:t>n → ∞</m:t>
               </m:r>
             </m:lim>
           </m:limLow>
@@ -12334,35 +12238,7 @@
                   <w:rFonts w:ascii="Cambria Math" w:hAnsi="Cambria Math"/>
                   <w:lang w:val="en-US"/>
                 </w:rPr>
-                <m:t>n</m:t>
-              </m:r>
-              <m:r>
-                <w:rPr>
-                  <w:rFonts w:ascii="Cambria Math" w:hAnsi="Cambria Math"/>
-                  <w:lang w:val="en-US"/>
-                </w:rPr>
-                <m:t xml:space="preserve"> </m:t>
-              </m:r>
-              <m:r>
-                <w:rPr>
-                  <w:rFonts w:ascii="Cambria Math" w:hAnsi="Cambria Math"/>
-                  <w:lang w:val="en-US"/>
-                </w:rPr>
-                <m:t>→</m:t>
-              </m:r>
-              <m:r>
-                <w:rPr>
-                  <w:rFonts w:ascii="Cambria Math" w:hAnsi="Cambria Math"/>
-                  <w:lang w:val="en-US"/>
-                </w:rPr>
-                <m:t xml:space="preserve"> </m:t>
-              </m:r>
-              <m:r>
-                <w:rPr>
-                  <w:rFonts w:ascii="Cambria Math" w:hAnsi="Cambria Math"/>
-                  <w:lang w:val="en-US"/>
-                </w:rPr>
-                <m:t>∞</m:t>
+                <m:t>n → ∞</m:t>
               </m:r>
             </m:lim>
           </m:limLow>
@@ -12519,21 +12395,7 @@
                   <w:rFonts w:ascii="Cambria Math" w:hAnsi="Cambria Math"/>
                   <w:lang w:val="en-US"/>
                 </w:rPr>
-                <m:t>-</m:t>
-              </m:r>
-              <m:r>
-                <w:rPr>
-                  <w:rFonts w:ascii="Cambria Math" w:hAnsi="Cambria Math"/>
-                  <w:lang w:val="en-US"/>
-                </w:rPr>
-                <m:t>λ</m:t>
-              </m:r>
-              <m:r>
-                <w:rPr>
-                  <w:rFonts w:ascii="Cambria Math" w:hAnsi="Cambria Math"/>
-                  <w:lang w:val="en-US"/>
-                </w:rPr>
-                <m:t xml:space="preserve"> + </m:t>
+                <m:t xml:space="preserve">-λ + </m:t>
               </m:r>
               <m:f>
                 <m:fPr>
@@ -12788,7 +12650,19 @@
         <w:rPr>
           <w:lang w:val="en-US"/>
         </w:rPr>
-        <w:t>Như vậy, thay vì dùng phân phối Bernoulli thì ta có thể dùng phân phối Poisson để biểu diễn Y</w:t>
+        <w:t>Như vậy, thay vì dùng phân phố</w:t>
+      </w:r>
+      <w:r>
+        <w:rPr>
+          <w:lang w:val="en-US"/>
+        </w:rPr>
+        <w:t>i nhị phân</w:t>
+      </w:r>
+      <w:r>
+        <w:rPr>
+          <w:lang w:val="en-US"/>
+        </w:rPr>
+        <w:t xml:space="preserve"> thì ta có thể dùng phân phối Poisson để biểu diễn Y</w:t>
       </w:r>
     </w:p>
     <w:p>
@@ -12938,7 +12812,21 @@
           <w:rFonts w:eastAsiaTheme="minorEastAsia"/>
           <w:lang w:val="en-US"/>
         </w:rPr>
-        <w:t xml:space="preserve">Dễ thấy bản chất của phân phối Poisson là phân phối Bernoulli với n rất lớn và p rất nhỏ nên kì vọng của phân phối Poisson là E[X] = np = </w:t>
+        <w:t xml:space="preserve">Dễ thấy bản chất của phân phối Poisson là phân phối </w:t>
+      </w:r>
+      <w:r>
+        <w:rPr>
+          <w:rFonts w:eastAsiaTheme="minorEastAsia"/>
+          <w:lang w:val="en-US"/>
+        </w:rPr>
+        <w:t>nhị phân</w:t>
+      </w:r>
+      <w:r>
+        <w:rPr>
+          <w:rFonts w:eastAsiaTheme="minorEastAsia"/>
+          <w:lang w:val="en-US"/>
+        </w:rPr>
+        <w:t xml:space="preserve"> với n rất lớn và p rất nhỏ nên kì vọng của phân phối Poisson là E[X] = np = </w:t>
       </w:r>
       <w:r>
         <w:rPr>
@@ -12995,6 +12883,4389 @@
         <w:rPr>
           <w:lang w:val="en-US"/>
         </w:rPr>
+        <w:t>Continuous Distribution – Phân Phối Liên Tục:</w:t>
+      </w:r>
+    </w:p>
+    <w:p>
+      <w:pPr>
+        <w:pStyle w:val="ListParagraph"/>
+        <w:numPr>
+          <w:ilvl w:val="0"/>
+          <w:numId w:val="1"/>
+        </w:numPr>
+        <w:rPr>
+          <w:lang w:val="en-US"/>
+        </w:rPr>
+      </w:pPr>
+      <w:r>
+        <w:rPr>
+          <w:lang w:val="en-US"/>
+        </w:rPr>
+        <w:t>Hàm Mật Độ Xác Suất (PDF – Probability Density Function)?</w:t>
+      </w:r>
+    </w:p>
+    <w:p>
+      <w:pPr>
+        <w:pStyle w:val="ListParagraph"/>
+        <w:numPr>
+          <w:ilvl w:val="0"/>
+          <w:numId w:val="4"/>
+        </w:numPr>
+        <w:rPr>
+          <w:lang w:val="en-US"/>
+        </w:rPr>
+      </w:pPr>
+      <w:r>
+        <w:rPr>
+          <w:lang w:val="en-US"/>
+        </w:rPr>
+        <w:t>Là hàm f(x) sao cho</w:t>
+      </w:r>
+    </w:p>
+    <w:p>
+      <w:pPr>
+        <w:pStyle w:val="ListParagraph"/>
+        <w:pBdr>
+          <w:top w:val="single" w:sz="4" w:space="1" w:color="auto"/>
+          <w:left w:val="single" w:sz="4" w:space="4" w:color="auto"/>
+          <w:bottom w:val="single" w:sz="4" w:space="1" w:color="auto"/>
+          <w:right w:val="single" w:sz="4" w:space="4" w:color="auto"/>
+        </w:pBdr>
+        <w:ind w:left="1080"/>
+        <w:rPr>
+          <w:lang w:val="en-US"/>
+        </w:rPr>
+      </w:pPr>
+      <m:oMathPara>
+        <m:oMathParaPr>
+          <m:jc m:val="left"/>
+        </m:oMathParaPr>
+        <m:oMath>
+          <m:nary>
+            <m:naryPr>
+              <m:limLoc m:val="subSup"/>
+              <m:ctrlPr>
+                <w:rPr>
+                  <w:rFonts w:ascii="Cambria Math" w:hAnsi="Cambria Math"/>
+                  <w:i/>
+                  <w:lang w:val="en-US"/>
+                </w:rPr>
+              </m:ctrlPr>
+            </m:naryPr>
+            <m:sub>
+              <m:r>
+                <w:rPr>
+                  <w:rFonts w:ascii="Cambria Math" w:hAnsi="Cambria Math"/>
+                  <w:lang w:val="en-US"/>
+                </w:rPr>
+                <m:t>a</m:t>
+              </m:r>
+            </m:sub>
+            <m:sup>
+              <m:r>
+                <w:rPr>
+                  <w:rFonts w:ascii="Cambria Math" w:hAnsi="Cambria Math"/>
+                  <w:lang w:val="en-US"/>
+                </w:rPr>
+                <m:t>b</m:t>
+              </m:r>
+            </m:sup>
+            <m:e>
+              <m:r>
+                <w:rPr>
+                  <w:rFonts w:ascii="Cambria Math" w:hAnsi="Cambria Math"/>
+                  <w:lang w:val="en-US"/>
+                </w:rPr>
+                <m:t>f</m:t>
+              </m:r>
+              <m:d>
+                <m:dPr>
+                  <m:ctrlPr>
+                    <w:rPr>
+                      <w:rFonts w:ascii="Cambria Math" w:hAnsi="Cambria Math"/>
+                      <w:i/>
+                      <w:lang w:val="en-US"/>
+                    </w:rPr>
+                  </m:ctrlPr>
+                </m:dPr>
+                <m:e>
+                  <m:r>
+                    <w:rPr>
+                      <w:rFonts w:ascii="Cambria Math" w:hAnsi="Cambria Math"/>
+                      <w:lang w:val="en-US"/>
+                    </w:rPr>
+                    <m:t>x</m:t>
+                  </m:r>
+                </m:e>
+              </m:d>
+              <m:r>
+                <w:rPr>
+                  <w:rFonts w:ascii="Cambria Math" w:hAnsi="Cambria Math"/>
+                  <w:lang w:val="en-US"/>
+                </w:rPr>
+                <m:t>dx</m:t>
+              </m:r>
+            </m:e>
+          </m:nary>
+          <m:r>
+            <w:rPr>
+              <w:rFonts w:ascii="Cambria Math" w:hAnsi="Cambria Math"/>
+              <w:lang w:val="en-US"/>
+            </w:rPr>
+            <m:t>=P</m:t>
+          </m:r>
+          <m:d>
+            <m:dPr>
+              <m:ctrlPr>
+                <w:rPr>
+                  <w:rFonts w:ascii="Cambria Math" w:hAnsi="Cambria Math"/>
+                  <w:i/>
+                  <w:lang w:val="en-US"/>
+                </w:rPr>
+              </m:ctrlPr>
+            </m:dPr>
+            <m:e>
+              <m:r>
+                <w:rPr>
+                  <w:rFonts w:ascii="Cambria Math" w:hAnsi="Cambria Math"/>
+                  <w:lang w:val="en-US"/>
+                </w:rPr>
+                <m:t>X∈</m:t>
+              </m:r>
+              <m:d>
+                <m:dPr>
+                  <m:begChr m:val="["/>
+                  <m:endChr m:val="]"/>
+                  <m:ctrlPr>
+                    <w:rPr>
+                      <w:rFonts w:ascii="Cambria Math" w:hAnsi="Cambria Math"/>
+                      <w:i/>
+                      <w:lang w:val="en-US"/>
+                    </w:rPr>
+                  </m:ctrlPr>
+                </m:dPr>
+                <m:e>
+                  <m:r>
+                    <w:rPr>
+                      <w:rFonts w:ascii="Cambria Math" w:hAnsi="Cambria Math"/>
+                      <w:lang w:val="en-US"/>
+                    </w:rPr>
+                    <m:t>a,b</m:t>
+                  </m:r>
+                </m:e>
+              </m:d>
+            </m:e>
+          </m:d>
+        </m:oMath>
+      </m:oMathPara>
+    </w:p>
+    <w:p>
+      <w:pPr>
+        <w:pStyle w:val="ListParagraph"/>
+        <w:numPr>
+          <w:ilvl w:val="0"/>
+          <w:numId w:val="4"/>
+        </w:numPr>
+        <w:rPr>
+          <w:lang w:val="en-US"/>
+        </w:rPr>
+      </w:pPr>
+      <w:r>
+        <w:rPr>
+          <w:lang w:val="en-US"/>
+        </w:rPr>
+        <w:t>X là biến ngẫu nhiên liên tục</w:t>
+      </w:r>
+    </w:p>
+    <w:p>
+      <w:pPr>
+        <w:pStyle w:val="ListParagraph"/>
+        <w:numPr>
+          <w:ilvl w:val="0"/>
+          <w:numId w:val="4"/>
+        </w:numPr>
+        <w:rPr>
+          <w:lang w:val="en-US"/>
+        </w:rPr>
+      </w:pPr>
+      <w:r>
+        <w:rPr>
+          <w:lang w:val="en-US"/>
+        </w:rPr>
+        <w:t>Dễ thấy PDF là đạo hàm của CDF</w:t>
+      </w:r>
+    </w:p>
+    <w:p>
+      <w:pPr>
+        <w:pStyle w:val="ListParagraph"/>
+        <w:numPr>
+          <w:ilvl w:val="0"/>
+          <w:numId w:val="1"/>
+        </w:numPr>
+        <w:rPr>
+          <w:lang w:val="en-US"/>
+        </w:rPr>
+      </w:pPr>
+      <w:r>
+        <w:rPr>
+          <w:lang w:val="en-US"/>
+        </w:rPr>
+        <w:t>Khả Năng Xảy Ra (Likelihood)?</w:t>
+      </w:r>
+    </w:p>
+    <w:p>
+      <w:pPr>
+        <w:pStyle w:val="ListParagraph"/>
+        <w:numPr>
+          <w:ilvl w:val="0"/>
+          <w:numId w:val="4"/>
+        </w:numPr>
+        <w:rPr>
+          <w:lang w:val="en-US"/>
+        </w:rPr>
+      </w:pPr>
+      <w:r>
+        <w:rPr>
+          <w:lang w:val="en-US"/>
+        </w:rPr>
+        <w:t>Cho X là biến ngẫu nhiên liên tục, khi đó Likelihood của giá trị x</w:t>
+      </w:r>
+      <w:r>
+        <w:rPr>
+          <w:vertAlign w:val="subscript"/>
+          <w:lang w:val="en-US"/>
+        </w:rPr>
+        <w:t>0</w:t>
+      </w:r>
+      <w:r>
+        <w:rPr>
+          <w:lang w:val="en-US"/>
+        </w:rPr>
+        <w:t xml:space="preserve"> là f(x</w:t>
+      </w:r>
+      <w:r>
+        <w:rPr>
+          <w:vertAlign w:val="subscript"/>
+          <w:lang w:val="en-US"/>
+        </w:rPr>
+        <w:t>0</w:t>
+      </w:r>
+      <w:r>
+        <w:rPr>
+          <w:lang w:val="en-US"/>
+        </w:rPr>
+        <w:t>), f(x) là PDF của X</w:t>
+      </w:r>
+    </w:p>
+    <w:p>
+      <w:pPr>
+        <w:pStyle w:val="ListParagraph"/>
+        <w:numPr>
+          <w:ilvl w:val="0"/>
+          <w:numId w:val="1"/>
+        </w:numPr>
+        <w:rPr>
+          <w:lang w:val="en-US"/>
+        </w:rPr>
+      </w:pPr>
+      <w:r>
+        <w:rPr>
+          <w:lang w:val="en-US"/>
+        </w:rPr>
+        <w:t>Giá Trị Tới Hạn (Critical Value)?</w:t>
+      </w:r>
+    </w:p>
+    <w:p>
+      <w:pPr>
+        <w:pStyle w:val="ListParagraph"/>
+        <w:numPr>
+          <w:ilvl w:val="0"/>
+          <w:numId w:val="7"/>
+        </w:numPr>
+        <w:rPr>
+          <w:lang w:val="en-US"/>
+        </w:rPr>
+      </w:pPr>
+      <w:r>
+        <w:rPr>
+          <w:lang w:val="en-US"/>
+        </w:rPr>
+        <w:t>Cho X là biến ngẫu nhiên liên tục có f(x) là PDF, x</w:t>
+      </w:r>
+      <w:r>
+        <w:rPr>
+          <w:vertAlign w:val="subscript"/>
+          <w:lang w:val="en-US"/>
+        </w:rPr>
+        <w:t>a</w:t>
+      </w:r>
+      <w:r>
+        <w:rPr>
+          <w:lang w:val="en-US"/>
+        </w:rPr>
+        <w:t xml:space="preserve"> sẽ được gọi giá trị tới hạn mức a của X khi</w:t>
+      </w:r>
+    </w:p>
+    <w:p>
+      <w:pPr>
+        <w:pStyle w:val="ListParagraph"/>
+        <w:pBdr>
+          <w:top w:val="single" w:sz="4" w:space="1" w:color="auto"/>
+          <w:left w:val="single" w:sz="4" w:space="4" w:color="auto"/>
+          <w:bottom w:val="single" w:sz="4" w:space="1" w:color="auto"/>
+          <w:right w:val="single" w:sz="4" w:space="4" w:color="auto"/>
+        </w:pBdr>
+        <w:ind w:left="1080"/>
+        <w:rPr>
+          <w:rFonts w:ascii="Cambria Math" w:hAnsi="Cambria Math"/>
+          <w:lang w:val="en-US"/>
+          <w:oMath/>
+        </w:rPr>
+      </w:pPr>
+      <m:oMathPara>
+        <m:oMathParaPr>
+          <m:jc m:val="left"/>
+        </m:oMathParaPr>
+        <m:oMath>
+          <m:r>
+            <w:rPr>
+              <w:rFonts w:ascii="Cambria Math" w:hAnsi="Cambria Math"/>
+              <w:lang w:val="en-US"/>
+            </w:rPr>
+            <m:t>P</m:t>
+          </m:r>
+          <m:d>
+            <m:dPr>
+              <m:ctrlPr>
+                <w:rPr>
+                  <w:rFonts w:ascii="Cambria Math" w:eastAsiaTheme="minorEastAsia" w:hAnsi="Cambria Math"/>
+                  <w:i/>
+                  <w:lang w:val="en-US"/>
+                </w:rPr>
+              </m:ctrlPr>
+            </m:dPr>
+            <m:e>
+              <m:r>
+                <w:rPr>
+                  <w:rFonts w:ascii="Cambria Math" w:eastAsiaTheme="minorEastAsia" w:hAnsi="Cambria Math"/>
+                  <w:lang w:val="en-US"/>
+                </w:rPr>
+                <m:t>X≥</m:t>
+              </m:r>
+              <m:sSub>
+                <m:sSubPr>
+                  <m:ctrlPr>
+                    <w:rPr>
+                      <w:rFonts w:ascii="Cambria Math" w:eastAsiaTheme="minorEastAsia" w:hAnsi="Cambria Math"/>
+                      <w:i/>
+                      <w:lang w:val="en-US"/>
+                    </w:rPr>
+                  </m:ctrlPr>
+                </m:sSubPr>
+                <m:e>
+                  <m:r>
+                    <w:rPr>
+                      <w:rFonts w:ascii="Cambria Math" w:eastAsiaTheme="minorEastAsia" w:hAnsi="Cambria Math"/>
+                      <w:lang w:val="en-US"/>
+                    </w:rPr>
+                    <m:t>x</m:t>
+                  </m:r>
+                </m:e>
+                <m:sub>
+                  <m:r>
+                    <w:rPr>
+                      <w:rFonts w:ascii="Cambria Math" w:eastAsiaTheme="minorEastAsia" w:hAnsi="Cambria Math"/>
+                      <w:lang w:val="en-US"/>
+                    </w:rPr>
+                    <m:t>a</m:t>
+                  </m:r>
+                </m:sub>
+              </m:sSub>
+            </m:e>
+          </m:d>
+          <m:r>
+            <w:rPr>
+              <w:rFonts w:ascii="Cambria Math" w:hAnsi="Cambria Math"/>
+              <w:lang w:val="en-US"/>
+            </w:rPr>
+            <m:t>=a</m:t>
+          </m:r>
+        </m:oMath>
+      </m:oMathPara>
+    </w:p>
+    <w:p>
+      <w:pPr>
+        <w:pStyle w:val="ListParagraph"/>
+        <w:numPr>
+          <w:ilvl w:val="0"/>
+          <w:numId w:val="1"/>
+        </w:numPr>
+        <w:rPr>
+          <w:lang w:val="en-US"/>
+        </w:rPr>
+      </w:pPr>
+      <w:r>
+        <w:rPr>
+          <w:lang w:val="en-US"/>
+        </w:rPr>
+        <w:t>Hệ Số Đối Xứng (Skewness)?</w:t>
+      </w:r>
+    </w:p>
+    <w:p>
+      <w:pPr>
+        <w:pStyle w:val="ListParagraph"/>
+        <w:numPr>
+          <w:ilvl w:val="0"/>
+          <w:numId w:val="7"/>
+        </w:numPr>
+        <w:rPr>
+          <w:lang w:val="en-US"/>
+        </w:rPr>
+      </w:pPr>
+      <w:r>
+        <w:rPr>
+          <w:lang w:val="en-US"/>
+        </w:rPr>
+        <w:t xml:space="preserve">Cho X là biến ngẫu nhiên liên tục có f(x) là PDF, độ lệch chuẩn </w:t>
+      </w:r>
+      <w:r>
+        <w:rPr>
+          <w:lang w:val="en-US"/>
+        </w:rPr>
+        <w:sym w:font="Symbol" w:char="F073"/>
+      </w:r>
+      <w:r>
+        <w:rPr>
+          <w:vertAlign w:val="subscript"/>
+          <w:lang w:val="en-US"/>
+        </w:rPr>
+        <w:t>X</w:t>
+      </w:r>
+      <w:r>
+        <w:rPr>
+          <w:lang w:val="en-US"/>
+        </w:rPr>
+        <w:t>, khi đó Skewness của X là</w:t>
+      </w:r>
+    </w:p>
+    <w:p>
+      <w:pPr>
+        <w:pStyle w:val="ListParagraph"/>
+        <w:pBdr>
+          <w:top w:val="single" w:sz="4" w:space="1" w:color="auto"/>
+          <w:left w:val="single" w:sz="4" w:space="4" w:color="auto"/>
+          <w:bottom w:val="single" w:sz="4" w:space="1" w:color="auto"/>
+          <w:right w:val="single" w:sz="4" w:space="4" w:color="auto"/>
+        </w:pBdr>
+        <w:ind w:left="1080"/>
+        <w:rPr>
+          <w:lang w:val="en-US"/>
+        </w:rPr>
+      </w:pPr>
+      <m:oMathPara>
+        <m:oMathParaPr>
+          <m:jc m:val="left"/>
+        </m:oMathParaPr>
+        <m:oMath>
+          <m:sSub>
+            <m:sSubPr>
+              <m:ctrlPr>
+                <w:rPr>
+                  <w:rFonts w:ascii="Cambria Math" w:hAnsi="Cambria Math"/>
+                  <w:i/>
+                  <w:lang w:val="en-US"/>
+                </w:rPr>
+              </m:ctrlPr>
+            </m:sSubPr>
+            <m:e>
+              <m:r>
+                <w:rPr>
+                  <w:rFonts w:ascii="Cambria Math" w:hAnsi="Cambria Math"/>
+                  <w:lang w:val="en-US"/>
+                </w:rPr>
+                <m:t>γ</m:t>
+              </m:r>
+            </m:e>
+            <m:sub>
+              <m:r>
+                <w:rPr>
+                  <w:rFonts w:ascii="Cambria Math" w:hAnsi="Cambria Math"/>
+                  <w:lang w:val="en-US"/>
+                </w:rPr>
+                <m:t>1</m:t>
+              </m:r>
+            </m:sub>
+          </m:sSub>
+          <m:d>
+            <m:dPr>
+              <m:ctrlPr>
+                <w:rPr>
+                  <w:rFonts w:ascii="Cambria Math" w:hAnsi="Cambria Math"/>
+                  <w:i/>
+                  <w:lang w:val="en-US"/>
+                </w:rPr>
+              </m:ctrlPr>
+            </m:dPr>
+            <m:e>
+              <m:r>
+                <w:rPr>
+                  <w:rFonts w:ascii="Cambria Math" w:hAnsi="Cambria Math"/>
+                  <w:lang w:val="en-US"/>
+                </w:rPr>
+                <m:t>X</m:t>
+              </m:r>
+            </m:e>
+          </m:d>
+          <m:r>
+            <w:rPr>
+              <w:rFonts w:ascii="Cambria Math" w:hAnsi="Cambria Math"/>
+              <w:lang w:val="en-US"/>
+            </w:rPr>
+            <m:t>=</m:t>
+          </m:r>
+          <m:f>
+            <m:fPr>
+              <m:ctrlPr>
+                <w:rPr>
+                  <w:rFonts w:ascii="Cambria Math" w:hAnsi="Cambria Math"/>
+                  <w:i/>
+                  <w:lang w:val="en-US"/>
+                </w:rPr>
+              </m:ctrlPr>
+            </m:fPr>
+            <m:num>
+              <m:r>
+                <w:rPr>
+                  <w:rFonts w:ascii="Cambria Math" w:hAnsi="Cambria Math"/>
+                  <w:lang w:val="en-US"/>
+                </w:rPr>
+                <m:t>E</m:t>
+              </m:r>
+              <m:d>
+                <m:dPr>
+                  <m:begChr m:val="["/>
+                  <m:endChr m:val="]"/>
+                  <m:ctrlPr>
+                    <w:rPr>
+                      <w:rFonts w:ascii="Cambria Math" w:hAnsi="Cambria Math"/>
+                      <w:i/>
+                      <w:lang w:val="en-US"/>
+                    </w:rPr>
+                  </m:ctrlPr>
+                </m:dPr>
+                <m:e>
+                  <m:sSup>
+                    <m:sSupPr>
+                      <m:ctrlPr>
+                        <w:rPr>
+                          <w:rFonts w:ascii="Cambria Math" w:hAnsi="Cambria Math"/>
+                          <w:i/>
+                          <w:lang w:val="en-US"/>
+                        </w:rPr>
+                      </m:ctrlPr>
+                    </m:sSupPr>
+                    <m:e>
+                      <m:d>
+                        <m:dPr>
+                          <m:ctrlPr>
+                            <w:rPr>
+                              <w:rFonts w:ascii="Cambria Math" w:hAnsi="Cambria Math"/>
+                              <w:i/>
+                              <w:lang w:val="en-US"/>
+                            </w:rPr>
+                          </m:ctrlPr>
+                        </m:dPr>
+                        <m:e>
+                          <m:r>
+                            <w:rPr>
+                              <w:rFonts w:ascii="Cambria Math" w:hAnsi="Cambria Math"/>
+                              <w:lang w:val="en-US"/>
+                            </w:rPr>
+                            <m:t>X-E</m:t>
+                          </m:r>
+                          <m:d>
+                            <m:dPr>
+                              <m:begChr m:val="["/>
+                              <m:endChr m:val="]"/>
+                              <m:ctrlPr>
+                                <w:rPr>
+                                  <w:rFonts w:ascii="Cambria Math" w:hAnsi="Cambria Math"/>
+                                  <w:i/>
+                                  <w:lang w:val="en-US"/>
+                                </w:rPr>
+                              </m:ctrlPr>
+                            </m:dPr>
+                            <m:e>
+                              <m:r>
+                                <w:rPr>
+                                  <w:rFonts w:ascii="Cambria Math" w:hAnsi="Cambria Math"/>
+                                  <w:lang w:val="en-US"/>
+                                </w:rPr>
+                                <m:t>X</m:t>
+                              </m:r>
+                            </m:e>
+                          </m:d>
+                        </m:e>
+                      </m:d>
+                    </m:e>
+                    <m:sup>
+                      <m:r>
+                        <w:rPr>
+                          <w:rFonts w:ascii="Cambria Math" w:hAnsi="Cambria Math"/>
+                          <w:lang w:val="en-US"/>
+                        </w:rPr>
+                        <m:t>3</m:t>
+                      </m:r>
+                    </m:sup>
+                  </m:sSup>
+                </m:e>
+              </m:d>
+            </m:num>
+            <m:den>
+              <m:sSubSup>
+                <m:sSubSupPr>
+                  <m:ctrlPr>
+                    <w:rPr>
+                      <w:rFonts w:ascii="Cambria Math" w:hAnsi="Cambria Math"/>
+                      <w:i/>
+                      <w:lang w:val="en-US"/>
+                    </w:rPr>
+                  </m:ctrlPr>
+                </m:sSubSupPr>
+                <m:e>
+                  <m:r>
+                    <w:rPr>
+                      <w:rFonts w:ascii="Cambria Math" w:hAnsi="Cambria Math"/>
+                      <w:lang w:val="en-US"/>
+                    </w:rPr>
+                    <m:t>σ</m:t>
+                  </m:r>
+                </m:e>
+                <m:sub>
+                  <m:r>
+                    <w:rPr>
+                      <w:rFonts w:ascii="Cambria Math" w:hAnsi="Cambria Math"/>
+                      <w:lang w:val="en-US"/>
+                    </w:rPr>
+                    <m:t>X</m:t>
+                  </m:r>
+                </m:sub>
+                <m:sup>
+                  <m:r>
+                    <w:rPr>
+                      <w:rFonts w:ascii="Cambria Math" w:hAnsi="Cambria Math"/>
+                      <w:lang w:val="en-US"/>
+                    </w:rPr>
+                    <m:t>3</m:t>
+                  </m:r>
+                </m:sup>
+              </m:sSubSup>
+            </m:den>
+          </m:f>
+        </m:oMath>
+      </m:oMathPara>
+    </w:p>
+    <w:p>
+      <w:pPr>
+        <w:pStyle w:val="ListParagraph"/>
+        <w:numPr>
+          <w:ilvl w:val="0"/>
+          <w:numId w:val="7"/>
+        </w:numPr>
+        <w:rPr>
+          <w:lang w:val="en-US"/>
+        </w:rPr>
+      </w:pPr>
+      <w:r>
+        <w:rPr>
+          <w:lang w:val="en-US"/>
+        </w:rPr>
+        <w:t>Dễ thấy Skewness chỉ = 0 khi đồ thị f(x) đối xứng</w:t>
+      </w:r>
+    </w:p>
+    <w:p>
+      <w:pPr>
+        <w:pStyle w:val="ListParagraph"/>
+        <w:numPr>
+          <w:ilvl w:val="0"/>
+          <w:numId w:val="7"/>
+        </w:numPr>
+        <w:rPr>
+          <w:lang w:val="en-US"/>
+        </w:rPr>
+      </w:pPr>
+      <w:r>
+        <w:rPr>
+          <w:lang w:val="en-US"/>
+        </w:rPr>
+        <w:t>Nếu Skewness &gt; 0, đồ thị f(x) lệch phải, &lt; 0 thì lệch trái</w:t>
+      </w:r>
+    </w:p>
+    <w:p>
+      <w:pPr>
+        <w:pStyle w:val="ListParagraph"/>
+        <w:numPr>
+          <w:ilvl w:val="0"/>
+          <w:numId w:val="7"/>
+        </w:numPr>
+        <w:rPr>
+          <w:lang w:val="en-US"/>
+        </w:rPr>
+      </w:pPr>
+      <w:r>
+        <w:rPr>
+          <w:lang w:val="en-US"/>
+        </w:rPr>
+        <w:t>Nếu X là biến ngẫu nhiên rời rạc thì Skewness của X vẫn được tính = công thức trên</w:t>
+      </w:r>
+    </w:p>
+    <w:p>
+      <w:pPr>
+        <w:pStyle w:val="ListParagraph"/>
+        <w:numPr>
+          <w:ilvl w:val="0"/>
+          <w:numId w:val="1"/>
+        </w:numPr>
+        <w:rPr>
+          <w:lang w:val="en-US"/>
+        </w:rPr>
+      </w:pPr>
+      <w:r>
+        <w:rPr>
+          <w:lang w:val="en-US"/>
+        </w:rPr>
+        <w:t>Hệ Số Nhọn (Kurtosis)?</w:t>
+      </w:r>
+    </w:p>
+    <w:p>
+      <w:pPr>
+        <w:pStyle w:val="ListParagraph"/>
+        <w:numPr>
+          <w:ilvl w:val="0"/>
+          <w:numId w:val="7"/>
+        </w:numPr>
+        <w:rPr>
+          <w:lang w:val="en-US"/>
+        </w:rPr>
+      </w:pPr>
+      <w:r>
+        <w:rPr>
+          <w:lang w:val="en-US"/>
+        </w:rPr>
+        <w:t xml:space="preserve">Cho X là biến ngẫu nhiên liên tục có f(x) là PDF, độ lệch chuẩn </w:t>
+      </w:r>
+      <w:r>
+        <w:rPr>
+          <w:lang w:val="en-US"/>
+        </w:rPr>
+        <w:sym w:font="Symbol" w:char="F073"/>
+      </w:r>
+      <w:r>
+        <w:rPr>
+          <w:vertAlign w:val="subscript"/>
+          <w:lang w:val="en-US"/>
+        </w:rPr>
+        <w:t>X</w:t>
+      </w:r>
+      <w:r>
+        <w:rPr>
+          <w:lang w:val="en-US"/>
+        </w:rPr>
+        <w:t>, khi đó Kurtosis của X là</w:t>
+      </w:r>
+    </w:p>
+    <w:p>
+      <w:pPr>
+        <w:pStyle w:val="ListParagraph"/>
+        <w:pBdr>
+          <w:top w:val="single" w:sz="4" w:space="1" w:color="auto"/>
+          <w:left w:val="single" w:sz="4" w:space="4" w:color="auto"/>
+          <w:bottom w:val="single" w:sz="4" w:space="1" w:color="auto"/>
+          <w:right w:val="single" w:sz="4" w:space="4" w:color="auto"/>
+        </w:pBdr>
+        <w:ind w:left="1080"/>
+        <w:rPr>
+          <w:lang w:val="en-US"/>
+        </w:rPr>
+      </w:pPr>
+      <m:oMathPara>
+        <m:oMathParaPr>
+          <m:jc m:val="left"/>
+        </m:oMathParaPr>
+        <m:oMath>
+          <m:sSub>
+            <m:sSubPr>
+              <m:ctrlPr>
+                <w:rPr>
+                  <w:rFonts w:ascii="Cambria Math" w:hAnsi="Cambria Math"/>
+                  <w:i/>
+                  <w:lang w:val="en-US"/>
+                </w:rPr>
+              </m:ctrlPr>
+            </m:sSubPr>
+            <m:e>
+              <m:r>
+                <w:rPr>
+                  <w:rFonts w:ascii="Cambria Math" w:hAnsi="Cambria Math"/>
+                  <w:lang w:val="en-US"/>
+                </w:rPr>
+                <m:t>γ</m:t>
+              </m:r>
+            </m:e>
+            <m:sub>
+              <m:r>
+                <w:rPr>
+                  <w:rFonts w:ascii="Cambria Math" w:hAnsi="Cambria Math"/>
+                  <w:lang w:val="en-US"/>
+                </w:rPr>
+                <m:t>2</m:t>
+              </m:r>
+            </m:sub>
+          </m:sSub>
+          <m:d>
+            <m:dPr>
+              <m:ctrlPr>
+                <w:rPr>
+                  <w:rFonts w:ascii="Cambria Math" w:hAnsi="Cambria Math"/>
+                  <w:i/>
+                  <w:lang w:val="en-US"/>
+                </w:rPr>
+              </m:ctrlPr>
+            </m:dPr>
+            <m:e>
+              <m:r>
+                <w:rPr>
+                  <w:rFonts w:ascii="Cambria Math" w:hAnsi="Cambria Math"/>
+                  <w:lang w:val="en-US"/>
+                </w:rPr>
+                <m:t>X</m:t>
+              </m:r>
+            </m:e>
+          </m:d>
+          <m:r>
+            <w:rPr>
+              <w:rFonts w:ascii="Cambria Math" w:hAnsi="Cambria Math"/>
+              <w:lang w:val="en-US"/>
+            </w:rPr>
+            <m:t>=</m:t>
+          </m:r>
+          <m:f>
+            <m:fPr>
+              <m:ctrlPr>
+                <w:rPr>
+                  <w:rFonts w:ascii="Cambria Math" w:hAnsi="Cambria Math"/>
+                  <w:i/>
+                  <w:lang w:val="en-US"/>
+                </w:rPr>
+              </m:ctrlPr>
+            </m:fPr>
+            <m:num>
+              <m:r>
+                <w:rPr>
+                  <w:rFonts w:ascii="Cambria Math" w:hAnsi="Cambria Math"/>
+                  <w:lang w:val="en-US"/>
+                </w:rPr>
+                <m:t>E</m:t>
+              </m:r>
+              <m:d>
+                <m:dPr>
+                  <m:begChr m:val="["/>
+                  <m:endChr m:val="]"/>
+                  <m:ctrlPr>
+                    <w:rPr>
+                      <w:rFonts w:ascii="Cambria Math" w:hAnsi="Cambria Math"/>
+                      <w:i/>
+                      <w:lang w:val="en-US"/>
+                    </w:rPr>
+                  </m:ctrlPr>
+                </m:dPr>
+                <m:e>
+                  <m:sSup>
+                    <m:sSupPr>
+                      <m:ctrlPr>
+                        <w:rPr>
+                          <w:rFonts w:ascii="Cambria Math" w:hAnsi="Cambria Math"/>
+                          <w:i/>
+                          <w:lang w:val="en-US"/>
+                        </w:rPr>
+                      </m:ctrlPr>
+                    </m:sSupPr>
+                    <m:e>
+                      <m:d>
+                        <m:dPr>
+                          <m:ctrlPr>
+                            <w:rPr>
+                              <w:rFonts w:ascii="Cambria Math" w:hAnsi="Cambria Math"/>
+                              <w:i/>
+                              <w:lang w:val="en-US"/>
+                            </w:rPr>
+                          </m:ctrlPr>
+                        </m:dPr>
+                        <m:e>
+                          <m:r>
+                            <w:rPr>
+                              <w:rFonts w:ascii="Cambria Math" w:hAnsi="Cambria Math"/>
+                              <w:lang w:val="en-US"/>
+                            </w:rPr>
+                            <m:t>X-E</m:t>
+                          </m:r>
+                          <m:d>
+                            <m:dPr>
+                              <m:begChr m:val="["/>
+                              <m:endChr m:val="]"/>
+                              <m:ctrlPr>
+                                <w:rPr>
+                                  <w:rFonts w:ascii="Cambria Math" w:hAnsi="Cambria Math"/>
+                                  <w:i/>
+                                  <w:lang w:val="en-US"/>
+                                </w:rPr>
+                              </m:ctrlPr>
+                            </m:dPr>
+                            <m:e>
+                              <m:r>
+                                <w:rPr>
+                                  <w:rFonts w:ascii="Cambria Math" w:hAnsi="Cambria Math"/>
+                                  <w:lang w:val="en-US"/>
+                                </w:rPr>
+                                <m:t>X</m:t>
+                              </m:r>
+                            </m:e>
+                          </m:d>
+                        </m:e>
+                      </m:d>
+                    </m:e>
+                    <m:sup>
+                      <m:r>
+                        <w:rPr>
+                          <w:rFonts w:ascii="Cambria Math" w:hAnsi="Cambria Math"/>
+                          <w:lang w:val="en-US"/>
+                        </w:rPr>
+                        <m:t>4</m:t>
+                      </m:r>
+                    </m:sup>
+                  </m:sSup>
+                </m:e>
+              </m:d>
+            </m:num>
+            <m:den>
+              <m:sSubSup>
+                <m:sSubSupPr>
+                  <m:ctrlPr>
+                    <w:rPr>
+                      <w:rFonts w:ascii="Cambria Math" w:hAnsi="Cambria Math"/>
+                      <w:i/>
+                      <w:lang w:val="en-US"/>
+                    </w:rPr>
+                  </m:ctrlPr>
+                </m:sSubSupPr>
+                <m:e>
+                  <m:r>
+                    <w:rPr>
+                      <w:rFonts w:ascii="Cambria Math" w:hAnsi="Cambria Math"/>
+                      <w:lang w:val="en-US"/>
+                    </w:rPr>
+                    <m:t>σ</m:t>
+                  </m:r>
+                </m:e>
+                <m:sub>
+                  <m:r>
+                    <w:rPr>
+                      <w:rFonts w:ascii="Cambria Math" w:hAnsi="Cambria Math"/>
+                      <w:lang w:val="en-US"/>
+                    </w:rPr>
+                    <m:t>X</m:t>
+                  </m:r>
+                </m:sub>
+                <m:sup>
+                  <m:r>
+                    <w:rPr>
+                      <w:rFonts w:ascii="Cambria Math" w:hAnsi="Cambria Math"/>
+                      <w:lang w:val="en-US"/>
+                    </w:rPr>
+                    <m:t>4</m:t>
+                  </m:r>
+                </m:sup>
+              </m:sSubSup>
+            </m:den>
+          </m:f>
+        </m:oMath>
+      </m:oMathPara>
+    </w:p>
+    <w:p>
+      <w:pPr>
+        <w:pStyle w:val="ListParagraph"/>
+        <w:numPr>
+          <w:ilvl w:val="0"/>
+          <w:numId w:val="7"/>
+        </w:numPr>
+        <w:rPr>
+          <w:lang w:val="en-US"/>
+        </w:rPr>
+      </w:pPr>
+      <w:r>
+        <w:rPr>
+          <w:lang w:val="en-US"/>
+        </w:rPr>
+        <w:t>Dễ thấy nếu đồ thị f(x) càng nhọn, thì phần đuôi càng rộng, do đó Kurtosis càng lớn</w:t>
+      </w:r>
+    </w:p>
+    <w:p>
+      <w:pPr>
+        <w:pStyle w:val="ListParagraph"/>
+        <w:numPr>
+          <w:ilvl w:val="0"/>
+          <w:numId w:val="7"/>
+        </w:numPr>
+        <w:rPr>
+          <w:lang w:val="en-US"/>
+        </w:rPr>
+      </w:pPr>
+      <w:r>
+        <w:rPr>
+          <w:lang w:val="en-US"/>
+        </w:rPr>
+        <w:t>Nếu X là biến ngẫu nhiên rời rạc thì Kurtosis của X vẫn được tính = công thức trên</w:t>
+      </w:r>
+    </w:p>
+    <w:p>
+      <w:pPr>
+        <w:pStyle w:val="ListParagraph"/>
+        <w:numPr>
+          <w:ilvl w:val="0"/>
+          <w:numId w:val="1"/>
+        </w:numPr>
+        <w:rPr>
+          <w:lang w:val="en-US"/>
+        </w:rPr>
+      </w:pPr>
+      <w:r>
+        <w:rPr>
+          <w:lang w:val="en-US"/>
+        </w:rPr>
+        <w:t>Phân Phối Đều Liên Tục (Continuous Uniform Distribution)?</w:t>
+      </w:r>
+    </w:p>
+    <w:p>
+      <w:pPr>
+        <w:pStyle w:val="ListParagraph"/>
+        <w:numPr>
+          <w:ilvl w:val="0"/>
+          <w:numId w:val="7"/>
+        </w:numPr>
+        <w:rPr>
+          <w:lang w:val="en-US"/>
+        </w:rPr>
+      </w:pPr>
+      <w:r>
+        <w:rPr>
+          <w:lang w:val="en-US"/>
+        </w:rPr>
+        <w:t xml:space="preserve">Cho X </w:t>
+      </w:r>
+      <w:r>
+        <w:rPr>
+          <w:lang w:val="en-US"/>
+        </w:rPr>
+        <w:sym w:font="Symbol" w:char="F07E"/>
+      </w:r>
+      <w:r>
+        <w:rPr>
+          <w:lang w:val="en-US"/>
+        </w:rPr>
+        <w:t xml:space="preserve"> U[a, b], khi đó PDF</w:t>
+      </w:r>
+      <w:r>
+        <w:rPr>
+          <w:lang w:val="en-US"/>
+        </w:rPr>
+        <w:t xml:space="preserve"> của X</w:t>
+      </w:r>
+      <w:r>
+        <w:rPr>
+          <w:lang w:val="en-US"/>
+        </w:rPr>
+        <w:t xml:space="preserve"> là</w:t>
+      </w:r>
+    </w:p>
+    <w:p>
+      <w:pPr>
+        <w:pStyle w:val="ListParagraph"/>
+        <w:pBdr>
+          <w:top w:val="single" w:sz="4" w:space="1" w:color="auto"/>
+          <w:left w:val="single" w:sz="4" w:space="4" w:color="auto"/>
+          <w:bottom w:val="single" w:sz="4" w:space="1" w:color="auto"/>
+          <w:right w:val="single" w:sz="4" w:space="4" w:color="auto"/>
+        </w:pBdr>
+        <w:ind w:left="1080"/>
+        <w:rPr>
+          <w:rFonts w:ascii="Cambria Math" w:hAnsi="Cambria Math"/>
+          <w:lang w:val="en-US"/>
+          <w:oMath/>
+        </w:rPr>
+      </w:pPr>
+      <m:oMathPara>
+        <m:oMathParaPr>
+          <m:jc m:val="left"/>
+        </m:oMathParaPr>
+        <m:oMath>
+          <m:r>
+            <w:rPr>
+              <w:rFonts w:ascii="Cambria Math" w:hAnsi="Cambria Math"/>
+              <w:lang w:val="en-US"/>
+            </w:rPr>
+            <m:t>f</m:t>
+          </m:r>
+          <m:d>
+            <m:dPr>
+              <m:ctrlPr>
+                <w:rPr>
+                  <w:rFonts w:ascii="Cambria Math" w:hAnsi="Cambria Math"/>
+                  <w:i/>
+                  <w:lang w:val="en-US"/>
+                </w:rPr>
+              </m:ctrlPr>
+            </m:dPr>
+            <m:e>
+              <m:r>
+                <w:rPr>
+                  <w:rFonts w:ascii="Cambria Math" w:hAnsi="Cambria Math"/>
+                  <w:lang w:val="en-US"/>
+                </w:rPr>
+                <m:t>x</m:t>
+              </m:r>
+            </m:e>
+          </m:d>
+          <m:r>
+            <w:rPr>
+              <w:rFonts w:ascii="Cambria Math" w:hAnsi="Cambria Math"/>
+              <w:lang w:val="en-US"/>
+            </w:rPr>
+            <m:t>=</m:t>
+          </m:r>
+          <m:d>
+            <m:dPr>
+              <m:begChr m:val="{"/>
+              <m:endChr m:val=""/>
+              <m:ctrlPr>
+                <w:rPr>
+                  <w:rFonts w:ascii="Cambria Math" w:hAnsi="Cambria Math"/>
+                  <w:i/>
+                  <w:lang w:val="en-US"/>
+                </w:rPr>
+              </m:ctrlPr>
+            </m:dPr>
+            <m:e>
+              <m:m>
+                <m:mPr>
+                  <m:mcs>
+                    <m:mc>
+                      <m:mcPr>
+                        <m:count m:val="1"/>
+                        <m:mcJc m:val="center"/>
+                      </m:mcPr>
+                    </m:mc>
+                  </m:mcs>
+                  <m:ctrlPr>
+                    <w:rPr>
+                      <w:rFonts w:ascii="Cambria Math" w:hAnsi="Cambria Math"/>
+                      <w:i/>
+                      <w:lang w:val="en-US"/>
+                    </w:rPr>
+                  </m:ctrlPr>
+                </m:mPr>
+                <m:mr>
+                  <m:e>
+                    <m:f>
+                      <m:fPr>
+                        <m:ctrlPr>
+                          <w:rPr>
+                            <w:rFonts w:ascii="Cambria Math" w:hAnsi="Cambria Math"/>
+                            <w:i/>
+                            <w:lang w:val="en-US"/>
+                          </w:rPr>
+                        </m:ctrlPr>
+                      </m:fPr>
+                      <m:num>
+                        <m:r>
+                          <w:rPr>
+                            <w:rFonts w:ascii="Cambria Math" w:hAnsi="Cambria Math"/>
+                            <w:lang w:val="en-US"/>
+                          </w:rPr>
+                          <m:t>1</m:t>
+                        </m:r>
+                      </m:num>
+                      <m:den>
+                        <m:r>
+                          <w:rPr>
+                            <w:rFonts w:ascii="Cambria Math" w:hAnsi="Cambria Math"/>
+                            <w:lang w:val="en-US"/>
+                          </w:rPr>
+                          <m:t>b-a</m:t>
+                        </m:r>
+                      </m:den>
+                    </m:f>
+                    <m:r>
+                      <w:rPr>
+                        <w:rFonts w:ascii="Cambria Math" w:hAnsi="Cambria Math"/>
+                        <w:lang w:val="en-US"/>
+                      </w:rPr>
+                      <m:t>,x∈</m:t>
+                    </m:r>
+                    <m:d>
+                      <m:dPr>
+                        <m:begChr m:val="["/>
+                        <m:endChr m:val="]"/>
+                        <m:ctrlPr>
+                          <w:rPr>
+                            <w:rFonts w:ascii="Cambria Math" w:hAnsi="Cambria Math"/>
+                            <w:i/>
+                            <w:lang w:val="en-US"/>
+                          </w:rPr>
+                        </m:ctrlPr>
+                      </m:dPr>
+                      <m:e>
+                        <m:r>
+                          <w:rPr>
+                            <w:rFonts w:ascii="Cambria Math" w:hAnsi="Cambria Math"/>
+                            <w:lang w:val="en-US"/>
+                          </w:rPr>
+                          <m:t>a,b</m:t>
+                        </m:r>
+                      </m:e>
+                    </m:d>
+                  </m:e>
+                </m:mr>
+                <m:mr>
+                  <m:e>
+                    <m:r>
+                      <w:rPr>
+                        <w:rFonts w:ascii="Cambria Math" w:hAnsi="Cambria Math"/>
+                        <w:lang w:val="en-US"/>
+                      </w:rPr>
+                      <m:t>0,x∉</m:t>
+                    </m:r>
+                    <m:d>
+                      <m:dPr>
+                        <m:begChr m:val="["/>
+                        <m:endChr m:val="]"/>
+                        <m:ctrlPr>
+                          <w:rPr>
+                            <w:rFonts w:ascii="Cambria Math" w:hAnsi="Cambria Math"/>
+                            <w:i/>
+                            <w:lang w:val="en-US"/>
+                          </w:rPr>
+                        </m:ctrlPr>
+                      </m:dPr>
+                      <m:e>
+                        <m:r>
+                          <w:rPr>
+                            <w:rFonts w:ascii="Cambria Math" w:hAnsi="Cambria Math"/>
+                            <w:lang w:val="en-US"/>
+                          </w:rPr>
+                          <m:t>a,b</m:t>
+                        </m:r>
+                      </m:e>
+                    </m:d>
+                  </m:e>
+                </m:mr>
+              </m:m>
+            </m:e>
+          </m:d>
+        </m:oMath>
+      </m:oMathPara>
+    </w:p>
+    <w:p>
+      <w:pPr>
+        <w:pStyle w:val="ListParagraph"/>
+        <w:numPr>
+          <w:ilvl w:val="0"/>
+          <w:numId w:val="7"/>
+        </w:numPr>
+        <w:rPr>
+          <w:rFonts w:ascii="Cambria Math" w:hAnsi="Cambria Math"/>
+          <w:lang w:val="en-US"/>
+          <w:oMath/>
+        </w:rPr>
+      </w:pPr>
+      <w:r>
+        <w:rPr>
+          <w:rFonts w:eastAsiaTheme="minorEastAsia"/>
+          <w:lang w:val="en-US"/>
+        </w:rPr>
+        <w:t>Kì vọng và Variance của X là</w:t>
+      </w:r>
+    </w:p>
+    <w:p>
+      <w:pPr>
+        <w:pStyle w:val="ListParagraph"/>
+        <w:pBdr>
+          <w:top w:val="single" w:sz="4" w:space="1" w:color="auto"/>
+          <w:left w:val="single" w:sz="4" w:space="4" w:color="auto"/>
+          <w:bottom w:val="single" w:sz="4" w:space="1" w:color="auto"/>
+          <w:right w:val="single" w:sz="4" w:space="4" w:color="auto"/>
+        </w:pBdr>
+        <w:ind w:left="1080"/>
+        <w:rPr>
+          <w:rFonts w:ascii="Cambria Math" w:eastAsiaTheme="minorEastAsia" w:hAnsi="Cambria Math"/>
+          <w:lang w:val="en-US"/>
+          <w:oMath/>
+        </w:rPr>
+      </w:pPr>
+      <m:oMathPara>
+        <m:oMathParaPr>
+          <m:jc m:val="left"/>
+        </m:oMathParaPr>
+        <m:oMath>
+          <m:r>
+            <w:rPr>
+              <w:rFonts w:ascii="Cambria Math" w:eastAsiaTheme="minorEastAsia" w:hAnsi="Cambria Math"/>
+              <w:lang w:val="en-US"/>
+            </w:rPr>
+            <m:t>E</m:t>
+          </m:r>
+          <m:d>
+            <m:dPr>
+              <m:begChr m:val="["/>
+              <m:endChr m:val="]"/>
+              <m:ctrlPr>
+                <w:rPr>
+                  <w:rFonts w:ascii="Cambria Math" w:eastAsiaTheme="minorEastAsia" w:hAnsi="Cambria Math"/>
+                  <w:i/>
+                  <w:lang w:val="en-US"/>
+                </w:rPr>
+              </m:ctrlPr>
+            </m:dPr>
+            <m:e>
+              <m:r>
+                <w:rPr>
+                  <w:rFonts w:ascii="Cambria Math" w:eastAsiaTheme="minorEastAsia" w:hAnsi="Cambria Math"/>
+                  <w:lang w:val="en-US"/>
+                </w:rPr>
+                <m:t>X</m:t>
+              </m:r>
+            </m:e>
+          </m:d>
+          <m:r>
+            <w:rPr>
+              <w:rFonts w:ascii="Cambria Math" w:eastAsiaTheme="minorEastAsia" w:hAnsi="Cambria Math"/>
+              <w:lang w:val="en-US"/>
+            </w:rPr>
+            <m:t>=</m:t>
+          </m:r>
+          <m:f>
+            <m:fPr>
+              <m:ctrlPr>
+                <w:rPr>
+                  <w:rFonts w:ascii="Cambria Math" w:eastAsiaTheme="minorEastAsia" w:hAnsi="Cambria Math"/>
+                  <w:i/>
+                  <w:lang w:val="en-US"/>
+                </w:rPr>
+              </m:ctrlPr>
+            </m:fPr>
+            <m:num>
+              <m:r>
+                <w:rPr>
+                  <w:rFonts w:ascii="Cambria Math" w:eastAsiaTheme="minorEastAsia" w:hAnsi="Cambria Math"/>
+                  <w:lang w:val="en-US"/>
+                </w:rPr>
+                <m:t>a+b</m:t>
+              </m:r>
+            </m:num>
+            <m:den>
+              <m:r>
+                <w:rPr>
+                  <w:rFonts w:ascii="Cambria Math" w:eastAsiaTheme="minorEastAsia" w:hAnsi="Cambria Math"/>
+                  <w:lang w:val="en-US"/>
+                </w:rPr>
+                <m:t>2</m:t>
+              </m:r>
+            </m:den>
+          </m:f>
+        </m:oMath>
+      </m:oMathPara>
+    </w:p>
+    <w:p>
+      <w:pPr>
+        <w:pStyle w:val="ListParagraph"/>
+        <w:pBdr>
+          <w:top w:val="single" w:sz="4" w:space="1" w:color="auto"/>
+          <w:left w:val="single" w:sz="4" w:space="4" w:color="auto"/>
+          <w:bottom w:val="single" w:sz="4" w:space="1" w:color="auto"/>
+          <w:right w:val="single" w:sz="4" w:space="4" w:color="auto"/>
+        </w:pBdr>
+        <w:ind w:left="1080"/>
+        <w:rPr>
+          <w:rFonts w:ascii="Cambria Math" w:hAnsi="Cambria Math"/>
+          <w:lang w:val="en-US"/>
+          <w:oMath/>
+        </w:rPr>
+      </w:pPr>
+      <m:oMathPara>
+        <m:oMathParaPr>
+          <m:jc m:val="left"/>
+        </m:oMathParaPr>
+        <m:oMath>
+          <m:r>
+            <w:rPr>
+              <w:rFonts w:ascii="Cambria Math" w:hAnsi="Cambria Math"/>
+              <w:lang w:val="en-US"/>
+            </w:rPr>
+            <m:t>Var</m:t>
+          </m:r>
+          <m:d>
+            <m:dPr>
+              <m:begChr m:val="["/>
+              <m:endChr m:val="]"/>
+              <m:ctrlPr>
+                <w:rPr>
+                  <w:rFonts w:ascii="Cambria Math" w:hAnsi="Cambria Math"/>
+                  <w:i/>
+                  <w:lang w:val="en-US"/>
+                </w:rPr>
+              </m:ctrlPr>
+            </m:dPr>
+            <m:e>
+              <m:r>
+                <w:rPr>
+                  <w:rFonts w:ascii="Cambria Math" w:hAnsi="Cambria Math"/>
+                  <w:lang w:val="en-US"/>
+                </w:rPr>
+                <m:t>X</m:t>
+              </m:r>
+            </m:e>
+          </m:d>
+          <m:r>
+            <w:rPr>
+              <w:rFonts w:ascii="Cambria Math" w:hAnsi="Cambria Math"/>
+              <w:lang w:val="en-US"/>
+            </w:rPr>
+            <m:t>=</m:t>
+          </m:r>
+          <m:f>
+            <m:fPr>
+              <m:ctrlPr>
+                <w:rPr>
+                  <w:rFonts w:ascii="Cambria Math" w:hAnsi="Cambria Math"/>
+                  <w:i/>
+                  <w:lang w:val="en-US"/>
+                </w:rPr>
+              </m:ctrlPr>
+            </m:fPr>
+            <m:num>
+              <m:sSup>
+                <m:sSupPr>
+                  <m:ctrlPr>
+                    <w:rPr>
+                      <w:rFonts w:ascii="Cambria Math" w:hAnsi="Cambria Math"/>
+                      <w:i/>
+                      <w:lang w:val="en-US"/>
+                    </w:rPr>
+                  </m:ctrlPr>
+                </m:sSupPr>
+                <m:e>
+                  <m:d>
+                    <m:dPr>
+                      <m:ctrlPr>
+                        <w:rPr>
+                          <w:rFonts w:ascii="Cambria Math" w:hAnsi="Cambria Math"/>
+                          <w:i/>
+                          <w:lang w:val="en-US"/>
+                        </w:rPr>
+                      </m:ctrlPr>
+                    </m:dPr>
+                    <m:e>
+                      <m:r>
+                        <w:rPr>
+                          <w:rFonts w:ascii="Cambria Math" w:hAnsi="Cambria Math"/>
+                          <w:lang w:val="en-US"/>
+                        </w:rPr>
+                        <m:t>b-a</m:t>
+                      </m:r>
+                    </m:e>
+                  </m:d>
+                </m:e>
+                <m:sup>
+                  <m:r>
+                    <w:rPr>
+                      <w:rFonts w:ascii="Cambria Math" w:hAnsi="Cambria Math"/>
+                      <w:lang w:val="en-US"/>
+                    </w:rPr>
+                    <m:t>2</m:t>
+                  </m:r>
+                </m:sup>
+              </m:sSup>
+            </m:num>
+            <m:den>
+              <m:r>
+                <w:rPr>
+                  <w:rFonts w:ascii="Cambria Math" w:hAnsi="Cambria Math"/>
+                  <w:lang w:val="en-US"/>
+                </w:rPr>
+                <m:t>12</m:t>
+              </m:r>
+            </m:den>
+          </m:f>
+        </m:oMath>
+      </m:oMathPara>
+    </w:p>
+    <w:p>
+      <w:pPr>
+        <w:pStyle w:val="ListParagraph"/>
+        <w:numPr>
+          <w:ilvl w:val="0"/>
+          <w:numId w:val="1"/>
+        </w:numPr>
+        <w:rPr>
+          <w:lang w:val="en-US"/>
+        </w:rPr>
+      </w:pPr>
+      <w:r>
+        <w:rPr>
+          <w:lang w:val="en-US"/>
+        </w:rPr>
+        <w:t>Phân Phối Chuẩn (Normal Distribution)?</w:t>
+      </w:r>
+    </w:p>
+    <w:p>
+      <w:pPr>
+        <w:pStyle w:val="ListParagraph"/>
+        <w:numPr>
+          <w:ilvl w:val="0"/>
+          <w:numId w:val="7"/>
+        </w:numPr>
+        <w:rPr>
+          <w:lang w:val="en-US"/>
+        </w:rPr>
+      </w:pPr>
+      <w:r>
+        <w:rPr>
+          <w:lang w:val="en-US"/>
+        </w:rPr>
+        <w:t xml:space="preserve">Cho X </w:t>
+      </w:r>
+      <w:r>
+        <w:rPr>
+          <w:lang w:val="en-US"/>
+        </w:rPr>
+        <w:sym w:font="Symbol" w:char="F07E"/>
+      </w:r>
+      <w:r>
+        <w:rPr>
+          <w:lang w:val="en-US"/>
+        </w:rPr>
+        <w:t xml:space="preserve"> N</w:t>
+      </w:r>
+      <w:r>
+        <w:rPr>
+          <w:lang w:val="en-US"/>
+        </w:rPr>
+        <w:t>(</w:t>
+      </w:r>
+      <w:r>
+        <w:rPr>
+          <w:lang w:val="en-US"/>
+        </w:rPr>
+        <w:sym w:font="Symbol" w:char="F06D"/>
+      </w:r>
+      <w:r>
+        <w:rPr>
+          <w:lang w:val="en-US"/>
+        </w:rPr>
+        <w:t xml:space="preserve">, </w:t>
+      </w:r>
+      <w:r>
+        <w:rPr>
+          <w:lang w:val="en-US"/>
+        </w:rPr>
+        <w:sym w:font="Symbol" w:char="F073"/>
+      </w:r>
+      <w:r>
+        <w:rPr>
+          <w:vertAlign w:val="superscript"/>
+          <w:lang w:val="en-US"/>
+        </w:rPr>
+        <w:t>2</w:t>
+      </w:r>
+      <w:r>
+        <w:rPr>
+          <w:lang w:val="en-US"/>
+        </w:rPr>
+        <w:t>)</w:t>
+      </w:r>
+      <w:r>
+        <w:rPr>
+          <w:lang w:val="en-US"/>
+        </w:rPr>
+        <w:t>, khi đó PDF của X</w:t>
+      </w:r>
+      <w:r>
+        <w:rPr>
+          <w:lang w:val="en-US"/>
+        </w:rPr>
+        <w:t xml:space="preserve"> là</w:t>
+      </w:r>
+    </w:p>
+    <w:p>
+      <w:pPr>
+        <w:pStyle w:val="ListParagraph"/>
+        <w:pBdr>
+          <w:top w:val="single" w:sz="4" w:space="1" w:color="auto"/>
+          <w:left w:val="single" w:sz="4" w:space="4" w:color="auto"/>
+          <w:bottom w:val="single" w:sz="4" w:space="1" w:color="auto"/>
+          <w:right w:val="single" w:sz="4" w:space="4" w:color="auto"/>
+        </w:pBdr>
+        <w:ind w:left="1080"/>
+        <w:rPr>
+          <w:lang w:val="en-US"/>
+        </w:rPr>
+      </w:pPr>
+      <m:oMathPara>
+        <m:oMathParaPr>
+          <m:jc m:val="left"/>
+        </m:oMathParaPr>
+        <m:oMath>
+          <m:r>
+            <w:rPr>
+              <w:rFonts w:ascii="Cambria Math" w:hAnsi="Cambria Math"/>
+              <w:lang w:val="en-US"/>
+            </w:rPr>
+            <m:t>f</m:t>
+          </m:r>
+          <m:d>
+            <m:dPr>
+              <m:ctrlPr>
+                <w:rPr>
+                  <w:rFonts w:ascii="Cambria Math" w:hAnsi="Cambria Math"/>
+                  <w:i/>
+                  <w:lang w:val="en-US"/>
+                </w:rPr>
+              </m:ctrlPr>
+            </m:dPr>
+            <m:e>
+              <m:r>
+                <w:rPr>
+                  <w:rFonts w:ascii="Cambria Math" w:hAnsi="Cambria Math"/>
+                  <w:lang w:val="en-US"/>
+                </w:rPr>
+                <m:t>x</m:t>
+              </m:r>
+            </m:e>
+          </m:d>
+          <m:r>
+            <w:rPr>
+              <w:rFonts w:ascii="Cambria Math" w:hAnsi="Cambria Math"/>
+              <w:lang w:val="en-US"/>
+            </w:rPr>
+            <m:t>=</m:t>
+          </m:r>
+          <m:f>
+            <m:fPr>
+              <m:ctrlPr>
+                <w:rPr>
+                  <w:rFonts w:ascii="Cambria Math" w:hAnsi="Cambria Math"/>
+                  <w:i/>
+                  <w:lang w:val="en-US"/>
+                </w:rPr>
+              </m:ctrlPr>
+            </m:fPr>
+            <m:num>
+              <m:r>
+                <w:rPr>
+                  <w:rFonts w:ascii="Cambria Math" w:hAnsi="Cambria Math"/>
+                  <w:lang w:val="en-US"/>
+                </w:rPr>
+                <m:t>1</m:t>
+              </m:r>
+            </m:num>
+            <m:den>
+              <m:r>
+                <w:rPr>
+                  <w:rFonts w:ascii="Cambria Math" w:hAnsi="Cambria Math"/>
+                  <w:lang w:val="en-US"/>
+                </w:rPr>
+                <m:t>σ</m:t>
+              </m:r>
+              <m:rad>
+                <m:radPr>
+                  <m:degHide m:val="1"/>
+                  <m:ctrlPr>
+                    <w:rPr>
+                      <w:rFonts w:ascii="Cambria Math" w:hAnsi="Cambria Math"/>
+                      <w:i/>
+                      <w:lang w:val="en-US"/>
+                    </w:rPr>
+                  </m:ctrlPr>
+                </m:radPr>
+                <m:deg/>
+                <m:e>
+                  <m:r>
+                    <w:rPr>
+                      <w:rFonts w:ascii="Cambria Math" w:hAnsi="Cambria Math"/>
+                      <w:lang w:val="en-US"/>
+                    </w:rPr>
+                    <m:t>2π</m:t>
+                  </m:r>
+                </m:e>
+              </m:rad>
+            </m:den>
+          </m:f>
+          <m:sSup>
+            <m:sSupPr>
+              <m:ctrlPr>
+                <w:rPr>
+                  <w:rFonts w:ascii="Cambria Math" w:hAnsi="Cambria Math"/>
+                  <w:i/>
+                  <w:lang w:val="en-US"/>
+                </w:rPr>
+              </m:ctrlPr>
+            </m:sSupPr>
+            <m:e>
+              <m:r>
+                <w:rPr>
+                  <w:rFonts w:ascii="Cambria Math" w:hAnsi="Cambria Math"/>
+                  <w:lang w:val="en-US"/>
+                </w:rPr>
+                <m:t>e</m:t>
+              </m:r>
+            </m:e>
+            <m:sup>
+              <m:r>
+                <w:rPr>
+                  <w:rFonts w:ascii="Cambria Math" w:hAnsi="Cambria Math"/>
+                  <w:lang w:val="en-US"/>
+                </w:rPr>
+                <m:t>-</m:t>
+              </m:r>
+              <m:f>
+                <m:fPr>
+                  <m:ctrlPr>
+                    <w:rPr>
+                      <w:rFonts w:ascii="Cambria Math" w:hAnsi="Cambria Math"/>
+                      <w:i/>
+                      <w:lang w:val="en-US"/>
+                    </w:rPr>
+                  </m:ctrlPr>
+                </m:fPr>
+                <m:num>
+                  <m:r>
+                    <w:rPr>
+                      <w:rFonts w:ascii="Cambria Math" w:hAnsi="Cambria Math"/>
+                      <w:lang w:val="en-US"/>
+                    </w:rPr>
+                    <m:t>1</m:t>
+                  </m:r>
+                </m:num>
+                <m:den>
+                  <m:r>
+                    <w:rPr>
+                      <w:rFonts w:ascii="Cambria Math" w:hAnsi="Cambria Math"/>
+                      <w:lang w:val="en-US"/>
+                    </w:rPr>
+                    <m:t>2</m:t>
+                  </m:r>
+                </m:den>
+              </m:f>
+              <m:sSup>
+                <m:sSupPr>
+                  <m:ctrlPr>
+                    <w:rPr>
+                      <w:rFonts w:ascii="Cambria Math" w:hAnsi="Cambria Math"/>
+                      <w:i/>
+                      <w:lang w:val="en-US"/>
+                    </w:rPr>
+                  </m:ctrlPr>
+                </m:sSupPr>
+                <m:e>
+                  <m:d>
+                    <m:dPr>
+                      <m:ctrlPr>
+                        <w:rPr>
+                          <w:rFonts w:ascii="Cambria Math" w:hAnsi="Cambria Math"/>
+                          <w:i/>
+                          <w:lang w:val="en-US"/>
+                        </w:rPr>
+                      </m:ctrlPr>
+                    </m:dPr>
+                    <m:e>
+                      <m:f>
+                        <m:fPr>
+                          <m:ctrlPr>
+                            <w:rPr>
+                              <w:rFonts w:ascii="Cambria Math" w:hAnsi="Cambria Math"/>
+                              <w:i/>
+                              <w:lang w:val="en-US"/>
+                            </w:rPr>
+                          </m:ctrlPr>
+                        </m:fPr>
+                        <m:num>
+                          <m:r>
+                            <w:rPr>
+                              <w:rFonts w:ascii="Cambria Math" w:hAnsi="Cambria Math"/>
+                              <w:lang w:val="en-US"/>
+                            </w:rPr>
+                            <m:t>x - μ</m:t>
+                          </m:r>
+                        </m:num>
+                        <m:den>
+                          <m:r>
+                            <w:rPr>
+                              <w:rFonts w:ascii="Cambria Math" w:hAnsi="Cambria Math"/>
+                              <w:lang w:val="en-US"/>
+                            </w:rPr>
+                            <m:t>σ</m:t>
+                          </m:r>
+                        </m:den>
+                      </m:f>
+                    </m:e>
+                  </m:d>
+                </m:e>
+                <m:sup>
+                  <m:r>
+                    <w:rPr>
+                      <w:rFonts w:ascii="Cambria Math" w:hAnsi="Cambria Math"/>
+                      <w:lang w:val="en-US"/>
+                    </w:rPr>
+                    <m:t>2</m:t>
+                  </m:r>
+                </m:sup>
+              </m:sSup>
+            </m:sup>
+          </m:sSup>
+        </m:oMath>
+      </m:oMathPara>
+    </w:p>
+    <w:p>
+      <w:pPr>
+        <w:pStyle w:val="ListParagraph"/>
+        <w:numPr>
+          <w:ilvl w:val="0"/>
+          <w:numId w:val="7"/>
+        </w:numPr>
+        <w:rPr>
+          <w:lang w:val="en-US"/>
+        </w:rPr>
+      </w:pPr>
+      <w:r>
+        <w:rPr>
+          <w:rFonts w:eastAsiaTheme="minorEastAsia"/>
+          <w:lang w:val="en-US"/>
+        </w:rPr>
+        <w:t>Kì vọng và Variance của X</w:t>
+      </w:r>
+      <w:r>
+        <w:rPr>
+          <w:rFonts w:eastAsiaTheme="minorEastAsia"/>
+          <w:lang w:val="en-US"/>
+        </w:rPr>
+        <w:t xml:space="preserve"> là</w:t>
+      </w:r>
+    </w:p>
+    <w:p>
+      <w:pPr>
+        <w:pStyle w:val="ListParagraph"/>
+        <w:pBdr>
+          <w:top w:val="single" w:sz="4" w:space="1" w:color="auto"/>
+          <w:left w:val="single" w:sz="4" w:space="4" w:color="auto"/>
+          <w:bottom w:val="single" w:sz="4" w:space="1" w:color="auto"/>
+          <w:right w:val="single" w:sz="4" w:space="4" w:color="auto"/>
+        </w:pBdr>
+        <w:ind w:left="1080"/>
+        <w:rPr>
+          <w:lang w:val="en-US"/>
+        </w:rPr>
+      </w:pPr>
+      <m:oMathPara>
+        <m:oMathParaPr>
+          <m:jc m:val="left"/>
+        </m:oMathParaPr>
+        <m:oMath>
+          <m:r>
+            <w:rPr>
+              <w:rFonts w:ascii="Cambria Math" w:hAnsi="Cambria Math"/>
+              <w:lang w:val="en-US"/>
+            </w:rPr>
+            <m:t>E</m:t>
+          </m:r>
+          <m:d>
+            <m:dPr>
+              <m:begChr m:val="["/>
+              <m:endChr m:val="]"/>
+              <m:ctrlPr>
+                <w:rPr>
+                  <w:rFonts w:ascii="Cambria Math" w:eastAsiaTheme="minorEastAsia" w:hAnsi="Cambria Math"/>
+                  <w:i/>
+                  <w:lang w:val="en-US"/>
+                </w:rPr>
+              </m:ctrlPr>
+            </m:dPr>
+            <m:e>
+              <m:r>
+                <w:rPr>
+                  <w:rFonts w:ascii="Cambria Math" w:eastAsiaTheme="minorEastAsia" w:hAnsi="Cambria Math"/>
+                  <w:lang w:val="en-US"/>
+                </w:rPr>
+                <m:t>X</m:t>
+              </m:r>
+            </m:e>
+          </m:d>
+          <m:r>
+            <w:rPr>
+              <w:rFonts w:ascii="Cambria Math" w:hAnsi="Cambria Math"/>
+              <w:lang w:val="en-US"/>
+            </w:rPr>
+            <m:t>=μ</m:t>
+          </m:r>
+        </m:oMath>
+      </m:oMathPara>
+    </w:p>
+    <w:p>
+      <w:pPr>
+        <w:pStyle w:val="ListParagraph"/>
+        <w:pBdr>
+          <w:top w:val="single" w:sz="4" w:space="1" w:color="auto"/>
+          <w:left w:val="single" w:sz="4" w:space="4" w:color="auto"/>
+          <w:bottom w:val="single" w:sz="4" w:space="1" w:color="auto"/>
+          <w:right w:val="single" w:sz="4" w:space="4" w:color="auto"/>
+        </w:pBdr>
+        <w:ind w:left="1080"/>
+        <w:rPr>
+          <w:lang w:val="en-US"/>
+        </w:rPr>
+      </w:pPr>
+      <m:oMathPara>
+        <m:oMathParaPr>
+          <m:jc m:val="left"/>
+        </m:oMathParaPr>
+        <m:oMath>
+          <m:r>
+            <w:rPr>
+              <w:rFonts w:ascii="Cambria Math" w:hAnsi="Cambria Math"/>
+              <w:lang w:val="en-US"/>
+            </w:rPr>
+            <w:lastRenderedPageBreak/>
+            <m:t>Var</m:t>
+          </m:r>
+          <m:d>
+            <m:dPr>
+              <m:begChr m:val="["/>
+              <m:endChr m:val="]"/>
+              <m:ctrlPr>
+                <w:rPr>
+                  <w:rFonts w:ascii="Cambria Math" w:eastAsiaTheme="minorEastAsia" w:hAnsi="Cambria Math"/>
+                  <w:i/>
+                  <w:lang w:val="en-US"/>
+                </w:rPr>
+              </m:ctrlPr>
+            </m:dPr>
+            <m:e>
+              <m:r>
+                <w:rPr>
+                  <w:rFonts w:ascii="Cambria Math" w:eastAsiaTheme="minorEastAsia" w:hAnsi="Cambria Math"/>
+                  <w:lang w:val="en-US"/>
+                </w:rPr>
+                <m:t>X</m:t>
+              </m:r>
+            </m:e>
+          </m:d>
+          <m:r>
+            <w:rPr>
+              <w:rFonts w:ascii="Cambria Math" w:hAnsi="Cambria Math"/>
+              <w:lang w:val="en-US"/>
+            </w:rPr>
+            <m:t>=</m:t>
+          </m:r>
+          <m:sSup>
+            <m:sSupPr>
+              <m:ctrlPr>
+                <w:rPr>
+                  <w:rFonts w:ascii="Cambria Math" w:hAnsi="Cambria Math"/>
+                  <w:i/>
+                  <w:lang w:val="en-US"/>
+                </w:rPr>
+              </m:ctrlPr>
+            </m:sSupPr>
+            <m:e>
+              <m:r>
+                <w:rPr>
+                  <w:rFonts w:ascii="Cambria Math" w:hAnsi="Cambria Math"/>
+                  <w:lang w:val="en-US"/>
+                </w:rPr>
+                <m:t>σ</m:t>
+              </m:r>
+            </m:e>
+            <m:sup>
+              <m:r>
+                <w:rPr>
+                  <w:rFonts w:ascii="Cambria Math" w:hAnsi="Cambria Math"/>
+                  <w:lang w:val="en-US"/>
+                </w:rPr>
+                <m:t>2</m:t>
+              </m:r>
+            </m:sup>
+          </m:sSup>
+        </m:oMath>
+      </m:oMathPara>
+    </w:p>
+    <w:p>
+      <w:pPr>
+        <w:pStyle w:val="ListParagraph"/>
+        <w:numPr>
+          <w:ilvl w:val="0"/>
+          <w:numId w:val="7"/>
+        </w:numPr>
+        <w:rPr>
+          <w:rFonts w:ascii="Cambria Math" w:hAnsi="Cambria Math"/>
+          <w:lang w:val="en-US"/>
+          <w:oMath/>
+        </w:rPr>
+      </w:pPr>
+      <w:r>
+        <w:rPr>
+          <w:rFonts w:eastAsiaTheme="minorEastAsia"/>
+          <w:lang w:val="en-US"/>
+        </w:rPr>
+        <w:t>CDF của X là</w:t>
+      </w:r>
+    </w:p>
+    <w:p>
+      <w:pPr>
+        <w:pStyle w:val="ListParagraph"/>
+        <w:pBdr>
+          <w:top w:val="single" w:sz="4" w:space="1" w:color="auto"/>
+          <w:left w:val="single" w:sz="4" w:space="4" w:color="auto"/>
+          <w:bottom w:val="single" w:sz="4" w:space="1" w:color="auto"/>
+          <w:right w:val="single" w:sz="4" w:space="4" w:color="auto"/>
+        </w:pBdr>
+        <w:ind w:left="1080"/>
+        <w:rPr>
+          <w:rFonts w:ascii="Cambria Math" w:hAnsi="Cambria Math"/>
+          <w:lang w:val="en-US"/>
+          <w:oMath/>
+        </w:rPr>
+      </w:pPr>
+      <m:oMathPara>
+        <m:oMathParaPr>
+          <m:jc m:val="left"/>
+        </m:oMathParaPr>
+        <m:oMath>
+          <m:r>
+            <m:rPr>
+              <m:sty m:val="p"/>
+            </m:rPr>
+            <w:rPr>
+              <w:rFonts w:ascii="Cambria Math" w:eastAsiaTheme="minorEastAsia" w:hAnsi="Cambria Math"/>
+              <w:lang w:val="en-US"/>
+            </w:rPr>
+            <m:t>Φ</m:t>
+          </m:r>
+          <m:d>
+            <m:dPr>
+              <m:ctrlPr>
+                <w:rPr>
+                  <w:rFonts w:ascii="Cambria Math" w:eastAsiaTheme="minorEastAsia" w:hAnsi="Cambria Math"/>
+                  <w:i/>
+                  <w:lang w:val="en-US"/>
+                </w:rPr>
+              </m:ctrlPr>
+            </m:dPr>
+            <m:e>
+              <m:r>
+                <w:rPr>
+                  <w:rFonts w:ascii="Cambria Math" w:eastAsiaTheme="minorEastAsia" w:hAnsi="Cambria Math"/>
+                  <w:lang w:val="en-US"/>
+                </w:rPr>
+                <m:t>x</m:t>
+              </m:r>
+            </m:e>
+          </m:d>
+          <m:r>
+            <m:rPr>
+              <m:sty m:val="p"/>
+            </m:rPr>
+            <w:rPr>
+              <w:rFonts w:ascii="Cambria Math" w:hAnsi="Cambria Math"/>
+              <w:lang w:val="en-US"/>
+            </w:rPr>
+            <m:t>=</m:t>
+          </m:r>
+          <m:f>
+            <m:fPr>
+              <m:ctrlPr>
+                <w:rPr>
+                  <w:rFonts w:ascii="Cambria Math" w:hAnsi="Cambria Math"/>
+                  <w:lang w:val="en-US"/>
+                </w:rPr>
+              </m:ctrlPr>
+            </m:fPr>
+            <m:num>
+              <m:r>
+                <w:rPr>
+                  <w:rFonts w:ascii="Cambria Math" w:hAnsi="Cambria Math"/>
+                  <w:lang w:val="en-US"/>
+                </w:rPr>
+                <m:t>1</m:t>
+              </m:r>
+            </m:num>
+            <m:den>
+              <m:r>
+                <w:rPr>
+                  <w:rFonts w:ascii="Cambria Math" w:hAnsi="Cambria Math"/>
+                  <w:lang w:val="en-US"/>
+                </w:rPr>
+                <m:t>2</m:t>
+              </m:r>
+            </m:den>
+          </m:f>
+          <m:r>
+            <m:rPr>
+              <m:sty m:val="p"/>
+            </m:rPr>
+            <w:rPr>
+              <w:rFonts w:ascii="Cambria Math" w:hAnsi="Cambria Math"/>
+              <w:lang w:val="en-US"/>
+            </w:rPr>
+            <m:t>+</m:t>
+          </m:r>
+          <m:f>
+            <m:fPr>
+              <m:ctrlPr>
+                <w:rPr>
+                  <w:rFonts w:ascii="Cambria Math" w:hAnsi="Cambria Math"/>
+                  <w:lang w:val="en-US"/>
+                </w:rPr>
+              </m:ctrlPr>
+            </m:fPr>
+            <m:num>
+              <m:r>
+                <w:rPr>
+                  <w:rFonts w:ascii="Cambria Math" w:hAnsi="Cambria Math"/>
+                  <w:lang w:val="en-US"/>
+                </w:rPr>
+                <m:t>1</m:t>
+              </m:r>
+            </m:num>
+            <m:den>
+              <m:r>
+                <w:rPr>
+                  <w:rFonts w:ascii="Cambria Math" w:hAnsi="Cambria Math"/>
+                  <w:lang w:val="en-US"/>
+                </w:rPr>
+                <m:t>2</m:t>
+              </m:r>
+            </m:den>
+          </m:f>
+          <m:r>
+            <w:rPr>
+              <w:rFonts w:ascii="Cambria Math" w:hAnsi="Cambria Math"/>
+              <w:lang w:val="en-US"/>
+            </w:rPr>
+            <m:t>erf</m:t>
+          </m:r>
+          <m:d>
+            <m:dPr>
+              <m:ctrlPr>
+                <w:rPr>
+                  <w:rFonts w:ascii="Cambria Math" w:hAnsi="Cambria Math"/>
+                  <w:lang w:val="en-US"/>
+                </w:rPr>
+              </m:ctrlPr>
+            </m:dPr>
+            <m:e>
+              <m:f>
+                <m:fPr>
+                  <m:ctrlPr>
+                    <w:rPr>
+                      <w:rFonts w:ascii="Cambria Math" w:hAnsi="Cambria Math"/>
+                      <w:i/>
+                      <w:lang w:val="en-US"/>
+                    </w:rPr>
+                  </m:ctrlPr>
+                </m:fPr>
+                <m:num>
+                  <m:r>
+                    <w:rPr>
+                      <w:rFonts w:ascii="Cambria Math" w:hAnsi="Cambria Math"/>
+                      <w:lang w:val="en-US"/>
+                    </w:rPr>
+                    <m:t>x</m:t>
+                  </m:r>
+                  <m:r>
+                    <w:rPr>
+                      <w:rFonts w:ascii="Cambria Math" w:hAnsi="Cambria Math"/>
+                      <w:lang w:val="en-US"/>
+                    </w:rPr>
+                    <m:t xml:space="preserve"> - </m:t>
+                  </m:r>
+                  <m:r>
+                    <w:rPr>
+                      <w:rFonts w:ascii="Cambria Math" w:hAnsi="Cambria Math"/>
+                      <w:lang w:val="en-US"/>
+                    </w:rPr>
+                    <m:t>μ</m:t>
+                  </m:r>
+                </m:num>
+                <m:den>
+                  <m:r>
+                    <w:rPr>
+                      <w:rFonts w:ascii="Cambria Math" w:hAnsi="Cambria Math"/>
+                      <w:lang w:val="en-US"/>
+                    </w:rPr>
+                    <m:t>σ</m:t>
+                  </m:r>
+                  <m:rad>
+                    <m:radPr>
+                      <m:degHide m:val="1"/>
+                      <m:ctrlPr>
+                        <w:rPr>
+                          <w:rFonts w:ascii="Cambria Math" w:hAnsi="Cambria Math"/>
+                          <w:i/>
+                          <w:lang w:val="en-US"/>
+                        </w:rPr>
+                      </m:ctrlPr>
+                    </m:radPr>
+                    <m:deg/>
+                    <m:e>
+                      <m:r>
+                        <w:rPr>
+                          <w:rFonts w:ascii="Cambria Math" w:hAnsi="Cambria Math"/>
+                          <w:lang w:val="en-US"/>
+                        </w:rPr>
+                        <m:t>2</m:t>
+                      </m:r>
+                    </m:e>
+                  </m:rad>
+                </m:den>
+              </m:f>
+            </m:e>
+          </m:d>
+        </m:oMath>
+      </m:oMathPara>
+    </w:p>
+    <w:p>
+      <w:pPr>
+        <w:pStyle w:val="ListParagraph"/>
+        <w:numPr>
+          <w:ilvl w:val="0"/>
+          <w:numId w:val="7"/>
+        </w:numPr>
+        <w:rPr>
+          <w:rFonts w:ascii="Cambria Math" w:hAnsi="Cambria Math"/>
+          <w:lang w:val="en-US"/>
+          <w:oMath/>
+        </w:rPr>
+      </w:pPr>
+      <w:r>
+        <w:rPr>
+          <w:rFonts w:eastAsiaTheme="minorEastAsia"/>
+          <w:lang w:val="en-US"/>
+        </w:rPr>
+        <w:t xml:space="preserve">erf(x) gọi là hàm lỗi, cho biến ngẫu nhiên Y </w:t>
+      </w:r>
+      <w:r>
+        <w:rPr>
+          <w:lang w:val="en-US"/>
+        </w:rPr>
+        <w:sym w:font="Symbol" w:char="F07E"/>
+      </w:r>
+      <w:r>
+        <w:rPr>
+          <w:lang w:val="en-US"/>
+        </w:rPr>
+        <w:t xml:space="preserve"> N</w:t>
+      </w:r>
+      <w:r>
+        <w:rPr>
+          <w:lang w:val="en-US"/>
+        </w:rPr>
+        <w:t>(</w:t>
+      </w:r>
+      <w:r>
+        <w:rPr>
+          <w:lang w:val="en-US"/>
+        </w:rPr>
+        <w:t>0, 0.5) có PDF là g(x), khi đó</w:t>
+      </w:r>
+    </w:p>
+    <w:p>
+      <w:pPr>
+        <w:pStyle w:val="ListParagraph"/>
+        <w:pBdr>
+          <w:top w:val="single" w:sz="4" w:space="1" w:color="auto"/>
+          <w:left w:val="single" w:sz="4" w:space="4" w:color="auto"/>
+          <w:bottom w:val="single" w:sz="4" w:space="1" w:color="auto"/>
+          <w:right w:val="single" w:sz="4" w:space="4" w:color="auto"/>
+        </w:pBdr>
+        <w:ind w:left="1080"/>
+        <w:rPr>
+          <w:rFonts w:eastAsiaTheme="minorEastAsia"/>
+          <w:lang w:val="en-US"/>
+        </w:rPr>
+      </w:pPr>
+      <m:oMathPara>
+        <m:oMathParaPr>
+          <m:jc m:val="left"/>
+        </m:oMathParaPr>
+        <m:oMath>
+          <m:r>
+            <w:rPr>
+              <w:rFonts w:ascii="Cambria Math" w:hAnsi="Cambria Math"/>
+              <w:lang w:val="en-US"/>
+            </w:rPr>
+            <m:t>erf</m:t>
+          </m:r>
+          <m:d>
+            <m:dPr>
+              <m:ctrlPr>
+                <w:rPr>
+                  <w:rFonts w:ascii="Cambria Math" w:hAnsi="Cambria Math"/>
+                  <w:i/>
+                  <w:lang w:val="en-US"/>
+                </w:rPr>
+              </m:ctrlPr>
+            </m:dPr>
+            <m:e>
+              <m:r>
+                <w:rPr>
+                  <w:rFonts w:ascii="Cambria Math" w:hAnsi="Cambria Math"/>
+                  <w:lang w:val="en-US"/>
+                </w:rPr>
+                <m:t>x</m:t>
+              </m:r>
+            </m:e>
+          </m:d>
+          <m:r>
+            <m:rPr>
+              <m:sty m:val="p"/>
+            </m:rPr>
+            <w:rPr>
+              <w:rFonts w:ascii="Cambria Math" w:hAnsi="Cambria Math"/>
+              <w:lang w:val="en-US"/>
+            </w:rPr>
+            <m:t>=2</m:t>
+          </m:r>
+          <m:nary>
+            <m:naryPr>
+              <m:limLoc m:val="subSup"/>
+              <m:ctrlPr>
+                <w:rPr>
+                  <w:rFonts w:ascii="Cambria Math" w:hAnsi="Cambria Math"/>
+                  <w:lang w:val="en-US"/>
+                </w:rPr>
+              </m:ctrlPr>
+            </m:naryPr>
+            <m:sub>
+              <m:r>
+                <w:rPr>
+                  <w:rFonts w:ascii="Cambria Math" w:hAnsi="Cambria Math"/>
+                  <w:lang w:val="en-US"/>
+                </w:rPr>
+                <m:t>0</m:t>
+              </m:r>
+            </m:sub>
+            <m:sup>
+              <m:r>
+                <w:rPr>
+                  <w:rFonts w:ascii="Cambria Math" w:hAnsi="Cambria Math"/>
+                  <w:lang w:val="en-US"/>
+                </w:rPr>
+                <m:t>x</m:t>
+              </m:r>
+            </m:sup>
+            <m:e>
+              <m:r>
+                <w:rPr>
+                  <w:rFonts w:ascii="Cambria Math" w:hAnsi="Cambria Math"/>
+                  <w:lang w:val="en-US"/>
+                </w:rPr>
+                <m:t>g</m:t>
+              </m:r>
+              <m:d>
+                <m:dPr>
+                  <m:ctrlPr>
+                    <w:rPr>
+                      <w:rFonts w:ascii="Cambria Math" w:hAnsi="Cambria Math"/>
+                      <w:i/>
+                      <w:lang w:val="en-US"/>
+                    </w:rPr>
+                  </m:ctrlPr>
+                </m:dPr>
+                <m:e>
+                  <m:r>
+                    <w:rPr>
+                      <w:rFonts w:ascii="Cambria Math" w:hAnsi="Cambria Math"/>
+                      <w:lang w:val="en-US"/>
+                    </w:rPr>
+                    <m:t>t</m:t>
+                  </m:r>
+                </m:e>
+              </m:d>
+              <m:r>
+                <w:rPr>
+                  <w:rFonts w:ascii="Cambria Math" w:hAnsi="Cambria Math"/>
+                  <w:lang w:val="en-US"/>
+                </w:rPr>
+                <m:t>dt</m:t>
+              </m:r>
+            </m:e>
+          </m:nary>
+        </m:oMath>
+      </m:oMathPara>
+    </w:p>
+    <w:p>
+      <w:pPr>
+        <w:pStyle w:val="ListParagraph"/>
+        <w:numPr>
+          <w:ilvl w:val="0"/>
+          <w:numId w:val="7"/>
+        </w:numPr>
+        <w:rPr>
+          <w:rFonts w:eastAsiaTheme="minorEastAsia"/>
+          <w:lang w:val="en-US"/>
+        </w:rPr>
+      </w:pPr>
+      <w:r>
+        <w:rPr>
+          <w:rFonts w:eastAsiaTheme="minorEastAsia"/>
+          <w:lang w:val="en-US"/>
+        </w:rPr>
+        <w:t>MGF của X là</w:t>
+      </w:r>
+    </w:p>
+    <w:p>
+      <w:pPr>
+        <w:pStyle w:val="ListParagraph"/>
+        <w:pBdr>
+          <w:top w:val="single" w:sz="4" w:space="1" w:color="auto"/>
+          <w:left w:val="single" w:sz="4" w:space="4" w:color="auto"/>
+          <w:bottom w:val="single" w:sz="4" w:space="1" w:color="auto"/>
+          <w:right w:val="single" w:sz="4" w:space="4" w:color="auto"/>
+        </w:pBdr>
+        <w:ind w:left="1080"/>
+        <w:rPr>
+          <w:rFonts w:eastAsiaTheme="minorEastAsia"/>
+          <w:lang w:val="en-US"/>
+        </w:rPr>
+      </w:pPr>
+      <m:oMathPara>
+        <m:oMathParaPr>
+          <m:jc m:val="left"/>
+        </m:oMathParaPr>
+        <m:oMath>
+          <m:sSub>
+            <m:sSubPr>
+              <m:ctrlPr>
+                <w:rPr>
+                  <w:rFonts w:ascii="Cambria Math" w:eastAsiaTheme="minorEastAsia" w:hAnsi="Cambria Math"/>
+                  <w:i/>
+                  <w:lang w:val="en-US"/>
+                </w:rPr>
+              </m:ctrlPr>
+            </m:sSubPr>
+            <m:e>
+              <m:r>
+                <w:rPr>
+                  <w:rFonts w:ascii="Cambria Math" w:eastAsiaTheme="minorEastAsia" w:hAnsi="Cambria Math"/>
+                  <w:lang w:val="en-US"/>
+                </w:rPr>
+                <m:t>M</m:t>
+              </m:r>
+            </m:e>
+            <m:sub>
+              <m:r>
+                <w:rPr>
+                  <w:rFonts w:ascii="Cambria Math" w:eastAsiaTheme="minorEastAsia" w:hAnsi="Cambria Math"/>
+                  <w:lang w:val="en-US"/>
+                </w:rPr>
+                <m:t>X</m:t>
+              </m:r>
+            </m:sub>
+          </m:sSub>
+          <m:d>
+            <m:dPr>
+              <m:ctrlPr>
+                <w:rPr>
+                  <w:rFonts w:ascii="Cambria Math" w:eastAsiaTheme="minorEastAsia" w:hAnsi="Cambria Math"/>
+                  <w:i/>
+                  <w:lang w:val="en-US"/>
+                </w:rPr>
+              </m:ctrlPr>
+            </m:dPr>
+            <m:e>
+              <m:r>
+                <w:rPr>
+                  <w:rFonts w:ascii="Cambria Math" w:eastAsiaTheme="minorEastAsia" w:hAnsi="Cambria Math"/>
+                  <w:lang w:val="en-US"/>
+                </w:rPr>
+                <m:t>t</m:t>
+              </m:r>
+            </m:e>
+          </m:d>
+          <m:r>
+            <w:rPr>
+              <w:rFonts w:ascii="Cambria Math" w:eastAsiaTheme="minorEastAsia" w:hAnsi="Cambria Math"/>
+              <w:lang w:val="en-US"/>
+            </w:rPr>
+            <m:t>=</m:t>
+          </m:r>
+          <m:sSup>
+            <m:sSupPr>
+              <m:ctrlPr>
+                <w:rPr>
+                  <w:rFonts w:ascii="Cambria Math" w:eastAsiaTheme="minorEastAsia" w:hAnsi="Cambria Math"/>
+                  <w:i/>
+                  <w:lang w:val="en-US"/>
+                </w:rPr>
+              </m:ctrlPr>
+            </m:sSupPr>
+            <m:e>
+              <m:r>
+                <w:rPr>
+                  <w:rFonts w:ascii="Cambria Math" w:eastAsiaTheme="minorEastAsia" w:hAnsi="Cambria Math"/>
+                  <w:lang w:val="en-US"/>
+                </w:rPr>
+                <m:t>e</m:t>
+              </m:r>
+            </m:e>
+            <m:sup>
+              <m:r>
+                <w:rPr>
+                  <w:rFonts w:ascii="Cambria Math" w:eastAsiaTheme="minorEastAsia" w:hAnsi="Cambria Math"/>
+                  <w:lang w:val="en-US"/>
+                </w:rPr>
+                <m:t xml:space="preserve">μt + </m:t>
+              </m:r>
+              <m:f>
+                <m:fPr>
+                  <m:ctrlPr>
+                    <w:rPr>
+                      <w:rFonts w:ascii="Cambria Math" w:eastAsiaTheme="minorEastAsia" w:hAnsi="Cambria Math"/>
+                      <w:i/>
+                      <w:lang w:val="en-US"/>
+                    </w:rPr>
+                  </m:ctrlPr>
+                </m:fPr>
+                <m:num>
+                  <m:r>
+                    <w:rPr>
+                      <w:rFonts w:ascii="Cambria Math" w:eastAsiaTheme="minorEastAsia" w:hAnsi="Cambria Math"/>
+                      <w:lang w:val="en-US"/>
+                    </w:rPr>
+                    <m:t>1</m:t>
+                  </m:r>
+                </m:num>
+                <m:den>
+                  <m:r>
+                    <w:rPr>
+                      <w:rFonts w:ascii="Cambria Math" w:eastAsiaTheme="minorEastAsia" w:hAnsi="Cambria Math"/>
+                      <w:lang w:val="en-US"/>
+                    </w:rPr>
+                    <m:t>2</m:t>
+                  </m:r>
+                </m:den>
+              </m:f>
+              <m:sSup>
+                <m:sSupPr>
+                  <m:ctrlPr>
+                    <w:rPr>
+                      <w:rFonts w:ascii="Cambria Math" w:eastAsiaTheme="minorEastAsia" w:hAnsi="Cambria Math"/>
+                      <w:i/>
+                      <w:lang w:val="en-US"/>
+                    </w:rPr>
+                  </m:ctrlPr>
+                </m:sSupPr>
+                <m:e>
+                  <m:d>
+                    <m:dPr>
+                      <m:ctrlPr>
+                        <w:rPr>
+                          <w:rFonts w:ascii="Cambria Math" w:eastAsiaTheme="minorEastAsia" w:hAnsi="Cambria Math"/>
+                          <w:i/>
+                          <w:lang w:val="en-US"/>
+                        </w:rPr>
+                      </m:ctrlPr>
+                    </m:dPr>
+                    <m:e>
+                      <m:r>
+                        <w:rPr>
+                          <w:rFonts w:ascii="Cambria Math" w:eastAsiaTheme="minorEastAsia" w:hAnsi="Cambria Math"/>
+                          <w:lang w:val="en-US"/>
+                        </w:rPr>
+                        <m:t>σt</m:t>
+                      </m:r>
+                    </m:e>
+                  </m:d>
+                </m:e>
+                <m:sup>
+                  <m:r>
+                    <w:rPr>
+                      <w:rFonts w:ascii="Cambria Math" w:eastAsiaTheme="minorEastAsia" w:hAnsi="Cambria Math"/>
+                      <w:lang w:val="en-US"/>
+                    </w:rPr>
+                    <m:t>2</m:t>
+                  </m:r>
+                </m:sup>
+              </m:sSup>
+            </m:sup>
+          </m:sSup>
+        </m:oMath>
+      </m:oMathPara>
+    </w:p>
+    <w:p>
+      <w:pPr>
+        <w:pStyle w:val="ListParagraph"/>
+        <w:numPr>
+          <w:ilvl w:val="0"/>
+          <w:numId w:val="7"/>
+        </w:numPr>
+        <w:rPr>
+          <w:rFonts w:ascii="Cambria Math" w:hAnsi="Cambria Math"/>
+          <w:lang w:val="en-US"/>
+          <w:oMath/>
+        </w:rPr>
+      </w:pPr>
+      <w:r>
+        <w:rPr>
+          <w:rFonts w:eastAsiaTheme="minorEastAsia"/>
+          <w:lang w:val="en-US"/>
+        </w:rPr>
+        <w:t>Ước lượng xác suất phân phối chuẩn</w:t>
+      </w:r>
+    </w:p>
+    <w:p>
+      <w:pPr>
+        <w:pStyle w:val="ListParagraph"/>
+        <w:pBdr>
+          <w:top w:val="single" w:sz="4" w:space="1" w:color="auto"/>
+          <w:left w:val="single" w:sz="4" w:space="4" w:color="auto"/>
+          <w:bottom w:val="single" w:sz="4" w:space="1" w:color="auto"/>
+          <w:right w:val="single" w:sz="4" w:space="4" w:color="auto"/>
+        </w:pBdr>
+        <w:ind w:left="1080"/>
+        <w:rPr>
+          <w:rFonts w:ascii="Cambria Math" w:hAnsi="Cambria Math"/>
+          <w:lang w:val="en-US"/>
+          <w:oMath/>
+        </w:rPr>
+      </w:pPr>
+      <m:oMathPara>
+        <m:oMathParaPr>
+          <m:jc m:val="left"/>
+        </m:oMathParaPr>
+        <m:oMath>
+          <m:r>
+            <w:rPr>
+              <w:rFonts w:ascii="Cambria Math" w:eastAsiaTheme="minorEastAsia" w:hAnsi="Cambria Math"/>
+              <w:lang w:val="en-US"/>
+            </w:rPr>
+            <m:t>P</m:t>
+          </m:r>
+          <m:d>
+            <m:dPr>
+              <m:ctrlPr>
+                <w:rPr>
+                  <w:rFonts w:ascii="Cambria Math" w:eastAsiaTheme="minorEastAsia" w:hAnsi="Cambria Math"/>
+                  <w:i/>
+                  <w:lang w:val="en-US"/>
+                </w:rPr>
+              </m:ctrlPr>
+            </m:dPr>
+            <m:e>
+              <m:r>
+                <w:rPr>
+                  <w:rFonts w:ascii="Cambria Math" w:eastAsiaTheme="minorEastAsia" w:hAnsi="Cambria Math"/>
+                  <w:lang w:val="en-US"/>
+                </w:rPr>
+                <m:t>X∈</m:t>
+              </m:r>
+              <m:d>
+                <m:dPr>
+                  <m:begChr m:val="["/>
+                  <m:endChr m:val="]"/>
+                  <m:ctrlPr>
+                    <w:rPr>
+                      <w:rFonts w:ascii="Cambria Math" w:eastAsiaTheme="minorEastAsia" w:hAnsi="Cambria Math"/>
+                      <w:i/>
+                      <w:lang w:val="en-US"/>
+                    </w:rPr>
+                  </m:ctrlPr>
+                </m:dPr>
+                <m:e>
+                  <m:r>
+                    <w:rPr>
+                      <w:rFonts w:ascii="Cambria Math" w:eastAsiaTheme="minorEastAsia" w:hAnsi="Cambria Math"/>
+                      <w:lang w:val="en-US"/>
+                    </w:rPr>
+                    <m:t>μ-σ,</m:t>
+                  </m:r>
+                  <m:r>
+                    <w:rPr>
+                      <w:rFonts w:ascii="Cambria Math" w:eastAsiaTheme="minorEastAsia" w:hAnsi="Cambria Math"/>
+                      <w:lang w:val="en-US"/>
+                    </w:rPr>
+                    <m:t>μ</m:t>
+                  </m:r>
+                  <m:r>
+                    <w:rPr>
+                      <w:rFonts w:ascii="Cambria Math" w:eastAsiaTheme="minorEastAsia" w:hAnsi="Cambria Math"/>
+                      <w:lang w:val="en-US"/>
+                    </w:rPr>
+                    <m:t>+</m:t>
+                  </m:r>
+                  <m:r>
+                    <w:rPr>
+                      <w:rFonts w:ascii="Cambria Math" w:eastAsiaTheme="minorEastAsia" w:hAnsi="Cambria Math"/>
+                      <w:lang w:val="en-US"/>
+                    </w:rPr>
+                    <m:t>σ</m:t>
+                  </m:r>
+                </m:e>
+              </m:d>
+            </m:e>
+          </m:d>
+          <m:r>
+            <m:rPr>
+              <m:sty m:val="p"/>
+            </m:rPr>
+            <w:rPr>
+              <w:rFonts w:ascii="Cambria Math" w:hAnsi="Cambria Math"/>
+              <w:lang w:val="en-US"/>
+            </w:rPr>
+            <m:t>≈68%</m:t>
+          </m:r>
+        </m:oMath>
+      </m:oMathPara>
+    </w:p>
+    <w:p>
+      <w:pPr>
+        <w:pStyle w:val="ListParagraph"/>
+        <w:pBdr>
+          <w:top w:val="single" w:sz="4" w:space="1" w:color="auto"/>
+          <w:left w:val="single" w:sz="4" w:space="4" w:color="auto"/>
+          <w:bottom w:val="single" w:sz="4" w:space="1" w:color="auto"/>
+          <w:right w:val="single" w:sz="4" w:space="4" w:color="auto"/>
+        </w:pBdr>
+        <w:ind w:left="1080"/>
+        <w:rPr>
+          <w:rFonts w:ascii="Cambria Math" w:hAnsi="Cambria Math"/>
+          <w:lang w:val="en-US"/>
+          <w:oMath/>
+        </w:rPr>
+      </w:pPr>
+      <m:oMathPara>
+        <m:oMathParaPr>
+          <m:jc m:val="left"/>
+        </m:oMathParaPr>
+        <m:oMath>
+          <m:r>
+            <w:rPr>
+              <w:rFonts w:ascii="Cambria Math" w:eastAsiaTheme="minorEastAsia" w:hAnsi="Cambria Math"/>
+              <w:lang w:val="en-US"/>
+            </w:rPr>
+            <m:t>P</m:t>
+          </m:r>
+          <m:d>
+            <m:dPr>
+              <m:ctrlPr>
+                <w:rPr>
+                  <w:rFonts w:ascii="Cambria Math" w:eastAsiaTheme="minorEastAsia" w:hAnsi="Cambria Math"/>
+                  <w:i/>
+                  <w:lang w:val="en-US"/>
+                </w:rPr>
+              </m:ctrlPr>
+            </m:dPr>
+            <m:e>
+              <m:r>
+                <w:rPr>
+                  <w:rFonts w:ascii="Cambria Math" w:eastAsiaTheme="minorEastAsia" w:hAnsi="Cambria Math"/>
+                  <w:lang w:val="en-US"/>
+                </w:rPr>
+                <m:t>X∈</m:t>
+              </m:r>
+              <m:d>
+                <m:dPr>
+                  <m:begChr m:val="["/>
+                  <m:endChr m:val="]"/>
+                  <m:ctrlPr>
+                    <w:rPr>
+                      <w:rFonts w:ascii="Cambria Math" w:eastAsiaTheme="minorEastAsia" w:hAnsi="Cambria Math"/>
+                      <w:i/>
+                      <w:lang w:val="en-US"/>
+                    </w:rPr>
+                  </m:ctrlPr>
+                </m:dPr>
+                <m:e>
+                  <m:r>
+                    <w:rPr>
+                      <w:rFonts w:ascii="Cambria Math" w:eastAsiaTheme="minorEastAsia" w:hAnsi="Cambria Math"/>
+                      <w:lang w:val="en-US"/>
+                    </w:rPr>
+                    <m:t>μ-</m:t>
+                  </m:r>
+                  <m:r>
+                    <w:rPr>
+                      <w:rFonts w:ascii="Cambria Math" w:eastAsiaTheme="minorEastAsia" w:hAnsi="Cambria Math"/>
+                      <w:lang w:val="en-US"/>
+                    </w:rPr>
+                    <m:t>2</m:t>
+                  </m:r>
+                  <m:r>
+                    <w:rPr>
+                      <w:rFonts w:ascii="Cambria Math" w:eastAsiaTheme="minorEastAsia" w:hAnsi="Cambria Math"/>
+                      <w:lang w:val="en-US"/>
+                    </w:rPr>
+                    <m:t>σ,μ+</m:t>
+                  </m:r>
+                  <m:r>
+                    <w:rPr>
+                      <w:rFonts w:ascii="Cambria Math" w:eastAsiaTheme="minorEastAsia" w:hAnsi="Cambria Math"/>
+                      <w:lang w:val="en-US"/>
+                    </w:rPr>
+                    <m:t>2</m:t>
+                  </m:r>
+                  <m:r>
+                    <w:rPr>
+                      <w:rFonts w:ascii="Cambria Math" w:eastAsiaTheme="minorEastAsia" w:hAnsi="Cambria Math"/>
+                      <w:lang w:val="en-US"/>
+                    </w:rPr>
+                    <m:t>σ</m:t>
+                  </m:r>
+                </m:e>
+              </m:d>
+            </m:e>
+          </m:d>
+          <m:r>
+            <m:rPr>
+              <m:sty m:val="p"/>
+            </m:rPr>
+            <w:rPr>
+              <w:rFonts w:ascii="Cambria Math" w:hAnsi="Cambria Math"/>
+              <w:lang w:val="en-US"/>
+            </w:rPr>
+            <m:t>≈</m:t>
+          </m:r>
+          <m:r>
+            <m:rPr>
+              <m:sty m:val="p"/>
+            </m:rPr>
+            <w:rPr>
+              <w:rFonts w:ascii="Cambria Math" w:hAnsi="Cambria Math"/>
+              <w:lang w:val="en-US"/>
+            </w:rPr>
+            <m:t>95</m:t>
+          </m:r>
+          <m:r>
+            <m:rPr>
+              <m:sty m:val="p"/>
+            </m:rPr>
+            <w:rPr>
+              <w:rFonts w:ascii="Cambria Math" w:hAnsi="Cambria Math"/>
+              <w:lang w:val="en-US"/>
+            </w:rPr>
+            <m:t>%</m:t>
+          </m:r>
+        </m:oMath>
+      </m:oMathPara>
+    </w:p>
+    <w:p>
+      <w:pPr>
+        <w:pStyle w:val="ListParagraph"/>
+        <w:pBdr>
+          <w:top w:val="single" w:sz="4" w:space="1" w:color="auto"/>
+          <w:left w:val="single" w:sz="4" w:space="4" w:color="auto"/>
+          <w:bottom w:val="single" w:sz="4" w:space="1" w:color="auto"/>
+          <w:right w:val="single" w:sz="4" w:space="4" w:color="auto"/>
+        </w:pBdr>
+        <w:ind w:left="1080"/>
+        <w:rPr>
+          <w:rFonts w:ascii="Cambria Math" w:hAnsi="Cambria Math"/>
+          <w:lang w:val="en-US"/>
+          <w:oMath/>
+        </w:rPr>
+      </w:pPr>
+      <m:oMathPara>
+        <m:oMathParaPr>
+          <m:jc m:val="left"/>
+        </m:oMathParaPr>
+        <m:oMath>
+          <m:r>
+            <w:rPr>
+              <w:rFonts w:ascii="Cambria Math" w:eastAsiaTheme="minorEastAsia" w:hAnsi="Cambria Math"/>
+              <w:lang w:val="en-US"/>
+            </w:rPr>
+            <m:t>P</m:t>
+          </m:r>
+          <m:d>
+            <m:dPr>
+              <m:ctrlPr>
+                <w:rPr>
+                  <w:rFonts w:ascii="Cambria Math" w:eastAsiaTheme="minorEastAsia" w:hAnsi="Cambria Math"/>
+                  <w:i/>
+                  <w:lang w:val="en-US"/>
+                </w:rPr>
+              </m:ctrlPr>
+            </m:dPr>
+            <m:e>
+              <m:r>
+                <w:rPr>
+                  <w:rFonts w:ascii="Cambria Math" w:eastAsiaTheme="minorEastAsia" w:hAnsi="Cambria Math"/>
+                  <w:lang w:val="en-US"/>
+                </w:rPr>
+                <m:t>X∈</m:t>
+              </m:r>
+              <m:d>
+                <m:dPr>
+                  <m:begChr m:val="["/>
+                  <m:endChr m:val="]"/>
+                  <m:ctrlPr>
+                    <w:rPr>
+                      <w:rFonts w:ascii="Cambria Math" w:eastAsiaTheme="minorEastAsia" w:hAnsi="Cambria Math"/>
+                      <w:i/>
+                      <w:lang w:val="en-US"/>
+                    </w:rPr>
+                  </m:ctrlPr>
+                </m:dPr>
+                <m:e>
+                  <m:r>
+                    <w:rPr>
+                      <w:rFonts w:ascii="Cambria Math" w:eastAsiaTheme="minorEastAsia" w:hAnsi="Cambria Math"/>
+                      <w:lang w:val="en-US"/>
+                    </w:rPr>
+                    <m:t>μ-</m:t>
+                  </m:r>
+                  <m:r>
+                    <w:rPr>
+                      <w:rFonts w:ascii="Cambria Math" w:eastAsiaTheme="minorEastAsia" w:hAnsi="Cambria Math"/>
+                      <w:lang w:val="en-US"/>
+                    </w:rPr>
+                    <m:t>3</m:t>
+                  </m:r>
+                  <m:r>
+                    <w:rPr>
+                      <w:rFonts w:ascii="Cambria Math" w:eastAsiaTheme="minorEastAsia" w:hAnsi="Cambria Math"/>
+                      <w:lang w:val="en-US"/>
+                    </w:rPr>
+                    <m:t>σ,μ+</m:t>
+                  </m:r>
+                  <m:r>
+                    <w:rPr>
+                      <w:rFonts w:ascii="Cambria Math" w:eastAsiaTheme="minorEastAsia" w:hAnsi="Cambria Math"/>
+                      <w:lang w:val="en-US"/>
+                    </w:rPr>
+                    <m:t>3</m:t>
+                  </m:r>
+                  <m:r>
+                    <w:rPr>
+                      <w:rFonts w:ascii="Cambria Math" w:eastAsiaTheme="minorEastAsia" w:hAnsi="Cambria Math"/>
+                      <w:lang w:val="en-US"/>
+                    </w:rPr>
+                    <m:t>σ</m:t>
+                  </m:r>
+                </m:e>
+              </m:d>
+            </m:e>
+          </m:d>
+          <m:r>
+            <m:rPr>
+              <m:sty m:val="p"/>
+            </m:rPr>
+            <w:rPr>
+              <w:rFonts w:ascii="Cambria Math" w:hAnsi="Cambria Math"/>
+              <w:lang w:val="en-US"/>
+            </w:rPr>
+            <m:t>≈</m:t>
+          </m:r>
+          <m:r>
+            <m:rPr>
+              <m:sty m:val="p"/>
+            </m:rPr>
+            <w:rPr>
+              <w:rFonts w:ascii="Cambria Math" w:hAnsi="Cambria Math"/>
+              <w:lang w:val="en-US"/>
+            </w:rPr>
+            <m:t>99.7</m:t>
+          </m:r>
+          <m:r>
+            <m:rPr>
+              <m:sty m:val="p"/>
+            </m:rPr>
+            <w:rPr>
+              <w:rFonts w:ascii="Cambria Math" w:hAnsi="Cambria Math"/>
+              <w:lang w:val="en-US"/>
+            </w:rPr>
+            <m:t>%</m:t>
+          </m:r>
+        </m:oMath>
+      </m:oMathPara>
+    </w:p>
+    <w:p>
+      <w:pPr>
+        <w:pStyle w:val="ListParagraph"/>
+        <w:numPr>
+          <w:ilvl w:val="0"/>
+          <w:numId w:val="7"/>
+        </w:numPr>
+        <w:rPr>
+          <w:rFonts w:ascii="Cambria Math" w:hAnsi="Cambria Math"/>
+          <w:lang w:val="en-US"/>
+          <w:oMath/>
+        </w:rPr>
+      </w:pPr>
+      <w:r>
+        <w:rPr>
+          <w:rFonts w:eastAsiaTheme="minorEastAsia"/>
+          <w:lang w:val="en-US"/>
+        </w:rPr>
+        <w:t xml:space="preserve">Có thể dùng phân phối chuẩn để ước lượng phân phối nhị thức, giả sử ta có biến ngẫu nhiên Y </w:t>
+      </w:r>
+      <w:r>
+        <w:rPr>
+          <w:lang w:val="en-US"/>
+        </w:rPr>
+        <w:sym w:font="Symbol" w:char="F07E"/>
+      </w:r>
+      <w:r>
+        <w:rPr>
+          <w:lang w:val="en-US"/>
+        </w:rPr>
+        <w:t xml:space="preserve"> B(n, p),</w:t>
+      </w:r>
+      <w:r>
+        <w:rPr>
+          <w:rFonts w:eastAsiaTheme="minorEastAsia"/>
+          <w:lang w:val="en-US"/>
+        </w:rPr>
+        <w:t xml:space="preserve"> vì bản chất phân phối nhị thức là tổng của nhiều biến ngẫu nhiên với cùng 1 phân phối Bernoulli, do đó, theo định luật giới hạn trung tâm, với n lớn, ta có thể coi phân phối nhị thức là phân phối chuẩn, hay </w:t>
+      </w:r>
+    </w:p>
+    <w:p>
+      <w:pPr>
+        <w:pStyle w:val="ListParagraph"/>
+        <w:ind w:left="1080"/>
+        <w:rPr>
+          <w:rFonts w:ascii="Cambria Math" w:hAnsi="Cambria Math"/>
+          <w:lang w:val="en-US"/>
+          <w:oMath/>
+        </w:rPr>
+      </w:pPr>
+      <w:r>
+        <w:rPr>
+          <w:rFonts w:eastAsiaTheme="minorEastAsia"/>
+          <w:lang w:val="en-US"/>
+        </w:rPr>
+        <w:t xml:space="preserve">Y </w:t>
+      </w:r>
+      <w:r>
+        <w:rPr>
+          <w:lang w:val="en-US"/>
+        </w:rPr>
+        <w:sym w:font="Symbol" w:char="F07E"/>
+      </w:r>
+      <w:r>
+        <w:rPr>
+          <w:lang w:val="en-US"/>
+        </w:rPr>
+        <w:t xml:space="preserve"> N(np, np(1 – p))</w:t>
+      </w:r>
+      <w:bookmarkStart w:id="0" w:name="_GoBack"/>
+      <w:bookmarkEnd w:id="0"/>
+    </w:p>
+    <w:p>
+      <w:pPr>
+        <w:pStyle w:val="ListParagraph"/>
+        <w:numPr>
+          <w:ilvl w:val="0"/>
+          <w:numId w:val="1"/>
+        </w:numPr>
+        <w:rPr>
+          <w:rFonts w:ascii="Cambria Math" w:hAnsi="Cambria Math"/>
+          <w:lang w:val="en-US"/>
+          <w:oMath/>
+        </w:rPr>
+      </w:pPr>
+      <w:r>
+        <w:rPr>
+          <w:rFonts w:eastAsiaTheme="minorEastAsia"/>
+          <w:lang w:val="en-US"/>
+        </w:rPr>
+        <w:t>Phân Phối Chi Bình Phương Là Gì?</w:t>
+      </w:r>
+    </w:p>
+    <w:p>
+      <w:pPr>
+        <w:pStyle w:val="ListParagraph"/>
+        <w:numPr>
+          <w:ilvl w:val="0"/>
+          <w:numId w:val="7"/>
+        </w:numPr>
+        <w:rPr>
+          <w:rFonts w:ascii="Cambria Math" w:hAnsi="Cambria Math"/>
+          <w:lang w:val="en-US"/>
+          <w:oMath/>
+        </w:rPr>
+      </w:pPr>
+      <w:r>
+        <w:rPr>
+          <w:rFonts w:eastAsiaTheme="minorEastAsia"/>
+          <w:lang w:val="en-US"/>
+        </w:rPr>
+        <w:t>Gọi biến ngẫu nhiên X = A</w:t>
+      </w:r>
+      <w:r>
+        <w:rPr>
+          <w:rFonts w:eastAsiaTheme="minorEastAsia"/>
+          <w:vertAlign w:val="superscript"/>
+          <w:lang w:val="en-US"/>
+        </w:rPr>
+        <w:t xml:space="preserve">2 </w:t>
+      </w:r>
+      <w:r>
+        <w:rPr>
+          <w:rFonts w:eastAsiaTheme="minorEastAsia"/>
+          <w:lang w:val="en-US"/>
+        </w:rPr>
+        <w:t>+ B</w:t>
+      </w:r>
+      <w:r>
+        <w:rPr>
+          <w:rFonts w:eastAsiaTheme="minorEastAsia"/>
+          <w:vertAlign w:val="superscript"/>
+          <w:lang w:val="en-US"/>
+        </w:rPr>
+        <w:t>2</w:t>
+      </w:r>
+      <w:r>
+        <w:rPr>
+          <w:rFonts w:eastAsiaTheme="minorEastAsia"/>
+          <w:lang w:val="en-US"/>
+        </w:rPr>
+        <w:t xml:space="preserve"> + C</w:t>
+      </w:r>
+      <w:r>
+        <w:rPr>
+          <w:rFonts w:eastAsiaTheme="minorEastAsia"/>
+          <w:vertAlign w:val="superscript"/>
+          <w:lang w:val="en-US"/>
+        </w:rPr>
+        <w:t>2</w:t>
+      </w:r>
+      <w:r>
+        <w:rPr>
+          <w:rFonts w:eastAsiaTheme="minorEastAsia"/>
+          <w:lang w:val="en-US"/>
+        </w:rPr>
+        <w:t xml:space="preserve"> + …, A, B, C, … đều có phân phối chuẩn tắc, khi đó X có phân phối chi bình phương với độ tự do k, k là số biến ngẫu nhiên ở vế phải</w:t>
+      </w:r>
+    </w:p>
+    <w:p>
+      <w:pPr>
+        <w:pStyle w:val="ListParagraph"/>
+        <w:numPr>
+          <w:ilvl w:val="0"/>
+          <w:numId w:val="1"/>
+        </w:numPr>
+        <w:rPr>
+          <w:rFonts w:ascii="Cambria Math" w:hAnsi="Cambria Math"/>
+          <w:lang w:val="en-US"/>
+          <w:oMath/>
+        </w:rPr>
+      </w:pPr>
+      <w:r>
+        <w:rPr>
+          <w:rFonts w:eastAsiaTheme="minorEastAsia"/>
+          <w:lang w:val="en-US"/>
+        </w:rPr>
+        <w:t>Kí Hiệu Biến Ngẫu Nhiên Có Phân Phối Chi Bình Phương?</w:t>
+      </w:r>
+    </w:p>
+    <w:p>
+      <w:pPr>
+        <w:pStyle w:val="ListParagraph"/>
+        <w:pBdr>
+          <w:top w:val="single" w:sz="4" w:space="1" w:color="auto"/>
+          <w:left w:val="single" w:sz="4" w:space="4" w:color="auto"/>
+          <w:bottom w:val="single" w:sz="4" w:space="1" w:color="auto"/>
+          <w:right w:val="single" w:sz="4" w:space="4" w:color="auto"/>
+        </w:pBdr>
+        <w:ind w:left="1080"/>
+        <w:rPr>
+          <w:rFonts w:ascii="Cambria Math" w:hAnsi="Cambria Math"/>
+          <w:lang w:val="en-US"/>
+          <w:oMath/>
+        </w:rPr>
+      </w:pPr>
+      <m:oMathPara>
+        <m:oMathParaPr>
+          <m:jc m:val="left"/>
+        </m:oMathParaPr>
+        <m:oMath>
+          <m:r>
+            <w:rPr>
+              <w:rFonts w:ascii="Cambria Math" w:eastAsiaTheme="minorEastAsia" w:hAnsi="Cambria Math"/>
+              <w:lang w:val="en-US"/>
+            </w:rPr>
+            <m:t xml:space="preserve">X ~ </m:t>
+          </m:r>
+          <m:sSubSup>
+            <m:sSubSupPr>
+              <m:ctrlPr>
+                <w:rPr>
+                  <w:rFonts w:ascii="Cambria Math" w:eastAsiaTheme="minorEastAsia" w:hAnsi="Cambria Math"/>
+                  <w:i/>
+                  <w:lang w:val="en-US"/>
+                </w:rPr>
+              </m:ctrlPr>
+            </m:sSubSupPr>
+            <m:e>
+              <m:r>
+                <w:rPr>
+                  <w:rFonts w:ascii="Cambria Math" w:eastAsiaTheme="minorEastAsia" w:hAnsi="Cambria Math"/>
+                  <w:lang w:val="en-US"/>
+                </w:rPr>
+                <m:t>χ</m:t>
+              </m:r>
+            </m:e>
+            <m:sub>
+              <m:r>
+                <w:rPr>
+                  <w:rFonts w:ascii="Cambria Math" w:eastAsiaTheme="minorEastAsia" w:hAnsi="Cambria Math"/>
+                  <w:lang w:val="en-US"/>
+                </w:rPr>
+                <m:t>k</m:t>
+              </m:r>
+            </m:sub>
+            <m:sup>
+              <m:r>
+                <w:rPr>
+                  <w:rFonts w:ascii="Cambria Math" w:eastAsiaTheme="minorEastAsia" w:hAnsi="Cambria Math"/>
+                  <w:lang w:val="en-US"/>
+                </w:rPr>
+                <m:t>2</m:t>
+              </m:r>
+            </m:sup>
+          </m:sSubSup>
+        </m:oMath>
+      </m:oMathPara>
+    </w:p>
+    <w:p>
+      <w:pPr>
+        <w:pStyle w:val="ListParagraph"/>
+        <w:numPr>
+          <w:ilvl w:val="0"/>
+          <w:numId w:val="7"/>
+        </w:numPr>
+        <w:rPr>
+          <w:rFonts w:ascii="Cambria Math" w:hAnsi="Cambria Math"/>
+          <w:lang w:val="en-US"/>
+          <w:oMath/>
+        </w:rPr>
+      </w:pPr>
+      <w:r>
+        <w:rPr>
+          <w:rFonts w:eastAsiaTheme="minorEastAsia"/>
+          <w:lang w:val="en-US"/>
+        </w:rPr>
+        <w:t>k là độ tự do</w:t>
+      </w:r>
+    </w:p>
+    <w:p>
+      <w:pPr>
+        <w:pStyle w:val="ListParagraph"/>
+        <w:numPr>
+          <w:ilvl w:val="0"/>
+          <w:numId w:val="1"/>
+        </w:numPr>
+        <w:rPr>
+          <w:rFonts w:ascii="Cambria Math" w:hAnsi="Cambria Math"/>
+          <w:lang w:val="en-US"/>
+          <w:oMath/>
+        </w:rPr>
+      </w:pPr>
+      <w:r>
+        <w:rPr>
+          <w:rFonts w:eastAsiaTheme="minorEastAsia"/>
+          <w:lang w:val="en-US"/>
+        </w:rPr>
+        <w:t>Phân Phối Mũ</w:t>
+      </w:r>
+      <w:r>
+        <w:rPr>
+          <w:rFonts w:eastAsiaTheme="minorEastAsia"/>
+          <w:lang w:val="en-US"/>
+        </w:rPr>
+        <w:t xml:space="preserve"> (Exponential Distribution)</w:t>
+      </w:r>
+      <w:r>
+        <w:rPr>
+          <w:rFonts w:eastAsiaTheme="minorEastAsia"/>
+          <w:lang w:val="en-US"/>
+        </w:rPr>
+        <w:t>?</w:t>
+      </w:r>
+    </w:p>
+    <w:p>
+      <w:pPr>
+        <w:pStyle w:val="ListParagraph"/>
+        <w:numPr>
+          <w:ilvl w:val="0"/>
+          <w:numId w:val="7"/>
+        </w:numPr>
+        <w:rPr>
+          <w:rFonts w:ascii="Cambria Math" w:hAnsi="Cambria Math"/>
+          <w:lang w:val="en-US"/>
+          <w:oMath/>
+        </w:rPr>
+      </w:pPr>
+      <w:r>
+        <w:rPr>
+          <w:lang w:val="en-US"/>
+        </w:rPr>
+        <w:t xml:space="preserve">Cho X </w:t>
+      </w:r>
+      <w:r>
+        <w:rPr>
+          <w:lang w:val="en-US"/>
+        </w:rPr>
+        <w:sym w:font="Symbol" w:char="F07E"/>
+      </w:r>
+      <w:r>
+        <w:rPr>
+          <w:lang w:val="en-US"/>
+        </w:rPr>
+        <w:t xml:space="preserve"> Exp(</w:t>
+      </w:r>
+      <w:r>
+        <w:rPr>
+          <w:lang w:val="en-US"/>
+        </w:rPr>
+        <w:sym w:font="Symbol" w:char="F06C"/>
+      </w:r>
+      <w:r>
+        <w:rPr>
+          <w:lang w:val="en-US"/>
+        </w:rPr>
+        <w:t>)</w:t>
+      </w:r>
+      <w:r>
+        <w:rPr>
+          <w:lang w:val="en-US"/>
+        </w:rPr>
+        <w:t>, khi đó PDF của X</w:t>
+      </w:r>
+      <w:r>
+        <w:rPr>
+          <w:lang w:val="en-US"/>
+        </w:rPr>
+        <w:t xml:space="preserve"> là</w:t>
+      </w:r>
+    </w:p>
+    <w:p>
+      <w:pPr>
+        <w:pStyle w:val="ListParagraph"/>
+        <w:pBdr>
+          <w:top w:val="single" w:sz="4" w:space="1" w:color="auto"/>
+          <w:left w:val="single" w:sz="4" w:space="4" w:color="auto"/>
+          <w:bottom w:val="single" w:sz="4" w:space="1" w:color="auto"/>
+          <w:right w:val="single" w:sz="4" w:space="4" w:color="auto"/>
+        </w:pBdr>
+        <w:ind w:left="1080"/>
+        <w:rPr>
+          <w:rFonts w:ascii="Cambria Math" w:hAnsi="Cambria Math"/>
+          <w:lang w:val="en-US"/>
+          <w:oMath/>
+        </w:rPr>
+      </w:pPr>
+      <m:oMathPara>
+        <m:oMathParaPr>
+          <m:jc m:val="left"/>
+        </m:oMathParaPr>
+        <m:oMath>
+          <m:r>
+            <w:rPr>
+              <w:rFonts w:ascii="Cambria Math" w:hAnsi="Cambria Math"/>
+              <w:lang w:val="en-US"/>
+            </w:rPr>
+            <m:t>y=</m:t>
+          </m:r>
+          <m:d>
+            <m:dPr>
+              <m:begChr m:val="{"/>
+              <m:endChr m:val=""/>
+              <m:ctrlPr>
+                <w:rPr>
+                  <w:rFonts w:ascii="Cambria Math" w:hAnsi="Cambria Math"/>
+                  <w:i/>
+                  <w:lang w:val="en-US"/>
+                </w:rPr>
+              </m:ctrlPr>
+            </m:dPr>
+            <m:e>
+              <m:m>
+                <m:mPr>
+                  <m:mcs>
+                    <m:mc>
+                      <m:mcPr>
+                        <m:count m:val="1"/>
+                        <m:mcJc m:val="center"/>
+                      </m:mcPr>
+                    </m:mc>
+                  </m:mcs>
+                  <m:ctrlPr>
+                    <w:rPr>
+                      <w:rFonts w:ascii="Cambria Math" w:hAnsi="Cambria Math"/>
+                      <w:i/>
+                      <w:lang w:val="en-US"/>
+                    </w:rPr>
+                  </m:ctrlPr>
+                </m:mPr>
+                <m:mr>
+                  <m:e>
+                    <m:r>
+                      <w:rPr>
+                        <w:rFonts w:ascii="Cambria Math" w:hAnsi="Cambria Math"/>
+                        <w:lang w:val="en-US"/>
+                      </w:rPr>
+                      <m:t>λ</m:t>
+                    </m:r>
+                    <m:sSup>
+                      <m:sSupPr>
+                        <m:ctrlPr>
+                          <w:rPr>
+                            <w:rFonts w:ascii="Cambria Math" w:hAnsi="Cambria Math"/>
+                            <w:i/>
+                            <w:lang w:val="en-US"/>
+                          </w:rPr>
+                        </m:ctrlPr>
+                      </m:sSupPr>
+                      <m:e>
+                        <m:r>
+                          <w:rPr>
+                            <w:rFonts w:ascii="Cambria Math" w:hAnsi="Cambria Math"/>
+                            <w:lang w:val="en-US"/>
+                          </w:rPr>
+                          <m:t>e</m:t>
+                        </m:r>
+                      </m:e>
+                      <m:sup>
+                        <m:r>
+                          <w:rPr>
+                            <w:rFonts w:ascii="Cambria Math" w:hAnsi="Cambria Math"/>
+                            <w:lang w:val="en-US"/>
+                          </w:rPr>
+                          <m:t>-λx</m:t>
+                        </m:r>
+                      </m:sup>
+                    </m:sSup>
+                    <m:r>
+                      <w:rPr>
+                        <w:rFonts w:ascii="Cambria Math" w:hAnsi="Cambria Math"/>
+                        <w:lang w:val="en-US"/>
+                      </w:rPr>
+                      <m:t>,x≥0</m:t>
+                    </m:r>
+                  </m:e>
+                </m:mr>
+                <m:mr>
+                  <m:e>
+                    <m:r>
+                      <w:rPr>
+                        <w:rFonts w:ascii="Cambria Math" w:hAnsi="Cambria Math"/>
+                        <w:lang w:val="en-US"/>
+                      </w:rPr>
+                      <m:t>0</m:t>
+                    </m:r>
+                    <m:r>
+                      <w:rPr>
+                        <w:rFonts w:ascii="Cambria Math" w:hAnsi="Cambria Math"/>
+                        <w:lang w:val="en-US"/>
+                      </w:rPr>
+                      <m:t>,x&lt;0</m:t>
+                    </m:r>
+                  </m:e>
+                </m:mr>
+              </m:m>
+            </m:e>
+          </m:d>
+        </m:oMath>
+      </m:oMathPara>
+    </w:p>
+    <w:p>
+      <w:pPr>
+        <w:pStyle w:val="ListParagraph"/>
+        <w:numPr>
+          <w:ilvl w:val="0"/>
+          <w:numId w:val="4"/>
+        </w:numPr>
+        <w:rPr>
+          <w:rFonts w:ascii="Cambria Math" w:hAnsi="Cambria Math"/>
+          <w:lang w:val="en-US"/>
+          <w:oMath/>
+        </w:rPr>
+      </w:pPr>
+      <w:r>
+        <w:rPr>
+          <w:rFonts w:eastAsiaTheme="minorEastAsia"/>
+          <w:lang w:val="en-US"/>
+        </w:rPr>
+        <w:t>Kì vọng và Variance của X</w:t>
+      </w:r>
+      <w:r>
+        <w:rPr>
+          <w:lang w:val="en-US"/>
+        </w:rPr>
+        <w:t xml:space="preserve"> là</w:t>
+      </w:r>
+    </w:p>
+    <w:p>
+      <w:pPr>
+        <w:pStyle w:val="ListParagraph"/>
+        <w:pBdr>
+          <w:top w:val="single" w:sz="4" w:space="1" w:color="auto"/>
+          <w:left w:val="single" w:sz="4" w:space="4" w:color="auto"/>
+          <w:bottom w:val="single" w:sz="4" w:space="1" w:color="auto"/>
+          <w:right w:val="single" w:sz="4" w:space="4" w:color="auto"/>
+        </w:pBdr>
+        <w:ind w:left="1080"/>
+        <w:rPr>
+          <w:rFonts w:ascii="Cambria Math" w:hAnsi="Cambria Math"/>
+          <w:lang w:val="en-US"/>
+          <w:oMath/>
+        </w:rPr>
+      </w:pPr>
+      <m:oMathPara>
+        <m:oMathParaPr>
+          <m:jc m:val="left"/>
+        </m:oMathParaPr>
+        <m:oMath>
+          <m:r>
+            <w:rPr>
+              <w:rFonts w:ascii="Cambria Math" w:hAnsi="Cambria Math"/>
+              <w:lang w:val="en-US"/>
+            </w:rPr>
+            <m:t>E</m:t>
+          </m:r>
+          <m:d>
+            <m:dPr>
+              <m:begChr m:val="["/>
+              <m:endChr m:val="]"/>
+              <m:ctrlPr>
+                <w:rPr>
+                  <w:rFonts w:ascii="Cambria Math" w:eastAsiaTheme="minorEastAsia" w:hAnsi="Cambria Math"/>
+                  <w:i/>
+                  <w:lang w:val="en-US"/>
+                </w:rPr>
+              </m:ctrlPr>
+            </m:dPr>
+            <m:e>
+              <m:r>
+                <w:rPr>
+                  <w:rFonts w:ascii="Cambria Math" w:eastAsiaTheme="minorEastAsia" w:hAnsi="Cambria Math"/>
+                  <w:lang w:val="en-US"/>
+                </w:rPr>
+                <m:t>X</m:t>
+              </m:r>
+            </m:e>
+          </m:d>
+          <m:r>
+            <w:rPr>
+              <w:rFonts w:ascii="Cambria Math" w:hAnsi="Cambria Math"/>
+              <w:lang w:val="en-US"/>
+            </w:rPr>
+            <m:t>=</m:t>
+          </m:r>
+          <m:f>
+            <m:fPr>
+              <m:ctrlPr>
+                <w:rPr>
+                  <w:rFonts w:ascii="Cambria Math" w:hAnsi="Cambria Math"/>
+                  <w:i/>
+                  <w:lang w:val="en-US"/>
+                </w:rPr>
+              </m:ctrlPr>
+            </m:fPr>
+            <m:num>
+              <m:r>
+                <w:rPr>
+                  <w:rFonts w:ascii="Cambria Math" w:hAnsi="Cambria Math"/>
+                  <w:lang w:val="en-US"/>
+                </w:rPr>
+                <m:t>1</m:t>
+              </m:r>
+            </m:num>
+            <m:den>
+              <m:r>
+                <w:rPr>
+                  <w:rFonts w:ascii="Cambria Math" w:hAnsi="Cambria Math"/>
+                  <w:lang w:val="en-US"/>
+                </w:rPr>
+                <m:t>λ</m:t>
+              </m:r>
+            </m:den>
+          </m:f>
+        </m:oMath>
+      </m:oMathPara>
+    </w:p>
+    <w:p>
+      <w:pPr>
+        <w:pStyle w:val="ListParagraph"/>
+        <w:pBdr>
+          <w:top w:val="single" w:sz="4" w:space="1" w:color="auto"/>
+          <w:left w:val="single" w:sz="4" w:space="4" w:color="auto"/>
+          <w:bottom w:val="single" w:sz="4" w:space="1" w:color="auto"/>
+          <w:right w:val="single" w:sz="4" w:space="4" w:color="auto"/>
+        </w:pBdr>
+        <w:ind w:left="1080"/>
+        <w:rPr>
+          <w:rFonts w:ascii="Cambria Math" w:hAnsi="Cambria Math"/>
+          <w:lang w:val="en-US"/>
+          <w:oMath/>
+        </w:rPr>
+      </w:pPr>
+      <m:oMathPara>
+        <m:oMathParaPr>
+          <m:jc m:val="left"/>
+        </m:oMathParaPr>
+        <m:oMath>
+          <m:r>
+            <w:rPr>
+              <w:rFonts w:ascii="Cambria Math" w:hAnsi="Cambria Math"/>
+              <w:lang w:val="en-US"/>
+            </w:rPr>
+            <m:t>Var</m:t>
+          </m:r>
+          <m:d>
+            <m:dPr>
+              <m:begChr m:val="["/>
+              <m:endChr m:val="]"/>
+              <m:ctrlPr>
+                <w:rPr>
+                  <w:rFonts w:ascii="Cambria Math" w:eastAsiaTheme="minorEastAsia" w:hAnsi="Cambria Math"/>
+                  <w:i/>
+                  <w:lang w:val="en-US"/>
+                </w:rPr>
+              </m:ctrlPr>
+            </m:dPr>
+            <m:e>
+              <m:r>
+                <w:rPr>
+                  <w:rFonts w:ascii="Cambria Math" w:eastAsiaTheme="minorEastAsia" w:hAnsi="Cambria Math"/>
+                  <w:lang w:val="en-US"/>
+                </w:rPr>
+                <m:t>X</m:t>
+              </m:r>
+            </m:e>
+          </m:d>
+          <m:r>
+            <w:rPr>
+              <w:rFonts w:ascii="Cambria Math" w:hAnsi="Cambria Math"/>
+              <w:lang w:val="en-US"/>
+            </w:rPr>
+            <m:t>=</m:t>
+          </m:r>
+          <m:f>
+            <m:fPr>
+              <m:ctrlPr>
+                <w:rPr>
+                  <w:rFonts w:ascii="Cambria Math" w:hAnsi="Cambria Math"/>
+                  <w:i/>
+                  <w:lang w:val="en-US"/>
+                </w:rPr>
+              </m:ctrlPr>
+            </m:fPr>
+            <m:num>
+              <m:r>
+                <w:rPr>
+                  <w:rFonts w:ascii="Cambria Math" w:hAnsi="Cambria Math"/>
+                  <w:lang w:val="en-US"/>
+                </w:rPr>
+                <m:t>1</m:t>
+              </m:r>
+            </m:num>
+            <m:den>
+              <m:sSup>
+                <m:sSupPr>
+                  <m:ctrlPr>
+                    <w:rPr>
+                      <w:rFonts w:ascii="Cambria Math" w:hAnsi="Cambria Math"/>
+                      <w:i/>
+                      <w:lang w:val="en-US"/>
+                    </w:rPr>
+                  </m:ctrlPr>
+                </m:sSupPr>
+                <m:e>
+                  <m:r>
+                    <w:rPr>
+                      <w:rFonts w:ascii="Cambria Math" w:hAnsi="Cambria Math"/>
+                      <w:lang w:val="en-US"/>
+                    </w:rPr>
+                    <m:t>λ</m:t>
+                  </m:r>
+                </m:e>
+                <m:sup>
+                  <m:r>
+                    <w:rPr>
+                      <w:rFonts w:ascii="Cambria Math" w:hAnsi="Cambria Math"/>
+                      <w:lang w:val="en-US"/>
+                    </w:rPr>
+                    <m:t>2</m:t>
+                  </m:r>
+                </m:sup>
+              </m:sSup>
+            </m:den>
+          </m:f>
+        </m:oMath>
+      </m:oMathPara>
+    </w:p>
+    <w:p>
+      <w:pPr>
+        <w:pStyle w:val="ListParagraph"/>
+        <w:numPr>
+          <w:ilvl w:val="0"/>
+          <w:numId w:val="1"/>
+        </w:numPr>
+        <w:rPr>
+          <w:lang w:val="en-US"/>
+        </w:rPr>
+      </w:pPr>
+      <w:r>
+        <w:rPr>
+          <w:lang w:val="en-US"/>
+        </w:rPr>
+        <w:t>Phân Phối T Là Gì?</w:t>
+      </w:r>
+    </w:p>
+    <w:p>
+      <w:pPr>
+        <w:pStyle w:val="ListParagraph"/>
+        <w:numPr>
+          <w:ilvl w:val="0"/>
+          <w:numId w:val="4"/>
+        </w:numPr>
+        <w:rPr>
+          <w:lang w:val="en-US"/>
+        </w:rPr>
+      </w:pPr>
+      <w:r>
+        <w:rPr>
+          <w:lang w:val="en-US"/>
+        </w:rPr>
+        <w:t>Là phân phối chuẩn tắc bị biến dạng 1 chút, nói cách khác, phân phối chuẩn tắc là 1 dạng đặc biêt của phân phối này</w:t>
+      </w:r>
+    </w:p>
+    <w:p>
+      <w:pPr>
+        <w:pStyle w:val="ListParagraph"/>
+        <w:numPr>
+          <w:ilvl w:val="0"/>
+          <w:numId w:val="1"/>
+        </w:numPr>
+        <w:rPr>
+          <w:lang w:val="en-US"/>
+        </w:rPr>
+      </w:pPr>
+      <w:r>
+        <w:rPr>
+          <w:lang w:val="en-US"/>
+        </w:rPr>
+        <w:t>PDF Của Phân Phối T?</w:t>
+      </w:r>
+    </w:p>
+    <w:p>
+      <w:pPr>
+        <w:pStyle w:val="ListParagraph"/>
+        <w:pBdr>
+          <w:top w:val="single" w:sz="4" w:space="1" w:color="auto"/>
+          <w:left w:val="single" w:sz="4" w:space="4" w:color="auto"/>
+          <w:bottom w:val="single" w:sz="4" w:space="1" w:color="auto"/>
+          <w:right w:val="single" w:sz="4" w:space="4" w:color="auto"/>
+        </w:pBdr>
+        <w:ind w:left="1080"/>
+        <w:rPr>
+          <w:lang w:val="en-US"/>
+        </w:rPr>
+      </w:pPr>
+      <m:oMathPara>
+        <m:oMathParaPr>
+          <m:jc m:val="left"/>
+        </m:oMathParaPr>
+        <m:oMath>
+          <m:r>
+            <w:rPr>
+              <w:rFonts w:ascii="Cambria Math" w:hAnsi="Cambria Math"/>
+              <w:lang w:val="en-US"/>
+            </w:rPr>
+            <m:t>y=</m:t>
+          </m:r>
+          <m:f>
+            <m:fPr>
+              <m:ctrlPr>
+                <w:rPr>
+                  <w:rFonts w:ascii="Cambria Math" w:hAnsi="Cambria Math"/>
+                  <w:i/>
+                  <w:lang w:val="en-US"/>
+                </w:rPr>
+              </m:ctrlPr>
+            </m:fPr>
+            <m:num>
+              <m:r>
+                <w:rPr>
+                  <w:rFonts w:ascii="Cambria Math" w:hAnsi="Cambria Math"/>
+                  <w:lang w:val="en-US"/>
+                </w:rPr>
+                <m:t>1</m:t>
+              </m:r>
+            </m:num>
+            <m:den>
+              <m:rad>
+                <m:radPr>
+                  <m:degHide m:val="1"/>
+                  <m:ctrlPr>
+                    <w:rPr>
+                      <w:rFonts w:ascii="Cambria Math" w:hAnsi="Cambria Math"/>
+                      <w:i/>
+                      <w:lang w:val="en-US"/>
+                    </w:rPr>
+                  </m:ctrlPr>
+                </m:radPr>
+                <m:deg/>
+                <m:e>
+                  <m:r>
+                    <w:rPr>
+                      <w:rFonts w:ascii="Cambria Math" w:hAnsi="Cambria Math"/>
+                      <w:lang w:val="en-US"/>
+                    </w:rPr>
+                    <m:t>k</m:t>
+                  </m:r>
+                </m:e>
+              </m:rad>
+              <m:r>
+                <m:rPr>
+                  <m:sty m:val="p"/>
+                </m:rPr>
+                <w:rPr>
+                  <w:rFonts w:ascii="Cambria Math" w:hAnsi="Cambria Math"/>
+                  <w:lang w:val="en-US"/>
+                </w:rPr>
+                <m:t>Β</m:t>
+              </m:r>
+              <m:d>
+                <m:dPr>
+                  <m:ctrlPr>
+                    <w:rPr>
+                      <w:rFonts w:ascii="Cambria Math" w:hAnsi="Cambria Math"/>
+                      <w:i/>
+                      <w:lang w:val="en-US"/>
+                    </w:rPr>
+                  </m:ctrlPr>
+                </m:dPr>
+                <m:e>
+                  <m:f>
+                    <m:fPr>
+                      <m:ctrlPr>
+                        <w:rPr>
+                          <w:rFonts w:ascii="Cambria Math" w:hAnsi="Cambria Math"/>
+                          <w:i/>
+                          <w:lang w:val="en-US"/>
+                        </w:rPr>
+                      </m:ctrlPr>
+                    </m:fPr>
+                    <m:num>
+                      <m:r>
+                        <w:rPr>
+                          <w:rFonts w:ascii="Cambria Math" w:hAnsi="Cambria Math"/>
+                          <w:lang w:val="en-US"/>
+                        </w:rPr>
+                        <m:t>1</m:t>
+                      </m:r>
+                    </m:num>
+                    <m:den>
+                      <m:r>
+                        <w:rPr>
+                          <w:rFonts w:ascii="Cambria Math" w:hAnsi="Cambria Math"/>
+                          <w:lang w:val="en-US"/>
+                        </w:rPr>
+                        <m:t>2</m:t>
+                      </m:r>
+                    </m:den>
+                  </m:f>
+                  <m:r>
+                    <w:rPr>
+                      <w:rFonts w:ascii="Cambria Math" w:hAnsi="Cambria Math"/>
+                      <w:lang w:val="en-US"/>
+                    </w:rPr>
+                    <m:t>,</m:t>
+                  </m:r>
+                  <m:f>
+                    <m:fPr>
+                      <m:ctrlPr>
+                        <w:rPr>
+                          <w:rFonts w:ascii="Cambria Math" w:hAnsi="Cambria Math"/>
+                          <w:i/>
+                          <w:lang w:val="en-US"/>
+                        </w:rPr>
+                      </m:ctrlPr>
+                    </m:fPr>
+                    <m:num>
+                      <m:r>
+                        <w:rPr>
+                          <w:rFonts w:ascii="Cambria Math" w:hAnsi="Cambria Math"/>
+                          <w:lang w:val="en-US"/>
+                        </w:rPr>
+                        <m:t>k</m:t>
+                      </m:r>
+                    </m:num>
+                    <m:den>
+                      <m:r>
+                        <w:rPr>
+                          <w:rFonts w:ascii="Cambria Math" w:hAnsi="Cambria Math"/>
+                          <w:lang w:val="en-US"/>
+                        </w:rPr>
+                        <m:t>2</m:t>
+                      </m:r>
+                    </m:den>
+                  </m:f>
+                </m:e>
+              </m:d>
+            </m:den>
+          </m:f>
+          <m:sSup>
+            <m:sSupPr>
+              <m:ctrlPr>
+                <w:rPr>
+                  <w:rFonts w:ascii="Cambria Math" w:hAnsi="Cambria Math"/>
+                  <w:i/>
+                  <w:lang w:val="en-US"/>
+                </w:rPr>
+              </m:ctrlPr>
+            </m:sSupPr>
+            <m:e>
+              <m:d>
+                <m:dPr>
+                  <m:ctrlPr>
+                    <w:rPr>
+                      <w:rFonts w:ascii="Cambria Math" w:hAnsi="Cambria Math"/>
+                      <w:i/>
+                      <w:lang w:val="en-US"/>
+                    </w:rPr>
+                  </m:ctrlPr>
+                </m:dPr>
+                <m:e>
+                  <m:r>
+                    <w:rPr>
+                      <w:rFonts w:ascii="Cambria Math" w:hAnsi="Cambria Math"/>
+                      <w:lang w:val="en-US"/>
+                    </w:rPr>
+                    <m:t>1+</m:t>
+                  </m:r>
+                  <m:f>
+                    <m:fPr>
+                      <m:ctrlPr>
+                        <w:rPr>
+                          <w:rFonts w:ascii="Cambria Math" w:hAnsi="Cambria Math"/>
+                          <w:i/>
+                          <w:lang w:val="en-US"/>
+                        </w:rPr>
+                      </m:ctrlPr>
+                    </m:fPr>
+                    <m:num>
+                      <m:sSup>
+                        <m:sSupPr>
+                          <m:ctrlPr>
+                            <w:rPr>
+                              <w:rFonts w:ascii="Cambria Math" w:hAnsi="Cambria Math"/>
+                              <w:i/>
+                              <w:lang w:val="en-US"/>
+                            </w:rPr>
+                          </m:ctrlPr>
+                        </m:sSupPr>
+                        <m:e>
+                          <m:r>
+                            <w:rPr>
+                              <w:rFonts w:ascii="Cambria Math" w:hAnsi="Cambria Math"/>
+                              <w:lang w:val="en-US"/>
+                            </w:rPr>
+                            <m:t>x</m:t>
+                          </m:r>
+                        </m:e>
+                        <m:sup>
+                          <m:r>
+                            <w:rPr>
+                              <w:rFonts w:ascii="Cambria Math" w:hAnsi="Cambria Math"/>
+                              <w:lang w:val="en-US"/>
+                            </w:rPr>
+                            <m:t>2</m:t>
+                          </m:r>
+                        </m:sup>
+                      </m:sSup>
+                    </m:num>
+                    <m:den>
+                      <m:r>
+                        <w:rPr>
+                          <w:rFonts w:ascii="Cambria Math" w:hAnsi="Cambria Math"/>
+                          <w:lang w:val="en-US"/>
+                        </w:rPr>
+                        <m:t>k</m:t>
+                      </m:r>
+                    </m:den>
+                  </m:f>
+                </m:e>
+              </m:d>
+            </m:e>
+            <m:sup>
+              <m:r>
+                <w:rPr>
+                  <w:rFonts w:ascii="Cambria Math" w:hAnsi="Cambria Math"/>
+                  <w:lang w:val="en-US"/>
+                </w:rPr>
+                <m:t>-</m:t>
+              </m:r>
+              <m:f>
+                <m:fPr>
+                  <m:ctrlPr>
+                    <w:rPr>
+                      <w:rFonts w:ascii="Cambria Math" w:hAnsi="Cambria Math"/>
+                      <w:i/>
+                      <w:lang w:val="en-US"/>
+                    </w:rPr>
+                  </m:ctrlPr>
+                </m:fPr>
+                <m:num>
+                  <m:r>
+                    <w:rPr>
+                      <w:rFonts w:ascii="Cambria Math" w:hAnsi="Cambria Math"/>
+                      <w:lang w:val="en-US"/>
+                    </w:rPr>
+                    <m:t>k+1</m:t>
+                  </m:r>
+                </m:num>
+                <m:den>
+                  <m:r>
+                    <w:rPr>
+                      <w:rFonts w:ascii="Cambria Math" w:hAnsi="Cambria Math"/>
+                      <w:lang w:val="en-US"/>
+                    </w:rPr>
+                    <m:t>2</m:t>
+                  </m:r>
+                </m:den>
+              </m:f>
+            </m:sup>
+          </m:sSup>
+        </m:oMath>
+      </m:oMathPara>
+    </w:p>
+    <w:p>
+      <w:pPr>
+        <w:pStyle w:val="ListParagraph"/>
+        <w:numPr>
+          <w:ilvl w:val="0"/>
+          <w:numId w:val="4"/>
+        </w:numPr>
+        <w:rPr>
+          <w:lang w:val="en-US"/>
+        </w:rPr>
+      </w:pPr>
+      <w:r>
+        <w:rPr>
+          <w:lang w:val="en-US"/>
+        </w:rPr>
+        <w:t xml:space="preserve">k là độ tự do, nếu k = </w:t>
+      </w:r>
+      <w:r>
+        <w:rPr>
+          <w:lang w:val="en-US"/>
+        </w:rPr>
+        <w:sym w:font="Symbol" w:char="F0A5"/>
+      </w:r>
+      <w:r>
+        <w:rPr>
+          <w:lang w:val="en-US"/>
+        </w:rPr>
+        <w:t xml:space="preserve"> thì phân phối này sẽ trở thành phân phối chuẩn tắc , k càng nhỏ thì đồ thị càng bẹp xuống và đuôi càng rộng</w:t>
+      </w:r>
+    </w:p>
+    <w:p>
+      <w:pPr>
+        <w:pStyle w:val="ListParagraph"/>
+        <w:numPr>
+          <w:ilvl w:val="0"/>
+          <w:numId w:val="4"/>
+        </w:numPr>
+        <w:rPr>
+          <w:lang w:val="en-US"/>
+        </w:rPr>
+      </w:pPr>
+      <w:r>
+        <w:rPr>
+          <w:lang w:val="en-US"/>
+        </w:rPr>
+        <w:sym w:font="Symbol" w:char="F042"/>
+      </w:r>
+      <w:r>
+        <w:rPr>
+          <w:lang w:val="en-US"/>
+        </w:rPr>
+        <w:t xml:space="preserve"> là hàm Beta</w:t>
+      </w:r>
+    </w:p>
+    <w:p>
+      <w:pPr>
+        <w:pStyle w:val="ListParagraph"/>
+        <w:numPr>
+          <w:ilvl w:val="0"/>
+          <w:numId w:val="1"/>
+        </w:numPr>
+        <w:rPr>
+          <w:lang w:val="en-US"/>
+        </w:rPr>
+      </w:pPr>
+      <w:r>
+        <w:rPr>
+          <w:lang w:val="en-US"/>
+        </w:rPr>
+        <w:t>Có Phải Giá Trị Của Mọi Hàm Phân Phối Tại Vô Cực = 0?</w:t>
+      </w:r>
+    </w:p>
+    <w:p>
+      <w:pPr>
+        <w:pStyle w:val="ListParagraph"/>
+        <w:numPr>
+          <w:ilvl w:val="0"/>
+          <w:numId w:val="2"/>
+        </w:numPr>
+        <w:rPr>
+          <w:lang w:val="en-US"/>
+        </w:rPr>
+      </w:pPr>
+      <w:r>
+        <w:rPr>
+          <w:lang w:val="en-US"/>
+        </w:rPr>
+        <w:lastRenderedPageBreak/>
+        <w:t>Đúng, khi đó ta có đẳng thức</w:t>
+      </w:r>
+    </w:p>
+    <w:p>
+      <w:pPr>
+        <w:pStyle w:val="ListParagraph"/>
+        <w:numPr>
+          <w:ilvl w:val="0"/>
+          <w:numId w:val="2"/>
+        </w:numPr>
+        <w:pBdr>
+          <w:top w:val="single" w:sz="4" w:space="1" w:color="auto"/>
+          <w:left w:val="single" w:sz="4" w:space="4" w:color="auto"/>
+          <w:bottom w:val="single" w:sz="4" w:space="1" w:color="auto"/>
+          <w:right w:val="single" w:sz="4" w:space="4" w:color="auto"/>
+        </w:pBdr>
+        <w:rPr>
+          <w:lang w:val="en-US"/>
+        </w:rPr>
+      </w:pPr>
+      <m:oMath>
+        <m:nary>
+          <m:naryPr>
+            <m:limLoc m:val="subSup"/>
+            <m:ctrlPr>
+              <w:rPr>
+                <w:rFonts w:ascii="Cambria Math" w:hAnsi="Cambria Math"/>
+                <w:i/>
+                <w:lang w:val="en-US"/>
+              </w:rPr>
+            </m:ctrlPr>
+          </m:naryPr>
+          <m:sub>
+            <m:r>
+              <w:rPr>
+                <w:rFonts w:ascii="Cambria Math" w:hAnsi="Cambria Math"/>
+                <w:lang w:val="en-US"/>
+              </w:rPr>
+              <m:t>-∞</m:t>
+            </m:r>
+          </m:sub>
+          <m:sup>
+            <m:r>
+              <w:rPr>
+                <w:rFonts w:ascii="Cambria Math" w:hAnsi="Cambria Math"/>
+                <w:lang w:val="en-US"/>
+              </w:rPr>
+              <m:t>∞</m:t>
+            </m:r>
+          </m:sup>
+          <m:e>
+            <m:r>
+              <w:rPr>
+                <w:rFonts w:ascii="Cambria Math" w:hAnsi="Cambria Math"/>
+                <w:lang w:val="en-US"/>
+              </w:rPr>
+              <m:t>f</m:t>
+            </m:r>
+            <m:d>
+              <m:dPr>
+                <m:ctrlPr>
+                  <w:rPr>
+                    <w:rFonts w:ascii="Cambria Math" w:hAnsi="Cambria Math"/>
+                    <w:i/>
+                    <w:lang w:val="en-US"/>
+                  </w:rPr>
+                </m:ctrlPr>
+              </m:dPr>
+              <m:e>
+                <m:r>
+                  <w:rPr>
+                    <w:rFonts w:ascii="Cambria Math" w:hAnsi="Cambria Math"/>
+                    <w:lang w:val="en-US"/>
+                  </w:rPr>
+                  <m:t>x</m:t>
+                </m:r>
+              </m:e>
+            </m:d>
+            <m:r>
+              <w:rPr>
+                <w:rFonts w:ascii="Cambria Math" w:hAnsi="Cambria Math"/>
+                <w:lang w:val="en-US"/>
+              </w:rPr>
+              <m:t>g'</m:t>
+            </m:r>
+            <m:d>
+              <m:dPr>
+                <m:ctrlPr>
+                  <w:rPr>
+                    <w:rFonts w:ascii="Cambria Math" w:hAnsi="Cambria Math"/>
+                    <w:i/>
+                    <w:lang w:val="en-US"/>
+                  </w:rPr>
+                </m:ctrlPr>
+              </m:dPr>
+              <m:e>
+                <m:r>
+                  <w:rPr>
+                    <w:rFonts w:ascii="Cambria Math" w:hAnsi="Cambria Math"/>
+                    <w:lang w:val="en-US"/>
+                  </w:rPr>
+                  <m:t>x</m:t>
+                </m:r>
+              </m:e>
+            </m:d>
+          </m:e>
+        </m:nary>
+        <m:r>
+          <w:rPr>
+            <w:rFonts w:ascii="Cambria Math" w:hAnsi="Cambria Math"/>
+            <w:lang w:val="en-US"/>
+          </w:rPr>
+          <m:t>dx=-</m:t>
+        </m:r>
+        <m:nary>
+          <m:naryPr>
+            <m:limLoc m:val="subSup"/>
+            <m:ctrlPr>
+              <w:rPr>
+                <w:rFonts w:ascii="Cambria Math" w:hAnsi="Cambria Math"/>
+                <w:i/>
+                <w:lang w:val="en-US"/>
+              </w:rPr>
+            </m:ctrlPr>
+          </m:naryPr>
+          <m:sub>
+            <m:r>
+              <w:rPr>
+                <w:rFonts w:ascii="Cambria Math" w:hAnsi="Cambria Math"/>
+                <w:lang w:val="en-US"/>
+              </w:rPr>
+              <m:t>-∞</m:t>
+            </m:r>
+          </m:sub>
+          <m:sup>
+            <m:r>
+              <w:rPr>
+                <w:rFonts w:ascii="Cambria Math" w:hAnsi="Cambria Math"/>
+                <w:lang w:val="en-US"/>
+              </w:rPr>
+              <m:t>∞</m:t>
+            </m:r>
+          </m:sup>
+          <m:e>
+            <m:r>
+              <w:rPr>
+                <w:rFonts w:ascii="Cambria Math" w:hAnsi="Cambria Math"/>
+                <w:lang w:val="en-US"/>
+              </w:rPr>
+              <m:t>f'</m:t>
+            </m:r>
+            <m:d>
+              <m:dPr>
+                <m:ctrlPr>
+                  <w:rPr>
+                    <w:rFonts w:ascii="Cambria Math" w:hAnsi="Cambria Math"/>
+                    <w:i/>
+                    <w:lang w:val="en-US"/>
+                  </w:rPr>
+                </m:ctrlPr>
+              </m:dPr>
+              <m:e>
+                <m:r>
+                  <w:rPr>
+                    <w:rFonts w:ascii="Cambria Math" w:hAnsi="Cambria Math"/>
+                    <w:lang w:val="en-US"/>
+                  </w:rPr>
+                  <m:t>x</m:t>
+                </m:r>
+              </m:e>
+            </m:d>
+            <m:r>
+              <w:rPr>
+                <w:rFonts w:ascii="Cambria Math" w:hAnsi="Cambria Math"/>
+                <w:lang w:val="en-US"/>
+              </w:rPr>
+              <m:t>g</m:t>
+            </m:r>
+            <m:d>
+              <m:dPr>
+                <m:ctrlPr>
+                  <w:rPr>
+                    <w:rFonts w:ascii="Cambria Math" w:hAnsi="Cambria Math"/>
+                    <w:i/>
+                    <w:lang w:val="en-US"/>
+                  </w:rPr>
+                </m:ctrlPr>
+              </m:dPr>
+              <m:e>
+                <m:r>
+                  <w:rPr>
+                    <w:rFonts w:ascii="Cambria Math" w:hAnsi="Cambria Math"/>
+                    <w:lang w:val="en-US"/>
+                  </w:rPr>
+                  <m:t>x</m:t>
+                </m:r>
+              </m:e>
+            </m:d>
+          </m:e>
+        </m:nary>
+        <m:r>
+          <w:rPr>
+            <w:rFonts w:ascii="Cambria Math" w:hAnsi="Cambria Math"/>
+            <w:lang w:val="en-US"/>
+          </w:rPr>
+          <m:t>dx</m:t>
+        </m:r>
+      </m:oMath>
+    </w:p>
+    <w:p>
+      <w:pPr>
+        <w:rPr>
+          <w:lang w:val="en-US"/>
+        </w:rPr>
+      </w:pPr>
+    </w:p>
+    <w:p>
+      <w:pPr>
+        <w:rPr>
+          <w:lang w:val="en-US"/>
+        </w:rPr>
+      </w:pPr>
+      <w:r>
+        <w:rPr>
+          <w:lang w:val="en-US"/>
+        </w:rPr>
         <w:t>Test – Kiểm Định:</w:t>
       </w:r>
     </w:p>
@@ -13049,7 +17320,6 @@
         <w:rPr>
           <w:lang w:val="en-US"/>
         </w:rPr>
-        <w:lastRenderedPageBreak/>
         <w:t>Trước khi thống kê, ta thường đặt ra giả thuyết là không có sự khác biệt giữa các tham số khi khảo sát trên cùng 1 Population nhưng với những điều kiện khác nhau, sau đó ta sẽ kiểm tra xem có đủ bằng chứng để bác bỏ giả thuyết này hay không, đây chính là giả thuyết không</w:t>
       </w:r>
     </w:p>
@@ -13837,6 +18107,7 @@
         <w:rPr>
           <w:lang w:val="en-US"/>
         </w:rPr>
+        <w:lastRenderedPageBreak/>
         <w:t>x</w:t>
       </w:r>
       <w:r>
@@ -13984,7 +18255,6 @@
         <w:rPr>
           <w:lang w:val="en-US"/>
         </w:rPr>
-        <w:lastRenderedPageBreak/>
         <w:t>Cách Viết Sai Số Tuyệt Đố Của Phép Đo Nhiều Lần?</w:t>
       </w:r>
     </w:p>
@@ -16018,7 +20288,6 @@
         <w:rPr>
           <w:lang w:val="en-US"/>
         </w:rPr>
-        <w:lastRenderedPageBreak/>
         <w:t>Variance Của</w:t>
       </w:r>
       <w:r>
@@ -20822,7 +25091,6 @@
         <w:rPr>
           <w:lang w:val="en-US"/>
         </w:rPr>
-        <w:lastRenderedPageBreak/>
         <w:t>Variance Của 1 Biến Ngẫu Nhiên Dạng Vector Mà Các Phần Tử Của Nó Độc Lập?</w:t>
       </w:r>
     </w:p>
@@ -22811,25 +27079,7 @@
         <w:rPr>
           <w:lang w:val="en-US"/>
         </w:rPr>
-        <w:t xml:space="preserve">Continuous </w:t>
-      </w:r>
-      <w:r>
-        <w:rPr>
-          <w:lang w:val="en-US"/>
-        </w:rPr>
-        <w:t>Distribution – Phân Phố</w:t>
-      </w:r>
-      <w:r>
-        <w:rPr>
-          <w:lang w:val="en-US"/>
-        </w:rPr>
-        <w:t>i Liên Tục</w:t>
-      </w:r>
-      <w:r>
-        <w:rPr>
-          <w:lang w:val="en-US"/>
-        </w:rPr>
-        <w:t>:</w:t>
+        <w:t>Moment:</w:t>
       </w:r>
     </w:p>
     <w:p>
@@ -22837,7 +27087,7 @@
         <w:pStyle w:val="ListParagraph"/>
         <w:numPr>
           <w:ilvl w:val="0"/>
-          <w:numId w:val="1"/>
+          <w:numId w:val="14"/>
         </w:numPr>
         <w:rPr>
           <w:lang w:val="en-US"/>
@@ -22847,3873 +27097,14 @@
         <w:rPr>
           <w:lang w:val="en-US"/>
         </w:rPr>
-        <w:t xml:space="preserve">Hàm Mật Độ Xác Suất (PDF – </w:t>
-      </w:r>
-      <w:r>
-        <w:rPr>
-          <w:lang w:val="en-US"/>
-        </w:rPr>
-        <w:t>Pro</w:t>
-      </w:r>
-      <w:r>
-        <w:rPr>
-          <w:lang w:val="en-US"/>
-        </w:rPr>
-        <w:t>bability Density Function</w:t>
-      </w:r>
-      <w:r>
-        <w:rPr>
-          <w:lang w:val="en-US"/>
-        </w:rPr>
-        <w:t>)?</w:t>
-      </w:r>
-    </w:p>
-    <w:p>
-      <w:pPr>
-        <w:pStyle w:val="ListParagraph"/>
-        <w:numPr>
-          <w:ilvl w:val="0"/>
-          <w:numId w:val="4"/>
-        </w:numPr>
-        <w:rPr>
-          <w:lang w:val="en-US"/>
-        </w:rPr>
-      </w:pPr>
-      <w:r>
-        <w:rPr>
-          <w:lang w:val="en-US"/>
-        </w:rPr>
-        <w:t>Là hàm f(x) sao cho</w:t>
-      </w:r>
-    </w:p>
-    <w:p>
-      <w:pPr>
-        <w:pStyle w:val="ListParagraph"/>
-        <w:pBdr>
-          <w:top w:val="single" w:sz="4" w:space="1" w:color="auto"/>
-          <w:left w:val="single" w:sz="4" w:space="4" w:color="auto"/>
-          <w:bottom w:val="single" w:sz="4" w:space="1" w:color="auto"/>
-          <w:right w:val="single" w:sz="4" w:space="4" w:color="auto"/>
-        </w:pBdr>
-        <w:ind w:left="1080"/>
-        <w:rPr>
-          <w:lang w:val="en-US"/>
-        </w:rPr>
-      </w:pPr>
-      <m:oMathPara>
-        <m:oMathParaPr>
-          <m:jc m:val="left"/>
-        </m:oMathParaPr>
-        <m:oMath>
-          <m:nary>
-            <m:naryPr>
-              <m:limLoc m:val="subSup"/>
-              <m:ctrlPr>
-                <w:rPr>
-                  <w:rFonts w:ascii="Cambria Math" w:hAnsi="Cambria Math"/>
-                  <w:i/>
-                  <w:lang w:val="en-US"/>
-                </w:rPr>
-              </m:ctrlPr>
-            </m:naryPr>
-            <m:sub>
-              <m:r>
-                <w:rPr>
-                  <w:rFonts w:ascii="Cambria Math" w:hAnsi="Cambria Math"/>
-                  <w:lang w:val="en-US"/>
-                </w:rPr>
-                <m:t>a</m:t>
-              </m:r>
-            </m:sub>
-            <m:sup>
-              <m:r>
-                <w:rPr>
-                  <w:rFonts w:ascii="Cambria Math" w:hAnsi="Cambria Math"/>
-                  <w:lang w:val="en-US"/>
-                </w:rPr>
-                <m:t>b</m:t>
-              </m:r>
-            </m:sup>
-            <m:e>
-              <m:r>
-                <w:rPr>
-                  <w:rFonts w:ascii="Cambria Math" w:hAnsi="Cambria Math"/>
-                  <w:lang w:val="en-US"/>
-                </w:rPr>
-                <m:t>f</m:t>
-              </m:r>
-              <m:d>
-                <m:dPr>
-                  <m:ctrlPr>
-                    <w:rPr>
-                      <w:rFonts w:ascii="Cambria Math" w:hAnsi="Cambria Math"/>
-                      <w:i/>
-                      <w:lang w:val="en-US"/>
-                    </w:rPr>
-                  </m:ctrlPr>
-                </m:dPr>
-                <m:e>
-                  <m:r>
-                    <w:rPr>
-                      <w:rFonts w:ascii="Cambria Math" w:hAnsi="Cambria Math"/>
-                      <w:lang w:val="en-US"/>
-                    </w:rPr>
-                    <m:t>x</m:t>
-                  </m:r>
-                </m:e>
-              </m:d>
-              <m:r>
-                <w:rPr>
-                  <w:rFonts w:ascii="Cambria Math" w:hAnsi="Cambria Math"/>
-                  <w:lang w:val="en-US"/>
-                </w:rPr>
-                <m:t>dx</m:t>
-              </m:r>
-            </m:e>
-          </m:nary>
-          <m:r>
-            <w:rPr>
-              <w:rFonts w:ascii="Cambria Math" w:hAnsi="Cambria Math"/>
-              <w:lang w:val="en-US"/>
-            </w:rPr>
-            <m:t>=P</m:t>
-          </m:r>
-          <m:d>
-            <m:dPr>
-              <m:ctrlPr>
-                <w:rPr>
-                  <w:rFonts w:ascii="Cambria Math" w:hAnsi="Cambria Math"/>
-                  <w:i/>
-                  <w:lang w:val="en-US"/>
-                </w:rPr>
-              </m:ctrlPr>
-            </m:dPr>
-            <m:e>
-              <m:r>
-                <w:rPr>
-                  <w:rFonts w:ascii="Cambria Math" w:hAnsi="Cambria Math"/>
-                  <w:lang w:val="en-US"/>
-                </w:rPr>
-                <m:t>X∈</m:t>
-              </m:r>
-              <m:d>
-                <m:dPr>
-                  <m:begChr m:val="["/>
-                  <m:endChr m:val="]"/>
-                  <m:ctrlPr>
-                    <w:rPr>
-                      <w:rFonts w:ascii="Cambria Math" w:hAnsi="Cambria Math"/>
-                      <w:i/>
-                      <w:lang w:val="en-US"/>
-                    </w:rPr>
-                  </m:ctrlPr>
-                </m:dPr>
-                <m:e>
-                  <m:r>
-                    <w:rPr>
-                      <w:rFonts w:ascii="Cambria Math" w:hAnsi="Cambria Math"/>
-                      <w:lang w:val="en-US"/>
-                    </w:rPr>
-                    <m:t>a,b</m:t>
-                  </m:r>
-                </m:e>
-              </m:d>
-            </m:e>
-          </m:d>
-        </m:oMath>
-      </m:oMathPara>
-    </w:p>
-    <w:p>
-      <w:pPr>
-        <w:pStyle w:val="ListParagraph"/>
-        <w:numPr>
-          <w:ilvl w:val="0"/>
-          <w:numId w:val="4"/>
-        </w:numPr>
-        <w:rPr>
-          <w:lang w:val="en-US"/>
-        </w:rPr>
-      </w:pPr>
-      <w:r>
-        <w:rPr>
-          <w:lang w:val="en-US"/>
-        </w:rPr>
-        <w:t>X là biến ngẫu nhiên liên tục</w:t>
-      </w:r>
-    </w:p>
-    <w:p>
-      <w:pPr>
-        <w:pStyle w:val="ListParagraph"/>
-        <w:numPr>
-          <w:ilvl w:val="0"/>
-          <w:numId w:val="4"/>
-        </w:numPr>
-        <w:rPr>
-          <w:lang w:val="en-US"/>
-        </w:rPr>
-      </w:pPr>
-      <w:r>
-        <w:rPr>
-          <w:lang w:val="en-US"/>
-        </w:rPr>
-        <w:t xml:space="preserve">Dễ thấy </w:t>
-      </w:r>
-      <w:r>
-        <w:rPr>
-          <w:lang w:val="en-US"/>
-        </w:rPr>
-        <w:t>PDF là đạo hàm của</w:t>
-      </w:r>
-      <w:r>
-        <w:rPr>
-          <w:lang w:val="en-US"/>
-        </w:rPr>
-        <w:t xml:space="preserve"> CDF</w:t>
-      </w:r>
-    </w:p>
-    <w:p>
-      <w:pPr>
-        <w:pStyle w:val="ListParagraph"/>
-        <w:numPr>
-          <w:ilvl w:val="0"/>
-          <w:numId w:val="1"/>
-        </w:numPr>
-        <w:rPr>
-          <w:lang w:val="en-US"/>
-        </w:rPr>
-      </w:pPr>
-      <w:r>
-        <w:rPr>
-          <w:lang w:val="en-US"/>
-        </w:rPr>
-        <w:t>Khả Năng Xảy Ra (</w:t>
-      </w:r>
-      <w:r>
-        <w:rPr>
-          <w:lang w:val="en-US"/>
-        </w:rPr>
-        <w:t>Likelihood</w:t>
-      </w:r>
-      <w:r>
-        <w:rPr>
-          <w:lang w:val="en-US"/>
-        </w:rPr>
-        <w:t>)?</w:t>
-      </w:r>
-    </w:p>
-    <w:p>
-      <w:pPr>
-        <w:pStyle w:val="ListParagraph"/>
-        <w:numPr>
-          <w:ilvl w:val="0"/>
-          <w:numId w:val="4"/>
-        </w:numPr>
-        <w:rPr>
-          <w:lang w:val="en-US"/>
-        </w:rPr>
-      </w:pPr>
-      <w:r>
-        <w:rPr>
-          <w:lang w:val="en-US"/>
-        </w:rPr>
-        <w:t>Cho X là biến ngẫu nhiên liên tục, khi đó Likelihood của giá trị x</w:t>
-      </w:r>
-      <w:r>
-        <w:rPr>
-          <w:vertAlign w:val="subscript"/>
-          <w:lang w:val="en-US"/>
-        </w:rPr>
-        <w:t>0</w:t>
-      </w:r>
-      <w:r>
-        <w:rPr>
-          <w:lang w:val="en-US"/>
-        </w:rPr>
-        <w:t xml:space="preserve"> là f(x</w:t>
-      </w:r>
-      <w:r>
-        <w:rPr>
-          <w:vertAlign w:val="subscript"/>
-          <w:lang w:val="en-US"/>
-        </w:rPr>
-        <w:t>0</w:t>
-      </w:r>
-      <w:r>
-        <w:rPr>
-          <w:lang w:val="en-US"/>
-        </w:rPr>
-        <w:t>), f(x) là PDF của X</w:t>
-      </w:r>
-    </w:p>
-    <w:p>
-      <w:pPr>
-        <w:pStyle w:val="ListParagraph"/>
-        <w:numPr>
-          <w:ilvl w:val="0"/>
-          <w:numId w:val="1"/>
-        </w:numPr>
-        <w:rPr>
-          <w:lang w:val="en-US"/>
-        </w:rPr>
-      </w:pPr>
-      <w:r>
-        <w:rPr>
-          <w:lang w:val="en-US"/>
-        </w:rPr>
-        <w:t xml:space="preserve">Giá </w:t>
-      </w:r>
-      <w:r>
-        <w:rPr>
-          <w:lang w:val="en-US"/>
-        </w:rPr>
-        <w:t>Trị Tới Hạn (</w:t>
-      </w:r>
-      <w:r>
-        <w:rPr>
-          <w:lang w:val="en-US"/>
-        </w:rPr>
-        <w:t>Critical Value</w:t>
-      </w:r>
-      <w:r>
-        <w:rPr>
-          <w:lang w:val="en-US"/>
-        </w:rPr>
-        <w:t>)?</w:t>
-      </w:r>
-    </w:p>
-    <w:p>
-      <w:pPr>
-        <w:pStyle w:val="ListParagraph"/>
-        <w:numPr>
-          <w:ilvl w:val="0"/>
-          <w:numId w:val="7"/>
-        </w:numPr>
-        <w:rPr>
-          <w:lang w:val="en-US"/>
-        </w:rPr>
-      </w:pPr>
-      <w:r>
-        <w:rPr>
-          <w:lang w:val="en-US"/>
-        </w:rPr>
         <w:lastRenderedPageBreak/>
-        <w:t>Cho X là biến ngẫu nhiên liên tục có f(x) là PDF, x</w:t>
-      </w:r>
-      <w:r>
-        <w:rPr>
-          <w:vertAlign w:val="subscript"/>
-          <w:lang w:val="en-US"/>
-        </w:rPr>
-        <w:t>a</w:t>
-      </w:r>
-      <w:r>
-        <w:rPr>
-          <w:lang w:val="en-US"/>
-        </w:rPr>
-        <w:t xml:space="preserve"> sẽ được gọi giá trị tới hạn mức a </w:t>
-      </w:r>
-      <w:r>
-        <w:rPr>
-          <w:lang w:val="en-US"/>
-        </w:rPr>
-        <w:t xml:space="preserve">của X </w:t>
-      </w:r>
-      <w:r>
-        <w:rPr>
-          <w:lang w:val="en-US"/>
-        </w:rPr>
-        <w:t>khi</w:t>
-      </w:r>
-    </w:p>
-    <w:p>
-      <w:pPr>
-        <w:pStyle w:val="ListParagraph"/>
-        <w:pBdr>
-          <w:top w:val="single" w:sz="4" w:space="1" w:color="auto"/>
-          <w:left w:val="single" w:sz="4" w:space="4" w:color="auto"/>
-          <w:bottom w:val="single" w:sz="4" w:space="1" w:color="auto"/>
-          <w:right w:val="single" w:sz="4" w:space="4" w:color="auto"/>
-        </w:pBdr>
-        <w:ind w:left="1080"/>
-        <w:rPr>
-          <w:rFonts w:ascii="Cambria Math" w:hAnsi="Cambria Math"/>
-          <w:lang w:val="en-US"/>
-          <w:oMath/>
-        </w:rPr>
-      </w:pPr>
-      <m:oMathPara>
-        <m:oMathParaPr>
-          <m:jc m:val="left"/>
-        </m:oMathParaPr>
-        <m:oMath>
-          <m:r>
-            <w:rPr>
-              <w:rFonts w:ascii="Cambria Math" w:hAnsi="Cambria Math"/>
-              <w:lang w:val="en-US"/>
-            </w:rPr>
-            <m:t>P</m:t>
-          </m:r>
-          <m:d>
-            <m:dPr>
-              <m:ctrlPr>
-                <w:rPr>
-                  <w:rFonts w:ascii="Cambria Math" w:eastAsiaTheme="minorEastAsia" w:hAnsi="Cambria Math"/>
-                  <w:i/>
-                  <w:lang w:val="en-US"/>
-                </w:rPr>
-              </m:ctrlPr>
-            </m:dPr>
-            <m:e>
-              <m:r>
-                <w:rPr>
-                  <w:rFonts w:ascii="Cambria Math" w:eastAsiaTheme="minorEastAsia" w:hAnsi="Cambria Math"/>
-                  <w:lang w:val="en-US"/>
-                </w:rPr>
-                <m:t>X≥</m:t>
-              </m:r>
-              <m:sSub>
-                <m:sSubPr>
-                  <m:ctrlPr>
-                    <w:rPr>
-                      <w:rFonts w:ascii="Cambria Math" w:eastAsiaTheme="minorEastAsia" w:hAnsi="Cambria Math"/>
-                      <w:i/>
-                      <w:lang w:val="en-US"/>
-                    </w:rPr>
-                  </m:ctrlPr>
-                </m:sSubPr>
-                <m:e>
-                  <m:r>
-                    <w:rPr>
-                      <w:rFonts w:ascii="Cambria Math" w:eastAsiaTheme="minorEastAsia" w:hAnsi="Cambria Math"/>
-                      <w:lang w:val="en-US"/>
-                    </w:rPr>
-                    <m:t>x</m:t>
-                  </m:r>
-                </m:e>
-                <m:sub>
-                  <m:r>
-                    <w:rPr>
-                      <w:rFonts w:ascii="Cambria Math" w:eastAsiaTheme="minorEastAsia" w:hAnsi="Cambria Math"/>
-                      <w:lang w:val="en-US"/>
-                    </w:rPr>
-                    <m:t>a</m:t>
-                  </m:r>
-                </m:sub>
-              </m:sSub>
-            </m:e>
-          </m:d>
-          <m:r>
-            <w:rPr>
-              <w:rFonts w:ascii="Cambria Math" w:hAnsi="Cambria Math"/>
-              <w:lang w:val="en-US"/>
-            </w:rPr>
-            <m:t>=a</m:t>
-          </m:r>
-        </m:oMath>
-      </m:oMathPara>
-    </w:p>
-    <w:p>
-      <w:pPr>
-        <w:pStyle w:val="ListParagraph"/>
-        <w:numPr>
-          <w:ilvl w:val="0"/>
-          <w:numId w:val="1"/>
-        </w:numPr>
-        <w:rPr>
-          <w:lang w:val="en-US"/>
-        </w:rPr>
-      </w:pPr>
-      <w:r>
-        <w:rPr>
-          <w:lang w:val="en-US"/>
-        </w:rPr>
-        <w:t xml:space="preserve">Hệ </w:t>
-      </w:r>
-      <w:r>
-        <w:rPr>
-          <w:lang w:val="en-US"/>
-        </w:rPr>
-        <w:t>Số Đối Xứng (</w:t>
-      </w:r>
-      <w:r>
-        <w:rPr>
-          <w:lang w:val="en-US"/>
-        </w:rPr>
-        <w:t>Skewness</w:t>
-      </w:r>
-      <w:r>
-        <w:rPr>
-          <w:lang w:val="en-US"/>
-        </w:rPr>
-        <w:t>)?</w:t>
-      </w:r>
-    </w:p>
-    <w:p>
-      <w:pPr>
-        <w:pStyle w:val="ListParagraph"/>
-        <w:numPr>
-          <w:ilvl w:val="0"/>
-          <w:numId w:val="7"/>
-        </w:numPr>
-        <w:rPr>
-          <w:lang w:val="en-US"/>
-        </w:rPr>
-      </w:pPr>
-      <w:r>
-        <w:rPr>
-          <w:lang w:val="en-US"/>
-        </w:rPr>
-        <w:t>Cho X là biến ngẫu nhiên liên tụ</w:t>
-      </w:r>
-      <w:r>
-        <w:rPr>
-          <w:lang w:val="en-US"/>
-        </w:rPr>
-        <w:t xml:space="preserve">c có f(x) là PDF, độ lệch chuẩn </w:t>
-      </w:r>
-      <w:r>
-        <w:rPr>
-          <w:lang w:val="en-US"/>
-        </w:rPr>
-        <w:sym w:font="Symbol" w:char="F073"/>
-      </w:r>
-      <w:r>
-        <w:rPr>
-          <w:vertAlign w:val="subscript"/>
-          <w:lang w:val="en-US"/>
-        </w:rPr>
-        <w:t>X</w:t>
-      </w:r>
-      <w:r>
-        <w:rPr>
-          <w:lang w:val="en-US"/>
-        </w:rPr>
-        <w:t>, khi đó Skewness của X là</w:t>
-      </w:r>
-    </w:p>
-    <w:p>
-      <w:pPr>
-        <w:pStyle w:val="ListParagraph"/>
-        <w:pBdr>
-          <w:top w:val="single" w:sz="4" w:space="1" w:color="auto"/>
-          <w:left w:val="single" w:sz="4" w:space="4" w:color="auto"/>
-          <w:bottom w:val="single" w:sz="4" w:space="1" w:color="auto"/>
-          <w:right w:val="single" w:sz="4" w:space="4" w:color="auto"/>
-        </w:pBdr>
-        <w:ind w:left="1080"/>
-        <w:rPr>
-          <w:lang w:val="en-US"/>
-        </w:rPr>
-      </w:pPr>
-      <m:oMathPara>
-        <m:oMathParaPr>
-          <m:jc m:val="left"/>
-        </m:oMathParaPr>
-        <m:oMath>
-          <m:sSub>
-            <m:sSubPr>
-              <m:ctrlPr>
-                <w:rPr>
-                  <w:rFonts w:ascii="Cambria Math" w:hAnsi="Cambria Math"/>
-                  <w:i/>
-                  <w:lang w:val="en-US"/>
-                </w:rPr>
-              </m:ctrlPr>
-            </m:sSubPr>
-            <m:e>
-              <m:r>
-                <w:rPr>
-                  <w:rFonts w:ascii="Cambria Math" w:hAnsi="Cambria Math"/>
-                  <w:lang w:val="en-US"/>
-                </w:rPr>
-                <m:t>γ</m:t>
-              </m:r>
-            </m:e>
-            <m:sub>
-              <m:r>
-                <w:rPr>
-                  <w:rFonts w:ascii="Cambria Math" w:hAnsi="Cambria Math"/>
-                  <w:lang w:val="en-US"/>
-                </w:rPr>
-                <m:t>1</m:t>
-              </m:r>
-            </m:sub>
-          </m:sSub>
-          <m:d>
-            <m:dPr>
-              <m:ctrlPr>
-                <w:rPr>
-                  <w:rFonts w:ascii="Cambria Math" w:hAnsi="Cambria Math"/>
-                  <w:i/>
-                  <w:lang w:val="en-US"/>
-                </w:rPr>
-              </m:ctrlPr>
-            </m:dPr>
-            <m:e>
-              <m:r>
-                <w:rPr>
-                  <w:rFonts w:ascii="Cambria Math" w:hAnsi="Cambria Math"/>
-                  <w:lang w:val="en-US"/>
-                </w:rPr>
-                <m:t>X</m:t>
-              </m:r>
-            </m:e>
-          </m:d>
-          <m:r>
-            <w:rPr>
-              <w:rFonts w:ascii="Cambria Math" w:hAnsi="Cambria Math"/>
-              <w:lang w:val="en-US"/>
-            </w:rPr>
-            <m:t>=</m:t>
-          </m:r>
-          <m:f>
-            <m:fPr>
-              <m:ctrlPr>
-                <w:rPr>
-                  <w:rFonts w:ascii="Cambria Math" w:hAnsi="Cambria Math"/>
-                  <w:i/>
-                  <w:lang w:val="en-US"/>
-                </w:rPr>
-              </m:ctrlPr>
-            </m:fPr>
-            <m:num>
-              <m:r>
-                <w:rPr>
-                  <w:rFonts w:ascii="Cambria Math" w:hAnsi="Cambria Math"/>
-                  <w:lang w:val="en-US"/>
-                </w:rPr>
-                <m:t>E</m:t>
-              </m:r>
-              <m:d>
-                <m:dPr>
-                  <m:begChr m:val="["/>
-                  <m:endChr m:val="]"/>
-                  <m:ctrlPr>
-                    <w:rPr>
-                      <w:rFonts w:ascii="Cambria Math" w:hAnsi="Cambria Math"/>
-                      <w:i/>
-                      <w:lang w:val="en-US"/>
-                    </w:rPr>
-                  </m:ctrlPr>
-                </m:dPr>
-                <m:e>
-                  <m:sSup>
-                    <m:sSupPr>
-                      <m:ctrlPr>
-                        <w:rPr>
-                          <w:rFonts w:ascii="Cambria Math" w:hAnsi="Cambria Math"/>
-                          <w:i/>
-                          <w:lang w:val="en-US"/>
-                        </w:rPr>
-                      </m:ctrlPr>
-                    </m:sSupPr>
-                    <m:e>
-                      <m:d>
-                        <m:dPr>
-                          <m:ctrlPr>
-                            <w:rPr>
-                              <w:rFonts w:ascii="Cambria Math" w:hAnsi="Cambria Math"/>
-                              <w:i/>
-                              <w:lang w:val="en-US"/>
-                            </w:rPr>
-                          </m:ctrlPr>
-                        </m:dPr>
-                        <m:e>
-                          <m:r>
-                            <w:rPr>
-                              <w:rFonts w:ascii="Cambria Math" w:hAnsi="Cambria Math"/>
-                              <w:lang w:val="en-US"/>
-                            </w:rPr>
-                            <m:t>X-E</m:t>
-                          </m:r>
-                          <m:d>
-                            <m:dPr>
-                              <m:begChr m:val="["/>
-                              <m:endChr m:val="]"/>
-                              <m:ctrlPr>
-                                <w:rPr>
-                                  <w:rFonts w:ascii="Cambria Math" w:hAnsi="Cambria Math"/>
-                                  <w:i/>
-                                  <w:lang w:val="en-US"/>
-                                </w:rPr>
-                              </m:ctrlPr>
-                            </m:dPr>
-                            <m:e>
-                              <m:r>
-                                <w:rPr>
-                                  <w:rFonts w:ascii="Cambria Math" w:hAnsi="Cambria Math"/>
-                                  <w:lang w:val="en-US"/>
-                                </w:rPr>
-                                <m:t>X</m:t>
-                              </m:r>
-                            </m:e>
-                          </m:d>
-                        </m:e>
-                      </m:d>
-                    </m:e>
-                    <m:sup>
-                      <m:r>
-                        <w:rPr>
-                          <w:rFonts w:ascii="Cambria Math" w:hAnsi="Cambria Math"/>
-                          <w:lang w:val="en-US"/>
-                        </w:rPr>
-                        <m:t>3</m:t>
-                      </m:r>
-                    </m:sup>
-                  </m:sSup>
-                </m:e>
-              </m:d>
-            </m:num>
-            <m:den>
-              <m:sSubSup>
-                <m:sSubSupPr>
-                  <m:ctrlPr>
-                    <w:rPr>
-                      <w:rFonts w:ascii="Cambria Math" w:hAnsi="Cambria Math"/>
-                      <w:i/>
-                      <w:lang w:val="en-US"/>
-                    </w:rPr>
-                  </m:ctrlPr>
-                </m:sSubSupPr>
-                <m:e>
-                  <m:r>
-                    <w:rPr>
-                      <w:rFonts w:ascii="Cambria Math" w:hAnsi="Cambria Math"/>
-                      <w:lang w:val="en-US"/>
-                    </w:rPr>
-                    <m:t>σ</m:t>
-                  </m:r>
-                </m:e>
-                <m:sub>
-                  <m:r>
-                    <w:rPr>
-                      <w:rFonts w:ascii="Cambria Math" w:hAnsi="Cambria Math"/>
-                      <w:lang w:val="en-US"/>
-                    </w:rPr>
-                    <m:t>X</m:t>
-                  </m:r>
-                </m:sub>
-                <m:sup>
-                  <m:r>
-                    <w:rPr>
-                      <w:rFonts w:ascii="Cambria Math" w:hAnsi="Cambria Math"/>
-                      <w:lang w:val="en-US"/>
-                    </w:rPr>
-                    <m:t>3</m:t>
-                  </m:r>
-                </m:sup>
-              </m:sSubSup>
-            </m:den>
-          </m:f>
-        </m:oMath>
-      </m:oMathPara>
-    </w:p>
-    <w:p>
-      <w:pPr>
-        <w:pStyle w:val="ListParagraph"/>
-        <w:numPr>
-          <w:ilvl w:val="0"/>
-          <w:numId w:val="7"/>
-        </w:numPr>
-        <w:rPr>
-          <w:lang w:val="en-US"/>
-        </w:rPr>
-      </w:pPr>
-      <w:r>
-        <w:rPr>
-          <w:lang w:val="en-US"/>
-        </w:rPr>
-        <w:t>Dễ thấy Skewness chỉ = 0 khi đồ thị f(x) đối xứng</w:t>
-      </w:r>
-    </w:p>
-    <w:p>
-      <w:pPr>
-        <w:pStyle w:val="ListParagraph"/>
-        <w:numPr>
-          <w:ilvl w:val="0"/>
-          <w:numId w:val="7"/>
-        </w:numPr>
-        <w:rPr>
-          <w:lang w:val="en-US"/>
-        </w:rPr>
-      </w:pPr>
-      <w:r>
-        <w:rPr>
-          <w:lang w:val="en-US"/>
-        </w:rPr>
-        <w:t>Nếu Skewness &gt; 0, đồ thị f(x) lệch phải, &lt; 0 thì lệch trái</w:t>
-      </w:r>
-    </w:p>
-    <w:p>
-      <w:pPr>
-        <w:pStyle w:val="ListParagraph"/>
-        <w:numPr>
-          <w:ilvl w:val="0"/>
-          <w:numId w:val="7"/>
-        </w:numPr>
-        <w:rPr>
-          <w:lang w:val="en-US"/>
-        </w:rPr>
-      </w:pPr>
-      <w:r>
-        <w:rPr>
-          <w:lang w:val="en-US"/>
-        </w:rPr>
-        <w:t>Nếu X là biến ngẫu nhiên rời rạc thì Skewness của X vẫn được tính = công thức trên</w:t>
-      </w:r>
-    </w:p>
-    <w:p>
-      <w:pPr>
-        <w:pStyle w:val="ListParagraph"/>
-        <w:numPr>
-          <w:ilvl w:val="0"/>
-          <w:numId w:val="1"/>
-        </w:numPr>
-        <w:rPr>
-          <w:lang w:val="en-US"/>
-        </w:rPr>
-      </w:pPr>
-      <w:r>
-        <w:rPr>
-          <w:lang w:val="en-US"/>
-        </w:rPr>
-        <w:t>Hệ Số Nhọn (Kurtosis)?</w:t>
-      </w:r>
-    </w:p>
-    <w:p>
-      <w:pPr>
-        <w:pStyle w:val="ListParagraph"/>
-        <w:numPr>
-          <w:ilvl w:val="0"/>
-          <w:numId w:val="7"/>
-        </w:numPr>
-        <w:rPr>
-          <w:lang w:val="en-US"/>
-        </w:rPr>
-      </w:pPr>
-      <w:r>
-        <w:rPr>
-          <w:lang w:val="en-US"/>
-        </w:rPr>
-        <w:t xml:space="preserve">Cho X là biến ngẫu nhiên liên tục có f(x) là PDF, độ lệch chuẩn </w:t>
-      </w:r>
-      <w:r>
-        <w:rPr>
-          <w:lang w:val="en-US"/>
-        </w:rPr>
-        <w:sym w:font="Symbol" w:char="F073"/>
-      </w:r>
-      <w:r>
-        <w:rPr>
-          <w:vertAlign w:val="subscript"/>
-          <w:lang w:val="en-US"/>
-        </w:rPr>
-        <w:t>X</w:t>
-      </w:r>
-      <w:r>
-        <w:rPr>
-          <w:lang w:val="en-US"/>
-        </w:rPr>
-        <w:t>, khi đó Kurtosis của X là</w:t>
-      </w:r>
-    </w:p>
-    <w:p>
-      <w:pPr>
-        <w:pStyle w:val="ListParagraph"/>
-        <w:pBdr>
-          <w:top w:val="single" w:sz="4" w:space="1" w:color="auto"/>
-          <w:left w:val="single" w:sz="4" w:space="4" w:color="auto"/>
-          <w:bottom w:val="single" w:sz="4" w:space="1" w:color="auto"/>
-          <w:right w:val="single" w:sz="4" w:space="4" w:color="auto"/>
-        </w:pBdr>
-        <w:ind w:left="1080"/>
-        <w:rPr>
-          <w:lang w:val="en-US"/>
-        </w:rPr>
-      </w:pPr>
-      <m:oMathPara>
-        <m:oMathParaPr>
-          <m:jc m:val="left"/>
-        </m:oMathParaPr>
-        <m:oMath>
-          <m:sSub>
-            <m:sSubPr>
-              <m:ctrlPr>
-                <w:rPr>
-                  <w:rFonts w:ascii="Cambria Math" w:hAnsi="Cambria Math"/>
-                  <w:i/>
-                  <w:lang w:val="en-US"/>
-                </w:rPr>
-              </m:ctrlPr>
-            </m:sSubPr>
-            <m:e>
-              <m:r>
-                <w:rPr>
-                  <w:rFonts w:ascii="Cambria Math" w:hAnsi="Cambria Math"/>
-                  <w:lang w:val="en-US"/>
-                </w:rPr>
-                <m:t>γ</m:t>
-              </m:r>
-            </m:e>
-            <m:sub>
-              <m:r>
-                <w:rPr>
-                  <w:rFonts w:ascii="Cambria Math" w:hAnsi="Cambria Math"/>
-                  <w:lang w:val="en-US"/>
-                </w:rPr>
-                <m:t>2</m:t>
-              </m:r>
-            </m:sub>
-          </m:sSub>
-          <m:d>
-            <m:dPr>
-              <m:ctrlPr>
-                <w:rPr>
-                  <w:rFonts w:ascii="Cambria Math" w:hAnsi="Cambria Math"/>
-                  <w:i/>
-                  <w:lang w:val="en-US"/>
-                </w:rPr>
-              </m:ctrlPr>
-            </m:dPr>
-            <m:e>
-              <m:r>
-                <w:rPr>
-                  <w:rFonts w:ascii="Cambria Math" w:hAnsi="Cambria Math"/>
-                  <w:lang w:val="en-US"/>
-                </w:rPr>
-                <m:t>X</m:t>
-              </m:r>
-            </m:e>
-          </m:d>
-          <m:r>
-            <w:rPr>
-              <w:rFonts w:ascii="Cambria Math" w:hAnsi="Cambria Math"/>
-              <w:lang w:val="en-US"/>
-            </w:rPr>
-            <m:t>=</m:t>
-          </m:r>
-          <m:f>
-            <m:fPr>
-              <m:ctrlPr>
-                <w:rPr>
-                  <w:rFonts w:ascii="Cambria Math" w:hAnsi="Cambria Math"/>
-                  <w:i/>
-                  <w:lang w:val="en-US"/>
-                </w:rPr>
-              </m:ctrlPr>
-            </m:fPr>
-            <m:num>
-              <m:r>
-                <w:rPr>
-                  <w:rFonts w:ascii="Cambria Math" w:hAnsi="Cambria Math"/>
-                  <w:lang w:val="en-US"/>
-                </w:rPr>
-                <m:t>E</m:t>
-              </m:r>
-              <m:d>
-                <m:dPr>
-                  <m:begChr m:val="["/>
-                  <m:endChr m:val="]"/>
-                  <m:ctrlPr>
-                    <w:rPr>
-                      <w:rFonts w:ascii="Cambria Math" w:hAnsi="Cambria Math"/>
-                      <w:i/>
-                      <w:lang w:val="en-US"/>
-                    </w:rPr>
-                  </m:ctrlPr>
-                </m:dPr>
-                <m:e>
-                  <m:sSup>
-                    <m:sSupPr>
-                      <m:ctrlPr>
-                        <w:rPr>
-                          <w:rFonts w:ascii="Cambria Math" w:hAnsi="Cambria Math"/>
-                          <w:i/>
-                          <w:lang w:val="en-US"/>
-                        </w:rPr>
-                      </m:ctrlPr>
-                    </m:sSupPr>
-                    <m:e>
-                      <m:d>
-                        <m:dPr>
-                          <m:ctrlPr>
-                            <w:rPr>
-                              <w:rFonts w:ascii="Cambria Math" w:hAnsi="Cambria Math"/>
-                              <w:i/>
-                              <w:lang w:val="en-US"/>
-                            </w:rPr>
-                          </m:ctrlPr>
-                        </m:dPr>
-                        <m:e>
-                          <m:r>
-                            <w:rPr>
-                              <w:rFonts w:ascii="Cambria Math" w:hAnsi="Cambria Math"/>
-                              <w:lang w:val="en-US"/>
-                            </w:rPr>
-                            <m:t>X-E</m:t>
-                          </m:r>
-                          <m:d>
-                            <m:dPr>
-                              <m:begChr m:val="["/>
-                              <m:endChr m:val="]"/>
-                              <m:ctrlPr>
-                                <w:rPr>
-                                  <w:rFonts w:ascii="Cambria Math" w:hAnsi="Cambria Math"/>
-                                  <w:i/>
-                                  <w:lang w:val="en-US"/>
-                                </w:rPr>
-                              </m:ctrlPr>
-                            </m:dPr>
-                            <m:e>
-                              <m:r>
-                                <w:rPr>
-                                  <w:rFonts w:ascii="Cambria Math" w:hAnsi="Cambria Math"/>
-                                  <w:lang w:val="en-US"/>
-                                </w:rPr>
-                                <m:t>X</m:t>
-                              </m:r>
-                            </m:e>
-                          </m:d>
-                        </m:e>
-                      </m:d>
-                    </m:e>
-                    <m:sup>
-                      <m:r>
-                        <w:rPr>
-                          <w:rFonts w:ascii="Cambria Math" w:hAnsi="Cambria Math"/>
-                          <w:lang w:val="en-US"/>
-                        </w:rPr>
-                        <m:t>4</m:t>
-                      </m:r>
-                    </m:sup>
-                  </m:sSup>
-                </m:e>
-              </m:d>
-            </m:num>
-            <m:den>
-              <m:sSubSup>
-                <m:sSubSupPr>
-                  <m:ctrlPr>
-                    <w:rPr>
-                      <w:rFonts w:ascii="Cambria Math" w:hAnsi="Cambria Math"/>
-                      <w:i/>
-                      <w:lang w:val="en-US"/>
-                    </w:rPr>
-                  </m:ctrlPr>
-                </m:sSubSupPr>
-                <m:e>
-                  <m:r>
-                    <w:rPr>
-                      <w:rFonts w:ascii="Cambria Math" w:hAnsi="Cambria Math"/>
-                      <w:lang w:val="en-US"/>
-                    </w:rPr>
-                    <m:t>σ</m:t>
-                  </m:r>
-                </m:e>
-                <m:sub>
-                  <m:r>
-                    <w:rPr>
-                      <w:rFonts w:ascii="Cambria Math" w:hAnsi="Cambria Math"/>
-                      <w:lang w:val="en-US"/>
-                    </w:rPr>
-                    <m:t>X</m:t>
-                  </m:r>
-                </m:sub>
-                <m:sup>
-                  <m:r>
-                    <w:rPr>
-                      <w:rFonts w:ascii="Cambria Math" w:hAnsi="Cambria Math"/>
-                      <w:lang w:val="en-US"/>
-                    </w:rPr>
-                    <m:t>4</m:t>
-                  </m:r>
-                </m:sup>
-              </m:sSubSup>
-            </m:den>
-          </m:f>
-        </m:oMath>
-      </m:oMathPara>
-    </w:p>
-    <w:p>
-      <w:pPr>
-        <w:pStyle w:val="ListParagraph"/>
-        <w:numPr>
-          <w:ilvl w:val="0"/>
-          <w:numId w:val="7"/>
-        </w:numPr>
-        <w:rPr>
-          <w:lang w:val="en-US"/>
-        </w:rPr>
-      </w:pPr>
-      <w:r>
-        <w:rPr>
-          <w:lang w:val="en-US"/>
-        </w:rPr>
-        <w:t>Dễ thấy nếu đồ thị f(x) càng nhọn, thì phần đuôi càng rộng, do đó Kurtosis càng lớn</w:t>
-      </w:r>
-    </w:p>
-    <w:p>
-      <w:pPr>
-        <w:pStyle w:val="ListParagraph"/>
-        <w:numPr>
-          <w:ilvl w:val="0"/>
-          <w:numId w:val="7"/>
-        </w:numPr>
-        <w:rPr>
-          <w:lang w:val="en-US"/>
-        </w:rPr>
-      </w:pPr>
-      <w:r>
-        <w:rPr>
-          <w:lang w:val="en-US"/>
-        </w:rPr>
-        <w:t>Nếu X là biến ngẫu nhiên rời rạc thì Kurtosis của X vẫn được tính = công thức trên</w:t>
-      </w:r>
-    </w:p>
-    <w:p>
-      <w:pPr>
-        <w:pStyle w:val="ListParagraph"/>
-        <w:numPr>
-          <w:ilvl w:val="0"/>
-          <w:numId w:val="1"/>
-        </w:numPr>
-        <w:rPr>
-          <w:lang w:val="en-US"/>
-        </w:rPr>
-      </w:pPr>
-      <w:r>
-        <w:rPr>
-          <w:lang w:val="en-US"/>
-        </w:rPr>
-        <w:t>PDF Của Phân Phối Đều Liên Tục?</w:t>
-      </w:r>
-    </w:p>
-    <w:p>
-      <w:pPr>
-        <w:pStyle w:val="ListParagraph"/>
-        <w:pBdr>
-          <w:top w:val="single" w:sz="4" w:space="1" w:color="auto"/>
-          <w:left w:val="single" w:sz="4" w:space="4" w:color="auto"/>
-          <w:bottom w:val="single" w:sz="4" w:space="1" w:color="auto"/>
-          <w:right w:val="single" w:sz="4" w:space="4" w:color="auto"/>
-        </w:pBdr>
-        <w:ind w:left="1080"/>
-        <w:rPr>
-          <w:rFonts w:ascii="Cambria Math" w:hAnsi="Cambria Math"/>
-          <w:lang w:val="en-US"/>
-          <w:oMath/>
-        </w:rPr>
-      </w:pPr>
-      <m:oMathPara>
-        <m:oMathParaPr>
-          <m:jc m:val="left"/>
-        </m:oMathParaPr>
-        <m:oMath>
-          <m:r>
-            <w:rPr>
-              <w:rFonts w:ascii="Cambria Math" w:hAnsi="Cambria Math"/>
-              <w:lang w:val="en-US"/>
-            </w:rPr>
-            <m:t>f</m:t>
-          </m:r>
-          <m:d>
-            <m:dPr>
-              <m:ctrlPr>
-                <w:rPr>
-                  <w:rFonts w:ascii="Cambria Math" w:hAnsi="Cambria Math"/>
-                  <w:i/>
-                  <w:lang w:val="en-US"/>
-                </w:rPr>
-              </m:ctrlPr>
-            </m:dPr>
-            <m:e>
-              <m:r>
-                <w:rPr>
-                  <w:rFonts w:ascii="Cambria Math" w:hAnsi="Cambria Math"/>
-                  <w:lang w:val="en-US"/>
-                </w:rPr>
-                <m:t>x</m:t>
-              </m:r>
-            </m:e>
-          </m:d>
-          <m:r>
-            <w:rPr>
-              <w:rFonts w:ascii="Cambria Math" w:hAnsi="Cambria Math"/>
-              <w:lang w:val="en-US"/>
-            </w:rPr>
-            <m:t>=</m:t>
-          </m:r>
-          <m:d>
-            <m:dPr>
-              <m:begChr m:val="{"/>
-              <m:endChr m:val=""/>
-              <m:ctrlPr>
-                <w:rPr>
-                  <w:rFonts w:ascii="Cambria Math" w:hAnsi="Cambria Math"/>
-                  <w:i/>
-                  <w:lang w:val="en-US"/>
-                </w:rPr>
-              </m:ctrlPr>
-            </m:dPr>
-            <m:e>
-              <m:m>
-                <m:mPr>
-                  <m:mcs>
-                    <m:mc>
-                      <m:mcPr>
-                        <m:count m:val="1"/>
-                        <m:mcJc m:val="center"/>
-                      </m:mcPr>
-                    </m:mc>
-                  </m:mcs>
-                  <m:ctrlPr>
-                    <w:rPr>
-                      <w:rFonts w:ascii="Cambria Math" w:hAnsi="Cambria Math"/>
-                      <w:i/>
-                      <w:lang w:val="en-US"/>
-                    </w:rPr>
-                  </m:ctrlPr>
-                </m:mPr>
-                <m:mr>
-                  <m:e>
-                    <m:f>
-                      <m:fPr>
-                        <m:ctrlPr>
-                          <w:rPr>
-                            <w:rFonts w:ascii="Cambria Math" w:hAnsi="Cambria Math"/>
-                            <w:i/>
-                            <w:lang w:val="en-US"/>
-                          </w:rPr>
-                        </m:ctrlPr>
-                      </m:fPr>
-                      <m:num>
-                        <m:r>
-                          <w:rPr>
-                            <w:rFonts w:ascii="Cambria Math" w:hAnsi="Cambria Math"/>
-                            <w:lang w:val="en-US"/>
-                          </w:rPr>
-                          <m:t>1</m:t>
-                        </m:r>
-                      </m:num>
-                      <m:den>
-                        <m:r>
-                          <w:rPr>
-                            <w:rFonts w:ascii="Cambria Math" w:hAnsi="Cambria Math"/>
-                            <w:lang w:val="en-US"/>
-                          </w:rPr>
-                          <m:t>b-a</m:t>
-                        </m:r>
-                      </m:den>
-                    </m:f>
-                    <m:r>
-                      <w:rPr>
-                        <w:rFonts w:ascii="Cambria Math" w:hAnsi="Cambria Math"/>
-                        <w:lang w:val="en-US"/>
-                      </w:rPr>
-                      <m:t>,x∈</m:t>
-                    </m:r>
-                    <m:d>
-                      <m:dPr>
-                        <m:begChr m:val="["/>
-                        <m:endChr m:val="]"/>
-                        <m:ctrlPr>
-                          <w:rPr>
-                            <w:rFonts w:ascii="Cambria Math" w:hAnsi="Cambria Math"/>
-                            <w:i/>
-                            <w:lang w:val="en-US"/>
-                          </w:rPr>
-                        </m:ctrlPr>
-                      </m:dPr>
-                      <m:e>
-                        <m:r>
-                          <w:rPr>
-                            <w:rFonts w:ascii="Cambria Math" w:hAnsi="Cambria Math"/>
-                            <w:lang w:val="en-US"/>
-                          </w:rPr>
-                          <m:t>a,b</m:t>
-                        </m:r>
-                      </m:e>
-                    </m:d>
-                  </m:e>
-                </m:mr>
-                <m:mr>
-                  <m:e>
-                    <m:r>
-                      <w:rPr>
-                        <w:rFonts w:ascii="Cambria Math" w:hAnsi="Cambria Math"/>
-                        <w:lang w:val="en-US"/>
-                      </w:rPr>
-                      <m:t>0,x∉</m:t>
-                    </m:r>
-                    <m:d>
-                      <m:dPr>
-                        <m:begChr m:val="["/>
-                        <m:endChr m:val="]"/>
-                        <m:ctrlPr>
-                          <w:rPr>
-                            <w:rFonts w:ascii="Cambria Math" w:hAnsi="Cambria Math"/>
-                            <w:i/>
-                            <w:lang w:val="en-US"/>
-                          </w:rPr>
-                        </m:ctrlPr>
-                      </m:dPr>
-                      <m:e>
-                        <m:r>
-                          <w:rPr>
-                            <w:rFonts w:ascii="Cambria Math" w:hAnsi="Cambria Math"/>
-                            <w:lang w:val="en-US"/>
-                          </w:rPr>
-                          <m:t>a,b</m:t>
-                        </m:r>
-                      </m:e>
-                    </m:d>
-                  </m:e>
-                </m:mr>
-              </m:m>
-            </m:e>
-          </m:d>
-        </m:oMath>
-      </m:oMathPara>
-    </w:p>
-    <w:p>
-      <w:pPr>
-        <w:pStyle w:val="ListParagraph"/>
-        <w:numPr>
-          <w:ilvl w:val="0"/>
-          <w:numId w:val="7"/>
-        </w:numPr>
-        <w:rPr>
-          <w:rFonts w:ascii="Cambria Math" w:hAnsi="Cambria Math"/>
-          <w:lang w:val="en-US"/>
-          <w:oMath/>
-        </w:rPr>
-      </w:pPr>
-      <w:r>
-        <w:rPr>
-          <w:rFonts w:eastAsiaTheme="minorEastAsia"/>
-          <w:lang w:val="en-US"/>
-        </w:rPr>
-        <w:t>Variance của phân phối đều liên tục là</w:t>
-      </w:r>
-    </w:p>
-    <w:p>
-      <w:pPr>
-        <w:pStyle w:val="ListParagraph"/>
-        <w:pBdr>
-          <w:top w:val="single" w:sz="4" w:space="1" w:color="auto"/>
-          <w:left w:val="single" w:sz="4" w:space="4" w:color="auto"/>
-          <w:bottom w:val="single" w:sz="4" w:space="1" w:color="auto"/>
-          <w:right w:val="single" w:sz="4" w:space="4" w:color="auto"/>
-        </w:pBdr>
-        <w:ind w:left="1080"/>
-        <w:rPr>
-          <w:rFonts w:ascii="Cambria Math" w:hAnsi="Cambria Math"/>
-          <w:lang w:val="en-US"/>
-          <w:oMath/>
-        </w:rPr>
-      </w:pPr>
-      <m:oMathPara>
-        <m:oMathParaPr>
-          <m:jc m:val="left"/>
-        </m:oMathParaPr>
-        <m:oMath>
-          <m:r>
-            <w:rPr>
-              <w:rFonts w:ascii="Cambria Math" w:hAnsi="Cambria Math"/>
-              <w:lang w:val="en-US"/>
-            </w:rPr>
-            <m:t>Var</m:t>
-          </m:r>
-          <m:d>
-            <m:dPr>
-              <m:begChr m:val="["/>
-              <m:endChr m:val="]"/>
-              <m:ctrlPr>
-                <w:rPr>
-                  <w:rFonts w:ascii="Cambria Math" w:hAnsi="Cambria Math"/>
-                  <w:i/>
-                  <w:lang w:val="en-US"/>
-                </w:rPr>
-              </m:ctrlPr>
-            </m:dPr>
-            <m:e>
-              <m:r>
-                <w:rPr>
-                  <w:rFonts w:ascii="Cambria Math" w:hAnsi="Cambria Math"/>
-                  <w:lang w:val="en-US"/>
-                </w:rPr>
-                <m:t>X</m:t>
-              </m:r>
-            </m:e>
-          </m:d>
-          <m:r>
-            <w:rPr>
-              <w:rFonts w:ascii="Cambria Math" w:hAnsi="Cambria Math"/>
-              <w:lang w:val="en-US"/>
-            </w:rPr>
-            <m:t>=</m:t>
-          </m:r>
-          <m:f>
-            <m:fPr>
-              <m:ctrlPr>
-                <w:rPr>
-                  <w:rFonts w:ascii="Cambria Math" w:hAnsi="Cambria Math"/>
-                  <w:i/>
-                  <w:lang w:val="en-US"/>
-                </w:rPr>
-              </m:ctrlPr>
-            </m:fPr>
-            <m:num>
-              <m:sSup>
-                <m:sSupPr>
-                  <m:ctrlPr>
-                    <w:rPr>
-                      <w:rFonts w:ascii="Cambria Math" w:hAnsi="Cambria Math"/>
-                      <w:i/>
-                      <w:lang w:val="en-US"/>
-                    </w:rPr>
-                  </m:ctrlPr>
-                </m:sSupPr>
-                <m:e>
-                  <m:d>
-                    <m:dPr>
-                      <m:ctrlPr>
-                        <w:rPr>
-                          <w:rFonts w:ascii="Cambria Math" w:hAnsi="Cambria Math"/>
-                          <w:i/>
-                          <w:lang w:val="en-US"/>
-                        </w:rPr>
-                      </m:ctrlPr>
-                    </m:dPr>
-                    <m:e>
-                      <m:r>
-                        <w:rPr>
-                          <w:rFonts w:ascii="Cambria Math" w:hAnsi="Cambria Math"/>
-                          <w:lang w:val="en-US"/>
-                        </w:rPr>
-                        <m:t>b-a</m:t>
-                      </m:r>
-                    </m:e>
-                  </m:d>
-                </m:e>
-                <m:sup>
-                  <m:r>
-                    <w:rPr>
-                      <w:rFonts w:ascii="Cambria Math" w:hAnsi="Cambria Math"/>
-                      <w:lang w:val="en-US"/>
-                    </w:rPr>
-                    <m:t>2</m:t>
-                  </m:r>
-                </m:sup>
-              </m:sSup>
-            </m:num>
-            <m:den>
-              <m:r>
-                <w:rPr>
-                  <w:rFonts w:ascii="Cambria Math" w:hAnsi="Cambria Math"/>
-                  <w:lang w:val="en-US"/>
-                </w:rPr>
-                <m:t>12</m:t>
-              </m:r>
-            </m:den>
-          </m:f>
-        </m:oMath>
-      </m:oMathPara>
-    </w:p>
-    <w:p>
-      <w:pPr>
-        <w:pStyle w:val="ListParagraph"/>
-        <w:numPr>
-          <w:ilvl w:val="0"/>
-          <w:numId w:val="1"/>
-        </w:numPr>
-        <w:rPr>
-          <w:lang w:val="en-US"/>
-        </w:rPr>
-      </w:pPr>
-      <w:r>
-        <w:rPr>
-          <w:lang w:val="en-US"/>
-        </w:rPr>
-        <w:t>PDF</w:t>
-      </w:r>
-      <w:r>
-        <w:rPr>
-          <w:lang w:val="en-US"/>
-        </w:rPr>
-        <w:t xml:space="preserve"> Của Phân Phối Chuẩn?</w:t>
-      </w:r>
-    </w:p>
-    <w:p>
-      <w:pPr>
-        <w:pStyle w:val="ListParagraph"/>
-        <w:pBdr>
-          <w:top w:val="single" w:sz="4" w:space="1" w:color="auto"/>
-          <w:left w:val="single" w:sz="4" w:space="4" w:color="auto"/>
-          <w:bottom w:val="single" w:sz="4" w:space="1" w:color="auto"/>
-          <w:right w:val="single" w:sz="4" w:space="4" w:color="auto"/>
-        </w:pBdr>
-        <w:ind w:left="1080"/>
-        <w:rPr>
-          <w:rFonts w:ascii="Cambria Math" w:hAnsi="Cambria Math"/>
-          <w:lang w:val="en-US"/>
-          <w:oMath/>
-        </w:rPr>
-      </w:pPr>
-      <m:oMathPara>
-        <m:oMathParaPr>
-          <m:jc m:val="left"/>
-        </m:oMathParaPr>
-        <m:oMath>
-          <m:r>
-            <w:rPr>
-              <w:rFonts w:ascii="Cambria Math" w:hAnsi="Cambria Math"/>
-              <w:lang w:val="en-US"/>
-            </w:rPr>
-            <m:t>f</m:t>
-          </m:r>
-          <m:d>
-            <m:dPr>
-              <m:ctrlPr>
-                <w:rPr>
-                  <w:rFonts w:ascii="Cambria Math" w:hAnsi="Cambria Math"/>
-                  <w:i/>
-                  <w:lang w:val="en-US"/>
-                </w:rPr>
-              </m:ctrlPr>
-            </m:dPr>
-            <m:e>
-              <m:r>
-                <w:rPr>
-                  <w:rFonts w:ascii="Cambria Math" w:hAnsi="Cambria Math"/>
-                  <w:lang w:val="en-US"/>
-                </w:rPr>
-                <m:t>x</m:t>
-              </m:r>
-            </m:e>
-          </m:d>
-          <m:r>
-            <w:rPr>
-              <w:rFonts w:ascii="Cambria Math" w:hAnsi="Cambria Math"/>
-              <w:lang w:val="en-US"/>
-            </w:rPr>
-            <m:t>=</m:t>
-          </m:r>
-          <m:f>
-            <m:fPr>
-              <m:ctrlPr>
-                <w:rPr>
-                  <w:rFonts w:ascii="Cambria Math" w:hAnsi="Cambria Math"/>
-                  <w:i/>
-                  <w:lang w:val="en-US"/>
-                </w:rPr>
-              </m:ctrlPr>
-            </m:fPr>
-            <m:num>
-              <m:r>
-                <w:rPr>
-                  <w:rFonts w:ascii="Cambria Math" w:hAnsi="Cambria Math"/>
-                  <w:lang w:val="en-US"/>
-                </w:rPr>
-                <m:t>1</m:t>
-              </m:r>
-            </m:num>
-            <m:den>
-              <m:r>
-                <w:rPr>
-                  <w:rFonts w:ascii="Cambria Math" w:hAnsi="Cambria Math"/>
-                  <w:lang w:val="en-US"/>
-                </w:rPr>
-                <m:t>σ</m:t>
-              </m:r>
-              <m:rad>
-                <m:radPr>
-                  <m:degHide m:val="1"/>
-                  <m:ctrlPr>
-                    <w:rPr>
-                      <w:rFonts w:ascii="Cambria Math" w:hAnsi="Cambria Math"/>
-                      <w:i/>
-                      <w:lang w:val="en-US"/>
-                    </w:rPr>
-                  </m:ctrlPr>
-                </m:radPr>
-                <m:deg/>
-                <m:e>
-                  <m:r>
-                    <w:rPr>
-                      <w:rFonts w:ascii="Cambria Math" w:hAnsi="Cambria Math"/>
-                      <w:lang w:val="en-US"/>
-                    </w:rPr>
-                    <m:t>2π</m:t>
-                  </m:r>
-                </m:e>
-              </m:rad>
-            </m:den>
-          </m:f>
-          <m:sSup>
-            <m:sSupPr>
-              <m:ctrlPr>
-                <w:rPr>
-                  <w:rFonts w:ascii="Cambria Math" w:hAnsi="Cambria Math"/>
-                  <w:i/>
-                  <w:lang w:val="en-US"/>
-                </w:rPr>
-              </m:ctrlPr>
-            </m:sSupPr>
-            <m:e>
-              <m:r>
-                <w:rPr>
-                  <w:rFonts w:ascii="Cambria Math" w:hAnsi="Cambria Math"/>
-                  <w:lang w:val="en-US"/>
-                </w:rPr>
-                <m:t>e</m:t>
-              </m:r>
-            </m:e>
-            <m:sup>
-              <m:r>
-                <w:rPr>
-                  <w:rFonts w:ascii="Cambria Math" w:hAnsi="Cambria Math"/>
-                  <w:lang w:val="en-US"/>
-                </w:rPr>
-                <m:t>-</m:t>
-              </m:r>
-              <m:f>
-                <m:fPr>
-                  <m:ctrlPr>
-                    <w:rPr>
-                      <w:rFonts w:ascii="Cambria Math" w:hAnsi="Cambria Math"/>
-                      <w:i/>
-                      <w:lang w:val="en-US"/>
-                    </w:rPr>
-                  </m:ctrlPr>
-                </m:fPr>
-                <m:num>
-                  <m:r>
-                    <w:rPr>
-                      <w:rFonts w:ascii="Cambria Math" w:hAnsi="Cambria Math"/>
-                      <w:lang w:val="en-US"/>
-                    </w:rPr>
-                    <m:t>1</m:t>
-                  </m:r>
-                </m:num>
-                <m:den>
-                  <m:r>
-                    <w:rPr>
-                      <w:rFonts w:ascii="Cambria Math" w:hAnsi="Cambria Math"/>
-                      <w:lang w:val="en-US"/>
-                    </w:rPr>
-                    <m:t>2</m:t>
-                  </m:r>
-                </m:den>
-              </m:f>
-              <m:sSup>
-                <m:sSupPr>
-                  <m:ctrlPr>
-                    <w:rPr>
-                      <w:rFonts w:ascii="Cambria Math" w:hAnsi="Cambria Math"/>
-                      <w:i/>
-                      <w:lang w:val="en-US"/>
-                    </w:rPr>
-                  </m:ctrlPr>
-                </m:sSupPr>
-                <m:e>
-                  <m:d>
-                    <m:dPr>
-                      <m:ctrlPr>
-                        <w:rPr>
-                          <w:rFonts w:ascii="Cambria Math" w:hAnsi="Cambria Math"/>
-                          <w:i/>
-                          <w:lang w:val="en-US"/>
-                        </w:rPr>
-                      </m:ctrlPr>
-                    </m:dPr>
-                    <m:e>
-                      <m:f>
-                        <m:fPr>
-                          <m:ctrlPr>
-                            <w:rPr>
-                              <w:rFonts w:ascii="Cambria Math" w:hAnsi="Cambria Math"/>
-                              <w:i/>
-                              <w:lang w:val="en-US"/>
-                            </w:rPr>
-                          </m:ctrlPr>
-                        </m:fPr>
-                        <m:num>
-                          <m:r>
-                            <w:rPr>
-                              <w:rFonts w:ascii="Cambria Math" w:hAnsi="Cambria Math"/>
-                              <w:lang w:val="en-US"/>
-                            </w:rPr>
-                            <m:t>x - μ</m:t>
-                          </m:r>
-                        </m:num>
-                        <m:den>
-                          <m:r>
-                            <w:rPr>
-                              <w:rFonts w:ascii="Cambria Math" w:hAnsi="Cambria Math"/>
-                              <w:lang w:val="en-US"/>
-                            </w:rPr>
-                            <m:t>σ</m:t>
-                          </m:r>
-                        </m:den>
-                      </m:f>
-                    </m:e>
-                  </m:d>
-                </m:e>
-                <m:sup>
-                  <m:r>
-                    <w:rPr>
-                      <w:rFonts w:ascii="Cambria Math" w:hAnsi="Cambria Math"/>
-                      <w:lang w:val="en-US"/>
-                    </w:rPr>
-                    <m:t>2</m:t>
-                  </m:r>
-                </m:sup>
-              </m:sSup>
-            </m:sup>
-          </m:sSup>
-        </m:oMath>
-      </m:oMathPara>
-    </w:p>
-    <w:p>
-      <w:pPr>
-        <w:pStyle w:val="ListParagraph"/>
-        <w:numPr>
-          <w:ilvl w:val="0"/>
-          <w:numId w:val="4"/>
-        </w:numPr>
-        <w:rPr>
-          <w:rFonts w:ascii="Cambria Math" w:hAnsi="Cambria Math"/>
-          <w:lang w:val="en-US"/>
-          <w:oMath/>
-        </w:rPr>
-      </w:pPr>
-      <w:r>
-        <w:rPr>
-          <w:lang w:val="en-US"/>
-        </w:rPr>
-        <w:t>Kì</w:t>
-      </w:r>
-      <w:r>
-        <w:rPr>
-          <w:lang w:val="en-US"/>
-        </w:rPr>
-        <w:t xml:space="preserve"> vọng</w:t>
-      </w:r>
-      <w:r>
-        <w:rPr>
-          <w:lang w:val="en-US"/>
-        </w:rPr>
-        <w:t xml:space="preserve"> của phân phối chuẩn là</w:t>
-      </w:r>
-    </w:p>
-    <w:p>
-      <w:pPr>
-        <w:pStyle w:val="ListParagraph"/>
-        <w:pBdr>
-          <w:top w:val="single" w:sz="4" w:space="1" w:color="auto"/>
-          <w:left w:val="single" w:sz="4" w:space="4" w:color="auto"/>
-          <w:bottom w:val="single" w:sz="4" w:space="1" w:color="auto"/>
-          <w:right w:val="single" w:sz="4" w:space="4" w:color="auto"/>
-        </w:pBdr>
-        <w:ind w:left="1080"/>
-        <w:rPr>
-          <w:rFonts w:ascii="Cambria Math" w:hAnsi="Cambria Math"/>
-          <w:lang w:val="en-US"/>
-          <w:oMath/>
-        </w:rPr>
-      </w:pPr>
-      <m:oMathPara>
-        <m:oMathParaPr>
-          <m:jc m:val="left"/>
-        </m:oMathParaPr>
-        <m:oMath>
-          <m:r>
-            <w:rPr>
-              <w:rFonts w:ascii="Cambria Math" w:hAnsi="Cambria Math"/>
-              <w:lang w:val="en-US"/>
-            </w:rPr>
-            <m:t>E</m:t>
-          </m:r>
-          <m:d>
-            <m:dPr>
-              <m:begChr m:val="["/>
-              <m:endChr m:val="]"/>
-              <m:ctrlPr>
-                <w:rPr>
-                  <w:rFonts w:ascii="Cambria Math" w:eastAsiaTheme="minorEastAsia" w:hAnsi="Cambria Math"/>
-                  <w:i/>
-                  <w:lang w:val="en-US"/>
-                </w:rPr>
-              </m:ctrlPr>
-            </m:dPr>
-            <m:e>
-              <m:r>
-                <w:rPr>
-                  <w:rFonts w:ascii="Cambria Math" w:eastAsiaTheme="minorEastAsia" w:hAnsi="Cambria Math"/>
-                  <w:lang w:val="en-US"/>
-                </w:rPr>
-                <m:t>X</m:t>
-              </m:r>
-            </m:e>
-          </m:d>
-          <m:r>
-            <w:rPr>
-              <w:rFonts w:ascii="Cambria Math" w:hAnsi="Cambria Math"/>
-              <w:lang w:val="en-US"/>
-            </w:rPr>
-            <m:t>=μ</m:t>
-          </m:r>
-        </m:oMath>
-      </m:oMathPara>
-    </w:p>
-    <w:p>
-      <w:pPr>
-        <w:pStyle w:val="ListParagraph"/>
-        <w:numPr>
-          <w:ilvl w:val="0"/>
-          <w:numId w:val="4"/>
-        </w:numPr>
-        <w:rPr>
-          <w:rFonts w:ascii="Cambria Math" w:hAnsi="Cambria Math" w:cstheme="minorHAnsi"/>
-          <w:lang w:val="en-US"/>
-          <w:oMath/>
-        </w:rPr>
-      </w:pPr>
-      <w:r>
-        <w:rPr>
-          <w:lang w:val="en-US"/>
-        </w:rPr>
-        <w:t>Variance của phân phối chuẩn là</w:t>
-      </w:r>
-      <w:r>
-        <w:rPr>
-          <w:lang w:val="en-US"/>
-        </w:rPr>
-        <w:t xml:space="preserve"> </w:t>
-      </w:r>
-    </w:p>
-    <w:p>
-      <w:pPr>
-        <w:pStyle w:val="ListParagraph"/>
-        <w:pBdr>
-          <w:top w:val="single" w:sz="4" w:space="1" w:color="auto"/>
-          <w:left w:val="single" w:sz="4" w:space="4" w:color="auto"/>
-          <w:bottom w:val="single" w:sz="4" w:space="1" w:color="auto"/>
-          <w:right w:val="single" w:sz="4" w:space="4" w:color="auto"/>
-        </w:pBdr>
-        <w:ind w:left="1080"/>
-        <w:rPr>
-          <w:rFonts w:ascii="Cambria Math" w:hAnsi="Cambria Math"/>
-          <w:lang w:val="en-US"/>
-          <w:oMath/>
-        </w:rPr>
-      </w:pPr>
-      <m:oMathPara>
-        <m:oMathParaPr>
-          <m:jc m:val="left"/>
-        </m:oMathParaPr>
-        <m:oMath>
-          <m:r>
-            <w:rPr>
-              <w:rFonts w:ascii="Cambria Math" w:hAnsi="Cambria Math"/>
-              <w:lang w:val="en-US"/>
-            </w:rPr>
-            <m:t>Var</m:t>
-          </m:r>
-          <m:d>
-            <m:dPr>
-              <m:begChr m:val="["/>
-              <m:endChr m:val="]"/>
-              <m:ctrlPr>
-                <w:rPr>
-                  <w:rFonts w:ascii="Cambria Math" w:eastAsiaTheme="minorEastAsia" w:hAnsi="Cambria Math"/>
-                  <w:i/>
-                  <w:lang w:val="en-US"/>
-                </w:rPr>
-              </m:ctrlPr>
-            </m:dPr>
-            <m:e>
-              <m:r>
-                <w:rPr>
-                  <w:rFonts w:ascii="Cambria Math" w:eastAsiaTheme="minorEastAsia" w:hAnsi="Cambria Math"/>
-                  <w:lang w:val="en-US"/>
-                </w:rPr>
-                <m:t>X</m:t>
-              </m:r>
-            </m:e>
-          </m:d>
-          <m:r>
-            <w:rPr>
-              <w:rFonts w:ascii="Cambria Math" w:hAnsi="Cambria Math"/>
-              <w:lang w:val="en-US"/>
-            </w:rPr>
-            <m:t>=</m:t>
-          </m:r>
-          <m:sSup>
-            <m:sSupPr>
-              <m:ctrlPr>
-                <w:rPr>
-                  <w:rFonts w:ascii="Cambria Math" w:hAnsi="Cambria Math"/>
-                  <w:i/>
-                  <w:lang w:val="en-US"/>
-                </w:rPr>
-              </m:ctrlPr>
-            </m:sSupPr>
-            <m:e>
-              <m:r>
-                <w:rPr>
-                  <w:rFonts w:ascii="Cambria Math" w:hAnsi="Cambria Math"/>
-                  <w:lang w:val="en-US"/>
-                </w:rPr>
-                <m:t>σ</m:t>
-              </m:r>
-            </m:e>
-            <m:sup>
-              <m:r>
-                <w:rPr>
-                  <w:rFonts w:ascii="Cambria Math" w:hAnsi="Cambria Math"/>
-                  <w:lang w:val="en-US"/>
-                </w:rPr>
-                <m:t>2</m:t>
-              </m:r>
-            </m:sup>
-          </m:sSup>
-        </m:oMath>
-      </m:oMathPara>
-    </w:p>
-    <w:p>
-      <w:pPr>
-        <w:pStyle w:val="ListParagraph"/>
-        <w:numPr>
-          <w:ilvl w:val="0"/>
-          <w:numId w:val="1"/>
-        </w:numPr>
-        <w:rPr>
-          <w:rFonts w:ascii="Cambria Math" w:hAnsi="Cambria Math"/>
-          <w:lang w:val="en-US"/>
-          <w:oMath/>
-        </w:rPr>
-      </w:pPr>
-      <w:r>
-        <w:rPr>
-          <w:rFonts w:eastAsiaTheme="minorEastAsia"/>
-          <w:lang w:val="en-US"/>
-        </w:rPr>
-        <w:t xml:space="preserve">Tích </w:t>
-      </w:r>
-      <w:r>
-        <w:rPr>
-          <w:rFonts w:eastAsiaTheme="minorEastAsia"/>
-          <w:lang w:val="en-US"/>
-        </w:rPr>
-        <w:t>Phân Của Phân Phối Chuẩn?</w:t>
-      </w:r>
-    </w:p>
-    <w:p>
-      <w:pPr>
-        <w:pStyle w:val="ListParagraph"/>
-        <w:numPr>
-          <w:ilvl w:val="0"/>
-          <w:numId w:val="4"/>
-        </w:numPr>
-        <w:rPr>
-          <w:rFonts w:ascii="Cambria Math" w:hAnsi="Cambria Math"/>
-          <w:lang w:val="en-US"/>
-          <w:oMath/>
-        </w:rPr>
-      </w:pPr>
-      <w:r>
-        <w:rPr>
-          <w:rFonts w:eastAsiaTheme="minorEastAsia"/>
-          <w:lang w:val="en-US"/>
-        </w:rPr>
-        <w:t>Phân phối chuẩn không thể tính tích phân, nên tạo ra 1 hàm mới để biểu thị tích phân của phân phối chuẩn là hàm lỗi erf(x)</w:t>
-      </w:r>
-    </w:p>
-    <w:p>
-      <w:pPr>
-        <w:pStyle w:val="ListParagraph"/>
-        <w:numPr>
-          <w:ilvl w:val="0"/>
-          <w:numId w:val="4"/>
-        </w:numPr>
-        <w:rPr>
-          <w:rFonts w:ascii="Cambria Math" w:hAnsi="Cambria Math"/>
-          <w:lang w:val="en-US"/>
-          <w:oMath/>
-        </w:rPr>
-      </w:pPr>
-      <w:r>
-        <w:rPr>
-          <w:rFonts w:eastAsiaTheme="minorEastAsia"/>
-          <w:lang w:val="en-US"/>
-        </w:rPr>
-        <w:t xml:space="preserve">erf(x) có giá trị là 2 lần tích phân của phân phối chuẩn có Mean = 0 và </w:t>
-      </w:r>
-    </w:p>
-    <w:p>
-      <w:pPr>
-        <w:pStyle w:val="ListParagraph"/>
-        <w:ind w:left="1080"/>
-        <w:rPr>
-          <w:rFonts w:eastAsiaTheme="minorEastAsia"/>
-          <w:lang w:val="en-US"/>
-        </w:rPr>
-      </w:pPr>
-      <w:r>
-        <w:rPr>
-          <w:rFonts w:eastAsiaTheme="minorEastAsia"/>
-          <w:lang w:val="en-US"/>
-        </w:rPr>
-        <w:t>Std = 1 / 2</w:t>
-      </w:r>
-      <w:r>
-        <w:rPr>
-          <w:rFonts w:eastAsiaTheme="minorEastAsia"/>
-          <w:vertAlign w:val="superscript"/>
-          <w:lang w:val="en-US"/>
-        </w:rPr>
-        <w:t>0.5</w:t>
-      </w:r>
-      <w:r>
-        <w:rPr>
-          <w:rFonts w:eastAsiaTheme="minorEastAsia"/>
-          <w:lang w:val="en-US"/>
-        </w:rPr>
-        <w:t>, cận dưới là 0, cận trên là x</w:t>
-      </w:r>
-    </w:p>
-    <w:p>
-      <w:pPr>
-        <w:pStyle w:val="ListParagraph"/>
-        <w:numPr>
-          <w:ilvl w:val="0"/>
-          <w:numId w:val="1"/>
-        </w:numPr>
-        <w:rPr>
-          <w:rFonts w:ascii="Cambria Math" w:hAnsi="Cambria Math"/>
-          <w:lang w:val="en-US"/>
-          <w:oMath/>
-        </w:rPr>
-      </w:pPr>
-      <w:r>
-        <w:rPr>
-          <w:rFonts w:eastAsiaTheme="minorEastAsia"/>
-          <w:lang w:val="en-US"/>
-        </w:rPr>
-        <w:t xml:space="preserve">CDF </w:t>
-      </w:r>
-      <w:r>
-        <w:rPr>
-          <w:rFonts w:eastAsiaTheme="minorEastAsia"/>
-          <w:lang w:val="en-US"/>
-        </w:rPr>
-        <w:t>Của Phân Phối Chuẩn Tắc?</w:t>
-      </w:r>
-    </w:p>
-    <w:p>
-      <w:pPr>
-        <w:pStyle w:val="ListParagraph"/>
-        <w:pBdr>
-          <w:top w:val="single" w:sz="4" w:space="1" w:color="auto"/>
-          <w:left w:val="single" w:sz="4" w:space="4" w:color="auto"/>
-          <w:bottom w:val="single" w:sz="4" w:space="1" w:color="auto"/>
-          <w:right w:val="single" w:sz="4" w:space="4" w:color="auto"/>
-        </w:pBdr>
-        <w:ind w:left="1080"/>
-        <w:rPr>
-          <w:rFonts w:ascii="Cambria Math" w:hAnsi="Cambria Math"/>
-          <w:lang w:val="en-US"/>
-          <w:oMath/>
-        </w:rPr>
-      </w:pPr>
-      <m:oMathPara>
-        <m:oMathParaPr>
-          <m:jc m:val="left"/>
-        </m:oMathParaPr>
-        <m:oMath>
-          <m:r>
-            <m:rPr>
-              <m:sty m:val="p"/>
-            </m:rPr>
-            <w:rPr>
-              <w:rFonts w:ascii="Cambria Math" w:eastAsiaTheme="minorEastAsia" w:hAnsi="Cambria Math"/>
-              <w:lang w:val="en-US"/>
-            </w:rPr>
-            <m:t>Φ</m:t>
-          </m:r>
-          <m:d>
-            <m:dPr>
-              <m:ctrlPr>
-                <w:rPr>
-                  <w:rFonts w:ascii="Cambria Math" w:eastAsiaTheme="minorEastAsia" w:hAnsi="Cambria Math"/>
-                  <w:i/>
-                  <w:lang w:val="en-US"/>
-                </w:rPr>
-              </m:ctrlPr>
-            </m:dPr>
-            <m:e>
-              <m:r>
-                <w:rPr>
-                  <w:rFonts w:ascii="Cambria Math" w:eastAsiaTheme="minorEastAsia" w:hAnsi="Cambria Math"/>
-                  <w:lang w:val="en-US"/>
-                </w:rPr>
-                <m:t>x</m:t>
-              </m:r>
-            </m:e>
-          </m:d>
-          <m:r>
-            <m:rPr>
-              <m:sty m:val="p"/>
-            </m:rPr>
-            <w:rPr>
-              <w:rFonts w:ascii="Cambria Math" w:hAnsi="Cambria Math"/>
-              <w:lang w:val="en-US"/>
-            </w:rPr>
-            <m:t>=</m:t>
-          </m:r>
-          <m:f>
-            <m:fPr>
-              <m:ctrlPr>
-                <w:rPr>
-                  <w:rFonts w:ascii="Cambria Math" w:hAnsi="Cambria Math"/>
-                  <w:lang w:val="en-US"/>
-                </w:rPr>
-              </m:ctrlPr>
-            </m:fPr>
-            <m:num>
-              <m:r>
-                <w:rPr>
-                  <w:rFonts w:ascii="Cambria Math" w:hAnsi="Cambria Math"/>
-                  <w:lang w:val="en-US"/>
-                </w:rPr>
-                <m:t>1</m:t>
-              </m:r>
-            </m:num>
-            <m:den>
-              <m:r>
-                <w:rPr>
-                  <w:rFonts w:ascii="Cambria Math" w:hAnsi="Cambria Math"/>
-                  <w:lang w:val="en-US"/>
-                </w:rPr>
-                <m:t>2</m:t>
-              </m:r>
-            </m:den>
-          </m:f>
-          <m:r>
-            <m:rPr>
-              <m:sty m:val="p"/>
-            </m:rPr>
-            <w:rPr>
-              <w:rFonts w:ascii="Cambria Math" w:hAnsi="Cambria Math"/>
-              <w:lang w:val="en-US"/>
-            </w:rPr>
-            <m:t>+</m:t>
-          </m:r>
-          <m:f>
-            <m:fPr>
-              <m:ctrlPr>
-                <w:rPr>
-                  <w:rFonts w:ascii="Cambria Math" w:hAnsi="Cambria Math"/>
-                  <w:lang w:val="en-US"/>
-                </w:rPr>
-              </m:ctrlPr>
-            </m:fPr>
-            <m:num>
-              <m:r>
-                <w:rPr>
-                  <w:rFonts w:ascii="Cambria Math" w:hAnsi="Cambria Math"/>
-                  <w:lang w:val="en-US"/>
-                </w:rPr>
-                <m:t>1</m:t>
-              </m:r>
-            </m:num>
-            <m:den>
-              <m:r>
-                <w:rPr>
-                  <w:rFonts w:ascii="Cambria Math" w:hAnsi="Cambria Math"/>
-                  <w:lang w:val="en-US"/>
-                </w:rPr>
-                <m:t>2</m:t>
-              </m:r>
-            </m:den>
-          </m:f>
-          <m:r>
-            <m:rPr>
-              <m:sty m:val="p"/>
-            </m:rPr>
-            <w:rPr>
-              <w:rFonts w:ascii="Cambria Math" w:hAnsi="Cambria Math"/>
-              <w:lang w:val="en-US"/>
-            </w:rPr>
-            <m:t>erf</m:t>
-          </m:r>
-          <m:d>
-            <m:dPr>
-              <m:ctrlPr>
-                <w:rPr>
-                  <w:rFonts w:ascii="Cambria Math" w:hAnsi="Cambria Math"/>
-                  <w:lang w:val="en-US"/>
-                </w:rPr>
-              </m:ctrlPr>
-            </m:dPr>
-            <m:e>
-              <m:f>
-                <m:fPr>
-                  <m:ctrlPr>
-                    <w:rPr>
-                      <w:rFonts w:ascii="Cambria Math" w:hAnsi="Cambria Math"/>
-                      <w:i/>
-                      <w:lang w:val="en-US"/>
-                    </w:rPr>
-                  </m:ctrlPr>
-                </m:fPr>
-                <m:num>
-                  <m:r>
-                    <w:rPr>
-                      <w:rFonts w:ascii="Cambria Math" w:hAnsi="Cambria Math"/>
-                      <w:lang w:val="en-US"/>
-                    </w:rPr>
-                    <m:t>x</m:t>
-                  </m:r>
-                </m:num>
-                <m:den>
-                  <m:rad>
-                    <m:radPr>
-                      <m:degHide m:val="1"/>
-                      <m:ctrlPr>
-                        <w:rPr>
-                          <w:rFonts w:ascii="Cambria Math" w:hAnsi="Cambria Math"/>
-                          <w:i/>
-                          <w:lang w:val="en-US"/>
-                        </w:rPr>
-                      </m:ctrlPr>
-                    </m:radPr>
-                    <m:deg/>
-                    <m:e>
-                      <m:r>
-                        <w:rPr>
-                          <w:rFonts w:ascii="Cambria Math" w:hAnsi="Cambria Math"/>
-                          <w:lang w:val="en-US"/>
-                        </w:rPr>
-                        <m:t>2</m:t>
-                      </m:r>
-                    </m:e>
-                  </m:rad>
-                </m:den>
-              </m:f>
-            </m:e>
-          </m:d>
-        </m:oMath>
-      </m:oMathPara>
-    </w:p>
-    <w:p>
-      <w:pPr>
-        <w:pStyle w:val="ListParagraph"/>
-        <w:numPr>
-          <w:ilvl w:val="0"/>
-          <w:numId w:val="1"/>
-        </w:numPr>
-        <w:rPr>
-          <w:rFonts w:ascii="Cambria Math" w:hAnsi="Cambria Math"/>
-          <w:lang w:val="en-US"/>
-          <w:oMath/>
-        </w:rPr>
-      </w:pPr>
-      <w:r>
-        <w:rPr>
-          <w:rFonts w:eastAsiaTheme="minorEastAsia"/>
-          <w:lang w:val="en-US"/>
-        </w:rPr>
-        <w:t>Ước Lượng Tích Phân Của Phân Phối Chuẩn?</w:t>
-      </w:r>
-    </w:p>
-    <w:p>
-      <w:pPr>
-        <w:pStyle w:val="ListParagraph"/>
-        <w:numPr>
-          <w:ilvl w:val="0"/>
-          <w:numId w:val="4"/>
-        </w:numPr>
-        <w:rPr>
-          <w:rFonts w:ascii="Cambria Math" w:hAnsi="Cambria Math"/>
-          <w:lang w:val="en-US"/>
-          <w:oMath/>
-        </w:rPr>
-      </w:pPr>
-      <w:r>
-        <w:rPr>
-          <w:rFonts w:eastAsiaTheme="minorEastAsia"/>
-          <w:lang w:val="en-US"/>
-        </w:rPr>
-        <w:lastRenderedPageBreak/>
-        <w:t>Xét phân phối chuẩn có Mean = 0, tích phân đoạn [–</w:t>
-      </w:r>
-      <w:r>
-        <w:rPr>
-          <w:rFonts w:eastAsiaTheme="minorEastAsia"/>
-          <w:lang w:val="en-US"/>
-        </w:rPr>
-        <w:sym w:font="Symbol" w:char="F073"/>
-      </w:r>
-      <w:r>
-        <w:rPr>
-          <w:rFonts w:eastAsiaTheme="minorEastAsia"/>
-          <w:lang w:val="en-US"/>
-        </w:rPr>
-        <w:t xml:space="preserve">, </w:t>
-      </w:r>
-      <w:r>
-        <w:rPr>
-          <w:rFonts w:eastAsiaTheme="minorEastAsia"/>
-          <w:lang w:val="en-US"/>
-        </w:rPr>
-        <w:sym w:font="Symbol" w:char="F073"/>
-      </w:r>
-      <w:r>
-        <w:rPr>
-          <w:rFonts w:eastAsiaTheme="minorEastAsia"/>
-          <w:lang w:val="en-US"/>
-        </w:rPr>
-        <w:t>] = 68%, đoạn [–2</w:t>
-      </w:r>
-      <w:r>
-        <w:rPr>
-          <w:rFonts w:eastAsiaTheme="minorEastAsia"/>
-          <w:lang w:val="en-US"/>
-        </w:rPr>
-        <w:sym w:font="Symbol" w:char="F073"/>
-      </w:r>
-      <w:r>
-        <w:rPr>
-          <w:rFonts w:eastAsiaTheme="minorEastAsia"/>
-          <w:lang w:val="en-US"/>
-        </w:rPr>
-        <w:t xml:space="preserve">, </w:t>
-      </w:r>
-      <w:r>
-        <w:rPr>
-          <w:rFonts w:eastAsiaTheme="minorEastAsia"/>
-          <w:lang w:val="en-US"/>
-        </w:rPr>
-        <w:sym w:font="Symbol" w:char="F073"/>
-      </w:r>
-      <w:r>
-        <w:rPr>
-          <w:rFonts w:eastAsiaTheme="minorEastAsia"/>
-          <w:lang w:val="en-US"/>
-        </w:rPr>
-        <w:t>] = 95%, đoạn [–3</w:t>
-      </w:r>
-      <w:r>
-        <w:rPr>
-          <w:rFonts w:eastAsiaTheme="minorEastAsia"/>
-          <w:lang w:val="en-US"/>
-        </w:rPr>
-        <w:sym w:font="Symbol" w:char="F073"/>
-      </w:r>
-      <w:r>
-        <w:rPr>
-          <w:rFonts w:eastAsiaTheme="minorEastAsia"/>
-          <w:lang w:val="en-US"/>
-        </w:rPr>
-        <w:t>, 3</w:t>
-      </w:r>
-      <w:r>
-        <w:rPr>
-          <w:rFonts w:eastAsiaTheme="minorEastAsia"/>
-          <w:lang w:val="en-US"/>
-        </w:rPr>
-        <w:sym w:font="Symbol" w:char="F073"/>
-      </w:r>
-      <w:r>
-        <w:rPr>
-          <w:rFonts w:eastAsiaTheme="minorEastAsia"/>
-          <w:lang w:val="en-US"/>
-        </w:rPr>
-        <w:t>] = 99.7%</w:t>
-      </w:r>
-    </w:p>
-    <w:p>
-      <w:pPr>
-        <w:pStyle w:val="ListParagraph"/>
-        <w:numPr>
-          <w:ilvl w:val="0"/>
-          <w:numId w:val="1"/>
-        </w:numPr>
-        <w:rPr>
-          <w:rFonts w:ascii="Cambria Math" w:hAnsi="Cambria Math"/>
-          <w:lang w:val="en-US"/>
-          <w:oMath/>
-        </w:rPr>
-      </w:pPr>
-      <w:r>
-        <w:rPr>
-          <w:rFonts w:eastAsiaTheme="minorEastAsia"/>
-          <w:lang w:val="en-US"/>
-        </w:rPr>
-        <w:t>Kí Hiệ</w:t>
-      </w:r>
-      <w:r>
-        <w:rPr>
-          <w:rFonts w:eastAsiaTheme="minorEastAsia"/>
-          <w:lang w:val="en-US"/>
-        </w:rPr>
-        <w:t xml:space="preserve">u Biến Ngẫu Nhiên Có </w:t>
-      </w:r>
-      <w:r>
-        <w:rPr>
-          <w:rFonts w:eastAsiaTheme="minorEastAsia"/>
-          <w:lang w:val="en-US"/>
-        </w:rPr>
-        <w:t>Phân Phối Chuẩn?</w:t>
-      </w:r>
-    </w:p>
-    <w:p>
-      <w:pPr>
-        <w:pStyle w:val="ListParagraph"/>
-        <w:pBdr>
-          <w:top w:val="single" w:sz="4" w:space="1" w:color="auto"/>
-          <w:left w:val="single" w:sz="4" w:space="4" w:color="auto"/>
-          <w:bottom w:val="single" w:sz="4" w:space="1" w:color="auto"/>
-          <w:right w:val="single" w:sz="4" w:space="4" w:color="auto"/>
-        </w:pBdr>
-        <w:ind w:left="1080"/>
-        <w:rPr>
-          <w:rFonts w:eastAsiaTheme="minorEastAsia"/>
-          <w:lang w:val="en-US"/>
-        </w:rPr>
-      </w:pPr>
-      <m:oMath>
-        <m:r>
-          <w:rPr>
-            <w:rFonts w:ascii="Cambria Math" w:eastAsiaTheme="minorEastAsia" w:hAnsi="Cambria Math"/>
-            <w:lang w:val="en-US"/>
-          </w:rPr>
-          <m:t>X ~ N</m:t>
-        </m:r>
-        <m:d>
-          <m:dPr>
-            <m:ctrlPr>
-              <w:rPr>
-                <w:rFonts w:ascii="Cambria Math" w:eastAsiaTheme="minorEastAsia" w:hAnsi="Cambria Math"/>
-                <w:i/>
-                <w:lang w:val="en-US"/>
-              </w:rPr>
-            </m:ctrlPr>
-          </m:dPr>
-          <m:e>
-            <m:r>
-              <w:rPr>
-                <w:rFonts w:ascii="Cambria Math" w:eastAsiaTheme="minorEastAsia" w:hAnsi="Cambria Math"/>
-                <w:lang w:val="en-US"/>
-              </w:rPr>
-              <m:t>μ,</m:t>
-            </m:r>
-            <m:sSup>
-              <m:sSupPr>
-                <m:ctrlPr>
-                  <w:rPr>
-                    <w:rFonts w:ascii="Cambria Math" w:eastAsiaTheme="minorEastAsia" w:hAnsi="Cambria Math"/>
-                    <w:i/>
-                    <w:lang w:val="en-US"/>
-                  </w:rPr>
-                </m:ctrlPr>
-              </m:sSupPr>
-              <m:e>
-                <m:r>
-                  <w:rPr>
-                    <w:rFonts w:ascii="Cambria Math" w:eastAsiaTheme="minorEastAsia" w:hAnsi="Cambria Math"/>
-                    <w:lang w:val="en-US"/>
-                  </w:rPr>
-                  <m:t>σ</m:t>
-                </m:r>
-              </m:e>
-              <m:sup>
-                <m:r>
-                  <w:rPr>
-                    <w:rFonts w:ascii="Cambria Math" w:eastAsiaTheme="minorEastAsia" w:hAnsi="Cambria Math"/>
-                    <w:lang w:val="en-US"/>
-                  </w:rPr>
-                  <m:t>2</m:t>
-                </m:r>
-              </m:sup>
-            </m:sSup>
-          </m:e>
-        </m:d>
-      </m:oMath>
-      <w:r>
-        <w:rPr>
-          <w:rFonts w:eastAsiaTheme="minorEastAsia"/>
-          <w:lang w:val="en-US"/>
-        </w:rPr>
-        <w:t xml:space="preserve"> </w:t>
-      </w:r>
-    </w:p>
-    <w:p>
-      <w:pPr>
-        <w:pStyle w:val="ListParagraph"/>
-        <w:numPr>
-          <w:ilvl w:val="0"/>
-          <w:numId w:val="1"/>
-        </w:numPr>
-        <w:rPr>
-          <w:rFonts w:ascii="Cambria Math" w:hAnsi="Cambria Math"/>
-          <w:lang w:val="en-US"/>
-          <w:oMath/>
-        </w:rPr>
-      </w:pPr>
-      <w:r>
-        <w:rPr>
-          <w:rFonts w:eastAsiaTheme="minorEastAsia"/>
-          <w:lang w:val="en-US"/>
-        </w:rPr>
-        <w:t>MGF Của Phân Phối Chuẩn?</w:t>
-      </w:r>
-    </w:p>
-    <w:p>
-      <w:pPr>
-        <w:pStyle w:val="ListParagraph"/>
-        <w:pBdr>
-          <w:top w:val="single" w:sz="4" w:space="1" w:color="auto"/>
-          <w:left w:val="single" w:sz="4" w:space="4" w:color="auto"/>
-          <w:bottom w:val="single" w:sz="4" w:space="1" w:color="auto"/>
-          <w:right w:val="single" w:sz="4" w:space="4" w:color="auto"/>
-        </w:pBdr>
-        <w:ind w:left="1080"/>
-        <w:rPr>
-          <w:rFonts w:ascii="Cambria Math" w:hAnsi="Cambria Math"/>
-          <w:lang w:val="en-US"/>
-          <w:oMath/>
-        </w:rPr>
-      </w:pPr>
-      <m:oMath>
-        <m:sSub>
-          <m:sSubPr>
-            <m:ctrlPr>
-              <w:rPr>
-                <w:rFonts w:ascii="Cambria Math" w:eastAsiaTheme="minorEastAsia" w:hAnsi="Cambria Math"/>
-                <w:i/>
-                <w:lang w:val="en-US"/>
-              </w:rPr>
-            </m:ctrlPr>
-          </m:sSubPr>
-          <m:e>
-            <m:r>
-              <w:rPr>
-                <w:rFonts w:ascii="Cambria Math" w:eastAsiaTheme="minorEastAsia" w:hAnsi="Cambria Math"/>
-                <w:lang w:val="en-US"/>
-              </w:rPr>
-              <m:t>M</m:t>
-            </m:r>
-          </m:e>
-          <m:sub>
-            <m:r>
-              <w:rPr>
-                <w:rFonts w:ascii="Cambria Math" w:eastAsiaTheme="minorEastAsia" w:hAnsi="Cambria Math"/>
-                <w:lang w:val="en-US"/>
-              </w:rPr>
-              <m:t>X</m:t>
-            </m:r>
-          </m:sub>
-        </m:sSub>
-        <m:d>
-          <m:dPr>
-            <m:ctrlPr>
-              <w:rPr>
-                <w:rFonts w:ascii="Cambria Math" w:eastAsiaTheme="minorEastAsia" w:hAnsi="Cambria Math"/>
-                <w:i/>
-                <w:lang w:val="en-US"/>
-              </w:rPr>
-            </m:ctrlPr>
-          </m:dPr>
-          <m:e>
-            <m:r>
-              <w:rPr>
-                <w:rFonts w:ascii="Cambria Math" w:eastAsiaTheme="minorEastAsia" w:hAnsi="Cambria Math"/>
-                <w:lang w:val="en-US"/>
-              </w:rPr>
-              <m:t>t</m:t>
-            </m:r>
-          </m:e>
-        </m:d>
-        <m:r>
-          <w:rPr>
-            <w:rFonts w:ascii="Cambria Math" w:eastAsiaTheme="minorEastAsia" w:hAnsi="Cambria Math"/>
-            <w:lang w:val="en-US"/>
-          </w:rPr>
-          <m:t>=</m:t>
-        </m:r>
-        <m:sSup>
-          <m:sSupPr>
-            <m:ctrlPr>
-              <w:rPr>
-                <w:rFonts w:ascii="Cambria Math" w:eastAsiaTheme="minorEastAsia" w:hAnsi="Cambria Math"/>
-                <w:i/>
-                <w:lang w:val="en-US"/>
-              </w:rPr>
-            </m:ctrlPr>
-          </m:sSupPr>
-          <m:e>
-            <m:r>
-              <w:rPr>
-                <w:rFonts w:ascii="Cambria Math" w:eastAsiaTheme="minorEastAsia" w:hAnsi="Cambria Math"/>
-                <w:lang w:val="en-US"/>
-              </w:rPr>
-              <m:t>e</m:t>
-            </m:r>
-          </m:e>
-          <m:sup>
-            <m:r>
-              <w:rPr>
-                <w:rFonts w:ascii="Cambria Math" w:eastAsiaTheme="minorEastAsia" w:hAnsi="Cambria Math"/>
-                <w:lang w:val="en-US"/>
-              </w:rPr>
-              <m:t xml:space="preserve">μt + </m:t>
-            </m:r>
-            <m:f>
-              <m:fPr>
-                <m:ctrlPr>
-                  <w:rPr>
-                    <w:rFonts w:ascii="Cambria Math" w:eastAsiaTheme="minorEastAsia" w:hAnsi="Cambria Math"/>
-                    <w:i/>
-                    <w:lang w:val="en-US"/>
-                  </w:rPr>
-                </m:ctrlPr>
-              </m:fPr>
-              <m:num>
-                <m:r>
-                  <w:rPr>
-                    <w:rFonts w:ascii="Cambria Math" w:eastAsiaTheme="minorEastAsia" w:hAnsi="Cambria Math"/>
-                    <w:lang w:val="en-US"/>
-                  </w:rPr>
-                  <m:t>1</m:t>
-                </m:r>
-              </m:num>
-              <m:den>
-                <m:r>
-                  <w:rPr>
-                    <w:rFonts w:ascii="Cambria Math" w:eastAsiaTheme="minorEastAsia" w:hAnsi="Cambria Math"/>
-                    <w:lang w:val="en-US"/>
-                  </w:rPr>
-                  <m:t>2</m:t>
-                </m:r>
-              </m:den>
-            </m:f>
-            <m:sSup>
-              <m:sSupPr>
-                <m:ctrlPr>
-                  <w:rPr>
-                    <w:rFonts w:ascii="Cambria Math" w:eastAsiaTheme="minorEastAsia" w:hAnsi="Cambria Math"/>
-                    <w:i/>
-                    <w:lang w:val="en-US"/>
-                  </w:rPr>
-                </m:ctrlPr>
-              </m:sSupPr>
-              <m:e>
-                <m:d>
-                  <m:dPr>
-                    <m:ctrlPr>
-                      <w:rPr>
-                        <w:rFonts w:ascii="Cambria Math" w:eastAsiaTheme="minorEastAsia" w:hAnsi="Cambria Math"/>
-                        <w:i/>
-                        <w:lang w:val="en-US"/>
-                      </w:rPr>
-                    </m:ctrlPr>
-                  </m:dPr>
-                  <m:e>
-                    <m:r>
-                      <w:rPr>
-                        <w:rFonts w:ascii="Cambria Math" w:eastAsiaTheme="minorEastAsia" w:hAnsi="Cambria Math"/>
-                        <w:lang w:val="en-US"/>
-                      </w:rPr>
-                      <m:t>σt</m:t>
-                    </m:r>
-                  </m:e>
-                </m:d>
-              </m:e>
-              <m:sup>
-                <m:r>
-                  <w:rPr>
-                    <w:rFonts w:ascii="Cambria Math" w:eastAsiaTheme="minorEastAsia" w:hAnsi="Cambria Math"/>
-                    <w:lang w:val="en-US"/>
-                  </w:rPr>
-                  <m:t>2</m:t>
-                </m:r>
-              </m:sup>
-            </m:sSup>
-          </m:sup>
-        </m:sSup>
-      </m:oMath>
-      <w:r>
-        <w:rPr>
-          <w:rFonts w:eastAsiaTheme="minorEastAsia"/>
-          <w:lang w:val="en-US"/>
-        </w:rPr>
-        <w:t xml:space="preserve"> </w:t>
-      </w:r>
-    </w:p>
-    <w:p>
-      <w:pPr>
-        <w:pStyle w:val="ListParagraph"/>
-        <w:numPr>
-          <w:ilvl w:val="0"/>
-          <w:numId w:val="4"/>
-        </w:numPr>
-        <w:rPr>
-          <w:rFonts w:ascii="Cambria Math" w:hAnsi="Cambria Math"/>
-          <w:lang w:val="en-US"/>
-          <w:oMath/>
-        </w:rPr>
-      </w:pPr>
-      <w:r>
-        <w:rPr>
-          <w:rFonts w:eastAsiaTheme="minorEastAsia"/>
-          <w:lang w:val="en-US"/>
-        </w:rPr>
-        <w:t>X là biến ngẫu nhiên có phân phối chuẩn</w:t>
-      </w:r>
-    </w:p>
-    <w:p>
-      <w:pPr>
-        <w:pStyle w:val="ListParagraph"/>
-        <w:numPr>
-          <w:ilvl w:val="0"/>
-          <w:numId w:val="1"/>
-        </w:numPr>
-        <w:rPr>
-          <w:rFonts w:ascii="Cambria Math" w:hAnsi="Cambria Math"/>
-          <w:lang w:val="en-US"/>
-          <w:oMath/>
-        </w:rPr>
-      </w:pPr>
-      <w:r>
-        <w:rPr>
-          <w:rFonts w:eastAsiaTheme="minorEastAsia"/>
-          <w:lang w:val="en-US"/>
-        </w:rPr>
-        <w:t>Phân Phối Chi Bình Phương Là Gì?</w:t>
-      </w:r>
-    </w:p>
-    <w:p>
-      <w:pPr>
-        <w:pStyle w:val="ListParagraph"/>
-        <w:numPr>
-          <w:ilvl w:val="0"/>
-          <w:numId w:val="7"/>
-        </w:numPr>
-        <w:rPr>
-          <w:rFonts w:ascii="Cambria Math" w:hAnsi="Cambria Math"/>
-          <w:lang w:val="en-US"/>
-          <w:oMath/>
-        </w:rPr>
-      </w:pPr>
-      <w:r>
-        <w:rPr>
-          <w:rFonts w:eastAsiaTheme="minorEastAsia"/>
-          <w:lang w:val="en-US"/>
-        </w:rPr>
-        <w:t>Gọi biến ngẫ</w:t>
-      </w:r>
-      <w:r>
-        <w:rPr>
-          <w:rFonts w:eastAsiaTheme="minorEastAsia"/>
-          <w:lang w:val="en-US"/>
-        </w:rPr>
-        <w:t>u nhiên X = A</w:t>
-      </w:r>
-      <w:r>
-        <w:rPr>
-          <w:rFonts w:eastAsiaTheme="minorEastAsia"/>
-          <w:vertAlign w:val="superscript"/>
-          <w:lang w:val="en-US"/>
-        </w:rPr>
-        <w:t xml:space="preserve">2 </w:t>
-      </w:r>
-      <w:r>
-        <w:rPr>
-          <w:rFonts w:eastAsiaTheme="minorEastAsia"/>
-          <w:lang w:val="en-US"/>
-        </w:rPr>
-        <w:t>+ B</w:t>
-      </w:r>
-      <w:r>
-        <w:rPr>
-          <w:rFonts w:eastAsiaTheme="minorEastAsia"/>
-          <w:vertAlign w:val="superscript"/>
-          <w:lang w:val="en-US"/>
-        </w:rPr>
-        <w:t>2</w:t>
-      </w:r>
-      <w:r>
-        <w:rPr>
-          <w:rFonts w:eastAsiaTheme="minorEastAsia"/>
-          <w:lang w:val="en-US"/>
-        </w:rPr>
-        <w:t xml:space="preserve"> + C</w:t>
-      </w:r>
-      <w:r>
-        <w:rPr>
-          <w:rFonts w:eastAsiaTheme="minorEastAsia"/>
-          <w:vertAlign w:val="superscript"/>
-          <w:lang w:val="en-US"/>
-        </w:rPr>
-        <w:t>2</w:t>
-      </w:r>
-      <w:r>
-        <w:rPr>
-          <w:rFonts w:eastAsiaTheme="minorEastAsia"/>
-          <w:lang w:val="en-US"/>
-        </w:rPr>
-        <w:t xml:space="preserve"> + …, A, B, C, … </w:t>
-      </w:r>
-      <w:r>
-        <w:rPr>
-          <w:rFonts w:eastAsiaTheme="minorEastAsia"/>
-          <w:lang w:val="en-US"/>
-        </w:rPr>
-        <w:t>đều có phân phối chuẩn tắc, khi đó X có phân phối chi bình phương với độ tự do k</w:t>
-      </w:r>
-      <w:r>
-        <w:rPr>
-          <w:rFonts w:eastAsiaTheme="minorEastAsia"/>
-          <w:lang w:val="en-US"/>
-        </w:rPr>
-        <w:t>, k là số biến ngẫu nhiên ở vế phải</w:t>
-      </w:r>
-    </w:p>
-    <w:p>
-      <w:pPr>
-        <w:pStyle w:val="ListParagraph"/>
-        <w:numPr>
-          <w:ilvl w:val="0"/>
-          <w:numId w:val="1"/>
-        </w:numPr>
-        <w:rPr>
-          <w:rFonts w:ascii="Cambria Math" w:hAnsi="Cambria Math"/>
-          <w:lang w:val="en-US"/>
-          <w:oMath/>
-        </w:rPr>
-      </w:pPr>
-      <w:r>
-        <w:rPr>
-          <w:rFonts w:eastAsiaTheme="minorEastAsia"/>
-          <w:lang w:val="en-US"/>
-        </w:rPr>
-        <w:t>Kí Hiệu Biến Ngẫu Nhiên Có Phân Phối Chi Bình Phương?</w:t>
-      </w:r>
-    </w:p>
-    <w:p>
-      <w:pPr>
-        <w:pStyle w:val="ListParagraph"/>
-        <w:pBdr>
-          <w:top w:val="single" w:sz="4" w:space="1" w:color="auto"/>
-          <w:left w:val="single" w:sz="4" w:space="4" w:color="auto"/>
-          <w:bottom w:val="single" w:sz="4" w:space="1" w:color="auto"/>
-          <w:right w:val="single" w:sz="4" w:space="4" w:color="auto"/>
-        </w:pBdr>
-        <w:ind w:left="1080"/>
-        <w:rPr>
-          <w:rFonts w:ascii="Cambria Math" w:hAnsi="Cambria Math"/>
-          <w:lang w:val="en-US"/>
-          <w:oMath/>
-        </w:rPr>
-      </w:pPr>
-      <m:oMathPara>
-        <m:oMathParaPr>
-          <m:jc m:val="left"/>
-        </m:oMathParaPr>
-        <m:oMath>
-          <m:r>
-            <w:rPr>
-              <w:rFonts w:ascii="Cambria Math" w:eastAsiaTheme="minorEastAsia" w:hAnsi="Cambria Math"/>
-              <w:lang w:val="en-US"/>
-            </w:rPr>
-            <m:t xml:space="preserve">X ~ </m:t>
-          </m:r>
-          <m:sSubSup>
-            <m:sSubSupPr>
-              <m:ctrlPr>
-                <w:rPr>
-                  <w:rFonts w:ascii="Cambria Math" w:eastAsiaTheme="minorEastAsia" w:hAnsi="Cambria Math"/>
-                  <w:i/>
-                  <w:lang w:val="en-US"/>
-                </w:rPr>
-              </m:ctrlPr>
-            </m:sSubSupPr>
-            <m:e>
-              <m:r>
-                <w:rPr>
-                  <w:rFonts w:ascii="Cambria Math" w:eastAsiaTheme="minorEastAsia" w:hAnsi="Cambria Math"/>
-                  <w:lang w:val="en-US"/>
-                </w:rPr>
-                <m:t>χ</m:t>
-              </m:r>
-            </m:e>
-            <m:sub>
-              <m:r>
-                <w:rPr>
-                  <w:rFonts w:ascii="Cambria Math" w:eastAsiaTheme="minorEastAsia" w:hAnsi="Cambria Math"/>
-                  <w:lang w:val="en-US"/>
-                </w:rPr>
-                <m:t>k</m:t>
-              </m:r>
-            </m:sub>
-            <m:sup>
-              <m:r>
-                <w:rPr>
-                  <w:rFonts w:ascii="Cambria Math" w:eastAsiaTheme="minorEastAsia" w:hAnsi="Cambria Math"/>
-                  <w:lang w:val="en-US"/>
-                </w:rPr>
-                <m:t>2</m:t>
-              </m:r>
-            </m:sup>
-          </m:sSubSup>
-        </m:oMath>
-      </m:oMathPara>
-    </w:p>
-    <w:p>
-      <w:pPr>
-        <w:pStyle w:val="ListParagraph"/>
-        <w:numPr>
-          <w:ilvl w:val="0"/>
-          <w:numId w:val="7"/>
-        </w:numPr>
-        <w:rPr>
-          <w:rFonts w:ascii="Cambria Math" w:hAnsi="Cambria Math"/>
-          <w:lang w:val="en-US"/>
-          <w:oMath/>
-        </w:rPr>
-      </w:pPr>
-      <w:r>
-        <w:rPr>
-          <w:rFonts w:eastAsiaTheme="minorEastAsia"/>
-          <w:lang w:val="en-US"/>
-        </w:rPr>
-        <w:t>k là độ tự do</w:t>
-      </w:r>
-    </w:p>
-    <w:p>
-      <w:pPr>
-        <w:pStyle w:val="ListParagraph"/>
-        <w:numPr>
-          <w:ilvl w:val="0"/>
-          <w:numId w:val="1"/>
-        </w:numPr>
-        <w:rPr>
-          <w:rFonts w:ascii="Cambria Math" w:hAnsi="Cambria Math"/>
-          <w:lang w:val="en-US"/>
-          <w:oMath/>
-        </w:rPr>
-      </w:pPr>
-      <w:r>
-        <w:rPr>
-          <w:rFonts w:eastAsiaTheme="minorEastAsia"/>
-          <w:lang w:val="en-US"/>
-        </w:rPr>
-        <w:t xml:space="preserve">PDF </w:t>
-      </w:r>
-      <w:r>
-        <w:rPr>
-          <w:rFonts w:eastAsiaTheme="minorEastAsia"/>
-          <w:lang w:val="en-US"/>
-        </w:rPr>
-        <w:t>Của Phân Phối Mũ?</w:t>
-      </w:r>
-    </w:p>
-    <w:p>
-      <w:pPr>
-        <w:pStyle w:val="ListParagraph"/>
-        <w:pBdr>
-          <w:top w:val="single" w:sz="4" w:space="1" w:color="auto"/>
-          <w:left w:val="single" w:sz="4" w:space="4" w:color="auto"/>
-          <w:bottom w:val="single" w:sz="4" w:space="1" w:color="auto"/>
-          <w:right w:val="single" w:sz="4" w:space="4" w:color="auto"/>
-        </w:pBdr>
-        <w:ind w:left="1080"/>
-        <w:rPr>
-          <w:rFonts w:ascii="Cambria Math" w:hAnsi="Cambria Math"/>
-          <w:lang w:val="en-US"/>
-          <w:oMath/>
-        </w:rPr>
-      </w:pPr>
-      <m:oMathPara>
-        <m:oMathParaPr>
-          <m:jc m:val="left"/>
-        </m:oMathParaPr>
-        <m:oMath>
-          <m:r>
-            <w:rPr>
-              <w:rFonts w:ascii="Cambria Math" w:hAnsi="Cambria Math"/>
-              <w:lang w:val="en-US"/>
-            </w:rPr>
-            <m:t>y=</m:t>
-          </m:r>
-          <m:d>
-            <m:dPr>
-              <m:begChr m:val="{"/>
-              <m:endChr m:val=""/>
-              <m:ctrlPr>
-                <w:rPr>
-                  <w:rFonts w:ascii="Cambria Math" w:hAnsi="Cambria Math"/>
-                  <w:i/>
-                  <w:lang w:val="en-US"/>
-                </w:rPr>
-              </m:ctrlPr>
-            </m:dPr>
-            <m:e>
-              <m:m>
-                <m:mPr>
-                  <m:mcs>
-                    <m:mc>
-                      <m:mcPr>
-                        <m:count m:val="1"/>
-                        <m:mcJc m:val="center"/>
-                      </m:mcPr>
-                    </m:mc>
-                  </m:mcs>
-                  <m:ctrlPr>
-                    <w:rPr>
-                      <w:rFonts w:ascii="Cambria Math" w:hAnsi="Cambria Math"/>
-                      <w:i/>
-                      <w:lang w:val="en-US"/>
-                    </w:rPr>
-                  </m:ctrlPr>
-                </m:mPr>
-                <m:mr>
-                  <m:e>
-                    <m:r>
-                      <w:rPr>
-                        <w:rFonts w:ascii="Cambria Math" w:hAnsi="Cambria Math"/>
-                        <w:lang w:val="en-US"/>
-                      </w:rPr>
-                      <m:t>λ</m:t>
-                    </m:r>
-                    <m:sSup>
-                      <m:sSupPr>
-                        <m:ctrlPr>
-                          <w:rPr>
-                            <w:rFonts w:ascii="Cambria Math" w:hAnsi="Cambria Math"/>
-                            <w:i/>
-                            <w:lang w:val="en-US"/>
-                          </w:rPr>
-                        </m:ctrlPr>
-                      </m:sSupPr>
-                      <m:e>
-                        <m:r>
-                          <w:rPr>
-                            <w:rFonts w:ascii="Cambria Math" w:hAnsi="Cambria Math"/>
-                            <w:lang w:val="en-US"/>
-                          </w:rPr>
-                          <m:t>e</m:t>
-                        </m:r>
-                      </m:e>
-                      <m:sup>
-                        <m:r>
-                          <w:rPr>
-                            <w:rFonts w:ascii="Cambria Math" w:hAnsi="Cambria Math"/>
-                            <w:lang w:val="en-US"/>
-                          </w:rPr>
-                          <m:t>-λx</m:t>
-                        </m:r>
-                      </m:sup>
-                    </m:sSup>
-                  </m:e>
-                </m:mr>
-                <m:mr>
-                  <m:e>
-                    <m:r>
-                      <w:rPr>
-                        <w:rFonts w:ascii="Cambria Math" w:hAnsi="Cambria Math"/>
-                        <w:lang w:val="en-US"/>
-                      </w:rPr>
-                      <m:t>0</m:t>
-                    </m:r>
-                  </m:e>
-                </m:mr>
-              </m:m>
-            </m:e>
-          </m:d>
-          <m:r>
-            <m:rPr>
-              <m:sty m:val="p"/>
-            </m:rPr>
-            <w:rPr>
-              <w:rFonts w:ascii="Cambria Math" w:hAnsi="Cambria Math"/>
-              <w:lang w:val="en-US"/>
-            </w:rPr>
-            <m:t xml:space="preserve">   </m:t>
-          </m:r>
-          <m:m>
-            <m:mPr>
-              <m:mcs>
-                <m:mc>
-                  <m:mcPr>
-                    <m:count m:val="1"/>
-                    <m:mcJc m:val="center"/>
-                  </m:mcPr>
-                </m:mc>
-              </m:mcs>
-              <m:ctrlPr>
-                <w:rPr>
-                  <w:rFonts w:ascii="Cambria Math" w:hAnsi="Cambria Math"/>
-                  <w:lang w:val="en-US"/>
-                </w:rPr>
-              </m:ctrlPr>
-            </m:mPr>
-            <m:mr>
-              <m:e>
-                <m:r>
-                  <w:rPr>
-                    <w:rFonts w:ascii="Cambria Math" w:hAnsi="Cambria Math"/>
-                    <w:lang w:val="en-US"/>
-                  </w:rPr>
-                  <m:t>x≥0</m:t>
-                </m:r>
-              </m:e>
-            </m:mr>
-            <m:mr>
-              <m:e>
-                <m:r>
-                  <w:rPr>
-                    <w:rFonts w:ascii="Cambria Math" w:hAnsi="Cambria Math"/>
-                    <w:lang w:val="en-US"/>
-                  </w:rPr>
-                  <m:t>x&lt;0</m:t>
-                </m:r>
-              </m:e>
-            </m:mr>
-          </m:m>
-        </m:oMath>
-      </m:oMathPara>
-    </w:p>
-    <w:p>
-      <w:pPr>
-        <w:pStyle w:val="ListParagraph"/>
-        <w:numPr>
-          <w:ilvl w:val="0"/>
-          <w:numId w:val="4"/>
-        </w:numPr>
-        <w:rPr>
-          <w:rFonts w:ascii="Cambria Math" w:hAnsi="Cambria Math"/>
-          <w:lang w:val="en-US"/>
-          <w:oMath/>
-        </w:rPr>
-      </w:pPr>
-      <w:r>
-        <w:rPr>
-          <w:rFonts w:eastAsiaTheme="minorEastAsia"/>
-          <w:lang w:val="en-US"/>
-        </w:rPr>
-        <w:sym w:font="Symbol" w:char="F06C"/>
-      </w:r>
-      <w:r>
-        <w:rPr>
-          <w:rFonts w:eastAsiaTheme="minorEastAsia"/>
-          <w:lang w:val="en-US"/>
-        </w:rPr>
-        <w:t xml:space="preserve"> là tham số tỉ lệ</w:t>
-      </w:r>
-    </w:p>
-    <w:p>
-      <w:pPr>
-        <w:pStyle w:val="ListParagraph"/>
-        <w:numPr>
-          <w:ilvl w:val="0"/>
-          <w:numId w:val="4"/>
-        </w:numPr>
-        <w:rPr>
-          <w:rFonts w:ascii="Cambria Math" w:hAnsi="Cambria Math"/>
-          <w:lang w:val="en-US"/>
-          <w:oMath/>
-        </w:rPr>
-      </w:pPr>
-      <w:r>
-        <w:rPr>
-          <w:lang w:val="en-US"/>
-        </w:rPr>
-        <w:t>Kì</w:t>
-      </w:r>
-      <w:r>
-        <w:rPr>
-          <w:lang w:val="en-US"/>
-        </w:rPr>
-        <w:t xml:space="preserve"> vọng</w:t>
-      </w:r>
-      <w:r>
-        <w:rPr>
-          <w:lang w:val="en-US"/>
-        </w:rPr>
-        <w:t xml:space="preserve"> của phân phối mũ là</w:t>
-      </w:r>
-    </w:p>
-    <w:p>
-      <w:pPr>
-        <w:pStyle w:val="ListParagraph"/>
-        <w:pBdr>
-          <w:top w:val="single" w:sz="4" w:space="1" w:color="auto"/>
-          <w:left w:val="single" w:sz="4" w:space="4" w:color="auto"/>
-          <w:bottom w:val="single" w:sz="4" w:space="1" w:color="auto"/>
-          <w:right w:val="single" w:sz="4" w:space="4" w:color="auto"/>
-        </w:pBdr>
-        <w:ind w:left="1080"/>
-        <w:rPr>
-          <w:rFonts w:ascii="Cambria Math" w:hAnsi="Cambria Math"/>
-          <w:lang w:val="en-US"/>
-          <w:oMath/>
-        </w:rPr>
-      </w:pPr>
-      <m:oMathPara>
-        <m:oMathParaPr>
-          <m:jc m:val="left"/>
-        </m:oMathParaPr>
-        <m:oMath>
-          <m:r>
-            <w:rPr>
-              <w:rFonts w:ascii="Cambria Math" w:hAnsi="Cambria Math"/>
-              <w:lang w:val="en-US"/>
-            </w:rPr>
-            <m:t>E</m:t>
-          </m:r>
-          <m:d>
-            <m:dPr>
-              <m:begChr m:val="["/>
-              <m:endChr m:val="]"/>
-              <m:ctrlPr>
-                <w:rPr>
-                  <w:rFonts w:ascii="Cambria Math" w:eastAsiaTheme="minorEastAsia" w:hAnsi="Cambria Math"/>
-                  <w:i/>
-                  <w:lang w:val="en-US"/>
-                </w:rPr>
-              </m:ctrlPr>
-            </m:dPr>
-            <m:e>
-              <m:r>
-                <w:rPr>
-                  <w:rFonts w:ascii="Cambria Math" w:eastAsiaTheme="minorEastAsia" w:hAnsi="Cambria Math"/>
-                  <w:lang w:val="en-US"/>
-                </w:rPr>
-                <m:t>X</m:t>
-              </m:r>
-            </m:e>
-          </m:d>
-          <m:r>
-            <w:rPr>
-              <w:rFonts w:ascii="Cambria Math" w:hAnsi="Cambria Math"/>
-              <w:lang w:val="en-US"/>
-            </w:rPr>
-            <m:t>=</m:t>
-          </m:r>
-          <m:f>
-            <m:fPr>
-              <m:ctrlPr>
-                <w:rPr>
-                  <w:rFonts w:ascii="Cambria Math" w:hAnsi="Cambria Math"/>
-                  <w:i/>
-                  <w:lang w:val="en-US"/>
-                </w:rPr>
-              </m:ctrlPr>
-            </m:fPr>
-            <m:num>
-              <m:r>
-                <w:rPr>
-                  <w:rFonts w:ascii="Cambria Math" w:hAnsi="Cambria Math"/>
-                  <w:lang w:val="en-US"/>
-                </w:rPr>
-                <m:t>1</m:t>
-              </m:r>
-            </m:num>
-            <m:den>
-              <m:r>
-                <w:rPr>
-                  <w:rFonts w:ascii="Cambria Math" w:hAnsi="Cambria Math"/>
-                  <w:lang w:val="en-US"/>
-                </w:rPr>
-                <m:t>λ</m:t>
-              </m:r>
-            </m:den>
-          </m:f>
-        </m:oMath>
-      </m:oMathPara>
-    </w:p>
-    <w:p>
-      <w:pPr>
-        <w:pStyle w:val="ListParagraph"/>
-        <w:numPr>
-          <w:ilvl w:val="0"/>
-          <w:numId w:val="4"/>
-        </w:numPr>
-        <w:rPr>
-          <w:rFonts w:ascii="Cambria Math" w:hAnsi="Cambria Math"/>
-          <w:lang w:val="en-US"/>
-          <w:oMath/>
-        </w:rPr>
-      </w:pPr>
-      <w:r>
-        <w:rPr>
-          <w:rFonts w:eastAsiaTheme="minorEastAsia"/>
-          <w:lang w:val="en-US"/>
-        </w:rPr>
-        <w:t>Variance của phân phối mũ là</w:t>
-      </w:r>
-    </w:p>
-    <w:p>
-      <w:pPr>
-        <w:pStyle w:val="ListParagraph"/>
-        <w:pBdr>
-          <w:top w:val="single" w:sz="4" w:space="1" w:color="auto"/>
-          <w:left w:val="single" w:sz="4" w:space="4" w:color="auto"/>
-          <w:bottom w:val="single" w:sz="4" w:space="1" w:color="auto"/>
-          <w:right w:val="single" w:sz="4" w:space="4" w:color="auto"/>
-        </w:pBdr>
-        <w:ind w:left="1080"/>
-        <w:rPr>
-          <w:rFonts w:ascii="Cambria Math" w:hAnsi="Cambria Math"/>
-          <w:lang w:val="en-US"/>
-          <w:oMath/>
-        </w:rPr>
-      </w:pPr>
-      <m:oMathPara>
-        <m:oMathParaPr>
-          <m:jc m:val="left"/>
-        </m:oMathParaPr>
-        <m:oMath>
-          <m:r>
-            <w:rPr>
-              <w:rFonts w:ascii="Cambria Math" w:hAnsi="Cambria Math"/>
-              <w:lang w:val="en-US"/>
-            </w:rPr>
-            <m:t>Var</m:t>
-          </m:r>
-          <m:d>
-            <m:dPr>
-              <m:begChr m:val="["/>
-              <m:endChr m:val="]"/>
-              <m:ctrlPr>
-                <w:rPr>
-                  <w:rFonts w:ascii="Cambria Math" w:eastAsiaTheme="minorEastAsia" w:hAnsi="Cambria Math"/>
-                  <w:i/>
-                  <w:lang w:val="en-US"/>
-                </w:rPr>
-              </m:ctrlPr>
-            </m:dPr>
-            <m:e>
-              <m:r>
-                <w:rPr>
-                  <w:rFonts w:ascii="Cambria Math" w:eastAsiaTheme="minorEastAsia" w:hAnsi="Cambria Math"/>
-                  <w:lang w:val="en-US"/>
-                </w:rPr>
-                <m:t>X</m:t>
-              </m:r>
-            </m:e>
-          </m:d>
-          <m:r>
-            <w:rPr>
-              <w:rFonts w:ascii="Cambria Math" w:hAnsi="Cambria Math"/>
-              <w:lang w:val="en-US"/>
-            </w:rPr>
-            <m:t>=</m:t>
-          </m:r>
-          <m:f>
-            <m:fPr>
-              <m:ctrlPr>
-                <w:rPr>
-                  <w:rFonts w:ascii="Cambria Math" w:hAnsi="Cambria Math"/>
-                  <w:i/>
-                  <w:lang w:val="en-US"/>
-                </w:rPr>
-              </m:ctrlPr>
-            </m:fPr>
-            <m:num>
-              <m:r>
-                <w:rPr>
-                  <w:rFonts w:ascii="Cambria Math" w:hAnsi="Cambria Math"/>
-                  <w:lang w:val="en-US"/>
-                </w:rPr>
-                <m:t>1</m:t>
-              </m:r>
-            </m:num>
-            <m:den>
-              <m:sSup>
-                <m:sSupPr>
-                  <m:ctrlPr>
-                    <w:rPr>
-                      <w:rFonts w:ascii="Cambria Math" w:hAnsi="Cambria Math"/>
-                      <w:i/>
-                      <w:lang w:val="en-US"/>
-                    </w:rPr>
-                  </m:ctrlPr>
-                </m:sSupPr>
-                <m:e>
-                  <m:r>
-                    <w:rPr>
-                      <w:rFonts w:ascii="Cambria Math" w:hAnsi="Cambria Math"/>
-                      <w:lang w:val="en-US"/>
-                    </w:rPr>
-                    <m:t>λ</m:t>
-                  </m:r>
-                </m:e>
-                <m:sup>
-                  <m:r>
-                    <w:rPr>
-                      <w:rFonts w:ascii="Cambria Math" w:hAnsi="Cambria Math"/>
-                      <w:lang w:val="en-US"/>
-                    </w:rPr>
-                    <m:t>2</m:t>
-                  </m:r>
-                </m:sup>
-              </m:sSup>
-            </m:den>
-          </m:f>
-        </m:oMath>
-      </m:oMathPara>
-    </w:p>
-    <w:p>
-      <w:pPr>
-        <w:pStyle w:val="ListParagraph"/>
-        <w:numPr>
-          <w:ilvl w:val="0"/>
-          <w:numId w:val="1"/>
-        </w:numPr>
-        <w:rPr>
-          <w:lang w:val="en-US"/>
-        </w:rPr>
-      </w:pPr>
-      <w:bookmarkStart w:id="0" w:name="_GoBack"/>
-      <w:bookmarkEnd w:id="0"/>
-      <w:r>
-        <w:rPr>
-          <w:lang w:val="en-US"/>
-        </w:rPr>
-        <w:t>Phân Phối T Là Gì?</w:t>
-      </w:r>
-    </w:p>
-    <w:p>
-      <w:pPr>
-        <w:pStyle w:val="ListParagraph"/>
-        <w:numPr>
-          <w:ilvl w:val="0"/>
-          <w:numId w:val="4"/>
-        </w:numPr>
-        <w:rPr>
-          <w:lang w:val="en-US"/>
-        </w:rPr>
-      </w:pPr>
-      <w:r>
-        <w:rPr>
-          <w:lang w:val="en-US"/>
-        </w:rPr>
-        <w:t>Là phân phối chuẩn tắc bị biến dạng 1 chút, nói cách khác, phân phối chuẩn tắc là 1 dạng đặc biêt của phân phối này</w:t>
-      </w:r>
-    </w:p>
-    <w:p>
-      <w:pPr>
-        <w:pStyle w:val="ListParagraph"/>
-        <w:numPr>
-          <w:ilvl w:val="0"/>
-          <w:numId w:val="1"/>
-        </w:numPr>
-        <w:rPr>
-          <w:lang w:val="en-US"/>
-        </w:rPr>
-      </w:pPr>
-      <w:r>
-        <w:rPr>
-          <w:lang w:val="en-US"/>
-        </w:rPr>
-        <w:t>PDF Của Phân Phối T?</w:t>
-      </w:r>
-    </w:p>
-    <w:p>
-      <w:pPr>
-        <w:pStyle w:val="ListParagraph"/>
-        <w:pBdr>
-          <w:top w:val="single" w:sz="4" w:space="1" w:color="auto"/>
-          <w:left w:val="single" w:sz="4" w:space="4" w:color="auto"/>
-          <w:bottom w:val="single" w:sz="4" w:space="1" w:color="auto"/>
-          <w:right w:val="single" w:sz="4" w:space="4" w:color="auto"/>
-        </w:pBdr>
-        <w:ind w:left="1080"/>
-        <w:rPr>
-          <w:lang w:val="en-US"/>
-        </w:rPr>
-      </w:pPr>
-      <m:oMathPara>
-        <m:oMathParaPr>
-          <m:jc m:val="left"/>
-        </m:oMathParaPr>
-        <m:oMath>
-          <m:r>
-            <w:rPr>
-              <w:rFonts w:ascii="Cambria Math" w:hAnsi="Cambria Math"/>
-              <w:lang w:val="en-US"/>
-            </w:rPr>
-            <m:t>y=</m:t>
-          </m:r>
-          <m:f>
-            <m:fPr>
-              <m:ctrlPr>
-                <w:rPr>
-                  <w:rFonts w:ascii="Cambria Math" w:hAnsi="Cambria Math"/>
-                  <w:i/>
-                  <w:lang w:val="en-US"/>
-                </w:rPr>
-              </m:ctrlPr>
-            </m:fPr>
-            <m:num>
-              <m:r>
-                <w:rPr>
-                  <w:rFonts w:ascii="Cambria Math" w:hAnsi="Cambria Math"/>
-                  <w:lang w:val="en-US"/>
-                </w:rPr>
-                <m:t>1</m:t>
-              </m:r>
-            </m:num>
-            <m:den>
-              <m:rad>
-                <m:radPr>
-                  <m:degHide m:val="1"/>
-                  <m:ctrlPr>
-                    <w:rPr>
-                      <w:rFonts w:ascii="Cambria Math" w:hAnsi="Cambria Math"/>
-                      <w:i/>
-                      <w:lang w:val="en-US"/>
-                    </w:rPr>
-                  </m:ctrlPr>
-                </m:radPr>
-                <m:deg/>
-                <m:e>
-                  <m:r>
-                    <w:rPr>
-                      <w:rFonts w:ascii="Cambria Math" w:hAnsi="Cambria Math"/>
-                      <w:lang w:val="en-US"/>
-                    </w:rPr>
-                    <m:t>k</m:t>
-                  </m:r>
-                </m:e>
-              </m:rad>
-              <m:r>
-                <m:rPr>
-                  <m:sty m:val="p"/>
-                </m:rPr>
-                <w:rPr>
-                  <w:rFonts w:ascii="Cambria Math" w:hAnsi="Cambria Math"/>
-                  <w:lang w:val="en-US"/>
-                </w:rPr>
-                <m:t>Β</m:t>
-              </m:r>
-              <m:d>
-                <m:dPr>
-                  <m:ctrlPr>
-                    <w:rPr>
-                      <w:rFonts w:ascii="Cambria Math" w:hAnsi="Cambria Math"/>
-                      <w:i/>
-                      <w:lang w:val="en-US"/>
-                    </w:rPr>
-                  </m:ctrlPr>
-                </m:dPr>
-                <m:e>
-                  <m:f>
-                    <m:fPr>
-                      <m:ctrlPr>
-                        <w:rPr>
-                          <w:rFonts w:ascii="Cambria Math" w:hAnsi="Cambria Math"/>
-                          <w:i/>
-                          <w:lang w:val="en-US"/>
-                        </w:rPr>
-                      </m:ctrlPr>
-                    </m:fPr>
-                    <m:num>
-                      <m:r>
-                        <w:rPr>
-                          <w:rFonts w:ascii="Cambria Math" w:hAnsi="Cambria Math"/>
-                          <w:lang w:val="en-US"/>
-                        </w:rPr>
-                        <m:t>1</m:t>
-                      </m:r>
-                    </m:num>
-                    <m:den>
-                      <m:r>
-                        <w:rPr>
-                          <w:rFonts w:ascii="Cambria Math" w:hAnsi="Cambria Math"/>
-                          <w:lang w:val="en-US"/>
-                        </w:rPr>
-                        <m:t>2</m:t>
-                      </m:r>
-                    </m:den>
-                  </m:f>
-                  <m:r>
-                    <w:rPr>
-                      <w:rFonts w:ascii="Cambria Math" w:hAnsi="Cambria Math"/>
-                      <w:lang w:val="en-US"/>
-                    </w:rPr>
-                    <m:t>,</m:t>
-                  </m:r>
-                  <m:f>
-                    <m:fPr>
-                      <m:ctrlPr>
-                        <w:rPr>
-                          <w:rFonts w:ascii="Cambria Math" w:hAnsi="Cambria Math"/>
-                          <w:i/>
-                          <w:lang w:val="en-US"/>
-                        </w:rPr>
-                      </m:ctrlPr>
-                    </m:fPr>
-                    <m:num>
-                      <m:r>
-                        <w:rPr>
-                          <w:rFonts w:ascii="Cambria Math" w:hAnsi="Cambria Math"/>
-                          <w:lang w:val="en-US"/>
-                        </w:rPr>
-                        <m:t>k</m:t>
-                      </m:r>
-                    </m:num>
-                    <m:den>
-                      <m:r>
-                        <w:rPr>
-                          <w:rFonts w:ascii="Cambria Math" w:hAnsi="Cambria Math"/>
-                          <w:lang w:val="en-US"/>
-                        </w:rPr>
-                        <m:t>2</m:t>
-                      </m:r>
-                    </m:den>
-                  </m:f>
-                </m:e>
-              </m:d>
-            </m:den>
-          </m:f>
-          <m:sSup>
-            <m:sSupPr>
-              <m:ctrlPr>
-                <w:rPr>
-                  <w:rFonts w:ascii="Cambria Math" w:hAnsi="Cambria Math"/>
-                  <w:i/>
-                  <w:lang w:val="en-US"/>
-                </w:rPr>
-              </m:ctrlPr>
-            </m:sSupPr>
-            <m:e>
-              <m:d>
-                <m:dPr>
-                  <m:ctrlPr>
-                    <w:rPr>
-                      <w:rFonts w:ascii="Cambria Math" w:hAnsi="Cambria Math"/>
-                      <w:i/>
-                      <w:lang w:val="en-US"/>
-                    </w:rPr>
-                  </m:ctrlPr>
-                </m:dPr>
-                <m:e>
-                  <m:r>
-                    <w:rPr>
-                      <w:rFonts w:ascii="Cambria Math" w:hAnsi="Cambria Math"/>
-                      <w:lang w:val="en-US"/>
-                    </w:rPr>
-                    <m:t>1+</m:t>
-                  </m:r>
-                  <m:f>
-                    <m:fPr>
-                      <m:ctrlPr>
-                        <w:rPr>
-                          <w:rFonts w:ascii="Cambria Math" w:hAnsi="Cambria Math"/>
-                          <w:i/>
-                          <w:lang w:val="en-US"/>
-                        </w:rPr>
-                      </m:ctrlPr>
-                    </m:fPr>
-                    <m:num>
-                      <m:sSup>
-                        <m:sSupPr>
-                          <m:ctrlPr>
-                            <w:rPr>
-                              <w:rFonts w:ascii="Cambria Math" w:hAnsi="Cambria Math"/>
-                              <w:i/>
-                              <w:lang w:val="en-US"/>
-                            </w:rPr>
-                          </m:ctrlPr>
-                        </m:sSupPr>
-                        <m:e>
-                          <m:r>
-                            <w:rPr>
-                              <w:rFonts w:ascii="Cambria Math" w:hAnsi="Cambria Math"/>
-                              <w:lang w:val="en-US"/>
-                            </w:rPr>
-                            <m:t>x</m:t>
-                          </m:r>
-                        </m:e>
-                        <m:sup>
-                          <m:r>
-                            <w:rPr>
-                              <w:rFonts w:ascii="Cambria Math" w:hAnsi="Cambria Math"/>
-                              <w:lang w:val="en-US"/>
-                            </w:rPr>
-                            <m:t>2</m:t>
-                          </m:r>
-                        </m:sup>
-                      </m:sSup>
-                    </m:num>
-                    <m:den>
-                      <m:r>
-                        <w:rPr>
-                          <w:rFonts w:ascii="Cambria Math" w:hAnsi="Cambria Math"/>
-                          <w:lang w:val="en-US"/>
-                        </w:rPr>
-                        <m:t>k</m:t>
-                      </m:r>
-                    </m:den>
-                  </m:f>
-                </m:e>
-              </m:d>
-            </m:e>
-            <m:sup>
-              <m:r>
-                <w:rPr>
-                  <w:rFonts w:ascii="Cambria Math" w:hAnsi="Cambria Math"/>
-                  <w:lang w:val="en-US"/>
-                </w:rPr>
-                <m:t>-</m:t>
-              </m:r>
-              <m:f>
-                <m:fPr>
-                  <m:ctrlPr>
-                    <w:rPr>
-                      <w:rFonts w:ascii="Cambria Math" w:hAnsi="Cambria Math"/>
-                      <w:i/>
-                      <w:lang w:val="en-US"/>
-                    </w:rPr>
-                  </m:ctrlPr>
-                </m:fPr>
-                <m:num>
-                  <m:r>
-                    <w:rPr>
-                      <w:rFonts w:ascii="Cambria Math" w:hAnsi="Cambria Math"/>
-                      <w:lang w:val="en-US"/>
-                    </w:rPr>
-                    <m:t>k+1</m:t>
-                  </m:r>
-                </m:num>
-                <m:den>
-                  <m:r>
-                    <w:rPr>
-                      <w:rFonts w:ascii="Cambria Math" w:hAnsi="Cambria Math"/>
-                      <w:lang w:val="en-US"/>
-                    </w:rPr>
-                    <m:t>2</m:t>
-                  </m:r>
-                </m:den>
-              </m:f>
-            </m:sup>
-          </m:sSup>
-        </m:oMath>
-      </m:oMathPara>
-    </w:p>
-    <w:p>
-      <w:pPr>
-        <w:pStyle w:val="ListParagraph"/>
-        <w:numPr>
-          <w:ilvl w:val="0"/>
-          <w:numId w:val="4"/>
-        </w:numPr>
-        <w:rPr>
-          <w:lang w:val="en-US"/>
-        </w:rPr>
-      </w:pPr>
-      <w:r>
-        <w:rPr>
-          <w:lang w:val="en-US"/>
-        </w:rPr>
-        <w:t xml:space="preserve">k là </w:t>
-      </w:r>
-      <w:r>
-        <w:rPr>
-          <w:lang w:val="en-US"/>
-        </w:rPr>
-        <w:t>độ</w:t>
-      </w:r>
-      <w:r>
-        <w:rPr>
-          <w:lang w:val="en-US"/>
-        </w:rPr>
-        <w:t xml:space="preserve"> tự</w:t>
-      </w:r>
-      <w:r>
-        <w:rPr>
-          <w:lang w:val="en-US"/>
-        </w:rPr>
-        <w:t xml:space="preserve"> do</w:t>
-      </w:r>
-      <w:r>
-        <w:rPr>
-          <w:lang w:val="en-US"/>
-        </w:rPr>
-        <w:t xml:space="preserve">, nếu k = </w:t>
-      </w:r>
-      <w:r>
-        <w:rPr>
-          <w:lang w:val="en-US"/>
-        </w:rPr>
-        <w:sym w:font="Symbol" w:char="F0A5"/>
-      </w:r>
-      <w:r>
-        <w:rPr>
-          <w:lang w:val="en-US"/>
-        </w:rPr>
-        <w:t xml:space="preserve"> thì phân phối này sẽ trở thành phân phối chuẩn tắc , k càng nhỏ thì đồ thị càng bẹp xuống</w:t>
-      </w:r>
-      <w:r>
-        <w:rPr>
-          <w:lang w:val="en-US"/>
-        </w:rPr>
-        <w:t xml:space="preserve"> và đuôi càng rộng</w:t>
-      </w:r>
-    </w:p>
-    <w:p>
-      <w:pPr>
-        <w:pStyle w:val="ListParagraph"/>
-        <w:numPr>
-          <w:ilvl w:val="0"/>
-          <w:numId w:val="4"/>
-        </w:numPr>
-        <w:rPr>
-          <w:lang w:val="en-US"/>
-        </w:rPr>
-      </w:pPr>
-      <w:r>
-        <w:rPr>
-          <w:lang w:val="en-US"/>
-        </w:rPr>
-        <w:sym w:font="Symbol" w:char="F042"/>
-      </w:r>
-      <w:r>
-        <w:rPr>
-          <w:lang w:val="en-US"/>
-        </w:rPr>
-        <w:t xml:space="preserve"> </w:t>
-      </w:r>
-      <w:r>
-        <w:rPr>
-          <w:lang w:val="en-US"/>
-        </w:rPr>
-        <w:t>là hàm Beta</w:t>
-      </w:r>
-    </w:p>
-    <w:p>
-      <w:pPr>
-        <w:pStyle w:val="ListParagraph"/>
-        <w:numPr>
-          <w:ilvl w:val="0"/>
-          <w:numId w:val="1"/>
-        </w:numPr>
-        <w:rPr>
-          <w:lang w:val="en-US"/>
-        </w:rPr>
-      </w:pPr>
-      <w:r>
-        <w:rPr>
-          <w:lang w:val="en-US"/>
-        </w:rPr>
-        <w:t>Có Phải Giá Trị Của Mọi Hàm Phân Phối Tại Vô Cực = 0?</w:t>
+        <w:t>Moment</w:t>
+      </w:r>
+      <w:r>
+        <w:rPr>
+          <w:lang w:val="en-US"/>
+        </w:rPr>
+        <w:t>?</w:t>
       </w:r>
     </w:p>
     <w:p>
@@ -26731,13 +27122,20 @@
         <w:rPr>
           <w:lang w:val="en-US"/>
         </w:rPr>
-        <w:t>Đúng</w:t>
-      </w:r>
-      <w:r>
-        <w:rPr>
-          <w:lang w:val="en-US"/>
-        </w:rPr>
-        <w:t>, khi đó ta có đẳng thức</w:t>
+        <w:t>Cho điểm A và B, AB</w:t>
+      </w:r>
+      <w:r>
+        <w:rPr>
+          <w:vertAlign w:val="superscript"/>
+          <w:lang w:val="en-US"/>
+        </w:rPr>
+        <w:t>k</w:t>
+      </w:r>
+      <w:r>
+        <w:rPr>
+          <w:lang w:val="en-US"/>
+        </w:rPr>
+        <w:t xml:space="preserve"> * 1 đại lượng nào đó tại điểm A, đây chính là Moment bậc k của A so với B</w:t>
       </w:r>
     </w:p>
     <w:p>
@@ -26747,223 +27145,15 @@
           <w:ilvl w:val="0"/>
           <w:numId w:val="2"/>
         </w:numPr>
-        <w:pBdr>
-          <w:top w:val="single" w:sz="4" w:space="1" w:color="auto"/>
-          <w:left w:val="single" w:sz="4" w:space="4" w:color="auto"/>
-          <w:bottom w:val="single" w:sz="4" w:space="1" w:color="auto"/>
-          <w:right w:val="single" w:sz="4" w:space="4" w:color="auto"/>
-        </w:pBdr>
-        <w:rPr>
-          <w:lang w:val="en-US"/>
-        </w:rPr>
-      </w:pPr>
-      <m:oMath>
-        <m:nary>
-          <m:naryPr>
-            <m:limLoc m:val="subSup"/>
-            <m:ctrlPr>
-              <w:rPr>
-                <w:rFonts w:ascii="Cambria Math" w:hAnsi="Cambria Math"/>
-                <w:i/>
-                <w:lang w:val="en-US"/>
-              </w:rPr>
-            </m:ctrlPr>
-          </m:naryPr>
-          <m:sub>
-            <m:r>
-              <w:rPr>
-                <w:rFonts w:ascii="Cambria Math" w:hAnsi="Cambria Math"/>
-                <w:lang w:val="en-US"/>
-              </w:rPr>
-              <m:t>-∞</m:t>
-            </m:r>
-          </m:sub>
-          <m:sup>
-            <m:r>
-              <w:rPr>
-                <w:rFonts w:ascii="Cambria Math" w:hAnsi="Cambria Math"/>
-                <w:lang w:val="en-US"/>
-              </w:rPr>
-              <m:t>∞</m:t>
-            </m:r>
-          </m:sup>
-          <m:e>
-            <m:r>
-              <w:rPr>
-                <w:rFonts w:ascii="Cambria Math" w:hAnsi="Cambria Math"/>
-                <w:lang w:val="en-US"/>
-              </w:rPr>
-              <m:t>f</m:t>
-            </m:r>
-            <m:d>
-              <m:dPr>
-                <m:ctrlPr>
-                  <w:rPr>
-                    <w:rFonts w:ascii="Cambria Math" w:hAnsi="Cambria Math"/>
-                    <w:i/>
-                    <w:lang w:val="en-US"/>
-                  </w:rPr>
-                </m:ctrlPr>
-              </m:dPr>
-              <m:e>
-                <m:r>
-                  <w:rPr>
-                    <w:rFonts w:ascii="Cambria Math" w:hAnsi="Cambria Math"/>
-                    <w:lang w:val="en-US"/>
-                  </w:rPr>
-                  <m:t>x</m:t>
-                </m:r>
-              </m:e>
-            </m:d>
-            <m:r>
-              <w:rPr>
-                <w:rFonts w:ascii="Cambria Math" w:hAnsi="Cambria Math"/>
-                <w:lang w:val="en-US"/>
-              </w:rPr>
-              <m:t>g'</m:t>
-            </m:r>
-            <m:d>
-              <m:dPr>
-                <m:ctrlPr>
-                  <w:rPr>
-                    <w:rFonts w:ascii="Cambria Math" w:hAnsi="Cambria Math"/>
-                    <w:i/>
-                    <w:lang w:val="en-US"/>
-                  </w:rPr>
-                </m:ctrlPr>
-              </m:dPr>
-              <m:e>
-                <m:r>
-                  <w:rPr>
-                    <w:rFonts w:ascii="Cambria Math" w:hAnsi="Cambria Math"/>
-                    <w:lang w:val="en-US"/>
-                  </w:rPr>
-                  <m:t>x</m:t>
-                </m:r>
-              </m:e>
-            </m:d>
-          </m:e>
-        </m:nary>
-        <m:r>
-          <w:rPr>
-            <w:rFonts w:ascii="Cambria Math" w:hAnsi="Cambria Math"/>
-            <w:lang w:val="en-US"/>
-          </w:rPr>
-          <m:t>dx=-</m:t>
-        </m:r>
-        <m:nary>
-          <m:naryPr>
-            <m:limLoc m:val="subSup"/>
-            <m:ctrlPr>
-              <w:rPr>
-                <w:rFonts w:ascii="Cambria Math" w:hAnsi="Cambria Math"/>
-                <w:i/>
-                <w:lang w:val="en-US"/>
-              </w:rPr>
-            </m:ctrlPr>
-          </m:naryPr>
-          <m:sub>
-            <m:r>
-              <w:rPr>
-                <w:rFonts w:ascii="Cambria Math" w:hAnsi="Cambria Math"/>
-                <w:lang w:val="en-US"/>
-              </w:rPr>
-              <m:t>-∞</m:t>
-            </m:r>
-          </m:sub>
-          <m:sup>
-            <m:r>
-              <w:rPr>
-                <w:rFonts w:ascii="Cambria Math" w:hAnsi="Cambria Math"/>
-                <w:lang w:val="en-US"/>
-              </w:rPr>
-              <m:t>∞</m:t>
-            </m:r>
-          </m:sup>
-          <m:e>
-            <m:r>
-              <w:rPr>
-                <w:rFonts w:ascii="Cambria Math" w:hAnsi="Cambria Math"/>
-                <w:lang w:val="en-US"/>
-              </w:rPr>
-              <m:t>f'</m:t>
-            </m:r>
-            <m:d>
-              <m:dPr>
-                <m:ctrlPr>
-                  <w:rPr>
-                    <w:rFonts w:ascii="Cambria Math" w:hAnsi="Cambria Math"/>
-                    <w:i/>
-                    <w:lang w:val="en-US"/>
-                  </w:rPr>
-                </m:ctrlPr>
-              </m:dPr>
-              <m:e>
-                <m:r>
-                  <w:rPr>
-                    <w:rFonts w:ascii="Cambria Math" w:hAnsi="Cambria Math"/>
-                    <w:lang w:val="en-US"/>
-                  </w:rPr>
-                  <m:t>x</m:t>
-                </m:r>
-              </m:e>
-            </m:d>
-            <m:r>
-              <w:rPr>
-                <w:rFonts w:ascii="Cambria Math" w:hAnsi="Cambria Math"/>
-                <w:lang w:val="en-US"/>
-              </w:rPr>
-              <m:t>g</m:t>
-            </m:r>
-            <m:d>
-              <m:dPr>
-                <m:ctrlPr>
-                  <w:rPr>
-                    <w:rFonts w:ascii="Cambria Math" w:hAnsi="Cambria Math"/>
-                    <w:i/>
-                    <w:lang w:val="en-US"/>
-                  </w:rPr>
-                </m:ctrlPr>
-              </m:dPr>
-              <m:e>
-                <m:r>
-                  <w:rPr>
-                    <w:rFonts w:ascii="Cambria Math" w:hAnsi="Cambria Math"/>
-                    <w:lang w:val="en-US"/>
-                  </w:rPr>
-                  <m:t>x</m:t>
-                </m:r>
-              </m:e>
-            </m:d>
-          </m:e>
-        </m:nary>
-        <m:r>
-          <w:rPr>
-            <w:rFonts w:ascii="Cambria Math" w:hAnsi="Cambria Math"/>
-            <w:lang w:val="en-US"/>
-          </w:rPr>
-          <m:t>dx</m:t>
-        </m:r>
-      </m:oMath>
-    </w:p>
-    <w:p>
-      <w:pPr>
-        <w:rPr>
-          <w:lang w:val="en-US"/>
-        </w:rPr>
-      </w:pPr>
-    </w:p>
-    <w:p>
-      <w:pPr>
-        <w:rPr>
-          <w:lang w:val="en-US"/>
-        </w:rPr>
-      </w:pPr>
-      <w:r>
-        <w:rPr>
-          <w:lang w:val="en-US"/>
-        </w:rPr>
-        <w:t>Moment:</w:t>
+        <w:rPr>
+          <w:lang w:val="en-US"/>
+        </w:rPr>
+      </w:pPr>
+      <w:r>
+        <w:rPr>
+          <w:lang w:val="en-US"/>
+        </w:rPr>
+        <w:t>Trong thống kê, đại lượng nào đó ở đây chính là Likelihood</w:t>
       </w:r>
     </w:p>
     <w:p>
@@ -26981,80 +27171,6 @@
         <w:rPr>
           <w:lang w:val="en-US"/>
         </w:rPr>
-        <w:t>Moment</w:t>
-      </w:r>
-      <w:r>
-        <w:rPr>
-          <w:lang w:val="en-US"/>
-        </w:rPr>
-        <w:t>?</w:t>
-      </w:r>
-    </w:p>
-    <w:p>
-      <w:pPr>
-        <w:pStyle w:val="ListParagraph"/>
-        <w:numPr>
-          <w:ilvl w:val="0"/>
-          <w:numId w:val="2"/>
-        </w:numPr>
-        <w:rPr>
-          <w:lang w:val="en-US"/>
-        </w:rPr>
-      </w:pPr>
-      <w:r>
-        <w:rPr>
-          <w:lang w:val="en-US"/>
-        </w:rPr>
-        <w:t>Cho điểm A và B, AB</w:t>
-      </w:r>
-      <w:r>
-        <w:rPr>
-          <w:vertAlign w:val="superscript"/>
-          <w:lang w:val="en-US"/>
-        </w:rPr>
-        <w:t>k</w:t>
-      </w:r>
-      <w:r>
-        <w:rPr>
-          <w:lang w:val="en-US"/>
-        </w:rPr>
-        <w:t xml:space="preserve"> * 1 đại lượng nào đó tại điểm A, đây chính là Moment bậc k của A so với B</w:t>
-      </w:r>
-    </w:p>
-    <w:p>
-      <w:pPr>
-        <w:pStyle w:val="ListParagraph"/>
-        <w:numPr>
-          <w:ilvl w:val="0"/>
-          <w:numId w:val="2"/>
-        </w:numPr>
-        <w:rPr>
-          <w:lang w:val="en-US"/>
-        </w:rPr>
-      </w:pPr>
-      <w:r>
-        <w:rPr>
-          <w:lang w:val="en-US"/>
-        </w:rPr>
-        <w:t>Trong thống kê, đại lượng nào đó ở đây chính là Likelihood</w:t>
-      </w:r>
-    </w:p>
-    <w:p>
-      <w:pPr>
-        <w:pStyle w:val="ListParagraph"/>
-        <w:numPr>
-          <w:ilvl w:val="0"/>
-          <w:numId w:val="14"/>
-        </w:numPr>
-        <w:rPr>
-          <w:lang w:val="en-US"/>
-        </w:rPr>
-      </w:pPr>
-      <w:r>
-        <w:rPr>
-          <w:lang w:val="en-US"/>
-        </w:rPr>
-        <w:lastRenderedPageBreak/>
         <w:t xml:space="preserve">Moment </w:t>
       </w:r>
       <w:r>
@@ -30211,6 +30327,7 @@
         <w:rPr>
           <w:lang w:val="en-US"/>
         </w:rPr>
+        <w:lastRenderedPageBreak/>
         <w:t xml:space="preserve">Chứng </w:t>
       </w:r>
       <w:r>
@@ -30377,7 +30494,6 @@
             <w:rFonts w:ascii="Cambria Math" w:hAnsi="Cambria Math"/>
             <w:lang w:val="en-US"/>
           </w:rPr>
-          <w:lastRenderedPageBreak/>
           <m:t>Z=</m:t>
         </m:r>
         <m:f>

--- a/statistics.docx
+++ b/statistics.docx
@@ -14490,19 +14490,7 @@
         <w:rPr>
           <w:lang w:val="en-US"/>
         </w:rPr>
-        <w:t>)</w:t>
-      </w:r>
-      <w:r>
-        <w:rPr>
-          <w:lang w:val="en-US"/>
-        </w:rPr>
-        <w:t>, khi đó PDF của X</w:t>
-      </w:r>
-      <w:r>
-        <w:rPr>
-          <w:lang w:val="en-US"/>
-        </w:rPr>
-        <w:t xml:space="preserve"> là</w:t>
+        <w:t>), khi đó PDF của X là</w:t>
       </w:r>
     </w:p>
     <w:p>
@@ -14750,14 +14738,7 @@
           <w:rFonts w:eastAsiaTheme="minorEastAsia"/>
           <w:lang w:val="en-US"/>
         </w:rPr>
-        <w:t>Kì vọng và Variance của X</w:t>
-      </w:r>
-      <w:r>
-        <w:rPr>
-          <w:rFonts w:eastAsiaTheme="minorEastAsia"/>
-          <w:lang w:val="en-US"/>
-        </w:rPr>
-        <w:t xml:space="preserve"> là</w:t>
+        <w:t>Kì vọng và Variance của X là</w:t>
       </w:r>
     </w:p>
     <w:p>
@@ -14842,7 +14823,6 @@
               <w:rFonts w:ascii="Cambria Math" w:hAnsi="Cambria Math"/>
               <w:lang w:val="en-US"/>
             </w:rPr>
-            <w:lastRenderedPageBreak/>
             <m:t>Var</m:t>
           </m:r>
           <m:d>
@@ -14924,6 +14904,7 @@
           <w:rFonts w:eastAsiaTheme="minorEastAsia"/>
           <w:lang w:val="en-US"/>
         </w:rPr>
+        <w:lastRenderedPageBreak/>
         <w:t>CDF của X là</w:t>
       </w:r>
     </w:p>
@@ -15087,21 +15068,7 @@
                       <w:rFonts w:ascii="Cambria Math" w:hAnsi="Cambria Math"/>
                       <w:lang w:val="en-US"/>
                     </w:rPr>
-                    <m:t>x</m:t>
-                  </m:r>
-                  <m:r>
-                    <w:rPr>
-                      <w:rFonts w:ascii="Cambria Math" w:hAnsi="Cambria Math"/>
-                      <w:lang w:val="en-US"/>
-                    </w:rPr>
-                    <m:t xml:space="preserve"> - </m:t>
-                  </m:r>
-                  <m:r>
-                    <w:rPr>
-                      <w:rFonts w:ascii="Cambria Math" w:hAnsi="Cambria Math"/>
-                      <w:lang w:val="en-US"/>
-                    </w:rPr>
-                    <m:t>μ</m:t>
+                    <m:t>x - μ</m:t>
                   </m:r>
                 </m:num>
                 <m:den>
@@ -15171,19 +15138,7 @@
         <w:rPr>
           <w:lang w:val="en-US"/>
         </w:rPr>
-        <w:t xml:space="preserve"> N</w:t>
-      </w:r>
-      <w:r>
-        <w:rPr>
-          <w:lang w:val="en-US"/>
-        </w:rPr>
-        <w:t>(</w:t>
-      </w:r>
-      <w:r>
-        <w:rPr>
-          <w:lang w:val="en-US"/>
-        </w:rPr>
-        <w:t>0, 0.5) có PDF là g(x), khi đó</w:t>
+        <w:t xml:space="preserve"> N(0, 0.5) có PDF là g(x), khi đó</w:t>
       </w:r>
     </w:p>
     <w:p>
@@ -15595,28 +15550,7 @@
                       <w:rFonts w:ascii="Cambria Math" w:eastAsiaTheme="minorEastAsia" w:hAnsi="Cambria Math"/>
                       <w:lang w:val="en-US"/>
                     </w:rPr>
-                    <m:t>μ-σ,</m:t>
-                  </m:r>
-                  <m:r>
-                    <w:rPr>
-                      <w:rFonts w:ascii="Cambria Math" w:eastAsiaTheme="minorEastAsia" w:hAnsi="Cambria Math"/>
-                      <w:lang w:val="en-US"/>
-                    </w:rPr>
-                    <m:t>μ</m:t>
-                  </m:r>
-                  <m:r>
-                    <w:rPr>
-                      <w:rFonts w:ascii="Cambria Math" w:eastAsiaTheme="minorEastAsia" w:hAnsi="Cambria Math"/>
-                      <w:lang w:val="en-US"/>
-                    </w:rPr>
-                    <m:t>+</m:t>
-                  </m:r>
-                  <m:r>
-                    <w:rPr>
-                      <w:rFonts w:ascii="Cambria Math" w:eastAsiaTheme="minorEastAsia" w:hAnsi="Cambria Math"/>
-                      <w:lang w:val="en-US"/>
-                    </w:rPr>
-                    <m:t>σ</m:t>
+                    <m:t>μ-σ,μ+σ</m:t>
                   </m:r>
                 </m:e>
               </m:d>
@@ -15699,35 +15633,7 @@
                       <w:rFonts w:ascii="Cambria Math" w:eastAsiaTheme="minorEastAsia" w:hAnsi="Cambria Math"/>
                       <w:lang w:val="en-US"/>
                     </w:rPr>
-                    <m:t>μ-</m:t>
-                  </m:r>
-                  <m:r>
-                    <w:rPr>
-                      <w:rFonts w:ascii="Cambria Math" w:eastAsiaTheme="minorEastAsia" w:hAnsi="Cambria Math"/>
-                      <w:lang w:val="en-US"/>
-                    </w:rPr>
-                    <m:t>2</m:t>
-                  </m:r>
-                  <m:r>
-                    <w:rPr>
-                      <w:rFonts w:ascii="Cambria Math" w:eastAsiaTheme="minorEastAsia" w:hAnsi="Cambria Math"/>
-                      <w:lang w:val="en-US"/>
-                    </w:rPr>
-                    <m:t>σ,μ+</m:t>
-                  </m:r>
-                  <m:r>
-                    <w:rPr>
-                      <w:rFonts w:ascii="Cambria Math" w:eastAsiaTheme="minorEastAsia" w:hAnsi="Cambria Math"/>
-                      <w:lang w:val="en-US"/>
-                    </w:rPr>
-                    <m:t>2</m:t>
-                  </m:r>
-                  <m:r>
-                    <w:rPr>
-                      <w:rFonts w:ascii="Cambria Math" w:eastAsiaTheme="minorEastAsia" w:hAnsi="Cambria Math"/>
-                      <w:lang w:val="en-US"/>
-                    </w:rPr>
-                    <m:t>σ</m:t>
+                    <m:t>μ-2σ,μ+2σ</m:t>
                   </m:r>
                 </m:e>
               </m:d>
@@ -15741,27 +15647,7 @@
               <w:rFonts w:ascii="Cambria Math" w:hAnsi="Cambria Math"/>
               <w:lang w:val="en-US"/>
             </w:rPr>
-            <m:t>≈</m:t>
-          </m:r>
-          <m:r>
-            <m:rPr>
-              <m:sty m:val="p"/>
-            </m:rPr>
-            <w:rPr>
-              <w:rFonts w:ascii="Cambria Math" w:hAnsi="Cambria Math"/>
-              <w:lang w:val="en-US"/>
-            </w:rPr>
-            <m:t>95</m:t>
-          </m:r>
-          <m:r>
-            <m:rPr>
-              <m:sty m:val="p"/>
-            </m:rPr>
-            <w:rPr>
-              <w:rFonts w:ascii="Cambria Math" w:hAnsi="Cambria Math"/>
-              <w:lang w:val="en-US"/>
-            </w:rPr>
-            <m:t>%</m:t>
+            <m:t>≈95%</m:t>
           </m:r>
         </m:oMath>
       </m:oMathPara>
@@ -15830,35 +15716,7 @@
                       <w:rFonts w:ascii="Cambria Math" w:eastAsiaTheme="minorEastAsia" w:hAnsi="Cambria Math"/>
                       <w:lang w:val="en-US"/>
                     </w:rPr>
-                    <m:t>μ-</m:t>
-                  </m:r>
-                  <m:r>
-                    <w:rPr>
-                      <w:rFonts w:ascii="Cambria Math" w:eastAsiaTheme="minorEastAsia" w:hAnsi="Cambria Math"/>
-                      <w:lang w:val="en-US"/>
-                    </w:rPr>
-                    <m:t>3</m:t>
-                  </m:r>
-                  <m:r>
-                    <w:rPr>
-                      <w:rFonts w:ascii="Cambria Math" w:eastAsiaTheme="minorEastAsia" w:hAnsi="Cambria Math"/>
-                      <w:lang w:val="en-US"/>
-                    </w:rPr>
-                    <m:t>σ,μ+</m:t>
-                  </m:r>
-                  <m:r>
-                    <w:rPr>
-                      <w:rFonts w:ascii="Cambria Math" w:eastAsiaTheme="minorEastAsia" w:hAnsi="Cambria Math"/>
-                      <w:lang w:val="en-US"/>
-                    </w:rPr>
-                    <m:t>3</m:t>
-                  </m:r>
-                  <m:r>
-                    <w:rPr>
-                      <w:rFonts w:ascii="Cambria Math" w:eastAsiaTheme="minorEastAsia" w:hAnsi="Cambria Math"/>
-                      <w:lang w:val="en-US"/>
-                    </w:rPr>
-                    <m:t>σ</m:t>
+                    <m:t>μ-3σ,μ+3σ</m:t>
                   </m:r>
                 </m:e>
               </m:d>
@@ -15872,27 +15730,7 @@
               <w:rFonts w:ascii="Cambria Math" w:hAnsi="Cambria Math"/>
               <w:lang w:val="en-US"/>
             </w:rPr>
-            <m:t>≈</m:t>
-          </m:r>
-          <m:r>
-            <m:rPr>
-              <m:sty m:val="p"/>
-            </m:rPr>
-            <w:rPr>
-              <w:rFonts w:ascii="Cambria Math" w:hAnsi="Cambria Math"/>
-              <w:lang w:val="en-US"/>
-            </w:rPr>
-            <m:t>99.7</m:t>
-          </m:r>
-          <m:r>
-            <m:rPr>
-              <m:sty m:val="p"/>
-            </m:rPr>
-            <w:rPr>
-              <w:rFonts w:ascii="Cambria Math" w:hAnsi="Cambria Math"/>
-              <w:lang w:val="en-US"/>
-            </w:rPr>
-            <m:t>%</m:t>
+            <m:t>≈99.7%</m:t>
           </m:r>
         </m:oMath>
       </m:oMathPara>
@@ -15942,9 +15780,7 @@
         <w:pStyle w:val="ListParagraph"/>
         <w:ind w:left="1080"/>
         <w:rPr>
-          <w:rFonts w:ascii="Cambria Math" w:hAnsi="Cambria Math"/>
-          <w:lang w:val="en-US"/>
-          <w:oMath/>
+          <w:lang w:val="en-US"/>
         </w:rPr>
       </w:pPr>
       <w:r>
@@ -15966,8 +15802,6 @@
         </w:rPr>
         <w:t xml:space="preserve"> N(np, np(1 – p))</w:t>
       </w:r>
-      <w:bookmarkStart w:id="0" w:name="_GoBack"/>
-      <w:bookmarkEnd w:id="0"/>
     </w:p>
     <w:p>
       <w:pPr>
@@ -15987,7 +15821,42 @@
           <w:rFonts w:eastAsiaTheme="minorEastAsia"/>
           <w:lang w:val="en-US"/>
         </w:rPr>
-        <w:t>Phân Phối Chi Bình Phương Là Gì?</w:t>
+        <w:t xml:space="preserve">Phân </w:t>
+      </w:r>
+      <w:r>
+        <w:rPr>
+          <w:rFonts w:eastAsiaTheme="minorEastAsia"/>
+          <w:lang w:val="en-US"/>
+        </w:rPr>
+        <w:t xml:space="preserve">Phối </w:t>
+      </w:r>
+      <w:r>
+        <w:rPr>
+          <w:rFonts w:eastAsiaTheme="minorEastAsia"/>
+          <w:lang w:val="en-US"/>
+        </w:rPr>
+        <w:t xml:space="preserve">Gamma </w:t>
+      </w:r>
+      <w:r>
+        <w:rPr>
+          <w:rFonts w:eastAsiaTheme="minorEastAsia"/>
+          <w:lang w:val="en-US"/>
+        </w:rPr>
+        <w:t>(</w:t>
+      </w:r>
+      <w:r>
+        <w:rPr>
+          <w:rFonts w:eastAsiaTheme="minorEastAsia"/>
+          <w:lang w:val="en-US"/>
+        </w:rPr>
+        <w:t>Gamma Distribution</w:t>
+      </w:r>
+      <w:r>
+        <w:rPr>
+          <w:rFonts w:eastAsiaTheme="minorEastAsia"/>
+          <w:lang w:val="en-US"/>
+        </w:rPr>
+        <w:t>)?</w:t>
       </w:r>
     </w:p>
     <w:p>
@@ -16005,218 +15874,6 @@
       </w:pPr>
       <w:r>
         <w:rPr>
-          <w:rFonts w:eastAsiaTheme="minorEastAsia"/>
-          <w:lang w:val="en-US"/>
-        </w:rPr>
-        <w:t>Gọi biến ngẫu nhiên X = A</w:t>
-      </w:r>
-      <w:r>
-        <w:rPr>
-          <w:rFonts w:eastAsiaTheme="minorEastAsia"/>
-          <w:vertAlign w:val="superscript"/>
-          <w:lang w:val="en-US"/>
-        </w:rPr>
-        <w:t xml:space="preserve">2 </w:t>
-      </w:r>
-      <w:r>
-        <w:rPr>
-          <w:rFonts w:eastAsiaTheme="minorEastAsia"/>
-          <w:lang w:val="en-US"/>
-        </w:rPr>
-        <w:t>+ B</w:t>
-      </w:r>
-      <w:r>
-        <w:rPr>
-          <w:rFonts w:eastAsiaTheme="minorEastAsia"/>
-          <w:vertAlign w:val="superscript"/>
-          <w:lang w:val="en-US"/>
-        </w:rPr>
-        <w:t>2</w:t>
-      </w:r>
-      <w:r>
-        <w:rPr>
-          <w:rFonts w:eastAsiaTheme="minorEastAsia"/>
-          <w:lang w:val="en-US"/>
-        </w:rPr>
-        <w:t xml:space="preserve"> + C</w:t>
-      </w:r>
-      <w:r>
-        <w:rPr>
-          <w:rFonts w:eastAsiaTheme="minorEastAsia"/>
-          <w:vertAlign w:val="superscript"/>
-          <w:lang w:val="en-US"/>
-        </w:rPr>
-        <w:t>2</w:t>
-      </w:r>
-      <w:r>
-        <w:rPr>
-          <w:rFonts w:eastAsiaTheme="minorEastAsia"/>
-          <w:lang w:val="en-US"/>
-        </w:rPr>
-        <w:t xml:space="preserve"> + …, A, B, C, … đều có phân phối chuẩn tắc, khi đó X có phân phối chi bình phương với độ tự do k, k là số biến ngẫu nhiên ở vế phải</w:t>
-      </w:r>
-    </w:p>
-    <w:p>
-      <w:pPr>
-        <w:pStyle w:val="ListParagraph"/>
-        <w:numPr>
-          <w:ilvl w:val="0"/>
-          <w:numId w:val="1"/>
-        </w:numPr>
-        <w:rPr>
-          <w:rFonts w:ascii="Cambria Math" w:hAnsi="Cambria Math"/>
-          <w:lang w:val="en-US"/>
-          <w:oMath/>
-        </w:rPr>
-      </w:pPr>
-      <w:r>
-        <w:rPr>
-          <w:rFonts w:eastAsiaTheme="minorEastAsia"/>
-          <w:lang w:val="en-US"/>
-        </w:rPr>
-        <w:t>Kí Hiệu Biến Ngẫu Nhiên Có Phân Phối Chi Bình Phương?</w:t>
-      </w:r>
-    </w:p>
-    <w:p>
-      <w:pPr>
-        <w:pStyle w:val="ListParagraph"/>
-        <w:pBdr>
-          <w:top w:val="single" w:sz="4" w:space="1" w:color="auto"/>
-          <w:left w:val="single" w:sz="4" w:space="4" w:color="auto"/>
-          <w:bottom w:val="single" w:sz="4" w:space="1" w:color="auto"/>
-          <w:right w:val="single" w:sz="4" w:space="4" w:color="auto"/>
-        </w:pBdr>
-        <w:ind w:left="1080"/>
-        <w:rPr>
-          <w:rFonts w:ascii="Cambria Math" w:hAnsi="Cambria Math"/>
-          <w:lang w:val="en-US"/>
-          <w:oMath/>
-        </w:rPr>
-      </w:pPr>
-      <m:oMathPara>
-        <m:oMathParaPr>
-          <m:jc m:val="left"/>
-        </m:oMathParaPr>
-        <m:oMath>
-          <m:r>
-            <w:rPr>
-              <w:rFonts w:ascii="Cambria Math" w:eastAsiaTheme="minorEastAsia" w:hAnsi="Cambria Math"/>
-              <w:lang w:val="en-US"/>
-            </w:rPr>
-            <m:t xml:space="preserve">X ~ </m:t>
-          </m:r>
-          <m:sSubSup>
-            <m:sSubSupPr>
-              <m:ctrlPr>
-                <w:rPr>
-                  <w:rFonts w:ascii="Cambria Math" w:eastAsiaTheme="minorEastAsia" w:hAnsi="Cambria Math"/>
-                  <w:i/>
-                  <w:lang w:val="en-US"/>
-                </w:rPr>
-              </m:ctrlPr>
-            </m:sSubSupPr>
-            <m:e>
-              <m:r>
-                <w:rPr>
-                  <w:rFonts w:ascii="Cambria Math" w:eastAsiaTheme="minorEastAsia" w:hAnsi="Cambria Math"/>
-                  <w:lang w:val="en-US"/>
-                </w:rPr>
-                <m:t>χ</m:t>
-              </m:r>
-            </m:e>
-            <m:sub>
-              <m:r>
-                <w:rPr>
-                  <w:rFonts w:ascii="Cambria Math" w:eastAsiaTheme="minorEastAsia" w:hAnsi="Cambria Math"/>
-                  <w:lang w:val="en-US"/>
-                </w:rPr>
-                <m:t>k</m:t>
-              </m:r>
-            </m:sub>
-            <m:sup>
-              <m:r>
-                <w:rPr>
-                  <w:rFonts w:ascii="Cambria Math" w:eastAsiaTheme="minorEastAsia" w:hAnsi="Cambria Math"/>
-                  <w:lang w:val="en-US"/>
-                </w:rPr>
-                <m:t>2</m:t>
-              </m:r>
-            </m:sup>
-          </m:sSubSup>
-        </m:oMath>
-      </m:oMathPara>
-    </w:p>
-    <w:p>
-      <w:pPr>
-        <w:pStyle w:val="ListParagraph"/>
-        <w:numPr>
-          <w:ilvl w:val="0"/>
-          <w:numId w:val="7"/>
-        </w:numPr>
-        <w:rPr>
-          <w:rFonts w:ascii="Cambria Math" w:hAnsi="Cambria Math"/>
-          <w:lang w:val="en-US"/>
-          <w:oMath/>
-        </w:rPr>
-      </w:pPr>
-      <w:r>
-        <w:rPr>
-          <w:rFonts w:eastAsiaTheme="minorEastAsia"/>
-          <w:lang w:val="en-US"/>
-        </w:rPr>
-        <w:t>k là độ tự do</w:t>
-      </w:r>
-    </w:p>
-    <w:p>
-      <w:pPr>
-        <w:pStyle w:val="ListParagraph"/>
-        <w:numPr>
-          <w:ilvl w:val="0"/>
-          <w:numId w:val="1"/>
-        </w:numPr>
-        <w:rPr>
-          <w:rFonts w:ascii="Cambria Math" w:hAnsi="Cambria Math"/>
-          <w:lang w:val="en-US"/>
-          <w:oMath/>
-        </w:rPr>
-      </w:pPr>
-      <w:r>
-        <w:rPr>
-          <w:rFonts w:eastAsiaTheme="minorEastAsia"/>
-          <w:lang w:val="en-US"/>
-        </w:rPr>
-        <w:t>Phân Phối Mũ</w:t>
-      </w:r>
-      <w:r>
-        <w:rPr>
-          <w:rFonts w:eastAsiaTheme="minorEastAsia"/>
-          <w:lang w:val="en-US"/>
-        </w:rPr>
-        <w:t xml:space="preserve"> (Exponential Distribution)</w:t>
-      </w:r>
-      <w:r>
-        <w:rPr>
-          <w:rFonts w:eastAsiaTheme="minorEastAsia"/>
-          <w:lang w:val="en-US"/>
-        </w:rPr>
-        <w:t>?</w:t>
-      </w:r>
-    </w:p>
-    <w:p>
-      <w:pPr>
-        <w:pStyle w:val="ListParagraph"/>
-        <w:numPr>
-          <w:ilvl w:val="0"/>
-          <w:numId w:val="7"/>
-        </w:numPr>
-        <w:rPr>
-          <w:rFonts w:ascii="Cambria Math" w:hAnsi="Cambria Math"/>
-          <w:lang w:val="en-US"/>
-          <w:oMath/>
-        </w:rPr>
-      </w:pPr>
-      <w:r>
-        <w:rPr>
           <w:lang w:val="en-US"/>
         </w:rPr>
         <w:t xml:space="preserve">Cho X </w:t>
@@ -16231,31 +15888,43 @@
         <w:rPr>
           <w:lang w:val="en-US"/>
         </w:rPr>
-        <w:t xml:space="preserve"> Exp(</w:t>
-      </w:r>
-      <w:r>
-        <w:rPr>
-          <w:lang w:val="en-US"/>
-        </w:rPr>
-        <w:sym w:font="Symbol" w:char="F06C"/>
-      </w:r>
-      <w:r>
-        <w:rPr>
-          <w:lang w:val="en-US"/>
-        </w:rPr>
-        <w:t>)</w:t>
-      </w:r>
-      <w:r>
-        <w:rPr>
-          <w:lang w:val="en-US"/>
-        </w:rPr>
-        <w:t>, khi đó PDF của X</w:t>
-      </w:r>
-      <w:r>
-        <w:rPr>
-          <w:lang w:val="en-US"/>
-        </w:rPr>
-        <w:t xml:space="preserve"> là</w:t>
+        <w:t xml:space="preserve"> </w:t>
+      </w:r>
+      <w:r>
+        <w:rPr>
+          <w:lang w:val="en-US"/>
+        </w:rPr>
+        <w:sym w:font="Symbol" w:char="F047"/>
+      </w:r>
+      <w:r>
+        <w:rPr>
+          <w:lang w:val="en-US"/>
+        </w:rPr>
+        <w:t>(</w:t>
+      </w:r>
+      <w:r>
+        <w:rPr>
+          <w:lang w:val="en-US"/>
+        </w:rPr>
+        <w:sym w:font="Symbol" w:char="F061"/>
+      </w:r>
+      <w:r>
+        <w:rPr>
+          <w:lang w:val="en-US"/>
+        </w:rPr>
+        <w:t xml:space="preserve">, </w:t>
+      </w:r>
+      <w:r>
+        <w:rPr>
+          <w:lang w:val="en-US"/>
+        </w:rPr>
+        <w:sym w:font="Symbol" w:char="F062"/>
+      </w:r>
+      <w:r>
+        <w:rPr>
+          <w:lang w:val="en-US"/>
+        </w:rPr>
+        <w:t>), khi đó PDF của X là</w:t>
       </w:r>
     </w:p>
     <w:p>
@@ -16284,7 +15953,1307 @@
               <w:rFonts w:ascii="Cambria Math" w:hAnsi="Cambria Math"/>
               <w:lang w:val="en-US"/>
             </w:rPr>
-            <m:t>y=</m:t>
+            <m:t>f</m:t>
+          </m:r>
+          <m:d>
+            <m:dPr>
+              <m:ctrlPr>
+                <w:rPr>
+                  <w:rFonts w:ascii="Cambria Math" w:hAnsi="Cambria Math"/>
+                  <w:i/>
+                  <w:lang w:val="en-US"/>
+                </w:rPr>
+              </m:ctrlPr>
+            </m:dPr>
+            <m:e>
+              <m:r>
+                <w:rPr>
+                  <w:rFonts w:ascii="Cambria Math" w:hAnsi="Cambria Math"/>
+                  <w:lang w:val="en-US"/>
+                </w:rPr>
+                <m:t>x</m:t>
+              </m:r>
+            </m:e>
+          </m:d>
+          <m:r>
+            <m:rPr>
+              <m:sty m:val="p"/>
+            </m:rPr>
+            <w:rPr>
+              <w:rFonts w:ascii="Cambria Math" w:hAnsi="Cambria Math"/>
+              <w:lang w:val="en-US"/>
+            </w:rPr>
+            <m:t>=</m:t>
+          </m:r>
+          <m:d>
+            <m:dPr>
+              <m:begChr m:val="{"/>
+              <m:endChr m:val=""/>
+              <m:ctrlPr>
+                <w:rPr>
+                  <w:rFonts w:ascii="Cambria Math" w:hAnsi="Cambria Math"/>
+                  <w:i/>
+                  <w:lang w:val="en-US"/>
+                </w:rPr>
+              </m:ctrlPr>
+            </m:dPr>
+            <m:e>
+              <m:m>
+                <m:mPr>
+                  <m:mcs>
+                    <m:mc>
+                      <m:mcPr>
+                        <m:count m:val="1"/>
+                        <m:mcJc m:val="center"/>
+                      </m:mcPr>
+                    </m:mc>
+                  </m:mcs>
+                  <m:ctrlPr>
+                    <w:rPr>
+                      <w:rFonts w:ascii="Cambria Math" w:hAnsi="Cambria Math"/>
+                      <w:i/>
+                      <w:lang w:val="en-US"/>
+                    </w:rPr>
+                  </m:ctrlPr>
+                </m:mPr>
+                <m:mr>
+                  <m:e>
+                    <m:f>
+                      <m:fPr>
+                        <m:ctrlPr>
+                          <w:rPr>
+                            <w:rFonts w:ascii="Cambria Math" w:hAnsi="Cambria Math"/>
+                            <w:lang w:val="en-US"/>
+                          </w:rPr>
+                        </m:ctrlPr>
+                      </m:fPr>
+                      <m:num>
+                        <m:r>
+                          <w:rPr>
+                            <w:rFonts w:ascii="Cambria Math" w:hAnsi="Cambria Math"/>
+                            <w:lang w:val="en-US"/>
+                          </w:rPr>
+                          <m:t>1</m:t>
+                        </m:r>
+                      </m:num>
+                      <m:den>
+                        <m:r>
+                          <m:rPr>
+                            <m:sty m:val="p"/>
+                          </m:rPr>
+                          <w:rPr>
+                            <w:rFonts w:ascii="Cambria Math" w:hAnsi="Cambria Math"/>
+                            <w:lang w:val="en-US"/>
+                          </w:rPr>
+                          <m:t>Γ</m:t>
+                        </m:r>
+                        <m:d>
+                          <m:dPr>
+                            <m:ctrlPr>
+                              <w:rPr>
+                                <w:rFonts w:ascii="Cambria Math" w:hAnsi="Cambria Math"/>
+                                <w:i/>
+                                <w:lang w:val="en-US"/>
+                              </w:rPr>
+                            </m:ctrlPr>
+                          </m:dPr>
+                          <m:e>
+                            <m:r>
+                              <w:rPr>
+                                <w:rFonts w:ascii="Cambria Math" w:hAnsi="Cambria Math"/>
+                                <w:lang w:val="en-US"/>
+                              </w:rPr>
+                              <m:t>α</m:t>
+                            </m:r>
+                          </m:e>
+                        </m:d>
+                        <m:sSup>
+                          <m:sSupPr>
+                            <m:ctrlPr>
+                              <w:rPr>
+                                <w:rFonts w:ascii="Cambria Math" w:hAnsi="Cambria Math"/>
+                                <w:i/>
+                                <w:lang w:val="en-US"/>
+                              </w:rPr>
+                            </m:ctrlPr>
+                          </m:sSupPr>
+                          <m:e>
+                            <m:r>
+                              <w:rPr>
+                                <w:rFonts w:ascii="Cambria Math" w:hAnsi="Cambria Math"/>
+                                <w:lang w:val="en-US"/>
+                              </w:rPr>
+                              <m:t>β</m:t>
+                            </m:r>
+                          </m:e>
+                          <m:sup>
+                            <m:r>
+                              <w:rPr>
+                                <w:rFonts w:ascii="Cambria Math" w:hAnsi="Cambria Math"/>
+                                <w:lang w:val="en-US"/>
+                              </w:rPr>
+                              <m:t>α</m:t>
+                            </m:r>
+                          </m:sup>
+                        </m:sSup>
+                      </m:den>
+                    </m:f>
+                    <m:sSup>
+                      <m:sSupPr>
+                        <m:ctrlPr>
+                          <w:rPr>
+                            <w:rFonts w:ascii="Cambria Math" w:hAnsi="Cambria Math"/>
+                            <w:i/>
+                            <w:lang w:val="en-US"/>
+                          </w:rPr>
+                        </m:ctrlPr>
+                      </m:sSupPr>
+                      <m:e>
+                        <m:r>
+                          <w:rPr>
+                            <w:rFonts w:ascii="Cambria Math" w:hAnsi="Cambria Math"/>
+                            <w:lang w:val="en-US"/>
+                          </w:rPr>
+                          <m:t>x</m:t>
+                        </m:r>
+                      </m:e>
+                      <m:sup>
+                        <m:r>
+                          <w:rPr>
+                            <w:rFonts w:ascii="Cambria Math" w:hAnsi="Cambria Math"/>
+                            <w:lang w:val="en-US"/>
+                          </w:rPr>
+                          <m:t>α - 1</m:t>
+                        </m:r>
+                      </m:sup>
+                    </m:sSup>
+                    <m:sSup>
+                      <m:sSupPr>
+                        <m:ctrlPr>
+                          <w:rPr>
+                            <w:rFonts w:ascii="Cambria Math" w:hAnsi="Cambria Math"/>
+                            <w:i/>
+                            <w:lang w:val="en-US"/>
+                          </w:rPr>
+                        </m:ctrlPr>
+                      </m:sSupPr>
+                      <m:e>
+                        <m:r>
+                          <w:rPr>
+                            <w:rFonts w:ascii="Cambria Math" w:hAnsi="Cambria Math"/>
+                            <w:lang w:val="en-US"/>
+                          </w:rPr>
+                          <m:t>e</m:t>
+                        </m:r>
+                      </m:e>
+                      <m:sup>
+                        <m:r>
+                          <w:rPr>
+                            <w:rFonts w:ascii="Cambria Math" w:hAnsi="Cambria Math"/>
+                            <w:lang w:val="en-US"/>
+                          </w:rPr>
+                          <m:t>-</m:t>
+                        </m:r>
+                        <m:f>
+                          <m:fPr>
+                            <m:ctrlPr>
+                              <w:rPr>
+                                <w:rFonts w:ascii="Cambria Math" w:hAnsi="Cambria Math"/>
+                                <w:i/>
+                                <w:lang w:val="en-US"/>
+                              </w:rPr>
+                            </m:ctrlPr>
+                          </m:fPr>
+                          <m:num>
+                            <m:r>
+                              <w:rPr>
+                                <w:rFonts w:ascii="Cambria Math" w:hAnsi="Cambria Math"/>
+                                <w:lang w:val="en-US"/>
+                              </w:rPr>
+                              <m:t>x</m:t>
+                            </m:r>
+                          </m:num>
+                          <m:den>
+                            <m:r>
+                              <w:rPr>
+                                <w:rFonts w:ascii="Cambria Math" w:hAnsi="Cambria Math"/>
+                                <w:lang w:val="en-US"/>
+                              </w:rPr>
+                              <m:t>β</m:t>
+                            </m:r>
+                          </m:den>
+                        </m:f>
+                      </m:sup>
+                    </m:sSup>
+                    <m:r>
+                      <w:rPr>
+                        <w:rFonts w:ascii="Cambria Math" w:hAnsi="Cambria Math"/>
+                        <w:lang w:val="en-US"/>
+                      </w:rPr>
+                      <m:t>,x≥0</m:t>
+                    </m:r>
+                  </m:e>
+                </m:mr>
+                <m:mr>
+                  <m:e>
+                    <m:r>
+                      <w:rPr>
+                        <w:rFonts w:ascii="Cambria Math" w:hAnsi="Cambria Math"/>
+                        <w:lang w:val="en-US"/>
+                      </w:rPr>
+                      <m:t>0,x&lt;0</m:t>
+                    </m:r>
+                  </m:e>
+                </m:mr>
+              </m:m>
+            </m:e>
+          </m:d>
+        </m:oMath>
+      </m:oMathPara>
+    </w:p>
+    <w:p>
+      <w:pPr>
+        <w:pStyle w:val="ListParagraph"/>
+        <w:numPr>
+          <w:ilvl w:val="0"/>
+          <w:numId w:val="7"/>
+        </w:numPr>
+        <w:rPr>
+          <w:rFonts w:ascii="Cambria Math" w:hAnsi="Cambria Math"/>
+          <w:lang w:val="en-US"/>
+          <w:oMath/>
+        </w:rPr>
+      </w:pPr>
+      <w:r>
+        <w:rPr>
+          <w:rFonts w:eastAsiaTheme="minorEastAsia"/>
+          <w:lang w:val="en-US"/>
+        </w:rPr>
+        <w:t>Kì vọng và Variance của X là</w:t>
+      </w:r>
+    </w:p>
+    <w:p>
+      <w:pPr>
+        <w:pStyle w:val="ListParagraph"/>
+        <w:pBdr>
+          <w:top w:val="single" w:sz="4" w:space="1" w:color="auto"/>
+          <w:left w:val="single" w:sz="4" w:space="4" w:color="auto"/>
+          <w:bottom w:val="single" w:sz="4" w:space="1" w:color="auto"/>
+          <w:right w:val="single" w:sz="4" w:space="4" w:color="auto"/>
+        </w:pBdr>
+        <w:ind w:left="1080"/>
+        <w:rPr>
+          <w:rFonts w:ascii="Cambria Math" w:hAnsi="Cambria Math"/>
+          <w:lang w:val="en-US"/>
+          <w:oMath/>
+        </w:rPr>
+      </w:pPr>
+      <m:oMathPara>
+        <m:oMathParaPr>
+          <m:jc m:val="left"/>
+        </m:oMathParaPr>
+        <m:oMath>
+          <m:r>
+            <w:rPr>
+              <w:rFonts w:ascii="Cambria Math" w:hAnsi="Cambria Math"/>
+              <w:lang w:val="en-US"/>
+            </w:rPr>
+            <m:t>E</m:t>
+          </m:r>
+          <m:d>
+            <m:dPr>
+              <m:begChr m:val="["/>
+              <m:endChr m:val="]"/>
+              <m:ctrlPr>
+                <w:rPr>
+                  <w:rFonts w:ascii="Cambria Math" w:eastAsiaTheme="minorEastAsia" w:hAnsi="Cambria Math"/>
+                  <w:i/>
+                  <w:lang w:val="en-US"/>
+                </w:rPr>
+              </m:ctrlPr>
+            </m:dPr>
+            <m:e>
+              <m:r>
+                <w:rPr>
+                  <w:rFonts w:ascii="Cambria Math" w:eastAsiaTheme="minorEastAsia" w:hAnsi="Cambria Math"/>
+                  <w:lang w:val="en-US"/>
+                </w:rPr>
+                <m:t>X</m:t>
+              </m:r>
+            </m:e>
+          </m:d>
+          <m:r>
+            <m:rPr>
+              <m:sty m:val="p"/>
+            </m:rPr>
+            <w:rPr>
+              <w:rFonts w:ascii="Cambria Math" w:hAnsi="Cambria Math"/>
+              <w:lang w:val="en-US"/>
+            </w:rPr>
+            <m:t>=αβ</m:t>
+          </m:r>
+        </m:oMath>
+      </m:oMathPara>
+    </w:p>
+    <w:p>
+      <w:pPr>
+        <w:pStyle w:val="ListParagraph"/>
+        <w:pBdr>
+          <w:top w:val="single" w:sz="4" w:space="1" w:color="auto"/>
+          <w:left w:val="single" w:sz="4" w:space="4" w:color="auto"/>
+          <w:bottom w:val="single" w:sz="4" w:space="1" w:color="auto"/>
+          <w:right w:val="single" w:sz="4" w:space="4" w:color="auto"/>
+        </w:pBdr>
+        <w:ind w:left="1080"/>
+        <w:rPr>
+          <w:rFonts w:ascii="Cambria Math" w:hAnsi="Cambria Math"/>
+          <w:lang w:val="en-US"/>
+          <w:oMath/>
+        </w:rPr>
+      </w:pPr>
+      <m:oMathPara>
+        <m:oMathParaPr>
+          <m:jc m:val="left"/>
+        </m:oMathParaPr>
+        <m:oMath>
+          <m:r>
+            <w:rPr>
+              <w:rFonts w:ascii="Cambria Math" w:hAnsi="Cambria Math"/>
+              <w:lang w:val="en-US"/>
+            </w:rPr>
+            <m:t>Var</m:t>
+          </m:r>
+          <m:d>
+            <m:dPr>
+              <m:begChr m:val="["/>
+              <m:endChr m:val="]"/>
+              <m:ctrlPr>
+                <w:rPr>
+                  <w:rFonts w:ascii="Cambria Math" w:eastAsiaTheme="minorEastAsia" w:hAnsi="Cambria Math"/>
+                  <w:i/>
+                  <w:lang w:val="en-US"/>
+                </w:rPr>
+              </m:ctrlPr>
+            </m:dPr>
+            <m:e>
+              <m:r>
+                <w:rPr>
+                  <w:rFonts w:ascii="Cambria Math" w:eastAsiaTheme="minorEastAsia" w:hAnsi="Cambria Math"/>
+                  <w:lang w:val="en-US"/>
+                </w:rPr>
+                <m:t>X</m:t>
+              </m:r>
+            </m:e>
+          </m:d>
+          <m:r>
+            <m:rPr>
+              <m:sty m:val="p"/>
+            </m:rPr>
+            <w:rPr>
+              <w:rFonts w:ascii="Cambria Math" w:hAnsi="Cambria Math"/>
+              <w:lang w:val="en-US"/>
+            </w:rPr>
+            <m:t>=</m:t>
+          </m:r>
+          <m:r>
+            <m:rPr>
+              <m:sty m:val="p"/>
+            </m:rPr>
+            <w:rPr>
+              <w:rFonts w:ascii="Cambria Math" w:hAnsi="Cambria Math"/>
+              <w:lang w:val="en-US"/>
+            </w:rPr>
+            <m:t>α</m:t>
+          </m:r>
+          <m:sSup>
+            <m:sSupPr>
+              <m:ctrlPr>
+                <w:rPr>
+                  <w:rFonts w:ascii="Cambria Math" w:hAnsi="Cambria Math"/>
+                  <w:lang w:val="en-US"/>
+                </w:rPr>
+              </m:ctrlPr>
+            </m:sSupPr>
+            <m:e>
+              <m:r>
+                <m:rPr>
+                  <m:sty m:val="p"/>
+                </m:rPr>
+                <w:rPr>
+                  <w:rFonts w:ascii="Cambria Math" w:hAnsi="Cambria Math"/>
+                  <w:lang w:val="en-US"/>
+                </w:rPr>
+                <m:t>β</m:t>
+              </m:r>
+            </m:e>
+            <m:sup>
+              <m:r>
+                <w:rPr>
+                  <w:rFonts w:ascii="Cambria Math" w:hAnsi="Cambria Math"/>
+                  <w:lang w:val="en-US"/>
+                </w:rPr>
+                <m:t>2</m:t>
+              </m:r>
+            </m:sup>
+          </m:sSup>
+        </m:oMath>
+      </m:oMathPara>
+    </w:p>
+    <w:p>
+      <w:pPr>
+        <w:pStyle w:val="ListParagraph"/>
+        <w:numPr>
+          <w:ilvl w:val="0"/>
+          <w:numId w:val="1"/>
+        </w:numPr>
+        <w:rPr>
+          <w:rFonts w:ascii="Cambria Math" w:hAnsi="Cambria Math"/>
+          <w:lang w:val="en-US"/>
+          <w:oMath/>
+        </w:rPr>
+      </w:pPr>
+      <w:r>
+        <w:rPr>
+          <w:rFonts w:eastAsiaTheme="minorEastAsia"/>
+          <w:lang w:val="en-US"/>
+        </w:rPr>
+        <w:t>Phân Phối Chi Bình Phương</w:t>
+      </w:r>
+      <w:r>
+        <w:rPr>
+          <w:rFonts w:eastAsiaTheme="minorEastAsia"/>
+          <w:lang w:val="en-US"/>
+        </w:rPr>
+        <w:t xml:space="preserve"> (Chi Squared Distribution)</w:t>
+      </w:r>
+      <w:r>
+        <w:rPr>
+          <w:rFonts w:eastAsiaTheme="minorEastAsia"/>
+          <w:lang w:val="en-US"/>
+        </w:rPr>
+        <w:t>?</w:t>
+      </w:r>
+    </w:p>
+    <w:p>
+      <w:pPr>
+        <w:pStyle w:val="ListParagraph"/>
+        <w:numPr>
+          <w:ilvl w:val="0"/>
+          <w:numId w:val="7"/>
+        </w:numPr>
+        <w:rPr>
+          <w:rFonts w:ascii="Cambria Math" w:hAnsi="Cambria Math"/>
+          <w:lang w:val="en-US"/>
+          <w:oMath/>
+        </w:rPr>
+      </w:pPr>
+      <w:r>
+        <w:rPr>
+          <w:lang w:val="en-US"/>
+        </w:rPr>
+        <w:t xml:space="preserve">Cho X </w:t>
+      </w:r>
+      <w:r>
+        <w:rPr>
+          <w:lang w:val="en-US"/>
+        </w:rPr>
+        <w:sym w:font="Symbol" w:char="F07E"/>
+      </w:r>
+      <w:r>
+        <w:rPr>
+          <w:lang w:val="en-US"/>
+        </w:rPr>
+        <w:t xml:space="preserve"> </w:t>
+      </w:r>
+      <w:r>
+        <w:rPr>
+          <w:lang w:val="en-US"/>
+        </w:rPr>
+        <w:sym w:font="Symbol" w:char="F063"/>
+      </w:r>
+      <w:r>
+        <w:rPr>
+          <w:vertAlign w:val="superscript"/>
+          <w:lang w:val="en-US"/>
+        </w:rPr>
+        <w:t>2</w:t>
+      </w:r>
+      <w:r>
+        <w:rPr>
+          <w:lang w:val="en-US"/>
+        </w:rPr>
+        <w:t>(</w:t>
+      </w:r>
+      <w:r>
+        <w:rPr>
+          <w:lang w:val="en-US"/>
+        </w:rPr>
+        <w:t>r</w:t>
+      </w:r>
+      <w:r>
+        <w:rPr>
+          <w:lang w:val="en-US"/>
+        </w:rPr>
+        <w:t>), khi đó PDF của X là</w:t>
+      </w:r>
+    </w:p>
+    <w:p>
+      <w:pPr>
+        <w:pStyle w:val="ListParagraph"/>
+        <w:pBdr>
+          <w:top w:val="single" w:sz="4" w:space="1" w:color="auto"/>
+          <w:left w:val="single" w:sz="4" w:space="4" w:color="auto"/>
+          <w:bottom w:val="single" w:sz="4" w:space="1" w:color="auto"/>
+          <w:right w:val="single" w:sz="4" w:space="4" w:color="auto"/>
+        </w:pBdr>
+        <w:ind w:left="1080"/>
+        <w:rPr>
+          <w:rFonts w:ascii="Cambria Math" w:hAnsi="Cambria Math"/>
+          <w:lang w:val="en-US"/>
+          <w:oMath/>
+        </w:rPr>
+      </w:pPr>
+      <m:oMathPara>
+        <m:oMathParaPr>
+          <m:jc m:val="left"/>
+        </m:oMathParaPr>
+        <m:oMath>
+          <m:r>
+            <w:rPr>
+              <w:rFonts w:ascii="Cambria Math" w:hAnsi="Cambria Math"/>
+              <w:lang w:val="en-US"/>
+            </w:rPr>
+            <m:t>f</m:t>
+          </m:r>
+          <m:d>
+            <m:dPr>
+              <m:ctrlPr>
+                <w:rPr>
+                  <w:rFonts w:ascii="Cambria Math" w:hAnsi="Cambria Math"/>
+                  <w:i/>
+                  <w:lang w:val="en-US"/>
+                </w:rPr>
+              </m:ctrlPr>
+            </m:dPr>
+            <m:e>
+              <m:r>
+                <w:rPr>
+                  <w:rFonts w:ascii="Cambria Math" w:hAnsi="Cambria Math"/>
+                  <w:lang w:val="en-US"/>
+                </w:rPr>
+                <m:t>x</m:t>
+              </m:r>
+            </m:e>
+          </m:d>
+          <m:r>
+            <m:rPr>
+              <m:sty m:val="p"/>
+            </m:rPr>
+            <w:rPr>
+              <w:rFonts w:ascii="Cambria Math" w:hAnsi="Cambria Math"/>
+              <w:lang w:val="en-US"/>
+            </w:rPr>
+            <m:t>=</m:t>
+          </m:r>
+          <m:d>
+            <m:dPr>
+              <m:begChr m:val="{"/>
+              <m:endChr m:val=""/>
+              <m:ctrlPr>
+                <w:rPr>
+                  <w:rFonts w:ascii="Cambria Math" w:hAnsi="Cambria Math"/>
+                  <w:i/>
+                  <w:lang w:val="en-US"/>
+                </w:rPr>
+              </m:ctrlPr>
+            </m:dPr>
+            <m:e>
+              <m:m>
+                <m:mPr>
+                  <m:mcs>
+                    <m:mc>
+                      <m:mcPr>
+                        <m:count m:val="1"/>
+                        <m:mcJc m:val="center"/>
+                      </m:mcPr>
+                    </m:mc>
+                  </m:mcs>
+                  <m:ctrlPr>
+                    <w:rPr>
+                      <w:rFonts w:ascii="Cambria Math" w:hAnsi="Cambria Math"/>
+                      <w:i/>
+                      <w:lang w:val="en-US"/>
+                    </w:rPr>
+                  </m:ctrlPr>
+                </m:mPr>
+                <m:mr>
+                  <m:e>
+                    <m:f>
+                      <m:fPr>
+                        <m:ctrlPr>
+                          <w:rPr>
+                            <w:rFonts w:ascii="Cambria Math" w:hAnsi="Cambria Math"/>
+                            <w:lang w:val="en-US"/>
+                          </w:rPr>
+                        </m:ctrlPr>
+                      </m:fPr>
+                      <m:num>
+                        <m:r>
+                          <w:rPr>
+                            <w:rFonts w:ascii="Cambria Math" w:hAnsi="Cambria Math"/>
+                            <w:lang w:val="en-US"/>
+                          </w:rPr>
+                          <m:t>1</m:t>
+                        </m:r>
+                      </m:num>
+                      <m:den>
+                        <m:r>
+                          <m:rPr>
+                            <m:sty m:val="p"/>
+                          </m:rPr>
+                          <w:rPr>
+                            <w:rFonts w:ascii="Cambria Math" w:hAnsi="Cambria Math"/>
+                            <w:lang w:val="en-US"/>
+                          </w:rPr>
+                          <m:t>Γ</m:t>
+                        </m:r>
+                        <m:d>
+                          <m:dPr>
+                            <m:ctrlPr>
+                              <w:rPr>
+                                <w:rFonts w:ascii="Cambria Math" w:hAnsi="Cambria Math"/>
+                                <w:i/>
+                                <w:lang w:val="en-US"/>
+                              </w:rPr>
+                            </m:ctrlPr>
+                          </m:dPr>
+                          <m:e>
+                            <m:f>
+                              <m:fPr>
+                                <m:ctrlPr>
+                                  <w:rPr>
+                                    <w:rFonts w:ascii="Cambria Math" w:hAnsi="Cambria Math"/>
+                                    <w:i/>
+                                    <w:lang w:val="en-US"/>
+                                  </w:rPr>
+                                </m:ctrlPr>
+                              </m:fPr>
+                              <m:num>
+                                <m:r>
+                                  <w:rPr>
+                                    <w:rFonts w:ascii="Cambria Math" w:hAnsi="Cambria Math"/>
+                                    <w:lang w:val="en-US"/>
+                                  </w:rPr>
+                                  <m:t>r</m:t>
+                                </m:r>
+                              </m:num>
+                              <m:den>
+                                <m:r>
+                                  <w:rPr>
+                                    <w:rFonts w:ascii="Cambria Math" w:hAnsi="Cambria Math"/>
+                                    <w:lang w:val="en-US"/>
+                                  </w:rPr>
+                                  <m:t>2</m:t>
+                                </m:r>
+                              </m:den>
+                            </m:f>
+                          </m:e>
+                        </m:d>
+                        <m:sSup>
+                          <m:sSupPr>
+                            <m:ctrlPr>
+                              <w:rPr>
+                                <w:rFonts w:ascii="Cambria Math" w:hAnsi="Cambria Math"/>
+                                <w:i/>
+                                <w:lang w:val="en-US"/>
+                              </w:rPr>
+                            </m:ctrlPr>
+                          </m:sSupPr>
+                          <m:e>
+                            <m:r>
+                              <w:rPr>
+                                <w:rFonts w:ascii="Cambria Math" w:hAnsi="Cambria Math"/>
+                                <w:lang w:val="en-US"/>
+                              </w:rPr>
+                              <m:t>2</m:t>
+                            </m:r>
+                          </m:e>
+                          <m:sup>
+                            <m:f>
+                              <m:fPr>
+                                <m:ctrlPr>
+                                  <w:rPr>
+                                    <w:rFonts w:ascii="Cambria Math" w:hAnsi="Cambria Math"/>
+                                    <w:i/>
+                                    <w:lang w:val="en-US"/>
+                                  </w:rPr>
+                                </m:ctrlPr>
+                              </m:fPr>
+                              <m:num>
+                                <m:r>
+                                  <w:rPr>
+                                    <w:rFonts w:ascii="Cambria Math" w:hAnsi="Cambria Math"/>
+                                    <w:lang w:val="en-US"/>
+                                  </w:rPr>
+                                  <m:t>r</m:t>
+                                </m:r>
+                              </m:num>
+                              <m:den>
+                                <m:r>
+                                  <w:rPr>
+                                    <w:rFonts w:ascii="Cambria Math" w:hAnsi="Cambria Math"/>
+                                    <w:lang w:val="en-US"/>
+                                  </w:rPr>
+                                  <m:t>2</m:t>
+                                </m:r>
+                              </m:den>
+                            </m:f>
+                          </m:sup>
+                        </m:sSup>
+                      </m:den>
+                    </m:f>
+                    <m:sSup>
+                      <m:sSupPr>
+                        <m:ctrlPr>
+                          <w:rPr>
+                            <w:rFonts w:ascii="Cambria Math" w:hAnsi="Cambria Math"/>
+                            <w:i/>
+                            <w:lang w:val="en-US"/>
+                          </w:rPr>
+                        </m:ctrlPr>
+                      </m:sSupPr>
+                      <m:e>
+                        <m:r>
+                          <w:rPr>
+                            <w:rFonts w:ascii="Cambria Math" w:hAnsi="Cambria Math"/>
+                            <w:lang w:val="en-US"/>
+                          </w:rPr>
+                          <m:t>x</m:t>
+                        </m:r>
+                      </m:e>
+                      <m:sup>
+                        <m:f>
+                          <m:fPr>
+                            <m:ctrlPr>
+                              <w:rPr>
+                                <w:rFonts w:ascii="Cambria Math" w:hAnsi="Cambria Math"/>
+                                <w:i/>
+                                <w:lang w:val="en-US"/>
+                              </w:rPr>
+                            </m:ctrlPr>
+                          </m:fPr>
+                          <m:num>
+                            <m:r>
+                              <w:rPr>
+                                <w:rFonts w:ascii="Cambria Math" w:hAnsi="Cambria Math"/>
+                                <w:lang w:val="en-US"/>
+                              </w:rPr>
+                              <m:t>r</m:t>
+                            </m:r>
+                          </m:num>
+                          <m:den>
+                            <m:r>
+                              <w:rPr>
+                                <w:rFonts w:ascii="Cambria Math" w:hAnsi="Cambria Math"/>
+                                <w:lang w:val="en-US"/>
+                              </w:rPr>
+                              <m:t>2</m:t>
+                            </m:r>
+                          </m:den>
+                        </m:f>
+                        <m:r>
+                          <w:rPr>
+                            <w:rFonts w:ascii="Cambria Math" w:hAnsi="Cambria Math"/>
+                            <w:lang w:val="en-US"/>
+                          </w:rPr>
+                          <m:t xml:space="preserve"> - 1</m:t>
+                        </m:r>
+                      </m:sup>
+                    </m:sSup>
+                    <m:sSup>
+                      <m:sSupPr>
+                        <m:ctrlPr>
+                          <w:rPr>
+                            <w:rFonts w:ascii="Cambria Math" w:hAnsi="Cambria Math"/>
+                            <w:i/>
+                            <w:lang w:val="en-US"/>
+                          </w:rPr>
+                        </m:ctrlPr>
+                      </m:sSupPr>
+                      <m:e>
+                        <m:r>
+                          <w:rPr>
+                            <w:rFonts w:ascii="Cambria Math" w:hAnsi="Cambria Math"/>
+                            <w:lang w:val="en-US"/>
+                          </w:rPr>
+                          <m:t>e</m:t>
+                        </m:r>
+                      </m:e>
+                      <m:sup>
+                        <m:r>
+                          <w:rPr>
+                            <w:rFonts w:ascii="Cambria Math" w:hAnsi="Cambria Math"/>
+                            <w:lang w:val="en-US"/>
+                          </w:rPr>
+                          <m:t>-</m:t>
+                        </m:r>
+                        <m:f>
+                          <m:fPr>
+                            <m:ctrlPr>
+                              <w:rPr>
+                                <w:rFonts w:ascii="Cambria Math" w:hAnsi="Cambria Math"/>
+                                <w:i/>
+                                <w:lang w:val="en-US"/>
+                              </w:rPr>
+                            </m:ctrlPr>
+                          </m:fPr>
+                          <m:num>
+                            <m:r>
+                              <w:rPr>
+                                <w:rFonts w:ascii="Cambria Math" w:hAnsi="Cambria Math"/>
+                                <w:lang w:val="en-US"/>
+                              </w:rPr>
+                              <m:t>x</m:t>
+                            </m:r>
+                          </m:num>
+                          <m:den>
+                            <m:r>
+                              <w:rPr>
+                                <w:rFonts w:ascii="Cambria Math" w:hAnsi="Cambria Math"/>
+                                <w:lang w:val="en-US"/>
+                              </w:rPr>
+                              <m:t>2</m:t>
+                            </m:r>
+                          </m:den>
+                        </m:f>
+                      </m:sup>
+                    </m:sSup>
+                    <m:r>
+                      <w:rPr>
+                        <w:rFonts w:ascii="Cambria Math" w:hAnsi="Cambria Math"/>
+                        <w:lang w:val="en-US"/>
+                      </w:rPr>
+                      <m:t>,x≥0</m:t>
+                    </m:r>
+                  </m:e>
+                </m:mr>
+                <m:mr>
+                  <m:e>
+                    <m:r>
+                      <w:rPr>
+                        <w:rFonts w:ascii="Cambria Math" w:hAnsi="Cambria Math"/>
+                        <w:lang w:val="en-US"/>
+                      </w:rPr>
+                      <m:t>0,x&lt;0</m:t>
+                    </m:r>
+                  </m:e>
+                </m:mr>
+              </m:m>
+            </m:e>
+          </m:d>
+        </m:oMath>
+      </m:oMathPara>
+    </w:p>
+    <w:p>
+      <w:pPr>
+        <w:pStyle w:val="ListParagraph"/>
+        <w:numPr>
+          <w:ilvl w:val="0"/>
+          <w:numId w:val="7"/>
+        </w:numPr>
+        <w:rPr>
+          <w:rFonts w:ascii="Cambria Math" w:hAnsi="Cambria Math"/>
+          <w:lang w:val="en-US"/>
+          <w:oMath/>
+        </w:rPr>
+      </w:pPr>
+      <w:r>
+        <w:rPr>
+          <w:rFonts w:eastAsiaTheme="minorEastAsia"/>
+          <w:lang w:val="en-US"/>
+        </w:rPr>
+        <w:t xml:space="preserve">Dễ thấy </w:t>
+      </w:r>
+      <w:r>
+        <w:rPr>
+          <w:lang w:val="en-US"/>
+        </w:rPr>
+        <w:t xml:space="preserve">X </w:t>
+      </w:r>
+      <w:r>
+        <w:rPr>
+          <w:lang w:val="en-US"/>
+        </w:rPr>
+        <w:sym w:font="Symbol" w:char="F07E"/>
+      </w:r>
+      <w:r>
+        <w:rPr>
+          <w:lang w:val="en-US"/>
+        </w:rPr>
+        <w:t xml:space="preserve"> </w:t>
+      </w:r>
+      <w:r>
+        <w:rPr>
+          <w:lang w:val="en-US"/>
+        </w:rPr>
+        <w:sym w:font="Symbol" w:char="F047"/>
+      </w:r>
+      <w:r>
+        <w:rPr>
+          <w:lang w:val="en-US"/>
+        </w:rPr>
+        <w:t>(r / 2, 2</w:t>
+      </w:r>
+      <w:r>
+        <w:rPr>
+          <w:lang w:val="en-US"/>
+        </w:rPr>
+        <w:t>), do đó phân phố</w:t>
+      </w:r>
+      <w:r>
+        <w:rPr>
+          <w:lang w:val="en-US"/>
+        </w:rPr>
+        <w:t>i chi bình phương</w:t>
+      </w:r>
+      <w:r>
+        <w:rPr>
+          <w:lang w:val="en-US"/>
+        </w:rPr>
+        <w:t xml:space="preserve"> chỉ là 1 dạng đặc biệt của phân phối Gamm</w:t>
+      </w:r>
+      <w:r>
+        <w:rPr>
+          <w:lang w:val="en-US"/>
+        </w:rPr>
+        <w:t>a</w:t>
+      </w:r>
+    </w:p>
+    <w:p>
+      <w:pPr>
+        <w:pStyle w:val="ListParagraph"/>
+        <w:numPr>
+          <w:ilvl w:val="0"/>
+          <w:numId w:val="7"/>
+        </w:numPr>
+        <w:rPr>
+          <w:rFonts w:ascii="Cambria Math" w:hAnsi="Cambria Math"/>
+          <w:lang w:val="en-US"/>
+          <w:oMath/>
+        </w:rPr>
+      </w:pPr>
+      <w:r>
+        <w:rPr>
+          <w:rFonts w:eastAsiaTheme="minorEastAsia"/>
+          <w:lang w:val="en-US"/>
+        </w:rPr>
+        <w:t>Kì vọng và Variance của X là</w:t>
+      </w:r>
+    </w:p>
+    <w:p>
+      <w:pPr>
+        <w:pStyle w:val="ListParagraph"/>
+        <w:pBdr>
+          <w:top w:val="single" w:sz="4" w:space="1" w:color="auto"/>
+          <w:left w:val="single" w:sz="4" w:space="4" w:color="auto"/>
+          <w:bottom w:val="single" w:sz="4" w:space="1" w:color="auto"/>
+          <w:right w:val="single" w:sz="4" w:space="4" w:color="auto"/>
+        </w:pBdr>
+        <w:ind w:left="1080"/>
+        <w:rPr>
+          <w:rFonts w:ascii="Cambria Math" w:hAnsi="Cambria Math"/>
+          <w:lang w:val="en-US"/>
+          <w:oMath/>
+        </w:rPr>
+      </w:pPr>
+      <m:oMathPara>
+        <m:oMathParaPr>
+          <m:jc m:val="left"/>
+        </m:oMathParaPr>
+        <m:oMath>
+          <m:r>
+            <w:rPr>
+              <w:rFonts w:ascii="Cambria Math" w:hAnsi="Cambria Math"/>
+              <w:lang w:val="en-US"/>
+            </w:rPr>
+            <m:t>E</m:t>
+          </m:r>
+          <m:d>
+            <m:dPr>
+              <m:begChr m:val="["/>
+              <m:endChr m:val="]"/>
+              <m:ctrlPr>
+                <w:rPr>
+                  <w:rFonts w:ascii="Cambria Math" w:eastAsiaTheme="minorEastAsia" w:hAnsi="Cambria Math"/>
+                  <w:i/>
+                  <w:lang w:val="en-US"/>
+                </w:rPr>
+              </m:ctrlPr>
+            </m:dPr>
+            <m:e>
+              <m:r>
+                <w:rPr>
+                  <w:rFonts w:ascii="Cambria Math" w:eastAsiaTheme="minorEastAsia" w:hAnsi="Cambria Math"/>
+                  <w:lang w:val="en-US"/>
+                </w:rPr>
+                <m:t>X</m:t>
+              </m:r>
+            </m:e>
+          </m:d>
+          <m:r>
+            <m:rPr>
+              <m:sty m:val="p"/>
+            </m:rPr>
+            <w:rPr>
+              <w:rFonts w:ascii="Cambria Math" w:hAnsi="Cambria Math"/>
+              <w:lang w:val="en-US"/>
+            </w:rPr>
+            <m:t>=</m:t>
+          </m:r>
+          <m:r>
+            <w:rPr>
+              <w:rFonts w:ascii="Cambria Math" w:hAnsi="Cambria Math"/>
+              <w:lang w:val="en-US"/>
+            </w:rPr>
+            <m:t>r</m:t>
+          </m:r>
+        </m:oMath>
+      </m:oMathPara>
+    </w:p>
+    <w:p>
+      <w:pPr>
+        <w:pStyle w:val="ListParagraph"/>
+        <w:pBdr>
+          <w:top w:val="single" w:sz="4" w:space="1" w:color="auto"/>
+          <w:left w:val="single" w:sz="4" w:space="4" w:color="auto"/>
+          <w:bottom w:val="single" w:sz="4" w:space="1" w:color="auto"/>
+          <w:right w:val="single" w:sz="4" w:space="4" w:color="auto"/>
+        </w:pBdr>
+        <w:ind w:left="1080"/>
+        <w:rPr>
+          <w:rFonts w:ascii="Cambria Math" w:hAnsi="Cambria Math"/>
+          <w:lang w:val="en-US"/>
+          <w:oMath/>
+        </w:rPr>
+      </w:pPr>
+      <m:oMathPara>
+        <m:oMathParaPr>
+          <m:jc m:val="left"/>
+        </m:oMathParaPr>
+        <m:oMath>
+          <m:r>
+            <w:rPr>
+              <w:rFonts w:ascii="Cambria Math" w:hAnsi="Cambria Math"/>
+              <w:lang w:val="en-US"/>
+            </w:rPr>
+            <m:t>Var</m:t>
+          </m:r>
+          <m:d>
+            <m:dPr>
+              <m:begChr m:val="["/>
+              <m:endChr m:val="]"/>
+              <m:ctrlPr>
+                <w:rPr>
+                  <w:rFonts w:ascii="Cambria Math" w:eastAsiaTheme="minorEastAsia" w:hAnsi="Cambria Math"/>
+                  <w:i/>
+                  <w:lang w:val="en-US"/>
+                </w:rPr>
+              </m:ctrlPr>
+            </m:dPr>
+            <m:e>
+              <m:r>
+                <w:rPr>
+                  <w:rFonts w:ascii="Cambria Math" w:eastAsiaTheme="minorEastAsia" w:hAnsi="Cambria Math"/>
+                  <w:lang w:val="en-US"/>
+                </w:rPr>
+                <m:t>X</m:t>
+              </m:r>
+            </m:e>
+          </m:d>
+          <m:r>
+            <m:rPr>
+              <m:sty m:val="p"/>
+            </m:rPr>
+            <w:rPr>
+              <w:rFonts w:ascii="Cambria Math" w:hAnsi="Cambria Math"/>
+              <w:lang w:val="en-US"/>
+            </w:rPr>
+            <m:t>=</m:t>
+          </m:r>
+          <m:r>
+            <m:rPr>
+              <m:sty m:val="p"/>
+            </m:rPr>
+            <w:rPr>
+              <w:rFonts w:ascii="Cambria Math" w:hAnsi="Cambria Math"/>
+              <w:lang w:val="en-US"/>
+            </w:rPr>
+            <m:t>2</m:t>
+          </m:r>
+          <m:r>
+            <w:rPr>
+              <w:rFonts w:ascii="Cambria Math" w:hAnsi="Cambria Math"/>
+              <w:lang w:val="en-US"/>
+            </w:rPr>
+            <m:t>r</m:t>
+          </m:r>
+        </m:oMath>
+      </m:oMathPara>
+    </w:p>
+    <w:p>
+      <w:pPr>
+        <w:pStyle w:val="ListParagraph"/>
+        <w:numPr>
+          <w:ilvl w:val="0"/>
+          <w:numId w:val="7"/>
+        </w:numPr>
+        <w:rPr>
+          <w:rFonts w:ascii="Cambria Math" w:hAnsi="Cambria Math"/>
+          <w:lang w:val="en-US"/>
+          <w:oMath/>
+        </w:rPr>
+      </w:pPr>
+      <w:r>
+        <w:rPr>
+          <w:rFonts w:eastAsiaTheme="minorEastAsia"/>
+          <w:lang w:val="en-US"/>
+        </w:rPr>
+        <w:t>Bản chất của X chính là tổng của r biến ngẫu nhiên với phân phối chuẩn tắc</w:t>
+      </w:r>
+    </w:p>
+    <w:p>
+      <w:pPr>
+        <w:pStyle w:val="ListParagraph"/>
+        <w:numPr>
+          <w:ilvl w:val="0"/>
+          <w:numId w:val="1"/>
+        </w:numPr>
+        <w:rPr>
+          <w:rFonts w:ascii="Cambria Math" w:hAnsi="Cambria Math"/>
+          <w:lang w:val="en-US"/>
+          <w:oMath/>
+        </w:rPr>
+      </w:pPr>
+      <w:r>
+        <w:rPr>
+          <w:rFonts w:eastAsiaTheme="minorEastAsia"/>
+          <w:lang w:val="en-US"/>
+        </w:rPr>
+        <w:t>Phân Phối Mũ</w:t>
+      </w:r>
+      <w:r>
+        <w:rPr>
+          <w:rFonts w:eastAsiaTheme="minorEastAsia"/>
+          <w:lang w:val="en-US"/>
+        </w:rPr>
+        <w:t xml:space="preserve"> (Exponential Distribution)</w:t>
+      </w:r>
+      <w:r>
+        <w:rPr>
+          <w:rFonts w:eastAsiaTheme="minorEastAsia"/>
+          <w:lang w:val="en-US"/>
+        </w:rPr>
+        <w:t>?</w:t>
+      </w:r>
+    </w:p>
+    <w:p>
+      <w:pPr>
+        <w:pStyle w:val="ListParagraph"/>
+        <w:numPr>
+          <w:ilvl w:val="0"/>
+          <w:numId w:val="7"/>
+        </w:numPr>
+        <w:rPr>
+          <w:rFonts w:ascii="Cambria Math" w:hAnsi="Cambria Math"/>
+          <w:lang w:val="en-US"/>
+          <w:oMath/>
+        </w:rPr>
+      </w:pPr>
+      <w:r>
+        <w:rPr>
+          <w:lang w:val="en-US"/>
+        </w:rPr>
+        <w:t xml:space="preserve">Cho X </w:t>
+      </w:r>
+      <w:r>
+        <w:rPr>
+          <w:lang w:val="en-US"/>
+        </w:rPr>
+        <w:sym w:font="Symbol" w:char="F07E"/>
+      </w:r>
+      <w:r>
+        <w:rPr>
+          <w:lang w:val="en-US"/>
+        </w:rPr>
+        <w:t xml:space="preserve"> Exp(</w:t>
+      </w:r>
+      <w:r>
+        <w:rPr>
+          <w:lang w:val="en-US"/>
+        </w:rPr>
+        <w:sym w:font="Symbol" w:char="F06C"/>
+      </w:r>
+      <w:r>
+        <w:rPr>
+          <w:lang w:val="en-US"/>
+        </w:rPr>
+        <w:t>), khi đó PDF của X là</w:t>
+      </w:r>
+    </w:p>
+    <w:p>
+      <w:pPr>
+        <w:pStyle w:val="ListParagraph"/>
+        <w:pBdr>
+          <w:top w:val="single" w:sz="4" w:space="1" w:color="auto"/>
+          <w:left w:val="single" w:sz="4" w:space="4" w:color="auto"/>
+          <w:bottom w:val="single" w:sz="4" w:space="1" w:color="auto"/>
+          <w:right w:val="single" w:sz="4" w:space="4" w:color="auto"/>
+        </w:pBdr>
+        <w:ind w:left="1080"/>
+        <w:rPr>
+          <w:rFonts w:ascii="Cambria Math" w:hAnsi="Cambria Math"/>
+          <w:lang w:val="en-US"/>
+          <w:oMath/>
+        </w:rPr>
+      </w:pPr>
+      <m:oMathPara>
+        <m:oMathParaPr>
+          <m:jc m:val="left"/>
+        </m:oMathParaPr>
+        <m:oMath>
+          <m:r>
+            <w:rPr>
+              <w:rFonts w:ascii="Cambria Math" w:hAnsi="Cambria Math"/>
+              <w:lang w:val="en-US"/>
+            </w:rPr>
+            <m:t>f</m:t>
+          </m:r>
+          <m:d>
+            <m:dPr>
+              <m:ctrlPr>
+                <w:rPr>
+                  <w:rFonts w:ascii="Cambria Math" w:hAnsi="Cambria Math"/>
+                  <w:i/>
+                  <w:lang w:val="en-US"/>
+                </w:rPr>
+              </m:ctrlPr>
+            </m:dPr>
+            <m:e>
+              <m:r>
+                <w:rPr>
+                  <w:rFonts w:ascii="Cambria Math" w:hAnsi="Cambria Math"/>
+                  <w:lang w:val="en-US"/>
+                </w:rPr>
+                <m:t>x</m:t>
+              </m:r>
+            </m:e>
+          </m:d>
+          <m:r>
+            <w:rPr>
+              <w:rFonts w:ascii="Cambria Math" w:hAnsi="Cambria Math"/>
+              <w:lang w:val="en-US"/>
+            </w:rPr>
+            <m:t>=</m:t>
           </m:r>
           <m:d>
             <m:dPr>
@@ -16371,14 +17340,7 @@
                         <w:rFonts w:ascii="Cambria Math" w:hAnsi="Cambria Math"/>
                         <w:lang w:val="en-US"/>
                       </w:rPr>
-                      <m:t>0</m:t>
-                    </m:r>
-                    <m:r>
-                      <w:rPr>
-                        <w:rFonts w:ascii="Cambria Math" w:hAnsi="Cambria Math"/>
-                        <w:lang w:val="en-US"/>
-                      </w:rPr>
-                      <m:t>,x&lt;0</m:t>
+                      <m:t>0,x&lt;0</m:t>
                     </m:r>
                   </m:e>
                 </m:mr>
@@ -16387,6 +17349,69 @@
           </m:d>
         </m:oMath>
       </m:oMathPara>
+    </w:p>
+    <w:p>
+      <w:pPr>
+        <w:pStyle w:val="ListParagraph"/>
+        <w:numPr>
+          <w:ilvl w:val="0"/>
+          <w:numId w:val="4"/>
+        </w:numPr>
+        <w:rPr>
+          <w:rFonts w:ascii="Cambria Math" w:hAnsi="Cambria Math"/>
+          <w:lang w:val="en-US"/>
+          <w:oMath/>
+        </w:rPr>
+      </w:pPr>
+      <w:r>
+        <w:rPr>
+          <w:rFonts w:eastAsiaTheme="minorEastAsia"/>
+          <w:lang w:val="en-US"/>
+        </w:rPr>
+        <w:t xml:space="preserve">Dễ thấy </w:t>
+      </w:r>
+      <w:r>
+        <w:rPr>
+          <w:lang w:val="en-US"/>
+        </w:rPr>
+        <w:t xml:space="preserve">X </w:t>
+      </w:r>
+      <w:r>
+        <w:rPr>
+          <w:lang w:val="en-US"/>
+        </w:rPr>
+        <w:sym w:font="Symbol" w:char="F07E"/>
+      </w:r>
+      <w:r>
+        <w:rPr>
+          <w:lang w:val="en-US"/>
+        </w:rPr>
+        <w:t xml:space="preserve"> </w:t>
+      </w:r>
+      <w:r>
+        <w:rPr>
+          <w:lang w:val="en-US"/>
+        </w:rPr>
+        <w:sym w:font="Symbol" w:char="F047"/>
+      </w:r>
+      <w:r>
+        <w:rPr>
+          <w:lang w:val="en-US"/>
+        </w:rPr>
+        <w:t xml:space="preserve">(1, 1 / </w:t>
+      </w:r>
+      <w:r>
+        <w:rPr>
+          <w:lang w:val="en-US"/>
+        </w:rPr>
+        <w:sym w:font="Symbol" w:char="F06C"/>
+      </w:r>
+      <w:r>
+        <w:rPr>
+          <w:lang w:val="en-US"/>
+        </w:rPr>
+        <w:t>), do đó phân phối mũ chỉ là 1 dạng đặc biệt của phân phối Gamma</w:t>
+      </w:r>
     </w:p>
     <w:p>
       <w:pPr>
@@ -16441,6 +17466,7 @@
               <w:rFonts w:ascii="Cambria Math" w:hAnsi="Cambria Math"/>
               <w:lang w:val="en-US"/>
             </w:rPr>
+            <w:lastRenderedPageBreak/>
             <m:t>E</m:t>
           </m:r>
           <m:d>
@@ -16630,7 +17656,19 @@
         <w:rPr>
           <w:lang w:val="en-US"/>
         </w:rPr>
-        <w:t>Phân Phối T Là Gì?</w:t>
+        <w:t>Phân Phố</w:t>
+      </w:r>
+      <w:r>
+        <w:rPr>
+          <w:lang w:val="en-US"/>
+        </w:rPr>
+        <w:t>i Student (Student’s T Distribution)</w:t>
+      </w:r>
+      <w:r>
+        <w:rPr>
+          <w:lang w:val="en-US"/>
+        </w:rPr>
+        <w:t>?</w:t>
       </w:r>
     </w:p>
     <w:p>
@@ -16648,25 +17686,25 @@
         <w:rPr>
           <w:lang w:val="en-US"/>
         </w:rPr>
-        <w:t>Là phân phối chuẩn tắc bị biến dạng 1 chút, nói cách khác, phân phối chuẩn tắc là 1 dạng đặc biêt của phân phối này</w:t>
-      </w:r>
-    </w:p>
-    <w:p>
-      <w:pPr>
-        <w:pStyle w:val="ListParagraph"/>
-        <w:numPr>
-          <w:ilvl w:val="0"/>
-          <w:numId w:val="1"/>
-        </w:numPr>
-        <w:rPr>
-          <w:lang w:val="en-US"/>
-        </w:rPr>
-      </w:pPr>
-      <w:r>
-        <w:rPr>
-          <w:lang w:val="en-US"/>
-        </w:rPr>
-        <w:t>PDF Của Phân Phối T?</w:t>
+        <w:t xml:space="preserve">Cho X </w:t>
+      </w:r>
+      <w:r>
+        <w:rPr>
+          <w:lang w:val="en-US"/>
+        </w:rPr>
+        <w:sym w:font="Symbol" w:char="F07E"/>
+      </w:r>
+      <w:r>
+        <w:rPr>
+          <w:lang w:val="en-US"/>
+        </w:rPr>
+        <w:t xml:space="preserve"> St(n), khi đó PDF của X</w:t>
+      </w:r>
+      <w:r>
+        <w:rPr>
+          <w:lang w:val="en-US"/>
+        </w:rPr>
+        <w:t xml:space="preserve"> là</w:t>
       </w:r>
     </w:p>
     <w:p>
@@ -16693,7 +17731,34 @@
               <w:rFonts w:ascii="Cambria Math" w:hAnsi="Cambria Math"/>
               <w:lang w:val="en-US"/>
             </w:rPr>
-            <m:t>y=</m:t>
+            <m:t>f</m:t>
+          </m:r>
+          <m:d>
+            <m:dPr>
+              <m:ctrlPr>
+                <w:rPr>
+                  <w:rFonts w:ascii="Cambria Math" w:hAnsi="Cambria Math"/>
+                  <w:i/>
+                  <w:lang w:val="en-US"/>
+                </w:rPr>
+              </m:ctrlPr>
+            </m:dPr>
+            <m:e>
+              <m:r>
+                <w:rPr>
+                  <w:rFonts w:ascii="Cambria Math" w:hAnsi="Cambria Math"/>
+                  <w:lang w:val="en-US"/>
+                </w:rPr>
+                <m:t>x</m:t>
+              </m:r>
+            </m:e>
+          </m:d>
+          <m:r>
+            <w:rPr>
+              <w:rFonts w:ascii="Cambria Math" w:hAnsi="Cambria Math"/>
+              <w:lang w:val="en-US"/>
+            </w:rPr>
+            <m:t>=</m:t>
           </m:r>
           <m:f>
             <m:fPr>
@@ -16733,7 +17798,7 @@
                       <w:rFonts w:ascii="Cambria Math" w:hAnsi="Cambria Math"/>
                       <w:lang w:val="en-US"/>
                     </w:rPr>
-                    <m:t>k</m:t>
+                    <m:t>n</m:t>
                   </m:r>
                 </m:e>
               </m:rad>
@@ -16810,7 +17875,7 @@
                           <w:rFonts w:ascii="Cambria Math" w:hAnsi="Cambria Math"/>
                           <w:lang w:val="en-US"/>
                         </w:rPr>
-                        <m:t>k</m:t>
+                        <m:t>n</m:t>
                       </m:r>
                     </m:num>
                     <m:den>
@@ -16903,7 +17968,7 @@
                           <w:rFonts w:ascii="Cambria Math" w:hAnsi="Cambria Math"/>
                           <w:lang w:val="en-US"/>
                         </w:rPr>
-                        <m:t>k</m:t>
+                        <m:t>n</m:t>
                       </m:r>
                     </m:den>
                   </m:f>
@@ -16934,7 +17999,7 @@
                       <w:rFonts w:ascii="Cambria Math" w:hAnsi="Cambria Math"/>
                       <w:lang w:val="en-US"/>
                     </w:rPr>
-                    <m:t>k+1</m:t>
+                    <m:t>n + 1</m:t>
                   </m:r>
                 </m:num>
                 <m:den>
@@ -16967,384 +18032,98 @@
         <w:rPr>
           <w:lang w:val="en-US"/>
         </w:rPr>
-        <w:t xml:space="preserve">k là độ tự do, nếu k = </w:t>
-      </w:r>
-      <w:r>
-        <w:rPr>
-          <w:lang w:val="en-US"/>
-        </w:rPr>
-        <w:sym w:font="Symbol" w:char="F0A5"/>
-      </w:r>
-      <w:r>
-        <w:rPr>
-          <w:lang w:val="en-US"/>
-        </w:rPr>
-        <w:t xml:space="preserve"> thì phân phối này sẽ trở thành phân phối chuẩn tắc , k càng nhỏ thì đồ thị càng bẹp xuống và đuôi càng rộng</w:t>
-      </w:r>
-    </w:p>
-    <w:p>
-      <w:pPr>
-        <w:pStyle w:val="ListParagraph"/>
-        <w:numPr>
-          <w:ilvl w:val="0"/>
-          <w:numId w:val="4"/>
-        </w:numPr>
-        <w:rPr>
-          <w:lang w:val="en-US"/>
-        </w:rPr>
-      </w:pPr>
-      <w:r>
-        <w:rPr>
-          <w:lang w:val="en-US"/>
-        </w:rPr>
-        <w:sym w:font="Symbol" w:char="F042"/>
-      </w:r>
-      <w:r>
-        <w:rPr>
-          <w:lang w:val="en-US"/>
-        </w:rPr>
-        <w:t xml:space="preserve"> là hàm Beta</w:t>
-      </w:r>
-    </w:p>
-    <w:p>
-      <w:pPr>
-        <w:pStyle w:val="ListParagraph"/>
-        <w:numPr>
-          <w:ilvl w:val="0"/>
-          <w:numId w:val="1"/>
-        </w:numPr>
-        <w:rPr>
-          <w:lang w:val="en-US"/>
-        </w:rPr>
-      </w:pPr>
-      <w:r>
-        <w:rPr>
-          <w:lang w:val="en-US"/>
-        </w:rPr>
-        <w:t>Có Phải Giá Trị Của Mọi Hàm Phân Phối Tại Vô Cực = 0?</w:t>
-      </w:r>
-    </w:p>
-    <w:p>
-      <w:pPr>
-        <w:pStyle w:val="ListParagraph"/>
-        <w:numPr>
-          <w:ilvl w:val="0"/>
-          <w:numId w:val="2"/>
-        </w:numPr>
-        <w:rPr>
-          <w:lang w:val="en-US"/>
-        </w:rPr>
-      </w:pPr>
-      <w:r>
-        <w:rPr>
-          <w:lang w:val="en-US"/>
-        </w:rPr>
-        <w:lastRenderedPageBreak/>
-        <w:t>Đúng, khi đó ta có đẳng thức</w:t>
-      </w:r>
-    </w:p>
-    <w:p>
-      <w:pPr>
-        <w:pStyle w:val="ListParagraph"/>
-        <w:numPr>
-          <w:ilvl w:val="0"/>
-          <w:numId w:val="2"/>
-        </w:numPr>
-        <w:pBdr>
-          <w:top w:val="single" w:sz="4" w:space="1" w:color="auto"/>
-          <w:left w:val="single" w:sz="4" w:space="4" w:color="auto"/>
-          <w:bottom w:val="single" w:sz="4" w:space="1" w:color="auto"/>
-          <w:right w:val="single" w:sz="4" w:space="4" w:color="auto"/>
-        </w:pBdr>
-        <w:rPr>
-          <w:lang w:val="en-US"/>
-        </w:rPr>
-      </w:pPr>
-      <m:oMath>
-        <m:nary>
-          <m:naryPr>
-            <m:limLoc m:val="subSup"/>
-            <m:ctrlPr>
-              <w:rPr>
-                <w:rFonts w:ascii="Cambria Math" w:hAnsi="Cambria Math"/>
-                <w:i/>
-                <w:lang w:val="en-US"/>
-              </w:rPr>
-            </m:ctrlPr>
-          </m:naryPr>
-          <m:sub>
-            <m:r>
-              <w:rPr>
-                <w:rFonts w:ascii="Cambria Math" w:hAnsi="Cambria Math"/>
-                <w:lang w:val="en-US"/>
-              </w:rPr>
-              <m:t>-∞</m:t>
-            </m:r>
-          </m:sub>
-          <m:sup>
-            <m:r>
-              <w:rPr>
-                <w:rFonts w:ascii="Cambria Math" w:hAnsi="Cambria Math"/>
-                <w:lang w:val="en-US"/>
-              </w:rPr>
-              <m:t>∞</m:t>
-            </m:r>
-          </m:sup>
-          <m:e>
-            <m:r>
-              <w:rPr>
-                <w:rFonts w:ascii="Cambria Math" w:hAnsi="Cambria Math"/>
-                <w:lang w:val="en-US"/>
-              </w:rPr>
-              <m:t>f</m:t>
-            </m:r>
-            <m:d>
-              <m:dPr>
-                <m:ctrlPr>
-                  <w:rPr>
-                    <w:rFonts w:ascii="Cambria Math" w:hAnsi="Cambria Math"/>
-                    <w:i/>
-                    <w:lang w:val="en-US"/>
-                  </w:rPr>
-                </m:ctrlPr>
-              </m:dPr>
-              <m:e>
-                <m:r>
-                  <w:rPr>
-                    <w:rFonts w:ascii="Cambria Math" w:hAnsi="Cambria Math"/>
-                    <w:lang w:val="en-US"/>
-                  </w:rPr>
-                  <m:t>x</m:t>
-                </m:r>
-              </m:e>
-            </m:d>
-            <m:r>
-              <w:rPr>
-                <w:rFonts w:ascii="Cambria Math" w:hAnsi="Cambria Math"/>
-                <w:lang w:val="en-US"/>
-              </w:rPr>
-              <m:t>g'</m:t>
-            </m:r>
-            <m:d>
-              <m:dPr>
-                <m:ctrlPr>
-                  <w:rPr>
-                    <w:rFonts w:ascii="Cambria Math" w:hAnsi="Cambria Math"/>
-                    <w:i/>
-                    <w:lang w:val="en-US"/>
-                  </w:rPr>
-                </m:ctrlPr>
-              </m:dPr>
-              <m:e>
-                <m:r>
-                  <w:rPr>
-                    <w:rFonts w:ascii="Cambria Math" w:hAnsi="Cambria Math"/>
-                    <w:lang w:val="en-US"/>
-                  </w:rPr>
-                  <m:t>x</m:t>
-                </m:r>
-              </m:e>
-            </m:d>
-          </m:e>
-        </m:nary>
-        <m:r>
-          <w:rPr>
-            <w:rFonts w:ascii="Cambria Math" w:hAnsi="Cambria Math"/>
-            <w:lang w:val="en-US"/>
-          </w:rPr>
-          <m:t>dx=-</m:t>
-        </m:r>
-        <m:nary>
-          <m:naryPr>
-            <m:limLoc m:val="subSup"/>
-            <m:ctrlPr>
-              <w:rPr>
-                <w:rFonts w:ascii="Cambria Math" w:hAnsi="Cambria Math"/>
-                <w:i/>
-                <w:lang w:val="en-US"/>
-              </w:rPr>
-            </m:ctrlPr>
-          </m:naryPr>
-          <m:sub>
-            <m:r>
-              <w:rPr>
-                <w:rFonts w:ascii="Cambria Math" w:hAnsi="Cambria Math"/>
-                <w:lang w:val="en-US"/>
-              </w:rPr>
-              <m:t>-∞</m:t>
-            </m:r>
-          </m:sub>
-          <m:sup>
-            <m:r>
-              <w:rPr>
-                <w:rFonts w:ascii="Cambria Math" w:hAnsi="Cambria Math"/>
-                <w:lang w:val="en-US"/>
-              </w:rPr>
-              <m:t>∞</m:t>
-            </m:r>
-          </m:sup>
-          <m:e>
-            <m:r>
-              <w:rPr>
-                <w:rFonts w:ascii="Cambria Math" w:hAnsi="Cambria Math"/>
-                <w:lang w:val="en-US"/>
-              </w:rPr>
-              <m:t>f'</m:t>
-            </m:r>
-            <m:d>
-              <m:dPr>
-                <m:ctrlPr>
-                  <w:rPr>
-                    <w:rFonts w:ascii="Cambria Math" w:hAnsi="Cambria Math"/>
-                    <w:i/>
-                    <w:lang w:val="en-US"/>
-                  </w:rPr>
-                </m:ctrlPr>
-              </m:dPr>
-              <m:e>
-                <m:r>
-                  <w:rPr>
-                    <w:rFonts w:ascii="Cambria Math" w:hAnsi="Cambria Math"/>
-                    <w:lang w:val="en-US"/>
-                  </w:rPr>
-                  <m:t>x</m:t>
-                </m:r>
-              </m:e>
-            </m:d>
-            <m:r>
-              <w:rPr>
-                <w:rFonts w:ascii="Cambria Math" w:hAnsi="Cambria Math"/>
-                <w:lang w:val="en-US"/>
-              </w:rPr>
-              <m:t>g</m:t>
-            </m:r>
-            <m:d>
-              <m:dPr>
-                <m:ctrlPr>
-                  <w:rPr>
-                    <w:rFonts w:ascii="Cambria Math" w:hAnsi="Cambria Math"/>
-                    <w:i/>
-                    <w:lang w:val="en-US"/>
-                  </w:rPr>
-                </m:ctrlPr>
-              </m:dPr>
-              <m:e>
-                <m:r>
-                  <w:rPr>
-                    <w:rFonts w:ascii="Cambria Math" w:hAnsi="Cambria Math"/>
-                    <w:lang w:val="en-US"/>
-                  </w:rPr>
-                  <m:t>x</m:t>
-                </m:r>
-              </m:e>
-            </m:d>
-          </m:e>
-        </m:nary>
-        <m:r>
-          <w:rPr>
-            <w:rFonts w:ascii="Cambria Math" w:hAnsi="Cambria Math"/>
-            <w:lang w:val="en-US"/>
-          </w:rPr>
-          <m:t>dx</m:t>
-        </m:r>
-      </m:oMath>
-    </w:p>
-    <w:p>
-      <w:pPr>
-        <w:rPr>
-          <w:lang w:val="en-US"/>
-        </w:rPr>
-      </w:pPr>
-    </w:p>
-    <w:p>
-      <w:pPr>
-        <w:rPr>
-          <w:lang w:val="en-US"/>
-        </w:rPr>
-      </w:pPr>
-      <w:r>
-        <w:rPr>
-          <w:lang w:val="en-US"/>
-        </w:rPr>
-        <w:t>Test – Kiểm Định:</w:t>
-      </w:r>
-    </w:p>
-    <w:p>
-      <w:pPr>
-        <w:pStyle w:val="ListParagraph"/>
-        <w:numPr>
-          <w:ilvl w:val="0"/>
-          <w:numId w:val="8"/>
-        </w:numPr>
-        <w:rPr>
-          <w:lang w:val="en-US"/>
-        </w:rPr>
-      </w:pPr>
-      <w:r>
-        <w:rPr>
-          <w:lang w:val="en-US"/>
-        </w:rPr>
-        <w:t xml:space="preserve">Giả </w:t>
-      </w:r>
-      <w:r>
-        <w:rPr>
-          <w:lang w:val="en-US"/>
-        </w:rPr>
-        <w:t>Thuyết Không (</w:t>
-      </w:r>
-      <w:r>
-        <w:rPr>
-          <w:lang w:val="en-US"/>
-        </w:rPr>
-        <w:t>Null Hypothesis</w:t>
-      </w:r>
-      <w:r>
-        <w:rPr>
-          <w:lang w:val="en-US"/>
-        </w:rPr>
-        <w:t>) Là Gì?</w:t>
-      </w:r>
-    </w:p>
-    <w:p>
-      <w:pPr>
-        <w:pStyle w:val="ListParagraph"/>
-        <w:numPr>
-          <w:ilvl w:val="0"/>
-          <w:numId w:val="7"/>
-        </w:numPr>
-        <w:rPr>
-          <w:lang w:val="en-US"/>
-        </w:rPr>
-      </w:pPr>
-      <w:r>
-        <w:rPr>
-          <w:lang w:val="en-US"/>
-        </w:rPr>
-        <w:t>Trước khi thống kê, ta thường đặt ra giả thuyết là không có sự khác biệt giữa các tham số khi khảo sát trên cùng 1 Population nhưng với những điều kiện khác nhau, sau đó ta sẽ kiểm tra xem có đủ bằng chứng để bác bỏ giả thuyết này hay không, đây chính là giả thuyết không</w:t>
-      </w:r>
-    </w:p>
-    <w:p>
-      <w:pPr>
-        <w:pStyle w:val="ListParagraph"/>
-        <w:numPr>
-          <w:ilvl w:val="0"/>
-          <w:numId w:val="8"/>
-        </w:numPr>
-        <w:rPr>
-          <w:lang w:val="en-US"/>
-        </w:rPr>
-      </w:pPr>
-      <w:r>
-        <w:rPr>
-          <w:lang w:val="en-US"/>
-        </w:rPr>
-        <w:t xml:space="preserve">Kí </w:t>
-      </w:r>
-      <w:r>
-        <w:rPr>
-          <w:lang w:val="en-US"/>
-        </w:rPr>
-        <w:t>Hiệu Giả Thuyết Không?</w:t>
+        <w:t xml:space="preserve">Cho Y </w:t>
+      </w:r>
+      <w:r>
+        <w:rPr>
+          <w:lang w:val="en-US"/>
+        </w:rPr>
+        <w:sym w:font="Symbol" w:char="F07E"/>
+      </w:r>
+      <w:r>
+        <w:rPr>
+          <w:lang w:val="en-US"/>
+        </w:rPr>
+        <w:t xml:space="preserve"> N</w:t>
+      </w:r>
+      <w:r>
+        <w:rPr>
+          <w:lang w:val="en-US"/>
+        </w:rPr>
+        <w:t>(</w:t>
+      </w:r>
+      <w:r>
+        <w:rPr>
+          <w:lang w:val="en-US"/>
+        </w:rPr>
+        <w:t>0, 1</w:t>
+      </w:r>
+      <w:r>
+        <w:rPr>
+          <w:lang w:val="en-US"/>
+        </w:rPr>
+        <w:t>),</w:t>
+      </w:r>
+      <w:r>
+        <w:rPr>
+          <w:lang w:val="en-US"/>
+        </w:rPr>
+        <w:t xml:space="preserve"> Z</w:t>
+      </w:r>
+      <w:r>
+        <w:rPr>
+          <w:lang w:val="en-US"/>
+        </w:rPr>
+        <w:t xml:space="preserve"> </w:t>
+      </w:r>
+      <w:r>
+        <w:rPr>
+          <w:lang w:val="en-US"/>
+        </w:rPr>
+        <w:sym w:font="Symbol" w:char="F07E"/>
+      </w:r>
+      <w:r>
+        <w:rPr>
+          <w:lang w:val="en-US"/>
+        </w:rPr>
+        <w:t xml:space="preserve"> </w:t>
+      </w:r>
+      <w:r>
+        <w:rPr>
+          <w:lang w:val="en-US"/>
+        </w:rPr>
+        <w:sym w:font="Symbol" w:char="F063"/>
+      </w:r>
+      <w:r>
+        <w:rPr>
+          <w:vertAlign w:val="superscript"/>
+          <w:lang w:val="en-US"/>
+        </w:rPr>
+        <w:t>2</w:t>
+      </w:r>
+      <w:r>
+        <w:rPr>
+          <w:lang w:val="en-US"/>
+        </w:rPr>
+        <w:t>(</w:t>
+      </w:r>
+      <w:r>
+        <w:rPr>
+          <w:lang w:val="en-US"/>
+        </w:rPr>
+        <w:t>n),</w:t>
+      </w:r>
+      <w:r>
+        <w:rPr>
+          <w:lang w:val="en-US"/>
+        </w:rPr>
+        <w:t xml:space="preserve"> Y và Z độc lập,</w:t>
+      </w:r>
+      <w:r>
+        <w:rPr>
+          <w:lang w:val="en-US"/>
+        </w:rPr>
+        <w:t xml:space="preserve"> khi đó</w:t>
       </w:r>
     </w:p>
     <w:p>
@@ -17358,13 +18137,1751 @@
         </w:pBdr>
         <w:ind w:left="1080"/>
         <w:rPr>
-          <w:lang w:val="en-US"/>
-        </w:rPr>
-      </w:pPr>
-      <w:r>
-        <w:rPr>
-          <w:lang w:val="en-US"/>
-        </w:rPr>
+          <w:rFonts w:ascii="Cambria Math" w:hAnsi="Cambria Math"/>
+          <w:lang w:val="en-US"/>
+          <w:oMath/>
+        </w:rPr>
+      </w:pPr>
+      <m:oMathPara>
+        <m:oMathParaPr>
+          <m:jc m:val="left"/>
+        </m:oMathParaPr>
+        <m:oMath>
+          <m:r>
+            <w:rPr>
+              <w:rFonts w:ascii="Cambria Math" w:hAnsi="Cambria Math"/>
+              <w:lang w:val="en-US"/>
+            </w:rPr>
+            <m:t>X=</m:t>
+          </m:r>
+          <m:rad>
+            <m:radPr>
+              <m:degHide m:val="1"/>
+              <m:ctrlPr>
+                <w:rPr>
+                  <w:rFonts w:ascii="Cambria Math" w:hAnsi="Cambria Math"/>
+                  <w:i/>
+                  <w:lang w:val="en-US"/>
+                </w:rPr>
+              </m:ctrlPr>
+            </m:radPr>
+            <m:deg/>
+            <m:e>
+              <m:r>
+                <w:rPr>
+                  <w:rFonts w:ascii="Cambria Math" w:hAnsi="Cambria Math"/>
+                  <w:lang w:val="en-US"/>
+                </w:rPr>
+                <m:t>n</m:t>
+              </m:r>
+            </m:e>
+          </m:rad>
+          <m:f>
+            <m:fPr>
+              <m:ctrlPr>
+                <w:rPr>
+                  <w:rFonts w:ascii="Cambria Math" w:eastAsiaTheme="minorEastAsia" w:hAnsi="Cambria Math"/>
+                  <w:i/>
+                  <w:lang w:val="en-US"/>
+                </w:rPr>
+              </m:ctrlPr>
+            </m:fPr>
+            <m:num>
+              <m:r>
+                <w:rPr>
+                  <w:rFonts w:ascii="Cambria Math" w:eastAsiaTheme="minorEastAsia" w:hAnsi="Cambria Math"/>
+                  <w:lang w:val="en-US"/>
+                </w:rPr>
+                <m:t>Y</m:t>
+              </m:r>
+            </m:num>
+            <m:den>
+              <m:rad>
+                <m:radPr>
+                  <m:degHide m:val="1"/>
+                  <m:ctrlPr>
+                    <w:rPr>
+                      <w:rFonts w:ascii="Cambria Math" w:eastAsiaTheme="minorEastAsia" w:hAnsi="Cambria Math"/>
+                      <w:i/>
+                      <w:lang w:val="en-US"/>
+                    </w:rPr>
+                  </m:ctrlPr>
+                </m:radPr>
+                <m:deg/>
+                <m:e>
+                  <m:r>
+                    <w:rPr>
+                      <w:rFonts w:ascii="Cambria Math" w:eastAsiaTheme="minorEastAsia" w:hAnsi="Cambria Math"/>
+                      <w:lang w:val="en-US"/>
+                    </w:rPr>
+                    <m:t>Z</m:t>
+                  </m:r>
+                </m:e>
+              </m:rad>
+            </m:den>
+          </m:f>
+        </m:oMath>
+      </m:oMathPara>
+    </w:p>
+    <w:p>
+      <w:pPr>
+        <w:pStyle w:val="ListParagraph"/>
+        <w:numPr>
+          <w:ilvl w:val="0"/>
+          <w:numId w:val="7"/>
+        </w:numPr>
+        <w:rPr>
+          <w:lang w:val="en-US"/>
+        </w:rPr>
+      </w:pPr>
+      <w:r>
+        <w:rPr>
+          <w:rFonts w:eastAsiaTheme="minorEastAsia"/>
+          <w:lang w:val="en-US"/>
+        </w:rPr>
+        <w:t>Kì vọng và Variance của X</w:t>
+      </w:r>
+      <w:r>
+        <w:rPr>
+          <w:rFonts w:eastAsiaTheme="minorEastAsia"/>
+          <w:lang w:val="en-US"/>
+        </w:rPr>
+        <w:t xml:space="preserve"> là</w:t>
+      </w:r>
+    </w:p>
+    <w:p>
+      <w:pPr>
+        <w:pStyle w:val="ListParagraph"/>
+        <w:pBdr>
+          <w:top w:val="single" w:sz="4" w:space="1" w:color="auto"/>
+          <w:left w:val="single" w:sz="4" w:space="4" w:color="auto"/>
+          <w:bottom w:val="single" w:sz="4" w:space="1" w:color="auto"/>
+          <w:right w:val="single" w:sz="4" w:space="4" w:color="auto"/>
+        </w:pBdr>
+        <w:ind w:left="1080"/>
+        <w:rPr>
+          <w:rFonts w:ascii="Cambria Math" w:hAnsi="Cambria Math"/>
+          <w:lang w:val="en-US"/>
+          <w:oMath/>
+        </w:rPr>
+      </w:pPr>
+      <m:oMathPara>
+        <m:oMathParaPr>
+          <m:jc m:val="left"/>
+        </m:oMathParaPr>
+        <m:oMath>
+          <m:r>
+            <w:rPr>
+              <w:rFonts w:ascii="Cambria Math" w:hAnsi="Cambria Math"/>
+              <w:lang w:val="en-US"/>
+            </w:rPr>
+            <m:t>E</m:t>
+          </m:r>
+          <m:d>
+            <m:dPr>
+              <m:begChr m:val="["/>
+              <m:endChr m:val="]"/>
+              <m:ctrlPr>
+                <w:rPr>
+                  <w:rFonts w:ascii="Cambria Math" w:eastAsiaTheme="minorEastAsia" w:hAnsi="Cambria Math"/>
+                  <w:i/>
+                  <w:lang w:val="en-US"/>
+                </w:rPr>
+              </m:ctrlPr>
+            </m:dPr>
+            <m:e>
+              <m:r>
+                <w:rPr>
+                  <w:rFonts w:ascii="Cambria Math" w:eastAsiaTheme="minorEastAsia" w:hAnsi="Cambria Math"/>
+                  <w:lang w:val="en-US"/>
+                </w:rPr>
+                <m:t>X</m:t>
+              </m:r>
+            </m:e>
+          </m:d>
+          <m:r>
+            <w:rPr>
+              <w:rFonts w:ascii="Cambria Math" w:hAnsi="Cambria Math"/>
+              <w:lang w:val="en-US"/>
+            </w:rPr>
+            <m:t>=</m:t>
+          </m:r>
+          <m:r>
+            <w:rPr>
+              <w:rFonts w:ascii="Cambria Math" w:hAnsi="Cambria Math"/>
+              <w:lang w:val="en-US"/>
+            </w:rPr>
+            <m:t>0</m:t>
+          </m:r>
+        </m:oMath>
+      </m:oMathPara>
+    </w:p>
+    <w:p>
+      <w:pPr>
+        <w:pStyle w:val="ListParagraph"/>
+        <w:pBdr>
+          <w:top w:val="single" w:sz="4" w:space="1" w:color="auto"/>
+          <w:left w:val="single" w:sz="4" w:space="4" w:color="auto"/>
+          <w:bottom w:val="single" w:sz="4" w:space="1" w:color="auto"/>
+          <w:right w:val="single" w:sz="4" w:space="4" w:color="auto"/>
+        </w:pBdr>
+        <w:ind w:left="1080"/>
+        <w:rPr>
+          <w:rFonts w:ascii="Cambria Math" w:hAnsi="Cambria Math"/>
+          <w:lang w:val="en-US"/>
+          <w:oMath/>
+        </w:rPr>
+      </w:pPr>
+      <m:oMathPara>
+        <m:oMathParaPr>
+          <m:jc m:val="left"/>
+        </m:oMathParaPr>
+        <m:oMath>
+          <m:r>
+            <w:rPr>
+              <w:rFonts w:ascii="Cambria Math" w:hAnsi="Cambria Math"/>
+              <w:lang w:val="en-US"/>
+            </w:rPr>
+            <m:t>Var</m:t>
+          </m:r>
+          <m:d>
+            <m:dPr>
+              <m:begChr m:val="["/>
+              <m:endChr m:val="]"/>
+              <m:ctrlPr>
+                <w:rPr>
+                  <w:rFonts w:ascii="Cambria Math" w:eastAsiaTheme="minorEastAsia" w:hAnsi="Cambria Math"/>
+                  <w:i/>
+                  <w:lang w:val="en-US"/>
+                </w:rPr>
+              </m:ctrlPr>
+            </m:dPr>
+            <m:e>
+              <m:r>
+                <w:rPr>
+                  <w:rFonts w:ascii="Cambria Math" w:eastAsiaTheme="minorEastAsia" w:hAnsi="Cambria Math"/>
+                  <w:lang w:val="en-US"/>
+                </w:rPr>
+                <m:t>X</m:t>
+              </m:r>
+            </m:e>
+          </m:d>
+          <m:r>
+            <w:rPr>
+              <w:rFonts w:ascii="Cambria Math" w:hAnsi="Cambria Math"/>
+              <w:lang w:val="en-US"/>
+            </w:rPr>
+            <m:t>=</m:t>
+          </m:r>
+          <m:f>
+            <m:fPr>
+              <m:ctrlPr>
+                <w:rPr>
+                  <w:rFonts w:ascii="Cambria Math" w:hAnsi="Cambria Math"/>
+                  <w:i/>
+                  <w:lang w:val="en-US"/>
+                </w:rPr>
+              </m:ctrlPr>
+            </m:fPr>
+            <m:num>
+              <m:r>
+                <w:rPr>
+                  <w:rFonts w:ascii="Cambria Math" w:hAnsi="Cambria Math"/>
+                  <w:lang w:val="en-US"/>
+                </w:rPr>
+                <m:t>n</m:t>
+              </m:r>
+            </m:num>
+            <m:den>
+              <m:r>
+                <w:rPr>
+                  <w:rFonts w:ascii="Cambria Math" w:hAnsi="Cambria Math"/>
+                  <w:lang w:val="en-US"/>
+                </w:rPr>
+                <m:t>n-2</m:t>
+              </m:r>
+            </m:den>
+          </m:f>
+        </m:oMath>
+      </m:oMathPara>
+    </w:p>
+    <w:p>
+      <w:pPr>
+        <w:pStyle w:val="ListParagraph"/>
+        <w:numPr>
+          <w:ilvl w:val="0"/>
+          <w:numId w:val="7"/>
+        </w:numPr>
+        <w:rPr>
+          <w:lang w:val="en-US"/>
+        </w:rPr>
+      </w:pPr>
+      <w:r>
+        <w:rPr>
+          <w:lang w:val="en-US"/>
+        </w:rPr>
+        <w:t xml:space="preserve">Dễ thấy nếu n cực lớn thì phân phối Student tương đương phân phối chuẩn tắc, thông thường với n </w:t>
+      </w:r>
+      <w:r>
+        <w:rPr>
+          <w:lang w:val="en-US"/>
+        </w:rPr>
+        <w:sym w:font="Symbol" w:char="F0B3"/>
+      </w:r>
+      <w:r>
+        <w:rPr>
+          <w:lang w:val="en-US"/>
+        </w:rPr>
+        <w:t xml:space="preserve"> 30, ta coi phân phối Student là phân phối chuẩn tắc luôn</w:t>
+      </w:r>
+    </w:p>
+    <w:p>
+      <w:pPr>
+        <w:pStyle w:val="ListParagraph"/>
+        <w:numPr>
+          <w:ilvl w:val="0"/>
+          <w:numId w:val="1"/>
+        </w:numPr>
+        <w:rPr>
+          <w:lang w:val="en-US"/>
+        </w:rPr>
+      </w:pPr>
+      <w:r>
+        <w:rPr>
+          <w:lang w:val="en-US"/>
+        </w:rPr>
+        <w:t xml:space="preserve">Phân </w:t>
+      </w:r>
+      <w:r>
+        <w:rPr>
+          <w:lang w:val="en-US"/>
+        </w:rPr>
+        <w:t xml:space="preserve">Phối </w:t>
+      </w:r>
+      <w:r>
+        <w:rPr>
+          <w:lang w:val="en-US"/>
+        </w:rPr>
+        <w:t xml:space="preserve">Fisher </w:t>
+      </w:r>
+      <w:r>
+        <w:rPr>
+          <w:lang w:val="en-US"/>
+        </w:rPr>
+        <w:t>(</w:t>
+      </w:r>
+      <w:r>
+        <w:rPr>
+          <w:lang w:val="en-US"/>
+        </w:rPr>
+        <w:t>F Distribution</w:t>
+      </w:r>
+      <w:r>
+        <w:rPr>
+          <w:lang w:val="en-US"/>
+        </w:rPr>
+        <w:t>)?</w:t>
+      </w:r>
+    </w:p>
+    <w:p>
+      <w:pPr>
+        <w:pStyle w:val="ListParagraph"/>
+        <w:numPr>
+          <w:ilvl w:val="0"/>
+          <w:numId w:val="7"/>
+        </w:numPr>
+        <w:rPr>
+          <w:lang w:val="en-US"/>
+        </w:rPr>
+      </w:pPr>
+      <w:r>
+        <w:rPr>
+          <w:lang w:val="en-US"/>
+        </w:rPr>
+        <w:t xml:space="preserve">Cho X </w:t>
+      </w:r>
+      <w:r>
+        <w:rPr>
+          <w:lang w:val="en-US"/>
+        </w:rPr>
+        <w:sym w:font="Symbol" w:char="F07E"/>
+      </w:r>
+      <w:r>
+        <w:rPr>
+          <w:lang w:val="en-US"/>
+        </w:rPr>
+        <w:t xml:space="preserve"> </w:t>
+      </w:r>
+      <w:r>
+        <w:rPr>
+          <w:lang w:val="en-US"/>
+        </w:rPr>
+        <w:t>F</w:t>
+      </w:r>
+      <w:r>
+        <w:rPr>
+          <w:lang w:val="en-US"/>
+        </w:rPr>
+        <w:t>(</w:t>
+      </w:r>
+      <w:r>
+        <w:rPr>
+          <w:lang w:val="en-US"/>
+        </w:rPr>
+        <w:t>n, m</w:t>
+      </w:r>
+      <w:r>
+        <w:rPr>
+          <w:lang w:val="en-US"/>
+        </w:rPr>
+        <w:t>), khi đó PDF của X</w:t>
+      </w:r>
+      <w:r>
+        <w:rPr>
+          <w:lang w:val="en-US"/>
+        </w:rPr>
+        <w:t xml:space="preserve"> là</w:t>
+      </w:r>
+    </w:p>
+    <w:p>
+      <w:pPr>
+        <w:pStyle w:val="ListParagraph"/>
+        <w:pBdr>
+          <w:top w:val="single" w:sz="4" w:space="1" w:color="auto"/>
+          <w:left w:val="single" w:sz="4" w:space="4" w:color="auto"/>
+          <w:bottom w:val="single" w:sz="4" w:space="1" w:color="auto"/>
+          <w:right w:val="single" w:sz="4" w:space="4" w:color="auto"/>
+        </w:pBdr>
+        <w:ind w:left="1080"/>
+        <w:rPr>
+          <w:lang w:val="en-US"/>
+        </w:rPr>
+      </w:pPr>
+      <m:oMathPara>
+        <m:oMathParaPr>
+          <m:jc m:val="left"/>
+        </m:oMathParaPr>
+        <m:oMath>
+          <m:r>
+            <w:rPr>
+              <w:rFonts w:ascii="Cambria Math" w:hAnsi="Cambria Math"/>
+              <w:lang w:val="en-US"/>
+            </w:rPr>
+            <m:t>f</m:t>
+          </m:r>
+          <m:d>
+            <m:dPr>
+              <m:ctrlPr>
+                <w:rPr>
+                  <w:rFonts w:ascii="Cambria Math" w:hAnsi="Cambria Math"/>
+                  <w:i/>
+                  <w:lang w:val="en-US"/>
+                </w:rPr>
+              </m:ctrlPr>
+            </m:dPr>
+            <m:e>
+              <m:r>
+                <w:rPr>
+                  <w:rFonts w:ascii="Cambria Math" w:hAnsi="Cambria Math"/>
+                  <w:lang w:val="en-US"/>
+                </w:rPr>
+                <m:t>x</m:t>
+              </m:r>
+            </m:e>
+          </m:d>
+          <m:r>
+            <w:rPr>
+              <w:rFonts w:ascii="Cambria Math" w:hAnsi="Cambria Math"/>
+              <w:lang w:val="en-US"/>
+            </w:rPr>
+            <m:t>=</m:t>
+          </m:r>
+          <m:d>
+            <m:dPr>
+              <m:begChr m:val="{"/>
+              <m:endChr m:val=""/>
+              <m:ctrlPr>
+                <w:rPr>
+                  <w:rFonts w:ascii="Cambria Math" w:hAnsi="Cambria Math"/>
+                  <w:i/>
+                  <w:lang w:val="en-US"/>
+                </w:rPr>
+              </m:ctrlPr>
+            </m:dPr>
+            <m:e>
+              <m:m>
+                <m:mPr>
+                  <m:mcs>
+                    <m:mc>
+                      <m:mcPr>
+                        <m:count m:val="1"/>
+                        <m:mcJc m:val="center"/>
+                      </m:mcPr>
+                    </m:mc>
+                  </m:mcs>
+                  <m:ctrlPr>
+                    <w:rPr>
+                      <w:rFonts w:ascii="Cambria Math" w:hAnsi="Cambria Math"/>
+                      <w:i/>
+                      <w:lang w:val="en-US"/>
+                    </w:rPr>
+                  </m:ctrlPr>
+                </m:mPr>
+                <m:mr>
+                  <m:e>
+                    <m:f>
+                      <m:fPr>
+                        <m:ctrlPr>
+                          <w:rPr>
+                            <w:rFonts w:ascii="Cambria Math" w:hAnsi="Cambria Math"/>
+                            <w:lang w:val="en-US"/>
+                          </w:rPr>
+                        </m:ctrlPr>
+                      </m:fPr>
+                      <m:num>
+                        <m:rad>
+                          <m:radPr>
+                            <m:degHide m:val="1"/>
+                            <m:ctrlPr>
+                              <w:rPr>
+                                <w:rFonts w:ascii="Cambria Math" w:hAnsi="Cambria Math"/>
+                                <w:i/>
+                                <w:lang w:val="en-US"/>
+                              </w:rPr>
+                            </m:ctrlPr>
+                          </m:radPr>
+                          <m:deg/>
+                          <m:e>
+                            <m:f>
+                              <m:fPr>
+                                <m:ctrlPr>
+                                  <w:rPr>
+                                    <w:rFonts w:ascii="Cambria Math" w:hAnsi="Cambria Math"/>
+                                    <w:i/>
+                                    <w:lang w:val="en-US"/>
+                                  </w:rPr>
+                                </m:ctrlPr>
+                              </m:fPr>
+                              <m:num>
+                                <m:sSup>
+                                  <m:sSupPr>
+                                    <m:ctrlPr>
+                                      <w:rPr>
+                                        <w:rFonts w:ascii="Cambria Math" w:hAnsi="Cambria Math"/>
+                                        <w:i/>
+                                        <w:lang w:val="en-US"/>
+                                      </w:rPr>
+                                    </m:ctrlPr>
+                                  </m:sSupPr>
+                                  <m:e>
+                                    <m:sSup>
+                                      <m:sSupPr>
+                                        <m:ctrlPr>
+                                          <w:rPr>
+                                            <w:rFonts w:ascii="Cambria Math" w:hAnsi="Cambria Math"/>
+                                            <w:i/>
+                                            <w:lang w:val="en-US"/>
+                                          </w:rPr>
+                                        </m:ctrlPr>
+                                      </m:sSupPr>
+                                      <m:e>
+                                        <m:r>
+                                          <w:rPr>
+                                            <w:rFonts w:ascii="Cambria Math" w:hAnsi="Cambria Math"/>
+                                            <w:lang w:val="en-US"/>
+                                          </w:rPr>
+                                          <m:t>m</m:t>
+                                        </m:r>
+                                      </m:e>
+                                      <m:sup>
+                                        <m:r>
+                                          <w:rPr>
+                                            <w:rFonts w:ascii="Cambria Math" w:hAnsi="Cambria Math"/>
+                                            <w:lang w:val="en-US"/>
+                                          </w:rPr>
+                                          <m:t>m</m:t>
+                                        </m:r>
+                                      </m:sup>
+                                    </m:sSup>
+                                    <m:d>
+                                      <m:dPr>
+                                        <m:ctrlPr>
+                                          <w:rPr>
+                                            <w:rFonts w:ascii="Cambria Math" w:hAnsi="Cambria Math"/>
+                                            <w:i/>
+                                            <w:lang w:val="en-US"/>
+                                          </w:rPr>
+                                        </m:ctrlPr>
+                                      </m:dPr>
+                                      <m:e>
+                                        <m:r>
+                                          <w:rPr>
+                                            <w:rFonts w:ascii="Cambria Math" w:hAnsi="Cambria Math"/>
+                                            <w:lang w:val="en-US"/>
+                                          </w:rPr>
+                                          <m:t>nx</m:t>
+                                        </m:r>
+                                      </m:e>
+                                    </m:d>
+                                  </m:e>
+                                  <m:sup>
+                                    <m:r>
+                                      <w:rPr>
+                                        <w:rFonts w:ascii="Cambria Math" w:hAnsi="Cambria Math"/>
+                                        <w:lang w:val="en-US"/>
+                                      </w:rPr>
+                                      <m:t>n</m:t>
+                                    </m:r>
+                                  </m:sup>
+                                </m:sSup>
+                              </m:num>
+                              <m:den>
+                                <m:sSup>
+                                  <m:sSupPr>
+                                    <m:ctrlPr>
+                                      <w:rPr>
+                                        <w:rFonts w:ascii="Cambria Math" w:hAnsi="Cambria Math"/>
+                                        <w:i/>
+                                        <w:lang w:val="en-US"/>
+                                      </w:rPr>
+                                    </m:ctrlPr>
+                                  </m:sSupPr>
+                                  <m:e>
+                                    <m:d>
+                                      <m:dPr>
+                                        <m:ctrlPr>
+                                          <w:rPr>
+                                            <w:rFonts w:ascii="Cambria Math" w:hAnsi="Cambria Math"/>
+                                            <w:i/>
+                                            <w:lang w:val="en-US"/>
+                                          </w:rPr>
+                                        </m:ctrlPr>
+                                      </m:dPr>
+                                      <m:e>
+                                        <m:r>
+                                          <w:rPr>
+                                            <w:rFonts w:ascii="Cambria Math" w:hAnsi="Cambria Math"/>
+                                            <w:lang w:val="en-US"/>
+                                          </w:rPr>
+                                          <m:t>nx+m</m:t>
+                                        </m:r>
+                                      </m:e>
+                                    </m:d>
+                                  </m:e>
+                                  <m:sup>
+                                    <m:r>
+                                      <w:rPr>
+                                        <w:rFonts w:ascii="Cambria Math" w:hAnsi="Cambria Math"/>
+                                        <w:lang w:val="en-US"/>
+                                      </w:rPr>
+                                      <m:t>n</m:t>
+                                    </m:r>
+                                    <m:r>
+                                      <w:rPr>
+                                        <w:rFonts w:ascii="Cambria Math" w:hAnsi="Cambria Math"/>
+                                        <w:lang w:val="en-US"/>
+                                      </w:rPr>
+                                      <m:t xml:space="preserve"> </m:t>
+                                    </m:r>
+                                    <m:r>
+                                      <w:rPr>
+                                        <w:rFonts w:ascii="Cambria Math" w:hAnsi="Cambria Math"/>
+                                        <w:lang w:val="en-US"/>
+                                      </w:rPr>
+                                      <m:t>+</m:t>
+                                    </m:r>
+                                    <m:r>
+                                      <w:rPr>
+                                        <w:rFonts w:ascii="Cambria Math" w:hAnsi="Cambria Math"/>
+                                        <w:lang w:val="en-US"/>
+                                      </w:rPr>
+                                      <m:t xml:space="preserve"> </m:t>
+                                    </m:r>
+                                    <m:r>
+                                      <w:rPr>
+                                        <w:rFonts w:ascii="Cambria Math" w:hAnsi="Cambria Math"/>
+                                        <w:lang w:val="en-US"/>
+                                      </w:rPr>
+                                      <m:t>m</m:t>
+                                    </m:r>
+                                  </m:sup>
+                                </m:sSup>
+                              </m:den>
+                            </m:f>
+                          </m:e>
+                        </m:rad>
+                      </m:num>
+                      <m:den>
+                        <m:r>
+                          <w:rPr>
+                            <w:rFonts w:ascii="Cambria Math" w:hAnsi="Cambria Math"/>
+                            <w:lang w:val="en-US"/>
+                          </w:rPr>
+                          <m:t>x</m:t>
+                        </m:r>
+                        <m:r>
+                          <m:rPr>
+                            <m:sty m:val="p"/>
+                          </m:rPr>
+                          <w:rPr>
+                            <w:rFonts w:ascii="Cambria Math" w:hAnsi="Cambria Math"/>
+                            <w:lang w:val="en-US"/>
+                          </w:rPr>
+                          <m:t>Β</m:t>
+                        </m:r>
+                        <m:d>
+                          <m:dPr>
+                            <m:ctrlPr>
+                              <w:rPr>
+                                <w:rFonts w:ascii="Cambria Math" w:hAnsi="Cambria Math"/>
+                                <w:i/>
+                                <w:lang w:val="en-US"/>
+                              </w:rPr>
+                            </m:ctrlPr>
+                          </m:dPr>
+                          <m:e>
+                            <m:f>
+                              <m:fPr>
+                                <m:ctrlPr>
+                                  <w:rPr>
+                                    <w:rFonts w:ascii="Cambria Math" w:hAnsi="Cambria Math"/>
+                                    <w:i/>
+                                    <w:lang w:val="en-US"/>
+                                  </w:rPr>
+                                </m:ctrlPr>
+                              </m:fPr>
+                              <m:num>
+                                <m:r>
+                                  <w:rPr>
+                                    <w:rFonts w:ascii="Cambria Math" w:hAnsi="Cambria Math"/>
+                                    <w:lang w:val="en-US"/>
+                                  </w:rPr>
+                                  <m:t>n</m:t>
+                                </m:r>
+                              </m:num>
+                              <m:den>
+                                <m:r>
+                                  <w:rPr>
+                                    <w:rFonts w:ascii="Cambria Math" w:hAnsi="Cambria Math"/>
+                                    <w:lang w:val="en-US"/>
+                                  </w:rPr>
+                                  <m:t>2</m:t>
+                                </m:r>
+                              </m:den>
+                            </m:f>
+                            <m:r>
+                              <w:rPr>
+                                <w:rFonts w:ascii="Cambria Math" w:hAnsi="Cambria Math"/>
+                                <w:lang w:val="en-US"/>
+                              </w:rPr>
+                              <m:t>,</m:t>
+                            </m:r>
+                            <m:f>
+                              <m:fPr>
+                                <m:ctrlPr>
+                                  <w:rPr>
+                                    <w:rFonts w:ascii="Cambria Math" w:hAnsi="Cambria Math"/>
+                                    <w:i/>
+                                    <w:lang w:val="en-US"/>
+                                  </w:rPr>
+                                </m:ctrlPr>
+                              </m:fPr>
+                              <m:num>
+                                <m:r>
+                                  <w:rPr>
+                                    <w:rFonts w:ascii="Cambria Math" w:hAnsi="Cambria Math"/>
+                                    <w:lang w:val="en-US"/>
+                                  </w:rPr>
+                                  <m:t>m</m:t>
+                                </m:r>
+                              </m:num>
+                              <m:den>
+                                <m:r>
+                                  <w:rPr>
+                                    <w:rFonts w:ascii="Cambria Math" w:hAnsi="Cambria Math"/>
+                                    <w:lang w:val="en-US"/>
+                                  </w:rPr>
+                                  <m:t>2</m:t>
+                                </m:r>
+                              </m:den>
+                            </m:f>
+                          </m:e>
+                        </m:d>
+                      </m:den>
+                    </m:f>
+                    <m:r>
+                      <w:rPr>
+                        <w:rFonts w:ascii="Cambria Math" w:hAnsi="Cambria Math"/>
+                        <w:lang w:val="en-US"/>
+                      </w:rPr>
+                      <m:t>,x≥0</m:t>
+                    </m:r>
+                  </m:e>
+                </m:mr>
+                <m:mr>
+                  <m:e>
+                    <m:r>
+                      <w:rPr>
+                        <w:rFonts w:ascii="Cambria Math" w:hAnsi="Cambria Math"/>
+                        <w:lang w:val="en-US"/>
+                      </w:rPr>
+                      <m:t>0,x&lt;0</m:t>
+                    </m:r>
+                  </m:e>
+                </m:mr>
+              </m:m>
+            </m:e>
+          </m:d>
+        </m:oMath>
+      </m:oMathPara>
+    </w:p>
+    <w:p>
+      <w:pPr>
+        <w:pStyle w:val="ListParagraph"/>
+        <w:numPr>
+          <w:ilvl w:val="0"/>
+          <w:numId w:val="7"/>
+        </w:numPr>
+        <w:rPr>
+          <w:lang w:val="en-US"/>
+        </w:rPr>
+      </w:pPr>
+      <w:r>
+        <w:rPr>
+          <w:lang w:val="en-US"/>
+        </w:rPr>
+        <w:t xml:space="preserve">Cho Y </w:t>
+      </w:r>
+      <w:r>
+        <w:rPr>
+          <w:lang w:val="en-US"/>
+        </w:rPr>
+        <w:sym w:font="Symbol" w:char="F07E"/>
+      </w:r>
+      <w:r>
+        <w:rPr>
+          <w:lang w:val="en-US"/>
+        </w:rPr>
+        <w:t xml:space="preserve"> </w:t>
+      </w:r>
+      <w:r>
+        <w:rPr>
+          <w:lang w:val="en-US"/>
+        </w:rPr>
+        <w:sym w:font="Symbol" w:char="F063"/>
+      </w:r>
+      <w:r>
+        <w:rPr>
+          <w:vertAlign w:val="superscript"/>
+          <w:lang w:val="en-US"/>
+        </w:rPr>
+        <w:t>2</w:t>
+      </w:r>
+      <w:r>
+        <w:rPr>
+          <w:lang w:val="en-US"/>
+        </w:rPr>
+        <w:t xml:space="preserve">(n), Z </w:t>
+      </w:r>
+      <w:r>
+        <w:rPr>
+          <w:lang w:val="en-US"/>
+        </w:rPr>
+        <w:sym w:font="Symbol" w:char="F07E"/>
+      </w:r>
+      <w:r>
+        <w:rPr>
+          <w:lang w:val="en-US"/>
+        </w:rPr>
+        <w:t xml:space="preserve"> </w:t>
+      </w:r>
+      <w:r>
+        <w:rPr>
+          <w:lang w:val="en-US"/>
+        </w:rPr>
+        <w:sym w:font="Symbol" w:char="F063"/>
+      </w:r>
+      <w:r>
+        <w:rPr>
+          <w:vertAlign w:val="superscript"/>
+          <w:lang w:val="en-US"/>
+        </w:rPr>
+        <w:t>2</w:t>
+      </w:r>
+      <w:r>
+        <w:rPr>
+          <w:lang w:val="en-US"/>
+        </w:rPr>
+        <w:t>(</w:t>
+      </w:r>
+      <w:r>
+        <w:rPr>
+          <w:lang w:val="en-US"/>
+        </w:rPr>
+        <w:t>m</w:t>
+      </w:r>
+      <w:r>
+        <w:rPr>
+          <w:lang w:val="en-US"/>
+        </w:rPr>
+        <w:t>), Y và Z độc lập, khi</w:t>
+      </w:r>
+      <w:r>
+        <w:rPr>
+          <w:lang w:val="en-US"/>
+        </w:rPr>
+        <w:t xml:space="preserve"> đó</w:t>
+      </w:r>
+    </w:p>
+    <w:p>
+      <w:pPr>
+        <w:pStyle w:val="ListParagraph"/>
+        <w:pBdr>
+          <w:top w:val="single" w:sz="4" w:space="1" w:color="auto"/>
+          <w:left w:val="single" w:sz="4" w:space="4" w:color="auto"/>
+          <w:bottom w:val="single" w:sz="4" w:space="1" w:color="auto"/>
+          <w:right w:val="single" w:sz="4" w:space="4" w:color="auto"/>
+        </w:pBdr>
+        <w:ind w:left="1080"/>
+        <w:rPr>
+          <w:lang w:val="en-US"/>
+        </w:rPr>
+      </w:pPr>
+      <m:oMathPara>
+        <m:oMathParaPr>
+          <m:jc m:val="left"/>
+        </m:oMathParaPr>
+        <m:oMath>
+          <m:r>
+            <w:rPr>
+              <w:rFonts w:ascii="Cambria Math" w:hAnsi="Cambria Math"/>
+              <w:lang w:val="en-US"/>
+            </w:rPr>
+            <m:t>X=</m:t>
+          </m:r>
+          <m:f>
+            <m:fPr>
+              <m:ctrlPr>
+                <w:rPr>
+                  <w:rFonts w:ascii="Cambria Math" w:hAnsi="Cambria Math"/>
+                  <w:i/>
+                  <w:lang w:val="en-US"/>
+                </w:rPr>
+              </m:ctrlPr>
+            </m:fPr>
+            <m:num>
+              <m:r>
+                <w:rPr>
+                  <w:rFonts w:ascii="Cambria Math" w:hAnsi="Cambria Math"/>
+                  <w:lang w:val="en-US"/>
+                </w:rPr>
+                <m:t>m</m:t>
+              </m:r>
+            </m:num>
+            <m:den>
+              <m:r>
+                <w:rPr>
+                  <w:rFonts w:ascii="Cambria Math" w:hAnsi="Cambria Math"/>
+                  <w:lang w:val="en-US"/>
+                </w:rPr>
+                <m:t>n</m:t>
+              </m:r>
+            </m:den>
+          </m:f>
+          <m:f>
+            <m:fPr>
+              <m:ctrlPr>
+                <w:rPr>
+                  <w:rFonts w:ascii="Cambria Math" w:hAnsi="Cambria Math"/>
+                  <w:i/>
+                  <w:lang w:val="en-US"/>
+                </w:rPr>
+              </m:ctrlPr>
+            </m:fPr>
+            <m:num>
+              <m:r>
+                <w:rPr>
+                  <w:rFonts w:ascii="Cambria Math" w:hAnsi="Cambria Math"/>
+                  <w:lang w:val="en-US"/>
+                </w:rPr>
+                <m:t>Y</m:t>
+              </m:r>
+            </m:num>
+            <m:den>
+              <m:r>
+                <w:rPr>
+                  <w:rFonts w:ascii="Cambria Math" w:hAnsi="Cambria Math"/>
+                  <w:lang w:val="en-US"/>
+                </w:rPr>
+                <m:t>Z</m:t>
+              </m:r>
+            </m:den>
+          </m:f>
+        </m:oMath>
+      </m:oMathPara>
+    </w:p>
+    <w:p>
+      <w:pPr>
+        <w:pStyle w:val="ListParagraph"/>
+        <w:numPr>
+          <w:ilvl w:val="0"/>
+          <w:numId w:val="7"/>
+        </w:numPr>
+        <w:rPr>
+          <w:lang w:val="en-US"/>
+        </w:rPr>
+      </w:pPr>
+      <w:r>
+        <w:rPr>
+          <w:rFonts w:eastAsiaTheme="minorEastAsia"/>
+          <w:lang w:val="en-US"/>
+        </w:rPr>
+        <w:t>Kì vọng và</w:t>
+      </w:r>
+      <w:bookmarkStart w:id="0" w:name="_GoBack"/>
+      <w:bookmarkEnd w:id="0"/>
+      <w:r>
+        <w:rPr>
+          <w:rFonts w:eastAsiaTheme="minorEastAsia"/>
+          <w:lang w:val="en-US"/>
+        </w:rPr>
+        <w:t xml:space="preserve"> Variance của X</w:t>
+      </w:r>
+      <w:r>
+        <w:rPr>
+          <w:rFonts w:eastAsiaTheme="minorEastAsia"/>
+          <w:lang w:val="en-US"/>
+        </w:rPr>
+        <w:t xml:space="preserve"> là</w:t>
+      </w:r>
+    </w:p>
+    <w:p>
+      <w:pPr>
+        <w:pStyle w:val="ListParagraph"/>
+        <w:pBdr>
+          <w:top w:val="single" w:sz="4" w:space="1" w:color="auto"/>
+          <w:left w:val="single" w:sz="4" w:space="4" w:color="auto"/>
+          <w:bottom w:val="single" w:sz="4" w:space="1" w:color="auto"/>
+          <w:right w:val="single" w:sz="4" w:space="4" w:color="auto"/>
+        </w:pBdr>
+        <w:ind w:left="1080"/>
+        <w:rPr>
+          <w:rFonts w:ascii="Cambria Math" w:hAnsi="Cambria Math"/>
+          <w:lang w:val="en-US"/>
+          <w:oMath/>
+        </w:rPr>
+      </w:pPr>
+      <m:oMathPara>
+        <m:oMathParaPr>
+          <m:jc m:val="left"/>
+        </m:oMathParaPr>
+        <m:oMath>
+          <m:r>
+            <w:rPr>
+              <w:rFonts w:ascii="Cambria Math" w:hAnsi="Cambria Math"/>
+              <w:lang w:val="en-US"/>
+            </w:rPr>
+            <m:t>E</m:t>
+          </m:r>
+          <m:d>
+            <m:dPr>
+              <m:begChr m:val="["/>
+              <m:endChr m:val="]"/>
+              <m:ctrlPr>
+                <w:rPr>
+                  <w:rFonts w:ascii="Cambria Math" w:eastAsiaTheme="minorEastAsia" w:hAnsi="Cambria Math"/>
+                  <w:i/>
+                  <w:lang w:val="en-US"/>
+                </w:rPr>
+              </m:ctrlPr>
+            </m:dPr>
+            <m:e>
+              <m:r>
+                <w:rPr>
+                  <w:rFonts w:ascii="Cambria Math" w:eastAsiaTheme="minorEastAsia" w:hAnsi="Cambria Math"/>
+                  <w:lang w:val="en-US"/>
+                </w:rPr>
+                <m:t>X</m:t>
+              </m:r>
+            </m:e>
+          </m:d>
+          <m:r>
+            <w:rPr>
+              <w:rFonts w:ascii="Cambria Math" w:hAnsi="Cambria Math"/>
+              <w:lang w:val="en-US"/>
+            </w:rPr>
+            <m:t>=</m:t>
+          </m:r>
+          <m:f>
+            <m:fPr>
+              <m:ctrlPr>
+                <w:rPr>
+                  <w:rFonts w:ascii="Cambria Math" w:hAnsi="Cambria Math"/>
+                  <w:i/>
+                  <w:lang w:val="en-US"/>
+                </w:rPr>
+              </m:ctrlPr>
+            </m:fPr>
+            <m:num>
+              <m:r>
+                <w:rPr>
+                  <w:rFonts w:ascii="Cambria Math" w:hAnsi="Cambria Math"/>
+                  <w:lang w:val="en-US"/>
+                </w:rPr>
+                <m:t>n</m:t>
+              </m:r>
+            </m:num>
+            <m:den>
+              <m:r>
+                <w:rPr>
+                  <w:rFonts w:ascii="Cambria Math" w:hAnsi="Cambria Math"/>
+                  <w:lang w:val="en-US"/>
+                </w:rPr>
+                <m:t>n-2</m:t>
+              </m:r>
+            </m:den>
+          </m:f>
+        </m:oMath>
+      </m:oMathPara>
+    </w:p>
+    <w:p>
+      <w:pPr>
+        <w:pStyle w:val="ListParagraph"/>
+        <w:pBdr>
+          <w:top w:val="single" w:sz="4" w:space="1" w:color="auto"/>
+          <w:left w:val="single" w:sz="4" w:space="4" w:color="auto"/>
+          <w:bottom w:val="single" w:sz="4" w:space="1" w:color="auto"/>
+          <w:right w:val="single" w:sz="4" w:space="4" w:color="auto"/>
+        </w:pBdr>
+        <w:ind w:left="1080"/>
+        <w:rPr>
+          <w:lang w:val="en-US"/>
+        </w:rPr>
+      </w:pPr>
+      <m:oMathPara>
+        <m:oMathParaPr>
+          <m:jc m:val="left"/>
+        </m:oMathParaPr>
+        <m:oMath>
+          <m:r>
+            <w:rPr>
+              <w:rFonts w:ascii="Cambria Math" w:hAnsi="Cambria Math"/>
+              <w:lang w:val="en-US"/>
+            </w:rPr>
+            <m:t>Var</m:t>
+          </m:r>
+          <m:d>
+            <m:dPr>
+              <m:begChr m:val="["/>
+              <m:endChr m:val="]"/>
+              <m:ctrlPr>
+                <w:rPr>
+                  <w:rFonts w:ascii="Cambria Math" w:eastAsiaTheme="minorEastAsia" w:hAnsi="Cambria Math"/>
+                  <w:i/>
+                  <w:lang w:val="en-US"/>
+                </w:rPr>
+              </m:ctrlPr>
+            </m:dPr>
+            <m:e>
+              <m:r>
+                <w:rPr>
+                  <w:rFonts w:ascii="Cambria Math" w:eastAsiaTheme="minorEastAsia" w:hAnsi="Cambria Math"/>
+                  <w:lang w:val="en-US"/>
+                </w:rPr>
+                <m:t>X</m:t>
+              </m:r>
+            </m:e>
+          </m:d>
+          <m:r>
+            <w:rPr>
+              <w:rFonts w:ascii="Cambria Math" w:hAnsi="Cambria Math"/>
+              <w:lang w:val="en-US"/>
+            </w:rPr>
+            <m:t>=</m:t>
+          </m:r>
+          <m:f>
+            <m:fPr>
+              <m:ctrlPr>
+                <w:rPr>
+                  <w:rFonts w:ascii="Cambria Math" w:hAnsi="Cambria Math"/>
+                  <w:i/>
+                  <w:lang w:val="en-US"/>
+                </w:rPr>
+              </m:ctrlPr>
+            </m:fPr>
+            <m:num>
+              <m:r>
+                <w:rPr>
+                  <w:rFonts w:ascii="Cambria Math" w:hAnsi="Cambria Math"/>
+                  <w:lang w:val="en-US"/>
+                </w:rPr>
+                <m:t>2</m:t>
+              </m:r>
+              <m:sSup>
+                <m:sSupPr>
+                  <m:ctrlPr>
+                    <w:rPr>
+                      <w:rFonts w:ascii="Cambria Math" w:hAnsi="Cambria Math"/>
+                      <w:i/>
+                      <w:lang w:val="en-US"/>
+                    </w:rPr>
+                  </m:ctrlPr>
+                </m:sSupPr>
+                <m:e>
+                  <m:r>
+                    <w:rPr>
+                      <w:rFonts w:ascii="Cambria Math" w:hAnsi="Cambria Math"/>
+                      <w:lang w:val="en-US"/>
+                    </w:rPr>
+                    <m:t>m</m:t>
+                  </m:r>
+                </m:e>
+                <m:sup>
+                  <m:r>
+                    <w:rPr>
+                      <w:rFonts w:ascii="Cambria Math" w:hAnsi="Cambria Math"/>
+                      <w:lang w:val="en-US"/>
+                    </w:rPr>
+                    <m:t>2</m:t>
+                  </m:r>
+                </m:sup>
+              </m:sSup>
+              <m:d>
+                <m:dPr>
+                  <m:ctrlPr>
+                    <w:rPr>
+                      <w:rFonts w:ascii="Cambria Math" w:hAnsi="Cambria Math"/>
+                      <w:i/>
+                      <w:lang w:val="en-US"/>
+                    </w:rPr>
+                  </m:ctrlPr>
+                </m:dPr>
+                <m:e>
+                  <m:r>
+                    <w:rPr>
+                      <w:rFonts w:ascii="Cambria Math" w:hAnsi="Cambria Math"/>
+                      <w:lang w:val="en-US"/>
+                    </w:rPr>
+                    <m:t>n+</m:t>
+                  </m:r>
+                  <m:sSup>
+                    <m:sSupPr>
+                      <m:ctrlPr>
+                        <w:rPr>
+                          <w:rFonts w:ascii="Cambria Math" w:hAnsi="Cambria Math"/>
+                          <w:i/>
+                          <w:lang w:val="en-US"/>
+                        </w:rPr>
+                      </m:ctrlPr>
+                    </m:sSupPr>
+                    <m:e>
+                      <m:r>
+                        <w:rPr>
+                          <w:rFonts w:ascii="Cambria Math" w:hAnsi="Cambria Math"/>
+                          <w:lang w:val="en-US"/>
+                        </w:rPr>
+                        <m:t>m</m:t>
+                      </m:r>
+                    </m:e>
+                    <m:sup>
+                      <m:r>
+                        <w:rPr>
+                          <w:rFonts w:ascii="Cambria Math" w:hAnsi="Cambria Math"/>
+                          <w:lang w:val="en-US"/>
+                        </w:rPr>
+                        <m:t>2</m:t>
+                      </m:r>
+                    </m:sup>
+                  </m:sSup>
+                  <m:r>
+                    <w:rPr>
+                      <w:rFonts w:ascii="Cambria Math" w:hAnsi="Cambria Math"/>
+                      <w:lang w:val="en-US"/>
+                    </w:rPr>
+                    <m:t>-2</m:t>
+                  </m:r>
+                </m:e>
+              </m:d>
+            </m:num>
+            <m:den>
+              <m:r>
+                <w:rPr>
+                  <w:rFonts w:ascii="Cambria Math" w:hAnsi="Cambria Math"/>
+                  <w:lang w:val="en-US"/>
+                </w:rPr>
+                <m:t>n</m:t>
+              </m:r>
+              <m:sSup>
+                <m:sSupPr>
+                  <m:ctrlPr>
+                    <w:rPr>
+                      <w:rFonts w:ascii="Cambria Math" w:hAnsi="Cambria Math"/>
+                      <w:i/>
+                      <w:lang w:val="en-US"/>
+                    </w:rPr>
+                  </m:ctrlPr>
+                </m:sSupPr>
+                <m:e>
+                  <m:d>
+                    <m:dPr>
+                      <m:ctrlPr>
+                        <w:rPr>
+                          <w:rFonts w:ascii="Cambria Math" w:hAnsi="Cambria Math"/>
+                          <w:i/>
+                          <w:lang w:val="en-US"/>
+                        </w:rPr>
+                      </m:ctrlPr>
+                    </m:dPr>
+                    <m:e>
+                      <m:r>
+                        <w:rPr>
+                          <w:rFonts w:ascii="Cambria Math" w:hAnsi="Cambria Math"/>
+                          <w:lang w:val="en-US"/>
+                        </w:rPr>
+                        <m:t>m-2</m:t>
+                      </m:r>
+                    </m:e>
+                  </m:d>
+                </m:e>
+                <m:sup>
+                  <m:r>
+                    <w:rPr>
+                      <w:rFonts w:ascii="Cambria Math" w:hAnsi="Cambria Math"/>
+                      <w:lang w:val="en-US"/>
+                    </w:rPr>
+                    <m:t>2</m:t>
+                  </m:r>
+                </m:sup>
+              </m:sSup>
+              <m:d>
+                <m:dPr>
+                  <m:ctrlPr>
+                    <w:rPr>
+                      <w:rFonts w:ascii="Cambria Math" w:hAnsi="Cambria Math"/>
+                      <w:i/>
+                      <w:lang w:val="en-US"/>
+                    </w:rPr>
+                  </m:ctrlPr>
+                </m:dPr>
+                <m:e>
+                  <m:r>
+                    <w:rPr>
+                      <w:rFonts w:ascii="Cambria Math" w:hAnsi="Cambria Math"/>
+                      <w:lang w:val="en-US"/>
+                    </w:rPr>
+                    <m:t>m-4</m:t>
+                  </m:r>
+                </m:e>
+              </m:d>
+            </m:den>
+          </m:f>
+        </m:oMath>
+      </m:oMathPara>
+    </w:p>
+    <w:p>
+      <w:pPr>
+        <w:pStyle w:val="ListParagraph"/>
+        <w:numPr>
+          <w:ilvl w:val="0"/>
+          <w:numId w:val="1"/>
+        </w:numPr>
+        <w:rPr>
+          <w:lang w:val="en-US"/>
+        </w:rPr>
+      </w:pPr>
+      <w:r>
+        <w:rPr>
+          <w:lang w:val="en-US"/>
+        </w:rPr>
+        <w:t>Có Phải Giá Trị Của Mọ</w:t>
+      </w:r>
+      <w:r>
+        <w:rPr>
+          <w:lang w:val="en-US"/>
+        </w:rPr>
+        <w:t>i PDF</w:t>
+      </w:r>
+      <w:r>
+        <w:rPr>
+          <w:lang w:val="en-US"/>
+        </w:rPr>
+        <w:t xml:space="preserve"> Tại Vô Cực </w:t>
+      </w:r>
+      <w:r>
+        <w:rPr>
+          <w:lang w:val="en-US"/>
+        </w:rPr>
+        <w:t xml:space="preserve">Đều </w:t>
+      </w:r>
+      <w:r>
+        <w:rPr>
+          <w:lang w:val="en-US"/>
+        </w:rPr>
+        <w:t>= 0?</w:t>
+      </w:r>
+    </w:p>
+    <w:p>
+      <w:pPr>
+        <w:pStyle w:val="ListParagraph"/>
+        <w:numPr>
+          <w:ilvl w:val="0"/>
+          <w:numId w:val="2"/>
+        </w:numPr>
+        <w:rPr>
+          <w:lang w:val="en-US"/>
+        </w:rPr>
+      </w:pPr>
+      <w:r>
+        <w:rPr>
+          <w:lang w:val="en-US"/>
+        </w:rPr>
+        <w:t xml:space="preserve">Đúng, </w:t>
+      </w:r>
+      <w:r>
+        <w:rPr>
+          <w:lang w:val="en-US"/>
+        </w:rPr>
+        <w:t xml:space="preserve">cho f(x) và g(x) là 2 PDF của 2 biến ngẫu nhiên nào đó, </w:t>
+      </w:r>
+      <w:r>
+        <w:rPr>
+          <w:lang w:val="en-US"/>
+        </w:rPr>
+        <w:t>ta có</w:t>
+      </w:r>
+    </w:p>
+    <w:p>
+      <w:pPr>
+        <w:pStyle w:val="ListParagraph"/>
+        <w:pBdr>
+          <w:top w:val="single" w:sz="4" w:space="1" w:color="auto"/>
+          <w:left w:val="single" w:sz="4" w:space="4" w:color="auto"/>
+          <w:bottom w:val="single" w:sz="4" w:space="1" w:color="auto"/>
+          <w:right w:val="single" w:sz="4" w:space="4" w:color="auto"/>
+        </w:pBdr>
+        <w:ind w:left="1080"/>
+        <w:rPr>
+          <w:lang w:val="en-US"/>
+        </w:rPr>
+      </w:pPr>
+      <m:oMathPara>
+        <m:oMathParaPr>
+          <m:jc m:val="left"/>
+        </m:oMathParaPr>
+        <m:oMath>
+          <m:nary>
+            <m:naryPr>
+              <m:limLoc m:val="subSup"/>
+              <m:ctrlPr>
+                <w:rPr>
+                  <w:rFonts w:ascii="Cambria Math" w:hAnsi="Cambria Math"/>
+                  <w:i/>
+                  <w:lang w:val="en-US"/>
+                </w:rPr>
+              </m:ctrlPr>
+            </m:naryPr>
+            <m:sub>
+              <m:r>
+                <w:rPr>
+                  <w:rFonts w:ascii="Cambria Math" w:hAnsi="Cambria Math"/>
+                  <w:lang w:val="en-US"/>
+                </w:rPr>
+                <m:t>-∞</m:t>
+              </m:r>
+            </m:sub>
+            <m:sup>
+              <m:r>
+                <w:rPr>
+                  <w:rFonts w:ascii="Cambria Math" w:hAnsi="Cambria Math"/>
+                  <w:lang w:val="en-US"/>
+                </w:rPr>
+                <m:t>∞</m:t>
+              </m:r>
+            </m:sup>
+            <m:e>
+              <m:r>
+                <w:rPr>
+                  <w:rFonts w:ascii="Cambria Math" w:hAnsi="Cambria Math"/>
+                  <w:lang w:val="en-US"/>
+                </w:rPr>
+                <m:t>f</m:t>
+              </m:r>
+              <m:d>
+                <m:dPr>
+                  <m:ctrlPr>
+                    <w:rPr>
+                      <w:rFonts w:ascii="Cambria Math" w:hAnsi="Cambria Math"/>
+                      <w:i/>
+                      <w:lang w:val="en-US"/>
+                    </w:rPr>
+                  </m:ctrlPr>
+                </m:dPr>
+                <m:e>
+                  <m:r>
+                    <w:rPr>
+                      <w:rFonts w:ascii="Cambria Math" w:hAnsi="Cambria Math"/>
+                      <w:lang w:val="en-US"/>
+                    </w:rPr>
+                    <m:t>x</m:t>
+                  </m:r>
+                </m:e>
+              </m:d>
+              <m:r>
+                <w:rPr>
+                  <w:rFonts w:ascii="Cambria Math" w:hAnsi="Cambria Math"/>
+                  <w:lang w:val="en-US"/>
+                </w:rPr>
+                <m:t>g'</m:t>
+              </m:r>
+              <m:d>
+                <m:dPr>
+                  <m:ctrlPr>
+                    <w:rPr>
+                      <w:rFonts w:ascii="Cambria Math" w:hAnsi="Cambria Math"/>
+                      <w:i/>
+                      <w:lang w:val="en-US"/>
+                    </w:rPr>
+                  </m:ctrlPr>
+                </m:dPr>
+                <m:e>
+                  <m:r>
+                    <w:rPr>
+                      <w:rFonts w:ascii="Cambria Math" w:hAnsi="Cambria Math"/>
+                      <w:lang w:val="en-US"/>
+                    </w:rPr>
+                    <m:t>x</m:t>
+                  </m:r>
+                </m:e>
+              </m:d>
+            </m:e>
+          </m:nary>
+          <m:r>
+            <w:rPr>
+              <w:rFonts w:ascii="Cambria Math" w:hAnsi="Cambria Math"/>
+              <w:lang w:val="en-US"/>
+            </w:rPr>
+            <m:t>dx=-</m:t>
+          </m:r>
+          <m:nary>
+            <m:naryPr>
+              <m:limLoc m:val="subSup"/>
+              <m:ctrlPr>
+                <w:rPr>
+                  <w:rFonts w:ascii="Cambria Math" w:hAnsi="Cambria Math"/>
+                  <w:i/>
+                  <w:lang w:val="en-US"/>
+                </w:rPr>
+              </m:ctrlPr>
+            </m:naryPr>
+            <m:sub>
+              <m:r>
+                <w:rPr>
+                  <w:rFonts w:ascii="Cambria Math" w:hAnsi="Cambria Math"/>
+                  <w:lang w:val="en-US"/>
+                </w:rPr>
+                <m:t>-∞</m:t>
+              </m:r>
+            </m:sub>
+            <m:sup>
+              <m:r>
+                <w:rPr>
+                  <w:rFonts w:ascii="Cambria Math" w:hAnsi="Cambria Math"/>
+                  <w:lang w:val="en-US"/>
+                </w:rPr>
+                <m:t>∞</m:t>
+              </m:r>
+            </m:sup>
+            <m:e>
+              <m:r>
+                <w:rPr>
+                  <w:rFonts w:ascii="Cambria Math" w:hAnsi="Cambria Math"/>
+                  <w:lang w:val="en-US"/>
+                </w:rPr>
+                <m:t>f'</m:t>
+              </m:r>
+              <m:d>
+                <m:dPr>
+                  <m:ctrlPr>
+                    <w:rPr>
+                      <w:rFonts w:ascii="Cambria Math" w:hAnsi="Cambria Math"/>
+                      <w:i/>
+                      <w:lang w:val="en-US"/>
+                    </w:rPr>
+                  </m:ctrlPr>
+                </m:dPr>
+                <m:e>
+                  <m:r>
+                    <w:rPr>
+                      <w:rFonts w:ascii="Cambria Math" w:hAnsi="Cambria Math"/>
+                      <w:lang w:val="en-US"/>
+                    </w:rPr>
+                    <m:t>x</m:t>
+                  </m:r>
+                </m:e>
+              </m:d>
+              <m:r>
+                <w:rPr>
+                  <w:rFonts w:ascii="Cambria Math" w:hAnsi="Cambria Math"/>
+                  <w:lang w:val="en-US"/>
+                </w:rPr>
+                <m:t>g</m:t>
+              </m:r>
+              <m:d>
+                <m:dPr>
+                  <m:ctrlPr>
+                    <w:rPr>
+                      <w:rFonts w:ascii="Cambria Math" w:hAnsi="Cambria Math"/>
+                      <w:i/>
+                      <w:lang w:val="en-US"/>
+                    </w:rPr>
+                  </m:ctrlPr>
+                </m:dPr>
+                <m:e>
+                  <m:r>
+                    <w:rPr>
+                      <w:rFonts w:ascii="Cambria Math" w:hAnsi="Cambria Math"/>
+                      <w:lang w:val="en-US"/>
+                    </w:rPr>
+                    <m:t>x</m:t>
+                  </m:r>
+                </m:e>
+              </m:d>
+            </m:e>
+          </m:nary>
+          <m:r>
+            <w:rPr>
+              <w:rFonts w:ascii="Cambria Math" w:hAnsi="Cambria Math"/>
+              <w:lang w:val="en-US"/>
+            </w:rPr>
+            <m:t>d</m:t>
+          </m:r>
+          <m:r>
+            <w:rPr>
+              <w:rFonts w:ascii="Cambria Math" w:hAnsi="Cambria Math"/>
+              <w:lang w:val="en-US"/>
+            </w:rPr>
+            <m:t>x</m:t>
+          </m:r>
+        </m:oMath>
+      </m:oMathPara>
+    </w:p>
+    <w:p>
+      <w:pPr>
+        <w:rPr>
+          <w:lang w:val="en-US"/>
+        </w:rPr>
+      </w:pPr>
+    </w:p>
+    <w:p>
+      <w:pPr>
+        <w:rPr>
+          <w:lang w:val="en-US"/>
+        </w:rPr>
+      </w:pPr>
+      <w:r>
+        <w:rPr>
+          <w:lang w:val="en-US"/>
+        </w:rPr>
+        <w:t>Test – Kiểm Định:</w:t>
+      </w:r>
+    </w:p>
+    <w:p>
+      <w:pPr>
+        <w:pStyle w:val="ListParagraph"/>
+        <w:numPr>
+          <w:ilvl w:val="0"/>
+          <w:numId w:val="8"/>
+        </w:numPr>
+        <w:rPr>
+          <w:lang w:val="en-US"/>
+        </w:rPr>
+      </w:pPr>
+      <w:r>
+        <w:rPr>
+          <w:lang w:val="en-US"/>
+        </w:rPr>
+        <w:t xml:space="preserve">Giả </w:t>
+      </w:r>
+      <w:r>
+        <w:rPr>
+          <w:lang w:val="en-US"/>
+        </w:rPr>
+        <w:t>Thuyết Không (</w:t>
+      </w:r>
+      <w:r>
+        <w:rPr>
+          <w:lang w:val="en-US"/>
+        </w:rPr>
+        <w:t>Null Hypothesis</w:t>
+      </w:r>
+      <w:r>
+        <w:rPr>
+          <w:lang w:val="en-US"/>
+        </w:rPr>
+        <w:t>) Là Gì?</w:t>
+      </w:r>
+    </w:p>
+    <w:p>
+      <w:pPr>
+        <w:pStyle w:val="ListParagraph"/>
+        <w:numPr>
+          <w:ilvl w:val="0"/>
+          <w:numId w:val="7"/>
+        </w:numPr>
+        <w:rPr>
+          <w:lang w:val="en-US"/>
+        </w:rPr>
+      </w:pPr>
+      <w:r>
+        <w:rPr>
+          <w:lang w:val="en-US"/>
+        </w:rPr>
+        <w:t>Trước khi thống kê, ta thường đặt ra giả thuyết là không có sự khác biệt giữa các tham số khi khảo sát trên cùng 1 Population nhưng với những điều kiện khác nhau, sau đó ta sẽ kiểm tra xem có đủ bằng chứng để bác bỏ giả thuyết này hay không, đây chính là giả thuyết không</w:t>
+      </w:r>
+    </w:p>
+    <w:p>
+      <w:pPr>
+        <w:pStyle w:val="ListParagraph"/>
+        <w:numPr>
+          <w:ilvl w:val="0"/>
+          <w:numId w:val="8"/>
+        </w:numPr>
+        <w:rPr>
+          <w:lang w:val="en-US"/>
+        </w:rPr>
+      </w:pPr>
+      <w:r>
+        <w:rPr>
+          <w:lang w:val="en-US"/>
+        </w:rPr>
+        <w:t xml:space="preserve">Kí </w:t>
+      </w:r>
+      <w:r>
+        <w:rPr>
+          <w:lang w:val="en-US"/>
+        </w:rPr>
+        <w:t>Hiệu Giả Thuyết Không?</w:t>
+      </w:r>
+    </w:p>
+    <w:p>
+      <w:pPr>
+        <w:pStyle w:val="ListParagraph"/>
+        <w:pBdr>
+          <w:top w:val="single" w:sz="4" w:space="1" w:color="auto"/>
+          <w:left w:val="single" w:sz="4" w:space="4" w:color="auto"/>
+          <w:bottom w:val="single" w:sz="4" w:space="1" w:color="auto"/>
+          <w:right w:val="single" w:sz="4" w:space="4" w:color="auto"/>
+        </w:pBdr>
+        <w:ind w:left="1080"/>
+        <w:rPr>
+          <w:lang w:val="en-US"/>
+        </w:rPr>
+      </w:pPr>
+      <w:r>
+        <w:rPr>
+          <w:lang w:val="en-US"/>
+        </w:rPr>
+        <w:lastRenderedPageBreak/>
         <w:t>H</w:t>
       </w:r>
       <w:r>
@@ -18107,7 +20624,6 @@
         <w:rPr>
           <w:lang w:val="en-US"/>
         </w:rPr>
-        <w:lastRenderedPageBreak/>
         <w:t>x</w:t>
       </w:r>
       <w:r>
@@ -18399,6 +20915,7 @@
         <w:rPr>
           <w:lang w:val="en-US"/>
         </w:rPr>
+        <w:lastRenderedPageBreak/>
         <w:t>Bằng tổ</w:t>
       </w:r>
       <w:r>
@@ -25163,6 +27680,7 @@
         <w:rPr>
           <w:lang w:val="en-US"/>
         </w:rPr>
+        <w:lastRenderedPageBreak/>
         <w:t>Ở đây ta xét 1 biến ngẫu nhiên là Vector 2D, có 2 phần tử là biến ngẫu nhiên X và biến ngẫu nhiên Y</w:t>
       </w:r>
     </w:p>
@@ -27097,7 +29615,6 @@
         <w:rPr>
           <w:lang w:val="en-US"/>
         </w:rPr>
-        <w:lastRenderedPageBreak/>
         <w:t>Moment</w:t>
       </w:r>
       <w:r>
@@ -27435,6 +29952,7 @@
         <w:rPr>
           <w:lang w:val="en-US"/>
         </w:rPr>
+        <w:lastRenderedPageBreak/>
         <w:t xml:space="preserve">MGF </w:t>
       </w:r>
       <w:r>
@@ -30327,7 +32845,6 @@
         <w:rPr>
           <w:lang w:val="en-US"/>
         </w:rPr>
-        <w:lastRenderedPageBreak/>
         <w:t xml:space="preserve">Chứng </w:t>
       </w:r>
       <w:r>
@@ -31778,6 +34295,7 @@
               <w:rFonts w:ascii="Cambria Math" w:hAnsi="Cambria Math"/>
               <w:lang w:val="en-US"/>
             </w:rPr>
+            <w:lastRenderedPageBreak/>
             <m:t>-</m:t>
           </m:r>
           <m:f>

--- a/statistics.docx
+++ b/statistics.docx
@@ -1317,13 +1317,7 @@
         <w:rPr>
           <w:lang w:val="en-US"/>
         </w:rPr>
-        <w:t>Sample</w:t>
-      </w:r>
-      <w:r>
-        <w:rPr>
-          <w:lang w:val="en-US"/>
-        </w:rPr>
-        <w:t xml:space="preserve"> Và </w:t>
+        <w:t>Tổng Thể (</w:t>
       </w:r>
       <w:r>
         <w:rPr>
@@ -1335,7 +1329,7 @@
         <w:rPr>
           <w:lang w:val="en-US"/>
         </w:rPr>
-        <w:t>?</w:t>
+        <w:t>)?</w:t>
       </w:r>
     </w:p>
     <w:p>
@@ -1353,25 +1347,25 @@
         <w:rPr>
           <w:lang w:val="en-US"/>
         </w:rPr>
-        <w:t xml:space="preserve">Giả sử ta muốn Plot độ cao của toàn bộ nam giới trên thế giới, dễ thấy điều này là không thể vì rất tốn thời gian và tiền bạc, </w:t>
-      </w:r>
-      <w:r>
-        <w:rPr>
-          <w:lang w:val="en-US"/>
-        </w:rPr>
-        <w:t>Population</w:t>
-      </w:r>
-      <w:r>
-        <w:rPr>
-          <w:lang w:val="en-US"/>
-        </w:rPr>
-        <w:t xml:space="preserve"> trong trường hợp này chính là tập hợp toàn bộ nam giới trên thế giới</w:t>
-      </w:r>
-      <w:r>
-        <w:rPr>
-          <w:lang w:val="en-US"/>
-        </w:rPr>
-        <w:t xml:space="preserve"> sở hữu thuộc tính chiều cao</w:t>
+        <w:t>Là 1 tập hợp gồm tất cả các đối tượng cùng có 1 thuộc tính X nào đó</w:t>
+      </w:r>
+    </w:p>
+    <w:p>
+      <w:pPr>
+        <w:pStyle w:val="ListParagraph"/>
+        <w:numPr>
+          <w:ilvl w:val="0"/>
+          <w:numId w:val="5"/>
+        </w:numPr>
+        <w:rPr>
+          <w:lang w:val="en-US"/>
+        </w:rPr>
+      </w:pPr>
+      <w:r>
+        <w:rPr>
+          <w:lang w:val="en-US"/>
+        </w:rPr>
+        <w:t>Mẫu (Sample)?</w:t>
       </w:r>
     </w:p>
     <w:p>
@@ -1389,7 +1383,64 @@
         <w:rPr>
           <w:lang w:val="en-US"/>
         </w:rPr>
-        <w:t>Vì quá nhiều cá thể để đo nên ta sẽ chọn ngẫu nhiên ra nhiều nhóm nhỏ rồi đo, từ đó suy ra đồ thị của tổng thể, mỗi nhóm nhỏ này là 1 Sample</w:t>
+        <w:t xml:space="preserve">Là </w:t>
+      </w:r>
+      <w:r>
+        <w:rPr>
+          <w:lang w:val="en-US"/>
+        </w:rPr>
+        <w:t xml:space="preserve">1 </w:t>
+      </w:r>
+      <w:r>
+        <w:rPr>
+          <w:lang w:val="en-US"/>
+        </w:rPr>
+        <w:t>tập con của Population</w:t>
+      </w:r>
+      <w:r>
+        <w:rPr>
+          <w:lang w:val="en-US"/>
+        </w:rPr>
+        <w:t>, giá trị thuộc tính X của mỗi phần tử trong Sample được kí hiệu là X</w:t>
+      </w:r>
+      <w:r>
+        <w:rPr>
+          <w:vertAlign w:val="subscript"/>
+          <w:lang w:val="en-US"/>
+        </w:rPr>
+        <w:t>1</w:t>
+      </w:r>
+      <w:r>
+        <w:rPr>
+          <w:lang w:val="en-US"/>
+        </w:rPr>
+        <w:t>, X</w:t>
+      </w:r>
+      <w:r>
+        <w:rPr>
+          <w:vertAlign w:val="subscript"/>
+          <w:lang w:val="en-US"/>
+        </w:rPr>
+        <w:t>2</w:t>
+      </w:r>
+      <w:r>
+        <w:rPr>
+          <w:lang w:val="en-US"/>
+        </w:rPr>
+        <w:t>, …, X</w:t>
+      </w:r>
+      <w:r>
+        <w:rPr>
+          <w:vertAlign w:val="subscript"/>
+          <w:lang w:val="en-US"/>
+        </w:rPr>
+        <w:t>n</w:t>
+      </w:r>
+      <w:r>
+        <w:rPr>
+          <w:lang w:val="en-US"/>
+        </w:rPr>
+        <w:t>, n là kích thước Sample</w:t>
       </w:r>
     </w:p>
     <w:p>
@@ -1407,7 +1458,7 @@
         <w:rPr>
           <w:lang w:val="en-US"/>
         </w:rPr>
-        <w:t>Tham Số Population Là Gì?</w:t>
+        <w:t>Mô Hình (Model)?</w:t>
       </w:r>
     </w:p>
     <w:p>
@@ -1425,25 +1476,13 @@
         <w:rPr>
           <w:lang w:val="en-US"/>
         </w:rPr>
-        <w:t>Là những tham số như</w:t>
-      </w:r>
-      <w:r>
-        <w:rPr>
-          <w:lang w:val="en-US"/>
-        </w:rPr>
-        <w:t xml:space="preserve"> </w:t>
-      </w:r>
-      <w:r>
-        <w:rPr>
-          <w:lang w:val="en-US"/>
-        </w:rPr>
-        <w:t xml:space="preserve">Mean, Std thu được khi đo trên toàn bộ </w:t>
-      </w:r>
-      <w:r>
-        <w:rPr>
-          <w:lang w:val="en-US"/>
-        </w:rPr>
-        <w:t>tổng thể</w:t>
+        <w:t xml:space="preserve">Là phương trình nêu lên mối quan hệ gần đúng giữa </w:t>
+      </w:r>
+      <w:r>
+        <w:rPr>
+          <w:lang w:val="en-US"/>
+        </w:rPr>
+        <w:t>1 nhóm thuộc tính nào đó với 1 thuộc tính khác cho tất cả phần tử trong Population</w:t>
       </w:r>
     </w:p>
     <w:p>
@@ -1461,7 +1500,49 @@
         <w:rPr>
           <w:lang w:val="en-US"/>
         </w:rPr>
-        <w:t>Vì không thể đo được những tham số này do có quá nhiều cá thể nên ta thường ước lượng nó bằng nhiều Sample</w:t>
+        <w:t>Ví dụ</w:t>
+      </w:r>
+    </w:p>
+    <w:p>
+      <w:pPr>
+        <w:pStyle w:val="ListParagraph"/>
+        <w:numPr>
+          <w:ilvl w:val="0"/>
+          <w:numId w:val="7"/>
+        </w:numPr>
+        <w:rPr>
+          <w:lang w:val="en-US"/>
+        </w:rPr>
+      </w:pPr>
+      <w:r>
+        <w:rPr>
+          <w:lang w:val="en-US"/>
+        </w:rPr>
+        <w:t xml:space="preserve">Model </w:t>
+      </w:r>
+      <w:r>
+        <w:rPr>
+          <w:lang w:val="en-US"/>
+        </w:rPr>
+        <w:t xml:space="preserve">A </w:t>
+      </w:r>
+      <w:r>
+        <w:rPr>
+          <w:lang w:val="en-US"/>
+        </w:rPr>
+        <w:t xml:space="preserve">cho ta biết chiều cao </w:t>
+      </w:r>
+      <w:r>
+        <w:rPr>
+          <w:lang w:val="en-US"/>
+        </w:rPr>
+        <w:t xml:space="preserve">gần đúng </w:t>
+      </w:r>
+      <w:r>
+        <w:rPr>
+          <w:lang w:val="en-US"/>
+        </w:rPr>
+        <w:t>của 1 người từ cân nặng của người đó</w:t>
       </w:r>
     </w:p>
     <w:p>
@@ -1479,25 +1560,7 @@
         <w:rPr>
           <w:lang w:val="en-US"/>
         </w:rPr>
-        <w:t>Model</w:t>
-      </w:r>
-      <w:r>
-        <w:rPr>
-          <w:lang w:val="en-US"/>
-        </w:rPr>
-        <w:t xml:space="preserve"> </w:t>
-      </w:r>
-      <w:r>
-        <w:rPr>
-          <w:lang w:val="en-US"/>
-        </w:rPr>
-        <w:t>Là Gì</w:t>
-      </w:r>
-      <w:r>
-        <w:rPr>
-          <w:lang w:val="en-US"/>
-        </w:rPr>
-        <w:t>?</w:t>
+        <w:t>Thống Kê (Statistics)?</w:t>
       </w:r>
     </w:p>
     <w:p>
@@ -1515,7 +1578,43 @@
         <w:rPr>
           <w:lang w:val="en-US"/>
         </w:rPr>
-        <w:t>Là phương trình nêu lên mối quan hệ gần đúng giữa mỗi cá thể trong Population với thông tin ta muốn biết thêm từ cá thể đó</w:t>
+        <w:t>Là 1 giá trị nào đó được tính toán từ số liệu Sample</w:t>
+      </w:r>
+    </w:p>
+    <w:p>
+      <w:pPr>
+        <w:pStyle w:val="ListParagraph"/>
+        <w:numPr>
+          <w:ilvl w:val="0"/>
+          <w:numId w:val="5"/>
+        </w:numPr>
+        <w:rPr>
+          <w:lang w:val="en-US"/>
+        </w:rPr>
+      </w:pPr>
+      <w:r>
+        <w:rPr>
+          <w:lang w:val="en-US"/>
+        </w:rPr>
+        <w:t xml:space="preserve">Trung </w:t>
+      </w:r>
+      <w:r>
+        <w:rPr>
+          <w:lang w:val="en-US"/>
+        </w:rPr>
+        <w:t>Bình Mẫu (</w:t>
+      </w:r>
+      <w:r>
+        <w:rPr>
+          <w:lang w:val="en-US"/>
+        </w:rPr>
+        <w:t>Sample Mean</w:t>
+      </w:r>
+      <w:r>
+        <w:rPr>
+          <w:lang w:val="en-US"/>
+        </w:rPr>
+        <w:t>)?</w:t>
       </w:r>
     </w:p>
     <w:p>
@@ -1533,7 +1632,3106 @@
         <w:rPr>
           <w:lang w:val="en-US"/>
         </w:rPr>
-        <w:t>Ví dụ 1 Model cho ta biết chiều cao của 1 người từ cân nặng gần đúng của người đó</w:t>
+        <w:t>1 thống kê được tính như sau</w:t>
+      </w:r>
+    </w:p>
+    <w:p>
+      <w:pPr>
+        <w:pStyle w:val="ListParagraph"/>
+        <w:pBdr>
+          <w:top w:val="single" w:sz="4" w:space="1" w:color="auto"/>
+          <w:left w:val="single" w:sz="4" w:space="4" w:color="auto"/>
+          <w:bottom w:val="single" w:sz="4" w:space="1" w:color="auto"/>
+          <w:right w:val="single" w:sz="4" w:space="4" w:color="auto"/>
+        </w:pBdr>
+        <w:ind w:left="1080"/>
+        <w:rPr>
+          <w:rFonts w:ascii="Cambria Math" w:hAnsi="Cambria Math" w:cstheme="minorHAnsi"/>
+          <w:lang w:val="en-US"/>
+          <w:oMath/>
+        </w:rPr>
+      </w:pPr>
+      <m:oMathPara>
+        <m:oMathParaPr>
+          <m:jc m:val="left"/>
+        </m:oMathParaPr>
+        <m:oMath>
+          <m:acc>
+            <m:accPr>
+              <m:chr m:val="̅"/>
+              <m:ctrlPr>
+                <w:rPr>
+                  <w:rFonts w:ascii="Cambria Math" w:hAnsi="Cambria Math" w:cstheme="minorHAnsi"/>
+                  <w:i/>
+                  <w:lang w:val="en-US"/>
+                </w:rPr>
+              </m:ctrlPr>
+            </m:accPr>
+            <m:e>
+              <m:r>
+                <w:rPr>
+                  <w:rFonts w:ascii="Cambria Math" w:hAnsi="Cambria Math" w:cstheme="minorHAnsi"/>
+                  <w:lang w:val="en-US"/>
+                </w:rPr>
+                <m:t>X</m:t>
+              </m:r>
+            </m:e>
+          </m:acc>
+          <m:r>
+            <w:rPr>
+              <w:rFonts w:ascii="Cambria Math" w:hAnsi="Cambria Math" w:cstheme="minorHAnsi"/>
+              <w:lang w:val="en-US"/>
+            </w:rPr>
+            <m:t>=</m:t>
+          </m:r>
+          <m:nary>
+            <m:naryPr>
+              <m:chr m:val="∑"/>
+              <m:limLoc m:val="undOvr"/>
+              <m:ctrlPr>
+                <w:rPr>
+                  <w:rFonts w:ascii="Cambria Math" w:hAnsi="Cambria Math" w:cstheme="minorHAnsi"/>
+                  <w:i/>
+                  <w:lang w:val="en-US"/>
+                </w:rPr>
+              </m:ctrlPr>
+            </m:naryPr>
+            <m:sub>
+              <m:r>
+                <w:rPr>
+                  <w:rFonts w:ascii="Cambria Math" w:hAnsi="Cambria Math" w:cstheme="minorHAnsi"/>
+                  <w:lang w:val="en-US"/>
+                </w:rPr>
+                <m:t>i</m:t>
+              </m:r>
+              <m:r>
+                <w:rPr>
+                  <w:rFonts w:ascii="Cambria Math" w:hAnsi="Cambria Math" w:cstheme="minorHAnsi"/>
+                  <w:lang w:val="en-US"/>
+                </w:rPr>
+                <m:t xml:space="preserve"> </m:t>
+              </m:r>
+              <m:r>
+                <w:rPr>
+                  <w:rFonts w:ascii="Cambria Math" w:hAnsi="Cambria Math" w:cstheme="minorHAnsi"/>
+                  <w:lang w:val="en-US"/>
+                </w:rPr>
+                <m:t>=</m:t>
+              </m:r>
+              <m:r>
+                <w:rPr>
+                  <w:rFonts w:ascii="Cambria Math" w:hAnsi="Cambria Math" w:cstheme="minorHAnsi"/>
+                  <w:lang w:val="en-US"/>
+                </w:rPr>
+                <m:t xml:space="preserve"> </m:t>
+              </m:r>
+              <m:r>
+                <w:rPr>
+                  <w:rFonts w:ascii="Cambria Math" w:hAnsi="Cambria Math" w:cstheme="minorHAnsi"/>
+                  <w:lang w:val="en-US"/>
+                </w:rPr>
+                <m:t>1</m:t>
+              </m:r>
+            </m:sub>
+            <m:sup>
+              <m:r>
+                <w:rPr>
+                  <w:rFonts w:ascii="Cambria Math" w:hAnsi="Cambria Math" w:cstheme="minorHAnsi"/>
+                  <w:lang w:val="en-US"/>
+                </w:rPr>
+                <m:t>n</m:t>
+              </m:r>
+            </m:sup>
+            <m:e>
+              <m:sSub>
+                <m:sSubPr>
+                  <m:ctrlPr>
+                    <w:rPr>
+                      <w:rFonts w:ascii="Cambria Math" w:hAnsi="Cambria Math" w:cstheme="minorHAnsi"/>
+                      <w:i/>
+                      <w:lang w:val="en-US"/>
+                    </w:rPr>
+                  </m:ctrlPr>
+                </m:sSubPr>
+                <m:e>
+                  <m:r>
+                    <w:rPr>
+                      <w:rFonts w:ascii="Cambria Math" w:hAnsi="Cambria Math" w:cstheme="minorHAnsi"/>
+                      <w:lang w:val="en-US"/>
+                    </w:rPr>
+                    <m:t>X</m:t>
+                  </m:r>
+                </m:e>
+                <m:sub>
+                  <m:r>
+                    <w:rPr>
+                      <w:rFonts w:ascii="Cambria Math" w:hAnsi="Cambria Math" w:cstheme="minorHAnsi"/>
+                      <w:lang w:val="en-US"/>
+                    </w:rPr>
+                    <m:t>i</m:t>
+                  </m:r>
+                </m:sub>
+              </m:sSub>
+            </m:e>
+          </m:nary>
+        </m:oMath>
+      </m:oMathPara>
+    </w:p>
+    <w:p>
+      <w:pPr>
+        <w:pStyle w:val="ListParagraph"/>
+        <w:numPr>
+          <w:ilvl w:val="0"/>
+          <w:numId w:val="7"/>
+        </w:numPr>
+        <w:rPr>
+          <w:rFonts w:ascii="Cambria Math" w:hAnsi="Cambria Math"/>
+          <w:lang w:val="en-US"/>
+          <w:oMath/>
+        </w:rPr>
+      </w:pPr>
+      <w:r>
+        <w:rPr>
+          <w:rFonts w:eastAsiaTheme="minorEastAsia"/>
+          <w:lang w:val="en-US"/>
+        </w:rPr>
+        <w:t xml:space="preserve">Kì vọng và Variance của </w:t>
+      </w:r>
+      <w:r>
+        <w:rPr>
+          <w:rFonts w:eastAsiaTheme="minorEastAsia"/>
+          <w:lang w:val="en-US"/>
+        </w:rPr>
+        <w:t>Sample Mean</w:t>
+      </w:r>
+      <w:r>
+        <w:rPr>
+          <w:rFonts w:eastAsiaTheme="minorEastAsia"/>
+          <w:lang w:val="en-US"/>
+        </w:rPr>
+        <w:t xml:space="preserve"> khi lấy nhiều Sample</w:t>
+      </w:r>
+    </w:p>
+    <w:p>
+      <w:pPr>
+        <w:pStyle w:val="ListParagraph"/>
+        <w:pBdr>
+          <w:top w:val="single" w:sz="4" w:space="1" w:color="auto"/>
+          <w:left w:val="single" w:sz="4" w:space="4" w:color="auto"/>
+          <w:bottom w:val="single" w:sz="4" w:space="1" w:color="auto"/>
+          <w:right w:val="single" w:sz="4" w:space="4" w:color="auto"/>
+        </w:pBdr>
+        <w:ind w:left="1080"/>
+        <w:rPr>
+          <w:rFonts w:ascii="Cambria Math" w:hAnsi="Cambria Math"/>
+          <w:lang w:val="en-US"/>
+          <w:oMath/>
+        </w:rPr>
+      </w:pPr>
+      <m:oMathPara>
+        <m:oMathParaPr>
+          <m:jc m:val="left"/>
+        </m:oMathParaPr>
+        <m:oMath>
+          <m:r>
+            <w:rPr>
+              <w:rFonts w:ascii="Cambria Math" w:eastAsiaTheme="minorEastAsia" w:hAnsi="Cambria Math"/>
+              <w:lang w:val="en-US"/>
+            </w:rPr>
+            <m:t>E</m:t>
+          </m:r>
+          <m:d>
+            <m:dPr>
+              <m:begChr m:val="["/>
+              <m:endChr m:val="]"/>
+              <m:ctrlPr>
+                <w:rPr>
+                  <w:rFonts w:ascii="Cambria Math" w:eastAsiaTheme="minorEastAsia" w:hAnsi="Cambria Math"/>
+                  <w:i/>
+                  <w:lang w:val="en-US"/>
+                </w:rPr>
+              </m:ctrlPr>
+            </m:dPr>
+            <m:e>
+              <m:acc>
+                <m:accPr>
+                  <m:chr m:val="̅"/>
+                  <m:ctrlPr>
+                    <w:rPr>
+                      <w:rFonts w:ascii="Cambria Math" w:hAnsi="Cambria Math" w:cstheme="minorHAnsi"/>
+                      <w:i/>
+                      <w:lang w:val="en-US"/>
+                    </w:rPr>
+                  </m:ctrlPr>
+                </m:accPr>
+                <m:e>
+                  <m:r>
+                    <w:rPr>
+                      <w:rFonts w:ascii="Cambria Math" w:hAnsi="Cambria Math" w:cstheme="minorHAnsi"/>
+                      <w:lang w:val="en-US"/>
+                    </w:rPr>
+                    <m:t>X</m:t>
+                  </m:r>
+                </m:e>
+              </m:acc>
+            </m:e>
+          </m:d>
+          <m:r>
+            <w:rPr>
+              <w:rFonts w:ascii="Cambria Math" w:eastAsiaTheme="minorEastAsia" w:hAnsi="Cambria Math"/>
+              <w:lang w:val="en-US"/>
+            </w:rPr>
+            <m:t>=E</m:t>
+          </m:r>
+          <m:d>
+            <m:dPr>
+              <m:begChr m:val="["/>
+              <m:endChr m:val="]"/>
+              <m:ctrlPr>
+                <w:rPr>
+                  <w:rFonts w:ascii="Cambria Math" w:eastAsiaTheme="minorEastAsia" w:hAnsi="Cambria Math"/>
+                  <w:i/>
+                  <w:lang w:val="en-US"/>
+                </w:rPr>
+              </m:ctrlPr>
+            </m:dPr>
+            <m:e>
+              <m:r>
+                <w:rPr>
+                  <w:rFonts w:ascii="Cambria Math" w:eastAsiaTheme="minorEastAsia" w:hAnsi="Cambria Math"/>
+                  <w:lang w:val="en-US"/>
+                </w:rPr>
+                <m:t>X</m:t>
+              </m:r>
+            </m:e>
+          </m:d>
+        </m:oMath>
+      </m:oMathPara>
+    </w:p>
+    <w:p>
+      <w:pPr>
+        <w:pStyle w:val="ListParagraph"/>
+        <w:pBdr>
+          <w:top w:val="single" w:sz="4" w:space="1" w:color="auto"/>
+          <w:left w:val="single" w:sz="4" w:space="4" w:color="auto"/>
+          <w:bottom w:val="single" w:sz="4" w:space="1" w:color="auto"/>
+          <w:right w:val="single" w:sz="4" w:space="4" w:color="auto"/>
+        </w:pBdr>
+        <w:ind w:left="1080"/>
+        <w:rPr>
+          <w:rFonts w:ascii="Cambria Math" w:hAnsi="Cambria Math"/>
+          <w:lang w:val="en-US"/>
+          <w:oMath/>
+        </w:rPr>
+      </w:pPr>
+      <m:oMathPara>
+        <m:oMathParaPr>
+          <m:jc m:val="left"/>
+        </m:oMathParaPr>
+        <m:oMath>
+          <m:r>
+            <w:rPr>
+              <w:rFonts w:ascii="Cambria Math" w:eastAsiaTheme="minorEastAsia" w:hAnsi="Cambria Math"/>
+              <w:lang w:val="en-US"/>
+            </w:rPr>
+            <m:t>Var</m:t>
+          </m:r>
+          <m:d>
+            <m:dPr>
+              <m:begChr m:val="["/>
+              <m:endChr m:val="]"/>
+              <m:ctrlPr>
+                <w:rPr>
+                  <w:rFonts w:ascii="Cambria Math" w:eastAsiaTheme="minorEastAsia" w:hAnsi="Cambria Math"/>
+                  <w:i/>
+                  <w:lang w:val="en-US"/>
+                </w:rPr>
+              </m:ctrlPr>
+            </m:dPr>
+            <m:e>
+              <m:acc>
+                <m:accPr>
+                  <m:chr m:val="̅"/>
+                  <m:ctrlPr>
+                    <w:rPr>
+                      <w:rFonts w:ascii="Cambria Math" w:hAnsi="Cambria Math" w:cstheme="minorHAnsi"/>
+                      <w:i/>
+                      <w:lang w:val="en-US"/>
+                    </w:rPr>
+                  </m:ctrlPr>
+                </m:accPr>
+                <m:e>
+                  <m:r>
+                    <w:rPr>
+                      <w:rFonts w:ascii="Cambria Math" w:hAnsi="Cambria Math" w:cstheme="minorHAnsi"/>
+                      <w:lang w:val="en-US"/>
+                    </w:rPr>
+                    <m:t>X</m:t>
+                  </m:r>
+                </m:e>
+              </m:acc>
+            </m:e>
+          </m:d>
+          <m:r>
+            <w:rPr>
+              <w:rFonts w:ascii="Cambria Math" w:hAnsi="Cambria Math"/>
+              <w:lang w:val="en-US"/>
+            </w:rPr>
+            <m:t>=</m:t>
+          </m:r>
+          <m:f>
+            <m:fPr>
+              <m:ctrlPr>
+                <w:rPr>
+                  <w:rFonts w:ascii="Cambria Math" w:hAnsi="Cambria Math"/>
+                  <w:i/>
+                  <w:lang w:val="en-US"/>
+                </w:rPr>
+              </m:ctrlPr>
+            </m:fPr>
+            <m:num>
+              <m:r>
+                <w:rPr>
+                  <w:rFonts w:ascii="Cambria Math" w:hAnsi="Cambria Math"/>
+                  <w:lang w:val="en-US"/>
+                </w:rPr>
+                <m:t>1</m:t>
+              </m:r>
+            </m:num>
+            <m:den>
+              <m:r>
+                <w:rPr>
+                  <w:rFonts w:ascii="Cambria Math" w:hAnsi="Cambria Math"/>
+                  <w:lang w:val="en-US"/>
+                </w:rPr>
+                <m:t>n</m:t>
+              </m:r>
+            </m:den>
+          </m:f>
+          <m:r>
+            <w:rPr>
+              <w:rFonts w:ascii="Cambria Math" w:eastAsiaTheme="minorEastAsia" w:hAnsi="Cambria Math"/>
+              <w:lang w:val="en-US"/>
+            </w:rPr>
+            <m:t>Var</m:t>
+          </m:r>
+          <m:d>
+            <m:dPr>
+              <m:begChr m:val="["/>
+              <m:endChr m:val="]"/>
+              <m:ctrlPr>
+                <w:rPr>
+                  <w:rFonts w:ascii="Cambria Math" w:eastAsiaTheme="minorEastAsia" w:hAnsi="Cambria Math"/>
+                  <w:i/>
+                  <w:lang w:val="en-US"/>
+                </w:rPr>
+              </m:ctrlPr>
+            </m:dPr>
+            <m:e>
+              <m:r>
+                <w:rPr>
+                  <w:rFonts w:ascii="Cambria Math" w:hAnsi="Cambria Math" w:cstheme="minorHAnsi"/>
+                  <w:lang w:val="en-US"/>
+                </w:rPr>
+                <m:t>X</m:t>
+              </m:r>
+            </m:e>
+          </m:d>
+        </m:oMath>
+      </m:oMathPara>
+    </w:p>
+    <w:p>
+      <w:pPr>
+        <w:pStyle w:val="ListParagraph"/>
+        <w:numPr>
+          <w:ilvl w:val="0"/>
+          <w:numId w:val="5"/>
+        </w:numPr>
+        <w:rPr>
+          <w:rFonts w:ascii="Cambria Math" w:hAnsi="Cambria Math"/>
+          <w:lang w:val="en-US"/>
+          <w:oMath/>
+        </w:rPr>
+      </w:pPr>
+      <w:r>
+        <w:rPr>
+          <w:rFonts w:eastAsiaTheme="minorEastAsia"/>
+          <w:lang w:val="en-US"/>
+        </w:rPr>
+        <w:t>Phương Sai Mẫu Có Hiệu Chỉnh (Sample Variance)?</w:t>
+      </w:r>
+    </w:p>
+    <w:p>
+      <w:pPr>
+        <w:pStyle w:val="ListParagraph"/>
+        <w:numPr>
+          <w:ilvl w:val="0"/>
+          <w:numId w:val="7"/>
+        </w:numPr>
+        <w:rPr>
+          <w:rFonts w:ascii="Cambria Math" w:hAnsi="Cambria Math"/>
+          <w:lang w:val="en-US"/>
+          <w:oMath/>
+        </w:rPr>
+      </w:pPr>
+      <w:r>
+        <w:rPr>
+          <w:rFonts w:eastAsiaTheme="minorEastAsia"/>
+          <w:lang w:val="en-US"/>
+        </w:rPr>
+        <w:t>Là 1 thống kê được tính như sau</w:t>
+      </w:r>
+    </w:p>
+    <w:p>
+      <w:pPr>
+        <w:pStyle w:val="ListParagraph"/>
+        <w:pBdr>
+          <w:top w:val="single" w:sz="4" w:space="1" w:color="auto"/>
+          <w:left w:val="single" w:sz="4" w:space="4" w:color="auto"/>
+          <w:bottom w:val="single" w:sz="4" w:space="1" w:color="auto"/>
+          <w:right w:val="single" w:sz="4" w:space="4" w:color="auto"/>
+        </w:pBdr>
+        <w:ind w:left="1080"/>
+        <w:rPr>
+          <w:rFonts w:ascii="Cambria Math" w:hAnsi="Cambria Math"/>
+          <w:lang w:val="en-US"/>
+          <w:oMath/>
+        </w:rPr>
+      </w:pPr>
+      <m:oMathPara>
+        <m:oMathParaPr>
+          <m:jc m:val="left"/>
+        </m:oMathParaPr>
+        <m:oMath>
+          <m:sSubSup>
+            <m:sSubSupPr>
+              <m:ctrlPr>
+                <w:rPr>
+                  <w:rFonts w:ascii="Cambria Math" w:eastAsiaTheme="minorEastAsia" w:hAnsi="Cambria Math"/>
+                  <w:i/>
+                  <w:lang w:val="en-US"/>
+                </w:rPr>
+              </m:ctrlPr>
+            </m:sSubSupPr>
+            <m:e>
+              <m:r>
+                <w:rPr>
+                  <w:rFonts w:ascii="Cambria Math" w:eastAsiaTheme="minorEastAsia" w:hAnsi="Cambria Math"/>
+                  <w:lang w:val="en-US"/>
+                </w:rPr>
+                <m:t>S</m:t>
+              </m:r>
+            </m:e>
+            <m:sub>
+              <m:r>
+                <w:rPr>
+                  <w:rFonts w:ascii="Cambria Math" w:eastAsiaTheme="minorEastAsia" w:hAnsi="Cambria Math"/>
+                  <w:lang w:val="en-US"/>
+                </w:rPr>
+                <m:t>X</m:t>
+              </m:r>
+            </m:sub>
+            <m:sup>
+              <m:r>
+                <w:rPr>
+                  <w:rFonts w:ascii="Cambria Math" w:eastAsiaTheme="minorEastAsia" w:hAnsi="Cambria Math"/>
+                  <w:lang w:val="en-US"/>
+                </w:rPr>
+                <m:t>2</m:t>
+              </m:r>
+            </m:sup>
+          </m:sSubSup>
+          <m:r>
+            <w:rPr>
+              <w:rFonts w:ascii="Cambria Math" w:hAnsi="Cambria Math"/>
+              <w:lang w:val="en-US"/>
+            </w:rPr>
+            <m:t>=</m:t>
+          </m:r>
+          <m:f>
+            <m:fPr>
+              <m:ctrlPr>
+                <w:rPr>
+                  <w:rFonts w:ascii="Cambria Math" w:hAnsi="Cambria Math"/>
+                  <w:i/>
+                  <w:lang w:val="en-US"/>
+                </w:rPr>
+              </m:ctrlPr>
+            </m:fPr>
+            <m:num>
+              <m:r>
+                <w:rPr>
+                  <w:rFonts w:ascii="Cambria Math" w:hAnsi="Cambria Math"/>
+                  <w:lang w:val="en-US"/>
+                </w:rPr>
+                <m:t>1</m:t>
+              </m:r>
+            </m:num>
+            <m:den>
+              <m:r>
+                <w:rPr>
+                  <w:rFonts w:ascii="Cambria Math" w:hAnsi="Cambria Math"/>
+                  <w:lang w:val="en-US"/>
+                </w:rPr>
+                <m:t>n-1</m:t>
+              </m:r>
+            </m:den>
+          </m:f>
+          <m:nary>
+            <m:naryPr>
+              <m:chr m:val="∑"/>
+              <m:limLoc m:val="undOvr"/>
+              <m:ctrlPr>
+                <w:rPr>
+                  <w:rFonts w:ascii="Cambria Math" w:hAnsi="Cambria Math"/>
+                  <w:i/>
+                  <w:lang w:val="en-US"/>
+                </w:rPr>
+              </m:ctrlPr>
+            </m:naryPr>
+            <m:sub>
+              <m:r>
+                <w:rPr>
+                  <w:rFonts w:ascii="Cambria Math" w:hAnsi="Cambria Math"/>
+                  <w:lang w:val="en-US"/>
+                </w:rPr>
+                <m:t>i = 1</m:t>
+              </m:r>
+            </m:sub>
+            <m:sup>
+              <m:r>
+                <w:rPr>
+                  <w:rFonts w:ascii="Cambria Math" w:hAnsi="Cambria Math"/>
+                  <w:lang w:val="en-US"/>
+                </w:rPr>
+                <m:t>n</m:t>
+              </m:r>
+            </m:sup>
+            <m:e>
+              <m:sSup>
+                <m:sSupPr>
+                  <m:ctrlPr>
+                    <w:rPr>
+                      <w:rFonts w:ascii="Cambria Math" w:hAnsi="Cambria Math"/>
+                      <w:i/>
+                      <w:lang w:val="en-US"/>
+                    </w:rPr>
+                  </m:ctrlPr>
+                </m:sSupPr>
+                <m:e>
+                  <m:d>
+                    <m:dPr>
+                      <m:ctrlPr>
+                        <w:rPr>
+                          <w:rFonts w:ascii="Cambria Math" w:hAnsi="Cambria Math"/>
+                          <w:i/>
+                          <w:lang w:val="en-US"/>
+                        </w:rPr>
+                      </m:ctrlPr>
+                    </m:dPr>
+                    <m:e>
+                      <m:sSub>
+                        <m:sSubPr>
+                          <m:ctrlPr>
+                            <w:rPr>
+                              <w:rFonts w:ascii="Cambria Math" w:hAnsi="Cambria Math"/>
+                              <w:i/>
+                              <w:lang w:val="en-US"/>
+                            </w:rPr>
+                          </m:ctrlPr>
+                        </m:sSubPr>
+                        <m:e>
+                          <m:r>
+                            <w:rPr>
+                              <w:rFonts w:ascii="Cambria Math" w:hAnsi="Cambria Math"/>
+                              <w:lang w:val="en-US"/>
+                            </w:rPr>
+                            <m:t>X</m:t>
+                          </m:r>
+                        </m:e>
+                        <m:sub>
+                          <m:r>
+                            <w:rPr>
+                              <w:rFonts w:ascii="Cambria Math" w:hAnsi="Cambria Math"/>
+                              <w:lang w:val="en-US"/>
+                            </w:rPr>
+                            <m:t>i</m:t>
+                          </m:r>
+                        </m:sub>
+                      </m:sSub>
+                      <m:r>
+                        <w:rPr>
+                          <w:rFonts w:ascii="Cambria Math" w:hAnsi="Cambria Math"/>
+                          <w:lang w:val="en-US"/>
+                        </w:rPr>
+                        <m:t>-</m:t>
+                      </m:r>
+                      <m:acc>
+                        <m:accPr>
+                          <m:chr m:val="̅"/>
+                          <m:ctrlPr>
+                            <w:rPr>
+                              <w:rFonts w:ascii="Cambria Math" w:hAnsi="Cambria Math"/>
+                              <w:i/>
+                              <w:lang w:val="en-US"/>
+                            </w:rPr>
+                          </m:ctrlPr>
+                        </m:accPr>
+                        <m:e>
+                          <m:r>
+                            <w:rPr>
+                              <w:rFonts w:ascii="Cambria Math" w:hAnsi="Cambria Math"/>
+                              <w:lang w:val="en-US"/>
+                            </w:rPr>
+                            <m:t>X</m:t>
+                          </m:r>
+                        </m:e>
+                      </m:acc>
+                    </m:e>
+                  </m:d>
+                </m:e>
+                <m:sup>
+                  <m:r>
+                    <w:rPr>
+                      <w:rFonts w:ascii="Cambria Math" w:hAnsi="Cambria Math"/>
+                      <w:lang w:val="en-US"/>
+                    </w:rPr>
+                    <m:t>2</m:t>
+                  </m:r>
+                </m:sup>
+              </m:sSup>
+            </m:e>
+          </m:nary>
+        </m:oMath>
+      </m:oMathPara>
+    </w:p>
+    <w:p>
+      <w:pPr>
+        <w:pStyle w:val="ListParagraph"/>
+        <w:numPr>
+          <w:ilvl w:val="0"/>
+          <w:numId w:val="7"/>
+        </w:numPr>
+        <w:rPr>
+          <w:rFonts w:ascii="Cambria Math" w:hAnsi="Cambria Math"/>
+          <w:lang w:val="en-US"/>
+          <w:oMath/>
+        </w:rPr>
+      </w:pPr>
+      <w:r>
+        <w:rPr>
+          <w:lang w:val="en-US"/>
+        </w:rPr>
+        <w:t>Kì vọng và Variance của S</w:t>
+      </w:r>
+      <w:r>
+        <w:rPr>
+          <w:lang w:val="en-US"/>
+        </w:rPr>
+        <w:t>ample Variance khi lấy nhiều Sample</w:t>
+      </w:r>
+    </w:p>
+    <w:p>
+      <w:pPr>
+        <w:pStyle w:val="ListParagraph"/>
+        <w:pBdr>
+          <w:top w:val="single" w:sz="4" w:space="1" w:color="auto"/>
+          <w:left w:val="single" w:sz="4" w:space="4" w:color="auto"/>
+          <w:bottom w:val="single" w:sz="4" w:space="1" w:color="auto"/>
+          <w:right w:val="single" w:sz="4" w:space="4" w:color="auto"/>
+        </w:pBdr>
+        <w:ind w:left="1080"/>
+        <w:rPr>
+          <w:rFonts w:ascii="Cambria Math" w:hAnsi="Cambria Math"/>
+          <w:lang w:val="en-US"/>
+          <w:oMath/>
+        </w:rPr>
+      </w:pPr>
+      <m:oMathPara>
+        <m:oMathParaPr>
+          <m:jc m:val="left"/>
+        </m:oMathParaPr>
+        <m:oMath>
+          <m:r>
+            <w:rPr>
+              <w:rFonts w:ascii="Cambria Math" w:eastAsiaTheme="minorEastAsia" w:hAnsi="Cambria Math"/>
+              <w:lang w:val="en-US"/>
+            </w:rPr>
+            <m:t>E</m:t>
+          </m:r>
+          <m:d>
+            <m:dPr>
+              <m:begChr m:val="["/>
+              <m:endChr m:val="]"/>
+              <m:ctrlPr>
+                <w:rPr>
+                  <w:rFonts w:ascii="Cambria Math" w:eastAsiaTheme="minorEastAsia" w:hAnsi="Cambria Math"/>
+                  <w:i/>
+                  <w:lang w:val="en-US"/>
+                </w:rPr>
+              </m:ctrlPr>
+            </m:dPr>
+            <m:e>
+              <m:sSubSup>
+                <m:sSubSupPr>
+                  <m:ctrlPr>
+                    <w:rPr>
+                      <w:rFonts w:ascii="Cambria Math" w:eastAsiaTheme="minorEastAsia" w:hAnsi="Cambria Math"/>
+                      <w:i/>
+                      <w:lang w:val="en-US"/>
+                    </w:rPr>
+                  </m:ctrlPr>
+                </m:sSubSupPr>
+                <m:e>
+                  <m:r>
+                    <w:rPr>
+                      <w:rFonts w:ascii="Cambria Math" w:eastAsiaTheme="minorEastAsia" w:hAnsi="Cambria Math"/>
+                      <w:lang w:val="en-US"/>
+                    </w:rPr>
+                    <m:t>S</m:t>
+                  </m:r>
+                </m:e>
+                <m:sub>
+                  <m:r>
+                    <w:rPr>
+                      <w:rFonts w:ascii="Cambria Math" w:eastAsiaTheme="minorEastAsia" w:hAnsi="Cambria Math"/>
+                      <w:lang w:val="en-US"/>
+                    </w:rPr>
+                    <m:t>X</m:t>
+                  </m:r>
+                </m:sub>
+                <m:sup>
+                  <m:r>
+                    <w:rPr>
+                      <w:rFonts w:ascii="Cambria Math" w:eastAsiaTheme="minorEastAsia" w:hAnsi="Cambria Math"/>
+                      <w:lang w:val="en-US"/>
+                    </w:rPr>
+                    <m:t>2</m:t>
+                  </m:r>
+                </m:sup>
+              </m:sSubSup>
+            </m:e>
+          </m:d>
+          <m:r>
+            <w:rPr>
+              <w:rFonts w:ascii="Cambria Math" w:eastAsiaTheme="minorEastAsia" w:hAnsi="Cambria Math"/>
+              <w:lang w:val="en-US"/>
+            </w:rPr>
+            <m:t>=</m:t>
+          </m:r>
+          <m:r>
+            <w:rPr>
+              <w:rFonts w:ascii="Cambria Math" w:eastAsiaTheme="minorEastAsia" w:hAnsi="Cambria Math"/>
+              <w:lang w:val="en-US"/>
+            </w:rPr>
+            <m:t>Var</m:t>
+          </m:r>
+          <m:d>
+            <m:dPr>
+              <m:begChr m:val="["/>
+              <m:endChr m:val="]"/>
+              <m:ctrlPr>
+                <w:rPr>
+                  <w:rFonts w:ascii="Cambria Math" w:eastAsiaTheme="minorEastAsia" w:hAnsi="Cambria Math"/>
+                  <w:i/>
+                  <w:lang w:val="en-US"/>
+                </w:rPr>
+              </m:ctrlPr>
+            </m:dPr>
+            <m:e>
+              <m:r>
+                <w:rPr>
+                  <w:rFonts w:ascii="Cambria Math" w:eastAsiaTheme="minorEastAsia" w:hAnsi="Cambria Math"/>
+                  <w:lang w:val="en-US"/>
+                </w:rPr>
+                <m:t>X</m:t>
+              </m:r>
+            </m:e>
+          </m:d>
+        </m:oMath>
+      </m:oMathPara>
+    </w:p>
+    <w:p>
+      <w:pPr>
+        <w:pStyle w:val="ListParagraph"/>
+        <w:pBdr>
+          <w:top w:val="single" w:sz="4" w:space="1" w:color="auto"/>
+          <w:left w:val="single" w:sz="4" w:space="4" w:color="auto"/>
+          <w:bottom w:val="single" w:sz="4" w:space="1" w:color="auto"/>
+          <w:right w:val="single" w:sz="4" w:space="4" w:color="auto"/>
+        </w:pBdr>
+        <w:ind w:left="1080"/>
+        <w:rPr>
+          <w:rFonts w:ascii="Cambria Math" w:hAnsi="Cambria Math"/>
+          <w:lang w:val="en-US"/>
+          <w:oMath/>
+        </w:rPr>
+      </w:pPr>
+      <m:oMathPara>
+        <m:oMathParaPr>
+          <m:jc m:val="left"/>
+        </m:oMathParaPr>
+        <m:oMath>
+          <m:r>
+            <w:rPr>
+              <w:rFonts w:ascii="Cambria Math" w:eastAsiaTheme="minorEastAsia" w:hAnsi="Cambria Math"/>
+              <w:lang w:val="en-US"/>
+            </w:rPr>
+            <m:t>Var</m:t>
+          </m:r>
+          <m:d>
+            <m:dPr>
+              <m:begChr m:val="["/>
+              <m:endChr m:val="]"/>
+              <m:ctrlPr>
+                <w:rPr>
+                  <w:rFonts w:ascii="Cambria Math" w:eastAsiaTheme="minorEastAsia" w:hAnsi="Cambria Math"/>
+                  <w:i/>
+                  <w:lang w:val="en-US"/>
+                </w:rPr>
+              </m:ctrlPr>
+            </m:dPr>
+            <m:e>
+              <m:sSubSup>
+                <m:sSubSupPr>
+                  <m:ctrlPr>
+                    <w:rPr>
+                      <w:rFonts w:ascii="Cambria Math" w:eastAsiaTheme="minorEastAsia" w:hAnsi="Cambria Math"/>
+                      <w:i/>
+                      <w:lang w:val="en-US"/>
+                    </w:rPr>
+                  </m:ctrlPr>
+                </m:sSubSupPr>
+                <m:e>
+                  <m:r>
+                    <w:rPr>
+                      <w:rFonts w:ascii="Cambria Math" w:eastAsiaTheme="minorEastAsia" w:hAnsi="Cambria Math"/>
+                      <w:lang w:val="en-US"/>
+                    </w:rPr>
+                    <m:t>S</m:t>
+                  </m:r>
+                </m:e>
+                <m:sub>
+                  <m:r>
+                    <w:rPr>
+                      <w:rFonts w:ascii="Cambria Math" w:eastAsiaTheme="minorEastAsia" w:hAnsi="Cambria Math"/>
+                      <w:lang w:val="en-US"/>
+                    </w:rPr>
+                    <m:t>X</m:t>
+                  </m:r>
+                </m:sub>
+                <m:sup>
+                  <m:r>
+                    <w:rPr>
+                      <w:rFonts w:ascii="Cambria Math" w:eastAsiaTheme="minorEastAsia" w:hAnsi="Cambria Math"/>
+                      <w:lang w:val="en-US"/>
+                    </w:rPr>
+                    <m:t>2</m:t>
+                  </m:r>
+                </m:sup>
+              </m:sSubSup>
+            </m:e>
+          </m:d>
+          <m:r>
+            <w:rPr>
+              <w:rFonts w:ascii="Cambria Math" w:hAnsi="Cambria Math"/>
+              <w:lang w:val="en-US"/>
+            </w:rPr>
+            <m:t>=</m:t>
+          </m:r>
+          <m:r>
+            <w:rPr>
+              <w:rFonts w:ascii="Cambria Math" w:hAnsi="Cambria Math"/>
+              <w:lang w:val="en-US"/>
+            </w:rPr>
+            <m:t>pass</m:t>
+          </m:r>
+        </m:oMath>
+      </m:oMathPara>
+    </w:p>
+    <w:p>
+      <w:pPr>
+        <w:pStyle w:val="ListParagraph"/>
+        <w:numPr>
+          <w:ilvl w:val="0"/>
+          <w:numId w:val="7"/>
+        </w:numPr>
+        <w:rPr>
+          <w:rFonts w:ascii="Cambria Math" w:hAnsi="Cambria Math"/>
+          <w:lang w:val="en-US"/>
+          <w:oMath/>
+        </w:rPr>
+      </w:pPr>
+      <w:r>
+        <w:rPr>
+          <w:lang w:val="en-US"/>
+        </w:rPr>
+        <w:t>Chứng minh</w:t>
+      </w:r>
+    </w:p>
+    <w:p>
+      <w:pPr>
+        <w:pStyle w:val="ListParagraph"/>
+        <w:pBdr>
+          <w:top w:val="single" w:sz="4" w:space="1" w:color="auto"/>
+          <w:left w:val="single" w:sz="4" w:space="4" w:color="auto"/>
+          <w:bottom w:val="single" w:sz="4" w:space="1" w:color="auto"/>
+          <w:right w:val="single" w:sz="4" w:space="4" w:color="auto"/>
+        </w:pBdr>
+        <w:ind w:left="1080"/>
+        <w:rPr>
+          <w:rFonts w:eastAsiaTheme="minorEastAsia"/>
+          <w:lang w:val="en-US"/>
+        </w:rPr>
+      </w:pPr>
+      <m:oMathPara>
+        <m:oMathParaPr>
+          <m:jc m:val="left"/>
+        </m:oMathParaPr>
+        <m:oMath>
+          <m:r>
+            <w:rPr>
+              <w:rFonts w:ascii="Cambria Math" w:hAnsi="Cambria Math"/>
+              <w:lang w:val="en-US"/>
+            </w:rPr>
+            <m:t>E</m:t>
+          </m:r>
+          <m:d>
+            <m:dPr>
+              <m:begChr m:val="["/>
+              <m:endChr m:val="]"/>
+              <m:ctrlPr>
+                <w:rPr>
+                  <w:rFonts w:ascii="Cambria Math" w:hAnsi="Cambria Math"/>
+                  <w:i/>
+                  <w:lang w:val="en-US"/>
+                </w:rPr>
+              </m:ctrlPr>
+            </m:dPr>
+            <m:e>
+              <m:sSubSup>
+                <m:sSubSupPr>
+                  <m:ctrlPr>
+                    <w:rPr>
+                      <w:rFonts w:ascii="Cambria Math" w:eastAsiaTheme="minorEastAsia" w:hAnsi="Cambria Math"/>
+                      <w:i/>
+                      <w:lang w:val="en-US"/>
+                    </w:rPr>
+                  </m:ctrlPr>
+                </m:sSubSupPr>
+                <m:e>
+                  <m:r>
+                    <w:rPr>
+                      <w:rFonts w:ascii="Cambria Math" w:eastAsiaTheme="minorEastAsia" w:hAnsi="Cambria Math"/>
+                      <w:lang w:val="en-US"/>
+                    </w:rPr>
+                    <m:t>S</m:t>
+                  </m:r>
+                </m:e>
+                <m:sub>
+                  <m:r>
+                    <w:rPr>
+                      <w:rFonts w:ascii="Cambria Math" w:eastAsiaTheme="minorEastAsia" w:hAnsi="Cambria Math"/>
+                      <w:lang w:val="en-US"/>
+                    </w:rPr>
+                    <m:t>X</m:t>
+                  </m:r>
+                </m:sub>
+                <m:sup>
+                  <m:r>
+                    <w:rPr>
+                      <w:rFonts w:ascii="Cambria Math" w:eastAsiaTheme="minorEastAsia" w:hAnsi="Cambria Math"/>
+                      <w:lang w:val="en-US"/>
+                    </w:rPr>
+                    <m:t>2</m:t>
+                  </m:r>
+                </m:sup>
+              </m:sSubSup>
+            </m:e>
+          </m:d>
+          <m:r>
+            <w:rPr>
+              <w:rFonts w:ascii="Cambria Math" w:hAnsi="Cambria Math"/>
+              <w:lang w:val="en-US"/>
+            </w:rPr>
+            <m:t>=</m:t>
+          </m:r>
+          <m:r>
+            <w:rPr>
+              <w:rFonts w:ascii="Cambria Math" w:hAnsi="Cambria Math"/>
+              <w:lang w:val="en-US"/>
+            </w:rPr>
+            <m:t>E</m:t>
+          </m:r>
+          <m:d>
+            <m:dPr>
+              <m:begChr m:val="["/>
+              <m:endChr m:val="]"/>
+              <m:ctrlPr>
+                <w:rPr>
+                  <w:rFonts w:ascii="Cambria Math" w:hAnsi="Cambria Math"/>
+                  <w:i/>
+                  <w:lang w:val="en-US"/>
+                </w:rPr>
+              </m:ctrlPr>
+            </m:dPr>
+            <m:e>
+              <m:f>
+                <m:fPr>
+                  <m:ctrlPr>
+                    <w:rPr>
+                      <w:rFonts w:ascii="Cambria Math" w:hAnsi="Cambria Math"/>
+                      <w:i/>
+                      <w:lang w:val="en-US"/>
+                    </w:rPr>
+                  </m:ctrlPr>
+                </m:fPr>
+                <m:num>
+                  <m:r>
+                    <w:rPr>
+                      <w:rFonts w:ascii="Cambria Math" w:hAnsi="Cambria Math"/>
+                      <w:lang w:val="en-US"/>
+                    </w:rPr>
+                    <m:t>1</m:t>
+                  </m:r>
+                </m:num>
+                <m:den>
+                  <m:r>
+                    <w:rPr>
+                      <w:rFonts w:ascii="Cambria Math" w:hAnsi="Cambria Math"/>
+                      <w:lang w:val="en-US"/>
+                    </w:rPr>
+                    <m:t>n-1</m:t>
+                  </m:r>
+                </m:den>
+              </m:f>
+              <m:nary>
+                <m:naryPr>
+                  <m:chr m:val="∑"/>
+                  <m:limLoc m:val="undOvr"/>
+                  <m:ctrlPr>
+                    <w:rPr>
+                      <w:rFonts w:ascii="Cambria Math" w:hAnsi="Cambria Math"/>
+                      <w:i/>
+                      <w:lang w:val="en-US"/>
+                    </w:rPr>
+                  </m:ctrlPr>
+                </m:naryPr>
+                <m:sub>
+                  <m:r>
+                    <w:rPr>
+                      <w:rFonts w:ascii="Cambria Math" w:hAnsi="Cambria Math"/>
+                      <w:lang w:val="en-US"/>
+                    </w:rPr>
+                    <m:t>i = 1</m:t>
+                  </m:r>
+                </m:sub>
+                <m:sup>
+                  <m:r>
+                    <w:rPr>
+                      <w:rFonts w:ascii="Cambria Math" w:hAnsi="Cambria Math"/>
+                      <w:lang w:val="en-US"/>
+                    </w:rPr>
+                    <m:t>n</m:t>
+                  </m:r>
+                </m:sup>
+                <m:e>
+                  <m:sSup>
+                    <m:sSupPr>
+                      <m:ctrlPr>
+                        <w:rPr>
+                          <w:rFonts w:ascii="Cambria Math" w:hAnsi="Cambria Math"/>
+                          <w:i/>
+                          <w:lang w:val="en-US"/>
+                        </w:rPr>
+                      </m:ctrlPr>
+                    </m:sSupPr>
+                    <m:e>
+                      <m:d>
+                        <m:dPr>
+                          <m:ctrlPr>
+                            <w:rPr>
+                              <w:rFonts w:ascii="Cambria Math" w:hAnsi="Cambria Math"/>
+                              <w:i/>
+                              <w:lang w:val="en-US"/>
+                            </w:rPr>
+                          </m:ctrlPr>
+                        </m:dPr>
+                        <m:e>
+                          <m:sSub>
+                            <m:sSubPr>
+                              <m:ctrlPr>
+                                <w:rPr>
+                                  <w:rFonts w:ascii="Cambria Math" w:hAnsi="Cambria Math"/>
+                                  <w:i/>
+                                  <w:lang w:val="en-US"/>
+                                </w:rPr>
+                              </m:ctrlPr>
+                            </m:sSubPr>
+                            <m:e>
+                              <m:r>
+                                <w:rPr>
+                                  <w:rFonts w:ascii="Cambria Math" w:hAnsi="Cambria Math"/>
+                                  <w:lang w:val="en-US"/>
+                                </w:rPr>
+                                <m:t>X</m:t>
+                              </m:r>
+                            </m:e>
+                            <m:sub>
+                              <m:r>
+                                <w:rPr>
+                                  <w:rFonts w:ascii="Cambria Math" w:hAnsi="Cambria Math"/>
+                                  <w:lang w:val="en-US"/>
+                                </w:rPr>
+                                <m:t>i</m:t>
+                              </m:r>
+                            </m:sub>
+                          </m:sSub>
+                          <m:r>
+                            <w:rPr>
+                              <w:rFonts w:ascii="Cambria Math" w:hAnsi="Cambria Math"/>
+                              <w:lang w:val="en-US"/>
+                            </w:rPr>
+                            <m:t>-</m:t>
+                          </m:r>
+                          <m:acc>
+                            <m:accPr>
+                              <m:chr m:val="̅"/>
+                              <m:ctrlPr>
+                                <w:rPr>
+                                  <w:rFonts w:ascii="Cambria Math" w:hAnsi="Cambria Math"/>
+                                  <w:i/>
+                                  <w:lang w:val="en-US"/>
+                                </w:rPr>
+                              </m:ctrlPr>
+                            </m:accPr>
+                            <m:e>
+                              <m:r>
+                                <w:rPr>
+                                  <w:rFonts w:ascii="Cambria Math" w:hAnsi="Cambria Math"/>
+                                  <w:lang w:val="en-US"/>
+                                </w:rPr>
+                                <m:t>X</m:t>
+                              </m:r>
+                            </m:e>
+                          </m:acc>
+                        </m:e>
+                      </m:d>
+                    </m:e>
+                    <m:sup>
+                      <m:r>
+                        <w:rPr>
+                          <w:rFonts w:ascii="Cambria Math" w:hAnsi="Cambria Math"/>
+                          <w:lang w:val="en-US"/>
+                        </w:rPr>
+                        <m:t>2</m:t>
+                      </m:r>
+                    </m:sup>
+                  </m:sSup>
+                </m:e>
+              </m:nary>
+            </m:e>
+          </m:d>
+          <m:r>
+            <w:rPr>
+              <w:rFonts w:ascii="Cambria Math" w:hAnsi="Cambria Math"/>
+              <w:lang w:val="en-US"/>
+            </w:rPr>
+            <m:t>=</m:t>
+          </m:r>
+          <m:f>
+            <m:fPr>
+              <m:ctrlPr>
+                <w:rPr>
+                  <w:rFonts w:ascii="Cambria Math" w:hAnsi="Cambria Math"/>
+                  <w:i/>
+                  <w:lang w:val="en-US"/>
+                </w:rPr>
+              </m:ctrlPr>
+            </m:fPr>
+            <m:num>
+              <m:r>
+                <w:rPr>
+                  <w:rFonts w:ascii="Cambria Math" w:hAnsi="Cambria Math"/>
+                  <w:lang w:val="en-US"/>
+                </w:rPr>
+                <m:t>1</m:t>
+              </m:r>
+            </m:num>
+            <m:den>
+              <m:r>
+                <w:rPr>
+                  <w:rFonts w:ascii="Cambria Math" w:hAnsi="Cambria Math"/>
+                  <w:lang w:val="en-US"/>
+                </w:rPr>
+                <m:t>n-1</m:t>
+              </m:r>
+            </m:den>
+          </m:f>
+          <m:r>
+            <w:rPr>
+              <w:rFonts w:ascii="Cambria Math" w:hAnsi="Cambria Math"/>
+              <w:lang w:val="en-US"/>
+            </w:rPr>
+            <m:t>E</m:t>
+          </m:r>
+          <m:d>
+            <m:dPr>
+              <m:begChr m:val="["/>
+              <m:endChr m:val="]"/>
+              <m:ctrlPr>
+                <w:rPr>
+                  <w:rFonts w:ascii="Cambria Math" w:hAnsi="Cambria Math"/>
+                  <w:i/>
+                  <w:lang w:val="en-US"/>
+                </w:rPr>
+              </m:ctrlPr>
+            </m:dPr>
+            <m:e>
+              <m:nary>
+                <m:naryPr>
+                  <m:chr m:val="∑"/>
+                  <m:limLoc m:val="undOvr"/>
+                  <m:ctrlPr>
+                    <w:rPr>
+                      <w:rFonts w:ascii="Cambria Math" w:hAnsi="Cambria Math"/>
+                      <w:i/>
+                      <w:lang w:val="en-US"/>
+                    </w:rPr>
+                  </m:ctrlPr>
+                </m:naryPr>
+                <m:sub>
+                  <m:r>
+                    <w:rPr>
+                      <w:rFonts w:ascii="Cambria Math" w:hAnsi="Cambria Math"/>
+                      <w:lang w:val="en-US"/>
+                    </w:rPr>
+                    <m:t>i = 1</m:t>
+                  </m:r>
+                </m:sub>
+                <m:sup>
+                  <m:r>
+                    <w:rPr>
+                      <w:rFonts w:ascii="Cambria Math" w:hAnsi="Cambria Math"/>
+                      <w:lang w:val="en-US"/>
+                    </w:rPr>
+                    <m:t>n</m:t>
+                  </m:r>
+                </m:sup>
+                <m:e>
+                  <m:sSubSup>
+                    <m:sSubSupPr>
+                      <m:ctrlPr>
+                        <w:rPr>
+                          <w:rFonts w:ascii="Cambria Math" w:hAnsi="Cambria Math"/>
+                          <w:i/>
+                          <w:lang w:val="en-US"/>
+                        </w:rPr>
+                      </m:ctrlPr>
+                    </m:sSubSupPr>
+                    <m:e>
+                      <m:r>
+                        <w:rPr>
+                          <w:rFonts w:ascii="Cambria Math" w:hAnsi="Cambria Math"/>
+                          <w:lang w:val="en-US"/>
+                        </w:rPr>
+                        <m:t>X</m:t>
+                      </m:r>
+                    </m:e>
+                    <m:sub>
+                      <m:r>
+                        <w:rPr>
+                          <w:rFonts w:ascii="Cambria Math" w:hAnsi="Cambria Math"/>
+                          <w:lang w:val="en-US"/>
+                        </w:rPr>
+                        <m:t>i</m:t>
+                      </m:r>
+                    </m:sub>
+                    <m:sup>
+                      <m:r>
+                        <w:rPr>
+                          <w:rFonts w:ascii="Cambria Math" w:hAnsi="Cambria Math"/>
+                          <w:lang w:val="en-US"/>
+                        </w:rPr>
+                        <m:t>2</m:t>
+                      </m:r>
+                    </m:sup>
+                  </m:sSubSup>
+                </m:e>
+              </m:nary>
+              <m:r>
+                <w:rPr>
+                  <w:rFonts w:ascii="Cambria Math" w:hAnsi="Cambria Math"/>
+                  <w:lang w:val="en-US"/>
+                </w:rPr>
+                <m:t>-2</m:t>
+              </m:r>
+              <m:nary>
+                <m:naryPr>
+                  <m:chr m:val="∑"/>
+                  <m:limLoc m:val="undOvr"/>
+                  <m:ctrlPr>
+                    <w:rPr>
+                      <w:rFonts w:ascii="Cambria Math" w:hAnsi="Cambria Math"/>
+                      <w:i/>
+                      <w:lang w:val="en-US"/>
+                    </w:rPr>
+                  </m:ctrlPr>
+                </m:naryPr>
+                <m:sub>
+                  <m:r>
+                    <w:rPr>
+                      <w:rFonts w:ascii="Cambria Math" w:hAnsi="Cambria Math"/>
+                      <w:lang w:val="en-US"/>
+                    </w:rPr>
+                    <m:t>i = 1</m:t>
+                  </m:r>
+                </m:sub>
+                <m:sup>
+                  <m:r>
+                    <w:rPr>
+                      <w:rFonts w:ascii="Cambria Math" w:hAnsi="Cambria Math"/>
+                      <w:lang w:val="en-US"/>
+                    </w:rPr>
+                    <m:t>n</m:t>
+                  </m:r>
+                </m:sup>
+                <m:e>
+                  <m:sSub>
+                    <m:sSubPr>
+                      <m:ctrlPr>
+                        <w:rPr>
+                          <w:rFonts w:ascii="Cambria Math" w:hAnsi="Cambria Math"/>
+                          <w:i/>
+                          <w:lang w:val="en-US"/>
+                        </w:rPr>
+                      </m:ctrlPr>
+                    </m:sSubPr>
+                    <m:e>
+                      <m:r>
+                        <w:rPr>
+                          <w:rFonts w:ascii="Cambria Math" w:hAnsi="Cambria Math"/>
+                          <w:lang w:val="en-US"/>
+                        </w:rPr>
+                        <m:t>X</m:t>
+                      </m:r>
+                    </m:e>
+                    <m:sub>
+                      <m:r>
+                        <w:rPr>
+                          <w:rFonts w:ascii="Cambria Math" w:hAnsi="Cambria Math"/>
+                          <w:lang w:val="en-US"/>
+                        </w:rPr>
+                        <m:t>i</m:t>
+                      </m:r>
+                    </m:sub>
+                  </m:sSub>
+                  <m:acc>
+                    <m:accPr>
+                      <m:chr m:val="̅"/>
+                      <m:ctrlPr>
+                        <w:rPr>
+                          <w:rFonts w:ascii="Cambria Math" w:hAnsi="Cambria Math"/>
+                          <w:i/>
+                          <w:lang w:val="en-US"/>
+                        </w:rPr>
+                      </m:ctrlPr>
+                    </m:accPr>
+                    <m:e>
+                      <m:r>
+                        <w:rPr>
+                          <w:rFonts w:ascii="Cambria Math" w:hAnsi="Cambria Math"/>
+                          <w:lang w:val="en-US"/>
+                        </w:rPr>
+                        <m:t>X</m:t>
+                      </m:r>
+                    </m:e>
+                  </m:acc>
+                </m:e>
+              </m:nary>
+              <m:r>
+                <w:rPr>
+                  <w:rFonts w:ascii="Cambria Math" w:hAnsi="Cambria Math"/>
+                  <w:lang w:val="en-US"/>
+                </w:rPr>
+                <m:t>+</m:t>
+              </m:r>
+              <m:nary>
+                <m:naryPr>
+                  <m:chr m:val="∑"/>
+                  <m:limLoc m:val="undOvr"/>
+                  <m:ctrlPr>
+                    <w:rPr>
+                      <w:rFonts w:ascii="Cambria Math" w:hAnsi="Cambria Math"/>
+                      <w:i/>
+                      <w:lang w:val="en-US"/>
+                    </w:rPr>
+                  </m:ctrlPr>
+                </m:naryPr>
+                <m:sub>
+                  <m:r>
+                    <w:rPr>
+                      <w:rFonts w:ascii="Cambria Math" w:hAnsi="Cambria Math"/>
+                      <w:lang w:val="en-US"/>
+                    </w:rPr>
+                    <m:t>i = 1</m:t>
+                  </m:r>
+                </m:sub>
+                <m:sup>
+                  <m:r>
+                    <w:rPr>
+                      <w:rFonts w:ascii="Cambria Math" w:hAnsi="Cambria Math"/>
+                      <w:lang w:val="en-US"/>
+                    </w:rPr>
+                    <m:t>n</m:t>
+                  </m:r>
+                </m:sup>
+                <m:e>
+                  <m:sSup>
+                    <m:sSupPr>
+                      <m:ctrlPr>
+                        <w:rPr>
+                          <w:rFonts w:ascii="Cambria Math" w:hAnsi="Cambria Math"/>
+                          <w:i/>
+                          <w:lang w:val="en-US"/>
+                        </w:rPr>
+                      </m:ctrlPr>
+                    </m:sSupPr>
+                    <m:e>
+                      <m:acc>
+                        <m:accPr>
+                          <m:chr m:val="̅"/>
+                          <m:ctrlPr>
+                            <w:rPr>
+                              <w:rFonts w:ascii="Cambria Math" w:hAnsi="Cambria Math"/>
+                              <w:i/>
+                              <w:lang w:val="en-US"/>
+                            </w:rPr>
+                          </m:ctrlPr>
+                        </m:accPr>
+                        <m:e>
+                          <m:r>
+                            <w:rPr>
+                              <w:rFonts w:ascii="Cambria Math" w:hAnsi="Cambria Math"/>
+                              <w:lang w:val="en-US"/>
+                            </w:rPr>
+                            <m:t>X</m:t>
+                          </m:r>
+                        </m:e>
+                      </m:acc>
+                    </m:e>
+                    <m:sup>
+                      <m:r>
+                        <w:rPr>
+                          <w:rFonts w:ascii="Cambria Math" w:hAnsi="Cambria Math"/>
+                          <w:lang w:val="en-US"/>
+                        </w:rPr>
+                        <m:t>2</m:t>
+                      </m:r>
+                    </m:sup>
+                  </m:sSup>
+                </m:e>
+              </m:nary>
+            </m:e>
+          </m:d>
+          <m:r>
+            <w:rPr>
+              <w:rFonts w:ascii="Cambria Math" w:hAnsi="Cambria Math"/>
+              <w:lang w:val="en-US"/>
+            </w:rPr>
+            <m:t>=</m:t>
+          </m:r>
+        </m:oMath>
+      </m:oMathPara>
+    </w:p>
+    <w:p>
+      <w:pPr>
+        <w:pStyle w:val="ListParagraph"/>
+        <w:pBdr>
+          <w:top w:val="single" w:sz="4" w:space="1" w:color="auto"/>
+          <w:left w:val="single" w:sz="4" w:space="4" w:color="auto"/>
+          <w:bottom w:val="single" w:sz="4" w:space="1" w:color="auto"/>
+          <w:right w:val="single" w:sz="4" w:space="4" w:color="auto"/>
+        </w:pBdr>
+        <w:ind w:left="1080"/>
+        <w:rPr>
+          <w:rFonts w:eastAsiaTheme="minorEastAsia"/>
+          <w:lang w:val="en-US"/>
+        </w:rPr>
+      </w:pPr>
+      <m:oMathPara>
+        <m:oMathParaPr>
+          <m:jc m:val="left"/>
+        </m:oMathParaPr>
+        <m:oMath>
+          <m:f>
+            <m:fPr>
+              <m:ctrlPr>
+                <w:rPr>
+                  <w:rFonts w:ascii="Cambria Math" w:hAnsi="Cambria Math"/>
+                  <w:i/>
+                  <w:lang w:val="en-US"/>
+                </w:rPr>
+              </m:ctrlPr>
+            </m:fPr>
+            <m:num>
+              <m:r>
+                <w:rPr>
+                  <w:rFonts w:ascii="Cambria Math" w:hAnsi="Cambria Math"/>
+                  <w:lang w:val="en-US"/>
+                </w:rPr>
+                <m:t>1</m:t>
+              </m:r>
+            </m:num>
+            <m:den>
+              <m:r>
+                <w:rPr>
+                  <w:rFonts w:ascii="Cambria Math" w:hAnsi="Cambria Math"/>
+                  <w:lang w:val="en-US"/>
+                </w:rPr>
+                <m:t>n-1</m:t>
+              </m:r>
+            </m:den>
+          </m:f>
+          <m:d>
+            <m:dPr>
+              <m:ctrlPr>
+                <w:rPr>
+                  <w:rFonts w:ascii="Cambria Math" w:hAnsi="Cambria Math"/>
+                  <w:i/>
+                  <w:lang w:val="en-US"/>
+                </w:rPr>
+              </m:ctrlPr>
+            </m:dPr>
+            <m:e>
+              <m:r>
+                <w:rPr>
+                  <w:rFonts w:ascii="Cambria Math" w:hAnsi="Cambria Math"/>
+                  <w:lang w:val="en-US"/>
+                </w:rPr>
+                <m:t>nE</m:t>
+              </m:r>
+              <m:d>
+                <m:dPr>
+                  <m:begChr m:val="["/>
+                  <m:endChr m:val="]"/>
+                  <m:ctrlPr>
+                    <w:rPr>
+                      <w:rFonts w:ascii="Cambria Math" w:hAnsi="Cambria Math"/>
+                      <w:i/>
+                      <w:lang w:val="en-US"/>
+                    </w:rPr>
+                  </m:ctrlPr>
+                </m:dPr>
+                <m:e>
+                  <m:sSup>
+                    <m:sSupPr>
+                      <m:ctrlPr>
+                        <w:rPr>
+                          <w:rFonts w:ascii="Cambria Math" w:hAnsi="Cambria Math"/>
+                          <w:i/>
+                          <w:lang w:val="en-US"/>
+                        </w:rPr>
+                      </m:ctrlPr>
+                    </m:sSupPr>
+                    <m:e>
+                      <m:r>
+                        <w:rPr>
+                          <w:rFonts w:ascii="Cambria Math" w:hAnsi="Cambria Math"/>
+                          <w:lang w:val="en-US"/>
+                        </w:rPr>
+                        <m:t>X</m:t>
+                      </m:r>
+                    </m:e>
+                    <m:sup>
+                      <m:r>
+                        <w:rPr>
+                          <w:rFonts w:ascii="Cambria Math" w:hAnsi="Cambria Math"/>
+                          <w:lang w:val="en-US"/>
+                        </w:rPr>
+                        <m:t>2</m:t>
+                      </m:r>
+                    </m:sup>
+                  </m:sSup>
+                </m:e>
+              </m:d>
+              <m:r>
+                <w:rPr>
+                  <w:rFonts w:ascii="Cambria Math" w:hAnsi="Cambria Math"/>
+                  <w:lang w:val="en-US"/>
+                </w:rPr>
+                <m:t>-2nE</m:t>
+              </m:r>
+              <m:d>
+                <m:dPr>
+                  <m:begChr m:val="["/>
+                  <m:endChr m:val="]"/>
+                  <m:ctrlPr>
+                    <w:rPr>
+                      <w:rFonts w:ascii="Cambria Math" w:hAnsi="Cambria Math"/>
+                      <w:i/>
+                      <w:lang w:val="en-US"/>
+                    </w:rPr>
+                  </m:ctrlPr>
+                </m:dPr>
+                <m:e>
+                  <m:r>
+                    <w:rPr>
+                      <w:rFonts w:ascii="Cambria Math" w:hAnsi="Cambria Math"/>
+                      <w:lang w:val="en-US"/>
+                    </w:rPr>
+                    <m:t>X</m:t>
+                  </m:r>
+                  <m:acc>
+                    <m:accPr>
+                      <m:chr m:val="̅"/>
+                      <m:ctrlPr>
+                        <w:rPr>
+                          <w:rFonts w:ascii="Cambria Math" w:hAnsi="Cambria Math"/>
+                          <w:i/>
+                          <w:lang w:val="en-US"/>
+                        </w:rPr>
+                      </m:ctrlPr>
+                    </m:accPr>
+                    <m:e>
+                      <m:r>
+                        <w:rPr>
+                          <w:rFonts w:ascii="Cambria Math" w:hAnsi="Cambria Math"/>
+                          <w:lang w:val="en-US"/>
+                        </w:rPr>
+                        <m:t>X</m:t>
+                      </m:r>
+                    </m:e>
+                  </m:acc>
+                </m:e>
+              </m:d>
+              <m:r>
+                <w:rPr>
+                  <w:rFonts w:ascii="Cambria Math" w:hAnsi="Cambria Math"/>
+                  <w:lang w:val="en-US"/>
+                </w:rPr>
+                <m:t>+nE</m:t>
+              </m:r>
+              <m:d>
+                <m:dPr>
+                  <m:begChr m:val="["/>
+                  <m:endChr m:val="]"/>
+                  <m:ctrlPr>
+                    <w:rPr>
+                      <w:rFonts w:ascii="Cambria Math" w:hAnsi="Cambria Math"/>
+                      <w:i/>
+                      <w:lang w:val="en-US"/>
+                    </w:rPr>
+                  </m:ctrlPr>
+                </m:dPr>
+                <m:e>
+                  <m:sSup>
+                    <m:sSupPr>
+                      <m:ctrlPr>
+                        <w:rPr>
+                          <w:rFonts w:ascii="Cambria Math" w:hAnsi="Cambria Math"/>
+                          <w:i/>
+                          <w:lang w:val="en-US"/>
+                        </w:rPr>
+                      </m:ctrlPr>
+                    </m:sSupPr>
+                    <m:e>
+                      <m:acc>
+                        <m:accPr>
+                          <m:chr m:val="̅"/>
+                          <m:ctrlPr>
+                            <w:rPr>
+                              <w:rFonts w:ascii="Cambria Math" w:hAnsi="Cambria Math"/>
+                              <w:i/>
+                              <w:lang w:val="en-US"/>
+                            </w:rPr>
+                          </m:ctrlPr>
+                        </m:accPr>
+                        <m:e>
+                          <m:r>
+                            <w:rPr>
+                              <w:rFonts w:ascii="Cambria Math" w:hAnsi="Cambria Math"/>
+                              <w:lang w:val="en-US"/>
+                            </w:rPr>
+                            <m:t>X</m:t>
+                          </m:r>
+                        </m:e>
+                      </m:acc>
+                    </m:e>
+                    <m:sup>
+                      <m:r>
+                        <w:rPr>
+                          <w:rFonts w:ascii="Cambria Math" w:hAnsi="Cambria Math"/>
+                          <w:lang w:val="en-US"/>
+                        </w:rPr>
+                        <m:t>2</m:t>
+                      </m:r>
+                    </m:sup>
+                  </m:sSup>
+                </m:e>
+              </m:d>
+            </m:e>
+          </m:d>
+          <m:r>
+            <w:rPr>
+              <w:rFonts w:ascii="Cambria Math" w:hAnsi="Cambria Math"/>
+              <w:lang w:val="en-US"/>
+            </w:rPr>
+            <m:t>=</m:t>
+          </m:r>
+        </m:oMath>
+      </m:oMathPara>
+    </w:p>
+    <w:p>
+      <w:pPr>
+        <w:pStyle w:val="ListParagraph"/>
+        <w:pBdr>
+          <w:top w:val="single" w:sz="4" w:space="1" w:color="auto"/>
+          <w:left w:val="single" w:sz="4" w:space="4" w:color="auto"/>
+          <w:bottom w:val="single" w:sz="4" w:space="1" w:color="auto"/>
+          <w:right w:val="single" w:sz="4" w:space="4" w:color="auto"/>
+        </w:pBdr>
+        <w:ind w:left="1080"/>
+        <w:rPr>
+          <w:rFonts w:eastAsiaTheme="minorEastAsia"/>
+          <w:lang w:val="en-US"/>
+        </w:rPr>
+      </w:pPr>
+      <m:oMathPara>
+        <m:oMathParaPr>
+          <m:jc m:val="left"/>
+        </m:oMathParaPr>
+        <m:oMath>
+          <m:f>
+            <m:fPr>
+              <m:ctrlPr>
+                <w:rPr>
+                  <w:rFonts w:ascii="Cambria Math" w:hAnsi="Cambria Math"/>
+                  <w:i/>
+                  <w:lang w:val="en-US"/>
+                </w:rPr>
+              </m:ctrlPr>
+            </m:fPr>
+            <m:num>
+              <m:r>
+                <w:rPr>
+                  <w:rFonts w:ascii="Cambria Math" w:hAnsi="Cambria Math"/>
+                  <w:lang w:val="en-US"/>
+                </w:rPr>
+                <m:t>1</m:t>
+              </m:r>
+            </m:num>
+            <m:den>
+              <m:r>
+                <w:rPr>
+                  <w:rFonts w:ascii="Cambria Math" w:hAnsi="Cambria Math"/>
+                  <w:lang w:val="en-US"/>
+                </w:rPr>
+                <m:t>n-1</m:t>
+              </m:r>
+            </m:den>
+          </m:f>
+          <m:d>
+            <m:dPr>
+              <m:ctrlPr>
+                <w:rPr>
+                  <w:rFonts w:ascii="Cambria Math" w:hAnsi="Cambria Math"/>
+                  <w:i/>
+                  <w:lang w:val="en-US"/>
+                </w:rPr>
+              </m:ctrlPr>
+            </m:dPr>
+            <m:e>
+              <m:r>
+                <w:rPr>
+                  <w:rFonts w:ascii="Cambria Math" w:hAnsi="Cambria Math"/>
+                  <w:lang w:val="en-US"/>
+                </w:rPr>
+                <m:t>nE</m:t>
+              </m:r>
+              <m:d>
+                <m:dPr>
+                  <m:begChr m:val="["/>
+                  <m:endChr m:val="]"/>
+                  <m:ctrlPr>
+                    <w:rPr>
+                      <w:rFonts w:ascii="Cambria Math" w:hAnsi="Cambria Math"/>
+                      <w:i/>
+                      <w:lang w:val="en-US"/>
+                    </w:rPr>
+                  </m:ctrlPr>
+                </m:dPr>
+                <m:e>
+                  <m:sSup>
+                    <m:sSupPr>
+                      <m:ctrlPr>
+                        <w:rPr>
+                          <w:rFonts w:ascii="Cambria Math" w:hAnsi="Cambria Math"/>
+                          <w:i/>
+                          <w:lang w:val="en-US"/>
+                        </w:rPr>
+                      </m:ctrlPr>
+                    </m:sSupPr>
+                    <m:e>
+                      <m:r>
+                        <w:rPr>
+                          <w:rFonts w:ascii="Cambria Math" w:hAnsi="Cambria Math"/>
+                          <w:lang w:val="en-US"/>
+                        </w:rPr>
+                        <m:t>X</m:t>
+                      </m:r>
+                    </m:e>
+                    <m:sup>
+                      <m:r>
+                        <w:rPr>
+                          <w:rFonts w:ascii="Cambria Math" w:hAnsi="Cambria Math"/>
+                          <w:lang w:val="en-US"/>
+                        </w:rPr>
+                        <m:t>2</m:t>
+                      </m:r>
+                    </m:sup>
+                  </m:sSup>
+                </m:e>
+              </m:d>
+              <m:r>
+                <w:rPr>
+                  <w:rFonts w:ascii="Cambria Math" w:hAnsi="Cambria Math"/>
+                  <w:lang w:val="en-US"/>
+                </w:rPr>
+                <m:t>-2n</m:t>
+              </m:r>
+              <m:d>
+                <m:dPr>
+                  <m:ctrlPr>
+                    <w:rPr>
+                      <w:rFonts w:ascii="Cambria Math" w:hAnsi="Cambria Math"/>
+                      <w:i/>
+                      <w:lang w:val="en-US"/>
+                    </w:rPr>
+                  </m:ctrlPr>
+                </m:dPr>
+                <m:e>
+                  <m:f>
+                    <m:fPr>
+                      <m:ctrlPr>
+                        <w:rPr>
+                          <w:rFonts w:ascii="Cambria Math" w:hAnsi="Cambria Math"/>
+                          <w:i/>
+                          <w:lang w:val="en-US"/>
+                        </w:rPr>
+                      </m:ctrlPr>
+                    </m:fPr>
+                    <m:num>
+                      <m:r>
+                        <w:rPr>
+                          <w:rFonts w:ascii="Cambria Math" w:hAnsi="Cambria Math"/>
+                          <w:lang w:val="en-US"/>
+                        </w:rPr>
+                        <m:t>1</m:t>
+                      </m:r>
+                    </m:num>
+                    <m:den>
+                      <m:r>
+                        <w:rPr>
+                          <w:rFonts w:ascii="Cambria Math" w:hAnsi="Cambria Math"/>
+                          <w:lang w:val="en-US"/>
+                        </w:rPr>
+                        <m:t>n</m:t>
+                      </m:r>
+                    </m:den>
+                  </m:f>
+                  <m:r>
+                    <w:rPr>
+                      <w:rFonts w:ascii="Cambria Math" w:hAnsi="Cambria Math"/>
+                      <w:lang w:val="en-US"/>
+                    </w:rPr>
+                    <m:t>E</m:t>
+                  </m:r>
+                  <m:d>
+                    <m:dPr>
+                      <m:begChr m:val="["/>
+                      <m:endChr m:val="]"/>
+                      <m:ctrlPr>
+                        <w:rPr>
+                          <w:rFonts w:ascii="Cambria Math" w:hAnsi="Cambria Math"/>
+                          <w:i/>
+                          <w:lang w:val="en-US"/>
+                        </w:rPr>
+                      </m:ctrlPr>
+                    </m:dPr>
+                    <m:e>
+                      <m:sSup>
+                        <m:sSupPr>
+                          <m:ctrlPr>
+                            <w:rPr>
+                              <w:rFonts w:ascii="Cambria Math" w:hAnsi="Cambria Math"/>
+                              <w:i/>
+                              <w:lang w:val="en-US"/>
+                            </w:rPr>
+                          </m:ctrlPr>
+                        </m:sSupPr>
+                        <m:e>
+                          <m:r>
+                            <w:rPr>
+                              <w:rFonts w:ascii="Cambria Math" w:hAnsi="Cambria Math"/>
+                              <w:lang w:val="en-US"/>
+                            </w:rPr>
+                            <m:t>X</m:t>
+                          </m:r>
+                        </m:e>
+                        <m:sup>
+                          <m:r>
+                            <w:rPr>
+                              <w:rFonts w:ascii="Cambria Math" w:hAnsi="Cambria Math"/>
+                              <w:lang w:val="en-US"/>
+                            </w:rPr>
+                            <m:t>2</m:t>
+                          </m:r>
+                        </m:sup>
+                      </m:sSup>
+                    </m:e>
+                  </m:d>
+                  <m:r>
+                    <w:rPr>
+                      <w:rFonts w:ascii="Cambria Math" w:hAnsi="Cambria Math"/>
+                      <w:lang w:val="en-US"/>
+                    </w:rPr>
+                    <m:t>+</m:t>
+                  </m:r>
+                  <m:f>
+                    <m:fPr>
+                      <m:ctrlPr>
+                        <w:rPr>
+                          <w:rFonts w:ascii="Cambria Math" w:hAnsi="Cambria Math"/>
+                          <w:i/>
+                          <w:lang w:val="en-US"/>
+                        </w:rPr>
+                      </m:ctrlPr>
+                    </m:fPr>
+                    <m:num>
+                      <m:r>
+                        <w:rPr>
+                          <w:rFonts w:ascii="Cambria Math" w:hAnsi="Cambria Math"/>
+                          <w:lang w:val="en-US"/>
+                        </w:rPr>
+                        <m:t>n-1</m:t>
+                      </m:r>
+                    </m:num>
+                    <m:den>
+                      <m:r>
+                        <w:rPr>
+                          <w:rFonts w:ascii="Cambria Math" w:hAnsi="Cambria Math"/>
+                          <w:lang w:val="en-US"/>
+                        </w:rPr>
+                        <m:t>n</m:t>
+                      </m:r>
+                    </m:den>
+                  </m:f>
+                  <m:sSup>
+                    <m:sSupPr>
+                      <m:ctrlPr>
+                        <w:rPr>
+                          <w:rFonts w:ascii="Cambria Math" w:hAnsi="Cambria Math"/>
+                          <w:i/>
+                          <w:lang w:val="en-US"/>
+                        </w:rPr>
+                      </m:ctrlPr>
+                    </m:sSupPr>
+                    <m:e>
+                      <m:r>
+                        <w:rPr>
+                          <w:rFonts w:ascii="Cambria Math" w:hAnsi="Cambria Math"/>
+                          <w:lang w:val="en-US"/>
+                        </w:rPr>
+                        <m:t>E</m:t>
+                      </m:r>
+                      <m:d>
+                        <m:dPr>
+                          <m:begChr m:val="["/>
+                          <m:endChr m:val="]"/>
+                          <m:ctrlPr>
+                            <w:rPr>
+                              <w:rFonts w:ascii="Cambria Math" w:hAnsi="Cambria Math"/>
+                              <w:i/>
+                              <w:lang w:val="en-US"/>
+                            </w:rPr>
+                          </m:ctrlPr>
+                        </m:dPr>
+                        <m:e>
+                          <m:r>
+                            <w:rPr>
+                              <w:rFonts w:ascii="Cambria Math" w:hAnsi="Cambria Math"/>
+                              <w:lang w:val="en-US"/>
+                            </w:rPr>
+                            <m:t>X</m:t>
+                          </m:r>
+                        </m:e>
+                      </m:d>
+                    </m:e>
+                    <m:sup>
+                      <m:r>
+                        <w:rPr>
+                          <w:rFonts w:ascii="Cambria Math" w:hAnsi="Cambria Math"/>
+                          <w:lang w:val="en-US"/>
+                        </w:rPr>
+                        <m:t>2</m:t>
+                      </m:r>
+                    </m:sup>
+                  </m:sSup>
+                </m:e>
+              </m:d>
+              <m:r>
+                <w:rPr>
+                  <w:rFonts w:ascii="Cambria Math" w:hAnsi="Cambria Math"/>
+                  <w:lang w:val="en-US"/>
+                </w:rPr>
+                <m:t>+n</m:t>
+              </m:r>
+              <m:d>
+                <m:dPr>
+                  <m:ctrlPr>
+                    <w:rPr>
+                      <w:rFonts w:ascii="Cambria Math" w:hAnsi="Cambria Math"/>
+                      <w:i/>
+                      <w:lang w:val="en-US"/>
+                    </w:rPr>
+                  </m:ctrlPr>
+                </m:dPr>
+                <m:e>
+                  <m:f>
+                    <m:fPr>
+                      <m:ctrlPr>
+                        <w:rPr>
+                          <w:rFonts w:ascii="Cambria Math" w:hAnsi="Cambria Math"/>
+                          <w:i/>
+                          <w:lang w:val="en-US"/>
+                        </w:rPr>
+                      </m:ctrlPr>
+                    </m:fPr>
+                    <m:num>
+                      <m:r>
+                        <w:rPr>
+                          <w:rFonts w:ascii="Cambria Math" w:hAnsi="Cambria Math"/>
+                          <w:lang w:val="en-US"/>
+                        </w:rPr>
+                        <m:t>1</m:t>
+                      </m:r>
+                    </m:num>
+                    <m:den>
+                      <m:sSup>
+                        <m:sSupPr>
+                          <m:ctrlPr>
+                            <w:rPr>
+                              <w:rFonts w:ascii="Cambria Math" w:hAnsi="Cambria Math"/>
+                              <w:i/>
+                              <w:lang w:val="en-US"/>
+                            </w:rPr>
+                          </m:ctrlPr>
+                        </m:sSupPr>
+                        <m:e>
+                          <m:r>
+                            <w:rPr>
+                              <w:rFonts w:ascii="Cambria Math" w:hAnsi="Cambria Math"/>
+                              <w:lang w:val="en-US"/>
+                            </w:rPr>
+                            <m:t>n</m:t>
+                          </m:r>
+                        </m:e>
+                        <m:sup>
+                          <m:r>
+                            <w:rPr>
+                              <w:rFonts w:ascii="Cambria Math" w:hAnsi="Cambria Math"/>
+                              <w:lang w:val="en-US"/>
+                            </w:rPr>
+                            <m:t>2</m:t>
+                          </m:r>
+                        </m:sup>
+                      </m:sSup>
+                    </m:den>
+                  </m:f>
+                  <m:d>
+                    <m:dPr>
+                      <m:ctrlPr>
+                        <w:rPr>
+                          <w:rFonts w:ascii="Cambria Math" w:hAnsi="Cambria Math"/>
+                          <w:i/>
+                          <w:lang w:val="en-US"/>
+                        </w:rPr>
+                      </m:ctrlPr>
+                    </m:dPr>
+                    <m:e>
+                      <m:r>
+                        <w:rPr>
+                          <w:rFonts w:ascii="Cambria Math" w:hAnsi="Cambria Math"/>
+                          <w:lang w:val="en-US"/>
+                        </w:rPr>
+                        <m:t>n</m:t>
+                      </m:r>
+                      <m:r>
+                        <w:rPr>
+                          <w:rFonts w:ascii="Cambria Math" w:hAnsi="Cambria Math"/>
+                          <w:lang w:val="en-US"/>
+                        </w:rPr>
+                        <m:t>E</m:t>
+                      </m:r>
+                      <m:d>
+                        <m:dPr>
+                          <m:begChr m:val="["/>
+                          <m:endChr m:val="]"/>
+                          <m:ctrlPr>
+                            <w:rPr>
+                              <w:rFonts w:ascii="Cambria Math" w:hAnsi="Cambria Math"/>
+                              <w:i/>
+                              <w:lang w:val="en-US"/>
+                            </w:rPr>
+                          </m:ctrlPr>
+                        </m:dPr>
+                        <m:e>
+                          <m:sSup>
+                            <m:sSupPr>
+                              <m:ctrlPr>
+                                <w:rPr>
+                                  <w:rFonts w:ascii="Cambria Math" w:hAnsi="Cambria Math"/>
+                                  <w:i/>
+                                  <w:lang w:val="en-US"/>
+                                </w:rPr>
+                              </m:ctrlPr>
+                            </m:sSupPr>
+                            <m:e>
+                              <m:r>
+                                <w:rPr>
+                                  <w:rFonts w:ascii="Cambria Math" w:hAnsi="Cambria Math"/>
+                                  <w:lang w:val="en-US"/>
+                                </w:rPr>
+                                <m:t>X</m:t>
+                              </m:r>
+                            </m:e>
+                            <m:sup>
+                              <m:r>
+                                <w:rPr>
+                                  <w:rFonts w:ascii="Cambria Math" w:hAnsi="Cambria Math"/>
+                                  <w:lang w:val="en-US"/>
+                                </w:rPr>
+                                <m:t>2</m:t>
+                              </m:r>
+                            </m:sup>
+                          </m:sSup>
+                        </m:e>
+                      </m:d>
+                      <m:r>
+                        <w:rPr>
+                          <w:rFonts w:ascii="Cambria Math" w:hAnsi="Cambria Math"/>
+                          <w:lang w:val="en-US"/>
+                        </w:rPr>
+                        <m:t>+</m:t>
+                      </m:r>
+                      <m:r>
+                        <w:rPr>
+                          <w:rFonts w:ascii="Cambria Math" w:hAnsi="Cambria Math"/>
+                          <w:lang w:val="en-US"/>
+                        </w:rPr>
+                        <m:t>2</m:t>
+                      </m:r>
+                      <m:sSubSup>
+                        <m:sSubSupPr>
+                          <m:ctrlPr>
+                            <w:rPr>
+                              <w:rFonts w:ascii="Cambria Math" w:hAnsi="Cambria Math"/>
+                              <w:i/>
+                              <w:lang w:val="en-US"/>
+                            </w:rPr>
+                          </m:ctrlPr>
+                        </m:sSubSupPr>
+                        <m:e>
+                          <m:r>
+                            <w:rPr>
+                              <w:rFonts w:ascii="Cambria Math" w:hAnsi="Cambria Math"/>
+                              <w:lang w:val="en-US"/>
+                            </w:rPr>
+                            <m:t>C</m:t>
+                          </m:r>
+                        </m:e>
+                        <m:sub>
+                          <m:r>
+                            <w:rPr>
+                              <w:rFonts w:ascii="Cambria Math" w:hAnsi="Cambria Math"/>
+                              <w:lang w:val="en-US"/>
+                            </w:rPr>
+                            <m:t>n</m:t>
+                          </m:r>
+                        </m:sub>
+                        <m:sup>
+                          <m:r>
+                            <w:rPr>
+                              <w:rFonts w:ascii="Cambria Math" w:hAnsi="Cambria Math"/>
+                              <w:lang w:val="en-US"/>
+                            </w:rPr>
+                            <m:t>2</m:t>
+                          </m:r>
+                        </m:sup>
+                      </m:sSubSup>
+                      <m:sSup>
+                        <m:sSupPr>
+                          <m:ctrlPr>
+                            <w:rPr>
+                              <w:rFonts w:ascii="Cambria Math" w:hAnsi="Cambria Math"/>
+                              <w:i/>
+                              <w:lang w:val="en-US"/>
+                            </w:rPr>
+                          </m:ctrlPr>
+                        </m:sSupPr>
+                        <m:e>
+                          <m:r>
+                            <w:rPr>
+                              <w:rFonts w:ascii="Cambria Math" w:hAnsi="Cambria Math"/>
+                              <w:lang w:val="en-US"/>
+                            </w:rPr>
+                            <m:t>E</m:t>
+                          </m:r>
+                          <m:d>
+                            <m:dPr>
+                              <m:begChr m:val="["/>
+                              <m:endChr m:val="]"/>
+                              <m:ctrlPr>
+                                <w:rPr>
+                                  <w:rFonts w:ascii="Cambria Math" w:hAnsi="Cambria Math"/>
+                                  <w:i/>
+                                  <w:lang w:val="en-US"/>
+                                </w:rPr>
+                              </m:ctrlPr>
+                            </m:dPr>
+                            <m:e>
+                              <m:r>
+                                <w:rPr>
+                                  <w:rFonts w:ascii="Cambria Math" w:hAnsi="Cambria Math"/>
+                                  <w:lang w:val="en-US"/>
+                                </w:rPr>
+                                <m:t>X</m:t>
+                              </m:r>
+                            </m:e>
+                          </m:d>
+                        </m:e>
+                        <m:sup>
+                          <m:r>
+                            <w:rPr>
+                              <w:rFonts w:ascii="Cambria Math" w:hAnsi="Cambria Math"/>
+                              <w:lang w:val="en-US"/>
+                            </w:rPr>
+                            <m:t>2</m:t>
+                          </m:r>
+                        </m:sup>
+                      </m:sSup>
+                    </m:e>
+                  </m:d>
+                </m:e>
+              </m:d>
+            </m:e>
+          </m:d>
+          <m:r>
+            <w:rPr>
+              <w:rFonts w:ascii="Cambria Math" w:hAnsi="Cambria Math"/>
+              <w:lang w:val="en-US"/>
+            </w:rPr>
+            <m:t>=</m:t>
+          </m:r>
+        </m:oMath>
+      </m:oMathPara>
+    </w:p>
+    <w:p>
+      <w:pPr>
+        <w:pStyle w:val="ListParagraph"/>
+        <w:pBdr>
+          <w:top w:val="single" w:sz="4" w:space="1" w:color="auto"/>
+          <w:left w:val="single" w:sz="4" w:space="4" w:color="auto"/>
+          <w:bottom w:val="single" w:sz="4" w:space="1" w:color="auto"/>
+          <w:right w:val="single" w:sz="4" w:space="4" w:color="auto"/>
+        </w:pBdr>
+        <w:ind w:left="1080"/>
+        <w:rPr>
+          <w:rFonts w:eastAsiaTheme="minorEastAsia"/>
+          <w:lang w:val="en-US"/>
+        </w:rPr>
+      </w:pPr>
+      <m:oMathPara>
+        <m:oMathParaPr>
+          <m:jc m:val="left"/>
+        </m:oMathParaPr>
+        <m:oMath>
+          <m:f>
+            <m:fPr>
+              <m:ctrlPr>
+                <w:rPr>
+                  <w:rFonts w:ascii="Cambria Math" w:hAnsi="Cambria Math"/>
+                  <w:i/>
+                  <w:lang w:val="en-US"/>
+                </w:rPr>
+              </m:ctrlPr>
+            </m:fPr>
+            <m:num>
+              <m:r>
+                <w:rPr>
+                  <w:rFonts w:ascii="Cambria Math" w:hAnsi="Cambria Math"/>
+                  <w:lang w:val="en-US"/>
+                </w:rPr>
+                <m:t>1</m:t>
+              </m:r>
+            </m:num>
+            <m:den>
+              <m:r>
+                <w:rPr>
+                  <w:rFonts w:ascii="Cambria Math" w:hAnsi="Cambria Math"/>
+                  <w:lang w:val="en-US"/>
+                </w:rPr>
+                <m:t>n-1</m:t>
+              </m:r>
+            </m:den>
+          </m:f>
+          <m:d>
+            <m:dPr>
+              <m:ctrlPr>
+                <w:rPr>
+                  <w:rFonts w:ascii="Cambria Math" w:hAnsi="Cambria Math"/>
+                  <w:i/>
+                  <w:lang w:val="en-US"/>
+                </w:rPr>
+              </m:ctrlPr>
+            </m:dPr>
+            <m:e>
+              <m:r>
+                <w:rPr>
+                  <w:rFonts w:ascii="Cambria Math" w:hAnsi="Cambria Math"/>
+                  <w:lang w:val="en-US"/>
+                </w:rPr>
+                <m:t>nE</m:t>
+              </m:r>
+              <m:d>
+                <m:dPr>
+                  <m:begChr m:val="["/>
+                  <m:endChr m:val="]"/>
+                  <m:ctrlPr>
+                    <w:rPr>
+                      <w:rFonts w:ascii="Cambria Math" w:hAnsi="Cambria Math"/>
+                      <w:i/>
+                      <w:lang w:val="en-US"/>
+                    </w:rPr>
+                  </m:ctrlPr>
+                </m:dPr>
+                <m:e>
+                  <m:sSup>
+                    <m:sSupPr>
+                      <m:ctrlPr>
+                        <w:rPr>
+                          <w:rFonts w:ascii="Cambria Math" w:hAnsi="Cambria Math"/>
+                          <w:i/>
+                          <w:lang w:val="en-US"/>
+                        </w:rPr>
+                      </m:ctrlPr>
+                    </m:sSupPr>
+                    <m:e>
+                      <m:r>
+                        <w:rPr>
+                          <w:rFonts w:ascii="Cambria Math" w:hAnsi="Cambria Math"/>
+                          <w:lang w:val="en-US"/>
+                        </w:rPr>
+                        <m:t>X</m:t>
+                      </m:r>
+                    </m:e>
+                    <m:sup>
+                      <m:r>
+                        <w:rPr>
+                          <w:rFonts w:ascii="Cambria Math" w:hAnsi="Cambria Math"/>
+                          <w:lang w:val="en-US"/>
+                        </w:rPr>
+                        <m:t>2</m:t>
+                      </m:r>
+                    </m:sup>
+                  </m:sSup>
+                </m:e>
+              </m:d>
+              <m:r>
+                <w:rPr>
+                  <w:rFonts w:ascii="Cambria Math" w:hAnsi="Cambria Math"/>
+                  <w:lang w:val="en-US"/>
+                </w:rPr>
+                <m:t>-2E</m:t>
+              </m:r>
+              <m:d>
+                <m:dPr>
+                  <m:begChr m:val="["/>
+                  <m:endChr m:val="]"/>
+                  <m:ctrlPr>
+                    <w:rPr>
+                      <w:rFonts w:ascii="Cambria Math" w:hAnsi="Cambria Math"/>
+                      <w:i/>
+                      <w:lang w:val="en-US"/>
+                    </w:rPr>
+                  </m:ctrlPr>
+                </m:dPr>
+                <m:e>
+                  <m:sSup>
+                    <m:sSupPr>
+                      <m:ctrlPr>
+                        <w:rPr>
+                          <w:rFonts w:ascii="Cambria Math" w:hAnsi="Cambria Math"/>
+                          <w:i/>
+                          <w:lang w:val="en-US"/>
+                        </w:rPr>
+                      </m:ctrlPr>
+                    </m:sSupPr>
+                    <m:e>
+                      <m:r>
+                        <w:rPr>
+                          <w:rFonts w:ascii="Cambria Math" w:hAnsi="Cambria Math"/>
+                          <w:lang w:val="en-US"/>
+                        </w:rPr>
+                        <m:t>X</m:t>
+                      </m:r>
+                    </m:e>
+                    <m:sup>
+                      <m:r>
+                        <w:rPr>
+                          <w:rFonts w:ascii="Cambria Math" w:hAnsi="Cambria Math"/>
+                          <w:lang w:val="en-US"/>
+                        </w:rPr>
+                        <m:t>2</m:t>
+                      </m:r>
+                    </m:sup>
+                  </m:sSup>
+                </m:e>
+              </m:d>
+              <m:r>
+                <w:rPr>
+                  <w:rFonts w:ascii="Cambria Math" w:hAnsi="Cambria Math"/>
+                  <w:lang w:val="en-US"/>
+                </w:rPr>
+                <m:t>-</m:t>
+              </m:r>
+              <m:r>
+                <w:rPr>
+                  <w:rFonts w:ascii="Cambria Math" w:hAnsi="Cambria Math"/>
+                  <w:lang w:val="en-US"/>
+                </w:rPr>
+                <m:t>2</m:t>
+              </m:r>
+              <m:d>
+                <m:dPr>
+                  <m:ctrlPr>
+                    <w:rPr>
+                      <w:rFonts w:ascii="Cambria Math" w:hAnsi="Cambria Math"/>
+                      <w:i/>
+                      <w:lang w:val="en-US"/>
+                    </w:rPr>
+                  </m:ctrlPr>
+                </m:dPr>
+                <m:e>
+                  <m:r>
+                    <w:rPr>
+                      <w:rFonts w:ascii="Cambria Math" w:hAnsi="Cambria Math"/>
+                      <w:lang w:val="en-US"/>
+                    </w:rPr>
+                    <m:t>n-1</m:t>
+                  </m:r>
+                </m:e>
+              </m:d>
+              <m:sSup>
+                <m:sSupPr>
+                  <m:ctrlPr>
+                    <w:rPr>
+                      <w:rFonts w:ascii="Cambria Math" w:hAnsi="Cambria Math"/>
+                      <w:i/>
+                      <w:lang w:val="en-US"/>
+                    </w:rPr>
+                  </m:ctrlPr>
+                </m:sSupPr>
+                <m:e>
+                  <m:r>
+                    <w:rPr>
+                      <w:rFonts w:ascii="Cambria Math" w:hAnsi="Cambria Math"/>
+                      <w:lang w:val="en-US"/>
+                    </w:rPr>
+                    <m:t>E</m:t>
+                  </m:r>
+                  <m:d>
+                    <m:dPr>
+                      <m:begChr m:val="["/>
+                      <m:endChr m:val="]"/>
+                      <m:ctrlPr>
+                        <w:rPr>
+                          <w:rFonts w:ascii="Cambria Math" w:hAnsi="Cambria Math"/>
+                          <w:i/>
+                          <w:lang w:val="en-US"/>
+                        </w:rPr>
+                      </m:ctrlPr>
+                    </m:dPr>
+                    <m:e>
+                      <m:r>
+                        <w:rPr>
+                          <w:rFonts w:ascii="Cambria Math" w:hAnsi="Cambria Math"/>
+                          <w:lang w:val="en-US"/>
+                        </w:rPr>
+                        <m:t>X</m:t>
+                      </m:r>
+                    </m:e>
+                  </m:d>
+                </m:e>
+                <m:sup>
+                  <m:r>
+                    <w:rPr>
+                      <w:rFonts w:ascii="Cambria Math" w:hAnsi="Cambria Math"/>
+                      <w:lang w:val="en-US"/>
+                    </w:rPr>
+                    <m:t>2</m:t>
+                  </m:r>
+                </m:sup>
+              </m:sSup>
+              <m:r>
+                <w:rPr>
+                  <w:rFonts w:ascii="Cambria Math" w:hAnsi="Cambria Math"/>
+                  <w:lang w:val="en-US"/>
+                </w:rPr>
+                <m:t>+E</m:t>
+              </m:r>
+              <m:d>
+                <m:dPr>
+                  <m:begChr m:val="["/>
+                  <m:endChr m:val="]"/>
+                  <m:ctrlPr>
+                    <w:rPr>
+                      <w:rFonts w:ascii="Cambria Math" w:hAnsi="Cambria Math"/>
+                      <w:i/>
+                      <w:lang w:val="en-US"/>
+                    </w:rPr>
+                  </m:ctrlPr>
+                </m:dPr>
+                <m:e>
+                  <m:sSup>
+                    <m:sSupPr>
+                      <m:ctrlPr>
+                        <w:rPr>
+                          <w:rFonts w:ascii="Cambria Math" w:hAnsi="Cambria Math"/>
+                          <w:i/>
+                          <w:lang w:val="en-US"/>
+                        </w:rPr>
+                      </m:ctrlPr>
+                    </m:sSupPr>
+                    <m:e>
+                      <m:r>
+                        <w:rPr>
+                          <w:rFonts w:ascii="Cambria Math" w:hAnsi="Cambria Math"/>
+                          <w:lang w:val="en-US"/>
+                        </w:rPr>
+                        <m:t>X</m:t>
+                      </m:r>
+                    </m:e>
+                    <m:sup>
+                      <m:r>
+                        <w:rPr>
+                          <w:rFonts w:ascii="Cambria Math" w:hAnsi="Cambria Math"/>
+                          <w:lang w:val="en-US"/>
+                        </w:rPr>
+                        <m:t>2</m:t>
+                      </m:r>
+                    </m:sup>
+                  </m:sSup>
+                </m:e>
+              </m:d>
+              <m:r>
+                <w:rPr>
+                  <w:rFonts w:ascii="Cambria Math" w:hAnsi="Cambria Math"/>
+                  <w:lang w:val="en-US"/>
+                </w:rPr>
+                <m:t>+</m:t>
+              </m:r>
+              <m:d>
+                <m:dPr>
+                  <m:ctrlPr>
+                    <w:rPr>
+                      <w:rFonts w:ascii="Cambria Math" w:hAnsi="Cambria Math"/>
+                      <w:i/>
+                      <w:lang w:val="en-US"/>
+                    </w:rPr>
+                  </m:ctrlPr>
+                </m:dPr>
+                <m:e>
+                  <m:r>
+                    <w:rPr>
+                      <w:rFonts w:ascii="Cambria Math" w:hAnsi="Cambria Math"/>
+                      <w:lang w:val="en-US"/>
+                    </w:rPr>
+                    <m:t>n-1</m:t>
+                  </m:r>
+                </m:e>
+              </m:d>
+              <m:sSup>
+                <m:sSupPr>
+                  <m:ctrlPr>
+                    <w:rPr>
+                      <w:rFonts w:ascii="Cambria Math" w:hAnsi="Cambria Math"/>
+                      <w:i/>
+                      <w:lang w:val="en-US"/>
+                    </w:rPr>
+                  </m:ctrlPr>
+                </m:sSupPr>
+                <m:e>
+                  <m:r>
+                    <w:rPr>
+                      <w:rFonts w:ascii="Cambria Math" w:hAnsi="Cambria Math"/>
+                      <w:lang w:val="en-US"/>
+                    </w:rPr>
+                    <m:t>E</m:t>
+                  </m:r>
+                  <m:d>
+                    <m:dPr>
+                      <m:begChr m:val="["/>
+                      <m:endChr m:val="]"/>
+                      <m:ctrlPr>
+                        <w:rPr>
+                          <w:rFonts w:ascii="Cambria Math" w:hAnsi="Cambria Math"/>
+                          <w:i/>
+                          <w:lang w:val="en-US"/>
+                        </w:rPr>
+                      </m:ctrlPr>
+                    </m:dPr>
+                    <m:e>
+                      <m:r>
+                        <w:rPr>
+                          <w:rFonts w:ascii="Cambria Math" w:hAnsi="Cambria Math"/>
+                          <w:lang w:val="en-US"/>
+                        </w:rPr>
+                        <m:t>X</m:t>
+                      </m:r>
+                    </m:e>
+                  </m:d>
+                </m:e>
+                <m:sup>
+                  <m:r>
+                    <w:rPr>
+                      <w:rFonts w:ascii="Cambria Math" w:hAnsi="Cambria Math"/>
+                      <w:lang w:val="en-US"/>
+                    </w:rPr>
+                    <m:t>2</m:t>
+                  </m:r>
+                </m:sup>
+              </m:sSup>
+            </m:e>
+          </m:d>
+          <m:r>
+            <w:rPr>
+              <w:rFonts w:ascii="Cambria Math" w:hAnsi="Cambria Math"/>
+              <w:lang w:val="en-US"/>
+            </w:rPr>
+            <m:t>=</m:t>
+          </m:r>
+        </m:oMath>
+      </m:oMathPara>
+    </w:p>
+    <w:p>
+      <w:pPr>
+        <w:pStyle w:val="ListParagraph"/>
+        <w:pBdr>
+          <w:top w:val="single" w:sz="4" w:space="1" w:color="auto"/>
+          <w:left w:val="single" w:sz="4" w:space="4" w:color="auto"/>
+          <w:bottom w:val="single" w:sz="4" w:space="1" w:color="auto"/>
+          <w:right w:val="single" w:sz="4" w:space="4" w:color="auto"/>
+        </w:pBdr>
+        <w:ind w:left="1080"/>
+        <w:rPr>
+          <w:rFonts w:eastAsiaTheme="minorEastAsia"/>
+          <w:lang w:val="en-US"/>
+        </w:rPr>
+      </w:pPr>
+      <m:oMathPara>
+        <m:oMathParaPr>
+          <m:jc m:val="left"/>
+        </m:oMathParaPr>
+        <m:oMath>
+          <m:f>
+            <m:fPr>
+              <m:ctrlPr>
+                <w:rPr>
+                  <w:rFonts w:ascii="Cambria Math" w:hAnsi="Cambria Math"/>
+                  <w:i/>
+                  <w:lang w:val="en-US"/>
+                </w:rPr>
+              </m:ctrlPr>
+            </m:fPr>
+            <m:num>
+              <m:r>
+                <w:rPr>
+                  <w:rFonts w:ascii="Cambria Math" w:hAnsi="Cambria Math"/>
+                  <w:lang w:val="en-US"/>
+                </w:rPr>
+                <m:t>1</m:t>
+              </m:r>
+            </m:num>
+            <m:den>
+              <m:r>
+                <w:rPr>
+                  <w:rFonts w:ascii="Cambria Math" w:hAnsi="Cambria Math"/>
+                  <w:lang w:val="en-US"/>
+                </w:rPr>
+                <m:t>n-1</m:t>
+              </m:r>
+            </m:den>
+          </m:f>
+          <m:d>
+            <m:dPr>
+              <m:ctrlPr>
+                <w:rPr>
+                  <w:rFonts w:ascii="Cambria Math" w:hAnsi="Cambria Math"/>
+                  <w:i/>
+                  <w:lang w:val="en-US"/>
+                </w:rPr>
+              </m:ctrlPr>
+            </m:dPr>
+            <m:e>
+              <m:d>
+                <m:dPr>
+                  <m:ctrlPr>
+                    <w:rPr>
+                      <w:rFonts w:ascii="Cambria Math" w:hAnsi="Cambria Math"/>
+                      <w:i/>
+                      <w:lang w:val="en-US"/>
+                    </w:rPr>
+                  </m:ctrlPr>
+                </m:dPr>
+                <m:e>
+                  <m:r>
+                    <w:rPr>
+                      <w:rFonts w:ascii="Cambria Math" w:hAnsi="Cambria Math"/>
+                      <w:lang w:val="en-US"/>
+                    </w:rPr>
+                    <m:t>n</m:t>
+                  </m:r>
+                  <m:r>
+                    <w:rPr>
+                      <w:rFonts w:ascii="Cambria Math" w:hAnsi="Cambria Math"/>
+                      <w:lang w:val="en-US"/>
+                    </w:rPr>
+                    <m:t>-1</m:t>
+                  </m:r>
+                </m:e>
+              </m:d>
+              <m:r>
+                <w:rPr>
+                  <w:rFonts w:ascii="Cambria Math" w:hAnsi="Cambria Math"/>
+                  <w:lang w:val="en-US"/>
+                </w:rPr>
+                <m:t>E</m:t>
+              </m:r>
+              <m:d>
+                <m:dPr>
+                  <m:begChr m:val="["/>
+                  <m:endChr m:val="]"/>
+                  <m:ctrlPr>
+                    <w:rPr>
+                      <w:rFonts w:ascii="Cambria Math" w:hAnsi="Cambria Math"/>
+                      <w:i/>
+                      <w:lang w:val="en-US"/>
+                    </w:rPr>
+                  </m:ctrlPr>
+                </m:dPr>
+                <m:e>
+                  <m:sSup>
+                    <m:sSupPr>
+                      <m:ctrlPr>
+                        <w:rPr>
+                          <w:rFonts w:ascii="Cambria Math" w:hAnsi="Cambria Math"/>
+                          <w:i/>
+                          <w:lang w:val="en-US"/>
+                        </w:rPr>
+                      </m:ctrlPr>
+                    </m:sSupPr>
+                    <m:e>
+                      <m:r>
+                        <w:rPr>
+                          <w:rFonts w:ascii="Cambria Math" w:hAnsi="Cambria Math"/>
+                          <w:lang w:val="en-US"/>
+                        </w:rPr>
+                        <m:t>X</m:t>
+                      </m:r>
+                    </m:e>
+                    <m:sup>
+                      <m:r>
+                        <w:rPr>
+                          <w:rFonts w:ascii="Cambria Math" w:hAnsi="Cambria Math"/>
+                          <w:lang w:val="en-US"/>
+                        </w:rPr>
+                        <m:t>2</m:t>
+                      </m:r>
+                    </m:sup>
+                  </m:sSup>
+                </m:e>
+              </m:d>
+              <m:r>
+                <w:rPr>
+                  <w:rFonts w:ascii="Cambria Math" w:hAnsi="Cambria Math"/>
+                  <w:lang w:val="en-US"/>
+                </w:rPr>
+                <m:t>-</m:t>
+              </m:r>
+              <m:d>
+                <m:dPr>
+                  <m:ctrlPr>
+                    <w:rPr>
+                      <w:rFonts w:ascii="Cambria Math" w:hAnsi="Cambria Math"/>
+                      <w:i/>
+                      <w:lang w:val="en-US"/>
+                    </w:rPr>
+                  </m:ctrlPr>
+                </m:dPr>
+                <m:e>
+                  <m:r>
+                    <w:rPr>
+                      <w:rFonts w:ascii="Cambria Math" w:hAnsi="Cambria Math"/>
+                      <w:lang w:val="en-US"/>
+                    </w:rPr>
+                    <m:t>n-1</m:t>
+                  </m:r>
+                </m:e>
+              </m:d>
+              <m:sSup>
+                <m:sSupPr>
+                  <m:ctrlPr>
+                    <w:rPr>
+                      <w:rFonts w:ascii="Cambria Math" w:hAnsi="Cambria Math"/>
+                      <w:i/>
+                      <w:lang w:val="en-US"/>
+                    </w:rPr>
+                  </m:ctrlPr>
+                </m:sSupPr>
+                <m:e>
+                  <m:r>
+                    <w:rPr>
+                      <w:rFonts w:ascii="Cambria Math" w:hAnsi="Cambria Math"/>
+                      <w:lang w:val="en-US"/>
+                    </w:rPr>
+                    <m:t>E</m:t>
+                  </m:r>
+                  <m:d>
+                    <m:dPr>
+                      <m:begChr m:val="["/>
+                      <m:endChr m:val="]"/>
+                      <m:ctrlPr>
+                        <w:rPr>
+                          <w:rFonts w:ascii="Cambria Math" w:hAnsi="Cambria Math"/>
+                          <w:i/>
+                          <w:lang w:val="en-US"/>
+                        </w:rPr>
+                      </m:ctrlPr>
+                    </m:dPr>
+                    <m:e>
+                      <m:r>
+                        <w:rPr>
+                          <w:rFonts w:ascii="Cambria Math" w:hAnsi="Cambria Math"/>
+                          <w:lang w:val="en-US"/>
+                        </w:rPr>
+                        <m:t>X</m:t>
+                      </m:r>
+                    </m:e>
+                  </m:d>
+                </m:e>
+                <m:sup>
+                  <m:r>
+                    <w:rPr>
+                      <w:rFonts w:ascii="Cambria Math" w:hAnsi="Cambria Math"/>
+                      <w:lang w:val="en-US"/>
+                    </w:rPr>
+                    <m:t>2</m:t>
+                  </m:r>
+                </m:sup>
+              </m:sSup>
+            </m:e>
+          </m:d>
+          <m:r>
+            <w:rPr>
+              <w:rFonts w:ascii="Cambria Math" w:hAnsi="Cambria Math"/>
+              <w:lang w:val="en-US"/>
+            </w:rPr>
+            <m:t>=</m:t>
+          </m:r>
+          <m:r>
+            <w:rPr>
+              <w:rFonts w:ascii="Cambria Math" w:hAnsi="Cambria Math"/>
+              <w:lang w:val="en-US"/>
+            </w:rPr>
+            <m:t>E</m:t>
+          </m:r>
+          <m:d>
+            <m:dPr>
+              <m:begChr m:val="["/>
+              <m:endChr m:val="]"/>
+              <m:ctrlPr>
+                <w:rPr>
+                  <w:rFonts w:ascii="Cambria Math" w:hAnsi="Cambria Math"/>
+                  <w:i/>
+                  <w:lang w:val="en-US"/>
+                </w:rPr>
+              </m:ctrlPr>
+            </m:dPr>
+            <m:e>
+              <m:sSup>
+                <m:sSupPr>
+                  <m:ctrlPr>
+                    <w:rPr>
+                      <w:rFonts w:ascii="Cambria Math" w:hAnsi="Cambria Math"/>
+                      <w:i/>
+                      <w:lang w:val="en-US"/>
+                    </w:rPr>
+                  </m:ctrlPr>
+                </m:sSupPr>
+                <m:e>
+                  <m:r>
+                    <w:rPr>
+                      <w:rFonts w:ascii="Cambria Math" w:hAnsi="Cambria Math"/>
+                      <w:lang w:val="en-US"/>
+                    </w:rPr>
+                    <m:t>X</m:t>
+                  </m:r>
+                </m:e>
+                <m:sup>
+                  <m:r>
+                    <w:rPr>
+                      <w:rFonts w:ascii="Cambria Math" w:hAnsi="Cambria Math"/>
+                      <w:lang w:val="en-US"/>
+                    </w:rPr>
+                    <m:t>2</m:t>
+                  </m:r>
+                </m:sup>
+              </m:sSup>
+            </m:e>
+          </m:d>
+          <m:r>
+            <w:rPr>
+              <w:rFonts w:ascii="Cambria Math" w:hAnsi="Cambria Math"/>
+              <w:lang w:val="en-US"/>
+            </w:rPr>
+            <m:t>-</m:t>
+          </m:r>
+          <m:sSup>
+            <m:sSupPr>
+              <m:ctrlPr>
+                <w:rPr>
+                  <w:rFonts w:ascii="Cambria Math" w:hAnsi="Cambria Math"/>
+                  <w:i/>
+                  <w:lang w:val="en-US"/>
+                </w:rPr>
+              </m:ctrlPr>
+            </m:sSupPr>
+            <m:e>
+              <m:r>
+                <w:rPr>
+                  <w:rFonts w:ascii="Cambria Math" w:hAnsi="Cambria Math"/>
+                  <w:lang w:val="en-US"/>
+                </w:rPr>
+                <m:t>E</m:t>
+              </m:r>
+              <m:d>
+                <m:dPr>
+                  <m:begChr m:val="["/>
+                  <m:endChr m:val="]"/>
+                  <m:ctrlPr>
+                    <w:rPr>
+                      <w:rFonts w:ascii="Cambria Math" w:hAnsi="Cambria Math"/>
+                      <w:i/>
+                      <w:lang w:val="en-US"/>
+                    </w:rPr>
+                  </m:ctrlPr>
+                </m:dPr>
+                <m:e>
+                  <m:r>
+                    <w:rPr>
+                      <w:rFonts w:ascii="Cambria Math" w:hAnsi="Cambria Math"/>
+                      <w:lang w:val="en-US"/>
+                    </w:rPr>
+                    <m:t>X</m:t>
+                  </m:r>
+                </m:e>
+              </m:d>
+            </m:e>
+            <m:sup>
+              <m:r>
+                <w:rPr>
+                  <w:rFonts w:ascii="Cambria Math" w:hAnsi="Cambria Math"/>
+                  <w:lang w:val="en-US"/>
+                </w:rPr>
+                <m:t>2</m:t>
+              </m:r>
+            </m:sup>
+          </m:sSup>
+          <m:r>
+            <w:rPr>
+              <w:rFonts w:ascii="Cambria Math" w:hAnsi="Cambria Math"/>
+              <w:lang w:val="en-US"/>
+            </w:rPr>
+            <m:t>=</m:t>
+          </m:r>
+          <m:r>
+            <w:rPr>
+              <w:rFonts w:ascii="Cambria Math" w:eastAsiaTheme="minorEastAsia" w:hAnsi="Cambria Math"/>
+              <w:lang w:val="en-US"/>
+            </w:rPr>
+            <m:t>Var</m:t>
+          </m:r>
+          <m:d>
+            <m:dPr>
+              <m:begChr m:val="["/>
+              <m:endChr m:val="]"/>
+              <m:ctrlPr>
+                <w:rPr>
+                  <w:rFonts w:ascii="Cambria Math" w:eastAsiaTheme="minorEastAsia" w:hAnsi="Cambria Math"/>
+                  <w:i/>
+                  <w:lang w:val="en-US"/>
+                </w:rPr>
+              </m:ctrlPr>
+            </m:dPr>
+            <m:e>
+              <m:r>
+                <w:rPr>
+                  <w:rFonts w:ascii="Cambria Math" w:eastAsiaTheme="minorEastAsia" w:hAnsi="Cambria Math"/>
+                  <w:lang w:val="en-US"/>
+                </w:rPr>
+                <m:t>X</m:t>
+              </m:r>
+            </m:e>
+          </m:d>
+        </m:oMath>
+      </m:oMathPara>
+    </w:p>
+    <w:p>
+      <w:pPr>
+        <w:pStyle w:val="ListParagraph"/>
+        <w:numPr>
+          <w:ilvl w:val="0"/>
+          <w:numId w:val="5"/>
+        </w:numPr>
+        <w:rPr>
+          <w:lang w:val="en-US"/>
+        </w:rPr>
+      </w:pPr>
+      <w:r>
+        <w:rPr>
+          <w:lang w:val="en-US"/>
+        </w:rPr>
+        <w:t>Khoảng Biến Thiên (Sample Range)?</w:t>
+      </w:r>
+    </w:p>
+    <w:p>
+      <w:pPr>
+        <w:pStyle w:val="ListParagraph"/>
+        <w:numPr>
+          <w:ilvl w:val="0"/>
+          <w:numId w:val="7"/>
+        </w:numPr>
+        <w:rPr>
+          <w:lang w:val="en-US"/>
+        </w:rPr>
+      </w:pPr>
+      <w:r>
+        <w:rPr>
+          <w:lang w:val="en-US"/>
+        </w:rPr>
+        <w:t>Là 1 thống kê có giá trị = giá trị lớn nhất – giá trị nhỏ nhất trong Sample</w:t>
       </w:r>
     </w:p>
     <w:p>
@@ -1626,6 +4824,7 @@
           <w:noProof/>
           <w:lang w:eastAsia="vi-VN"/>
         </w:rPr>
+        <w:lastRenderedPageBreak/>
         <w:drawing>
           <wp:inline distT="0" distB="0" distL="0" distR="0">
             <wp:extent cx="4982698" cy="3933825"/>
@@ -2104,7 +5303,6 @@
         <w:rPr>
           <w:lang w:val="en-US"/>
         </w:rPr>
-        <w:lastRenderedPageBreak/>
         <w:t xml:space="preserve">A và B gọi là 2 biến cố độc lập (Independent Events) chỉ khi P(AB) = P(A)P(B), </w:t>
       </w:r>
       <w:r>
@@ -2195,6 +5393,7 @@
         <w:rPr>
           <w:lang w:val="en-US"/>
         </w:rPr>
+        <w:lastRenderedPageBreak/>
         <w:t>Giả sử ta tiến hành khảo sát 1 nhóm sinh viên xem họ thích những môn nào trong các môn A, B</w:t>
       </w:r>
     </w:p>
@@ -2985,14 +6184,7 @@
         <w:rPr>
           <w:lang w:val="en-US"/>
         </w:rPr>
-        <w:t xml:space="preserve"> người là nông </w:t>
-      </w:r>
-      <w:r>
-        <w:rPr>
-          <w:lang w:val="en-US"/>
-        </w:rPr>
-        <w:lastRenderedPageBreak/>
-        <w:t>dân, 1</w:t>
+        <w:t xml:space="preserve"> người là nông dân, 1</w:t>
       </w:r>
       <w:r>
         <w:rPr>
@@ -3109,6 +6301,7 @@
         <w:rPr>
           <w:lang w:val="en-US"/>
         </w:rPr>
+        <w:lastRenderedPageBreak/>
         <w:t xml:space="preserve">P(B) = </w:t>
       </w:r>
       <w:r>
@@ -5008,7 +8201,6 @@
         <w:rPr>
           <w:lang w:val="en-US"/>
         </w:rPr>
-        <w:lastRenderedPageBreak/>
         <w:t xml:space="preserve">Kì vọng </w:t>
       </w:r>
       <w:r>
@@ -5196,6 +8388,7 @@
           <w:rFonts w:eastAsiaTheme="minorEastAsia"/>
           <w:lang w:val="en-US"/>
         </w:rPr>
+        <w:lastRenderedPageBreak/>
         <w:t>Dễ thấy X chính là tổng của n biến ngẫu nhiên độc lập với cùng 1 phân phối Bernoulli</w:t>
       </w:r>
     </w:p>
@@ -9170,7 +12363,6 @@
               <w:rFonts w:ascii="Cambria Math" w:hAnsi="Cambria Math"/>
               <w:lang w:val="en-US"/>
             </w:rPr>
-            <w:lastRenderedPageBreak/>
             <m:t>⇒E</m:t>
           </m:r>
           <m:d>
@@ -9455,14 +12647,7 @@
               <w:rFonts w:ascii="Cambria Math" w:hAnsi="Cambria Math"/>
               <w:lang w:val="en-US"/>
             </w:rPr>
-            <m:t>⇒V</m:t>
-          </m:r>
-          <m:r>
-            <w:rPr>
-              <w:rFonts w:ascii="Cambria Math" w:hAnsi="Cambria Math"/>
-              <w:lang w:val="en-US"/>
-            </w:rPr>
-            <m:t>ar</m:t>
+            <m:t>⇒Var</m:t>
           </m:r>
           <m:d>
             <m:dPr>
@@ -13128,6 +16313,7 @@
         <w:rPr>
           <w:lang w:val="en-US"/>
         </w:rPr>
+        <w:lastRenderedPageBreak/>
         <w:t>Cho X là biến ngẫu nhiên liên tục, khi đó Likelihood của giá trị x</w:t>
       </w:r>
       <w:r>
@@ -14904,7 +18090,6 @@
           <w:rFonts w:eastAsiaTheme="minorEastAsia"/>
           <w:lang w:val="en-US"/>
         </w:rPr>
-        <w:lastRenderedPageBreak/>
         <w:t>CDF của X là</w:t>
       </w:r>
     </w:p>
@@ -15040,7 +18225,14 @@
               <w:rFonts w:ascii="Cambria Math" w:hAnsi="Cambria Math"/>
               <w:lang w:val="en-US"/>
             </w:rPr>
-            <m:t>erf</m:t>
+            <m:t>e</m:t>
+          </m:r>
+          <m:r>
+            <w:rPr>
+              <w:rFonts w:ascii="Cambria Math" w:hAnsi="Cambria Math"/>
+              <w:lang w:val="en-US"/>
+            </w:rPr>
+            <m:t>rf</m:t>
           </m:r>
           <m:d>
             <m:dPr>
@@ -15166,6 +18358,7 @@
               <w:rFonts w:ascii="Cambria Math" w:hAnsi="Cambria Math"/>
               <w:lang w:val="en-US"/>
             </w:rPr>
+            <w:lastRenderedPageBreak/>
             <m:t>erf</m:t>
           </m:r>
           <m:d>
@@ -16353,17 +19546,7 @@
               <w:rFonts w:ascii="Cambria Math" w:hAnsi="Cambria Math"/>
               <w:lang w:val="en-US"/>
             </w:rPr>
-            <m:t>=</m:t>
-          </m:r>
-          <m:r>
-            <m:rPr>
-              <m:sty m:val="p"/>
-            </m:rPr>
-            <w:rPr>
-              <w:rFonts w:ascii="Cambria Math" w:hAnsi="Cambria Math"/>
-              <w:lang w:val="en-US"/>
-            </w:rPr>
-            <m:t>α</m:t>
+            <m:t>=α</m:t>
           </m:r>
           <m:sSup>
             <m:sSupPr>
@@ -16482,19 +19665,7 @@
         <w:rPr>
           <w:lang w:val="en-US"/>
         </w:rPr>
-        <w:t>(</w:t>
-      </w:r>
-      <w:r>
-        <w:rPr>
-          <w:lang w:val="en-US"/>
-        </w:rPr>
-        <w:t>r</w:t>
-      </w:r>
-      <w:r>
-        <w:rPr>
-          <w:lang w:val="en-US"/>
-        </w:rPr>
-        <w:t>), khi đó PDF của X là</w:t>
+        <w:t>(r), khi đó PDF của X là</w:t>
       </w:r>
     </w:p>
     <w:p>
@@ -16902,31 +20073,7 @@
         <w:rPr>
           <w:lang w:val="en-US"/>
         </w:rPr>
-        <w:t>(r / 2, 2</w:t>
-      </w:r>
-      <w:r>
-        <w:rPr>
-          <w:lang w:val="en-US"/>
-        </w:rPr>
-        <w:t>), do đó phân phố</w:t>
-      </w:r>
-      <w:r>
-        <w:rPr>
-          <w:lang w:val="en-US"/>
-        </w:rPr>
-        <w:t>i chi bình phương</w:t>
-      </w:r>
-      <w:r>
-        <w:rPr>
-          <w:lang w:val="en-US"/>
-        </w:rPr>
-        <w:t xml:space="preserve"> chỉ là 1 dạng đặc biệt của phân phối Gamm</w:t>
-      </w:r>
-      <w:r>
-        <w:rPr>
-          <w:lang w:val="en-US"/>
-        </w:rPr>
-        <w:t>a</w:t>
+        <w:t>(r / 2, 2), do đó phân phối chi bình phương chỉ là 1 dạng đặc biệt của phân phối Gamma</w:t>
       </w:r>
     </w:p>
     <w:p>
@@ -17078,17 +20225,7 @@
               <w:rFonts w:ascii="Cambria Math" w:hAnsi="Cambria Math"/>
               <w:lang w:val="en-US"/>
             </w:rPr>
-            <m:t>=</m:t>
-          </m:r>
-          <m:r>
-            <m:rPr>
-              <m:sty m:val="p"/>
-            </m:rPr>
-            <w:rPr>
-              <w:rFonts w:ascii="Cambria Math" w:hAnsi="Cambria Math"/>
-              <w:lang w:val="en-US"/>
-            </w:rPr>
-            <m:t>2</m:t>
+            <m:t>=2</m:t>
           </m:r>
           <m:r>
             <w:rPr>
@@ -17466,7 +20603,6 @@
               <w:rFonts w:ascii="Cambria Math" w:hAnsi="Cambria Math"/>
               <w:lang w:val="en-US"/>
             </w:rPr>
-            <w:lastRenderedPageBreak/>
             <m:t>E</m:t>
           </m:r>
           <m:d>
@@ -17686,6 +20822,7 @@
         <w:rPr>
           <w:lang w:val="en-US"/>
         </w:rPr>
+        <w:lastRenderedPageBreak/>
         <w:t xml:space="preserve">Cho X </w:t>
       </w:r>
       <w:r>
@@ -17698,13 +20835,7 @@
         <w:rPr>
           <w:lang w:val="en-US"/>
         </w:rPr>
-        <w:t xml:space="preserve"> St(n), khi đó PDF của X</w:t>
-      </w:r>
-      <w:r>
-        <w:rPr>
-          <w:lang w:val="en-US"/>
-        </w:rPr>
-        <w:t xml:space="preserve"> là</w:t>
+        <w:t xml:space="preserve"> St(n), khi đó PDF của X là</w:t>
       </w:r>
     </w:p>
     <w:p>
@@ -18044,31 +21175,13 @@
         <w:rPr>
           <w:lang w:val="en-US"/>
         </w:rPr>
-        <w:t xml:space="preserve"> N</w:t>
-      </w:r>
-      <w:r>
-        <w:rPr>
-          <w:lang w:val="en-US"/>
-        </w:rPr>
-        <w:t>(</w:t>
-      </w:r>
-      <w:r>
-        <w:rPr>
-          <w:lang w:val="en-US"/>
-        </w:rPr>
-        <w:t>0, 1</w:t>
-      </w:r>
-      <w:r>
-        <w:rPr>
-          <w:lang w:val="en-US"/>
-        </w:rPr>
-        <w:t>),</w:t>
-      </w:r>
-      <w:r>
-        <w:rPr>
-          <w:lang w:val="en-US"/>
-        </w:rPr>
-        <w:t xml:space="preserve"> Z</w:t>
+        <w:t xml:space="preserve"> N(0, 1), Z </w:t>
+      </w:r>
+      <w:r>
+        <w:rPr>
+          <w:lang w:val="en-US"/>
+        </w:rPr>
+        <w:sym w:font="Symbol" w:char="F07E"/>
       </w:r>
       <w:r>
         <w:rPr>
@@ -18080,18 +21193,6 @@
         <w:rPr>
           <w:lang w:val="en-US"/>
         </w:rPr>
-        <w:sym w:font="Symbol" w:char="F07E"/>
-      </w:r>
-      <w:r>
-        <w:rPr>
-          <w:lang w:val="en-US"/>
-        </w:rPr>
-        <w:t xml:space="preserve"> </w:t>
-      </w:r>
-      <w:r>
-        <w:rPr>
-          <w:lang w:val="en-US"/>
-        </w:rPr>
         <w:sym w:font="Symbol" w:char="F063"/>
       </w:r>
       <w:r>
@@ -18105,13 +21206,7 @@
         <w:rPr>
           <w:lang w:val="en-US"/>
         </w:rPr>
-        <w:t>(</w:t>
-      </w:r>
-      <w:r>
-        <w:rPr>
-          <w:lang w:val="en-US"/>
-        </w:rPr>
-        <w:t>n),</w:t>
+        <w:t>(n),</w:t>
       </w:r>
       <w:r>
         <w:rPr>
@@ -18239,14 +21334,7 @@
           <w:rFonts w:eastAsiaTheme="minorEastAsia"/>
           <w:lang w:val="en-US"/>
         </w:rPr>
-        <w:t>Kì vọng và Variance của X</w:t>
-      </w:r>
-      <w:r>
-        <w:rPr>
-          <w:rFonts w:eastAsiaTheme="minorEastAsia"/>
-          <w:lang w:val="en-US"/>
-        </w:rPr>
-        <w:t xml:space="preserve"> là</w:t>
+        <w:t>Kì vọng và Variance của X là</w:t>
       </w:r>
     </w:p>
     <w:p>
@@ -18304,14 +21392,7 @@
               <w:rFonts w:ascii="Cambria Math" w:hAnsi="Cambria Math"/>
               <w:lang w:val="en-US"/>
             </w:rPr>
-            <m:t>=</m:t>
-          </m:r>
-          <m:r>
-            <w:rPr>
-              <w:rFonts w:ascii="Cambria Math" w:hAnsi="Cambria Math"/>
-              <w:lang w:val="en-US"/>
-            </w:rPr>
-            <m:t>0</m:t>
+            <m:t>=0</m:t>
           </m:r>
         </m:oMath>
       </m:oMathPara>
@@ -18510,37 +21591,7 @@
         <w:rPr>
           <w:lang w:val="en-US"/>
         </w:rPr>
-        <w:t xml:space="preserve"> </w:t>
-      </w:r>
-      <w:r>
-        <w:rPr>
-          <w:lang w:val="en-US"/>
-        </w:rPr>
-        <w:t>F</w:t>
-      </w:r>
-      <w:r>
-        <w:rPr>
-          <w:lang w:val="en-US"/>
-        </w:rPr>
-        <w:t>(</w:t>
-      </w:r>
-      <w:r>
-        <w:rPr>
-          <w:lang w:val="en-US"/>
-        </w:rPr>
-        <w:t>n, m</w:t>
-      </w:r>
-      <w:r>
-        <w:rPr>
-          <w:lang w:val="en-US"/>
-        </w:rPr>
-        <w:t>), khi đó PDF của X</w:t>
-      </w:r>
-      <w:r>
-        <w:rPr>
-          <w:lang w:val="en-US"/>
-        </w:rPr>
-        <w:t xml:space="preserve"> là</w:t>
+        <w:t xml:space="preserve"> F(n, m), khi đó PDF của X là</w:t>
       </w:r>
     </w:p>
     <w:p>
@@ -18774,35 +21825,7 @@
                                         <w:rFonts w:ascii="Cambria Math" w:hAnsi="Cambria Math"/>
                                         <w:lang w:val="en-US"/>
                                       </w:rPr>
-                                      <m:t>n</m:t>
-                                    </m:r>
-                                    <m:r>
-                                      <w:rPr>
-                                        <w:rFonts w:ascii="Cambria Math" w:hAnsi="Cambria Math"/>
-                                        <w:lang w:val="en-US"/>
-                                      </w:rPr>
-                                      <m:t xml:space="preserve"> </m:t>
-                                    </m:r>
-                                    <m:r>
-                                      <w:rPr>
-                                        <w:rFonts w:ascii="Cambria Math" w:hAnsi="Cambria Math"/>
-                                        <w:lang w:val="en-US"/>
-                                      </w:rPr>
-                                      <m:t>+</m:t>
-                                    </m:r>
-                                    <m:r>
-                                      <w:rPr>
-                                        <w:rFonts w:ascii="Cambria Math" w:hAnsi="Cambria Math"/>
-                                        <w:lang w:val="en-US"/>
-                                      </w:rPr>
-                                      <m:t xml:space="preserve"> </m:t>
-                                    </m:r>
-                                    <m:r>
-                                      <w:rPr>
-                                        <w:rFonts w:ascii="Cambria Math" w:hAnsi="Cambria Math"/>
-                                        <w:lang w:val="en-US"/>
-                                      </w:rPr>
-                                      <m:t>m</m:t>
+                                      <m:t>n + m</m:t>
                                     </m:r>
                                   </m:sup>
                                 </m:sSup>
@@ -19012,25 +22035,7 @@
         <w:rPr>
           <w:lang w:val="en-US"/>
         </w:rPr>
-        <w:t>(</w:t>
-      </w:r>
-      <w:r>
-        <w:rPr>
-          <w:lang w:val="en-US"/>
-        </w:rPr>
-        <w:t>m</w:t>
-      </w:r>
-      <w:r>
-        <w:rPr>
-          <w:lang w:val="en-US"/>
-        </w:rPr>
-        <w:t>), Y và Z độc lập, khi</w:t>
-      </w:r>
-      <w:r>
-        <w:rPr>
-          <w:lang w:val="en-US"/>
-        </w:rPr>
-        <w:t xml:space="preserve"> đó</w:t>
+        <w:t>(m), Y và Z độc lập, khi đó</w:t>
       </w:r>
     </w:p>
     <w:p>
@@ -19136,23 +22141,7 @@
           <w:rFonts w:eastAsiaTheme="minorEastAsia"/>
           <w:lang w:val="en-US"/>
         </w:rPr>
-        <w:t>Kì vọng và</w:t>
-      </w:r>
-      <w:bookmarkStart w:id="0" w:name="_GoBack"/>
-      <w:bookmarkEnd w:id="0"/>
-      <w:r>
-        <w:rPr>
-          <w:rFonts w:eastAsiaTheme="minorEastAsia"/>
-          <w:lang w:val="en-US"/>
-        </w:rPr>
-        <w:t xml:space="preserve"> Variance của X</w:t>
-      </w:r>
-      <w:r>
-        <w:rPr>
-          <w:rFonts w:eastAsiaTheme="minorEastAsia"/>
-          <w:lang w:val="en-US"/>
-        </w:rPr>
-        <w:t xml:space="preserve"> là</w:t>
+        <w:t>Kì vọng và Variance của X là</w:t>
       </w:r>
     </w:p>
     <w:p>
@@ -19753,14 +22742,7 @@
               <w:rFonts w:ascii="Cambria Math" w:hAnsi="Cambria Math"/>
               <w:lang w:val="en-US"/>
             </w:rPr>
-            <m:t>d</m:t>
-          </m:r>
-          <m:r>
-            <w:rPr>
-              <w:rFonts w:ascii="Cambria Math" w:hAnsi="Cambria Math"/>
-              <w:lang w:val="en-US"/>
-            </w:rPr>
-            <m:t>x</m:t>
+            <m:t>dx</m:t>
           </m:r>
         </m:oMath>
       </m:oMathPara>
@@ -19881,7 +22863,6 @@
         <w:rPr>
           <w:lang w:val="en-US"/>
         </w:rPr>
-        <w:lastRenderedPageBreak/>
         <w:t>H</w:t>
       </w:r>
       <w:r>
@@ -19968,7 +22949,14 @@
         <w:rPr>
           <w:lang w:val="en-US"/>
         </w:rPr>
-        <w:t xml:space="preserve">, của B là </w:t>
+        <w:t xml:space="preserve">, của B </w:t>
+      </w:r>
+      <w:r>
+        <w:rPr>
+          <w:lang w:val="en-US"/>
+        </w:rPr>
+        <w:lastRenderedPageBreak/>
+        <w:t xml:space="preserve">là </w:t>
       </w:r>
       <w:r>
         <w:rPr>
@@ -20478,7 +23466,19 @@
         <w:rPr>
           <w:lang w:val="en-US"/>
         </w:rPr>
-        <w:t>Số Tuyệt Đối Là Gì?</w:t>
+        <w:t>Số Tuyệt Đố</w:t>
+      </w:r>
+      <w:r>
+        <w:rPr>
+          <w:lang w:val="en-US"/>
+        </w:rPr>
+        <w:t>i (Absolute Error)</w:t>
+      </w:r>
+      <w:r>
+        <w:rPr>
+          <w:lang w:val="en-US"/>
+        </w:rPr>
+        <w:t>?</w:t>
       </w:r>
     </w:p>
     <w:p>
@@ -20496,7 +23496,19 @@
         <w:rPr>
           <w:lang w:val="en-US"/>
         </w:rPr>
-        <w:t>Là chênh lệch giá trị của kết quả đo với gia tr</w:t>
+        <w:t>Là chênh lệch giá trị của kết quả đo vớ</w:t>
+      </w:r>
+      <w:r>
+        <w:rPr>
+          <w:lang w:val="en-US"/>
+        </w:rPr>
+        <w:t>i giá</w:t>
+      </w:r>
+      <w:r>
+        <w:rPr>
+          <w:lang w:val="en-US"/>
+        </w:rPr>
+        <w:t xml:space="preserve"> tr</w:t>
       </w:r>
       <w:r>
         <w:rPr>
@@ -20532,82 +23544,84 @@
     <w:p>
       <w:pPr>
         <w:pStyle w:val="ListParagraph"/>
-        <w:numPr>
-          <w:ilvl w:val="0"/>
-          <w:numId w:val="4"/>
-        </w:numPr>
         <w:pBdr>
           <w:top w:val="single" w:sz="4" w:space="1" w:color="auto"/>
           <w:left w:val="single" w:sz="4" w:space="4" w:color="auto"/>
           <w:bottom w:val="single" w:sz="4" w:space="1" w:color="auto"/>
           <w:right w:val="single" w:sz="4" w:space="4" w:color="auto"/>
         </w:pBdr>
-        <w:rPr>
-          <w:lang w:val="en-US"/>
-        </w:rPr>
-      </w:pPr>
-      <m:oMath>
-        <m:r>
-          <m:rPr>
-            <m:sty m:val="p"/>
-          </m:rPr>
-          <w:rPr>
-            <w:rFonts w:ascii="Cambria Math" w:hAnsi="Cambria Math"/>
-            <w:lang w:val="en-US"/>
-          </w:rPr>
-          <m:t>Δ</m:t>
-        </m:r>
-        <m:r>
-          <w:rPr>
-            <w:rFonts w:ascii="Cambria Math" w:hAnsi="Cambria Math"/>
-            <w:lang w:val="en-US"/>
-          </w:rPr>
-          <m:t>x=</m:t>
-        </m:r>
-        <m:d>
-          <m:dPr>
-            <m:begChr m:val="|"/>
-            <m:endChr m:val="|"/>
-            <m:ctrlPr>
-              <w:rPr>
-                <w:rFonts w:ascii="Cambria Math" w:hAnsi="Cambria Math"/>
-                <w:i/>
-                <w:lang w:val="en-US"/>
-              </w:rPr>
-            </m:ctrlPr>
-          </m:dPr>
-          <m:e>
-            <m:r>
-              <w:rPr>
-                <w:rFonts w:ascii="Cambria Math" w:hAnsi="Cambria Math"/>
-                <w:lang w:val="en-US"/>
-              </w:rPr>
-              <m:t>x-</m:t>
-            </m:r>
-            <m:acc>
-              <m:accPr>
-                <m:chr m:val="̅"/>
-                <m:ctrlPr>
-                  <w:rPr>
-                    <w:rFonts w:ascii="Cambria Math" w:hAnsi="Cambria Math"/>
-                    <w:i/>
-                    <w:lang w:val="en-US"/>
-                  </w:rPr>
-                </m:ctrlPr>
-              </m:accPr>
-              <m:e>
-                <m:r>
-                  <w:rPr>
-                    <w:rFonts w:ascii="Cambria Math" w:hAnsi="Cambria Math"/>
-                    <w:lang w:val="en-US"/>
-                  </w:rPr>
-                  <m:t>x</m:t>
-                </m:r>
-              </m:e>
-            </m:acc>
-          </m:e>
-        </m:d>
-      </m:oMath>
+        <w:ind w:left="1080"/>
+        <w:rPr>
+          <w:lang w:val="en-US"/>
+        </w:rPr>
+      </w:pPr>
+      <m:oMathPara>
+        <m:oMathParaPr>
+          <m:jc m:val="left"/>
+        </m:oMathParaPr>
+        <m:oMath>
+          <m:r>
+            <m:rPr>
+              <m:sty m:val="p"/>
+            </m:rPr>
+            <w:rPr>
+              <w:rFonts w:ascii="Cambria Math" w:hAnsi="Cambria Math"/>
+              <w:lang w:val="en-US"/>
+            </w:rPr>
+            <m:t>Δ</m:t>
+          </m:r>
+          <m:r>
+            <w:rPr>
+              <w:rFonts w:ascii="Cambria Math" w:hAnsi="Cambria Math"/>
+              <w:lang w:val="en-US"/>
+            </w:rPr>
+            <m:t>x=</m:t>
+          </m:r>
+          <m:d>
+            <m:dPr>
+              <m:begChr m:val="|"/>
+              <m:endChr m:val="|"/>
+              <m:ctrlPr>
+                <w:rPr>
+                  <w:rFonts w:ascii="Cambria Math" w:hAnsi="Cambria Math"/>
+                  <w:i/>
+                  <w:lang w:val="en-US"/>
+                </w:rPr>
+              </m:ctrlPr>
+            </m:dPr>
+            <m:e>
+              <m:r>
+                <w:rPr>
+                  <w:rFonts w:ascii="Cambria Math" w:hAnsi="Cambria Math"/>
+                  <w:lang w:val="en-US"/>
+                </w:rPr>
+                <m:t>x-</m:t>
+              </m:r>
+              <m:acc>
+                <m:accPr>
+                  <m:chr m:val="̅"/>
+                  <m:ctrlPr>
+                    <w:rPr>
+                      <w:rFonts w:ascii="Cambria Math" w:hAnsi="Cambria Math"/>
+                      <w:i/>
+                      <w:lang w:val="en-US"/>
+                    </w:rPr>
+                  </m:ctrlPr>
+                </m:accPr>
+                <m:e>
+                  <m:r>
+                    <w:rPr>
+                      <w:rFonts w:ascii="Cambria Math" w:hAnsi="Cambria Math"/>
+                      <w:lang w:val="en-US"/>
+                    </w:rPr>
+                    <m:t>x</m:t>
+                  </m:r>
+                </m:e>
+              </m:acc>
+            </m:e>
+          </m:d>
+        </m:oMath>
+      </m:oMathPara>
     </w:p>
     <w:p>
       <w:pPr>
@@ -20915,7 +23929,6 @@
         <w:rPr>
           <w:lang w:val="en-US"/>
         </w:rPr>
-        <w:lastRenderedPageBreak/>
         <w:t>Bằng tổ</w:t>
       </w:r>
       <w:r>
@@ -21047,6 +24060,7 @@
             <w:rFonts w:ascii="Cambria Math" w:eastAsiaTheme="minorEastAsia" w:hAnsi="Cambria Math"/>
             <w:lang w:val="en-US"/>
           </w:rPr>
+          <w:lastRenderedPageBreak/>
           <m:t>x=f</m:t>
         </m:r>
         <m:d>
@@ -22612,166 +25626,6 @@
     </w:p>
     <w:p>
       <w:pPr>
-        <w:pStyle w:val="ListParagraph"/>
-        <w:numPr>
-          <w:ilvl w:val="0"/>
-          <w:numId w:val="21"/>
-        </w:numPr>
-        <w:rPr>
-          <w:lang w:val="en-US"/>
-        </w:rPr>
-      </w:pPr>
-      <w:r>
-        <w:rPr>
-          <w:lang w:val="en-US"/>
-        </w:rPr>
-        <w:t xml:space="preserve">Kì </w:t>
-      </w:r>
-      <w:r>
-        <w:rPr>
-          <w:lang w:val="en-US"/>
-        </w:rPr>
-        <w:t xml:space="preserve">Vọng Của Biến Ngẫu Nhiên Của </w:t>
-      </w:r>
-      <w:r>
-        <w:rPr>
-          <w:lang w:val="en-US"/>
-        </w:rPr>
-        <w:t>Sample Mean</w:t>
-      </w:r>
-      <w:r>
-        <w:rPr>
-          <w:lang w:val="en-US"/>
-        </w:rPr>
-        <w:t>?</w:t>
-      </w:r>
-    </w:p>
-    <w:p>
-      <w:pPr>
-        <w:pStyle w:val="ListParagraph"/>
-        <w:numPr>
-          <w:ilvl w:val="0"/>
-          <w:numId w:val="7"/>
-        </w:numPr>
-        <w:rPr>
-          <w:lang w:val="en-US"/>
-        </w:rPr>
-      </w:pPr>
-      <w:r>
-        <w:rPr>
-          <w:lang w:val="en-US"/>
-        </w:rPr>
-        <w:t xml:space="preserve">Cho </w:t>
-      </w:r>
-      <w:r>
-        <w:rPr>
-          <w:lang w:val="en-US"/>
-        </w:rPr>
-        <w:t>X̄</w:t>
-      </w:r>
-      <w:r>
-        <w:rPr>
-          <w:lang w:val="en-US"/>
-        </w:rPr>
-        <w:t xml:space="preserve"> là biến ngẫu nhiên của Sample Mean, ta có </w:t>
-      </w:r>
-    </w:p>
-    <w:p>
-      <w:pPr>
-        <w:pStyle w:val="ListParagraph"/>
-        <w:pBdr>
-          <w:top w:val="single" w:sz="4" w:space="1" w:color="auto"/>
-          <w:left w:val="single" w:sz="4" w:space="4" w:color="auto"/>
-          <w:bottom w:val="single" w:sz="4" w:space="1" w:color="auto"/>
-          <w:right w:val="single" w:sz="4" w:space="4" w:color="auto"/>
-        </w:pBdr>
-        <w:ind w:left="1080"/>
-        <w:rPr>
-          <w:lang w:val="en-US"/>
-        </w:rPr>
-      </w:pPr>
-      <m:oMathPara>
-        <m:oMathParaPr>
-          <m:jc m:val="left"/>
-        </m:oMathParaPr>
-        <m:oMath>
-          <m:r>
-            <w:rPr>
-              <w:rFonts w:ascii="Cambria Math" w:hAnsi="Cambria Math"/>
-              <w:lang w:val="en-US"/>
-            </w:rPr>
-            <m:t>E</m:t>
-          </m:r>
-          <m:d>
-            <m:dPr>
-              <m:begChr m:val="["/>
-              <m:endChr m:val="]"/>
-              <m:ctrlPr>
-                <w:rPr>
-                  <w:rFonts w:ascii="Cambria Math" w:hAnsi="Cambria Math"/>
-                  <w:i/>
-                  <w:lang w:val="en-US"/>
-                </w:rPr>
-              </m:ctrlPr>
-            </m:dPr>
-            <m:e>
-              <m:acc>
-                <m:accPr>
-                  <m:chr m:val="̅"/>
-                  <m:ctrlPr>
-                    <w:rPr>
-                      <w:rFonts w:ascii="Cambria Math" w:hAnsi="Cambria Math"/>
-                      <w:i/>
-                      <w:lang w:val="en-US"/>
-                    </w:rPr>
-                  </m:ctrlPr>
-                </m:accPr>
-                <m:e>
-                  <m:r>
-                    <w:rPr>
-                      <w:rFonts w:ascii="Cambria Math" w:hAnsi="Cambria Math"/>
-                      <w:lang w:val="en-US"/>
-                    </w:rPr>
-                    <m:t>X</m:t>
-                  </m:r>
-                </m:e>
-              </m:acc>
-            </m:e>
-          </m:d>
-          <m:r>
-            <w:rPr>
-              <w:rFonts w:ascii="Cambria Math" w:hAnsi="Cambria Math"/>
-              <w:lang w:val="en-US"/>
-            </w:rPr>
-            <m:t>=E</m:t>
-          </m:r>
-          <m:d>
-            <m:dPr>
-              <m:begChr m:val="["/>
-              <m:endChr m:val="]"/>
-              <m:ctrlPr>
-                <w:rPr>
-                  <w:rFonts w:ascii="Cambria Math" w:hAnsi="Cambria Math"/>
-                  <w:i/>
-                  <w:lang w:val="en-US"/>
-                </w:rPr>
-              </m:ctrlPr>
-            </m:dPr>
-            <m:e>
-              <m:r>
-                <w:rPr>
-                  <w:rFonts w:ascii="Cambria Math" w:hAnsi="Cambria Math"/>
-                  <w:lang w:val="en-US"/>
-                </w:rPr>
-                <m:t>X</m:t>
-              </m:r>
-            </m:e>
-          </m:d>
-        </m:oMath>
-      </m:oMathPara>
-    </w:p>
-    <w:p>
-      <w:pPr>
         <w:rPr>
           <w:lang w:val="en-US"/>
         </w:rPr>
@@ -23448,6 +26302,7 @@
         <w:rPr>
           <w:lang w:val="en-US"/>
         </w:rPr>
+        <w:lastRenderedPageBreak/>
         <w:t>Chứ</w:t>
       </w:r>
       <w:r>
@@ -24324,7 +27179,14 @@
               <w:rFonts w:ascii="Cambria Math" w:hAnsi="Cambria Math"/>
               <w:lang w:val="en-US"/>
             </w:rPr>
-            <m:t>Var[X]+2Cov</m:t>
+            <m:t>Va</m:t>
+          </m:r>
+          <m:r>
+            <w:rPr>
+              <w:rFonts w:ascii="Cambria Math" w:hAnsi="Cambria Math"/>
+              <w:lang w:val="en-US"/>
+            </w:rPr>
+            <m:t>r[X]+2Cov</m:t>
           </m:r>
           <m:d>
             <m:dPr>
@@ -25046,233 +27908,7 @@
         <w:rPr>
           <w:lang w:val="en-US"/>
         </w:rPr>
-        <w:t>Sample</w:t>
-      </w:r>
-      <w:r>
-        <w:rPr>
-          <w:lang w:val="en-US"/>
-        </w:rPr>
-        <w:t xml:space="preserve"> Variance?</w:t>
-      </w:r>
-    </w:p>
-    <w:p>
-      <w:pPr>
-        <w:pStyle w:val="ListParagraph"/>
-        <w:pBdr>
-          <w:top w:val="single" w:sz="4" w:space="1" w:color="auto"/>
-          <w:left w:val="single" w:sz="4" w:space="4" w:color="auto"/>
-          <w:bottom w:val="single" w:sz="4" w:space="1" w:color="auto"/>
-          <w:right w:val="single" w:sz="4" w:space="4" w:color="auto"/>
-        </w:pBdr>
-        <w:ind w:left="1080"/>
-        <w:rPr>
-          <w:lang w:val="en-US"/>
-        </w:rPr>
-      </w:pPr>
-      <m:oMathPara>
-        <m:oMathParaPr>
-          <m:jc m:val="left"/>
-        </m:oMathParaPr>
-        <m:oMath>
-          <m:r>
-            <w:rPr>
-              <w:rFonts w:ascii="Cambria Math" w:hAnsi="Cambria Math"/>
-              <w:lang w:val="en-US"/>
-            </w:rPr>
-            <m:t>Var</m:t>
-          </m:r>
-          <m:d>
-            <m:dPr>
-              <m:begChr m:val="["/>
-              <m:endChr m:val="]"/>
-              <m:ctrlPr>
-                <w:rPr>
-                  <w:rFonts w:ascii="Cambria Math" w:hAnsi="Cambria Math"/>
-                  <w:i/>
-                  <w:lang w:val="en-US"/>
-                </w:rPr>
-              </m:ctrlPr>
-            </m:dPr>
-            <m:e>
-              <m:r>
-                <w:rPr>
-                  <w:rFonts w:ascii="Cambria Math" w:hAnsi="Cambria Math"/>
-                  <w:lang w:val="en-US"/>
-                </w:rPr>
-                <m:t>X</m:t>
-              </m:r>
-            </m:e>
-          </m:d>
-          <m:r>
-            <w:rPr>
-              <w:rFonts w:ascii="Cambria Math" w:hAnsi="Cambria Math"/>
-              <w:lang w:val="en-US"/>
-            </w:rPr>
-            <m:t>=</m:t>
-          </m:r>
-          <m:f>
-            <m:fPr>
-              <m:ctrlPr>
-                <w:rPr>
-                  <w:rFonts w:ascii="Cambria Math" w:hAnsi="Cambria Math"/>
-                  <w:i/>
-                  <w:lang w:val="en-US"/>
-                </w:rPr>
-              </m:ctrlPr>
-            </m:fPr>
-            <m:num>
-              <m:r>
-                <w:rPr>
-                  <w:rFonts w:ascii="Cambria Math" w:hAnsi="Cambria Math"/>
-                  <w:lang w:val="en-US"/>
-                </w:rPr>
-                <m:t>1</m:t>
-              </m:r>
-            </m:num>
-            <m:den>
-              <m:r>
-                <w:rPr>
-                  <w:rFonts w:ascii="Cambria Math" w:hAnsi="Cambria Math"/>
-                  <w:lang w:val="en-US"/>
-                </w:rPr>
-                <m:t>n-1</m:t>
-              </m:r>
-            </m:den>
-          </m:f>
-          <m:nary>
-            <m:naryPr>
-              <m:chr m:val="∑"/>
-              <m:limLoc m:val="undOvr"/>
-              <m:subHide m:val="1"/>
-              <m:supHide m:val="1"/>
-              <m:ctrlPr>
-                <w:rPr>
-                  <w:rFonts w:ascii="Cambria Math" w:hAnsi="Cambria Math"/>
-                  <w:i/>
-                  <w:lang w:val="en-US"/>
-                </w:rPr>
-              </m:ctrlPr>
-            </m:naryPr>
-            <m:sub/>
-            <m:sup/>
-            <m:e>
-              <m:sSup>
-                <m:sSupPr>
-                  <m:ctrlPr>
-                    <w:rPr>
-                      <w:rFonts w:ascii="Cambria Math" w:hAnsi="Cambria Math"/>
-                      <w:i/>
-                      <w:lang w:val="en-US"/>
-                    </w:rPr>
-                  </m:ctrlPr>
-                </m:sSupPr>
-                <m:e>
-                  <m:d>
-                    <m:dPr>
-                      <m:ctrlPr>
-                        <w:rPr>
-                          <w:rFonts w:ascii="Cambria Math" w:hAnsi="Cambria Math"/>
-                          <w:i/>
-                          <w:lang w:val="en-US"/>
-                        </w:rPr>
-                      </m:ctrlPr>
-                    </m:dPr>
-                    <m:e>
-                      <m:r>
-                        <w:rPr>
-                          <w:rFonts w:ascii="Cambria Math" w:hAnsi="Cambria Math"/>
-                          <w:lang w:val="en-US"/>
-                        </w:rPr>
-                        <m:t>x-</m:t>
-                      </m:r>
-                      <m:acc>
-                        <m:accPr>
-                          <m:chr m:val="̅"/>
-                          <m:ctrlPr>
-                            <w:rPr>
-                              <w:rFonts w:ascii="Cambria Math" w:hAnsi="Cambria Math"/>
-                              <w:i/>
-                              <w:lang w:val="en-US"/>
-                            </w:rPr>
-                          </m:ctrlPr>
-                        </m:accPr>
-                        <m:e>
-                          <m:r>
-                            <w:rPr>
-                              <w:rFonts w:ascii="Cambria Math" w:hAnsi="Cambria Math"/>
-                              <w:lang w:val="en-US"/>
-                            </w:rPr>
-                            <m:t>x</m:t>
-                          </m:r>
-                        </m:e>
-                      </m:acc>
-                    </m:e>
-                  </m:d>
-                </m:e>
-                <m:sup>
-                  <m:r>
-                    <w:rPr>
-                      <w:rFonts w:ascii="Cambria Math" w:hAnsi="Cambria Math"/>
-                      <w:lang w:val="en-US"/>
-                    </w:rPr>
-                    <m:t>2</m:t>
-                  </m:r>
-                </m:sup>
-              </m:sSup>
-            </m:e>
-          </m:nary>
-        </m:oMath>
-      </m:oMathPara>
-    </w:p>
-    <w:p>
-      <w:pPr>
-        <w:pStyle w:val="ListParagraph"/>
-        <w:numPr>
-          <w:ilvl w:val="0"/>
-          <w:numId w:val="4"/>
-        </w:numPr>
-        <w:rPr>
-          <w:lang w:val="en-US"/>
-        </w:rPr>
-      </w:pPr>
-      <w:r>
-        <w:rPr>
-          <w:lang w:val="en-US"/>
-        </w:rPr>
-        <w:t>n là số cá thể trong Sample</w:t>
-      </w:r>
-    </w:p>
-    <w:p>
-      <w:pPr>
-        <w:pStyle w:val="ListParagraph"/>
-        <w:numPr>
-          <w:ilvl w:val="0"/>
-          <w:numId w:val="4"/>
-        </w:numPr>
-        <w:rPr>
-          <w:lang w:val="en-US"/>
-        </w:rPr>
-      </w:pPr>
-      <w:r>
-        <w:t>x̄</w:t>
-      </w:r>
-      <w:r>
-        <w:rPr>
-          <w:lang w:val="en-US"/>
-        </w:rPr>
-        <w:t xml:space="preserve"> là </w:t>
-      </w:r>
-      <w:r>
-        <w:rPr>
-          <w:lang w:val="en-US"/>
-        </w:rPr>
-        <w:t>Mean</w:t>
-      </w:r>
-      <w:r>
-        <w:rPr>
-          <w:lang w:val="en-US"/>
-        </w:rPr>
-        <w:t xml:space="preserve"> của Sample</w:t>
+        <w:t>Variance Của 1 Biến Ngẫu Nhiên Dạng Vector Mà Các Phần Tử Của Nó Độc Lập?</w:t>
       </w:r>
     </w:p>
     <w:p>
@@ -25290,2290 +27926,44 @@
         <w:rPr>
           <w:lang w:val="en-US"/>
         </w:rPr>
-        <w:t>Chứ</w:t>
-      </w:r>
-      <w:r>
-        <w:rPr>
-          <w:lang w:val="en-US"/>
-        </w:rPr>
-        <w:t>ng Minh</w:t>
+        <w:t>Bằng tổng Variance của mỗi phần tử</w:t>
       </w:r>
     </w:p>
     <w:p>
       <w:pPr>
         <w:pStyle w:val="ListParagraph"/>
-        <w:pBdr>
-          <w:top w:val="single" w:sz="4" w:space="1" w:color="auto"/>
-          <w:left w:val="single" w:sz="4" w:space="4" w:color="auto"/>
-          <w:bottom w:val="single" w:sz="4" w:space="1" w:color="auto"/>
-          <w:right w:val="single" w:sz="4" w:space="4" w:color="auto"/>
-        </w:pBdr>
-        <w:ind w:left="1080"/>
-        <w:rPr>
-          <w:rFonts w:ascii="Cambria Math" w:hAnsi="Cambria Math"/>
-          <w:lang w:val="en-US"/>
-          <w:oMath/>
-        </w:rPr>
-      </w:pPr>
-      <m:oMathPara>
-        <m:oMathParaPr>
-          <m:jc m:val="left"/>
-        </m:oMathParaPr>
-        <m:oMath>
-          <m:r>
-            <w:rPr>
-              <w:rFonts w:ascii="Cambria Math" w:hAnsi="Cambria Math"/>
-              <w:lang w:val="en-US"/>
-            </w:rPr>
-            <m:t>E</m:t>
-          </m:r>
-          <m:d>
-            <m:dPr>
-              <m:begChr m:val="["/>
-              <m:endChr m:val="]"/>
-              <m:ctrlPr>
-                <w:rPr>
-                  <w:rFonts w:ascii="Cambria Math" w:hAnsi="Cambria Math"/>
-                  <w:i/>
-                  <w:lang w:val="en-US"/>
-                </w:rPr>
-              </m:ctrlPr>
-            </m:dPr>
-            <m:e>
-              <m:f>
-                <m:fPr>
-                  <m:ctrlPr>
-                    <w:rPr>
-                      <w:rFonts w:ascii="Cambria Math" w:hAnsi="Cambria Math"/>
-                      <w:i/>
-                      <w:lang w:val="en-US"/>
-                    </w:rPr>
-                  </m:ctrlPr>
-                </m:fPr>
-                <m:num>
-                  <m:r>
-                    <w:rPr>
-                      <w:rFonts w:ascii="Cambria Math" w:hAnsi="Cambria Math"/>
-                      <w:lang w:val="en-US"/>
-                    </w:rPr>
-                    <m:t>1</m:t>
-                  </m:r>
-                </m:num>
-                <m:den>
-                  <m:r>
-                    <w:rPr>
-                      <w:rFonts w:ascii="Cambria Math" w:hAnsi="Cambria Math"/>
-                      <w:lang w:val="en-US"/>
-                    </w:rPr>
-                    <m:t>n-1</m:t>
-                  </m:r>
-                </m:den>
-              </m:f>
-              <m:nary>
-                <m:naryPr>
-                  <m:chr m:val="∑"/>
-                  <m:limLoc m:val="undOvr"/>
-                  <m:subHide m:val="1"/>
-                  <m:supHide m:val="1"/>
-                  <m:ctrlPr>
-                    <w:rPr>
-                      <w:rFonts w:ascii="Cambria Math" w:hAnsi="Cambria Math"/>
-                      <w:i/>
-                      <w:lang w:val="en-US"/>
-                    </w:rPr>
-                  </m:ctrlPr>
-                </m:naryPr>
-                <m:sub/>
-                <m:sup/>
-                <m:e>
-                  <m:sSup>
-                    <m:sSupPr>
-                      <m:ctrlPr>
-                        <w:rPr>
-                          <w:rFonts w:ascii="Cambria Math" w:hAnsi="Cambria Math"/>
-                          <w:i/>
-                          <w:lang w:val="en-US"/>
-                        </w:rPr>
-                      </m:ctrlPr>
-                    </m:sSupPr>
-                    <m:e>
-                      <m:d>
-                        <m:dPr>
-                          <m:ctrlPr>
-                            <w:rPr>
-                              <w:rFonts w:ascii="Cambria Math" w:hAnsi="Cambria Math"/>
-                              <w:i/>
-                              <w:lang w:val="en-US"/>
-                            </w:rPr>
-                          </m:ctrlPr>
-                        </m:dPr>
-                        <m:e>
-                          <m:r>
-                            <w:rPr>
-                              <w:rFonts w:ascii="Cambria Math" w:hAnsi="Cambria Math"/>
-                              <w:lang w:val="en-US"/>
-                            </w:rPr>
-                            <m:t>x-</m:t>
-                          </m:r>
-                          <m:acc>
-                            <m:accPr>
-                              <m:chr m:val="̅"/>
-                              <m:ctrlPr>
-                                <w:rPr>
-                                  <w:rFonts w:ascii="Cambria Math" w:hAnsi="Cambria Math"/>
-                                  <w:i/>
-                                  <w:lang w:val="en-US"/>
-                                </w:rPr>
-                              </m:ctrlPr>
-                            </m:accPr>
-                            <m:e>
-                              <m:r>
-                                <w:rPr>
-                                  <w:rFonts w:ascii="Cambria Math" w:hAnsi="Cambria Math"/>
-                                  <w:lang w:val="en-US"/>
-                                </w:rPr>
-                                <m:t>x</m:t>
-                              </m:r>
-                            </m:e>
-                          </m:acc>
-                        </m:e>
-                      </m:d>
-                    </m:e>
-                    <m:sup>
-                      <m:r>
-                        <w:rPr>
-                          <w:rFonts w:ascii="Cambria Math" w:hAnsi="Cambria Math"/>
-                          <w:lang w:val="en-US"/>
-                        </w:rPr>
-                        <m:t>2</m:t>
-                      </m:r>
-                    </m:sup>
-                  </m:sSup>
-                </m:e>
-              </m:nary>
-            </m:e>
-          </m:d>
-          <m:r>
-            <w:rPr>
-              <w:rFonts w:ascii="Cambria Math" w:hAnsi="Cambria Math"/>
-              <w:lang w:val="en-US"/>
-            </w:rPr>
-            <m:t>=</m:t>
-          </m:r>
-          <m:f>
-            <m:fPr>
-              <m:ctrlPr>
-                <w:rPr>
-                  <w:rFonts w:ascii="Cambria Math" w:hAnsi="Cambria Math"/>
-                  <w:i/>
-                  <w:lang w:val="en-US"/>
-                </w:rPr>
-              </m:ctrlPr>
-            </m:fPr>
-            <m:num>
-              <m:r>
-                <w:rPr>
-                  <w:rFonts w:ascii="Cambria Math" w:hAnsi="Cambria Math"/>
-                  <w:lang w:val="en-US"/>
-                </w:rPr>
-                <m:t>1</m:t>
-              </m:r>
-            </m:num>
-            <m:den>
-              <m:r>
-                <w:rPr>
-                  <w:rFonts w:ascii="Cambria Math" w:hAnsi="Cambria Math"/>
-                  <w:lang w:val="en-US"/>
-                </w:rPr>
-                <m:t>n-1</m:t>
-              </m:r>
-            </m:den>
-          </m:f>
-          <m:r>
-            <w:rPr>
-              <w:rFonts w:ascii="Cambria Math" w:hAnsi="Cambria Math"/>
-              <w:lang w:val="en-US"/>
-            </w:rPr>
-            <m:t>E</m:t>
-          </m:r>
-          <m:d>
-            <m:dPr>
-              <m:begChr m:val="["/>
-              <m:endChr m:val="]"/>
-              <m:ctrlPr>
-                <w:rPr>
-                  <w:rFonts w:ascii="Cambria Math" w:hAnsi="Cambria Math"/>
-                  <w:i/>
-                  <w:lang w:val="en-US"/>
-                </w:rPr>
-              </m:ctrlPr>
-            </m:dPr>
-            <m:e>
-              <m:nary>
-                <m:naryPr>
-                  <m:chr m:val="∑"/>
-                  <m:limLoc m:val="undOvr"/>
-                  <m:subHide m:val="1"/>
-                  <m:supHide m:val="1"/>
-                  <m:ctrlPr>
-                    <w:rPr>
-                      <w:rFonts w:ascii="Cambria Math" w:hAnsi="Cambria Math"/>
-                      <w:i/>
-                      <w:lang w:val="en-US"/>
-                    </w:rPr>
-                  </m:ctrlPr>
-                </m:naryPr>
-                <m:sub/>
-                <m:sup/>
-                <m:e>
-                  <m:sSup>
-                    <m:sSupPr>
-                      <m:ctrlPr>
-                        <w:rPr>
-                          <w:rFonts w:ascii="Cambria Math" w:hAnsi="Cambria Math"/>
-                          <w:i/>
-                          <w:lang w:val="en-US"/>
-                        </w:rPr>
-                      </m:ctrlPr>
-                    </m:sSupPr>
-                    <m:e>
-                      <m:d>
-                        <m:dPr>
-                          <m:ctrlPr>
-                            <w:rPr>
-                              <w:rFonts w:ascii="Cambria Math" w:hAnsi="Cambria Math"/>
-                              <w:i/>
-                              <w:lang w:val="en-US"/>
-                            </w:rPr>
-                          </m:ctrlPr>
-                        </m:dPr>
-                        <m:e>
-                          <m:r>
-                            <w:rPr>
-                              <w:rFonts w:ascii="Cambria Math" w:hAnsi="Cambria Math"/>
-                              <w:lang w:val="en-US"/>
-                            </w:rPr>
-                            <m:t>x-</m:t>
-                          </m:r>
-                          <m:acc>
-                            <m:accPr>
-                              <m:chr m:val="̅"/>
-                              <m:ctrlPr>
-                                <w:rPr>
-                                  <w:rFonts w:ascii="Cambria Math" w:hAnsi="Cambria Math"/>
-                                  <w:i/>
-                                  <w:lang w:val="en-US"/>
-                                </w:rPr>
-                              </m:ctrlPr>
-                            </m:accPr>
-                            <m:e>
-                              <m:r>
-                                <w:rPr>
-                                  <w:rFonts w:ascii="Cambria Math" w:hAnsi="Cambria Math"/>
-                                  <w:lang w:val="en-US"/>
-                                </w:rPr>
-                                <m:t>x</m:t>
-                              </m:r>
-                            </m:e>
-                          </m:acc>
-                        </m:e>
-                      </m:d>
-                    </m:e>
-                    <m:sup>
-                      <m:r>
-                        <w:rPr>
-                          <w:rFonts w:ascii="Cambria Math" w:hAnsi="Cambria Math"/>
-                          <w:lang w:val="en-US"/>
-                        </w:rPr>
-                        <m:t>2</m:t>
-                      </m:r>
-                    </m:sup>
-                  </m:sSup>
-                </m:e>
-              </m:nary>
-            </m:e>
-          </m:d>
-          <m:r>
-            <w:rPr>
-              <w:rFonts w:ascii="Cambria Math" w:hAnsi="Cambria Math"/>
-              <w:lang w:val="en-US"/>
-            </w:rPr>
-            <m:t>=</m:t>
-          </m:r>
-          <m:f>
-            <m:fPr>
-              <m:ctrlPr>
-                <w:rPr>
-                  <w:rFonts w:ascii="Cambria Math" w:hAnsi="Cambria Math"/>
-                  <w:i/>
-                  <w:lang w:val="en-US"/>
-                </w:rPr>
-              </m:ctrlPr>
-            </m:fPr>
-            <m:num>
-              <m:r>
-                <w:rPr>
-                  <w:rFonts w:ascii="Cambria Math" w:hAnsi="Cambria Math"/>
-                  <w:lang w:val="en-US"/>
-                </w:rPr>
-                <m:t>1</m:t>
-              </m:r>
-            </m:num>
-            <m:den>
-              <m:r>
-                <w:rPr>
-                  <w:rFonts w:ascii="Cambria Math" w:hAnsi="Cambria Math"/>
-                  <w:lang w:val="en-US"/>
-                </w:rPr>
-                <m:t>n-1</m:t>
-              </m:r>
-            </m:den>
-          </m:f>
-          <m:r>
-            <w:rPr>
-              <w:rFonts w:ascii="Cambria Math" w:hAnsi="Cambria Math"/>
-              <w:lang w:val="en-US"/>
-            </w:rPr>
-            <m:t>E</m:t>
-          </m:r>
-          <m:d>
-            <m:dPr>
-              <m:begChr m:val="["/>
-              <m:endChr m:val="]"/>
-              <m:ctrlPr>
-                <w:rPr>
-                  <w:rFonts w:ascii="Cambria Math" w:hAnsi="Cambria Math"/>
-                  <w:i/>
-                  <w:lang w:val="en-US"/>
-                </w:rPr>
-              </m:ctrlPr>
-            </m:dPr>
-            <m:e>
-              <m:nary>
-                <m:naryPr>
-                  <m:chr m:val="∑"/>
-                  <m:limLoc m:val="undOvr"/>
-                  <m:subHide m:val="1"/>
-                  <m:supHide m:val="1"/>
-                  <m:ctrlPr>
-                    <w:rPr>
-                      <w:rFonts w:ascii="Cambria Math" w:hAnsi="Cambria Math"/>
-                      <w:i/>
-                      <w:lang w:val="en-US"/>
-                    </w:rPr>
-                  </m:ctrlPr>
-                </m:naryPr>
-                <m:sub/>
-                <m:sup/>
-                <m:e>
-                  <m:sSup>
-                    <m:sSupPr>
-                      <m:ctrlPr>
-                        <w:rPr>
-                          <w:rFonts w:ascii="Cambria Math" w:hAnsi="Cambria Math"/>
-                          <w:i/>
-                          <w:lang w:val="en-US"/>
-                        </w:rPr>
-                      </m:ctrlPr>
-                    </m:sSupPr>
-                    <m:e>
-                      <m:d>
-                        <m:dPr>
-                          <m:ctrlPr>
-                            <w:rPr>
-                              <w:rFonts w:ascii="Cambria Math" w:hAnsi="Cambria Math"/>
-                              <w:i/>
-                              <w:lang w:val="en-US"/>
-                            </w:rPr>
-                          </m:ctrlPr>
-                        </m:dPr>
-                        <m:e>
-                          <m:r>
-                            <w:rPr>
-                              <w:rFonts w:ascii="Cambria Math" w:hAnsi="Cambria Math"/>
-                              <w:lang w:val="en-US"/>
-                            </w:rPr>
-                            <m:t>x-</m:t>
-                          </m:r>
-                          <m:f>
-                            <m:fPr>
-                              <m:ctrlPr>
-                                <w:rPr>
-                                  <w:rFonts w:ascii="Cambria Math" w:hAnsi="Cambria Math"/>
-                                  <w:i/>
-                                  <w:lang w:val="en-US"/>
-                                </w:rPr>
-                              </m:ctrlPr>
-                            </m:fPr>
-                            <m:num>
-                              <m:nary>
-                                <m:naryPr>
-                                  <m:chr m:val="∑"/>
-                                  <m:limLoc m:val="undOvr"/>
-                                  <m:subHide m:val="1"/>
-                                  <m:supHide m:val="1"/>
-                                  <m:ctrlPr>
-                                    <w:rPr>
-                                      <w:rFonts w:ascii="Cambria Math" w:hAnsi="Cambria Math"/>
-                                      <w:i/>
-                                      <w:lang w:val="en-US"/>
-                                    </w:rPr>
-                                  </m:ctrlPr>
-                                </m:naryPr>
-                                <m:sub/>
-                                <m:sup/>
-                                <m:e>
-                                  <m:r>
-                                    <w:rPr>
-                                      <w:rFonts w:ascii="Cambria Math" w:hAnsi="Cambria Math"/>
-                                      <w:lang w:val="en-US"/>
-                                    </w:rPr>
-                                    <m:t>x</m:t>
-                                  </m:r>
-                                </m:e>
-                              </m:nary>
-                            </m:num>
-                            <m:den>
-                              <m:r>
-                                <w:rPr>
-                                  <w:rFonts w:ascii="Cambria Math" w:hAnsi="Cambria Math"/>
-                                  <w:lang w:val="en-US"/>
-                                </w:rPr>
-                                <m:t>n</m:t>
-                              </m:r>
-                            </m:den>
-                          </m:f>
-                        </m:e>
-                      </m:d>
-                    </m:e>
-                    <m:sup>
-                      <m:r>
-                        <w:rPr>
-                          <w:rFonts w:ascii="Cambria Math" w:hAnsi="Cambria Math"/>
-                          <w:lang w:val="en-US"/>
-                        </w:rPr>
-                        <m:t>2</m:t>
-                      </m:r>
-                    </m:sup>
-                  </m:sSup>
-                </m:e>
-              </m:nary>
-            </m:e>
-          </m:d>
-          <m:r>
-            <w:rPr>
-              <w:rFonts w:ascii="Cambria Math" w:hAnsi="Cambria Math"/>
-              <w:lang w:val="en-US"/>
-            </w:rPr>
-            <m:t>=</m:t>
-          </m:r>
-        </m:oMath>
-      </m:oMathPara>
-    </w:p>
-    <w:p>
-      <w:pPr>
-        <w:pStyle w:val="ListParagraph"/>
-        <w:pBdr>
-          <w:top w:val="single" w:sz="4" w:space="1" w:color="auto"/>
-          <w:left w:val="single" w:sz="4" w:space="4" w:color="auto"/>
-          <w:bottom w:val="single" w:sz="4" w:space="1" w:color="auto"/>
-          <w:right w:val="single" w:sz="4" w:space="4" w:color="auto"/>
-        </w:pBdr>
-        <w:ind w:left="1080"/>
-        <w:rPr>
-          <w:rFonts w:eastAsiaTheme="minorEastAsia"/>
-          <w:lang w:val="en-US"/>
-        </w:rPr>
-      </w:pPr>
-      <m:oMathPara>
-        <m:oMathParaPr>
-          <m:jc m:val="left"/>
-        </m:oMathParaPr>
-        <m:oMath>
-          <m:f>
-            <m:fPr>
-              <m:ctrlPr>
-                <w:rPr>
-                  <w:rFonts w:ascii="Cambria Math" w:hAnsi="Cambria Math"/>
-                  <w:i/>
-                  <w:lang w:val="en-US"/>
-                </w:rPr>
-              </m:ctrlPr>
-            </m:fPr>
-            <m:num>
-              <m:r>
-                <w:rPr>
-                  <w:rFonts w:ascii="Cambria Math" w:hAnsi="Cambria Math"/>
-                  <w:lang w:val="en-US"/>
-                </w:rPr>
-                <m:t>1</m:t>
-              </m:r>
-            </m:num>
-            <m:den>
-              <m:r>
-                <w:rPr>
-                  <w:rFonts w:ascii="Cambria Math" w:hAnsi="Cambria Math"/>
-                  <w:lang w:val="en-US"/>
-                </w:rPr>
-                <m:t>n-1</m:t>
-              </m:r>
-            </m:den>
-          </m:f>
-          <m:r>
-            <w:rPr>
-              <w:rFonts w:ascii="Cambria Math" w:hAnsi="Cambria Math"/>
-              <w:lang w:val="en-US"/>
-            </w:rPr>
-            <m:t>E</m:t>
-          </m:r>
-          <m:d>
-            <m:dPr>
-              <m:begChr m:val="["/>
-              <m:endChr m:val="]"/>
-              <m:ctrlPr>
-                <w:rPr>
-                  <w:rFonts w:ascii="Cambria Math" w:hAnsi="Cambria Math"/>
-                  <w:i/>
-                  <w:lang w:val="en-US"/>
-                </w:rPr>
-              </m:ctrlPr>
-            </m:dPr>
-            <m:e>
-              <m:nary>
-                <m:naryPr>
-                  <m:chr m:val="∑"/>
-                  <m:limLoc m:val="undOvr"/>
-                  <m:subHide m:val="1"/>
-                  <m:supHide m:val="1"/>
-                  <m:ctrlPr>
-                    <w:rPr>
-                      <w:rFonts w:ascii="Cambria Math" w:hAnsi="Cambria Math"/>
-                      <w:i/>
-                      <w:lang w:val="en-US"/>
-                    </w:rPr>
-                  </m:ctrlPr>
-                </m:naryPr>
-                <m:sub/>
-                <m:sup/>
-                <m:e>
-                  <m:d>
-                    <m:dPr>
-                      <m:ctrlPr>
-                        <w:rPr>
-                          <w:rFonts w:ascii="Cambria Math" w:hAnsi="Cambria Math"/>
-                          <w:i/>
-                          <w:lang w:val="en-US"/>
-                        </w:rPr>
-                      </m:ctrlPr>
-                    </m:dPr>
-                    <m:e>
-                      <m:sSup>
-                        <m:sSupPr>
-                          <m:ctrlPr>
-                            <w:rPr>
-                              <w:rFonts w:ascii="Cambria Math" w:hAnsi="Cambria Math"/>
-                              <w:i/>
-                              <w:lang w:val="en-US"/>
-                            </w:rPr>
-                          </m:ctrlPr>
-                        </m:sSupPr>
-                        <m:e>
-                          <m:r>
-                            <w:rPr>
-                              <w:rFonts w:ascii="Cambria Math" w:hAnsi="Cambria Math"/>
-                              <w:lang w:val="en-US"/>
-                            </w:rPr>
-                            <m:t>x</m:t>
-                          </m:r>
-                        </m:e>
-                        <m:sup>
-                          <m:r>
-                            <w:rPr>
-                              <w:rFonts w:ascii="Cambria Math" w:hAnsi="Cambria Math"/>
-                              <w:lang w:val="en-US"/>
-                            </w:rPr>
-                            <m:t>2</m:t>
-                          </m:r>
-                        </m:sup>
-                      </m:sSup>
-                      <m:r>
-                        <w:rPr>
-                          <w:rFonts w:ascii="Cambria Math" w:hAnsi="Cambria Math"/>
-                          <w:lang w:val="en-US"/>
-                        </w:rPr>
-                        <m:t>-</m:t>
-                      </m:r>
-                      <m:f>
-                        <m:fPr>
-                          <m:ctrlPr>
-                            <w:rPr>
-                              <w:rFonts w:ascii="Cambria Math" w:hAnsi="Cambria Math"/>
-                              <w:i/>
-                              <w:lang w:val="en-US"/>
-                            </w:rPr>
-                          </m:ctrlPr>
-                        </m:fPr>
-                        <m:num>
-                          <m:r>
-                            <w:rPr>
-                              <w:rFonts w:ascii="Cambria Math" w:hAnsi="Cambria Math"/>
-                              <w:lang w:val="en-US"/>
-                            </w:rPr>
-                            <m:t>2</m:t>
-                          </m:r>
-                        </m:num>
-                        <m:den>
-                          <m:r>
-                            <w:rPr>
-                              <w:rFonts w:ascii="Cambria Math" w:hAnsi="Cambria Math"/>
-                              <w:lang w:val="en-US"/>
-                            </w:rPr>
-                            <m:t>n</m:t>
-                          </m:r>
-                        </m:den>
-                      </m:f>
-                      <m:r>
-                        <w:rPr>
-                          <w:rFonts w:ascii="Cambria Math" w:hAnsi="Cambria Math"/>
-                          <w:lang w:val="en-US"/>
-                        </w:rPr>
-                        <m:t>x</m:t>
-                      </m:r>
-                      <m:nary>
-                        <m:naryPr>
-                          <m:chr m:val="∑"/>
-                          <m:limLoc m:val="undOvr"/>
-                          <m:subHide m:val="1"/>
-                          <m:supHide m:val="1"/>
-                          <m:ctrlPr>
-                            <w:rPr>
-                              <w:rFonts w:ascii="Cambria Math" w:hAnsi="Cambria Math"/>
-                              <w:i/>
-                              <w:lang w:val="en-US"/>
-                            </w:rPr>
-                          </m:ctrlPr>
-                        </m:naryPr>
-                        <m:sub/>
-                        <m:sup/>
-                        <m:e>
-                          <m:r>
-                            <w:rPr>
-                              <w:rFonts w:ascii="Cambria Math" w:hAnsi="Cambria Math"/>
-                              <w:lang w:val="en-US"/>
-                            </w:rPr>
-                            <m:t>x</m:t>
-                          </m:r>
-                        </m:e>
-                      </m:nary>
-                      <m:r>
-                        <w:rPr>
-                          <w:rFonts w:ascii="Cambria Math" w:hAnsi="Cambria Math"/>
-                          <w:lang w:val="en-US"/>
-                        </w:rPr>
-                        <m:t>+</m:t>
-                      </m:r>
-                      <m:sSup>
-                        <m:sSupPr>
-                          <m:ctrlPr>
-                            <w:rPr>
-                              <w:rFonts w:ascii="Cambria Math" w:hAnsi="Cambria Math"/>
-                              <w:i/>
-                              <w:lang w:val="en-US"/>
-                            </w:rPr>
-                          </m:ctrlPr>
-                        </m:sSupPr>
-                        <m:e>
-                          <m:d>
-                            <m:dPr>
-                              <m:ctrlPr>
-                                <w:rPr>
-                                  <w:rFonts w:ascii="Cambria Math" w:hAnsi="Cambria Math"/>
-                                  <w:i/>
-                                  <w:lang w:val="en-US"/>
-                                </w:rPr>
-                              </m:ctrlPr>
-                            </m:dPr>
-                            <m:e>
-                              <m:f>
-                                <m:fPr>
-                                  <m:ctrlPr>
-                                    <w:rPr>
-                                      <w:rFonts w:ascii="Cambria Math" w:hAnsi="Cambria Math"/>
-                                      <w:i/>
-                                      <w:lang w:val="en-US"/>
-                                    </w:rPr>
-                                  </m:ctrlPr>
-                                </m:fPr>
-                                <m:num>
-                                  <m:nary>
-                                    <m:naryPr>
-                                      <m:chr m:val="∑"/>
-                                      <m:limLoc m:val="undOvr"/>
-                                      <m:subHide m:val="1"/>
-                                      <m:supHide m:val="1"/>
-                                      <m:ctrlPr>
-                                        <w:rPr>
-                                          <w:rFonts w:ascii="Cambria Math" w:hAnsi="Cambria Math"/>
-                                          <w:i/>
-                                          <w:lang w:val="en-US"/>
-                                        </w:rPr>
-                                      </m:ctrlPr>
-                                    </m:naryPr>
-                                    <m:sub/>
-                                    <m:sup/>
-                                    <m:e>
-                                      <m:r>
-                                        <w:rPr>
-                                          <w:rFonts w:ascii="Cambria Math" w:hAnsi="Cambria Math"/>
-                                          <w:lang w:val="en-US"/>
-                                        </w:rPr>
-                                        <m:t>x</m:t>
-                                      </m:r>
-                                    </m:e>
-                                  </m:nary>
-                                </m:num>
-                                <m:den>
-                                  <m:r>
-                                    <w:rPr>
-                                      <w:rFonts w:ascii="Cambria Math" w:hAnsi="Cambria Math"/>
-                                      <w:lang w:val="en-US"/>
-                                    </w:rPr>
-                                    <m:t>n</m:t>
-                                  </m:r>
-                                </m:den>
-                              </m:f>
-                            </m:e>
-                          </m:d>
-                        </m:e>
-                        <m:sup>
-                          <m:r>
-                            <w:rPr>
-                              <w:rFonts w:ascii="Cambria Math" w:hAnsi="Cambria Math"/>
-                              <w:lang w:val="en-US"/>
-                            </w:rPr>
-                            <m:t>2</m:t>
-                          </m:r>
-                        </m:sup>
-                      </m:sSup>
-                    </m:e>
-                  </m:d>
-                </m:e>
-              </m:nary>
-            </m:e>
-          </m:d>
-          <m:r>
-            <w:rPr>
-              <w:rFonts w:ascii="Cambria Math" w:hAnsi="Cambria Math"/>
-              <w:lang w:val="en-US"/>
-            </w:rPr>
-            <m:t>=</m:t>
-          </m:r>
-        </m:oMath>
-      </m:oMathPara>
-    </w:p>
-    <w:p>
-      <w:pPr>
-        <w:pStyle w:val="ListParagraph"/>
-        <w:pBdr>
-          <w:top w:val="single" w:sz="4" w:space="1" w:color="auto"/>
-          <w:left w:val="single" w:sz="4" w:space="4" w:color="auto"/>
-          <w:bottom w:val="single" w:sz="4" w:space="1" w:color="auto"/>
-          <w:right w:val="single" w:sz="4" w:space="4" w:color="auto"/>
-        </w:pBdr>
-        <w:ind w:left="1080"/>
-        <w:rPr>
-          <w:rFonts w:ascii="Cambria Math" w:hAnsi="Cambria Math"/>
-          <w:lang w:val="en-US"/>
-          <w:oMath/>
-        </w:rPr>
-      </w:pPr>
-      <m:oMathPara>
-        <m:oMathParaPr>
-          <m:jc m:val="left"/>
-        </m:oMathParaPr>
-        <m:oMath>
-          <m:f>
-            <m:fPr>
-              <m:ctrlPr>
-                <w:rPr>
-                  <w:rFonts w:ascii="Cambria Math" w:hAnsi="Cambria Math"/>
-                  <w:i/>
-                  <w:lang w:val="en-US"/>
-                </w:rPr>
-              </m:ctrlPr>
-            </m:fPr>
-            <m:num>
-              <m:r>
-                <w:rPr>
-                  <w:rFonts w:ascii="Cambria Math" w:hAnsi="Cambria Math"/>
-                  <w:lang w:val="en-US"/>
-                </w:rPr>
-                <m:t>1</m:t>
-              </m:r>
-            </m:num>
-            <m:den>
-              <m:r>
-                <w:rPr>
-                  <w:rFonts w:ascii="Cambria Math" w:hAnsi="Cambria Math"/>
-                  <w:lang w:val="en-US"/>
-                </w:rPr>
-                <m:t>n-1</m:t>
-              </m:r>
-            </m:den>
-          </m:f>
-          <m:d>
-            <m:dPr>
-              <m:ctrlPr>
-                <w:rPr>
-                  <w:rFonts w:ascii="Cambria Math" w:hAnsi="Cambria Math"/>
-                  <w:i/>
-                  <w:lang w:val="en-US"/>
-                </w:rPr>
-              </m:ctrlPr>
-            </m:dPr>
-            <m:e>
-              <m:r>
-                <w:rPr>
-                  <w:rFonts w:ascii="Cambria Math" w:hAnsi="Cambria Math"/>
-                  <w:lang w:val="en-US"/>
-                </w:rPr>
-                <m:t>E</m:t>
-              </m:r>
-              <m:d>
-                <m:dPr>
-                  <m:begChr m:val="["/>
-                  <m:endChr m:val="]"/>
-                  <m:ctrlPr>
-                    <w:rPr>
-                      <w:rFonts w:ascii="Cambria Math" w:hAnsi="Cambria Math"/>
-                      <w:i/>
-                      <w:lang w:val="en-US"/>
-                    </w:rPr>
-                  </m:ctrlPr>
-                </m:dPr>
-                <m:e>
-                  <m:nary>
-                    <m:naryPr>
-                      <m:chr m:val="∑"/>
-                      <m:limLoc m:val="undOvr"/>
-                      <m:subHide m:val="1"/>
-                      <m:supHide m:val="1"/>
-                      <m:ctrlPr>
-                        <w:rPr>
-                          <w:rFonts w:ascii="Cambria Math" w:hAnsi="Cambria Math"/>
-                          <w:i/>
-                          <w:lang w:val="en-US"/>
-                        </w:rPr>
-                      </m:ctrlPr>
-                    </m:naryPr>
-                    <m:sub/>
-                    <m:sup/>
-                    <m:e>
-                      <m:sSup>
-                        <m:sSupPr>
-                          <m:ctrlPr>
-                            <w:rPr>
-                              <w:rFonts w:ascii="Cambria Math" w:hAnsi="Cambria Math"/>
-                              <w:i/>
-                              <w:lang w:val="en-US"/>
-                            </w:rPr>
-                          </m:ctrlPr>
-                        </m:sSupPr>
-                        <m:e>
-                          <m:r>
-                            <w:rPr>
-                              <w:rFonts w:ascii="Cambria Math" w:hAnsi="Cambria Math"/>
-                              <w:lang w:val="en-US"/>
-                            </w:rPr>
-                            <m:t>x</m:t>
-                          </m:r>
-                        </m:e>
-                        <m:sup>
-                          <m:r>
-                            <w:rPr>
-                              <w:rFonts w:ascii="Cambria Math" w:hAnsi="Cambria Math"/>
-                              <w:lang w:val="en-US"/>
-                            </w:rPr>
-                            <m:t>2</m:t>
-                          </m:r>
-                        </m:sup>
-                      </m:sSup>
-                    </m:e>
-                  </m:nary>
-                </m:e>
-              </m:d>
-              <m:r>
-                <w:rPr>
-                  <w:rFonts w:ascii="Cambria Math" w:hAnsi="Cambria Math"/>
-                  <w:lang w:val="en-US"/>
-                </w:rPr>
-                <m:t>-</m:t>
-              </m:r>
-              <m:f>
-                <m:fPr>
-                  <m:ctrlPr>
-                    <w:rPr>
-                      <w:rFonts w:ascii="Cambria Math" w:hAnsi="Cambria Math"/>
-                      <w:i/>
-                      <w:lang w:val="en-US"/>
-                    </w:rPr>
-                  </m:ctrlPr>
-                </m:fPr>
-                <m:num>
-                  <m:r>
-                    <w:rPr>
-                      <w:rFonts w:ascii="Cambria Math" w:hAnsi="Cambria Math"/>
-                      <w:lang w:val="en-US"/>
-                    </w:rPr>
-                    <m:t>2</m:t>
-                  </m:r>
-                </m:num>
-                <m:den>
-                  <m:r>
-                    <w:rPr>
-                      <w:rFonts w:ascii="Cambria Math" w:hAnsi="Cambria Math"/>
-                      <w:lang w:val="en-US"/>
-                    </w:rPr>
-                    <m:t>n</m:t>
-                  </m:r>
-                </m:den>
-              </m:f>
-              <m:r>
-                <w:rPr>
-                  <w:rFonts w:ascii="Cambria Math" w:hAnsi="Cambria Math"/>
-                  <w:lang w:val="en-US"/>
-                </w:rPr>
-                <m:t>E</m:t>
-              </m:r>
-              <m:d>
-                <m:dPr>
-                  <m:begChr m:val="["/>
-                  <m:endChr m:val="]"/>
-                  <m:ctrlPr>
-                    <w:rPr>
-                      <w:rFonts w:ascii="Cambria Math" w:hAnsi="Cambria Math"/>
-                      <w:i/>
-                      <w:lang w:val="en-US"/>
-                    </w:rPr>
-                  </m:ctrlPr>
-                </m:dPr>
-                <m:e>
-                  <m:nary>
-                    <m:naryPr>
-                      <m:chr m:val="∑"/>
-                      <m:limLoc m:val="undOvr"/>
-                      <m:subHide m:val="1"/>
-                      <m:supHide m:val="1"/>
-                      <m:ctrlPr>
-                        <w:rPr>
-                          <w:rFonts w:ascii="Cambria Math" w:hAnsi="Cambria Math"/>
-                          <w:i/>
-                          <w:lang w:val="en-US"/>
-                        </w:rPr>
-                      </m:ctrlPr>
-                    </m:naryPr>
-                    <m:sub/>
-                    <m:sup/>
-                    <m:e>
-                      <m:r>
-                        <w:rPr>
-                          <w:rFonts w:ascii="Cambria Math" w:hAnsi="Cambria Math"/>
-                          <w:lang w:val="en-US"/>
-                        </w:rPr>
-                        <m:t>x</m:t>
-                      </m:r>
-                    </m:e>
-                  </m:nary>
-                  <m:nary>
-                    <m:naryPr>
-                      <m:chr m:val="∑"/>
-                      <m:limLoc m:val="undOvr"/>
-                      <m:subHide m:val="1"/>
-                      <m:supHide m:val="1"/>
-                      <m:ctrlPr>
-                        <w:rPr>
-                          <w:rFonts w:ascii="Cambria Math" w:hAnsi="Cambria Math"/>
-                          <w:i/>
-                          <w:lang w:val="en-US"/>
-                        </w:rPr>
-                      </m:ctrlPr>
-                    </m:naryPr>
-                    <m:sub/>
-                    <m:sup/>
-                    <m:e>
-                      <m:r>
-                        <w:rPr>
-                          <w:rFonts w:ascii="Cambria Math" w:hAnsi="Cambria Math"/>
-                          <w:lang w:val="en-US"/>
-                        </w:rPr>
-                        <m:t>x</m:t>
-                      </m:r>
-                    </m:e>
-                  </m:nary>
-                </m:e>
-              </m:d>
-              <m:r>
-                <w:rPr>
-                  <w:rFonts w:ascii="Cambria Math" w:hAnsi="Cambria Math"/>
-                  <w:lang w:val="en-US"/>
-                </w:rPr>
-                <m:t>+</m:t>
-              </m:r>
-              <m:f>
-                <m:fPr>
-                  <m:ctrlPr>
-                    <w:rPr>
-                      <w:rFonts w:ascii="Cambria Math" w:hAnsi="Cambria Math"/>
-                      <w:i/>
-                      <w:lang w:val="en-US"/>
-                    </w:rPr>
-                  </m:ctrlPr>
-                </m:fPr>
-                <m:num>
-                  <m:r>
-                    <w:rPr>
-                      <w:rFonts w:ascii="Cambria Math" w:hAnsi="Cambria Math"/>
-                      <w:lang w:val="en-US"/>
-                    </w:rPr>
-                    <m:t>1</m:t>
-                  </m:r>
-                </m:num>
-                <m:den>
-                  <m:sSup>
-                    <m:sSupPr>
-                      <m:ctrlPr>
-                        <w:rPr>
-                          <w:rFonts w:ascii="Cambria Math" w:hAnsi="Cambria Math"/>
-                          <w:i/>
-                          <w:lang w:val="en-US"/>
-                        </w:rPr>
-                      </m:ctrlPr>
-                    </m:sSupPr>
-                    <m:e>
-                      <m:r>
-                        <w:rPr>
-                          <w:rFonts w:ascii="Cambria Math" w:hAnsi="Cambria Math"/>
-                          <w:lang w:val="en-US"/>
-                        </w:rPr>
-                        <m:t>n</m:t>
-                      </m:r>
-                    </m:e>
-                    <m:sup>
-                      <m:r>
-                        <w:rPr>
-                          <w:rFonts w:ascii="Cambria Math" w:hAnsi="Cambria Math"/>
-                          <w:lang w:val="en-US"/>
-                        </w:rPr>
-                        <m:t>2</m:t>
-                      </m:r>
-                    </m:sup>
-                  </m:sSup>
-                </m:den>
-              </m:f>
-              <m:r>
-                <w:rPr>
-                  <w:rFonts w:ascii="Cambria Math" w:hAnsi="Cambria Math"/>
-                  <w:lang w:val="en-US"/>
-                </w:rPr>
-                <m:t>E</m:t>
-              </m:r>
-              <m:d>
-                <m:dPr>
-                  <m:begChr m:val="["/>
-                  <m:endChr m:val="]"/>
-                  <m:ctrlPr>
-                    <w:rPr>
-                      <w:rFonts w:ascii="Cambria Math" w:hAnsi="Cambria Math"/>
-                      <w:i/>
-                      <w:lang w:val="en-US"/>
-                    </w:rPr>
-                  </m:ctrlPr>
-                </m:dPr>
-                <m:e>
-                  <m:nary>
-                    <m:naryPr>
-                      <m:chr m:val="∑"/>
-                      <m:limLoc m:val="undOvr"/>
-                      <m:subHide m:val="1"/>
-                      <m:supHide m:val="1"/>
-                      <m:ctrlPr>
-                        <w:rPr>
-                          <w:rFonts w:ascii="Cambria Math" w:hAnsi="Cambria Math"/>
-                          <w:i/>
-                          <w:lang w:val="en-US"/>
-                        </w:rPr>
-                      </m:ctrlPr>
-                    </m:naryPr>
-                    <m:sub/>
-                    <m:sup/>
-                    <m:e>
-                      <m:sSup>
-                        <m:sSupPr>
-                          <m:ctrlPr>
-                            <w:rPr>
-                              <w:rFonts w:ascii="Cambria Math" w:hAnsi="Cambria Math"/>
-                              <w:i/>
-                              <w:lang w:val="en-US"/>
-                            </w:rPr>
-                          </m:ctrlPr>
-                        </m:sSupPr>
-                        <m:e>
-                          <m:d>
-                            <m:dPr>
-                              <m:ctrlPr>
-                                <w:rPr>
-                                  <w:rFonts w:ascii="Cambria Math" w:hAnsi="Cambria Math"/>
-                                  <w:i/>
-                                  <w:lang w:val="en-US"/>
-                                </w:rPr>
-                              </m:ctrlPr>
-                            </m:dPr>
-                            <m:e>
-                              <m:nary>
-                                <m:naryPr>
-                                  <m:chr m:val="∑"/>
-                                  <m:limLoc m:val="undOvr"/>
-                                  <m:subHide m:val="1"/>
-                                  <m:supHide m:val="1"/>
-                                  <m:ctrlPr>
-                                    <w:rPr>
-                                      <w:rFonts w:ascii="Cambria Math" w:hAnsi="Cambria Math"/>
-                                      <w:i/>
-                                      <w:lang w:val="en-US"/>
-                                    </w:rPr>
-                                  </m:ctrlPr>
-                                </m:naryPr>
-                                <m:sub/>
-                                <m:sup/>
-                                <m:e>
-                                  <m:r>
-                                    <w:rPr>
-                                      <w:rFonts w:ascii="Cambria Math" w:hAnsi="Cambria Math"/>
-                                      <w:lang w:val="en-US"/>
-                                    </w:rPr>
-                                    <m:t>x</m:t>
-                                  </m:r>
-                                </m:e>
-                              </m:nary>
-                            </m:e>
-                          </m:d>
-                        </m:e>
-                        <m:sup>
-                          <m:r>
-                            <w:rPr>
-                              <w:rFonts w:ascii="Cambria Math" w:hAnsi="Cambria Math"/>
-                              <w:lang w:val="en-US"/>
-                            </w:rPr>
-                            <m:t>2</m:t>
-                          </m:r>
-                        </m:sup>
-                      </m:sSup>
-                    </m:e>
-                  </m:nary>
-                </m:e>
-              </m:d>
-            </m:e>
-          </m:d>
-          <m:r>
-            <w:rPr>
-              <w:rFonts w:ascii="Cambria Math" w:hAnsi="Cambria Math"/>
-              <w:lang w:val="en-US"/>
-            </w:rPr>
-            <m:t>=</m:t>
-          </m:r>
-        </m:oMath>
-      </m:oMathPara>
-    </w:p>
-    <w:p>
-      <w:pPr>
-        <w:pStyle w:val="ListParagraph"/>
-        <w:pBdr>
-          <w:top w:val="single" w:sz="4" w:space="1" w:color="auto"/>
-          <w:left w:val="single" w:sz="4" w:space="4" w:color="auto"/>
-          <w:bottom w:val="single" w:sz="4" w:space="1" w:color="auto"/>
-          <w:right w:val="single" w:sz="4" w:space="4" w:color="auto"/>
-        </w:pBdr>
-        <w:ind w:left="1080"/>
-        <w:rPr>
-          <w:rFonts w:ascii="Cambria Math" w:hAnsi="Cambria Math"/>
-          <w:lang w:val="en-US"/>
-          <w:oMath/>
-        </w:rPr>
-      </w:pPr>
-      <m:oMathPara>
-        <m:oMathParaPr>
-          <m:jc m:val="left"/>
-        </m:oMathParaPr>
-        <m:oMath>
-          <m:f>
-            <m:fPr>
-              <m:ctrlPr>
-                <w:rPr>
-                  <w:rFonts w:ascii="Cambria Math" w:hAnsi="Cambria Math"/>
-                  <w:i/>
-                  <w:lang w:val="en-US"/>
-                </w:rPr>
-              </m:ctrlPr>
-            </m:fPr>
-            <m:num>
-              <m:r>
-                <w:rPr>
-                  <w:rFonts w:ascii="Cambria Math" w:hAnsi="Cambria Math"/>
-                  <w:lang w:val="en-US"/>
-                </w:rPr>
-                <m:t>1</m:t>
-              </m:r>
-            </m:num>
-            <m:den>
-              <m:r>
-                <w:rPr>
-                  <w:rFonts w:ascii="Cambria Math" w:hAnsi="Cambria Math"/>
-                  <w:lang w:val="en-US"/>
-                </w:rPr>
-                <m:t>n-1</m:t>
-              </m:r>
-            </m:den>
-          </m:f>
-          <m:d>
-            <m:dPr>
-              <m:ctrlPr>
-                <w:rPr>
-                  <w:rFonts w:ascii="Cambria Math" w:hAnsi="Cambria Math"/>
-                  <w:i/>
-                  <w:lang w:val="en-US"/>
-                </w:rPr>
-              </m:ctrlPr>
-            </m:dPr>
-            <m:e>
-              <m:r>
-                <w:rPr>
-                  <w:rFonts w:ascii="Cambria Math" w:hAnsi="Cambria Math"/>
-                  <w:lang w:val="en-US"/>
-                </w:rPr>
-                <m:t>E</m:t>
-              </m:r>
-              <m:d>
-                <m:dPr>
-                  <m:begChr m:val="["/>
-                  <m:endChr m:val="]"/>
-                  <m:ctrlPr>
-                    <w:rPr>
-                      <w:rFonts w:ascii="Cambria Math" w:hAnsi="Cambria Math"/>
-                      <w:i/>
-                      <w:lang w:val="en-US"/>
-                    </w:rPr>
-                  </m:ctrlPr>
-                </m:dPr>
-                <m:e>
-                  <m:nary>
-                    <m:naryPr>
-                      <m:chr m:val="∑"/>
-                      <m:limLoc m:val="undOvr"/>
-                      <m:subHide m:val="1"/>
-                      <m:supHide m:val="1"/>
-                      <m:ctrlPr>
-                        <w:rPr>
-                          <w:rFonts w:ascii="Cambria Math" w:hAnsi="Cambria Math"/>
-                          <w:i/>
-                          <w:lang w:val="en-US"/>
-                        </w:rPr>
-                      </m:ctrlPr>
-                    </m:naryPr>
-                    <m:sub/>
-                    <m:sup/>
-                    <m:e>
-                      <m:sSup>
-                        <m:sSupPr>
-                          <m:ctrlPr>
-                            <w:rPr>
-                              <w:rFonts w:ascii="Cambria Math" w:hAnsi="Cambria Math"/>
-                              <w:i/>
-                              <w:lang w:val="en-US"/>
-                            </w:rPr>
-                          </m:ctrlPr>
-                        </m:sSupPr>
-                        <m:e>
-                          <m:r>
-                            <w:rPr>
-                              <w:rFonts w:ascii="Cambria Math" w:hAnsi="Cambria Math"/>
-                              <w:lang w:val="en-US"/>
-                            </w:rPr>
-                            <m:t>x</m:t>
-                          </m:r>
-                        </m:e>
-                        <m:sup>
-                          <m:r>
-                            <w:rPr>
-                              <w:rFonts w:ascii="Cambria Math" w:hAnsi="Cambria Math"/>
-                              <w:lang w:val="en-US"/>
-                            </w:rPr>
-                            <m:t>2</m:t>
-                          </m:r>
-                        </m:sup>
-                      </m:sSup>
-                    </m:e>
-                  </m:nary>
-                </m:e>
-              </m:d>
-              <m:r>
-                <w:rPr>
-                  <w:rFonts w:ascii="Cambria Math" w:hAnsi="Cambria Math"/>
-                  <w:lang w:val="en-US"/>
-                </w:rPr>
-                <m:t>-</m:t>
-              </m:r>
-              <m:f>
-                <m:fPr>
-                  <m:ctrlPr>
-                    <w:rPr>
-                      <w:rFonts w:ascii="Cambria Math" w:hAnsi="Cambria Math"/>
-                      <w:i/>
-                      <w:lang w:val="en-US"/>
-                    </w:rPr>
-                  </m:ctrlPr>
-                </m:fPr>
-                <m:num>
-                  <m:r>
-                    <w:rPr>
-                      <w:rFonts w:ascii="Cambria Math" w:hAnsi="Cambria Math"/>
-                      <w:lang w:val="en-US"/>
-                    </w:rPr>
-                    <m:t>2</m:t>
-                  </m:r>
-                </m:num>
-                <m:den>
-                  <m:r>
-                    <w:rPr>
-                      <w:rFonts w:ascii="Cambria Math" w:hAnsi="Cambria Math"/>
-                      <w:lang w:val="en-US"/>
-                    </w:rPr>
-                    <m:t>n</m:t>
-                  </m:r>
-                </m:den>
-              </m:f>
-              <m:r>
-                <w:rPr>
-                  <w:rFonts w:ascii="Cambria Math" w:hAnsi="Cambria Math"/>
-                  <w:lang w:val="en-US"/>
-                </w:rPr>
-                <m:t>E</m:t>
-              </m:r>
-              <m:d>
-                <m:dPr>
-                  <m:begChr m:val="["/>
-                  <m:endChr m:val="]"/>
-                  <m:ctrlPr>
-                    <w:rPr>
-                      <w:rFonts w:ascii="Cambria Math" w:hAnsi="Cambria Math"/>
-                      <w:i/>
-                      <w:lang w:val="en-US"/>
-                    </w:rPr>
-                  </m:ctrlPr>
-                </m:dPr>
-                <m:e>
-                  <m:nary>
-                    <m:naryPr>
-                      <m:chr m:val="∑"/>
-                      <m:limLoc m:val="undOvr"/>
-                      <m:subHide m:val="1"/>
-                      <m:supHide m:val="1"/>
-                      <m:ctrlPr>
-                        <w:rPr>
-                          <w:rFonts w:ascii="Cambria Math" w:hAnsi="Cambria Math"/>
-                          <w:i/>
-                          <w:lang w:val="en-US"/>
-                        </w:rPr>
-                      </m:ctrlPr>
-                    </m:naryPr>
-                    <m:sub/>
-                    <m:sup/>
-                    <m:e>
-                      <m:r>
-                        <w:rPr>
-                          <w:rFonts w:ascii="Cambria Math" w:hAnsi="Cambria Math"/>
-                          <w:lang w:val="en-US"/>
-                        </w:rPr>
-                        <m:t>x</m:t>
-                      </m:r>
-                    </m:e>
-                  </m:nary>
-                  <m:nary>
-                    <m:naryPr>
-                      <m:chr m:val="∑"/>
-                      <m:limLoc m:val="undOvr"/>
-                      <m:subHide m:val="1"/>
-                      <m:supHide m:val="1"/>
-                      <m:ctrlPr>
-                        <w:rPr>
-                          <w:rFonts w:ascii="Cambria Math" w:hAnsi="Cambria Math"/>
-                          <w:i/>
-                          <w:lang w:val="en-US"/>
-                        </w:rPr>
-                      </m:ctrlPr>
-                    </m:naryPr>
-                    <m:sub/>
-                    <m:sup/>
-                    <m:e>
-                      <m:r>
-                        <w:rPr>
-                          <w:rFonts w:ascii="Cambria Math" w:hAnsi="Cambria Math"/>
-                          <w:lang w:val="en-US"/>
-                        </w:rPr>
-                        <m:t>x</m:t>
-                      </m:r>
-                    </m:e>
-                  </m:nary>
-                </m:e>
-              </m:d>
-              <m:r>
-                <w:rPr>
-                  <w:rFonts w:ascii="Cambria Math" w:hAnsi="Cambria Math"/>
-                  <w:lang w:val="en-US"/>
-                </w:rPr>
-                <m:t>+</m:t>
-              </m:r>
-              <m:f>
-                <m:fPr>
-                  <m:ctrlPr>
-                    <w:rPr>
-                      <w:rFonts w:ascii="Cambria Math" w:hAnsi="Cambria Math"/>
-                      <w:i/>
-                      <w:lang w:val="en-US"/>
-                    </w:rPr>
-                  </m:ctrlPr>
-                </m:fPr>
-                <m:num>
-                  <m:r>
-                    <w:rPr>
-                      <w:rFonts w:ascii="Cambria Math" w:hAnsi="Cambria Math"/>
-                      <w:lang w:val="en-US"/>
-                    </w:rPr>
-                    <m:t>1</m:t>
-                  </m:r>
-                </m:num>
-                <m:den>
-                  <m:r>
-                    <w:rPr>
-                      <w:rFonts w:ascii="Cambria Math" w:hAnsi="Cambria Math"/>
-                      <w:lang w:val="en-US"/>
-                    </w:rPr>
-                    <m:t>n</m:t>
-                  </m:r>
-                </m:den>
-              </m:f>
-              <m:r>
-                <w:rPr>
-                  <w:rFonts w:ascii="Cambria Math" w:hAnsi="Cambria Math"/>
-                  <w:lang w:val="en-US"/>
-                </w:rPr>
-                <m:t>E</m:t>
-              </m:r>
-              <m:d>
-                <m:dPr>
-                  <m:begChr m:val="["/>
-                  <m:endChr m:val="]"/>
-                  <m:ctrlPr>
-                    <w:rPr>
-                      <w:rFonts w:ascii="Cambria Math" w:hAnsi="Cambria Math"/>
-                      <w:i/>
-                      <w:lang w:val="en-US"/>
-                    </w:rPr>
-                  </m:ctrlPr>
-                </m:dPr>
-                <m:e>
-                  <m:sSup>
-                    <m:sSupPr>
-                      <m:ctrlPr>
-                        <w:rPr>
-                          <w:rFonts w:ascii="Cambria Math" w:hAnsi="Cambria Math"/>
-                          <w:i/>
-                          <w:lang w:val="en-US"/>
-                        </w:rPr>
-                      </m:ctrlPr>
-                    </m:sSupPr>
-                    <m:e>
-                      <m:d>
-                        <m:dPr>
-                          <m:ctrlPr>
-                            <w:rPr>
-                              <w:rFonts w:ascii="Cambria Math" w:hAnsi="Cambria Math"/>
-                              <w:i/>
-                              <w:lang w:val="en-US"/>
-                            </w:rPr>
-                          </m:ctrlPr>
-                        </m:dPr>
-                        <m:e>
-                          <m:nary>
-                            <m:naryPr>
-                              <m:chr m:val="∑"/>
-                              <m:limLoc m:val="undOvr"/>
-                              <m:subHide m:val="1"/>
-                              <m:supHide m:val="1"/>
-                              <m:ctrlPr>
-                                <w:rPr>
-                                  <w:rFonts w:ascii="Cambria Math" w:hAnsi="Cambria Math"/>
-                                  <w:i/>
-                                  <w:lang w:val="en-US"/>
-                                </w:rPr>
-                              </m:ctrlPr>
-                            </m:naryPr>
-                            <m:sub/>
-                            <m:sup/>
-                            <m:e>
-                              <m:r>
-                                <w:rPr>
-                                  <w:rFonts w:ascii="Cambria Math" w:hAnsi="Cambria Math"/>
-                                  <w:lang w:val="en-US"/>
-                                </w:rPr>
-                                <m:t>x</m:t>
-                              </m:r>
-                            </m:e>
-                          </m:nary>
-                        </m:e>
-                      </m:d>
-                    </m:e>
-                    <m:sup>
-                      <m:r>
-                        <w:rPr>
-                          <w:rFonts w:ascii="Cambria Math" w:hAnsi="Cambria Math"/>
-                          <w:lang w:val="en-US"/>
-                        </w:rPr>
-                        <m:t>2</m:t>
-                      </m:r>
-                    </m:sup>
-                  </m:sSup>
-                </m:e>
-              </m:d>
-            </m:e>
-          </m:d>
-          <m:r>
-            <w:rPr>
-              <w:rFonts w:ascii="Cambria Math" w:hAnsi="Cambria Math"/>
-              <w:lang w:val="en-US"/>
-            </w:rPr>
-            <m:t>=</m:t>
-          </m:r>
-        </m:oMath>
-      </m:oMathPara>
-    </w:p>
-    <w:p>
-      <w:pPr>
-        <w:pStyle w:val="ListParagraph"/>
-        <w:pBdr>
-          <w:top w:val="single" w:sz="4" w:space="1" w:color="auto"/>
-          <w:left w:val="single" w:sz="4" w:space="4" w:color="auto"/>
-          <w:bottom w:val="single" w:sz="4" w:space="1" w:color="auto"/>
-          <w:right w:val="single" w:sz="4" w:space="4" w:color="auto"/>
-        </w:pBdr>
-        <w:ind w:left="1080"/>
-        <w:rPr>
-          <w:rFonts w:ascii="Cambria Math" w:hAnsi="Cambria Math"/>
-          <w:lang w:val="en-US"/>
-          <w:oMath/>
-        </w:rPr>
-      </w:pPr>
-      <m:oMathPara>
-        <m:oMathParaPr>
-          <m:jc m:val="left"/>
-        </m:oMathParaPr>
-        <m:oMath>
-          <m:f>
-            <m:fPr>
-              <m:ctrlPr>
-                <w:rPr>
-                  <w:rFonts w:ascii="Cambria Math" w:hAnsi="Cambria Math"/>
-                  <w:i/>
-                  <w:lang w:val="en-US"/>
-                </w:rPr>
-              </m:ctrlPr>
-            </m:fPr>
-            <m:num>
-              <m:r>
-                <w:rPr>
-                  <w:rFonts w:ascii="Cambria Math" w:hAnsi="Cambria Math"/>
-                  <w:lang w:val="en-US"/>
-                </w:rPr>
-                <m:t>1</m:t>
-              </m:r>
-            </m:num>
-            <m:den>
-              <m:r>
-                <w:rPr>
-                  <w:rFonts w:ascii="Cambria Math" w:hAnsi="Cambria Math"/>
-                  <w:lang w:val="en-US"/>
-                </w:rPr>
-                <m:t>n-1</m:t>
-              </m:r>
-            </m:den>
-          </m:f>
-          <m:d>
-            <m:dPr>
-              <m:ctrlPr>
-                <w:rPr>
-                  <w:rFonts w:ascii="Cambria Math" w:hAnsi="Cambria Math"/>
-                  <w:i/>
-                  <w:lang w:val="en-US"/>
-                </w:rPr>
-              </m:ctrlPr>
-            </m:dPr>
-            <m:e>
-              <m:r>
-                <w:rPr>
-                  <w:rFonts w:ascii="Cambria Math" w:hAnsi="Cambria Math"/>
-                  <w:lang w:val="en-US"/>
-                </w:rPr>
-                <m:t>nE</m:t>
-              </m:r>
-              <m:d>
-                <m:dPr>
-                  <m:begChr m:val="["/>
-                  <m:endChr m:val="]"/>
-                  <m:ctrlPr>
-                    <w:rPr>
-                      <w:rFonts w:ascii="Cambria Math" w:hAnsi="Cambria Math"/>
-                      <w:i/>
-                      <w:lang w:val="en-US"/>
-                    </w:rPr>
-                  </m:ctrlPr>
-                </m:dPr>
-                <m:e>
-                  <m:sSup>
-                    <m:sSupPr>
-                      <m:ctrlPr>
-                        <w:rPr>
-                          <w:rFonts w:ascii="Cambria Math" w:hAnsi="Cambria Math"/>
-                          <w:i/>
-                          <w:lang w:val="en-US"/>
-                        </w:rPr>
-                      </m:ctrlPr>
-                    </m:sSupPr>
-                    <m:e>
-                      <m:r>
-                        <w:rPr>
-                          <w:rFonts w:ascii="Cambria Math" w:hAnsi="Cambria Math"/>
-                          <w:lang w:val="en-US"/>
-                        </w:rPr>
-                        <m:t>X</m:t>
-                      </m:r>
-                    </m:e>
-                    <m:sup>
-                      <m:r>
-                        <w:rPr>
-                          <w:rFonts w:ascii="Cambria Math" w:hAnsi="Cambria Math"/>
-                          <w:lang w:val="en-US"/>
-                        </w:rPr>
-                        <m:t>2</m:t>
-                      </m:r>
-                    </m:sup>
-                  </m:sSup>
-                </m:e>
-              </m:d>
-              <m:r>
-                <w:rPr>
-                  <w:rFonts w:ascii="Cambria Math" w:hAnsi="Cambria Math"/>
-                  <w:lang w:val="en-US"/>
-                </w:rPr>
-                <m:t>-</m:t>
-              </m:r>
-              <m:f>
-                <m:fPr>
-                  <m:ctrlPr>
-                    <w:rPr>
-                      <w:rFonts w:ascii="Cambria Math" w:hAnsi="Cambria Math"/>
-                      <w:i/>
-                      <w:lang w:val="en-US"/>
-                    </w:rPr>
-                  </m:ctrlPr>
-                </m:fPr>
-                <m:num>
-                  <m:r>
-                    <w:rPr>
-                      <w:rFonts w:ascii="Cambria Math" w:hAnsi="Cambria Math"/>
-                      <w:lang w:val="en-US"/>
-                    </w:rPr>
-                    <m:t>1</m:t>
-                  </m:r>
-                </m:num>
-                <m:den>
-                  <m:r>
-                    <w:rPr>
-                      <w:rFonts w:ascii="Cambria Math" w:hAnsi="Cambria Math"/>
-                      <w:lang w:val="en-US"/>
-                    </w:rPr>
-                    <m:t>n</m:t>
-                  </m:r>
-                </m:den>
-              </m:f>
-              <m:d>
-                <m:dPr>
-                  <m:ctrlPr>
-                    <w:rPr>
-                      <w:rFonts w:ascii="Cambria Math" w:hAnsi="Cambria Math"/>
-                      <w:i/>
-                      <w:lang w:val="en-US"/>
-                    </w:rPr>
-                  </m:ctrlPr>
-                </m:dPr>
-                <m:e>
-                  <m:r>
-                    <w:rPr>
-                      <w:rFonts w:ascii="Cambria Math" w:hAnsi="Cambria Math"/>
-                      <w:lang w:val="en-US"/>
-                    </w:rPr>
-                    <m:t>nE</m:t>
-                  </m:r>
-                  <m:d>
-                    <m:dPr>
-                      <m:begChr m:val="["/>
-                      <m:endChr m:val="]"/>
-                      <m:ctrlPr>
-                        <w:rPr>
-                          <w:rFonts w:ascii="Cambria Math" w:hAnsi="Cambria Math"/>
-                          <w:i/>
-                          <w:lang w:val="en-US"/>
-                        </w:rPr>
-                      </m:ctrlPr>
-                    </m:dPr>
-                    <m:e>
-                      <m:sSup>
-                        <m:sSupPr>
-                          <m:ctrlPr>
-                            <w:rPr>
-                              <w:rFonts w:ascii="Cambria Math" w:hAnsi="Cambria Math"/>
-                              <w:i/>
-                              <w:lang w:val="en-US"/>
-                            </w:rPr>
-                          </m:ctrlPr>
-                        </m:sSupPr>
-                        <m:e>
-                          <m:r>
-                            <w:rPr>
-                              <w:rFonts w:ascii="Cambria Math" w:hAnsi="Cambria Math"/>
-                              <w:lang w:val="en-US"/>
-                            </w:rPr>
-                            <m:t>X</m:t>
-                          </m:r>
-                        </m:e>
-                        <m:sup>
-                          <m:r>
-                            <w:rPr>
-                              <w:rFonts w:ascii="Cambria Math" w:hAnsi="Cambria Math"/>
-                              <w:lang w:val="en-US"/>
-                            </w:rPr>
-                            <m:t>2</m:t>
-                          </m:r>
-                        </m:sup>
-                      </m:sSup>
-                    </m:e>
-                  </m:d>
-                  <m:r>
-                    <w:rPr>
-                      <w:rFonts w:ascii="Cambria Math" w:hAnsi="Cambria Math"/>
-                      <w:lang w:val="en-US"/>
-                    </w:rPr>
-                    <m:t>+n</m:t>
-                  </m:r>
-                  <m:d>
-                    <m:dPr>
-                      <m:ctrlPr>
-                        <w:rPr>
-                          <w:rFonts w:ascii="Cambria Math" w:hAnsi="Cambria Math"/>
-                          <w:i/>
-                          <w:lang w:val="en-US"/>
-                        </w:rPr>
-                      </m:ctrlPr>
-                    </m:dPr>
-                    <m:e>
-                      <m:r>
-                        <w:rPr>
-                          <w:rFonts w:ascii="Cambria Math" w:hAnsi="Cambria Math"/>
-                          <w:lang w:val="en-US"/>
-                        </w:rPr>
-                        <m:t>n-1</m:t>
-                      </m:r>
-                    </m:e>
-                  </m:d>
-                  <m:r>
-                    <w:rPr>
-                      <w:rFonts w:ascii="Cambria Math" w:hAnsi="Cambria Math"/>
-                      <w:lang w:val="en-US"/>
-                    </w:rPr>
-                    <m:t>E</m:t>
-                  </m:r>
-                  <m:d>
-                    <m:dPr>
-                      <m:begChr m:val="["/>
-                      <m:endChr m:val="]"/>
-                      <m:ctrlPr>
-                        <w:rPr>
-                          <w:rFonts w:ascii="Cambria Math" w:hAnsi="Cambria Math"/>
-                          <w:i/>
-                          <w:lang w:val="en-US"/>
-                        </w:rPr>
-                      </m:ctrlPr>
-                    </m:dPr>
-                    <m:e>
-                      <m:r>
-                        <w:rPr>
-                          <w:rFonts w:ascii="Cambria Math" w:hAnsi="Cambria Math"/>
-                          <w:lang w:val="en-US"/>
-                        </w:rPr>
-                        <m:t>X</m:t>
-                      </m:r>
-                    </m:e>
-                  </m:d>
-                  <m:r>
-                    <w:rPr>
-                      <w:rFonts w:ascii="Cambria Math" w:hAnsi="Cambria Math"/>
-                      <w:lang w:val="en-US"/>
-                    </w:rPr>
-                    <m:t>E</m:t>
-                  </m:r>
-                  <m:d>
-                    <m:dPr>
-                      <m:begChr m:val="["/>
-                      <m:endChr m:val="]"/>
-                      <m:ctrlPr>
-                        <w:rPr>
-                          <w:rFonts w:ascii="Cambria Math" w:hAnsi="Cambria Math"/>
-                          <w:i/>
-                          <w:lang w:val="en-US"/>
-                        </w:rPr>
-                      </m:ctrlPr>
-                    </m:dPr>
-                    <m:e>
-                      <m:r>
-                        <w:rPr>
-                          <w:rFonts w:ascii="Cambria Math" w:hAnsi="Cambria Math"/>
-                          <w:lang w:val="en-US"/>
-                        </w:rPr>
-                        <m:t>X</m:t>
-                      </m:r>
-                    </m:e>
-                  </m:d>
-                </m:e>
-              </m:d>
-            </m:e>
-          </m:d>
-          <m:r>
-            <w:rPr>
-              <w:rFonts w:ascii="Cambria Math" w:hAnsi="Cambria Math"/>
-              <w:lang w:val="en-US"/>
-            </w:rPr>
-            <m:t>=</m:t>
-          </m:r>
-        </m:oMath>
-      </m:oMathPara>
-    </w:p>
-    <w:p>
-      <w:pPr>
-        <w:pStyle w:val="ListParagraph"/>
-        <w:pBdr>
-          <w:top w:val="single" w:sz="4" w:space="1" w:color="auto"/>
-          <w:left w:val="single" w:sz="4" w:space="4" w:color="auto"/>
-          <w:bottom w:val="single" w:sz="4" w:space="1" w:color="auto"/>
-          <w:right w:val="single" w:sz="4" w:space="4" w:color="auto"/>
-        </w:pBdr>
-        <w:ind w:left="1080"/>
-        <w:rPr>
-          <w:rFonts w:ascii="Cambria Math" w:hAnsi="Cambria Math"/>
-          <w:lang w:val="en-US"/>
-          <w:oMath/>
-        </w:rPr>
-      </w:pPr>
-      <m:oMathPara>
-        <m:oMathParaPr>
-          <m:jc m:val="left"/>
-        </m:oMathParaPr>
-        <m:oMath>
-          <m:f>
-            <m:fPr>
-              <m:ctrlPr>
-                <w:rPr>
-                  <w:rFonts w:ascii="Cambria Math" w:hAnsi="Cambria Math"/>
-                  <w:i/>
-                  <w:lang w:val="en-US"/>
-                </w:rPr>
-              </m:ctrlPr>
-            </m:fPr>
-            <m:num>
-              <m:r>
-                <w:rPr>
-                  <w:rFonts w:ascii="Cambria Math" w:hAnsi="Cambria Math"/>
-                  <w:lang w:val="en-US"/>
-                </w:rPr>
-                <m:t>1</m:t>
-              </m:r>
-            </m:num>
-            <m:den>
-              <m:r>
-                <w:rPr>
-                  <w:rFonts w:ascii="Cambria Math" w:hAnsi="Cambria Math"/>
-                  <w:lang w:val="en-US"/>
-                </w:rPr>
-                <m:t>n-1</m:t>
-              </m:r>
-            </m:den>
-          </m:f>
-          <m:d>
-            <m:dPr>
-              <m:ctrlPr>
-                <w:rPr>
-                  <w:rFonts w:ascii="Cambria Math" w:hAnsi="Cambria Math"/>
-                  <w:i/>
-                  <w:lang w:val="en-US"/>
-                </w:rPr>
-              </m:ctrlPr>
-            </m:dPr>
-            <m:e>
-              <m:r>
-                <w:rPr>
-                  <w:rFonts w:ascii="Cambria Math" w:hAnsi="Cambria Math"/>
-                  <w:lang w:val="en-US"/>
-                </w:rPr>
-                <m:t>nE</m:t>
-              </m:r>
-              <m:d>
-                <m:dPr>
-                  <m:begChr m:val="["/>
-                  <m:endChr m:val="]"/>
-                  <m:ctrlPr>
-                    <w:rPr>
-                      <w:rFonts w:ascii="Cambria Math" w:hAnsi="Cambria Math"/>
-                      <w:i/>
-                      <w:lang w:val="en-US"/>
-                    </w:rPr>
-                  </m:ctrlPr>
-                </m:dPr>
-                <m:e>
-                  <m:sSup>
-                    <m:sSupPr>
-                      <m:ctrlPr>
-                        <w:rPr>
-                          <w:rFonts w:ascii="Cambria Math" w:hAnsi="Cambria Math"/>
-                          <w:i/>
-                          <w:lang w:val="en-US"/>
-                        </w:rPr>
-                      </m:ctrlPr>
-                    </m:sSupPr>
-                    <m:e>
-                      <m:r>
-                        <w:rPr>
-                          <w:rFonts w:ascii="Cambria Math" w:hAnsi="Cambria Math"/>
-                          <w:lang w:val="en-US"/>
-                        </w:rPr>
-                        <m:t>X</m:t>
-                      </m:r>
-                    </m:e>
-                    <m:sup>
-                      <m:r>
-                        <w:rPr>
-                          <w:rFonts w:ascii="Cambria Math" w:hAnsi="Cambria Math"/>
-                          <w:lang w:val="en-US"/>
-                        </w:rPr>
-                        <m:t>2</m:t>
-                      </m:r>
-                    </m:sup>
-                  </m:sSup>
-                </m:e>
-              </m:d>
-              <m:r>
-                <w:rPr>
-                  <w:rFonts w:ascii="Cambria Math" w:hAnsi="Cambria Math"/>
-                  <w:lang w:val="en-US"/>
-                </w:rPr>
-                <m:t>-E</m:t>
-              </m:r>
-              <m:d>
-                <m:dPr>
-                  <m:begChr m:val="["/>
-                  <m:endChr m:val="]"/>
-                  <m:ctrlPr>
-                    <w:rPr>
-                      <w:rFonts w:ascii="Cambria Math" w:hAnsi="Cambria Math"/>
-                      <w:i/>
-                      <w:lang w:val="en-US"/>
-                    </w:rPr>
-                  </m:ctrlPr>
-                </m:dPr>
-                <m:e>
-                  <m:sSup>
-                    <m:sSupPr>
-                      <m:ctrlPr>
-                        <w:rPr>
-                          <w:rFonts w:ascii="Cambria Math" w:hAnsi="Cambria Math"/>
-                          <w:i/>
-                          <w:lang w:val="en-US"/>
-                        </w:rPr>
-                      </m:ctrlPr>
-                    </m:sSupPr>
-                    <m:e>
-                      <m:r>
-                        <w:rPr>
-                          <w:rFonts w:ascii="Cambria Math" w:hAnsi="Cambria Math"/>
-                          <w:lang w:val="en-US"/>
-                        </w:rPr>
-                        <m:t>X</m:t>
-                      </m:r>
-                    </m:e>
-                    <m:sup>
-                      <m:r>
-                        <w:rPr>
-                          <w:rFonts w:ascii="Cambria Math" w:hAnsi="Cambria Math"/>
-                          <w:lang w:val="en-US"/>
-                        </w:rPr>
-                        <m:t>2</m:t>
-                      </m:r>
-                    </m:sup>
-                  </m:sSup>
-                </m:e>
-              </m:d>
-              <m:r>
-                <w:rPr>
-                  <w:rFonts w:ascii="Cambria Math" w:hAnsi="Cambria Math"/>
-                  <w:lang w:val="en-US"/>
-                </w:rPr>
-                <m:t>-</m:t>
-              </m:r>
-              <m:d>
-                <m:dPr>
-                  <m:ctrlPr>
-                    <w:rPr>
-                      <w:rFonts w:ascii="Cambria Math" w:hAnsi="Cambria Math"/>
-                      <w:i/>
-                      <w:lang w:val="en-US"/>
-                    </w:rPr>
-                  </m:ctrlPr>
-                </m:dPr>
-                <m:e>
-                  <m:r>
-                    <w:rPr>
-                      <w:rFonts w:ascii="Cambria Math" w:hAnsi="Cambria Math"/>
-                      <w:lang w:val="en-US"/>
-                    </w:rPr>
-                    <m:t>n-1</m:t>
-                  </m:r>
-                </m:e>
-              </m:d>
-              <m:sSup>
-                <m:sSupPr>
-                  <m:ctrlPr>
-                    <w:rPr>
-                      <w:rFonts w:ascii="Cambria Math" w:hAnsi="Cambria Math"/>
-                      <w:i/>
-                      <w:lang w:val="en-US"/>
-                    </w:rPr>
-                  </m:ctrlPr>
-                </m:sSupPr>
-                <m:e>
-                  <m:d>
-                    <m:dPr>
-                      <m:ctrlPr>
-                        <w:rPr>
-                          <w:rFonts w:ascii="Cambria Math" w:hAnsi="Cambria Math"/>
-                          <w:i/>
-                          <w:lang w:val="en-US"/>
-                        </w:rPr>
-                      </m:ctrlPr>
-                    </m:dPr>
-                    <m:e>
-                      <m:r>
-                        <w:rPr>
-                          <w:rFonts w:ascii="Cambria Math" w:hAnsi="Cambria Math"/>
-                          <w:lang w:val="en-US"/>
-                        </w:rPr>
-                        <m:t>E</m:t>
-                      </m:r>
-                      <m:d>
-                        <m:dPr>
-                          <m:begChr m:val="["/>
-                          <m:endChr m:val="]"/>
-                          <m:ctrlPr>
-                            <w:rPr>
-                              <w:rFonts w:ascii="Cambria Math" w:hAnsi="Cambria Math"/>
-                              <w:i/>
-                              <w:lang w:val="en-US"/>
-                            </w:rPr>
-                          </m:ctrlPr>
-                        </m:dPr>
-                        <m:e>
-                          <m:r>
-                            <w:rPr>
-                              <w:rFonts w:ascii="Cambria Math" w:hAnsi="Cambria Math"/>
-                              <w:lang w:val="en-US"/>
-                            </w:rPr>
-                            <m:t>X</m:t>
-                          </m:r>
-                        </m:e>
-                      </m:d>
-                    </m:e>
-                  </m:d>
-                </m:e>
-                <m:sup>
-                  <m:r>
-                    <w:rPr>
-                      <w:rFonts w:ascii="Cambria Math" w:hAnsi="Cambria Math"/>
-                      <w:lang w:val="en-US"/>
-                    </w:rPr>
-                    <m:t>2</m:t>
-                  </m:r>
-                </m:sup>
-              </m:sSup>
-            </m:e>
-          </m:d>
-          <m:r>
-            <w:rPr>
-              <w:rFonts w:ascii="Cambria Math" w:hAnsi="Cambria Math"/>
-              <w:lang w:val="en-US"/>
-            </w:rPr>
-            <m:t>=E</m:t>
-          </m:r>
-          <m:d>
-            <m:dPr>
-              <m:begChr m:val="["/>
-              <m:endChr m:val="]"/>
-              <m:ctrlPr>
-                <w:rPr>
-                  <w:rFonts w:ascii="Cambria Math" w:hAnsi="Cambria Math"/>
-                  <w:i/>
-                  <w:lang w:val="en-US"/>
-                </w:rPr>
-              </m:ctrlPr>
-            </m:dPr>
-            <m:e>
-              <m:sSup>
-                <m:sSupPr>
-                  <m:ctrlPr>
-                    <w:rPr>
-                      <w:rFonts w:ascii="Cambria Math" w:hAnsi="Cambria Math"/>
-                      <w:i/>
-                      <w:lang w:val="en-US"/>
-                    </w:rPr>
-                  </m:ctrlPr>
-                </m:sSupPr>
-                <m:e>
-                  <m:r>
-                    <w:rPr>
-                      <w:rFonts w:ascii="Cambria Math" w:hAnsi="Cambria Math"/>
-                      <w:lang w:val="en-US"/>
-                    </w:rPr>
-                    <m:t>X</m:t>
-                  </m:r>
-                </m:e>
-                <m:sup>
-                  <m:r>
-                    <w:rPr>
-                      <w:rFonts w:ascii="Cambria Math" w:hAnsi="Cambria Math"/>
-                      <w:lang w:val="en-US"/>
-                    </w:rPr>
-                    <m:t>2</m:t>
-                  </m:r>
-                </m:sup>
-              </m:sSup>
-            </m:e>
-          </m:d>
-          <m:r>
-            <w:rPr>
-              <w:rFonts w:ascii="Cambria Math" w:hAnsi="Cambria Math"/>
-              <w:lang w:val="en-US"/>
-            </w:rPr>
-            <m:t>-</m:t>
-          </m:r>
-          <m:sSup>
-            <m:sSupPr>
-              <m:ctrlPr>
-                <w:rPr>
-                  <w:rFonts w:ascii="Cambria Math" w:hAnsi="Cambria Math"/>
-                  <w:i/>
-                  <w:lang w:val="en-US"/>
-                </w:rPr>
-              </m:ctrlPr>
-            </m:sSupPr>
-            <m:e>
-              <m:d>
-                <m:dPr>
-                  <m:ctrlPr>
-                    <w:rPr>
-                      <w:rFonts w:ascii="Cambria Math" w:hAnsi="Cambria Math"/>
-                      <w:i/>
-                      <w:lang w:val="en-US"/>
-                    </w:rPr>
-                  </m:ctrlPr>
-                </m:dPr>
-                <m:e>
-                  <m:r>
-                    <w:rPr>
-                      <w:rFonts w:ascii="Cambria Math" w:hAnsi="Cambria Math"/>
-                      <w:lang w:val="en-US"/>
-                    </w:rPr>
-                    <m:t>E</m:t>
-                  </m:r>
-                  <m:d>
-                    <m:dPr>
-                      <m:begChr m:val="["/>
-                      <m:endChr m:val="]"/>
-                      <m:ctrlPr>
-                        <w:rPr>
-                          <w:rFonts w:ascii="Cambria Math" w:hAnsi="Cambria Math"/>
-                          <w:i/>
-                          <w:lang w:val="en-US"/>
-                        </w:rPr>
-                      </m:ctrlPr>
-                    </m:dPr>
-                    <m:e>
-                      <m:r>
-                        <w:rPr>
-                          <w:rFonts w:ascii="Cambria Math" w:hAnsi="Cambria Math"/>
-                          <w:lang w:val="en-US"/>
-                        </w:rPr>
-                        <m:t>X</m:t>
-                      </m:r>
-                    </m:e>
-                  </m:d>
-                </m:e>
-              </m:d>
-            </m:e>
-            <m:sup>
-              <m:r>
-                <w:rPr>
-                  <w:rFonts w:ascii="Cambria Math" w:hAnsi="Cambria Math"/>
-                  <w:lang w:val="en-US"/>
-                </w:rPr>
-                <m:t>2</m:t>
-              </m:r>
-            </m:sup>
-          </m:sSup>
-          <m:r>
-            <w:rPr>
-              <w:rFonts w:ascii="Cambria Math" w:hAnsi="Cambria Math"/>
-              <w:lang w:val="en-US"/>
-            </w:rPr>
-            <m:t>=Var</m:t>
-          </m:r>
-          <m:d>
-            <m:dPr>
-              <m:begChr m:val="["/>
-              <m:endChr m:val="]"/>
-              <m:ctrlPr>
-                <w:rPr>
-                  <w:rFonts w:ascii="Cambria Math" w:hAnsi="Cambria Math"/>
-                  <w:i/>
-                  <w:lang w:val="en-US"/>
-                </w:rPr>
-              </m:ctrlPr>
-            </m:dPr>
-            <m:e>
-              <m:r>
-                <w:rPr>
-                  <w:rFonts w:ascii="Cambria Math" w:hAnsi="Cambria Math"/>
-                  <w:lang w:val="en-US"/>
-                </w:rPr>
-                <m:t>X</m:t>
-              </m:r>
-            </m:e>
-          </m:d>
-        </m:oMath>
-      </m:oMathPara>
+        <w:numPr>
+          <w:ilvl w:val="0"/>
+          <w:numId w:val="25"/>
+        </w:numPr>
+        <w:rPr>
+          <w:lang w:val="en-US"/>
+        </w:rPr>
+      </w:pPr>
+      <w:r>
+        <w:rPr>
+          <w:lang w:val="en-US"/>
+        </w:rPr>
+        <w:t>Hiệp Phương Sai (</w:t>
+      </w:r>
+      <w:r>
+        <w:rPr>
+          <w:lang w:val="en-US"/>
+        </w:rPr>
+        <w:t>Covariance</w:t>
+      </w:r>
+      <w:r>
+        <w:rPr>
+          <w:lang w:val="en-US"/>
+        </w:rPr>
+        <w:t>)</w:t>
+      </w:r>
+      <w:r>
+        <w:rPr>
+          <w:lang w:val="en-US"/>
+        </w:rPr>
+        <w:t xml:space="preserve"> Của 2 Biến Ngẫu Nhiên Là Gì?</w:t>
+      </w:r>
     </w:p>
     <w:p>
       <w:pPr>
@@ -27590,97 +27980,6 @@
         <w:rPr>
           <w:lang w:val="en-US"/>
         </w:rPr>
-        <w:t>Dễ thấy Mean của ước lượng này = Variance của Population, nên nó đúng</w:t>
-      </w:r>
-    </w:p>
-    <w:p>
-      <w:pPr>
-        <w:pStyle w:val="ListParagraph"/>
-        <w:numPr>
-          <w:ilvl w:val="0"/>
-          <w:numId w:val="25"/>
-        </w:numPr>
-        <w:rPr>
-          <w:lang w:val="en-US"/>
-        </w:rPr>
-      </w:pPr>
-      <w:r>
-        <w:rPr>
-          <w:lang w:val="en-US"/>
-        </w:rPr>
-        <w:t>Variance Của 1 Biến Ngẫu Nhiên Dạng Vector Mà Các Phần Tử Của Nó Độc Lập?</w:t>
-      </w:r>
-    </w:p>
-    <w:p>
-      <w:pPr>
-        <w:pStyle w:val="ListParagraph"/>
-        <w:numPr>
-          <w:ilvl w:val="0"/>
-          <w:numId w:val="7"/>
-        </w:numPr>
-        <w:rPr>
-          <w:lang w:val="en-US"/>
-        </w:rPr>
-      </w:pPr>
-      <w:r>
-        <w:rPr>
-          <w:lang w:val="en-US"/>
-        </w:rPr>
-        <w:t>Bằng tổng Variance của mỗi phần tử</w:t>
-      </w:r>
-    </w:p>
-    <w:p>
-      <w:pPr>
-        <w:pStyle w:val="ListParagraph"/>
-        <w:numPr>
-          <w:ilvl w:val="0"/>
-          <w:numId w:val="25"/>
-        </w:numPr>
-        <w:rPr>
-          <w:lang w:val="en-US"/>
-        </w:rPr>
-      </w:pPr>
-      <w:r>
-        <w:rPr>
-          <w:lang w:val="en-US"/>
-        </w:rPr>
-        <w:t>Hiệp Phương Sai (</w:t>
-      </w:r>
-      <w:r>
-        <w:rPr>
-          <w:lang w:val="en-US"/>
-        </w:rPr>
-        <w:t>Covariance</w:t>
-      </w:r>
-      <w:r>
-        <w:rPr>
-          <w:lang w:val="en-US"/>
-        </w:rPr>
-        <w:t>)</w:t>
-      </w:r>
-      <w:r>
-        <w:rPr>
-          <w:lang w:val="en-US"/>
-        </w:rPr>
-        <w:t xml:space="preserve"> Của 2 Biến Ngẫu Nhiên Là Gì?</w:t>
-      </w:r>
-    </w:p>
-    <w:p>
-      <w:pPr>
-        <w:pStyle w:val="ListParagraph"/>
-        <w:numPr>
-          <w:ilvl w:val="0"/>
-          <w:numId w:val="7"/>
-        </w:numPr>
-        <w:rPr>
-          <w:lang w:val="en-US"/>
-        </w:rPr>
-      </w:pPr>
-      <w:r>
-        <w:rPr>
-          <w:lang w:val="en-US"/>
-        </w:rPr>
-        <w:lastRenderedPageBreak/>
         <w:t>Ở đây ta xét 1 biến ngẫu nhiên là Vector 2D, có 2 phần tử là biến ngẫu nhiên X và biến ngẫu nhiên Y</w:t>
       </w:r>
     </w:p>
@@ -28047,7 +28346,15 @@
         <w:rPr>
           <w:lang w:val="en-US"/>
         </w:rPr>
-        <w:t>Là Variance được chuẩn hóa, có giá trị</w:t>
+        <w:t>Là Variance được chuẩn hóa, có giá</w:t>
+      </w:r>
+      <w:bookmarkStart w:id="0" w:name="_GoBack"/>
+      <w:bookmarkEnd w:id="0"/>
+      <w:r>
+        <w:rPr>
+          <w:lang w:val="en-US"/>
+        </w:rPr>
+        <w:t xml:space="preserve"> trị</w:t>
       </w:r>
       <w:r>
         <w:rPr>
@@ -29952,7 +30259,6 @@
         <w:rPr>
           <w:lang w:val="en-US"/>
         </w:rPr>
-        <w:lastRenderedPageBreak/>
         <w:t xml:space="preserve">MGF </w:t>
       </w:r>
       <w:r>
@@ -32803,6 +33109,7 @@
         <w:rPr>
           <w:lang w:val="en-US"/>
         </w:rPr>
+        <w:lastRenderedPageBreak/>
         <w:t xml:space="preserve">Định </w:t>
       </w:r>
       <w:r>
@@ -34026,7 +34333,14 @@
               <w:rFonts w:ascii="Cambria Math" w:hAnsi="Cambria Math"/>
               <w:lang w:val="en-US"/>
             </w:rPr>
-            <m:t>ln</m:t>
+            <m:t>l</m:t>
+          </m:r>
+          <m:r>
+            <w:rPr>
+              <w:rFonts w:ascii="Cambria Math" w:hAnsi="Cambria Math"/>
+              <w:lang w:val="en-US"/>
+            </w:rPr>
+            <m:t>n</m:t>
           </m:r>
           <m:d>
             <m:dPr>
@@ -34295,7 +34609,6 @@
               <w:rFonts w:ascii="Cambria Math" w:hAnsi="Cambria Math"/>
               <w:lang w:val="en-US"/>
             </w:rPr>
-            <w:lastRenderedPageBreak/>
             <m:t>-</m:t>
           </m:r>
           <m:f>
@@ -38639,8 +38952,8 @@
   <w:abstractNum w:abstractNumId="22">
     <w:nsid w:val="6B487685"/>
     <w:multiLevelType w:val="hybridMultilevel"/>
-    <w:tmpl w:val="4B7C45AC"/>
-    <w:lvl w:ilvl="0" w:tplc="EAF8B0E8">
+    <w:tmpl w:val="A434D81C"/>
+    <w:lvl w:ilvl="0" w:tplc="2B08271A">
       <w:start w:val="1"/>
       <w:numFmt w:val="decimal"/>
       <w:lvlText w:val="%1."/>
@@ -38649,7 +38962,8 @@
         <w:ind w:left="1080" w:hanging="360"/>
       </w:pPr>
       <w:rPr>
-        <w:rFonts w:hint="default"/>
+        <w:rFonts w:asciiTheme="minorHAnsi" w:hAnsiTheme="minorHAnsi" w:cstheme="minorHAnsi" w:hint="default"/>
+        <w:i w:val="0"/>
       </w:rPr>
     </w:lvl>
     <w:lvl w:ilvl="1" w:tplc="042A0019" w:tentative="1">

--- a/statistics.docx
+++ b/statistics.docx
@@ -653,7 +653,19 @@
         <w:rPr>
           <w:lang w:val="en-US"/>
         </w:rPr>
-        <w:t>Central Tendency – Xu Hướng Trung Tâm:</w:t>
+        <w:t xml:space="preserve">Central Tendency – </w:t>
+      </w:r>
+      <w:r>
+        <w:rPr>
+          <w:lang w:val="en-US"/>
+        </w:rPr>
+        <w:t>Khuynh Hướng Tập Trung</w:t>
+      </w:r>
+      <w:r>
+        <w:rPr>
+          <w:lang w:val="en-US"/>
+        </w:rPr>
+        <w:t>:</w:t>
       </w:r>
     </w:p>
     <w:p>
@@ -671,153 +683,13 @@
         <w:rPr>
           <w:lang w:val="en-US"/>
         </w:rPr>
-        <w:t>Trung Bình (</w:t>
-      </w:r>
-      <w:r>
-        <w:rPr>
-          <w:lang w:val="en-US"/>
-        </w:rPr>
-        <w:t>Mean</w:t>
-      </w:r>
-      <w:r>
-        <w:rPr>
-          <w:lang w:val="en-US"/>
-        </w:rPr>
-        <w:t>) Của 1 Biến Ngẫu Nhiên?</w:t>
-      </w:r>
-    </w:p>
-    <w:p>
-      <w:pPr>
-        <w:pStyle w:val="ListParagraph"/>
-        <w:numPr>
-          <w:ilvl w:val="0"/>
-          <w:numId w:val="4"/>
-        </w:numPr>
-        <w:rPr>
-          <w:lang w:val="en-US"/>
-        </w:rPr>
-      </w:pPr>
-      <w:r>
-        <w:rPr>
-          <w:lang w:val="en-US"/>
-        </w:rPr>
-        <w:t>Cho X là biến ngẫu nhiên, khi đó Mean của X là</w:t>
-      </w:r>
-    </w:p>
-    <w:p>
-      <w:pPr>
-        <w:pStyle w:val="ListParagraph"/>
-        <w:pBdr>
-          <w:top w:val="single" w:sz="4" w:space="1" w:color="auto"/>
-          <w:left w:val="single" w:sz="4" w:space="4" w:color="auto"/>
-          <w:bottom w:val="single" w:sz="4" w:space="1" w:color="auto"/>
-          <w:right w:val="single" w:sz="4" w:space="4" w:color="auto"/>
-        </w:pBdr>
-        <w:ind w:left="1080"/>
-        <w:rPr>
-          <w:lang w:val="en-US"/>
-        </w:rPr>
-      </w:pPr>
-      <m:oMathPara>
-        <m:oMathParaPr>
-          <m:jc m:val="left"/>
-        </m:oMathParaPr>
-        <m:oMath>
-          <m:sSub>
-            <m:sSubPr>
-              <m:ctrlPr>
-                <w:rPr>
-                  <w:rFonts w:ascii="Cambria Math" w:hAnsi="Cambria Math"/>
-                  <w:i/>
-                  <w:lang w:val="en-US"/>
-                </w:rPr>
-              </m:ctrlPr>
-            </m:sSubPr>
-            <m:e>
-              <m:r>
-                <w:rPr>
-                  <w:rFonts w:ascii="Cambria Math" w:hAnsi="Cambria Math"/>
-                  <w:lang w:val="en-US"/>
-                </w:rPr>
-                <m:t>μ</m:t>
-              </m:r>
-            </m:e>
-            <m:sub>
-              <m:r>
-                <w:rPr>
-                  <w:rFonts w:ascii="Cambria Math" w:hAnsi="Cambria Math"/>
-                  <w:lang w:val="en-US"/>
-                </w:rPr>
-                <m:t>X</m:t>
-              </m:r>
-            </m:sub>
-          </m:sSub>
-          <m:r>
-            <w:rPr>
-              <w:rFonts w:ascii="Cambria Math" w:hAnsi="Cambria Math"/>
-              <w:lang w:val="en-US"/>
-            </w:rPr>
-            <m:t>=E</m:t>
-          </m:r>
-          <m:d>
-            <m:dPr>
-              <m:begChr m:val="["/>
-              <m:endChr m:val="]"/>
-              <m:ctrlPr>
-                <w:rPr>
-                  <w:rFonts w:ascii="Cambria Math" w:hAnsi="Cambria Math"/>
-                  <w:i/>
-                  <w:lang w:val="en-US"/>
-                </w:rPr>
-              </m:ctrlPr>
-            </m:dPr>
-            <m:e>
-              <m:r>
-                <w:rPr>
-                  <w:rFonts w:ascii="Cambria Math" w:hAnsi="Cambria Math"/>
-                  <w:lang w:val="en-US"/>
-                </w:rPr>
-                <m:t>X</m:t>
-              </m:r>
-            </m:e>
-          </m:d>
-        </m:oMath>
-      </m:oMathPara>
-    </w:p>
-    <w:p>
-      <w:pPr>
-        <w:pStyle w:val="ListParagraph"/>
-        <w:numPr>
-          <w:ilvl w:val="0"/>
-          <w:numId w:val="11"/>
-        </w:numPr>
-        <w:rPr>
-          <w:lang w:val="en-US"/>
-        </w:rPr>
-      </w:pPr>
-      <w:r>
-        <w:rPr>
-          <w:lang w:val="en-US"/>
-        </w:rPr>
         <w:t>Trung Bình</w:t>
       </w:r>
       <w:r>
         <w:rPr>
           <w:lang w:val="en-US"/>
         </w:rPr>
-        <w:t xml:space="preserve"> Điều Hòa (Harmonic Mean)</w:t>
-      </w:r>
-      <w:r>
-        <w:rPr>
-          <w:lang w:val="en-US"/>
-        </w:rPr>
-        <w:t xml:space="preserve"> Của 1 Dãy Số</w:t>
-      </w:r>
-      <w:r>
-        <w:rPr>
-          <w:lang w:val="en-US"/>
-        </w:rPr>
-        <w:t>?</w:t>
+        <w:t xml:space="preserve"> Điều Hòa (Harmonic Mean)?</w:t>
       </w:r>
     </w:p>
     <w:p>
@@ -1100,7 +972,7 @@
         <w:rPr>
           <w:lang w:val="en-US"/>
         </w:rPr>
-        <w:t>) Của 1 Biến Ngẫu Nhiên?</w:t>
+        <w:t>)?</w:t>
       </w:r>
     </w:p>
     <w:p>
@@ -1144,6 +1016,306 @@
         <w:pStyle w:val="ListParagraph"/>
         <w:numPr>
           <w:ilvl w:val="0"/>
+          <w:numId w:val="26"/>
+        </w:numPr>
+        <w:rPr>
+          <w:lang w:val="en-US"/>
+        </w:rPr>
+      </w:pPr>
+      <w:r>
+        <w:rPr>
+          <w:lang w:val="en-US"/>
+        </w:rPr>
+        <w:t>Cho X là 1 dãy số bất kì được sắp xếp từ nhỏ đến lớn, nếu số phần tử của X lẻ thì Median là số nằm chính giữa dãy, nếu số phần tử là chẵn thì lấy trung bình 2 số ở trung tâm</w:t>
+      </w:r>
+    </w:p>
+    <w:p>
+      <w:pPr>
+        <w:pStyle w:val="ListParagraph"/>
+        <w:numPr>
+          <w:ilvl w:val="0"/>
+          <w:numId w:val="26"/>
+        </w:numPr>
+        <w:rPr>
+          <w:lang w:val="en-US"/>
+        </w:rPr>
+      </w:pPr>
+      <w:r>
+        <w:rPr>
+          <w:lang w:val="en-US"/>
+        </w:rPr>
+        <w:t xml:space="preserve">Nếu số liệu thống kê theo kiểu phân khoảng, ví dụ thay vì nói thẳng ra số người 25 tuổi là bao nhiêu thì người ta lại nói số người có tuổi từ 24 đến 26, thì khoảng đầu tiên làm tần số tích lũy </w:t>
+      </w:r>
+      <w:r>
+        <w:rPr>
+          <w:lang w:val="en-US"/>
+        </w:rPr>
+        <w:sym w:font="Symbol" w:char="F0B3"/>
+      </w:r>
+      <w:r>
+        <w:rPr>
+          <w:lang w:val="en-US"/>
+        </w:rPr>
+        <w:t xml:space="preserve"> </w:t>
+      </w:r>
+      <w:r>
+        <w:rPr>
+          <w:lang w:val="en-US"/>
+        </w:rPr>
+        <w:t xml:space="preserve">1 nửa </w:t>
+      </w:r>
+      <w:r>
+        <w:rPr>
+          <w:lang w:val="en-US"/>
+        </w:rPr>
+        <w:t>tần số tổng thể</w:t>
+      </w:r>
+      <w:r>
+        <w:rPr>
+          <w:lang w:val="en-US"/>
+        </w:rPr>
+        <w:t xml:space="preserve"> F</w:t>
+      </w:r>
+      <w:r>
+        <w:rPr>
+          <w:lang w:val="en-US"/>
+        </w:rPr>
+        <w:t xml:space="preserve"> sẽ là khoảng chứa Median, cho khoảng này là [a, b]</w:t>
+      </w:r>
+      <w:r>
+        <w:rPr>
+          <w:lang w:val="en-US"/>
+        </w:rPr>
+        <w:t>, f</w:t>
+      </w:r>
+      <w:r>
+        <w:rPr>
+          <w:vertAlign w:val="subscript"/>
+          <w:lang w:val="en-US"/>
+        </w:rPr>
+        <w:t>1</w:t>
+      </w:r>
+      <w:r>
+        <w:rPr>
+          <w:lang w:val="en-US"/>
+        </w:rPr>
+        <w:t xml:space="preserve"> là tần số tích lũy của khoảng đằng trước, f</w:t>
+      </w:r>
+      <w:r>
+        <w:rPr>
+          <w:vertAlign w:val="subscript"/>
+          <w:lang w:val="en-US"/>
+        </w:rPr>
+        <w:t>0</w:t>
+      </w:r>
+      <w:r>
+        <w:rPr>
+          <w:lang w:val="en-US"/>
+        </w:rPr>
+        <w:t xml:space="preserve"> là tần số của khoảng này, khi đó Median được tính theo công thức sau</w:t>
+      </w:r>
+    </w:p>
+    <w:p>
+      <w:pPr>
+        <w:pStyle w:val="ListParagraph"/>
+        <w:pBdr>
+          <w:top w:val="single" w:sz="4" w:space="1" w:color="auto"/>
+          <w:left w:val="single" w:sz="4" w:space="4" w:color="auto"/>
+          <w:bottom w:val="single" w:sz="4" w:space="1" w:color="auto"/>
+          <w:right w:val="single" w:sz="4" w:space="4" w:color="auto"/>
+        </w:pBdr>
+        <w:ind w:left="1080"/>
+        <w:rPr>
+          <w:lang w:val="en-US"/>
+        </w:rPr>
+      </w:pPr>
+      <m:oMathPara>
+        <m:oMathParaPr>
+          <m:jc m:val="left"/>
+        </m:oMathParaPr>
+        <m:oMath>
+          <m:sSub>
+            <m:sSubPr>
+              <m:ctrlPr>
+                <w:rPr>
+                  <w:rFonts w:ascii="Cambria Math" w:hAnsi="Cambria Math"/>
+                  <w:i/>
+                  <w:lang w:val="en-US"/>
+                </w:rPr>
+              </m:ctrlPr>
+            </m:sSubPr>
+            <m:e>
+              <m:r>
+                <w:rPr>
+                  <w:rFonts w:ascii="Cambria Math" w:hAnsi="Cambria Math"/>
+                  <w:lang w:val="en-US"/>
+                </w:rPr>
+                <m:t>M</m:t>
+              </m:r>
+            </m:e>
+            <m:sub>
+              <m:r>
+                <w:rPr>
+                  <w:rFonts w:ascii="Cambria Math" w:hAnsi="Cambria Math"/>
+                  <w:lang w:val="en-US"/>
+                </w:rPr>
+                <m:t>e</m:t>
+              </m:r>
+            </m:sub>
+          </m:sSub>
+          <m:d>
+            <m:dPr>
+              <m:ctrlPr>
+                <w:rPr>
+                  <w:rFonts w:ascii="Cambria Math" w:hAnsi="Cambria Math"/>
+                  <w:i/>
+                  <w:lang w:val="en-US"/>
+                </w:rPr>
+              </m:ctrlPr>
+            </m:dPr>
+            <m:e>
+              <m:r>
+                <w:rPr>
+                  <w:rFonts w:ascii="Cambria Math" w:hAnsi="Cambria Math"/>
+                  <w:lang w:val="en-US"/>
+                </w:rPr>
+                <m:t>X</m:t>
+              </m:r>
+            </m:e>
+          </m:d>
+          <m:r>
+            <w:rPr>
+              <w:rFonts w:ascii="Cambria Math" w:hAnsi="Cambria Math"/>
+              <w:lang w:val="en-US"/>
+            </w:rPr>
+            <m:t>=a+</m:t>
+          </m:r>
+          <m:d>
+            <m:dPr>
+              <m:ctrlPr>
+                <w:rPr>
+                  <w:rFonts w:ascii="Cambria Math" w:hAnsi="Cambria Math"/>
+                  <w:i/>
+                  <w:lang w:val="en-US"/>
+                </w:rPr>
+              </m:ctrlPr>
+            </m:dPr>
+            <m:e>
+              <m:r>
+                <w:rPr>
+                  <w:rFonts w:ascii="Cambria Math" w:hAnsi="Cambria Math"/>
+                  <w:lang w:val="en-US"/>
+                </w:rPr>
+                <m:t>b-a</m:t>
+              </m:r>
+            </m:e>
+          </m:d>
+          <m:f>
+            <m:fPr>
+              <m:ctrlPr>
+                <w:rPr>
+                  <w:rFonts w:ascii="Cambria Math" w:hAnsi="Cambria Math"/>
+                  <w:i/>
+                  <w:lang w:val="en-US"/>
+                </w:rPr>
+              </m:ctrlPr>
+            </m:fPr>
+            <m:num>
+              <m:r>
+                <w:rPr>
+                  <w:rFonts w:ascii="Cambria Math" w:hAnsi="Cambria Math"/>
+                  <w:lang w:val="en-US"/>
+                </w:rPr>
+                <m:t>0.5F-</m:t>
+              </m:r>
+              <m:sSub>
+                <m:sSubPr>
+                  <m:ctrlPr>
+                    <w:rPr>
+                      <w:rFonts w:ascii="Cambria Math" w:hAnsi="Cambria Math"/>
+                      <w:i/>
+                      <w:lang w:val="en-US"/>
+                    </w:rPr>
+                  </m:ctrlPr>
+                </m:sSubPr>
+                <m:e>
+                  <m:r>
+                    <w:rPr>
+                      <w:rFonts w:ascii="Cambria Math" w:hAnsi="Cambria Math"/>
+                      <w:lang w:val="en-US"/>
+                    </w:rPr>
+                    <m:t>f</m:t>
+                  </m:r>
+                </m:e>
+                <m:sub>
+                  <m:r>
+                    <w:rPr>
+                      <w:rFonts w:ascii="Cambria Math" w:hAnsi="Cambria Math"/>
+                      <w:lang w:val="en-US"/>
+                    </w:rPr>
+                    <m:t>1</m:t>
+                  </m:r>
+                </m:sub>
+              </m:sSub>
+            </m:num>
+            <m:den>
+              <m:sSub>
+                <m:sSubPr>
+                  <m:ctrlPr>
+                    <w:rPr>
+                      <w:rFonts w:ascii="Cambria Math" w:hAnsi="Cambria Math"/>
+                      <w:i/>
+                      <w:lang w:val="en-US"/>
+                    </w:rPr>
+                  </m:ctrlPr>
+                </m:sSubPr>
+                <m:e>
+                  <m:r>
+                    <w:rPr>
+                      <w:rFonts w:ascii="Cambria Math" w:hAnsi="Cambria Math"/>
+                      <w:lang w:val="en-US"/>
+                    </w:rPr>
+                    <m:t>f</m:t>
+                  </m:r>
+                </m:e>
+                <m:sub>
+                  <m:r>
+                    <w:rPr>
+                      <w:rFonts w:ascii="Cambria Math" w:hAnsi="Cambria Math"/>
+                      <w:lang w:val="en-US"/>
+                    </w:rPr>
+                    <m:t>0</m:t>
+                  </m:r>
+                </m:sub>
+              </m:sSub>
+            </m:den>
+          </m:f>
+        </m:oMath>
+      </m:oMathPara>
+    </w:p>
+    <w:p>
+      <w:pPr>
+        <w:pStyle w:val="ListParagraph"/>
+        <w:numPr>
+          <w:ilvl w:val="0"/>
+          <w:numId w:val="26"/>
+        </w:numPr>
+        <w:rPr>
+          <w:lang w:val="en-US"/>
+        </w:rPr>
+      </w:pPr>
+      <w:r>
+        <w:rPr>
+          <w:lang w:val="en-US"/>
+        </w:rPr>
+        <w:t>Công thức này có nghĩa là Median sẽ nằm trong khoảng [a, b] sao cho khi nội suy tuyến tính thì Median sẽ là điểm làm tần số tích lũy = 0.5F</w:t>
+      </w:r>
+    </w:p>
+    <w:p>
+      <w:pPr>
+        <w:pStyle w:val="ListParagraph"/>
+        <w:numPr>
+          <w:ilvl w:val="0"/>
           <w:numId w:val="11"/>
         </w:numPr>
         <w:rPr>
@@ -1154,6 +1326,150 @@
         <w:rPr>
           <w:lang w:val="en-US"/>
         </w:rPr>
+        <w:t xml:space="preserve">Tứ </w:t>
+      </w:r>
+      <w:r>
+        <w:rPr>
+          <w:lang w:val="en-US"/>
+        </w:rPr>
+        <w:t>Phân Vị (</w:t>
+      </w:r>
+      <w:r>
+        <w:rPr>
+          <w:lang w:val="en-US"/>
+        </w:rPr>
+        <w:t>Quartiles</w:t>
+      </w:r>
+      <w:r>
+        <w:rPr>
+          <w:lang w:val="en-US"/>
+        </w:rPr>
+        <w:t>)?</w:t>
+      </w:r>
+    </w:p>
+    <w:p>
+      <w:pPr>
+        <w:pStyle w:val="ListParagraph"/>
+        <w:numPr>
+          <w:ilvl w:val="0"/>
+          <w:numId w:val="26"/>
+        </w:numPr>
+        <w:rPr>
+          <w:lang w:val="en-US"/>
+        </w:rPr>
+      </w:pPr>
+      <w:r>
+        <w:rPr>
+          <w:lang w:val="en-US"/>
+        </w:rPr>
+        <w:t>Cho X là dãy số có n phần tử được sắp xếp từ nhỏ đến lớn, khi đó</w:t>
+      </w:r>
+    </w:p>
+    <w:p>
+      <w:pPr>
+        <w:pStyle w:val="ListParagraph"/>
+        <w:numPr>
+          <w:ilvl w:val="0"/>
+          <w:numId w:val="26"/>
+        </w:numPr>
+        <w:rPr>
+          <w:lang w:val="en-US"/>
+        </w:rPr>
+      </w:pPr>
+      <w:r>
+        <w:rPr>
+          <w:lang w:val="en-US"/>
+        </w:rPr>
+        <w:t>Phân vị thứ 1 là phần tử có số thứ tự là (n + 1) / 4</w:t>
+      </w:r>
+    </w:p>
+    <w:p>
+      <w:pPr>
+        <w:pStyle w:val="ListParagraph"/>
+        <w:numPr>
+          <w:ilvl w:val="0"/>
+          <w:numId w:val="26"/>
+        </w:numPr>
+        <w:rPr>
+          <w:lang w:val="en-US"/>
+        </w:rPr>
+      </w:pPr>
+      <w:r>
+        <w:rPr>
+          <w:lang w:val="en-US"/>
+        </w:rPr>
+        <w:t>Phân vị thứ 2 chính là Median</w:t>
+      </w:r>
+    </w:p>
+    <w:p>
+      <w:pPr>
+        <w:pStyle w:val="ListParagraph"/>
+        <w:numPr>
+          <w:ilvl w:val="0"/>
+          <w:numId w:val="26"/>
+        </w:numPr>
+        <w:rPr>
+          <w:lang w:val="en-US"/>
+        </w:rPr>
+      </w:pPr>
+      <w:r>
+        <w:rPr>
+          <w:lang w:val="en-US"/>
+        </w:rPr>
+        <w:t>Phân vị thứ 3 là phần tử có số thứ tự là 3(n + 1) / 4</w:t>
+      </w:r>
+    </w:p>
+    <w:p>
+      <w:pPr>
+        <w:pStyle w:val="ListParagraph"/>
+        <w:numPr>
+          <w:ilvl w:val="0"/>
+          <w:numId w:val="26"/>
+        </w:numPr>
+        <w:rPr>
+          <w:lang w:val="en-US"/>
+        </w:rPr>
+      </w:pPr>
+      <w:r>
+        <w:rPr>
+          <w:lang w:val="en-US"/>
+        </w:rPr>
+        <w:t>Nếu số thứ tự không phải số nguyên thì nội suy tuyến tính phần thập phân</w:t>
+      </w:r>
+    </w:p>
+    <w:p>
+      <w:pPr>
+        <w:pStyle w:val="ListParagraph"/>
+        <w:numPr>
+          <w:ilvl w:val="0"/>
+          <w:numId w:val="26"/>
+        </w:numPr>
+        <w:rPr>
+          <w:lang w:val="en-US"/>
+        </w:rPr>
+      </w:pPr>
+      <w:r>
+        <w:rPr>
+          <w:lang w:val="en-US"/>
+        </w:rPr>
+        <w:t>Trường hợp số liệu thống kê theo kiểu phân khoảng thì nội suy tuyến tính như Median</w:t>
+      </w:r>
+    </w:p>
+    <w:p>
+      <w:pPr>
+        <w:pStyle w:val="ListParagraph"/>
+        <w:numPr>
+          <w:ilvl w:val="0"/>
+          <w:numId w:val="11"/>
+        </w:numPr>
+        <w:rPr>
+          <w:lang w:val="en-US"/>
+        </w:rPr>
+      </w:pPr>
+      <w:r>
+        <w:rPr>
+          <w:lang w:val="en-US"/>
+        </w:rPr>
         <w:t>Mốt</w:t>
       </w:r>
       <w:r>
@@ -1178,7 +1494,7 @@
         <w:rPr>
           <w:lang w:val="en-US"/>
         </w:rPr>
-        <w:t>) Của 1 Biến Ngẫu Nhiên?</w:t>
+        <w:t>)?</w:t>
       </w:r>
     </w:p>
     <w:p>
@@ -1237,7 +1553,25 @@
         <w:rPr>
           <w:lang w:val="en-US"/>
         </w:rPr>
-        <w:t>) đạt giá trị lớn nhất, nếu liên tục, thì Mode của X là điểm cực đại của PDF của X</w:t>
+        <w:t>) đạt giá trị lớn nhất, nếu liên tục, thì Mode của X là điể</w:t>
+      </w:r>
+      <w:r>
+        <w:rPr>
+          <w:lang w:val="en-US"/>
+        </w:rPr>
+        <w:t>m mà tại đó</w:t>
+      </w:r>
+      <w:r>
+        <w:rPr>
+          <w:lang w:val="en-US"/>
+        </w:rPr>
+        <w:t xml:space="preserve"> PDF của X</w:t>
+      </w:r>
+      <w:r>
+        <w:rPr>
+          <w:lang w:val="en-US"/>
+        </w:rPr>
+        <w:t xml:space="preserve"> có giá trị lớn nhất</w:t>
       </w:r>
     </w:p>
     <w:p>
@@ -1256,6 +1590,398 @@
           <w:lang w:val="en-US"/>
         </w:rPr>
         <w:t>X có thể có nhiều Mode</w:t>
+      </w:r>
+    </w:p>
+    <w:p>
+      <w:pPr>
+        <w:pStyle w:val="ListParagraph"/>
+        <w:numPr>
+          <w:ilvl w:val="0"/>
+          <w:numId w:val="4"/>
+        </w:numPr>
+        <w:rPr>
+          <w:lang w:val="en-US"/>
+        </w:rPr>
+      </w:pPr>
+      <w:r>
+        <w:rPr>
+          <w:lang w:val="en-US"/>
+        </w:rPr>
+        <w:t>Trường hợp</w:t>
+      </w:r>
+      <w:r>
+        <w:rPr>
+          <w:lang w:val="en-US"/>
+        </w:rPr>
+        <w:t xml:space="preserve"> số liệu thống kê theo kiểu phân khoả</w:t>
+      </w:r>
+      <w:r>
+        <w:rPr>
+          <w:lang w:val="en-US"/>
+        </w:rPr>
+        <w:t>ng</w:t>
+      </w:r>
+      <w:r>
+        <w:rPr>
+          <w:lang w:val="en-US"/>
+        </w:rPr>
+        <w:t xml:space="preserve">, cho khoảng có Mode là </w:t>
+      </w:r>
+    </w:p>
+    <w:p>
+      <w:pPr>
+        <w:pStyle w:val="ListParagraph"/>
+        <w:ind w:left="1080"/>
+        <w:rPr>
+          <w:lang w:val="en-US"/>
+        </w:rPr>
+      </w:pPr>
+      <w:r>
+        <w:rPr>
+          <w:lang w:val="en-US"/>
+        </w:rPr>
+        <w:lastRenderedPageBreak/>
+        <w:t>[a, b], f</w:t>
+      </w:r>
+      <w:r>
+        <w:rPr>
+          <w:vertAlign w:val="subscript"/>
+          <w:lang w:val="en-US"/>
+        </w:rPr>
+        <w:t>0</w:t>
+      </w:r>
+      <w:r>
+        <w:rPr>
+          <w:lang w:val="en-US"/>
+        </w:rPr>
+        <w:t xml:space="preserve"> là tần số của khoảng này, f</w:t>
+      </w:r>
+      <w:r>
+        <w:rPr>
+          <w:vertAlign w:val="subscript"/>
+          <w:lang w:val="en-US"/>
+        </w:rPr>
+        <w:t>1</w:t>
+      </w:r>
+      <w:r>
+        <w:rPr>
+          <w:lang w:val="en-US"/>
+        </w:rPr>
+        <w:t xml:space="preserve"> là tần số của khoảng đằng trước, f</w:t>
+      </w:r>
+      <w:r>
+        <w:rPr>
+          <w:vertAlign w:val="subscript"/>
+          <w:lang w:val="en-US"/>
+        </w:rPr>
+        <w:t>2</w:t>
+      </w:r>
+      <w:r>
+        <w:rPr>
+          <w:lang w:val="en-US"/>
+        </w:rPr>
+        <w:t xml:space="preserve"> là tần số của khoảng đằng sau, khi đó, Mode sẽ được tính theo công thức sau</w:t>
+      </w:r>
+    </w:p>
+    <w:p>
+      <w:pPr>
+        <w:pStyle w:val="ListParagraph"/>
+        <w:pBdr>
+          <w:top w:val="single" w:sz="4" w:space="1" w:color="auto"/>
+          <w:left w:val="single" w:sz="4" w:space="4" w:color="auto"/>
+          <w:bottom w:val="single" w:sz="4" w:space="1" w:color="auto"/>
+          <w:right w:val="single" w:sz="4" w:space="4" w:color="auto"/>
+        </w:pBdr>
+        <w:ind w:left="1080"/>
+        <w:rPr>
+          <w:rFonts w:ascii="Cambria Math" w:hAnsi="Cambria Math"/>
+          <w:lang w:val="en-US"/>
+          <w:oMath/>
+        </w:rPr>
+      </w:pPr>
+      <m:oMathPara>
+        <m:oMathParaPr>
+          <m:jc m:val="left"/>
+        </m:oMathParaPr>
+        <m:oMath>
+          <m:sSub>
+            <m:sSubPr>
+              <m:ctrlPr>
+                <w:rPr>
+                  <w:rFonts w:ascii="Cambria Math" w:hAnsi="Cambria Math"/>
+                  <w:i/>
+                  <w:lang w:val="en-US"/>
+                </w:rPr>
+              </m:ctrlPr>
+            </m:sSubPr>
+            <m:e>
+              <m:r>
+                <w:rPr>
+                  <w:rFonts w:ascii="Cambria Math" w:hAnsi="Cambria Math"/>
+                  <w:lang w:val="en-US"/>
+                </w:rPr>
+                <m:t>M</m:t>
+              </m:r>
+            </m:e>
+            <m:sub>
+              <m:r>
+                <w:rPr>
+                  <w:rFonts w:ascii="Cambria Math" w:hAnsi="Cambria Math"/>
+                  <w:lang w:val="en-US"/>
+                </w:rPr>
+                <m:t>0</m:t>
+              </m:r>
+            </m:sub>
+          </m:sSub>
+          <m:d>
+            <m:dPr>
+              <m:ctrlPr>
+                <w:rPr>
+                  <w:rFonts w:ascii="Cambria Math" w:hAnsi="Cambria Math"/>
+                  <w:i/>
+                  <w:lang w:val="en-US"/>
+                </w:rPr>
+              </m:ctrlPr>
+            </m:dPr>
+            <m:e>
+              <m:r>
+                <w:rPr>
+                  <w:rFonts w:ascii="Cambria Math" w:hAnsi="Cambria Math"/>
+                  <w:lang w:val="en-US"/>
+                </w:rPr>
+                <m:t>X</m:t>
+              </m:r>
+            </m:e>
+          </m:d>
+          <m:r>
+            <w:rPr>
+              <w:rFonts w:ascii="Cambria Math" w:hAnsi="Cambria Math"/>
+              <w:lang w:val="en-US"/>
+            </w:rPr>
+            <m:t>=a+</m:t>
+          </m:r>
+          <m:d>
+            <m:dPr>
+              <m:ctrlPr>
+                <w:rPr>
+                  <w:rFonts w:ascii="Cambria Math" w:hAnsi="Cambria Math"/>
+                  <w:i/>
+                  <w:lang w:val="en-US"/>
+                </w:rPr>
+              </m:ctrlPr>
+            </m:dPr>
+            <m:e>
+              <m:r>
+                <w:rPr>
+                  <w:rFonts w:ascii="Cambria Math" w:hAnsi="Cambria Math"/>
+                  <w:lang w:val="en-US"/>
+                </w:rPr>
+                <m:t>b-a</m:t>
+              </m:r>
+            </m:e>
+          </m:d>
+          <m:f>
+            <m:fPr>
+              <m:ctrlPr>
+                <w:rPr>
+                  <w:rFonts w:ascii="Cambria Math" w:hAnsi="Cambria Math"/>
+                  <w:i/>
+                  <w:lang w:val="en-US"/>
+                </w:rPr>
+              </m:ctrlPr>
+            </m:fPr>
+            <m:num>
+              <m:sSub>
+                <m:sSubPr>
+                  <m:ctrlPr>
+                    <w:rPr>
+                      <w:rFonts w:ascii="Cambria Math" w:hAnsi="Cambria Math"/>
+                      <w:i/>
+                      <w:lang w:val="en-US"/>
+                    </w:rPr>
+                  </m:ctrlPr>
+                </m:sSubPr>
+                <m:e>
+                  <m:r>
+                    <w:rPr>
+                      <w:rFonts w:ascii="Cambria Math" w:hAnsi="Cambria Math"/>
+                      <w:lang w:val="en-US"/>
+                    </w:rPr>
+                    <m:t>f</m:t>
+                  </m:r>
+                </m:e>
+                <m:sub>
+                  <m:r>
+                    <w:rPr>
+                      <w:rFonts w:ascii="Cambria Math" w:hAnsi="Cambria Math"/>
+                      <w:lang w:val="en-US"/>
+                    </w:rPr>
+                    <m:t>0</m:t>
+                  </m:r>
+                </m:sub>
+              </m:sSub>
+              <m:r>
+                <w:rPr>
+                  <w:rFonts w:ascii="Cambria Math" w:hAnsi="Cambria Math"/>
+                  <w:lang w:val="en-US"/>
+                </w:rPr>
+                <m:t>-</m:t>
+              </m:r>
+              <m:sSub>
+                <m:sSubPr>
+                  <m:ctrlPr>
+                    <w:rPr>
+                      <w:rFonts w:ascii="Cambria Math" w:hAnsi="Cambria Math"/>
+                      <w:i/>
+                      <w:lang w:val="en-US"/>
+                    </w:rPr>
+                  </m:ctrlPr>
+                </m:sSubPr>
+                <m:e>
+                  <m:r>
+                    <w:rPr>
+                      <w:rFonts w:ascii="Cambria Math" w:hAnsi="Cambria Math"/>
+                      <w:lang w:val="en-US"/>
+                    </w:rPr>
+                    <m:t>f</m:t>
+                  </m:r>
+                </m:e>
+                <m:sub>
+                  <m:r>
+                    <w:rPr>
+                      <w:rFonts w:ascii="Cambria Math" w:hAnsi="Cambria Math"/>
+                      <w:lang w:val="en-US"/>
+                    </w:rPr>
+                    <m:t>1</m:t>
+                  </m:r>
+                </m:sub>
+              </m:sSub>
+            </m:num>
+            <m:den>
+              <m:sSub>
+                <m:sSubPr>
+                  <m:ctrlPr>
+                    <w:rPr>
+                      <w:rFonts w:ascii="Cambria Math" w:hAnsi="Cambria Math"/>
+                      <w:i/>
+                      <w:lang w:val="en-US"/>
+                    </w:rPr>
+                  </m:ctrlPr>
+                </m:sSubPr>
+                <m:e>
+                  <m:r>
+                    <w:rPr>
+                      <w:rFonts w:ascii="Cambria Math" w:hAnsi="Cambria Math"/>
+                      <w:lang w:val="en-US"/>
+                    </w:rPr>
+                    <m:t>2f</m:t>
+                  </m:r>
+                </m:e>
+                <m:sub>
+                  <m:r>
+                    <w:rPr>
+                      <w:rFonts w:ascii="Cambria Math" w:hAnsi="Cambria Math"/>
+                      <w:lang w:val="en-US"/>
+                    </w:rPr>
+                    <m:t>0</m:t>
+                  </m:r>
+                </m:sub>
+              </m:sSub>
+              <m:r>
+                <w:rPr>
+                  <w:rFonts w:ascii="Cambria Math" w:hAnsi="Cambria Math"/>
+                  <w:lang w:val="en-US"/>
+                </w:rPr>
+                <m:t>-</m:t>
+              </m:r>
+              <m:sSub>
+                <m:sSubPr>
+                  <m:ctrlPr>
+                    <w:rPr>
+                      <w:rFonts w:ascii="Cambria Math" w:hAnsi="Cambria Math"/>
+                      <w:i/>
+                      <w:lang w:val="en-US"/>
+                    </w:rPr>
+                  </m:ctrlPr>
+                </m:sSubPr>
+                <m:e>
+                  <m:r>
+                    <w:rPr>
+                      <w:rFonts w:ascii="Cambria Math" w:hAnsi="Cambria Math"/>
+                      <w:lang w:val="en-US"/>
+                    </w:rPr>
+                    <m:t>f</m:t>
+                  </m:r>
+                </m:e>
+                <m:sub>
+                  <m:r>
+                    <w:rPr>
+                      <w:rFonts w:ascii="Cambria Math" w:hAnsi="Cambria Math"/>
+                      <w:lang w:val="en-US"/>
+                    </w:rPr>
+                    <m:t>1</m:t>
+                  </m:r>
+                </m:sub>
+              </m:sSub>
+              <m:r>
+                <w:rPr>
+                  <w:rFonts w:ascii="Cambria Math" w:hAnsi="Cambria Math"/>
+                  <w:lang w:val="en-US"/>
+                </w:rPr>
+                <m:t>-</m:t>
+              </m:r>
+              <m:sSub>
+                <m:sSubPr>
+                  <m:ctrlPr>
+                    <w:rPr>
+                      <w:rFonts w:ascii="Cambria Math" w:hAnsi="Cambria Math"/>
+                      <w:i/>
+                      <w:lang w:val="en-US"/>
+                    </w:rPr>
+                  </m:ctrlPr>
+                </m:sSubPr>
+                <m:e>
+                  <m:r>
+                    <w:rPr>
+                      <w:rFonts w:ascii="Cambria Math" w:hAnsi="Cambria Math"/>
+                      <w:lang w:val="en-US"/>
+                    </w:rPr>
+                    <m:t>f</m:t>
+                  </m:r>
+                </m:e>
+                <m:sub>
+                  <m:r>
+                    <w:rPr>
+                      <w:rFonts w:ascii="Cambria Math" w:hAnsi="Cambria Math"/>
+                      <w:lang w:val="en-US"/>
+                    </w:rPr>
+                    <m:t>2</m:t>
+                  </m:r>
+                </m:sub>
+              </m:sSub>
+            </m:den>
+          </m:f>
+        </m:oMath>
+      </m:oMathPara>
+    </w:p>
+    <w:p>
+      <w:pPr>
+        <w:pStyle w:val="ListParagraph"/>
+        <w:numPr>
+          <w:ilvl w:val="0"/>
+          <w:numId w:val="4"/>
+        </w:numPr>
+        <w:rPr>
+          <w:rFonts w:ascii="Cambria Math" w:hAnsi="Cambria Math"/>
+          <w:lang w:val="en-US"/>
+          <w:oMath/>
+        </w:rPr>
+      </w:pPr>
+      <w:r>
+        <w:rPr>
+          <w:lang w:val="en-US"/>
+        </w:rPr>
+        <w:t>Công thức này có nghĩa là Mode sẽ nằm trong khoảng [a, b], nếu tần số của khoảng đằng trước gần với tần số của khoảng chứa Mode hơn tần số của khoảng đằng sau, thì Mode sẽ lệch về trước, và ngược lại</w:t>
       </w:r>
     </w:p>
     <w:p>
@@ -1702,35 +2428,7 @@
                   <w:rFonts w:ascii="Cambria Math" w:hAnsi="Cambria Math" w:cstheme="minorHAnsi"/>
                   <w:lang w:val="en-US"/>
                 </w:rPr>
-                <m:t>i</m:t>
-              </m:r>
-              <m:r>
-                <w:rPr>
-                  <w:rFonts w:ascii="Cambria Math" w:hAnsi="Cambria Math" w:cstheme="minorHAnsi"/>
-                  <w:lang w:val="en-US"/>
-                </w:rPr>
-                <m:t xml:space="preserve"> </m:t>
-              </m:r>
-              <m:r>
-                <w:rPr>
-                  <w:rFonts w:ascii="Cambria Math" w:hAnsi="Cambria Math" w:cstheme="minorHAnsi"/>
-                  <w:lang w:val="en-US"/>
-                </w:rPr>
-                <m:t>=</m:t>
-              </m:r>
-              <m:r>
-                <w:rPr>
-                  <w:rFonts w:ascii="Cambria Math" w:hAnsi="Cambria Math" w:cstheme="minorHAnsi"/>
-                  <w:lang w:val="en-US"/>
-                </w:rPr>
-                <m:t xml:space="preserve"> </m:t>
-              </m:r>
-              <m:r>
-                <w:rPr>
-                  <w:rFonts w:ascii="Cambria Math" w:hAnsi="Cambria Math" w:cstheme="minorHAnsi"/>
-                  <w:lang w:val="en-US"/>
-                </w:rPr>
-                <m:t>1</m:t>
+                <m:t>i = 1</m:t>
               </m:r>
             </m:sub>
             <m:sup>
@@ -2302,537 +3000,10 @@
               </m:sSup>
             </m:e>
           </m:nary>
-        </m:oMath>
-      </m:oMathPara>
-    </w:p>
-    <w:p>
-      <w:pPr>
-        <w:pStyle w:val="ListParagraph"/>
-        <w:numPr>
-          <w:ilvl w:val="0"/>
-          <w:numId w:val="7"/>
-        </w:numPr>
-        <w:rPr>
-          <w:rFonts w:ascii="Cambria Math" w:hAnsi="Cambria Math"/>
-          <w:lang w:val="en-US"/>
-          <w:oMath/>
-        </w:rPr>
-      </w:pPr>
-      <w:r>
-        <w:rPr>
-          <w:lang w:val="en-US"/>
-        </w:rPr>
-        <w:t>Kì vọng và Variance của S</w:t>
-      </w:r>
-      <w:r>
-        <w:rPr>
-          <w:lang w:val="en-US"/>
-        </w:rPr>
-        <w:t>ample Variance khi lấy nhiều Sample</w:t>
-      </w:r>
-    </w:p>
-    <w:p>
-      <w:pPr>
-        <w:pStyle w:val="ListParagraph"/>
-        <w:pBdr>
-          <w:top w:val="single" w:sz="4" w:space="1" w:color="auto"/>
-          <w:left w:val="single" w:sz="4" w:space="4" w:color="auto"/>
-          <w:bottom w:val="single" w:sz="4" w:space="1" w:color="auto"/>
-          <w:right w:val="single" w:sz="4" w:space="4" w:color="auto"/>
-        </w:pBdr>
-        <w:ind w:left="1080"/>
-        <w:rPr>
-          <w:rFonts w:ascii="Cambria Math" w:hAnsi="Cambria Math"/>
-          <w:lang w:val="en-US"/>
-          <w:oMath/>
-        </w:rPr>
-      </w:pPr>
-      <m:oMathPara>
-        <m:oMathParaPr>
-          <m:jc m:val="left"/>
-        </m:oMathParaPr>
-        <m:oMath>
           <m:r>
-            <w:rPr>
-              <w:rFonts w:ascii="Cambria Math" w:eastAsiaTheme="minorEastAsia" w:hAnsi="Cambria Math"/>
-              <w:lang w:val="en-US"/>
-            </w:rPr>
-            <m:t>E</m:t>
-          </m:r>
-          <m:d>
-            <m:dPr>
-              <m:begChr m:val="["/>
-              <m:endChr m:val="]"/>
-              <m:ctrlPr>
-                <w:rPr>
-                  <w:rFonts w:ascii="Cambria Math" w:eastAsiaTheme="minorEastAsia" w:hAnsi="Cambria Math"/>
-                  <w:i/>
-                  <w:lang w:val="en-US"/>
-                </w:rPr>
-              </m:ctrlPr>
-            </m:dPr>
-            <m:e>
-              <m:sSubSup>
-                <m:sSubSupPr>
-                  <m:ctrlPr>
-                    <w:rPr>
-                      <w:rFonts w:ascii="Cambria Math" w:eastAsiaTheme="minorEastAsia" w:hAnsi="Cambria Math"/>
-                      <w:i/>
-                      <w:lang w:val="en-US"/>
-                    </w:rPr>
-                  </m:ctrlPr>
-                </m:sSubSupPr>
-                <m:e>
-                  <m:r>
-                    <w:rPr>
-                      <w:rFonts w:ascii="Cambria Math" w:eastAsiaTheme="minorEastAsia" w:hAnsi="Cambria Math"/>
-                      <w:lang w:val="en-US"/>
-                    </w:rPr>
-                    <m:t>S</m:t>
-                  </m:r>
-                </m:e>
-                <m:sub>
-                  <m:r>
-                    <w:rPr>
-                      <w:rFonts w:ascii="Cambria Math" w:eastAsiaTheme="minorEastAsia" w:hAnsi="Cambria Math"/>
-                      <w:lang w:val="en-US"/>
-                    </w:rPr>
-                    <m:t>X</m:t>
-                  </m:r>
-                </m:sub>
-                <m:sup>
-                  <m:r>
-                    <w:rPr>
-                      <w:rFonts w:ascii="Cambria Math" w:eastAsiaTheme="minorEastAsia" w:hAnsi="Cambria Math"/>
-                      <w:lang w:val="en-US"/>
-                    </w:rPr>
-                    <m:t>2</m:t>
-                  </m:r>
-                </m:sup>
-              </m:sSubSup>
-            </m:e>
-          </m:d>
-          <m:r>
-            <w:rPr>
-              <w:rFonts w:ascii="Cambria Math" w:eastAsiaTheme="minorEastAsia" w:hAnsi="Cambria Math"/>
-              <w:lang w:val="en-US"/>
-            </w:rPr>
-            <m:t>=</m:t>
-          </m:r>
-          <m:r>
-            <w:rPr>
-              <w:rFonts w:ascii="Cambria Math" w:eastAsiaTheme="minorEastAsia" w:hAnsi="Cambria Math"/>
-              <w:lang w:val="en-US"/>
-            </w:rPr>
-            <m:t>Var</m:t>
-          </m:r>
-          <m:d>
-            <m:dPr>
-              <m:begChr m:val="["/>
-              <m:endChr m:val="]"/>
-              <m:ctrlPr>
-                <w:rPr>
-                  <w:rFonts w:ascii="Cambria Math" w:eastAsiaTheme="minorEastAsia" w:hAnsi="Cambria Math"/>
-                  <w:i/>
-                  <w:lang w:val="en-US"/>
-                </w:rPr>
-              </m:ctrlPr>
-            </m:dPr>
-            <m:e>
-              <m:r>
-                <w:rPr>
-                  <w:rFonts w:ascii="Cambria Math" w:eastAsiaTheme="minorEastAsia" w:hAnsi="Cambria Math"/>
-                  <w:lang w:val="en-US"/>
-                </w:rPr>
-                <m:t>X</m:t>
-              </m:r>
-            </m:e>
-          </m:d>
-        </m:oMath>
-      </m:oMathPara>
-    </w:p>
-    <w:p>
-      <w:pPr>
-        <w:pStyle w:val="ListParagraph"/>
-        <w:pBdr>
-          <w:top w:val="single" w:sz="4" w:space="1" w:color="auto"/>
-          <w:left w:val="single" w:sz="4" w:space="4" w:color="auto"/>
-          <w:bottom w:val="single" w:sz="4" w:space="1" w:color="auto"/>
-          <w:right w:val="single" w:sz="4" w:space="4" w:color="auto"/>
-        </w:pBdr>
-        <w:ind w:left="1080"/>
-        <w:rPr>
-          <w:rFonts w:ascii="Cambria Math" w:hAnsi="Cambria Math"/>
-          <w:lang w:val="en-US"/>
-          <w:oMath/>
-        </w:rPr>
-      </w:pPr>
-      <m:oMathPara>
-        <m:oMathParaPr>
-          <m:jc m:val="left"/>
-        </m:oMathParaPr>
-        <m:oMath>
-          <m:r>
-            <w:rPr>
-              <w:rFonts w:ascii="Cambria Math" w:eastAsiaTheme="minorEastAsia" w:hAnsi="Cambria Math"/>
-              <w:lang w:val="en-US"/>
-            </w:rPr>
-            <m:t>Var</m:t>
-          </m:r>
-          <m:d>
-            <m:dPr>
-              <m:begChr m:val="["/>
-              <m:endChr m:val="]"/>
-              <m:ctrlPr>
-                <w:rPr>
-                  <w:rFonts w:ascii="Cambria Math" w:eastAsiaTheme="minorEastAsia" w:hAnsi="Cambria Math"/>
-                  <w:i/>
-                  <w:lang w:val="en-US"/>
-                </w:rPr>
-              </m:ctrlPr>
-            </m:dPr>
-            <m:e>
-              <m:sSubSup>
-                <m:sSubSupPr>
-                  <m:ctrlPr>
-                    <w:rPr>
-                      <w:rFonts w:ascii="Cambria Math" w:eastAsiaTheme="minorEastAsia" w:hAnsi="Cambria Math"/>
-                      <w:i/>
-                      <w:lang w:val="en-US"/>
-                    </w:rPr>
-                  </m:ctrlPr>
-                </m:sSubSupPr>
-                <m:e>
-                  <m:r>
-                    <w:rPr>
-                      <w:rFonts w:ascii="Cambria Math" w:eastAsiaTheme="minorEastAsia" w:hAnsi="Cambria Math"/>
-                      <w:lang w:val="en-US"/>
-                    </w:rPr>
-                    <m:t>S</m:t>
-                  </m:r>
-                </m:e>
-                <m:sub>
-                  <m:r>
-                    <w:rPr>
-                      <w:rFonts w:ascii="Cambria Math" w:eastAsiaTheme="minorEastAsia" w:hAnsi="Cambria Math"/>
-                      <w:lang w:val="en-US"/>
-                    </w:rPr>
-                    <m:t>X</m:t>
-                  </m:r>
-                </m:sub>
-                <m:sup>
-                  <m:r>
-                    <w:rPr>
-                      <w:rFonts w:ascii="Cambria Math" w:eastAsiaTheme="minorEastAsia" w:hAnsi="Cambria Math"/>
-                      <w:lang w:val="en-US"/>
-                    </w:rPr>
-                    <m:t>2</m:t>
-                  </m:r>
-                </m:sup>
-              </m:sSubSup>
-            </m:e>
-          </m:d>
-          <m:r>
-            <w:rPr>
-              <w:rFonts w:ascii="Cambria Math" w:hAnsi="Cambria Math"/>
-              <w:lang w:val="en-US"/>
-            </w:rPr>
-            <m:t>=</m:t>
-          </m:r>
-          <m:r>
-            <w:rPr>
-              <w:rFonts w:ascii="Cambria Math" w:hAnsi="Cambria Math"/>
-              <w:lang w:val="en-US"/>
-            </w:rPr>
-            <m:t>pass</m:t>
-          </m:r>
-        </m:oMath>
-      </m:oMathPara>
-    </w:p>
-    <w:p>
-      <w:pPr>
-        <w:pStyle w:val="ListParagraph"/>
-        <w:numPr>
-          <w:ilvl w:val="0"/>
-          <w:numId w:val="7"/>
-        </w:numPr>
-        <w:rPr>
-          <w:rFonts w:ascii="Cambria Math" w:hAnsi="Cambria Math"/>
-          <w:lang w:val="en-US"/>
-          <w:oMath/>
-        </w:rPr>
-      </w:pPr>
-      <w:r>
-        <w:rPr>
-          <w:lang w:val="en-US"/>
-        </w:rPr>
-        <w:t>Chứng minh</w:t>
-      </w:r>
-    </w:p>
-    <w:p>
-      <w:pPr>
-        <w:pStyle w:val="ListParagraph"/>
-        <w:pBdr>
-          <w:top w:val="single" w:sz="4" w:space="1" w:color="auto"/>
-          <w:left w:val="single" w:sz="4" w:space="4" w:color="auto"/>
-          <w:bottom w:val="single" w:sz="4" w:space="1" w:color="auto"/>
-          <w:right w:val="single" w:sz="4" w:space="4" w:color="auto"/>
-        </w:pBdr>
-        <w:ind w:left="1080"/>
-        <w:rPr>
-          <w:rFonts w:eastAsiaTheme="minorEastAsia"/>
-          <w:lang w:val="en-US"/>
-        </w:rPr>
-      </w:pPr>
-      <m:oMathPara>
-        <m:oMathParaPr>
-          <m:jc m:val="left"/>
-        </m:oMathParaPr>
-        <m:oMath>
-          <m:r>
-            <w:rPr>
-              <w:rFonts w:ascii="Cambria Math" w:hAnsi="Cambria Math"/>
-              <w:lang w:val="en-US"/>
-            </w:rPr>
-            <m:t>E</m:t>
-          </m:r>
-          <m:d>
-            <m:dPr>
-              <m:begChr m:val="["/>
-              <m:endChr m:val="]"/>
-              <m:ctrlPr>
-                <w:rPr>
-                  <w:rFonts w:ascii="Cambria Math" w:hAnsi="Cambria Math"/>
-                  <w:i/>
-                  <w:lang w:val="en-US"/>
-                </w:rPr>
-              </m:ctrlPr>
-            </m:dPr>
-            <m:e>
-              <m:sSubSup>
-                <m:sSubSupPr>
-                  <m:ctrlPr>
-                    <w:rPr>
-                      <w:rFonts w:ascii="Cambria Math" w:eastAsiaTheme="minorEastAsia" w:hAnsi="Cambria Math"/>
-                      <w:i/>
-                      <w:lang w:val="en-US"/>
-                    </w:rPr>
-                  </m:ctrlPr>
-                </m:sSubSupPr>
-                <m:e>
-                  <m:r>
-                    <w:rPr>
-                      <w:rFonts w:ascii="Cambria Math" w:eastAsiaTheme="minorEastAsia" w:hAnsi="Cambria Math"/>
-                      <w:lang w:val="en-US"/>
-                    </w:rPr>
-                    <m:t>S</m:t>
-                  </m:r>
-                </m:e>
-                <m:sub>
-                  <m:r>
-                    <w:rPr>
-                      <w:rFonts w:ascii="Cambria Math" w:eastAsiaTheme="minorEastAsia" w:hAnsi="Cambria Math"/>
-                      <w:lang w:val="en-US"/>
-                    </w:rPr>
-                    <m:t>X</m:t>
-                  </m:r>
-                </m:sub>
-                <m:sup>
-                  <m:r>
-                    <w:rPr>
-                      <w:rFonts w:ascii="Cambria Math" w:eastAsiaTheme="minorEastAsia" w:hAnsi="Cambria Math"/>
-                      <w:lang w:val="en-US"/>
-                    </w:rPr>
-                    <m:t>2</m:t>
-                  </m:r>
-                </m:sup>
-              </m:sSubSup>
-            </m:e>
-          </m:d>
-          <m:r>
-            <w:rPr>
-              <w:rFonts w:ascii="Cambria Math" w:hAnsi="Cambria Math"/>
-              <w:lang w:val="en-US"/>
-            </w:rPr>
-            <m:t>=</m:t>
-          </m:r>
-          <m:r>
-            <w:rPr>
-              <w:rFonts w:ascii="Cambria Math" w:hAnsi="Cambria Math"/>
-              <w:lang w:val="en-US"/>
-            </w:rPr>
-            <m:t>E</m:t>
-          </m:r>
-          <m:d>
-            <m:dPr>
-              <m:begChr m:val="["/>
-              <m:endChr m:val="]"/>
-              <m:ctrlPr>
-                <w:rPr>
-                  <w:rFonts w:ascii="Cambria Math" w:hAnsi="Cambria Math"/>
-                  <w:i/>
-                  <w:lang w:val="en-US"/>
-                </w:rPr>
-              </m:ctrlPr>
-            </m:dPr>
-            <m:e>
-              <m:f>
-                <m:fPr>
-                  <m:ctrlPr>
-                    <w:rPr>
-                      <w:rFonts w:ascii="Cambria Math" w:hAnsi="Cambria Math"/>
-                      <w:i/>
-                      <w:lang w:val="en-US"/>
-                    </w:rPr>
-                  </m:ctrlPr>
-                </m:fPr>
-                <m:num>
-                  <m:r>
-                    <w:rPr>
-                      <w:rFonts w:ascii="Cambria Math" w:hAnsi="Cambria Math"/>
-                      <w:lang w:val="en-US"/>
-                    </w:rPr>
-                    <m:t>1</m:t>
-                  </m:r>
-                </m:num>
-                <m:den>
-                  <m:r>
-                    <w:rPr>
-                      <w:rFonts w:ascii="Cambria Math" w:hAnsi="Cambria Math"/>
-                      <w:lang w:val="en-US"/>
-                    </w:rPr>
-                    <m:t>n-1</m:t>
-                  </m:r>
-                </m:den>
-              </m:f>
-              <m:nary>
-                <m:naryPr>
-                  <m:chr m:val="∑"/>
-                  <m:limLoc m:val="undOvr"/>
-                  <m:ctrlPr>
-                    <w:rPr>
-                      <w:rFonts w:ascii="Cambria Math" w:hAnsi="Cambria Math"/>
-                      <w:i/>
-                      <w:lang w:val="en-US"/>
-                    </w:rPr>
-                  </m:ctrlPr>
-                </m:naryPr>
-                <m:sub>
-                  <m:r>
-                    <w:rPr>
-                      <w:rFonts w:ascii="Cambria Math" w:hAnsi="Cambria Math"/>
-                      <w:lang w:val="en-US"/>
-                    </w:rPr>
-                    <m:t>i = 1</m:t>
-                  </m:r>
-                </m:sub>
-                <m:sup>
-                  <m:r>
-                    <w:rPr>
-                      <w:rFonts w:ascii="Cambria Math" w:hAnsi="Cambria Math"/>
-                      <w:lang w:val="en-US"/>
-                    </w:rPr>
-                    <m:t>n</m:t>
-                  </m:r>
-                </m:sup>
-                <m:e>
-                  <m:sSup>
-                    <m:sSupPr>
-                      <m:ctrlPr>
-                        <w:rPr>
-                          <w:rFonts w:ascii="Cambria Math" w:hAnsi="Cambria Math"/>
-                          <w:i/>
-                          <w:lang w:val="en-US"/>
-                        </w:rPr>
-                      </m:ctrlPr>
-                    </m:sSupPr>
-                    <m:e>
-                      <m:d>
-                        <m:dPr>
-                          <m:ctrlPr>
-                            <w:rPr>
-                              <w:rFonts w:ascii="Cambria Math" w:hAnsi="Cambria Math"/>
-                              <w:i/>
-                              <w:lang w:val="en-US"/>
-                            </w:rPr>
-                          </m:ctrlPr>
-                        </m:dPr>
-                        <m:e>
-                          <m:sSub>
-                            <m:sSubPr>
-                              <m:ctrlPr>
-                                <w:rPr>
-                                  <w:rFonts w:ascii="Cambria Math" w:hAnsi="Cambria Math"/>
-                                  <w:i/>
-                                  <w:lang w:val="en-US"/>
-                                </w:rPr>
-                              </m:ctrlPr>
-                            </m:sSubPr>
-                            <m:e>
-                              <m:r>
-                                <w:rPr>
-                                  <w:rFonts w:ascii="Cambria Math" w:hAnsi="Cambria Math"/>
-                                  <w:lang w:val="en-US"/>
-                                </w:rPr>
-                                <m:t>X</m:t>
-                              </m:r>
-                            </m:e>
-                            <m:sub>
-                              <m:r>
-                                <w:rPr>
-                                  <w:rFonts w:ascii="Cambria Math" w:hAnsi="Cambria Math"/>
-                                  <w:lang w:val="en-US"/>
-                                </w:rPr>
-                                <m:t>i</m:t>
-                              </m:r>
-                            </m:sub>
-                          </m:sSub>
-                          <m:r>
-                            <w:rPr>
-                              <w:rFonts w:ascii="Cambria Math" w:hAnsi="Cambria Math"/>
-                              <w:lang w:val="en-US"/>
-                            </w:rPr>
-                            <m:t>-</m:t>
-                          </m:r>
-                          <m:acc>
-                            <m:accPr>
-                              <m:chr m:val="̅"/>
-                              <m:ctrlPr>
-                                <w:rPr>
-                                  <w:rFonts w:ascii="Cambria Math" w:hAnsi="Cambria Math"/>
-                                  <w:i/>
-                                  <w:lang w:val="en-US"/>
-                                </w:rPr>
-                              </m:ctrlPr>
-                            </m:accPr>
-                            <m:e>
-                              <m:r>
-                                <w:rPr>
-                                  <w:rFonts w:ascii="Cambria Math" w:hAnsi="Cambria Math"/>
-                                  <w:lang w:val="en-US"/>
-                                </w:rPr>
-                                <m:t>X</m:t>
-                              </m:r>
-                            </m:e>
-                          </m:acc>
-                        </m:e>
-                      </m:d>
-                    </m:e>
-                    <m:sup>
-                      <m:r>
-                        <w:rPr>
-                          <w:rFonts w:ascii="Cambria Math" w:hAnsi="Cambria Math"/>
-                          <w:lang w:val="en-US"/>
-                        </w:rPr>
-                        <m:t>2</m:t>
-                      </m:r>
-                    </m:sup>
-                  </m:sSup>
-                </m:e>
-              </m:nary>
-            </m:e>
-          </m:d>
-          <m:r>
+            <m:rPr>
+              <m:sty m:val="p"/>
+            </m:rPr>
             <w:rPr>
               <w:rFonts w:ascii="Cambria Math" w:hAnsi="Cambria Math"/>
               <w:lang w:val="en-US"/>
@@ -2868,17 +3039,8 @@
               </m:r>
             </m:den>
           </m:f>
-          <m:r>
-            <w:rPr>
-              <w:rFonts w:ascii="Cambria Math" w:hAnsi="Cambria Math"/>
-              <w:lang w:val="en-US"/>
-            </w:rPr>
-            <m:t>E</m:t>
-          </m:r>
           <m:d>
             <m:dPr>
-              <m:begChr m:val="["/>
-              <m:endChr m:val="]"/>
               <m:ctrlPr>
                 <w:rPr>
                   <w:rFonts w:ascii="Cambria Math" w:hAnsi="Cambria Math"/>
@@ -2964,12 +3126,10 @@
                   <w:rFonts w:ascii="Cambria Math" w:hAnsi="Cambria Math"/>
                   <w:lang w:val="en-US"/>
                 </w:rPr>
-                <m:t>-2</m:t>
-              </m:r>
-              <m:nary>
-                <m:naryPr>
-                  <m:chr m:val="∑"/>
-                  <m:limLoc m:val="undOvr"/>
+                <m:t>-n</m:t>
+              </m:r>
+              <m:sSup>
+                <m:sSupPr>
                   <m:ctrlPr>
                     <w:rPr>
                       <w:rFonts w:ascii="Cambria Math" w:hAnsi="Cambria Math"/>
@@ -2977,55 +3137,8 @@
                       <w:lang w:val="en-US"/>
                     </w:rPr>
                   </m:ctrlPr>
-                </m:naryPr>
-                <m:sub>
-                  <m:r>
-                    <w:rPr>
-                      <w:rFonts w:ascii="Cambria Math" w:hAnsi="Cambria Math"/>
-                      <w:lang w:val="en-US"/>
-                    </w:rPr>
-                    <m:t>i = 1</m:t>
-                  </m:r>
-                </m:sub>
-                <m:sup>
-                  <m:r>
-                    <w:rPr>
-                      <w:rFonts w:ascii="Cambria Math" w:hAnsi="Cambria Math"/>
-                      <w:lang w:val="en-US"/>
-                    </w:rPr>
-                    <m:t>n</m:t>
-                  </m:r>
-                </m:sup>
+                </m:sSupPr>
                 <m:e>
-                  <m:sSub>
-                    <m:sSubPr>
-                      <m:ctrlPr>
-                        <w:rPr>
-                          <w:rFonts w:ascii="Cambria Math" w:hAnsi="Cambria Math"/>
-                          <w:i/>
-                          <w:lang w:val="en-US"/>
-                        </w:rPr>
-                      </m:ctrlPr>
-                    </m:sSubPr>
-                    <m:e>
-                      <m:r>
-                        <w:rPr>
-                          <w:rFonts w:ascii="Cambria Math" w:hAnsi="Cambria Math"/>
-                          <w:lang w:val="en-US"/>
-                        </w:rPr>
-                        <m:t>X</m:t>
-                      </m:r>
-                    </m:e>
-                    <m:sub>
-                      <m:r>
-                        <w:rPr>
-                          <w:rFonts w:ascii="Cambria Math" w:hAnsi="Cambria Math"/>
-                          <w:lang w:val="en-US"/>
-                        </w:rPr>
-                        <m:t>i</m:t>
-                      </m:r>
-                    </m:sub>
-                  </m:sSub>
                   <m:acc>
                     <m:accPr>
                       <m:chr m:val="̅"/>
@@ -3048,14 +3161,988 @@
                     </m:e>
                   </m:acc>
                 </m:e>
-              </m:nary>
-              <m:r>
-                <w:rPr>
-                  <w:rFonts w:ascii="Cambria Math" w:hAnsi="Cambria Math"/>
-                  <w:lang w:val="en-US"/>
-                </w:rPr>
-                <m:t>+</m:t>
-              </m:r>
+                <m:sup>
+                  <m:r>
+                    <w:rPr>
+                      <w:rFonts w:ascii="Cambria Math" w:hAnsi="Cambria Math"/>
+                      <w:lang w:val="en-US"/>
+                    </w:rPr>
+                    <m:t>2</m:t>
+                  </m:r>
+                </m:sup>
+              </m:sSup>
+            </m:e>
+          </m:d>
+        </m:oMath>
+      </m:oMathPara>
+    </w:p>
+    <w:p>
+      <w:pPr>
+        <w:pStyle w:val="ListParagraph"/>
+        <w:numPr>
+          <w:ilvl w:val="0"/>
+          <w:numId w:val="7"/>
+        </w:numPr>
+        <w:rPr>
+          <w:rFonts w:ascii="Cambria Math" w:hAnsi="Cambria Math"/>
+          <w:lang w:val="en-US"/>
+          <w:oMath/>
+        </w:rPr>
+      </w:pPr>
+      <w:r>
+        <w:rPr>
+          <w:rFonts w:eastAsiaTheme="minorEastAsia"/>
+          <w:lang w:val="en-US"/>
+        </w:rPr>
+        <w:t>Chứng minh</w:t>
+      </w:r>
+    </w:p>
+    <w:p>
+      <w:pPr>
+        <w:pStyle w:val="ListParagraph"/>
+        <w:pBdr>
+          <w:top w:val="single" w:sz="4" w:space="1" w:color="auto"/>
+          <w:left w:val="single" w:sz="4" w:space="4" w:color="auto"/>
+          <w:bottom w:val="single" w:sz="4" w:space="1" w:color="auto"/>
+          <w:right w:val="single" w:sz="4" w:space="4" w:color="auto"/>
+        </w:pBdr>
+        <w:ind w:left="1080"/>
+        <w:rPr>
+          <w:rFonts w:eastAsiaTheme="minorEastAsia"/>
+          <w:lang w:val="en-US"/>
+        </w:rPr>
+      </w:pPr>
+      <m:oMathPara>
+        <m:oMathParaPr>
+          <m:jc m:val="left"/>
+        </m:oMathParaPr>
+        <m:oMath>
+          <m:nary>
+            <m:naryPr>
+              <m:chr m:val="∑"/>
+              <m:limLoc m:val="undOvr"/>
+              <m:ctrlPr>
+                <w:rPr>
+                  <w:rFonts w:ascii="Cambria Math" w:hAnsi="Cambria Math"/>
+                  <w:i/>
+                  <w:lang w:val="en-US"/>
+                </w:rPr>
+              </m:ctrlPr>
+            </m:naryPr>
+            <m:sub>
+              <m:r>
+                <w:rPr>
+                  <w:rFonts w:ascii="Cambria Math" w:hAnsi="Cambria Math"/>
+                  <w:lang w:val="en-US"/>
+                </w:rPr>
+                <m:t>i = 1</m:t>
+              </m:r>
+            </m:sub>
+            <m:sup>
+              <m:r>
+                <w:rPr>
+                  <w:rFonts w:ascii="Cambria Math" w:hAnsi="Cambria Math"/>
+                  <w:lang w:val="en-US"/>
+                </w:rPr>
+                <m:t>n</m:t>
+              </m:r>
+            </m:sup>
+            <m:e>
+              <m:sSup>
+                <m:sSupPr>
+                  <m:ctrlPr>
+                    <w:rPr>
+                      <w:rFonts w:ascii="Cambria Math" w:hAnsi="Cambria Math"/>
+                      <w:i/>
+                      <w:lang w:val="en-US"/>
+                    </w:rPr>
+                  </m:ctrlPr>
+                </m:sSupPr>
+                <m:e>
+                  <m:d>
+                    <m:dPr>
+                      <m:ctrlPr>
+                        <w:rPr>
+                          <w:rFonts w:ascii="Cambria Math" w:hAnsi="Cambria Math"/>
+                          <w:i/>
+                          <w:lang w:val="en-US"/>
+                        </w:rPr>
+                      </m:ctrlPr>
+                    </m:dPr>
+                    <m:e>
+                      <m:sSub>
+                        <m:sSubPr>
+                          <m:ctrlPr>
+                            <w:rPr>
+                              <w:rFonts w:ascii="Cambria Math" w:hAnsi="Cambria Math"/>
+                              <w:i/>
+                              <w:lang w:val="en-US"/>
+                            </w:rPr>
+                          </m:ctrlPr>
+                        </m:sSubPr>
+                        <m:e>
+                          <m:r>
+                            <w:rPr>
+                              <w:rFonts w:ascii="Cambria Math" w:hAnsi="Cambria Math"/>
+                              <w:lang w:val="en-US"/>
+                            </w:rPr>
+                            <m:t>X</m:t>
+                          </m:r>
+                        </m:e>
+                        <m:sub>
+                          <m:r>
+                            <w:rPr>
+                              <w:rFonts w:ascii="Cambria Math" w:hAnsi="Cambria Math"/>
+                              <w:lang w:val="en-US"/>
+                            </w:rPr>
+                            <m:t>i</m:t>
+                          </m:r>
+                        </m:sub>
+                      </m:sSub>
+                      <m:r>
+                        <w:rPr>
+                          <w:rFonts w:ascii="Cambria Math" w:hAnsi="Cambria Math"/>
+                          <w:lang w:val="en-US"/>
+                        </w:rPr>
+                        <m:t>-</m:t>
+                      </m:r>
+                      <m:acc>
+                        <m:accPr>
+                          <m:chr m:val="̅"/>
+                          <m:ctrlPr>
+                            <w:rPr>
+                              <w:rFonts w:ascii="Cambria Math" w:hAnsi="Cambria Math"/>
+                              <w:i/>
+                              <w:lang w:val="en-US"/>
+                            </w:rPr>
+                          </m:ctrlPr>
+                        </m:accPr>
+                        <m:e>
+                          <m:r>
+                            <w:rPr>
+                              <w:rFonts w:ascii="Cambria Math" w:hAnsi="Cambria Math"/>
+                              <w:lang w:val="en-US"/>
+                            </w:rPr>
+                            <m:t>X</m:t>
+                          </m:r>
+                        </m:e>
+                      </m:acc>
+                    </m:e>
+                  </m:d>
+                </m:e>
+                <m:sup>
+                  <m:r>
+                    <w:rPr>
+                      <w:rFonts w:ascii="Cambria Math" w:hAnsi="Cambria Math"/>
+                      <w:lang w:val="en-US"/>
+                    </w:rPr>
+                    <m:t>2</m:t>
+                  </m:r>
+                </m:sup>
+              </m:sSup>
+            </m:e>
+          </m:nary>
+          <m:r>
+            <m:rPr>
+              <m:sty m:val="p"/>
+            </m:rPr>
+            <w:rPr>
+              <w:rFonts w:ascii="Cambria Math" w:hAnsi="Cambria Math"/>
+              <w:lang w:val="en-US"/>
+            </w:rPr>
+            <m:t>=</m:t>
+          </m:r>
+          <m:nary>
+            <m:naryPr>
+              <m:chr m:val="∑"/>
+              <m:limLoc m:val="undOvr"/>
+              <m:ctrlPr>
+                <w:rPr>
+                  <w:rFonts w:ascii="Cambria Math" w:hAnsi="Cambria Math"/>
+                  <w:i/>
+                  <w:lang w:val="en-US"/>
+                </w:rPr>
+              </m:ctrlPr>
+            </m:naryPr>
+            <m:sub>
+              <m:r>
+                <w:rPr>
+                  <w:rFonts w:ascii="Cambria Math" w:hAnsi="Cambria Math"/>
+                  <w:lang w:val="en-US"/>
+                </w:rPr>
+                <m:t>i = 1</m:t>
+              </m:r>
+            </m:sub>
+            <m:sup>
+              <m:r>
+                <w:rPr>
+                  <w:rFonts w:ascii="Cambria Math" w:hAnsi="Cambria Math"/>
+                  <w:lang w:val="en-US"/>
+                </w:rPr>
+                <m:t>n</m:t>
+              </m:r>
+            </m:sup>
+            <m:e>
+              <m:sSubSup>
+                <m:sSubSupPr>
+                  <m:ctrlPr>
+                    <w:rPr>
+                      <w:rFonts w:ascii="Cambria Math" w:hAnsi="Cambria Math"/>
+                      <w:i/>
+                      <w:lang w:val="en-US"/>
+                    </w:rPr>
+                  </m:ctrlPr>
+                </m:sSubSupPr>
+                <m:e>
+                  <m:r>
+                    <w:rPr>
+                      <w:rFonts w:ascii="Cambria Math" w:hAnsi="Cambria Math"/>
+                      <w:lang w:val="en-US"/>
+                    </w:rPr>
+                    <m:t>X</m:t>
+                  </m:r>
+                </m:e>
+                <m:sub>
+                  <m:r>
+                    <w:rPr>
+                      <w:rFonts w:ascii="Cambria Math" w:hAnsi="Cambria Math"/>
+                      <w:lang w:val="en-US"/>
+                    </w:rPr>
+                    <m:t>i</m:t>
+                  </m:r>
+                </m:sub>
+                <m:sup>
+                  <m:r>
+                    <w:rPr>
+                      <w:rFonts w:ascii="Cambria Math" w:hAnsi="Cambria Math"/>
+                      <w:lang w:val="en-US"/>
+                    </w:rPr>
+                    <m:t>2</m:t>
+                  </m:r>
+                </m:sup>
+              </m:sSubSup>
+            </m:e>
+          </m:nary>
+          <m:r>
+            <w:rPr>
+              <w:rFonts w:ascii="Cambria Math" w:hAnsi="Cambria Math"/>
+              <w:lang w:val="en-US"/>
+            </w:rPr>
+            <m:t>-2</m:t>
+          </m:r>
+          <m:nary>
+            <m:naryPr>
+              <m:chr m:val="∑"/>
+              <m:limLoc m:val="undOvr"/>
+              <m:ctrlPr>
+                <w:rPr>
+                  <w:rFonts w:ascii="Cambria Math" w:hAnsi="Cambria Math"/>
+                  <w:i/>
+                  <w:lang w:val="en-US"/>
+                </w:rPr>
+              </m:ctrlPr>
+            </m:naryPr>
+            <m:sub>
+              <m:r>
+                <w:rPr>
+                  <w:rFonts w:ascii="Cambria Math" w:hAnsi="Cambria Math"/>
+                  <w:lang w:val="en-US"/>
+                </w:rPr>
+                <m:t>i = 1</m:t>
+              </m:r>
+            </m:sub>
+            <m:sup>
+              <m:r>
+                <w:rPr>
+                  <w:rFonts w:ascii="Cambria Math" w:hAnsi="Cambria Math"/>
+                  <w:lang w:val="en-US"/>
+                </w:rPr>
+                <m:t>n</m:t>
+              </m:r>
+            </m:sup>
+            <m:e>
+              <m:sSub>
+                <m:sSubPr>
+                  <m:ctrlPr>
+                    <w:rPr>
+                      <w:rFonts w:ascii="Cambria Math" w:hAnsi="Cambria Math"/>
+                      <w:i/>
+                      <w:lang w:val="en-US"/>
+                    </w:rPr>
+                  </m:ctrlPr>
+                </m:sSubPr>
+                <m:e>
+                  <m:r>
+                    <w:rPr>
+                      <w:rFonts w:ascii="Cambria Math" w:hAnsi="Cambria Math"/>
+                      <w:lang w:val="en-US"/>
+                    </w:rPr>
+                    <m:t>X</m:t>
+                  </m:r>
+                </m:e>
+                <m:sub>
+                  <m:r>
+                    <w:rPr>
+                      <w:rFonts w:ascii="Cambria Math" w:hAnsi="Cambria Math"/>
+                      <w:lang w:val="en-US"/>
+                    </w:rPr>
+                    <m:t>i</m:t>
+                  </m:r>
+                </m:sub>
+              </m:sSub>
+              <m:acc>
+                <m:accPr>
+                  <m:chr m:val="̅"/>
+                  <m:ctrlPr>
+                    <w:rPr>
+                      <w:rFonts w:ascii="Cambria Math" w:hAnsi="Cambria Math"/>
+                      <w:i/>
+                      <w:lang w:val="en-US"/>
+                    </w:rPr>
+                  </m:ctrlPr>
+                </m:accPr>
+                <m:e>
+                  <m:r>
+                    <w:rPr>
+                      <w:rFonts w:ascii="Cambria Math" w:hAnsi="Cambria Math"/>
+                      <w:lang w:val="en-US"/>
+                    </w:rPr>
+                    <m:t>X</m:t>
+                  </m:r>
+                </m:e>
+              </m:acc>
+            </m:e>
+          </m:nary>
+          <m:r>
+            <w:rPr>
+              <w:rFonts w:ascii="Cambria Math" w:hAnsi="Cambria Math"/>
+              <w:lang w:val="en-US"/>
+            </w:rPr>
+            <m:t>+</m:t>
+          </m:r>
+          <m:nary>
+            <m:naryPr>
+              <m:chr m:val="∑"/>
+              <m:limLoc m:val="undOvr"/>
+              <m:ctrlPr>
+                <w:rPr>
+                  <w:rFonts w:ascii="Cambria Math" w:hAnsi="Cambria Math"/>
+                  <w:i/>
+                  <w:lang w:val="en-US"/>
+                </w:rPr>
+              </m:ctrlPr>
+            </m:naryPr>
+            <m:sub>
+              <m:r>
+                <w:rPr>
+                  <w:rFonts w:ascii="Cambria Math" w:hAnsi="Cambria Math"/>
+                  <w:lang w:val="en-US"/>
+                </w:rPr>
+                <m:t>i = 1</m:t>
+              </m:r>
+            </m:sub>
+            <m:sup>
+              <m:r>
+                <w:rPr>
+                  <w:rFonts w:ascii="Cambria Math" w:hAnsi="Cambria Math"/>
+                  <w:lang w:val="en-US"/>
+                </w:rPr>
+                <m:t>n</m:t>
+              </m:r>
+            </m:sup>
+            <m:e>
+              <m:sSup>
+                <m:sSupPr>
+                  <m:ctrlPr>
+                    <w:rPr>
+                      <w:rFonts w:ascii="Cambria Math" w:hAnsi="Cambria Math"/>
+                      <w:i/>
+                      <w:lang w:val="en-US"/>
+                    </w:rPr>
+                  </m:ctrlPr>
+                </m:sSupPr>
+                <m:e>
+                  <m:acc>
+                    <m:accPr>
+                      <m:chr m:val="̅"/>
+                      <m:ctrlPr>
+                        <w:rPr>
+                          <w:rFonts w:ascii="Cambria Math" w:hAnsi="Cambria Math"/>
+                          <w:i/>
+                          <w:lang w:val="en-US"/>
+                        </w:rPr>
+                      </m:ctrlPr>
+                    </m:accPr>
+                    <m:e>
+                      <m:r>
+                        <w:rPr>
+                          <w:rFonts w:ascii="Cambria Math" w:hAnsi="Cambria Math"/>
+                          <w:lang w:val="en-US"/>
+                        </w:rPr>
+                        <m:t>X</m:t>
+                      </m:r>
+                    </m:e>
+                  </m:acc>
+                </m:e>
+                <m:sup>
+                  <m:r>
+                    <w:rPr>
+                      <w:rFonts w:ascii="Cambria Math" w:hAnsi="Cambria Math"/>
+                      <w:lang w:val="en-US"/>
+                    </w:rPr>
+                    <m:t>2</m:t>
+                  </m:r>
+                </m:sup>
+              </m:sSup>
+            </m:e>
+          </m:nary>
+          <m:r>
+            <m:rPr>
+              <m:sty m:val="p"/>
+            </m:rPr>
+            <w:rPr>
+              <w:rFonts w:ascii="Cambria Math" w:hAnsi="Cambria Math"/>
+              <w:lang w:val="en-US"/>
+            </w:rPr>
+            <m:t>=</m:t>
+          </m:r>
+          <m:nary>
+            <m:naryPr>
+              <m:chr m:val="∑"/>
+              <m:limLoc m:val="undOvr"/>
+              <m:ctrlPr>
+                <w:rPr>
+                  <w:rFonts w:ascii="Cambria Math" w:hAnsi="Cambria Math"/>
+                  <w:i/>
+                  <w:lang w:val="en-US"/>
+                </w:rPr>
+              </m:ctrlPr>
+            </m:naryPr>
+            <m:sub>
+              <m:r>
+                <w:rPr>
+                  <w:rFonts w:ascii="Cambria Math" w:hAnsi="Cambria Math"/>
+                  <w:lang w:val="en-US"/>
+                </w:rPr>
+                <m:t>i = 1</m:t>
+              </m:r>
+            </m:sub>
+            <m:sup>
+              <m:r>
+                <w:rPr>
+                  <w:rFonts w:ascii="Cambria Math" w:hAnsi="Cambria Math"/>
+                  <w:lang w:val="en-US"/>
+                </w:rPr>
+                <m:t>n</m:t>
+              </m:r>
+            </m:sup>
+            <m:e>
+              <m:sSubSup>
+                <m:sSubSupPr>
+                  <m:ctrlPr>
+                    <w:rPr>
+                      <w:rFonts w:ascii="Cambria Math" w:hAnsi="Cambria Math"/>
+                      <w:i/>
+                      <w:lang w:val="en-US"/>
+                    </w:rPr>
+                  </m:ctrlPr>
+                </m:sSubSupPr>
+                <m:e>
+                  <m:r>
+                    <w:rPr>
+                      <w:rFonts w:ascii="Cambria Math" w:hAnsi="Cambria Math"/>
+                      <w:lang w:val="en-US"/>
+                    </w:rPr>
+                    <m:t>X</m:t>
+                  </m:r>
+                </m:e>
+                <m:sub>
+                  <m:r>
+                    <w:rPr>
+                      <w:rFonts w:ascii="Cambria Math" w:hAnsi="Cambria Math"/>
+                      <w:lang w:val="en-US"/>
+                    </w:rPr>
+                    <m:t>i</m:t>
+                  </m:r>
+                </m:sub>
+                <m:sup>
+                  <m:r>
+                    <w:rPr>
+                      <w:rFonts w:ascii="Cambria Math" w:hAnsi="Cambria Math"/>
+                      <w:lang w:val="en-US"/>
+                    </w:rPr>
+                    <m:t>2</m:t>
+                  </m:r>
+                </m:sup>
+              </m:sSubSup>
+            </m:e>
+          </m:nary>
+          <m:r>
+            <w:rPr>
+              <w:rFonts w:ascii="Cambria Math" w:hAnsi="Cambria Math"/>
+              <w:lang w:val="en-US"/>
+            </w:rPr>
+            <m:t>-2n</m:t>
+          </m:r>
+          <m:sSup>
+            <m:sSupPr>
+              <m:ctrlPr>
+                <w:rPr>
+                  <w:rFonts w:ascii="Cambria Math" w:hAnsi="Cambria Math"/>
+                  <w:i/>
+                  <w:lang w:val="en-US"/>
+                </w:rPr>
+              </m:ctrlPr>
+            </m:sSupPr>
+            <m:e>
+              <m:acc>
+                <m:accPr>
+                  <m:chr m:val="̅"/>
+                  <m:ctrlPr>
+                    <w:rPr>
+                      <w:rFonts w:ascii="Cambria Math" w:hAnsi="Cambria Math"/>
+                      <w:i/>
+                      <w:lang w:val="en-US"/>
+                    </w:rPr>
+                  </m:ctrlPr>
+                </m:accPr>
+                <m:e>
+                  <m:r>
+                    <w:rPr>
+                      <w:rFonts w:ascii="Cambria Math" w:hAnsi="Cambria Math"/>
+                      <w:lang w:val="en-US"/>
+                    </w:rPr>
+                    <m:t>X</m:t>
+                  </m:r>
+                </m:e>
+              </m:acc>
+            </m:e>
+            <m:sup>
+              <m:r>
+                <w:rPr>
+                  <w:rFonts w:ascii="Cambria Math" w:hAnsi="Cambria Math"/>
+                  <w:lang w:val="en-US"/>
+                </w:rPr>
+                <m:t>2</m:t>
+              </m:r>
+            </m:sup>
+          </m:sSup>
+          <m:r>
+            <w:rPr>
+              <w:rFonts w:ascii="Cambria Math" w:hAnsi="Cambria Math"/>
+              <w:lang w:val="en-US"/>
+            </w:rPr>
+            <m:t>+n</m:t>
+          </m:r>
+          <m:sSup>
+            <m:sSupPr>
+              <m:ctrlPr>
+                <w:rPr>
+                  <w:rFonts w:ascii="Cambria Math" w:hAnsi="Cambria Math"/>
+                  <w:i/>
+                  <w:lang w:val="en-US"/>
+                </w:rPr>
+              </m:ctrlPr>
+            </m:sSupPr>
+            <m:e>
+              <m:acc>
+                <m:accPr>
+                  <m:chr m:val="̅"/>
+                  <m:ctrlPr>
+                    <w:rPr>
+                      <w:rFonts w:ascii="Cambria Math" w:hAnsi="Cambria Math"/>
+                      <w:i/>
+                      <w:lang w:val="en-US"/>
+                    </w:rPr>
+                  </m:ctrlPr>
+                </m:accPr>
+                <m:e>
+                  <m:r>
+                    <w:rPr>
+                      <w:rFonts w:ascii="Cambria Math" w:hAnsi="Cambria Math"/>
+                      <w:lang w:val="en-US"/>
+                    </w:rPr>
+                    <m:t>X</m:t>
+                  </m:r>
+                </m:e>
+              </m:acc>
+            </m:e>
+            <m:sup>
+              <m:r>
+                <w:rPr>
+                  <w:rFonts w:ascii="Cambria Math" w:hAnsi="Cambria Math"/>
+                  <w:lang w:val="en-US"/>
+                </w:rPr>
+                <m:t>2</m:t>
+              </m:r>
+            </m:sup>
+          </m:sSup>
+          <m:r>
+            <m:rPr>
+              <m:sty m:val="p"/>
+            </m:rPr>
+            <w:rPr>
+              <w:rFonts w:ascii="Cambria Math" w:hAnsi="Cambria Math"/>
+              <w:lang w:val="en-US"/>
+            </w:rPr>
+            <m:t>=</m:t>
+          </m:r>
+        </m:oMath>
+      </m:oMathPara>
+    </w:p>
+    <w:p>
+      <w:pPr>
+        <w:pStyle w:val="ListParagraph"/>
+        <w:pBdr>
+          <w:top w:val="single" w:sz="4" w:space="1" w:color="auto"/>
+          <w:left w:val="single" w:sz="4" w:space="4" w:color="auto"/>
+          <w:bottom w:val="single" w:sz="4" w:space="1" w:color="auto"/>
+          <w:right w:val="single" w:sz="4" w:space="4" w:color="auto"/>
+        </w:pBdr>
+        <w:ind w:left="1080"/>
+        <w:rPr>
+          <w:rFonts w:ascii="Cambria Math" w:hAnsi="Cambria Math"/>
+          <w:lang w:val="en-US"/>
+          <w:oMath/>
+        </w:rPr>
+      </w:pPr>
+      <m:oMathPara>
+        <m:oMathParaPr>
+          <m:jc m:val="left"/>
+        </m:oMathParaPr>
+        <m:oMath>
+          <m:nary>
+            <m:naryPr>
+              <m:chr m:val="∑"/>
+              <m:limLoc m:val="undOvr"/>
+              <m:ctrlPr>
+                <w:rPr>
+                  <w:rFonts w:ascii="Cambria Math" w:hAnsi="Cambria Math"/>
+                  <w:i/>
+                  <w:lang w:val="en-US"/>
+                </w:rPr>
+              </m:ctrlPr>
+            </m:naryPr>
+            <m:sub>
+              <m:r>
+                <w:rPr>
+                  <w:rFonts w:ascii="Cambria Math" w:hAnsi="Cambria Math"/>
+                  <w:lang w:val="en-US"/>
+                </w:rPr>
+                <m:t>i = 1</m:t>
+              </m:r>
+            </m:sub>
+            <m:sup>
+              <m:r>
+                <w:rPr>
+                  <w:rFonts w:ascii="Cambria Math" w:hAnsi="Cambria Math"/>
+                  <w:lang w:val="en-US"/>
+                </w:rPr>
+                <m:t>n</m:t>
+              </m:r>
+            </m:sup>
+            <m:e>
+              <m:sSubSup>
+                <m:sSubSupPr>
+                  <m:ctrlPr>
+                    <w:rPr>
+                      <w:rFonts w:ascii="Cambria Math" w:hAnsi="Cambria Math"/>
+                      <w:i/>
+                      <w:lang w:val="en-US"/>
+                    </w:rPr>
+                  </m:ctrlPr>
+                </m:sSubSupPr>
+                <m:e>
+                  <m:r>
+                    <w:rPr>
+                      <w:rFonts w:ascii="Cambria Math" w:hAnsi="Cambria Math"/>
+                      <w:lang w:val="en-US"/>
+                    </w:rPr>
+                    <m:t>X</m:t>
+                  </m:r>
+                </m:e>
+                <m:sub>
+                  <m:r>
+                    <w:rPr>
+                      <w:rFonts w:ascii="Cambria Math" w:hAnsi="Cambria Math"/>
+                      <w:lang w:val="en-US"/>
+                    </w:rPr>
+                    <m:t>i</m:t>
+                  </m:r>
+                </m:sub>
+                <m:sup>
+                  <m:r>
+                    <w:rPr>
+                      <w:rFonts w:ascii="Cambria Math" w:hAnsi="Cambria Math"/>
+                      <w:lang w:val="en-US"/>
+                    </w:rPr>
+                    <m:t>2</m:t>
+                  </m:r>
+                </m:sup>
+              </m:sSubSup>
+            </m:e>
+          </m:nary>
+          <m:r>
+            <w:rPr>
+              <w:rFonts w:ascii="Cambria Math" w:hAnsi="Cambria Math"/>
+              <w:lang w:val="en-US"/>
+            </w:rPr>
+            <m:t>-n</m:t>
+          </m:r>
+          <m:sSup>
+            <m:sSupPr>
+              <m:ctrlPr>
+                <w:rPr>
+                  <w:rFonts w:ascii="Cambria Math" w:hAnsi="Cambria Math"/>
+                  <w:i/>
+                  <w:lang w:val="en-US"/>
+                </w:rPr>
+              </m:ctrlPr>
+            </m:sSupPr>
+            <m:e>
+              <m:acc>
+                <m:accPr>
+                  <m:chr m:val="̅"/>
+                  <m:ctrlPr>
+                    <w:rPr>
+                      <w:rFonts w:ascii="Cambria Math" w:hAnsi="Cambria Math"/>
+                      <w:i/>
+                      <w:lang w:val="en-US"/>
+                    </w:rPr>
+                  </m:ctrlPr>
+                </m:accPr>
+                <m:e>
+                  <m:r>
+                    <w:rPr>
+                      <w:rFonts w:ascii="Cambria Math" w:hAnsi="Cambria Math"/>
+                      <w:lang w:val="en-US"/>
+                    </w:rPr>
+                    <m:t>X</m:t>
+                  </m:r>
+                </m:e>
+              </m:acc>
+            </m:e>
+            <m:sup>
+              <m:r>
+                <w:rPr>
+                  <w:rFonts w:ascii="Cambria Math" w:hAnsi="Cambria Math"/>
+                  <w:lang w:val="en-US"/>
+                </w:rPr>
+                <m:t>2</m:t>
+              </m:r>
+            </m:sup>
+          </m:sSup>
+          <m:r>
+            <w:rPr>
+              <w:rFonts w:ascii="Cambria Math" w:eastAsiaTheme="minorEastAsia" w:hAnsi="Cambria Math"/>
+              <w:lang w:val="en-US"/>
+            </w:rPr>
+            <m:t>⇔</m:t>
+          </m:r>
+          <m:f>
+            <m:fPr>
+              <m:ctrlPr>
+                <w:rPr>
+                  <w:rFonts w:ascii="Cambria Math" w:hAnsi="Cambria Math"/>
+                  <w:i/>
+                  <w:lang w:val="en-US"/>
+                </w:rPr>
+              </m:ctrlPr>
+            </m:fPr>
+            <m:num>
+              <m:r>
+                <w:rPr>
+                  <w:rFonts w:ascii="Cambria Math" w:hAnsi="Cambria Math"/>
+                  <w:lang w:val="en-US"/>
+                </w:rPr>
+                <m:t>1</m:t>
+              </m:r>
+            </m:num>
+            <m:den>
+              <m:r>
+                <w:rPr>
+                  <w:rFonts w:ascii="Cambria Math" w:hAnsi="Cambria Math"/>
+                  <w:lang w:val="en-US"/>
+                </w:rPr>
+                <m:t>n-1</m:t>
+              </m:r>
+            </m:den>
+          </m:f>
+          <m:nary>
+            <m:naryPr>
+              <m:chr m:val="∑"/>
+              <m:limLoc m:val="undOvr"/>
+              <m:ctrlPr>
+                <w:rPr>
+                  <w:rFonts w:ascii="Cambria Math" w:hAnsi="Cambria Math"/>
+                  <w:i/>
+                  <w:lang w:val="en-US"/>
+                </w:rPr>
+              </m:ctrlPr>
+            </m:naryPr>
+            <m:sub>
+              <m:r>
+                <w:rPr>
+                  <w:rFonts w:ascii="Cambria Math" w:hAnsi="Cambria Math"/>
+                  <w:lang w:val="en-US"/>
+                </w:rPr>
+                <m:t>i = 1</m:t>
+              </m:r>
+            </m:sub>
+            <m:sup>
+              <m:r>
+                <w:rPr>
+                  <w:rFonts w:ascii="Cambria Math" w:hAnsi="Cambria Math"/>
+                  <w:lang w:val="en-US"/>
+                </w:rPr>
+                <m:t>n</m:t>
+              </m:r>
+            </m:sup>
+            <m:e>
+              <m:sSup>
+                <m:sSupPr>
+                  <m:ctrlPr>
+                    <w:rPr>
+                      <w:rFonts w:ascii="Cambria Math" w:hAnsi="Cambria Math"/>
+                      <w:i/>
+                      <w:lang w:val="en-US"/>
+                    </w:rPr>
+                  </m:ctrlPr>
+                </m:sSupPr>
+                <m:e>
+                  <m:d>
+                    <m:dPr>
+                      <m:ctrlPr>
+                        <w:rPr>
+                          <w:rFonts w:ascii="Cambria Math" w:hAnsi="Cambria Math"/>
+                          <w:i/>
+                          <w:lang w:val="en-US"/>
+                        </w:rPr>
+                      </m:ctrlPr>
+                    </m:dPr>
+                    <m:e>
+                      <m:sSub>
+                        <m:sSubPr>
+                          <m:ctrlPr>
+                            <w:rPr>
+                              <w:rFonts w:ascii="Cambria Math" w:hAnsi="Cambria Math"/>
+                              <w:i/>
+                              <w:lang w:val="en-US"/>
+                            </w:rPr>
+                          </m:ctrlPr>
+                        </m:sSubPr>
+                        <m:e>
+                          <m:r>
+                            <w:rPr>
+                              <w:rFonts w:ascii="Cambria Math" w:hAnsi="Cambria Math"/>
+                              <w:lang w:val="en-US"/>
+                            </w:rPr>
+                            <m:t>X</m:t>
+                          </m:r>
+                        </m:e>
+                        <m:sub>
+                          <m:r>
+                            <w:rPr>
+                              <w:rFonts w:ascii="Cambria Math" w:hAnsi="Cambria Math"/>
+                              <w:lang w:val="en-US"/>
+                            </w:rPr>
+                            <m:t>i</m:t>
+                          </m:r>
+                        </m:sub>
+                      </m:sSub>
+                      <m:r>
+                        <w:rPr>
+                          <w:rFonts w:ascii="Cambria Math" w:hAnsi="Cambria Math"/>
+                          <w:lang w:val="en-US"/>
+                        </w:rPr>
+                        <m:t>-</m:t>
+                      </m:r>
+                      <m:acc>
+                        <m:accPr>
+                          <m:chr m:val="̅"/>
+                          <m:ctrlPr>
+                            <w:rPr>
+                              <w:rFonts w:ascii="Cambria Math" w:hAnsi="Cambria Math"/>
+                              <w:i/>
+                              <w:lang w:val="en-US"/>
+                            </w:rPr>
+                          </m:ctrlPr>
+                        </m:accPr>
+                        <m:e>
+                          <m:r>
+                            <w:rPr>
+                              <w:rFonts w:ascii="Cambria Math" w:hAnsi="Cambria Math"/>
+                              <w:lang w:val="en-US"/>
+                            </w:rPr>
+                            <m:t>X</m:t>
+                          </m:r>
+                        </m:e>
+                      </m:acc>
+                    </m:e>
+                  </m:d>
+                </m:e>
+                <m:sup>
+                  <m:r>
+                    <w:rPr>
+                      <w:rFonts w:ascii="Cambria Math" w:hAnsi="Cambria Math"/>
+                      <w:lang w:val="en-US"/>
+                    </w:rPr>
+                    <m:t>2</m:t>
+                  </m:r>
+                </m:sup>
+              </m:sSup>
+            </m:e>
+          </m:nary>
+          <m:r>
+            <m:rPr>
+              <m:sty m:val="p"/>
+            </m:rPr>
+            <w:rPr>
+              <w:rFonts w:ascii="Cambria Math" w:hAnsi="Cambria Math"/>
+              <w:lang w:val="en-US"/>
+            </w:rPr>
+            <m:t>=</m:t>
+          </m:r>
+          <m:f>
+            <m:fPr>
+              <m:ctrlPr>
+                <w:rPr>
+                  <w:rFonts w:ascii="Cambria Math" w:hAnsi="Cambria Math"/>
+                  <w:i/>
+                  <w:lang w:val="en-US"/>
+                </w:rPr>
+              </m:ctrlPr>
+            </m:fPr>
+            <m:num>
+              <m:r>
+                <w:rPr>
+                  <w:rFonts w:ascii="Cambria Math" w:hAnsi="Cambria Math"/>
+                  <w:lang w:val="en-US"/>
+                </w:rPr>
+                <m:t>1</m:t>
+              </m:r>
+            </m:num>
+            <m:den>
+              <m:r>
+                <w:rPr>
+                  <w:rFonts w:ascii="Cambria Math" w:hAnsi="Cambria Math"/>
+                  <w:lang w:val="en-US"/>
+                </w:rPr>
+                <m:t>n-1</m:t>
+              </m:r>
+            </m:den>
+          </m:f>
+          <m:d>
+            <m:dPr>
+              <m:ctrlPr>
+                <w:rPr>
+                  <w:rFonts w:ascii="Cambria Math" w:hAnsi="Cambria Math"/>
+                  <w:i/>
+                  <w:lang w:val="en-US"/>
+                </w:rPr>
+              </m:ctrlPr>
+            </m:dPr>
+            <m:e>
               <m:nary>
                 <m:naryPr>
                   <m:chr m:val="∑"/>
@@ -3087,6 +4174,570 @@
                   </m:r>
                 </m:sup>
                 <m:e>
+                  <m:sSubSup>
+                    <m:sSubSupPr>
+                      <m:ctrlPr>
+                        <w:rPr>
+                          <w:rFonts w:ascii="Cambria Math" w:hAnsi="Cambria Math"/>
+                          <w:i/>
+                          <w:lang w:val="en-US"/>
+                        </w:rPr>
+                      </m:ctrlPr>
+                    </m:sSubSupPr>
+                    <m:e>
+                      <m:r>
+                        <w:rPr>
+                          <w:rFonts w:ascii="Cambria Math" w:hAnsi="Cambria Math"/>
+                          <w:lang w:val="en-US"/>
+                        </w:rPr>
+                        <m:t>X</m:t>
+                      </m:r>
+                    </m:e>
+                    <m:sub>
+                      <m:r>
+                        <w:rPr>
+                          <w:rFonts w:ascii="Cambria Math" w:hAnsi="Cambria Math"/>
+                          <w:lang w:val="en-US"/>
+                        </w:rPr>
+                        <m:t>i</m:t>
+                      </m:r>
+                    </m:sub>
+                    <m:sup>
+                      <m:r>
+                        <w:rPr>
+                          <w:rFonts w:ascii="Cambria Math" w:hAnsi="Cambria Math"/>
+                          <w:lang w:val="en-US"/>
+                        </w:rPr>
+                        <m:t>2</m:t>
+                      </m:r>
+                    </m:sup>
+                  </m:sSubSup>
+                </m:e>
+              </m:nary>
+              <m:r>
+                <w:rPr>
+                  <w:rFonts w:ascii="Cambria Math" w:hAnsi="Cambria Math"/>
+                  <w:lang w:val="en-US"/>
+                </w:rPr>
+                <m:t>-n</m:t>
+              </m:r>
+              <m:sSup>
+                <m:sSupPr>
+                  <m:ctrlPr>
+                    <w:rPr>
+                      <w:rFonts w:ascii="Cambria Math" w:hAnsi="Cambria Math"/>
+                      <w:i/>
+                      <w:lang w:val="en-US"/>
+                    </w:rPr>
+                  </m:ctrlPr>
+                </m:sSupPr>
+                <m:e>
+                  <m:acc>
+                    <m:accPr>
+                      <m:chr m:val="̅"/>
+                      <m:ctrlPr>
+                        <w:rPr>
+                          <w:rFonts w:ascii="Cambria Math" w:hAnsi="Cambria Math"/>
+                          <w:i/>
+                          <w:lang w:val="en-US"/>
+                        </w:rPr>
+                      </m:ctrlPr>
+                    </m:accPr>
+                    <m:e>
+                      <m:r>
+                        <w:rPr>
+                          <w:rFonts w:ascii="Cambria Math" w:hAnsi="Cambria Math"/>
+                          <w:lang w:val="en-US"/>
+                        </w:rPr>
+                        <m:t>X</m:t>
+                      </m:r>
+                    </m:e>
+                  </m:acc>
+                </m:e>
+                <m:sup>
+                  <m:r>
+                    <w:rPr>
+                      <w:rFonts w:ascii="Cambria Math" w:hAnsi="Cambria Math"/>
+                      <w:lang w:val="en-US"/>
+                    </w:rPr>
+                    <m:t>2</m:t>
+                  </m:r>
+                </m:sup>
+              </m:sSup>
+            </m:e>
+          </m:d>
+        </m:oMath>
+      </m:oMathPara>
+    </w:p>
+    <w:p>
+      <w:pPr>
+        <w:pStyle w:val="ListParagraph"/>
+        <w:numPr>
+          <w:ilvl w:val="0"/>
+          <w:numId w:val="7"/>
+        </w:numPr>
+        <w:rPr>
+          <w:rFonts w:ascii="Cambria Math" w:hAnsi="Cambria Math"/>
+          <w:lang w:val="en-US"/>
+          <w:oMath/>
+        </w:rPr>
+      </w:pPr>
+      <w:r>
+        <w:rPr>
+          <w:lang w:val="en-US"/>
+        </w:rPr>
+        <w:t>Kì vọng và Variance của S</w:t>
+      </w:r>
+      <w:r>
+        <w:rPr>
+          <w:lang w:val="en-US"/>
+        </w:rPr>
+        <w:t>ample Variance khi lấy nhiều Sample</w:t>
+      </w:r>
+    </w:p>
+    <w:p>
+      <w:pPr>
+        <w:pStyle w:val="ListParagraph"/>
+        <w:pBdr>
+          <w:top w:val="single" w:sz="4" w:space="1" w:color="auto"/>
+          <w:left w:val="single" w:sz="4" w:space="4" w:color="auto"/>
+          <w:bottom w:val="single" w:sz="4" w:space="1" w:color="auto"/>
+          <w:right w:val="single" w:sz="4" w:space="4" w:color="auto"/>
+        </w:pBdr>
+        <w:ind w:left="1080"/>
+        <w:rPr>
+          <w:rFonts w:ascii="Cambria Math" w:hAnsi="Cambria Math"/>
+          <w:lang w:val="en-US"/>
+          <w:oMath/>
+        </w:rPr>
+      </w:pPr>
+      <m:oMathPara>
+        <m:oMathParaPr>
+          <m:jc m:val="left"/>
+        </m:oMathParaPr>
+        <m:oMath>
+          <m:r>
+            <w:rPr>
+              <w:rFonts w:ascii="Cambria Math" w:eastAsiaTheme="minorEastAsia" w:hAnsi="Cambria Math"/>
+              <w:lang w:val="en-US"/>
+            </w:rPr>
+            <m:t>E</m:t>
+          </m:r>
+          <m:d>
+            <m:dPr>
+              <m:begChr m:val="["/>
+              <m:endChr m:val="]"/>
+              <m:ctrlPr>
+                <w:rPr>
+                  <w:rFonts w:ascii="Cambria Math" w:eastAsiaTheme="minorEastAsia" w:hAnsi="Cambria Math"/>
+                  <w:i/>
+                  <w:lang w:val="en-US"/>
+                </w:rPr>
+              </m:ctrlPr>
+            </m:dPr>
+            <m:e>
+              <m:sSubSup>
+                <m:sSubSupPr>
+                  <m:ctrlPr>
+                    <w:rPr>
+                      <w:rFonts w:ascii="Cambria Math" w:eastAsiaTheme="minorEastAsia" w:hAnsi="Cambria Math"/>
+                      <w:i/>
+                      <w:lang w:val="en-US"/>
+                    </w:rPr>
+                  </m:ctrlPr>
+                </m:sSubSupPr>
+                <m:e>
+                  <m:r>
+                    <w:rPr>
+                      <w:rFonts w:ascii="Cambria Math" w:eastAsiaTheme="minorEastAsia" w:hAnsi="Cambria Math"/>
+                      <w:lang w:val="en-US"/>
+                    </w:rPr>
+                    <m:t>S</m:t>
+                  </m:r>
+                </m:e>
+                <m:sub>
+                  <m:r>
+                    <w:rPr>
+                      <w:rFonts w:ascii="Cambria Math" w:eastAsiaTheme="minorEastAsia" w:hAnsi="Cambria Math"/>
+                      <w:lang w:val="en-US"/>
+                    </w:rPr>
+                    <m:t>X</m:t>
+                  </m:r>
+                </m:sub>
+                <m:sup>
+                  <m:r>
+                    <w:rPr>
+                      <w:rFonts w:ascii="Cambria Math" w:eastAsiaTheme="minorEastAsia" w:hAnsi="Cambria Math"/>
+                      <w:lang w:val="en-US"/>
+                    </w:rPr>
+                    <m:t>2</m:t>
+                  </m:r>
+                </m:sup>
+              </m:sSubSup>
+            </m:e>
+          </m:d>
+          <m:r>
+            <w:rPr>
+              <w:rFonts w:ascii="Cambria Math" w:eastAsiaTheme="minorEastAsia" w:hAnsi="Cambria Math"/>
+              <w:lang w:val="en-US"/>
+            </w:rPr>
+            <m:t>=Var</m:t>
+          </m:r>
+          <m:d>
+            <m:dPr>
+              <m:begChr m:val="["/>
+              <m:endChr m:val="]"/>
+              <m:ctrlPr>
+                <w:rPr>
+                  <w:rFonts w:ascii="Cambria Math" w:eastAsiaTheme="minorEastAsia" w:hAnsi="Cambria Math"/>
+                  <w:i/>
+                  <w:lang w:val="en-US"/>
+                </w:rPr>
+              </m:ctrlPr>
+            </m:dPr>
+            <m:e>
+              <m:r>
+                <w:rPr>
+                  <w:rFonts w:ascii="Cambria Math" w:eastAsiaTheme="minorEastAsia" w:hAnsi="Cambria Math"/>
+                  <w:lang w:val="en-US"/>
+                </w:rPr>
+                <m:t>X</m:t>
+              </m:r>
+            </m:e>
+          </m:d>
+        </m:oMath>
+      </m:oMathPara>
+    </w:p>
+    <w:p>
+      <w:pPr>
+        <w:pStyle w:val="ListParagraph"/>
+        <w:pBdr>
+          <w:top w:val="single" w:sz="4" w:space="1" w:color="auto"/>
+          <w:left w:val="single" w:sz="4" w:space="4" w:color="auto"/>
+          <w:bottom w:val="single" w:sz="4" w:space="1" w:color="auto"/>
+          <w:right w:val="single" w:sz="4" w:space="4" w:color="auto"/>
+        </w:pBdr>
+        <w:ind w:left="1080"/>
+        <w:rPr>
+          <w:rFonts w:ascii="Cambria Math" w:hAnsi="Cambria Math"/>
+          <w:lang w:val="en-US"/>
+          <w:oMath/>
+        </w:rPr>
+      </w:pPr>
+      <m:oMathPara>
+        <m:oMathParaPr>
+          <m:jc m:val="left"/>
+        </m:oMathParaPr>
+        <m:oMath>
+          <m:r>
+            <w:rPr>
+              <w:rFonts w:ascii="Cambria Math" w:eastAsiaTheme="minorEastAsia" w:hAnsi="Cambria Math"/>
+              <w:lang w:val="en-US"/>
+            </w:rPr>
+            <m:t>Var</m:t>
+          </m:r>
+          <m:d>
+            <m:dPr>
+              <m:begChr m:val="["/>
+              <m:endChr m:val="]"/>
+              <m:ctrlPr>
+                <w:rPr>
+                  <w:rFonts w:ascii="Cambria Math" w:eastAsiaTheme="minorEastAsia" w:hAnsi="Cambria Math"/>
+                  <w:i/>
+                  <w:lang w:val="en-US"/>
+                </w:rPr>
+              </m:ctrlPr>
+            </m:dPr>
+            <m:e>
+              <m:sSubSup>
+                <m:sSubSupPr>
+                  <m:ctrlPr>
+                    <w:rPr>
+                      <w:rFonts w:ascii="Cambria Math" w:eastAsiaTheme="minorEastAsia" w:hAnsi="Cambria Math"/>
+                      <w:i/>
+                      <w:lang w:val="en-US"/>
+                    </w:rPr>
+                  </m:ctrlPr>
+                </m:sSubSupPr>
+                <m:e>
+                  <m:r>
+                    <w:rPr>
+                      <w:rFonts w:ascii="Cambria Math" w:eastAsiaTheme="minorEastAsia" w:hAnsi="Cambria Math"/>
+                      <w:lang w:val="en-US"/>
+                    </w:rPr>
+                    <m:t>S</m:t>
+                  </m:r>
+                </m:e>
+                <m:sub>
+                  <m:r>
+                    <w:rPr>
+                      <w:rFonts w:ascii="Cambria Math" w:eastAsiaTheme="minorEastAsia" w:hAnsi="Cambria Math"/>
+                      <w:lang w:val="en-US"/>
+                    </w:rPr>
+                    <m:t>X</m:t>
+                  </m:r>
+                </m:sub>
+                <m:sup>
+                  <m:r>
+                    <w:rPr>
+                      <w:rFonts w:ascii="Cambria Math" w:eastAsiaTheme="minorEastAsia" w:hAnsi="Cambria Math"/>
+                      <w:lang w:val="en-US"/>
+                    </w:rPr>
+                    <m:t>2</m:t>
+                  </m:r>
+                </m:sup>
+              </m:sSubSup>
+            </m:e>
+          </m:d>
+          <m:r>
+            <w:rPr>
+              <w:rFonts w:ascii="Cambria Math" w:hAnsi="Cambria Math"/>
+              <w:lang w:val="en-US"/>
+            </w:rPr>
+            <m:t>=pass</m:t>
+          </m:r>
+        </m:oMath>
+      </m:oMathPara>
+    </w:p>
+    <w:p>
+      <w:pPr>
+        <w:pStyle w:val="ListParagraph"/>
+        <w:numPr>
+          <w:ilvl w:val="0"/>
+          <w:numId w:val="7"/>
+        </w:numPr>
+        <w:rPr>
+          <w:rFonts w:ascii="Cambria Math" w:hAnsi="Cambria Math"/>
+          <w:lang w:val="en-US"/>
+          <w:oMath/>
+        </w:rPr>
+      </w:pPr>
+      <w:r>
+        <w:rPr>
+          <w:lang w:val="en-US"/>
+        </w:rPr>
+        <w:t>Chứng minh</w:t>
+      </w:r>
+    </w:p>
+    <w:p>
+      <w:pPr>
+        <w:pStyle w:val="ListParagraph"/>
+        <w:pBdr>
+          <w:top w:val="single" w:sz="4" w:space="1" w:color="auto"/>
+          <w:left w:val="single" w:sz="4" w:space="4" w:color="auto"/>
+          <w:bottom w:val="single" w:sz="4" w:space="1" w:color="auto"/>
+          <w:right w:val="single" w:sz="4" w:space="4" w:color="auto"/>
+        </w:pBdr>
+        <w:ind w:left="1080"/>
+        <w:rPr>
+          <w:rFonts w:eastAsiaTheme="minorEastAsia"/>
+          <w:lang w:val="en-US"/>
+        </w:rPr>
+      </w:pPr>
+      <m:oMathPara>
+        <m:oMathParaPr>
+          <m:jc m:val="left"/>
+        </m:oMathParaPr>
+        <m:oMath>
+          <m:r>
+            <w:rPr>
+              <w:rFonts w:ascii="Cambria Math" w:hAnsi="Cambria Math"/>
+              <w:lang w:val="en-US"/>
+            </w:rPr>
+            <w:lastRenderedPageBreak/>
+            <m:t>E</m:t>
+          </m:r>
+          <m:d>
+            <m:dPr>
+              <m:begChr m:val="["/>
+              <m:endChr m:val="]"/>
+              <m:ctrlPr>
+                <w:rPr>
+                  <w:rFonts w:ascii="Cambria Math" w:hAnsi="Cambria Math"/>
+                  <w:i/>
+                  <w:lang w:val="en-US"/>
+                </w:rPr>
+              </m:ctrlPr>
+            </m:dPr>
+            <m:e>
+              <m:sSubSup>
+                <m:sSubSupPr>
+                  <m:ctrlPr>
+                    <w:rPr>
+                      <w:rFonts w:ascii="Cambria Math" w:eastAsiaTheme="minorEastAsia" w:hAnsi="Cambria Math"/>
+                      <w:i/>
+                      <w:lang w:val="en-US"/>
+                    </w:rPr>
+                  </m:ctrlPr>
+                </m:sSubSupPr>
+                <m:e>
+                  <m:r>
+                    <w:rPr>
+                      <w:rFonts w:ascii="Cambria Math" w:eastAsiaTheme="minorEastAsia" w:hAnsi="Cambria Math"/>
+                      <w:lang w:val="en-US"/>
+                    </w:rPr>
+                    <m:t>S</m:t>
+                  </m:r>
+                </m:e>
+                <m:sub>
+                  <m:r>
+                    <w:rPr>
+                      <w:rFonts w:ascii="Cambria Math" w:eastAsiaTheme="minorEastAsia" w:hAnsi="Cambria Math"/>
+                      <w:lang w:val="en-US"/>
+                    </w:rPr>
+                    <m:t>X</m:t>
+                  </m:r>
+                </m:sub>
+                <m:sup>
+                  <m:r>
+                    <w:rPr>
+                      <w:rFonts w:ascii="Cambria Math" w:eastAsiaTheme="minorEastAsia" w:hAnsi="Cambria Math"/>
+                      <w:lang w:val="en-US"/>
+                    </w:rPr>
+                    <m:t>2</m:t>
+                  </m:r>
+                </m:sup>
+              </m:sSubSup>
+            </m:e>
+          </m:d>
+          <m:r>
+            <w:rPr>
+              <w:rFonts w:ascii="Cambria Math" w:hAnsi="Cambria Math"/>
+              <w:lang w:val="en-US"/>
+            </w:rPr>
+            <m:t>=E</m:t>
+          </m:r>
+          <m:d>
+            <m:dPr>
+              <m:begChr m:val="["/>
+              <m:endChr m:val="]"/>
+              <m:ctrlPr>
+                <w:rPr>
+                  <w:rFonts w:ascii="Cambria Math" w:hAnsi="Cambria Math"/>
+                  <w:i/>
+                  <w:lang w:val="en-US"/>
+                </w:rPr>
+              </m:ctrlPr>
+            </m:dPr>
+            <m:e>
+              <m:f>
+                <m:fPr>
+                  <m:ctrlPr>
+                    <w:rPr>
+                      <w:rFonts w:ascii="Cambria Math" w:hAnsi="Cambria Math"/>
+                      <w:i/>
+                      <w:lang w:val="en-US"/>
+                    </w:rPr>
+                  </m:ctrlPr>
+                </m:fPr>
+                <m:num>
+                  <m:r>
+                    <w:rPr>
+                      <w:rFonts w:ascii="Cambria Math" w:hAnsi="Cambria Math"/>
+                      <w:lang w:val="en-US"/>
+                    </w:rPr>
+                    <m:t>1</m:t>
+                  </m:r>
+                </m:num>
+                <m:den>
+                  <m:r>
+                    <w:rPr>
+                      <w:rFonts w:ascii="Cambria Math" w:hAnsi="Cambria Math"/>
+                      <w:lang w:val="en-US"/>
+                    </w:rPr>
+                    <m:t>n-1</m:t>
+                  </m:r>
+                </m:den>
+              </m:f>
+              <m:d>
+                <m:dPr>
+                  <m:ctrlPr>
+                    <w:rPr>
+                      <w:rFonts w:ascii="Cambria Math" w:hAnsi="Cambria Math"/>
+                      <w:i/>
+                      <w:lang w:val="en-US"/>
+                    </w:rPr>
+                  </m:ctrlPr>
+                </m:dPr>
+                <m:e>
+                  <m:nary>
+                    <m:naryPr>
+                      <m:chr m:val="∑"/>
+                      <m:limLoc m:val="undOvr"/>
+                      <m:ctrlPr>
+                        <w:rPr>
+                          <w:rFonts w:ascii="Cambria Math" w:hAnsi="Cambria Math"/>
+                          <w:i/>
+                          <w:lang w:val="en-US"/>
+                        </w:rPr>
+                      </m:ctrlPr>
+                    </m:naryPr>
+                    <m:sub>
+                      <m:r>
+                        <w:rPr>
+                          <w:rFonts w:ascii="Cambria Math" w:hAnsi="Cambria Math"/>
+                          <w:lang w:val="en-US"/>
+                        </w:rPr>
+                        <m:t>i = 1</m:t>
+                      </m:r>
+                    </m:sub>
+                    <m:sup>
+                      <m:r>
+                        <w:rPr>
+                          <w:rFonts w:ascii="Cambria Math" w:hAnsi="Cambria Math"/>
+                          <w:lang w:val="en-US"/>
+                        </w:rPr>
+                        <m:t>n</m:t>
+                      </m:r>
+                    </m:sup>
+                    <m:e>
+                      <m:sSubSup>
+                        <m:sSubSupPr>
+                          <m:ctrlPr>
+                            <w:rPr>
+                              <w:rFonts w:ascii="Cambria Math" w:hAnsi="Cambria Math"/>
+                              <w:i/>
+                              <w:lang w:val="en-US"/>
+                            </w:rPr>
+                          </m:ctrlPr>
+                        </m:sSubSupPr>
+                        <m:e>
+                          <m:r>
+                            <w:rPr>
+                              <w:rFonts w:ascii="Cambria Math" w:hAnsi="Cambria Math"/>
+                              <w:lang w:val="en-US"/>
+                            </w:rPr>
+                            <m:t>X</m:t>
+                          </m:r>
+                        </m:e>
+                        <m:sub>
+                          <m:r>
+                            <w:rPr>
+                              <w:rFonts w:ascii="Cambria Math" w:hAnsi="Cambria Math"/>
+                              <w:lang w:val="en-US"/>
+                            </w:rPr>
+                            <m:t>i</m:t>
+                          </m:r>
+                        </m:sub>
+                        <m:sup>
+                          <m:r>
+                            <w:rPr>
+                              <w:rFonts w:ascii="Cambria Math" w:hAnsi="Cambria Math"/>
+                              <w:lang w:val="en-US"/>
+                            </w:rPr>
+                            <m:t>2</m:t>
+                          </m:r>
+                        </m:sup>
+                      </m:sSubSup>
+                    </m:e>
+                  </m:nary>
+                  <m:r>
+                    <w:rPr>
+                      <w:rFonts w:ascii="Cambria Math" w:hAnsi="Cambria Math"/>
+                      <w:lang w:val="en-US"/>
+                    </w:rPr>
+                    <m:t>-n</m:t>
+                  </m:r>
                   <m:sSup>
                     <m:sSupPr>
                       <m:ctrlPr>
@@ -3131,7 +4782,7 @@
                     </m:sup>
                   </m:sSup>
                 </m:e>
-              </m:nary>
+              </m:d>
             </m:e>
           </m:d>
           <m:r>
@@ -3141,29 +4792,6 @@
             </w:rPr>
             <m:t>=</m:t>
           </m:r>
-        </m:oMath>
-      </m:oMathPara>
-    </w:p>
-    <w:p>
-      <w:pPr>
-        <w:pStyle w:val="ListParagraph"/>
-        <w:pBdr>
-          <w:top w:val="single" w:sz="4" w:space="1" w:color="auto"/>
-          <w:left w:val="single" w:sz="4" w:space="4" w:color="auto"/>
-          <w:bottom w:val="single" w:sz="4" w:space="1" w:color="auto"/>
-          <w:right w:val="single" w:sz="4" w:space="4" w:color="auto"/>
-        </w:pBdr>
-        <w:ind w:left="1080"/>
-        <w:rPr>
-          <w:rFonts w:eastAsiaTheme="minorEastAsia"/>
-          <w:lang w:val="en-US"/>
-        </w:rPr>
-      </w:pPr>
-      <m:oMathPara>
-        <m:oMathParaPr>
-          <m:jc m:val="left"/>
-        </m:oMathParaPr>
-        <m:oMath>
           <m:f>
             <m:fPr>
               <m:ctrlPr>
@@ -3193,8 +4821,17 @@
               </m:r>
             </m:den>
           </m:f>
+          <m:r>
+            <w:rPr>
+              <w:rFonts w:ascii="Cambria Math" w:hAnsi="Cambria Math"/>
+              <w:lang w:val="en-US"/>
+            </w:rPr>
+            <m:t>E</m:t>
+          </m:r>
           <m:d>
             <m:dPr>
+              <m:begChr m:val="["/>
+              <m:endChr m:val="]"/>
               <m:ctrlPr>
                 <w:rPr>
                   <w:rFonts w:ascii="Cambria Math" w:hAnsi="Cambria Math"/>
@@ -3204,17 +4841,10 @@
               </m:ctrlPr>
             </m:dPr>
             <m:e>
-              <m:r>
-                <w:rPr>
-                  <w:rFonts w:ascii="Cambria Math" w:hAnsi="Cambria Math"/>
-                  <w:lang w:val="en-US"/>
-                </w:rPr>
-                <m:t>nE</m:t>
-              </m:r>
-              <m:d>
-                <m:dPr>
-                  <m:begChr m:val="["/>
-                  <m:endChr m:val="]"/>
+              <m:nary>
+                <m:naryPr>
+                  <m:chr m:val="∑"/>
+                  <m:limLoc m:val="undOvr"/>
                   <m:ctrlPr>
                     <w:rPr>
                       <w:rFonts w:ascii="Cambria Math" w:hAnsi="Cambria Math"/>
@@ -3222,10 +4852,28 @@
                       <w:lang w:val="en-US"/>
                     </w:rPr>
                   </m:ctrlPr>
-                </m:dPr>
+                </m:naryPr>
+                <m:sub>
+                  <m:r>
+                    <w:rPr>
+                      <w:rFonts w:ascii="Cambria Math" w:hAnsi="Cambria Math"/>
+                      <w:lang w:val="en-US"/>
+                    </w:rPr>
+                    <m:t>i = 1</m:t>
+                  </m:r>
+                </m:sub>
+                <m:sup>
+                  <m:r>
+                    <w:rPr>
+                      <w:rFonts w:ascii="Cambria Math" w:hAnsi="Cambria Math"/>
+                      <w:lang w:val="en-US"/>
+                    </w:rPr>
+                    <m:t>n</m:t>
+                  </m:r>
+                </m:sup>
                 <m:e>
-                  <m:sSup>
-                    <m:sSupPr>
+                  <m:sSubSup>
+                    <m:sSubSupPr>
                       <m:ctrlPr>
                         <w:rPr>
                           <w:rFonts w:ascii="Cambria Math" w:hAnsi="Cambria Math"/>
@@ -3233,7 +4881,7 @@
                           <w:lang w:val="en-US"/>
                         </w:rPr>
                       </m:ctrlPr>
-                    </m:sSupPr>
+                    </m:sSubSupPr>
                     <m:e>
                       <m:r>
                         <w:rPr>
@@ -3243,6 +4891,15 @@
                         <m:t>X</m:t>
                       </m:r>
                     </m:e>
+                    <m:sub>
+                      <m:r>
+                        <w:rPr>
+                          <w:rFonts w:ascii="Cambria Math" w:hAnsi="Cambria Math"/>
+                          <w:lang w:val="en-US"/>
+                        </w:rPr>
+                        <m:t>i</m:t>
+                      </m:r>
+                    </m:sub>
                     <m:sup>
                       <m:r>
                         <w:rPr>
@@ -3252,20 +4909,18 @@
                         <m:t>2</m:t>
                       </m:r>
                     </m:sup>
-                  </m:sSup>
+                  </m:sSubSup>
                 </m:e>
-              </m:d>
-              <m:r>
-                <w:rPr>
-                  <w:rFonts w:ascii="Cambria Math" w:hAnsi="Cambria Math"/>
-                  <w:lang w:val="en-US"/>
-                </w:rPr>
-                <m:t>-2nE</m:t>
-              </m:r>
-              <m:d>
-                <m:dPr>
-                  <m:begChr m:val="["/>
-                  <m:endChr m:val="]"/>
+              </m:nary>
+              <m:r>
+                <w:rPr>
+                  <w:rFonts w:ascii="Cambria Math" w:hAnsi="Cambria Math"/>
+                  <w:lang w:val="en-US"/>
+                </w:rPr>
+                <m:t>-n</m:t>
+              </m:r>
+              <m:sSup>
+                <m:sSupPr>
                   <m:ctrlPr>
                     <w:rPr>
                       <w:rFonts w:ascii="Cambria Math" w:hAnsi="Cambria Math"/>
@@ -3273,15 +4928,8 @@
                       <w:lang w:val="en-US"/>
                     </w:rPr>
                   </m:ctrlPr>
-                </m:dPr>
+                </m:sSupPr>
                 <m:e>
-                  <m:r>
-                    <w:rPr>
-                      <w:rFonts w:ascii="Cambria Math" w:hAnsi="Cambria Math"/>
-                      <w:lang w:val="en-US"/>
-                    </w:rPr>
-                    <m:t>X</m:t>
-                  </m:r>
                   <m:acc>
                     <m:accPr>
                       <m:chr m:val="̅"/>
@@ -3304,13 +4952,94 @@
                     </m:e>
                   </m:acc>
                 </m:e>
-              </m:d>
-              <m:r>
-                <w:rPr>
-                  <w:rFonts w:ascii="Cambria Math" w:hAnsi="Cambria Math"/>
-                  <w:lang w:val="en-US"/>
-                </w:rPr>
-                <m:t>+nE</m:t>
+                <m:sup>
+                  <m:r>
+                    <w:rPr>
+                      <w:rFonts w:ascii="Cambria Math" w:hAnsi="Cambria Math"/>
+                      <w:lang w:val="en-US"/>
+                    </w:rPr>
+                    <m:t>2</m:t>
+                  </m:r>
+                </m:sup>
+              </m:sSup>
+            </m:e>
+          </m:d>
+          <m:r>
+            <w:rPr>
+              <w:rFonts w:ascii="Cambria Math" w:hAnsi="Cambria Math"/>
+              <w:lang w:val="en-US"/>
+            </w:rPr>
+            <m:t>=</m:t>
+          </m:r>
+        </m:oMath>
+      </m:oMathPara>
+    </w:p>
+    <w:p>
+      <w:pPr>
+        <w:pStyle w:val="ListParagraph"/>
+        <w:pBdr>
+          <w:top w:val="single" w:sz="4" w:space="1" w:color="auto"/>
+          <w:left w:val="single" w:sz="4" w:space="4" w:color="auto"/>
+          <w:bottom w:val="single" w:sz="4" w:space="1" w:color="auto"/>
+          <w:right w:val="single" w:sz="4" w:space="4" w:color="auto"/>
+        </w:pBdr>
+        <w:ind w:left="1080"/>
+        <w:rPr>
+          <w:rFonts w:eastAsiaTheme="minorEastAsia"/>
+          <w:lang w:val="en-US"/>
+        </w:rPr>
+      </w:pPr>
+      <m:oMathPara>
+        <m:oMathParaPr>
+          <m:jc m:val="left"/>
+        </m:oMathParaPr>
+        <m:oMath>
+          <m:f>
+            <m:fPr>
+              <m:ctrlPr>
+                <w:rPr>
+                  <w:rFonts w:ascii="Cambria Math" w:hAnsi="Cambria Math"/>
+                  <w:i/>
+                  <w:lang w:val="en-US"/>
+                </w:rPr>
+              </m:ctrlPr>
+            </m:fPr>
+            <m:num>
+              <m:r>
+                <w:rPr>
+                  <w:rFonts w:ascii="Cambria Math" w:hAnsi="Cambria Math"/>
+                  <w:lang w:val="en-US"/>
+                </w:rPr>
+                <m:t>1</m:t>
+              </m:r>
+            </m:num>
+            <m:den>
+              <m:r>
+                <w:rPr>
+                  <w:rFonts w:ascii="Cambria Math" w:hAnsi="Cambria Math"/>
+                  <w:lang w:val="en-US"/>
+                </w:rPr>
+                <m:t>n-1</m:t>
+              </m:r>
+            </m:den>
+          </m:f>
+          <m:d>
+            <m:dPr>
+              <m:ctrlPr>
+                <w:rPr>
+                  <w:rFonts w:ascii="Cambria Math" w:hAnsi="Cambria Math"/>
+                  <w:i/>
+                  <w:lang w:val="en-US"/>
+                </w:rPr>
+              </m:ctrlPr>
+            </m:dPr>
+            <m:e>
+              <m:r>
+                <w:rPr>
+                  <w:rFonts w:ascii="Cambria Math" w:hAnsi="Cambria Math"/>
+                  <w:lang w:val="en-US"/>
+                </w:rPr>
+                <m:t>nE</m:t>
               </m:r>
               <m:d>
                 <m:dPr>
@@ -3318,7 +5047,65 @@
                   <m:endChr m:val="]"/>
                   <m:ctrlPr>
                     <w:rPr>
-                      <w:rFonts w:ascii="Cambria Math" w:hAnsi="Cambria Math"/>
+                      <w:rFonts w:ascii="Cambria Math" w:eastAsiaTheme="minorEastAsia" w:hAnsi="Cambria Math"/>
+                      <w:i/>
+                      <w:lang w:val="en-US"/>
+                    </w:rPr>
+                  </m:ctrlPr>
+                </m:dPr>
+                <m:e>
+                  <m:sSup>
+                    <m:sSupPr>
+                      <m:ctrlPr>
+                        <w:rPr>
+                          <w:rFonts w:ascii="Cambria Math" w:eastAsiaTheme="minorEastAsia" w:hAnsi="Cambria Math"/>
+                          <w:i/>
+                          <w:lang w:val="en-US"/>
+                        </w:rPr>
+                      </m:ctrlPr>
+                    </m:sSupPr>
+                    <m:e>
+                      <m:r>
+                        <w:rPr>
+                          <w:rFonts w:ascii="Cambria Math" w:eastAsiaTheme="minorEastAsia" w:hAnsi="Cambria Math"/>
+                          <w:lang w:val="en-US"/>
+                        </w:rPr>
+                        <m:t>X</m:t>
+                      </m:r>
+                    </m:e>
+                    <m:sup>
+                      <m:r>
+                        <w:rPr>
+                          <w:rFonts w:ascii="Cambria Math" w:eastAsiaTheme="minorEastAsia" w:hAnsi="Cambria Math"/>
+                          <w:lang w:val="en-US"/>
+                        </w:rPr>
+                        <m:t>2</m:t>
+                      </m:r>
+                    </m:sup>
+                  </m:sSup>
+                </m:e>
+              </m:d>
+              <m:r>
+                <w:rPr>
+                  <w:rFonts w:ascii="Cambria Math" w:eastAsiaTheme="minorEastAsia" w:hAnsi="Cambria Math"/>
+                  <w:lang w:val="en-US"/>
+                </w:rPr>
+                <m:t>-n</m:t>
+              </m:r>
+              <m:r>
+                <w:rPr>
+                  <w:rFonts w:ascii="Cambria Math" w:hAnsi="Cambria Math"/>
+                  <w:lang w:val="en-US"/>
+                </w:rPr>
+                <m:t>E</m:t>
+              </m:r>
+              <m:d>
+                <m:dPr>
+                  <m:begChr m:val="["/>
+                  <m:endChr m:val="]"/>
+                  <m:ctrlPr>
+                    <w:rPr>
+                      <w:rFonts w:ascii="Cambria Math" w:eastAsiaTheme="minorEastAsia" w:hAnsi="Cambria Math"/>
                       <w:i/>
                       <w:lang w:val="en-US"/>
                     </w:rPr>
@@ -3379,29 +5166,6 @@
             </w:rPr>
             <m:t>=</m:t>
           </m:r>
-        </m:oMath>
-      </m:oMathPara>
-    </w:p>
-    <w:p>
-      <w:pPr>
-        <w:pStyle w:val="ListParagraph"/>
-        <w:pBdr>
-          <w:top w:val="single" w:sz="4" w:space="1" w:color="auto"/>
-          <w:left w:val="single" w:sz="4" w:space="4" w:color="auto"/>
-          <w:bottom w:val="single" w:sz="4" w:space="1" w:color="auto"/>
-          <w:right w:val="single" w:sz="4" w:space="4" w:color="auto"/>
-        </w:pBdr>
-        <w:ind w:left="1080"/>
-        <w:rPr>
-          <w:rFonts w:eastAsiaTheme="minorEastAsia"/>
-          <w:lang w:val="en-US"/>
-        </w:rPr>
-      </w:pPr>
-      <m:oMathPara>
-        <m:oMathParaPr>
-          <m:jc m:val="left"/>
-        </m:oMathParaPr>
-        <m:oMath>
           <m:f>
             <m:fPr>
               <m:ctrlPr>
@@ -3455,7 +5219,7 @@
                   <m:endChr m:val="]"/>
                   <m:ctrlPr>
                     <w:rPr>
-                      <w:rFonts w:ascii="Cambria Math" w:hAnsi="Cambria Math"/>
+                      <w:rFonts w:ascii="Cambria Math" w:eastAsiaTheme="minorEastAsia" w:hAnsi="Cambria Math"/>
                       <w:i/>
                       <w:lang w:val="en-US"/>
                     </w:rPr>
@@ -3466,7 +5230,7 @@
                     <m:sSupPr>
                       <m:ctrlPr>
                         <w:rPr>
-                          <w:rFonts w:ascii="Cambria Math" w:hAnsi="Cambria Math"/>
+                          <w:rFonts w:ascii="Cambria Math" w:eastAsiaTheme="minorEastAsia" w:hAnsi="Cambria Math"/>
                           <w:i/>
                           <w:lang w:val="en-US"/>
                         </w:rPr>
@@ -3475,7 +5239,7 @@
                     <m:e>
                       <m:r>
                         <w:rPr>
-                          <w:rFonts w:ascii="Cambria Math" w:hAnsi="Cambria Math"/>
+                          <w:rFonts w:ascii="Cambria Math" w:eastAsiaTheme="minorEastAsia" w:hAnsi="Cambria Math"/>
                           <w:lang w:val="en-US"/>
                         </w:rPr>
                         <m:t>X</m:t>
@@ -3484,7 +5248,7 @@
                     <m:sup>
                       <m:r>
                         <w:rPr>
-                          <w:rFonts w:ascii="Cambria Math" w:hAnsi="Cambria Math"/>
+                          <w:rFonts w:ascii="Cambria Math" w:eastAsiaTheme="minorEastAsia" w:hAnsi="Cambria Math"/>
                           <w:lang w:val="en-US"/>
                         </w:rPr>
                         <m:t>2</m:t>
@@ -3495,197 +5259,10 @@
               </m:d>
               <m:r>
                 <w:rPr>
-                  <w:rFonts w:ascii="Cambria Math" w:hAnsi="Cambria Math"/>
-                  <w:lang w:val="en-US"/>
-                </w:rPr>
-                <m:t>-2n</m:t>
-              </m:r>
-              <m:d>
-                <m:dPr>
-                  <m:ctrlPr>
-                    <w:rPr>
-                      <w:rFonts w:ascii="Cambria Math" w:hAnsi="Cambria Math"/>
-                      <w:i/>
-                      <w:lang w:val="en-US"/>
-                    </w:rPr>
-                  </m:ctrlPr>
-                </m:dPr>
-                <m:e>
-                  <m:f>
-                    <m:fPr>
-                      <m:ctrlPr>
-                        <w:rPr>
-                          <w:rFonts w:ascii="Cambria Math" w:hAnsi="Cambria Math"/>
-                          <w:i/>
-                          <w:lang w:val="en-US"/>
-                        </w:rPr>
-                      </m:ctrlPr>
-                    </m:fPr>
-                    <m:num>
-                      <m:r>
-                        <w:rPr>
-                          <w:rFonts w:ascii="Cambria Math" w:hAnsi="Cambria Math"/>
-                          <w:lang w:val="en-US"/>
-                        </w:rPr>
-                        <m:t>1</m:t>
-                      </m:r>
-                    </m:num>
-                    <m:den>
-                      <m:r>
-                        <w:rPr>
-                          <w:rFonts w:ascii="Cambria Math" w:hAnsi="Cambria Math"/>
-                          <w:lang w:val="en-US"/>
-                        </w:rPr>
-                        <m:t>n</m:t>
-                      </m:r>
-                    </m:den>
-                  </m:f>
-                  <m:r>
-                    <w:rPr>
-                      <w:rFonts w:ascii="Cambria Math" w:hAnsi="Cambria Math"/>
-                      <w:lang w:val="en-US"/>
-                    </w:rPr>
-                    <m:t>E</m:t>
-                  </m:r>
-                  <m:d>
-                    <m:dPr>
-                      <m:begChr m:val="["/>
-                      <m:endChr m:val="]"/>
-                      <m:ctrlPr>
-                        <w:rPr>
-                          <w:rFonts w:ascii="Cambria Math" w:hAnsi="Cambria Math"/>
-                          <w:i/>
-                          <w:lang w:val="en-US"/>
-                        </w:rPr>
-                      </m:ctrlPr>
-                    </m:dPr>
-                    <m:e>
-                      <m:sSup>
-                        <m:sSupPr>
-                          <m:ctrlPr>
-                            <w:rPr>
-                              <w:rFonts w:ascii="Cambria Math" w:hAnsi="Cambria Math"/>
-                              <w:i/>
-                              <w:lang w:val="en-US"/>
-                            </w:rPr>
-                          </m:ctrlPr>
-                        </m:sSupPr>
-                        <m:e>
-                          <m:r>
-                            <w:rPr>
-                              <w:rFonts w:ascii="Cambria Math" w:hAnsi="Cambria Math"/>
-                              <w:lang w:val="en-US"/>
-                            </w:rPr>
-                            <m:t>X</m:t>
-                          </m:r>
-                        </m:e>
-                        <m:sup>
-                          <m:r>
-                            <w:rPr>
-                              <w:rFonts w:ascii="Cambria Math" w:hAnsi="Cambria Math"/>
-                              <w:lang w:val="en-US"/>
-                            </w:rPr>
-                            <m:t>2</m:t>
-                          </m:r>
-                        </m:sup>
-                      </m:sSup>
-                    </m:e>
-                  </m:d>
-                  <m:r>
-                    <w:rPr>
-                      <w:rFonts w:ascii="Cambria Math" w:hAnsi="Cambria Math"/>
-                      <w:lang w:val="en-US"/>
-                    </w:rPr>
-                    <m:t>+</m:t>
-                  </m:r>
-                  <m:f>
-                    <m:fPr>
-                      <m:ctrlPr>
-                        <w:rPr>
-                          <w:rFonts w:ascii="Cambria Math" w:hAnsi="Cambria Math"/>
-                          <w:i/>
-                          <w:lang w:val="en-US"/>
-                        </w:rPr>
-                      </m:ctrlPr>
-                    </m:fPr>
-                    <m:num>
-                      <m:r>
-                        <w:rPr>
-                          <w:rFonts w:ascii="Cambria Math" w:hAnsi="Cambria Math"/>
-                          <w:lang w:val="en-US"/>
-                        </w:rPr>
-                        <m:t>n-1</m:t>
-                      </m:r>
-                    </m:num>
-                    <m:den>
-                      <m:r>
-                        <w:rPr>
-                          <w:rFonts w:ascii="Cambria Math" w:hAnsi="Cambria Math"/>
-                          <w:lang w:val="en-US"/>
-                        </w:rPr>
-                        <m:t>n</m:t>
-                      </m:r>
-                    </m:den>
-                  </m:f>
-                  <m:sSup>
-                    <m:sSupPr>
-                      <m:ctrlPr>
-                        <w:rPr>
-                          <w:rFonts w:ascii="Cambria Math" w:hAnsi="Cambria Math"/>
-                          <w:i/>
-                          <w:lang w:val="en-US"/>
-                        </w:rPr>
-                      </m:ctrlPr>
-                    </m:sSupPr>
-                    <m:e>
-                      <m:r>
-                        <w:rPr>
-                          <w:rFonts w:ascii="Cambria Math" w:hAnsi="Cambria Math"/>
-                          <w:lang w:val="en-US"/>
-                        </w:rPr>
-                        <m:t>E</m:t>
-                      </m:r>
-                      <m:d>
-                        <m:dPr>
-                          <m:begChr m:val="["/>
-                          <m:endChr m:val="]"/>
-                          <m:ctrlPr>
-                            <w:rPr>
-                              <w:rFonts w:ascii="Cambria Math" w:hAnsi="Cambria Math"/>
-                              <w:i/>
-                              <w:lang w:val="en-US"/>
-                            </w:rPr>
-                          </m:ctrlPr>
-                        </m:dPr>
-                        <m:e>
-                          <m:r>
-                            <w:rPr>
-                              <w:rFonts w:ascii="Cambria Math" w:hAnsi="Cambria Math"/>
-                              <w:lang w:val="en-US"/>
-                            </w:rPr>
-                            <m:t>X</m:t>
-                          </m:r>
-                        </m:e>
-                      </m:d>
-                    </m:e>
-                    <m:sup>
-                      <m:r>
-                        <w:rPr>
-                          <w:rFonts w:ascii="Cambria Math" w:hAnsi="Cambria Math"/>
-                          <w:lang w:val="en-US"/>
-                        </w:rPr>
-                        <m:t>2</m:t>
-                      </m:r>
-                    </m:sup>
-                  </m:sSup>
-                </m:e>
-              </m:d>
-              <m:r>
-                <w:rPr>
-                  <w:rFonts w:ascii="Cambria Math" w:hAnsi="Cambria Math"/>
-                  <w:lang w:val="en-US"/>
-                </w:rPr>
-                <m:t>+n</m:t>
+                  <w:rFonts w:ascii="Cambria Math" w:eastAsiaTheme="minorEastAsia" w:hAnsi="Cambria Math"/>
+                  <w:lang w:val="en-US"/>
+                </w:rPr>
+                <m:t>-n</m:t>
               </m:r>
               <m:d>
                 <m:dPr>
@@ -3765,14 +5342,7 @@
                           <w:rFonts w:ascii="Cambria Math" w:hAnsi="Cambria Math"/>
                           <w:lang w:val="en-US"/>
                         </w:rPr>
-                        <m:t>n</m:t>
-                      </m:r>
-                      <m:r>
-                        <w:rPr>
-                          <w:rFonts w:ascii="Cambria Math" w:hAnsi="Cambria Math"/>
-                          <w:lang w:val="en-US"/>
-                        </w:rPr>
-                        <m:t>E</m:t>
+                        <m:t>nE</m:t>
                       </m:r>
                       <m:d>
                         <m:dPr>
@@ -3780,7 +5350,7 @@
                           <m:endChr m:val="]"/>
                           <m:ctrlPr>
                             <w:rPr>
-                              <w:rFonts w:ascii="Cambria Math" w:hAnsi="Cambria Math"/>
+                              <w:rFonts w:ascii="Cambria Math" w:eastAsiaTheme="minorEastAsia" w:hAnsi="Cambria Math"/>
                               <w:i/>
                               <w:lang w:val="en-US"/>
                             </w:rPr>
@@ -3791,7 +5361,7 @@
                             <m:sSupPr>
                               <m:ctrlPr>
                                 <w:rPr>
-                                  <w:rFonts w:ascii="Cambria Math" w:hAnsi="Cambria Math"/>
+                                  <w:rFonts w:ascii="Cambria Math" w:eastAsiaTheme="minorEastAsia" w:hAnsi="Cambria Math"/>
                                   <w:i/>
                                   <w:lang w:val="en-US"/>
                                 </w:rPr>
@@ -3800,7 +5370,7 @@
                             <m:e>
                               <m:r>
                                 <w:rPr>
-                                  <w:rFonts w:ascii="Cambria Math" w:hAnsi="Cambria Math"/>
+                                  <w:rFonts w:ascii="Cambria Math" w:eastAsiaTheme="minorEastAsia" w:hAnsi="Cambria Math"/>
                                   <w:lang w:val="en-US"/>
                                 </w:rPr>
                                 <m:t>X</m:t>
@@ -3809,7 +5379,7 @@
                             <m:sup>
                               <m:r>
                                 <w:rPr>
-                                  <w:rFonts w:ascii="Cambria Math" w:hAnsi="Cambria Math"/>
+                                  <w:rFonts w:ascii="Cambria Math" w:eastAsiaTheme="minorEastAsia" w:hAnsi="Cambria Math"/>
                                   <w:lang w:val="en-US"/>
                                 </w:rPr>
                                 <m:t>2</m:t>
@@ -3820,23 +5390,16 @@
                       </m:d>
                       <m:r>
                         <w:rPr>
-                          <w:rFonts w:ascii="Cambria Math" w:hAnsi="Cambria Math"/>
+                          <w:rFonts w:ascii="Cambria Math" w:eastAsiaTheme="minorEastAsia" w:hAnsi="Cambria Math"/>
                           <w:lang w:val="en-US"/>
                         </w:rPr>
-                        <m:t>+</m:t>
-                      </m:r>
-                      <m:r>
-                        <w:rPr>
-                          <w:rFonts w:ascii="Cambria Math" w:hAnsi="Cambria Math"/>
-                          <w:lang w:val="en-US"/>
-                        </w:rPr>
-                        <m:t>2</m:t>
+                        <m:t>+2</m:t>
                       </m:r>
                       <m:sSubSup>
                         <m:sSubSupPr>
                           <m:ctrlPr>
                             <w:rPr>
-                              <w:rFonts w:ascii="Cambria Math" w:hAnsi="Cambria Math"/>
+                              <w:rFonts w:ascii="Cambria Math" w:eastAsiaTheme="minorEastAsia" w:hAnsi="Cambria Math"/>
                               <w:i/>
                               <w:lang w:val="en-US"/>
                             </w:rPr>
@@ -3845,7 +5408,7 @@
                         <m:e>
                           <m:r>
                             <w:rPr>
-                              <w:rFonts w:ascii="Cambria Math" w:hAnsi="Cambria Math"/>
+                              <w:rFonts w:ascii="Cambria Math" w:eastAsiaTheme="minorEastAsia" w:hAnsi="Cambria Math"/>
                               <w:lang w:val="en-US"/>
                             </w:rPr>
                             <m:t>C</m:t>
@@ -3854,7 +5417,7 @@
                         <m:sub>
                           <m:r>
                             <w:rPr>
-                              <w:rFonts w:ascii="Cambria Math" w:hAnsi="Cambria Math"/>
+                              <w:rFonts w:ascii="Cambria Math" w:eastAsiaTheme="minorEastAsia" w:hAnsi="Cambria Math"/>
                               <w:lang w:val="en-US"/>
                             </w:rPr>
                             <m:t>n</m:t>
@@ -3863,7 +5426,7 @@
                         <m:sup>
                           <m:r>
                             <w:rPr>
-                              <w:rFonts w:ascii="Cambria Math" w:hAnsi="Cambria Math"/>
+                              <w:rFonts w:ascii="Cambria Math" w:eastAsiaTheme="minorEastAsia" w:hAnsi="Cambria Math"/>
                               <w:lang w:val="en-US"/>
                             </w:rPr>
                             <m:t>2</m:t>
@@ -3894,7 +5457,7 @@
                               <m:endChr m:val="]"/>
                               <m:ctrlPr>
                                 <w:rPr>
-                                  <w:rFonts w:ascii="Cambria Math" w:hAnsi="Cambria Math"/>
+                                  <w:rFonts w:ascii="Cambria Math" w:eastAsiaTheme="minorEastAsia" w:hAnsi="Cambria Math"/>
                                   <w:i/>
                                   <w:lang w:val="en-US"/>
                                 </w:rPr>
@@ -3903,7 +5466,7 @@
                             <m:e>
                               <m:r>
                                 <w:rPr>
-                                  <w:rFonts w:ascii="Cambria Math" w:hAnsi="Cambria Math"/>
+                                  <w:rFonts w:ascii="Cambria Math" w:eastAsiaTheme="minorEastAsia" w:hAnsi="Cambria Math"/>
                                   <w:lang w:val="en-US"/>
                                 </w:rPr>
                                 <m:t>X</m:t>
@@ -4010,7 +5573,7 @@
                   <m:endChr m:val="]"/>
                   <m:ctrlPr>
                     <w:rPr>
-                      <w:rFonts w:ascii="Cambria Math" w:hAnsi="Cambria Math"/>
+                      <w:rFonts w:ascii="Cambria Math" w:eastAsiaTheme="minorEastAsia" w:hAnsi="Cambria Math"/>
                       <w:i/>
                       <w:lang w:val="en-US"/>
                     </w:rPr>
@@ -4021,7 +5584,7 @@
                     <m:sSupPr>
                       <m:ctrlPr>
                         <w:rPr>
-                          <w:rFonts w:ascii="Cambria Math" w:hAnsi="Cambria Math"/>
+                          <w:rFonts w:ascii="Cambria Math" w:eastAsiaTheme="minorEastAsia" w:hAnsi="Cambria Math"/>
                           <w:i/>
                           <w:lang w:val="en-US"/>
                         </w:rPr>
@@ -4030,7 +5593,7 @@
                     <m:e>
                       <m:r>
                         <w:rPr>
-                          <w:rFonts w:ascii="Cambria Math" w:hAnsi="Cambria Math"/>
+                          <w:rFonts w:ascii="Cambria Math" w:eastAsiaTheme="minorEastAsia" w:hAnsi="Cambria Math"/>
                           <w:lang w:val="en-US"/>
                         </w:rPr>
                         <m:t>X</m:t>
@@ -4039,7 +5602,7 @@
                     <m:sup>
                       <m:r>
                         <w:rPr>
-                          <w:rFonts w:ascii="Cambria Math" w:hAnsi="Cambria Math"/>
+                          <w:rFonts w:ascii="Cambria Math" w:eastAsiaTheme="minorEastAsia" w:hAnsi="Cambria Math"/>
                           <w:lang w:val="en-US"/>
                         </w:rPr>
                         <m:t>2</m:t>
@@ -4050,10 +5613,17 @@
               </m:d>
               <m:r>
                 <w:rPr>
-                  <w:rFonts w:ascii="Cambria Math" w:hAnsi="Cambria Math"/>
-                  <w:lang w:val="en-US"/>
-                </w:rPr>
-                <m:t>-2E</m:t>
+                  <w:rFonts w:ascii="Cambria Math" w:eastAsiaTheme="minorEastAsia" w:hAnsi="Cambria Math"/>
+                  <w:lang w:val="en-US"/>
+                </w:rPr>
+                <m:t>-</m:t>
+              </m:r>
+              <m:r>
+                <w:rPr>
+                  <w:rFonts w:ascii="Cambria Math" w:hAnsi="Cambria Math"/>
+                  <w:lang w:val="en-US"/>
+                </w:rPr>
+                <m:t>E</m:t>
               </m:r>
               <m:d>
                 <m:dPr>
@@ -4061,7 +5631,7 @@
                   <m:endChr m:val="]"/>
                   <m:ctrlPr>
                     <w:rPr>
-                      <w:rFonts w:ascii="Cambria Math" w:hAnsi="Cambria Math"/>
+                      <w:rFonts w:ascii="Cambria Math" w:eastAsiaTheme="minorEastAsia" w:hAnsi="Cambria Math"/>
                       <w:i/>
                       <w:lang w:val="en-US"/>
                     </w:rPr>
@@ -4072,7 +5642,7 @@
                     <m:sSupPr>
                       <m:ctrlPr>
                         <w:rPr>
-                          <w:rFonts w:ascii="Cambria Math" w:hAnsi="Cambria Math"/>
+                          <w:rFonts w:ascii="Cambria Math" w:eastAsiaTheme="minorEastAsia" w:hAnsi="Cambria Math"/>
                           <w:i/>
                           <w:lang w:val="en-US"/>
                         </w:rPr>
@@ -4081,7 +5651,7 @@
                     <m:e>
                       <m:r>
                         <w:rPr>
-                          <w:rFonts w:ascii="Cambria Math" w:hAnsi="Cambria Math"/>
+                          <w:rFonts w:ascii="Cambria Math" w:eastAsiaTheme="minorEastAsia" w:hAnsi="Cambria Math"/>
                           <w:lang w:val="en-US"/>
                         </w:rPr>
                         <m:t>X</m:t>
@@ -4090,7 +5660,7 @@
                     <m:sup>
                       <m:r>
                         <w:rPr>
-                          <w:rFonts w:ascii="Cambria Math" w:hAnsi="Cambria Math"/>
+                          <w:rFonts w:ascii="Cambria Math" w:eastAsiaTheme="minorEastAsia" w:hAnsi="Cambria Math"/>
                           <w:lang w:val="en-US"/>
                         </w:rPr>
                         <m:t>2</m:t>
@@ -4101,23 +5671,16 @@
               </m:d>
               <m:r>
                 <w:rPr>
-                  <w:rFonts w:ascii="Cambria Math" w:hAnsi="Cambria Math"/>
+                  <w:rFonts w:ascii="Cambria Math" w:eastAsiaTheme="minorEastAsia" w:hAnsi="Cambria Math"/>
                   <w:lang w:val="en-US"/>
                 </w:rPr>
                 <m:t>-</m:t>
-              </m:r>
-              <m:r>
-                <w:rPr>
-                  <w:rFonts w:ascii="Cambria Math" w:hAnsi="Cambria Math"/>
-                  <w:lang w:val="en-US"/>
-                </w:rPr>
-                <m:t>2</m:t>
               </m:r>
               <m:d>
                 <m:dPr>
                   <m:ctrlPr>
                     <w:rPr>
-                      <w:rFonts w:ascii="Cambria Math" w:hAnsi="Cambria Math"/>
+                      <w:rFonts w:ascii="Cambria Math" w:eastAsiaTheme="minorEastAsia" w:hAnsi="Cambria Math"/>
                       <w:i/>
                       <w:lang w:val="en-US"/>
                     </w:rPr>
@@ -4126,7 +5689,7 @@
                 <m:e>
                   <m:r>
                     <w:rPr>
-                      <w:rFonts w:ascii="Cambria Math" w:hAnsi="Cambria Math"/>
+                      <w:rFonts w:ascii="Cambria Math" w:eastAsiaTheme="minorEastAsia" w:hAnsi="Cambria Math"/>
                       <w:lang w:val="en-US"/>
                     </w:rPr>
                     <m:t>n-1</m:t>
@@ -4157,7 +5720,7 @@
                       <m:endChr m:val="]"/>
                       <m:ctrlPr>
                         <w:rPr>
-                          <w:rFonts w:ascii="Cambria Math" w:hAnsi="Cambria Math"/>
+                          <w:rFonts w:ascii="Cambria Math" w:eastAsiaTheme="minorEastAsia" w:hAnsi="Cambria Math"/>
                           <w:i/>
                           <w:lang w:val="en-US"/>
                         </w:rPr>
@@ -4166,136 +5729,7 @@
                     <m:e>
                       <m:r>
                         <w:rPr>
-                          <w:rFonts w:ascii="Cambria Math" w:hAnsi="Cambria Math"/>
-                          <w:lang w:val="en-US"/>
-                        </w:rPr>
-                        <m:t>X</m:t>
-                      </m:r>
-                    </m:e>
-                  </m:d>
-                </m:e>
-                <m:sup>
-                  <m:r>
-                    <w:rPr>
-                      <w:rFonts w:ascii="Cambria Math" w:hAnsi="Cambria Math"/>
-                      <w:lang w:val="en-US"/>
-                    </w:rPr>
-                    <m:t>2</m:t>
-                  </m:r>
-                </m:sup>
-              </m:sSup>
-              <m:r>
-                <w:rPr>
-                  <w:rFonts w:ascii="Cambria Math" w:hAnsi="Cambria Math"/>
-                  <w:lang w:val="en-US"/>
-                </w:rPr>
-                <m:t>+E</m:t>
-              </m:r>
-              <m:d>
-                <m:dPr>
-                  <m:begChr m:val="["/>
-                  <m:endChr m:val="]"/>
-                  <m:ctrlPr>
-                    <w:rPr>
-                      <w:rFonts w:ascii="Cambria Math" w:hAnsi="Cambria Math"/>
-                      <w:i/>
-                      <w:lang w:val="en-US"/>
-                    </w:rPr>
-                  </m:ctrlPr>
-                </m:dPr>
-                <m:e>
-                  <m:sSup>
-                    <m:sSupPr>
-                      <m:ctrlPr>
-                        <w:rPr>
-                          <w:rFonts w:ascii="Cambria Math" w:hAnsi="Cambria Math"/>
-                          <w:i/>
-                          <w:lang w:val="en-US"/>
-                        </w:rPr>
-                      </m:ctrlPr>
-                    </m:sSupPr>
-                    <m:e>
-                      <m:r>
-                        <w:rPr>
-                          <w:rFonts w:ascii="Cambria Math" w:hAnsi="Cambria Math"/>
-                          <w:lang w:val="en-US"/>
-                        </w:rPr>
-                        <m:t>X</m:t>
-                      </m:r>
-                    </m:e>
-                    <m:sup>
-                      <m:r>
-                        <w:rPr>
-                          <w:rFonts w:ascii="Cambria Math" w:hAnsi="Cambria Math"/>
-                          <w:lang w:val="en-US"/>
-                        </w:rPr>
-                        <m:t>2</m:t>
-                      </m:r>
-                    </m:sup>
-                  </m:sSup>
-                </m:e>
-              </m:d>
-              <m:r>
-                <w:rPr>
-                  <w:rFonts w:ascii="Cambria Math" w:hAnsi="Cambria Math"/>
-                  <w:lang w:val="en-US"/>
-                </w:rPr>
-                <m:t>+</m:t>
-              </m:r>
-              <m:d>
-                <m:dPr>
-                  <m:ctrlPr>
-                    <w:rPr>
-                      <w:rFonts w:ascii="Cambria Math" w:hAnsi="Cambria Math"/>
-                      <w:i/>
-                      <w:lang w:val="en-US"/>
-                    </w:rPr>
-                  </m:ctrlPr>
-                </m:dPr>
-                <m:e>
-                  <m:r>
-                    <w:rPr>
-                      <w:rFonts w:ascii="Cambria Math" w:hAnsi="Cambria Math"/>
-                      <w:lang w:val="en-US"/>
-                    </w:rPr>
-                    <m:t>n-1</m:t>
-                  </m:r>
-                </m:e>
-              </m:d>
-              <m:sSup>
-                <m:sSupPr>
-                  <m:ctrlPr>
-                    <w:rPr>
-                      <w:rFonts w:ascii="Cambria Math" w:hAnsi="Cambria Math"/>
-                      <w:i/>
-                      <w:lang w:val="en-US"/>
-                    </w:rPr>
-                  </m:ctrlPr>
-                </m:sSupPr>
-                <m:e>
-                  <m:r>
-                    <w:rPr>
-                      <w:rFonts w:ascii="Cambria Math" w:hAnsi="Cambria Math"/>
-                      <w:lang w:val="en-US"/>
-                    </w:rPr>
-                    <m:t>E</m:t>
-                  </m:r>
-                  <m:d>
-                    <m:dPr>
-                      <m:begChr m:val="["/>
-                      <m:endChr m:val="]"/>
-                      <m:ctrlPr>
-                        <w:rPr>
-                          <w:rFonts w:ascii="Cambria Math" w:hAnsi="Cambria Math"/>
-                          <w:i/>
-                          <w:lang w:val="en-US"/>
-                        </w:rPr>
-                      </m:ctrlPr>
-                    </m:dPr>
-                    <m:e>
-                      <m:r>
-                        <w:rPr>
-                          <w:rFonts w:ascii="Cambria Math" w:hAnsi="Cambria Math"/>
+                          <w:rFonts w:ascii="Cambria Math" w:eastAsiaTheme="minorEastAsia" w:hAnsi="Cambria Math"/>
                           <w:lang w:val="en-US"/>
                         </w:rPr>
                         <m:t>X</m:t>
@@ -4320,181 +5754,26 @@
               <w:rFonts w:ascii="Cambria Math" w:hAnsi="Cambria Math"/>
               <w:lang w:val="en-US"/>
             </w:rPr>
-            <m:t>=</m:t>
+            <m:t>=E</m:t>
           </m:r>
-        </m:oMath>
-      </m:oMathPara>
-    </w:p>
-    <w:p>
-      <w:pPr>
-        <w:pStyle w:val="ListParagraph"/>
-        <w:pBdr>
-          <w:top w:val="single" w:sz="4" w:space="1" w:color="auto"/>
-          <w:left w:val="single" w:sz="4" w:space="4" w:color="auto"/>
-          <w:bottom w:val="single" w:sz="4" w:space="1" w:color="auto"/>
-          <w:right w:val="single" w:sz="4" w:space="4" w:color="auto"/>
-        </w:pBdr>
-        <w:ind w:left="1080"/>
-        <w:rPr>
-          <w:rFonts w:eastAsiaTheme="minorEastAsia"/>
-          <w:lang w:val="en-US"/>
-        </w:rPr>
-      </w:pPr>
-      <m:oMathPara>
-        <m:oMathParaPr>
-          <m:jc m:val="left"/>
-        </m:oMathParaPr>
-        <m:oMath>
-          <m:f>
-            <m:fPr>
-              <m:ctrlPr>
-                <w:rPr>
-                  <w:rFonts w:ascii="Cambria Math" w:hAnsi="Cambria Math"/>
-                  <w:i/>
-                  <w:lang w:val="en-US"/>
-                </w:rPr>
-              </m:ctrlPr>
-            </m:fPr>
-            <m:num>
-              <m:r>
-                <w:rPr>
-                  <w:rFonts w:ascii="Cambria Math" w:hAnsi="Cambria Math"/>
-                  <w:lang w:val="en-US"/>
-                </w:rPr>
-                <m:t>1</m:t>
-              </m:r>
-            </m:num>
-            <m:den>
-              <m:r>
-                <w:rPr>
-                  <w:rFonts w:ascii="Cambria Math" w:hAnsi="Cambria Math"/>
-                  <w:lang w:val="en-US"/>
-                </w:rPr>
-                <m:t>n-1</m:t>
-              </m:r>
-            </m:den>
-          </m:f>
           <m:d>
             <m:dPr>
+              <m:begChr m:val="["/>
+              <m:endChr m:val="]"/>
               <m:ctrlPr>
                 <w:rPr>
-                  <w:rFonts w:ascii="Cambria Math" w:hAnsi="Cambria Math"/>
+                  <w:rFonts w:ascii="Cambria Math" w:eastAsiaTheme="minorEastAsia" w:hAnsi="Cambria Math"/>
                   <w:i/>
                   <w:lang w:val="en-US"/>
                 </w:rPr>
               </m:ctrlPr>
             </m:dPr>
             <m:e>
-              <m:d>
-                <m:dPr>
-                  <m:ctrlPr>
-                    <w:rPr>
-                      <w:rFonts w:ascii="Cambria Math" w:hAnsi="Cambria Math"/>
-                      <w:i/>
-                      <w:lang w:val="en-US"/>
-                    </w:rPr>
-                  </m:ctrlPr>
-                </m:dPr>
-                <m:e>
-                  <m:r>
-                    <w:rPr>
-                      <w:rFonts w:ascii="Cambria Math" w:hAnsi="Cambria Math"/>
-                      <w:lang w:val="en-US"/>
-                    </w:rPr>
-                    <m:t>n</m:t>
-                  </m:r>
-                  <m:r>
-                    <w:rPr>
-                      <w:rFonts w:ascii="Cambria Math" w:hAnsi="Cambria Math"/>
-                      <w:lang w:val="en-US"/>
-                    </w:rPr>
-                    <m:t>-1</m:t>
-                  </m:r>
-                </m:e>
-              </m:d>
-              <m:r>
-                <w:rPr>
-                  <w:rFonts w:ascii="Cambria Math" w:hAnsi="Cambria Math"/>
-                  <w:lang w:val="en-US"/>
-                </w:rPr>
-                <m:t>E</m:t>
-              </m:r>
-              <m:d>
-                <m:dPr>
-                  <m:begChr m:val="["/>
-                  <m:endChr m:val="]"/>
-                  <m:ctrlPr>
-                    <w:rPr>
-                      <w:rFonts w:ascii="Cambria Math" w:hAnsi="Cambria Math"/>
-                      <w:i/>
-                      <w:lang w:val="en-US"/>
-                    </w:rPr>
-                  </m:ctrlPr>
-                </m:dPr>
-                <m:e>
-                  <m:sSup>
-                    <m:sSupPr>
-                      <m:ctrlPr>
-                        <w:rPr>
-                          <w:rFonts w:ascii="Cambria Math" w:hAnsi="Cambria Math"/>
-                          <w:i/>
-                          <w:lang w:val="en-US"/>
-                        </w:rPr>
-                      </m:ctrlPr>
-                    </m:sSupPr>
-                    <m:e>
-                      <m:r>
-                        <w:rPr>
-                          <w:rFonts w:ascii="Cambria Math" w:hAnsi="Cambria Math"/>
-                          <w:lang w:val="en-US"/>
-                        </w:rPr>
-                        <m:t>X</m:t>
-                      </m:r>
-                    </m:e>
-                    <m:sup>
-                      <m:r>
-                        <w:rPr>
-                          <w:rFonts w:ascii="Cambria Math" w:hAnsi="Cambria Math"/>
-                          <w:lang w:val="en-US"/>
-                        </w:rPr>
-                        <m:t>2</m:t>
-                      </m:r>
-                    </m:sup>
-                  </m:sSup>
-                </m:e>
-              </m:d>
-              <m:r>
-                <w:rPr>
-                  <w:rFonts w:ascii="Cambria Math" w:hAnsi="Cambria Math"/>
-                  <w:lang w:val="en-US"/>
-                </w:rPr>
-                <m:t>-</m:t>
-              </m:r>
-              <m:d>
-                <m:dPr>
-                  <m:ctrlPr>
-                    <w:rPr>
-                      <w:rFonts w:ascii="Cambria Math" w:hAnsi="Cambria Math"/>
-                      <w:i/>
-                      <w:lang w:val="en-US"/>
-                    </w:rPr>
-                  </m:ctrlPr>
-                </m:dPr>
-                <m:e>
-                  <m:r>
-                    <w:rPr>
-                      <w:rFonts w:ascii="Cambria Math" w:hAnsi="Cambria Math"/>
-                      <w:lang w:val="en-US"/>
-                    </w:rPr>
-                    <m:t>n-1</m:t>
-                  </m:r>
-                </m:e>
-              </m:d>
               <m:sSup>
                 <m:sSupPr>
                   <m:ctrlPr>
                     <w:rPr>
-                      <w:rFonts w:ascii="Cambria Math" w:hAnsi="Cambria Math"/>
+                      <w:rFonts w:ascii="Cambria Math" w:eastAsiaTheme="minorEastAsia" w:hAnsi="Cambria Math"/>
                       <w:i/>
                       <w:lang w:val="en-US"/>
                     </w:rPr>
@@ -4503,38 +5782,16 @@
                 <m:e>
                   <m:r>
                     <w:rPr>
-                      <w:rFonts w:ascii="Cambria Math" w:hAnsi="Cambria Math"/>
-                      <w:lang w:val="en-US"/>
-                    </w:rPr>
-                    <m:t>E</m:t>
+                      <w:rFonts w:ascii="Cambria Math" w:eastAsiaTheme="minorEastAsia" w:hAnsi="Cambria Math"/>
+                      <w:lang w:val="en-US"/>
+                    </w:rPr>
+                    <m:t>X</m:t>
                   </m:r>
-                  <m:d>
-                    <m:dPr>
-                      <m:begChr m:val="["/>
-                      <m:endChr m:val="]"/>
-                      <m:ctrlPr>
-                        <w:rPr>
-                          <w:rFonts w:ascii="Cambria Math" w:hAnsi="Cambria Math"/>
-                          <w:i/>
-                          <w:lang w:val="en-US"/>
-                        </w:rPr>
-                      </m:ctrlPr>
-                    </m:dPr>
-                    <m:e>
-                      <m:r>
-                        <w:rPr>
-                          <w:rFonts w:ascii="Cambria Math" w:hAnsi="Cambria Math"/>
-                          <w:lang w:val="en-US"/>
-                        </w:rPr>
-                        <m:t>X</m:t>
-                      </m:r>
-                    </m:e>
-                  </m:d>
                 </m:e>
                 <m:sup>
                   <m:r>
                     <w:rPr>
-                      <w:rFonts w:ascii="Cambria Math" w:hAnsi="Cambria Math"/>
+                      <w:rFonts w:ascii="Cambria Math" w:eastAsiaTheme="minorEastAsia" w:hAnsi="Cambria Math"/>
                       <w:lang w:val="en-US"/>
                     </w:rPr>
                     <m:t>2</m:t>
@@ -4545,65 +5802,7 @@
           </m:d>
           <m:r>
             <w:rPr>
-              <w:rFonts w:ascii="Cambria Math" w:hAnsi="Cambria Math"/>
-              <w:lang w:val="en-US"/>
-            </w:rPr>
-            <m:t>=</m:t>
-          </m:r>
-          <m:r>
-            <w:rPr>
-              <w:rFonts w:ascii="Cambria Math" w:hAnsi="Cambria Math"/>
-              <w:lang w:val="en-US"/>
-            </w:rPr>
-            <m:t>E</m:t>
-          </m:r>
-          <m:d>
-            <m:dPr>
-              <m:begChr m:val="["/>
-              <m:endChr m:val="]"/>
-              <m:ctrlPr>
-                <w:rPr>
-                  <w:rFonts w:ascii="Cambria Math" w:hAnsi="Cambria Math"/>
-                  <w:i/>
-                  <w:lang w:val="en-US"/>
-                </w:rPr>
-              </m:ctrlPr>
-            </m:dPr>
-            <m:e>
-              <m:sSup>
-                <m:sSupPr>
-                  <m:ctrlPr>
-                    <w:rPr>
-                      <w:rFonts w:ascii="Cambria Math" w:hAnsi="Cambria Math"/>
-                      <w:i/>
-                      <w:lang w:val="en-US"/>
-                    </w:rPr>
-                  </m:ctrlPr>
-                </m:sSupPr>
-                <m:e>
-                  <m:r>
-                    <w:rPr>
-                      <w:rFonts w:ascii="Cambria Math" w:hAnsi="Cambria Math"/>
-                      <w:lang w:val="en-US"/>
-                    </w:rPr>
-                    <m:t>X</m:t>
-                  </m:r>
-                </m:e>
-                <m:sup>
-                  <m:r>
-                    <w:rPr>
-                      <w:rFonts w:ascii="Cambria Math" w:hAnsi="Cambria Math"/>
-                      <w:lang w:val="en-US"/>
-                    </w:rPr>
-                    <m:t>2</m:t>
-                  </m:r>
-                </m:sup>
-              </m:sSup>
-            </m:e>
-          </m:d>
-          <m:r>
-            <w:rPr>
-              <w:rFonts w:ascii="Cambria Math" w:hAnsi="Cambria Math"/>
+              <w:rFonts w:ascii="Cambria Math" w:eastAsiaTheme="minorEastAsia" w:hAnsi="Cambria Math"/>
               <w:lang w:val="en-US"/>
             </w:rPr>
             <m:t>-</m:t>
@@ -4632,7 +5831,7 @@
                   <m:endChr m:val="]"/>
                   <m:ctrlPr>
                     <w:rPr>
-                      <w:rFonts w:ascii="Cambria Math" w:hAnsi="Cambria Math"/>
+                      <w:rFonts w:ascii="Cambria Math" w:eastAsiaTheme="minorEastAsia" w:hAnsi="Cambria Math"/>
                       <w:i/>
                       <w:lang w:val="en-US"/>
                     </w:rPr>
@@ -4641,7 +5840,7 @@
                 <m:e>
                   <m:r>
                     <w:rPr>
-                      <w:rFonts w:ascii="Cambria Math" w:hAnsi="Cambria Math"/>
+                      <w:rFonts w:ascii="Cambria Math" w:eastAsiaTheme="minorEastAsia" w:hAnsi="Cambria Math"/>
                       <w:lang w:val="en-US"/>
                     </w:rPr>
                     <m:t>X</m:t>
@@ -4688,13 +5887,238 @@
             <m:e>
               <m:r>
                 <w:rPr>
-                  <w:rFonts w:ascii="Cambria Math" w:eastAsiaTheme="minorEastAsia" w:hAnsi="Cambria Math"/>
+                  <w:rFonts w:ascii="Cambria Math" w:hAnsi="Cambria Math" w:cstheme="minorHAnsi"/>
                   <w:lang w:val="en-US"/>
                 </w:rPr>
                 <m:t>X</m:t>
               </m:r>
             </m:e>
           </m:d>
+        </m:oMath>
+      </m:oMathPara>
+    </w:p>
+    <w:p>
+      <w:pPr>
+        <w:pStyle w:val="ListParagraph"/>
+        <w:numPr>
+          <w:ilvl w:val="0"/>
+          <w:numId w:val="7"/>
+        </w:numPr>
+        <w:rPr>
+          <w:lang w:val="en-US"/>
+        </w:rPr>
+      </w:pPr>
+      <w:r>
+        <w:rPr>
+          <w:lang w:val="en-US"/>
+        </w:rPr>
+        <w:t xml:space="preserve">Nếu X </w:t>
+      </w:r>
+      <w:r>
+        <w:rPr>
+          <w:lang w:val="en-US"/>
+        </w:rPr>
+        <w:sym w:font="Symbol" w:char="F07E"/>
+      </w:r>
+      <w:r>
+        <w:rPr>
+          <w:lang w:val="en-US"/>
+        </w:rPr>
+        <w:t xml:space="preserve"> N(</w:t>
+      </w:r>
+      <w:r>
+        <w:rPr>
+          <w:lang w:val="en-US"/>
+        </w:rPr>
+        <w:sym w:font="Symbol" w:char="F06D"/>
+      </w:r>
+      <w:r>
+        <w:rPr>
+          <w:lang w:val="en-US"/>
+        </w:rPr>
+        <w:t xml:space="preserve">, </w:t>
+      </w:r>
+      <w:r>
+        <w:rPr>
+          <w:lang w:val="en-US"/>
+        </w:rPr>
+        <w:sym w:font="Symbol" w:char="F073"/>
+      </w:r>
+      <w:r>
+        <w:rPr>
+          <w:vertAlign w:val="superscript"/>
+          <w:lang w:val="en-US"/>
+        </w:rPr>
+        <w:t>2</w:t>
+      </w:r>
+      <w:r>
+        <w:rPr>
+          <w:lang w:val="en-US"/>
+        </w:rPr>
+        <w:t xml:space="preserve">), thì Y </w:t>
+      </w:r>
+      <w:r>
+        <w:rPr>
+          <w:lang w:val="en-US"/>
+        </w:rPr>
+        <w:sym w:font="Symbol" w:char="F07E"/>
+      </w:r>
+      <w:r>
+        <w:rPr>
+          <w:lang w:val="en-US"/>
+        </w:rPr>
+        <w:t xml:space="preserve"> </w:t>
+      </w:r>
+      <w:r>
+        <w:rPr>
+          <w:lang w:val="en-US"/>
+        </w:rPr>
+        <w:sym w:font="Symbol" w:char="F063"/>
+      </w:r>
+      <w:r>
+        <w:rPr>
+          <w:vertAlign w:val="superscript"/>
+          <w:lang w:val="en-US"/>
+        </w:rPr>
+        <w:t>2</w:t>
+      </w:r>
+      <w:r>
+        <w:rPr>
+          <w:lang w:val="en-US"/>
+        </w:rPr>
+        <w:t>(n – 1), với</w:t>
+      </w:r>
+    </w:p>
+    <w:p>
+      <w:pPr>
+        <w:pStyle w:val="ListParagraph"/>
+        <w:pBdr>
+          <w:top w:val="single" w:sz="4" w:space="1" w:color="auto"/>
+          <w:left w:val="single" w:sz="4" w:space="4" w:color="auto"/>
+          <w:bottom w:val="single" w:sz="4" w:space="1" w:color="auto"/>
+          <w:right w:val="single" w:sz="4" w:space="4" w:color="auto"/>
+        </w:pBdr>
+        <w:ind w:left="1080"/>
+        <w:rPr>
+          <w:rFonts w:ascii="Cambria Math" w:hAnsi="Cambria Math"/>
+          <w:lang w:val="en-US"/>
+          <w:oMath/>
+        </w:rPr>
+      </w:pPr>
+      <m:oMathPara>
+        <m:oMathParaPr>
+          <m:jc m:val="left"/>
+        </m:oMathParaPr>
+        <m:oMath>
+          <m:r>
+            <w:rPr>
+              <w:rFonts w:ascii="Cambria Math" w:hAnsi="Cambria Math"/>
+              <w:lang w:val="en-US"/>
+            </w:rPr>
+            <m:t>Y=</m:t>
+          </m:r>
+          <m:f>
+            <m:fPr>
+              <m:ctrlPr>
+                <w:rPr>
+                  <w:rFonts w:ascii="Cambria Math" w:eastAsiaTheme="minorEastAsia" w:hAnsi="Cambria Math"/>
+                  <w:i/>
+                  <w:lang w:val="en-US"/>
+                </w:rPr>
+              </m:ctrlPr>
+            </m:fPr>
+            <m:num>
+              <m:d>
+                <m:dPr>
+                  <m:ctrlPr>
+                    <w:rPr>
+                      <w:rFonts w:ascii="Cambria Math" w:eastAsiaTheme="minorEastAsia" w:hAnsi="Cambria Math"/>
+                      <w:i/>
+                      <w:lang w:val="en-US"/>
+                    </w:rPr>
+                  </m:ctrlPr>
+                </m:dPr>
+                <m:e>
+                  <m:r>
+                    <w:rPr>
+                      <w:rFonts w:ascii="Cambria Math" w:eastAsiaTheme="minorEastAsia" w:hAnsi="Cambria Math"/>
+                      <w:lang w:val="en-US"/>
+                    </w:rPr>
+                    <m:t>n-1</m:t>
+                  </m:r>
+                </m:e>
+              </m:d>
+              <m:sSubSup>
+                <m:sSubSupPr>
+                  <m:ctrlPr>
+                    <w:rPr>
+                      <w:rFonts w:ascii="Cambria Math" w:eastAsiaTheme="minorEastAsia" w:hAnsi="Cambria Math"/>
+                      <w:i/>
+                      <w:lang w:val="en-US"/>
+                    </w:rPr>
+                  </m:ctrlPr>
+                </m:sSubSupPr>
+                <m:e>
+                  <m:r>
+                    <w:rPr>
+                      <w:rFonts w:ascii="Cambria Math" w:eastAsiaTheme="minorEastAsia" w:hAnsi="Cambria Math"/>
+                      <w:lang w:val="en-US"/>
+                    </w:rPr>
+                    <m:t>S</m:t>
+                  </m:r>
+                </m:e>
+                <m:sub>
+                  <m:r>
+                    <w:rPr>
+                      <w:rFonts w:ascii="Cambria Math" w:eastAsiaTheme="minorEastAsia" w:hAnsi="Cambria Math"/>
+                      <w:lang w:val="en-US"/>
+                    </w:rPr>
+                    <m:t>X</m:t>
+                  </m:r>
+                </m:sub>
+                <m:sup>
+                  <m:r>
+                    <w:rPr>
+                      <w:rFonts w:ascii="Cambria Math" w:eastAsiaTheme="minorEastAsia" w:hAnsi="Cambria Math"/>
+                      <w:lang w:val="en-US"/>
+                    </w:rPr>
+                    <m:t>2</m:t>
+                  </m:r>
+                </m:sup>
+              </m:sSubSup>
+            </m:num>
+            <m:den>
+              <m:sSup>
+                <m:sSupPr>
+                  <m:ctrlPr>
+                    <w:rPr>
+                      <w:rFonts w:ascii="Cambria Math" w:eastAsiaTheme="minorEastAsia" w:hAnsi="Cambria Math"/>
+                      <w:i/>
+                      <w:lang w:val="en-US"/>
+                    </w:rPr>
+                  </m:ctrlPr>
+                </m:sSupPr>
+                <m:e>
+                  <m:r>
+                    <w:rPr>
+                      <w:rFonts w:ascii="Cambria Math" w:eastAsiaTheme="minorEastAsia" w:hAnsi="Cambria Math"/>
+                      <w:lang w:val="en-US"/>
+                    </w:rPr>
+                    <m:t>σ</m:t>
+                  </m:r>
+                </m:e>
+                <m:sup>
+                  <m:r>
+                    <w:rPr>
+                      <w:rFonts w:ascii="Cambria Math" w:eastAsiaTheme="minorEastAsia" w:hAnsi="Cambria Math"/>
+                      <w:lang w:val="en-US"/>
+                    </w:rPr>
+                    <m:t>2</m:t>
+                  </m:r>
+                </m:sup>
+              </m:sSup>
+            </m:den>
+          </m:f>
         </m:oMath>
       </m:oMathPara>
     </w:p>
@@ -4736,21 +6160,1680 @@
     </w:p>
     <w:p>
       <w:pPr>
-        <w:rPr>
-          <w:lang w:val="en-US"/>
-        </w:rPr>
-      </w:pPr>
-    </w:p>
-    <w:p>
-      <w:pPr>
-        <w:rPr>
-          <w:lang w:val="en-US"/>
-        </w:rPr>
-      </w:pPr>
-      <w:r>
-        <w:rPr>
-          <w:lang w:val="en-US"/>
-        </w:rPr>
+        <w:pStyle w:val="ListParagraph"/>
+        <w:numPr>
+          <w:ilvl w:val="0"/>
+          <w:numId w:val="5"/>
+        </w:numPr>
+        <w:rPr>
+          <w:lang w:val="en-US"/>
+        </w:rPr>
+      </w:pPr>
+      <w:r>
+        <w:rPr>
+          <w:lang w:val="en-US"/>
+        </w:rPr>
+        <w:t>Ước Lượng Hợp Lí Tối Đa (Maximum Likelihood Estimation)?</w:t>
+      </w:r>
+    </w:p>
+    <w:p>
+      <w:pPr>
+        <w:pStyle w:val="ListParagraph"/>
+        <w:numPr>
+          <w:ilvl w:val="0"/>
+          <w:numId w:val="7"/>
+        </w:numPr>
+        <w:rPr>
+          <w:lang w:val="en-US"/>
+        </w:rPr>
+      </w:pPr>
+      <w:r>
+        <w:rPr>
+          <w:lang w:val="en-US"/>
+        </w:rPr>
+        <w:t>Giả sử ta có 1 dãy số liệu thống kê được cho từ 1 Sample, bài toán đặt ra là làm cách nào để tìm được 1 phân phối hợp nhất với dãy số liệu này, bằng cách dựa vào đặc điểm phân bố, ta có thể chọn kiểu phân phối phù hợp</w:t>
+      </w:r>
+    </w:p>
+    <w:p>
+      <w:pPr>
+        <w:pStyle w:val="ListParagraph"/>
+        <w:numPr>
+          <w:ilvl w:val="0"/>
+          <w:numId w:val="7"/>
+        </w:numPr>
+        <w:rPr>
+          <w:lang w:val="en-US"/>
+        </w:rPr>
+      </w:pPr>
+      <w:r>
+        <w:rPr>
+          <w:lang w:val="en-US"/>
+        </w:rPr>
+        <w:t>Ví dụ</w:t>
+      </w:r>
+    </w:p>
+    <w:p>
+      <w:pPr>
+        <w:pStyle w:val="ListParagraph"/>
+        <w:numPr>
+          <w:ilvl w:val="0"/>
+          <w:numId w:val="7"/>
+        </w:numPr>
+        <w:rPr>
+          <w:lang w:val="en-US"/>
+        </w:rPr>
+      </w:pPr>
+      <w:r>
+        <w:rPr>
+          <w:lang w:val="en-US"/>
+        </w:rPr>
+        <w:t>Nếu số liệu phân bố đối xứng và tập trung nhiều ở giữa, thì nghĩ ngay đến phân phối chuẩn</w:t>
+      </w:r>
+    </w:p>
+    <w:p>
+      <w:pPr>
+        <w:pStyle w:val="ListParagraph"/>
+        <w:numPr>
+          <w:ilvl w:val="0"/>
+          <w:numId w:val="7"/>
+        </w:numPr>
+        <w:rPr>
+          <w:lang w:val="en-US"/>
+        </w:rPr>
+      </w:pPr>
+      <w:r>
+        <w:rPr>
+          <w:lang w:val="en-US"/>
+        </w:rPr>
+        <w:t>Sau khi đã chọn được kiểu phân phối, bước tiếp theo là xác định các tham số của phân phối này như Mean, Variance, … bằng phương pháp ước lượng hợp lí tối đa, nghĩa là chọn các tham số để</w:t>
+      </w:r>
+      <w:r>
+        <w:rPr>
+          <w:lang w:val="en-US"/>
+        </w:rPr>
+        <w:t xml:space="preserve"> tạo ra 1 phân phối sao cho khả năng để ta chọn được số liệu đã cho từ phân phối này là cao nhất</w:t>
+      </w:r>
+      <w:r>
+        <w:rPr>
+          <w:lang w:val="en-US"/>
+        </w:rPr>
+        <w:t>, nghĩa là</w:t>
+      </w:r>
+      <w:r>
+        <w:rPr>
+          <w:lang w:val="en-US"/>
+        </w:rPr>
+        <w:t xml:space="preserve"> tích</w:t>
+      </w:r>
+      <w:r>
+        <w:rPr>
+          <w:lang w:val="en-US"/>
+        </w:rPr>
+        <w:t xml:space="preserve"> </w:t>
+      </w:r>
+      <w:r>
+        <w:rPr>
+          <w:lang w:val="en-US"/>
+        </w:rPr>
+        <w:t xml:space="preserve">Likelihood </w:t>
+      </w:r>
+      <w:r>
+        <w:rPr>
+          <w:lang w:val="en-US"/>
+        </w:rPr>
+        <w:t>của tất cả số liệu phải cao nhất</w:t>
+      </w:r>
+    </w:p>
+    <w:p>
+      <w:pPr>
+        <w:pStyle w:val="ListParagraph"/>
+        <w:numPr>
+          <w:ilvl w:val="0"/>
+          <w:numId w:val="7"/>
+        </w:numPr>
+        <w:rPr>
+          <w:lang w:val="en-US"/>
+        </w:rPr>
+      </w:pPr>
+      <w:r>
+        <w:rPr>
+          <w:lang w:val="en-US"/>
+        </w:rPr>
+        <w:t>Cho dãy số liệu x</w:t>
+      </w:r>
+      <w:r>
+        <w:rPr>
+          <w:vertAlign w:val="subscript"/>
+          <w:lang w:val="en-US"/>
+        </w:rPr>
+        <w:t>1</w:t>
+      </w:r>
+      <w:r>
+        <w:rPr>
+          <w:lang w:val="en-US"/>
+        </w:rPr>
+        <w:t>, x</w:t>
+      </w:r>
+      <w:r>
+        <w:rPr>
+          <w:vertAlign w:val="subscript"/>
+          <w:lang w:val="en-US"/>
+        </w:rPr>
+        <w:t>2</w:t>
+      </w:r>
+      <w:r>
+        <w:rPr>
+          <w:lang w:val="en-US"/>
+        </w:rPr>
+        <w:t>, …, x</w:t>
+      </w:r>
+      <w:r>
+        <w:rPr>
+          <w:vertAlign w:val="subscript"/>
+          <w:lang w:val="en-US"/>
+        </w:rPr>
+        <w:t>n</w:t>
+      </w:r>
+      <w:r>
+        <w:rPr>
+          <w:lang w:val="en-US"/>
+        </w:rPr>
+        <w:t xml:space="preserve">, giả sử f(x, </w:t>
+      </w:r>
+      <w:r>
+        <w:rPr>
+          <w:lang w:val="en-US"/>
+        </w:rPr>
+        <w:sym w:font="Symbol" w:char="F071"/>
+      </w:r>
+      <w:r>
+        <w:rPr>
+          <w:lang w:val="en-US"/>
+        </w:rPr>
+        <w:t xml:space="preserve">) là PDF hoặc PMF của phân phối ứng với dãy số liêu này, khi đó </w:t>
+      </w:r>
+      <w:r>
+        <w:rPr>
+          <w:lang w:val="en-US"/>
+        </w:rPr>
+        <w:sym w:font="Symbol" w:char="F071"/>
+      </w:r>
+      <w:r>
+        <w:rPr>
+          <w:lang w:val="en-US"/>
+        </w:rPr>
+        <w:t xml:space="preserve"> chính là tham số mà chúng ta cần tìm</w:t>
+      </w:r>
+      <w:r>
+        <w:rPr>
+          <w:lang w:val="en-US"/>
+        </w:rPr>
+        <w:t>, ta có tích Likelihood của tất cả số liệu là</w:t>
+      </w:r>
+    </w:p>
+    <w:p>
+      <w:pPr>
+        <w:pStyle w:val="ListParagraph"/>
+        <w:pBdr>
+          <w:top w:val="single" w:sz="4" w:space="1" w:color="auto"/>
+          <w:left w:val="single" w:sz="4" w:space="4" w:color="auto"/>
+          <w:bottom w:val="single" w:sz="4" w:space="1" w:color="auto"/>
+          <w:right w:val="single" w:sz="4" w:space="4" w:color="auto"/>
+        </w:pBdr>
+        <w:ind w:left="1080"/>
+        <w:rPr>
+          <w:rFonts w:ascii="Cambria Math" w:hAnsi="Cambria Math"/>
+          <w:lang w:val="en-US"/>
+          <w:oMath/>
+        </w:rPr>
+      </w:pPr>
+      <m:oMathPara>
+        <m:oMathParaPr>
+          <m:jc m:val="left"/>
+        </m:oMathParaPr>
+        <m:oMath>
+          <m:r>
+            <w:rPr>
+              <w:rFonts w:ascii="Cambria Math" w:hAnsi="Cambria Math"/>
+              <w:lang w:val="en-US"/>
+            </w:rPr>
+            <m:t>L</m:t>
+          </m:r>
+          <m:d>
+            <m:dPr>
+              <m:ctrlPr>
+                <w:rPr>
+                  <w:rFonts w:ascii="Cambria Math" w:eastAsiaTheme="minorEastAsia" w:hAnsi="Cambria Math"/>
+                  <w:i/>
+                  <w:lang w:val="en-US"/>
+                </w:rPr>
+              </m:ctrlPr>
+            </m:dPr>
+            <m:e>
+              <m:r>
+                <w:rPr>
+                  <w:rFonts w:ascii="Cambria Math" w:eastAsiaTheme="minorEastAsia" w:hAnsi="Cambria Math"/>
+                  <w:lang w:val="en-US"/>
+                </w:rPr>
+                <m:t>θ</m:t>
+              </m:r>
+            </m:e>
+          </m:d>
+          <m:r>
+            <w:rPr>
+              <w:rFonts w:ascii="Cambria Math" w:hAnsi="Cambria Math"/>
+              <w:lang w:val="en-US"/>
+            </w:rPr>
+            <m:t>=</m:t>
+          </m:r>
+          <m:nary>
+            <m:naryPr>
+              <m:chr m:val="∏"/>
+              <m:limLoc m:val="undOvr"/>
+              <m:ctrlPr>
+                <w:rPr>
+                  <w:rFonts w:ascii="Cambria Math" w:hAnsi="Cambria Math"/>
+                  <w:i/>
+                  <w:lang w:val="en-US"/>
+                </w:rPr>
+              </m:ctrlPr>
+            </m:naryPr>
+            <m:sub>
+              <m:r>
+                <w:rPr>
+                  <w:rFonts w:ascii="Cambria Math" w:hAnsi="Cambria Math"/>
+                  <w:lang w:val="en-US"/>
+                </w:rPr>
+                <m:t>i</m:t>
+              </m:r>
+              <m:r>
+                <w:rPr>
+                  <w:rFonts w:ascii="Cambria Math" w:hAnsi="Cambria Math"/>
+                  <w:lang w:val="en-US"/>
+                </w:rPr>
+                <m:t xml:space="preserve"> </m:t>
+              </m:r>
+              <m:r>
+                <w:rPr>
+                  <w:rFonts w:ascii="Cambria Math" w:hAnsi="Cambria Math"/>
+                  <w:lang w:val="en-US"/>
+                </w:rPr>
+                <m:t>=</m:t>
+              </m:r>
+              <m:r>
+                <w:rPr>
+                  <w:rFonts w:ascii="Cambria Math" w:hAnsi="Cambria Math"/>
+                  <w:lang w:val="en-US"/>
+                </w:rPr>
+                <m:t xml:space="preserve"> </m:t>
+              </m:r>
+              <m:r>
+                <w:rPr>
+                  <w:rFonts w:ascii="Cambria Math" w:hAnsi="Cambria Math"/>
+                  <w:lang w:val="en-US"/>
+                </w:rPr>
+                <m:t>1</m:t>
+              </m:r>
+            </m:sub>
+            <m:sup>
+              <m:r>
+                <w:rPr>
+                  <w:rFonts w:ascii="Cambria Math" w:hAnsi="Cambria Math"/>
+                  <w:lang w:val="en-US"/>
+                </w:rPr>
+                <m:t>n</m:t>
+              </m:r>
+            </m:sup>
+            <m:e>
+              <m:r>
+                <w:rPr>
+                  <w:rFonts w:ascii="Cambria Math" w:hAnsi="Cambria Math"/>
+                  <w:lang w:val="en-US"/>
+                </w:rPr>
+                <m:t>f</m:t>
+              </m:r>
+              <m:d>
+                <m:dPr>
+                  <m:ctrlPr>
+                    <w:rPr>
+                      <w:rFonts w:ascii="Cambria Math" w:hAnsi="Cambria Math"/>
+                      <w:i/>
+                      <w:lang w:val="en-US"/>
+                    </w:rPr>
+                  </m:ctrlPr>
+                </m:dPr>
+                <m:e>
+                  <m:sSub>
+                    <m:sSubPr>
+                      <m:ctrlPr>
+                        <w:rPr>
+                          <w:rFonts w:ascii="Cambria Math" w:hAnsi="Cambria Math"/>
+                          <w:i/>
+                          <w:lang w:val="en-US"/>
+                        </w:rPr>
+                      </m:ctrlPr>
+                    </m:sSubPr>
+                    <m:e>
+                      <m:r>
+                        <w:rPr>
+                          <w:rFonts w:ascii="Cambria Math" w:hAnsi="Cambria Math"/>
+                          <w:lang w:val="en-US"/>
+                        </w:rPr>
+                        <m:t>x</m:t>
+                      </m:r>
+                    </m:e>
+                    <m:sub>
+                      <m:r>
+                        <w:rPr>
+                          <w:rFonts w:ascii="Cambria Math" w:hAnsi="Cambria Math"/>
+                          <w:lang w:val="en-US"/>
+                        </w:rPr>
+                        <m:t>i</m:t>
+                      </m:r>
+                    </m:sub>
+                  </m:sSub>
+                  <m:r>
+                    <w:rPr>
+                      <w:rFonts w:ascii="Cambria Math" w:hAnsi="Cambria Math"/>
+                      <w:lang w:val="en-US"/>
+                    </w:rPr>
+                    <m:t>,θ</m:t>
+                  </m:r>
+                </m:e>
+              </m:d>
+            </m:e>
+          </m:nary>
+        </m:oMath>
+      </m:oMathPara>
+    </w:p>
+    <w:p>
+      <w:pPr>
+        <w:pStyle w:val="ListParagraph"/>
+        <w:numPr>
+          <w:ilvl w:val="0"/>
+          <w:numId w:val="7"/>
+        </w:numPr>
+        <w:rPr>
+          <w:rFonts w:ascii="Cambria Math" w:hAnsi="Cambria Math"/>
+          <w:lang w:val="en-US"/>
+          <w:oMath/>
+        </w:rPr>
+      </w:pPr>
+      <w:r>
+        <w:rPr>
+          <w:rFonts w:eastAsiaTheme="minorEastAsia"/>
+          <w:lang w:val="en-US"/>
+        </w:rPr>
+        <w:t xml:space="preserve">Như vậy bây giờ ta phải tìm </w:t>
+      </w:r>
+      <w:r>
+        <w:rPr>
+          <w:lang w:val="en-US"/>
+        </w:rPr>
+        <w:sym w:font="Symbol" w:char="F071"/>
+      </w:r>
+      <w:r>
+        <w:rPr>
+          <w:lang w:val="en-US"/>
+        </w:rPr>
+        <w:t xml:space="preserve"> sao cho L(</w:t>
+      </w:r>
+      <w:r>
+        <w:rPr>
+          <w:lang w:val="en-US"/>
+        </w:rPr>
+        <w:sym w:font="Symbol" w:char="F071"/>
+      </w:r>
+      <w:r>
+        <w:rPr>
+          <w:lang w:val="en-US"/>
+        </w:rPr>
+        <w:t>) đạt cực đại, cách dễ nhất là lấy Logarithm, vì khi đó điểm cực đại sẽ không thay đổi</w:t>
+      </w:r>
+    </w:p>
+    <w:p>
+      <w:pPr>
+        <w:pStyle w:val="ListParagraph"/>
+        <w:pBdr>
+          <w:top w:val="single" w:sz="4" w:space="1" w:color="auto"/>
+          <w:left w:val="single" w:sz="4" w:space="4" w:color="auto"/>
+          <w:bottom w:val="single" w:sz="4" w:space="1" w:color="auto"/>
+          <w:right w:val="single" w:sz="4" w:space="4" w:color="auto"/>
+        </w:pBdr>
+        <w:ind w:left="1080"/>
+        <w:rPr>
+          <w:rFonts w:ascii="Cambria Math" w:hAnsi="Cambria Math"/>
+          <w:lang w:val="en-US"/>
+          <w:oMath/>
+        </w:rPr>
+      </w:pPr>
+      <m:oMathPara>
+        <m:oMathParaPr>
+          <m:jc m:val="left"/>
+        </m:oMathParaPr>
+        <m:oMath>
+          <m:r>
+            <w:rPr>
+              <w:rFonts w:ascii="Cambria Math" w:hAnsi="Cambria Math"/>
+              <w:lang w:val="en-US"/>
+            </w:rPr>
+            <m:t>ln</m:t>
+          </m:r>
+          <m:d>
+            <m:dPr>
+              <m:ctrlPr>
+                <w:rPr>
+                  <w:rFonts w:ascii="Cambria Math" w:hAnsi="Cambria Math"/>
+                  <w:i/>
+                  <w:lang w:val="en-US"/>
+                </w:rPr>
+              </m:ctrlPr>
+            </m:dPr>
+            <m:e>
+              <m:r>
+                <w:rPr>
+                  <w:rFonts w:ascii="Cambria Math" w:hAnsi="Cambria Math"/>
+                  <w:lang w:val="en-US"/>
+                </w:rPr>
+                <m:t>L</m:t>
+              </m:r>
+              <m:d>
+                <m:dPr>
+                  <m:ctrlPr>
+                    <w:rPr>
+                      <w:rFonts w:ascii="Cambria Math" w:eastAsiaTheme="minorEastAsia" w:hAnsi="Cambria Math"/>
+                      <w:i/>
+                      <w:lang w:val="en-US"/>
+                    </w:rPr>
+                  </m:ctrlPr>
+                </m:dPr>
+                <m:e>
+                  <m:r>
+                    <w:rPr>
+                      <w:rFonts w:ascii="Cambria Math" w:eastAsiaTheme="minorEastAsia" w:hAnsi="Cambria Math"/>
+                      <w:lang w:val="en-US"/>
+                    </w:rPr>
+                    <m:t>θ</m:t>
+                  </m:r>
+                </m:e>
+              </m:d>
+            </m:e>
+          </m:d>
+          <m:r>
+            <w:rPr>
+              <w:rFonts w:ascii="Cambria Math" w:hAnsi="Cambria Math"/>
+              <w:lang w:val="en-US"/>
+            </w:rPr>
+            <m:t>=</m:t>
+          </m:r>
+          <m:r>
+            <w:rPr>
+              <w:rFonts w:ascii="Cambria Math" w:hAnsi="Cambria Math"/>
+              <w:lang w:val="en-US"/>
+            </w:rPr>
+            <m:t>ln</m:t>
+          </m:r>
+          <m:d>
+            <m:dPr>
+              <m:ctrlPr>
+                <w:rPr>
+                  <w:rFonts w:ascii="Cambria Math" w:hAnsi="Cambria Math"/>
+                  <w:i/>
+                  <w:lang w:val="en-US"/>
+                </w:rPr>
+              </m:ctrlPr>
+            </m:dPr>
+            <m:e>
+              <m:nary>
+                <m:naryPr>
+                  <m:chr m:val="∏"/>
+                  <m:limLoc m:val="undOvr"/>
+                  <m:ctrlPr>
+                    <w:rPr>
+                      <w:rFonts w:ascii="Cambria Math" w:hAnsi="Cambria Math"/>
+                      <w:i/>
+                      <w:lang w:val="en-US"/>
+                    </w:rPr>
+                  </m:ctrlPr>
+                </m:naryPr>
+                <m:sub>
+                  <m:r>
+                    <w:rPr>
+                      <w:rFonts w:ascii="Cambria Math" w:hAnsi="Cambria Math"/>
+                      <w:lang w:val="en-US"/>
+                    </w:rPr>
+                    <m:t>i</m:t>
+                  </m:r>
+                  <m:r>
+                    <w:rPr>
+                      <w:rFonts w:ascii="Cambria Math" w:hAnsi="Cambria Math"/>
+                      <w:lang w:val="en-US"/>
+                    </w:rPr>
+                    <m:t xml:space="preserve"> </m:t>
+                  </m:r>
+                  <m:r>
+                    <w:rPr>
+                      <w:rFonts w:ascii="Cambria Math" w:hAnsi="Cambria Math"/>
+                      <w:lang w:val="en-US"/>
+                    </w:rPr>
+                    <m:t>=</m:t>
+                  </m:r>
+                  <m:r>
+                    <w:rPr>
+                      <w:rFonts w:ascii="Cambria Math" w:hAnsi="Cambria Math"/>
+                      <w:lang w:val="en-US"/>
+                    </w:rPr>
+                    <m:t xml:space="preserve"> </m:t>
+                  </m:r>
+                  <m:r>
+                    <w:rPr>
+                      <w:rFonts w:ascii="Cambria Math" w:hAnsi="Cambria Math"/>
+                      <w:lang w:val="en-US"/>
+                    </w:rPr>
+                    <m:t>1</m:t>
+                  </m:r>
+                </m:sub>
+                <m:sup>
+                  <m:r>
+                    <w:rPr>
+                      <w:rFonts w:ascii="Cambria Math" w:hAnsi="Cambria Math"/>
+                      <w:lang w:val="en-US"/>
+                    </w:rPr>
+                    <m:t>n</m:t>
+                  </m:r>
+                </m:sup>
+                <m:e>
+                  <m:r>
+                    <w:rPr>
+                      <w:rFonts w:ascii="Cambria Math" w:hAnsi="Cambria Math"/>
+                      <w:lang w:val="en-US"/>
+                    </w:rPr>
+                    <m:t>f</m:t>
+                  </m:r>
+                  <m:d>
+                    <m:dPr>
+                      <m:ctrlPr>
+                        <w:rPr>
+                          <w:rFonts w:ascii="Cambria Math" w:hAnsi="Cambria Math"/>
+                          <w:i/>
+                          <w:lang w:val="en-US"/>
+                        </w:rPr>
+                      </m:ctrlPr>
+                    </m:dPr>
+                    <m:e>
+                      <m:sSub>
+                        <m:sSubPr>
+                          <m:ctrlPr>
+                            <w:rPr>
+                              <w:rFonts w:ascii="Cambria Math" w:hAnsi="Cambria Math"/>
+                              <w:i/>
+                              <w:lang w:val="en-US"/>
+                            </w:rPr>
+                          </m:ctrlPr>
+                        </m:sSubPr>
+                        <m:e>
+                          <m:r>
+                            <w:rPr>
+                              <w:rFonts w:ascii="Cambria Math" w:hAnsi="Cambria Math"/>
+                              <w:lang w:val="en-US"/>
+                            </w:rPr>
+                            <m:t>x</m:t>
+                          </m:r>
+                        </m:e>
+                        <m:sub>
+                          <m:r>
+                            <w:rPr>
+                              <w:rFonts w:ascii="Cambria Math" w:hAnsi="Cambria Math"/>
+                              <w:lang w:val="en-US"/>
+                            </w:rPr>
+                            <m:t>i</m:t>
+                          </m:r>
+                        </m:sub>
+                      </m:sSub>
+                      <m:r>
+                        <w:rPr>
+                          <w:rFonts w:ascii="Cambria Math" w:hAnsi="Cambria Math"/>
+                          <w:lang w:val="en-US"/>
+                        </w:rPr>
+                        <m:t>,θ</m:t>
+                      </m:r>
+                    </m:e>
+                  </m:d>
+                </m:e>
+              </m:nary>
+            </m:e>
+          </m:d>
+          <m:r>
+            <w:rPr>
+              <w:rFonts w:ascii="Cambria Math" w:hAnsi="Cambria Math"/>
+              <w:lang w:val="en-US"/>
+            </w:rPr>
+            <m:t>=</m:t>
+          </m:r>
+          <m:nary>
+            <m:naryPr>
+              <m:chr m:val="∑"/>
+              <m:limLoc m:val="undOvr"/>
+              <m:ctrlPr>
+                <w:rPr>
+                  <w:rFonts w:ascii="Cambria Math" w:hAnsi="Cambria Math"/>
+                  <w:i/>
+                  <w:lang w:val="en-US"/>
+                </w:rPr>
+              </m:ctrlPr>
+            </m:naryPr>
+            <m:sub>
+              <m:r>
+                <w:rPr>
+                  <w:rFonts w:ascii="Cambria Math" w:hAnsi="Cambria Math"/>
+                  <w:lang w:val="en-US"/>
+                </w:rPr>
+                <m:t>i</m:t>
+              </m:r>
+              <m:r>
+                <w:rPr>
+                  <w:rFonts w:ascii="Cambria Math" w:hAnsi="Cambria Math"/>
+                  <w:lang w:val="en-US"/>
+                </w:rPr>
+                <m:t xml:space="preserve"> </m:t>
+              </m:r>
+              <m:r>
+                <w:rPr>
+                  <w:rFonts w:ascii="Cambria Math" w:hAnsi="Cambria Math"/>
+                  <w:lang w:val="en-US"/>
+                </w:rPr>
+                <m:t>=</m:t>
+              </m:r>
+              <m:r>
+                <w:rPr>
+                  <w:rFonts w:ascii="Cambria Math" w:hAnsi="Cambria Math"/>
+                  <w:lang w:val="en-US"/>
+                </w:rPr>
+                <m:t xml:space="preserve"> </m:t>
+              </m:r>
+              <m:r>
+                <w:rPr>
+                  <w:rFonts w:ascii="Cambria Math" w:hAnsi="Cambria Math"/>
+                  <w:lang w:val="en-US"/>
+                </w:rPr>
+                <m:t>1</m:t>
+              </m:r>
+            </m:sub>
+            <m:sup>
+              <m:r>
+                <w:rPr>
+                  <w:rFonts w:ascii="Cambria Math" w:hAnsi="Cambria Math"/>
+                  <w:lang w:val="en-US"/>
+                </w:rPr>
+                <m:t>n</m:t>
+              </m:r>
+            </m:sup>
+            <m:e>
+              <m:r>
+                <w:rPr>
+                  <w:rFonts w:ascii="Cambria Math" w:hAnsi="Cambria Math"/>
+                  <w:lang w:val="en-US"/>
+                </w:rPr>
+                <m:t>ln</m:t>
+              </m:r>
+              <m:d>
+                <m:dPr>
+                  <m:ctrlPr>
+                    <w:rPr>
+                      <w:rFonts w:ascii="Cambria Math" w:hAnsi="Cambria Math"/>
+                      <w:i/>
+                      <w:lang w:val="en-US"/>
+                    </w:rPr>
+                  </m:ctrlPr>
+                </m:dPr>
+                <m:e>
+                  <m:r>
+                    <w:rPr>
+                      <w:rFonts w:ascii="Cambria Math" w:hAnsi="Cambria Math"/>
+                      <w:lang w:val="en-US"/>
+                    </w:rPr>
+                    <m:t>f</m:t>
+                  </m:r>
+                  <m:d>
+                    <m:dPr>
+                      <m:ctrlPr>
+                        <w:rPr>
+                          <w:rFonts w:ascii="Cambria Math" w:hAnsi="Cambria Math"/>
+                          <w:i/>
+                          <w:lang w:val="en-US"/>
+                        </w:rPr>
+                      </m:ctrlPr>
+                    </m:dPr>
+                    <m:e>
+                      <m:sSub>
+                        <m:sSubPr>
+                          <m:ctrlPr>
+                            <w:rPr>
+                              <w:rFonts w:ascii="Cambria Math" w:hAnsi="Cambria Math"/>
+                              <w:i/>
+                              <w:lang w:val="en-US"/>
+                            </w:rPr>
+                          </m:ctrlPr>
+                        </m:sSubPr>
+                        <m:e>
+                          <m:r>
+                            <w:rPr>
+                              <w:rFonts w:ascii="Cambria Math" w:hAnsi="Cambria Math"/>
+                              <w:lang w:val="en-US"/>
+                            </w:rPr>
+                            <m:t>x</m:t>
+                          </m:r>
+                        </m:e>
+                        <m:sub>
+                          <m:r>
+                            <w:rPr>
+                              <w:rFonts w:ascii="Cambria Math" w:hAnsi="Cambria Math"/>
+                              <w:lang w:val="en-US"/>
+                            </w:rPr>
+                            <m:t>i</m:t>
+                          </m:r>
+                        </m:sub>
+                      </m:sSub>
+                      <m:r>
+                        <w:rPr>
+                          <w:rFonts w:ascii="Cambria Math" w:hAnsi="Cambria Math"/>
+                          <w:lang w:val="en-US"/>
+                        </w:rPr>
+                        <m:t>,θ</m:t>
+                      </m:r>
+                    </m:e>
+                  </m:d>
+                </m:e>
+              </m:d>
+            </m:e>
+          </m:nary>
+          <m:r>
+            <w:rPr>
+              <w:rFonts w:ascii="Cambria Math" w:hAnsi="Cambria Math"/>
+              <w:lang w:val="en-US"/>
+            </w:rPr>
+            <m:t>=g</m:t>
+          </m:r>
+          <m:d>
+            <m:dPr>
+              <m:ctrlPr>
+                <w:rPr>
+                  <w:rFonts w:ascii="Cambria Math" w:hAnsi="Cambria Math"/>
+                  <w:i/>
+                  <w:lang w:val="en-US"/>
+                </w:rPr>
+              </m:ctrlPr>
+            </m:dPr>
+            <m:e>
+              <m:r>
+                <w:rPr>
+                  <w:rFonts w:ascii="Cambria Math" w:hAnsi="Cambria Math"/>
+                  <w:lang w:val="en-US"/>
+                </w:rPr>
+                <m:t>θ</m:t>
+              </m:r>
+            </m:e>
+          </m:d>
+        </m:oMath>
+      </m:oMathPara>
+    </w:p>
+    <w:p>
+      <w:pPr>
+        <w:pStyle w:val="ListParagraph"/>
+        <w:numPr>
+          <w:ilvl w:val="0"/>
+          <w:numId w:val="7"/>
+        </w:numPr>
+        <w:rPr>
+          <w:rFonts w:ascii="Cambria Math" w:hAnsi="Cambria Math"/>
+          <w:lang w:val="en-US"/>
+          <w:oMath/>
+        </w:rPr>
+      </w:pPr>
+      <w:r>
+        <w:rPr>
+          <w:rFonts w:eastAsiaTheme="minorEastAsia"/>
+          <w:lang w:val="en-US"/>
+        </w:rPr>
+        <w:t>Bây giờ tiến hành tìm điểm cực đại của g(</w:t>
+      </w:r>
+      <w:r>
+        <w:rPr>
+          <w:lang w:val="en-US"/>
+        </w:rPr>
+        <w:sym w:font="Symbol" w:char="F071"/>
+      </w:r>
+      <w:r>
+        <w:rPr>
+          <w:rFonts w:eastAsiaTheme="minorEastAsia"/>
+          <w:lang w:val="en-US"/>
+        </w:rPr>
+        <w:t>) = cách tìm điểm để đạ</w:t>
+      </w:r>
+      <w:r>
+        <w:rPr>
+          <w:rFonts w:eastAsiaTheme="minorEastAsia"/>
+          <w:lang w:val="en-US"/>
+        </w:rPr>
+        <w:t>o hàm</w:t>
+      </w:r>
+      <w:r>
+        <w:rPr>
+          <w:rFonts w:eastAsiaTheme="minorEastAsia"/>
+          <w:lang w:val="en-US"/>
+        </w:rPr>
+        <w:t xml:space="preserve"> = 0</w:t>
+      </w:r>
+    </w:p>
+    <w:p>
+      <w:pPr>
+        <w:pStyle w:val="ListParagraph"/>
+        <w:pBdr>
+          <w:top w:val="single" w:sz="4" w:space="1" w:color="auto"/>
+          <w:left w:val="single" w:sz="4" w:space="4" w:color="auto"/>
+          <w:bottom w:val="single" w:sz="4" w:space="1" w:color="auto"/>
+          <w:right w:val="single" w:sz="4" w:space="4" w:color="auto"/>
+        </w:pBdr>
+        <w:ind w:left="1080"/>
+        <w:rPr>
+          <w:rFonts w:ascii="Cambria Math" w:hAnsi="Cambria Math"/>
+          <w:lang w:val="en-US"/>
+          <w:oMath/>
+        </w:rPr>
+      </w:pPr>
+      <m:oMathPara>
+        <m:oMathParaPr>
+          <m:jc m:val="left"/>
+        </m:oMathParaPr>
+        <m:oMath>
+          <m:f>
+            <m:fPr>
+              <m:ctrlPr>
+                <w:rPr>
+                  <w:rFonts w:ascii="Cambria Math" w:eastAsiaTheme="minorEastAsia" w:hAnsi="Cambria Math"/>
+                  <w:i/>
+                  <w:lang w:val="en-US"/>
+                </w:rPr>
+              </m:ctrlPr>
+            </m:fPr>
+            <m:num>
+              <m:r>
+                <w:rPr>
+                  <w:rFonts w:ascii="Cambria Math" w:eastAsiaTheme="minorEastAsia" w:hAnsi="Cambria Math"/>
+                  <w:lang w:val="en-US"/>
+                </w:rPr>
+                <m:t>∂</m:t>
+              </m:r>
+            </m:num>
+            <m:den>
+              <m:r>
+                <w:rPr>
+                  <w:rFonts w:ascii="Cambria Math" w:eastAsiaTheme="minorEastAsia" w:hAnsi="Cambria Math"/>
+                  <w:lang w:val="en-US"/>
+                </w:rPr>
+                <m:t>∂θ</m:t>
+              </m:r>
+            </m:den>
+          </m:f>
+          <m:r>
+            <w:rPr>
+              <w:rFonts w:ascii="Cambria Math" w:eastAsiaTheme="minorEastAsia" w:hAnsi="Cambria Math"/>
+              <w:lang w:val="en-US"/>
+            </w:rPr>
+            <m:t>g</m:t>
+          </m:r>
+          <m:d>
+            <m:dPr>
+              <m:ctrlPr>
+                <w:rPr>
+                  <w:rFonts w:ascii="Cambria Math" w:eastAsiaTheme="minorEastAsia" w:hAnsi="Cambria Math"/>
+                  <w:i/>
+                  <w:lang w:val="en-US"/>
+                </w:rPr>
+              </m:ctrlPr>
+            </m:dPr>
+            <m:e>
+              <m:r>
+                <w:rPr>
+                  <w:rFonts w:ascii="Cambria Math" w:eastAsiaTheme="minorEastAsia" w:hAnsi="Cambria Math"/>
+                  <w:lang w:val="en-US"/>
+                </w:rPr>
+                <m:t>θ</m:t>
+              </m:r>
+            </m:e>
+          </m:d>
+          <m:r>
+            <w:rPr>
+              <w:rFonts w:ascii="Cambria Math" w:hAnsi="Cambria Math"/>
+              <w:lang w:val="en-US"/>
+            </w:rPr>
+            <m:t>=0⇔</m:t>
+          </m:r>
+          <m:f>
+            <m:fPr>
+              <m:ctrlPr>
+                <w:rPr>
+                  <w:rFonts w:ascii="Cambria Math" w:eastAsiaTheme="minorEastAsia" w:hAnsi="Cambria Math"/>
+                  <w:i/>
+                  <w:lang w:val="en-US"/>
+                </w:rPr>
+              </m:ctrlPr>
+            </m:fPr>
+            <m:num>
+              <m:r>
+                <w:rPr>
+                  <w:rFonts w:ascii="Cambria Math" w:eastAsiaTheme="minorEastAsia" w:hAnsi="Cambria Math"/>
+                  <w:lang w:val="en-US"/>
+                </w:rPr>
+                <m:t>∂</m:t>
+              </m:r>
+            </m:num>
+            <m:den>
+              <m:r>
+                <w:rPr>
+                  <w:rFonts w:ascii="Cambria Math" w:eastAsiaTheme="minorEastAsia" w:hAnsi="Cambria Math"/>
+                  <w:lang w:val="en-US"/>
+                </w:rPr>
+                <m:t>∂θ</m:t>
+              </m:r>
+            </m:den>
+          </m:f>
+          <m:nary>
+            <m:naryPr>
+              <m:chr m:val="∑"/>
+              <m:limLoc m:val="undOvr"/>
+              <m:ctrlPr>
+                <w:rPr>
+                  <w:rFonts w:ascii="Cambria Math" w:hAnsi="Cambria Math"/>
+                  <w:i/>
+                  <w:lang w:val="en-US"/>
+                </w:rPr>
+              </m:ctrlPr>
+            </m:naryPr>
+            <m:sub>
+              <m:r>
+                <w:rPr>
+                  <w:rFonts w:ascii="Cambria Math" w:hAnsi="Cambria Math"/>
+                  <w:lang w:val="en-US"/>
+                </w:rPr>
+                <m:t>i</m:t>
+              </m:r>
+              <m:r>
+                <w:rPr>
+                  <w:rFonts w:ascii="Cambria Math" w:hAnsi="Cambria Math"/>
+                  <w:lang w:val="en-US"/>
+                </w:rPr>
+                <m:t xml:space="preserve"> </m:t>
+              </m:r>
+              <m:r>
+                <w:rPr>
+                  <w:rFonts w:ascii="Cambria Math" w:hAnsi="Cambria Math"/>
+                  <w:lang w:val="en-US"/>
+                </w:rPr>
+                <m:t>=</m:t>
+              </m:r>
+              <m:r>
+                <w:rPr>
+                  <w:rFonts w:ascii="Cambria Math" w:hAnsi="Cambria Math"/>
+                  <w:lang w:val="en-US"/>
+                </w:rPr>
+                <m:t xml:space="preserve"> </m:t>
+              </m:r>
+              <m:r>
+                <w:rPr>
+                  <w:rFonts w:ascii="Cambria Math" w:hAnsi="Cambria Math"/>
+                  <w:lang w:val="en-US"/>
+                </w:rPr>
+                <m:t>1</m:t>
+              </m:r>
+            </m:sub>
+            <m:sup>
+              <m:r>
+                <w:rPr>
+                  <w:rFonts w:ascii="Cambria Math" w:hAnsi="Cambria Math"/>
+                  <w:lang w:val="en-US"/>
+                </w:rPr>
+                <m:t>n</m:t>
+              </m:r>
+            </m:sup>
+            <m:e>
+              <m:r>
+                <w:rPr>
+                  <w:rFonts w:ascii="Cambria Math" w:hAnsi="Cambria Math"/>
+                  <w:lang w:val="en-US"/>
+                </w:rPr>
+                <m:t>ln</m:t>
+              </m:r>
+              <m:d>
+                <m:dPr>
+                  <m:ctrlPr>
+                    <w:rPr>
+                      <w:rFonts w:ascii="Cambria Math" w:hAnsi="Cambria Math"/>
+                      <w:i/>
+                      <w:lang w:val="en-US"/>
+                    </w:rPr>
+                  </m:ctrlPr>
+                </m:dPr>
+                <m:e>
+                  <m:r>
+                    <w:rPr>
+                      <w:rFonts w:ascii="Cambria Math" w:hAnsi="Cambria Math"/>
+                      <w:lang w:val="en-US"/>
+                    </w:rPr>
+                    <m:t>f</m:t>
+                  </m:r>
+                  <m:d>
+                    <m:dPr>
+                      <m:ctrlPr>
+                        <w:rPr>
+                          <w:rFonts w:ascii="Cambria Math" w:hAnsi="Cambria Math"/>
+                          <w:i/>
+                          <w:lang w:val="en-US"/>
+                        </w:rPr>
+                      </m:ctrlPr>
+                    </m:dPr>
+                    <m:e>
+                      <m:sSub>
+                        <m:sSubPr>
+                          <m:ctrlPr>
+                            <w:rPr>
+                              <w:rFonts w:ascii="Cambria Math" w:hAnsi="Cambria Math"/>
+                              <w:i/>
+                              <w:lang w:val="en-US"/>
+                            </w:rPr>
+                          </m:ctrlPr>
+                        </m:sSubPr>
+                        <m:e>
+                          <m:r>
+                            <w:rPr>
+                              <w:rFonts w:ascii="Cambria Math" w:hAnsi="Cambria Math"/>
+                              <w:lang w:val="en-US"/>
+                            </w:rPr>
+                            <m:t>x</m:t>
+                          </m:r>
+                        </m:e>
+                        <m:sub>
+                          <m:r>
+                            <w:rPr>
+                              <w:rFonts w:ascii="Cambria Math" w:hAnsi="Cambria Math"/>
+                              <w:lang w:val="en-US"/>
+                            </w:rPr>
+                            <m:t>i</m:t>
+                          </m:r>
+                        </m:sub>
+                      </m:sSub>
+                      <m:r>
+                        <w:rPr>
+                          <w:rFonts w:ascii="Cambria Math" w:hAnsi="Cambria Math"/>
+                          <w:lang w:val="en-US"/>
+                        </w:rPr>
+                        <m:t>,θ</m:t>
+                      </m:r>
+                    </m:e>
+                  </m:d>
+                </m:e>
+              </m:d>
+            </m:e>
+          </m:nary>
+          <m:r>
+            <w:rPr>
+              <w:rFonts w:ascii="Cambria Math" w:hAnsi="Cambria Math"/>
+              <w:lang w:val="en-US"/>
+            </w:rPr>
+            <m:t>=0</m:t>
+          </m:r>
+          <m:r>
+            <w:rPr>
+              <w:rFonts w:ascii="Cambria Math" w:hAnsi="Cambria Math"/>
+              <w:lang w:val="en-US"/>
+            </w:rPr>
+            <m:t>⇔</m:t>
+          </m:r>
+          <m:nary>
+            <m:naryPr>
+              <m:chr m:val="∑"/>
+              <m:limLoc m:val="undOvr"/>
+              <m:ctrlPr>
+                <w:rPr>
+                  <w:rFonts w:ascii="Cambria Math" w:hAnsi="Cambria Math"/>
+                  <w:i/>
+                  <w:lang w:val="en-US"/>
+                </w:rPr>
+              </m:ctrlPr>
+            </m:naryPr>
+            <m:sub>
+              <m:r>
+                <w:rPr>
+                  <w:rFonts w:ascii="Cambria Math" w:hAnsi="Cambria Math"/>
+                  <w:lang w:val="en-US"/>
+                </w:rPr>
+                <m:t>i</m:t>
+              </m:r>
+              <m:r>
+                <w:rPr>
+                  <w:rFonts w:ascii="Cambria Math" w:hAnsi="Cambria Math"/>
+                  <w:lang w:val="en-US"/>
+                </w:rPr>
+                <m:t xml:space="preserve"> </m:t>
+              </m:r>
+              <m:r>
+                <w:rPr>
+                  <w:rFonts w:ascii="Cambria Math" w:hAnsi="Cambria Math"/>
+                  <w:lang w:val="en-US"/>
+                </w:rPr>
+                <m:t>=</m:t>
+              </m:r>
+              <m:r>
+                <w:rPr>
+                  <w:rFonts w:ascii="Cambria Math" w:hAnsi="Cambria Math"/>
+                  <w:lang w:val="en-US"/>
+                </w:rPr>
+                <m:t xml:space="preserve"> </m:t>
+              </m:r>
+              <m:r>
+                <w:rPr>
+                  <w:rFonts w:ascii="Cambria Math" w:hAnsi="Cambria Math"/>
+                  <w:lang w:val="en-US"/>
+                </w:rPr>
+                <m:t>1</m:t>
+              </m:r>
+            </m:sub>
+            <m:sup>
+              <m:r>
+                <w:rPr>
+                  <w:rFonts w:ascii="Cambria Math" w:hAnsi="Cambria Math"/>
+                  <w:lang w:val="en-US"/>
+                </w:rPr>
+                <m:t>n</m:t>
+              </m:r>
+            </m:sup>
+            <m:e>
+              <m:f>
+                <m:fPr>
+                  <m:ctrlPr>
+                    <w:rPr>
+                      <w:rFonts w:ascii="Cambria Math" w:hAnsi="Cambria Math"/>
+                      <w:i/>
+                      <w:lang w:val="en-US"/>
+                    </w:rPr>
+                  </m:ctrlPr>
+                </m:fPr>
+                <m:num>
+                  <m:f>
+                    <m:fPr>
+                      <m:ctrlPr>
+                        <w:rPr>
+                          <w:rFonts w:ascii="Cambria Math" w:eastAsiaTheme="minorEastAsia" w:hAnsi="Cambria Math"/>
+                          <w:i/>
+                          <w:lang w:val="en-US"/>
+                        </w:rPr>
+                      </m:ctrlPr>
+                    </m:fPr>
+                    <m:num>
+                      <m:r>
+                        <w:rPr>
+                          <w:rFonts w:ascii="Cambria Math" w:eastAsiaTheme="minorEastAsia" w:hAnsi="Cambria Math"/>
+                          <w:lang w:val="en-US"/>
+                        </w:rPr>
+                        <m:t>∂</m:t>
+                      </m:r>
+                    </m:num>
+                    <m:den>
+                      <m:r>
+                        <w:rPr>
+                          <w:rFonts w:ascii="Cambria Math" w:eastAsiaTheme="minorEastAsia" w:hAnsi="Cambria Math"/>
+                          <w:lang w:val="en-US"/>
+                        </w:rPr>
+                        <m:t>∂θ</m:t>
+                      </m:r>
+                    </m:den>
+                  </m:f>
+                  <m:r>
+                    <w:rPr>
+                      <w:rFonts w:ascii="Cambria Math" w:hAnsi="Cambria Math"/>
+                      <w:lang w:val="en-US"/>
+                    </w:rPr>
+                    <m:t>f</m:t>
+                  </m:r>
+                  <m:d>
+                    <m:dPr>
+                      <m:ctrlPr>
+                        <w:rPr>
+                          <w:rFonts w:ascii="Cambria Math" w:hAnsi="Cambria Math"/>
+                          <w:i/>
+                          <w:lang w:val="en-US"/>
+                        </w:rPr>
+                      </m:ctrlPr>
+                    </m:dPr>
+                    <m:e>
+                      <m:sSub>
+                        <m:sSubPr>
+                          <m:ctrlPr>
+                            <w:rPr>
+                              <w:rFonts w:ascii="Cambria Math" w:hAnsi="Cambria Math"/>
+                              <w:i/>
+                              <w:lang w:val="en-US"/>
+                            </w:rPr>
+                          </m:ctrlPr>
+                        </m:sSubPr>
+                        <m:e>
+                          <m:r>
+                            <w:rPr>
+                              <w:rFonts w:ascii="Cambria Math" w:hAnsi="Cambria Math"/>
+                              <w:lang w:val="en-US"/>
+                            </w:rPr>
+                            <m:t>x</m:t>
+                          </m:r>
+                        </m:e>
+                        <m:sub>
+                          <m:r>
+                            <w:rPr>
+                              <w:rFonts w:ascii="Cambria Math" w:hAnsi="Cambria Math"/>
+                              <w:lang w:val="en-US"/>
+                            </w:rPr>
+                            <m:t>i</m:t>
+                          </m:r>
+                        </m:sub>
+                      </m:sSub>
+                      <m:r>
+                        <w:rPr>
+                          <w:rFonts w:ascii="Cambria Math" w:hAnsi="Cambria Math"/>
+                          <w:lang w:val="en-US"/>
+                        </w:rPr>
+                        <m:t>,θ</m:t>
+                      </m:r>
+                    </m:e>
+                  </m:d>
+                </m:num>
+                <m:den>
+                  <m:r>
+                    <w:rPr>
+                      <w:rFonts w:ascii="Cambria Math" w:hAnsi="Cambria Math"/>
+                      <w:lang w:val="en-US"/>
+                    </w:rPr>
+                    <m:t>f</m:t>
+                  </m:r>
+                  <m:d>
+                    <m:dPr>
+                      <m:ctrlPr>
+                        <w:rPr>
+                          <w:rFonts w:ascii="Cambria Math" w:hAnsi="Cambria Math"/>
+                          <w:i/>
+                          <w:lang w:val="en-US"/>
+                        </w:rPr>
+                      </m:ctrlPr>
+                    </m:dPr>
+                    <m:e>
+                      <m:sSub>
+                        <m:sSubPr>
+                          <m:ctrlPr>
+                            <w:rPr>
+                              <w:rFonts w:ascii="Cambria Math" w:hAnsi="Cambria Math"/>
+                              <w:i/>
+                              <w:lang w:val="en-US"/>
+                            </w:rPr>
+                          </m:ctrlPr>
+                        </m:sSubPr>
+                        <m:e>
+                          <m:r>
+                            <w:rPr>
+                              <w:rFonts w:ascii="Cambria Math" w:hAnsi="Cambria Math"/>
+                              <w:lang w:val="en-US"/>
+                            </w:rPr>
+                            <m:t>x</m:t>
+                          </m:r>
+                        </m:e>
+                        <m:sub>
+                          <m:r>
+                            <w:rPr>
+                              <w:rFonts w:ascii="Cambria Math" w:hAnsi="Cambria Math"/>
+                              <w:lang w:val="en-US"/>
+                            </w:rPr>
+                            <m:t>i</m:t>
+                          </m:r>
+                        </m:sub>
+                      </m:sSub>
+                      <m:r>
+                        <w:rPr>
+                          <w:rFonts w:ascii="Cambria Math" w:hAnsi="Cambria Math"/>
+                          <w:lang w:val="en-US"/>
+                        </w:rPr>
+                        <m:t>,θ</m:t>
+                      </m:r>
+                    </m:e>
+                  </m:d>
+                </m:den>
+              </m:f>
+            </m:e>
+          </m:nary>
+          <m:r>
+            <w:rPr>
+              <w:rFonts w:ascii="Cambria Math" w:hAnsi="Cambria Math"/>
+              <w:lang w:val="en-US"/>
+            </w:rPr>
+            <m:t>=0</m:t>
+          </m:r>
+        </m:oMath>
+      </m:oMathPara>
+    </w:p>
+    <w:p>
+      <w:pPr>
+        <w:pStyle w:val="ListParagraph"/>
+        <w:numPr>
+          <w:ilvl w:val="0"/>
+          <w:numId w:val="7"/>
+        </w:numPr>
+        <w:rPr>
+          <w:rFonts w:ascii="Cambria Math" w:hAnsi="Cambria Math"/>
+          <w:lang w:val="en-US"/>
+          <w:oMath/>
+        </w:rPr>
+      </w:pPr>
+      <w:r>
+        <w:rPr>
+          <w:lang w:val="en-US"/>
+        </w:rPr>
+        <w:t xml:space="preserve">Như vậy, tóm lại, để tìm tham số </w:t>
+      </w:r>
+      <w:r>
+        <w:rPr>
+          <w:lang w:val="en-US"/>
+        </w:rPr>
+        <w:sym w:font="Symbol" w:char="F071"/>
+      </w:r>
+      <w:r>
+        <w:rPr>
+          <w:lang w:val="en-US"/>
+        </w:rPr>
+        <w:t>, ta chỉ cần giải phương trình sau</w:t>
+      </w:r>
+    </w:p>
+    <w:p>
+      <w:pPr>
+        <w:pStyle w:val="ListParagraph"/>
+        <w:pBdr>
+          <w:top w:val="single" w:sz="4" w:space="1" w:color="auto"/>
+          <w:left w:val="single" w:sz="4" w:space="4" w:color="auto"/>
+          <w:bottom w:val="single" w:sz="4" w:space="1" w:color="auto"/>
+          <w:right w:val="single" w:sz="4" w:space="4" w:color="auto"/>
+        </w:pBdr>
+        <w:ind w:left="1080"/>
+        <w:rPr>
+          <w:rFonts w:ascii="Cambria Math" w:hAnsi="Cambria Math"/>
+          <w:lang w:val="en-US"/>
+          <w:oMath/>
+        </w:rPr>
+      </w:pPr>
+      <m:oMathPara>
+        <m:oMathParaPr>
+          <m:jc m:val="left"/>
+        </m:oMathParaPr>
+        <m:oMath>
+          <m:nary>
+            <m:naryPr>
+              <m:chr m:val="∑"/>
+              <m:limLoc m:val="undOvr"/>
+              <m:ctrlPr>
+                <w:rPr>
+                  <w:rFonts w:ascii="Cambria Math" w:hAnsi="Cambria Math"/>
+                  <w:i/>
+                  <w:lang w:val="en-US"/>
+                </w:rPr>
+              </m:ctrlPr>
+            </m:naryPr>
+            <m:sub>
+              <m:r>
+                <w:rPr>
+                  <w:rFonts w:ascii="Cambria Math" w:hAnsi="Cambria Math"/>
+                  <w:lang w:val="en-US"/>
+                </w:rPr>
+                <m:t>i</m:t>
+              </m:r>
+              <m:r>
+                <w:rPr>
+                  <w:rFonts w:ascii="Cambria Math" w:hAnsi="Cambria Math"/>
+                  <w:lang w:val="en-US"/>
+                </w:rPr>
+                <m:t xml:space="preserve"> </m:t>
+              </m:r>
+              <m:r>
+                <w:rPr>
+                  <w:rFonts w:ascii="Cambria Math" w:hAnsi="Cambria Math"/>
+                  <w:lang w:val="en-US"/>
+                </w:rPr>
+                <m:t>=</m:t>
+              </m:r>
+              <m:r>
+                <w:rPr>
+                  <w:rFonts w:ascii="Cambria Math" w:hAnsi="Cambria Math"/>
+                  <w:lang w:val="en-US"/>
+                </w:rPr>
+                <m:t xml:space="preserve"> </m:t>
+              </m:r>
+              <m:r>
+                <w:rPr>
+                  <w:rFonts w:ascii="Cambria Math" w:hAnsi="Cambria Math"/>
+                  <w:lang w:val="en-US"/>
+                </w:rPr>
+                <m:t>1</m:t>
+              </m:r>
+            </m:sub>
+            <m:sup>
+              <m:r>
+                <w:rPr>
+                  <w:rFonts w:ascii="Cambria Math" w:hAnsi="Cambria Math"/>
+                  <w:lang w:val="en-US"/>
+                </w:rPr>
+                <m:t>n</m:t>
+              </m:r>
+            </m:sup>
+            <m:e>
+              <m:f>
+                <m:fPr>
+                  <m:ctrlPr>
+                    <w:rPr>
+                      <w:rFonts w:ascii="Cambria Math" w:hAnsi="Cambria Math"/>
+                      <w:i/>
+                      <w:lang w:val="en-US"/>
+                    </w:rPr>
+                  </m:ctrlPr>
+                </m:fPr>
+                <m:num>
+                  <m:f>
+                    <m:fPr>
+                      <m:ctrlPr>
+                        <w:rPr>
+                          <w:rFonts w:ascii="Cambria Math" w:eastAsiaTheme="minorEastAsia" w:hAnsi="Cambria Math"/>
+                          <w:i/>
+                          <w:lang w:val="en-US"/>
+                        </w:rPr>
+                      </m:ctrlPr>
+                    </m:fPr>
+                    <m:num>
+                      <m:r>
+                        <w:rPr>
+                          <w:rFonts w:ascii="Cambria Math" w:eastAsiaTheme="minorEastAsia" w:hAnsi="Cambria Math"/>
+                          <w:lang w:val="en-US"/>
+                        </w:rPr>
+                        <m:t>∂</m:t>
+                      </m:r>
+                    </m:num>
+                    <m:den>
+                      <m:r>
+                        <w:rPr>
+                          <w:rFonts w:ascii="Cambria Math" w:eastAsiaTheme="minorEastAsia" w:hAnsi="Cambria Math"/>
+                          <w:lang w:val="en-US"/>
+                        </w:rPr>
+                        <m:t>∂θ</m:t>
+                      </m:r>
+                    </m:den>
+                  </m:f>
+                  <m:r>
+                    <w:rPr>
+                      <w:rFonts w:ascii="Cambria Math" w:hAnsi="Cambria Math"/>
+                      <w:lang w:val="en-US"/>
+                    </w:rPr>
+                    <m:t>f</m:t>
+                  </m:r>
+                  <m:d>
+                    <m:dPr>
+                      <m:ctrlPr>
+                        <w:rPr>
+                          <w:rFonts w:ascii="Cambria Math" w:hAnsi="Cambria Math"/>
+                          <w:i/>
+                          <w:lang w:val="en-US"/>
+                        </w:rPr>
+                      </m:ctrlPr>
+                    </m:dPr>
+                    <m:e>
+                      <m:sSub>
+                        <m:sSubPr>
+                          <m:ctrlPr>
+                            <w:rPr>
+                              <w:rFonts w:ascii="Cambria Math" w:hAnsi="Cambria Math"/>
+                              <w:i/>
+                              <w:lang w:val="en-US"/>
+                            </w:rPr>
+                          </m:ctrlPr>
+                        </m:sSubPr>
+                        <m:e>
+                          <m:r>
+                            <w:rPr>
+                              <w:rFonts w:ascii="Cambria Math" w:hAnsi="Cambria Math"/>
+                              <w:lang w:val="en-US"/>
+                            </w:rPr>
+                            <m:t>x</m:t>
+                          </m:r>
+                        </m:e>
+                        <m:sub>
+                          <m:r>
+                            <w:rPr>
+                              <w:rFonts w:ascii="Cambria Math" w:hAnsi="Cambria Math"/>
+                              <w:lang w:val="en-US"/>
+                            </w:rPr>
+                            <m:t>i</m:t>
+                          </m:r>
+                        </m:sub>
+                      </m:sSub>
+                      <m:r>
+                        <w:rPr>
+                          <w:rFonts w:ascii="Cambria Math" w:hAnsi="Cambria Math"/>
+                          <w:lang w:val="en-US"/>
+                        </w:rPr>
+                        <m:t>,θ</m:t>
+                      </m:r>
+                    </m:e>
+                  </m:d>
+                </m:num>
+                <m:den>
+                  <m:r>
+                    <w:rPr>
+                      <w:rFonts w:ascii="Cambria Math" w:hAnsi="Cambria Math"/>
+                      <w:lang w:val="en-US"/>
+                    </w:rPr>
+                    <m:t>f</m:t>
+                  </m:r>
+                  <m:d>
+                    <m:dPr>
+                      <m:ctrlPr>
+                        <w:rPr>
+                          <w:rFonts w:ascii="Cambria Math" w:hAnsi="Cambria Math"/>
+                          <w:i/>
+                          <w:lang w:val="en-US"/>
+                        </w:rPr>
+                      </m:ctrlPr>
+                    </m:dPr>
+                    <m:e>
+                      <m:sSub>
+                        <m:sSubPr>
+                          <m:ctrlPr>
+                            <w:rPr>
+                              <w:rFonts w:ascii="Cambria Math" w:hAnsi="Cambria Math"/>
+                              <w:i/>
+                              <w:lang w:val="en-US"/>
+                            </w:rPr>
+                          </m:ctrlPr>
+                        </m:sSubPr>
+                        <m:e>
+                          <m:r>
+                            <w:rPr>
+                              <w:rFonts w:ascii="Cambria Math" w:hAnsi="Cambria Math"/>
+                              <w:lang w:val="en-US"/>
+                            </w:rPr>
+                            <m:t>x</m:t>
+                          </m:r>
+                        </m:e>
+                        <m:sub>
+                          <m:r>
+                            <w:rPr>
+                              <w:rFonts w:ascii="Cambria Math" w:hAnsi="Cambria Math"/>
+                              <w:lang w:val="en-US"/>
+                            </w:rPr>
+                            <m:t>i</m:t>
+                          </m:r>
+                        </m:sub>
+                      </m:sSub>
+                      <m:r>
+                        <w:rPr>
+                          <w:rFonts w:ascii="Cambria Math" w:hAnsi="Cambria Math"/>
+                          <w:lang w:val="en-US"/>
+                        </w:rPr>
+                        <m:t>,θ</m:t>
+                      </m:r>
+                    </m:e>
+                  </m:d>
+                </m:den>
+              </m:f>
+            </m:e>
+          </m:nary>
+          <m:r>
+            <w:rPr>
+              <w:rFonts w:ascii="Cambria Math" w:hAnsi="Cambria Math"/>
+              <w:lang w:val="en-US"/>
+            </w:rPr>
+            <m:t>=0</m:t>
+          </m:r>
+        </m:oMath>
+      </m:oMathPara>
+    </w:p>
+    <w:p>
+      <w:pPr>
+        <w:pStyle w:val="ListParagraph"/>
+        <w:numPr>
+          <w:ilvl w:val="0"/>
+          <w:numId w:val="7"/>
+        </w:numPr>
+        <w:rPr>
+          <w:lang w:val="en-US"/>
+        </w:rPr>
+      </w:pPr>
+      <w:r>
+        <w:rPr>
+          <w:lang w:val="en-US"/>
+        </w:rPr>
+        <w:t>Thông thường 1 phân phối chỉ có 1 cực đại nên không cần thiết phải sử dụng đạo hàm cấp 2 để kiểm tra cực đại hay cực tiểu</w:t>
+      </w:r>
+      <w:bookmarkStart w:id="0" w:name="_GoBack"/>
+      <w:bookmarkEnd w:id="0"/>
+    </w:p>
+    <w:p>
+      <w:pPr>
+        <w:rPr>
+          <w:lang w:val="en-US"/>
+        </w:rPr>
+      </w:pPr>
+    </w:p>
+    <w:p>
+      <w:pPr>
+        <w:rPr>
+          <w:lang w:val="en-US"/>
+        </w:rPr>
+      </w:pPr>
+      <w:r>
+        <w:rPr>
+          <w:lang w:val="en-US"/>
+        </w:rPr>
+        <w:lastRenderedPageBreak/>
         <w:t>Probability</w:t>
       </w:r>
       <w:r>
@@ -4824,7 +7907,6 @@
           <w:noProof/>
           <w:lang w:eastAsia="vi-VN"/>
         </w:rPr>
-        <w:lastRenderedPageBreak/>
         <w:drawing>
           <wp:inline distT="0" distB="0" distL="0" distR="0">
             <wp:extent cx="4982698" cy="3933825"/>
@@ -5303,6 +8385,7 @@
         <w:rPr>
           <w:lang w:val="en-US"/>
         </w:rPr>
+        <w:lastRenderedPageBreak/>
         <w:t xml:space="preserve">A và B gọi là 2 biến cố độc lập (Independent Events) chỉ khi P(AB) = P(A)P(B), </w:t>
       </w:r>
       <w:r>
@@ -5393,7 +8476,6 @@
         <w:rPr>
           <w:lang w:val="en-US"/>
         </w:rPr>
-        <w:lastRenderedPageBreak/>
         <w:t>Giả sử ta tiến hành khảo sát 1 nhóm sinh viên xem họ thích những môn nào trong các môn A, B</w:t>
       </w:r>
     </w:p>
@@ -6184,7 +9266,14 @@
         <w:rPr>
           <w:lang w:val="en-US"/>
         </w:rPr>
-        <w:t xml:space="preserve"> người là nông dân, 1</w:t>
+        <w:t xml:space="preserve"> người là nông </w:t>
+      </w:r>
+      <w:r>
+        <w:rPr>
+          <w:lang w:val="en-US"/>
+        </w:rPr>
+        <w:lastRenderedPageBreak/>
+        <w:t>dân, 1</w:t>
       </w:r>
       <w:r>
         <w:rPr>
@@ -6301,7 +9390,6 @@
         <w:rPr>
           <w:lang w:val="en-US"/>
         </w:rPr>
-        <w:lastRenderedPageBreak/>
         <w:t xml:space="preserve">P(B) = </w:t>
       </w:r>
       <w:r>
@@ -8201,6 +11289,7 @@
         <w:rPr>
           <w:lang w:val="en-US"/>
         </w:rPr>
+        <w:lastRenderedPageBreak/>
         <w:t xml:space="preserve">Kì vọng </w:t>
       </w:r>
       <w:r>
@@ -8388,7 +11477,6 @@
           <w:rFonts w:eastAsiaTheme="minorEastAsia"/>
           <w:lang w:val="en-US"/>
         </w:rPr>
-        <w:lastRenderedPageBreak/>
         <w:t>Dễ thấy X chính là tổng của n biến ngẫu nhiên độc lập với cùng 1 phân phối Bernoulli</w:t>
       </w:r>
     </w:p>
@@ -12363,6 +15451,7 @@
               <w:rFonts w:ascii="Cambria Math" w:hAnsi="Cambria Math"/>
               <w:lang w:val="en-US"/>
             </w:rPr>
+            <w:lastRenderedPageBreak/>
             <m:t>⇒E</m:t>
           </m:r>
           <m:d>
@@ -16313,7 +19402,6 @@
         <w:rPr>
           <w:lang w:val="en-US"/>
         </w:rPr>
-        <w:lastRenderedPageBreak/>
         <w:t>Cho X là biến ngẫu nhiên liên tục, khi đó Likelihood của giá trị x</w:t>
       </w:r>
       <w:r>
@@ -18090,6 +21178,7 @@
           <w:rFonts w:eastAsiaTheme="minorEastAsia"/>
           <w:lang w:val="en-US"/>
         </w:rPr>
+        <w:lastRenderedPageBreak/>
         <w:t>CDF của X là</w:t>
       </w:r>
     </w:p>
@@ -18225,14 +21314,7 @@
               <w:rFonts w:ascii="Cambria Math" w:hAnsi="Cambria Math"/>
               <w:lang w:val="en-US"/>
             </w:rPr>
-            <m:t>e</m:t>
-          </m:r>
-          <m:r>
-            <w:rPr>
-              <w:rFonts w:ascii="Cambria Math" w:hAnsi="Cambria Math"/>
-              <w:lang w:val="en-US"/>
-            </w:rPr>
-            <m:t>rf</m:t>
+            <m:t>erf</m:t>
           </m:r>
           <m:d>
             <m:dPr>
@@ -18358,7 +21440,6 @@
               <w:rFonts w:ascii="Cambria Math" w:hAnsi="Cambria Math"/>
               <w:lang w:val="en-US"/>
             </w:rPr>
-            <w:lastRenderedPageBreak/>
             <m:t>erf</m:t>
           </m:r>
           <m:d>
@@ -20603,6 +23684,7 @@
               <w:rFonts w:ascii="Cambria Math" w:hAnsi="Cambria Math"/>
               <w:lang w:val="en-US"/>
             </w:rPr>
+            <w:lastRenderedPageBreak/>
             <m:t>E</m:t>
           </m:r>
           <m:d>
@@ -20822,7 +23904,6 @@
         <w:rPr>
           <w:lang w:val="en-US"/>
         </w:rPr>
-        <w:lastRenderedPageBreak/>
         <w:t xml:space="preserve">Cho X </w:t>
       </w:r>
       <w:r>
@@ -22863,6 +25944,7 @@
         <w:rPr>
           <w:lang w:val="en-US"/>
         </w:rPr>
+        <w:lastRenderedPageBreak/>
         <w:t>H</w:t>
       </w:r>
       <w:r>
@@ -22949,14 +26031,7 @@
         <w:rPr>
           <w:lang w:val="en-US"/>
         </w:rPr>
-        <w:t xml:space="preserve">, của B </w:t>
-      </w:r>
-      <w:r>
-        <w:rPr>
-          <w:lang w:val="en-US"/>
-        </w:rPr>
-        <w:lastRenderedPageBreak/>
-        <w:t xml:space="preserve">là </w:t>
+        <w:t xml:space="preserve">, của B là </w:t>
       </w:r>
       <w:r>
         <w:rPr>
@@ -23929,6 +27004,7 @@
         <w:rPr>
           <w:lang w:val="en-US"/>
         </w:rPr>
+        <w:lastRenderedPageBreak/>
         <w:t>Bằng tổ</w:t>
       </w:r>
       <w:r>
@@ -24060,7 +27136,6 @@
             <w:rFonts w:ascii="Cambria Math" w:eastAsiaTheme="minorEastAsia" w:hAnsi="Cambria Math"/>
             <w:lang w:val="en-US"/>
           </w:rPr>
-          <w:lastRenderedPageBreak/>
           <m:t>x=f</m:t>
         </m:r>
         <m:d>
@@ -25878,8 +28953,17 @@
               </m:ctrlPr>
             </m:sSupPr>
             <m:e>
+              <m:r>
+                <w:rPr>
+                  <w:rFonts w:ascii="Cambria Math" w:hAnsi="Cambria Math"/>
+                  <w:lang w:val="en-US"/>
+                </w:rPr>
+                <m:t>E</m:t>
+              </m:r>
               <m:d>
                 <m:dPr>
+                  <m:begChr m:val="["/>
+                  <m:endChr m:val="]"/>
                   <m:ctrlPr>
                     <w:rPr>
                       <w:rFonts w:ascii="Cambria Math" w:hAnsi="Cambria Math"/>
@@ -25894,30 +28978,8 @@
                       <w:rFonts w:ascii="Cambria Math" w:hAnsi="Cambria Math"/>
                       <w:lang w:val="en-US"/>
                     </w:rPr>
-                    <m:t>E</m:t>
+                    <m:t>X</m:t>
                   </m:r>
-                  <m:d>
-                    <m:dPr>
-                      <m:begChr m:val="["/>
-                      <m:endChr m:val="]"/>
-                      <m:ctrlPr>
-                        <w:rPr>
-                          <w:rFonts w:ascii="Cambria Math" w:hAnsi="Cambria Math"/>
-                          <w:i/>
-                          <w:lang w:val="en-US"/>
-                        </w:rPr>
-                      </m:ctrlPr>
-                    </m:dPr>
-                    <m:e>
-                      <m:r>
-                        <w:rPr>
-                          <w:rFonts w:ascii="Cambria Math" w:hAnsi="Cambria Math"/>
-                          <w:lang w:val="en-US"/>
-                        </w:rPr>
-                        <m:t>X</m:t>
-                      </m:r>
-                    </m:e>
-                  </m:d>
                 </m:e>
               </m:d>
             </m:e>
@@ -26123,6 +29185,7 @@
         <w:rPr>
           <w:lang w:val="en-US"/>
         </w:rPr>
+        <w:lastRenderedPageBreak/>
         <w:t>Variance Của Tổng 2 Biến Ngẫu Nhiên?</w:t>
       </w:r>
     </w:p>
@@ -26302,7 +29365,6 @@
         <w:rPr>
           <w:lang w:val="en-US"/>
         </w:rPr>
-        <w:lastRenderedPageBreak/>
         <w:t>Chứ</w:t>
       </w:r>
       <w:r>
@@ -27179,14 +30241,7 @@
               <w:rFonts w:ascii="Cambria Math" w:hAnsi="Cambria Math"/>
               <w:lang w:val="en-US"/>
             </w:rPr>
-            <m:t>Va</m:t>
-          </m:r>
-          <m:r>
-            <w:rPr>
-              <w:rFonts w:ascii="Cambria Math" w:hAnsi="Cambria Math"/>
-              <w:lang w:val="en-US"/>
-            </w:rPr>
-            <m:t>r[X]+2Cov</m:t>
+            <m:t>Var[X]+2Cov</m:t>
           </m:r>
           <m:d>
             <m:dPr>
@@ -28346,15 +31401,7 @@
         <w:rPr>
           <w:lang w:val="en-US"/>
         </w:rPr>
-        <w:t>Là Variance được chuẩn hóa, có giá</w:t>
-      </w:r>
-      <w:bookmarkStart w:id="0" w:name="_GoBack"/>
-      <w:bookmarkEnd w:id="0"/>
-      <w:r>
-        <w:rPr>
-          <w:lang w:val="en-US"/>
-        </w:rPr>
-        <w:t xml:space="preserve"> trị</w:t>
+        <w:t>Là Variance được chuẩn hóa, có giá trị</w:t>
       </w:r>
       <w:r>
         <w:rPr>
@@ -32272,6 +35319,7 @@
         <w:rPr>
           <w:lang w:val="en-US"/>
         </w:rPr>
+        <w:lastRenderedPageBreak/>
         <w:t xml:space="preserve">Chứng Minh Công Thức MGF Của </w:t>
       </w:r>
       <w:r>
@@ -33109,7 +36157,6 @@
         <w:rPr>
           <w:lang w:val="en-US"/>
         </w:rPr>
-        <w:lastRenderedPageBreak/>
         <w:t xml:space="preserve">Định </w:t>
       </w:r>
       <w:r>
@@ -34333,14 +37380,7 @@
               <w:rFonts w:ascii="Cambria Math" w:hAnsi="Cambria Math"/>
               <w:lang w:val="en-US"/>
             </w:rPr>
-            <m:t>l</m:t>
-          </m:r>
-          <m:r>
-            <w:rPr>
-              <w:rFonts w:ascii="Cambria Math" w:hAnsi="Cambria Math"/>
-              <w:lang w:val="en-US"/>
-            </w:rPr>
-            <m:t>n</m:t>
+            <m:t>ln</m:t>
           </m:r>
           <m:d>
             <m:dPr>

--- a/statistics.docx
+++ b/statistics.docx
@@ -6173,6 +6173,78 @@
         <w:rPr>
           <w:lang w:val="en-US"/>
         </w:rPr>
+        <w:t>Phương Pháp Hàm Ước Lượng (Method Of Moments)?</w:t>
+      </w:r>
+    </w:p>
+    <w:p>
+      <w:pPr>
+        <w:pStyle w:val="ListParagraph"/>
+        <w:numPr>
+          <w:ilvl w:val="0"/>
+          <w:numId w:val="7"/>
+        </w:numPr>
+        <w:rPr>
+          <w:lang w:val="en-US"/>
+        </w:rPr>
+      </w:pPr>
+      <w:r>
+        <w:rPr>
+          <w:lang w:val="en-US"/>
+        </w:rPr>
+        <w:t>Là phương pháp dùng để ước lượng tham số của Population = cách tính tham số của Sample</w:t>
+      </w:r>
+    </w:p>
+    <w:p>
+      <w:pPr>
+        <w:pStyle w:val="ListParagraph"/>
+        <w:numPr>
+          <w:ilvl w:val="0"/>
+          <w:numId w:val="7"/>
+        </w:numPr>
+        <w:rPr>
+          <w:lang w:val="en-US"/>
+        </w:rPr>
+      </w:pPr>
+      <w:r>
+        <w:rPr>
+          <w:lang w:val="en-US"/>
+        </w:rPr>
+        <w:t>Ví dụ</w:t>
+      </w:r>
+    </w:p>
+    <w:p>
+      <w:pPr>
+        <w:pStyle w:val="ListParagraph"/>
+        <w:numPr>
+          <w:ilvl w:val="0"/>
+          <w:numId w:val="7"/>
+        </w:numPr>
+        <w:rPr>
+          <w:lang w:val="en-US"/>
+        </w:rPr>
+      </w:pPr>
+      <w:r>
+        <w:rPr>
+          <w:lang w:val="en-US"/>
+        </w:rPr>
+        <w:t>Công thức tính Sample Variance chính là 1 hàm ước lượng cho Population Variance, đây là hàm ước lượng không chệch (Unbiased Estimator) vì kì vọng của nó đúng = Population Variance</w:t>
+      </w:r>
+    </w:p>
+    <w:p>
+      <w:pPr>
+        <w:pStyle w:val="ListParagraph"/>
+        <w:numPr>
+          <w:ilvl w:val="0"/>
+          <w:numId w:val="5"/>
+        </w:numPr>
+        <w:rPr>
+          <w:lang w:val="en-US"/>
+        </w:rPr>
+      </w:pPr>
+      <w:r>
+        <w:rPr>
+          <w:lang w:val="en-US"/>
+        </w:rPr>
         <w:t>Ước Lượng Hợp Lí Tối Đa (Maximum Likelihood Estimation)?</w:t>
       </w:r>
     </w:p>
@@ -6444,35 +6516,7 @@
                   <w:rFonts w:ascii="Cambria Math" w:hAnsi="Cambria Math"/>
                   <w:lang w:val="en-US"/>
                 </w:rPr>
-                <m:t>i</m:t>
-              </m:r>
-              <m:r>
-                <w:rPr>
-                  <w:rFonts w:ascii="Cambria Math" w:hAnsi="Cambria Math"/>
-                  <w:lang w:val="en-US"/>
-                </w:rPr>
-                <m:t xml:space="preserve"> </m:t>
-              </m:r>
-              <m:r>
-                <w:rPr>
-                  <w:rFonts w:ascii="Cambria Math" w:hAnsi="Cambria Math"/>
-                  <w:lang w:val="en-US"/>
-                </w:rPr>
-                <m:t>=</m:t>
-              </m:r>
-              <m:r>
-                <w:rPr>
-                  <w:rFonts w:ascii="Cambria Math" w:hAnsi="Cambria Math"/>
-                  <w:lang w:val="en-US"/>
-                </w:rPr>
-                <m:t xml:space="preserve"> </m:t>
-              </m:r>
-              <m:r>
-                <w:rPr>
-                  <w:rFonts w:ascii="Cambria Math" w:hAnsi="Cambria Math"/>
-                  <w:lang w:val="en-US"/>
-                </w:rPr>
-                <m:t>1</m:t>
+                <m:t>i = 1</m:t>
               </m:r>
             </m:sub>
             <m:sup>
@@ -6664,14 +6708,7 @@
               <w:rFonts w:ascii="Cambria Math" w:hAnsi="Cambria Math"/>
               <w:lang w:val="en-US"/>
             </w:rPr>
-            <m:t>=</m:t>
-          </m:r>
-          <m:r>
-            <w:rPr>
-              <w:rFonts w:ascii="Cambria Math" w:hAnsi="Cambria Math"/>
-              <w:lang w:val="en-US"/>
-            </w:rPr>
-            <m:t>ln</m:t>
+            <m:t>=ln</m:t>
           </m:r>
           <m:d>
             <m:dPr>
@@ -6702,35 +6739,7 @@
                       <w:rFonts w:ascii="Cambria Math" w:hAnsi="Cambria Math"/>
                       <w:lang w:val="en-US"/>
                     </w:rPr>
-                    <m:t>i</m:t>
-                  </m:r>
-                  <m:r>
-                    <w:rPr>
-                      <w:rFonts w:ascii="Cambria Math" w:hAnsi="Cambria Math"/>
-                      <w:lang w:val="en-US"/>
-                    </w:rPr>
-                    <m:t xml:space="preserve"> </m:t>
-                  </m:r>
-                  <m:r>
-                    <w:rPr>
-                      <w:rFonts w:ascii="Cambria Math" w:hAnsi="Cambria Math"/>
-                      <w:lang w:val="en-US"/>
-                    </w:rPr>
-                    <m:t>=</m:t>
-                  </m:r>
-                  <m:r>
-                    <w:rPr>
-                      <w:rFonts w:ascii="Cambria Math" w:hAnsi="Cambria Math"/>
-                      <w:lang w:val="en-US"/>
-                    </w:rPr>
-                    <m:t xml:space="preserve"> </m:t>
-                  </m:r>
-                  <m:r>
-                    <w:rPr>
-                      <w:rFonts w:ascii="Cambria Math" w:hAnsi="Cambria Math"/>
-                      <w:lang w:val="en-US"/>
-                    </w:rPr>
-                    <m:t>1</m:t>
+                    <m:t>i = 1</m:t>
                   </m:r>
                 </m:sub>
                 <m:sup>
@@ -6828,35 +6837,7 @@
                   <w:rFonts w:ascii="Cambria Math" w:hAnsi="Cambria Math"/>
                   <w:lang w:val="en-US"/>
                 </w:rPr>
-                <m:t>i</m:t>
-              </m:r>
-              <m:r>
-                <w:rPr>
-                  <w:rFonts w:ascii="Cambria Math" w:hAnsi="Cambria Math"/>
-                  <w:lang w:val="en-US"/>
-                </w:rPr>
-                <m:t xml:space="preserve"> </m:t>
-              </m:r>
-              <m:r>
-                <w:rPr>
-                  <w:rFonts w:ascii="Cambria Math" w:hAnsi="Cambria Math"/>
-                  <w:lang w:val="en-US"/>
-                </w:rPr>
-                <m:t>=</m:t>
-              </m:r>
-              <m:r>
-                <w:rPr>
-                  <w:rFonts w:ascii="Cambria Math" w:hAnsi="Cambria Math"/>
-                  <w:lang w:val="en-US"/>
-                </w:rPr>
-                <m:t xml:space="preserve"> </m:t>
-              </m:r>
-              <m:r>
-                <w:rPr>
-                  <w:rFonts w:ascii="Cambria Math" w:hAnsi="Cambria Math"/>
-                  <w:lang w:val="en-US"/>
-                </w:rPr>
-                <m:t>1</m:t>
+                <m:t>i = 1</m:t>
               </m:r>
             </m:sub>
             <m:sup>
@@ -7156,35 +7137,7 @@
                   <w:rFonts w:ascii="Cambria Math" w:hAnsi="Cambria Math"/>
                   <w:lang w:val="en-US"/>
                 </w:rPr>
-                <m:t>i</m:t>
-              </m:r>
-              <m:r>
-                <w:rPr>
-                  <w:rFonts w:ascii="Cambria Math" w:hAnsi="Cambria Math"/>
-                  <w:lang w:val="en-US"/>
-                </w:rPr>
-                <m:t xml:space="preserve"> </m:t>
-              </m:r>
-              <m:r>
-                <w:rPr>
-                  <w:rFonts w:ascii="Cambria Math" w:hAnsi="Cambria Math"/>
-                  <w:lang w:val="en-US"/>
-                </w:rPr>
-                <m:t>=</m:t>
-              </m:r>
-              <m:r>
-                <w:rPr>
-                  <w:rFonts w:ascii="Cambria Math" w:hAnsi="Cambria Math"/>
-                  <w:lang w:val="en-US"/>
-                </w:rPr>
-                <m:t xml:space="preserve"> </m:t>
-              </m:r>
-              <m:r>
-                <w:rPr>
-                  <w:rFonts w:ascii="Cambria Math" w:hAnsi="Cambria Math"/>
-                  <w:lang w:val="en-US"/>
-                </w:rPr>
-                <m:t>1</m:t>
+                <m:t>i = 1</m:t>
               </m:r>
             </m:sub>
             <m:sup>
@@ -7280,14 +7233,7 @@
               <w:rFonts w:ascii="Cambria Math" w:hAnsi="Cambria Math"/>
               <w:lang w:val="en-US"/>
             </w:rPr>
-            <m:t>=0</m:t>
-          </m:r>
-          <m:r>
-            <w:rPr>
-              <w:rFonts w:ascii="Cambria Math" w:hAnsi="Cambria Math"/>
-              <w:lang w:val="en-US"/>
-            </w:rPr>
-            <m:t>⇔</m:t>
+            <m:t>=0⇔</m:t>
           </m:r>
           <m:nary>
             <m:naryPr>
@@ -7307,35 +7253,7 @@
                   <w:rFonts w:ascii="Cambria Math" w:hAnsi="Cambria Math"/>
                   <w:lang w:val="en-US"/>
                 </w:rPr>
-                <m:t>i</m:t>
-              </m:r>
-              <m:r>
-                <w:rPr>
-                  <w:rFonts w:ascii="Cambria Math" w:hAnsi="Cambria Math"/>
-                  <w:lang w:val="en-US"/>
-                </w:rPr>
-                <m:t xml:space="preserve"> </m:t>
-              </m:r>
-              <m:r>
-                <w:rPr>
-                  <w:rFonts w:ascii="Cambria Math" w:hAnsi="Cambria Math"/>
-                  <w:lang w:val="en-US"/>
-                </w:rPr>
-                <m:t>=</m:t>
-              </m:r>
-              <m:r>
-                <w:rPr>
-                  <w:rFonts w:ascii="Cambria Math" w:hAnsi="Cambria Math"/>
-                  <w:lang w:val="en-US"/>
-                </w:rPr>
-                <m:t xml:space="preserve"> </m:t>
-              </m:r>
-              <m:r>
-                <w:rPr>
-                  <w:rFonts w:ascii="Cambria Math" w:hAnsi="Cambria Math"/>
-                  <w:lang w:val="en-US"/>
-                </w:rPr>
-                <m:t>1</m:t>
+                <m:t>i = 1</m:t>
               </m:r>
             </m:sub>
             <m:sup>
@@ -7587,35 +7505,7 @@
                   <w:rFonts w:ascii="Cambria Math" w:hAnsi="Cambria Math"/>
                   <w:lang w:val="en-US"/>
                 </w:rPr>
-                <m:t>i</m:t>
-              </m:r>
-              <m:r>
-                <w:rPr>
-                  <w:rFonts w:ascii="Cambria Math" w:hAnsi="Cambria Math"/>
-                  <w:lang w:val="en-US"/>
-                </w:rPr>
-                <m:t xml:space="preserve"> </m:t>
-              </m:r>
-              <m:r>
-                <w:rPr>
-                  <w:rFonts w:ascii="Cambria Math" w:hAnsi="Cambria Math"/>
-                  <w:lang w:val="en-US"/>
-                </w:rPr>
-                <m:t>=</m:t>
-              </m:r>
-              <m:r>
-                <w:rPr>
-                  <w:rFonts w:ascii="Cambria Math" w:hAnsi="Cambria Math"/>
-                  <w:lang w:val="en-US"/>
-                </w:rPr>
-                <m:t xml:space="preserve"> </m:t>
-              </m:r>
-              <m:r>
-                <w:rPr>
-                  <w:rFonts w:ascii="Cambria Math" w:hAnsi="Cambria Math"/>
-                  <w:lang w:val="en-US"/>
-                </w:rPr>
-                <m:t>1</m:t>
+                <m:t>i = 1</m:t>
               </m:r>
             </m:sub>
             <m:sup>
@@ -7813,6 +7703,5047 @@
         </w:rPr>
         <w:t>Thông thường 1 phân phối chỉ có 1 cực đại nên không cần thiết phải sử dụng đạo hàm cấp 2 để kiểm tra cực đại hay cực tiểu</w:t>
       </w:r>
+    </w:p>
+    <w:p>
+      <w:pPr>
+        <w:pStyle w:val="ListParagraph"/>
+        <w:numPr>
+          <w:ilvl w:val="0"/>
+          <w:numId w:val="5"/>
+        </w:numPr>
+        <w:rPr>
+          <w:lang w:val="en-US"/>
+        </w:rPr>
+      </w:pPr>
+      <w:r>
+        <w:rPr>
+          <w:lang w:val="en-US"/>
+        </w:rPr>
+        <w:t xml:space="preserve">Ước </w:t>
+      </w:r>
+      <w:r>
+        <w:rPr>
+          <w:lang w:val="en-US"/>
+        </w:rPr>
+        <w:t>Lượng = Khoảng Tin Cậy (</w:t>
+      </w:r>
+      <w:r>
+        <w:rPr>
+          <w:lang w:val="en-US"/>
+        </w:rPr>
+        <w:t>Confidence Interval</w:t>
+      </w:r>
+      <w:r>
+        <w:rPr>
+          <w:lang w:val="en-US"/>
+        </w:rPr>
+        <w:t>)?</w:t>
+      </w:r>
+    </w:p>
+    <w:p>
+      <w:pPr>
+        <w:pStyle w:val="ListParagraph"/>
+        <w:numPr>
+          <w:ilvl w:val="0"/>
+          <w:numId w:val="7"/>
+        </w:numPr>
+        <w:rPr>
+          <w:lang w:val="en-US"/>
+        </w:rPr>
+      </w:pPr>
+      <w:r>
+        <w:rPr>
+          <w:lang w:val="en-US"/>
+        </w:rPr>
+        <w:t xml:space="preserve">Giả sử ta có 1 dãy số liệu thống kê </w:t>
+      </w:r>
+      <w:r>
+        <w:rPr>
+          <w:lang w:val="en-US"/>
+        </w:rPr>
+        <w:t>x</w:t>
+      </w:r>
+      <w:r>
+        <w:rPr>
+          <w:vertAlign w:val="subscript"/>
+          <w:lang w:val="en-US"/>
+        </w:rPr>
+        <w:t>1</w:t>
+      </w:r>
+      <w:r>
+        <w:rPr>
+          <w:lang w:val="en-US"/>
+        </w:rPr>
+        <w:t>, x</w:t>
+      </w:r>
+      <w:r>
+        <w:rPr>
+          <w:vertAlign w:val="subscript"/>
+          <w:lang w:val="en-US"/>
+        </w:rPr>
+        <w:t>2</w:t>
+      </w:r>
+      <w:r>
+        <w:rPr>
+          <w:lang w:val="en-US"/>
+        </w:rPr>
+        <w:t>, …, x</w:t>
+      </w:r>
+      <w:r>
+        <w:rPr>
+          <w:vertAlign w:val="subscript"/>
+          <w:lang w:val="en-US"/>
+        </w:rPr>
+        <w:t>n</w:t>
+      </w:r>
+      <w:r>
+        <w:rPr>
+          <w:lang w:val="en-US"/>
+        </w:rPr>
+        <w:t xml:space="preserve"> </w:t>
+      </w:r>
+      <w:r>
+        <w:rPr>
+          <w:lang w:val="en-US"/>
+        </w:rPr>
+        <w:t xml:space="preserve">được cho từ 1 Sample, và ta đã biết X thuộc kiểu phân phối có PDF là f(x, </w:t>
+      </w:r>
+      <w:r>
+        <w:rPr>
+          <w:lang w:val="en-US"/>
+        </w:rPr>
+        <w:sym w:font="Symbol" w:char="F071"/>
+      </w:r>
+      <w:r>
+        <w:rPr>
+          <w:lang w:val="en-US"/>
+        </w:rPr>
+        <w:t xml:space="preserve">), bài toán đặt ra là bây giờ phải xác định xem tham số </w:t>
+      </w:r>
+      <w:r>
+        <w:rPr>
+          <w:lang w:val="en-US"/>
+        </w:rPr>
+        <w:sym w:font="Symbol" w:char="F071"/>
+      </w:r>
+      <w:r>
+        <w:rPr>
+          <w:lang w:val="en-US"/>
+        </w:rPr>
+        <w:t xml:space="preserve"> của phân phối này nằm trong khoả</w:t>
+      </w:r>
+      <w:r>
+        <w:rPr>
+          <w:lang w:val="en-US"/>
+        </w:rPr>
+        <w:t xml:space="preserve">ng nào </w:t>
+      </w:r>
+      <w:r>
+        <w:rPr>
+          <w:lang w:val="en-US"/>
+        </w:rPr>
+        <w:t>thay vì dự đoán nó là 1 giá trị cụ thể, khoảng này gọi là khoảng tin cậy [a, b]</w:t>
+      </w:r>
+    </w:p>
+    <w:p>
+      <w:pPr>
+        <w:pStyle w:val="ListParagraph"/>
+        <w:numPr>
+          <w:ilvl w:val="0"/>
+          <w:numId w:val="7"/>
+        </w:numPr>
+        <w:rPr>
+          <w:lang w:val="en-US"/>
+        </w:rPr>
+      </w:pPr>
+      <w:r>
+        <w:rPr>
+          <w:lang w:val="en-US"/>
+        </w:rPr>
+        <w:t xml:space="preserve">Độ tin cậy (Confidence Level) = 1 – </w:t>
+      </w:r>
+      <w:r>
+        <w:rPr>
+          <w:lang w:val="en-US"/>
+        </w:rPr>
+        <w:sym w:font="Symbol" w:char="F061"/>
+      </w:r>
+      <w:r>
+        <w:rPr>
+          <w:lang w:val="en-US"/>
+        </w:rPr>
+        <w:t xml:space="preserve"> chính là xác suất để </w:t>
+      </w:r>
+      <w:r>
+        <w:rPr>
+          <w:lang w:val="en-US"/>
+        </w:rPr>
+        <w:sym w:font="Symbol" w:char="F071"/>
+      </w:r>
+      <w:r>
+        <w:rPr>
+          <w:lang w:val="en-US"/>
+        </w:rPr>
+        <w:t xml:space="preserve"> rơi vào khoảng tin cậy, với </w:t>
+      </w:r>
+      <w:r>
+        <w:rPr>
+          <w:lang w:val="en-US"/>
+        </w:rPr>
+        <w:sym w:font="Symbol" w:char="F061"/>
+      </w:r>
+      <w:r>
+        <w:rPr>
+          <w:lang w:val="en-US"/>
+        </w:rPr>
+        <w:t xml:space="preserve"> là mức ý nghĩa do chúng ta đặt</w:t>
+      </w:r>
+    </w:p>
+    <w:p>
+      <w:pPr>
+        <w:pStyle w:val="ListParagraph"/>
+        <w:numPr>
+          <w:ilvl w:val="0"/>
+          <w:numId w:val="7"/>
+        </w:numPr>
+        <w:rPr>
+          <w:lang w:val="en-US"/>
+        </w:rPr>
+      </w:pPr>
+      <w:r>
+        <w:rPr>
+          <w:lang w:val="en-US"/>
+        </w:rPr>
+        <w:t xml:space="preserve">Để xác định khoảng tin cậy, đầu tiên ta cần tạo biến ngẫu nhiên </w:t>
+      </w:r>
+    </w:p>
+    <w:p>
+      <w:pPr>
+        <w:pStyle w:val="ListParagraph"/>
+        <w:ind w:left="1080"/>
+        <w:rPr>
+          <w:lang w:val="en-US"/>
+        </w:rPr>
+      </w:pPr>
+      <w:r>
+        <w:rPr>
+          <w:lang w:val="en-US"/>
+        </w:rPr>
+        <w:t>Y = g(X</w:t>
+      </w:r>
+      <w:r>
+        <w:rPr>
+          <w:vertAlign w:val="subscript"/>
+          <w:lang w:val="en-US"/>
+        </w:rPr>
+        <w:t>1</w:t>
+      </w:r>
+      <w:r>
+        <w:rPr>
+          <w:lang w:val="en-US"/>
+        </w:rPr>
+        <w:t>, X</w:t>
+      </w:r>
+      <w:r>
+        <w:rPr>
+          <w:vertAlign w:val="subscript"/>
+          <w:lang w:val="en-US"/>
+        </w:rPr>
+        <w:t>2</w:t>
+      </w:r>
+      <w:r>
+        <w:rPr>
+          <w:lang w:val="en-US"/>
+        </w:rPr>
+        <w:t>, …, X</w:t>
+      </w:r>
+      <w:r>
+        <w:rPr>
+          <w:vertAlign w:val="subscript"/>
+          <w:lang w:val="en-US"/>
+        </w:rPr>
+        <w:t>n</w:t>
+      </w:r>
+      <w:r>
+        <w:rPr>
+          <w:lang w:val="en-US"/>
+        </w:rPr>
+        <w:t xml:space="preserve">, </w:t>
+      </w:r>
+      <w:r>
+        <w:rPr>
+          <w:lang w:val="en-US"/>
+        </w:rPr>
+        <w:sym w:font="Symbol" w:char="F071"/>
+      </w:r>
+      <w:r>
+        <w:rPr>
+          <w:lang w:val="en-US"/>
+        </w:rPr>
+        <w:t xml:space="preserve">) sao cho mặc dù ta không biết </w:t>
+      </w:r>
+      <w:r>
+        <w:rPr>
+          <w:lang w:val="en-US"/>
+        </w:rPr>
+        <w:sym w:font="Symbol" w:char="F071"/>
+      </w:r>
+      <w:r>
+        <w:rPr>
+          <w:lang w:val="en-US"/>
+        </w:rPr>
+        <w:t xml:space="preserve"> nhưng vẫn biết được phân phối của Y</w:t>
+      </w:r>
+    </w:p>
+    <w:p>
+      <w:pPr>
+        <w:pStyle w:val="ListParagraph"/>
+        <w:numPr>
+          <w:ilvl w:val="0"/>
+          <w:numId w:val="7"/>
+        </w:numPr>
+        <w:rPr>
+          <w:lang w:val="en-US"/>
+        </w:rPr>
+      </w:pPr>
+      <w:r>
+        <w:rPr>
+          <w:lang w:val="en-US"/>
+        </w:rPr>
+        <w:t>Ví dụ</w:t>
+      </w:r>
+    </w:p>
+    <w:p>
+      <w:pPr>
+        <w:pStyle w:val="ListParagraph"/>
+        <w:numPr>
+          <w:ilvl w:val="0"/>
+          <w:numId w:val="7"/>
+        </w:numPr>
+        <w:rPr>
+          <w:lang w:val="en-US"/>
+        </w:rPr>
+      </w:pPr>
+      <w:r>
+        <w:rPr>
+          <w:lang w:val="en-US"/>
+        </w:rPr>
+        <w:t>Giả sử</w:t>
+      </w:r>
+      <w:r>
+        <w:rPr>
+          <w:lang w:val="en-US"/>
+        </w:rPr>
+        <w:t xml:space="preserve"> n = 9,</w:t>
+      </w:r>
+      <w:r>
+        <w:rPr>
+          <w:lang w:val="en-US"/>
+        </w:rPr>
+        <w:t xml:space="preserve"> X </w:t>
+      </w:r>
+      <w:r>
+        <w:rPr>
+          <w:lang w:val="en-US"/>
+        </w:rPr>
+        <w:sym w:font="Symbol" w:char="F07E"/>
+      </w:r>
+      <w:r>
+        <w:rPr>
+          <w:lang w:val="en-US"/>
+        </w:rPr>
+        <w:t xml:space="preserve"> N(</w:t>
+      </w:r>
+      <w:r>
+        <w:rPr>
+          <w:lang w:val="en-US"/>
+        </w:rPr>
+        <w:sym w:font="Symbol" w:char="F06D"/>
+      </w:r>
+      <w:r>
+        <w:rPr>
+          <w:lang w:val="en-US"/>
+        </w:rPr>
+        <w:t xml:space="preserve">, </w:t>
+      </w:r>
+      <w:r>
+        <w:rPr>
+          <w:lang w:val="en-US"/>
+        </w:rPr>
+        <w:sym w:font="Symbol" w:char="F073"/>
+      </w:r>
+      <w:r>
+        <w:rPr>
+          <w:vertAlign w:val="superscript"/>
+          <w:lang w:val="en-US"/>
+        </w:rPr>
+        <w:t>2</w:t>
+      </w:r>
+      <w:r>
+        <w:rPr>
+          <w:lang w:val="en-US"/>
+        </w:rPr>
+        <w:t xml:space="preserve">), </w:t>
+      </w:r>
+      <w:r>
+        <w:rPr>
+          <w:lang w:val="en-US"/>
+        </w:rPr>
+        <w:sym w:font="Symbol" w:char="F073"/>
+      </w:r>
+      <w:r>
+        <w:rPr>
+          <w:vertAlign w:val="superscript"/>
+          <w:lang w:val="en-US"/>
+        </w:rPr>
+        <w:t>2</w:t>
+      </w:r>
+      <w:r>
+        <w:rPr>
+          <w:lang w:val="en-US"/>
+        </w:rPr>
+        <w:t xml:space="preserve"> đã biết</w:t>
+      </w:r>
+      <w:r>
+        <w:rPr>
+          <w:lang w:val="en-US"/>
+        </w:rPr>
+        <w:t xml:space="preserve"> và = 1</w:t>
+      </w:r>
+      <w:r>
+        <w:rPr>
+          <w:lang w:val="en-US"/>
+        </w:rPr>
+        <w:t>,</w:t>
+      </w:r>
+      <w:r>
+        <w:rPr>
+          <w:lang w:val="en-US"/>
+        </w:rPr>
+        <w:t xml:space="preserve"> </w:t>
+      </w:r>
+      <w:r>
+        <w:rPr>
+          <w:lang w:val="en-US"/>
+        </w:rPr>
+        <w:t>x̄</w:t>
+      </w:r>
+      <w:r>
+        <w:rPr>
+          <w:lang w:val="en-US"/>
+        </w:rPr>
+        <w:t xml:space="preserve"> đã tính được và = 2.4, </w:t>
+      </w:r>
+      <w:r>
+        <w:rPr>
+          <w:lang w:val="en-US"/>
+        </w:rPr>
+        <w:sym w:font="Symbol" w:char="F06D"/>
+      </w:r>
+      <w:r>
+        <w:rPr>
+          <w:lang w:val="en-US"/>
+        </w:rPr>
+        <w:t xml:space="preserve"> chưa biết, </w:t>
+      </w:r>
+      <w:r>
+        <w:rPr>
+          <w:lang w:val="en-US"/>
+        </w:rPr>
+        <w:t>thì</w:t>
+      </w:r>
+      <w:r>
+        <w:rPr>
+          <w:lang w:val="en-US"/>
+        </w:rPr>
+        <w:t xml:space="preserve"> </w:t>
+      </w:r>
+      <w:r>
+        <w:rPr>
+          <w:lang w:val="en-US"/>
+        </w:rPr>
+        <w:sym w:font="Symbol" w:char="F06D"/>
+      </w:r>
+      <w:r>
+        <w:rPr>
+          <w:lang w:val="en-US"/>
+        </w:rPr>
+        <w:t xml:space="preserve"> chính là tham số mà ta cần tìm khoảng tin cậy, dễ thấy</w:t>
+      </w:r>
+    </w:p>
+    <w:p>
+      <w:pPr>
+        <w:pStyle w:val="ListParagraph"/>
+        <w:pBdr>
+          <w:top w:val="single" w:sz="4" w:space="1" w:color="auto"/>
+          <w:left w:val="single" w:sz="4" w:space="4" w:color="auto"/>
+          <w:bottom w:val="single" w:sz="4" w:space="1" w:color="auto"/>
+          <w:right w:val="single" w:sz="4" w:space="4" w:color="auto"/>
+        </w:pBdr>
+        <w:ind w:left="1080"/>
+        <w:rPr>
+          <w:lang w:val="en-US"/>
+        </w:rPr>
+      </w:pPr>
+      <m:oMathPara>
+        <m:oMathParaPr>
+          <m:jc m:val="left"/>
+        </m:oMathParaPr>
+        <m:oMath>
+          <m:r>
+            <w:rPr>
+              <w:rFonts w:ascii="Cambria Math" w:hAnsi="Cambria Math"/>
+              <w:lang w:val="en-US"/>
+            </w:rPr>
+            <m:t>Y=</m:t>
+          </m:r>
+          <m:rad>
+            <m:radPr>
+              <m:degHide m:val="1"/>
+              <m:ctrlPr>
+                <w:rPr>
+                  <w:rFonts w:ascii="Cambria Math" w:hAnsi="Cambria Math"/>
+                  <w:i/>
+                  <w:lang w:val="en-US"/>
+                </w:rPr>
+              </m:ctrlPr>
+            </m:radPr>
+            <m:deg/>
+            <m:e>
+              <m:r>
+                <w:rPr>
+                  <w:rFonts w:ascii="Cambria Math" w:hAnsi="Cambria Math"/>
+                  <w:lang w:val="en-US"/>
+                </w:rPr>
+                <m:t>n</m:t>
+              </m:r>
+            </m:e>
+          </m:rad>
+          <m:f>
+            <m:fPr>
+              <m:ctrlPr>
+                <w:rPr>
+                  <w:rFonts w:ascii="Cambria Math" w:hAnsi="Cambria Math"/>
+                  <w:i/>
+                  <w:lang w:val="en-US"/>
+                </w:rPr>
+              </m:ctrlPr>
+            </m:fPr>
+            <m:num>
+              <m:acc>
+                <m:accPr>
+                  <m:chr m:val="̅"/>
+                  <m:ctrlPr>
+                    <w:rPr>
+                      <w:rFonts w:ascii="Cambria Math" w:hAnsi="Cambria Math"/>
+                      <w:i/>
+                      <w:lang w:val="en-US"/>
+                    </w:rPr>
+                  </m:ctrlPr>
+                </m:accPr>
+                <m:e>
+                  <m:r>
+                    <w:rPr>
+                      <w:rFonts w:ascii="Cambria Math" w:hAnsi="Cambria Math"/>
+                      <w:lang w:val="en-US"/>
+                    </w:rPr>
+                    <m:t>X</m:t>
+                  </m:r>
+                </m:e>
+              </m:acc>
+              <m:r>
+                <w:rPr>
+                  <w:rFonts w:ascii="Cambria Math" w:hAnsi="Cambria Math"/>
+                  <w:lang w:val="en-US"/>
+                </w:rPr>
+                <m:t>-μ</m:t>
+              </m:r>
+            </m:num>
+            <m:den>
+              <m:r>
+                <w:rPr>
+                  <w:rFonts w:ascii="Cambria Math" w:hAnsi="Cambria Math"/>
+                  <w:lang w:val="en-US"/>
+                </w:rPr>
+                <m:t>σ</m:t>
+              </m:r>
+            </m:den>
+          </m:f>
+          <m:r>
+            <w:rPr>
+              <w:rFonts w:ascii="Cambria Math" w:hAnsi="Cambria Math"/>
+              <w:lang w:val="en-US"/>
+            </w:rPr>
+            <m:t>=3</m:t>
+          </m:r>
+          <m:d>
+            <m:dPr>
+              <m:ctrlPr>
+                <w:rPr>
+                  <w:rFonts w:ascii="Cambria Math" w:hAnsi="Cambria Math"/>
+                  <w:i/>
+                  <w:lang w:val="en-US"/>
+                </w:rPr>
+              </m:ctrlPr>
+            </m:dPr>
+            <m:e>
+              <m:acc>
+                <m:accPr>
+                  <m:chr m:val="̅"/>
+                  <m:ctrlPr>
+                    <w:rPr>
+                      <w:rFonts w:ascii="Cambria Math" w:hAnsi="Cambria Math"/>
+                      <w:i/>
+                      <w:lang w:val="en-US"/>
+                    </w:rPr>
+                  </m:ctrlPr>
+                </m:accPr>
+                <m:e>
+                  <m:r>
+                    <w:rPr>
+                      <w:rFonts w:ascii="Cambria Math" w:hAnsi="Cambria Math"/>
+                      <w:lang w:val="en-US"/>
+                    </w:rPr>
+                    <m:t>X</m:t>
+                  </m:r>
+                </m:e>
+              </m:acc>
+              <m:r>
+                <w:rPr>
+                  <w:rFonts w:ascii="Cambria Math" w:hAnsi="Cambria Math"/>
+                  <w:lang w:val="en-US"/>
+                </w:rPr>
+                <m:t>-μ</m:t>
+              </m:r>
+            </m:e>
+          </m:d>
+          <m:r>
+            <w:rPr>
+              <w:rFonts w:ascii="Cambria Math" w:hAnsi="Cambria Math"/>
+              <w:lang w:val="en-US"/>
+            </w:rPr>
+            <m:t>~N</m:t>
+          </m:r>
+          <m:d>
+            <m:dPr>
+              <m:ctrlPr>
+                <w:rPr>
+                  <w:rFonts w:ascii="Cambria Math" w:hAnsi="Cambria Math"/>
+                  <w:i/>
+                  <w:lang w:val="en-US"/>
+                </w:rPr>
+              </m:ctrlPr>
+            </m:dPr>
+            <m:e>
+              <m:r>
+                <w:rPr>
+                  <w:rFonts w:ascii="Cambria Math" w:hAnsi="Cambria Math"/>
+                  <w:lang w:val="en-US"/>
+                </w:rPr>
+                <m:t>0,1</m:t>
+              </m:r>
+            </m:e>
+          </m:d>
+        </m:oMath>
+      </m:oMathPara>
+    </w:p>
+    <w:p>
+      <w:pPr>
+        <w:pStyle w:val="ListParagraph"/>
+        <w:numPr>
+          <w:ilvl w:val="0"/>
+          <w:numId w:val="7"/>
+        </w:numPr>
+        <w:rPr>
+          <w:lang w:val="en-US"/>
+        </w:rPr>
+      </w:pPr>
+      <w:r>
+        <w:rPr>
+          <w:lang w:val="en-US"/>
+        </w:rPr>
+        <w:t xml:space="preserve">Như vậy mặc dù ta không biết </w:t>
+      </w:r>
+      <w:r>
+        <w:rPr>
+          <w:lang w:val="en-US"/>
+        </w:rPr>
+        <w:sym w:font="Symbol" w:char="F06D"/>
+      </w:r>
+      <w:r>
+        <w:rPr>
+          <w:lang w:val="en-US"/>
+        </w:rPr>
+        <w:t xml:space="preserve"> nhưng ta vẫn biết phân phối của Y</w:t>
+      </w:r>
+    </w:p>
+    <w:p>
+      <w:pPr>
+        <w:pStyle w:val="ListParagraph"/>
+        <w:numPr>
+          <w:ilvl w:val="0"/>
+          <w:numId w:val="7"/>
+        </w:numPr>
+        <w:rPr>
+          <w:lang w:val="en-US"/>
+        </w:rPr>
+      </w:pPr>
+      <w:r>
+        <w:rPr>
+          <w:lang w:val="en-US"/>
+        </w:rPr>
+        <w:t xml:space="preserve">Tiếp theo, với độ tin cậy = 1 – </w:t>
+      </w:r>
+      <w:r>
+        <w:rPr>
+          <w:lang w:val="en-US"/>
+        </w:rPr>
+        <w:sym w:font="Symbol" w:char="F061"/>
+      </w:r>
+      <w:r>
+        <w:rPr>
+          <w:lang w:val="en-US"/>
+        </w:rPr>
+        <w:t xml:space="preserve"> đã đặt ra, ta tìm 2 cận c và d sao cho </w:t>
+      </w:r>
+    </w:p>
+    <w:p>
+      <w:pPr>
+        <w:pStyle w:val="ListParagraph"/>
+        <w:ind w:left="1080"/>
+        <w:rPr>
+          <w:lang w:val="en-US"/>
+        </w:rPr>
+      </w:pPr>
+      <w:r>
+        <w:rPr>
+          <w:lang w:val="en-US"/>
+        </w:rPr>
+        <w:t xml:space="preserve">P(Y </w:t>
+      </w:r>
+      <w:r>
+        <w:rPr>
+          <w:lang w:val="en-US"/>
+        </w:rPr>
+        <w:sym w:font="Symbol" w:char="F0CE"/>
+      </w:r>
+      <w:r>
+        <w:rPr>
+          <w:lang w:val="en-US"/>
+        </w:rPr>
+        <w:t xml:space="preserve"> [c, d]) = 1 – </w:t>
+      </w:r>
+      <w:r>
+        <w:rPr>
+          <w:lang w:val="en-US"/>
+        </w:rPr>
+        <w:sym w:font="Symbol" w:char="F061"/>
+      </w:r>
+      <w:r>
+        <w:rPr>
+          <w:lang w:val="en-US"/>
+        </w:rPr>
+        <w:t xml:space="preserve">, nghĩa là tìm khoảng mà xác suất Y rơi vào = 1 – </w:t>
+      </w:r>
+      <w:r>
+        <w:rPr>
+          <w:lang w:val="en-US"/>
+        </w:rPr>
+        <w:sym w:font="Symbol" w:char="F061"/>
+      </w:r>
+      <w:r>
+        <w:rPr>
+          <w:lang w:val="en-US"/>
+        </w:rPr>
+        <w:t>, dễ thấy sẽ có vô số c và d thỏa mãn điều kiện này nhưng ta sẽ chỉ chọn khoảng [c, d] ngắn nhất, vì càng ngắn thì càng chắc chắn</w:t>
+      </w:r>
+    </w:p>
+    <w:p>
+      <w:pPr>
+        <w:pStyle w:val="ListParagraph"/>
+        <w:numPr>
+          <w:ilvl w:val="0"/>
+          <w:numId w:val="7"/>
+        </w:numPr>
+        <w:rPr>
+          <w:lang w:val="en-US"/>
+        </w:rPr>
+      </w:pPr>
+      <w:r>
+        <w:rPr>
+          <w:lang w:val="en-US"/>
+        </w:rPr>
+        <w:t>Ví dụ</w:t>
+      </w:r>
+    </w:p>
+    <w:p>
+      <w:pPr>
+        <w:pStyle w:val="ListParagraph"/>
+        <w:numPr>
+          <w:ilvl w:val="0"/>
+          <w:numId w:val="7"/>
+        </w:numPr>
+        <w:rPr>
+          <w:lang w:val="en-US"/>
+        </w:rPr>
+      </w:pPr>
+      <w:r>
+        <w:rPr>
+          <w:lang w:val="en-US"/>
+        </w:rPr>
+        <w:t xml:space="preserve">Tiếp tục với ví dụ trên, giả sử ta đặt mức ý nghĩa </w:t>
+      </w:r>
+      <w:r>
+        <w:rPr>
+          <w:lang w:val="en-US"/>
+        </w:rPr>
+        <w:sym w:font="Symbol" w:char="F061"/>
+      </w:r>
+      <w:r>
+        <w:rPr>
+          <w:lang w:val="en-US"/>
+        </w:rPr>
+        <w:t xml:space="preserve"> = 5%, khi đó độ tin cậy sẽ </w:t>
+      </w:r>
+      <w:r>
+        <w:rPr>
+          <w:lang w:val="en-US"/>
+        </w:rPr>
+        <w:t>là</w:t>
+      </w:r>
+      <w:r>
+        <w:rPr>
+          <w:lang w:val="en-US"/>
+        </w:rPr>
+        <w:t xml:space="preserve"> 95%, như vậy ta cần phải tìm khoảng [c, d] ngắn nhất sao cho xác suất Y rơi vào khoảng này là 95%, dễ thấy khoảng này là [–2, 2], đây còn gọi là khoảng đối xứng, 1 cách tổng quát, nếu Y </w:t>
+      </w:r>
+      <w:r>
+        <w:rPr>
+          <w:lang w:val="en-US"/>
+        </w:rPr>
+        <w:t>là phân phối chuẩn thì muốn khoảng [c, d] ngắn nhất thì nó phải đối xứng qua Mean</w:t>
+      </w:r>
+    </w:p>
+    <w:p>
+      <w:pPr>
+        <w:pStyle w:val="ListParagraph"/>
+        <w:numPr>
+          <w:ilvl w:val="0"/>
+          <w:numId w:val="7"/>
+        </w:numPr>
+        <w:rPr>
+          <w:lang w:val="en-US"/>
+        </w:rPr>
+      </w:pPr>
+      <w:r>
+        <w:rPr>
+          <w:lang w:val="en-US"/>
+        </w:rPr>
+        <w:t xml:space="preserve">Sau khi đã xác định được khoảng [c, d] mà Y khả năng cao sẽ rơi vào, từ công thức của Y, ta sẽ suy ra được khoảng [a, b] mà </w:t>
+      </w:r>
+      <w:r>
+        <w:rPr>
+          <w:lang w:val="en-US"/>
+        </w:rPr>
+        <w:sym w:font="Symbol" w:char="F071"/>
+      </w:r>
+      <w:r>
+        <w:rPr>
+          <w:lang w:val="en-US"/>
+        </w:rPr>
+        <w:t xml:space="preserve"> khả năng cao sẽ rơi vào</w:t>
+      </w:r>
+    </w:p>
+    <w:p>
+      <w:pPr>
+        <w:pStyle w:val="ListParagraph"/>
+        <w:numPr>
+          <w:ilvl w:val="0"/>
+          <w:numId w:val="7"/>
+        </w:numPr>
+        <w:rPr>
+          <w:lang w:val="en-US"/>
+        </w:rPr>
+      </w:pPr>
+      <w:r>
+        <w:rPr>
+          <w:lang w:val="en-US"/>
+        </w:rPr>
+        <w:t>Ví dụ</w:t>
+      </w:r>
+    </w:p>
+    <w:p>
+      <w:pPr>
+        <w:pStyle w:val="ListParagraph"/>
+        <w:numPr>
+          <w:ilvl w:val="0"/>
+          <w:numId w:val="7"/>
+        </w:numPr>
+        <w:rPr>
+          <w:lang w:val="en-US"/>
+        </w:rPr>
+      </w:pPr>
+      <w:r>
+        <w:rPr>
+          <w:lang w:val="en-US"/>
+        </w:rPr>
+        <w:t>Tiếp tục với ví dụ trên, ta có</w:t>
+      </w:r>
+    </w:p>
+    <w:p>
+      <w:pPr>
+        <w:pStyle w:val="ListParagraph"/>
+        <w:pBdr>
+          <w:top w:val="single" w:sz="4" w:space="1" w:color="auto"/>
+          <w:left w:val="single" w:sz="4" w:space="4" w:color="auto"/>
+          <w:bottom w:val="single" w:sz="4" w:space="1" w:color="auto"/>
+          <w:right w:val="single" w:sz="4" w:space="4" w:color="auto"/>
+        </w:pBdr>
+        <w:ind w:left="1080"/>
+        <w:rPr>
+          <w:rFonts w:eastAsiaTheme="minorEastAsia"/>
+          <w:lang w:val="en-US"/>
+        </w:rPr>
+      </w:pPr>
+      <m:oMathPara>
+        <m:oMathParaPr>
+          <m:jc m:val="left"/>
+        </m:oMathParaPr>
+        <m:oMath>
+          <m:r>
+            <w:rPr>
+              <w:rFonts w:ascii="Cambria Math" w:hAnsi="Cambria Math"/>
+              <w:lang w:val="en-US"/>
+            </w:rPr>
+            <m:t>P</m:t>
+          </m:r>
+          <m:d>
+            <m:dPr>
+              <m:ctrlPr>
+                <w:rPr>
+                  <w:rFonts w:ascii="Cambria Math" w:hAnsi="Cambria Math"/>
+                  <w:i/>
+                  <w:lang w:val="en-US"/>
+                </w:rPr>
+              </m:ctrlPr>
+            </m:dPr>
+            <m:e>
+              <m:r>
+                <w:rPr>
+                  <w:rFonts w:ascii="Cambria Math" w:hAnsi="Cambria Math"/>
+                  <w:lang w:val="en-US"/>
+                </w:rPr>
+                <m:t>Y∈</m:t>
+              </m:r>
+              <m:d>
+                <m:dPr>
+                  <m:begChr m:val="["/>
+                  <m:endChr m:val="]"/>
+                  <m:ctrlPr>
+                    <w:rPr>
+                      <w:rFonts w:ascii="Cambria Math" w:hAnsi="Cambria Math"/>
+                      <w:i/>
+                      <w:lang w:val="en-US"/>
+                    </w:rPr>
+                  </m:ctrlPr>
+                </m:dPr>
+                <m:e>
+                  <m:r>
+                    <w:rPr>
+                      <w:rFonts w:ascii="Cambria Math" w:hAnsi="Cambria Math"/>
+                      <w:lang w:val="en-US"/>
+                    </w:rPr>
+                    <m:t>-2,2</m:t>
+                  </m:r>
+                </m:e>
+              </m:d>
+            </m:e>
+          </m:d>
+          <m:r>
+            <w:rPr>
+              <w:rFonts w:ascii="Cambria Math" w:hAnsi="Cambria Math"/>
+              <w:lang w:val="en-US"/>
+            </w:rPr>
+            <m:t>=P</m:t>
+          </m:r>
+          <m:d>
+            <m:dPr>
+              <m:ctrlPr>
+                <w:rPr>
+                  <w:rFonts w:ascii="Cambria Math" w:hAnsi="Cambria Math"/>
+                  <w:i/>
+                  <w:lang w:val="en-US"/>
+                </w:rPr>
+              </m:ctrlPr>
+            </m:dPr>
+            <m:e>
+              <m:r>
+                <w:rPr>
+                  <w:rFonts w:ascii="Cambria Math" w:hAnsi="Cambria Math"/>
+                  <w:lang w:val="en-US"/>
+                </w:rPr>
+                <m:t>3</m:t>
+              </m:r>
+              <m:d>
+                <m:dPr>
+                  <m:ctrlPr>
+                    <w:rPr>
+                      <w:rFonts w:ascii="Cambria Math" w:hAnsi="Cambria Math"/>
+                      <w:i/>
+                      <w:lang w:val="en-US"/>
+                    </w:rPr>
+                  </m:ctrlPr>
+                </m:dPr>
+                <m:e>
+                  <m:acc>
+                    <m:accPr>
+                      <m:chr m:val="̅"/>
+                      <m:ctrlPr>
+                        <w:rPr>
+                          <w:rFonts w:ascii="Cambria Math" w:hAnsi="Cambria Math"/>
+                          <w:i/>
+                          <w:lang w:val="en-US"/>
+                        </w:rPr>
+                      </m:ctrlPr>
+                    </m:accPr>
+                    <m:e>
+                      <m:r>
+                        <w:rPr>
+                          <w:rFonts w:ascii="Cambria Math" w:hAnsi="Cambria Math"/>
+                          <w:lang w:val="en-US"/>
+                        </w:rPr>
+                        <m:t>X</m:t>
+                      </m:r>
+                    </m:e>
+                  </m:acc>
+                  <m:r>
+                    <w:rPr>
+                      <w:rFonts w:ascii="Cambria Math" w:hAnsi="Cambria Math"/>
+                      <w:lang w:val="en-US"/>
+                    </w:rPr>
+                    <m:t>-μ</m:t>
+                  </m:r>
+                </m:e>
+              </m:d>
+              <m:r>
+                <w:rPr>
+                  <w:rFonts w:ascii="Cambria Math" w:hAnsi="Cambria Math"/>
+                  <w:lang w:val="en-US"/>
+                </w:rPr>
+                <m:t>∈</m:t>
+              </m:r>
+              <m:d>
+                <m:dPr>
+                  <m:begChr m:val="["/>
+                  <m:endChr m:val="]"/>
+                  <m:ctrlPr>
+                    <w:rPr>
+                      <w:rFonts w:ascii="Cambria Math" w:hAnsi="Cambria Math"/>
+                      <w:i/>
+                      <w:lang w:val="en-US"/>
+                    </w:rPr>
+                  </m:ctrlPr>
+                </m:dPr>
+                <m:e>
+                  <m:r>
+                    <w:rPr>
+                      <w:rFonts w:ascii="Cambria Math" w:hAnsi="Cambria Math"/>
+                      <w:lang w:val="en-US"/>
+                    </w:rPr>
+                    <m:t>-2,2</m:t>
+                  </m:r>
+                </m:e>
+              </m:d>
+            </m:e>
+          </m:d>
+          <m:r>
+            <w:rPr>
+              <w:rFonts w:ascii="Cambria Math" w:hAnsi="Cambria Math"/>
+              <w:lang w:val="en-US"/>
+            </w:rPr>
+            <m:t>=P</m:t>
+          </m:r>
+          <m:d>
+            <m:dPr>
+              <m:ctrlPr>
+                <w:rPr>
+                  <w:rFonts w:ascii="Cambria Math" w:hAnsi="Cambria Math"/>
+                  <w:i/>
+                  <w:lang w:val="en-US"/>
+                </w:rPr>
+              </m:ctrlPr>
+            </m:dPr>
+            <m:e>
+              <m:d>
+                <m:dPr>
+                  <m:ctrlPr>
+                    <w:rPr>
+                      <w:rFonts w:ascii="Cambria Math" w:hAnsi="Cambria Math"/>
+                      <w:i/>
+                      <w:lang w:val="en-US"/>
+                    </w:rPr>
+                  </m:ctrlPr>
+                </m:dPr>
+                <m:e>
+                  <m:acc>
+                    <m:accPr>
+                      <m:chr m:val="̅"/>
+                      <m:ctrlPr>
+                        <w:rPr>
+                          <w:rFonts w:ascii="Cambria Math" w:hAnsi="Cambria Math"/>
+                          <w:i/>
+                          <w:lang w:val="en-US"/>
+                        </w:rPr>
+                      </m:ctrlPr>
+                    </m:accPr>
+                    <m:e>
+                      <m:r>
+                        <w:rPr>
+                          <w:rFonts w:ascii="Cambria Math" w:hAnsi="Cambria Math"/>
+                          <w:lang w:val="en-US"/>
+                        </w:rPr>
+                        <m:t>X</m:t>
+                      </m:r>
+                    </m:e>
+                  </m:acc>
+                  <m:r>
+                    <w:rPr>
+                      <w:rFonts w:ascii="Cambria Math" w:hAnsi="Cambria Math"/>
+                      <w:lang w:val="en-US"/>
+                    </w:rPr>
+                    <m:t>-μ</m:t>
+                  </m:r>
+                </m:e>
+              </m:d>
+              <m:r>
+                <w:rPr>
+                  <w:rFonts w:ascii="Cambria Math" w:hAnsi="Cambria Math"/>
+                  <w:lang w:val="en-US"/>
+                </w:rPr>
+                <m:t>∈</m:t>
+              </m:r>
+              <m:d>
+                <m:dPr>
+                  <m:begChr m:val="["/>
+                  <m:endChr m:val="]"/>
+                  <m:ctrlPr>
+                    <w:rPr>
+                      <w:rFonts w:ascii="Cambria Math" w:hAnsi="Cambria Math"/>
+                      <w:i/>
+                      <w:lang w:val="en-US"/>
+                    </w:rPr>
+                  </m:ctrlPr>
+                </m:dPr>
+                <m:e>
+                  <m:r>
+                    <w:rPr>
+                      <w:rFonts w:ascii="Cambria Math" w:hAnsi="Cambria Math"/>
+                      <w:lang w:val="en-US"/>
+                    </w:rPr>
+                    <m:t>-</m:t>
+                  </m:r>
+                  <m:f>
+                    <m:fPr>
+                      <m:ctrlPr>
+                        <w:rPr>
+                          <w:rFonts w:ascii="Cambria Math" w:hAnsi="Cambria Math"/>
+                          <w:i/>
+                          <w:lang w:val="en-US"/>
+                        </w:rPr>
+                      </m:ctrlPr>
+                    </m:fPr>
+                    <m:num>
+                      <m:r>
+                        <w:rPr>
+                          <w:rFonts w:ascii="Cambria Math" w:hAnsi="Cambria Math"/>
+                          <w:lang w:val="en-US"/>
+                        </w:rPr>
+                        <m:t>2</m:t>
+                      </m:r>
+                    </m:num>
+                    <m:den>
+                      <m:r>
+                        <w:rPr>
+                          <w:rFonts w:ascii="Cambria Math" w:hAnsi="Cambria Math"/>
+                          <w:lang w:val="en-US"/>
+                        </w:rPr>
+                        <m:t>3</m:t>
+                      </m:r>
+                    </m:den>
+                  </m:f>
+                  <m:r>
+                    <w:rPr>
+                      <w:rFonts w:ascii="Cambria Math" w:hAnsi="Cambria Math"/>
+                      <w:lang w:val="en-US"/>
+                    </w:rPr>
+                    <m:t>,</m:t>
+                  </m:r>
+                  <m:f>
+                    <m:fPr>
+                      <m:ctrlPr>
+                        <w:rPr>
+                          <w:rFonts w:ascii="Cambria Math" w:hAnsi="Cambria Math"/>
+                          <w:i/>
+                          <w:lang w:val="en-US"/>
+                        </w:rPr>
+                      </m:ctrlPr>
+                    </m:fPr>
+                    <m:num>
+                      <m:r>
+                        <w:rPr>
+                          <w:rFonts w:ascii="Cambria Math" w:hAnsi="Cambria Math"/>
+                          <w:lang w:val="en-US"/>
+                        </w:rPr>
+                        <m:t>2</m:t>
+                      </m:r>
+                    </m:num>
+                    <m:den>
+                      <m:r>
+                        <w:rPr>
+                          <w:rFonts w:ascii="Cambria Math" w:hAnsi="Cambria Math"/>
+                          <w:lang w:val="en-US"/>
+                        </w:rPr>
+                        <m:t>3</m:t>
+                      </m:r>
+                    </m:den>
+                  </m:f>
+                </m:e>
+              </m:d>
+            </m:e>
+          </m:d>
+          <m:r>
+            <w:rPr>
+              <w:rFonts w:ascii="Cambria Math" w:hAnsi="Cambria Math"/>
+              <w:lang w:val="en-US"/>
+            </w:rPr>
+            <m:t>=</m:t>
+          </m:r>
+        </m:oMath>
+      </m:oMathPara>
+    </w:p>
+    <w:p>
+      <w:pPr>
+        <w:pStyle w:val="ListParagraph"/>
+        <w:pBdr>
+          <w:top w:val="single" w:sz="4" w:space="1" w:color="auto"/>
+          <w:left w:val="single" w:sz="4" w:space="4" w:color="auto"/>
+          <w:bottom w:val="single" w:sz="4" w:space="1" w:color="auto"/>
+          <w:right w:val="single" w:sz="4" w:space="4" w:color="auto"/>
+        </w:pBdr>
+        <w:ind w:left="1080"/>
+        <w:rPr>
+          <w:rFonts w:eastAsiaTheme="minorEastAsia"/>
+          <w:lang w:val="en-US"/>
+        </w:rPr>
+      </w:pPr>
+      <m:oMathPara>
+        <m:oMathParaPr>
+          <m:jc m:val="left"/>
+        </m:oMathParaPr>
+        <m:oMath>
+          <m:r>
+            <w:rPr>
+              <w:rFonts w:ascii="Cambria Math" w:hAnsi="Cambria Math"/>
+              <w:lang w:val="en-US"/>
+            </w:rPr>
+            <m:t>P</m:t>
+          </m:r>
+          <m:d>
+            <m:dPr>
+              <m:ctrlPr>
+                <w:rPr>
+                  <w:rFonts w:ascii="Cambria Math" w:hAnsi="Cambria Math"/>
+                  <w:i/>
+                  <w:lang w:val="en-US"/>
+                </w:rPr>
+              </m:ctrlPr>
+            </m:dPr>
+            <m:e>
+              <m:d>
+                <m:dPr>
+                  <m:ctrlPr>
+                    <w:rPr>
+                      <w:rFonts w:ascii="Cambria Math" w:hAnsi="Cambria Math"/>
+                      <w:i/>
+                      <w:lang w:val="en-US"/>
+                    </w:rPr>
+                  </m:ctrlPr>
+                </m:dPr>
+                <m:e>
+                  <m:r>
+                    <w:rPr>
+                      <w:rFonts w:ascii="Cambria Math" w:hAnsi="Cambria Math"/>
+                      <w:lang w:val="en-US"/>
+                    </w:rPr>
+                    <m:t>-μ</m:t>
+                  </m:r>
+                </m:e>
+              </m:d>
+              <m:r>
+                <w:rPr>
+                  <w:rFonts w:ascii="Cambria Math" w:hAnsi="Cambria Math"/>
+                  <w:lang w:val="en-US"/>
+                </w:rPr>
+                <m:t>∈</m:t>
+              </m:r>
+              <m:d>
+                <m:dPr>
+                  <m:begChr m:val="["/>
+                  <m:endChr m:val="]"/>
+                  <m:ctrlPr>
+                    <w:rPr>
+                      <w:rFonts w:ascii="Cambria Math" w:hAnsi="Cambria Math"/>
+                      <w:i/>
+                      <w:lang w:val="en-US"/>
+                    </w:rPr>
+                  </m:ctrlPr>
+                </m:dPr>
+                <m:e>
+                  <m:r>
+                    <w:rPr>
+                      <w:rFonts w:ascii="Cambria Math" w:hAnsi="Cambria Math"/>
+                      <w:lang w:val="en-US"/>
+                    </w:rPr>
+                    <m:t>-</m:t>
+                  </m:r>
+                  <m:f>
+                    <m:fPr>
+                      <m:ctrlPr>
+                        <w:rPr>
+                          <w:rFonts w:ascii="Cambria Math" w:hAnsi="Cambria Math"/>
+                          <w:i/>
+                          <w:lang w:val="en-US"/>
+                        </w:rPr>
+                      </m:ctrlPr>
+                    </m:fPr>
+                    <m:num>
+                      <m:r>
+                        <w:rPr>
+                          <w:rFonts w:ascii="Cambria Math" w:hAnsi="Cambria Math"/>
+                          <w:lang w:val="en-US"/>
+                        </w:rPr>
+                        <m:t>2</m:t>
+                      </m:r>
+                    </m:num>
+                    <m:den>
+                      <m:r>
+                        <w:rPr>
+                          <w:rFonts w:ascii="Cambria Math" w:hAnsi="Cambria Math"/>
+                          <w:lang w:val="en-US"/>
+                        </w:rPr>
+                        <m:t>3</m:t>
+                      </m:r>
+                    </m:den>
+                  </m:f>
+                  <m:r>
+                    <w:rPr>
+                      <w:rFonts w:ascii="Cambria Math" w:hAnsi="Cambria Math"/>
+                      <w:lang w:val="en-US"/>
+                    </w:rPr>
+                    <m:t>-</m:t>
+                  </m:r>
+                  <m:acc>
+                    <m:accPr>
+                      <m:chr m:val="̅"/>
+                      <m:ctrlPr>
+                        <w:rPr>
+                          <w:rFonts w:ascii="Cambria Math" w:hAnsi="Cambria Math"/>
+                          <w:i/>
+                          <w:lang w:val="en-US"/>
+                        </w:rPr>
+                      </m:ctrlPr>
+                    </m:accPr>
+                    <m:e>
+                      <m:r>
+                        <w:rPr>
+                          <w:rFonts w:ascii="Cambria Math" w:hAnsi="Cambria Math"/>
+                          <w:lang w:val="en-US"/>
+                        </w:rPr>
+                        <m:t>X</m:t>
+                      </m:r>
+                    </m:e>
+                  </m:acc>
+                  <m:r>
+                    <w:rPr>
+                      <w:rFonts w:ascii="Cambria Math" w:hAnsi="Cambria Math"/>
+                      <w:lang w:val="en-US"/>
+                    </w:rPr>
+                    <m:t>,</m:t>
+                  </m:r>
+                  <m:f>
+                    <m:fPr>
+                      <m:ctrlPr>
+                        <w:rPr>
+                          <w:rFonts w:ascii="Cambria Math" w:hAnsi="Cambria Math"/>
+                          <w:i/>
+                          <w:lang w:val="en-US"/>
+                        </w:rPr>
+                      </m:ctrlPr>
+                    </m:fPr>
+                    <m:num>
+                      <m:r>
+                        <w:rPr>
+                          <w:rFonts w:ascii="Cambria Math" w:hAnsi="Cambria Math"/>
+                          <w:lang w:val="en-US"/>
+                        </w:rPr>
+                        <m:t>2</m:t>
+                      </m:r>
+                    </m:num>
+                    <m:den>
+                      <m:r>
+                        <w:rPr>
+                          <w:rFonts w:ascii="Cambria Math" w:hAnsi="Cambria Math"/>
+                          <w:lang w:val="en-US"/>
+                        </w:rPr>
+                        <m:t>3</m:t>
+                      </m:r>
+                    </m:den>
+                  </m:f>
+                  <m:r>
+                    <w:rPr>
+                      <w:rFonts w:ascii="Cambria Math" w:hAnsi="Cambria Math"/>
+                      <w:lang w:val="en-US"/>
+                    </w:rPr>
+                    <m:t>-</m:t>
+                  </m:r>
+                  <m:acc>
+                    <m:accPr>
+                      <m:chr m:val="̅"/>
+                      <m:ctrlPr>
+                        <w:rPr>
+                          <w:rFonts w:ascii="Cambria Math" w:hAnsi="Cambria Math"/>
+                          <w:i/>
+                          <w:lang w:val="en-US"/>
+                        </w:rPr>
+                      </m:ctrlPr>
+                    </m:accPr>
+                    <m:e>
+                      <m:r>
+                        <w:rPr>
+                          <w:rFonts w:ascii="Cambria Math" w:hAnsi="Cambria Math"/>
+                          <w:lang w:val="en-US"/>
+                        </w:rPr>
+                        <m:t>X</m:t>
+                      </m:r>
+                    </m:e>
+                  </m:acc>
+                </m:e>
+              </m:d>
+            </m:e>
+          </m:d>
+          <m:r>
+            <w:rPr>
+              <w:rFonts w:ascii="Cambria Math" w:hAnsi="Cambria Math"/>
+              <w:lang w:val="en-US"/>
+            </w:rPr>
+            <m:t>=P</m:t>
+          </m:r>
+          <m:d>
+            <m:dPr>
+              <m:ctrlPr>
+                <w:rPr>
+                  <w:rFonts w:ascii="Cambria Math" w:hAnsi="Cambria Math"/>
+                  <w:i/>
+                  <w:lang w:val="en-US"/>
+                </w:rPr>
+              </m:ctrlPr>
+            </m:dPr>
+            <m:e>
+              <m:r>
+                <w:rPr>
+                  <w:rFonts w:ascii="Cambria Math" w:hAnsi="Cambria Math"/>
+                  <w:lang w:val="en-US"/>
+                </w:rPr>
+                <m:t>μ∈</m:t>
+              </m:r>
+              <m:d>
+                <m:dPr>
+                  <m:begChr m:val="["/>
+                  <m:endChr m:val="]"/>
+                  <m:ctrlPr>
+                    <w:rPr>
+                      <w:rFonts w:ascii="Cambria Math" w:hAnsi="Cambria Math"/>
+                      <w:i/>
+                      <w:lang w:val="en-US"/>
+                    </w:rPr>
+                  </m:ctrlPr>
+                </m:dPr>
+                <m:e>
+                  <m:acc>
+                    <m:accPr>
+                      <m:chr m:val="̅"/>
+                      <m:ctrlPr>
+                        <w:rPr>
+                          <w:rFonts w:ascii="Cambria Math" w:hAnsi="Cambria Math"/>
+                          <w:i/>
+                          <w:lang w:val="en-US"/>
+                        </w:rPr>
+                      </m:ctrlPr>
+                    </m:accPr>
+                    <m:e>
+                      <m:r>
+                        <w:rPr>
+                          <w:rFonts w:ascii="Cambria Math" w:hAnsi="Cambria Math"/>
+                          <w:lang w:val="en-US"/>
+                        </w:rPr>
+                        <m:t>X</m:t>
+                      </m:r>
+                    </m:e>
+                  </m:acc>
+                  <m:r>
+                    <w:rPr>
+                      <w:rFonts w:ascii="Cambria Math" w:hAnsi="Cambria Math"/>
+                      <w:lang w:val="en-US"/>
+                    </w:rPr>
+                    <m:t>-</m:t>
+                  </m:r>
+                  <m:f>
+                    <m:fPr>
+                      <m:ctrlPr>
+                        <w:rPr>
+                          <w:rFonts w:ascii="Cambria Math" w:hAnsi="Cambria Math"/>
+                          <w:i/>
+                          <w:lang w:val="en-US"/>
+                        </w:rPr>
+                      </m:ctrlPr>
+                    </m:fPr>
+                    <m:num>
+                      <m:r>
+                        <w:rPr>
+                          <w:rFonts w:ascii="Cambria Math" w:hAnsi="Cambria Math"/>
+                          <w:lang w:val="en-US"/>
+                        </w:rPr>
+                        <m:t>2</m:t>
+                      </m:r>
+                    </m:num>
+                    <m:den>
+                      <m:r>
+                        <w:rPr>
+                          <w:rFonts w:ascii="Cambria Math" w:hAnsi="Cambria Math"/>
+                          <w:lang w:val="en-US"/>
+                        </w:rPr>
+                        <m:t>3</m:t>
+                      </m:r>
+                    </m:den>
+                  </m:f>
+                  <m:r>
+                    <w:rPr>
+                      <w:rFonts w:ascii="Cambria Math" w:hAnsi="Cambria Math"/>
+                      <w:lang w:val="en-US"/>
+                    </w:rPr>
+                    <m:t>,</m:t>
+                  </m:r>
+                  <m:acc>
+                    <m:accPr>
+                      <m:chr m:val="̅"/>
+                      <m:ctrlPr>
+                        <w:rPr>
+                          <w:rFonts w:ascii="Cambria Math" w:hAnsi="Cambria Math"/>
+                          <w:i/>
+                          <w:lang w:val="en-US"/>
+                        </w:rPr>
+                      </m:ctrlPr>
+                    </m:accPr>
+                    <m:e>
+                      <m:r>
+                        <w:rPr>
+                          <w:rFonts w:ascii="Cambria Math" w:hAnsi="Cambria Math"/>
+                          <w:lang w:val="en-US"/>
+                        </w:rPr>
+                        <m:t>X</m:t>
+                      </m:r>
+                    </m:e>
+                  </m:acc>
+                  <m:r>
+                    <w:rPr>
+                      <w:rFonts w:ascii="Cambria Math" w:hAnsi="Cambria Math"/>
+                      <w:lang w:val="en-US"/>
+                    </w:rPr>
+                    <m:t>+</m:t>
+                  </m:r>
+                  <m:f>
+                    <m:fPr>
+                      <m:ctrlPr>
+                        <w:rPr>
+                          <w:rFonts w:ascii="Cambria Math" w:hAnsi="Cambria Math"/>
+                          <w:i/>
+                          <w:lang w:val="en-US"/>
+                        </w:rPr>
+                      </m:ctrlPr>
+                    </m:fPr>
+                    <m:num>
+                      <m:r>
+                        <w:rPr>
+                          <w:rFonts w:ascii="Cambria Math" w:hAnsi="Cambria Math"/>
+                          <w:lang w:val="en-US"/>
+                        </w:rPr>
+                        <m:t>2</m:t>
+                      </m:r>
+                    </m:num>
+                    <m:den>
+                      <m:r>
+                        <w:rPr>
+                          <w:rFonts w:ascii="Cambria Math" w:hAnsi="Cambria Math"/>
+                          <w:lang w:val="en-US"/>
+                        </w:rPr>
+                        <m:t>3</m:t>
+                      </m:r>
+                    </m:den>
+                  </m:f>
+                </m:e>
+              </m:d>
+            </m:e>
+          </m:d>
+          <m:r>
+            <w:rPr>
+              <w:rFonts w:ascii="Cambria Math" w:hAnsi="Cambria Math"/>
+              <w:lang w:val="en-US"/>
+            </w:rPr>
+            <m:t>=</m:t>
+          </m:r>
+        </m:oMath>
+      </m:oMathPara>
+    </w:p>
+    <w:p>
+      <w:pPr>
+        <w:pStyle w:val="ListParagraph"/>
+        <w:pBdr>
+          <w:top w:val="single" w:sz="4" w:space="1" w:color="auto"/>
+          <w:left w:val="single" w:sz="4" w:space="4" w:color="auto"/>
+          <w:bottom w:val="single" w:sz="4" w:space="1" w:color="auto"/>
+          <w:right w:val="single" w:sz="4" w:space="4" w:color="auto"/>
+        </w:pBdr>
+        <w:ind w:left="1080"/>
+        <w:rPr>
+          <w:rFonts w:eastAsiaTheme="minorEastAsia"/>
+          <w:lang w:val="en-US"/>
+        </w:rPr>
+      </w:pPr>
+      <m:oMathPara>
+        <m:oMathParaPr>
+          <m:jc m:val="left"/>
+        </m:oMathParaPr>
+        <m:oMath>
+          <m:r>
+            <w:rPr>
+              <w:rFonts w:ascii="Cambria Math" w:hAnsi="Cambria Math"/>
+              <w:lang w:val="en-US"/>
+            </w:rPr>
+            <m:t>P</m:t>
+          </m:r>
+          <m:d>
+            <m:dPr>
+              <m:ctrlPr>
+                <w:rPr>
+                  <w:rFonts w:ascii="Cambria Math" w:hAnsi="Cambria Math"/>
+                  <w:i/>
+                  <w:lang w:val="en-US"/>
+                </w:rPr>
+              </m:ctrlPr>
+            </m:dPr>
+            <m:e>
+              <m:r>
+                <w:rPr>
+                  <w:rFonts w:ascii="Cambria Math" w:hAnsi="Cambria Math"/>
+                  <w:lang w:val="en-US"/>
+                </w:rPr>
+                <m:t>μ∈</m:t>
+              </m:r>
+              <m:d>
+                <m:dPr>
+                  <m:begChr m:val="["/>
+                  <m:endChr m:val="]"/>
+                  <m:ctrlPr>
+                    <w:rPr>
+                      <w:rFonts w:ascii="Cambria Math" w:hAnsi="Cambria Math"/>
+                      <w:i/>
+                      <w:lang w:val="en-US"/>
+                    </w:rPr>
+                  </m:ctrlPr>
+                </m:dPr>
+                <m:e>
+                  <m:r>
+                    <w:rPr>
+                      <w:rFonts w:ascii="Cambria Math" w:hAnsi="Cambria Math"/>
+                      <w:lang w:val="en-US"/>
+                    </w:rPr>
+                    <m:t>2.4-</m:t>
+                  </m:r>
+                  <m:f>
+                    <m:fPr>
+                      <m:ctrlPr>
+                        <w:rPr>
+                          <w:rFonts w:ascii="Cambria Math" w:hAnsi="Cambria Math"/>
+                          <w:i/>
+                          <w:lang w:val="en-US"/>
+                        </w:rPr>
+                      </m:ctrlPr>
+                    </m:fPr>
+                    <m:num>
+                      <m:r>
+                        <w:rPr>
+                          <w:rFonts w:ascii="Cambria Math" w:hAnsi="Cambria Math"/>
+                          <w:lang w:val="en-US"/>
+                        </w:rPr>
+                        <m:t>2</m:t>
+                      </m:r>
+                    </m:num>
+                    <m:den>
+                      <m:r>
+                        <w:rPr>
+                          <w:rFonts w:ascii="Cambria Math" w:hAnsi="Cambria Math"/>
+                          <w:lang w:val="en-US"/>
+                        </w:rPr>
+                        <m:t>3</m:t>
+                      </m:r>
+                    </m:den>
+                  </m:f>
+                  <m:r>
+                    <w:rPr>
+                      <w:rFonts w:ascii="Cambria Math" w:hAnsi="Cambria Math"/>
+                      <w:lang w:val="en-US"/>
+                    </w:rPr>
+                    <m:t>,2.4+</m:t>
+                  </m:r>
+                  <m:f>
+                    <m:fPr>
+                      <m:ctrlPr>
+                        <w:rPr>
+                          <w:rFonts w:ascii="Cambria Math" w:hAnsi="Cambria Math"/>
+                          <w:i/>
+                          <w:lang w:val="en-US"/>
+                        </w:rPr>
+                      </m:ctrlPr>
+                    </m:fPr>
+                    <m:num>
+                      <m:r>
+                        <w:rPr>
+                          <w:rFonts w:ascii="Cambria Math" w:hAnsi="Cambria Math"/>
+                          <w:lang w:val="en-US"/>
+                        </w:rPr>
+                        <m:t>2</m:t>
+                      </m:r>
+                    </m:num>
+                    <m:den>
+                      <m:r>
+                        <w:rPr>
+                          <w:rFonts w:ascii="Cambria Math" w:hAnsi="Cambria Math"/>
+                          <w:lang w:val="en-US"/>
+                        </w:rPr>
+                        <m:t>3</m:t>
+                      </m:r>
+                    </m:den>
+                  </m:f>
+                </m:e>
+              </m:d>
+            </m:e>
+          </m:d>
+          <m:r>
+            <w:rPr>
+              <w:rFonts w:ascii="Cambria Math" w:hAnsi="Cambria Math"/>
+              <w:lang w:val="en-US"/>
+            </w:rPr>
+            <m:t>=P</m:t>
+          </m:r>
+          <m:d>
+            <m:dPr>
+              <m:ctrlPr>
+                <w:rPr>
+                  <w:rFonts w:ascii="Cambria Math" w:hAnsi="Cambria Math"/>
+                  <w:i/>
+                  <w:lang w:val="en-US"/>
+                </w:rPr>
+              </m:ctrlPr>
+            </m:dPr>
+            <m:e>
+              <m:r>
+                <w:rPr>
+                  <w:rFonts w:ascii="Cambria Math" w:hAnsi="Cambria Math"/>
+                  <w:lang w:val="en-US"/>
+                </w:rPr>
+                <m:t>μ∈</m:t>
+              </m:r>
+              <m:d>
+                <m:dPr>
+                  <m:begChr m:val="["/>
+                  <m:endChr m:val="]"/>
+                  <m:ctrlPr>
+                    <w:rPr>
+                      <w:rFonts w:ascii="Cambria Math" w:hAnsi="Cambria Math"/>
+                      <w:i/>
+                      <w:lang w:val="en-US"/>
+                    </w:rPr>
+                  </m:ctrlPr>
+                </m:dPr>
+                <m:e>
+                  <m:f>
+                    <m:fPr>
+                      <m:ctrlPr>
+                        <w:rPr>
+                          <w:rFonts w:ascii="Cambria Math" w:hAnsi="Cambria Math"/>
+                          <w:i/>
+                          <w:lang w:val="en-US"/>
+                        </w:rPr>
+                      </m:ctrlPr>
+                    </m:fPr>
+                    <m:num>
+                      <m:r>
+                        <w:rPr>
+                          <w:rFonts w:ascii="Cambria Math" w:hAnsi="Cambria Math"/>
+                          <w:lang w:val="en-US"/>
+                        </w:rPr>
+                        <m:t>26</m:t>
+                      </m:r>
+                    </m:num>
+                    <m:den>
+                      <m:r>
+                        <w:rPr>
+                          <w:rFonts w:ascii="Cambria Math" w:hAnsi="Cambria Math"/>
+                          <w:lang w:val="en-US"/>
+                        </w:rPr>
+                        <m:t>15</m:t>
+                      </m:r>
+                    </m:den>
+                  </m:f>
+                  <m:r>
+                    <w:rPr>
+                      <w:rFonts w:ascii="Cambria Math" w:hAnsi="Cambria Math"/>
+                      <w:lang w:val="en-US"/>
+                    </w:rPr>
+                    <m:t>,</m:t>
+                  </m:r>
+                  <m:f>
+                    <m:fPr>
+                      <m:ctrlPr>
+                        <w:rPr>
+                          <w:rFonts w:ascii="Cambria Math" w:hAnsi="Cambria Math"/>
+                          <w:i/>
+                          <w:lang w:val="en-US"/>
+                        </w:rPr>
+                      </m:ctrlPr>
+                    </m:fPr>
+                    <m:num>
+                      <m:r>
+                        <w:rPr>
+                          <w:rFonts w:ascii="Cambria Math" w:hAnsi="Cambria Math"/>
+                          <w:lang w:val="en-US"/>
+                        </w:rPr>
+                        <m:t>46</m:t>
+                      </m:r>
+                    </m:num>
+                    <m:den>
+                      <m:r>
+                        <w:rPr>
+                          <w:rFonts w:ascii="Cambria Math" w:hAnsi="Cambria Math"/>
+                          <w:lang w:val="en-US"/>
+                        </w:rPr>
+                        <m:t>15</m:t>
+                      </m:r>
+                    </m:den>
+                  </m:f>
+                </m:e>
+              </m:d>
+            </m:e>
+          </m:d>
+          <m:r>
+            <w:rPr>
+              <w:rFonts w:ascii="Cambria Math" w:hAnsi="Cambria Math"/>
+              <w:lang w:val="en-US"/>
+            </w:rPr>
+            <m:t>=95%</m:t>
+          </m:r>
+        </m:oMath>
+      </m:oMathPara>
+    </w:p>
+    <w:p>
+      <w:pPr>
+        <w:pStyle w:val="ListParagraph"/>
+        <w:numPr>
+          <w:ilvl w:val="0"/>
+          <w:numId w:val="7"/>
+        </w:numPr>
+        <w:rPr>
+          <w:rFonts w:eastAsiaTheme="minorEastAsia"/>
+          <w:lang w:val="en-US"/>
+        </w:rPr>
+      </w:pPr>
+      <w:r>
+        <w:rPr>
+          <w:rFonts w:eastAsiaTheme="minorEastAsia"/>
+          <w:lang w:val="en-US"/>
+        </w:rPr>
+        <w:t xml:space="preserve">Như vậy, ta đã tìm được khoảng tin cậy của </w:t>
+      </w:r>
+      <w:r>
+        <w:rPr>
+          <w:lang w:val="en-US"/>
+        </w:rPr>
+        <w:sym w:font="Symbol" w:char="F06D"/>
+      </w:r>
+      <w:r>
+        <w:rPr>
+          <w:lang w:val="en-US"/>
+        </w:rPr>
+        <w:t xml:space="preserve"> là [26 / 15, 46 / 15] với độ tin cậy = 95%</w:t>
+      </w:r>
+    </w:p>
+    <w:p>
+      <w:pPr>
+        <w:pStyle w:val="ListParagraph"/>
+        <w:numPr>
+          <w:ilvl w:val="0"/>
+          <w:numId w:val="7"/>
+        </w:numPr>
+        <w:rPr>
+          <w:rFonts w:eastAsiaTheme="minorEastAsia"/>
+          <w:lang w:val="en-US"/>
+        </w:rPr>
+      </w:pPr>
+      <w:r>
+        <w:rPr>
+          <w:lang w:val="en-US"/>
+        </w:rPr>
+        <w:t xml:space="preserve">Một cách tổng quát, với X </w:t>
+      </w:r>
+      <w:r>
+        <w:rPr>
+          <w:lang w:val="en-US"/>
+        </w:rPr>
+        <w:sym w:font="Symbol" w:char="F07E"/>
+      </w:r>
+      <w:r>
+        <w:rPr>
+          <w:lang w:val="en-US"/>
+        </w:rPr>
+        <w:t xml:space="preserve"> N(</w:t>
+      </w:r>
+      <w:r>
+        <w:rPr>
+          <w:lang w:val="en-US"/>
+        </w:rPr>
+        <w:sym w:font="Symbol" w:char="F06D"/>
+      </w:r>
+      <w:r>
+        <w:rPr>
+          <w:lang w:val="en-US"/>
+        </w:rPr>
+        <w:t xml:space="preserve">, </w:t>
+      </w:r>
+      <w:r>
+        <w:rPr>
+          <w:lang w:val="en-US"/>
+        </w:rPr>
+        <w:sym w:font="Symbol" w:char="F073"/>
+      </w:r>
+      <w:r>
+        <w:rPr>
+          <w:vertAlign w:val="superscript"/>
+          <w:lang w:val="en-US"/>
+        </w:rPr>
+        <w:t>2</w:t>
+      </w:r>
+      <w:r>
+        <w:rPr>
+          <w:lang w:val="en-US"/>
+        </w:rPr>
+        <w:t xml:space="preserve">), </w:t>
+      </w:r>
+      <w:r>
+        <w:rPr>
+          <w:lang w:val="en-US"/>
+        </w:rPr>
+        <w:sym w:font="Symbol" w:char="F073"/>
+      </w:r>
+      <w:r>
+        <w:rPr>
+          <w:vertAlign w:val="superscript"/>
+          <w:lang w:val="en-US"/>
+        </w:rPr>
+        <w:t>2</w:t>
+      </w:r>
+      <w:r>
+        <w:rPr>
+          <w:lang w:val="en-US"/>
+        </w:rPr>
+        <w:t xml:space="preserve"> đã biết,</w:t>
+      </w:r>
+      <w:r>
+        <w:rPr>
+          <w:lang w:val="en-US"/>
+        </w:rPr>
+        <w:t xml:space="preserve"> </w:t>
+      </w:r>
+      <w:r>
+        <w:rPr>
+          <w:lang w:val="en-US"/>
+        </w:rPr>
+        <w:t>x̄</w:t>
+      </w:r>
+      <w:r>
+        <w:rPr>
+          <w:lang w:val="en-US"/>
+        </w:rPr>
+        <w:t xml:space="preserve"> đã tính,</w:t>
+      </w:r>
+      <w:r>
+        <w:rPr>
+          <w:lang w:val="en-US"/>
+        </w:rPr>
+        <w:t xml:space="preserve"> </w:t>
+      </w:r>
+      <w:r>
+        <w:rPr>
+          <w:lang w:val="en-US"/>
+        </w:rPr>
+        <w:t xml:space="preserve">c = d = C, </w:t>
+      </w:r>
+      <w:r>
+        <w:rPr>
+          <w:lang w:val="en-US"/>
+        </w:rPr>
+        <w:t>thì khoảng tin cậy</w:t>
+      </w:r>
+      <w:r>
+        <w:rPr>
+          <w:lang w:val="en-US"/>
+        </w:rPr>
+        <w:t xml:space="preserve"> đối xứng</w:t>
+      </w:r>
+      <w:r>
+        <w:rPr>
+          <w:lang w:val="en-US"/>
+        </w:rPr>
+        <w:t xml:space="preserve"> của </w:t>
+      </w:r>
+      <w:r>
+        <w:rPr>
+          <w:lang w:val="en-US"/>
+        </w:rPr>
+        <w:sym w:font="Symbol" w:char="F06D"/>
+      </w:r>
+      <w:r>
+        <w:rPr>
+          <w:lang w:val="en-US"/>
+        </w:rPr>
+        <w:t xml:space="preserve"> là</w:t>
+      </w:r>
+    </w:p>
+    <w:p>
+      <w:pPr>
+        <w:pStyle w:val="ListParagraph"/>
+        <w:pBdr>
+          <w:top w:val="single" w:sz="4" w:space="1" w:color="auto"/>
+          <w:left w:val="single" w:sz="4" w:space="4" w:color="auto"/>
+          <w:bottom w:val="single" w:sz="4" w:space="1" w:color="auto"/>
+          <w:right w:val="single" w:sz="4" w:space="4" w:color="auto"/>
+        </w:pBdr>
+        <w:ind w:left="1080"/>
+        <w:rPr>
+          <w:rFonts w:eastAsiaTheme="minorEastAsia"/>
+          <w:lang w:val="en-US"/>
+        </w:rPr>
+      </w:pPr>
+      <m:oMathPara>
+        <m:oMathParaPr>
+          <m:jc m:val="left"/>
+        </m:oMathParaPr>
+        <m:oMath>
+          <m:r>
+            <w:rPr>
+              <w:rFonts w:ascii="Cambria Math" w:hAnsi="Cambria Math"/>
+              <w:lang w:val="en-US"/>
+            </w:rPr>
+            <w:lastRenderedPageBreak/>
+            <m:t>μ∈</m:t>
+          </m:r>
+          <m:d>
+            <m:dPr>
+              <m:begChr m:val="["/>
+              <m:endChr m:val="]"/>
+              <m:ctrlPr>
+                <w:rPr>
+                  <w:rFonts w:ascii="Cambria Math" w:hAnsi="Cambria Math"/>
+                  <w:i/>
+                  <w:lang w:val="en-US"/>
+                </w:rPr>
+              </m:ctrlPr>
+            </m:dPr>
+            <m:e>
+              <m:acc>
+                <m:accPr>
+                  <m:chr m:val="̅"/>
+                  <m:ctrlPr>
+                    <w:rPr>
+                      <w:rFonts w:ascii="Cambria Math" w:hAnsi="Cambria Math"/>
+                      <w:i/>
+                      <w:lang w:val="en-US"/>
+                    </w:rPr>
+                  </m:ctrlPr>
+                </m:accPr>
+                <m:e>
+                  <m:r>
+                    <w:rPr>
+                      <w:rFonts w:ascii="Cambria Math" w:hAnsi="Cambria Math"/>
+                      <w:lang w:val="en-US"/>
+                    </w:rPr>
+                    <m:t>x</m:t>
+                  </m:r>
+                </m:e>
+              </m:acc>
+              <m:r>
+                <w:rPr>
+                  <w:rFonts w:ascii="Cambria Math" w:hAnsi="Cambria Math"/>
+                  <w:lang w:val="en-US"/>
+                </w:rPr>
+                <m:t>-</m:t>
+              </m:r>
+              <m:f>
+                <m:fPr>
+                  <m:ctrlPr>
+                    <w:rPr>
+                      <w:rFonts w:ascii="Cambria Math" w:hAnsi="Cambria Math"/>
+                      <w:i/>
+                      <w:lang w:val="en-US"/>
+                    </w:rPr>
+                  </m:ctrlPr>
+                </m:fPr>
+                <m:num>
+                  <m:r>
+                    <w:rPr>
+                      <w:rFonts w:ascii="Cambria Math" w:hAnsi="Cambria Math"/>
+                      <w:lang w:val="en-US"/>
+                    </w:rPr>
+                    <m:t>Cσ</m:t>
+                  </m:r>
+                </m:num>
+                <m:den>
+                  <m:rad>
+                    <m:radPr>
+                      <m:degHide m:val="1"/>
+                      <m:ctrlPr>
+                        <w:rPr>
+                          <w:rFonts w:ascii="Cambria Math" w:hAnsi="Cambria Math"/>
+                          <w:i/>
+                          <w:lang w:val="en-US"/>
+                        </w:rPr>
+                      </m:ctrlPr>
+                    </m:radPr>
+                    <m:deg/>
+                    <m:e>
+                      <m:r>
+                        <w:rPr>
+                          <w:rFonts w:ascii="Cambria Math" w:hAnsi="Cambria Math"/>
+                          <w:lang w:val="en-US"/>
+                        </w:rPr>
+                        <m:t>n</m:t>
+                      </m:r>
+                    </m:e>
+                  </m:rad>
+                </m:den>
+              </m:f>
+              <m:r>
+                <w:rPr>
+                  <w:rFonts w:ascii="Cambria Math" w:hAnsi="Cambria Math"/>
+                  <w:lang w:val="en-US"/>
+                </w:rPr>
+                <m:t>,</m:t>
+              </m:r>
+              <m:acc>
+                <m:accPr>
+                  <m:chr m:val="̅"/>
+                  <m:ctrlPr>
+                    <w:rPr>
+                      <w:rFonts w:ascii="Cambria Math" w:hAnsi="Cambria Math"/>
+                      <w:i/>
+                      <w:lang w:val="en-US"/>
+                    </w:rPr>
+                  </m:ctrlPr>
+                </m:accPr>
+                <m:e>
+                  <m:r>
+                    <w:rPr>
+                      <w:rFonts w:ascii="Cambria Math" w:hAnsi="Cambria Math"/>
+                      <w:lang w:val="en-US"/>
+                    </w:rPr>
+                    <m:t>x</m:t>
+                  </m:r>
+                </m:e>
+              </m:acc>
+              <m:r>
+                <w:rPr>
+                  <w:rFonts w:ascii="Cambria Math" w:hAnsi="Cambria Math"/>
+                  <w:lang w:val="en-US"/>
+                </w:rPr>
+                <m:t>+</m:t>
+              </m:r>
+              <m:f>
+                <m:fPr>
+                  <m:ctrlPr>
+                    <w:rPr>
+                      <w:rFonts w:ascii="Cambria Math" w:hAnsi="Cambria Math"/>
+                      <w:i/>
+                      <w:lang w:val="en-US"/>
+                    </w:rPr>
+                  </m:ctrlPr>
+                </m:fPr>
+                <m:num>
+                  <m:r>
+                    <w:rPr>
+                      <w:rFonts w:ascii="Cambria Math" w:hAnsi="Cambria Math"/>
+                      <w:lang w:val="en-US"/>
+                    </w:rPr>
+                    <m:t>Cσ</m:t>
+                  </m:r>
+                </m:num>
+                <m:den>
+                  <m:rad>
+                    <m:radPr>
+                      <m:degHide m:val="1"/>
+                      <m:ctrlPr>
+                        <w:rPr>
+                          <w:rFonts w:ascii="Cambria Math" w:hAnsi="Cambria Math"/>
+                          <w:i/>
+                          <w:lang w:val="en-US"/>
+                        </w:rPr>
+                      </m:ctrlPr>
+                    </m:radPr>
+                    <m:deg/>
+                    <m:e>
+                      <m:r>
+                        <w:rPr>
+                          <w:rFonts w:ascii="Cambria Math" w:hAnsi="Cambria Math"/>
+                          <w:lang w:val="en-US"/>
+                        </w:rPr>
+                        <m:t>n</m:t>
+                      </m:r>
+                    </m:e>
+                  </m:rad>
+                </m:den>
+              </m:f>
+            </m:e>
+          </m:d>
+        </m:oMath>
+      </m:oMathPara>
+    </w:p>
+    <w:p>
+      <w:pPr>
+        <w:pStyle w:val="ListParagraph"/>
+        <w:numPr>
+          <w:ilvl w:val="0"/>
+          <w:numId w:val="7"/>
+        </w:numPr>
+        <w:rPr>
+          <w:lang w:val="en-US"/>
+        </w:rPr>
+      </w:pPr>
+      <w:r>
+        <w:rPr>
+          <w:lang w:val="en-US"/>
+        </w:rPr>
+        <w:t xml:space="preserve">Nếu ta chọn c và d sao cho b = </w:t>
+      </w:r>
+      <w:r>
+        <w:rPr>
+          <w:lang w:val="en-US"/>
+        </w:rPr>
+        <w:sym w:font="Symbol" w:char="F0A5"/>
+      </w:r>
+      <w:r>
+        <w:rPr>
+          <w:lang w:val="en-US"/>
+        </w:rPr>
+        <w:t xml:space="preserve">, thì [a, b] = [a, </w:t>
+      </w:r>
+      <w:r>
+        <w:rPr>
+          <w:lang w:val="en-US"/>
+        </w:rPr>
+        <w:sym w:font="Symbol" w:char="F0A5"/>
+      </w:r>
+      <w:r>
+        <w:rPr>
+          <w:lang w:val="en-US"/>
+        </w:rPr>
+        <w:t>] gọi là khoảng tin cậy tối thiểu, còn nếu chọn c và d sao cho a = –</w:t>
+      </w:r>
+      <w:r>
+        <w:rPr>
+          <w:lang w:val="en-US"/>
+        </w:rPr>
+        <w:sym w:font="Symbol" w:char="F0A5"/>
+      </w:r>
+      <w:r>
+        <w:rPr>
+          <w:lang w:val="en-US"/>
+        </w:rPr>
+        <w:t>, thì [a, b] = [–</w:t>
+      </w:r>
+      <w:r>
+        <w:rPr>
+          <w:lang w:val="en-US"/>
+        </w:rPr>
+        <w:sym w:font="Symbol" w:char="F0A5"/>
+      </w:r>
+      <w:r>
+        <w:rPr>
+          <w:lang w:val="en-US"/>
+        </w:rPr>
+        <w:t>, b] gọi là khoảng tin cậy tối đa</w:t>
+      </w:r>
+    </w:p>
+    <w:p>
+      <w:pPr>
+        <w:pStyle w:val="ListParagraph"/>
+        <w:numPr>
+          <w:ilvl w:val="0"/>
+          <w:numId w:val="7"/>
+        </w:numPr>
+        <w:rPr>
+          <w:lang w:val="en-US"/>
+        </w:rPr>
+      </w:pPr>
+      <w:r>
+        <w:rPr>
+          <w:lang w:val="en-US"/>
+        </w:rPr>
+        <w:t xml:space="preserve">Trường hợp X </w:t>
+      </w:r>
+      <w:r>
+        <w:rPr>
+          <w:lang w:val="en-US"/>
+        </w:rPr>
+        <w:sym w:font="Symbol" w:char="F07E"/>
+      </w:r>
+      <w:r>
+        <w:rPr>
+          <w:lang w:val="en-US"/>
+        </w:rPr>
+        <w:t xml:space="preserve"> N(</w:t>
+      </w:r>
+      <w:r>
+        <w:rPr>
+          <w:lang w:val="en-US"/>
+        </w:rPr>
+        <w:sym w:font="Symbol" w:char="F06D"/>
+      </w:r>
+      <w:r>
+        <w:rPr>
+          <w:lang w:val="en-US"/>
+        </w:rPr>
+        <w:t xml:space="preserve">, </w:t>
+      </w:r>
+      <w:r>
+        <w:rPr>
+          <w:lang w:val="en-US"/>
+        </w:rPr>
+        <w:sym w:font="Symbol" w:char="F073"/>
+      </w:r>
+      <w:r>
+        <w:rPr>
+          <w:vertAlign w:val="superscript"/>
+          <w:lang w:val="en-US"/>
+        </w:rPr>
+        <w:t>2</w:t>
+      </w:r>
+      <w:r>
+        <w:rPr>
+          <w:lang w:val="en-US"/>
+        </w:rPr>
+        <w:t xml:space="preserve">) mà </w:t>
+      </w:r>
+      <w:r>
+        <w:rPr>
+          <w:lang w:val="en-US"/>
+        </w:rPr>
+        <w:sym w:font="Symbol" w:char="F073"/>
+      </w:r>
+      <w:r>
+        <w:rPr>
+          <w:vertAlign w:val="superscript"/>
+          <w:lang w:val="en-US"/>
+        </w:rPr>
+        <w:t>2</w:t>
+      </w:r>
+      <w:r>
+        <w:rPr>
+          <w:lang w:val="en-US"/>
+        </w:rPr>
+        <w:t xml:space="preserve"> chưa biết, ta tạo biến ngẫu nhiên Z như sau</w:t>
+      </w:r>
+    </w:p>
+    <w:p>
+      <w:pPr>
+        <w:pStyle w:val="ListParagraph"/>
+        <w:pBdr>
+          <w:top w:val="single" w:sz="4" w:space="1" w:color="auto"/>
+          <w:left w:val="single" w:sz="4" w:space="4" w:color="auto"/>
+          <w:bottom w:val="single" w:sz="4" w:space="1" w:color="auto"/>
+          <w:right w:val="single" w:sz="4" w:space="4" w:color="auto"/>
+        </w:pBdr>
+        <w:ind w:left="1080"/>
+        <w:rPr>
+          <w:rFonts w:ascii="Cambria Math" w:hAnsi="Cambria Math"/>
+          <w:lang w:val="en-US"/>
+          <w:oMath/>
+        </w:rPr>
+      </w:pPr>
+      <m:oMathPara>
+        <m:oMathParaPr>
+          <m:jc m:val="left"/>
+        </m:oMathParaPr>
+        <m:oMath>
+          <m:r>
+            <w:rPr>
+              <w:rFonts w:ascii="Cambria Math" w:hAnsi="Cambria Math"/>
+              <w:lang w:val="en-US"/>
+            </w:rPr>
+            <m:t>Z=</m:t>
+          </m:r>
+          <m:rad>
+            <m:radPr>
+              <m:degHide m:val="1"/>
+              <m:ctrlPr>
+                <w:rPr>
+                  <w:rFonts w:ascii="Cambria Math" w:hAnsi="Cambria Math"/>
+                  <w:i/>
+                  <w:lang w:val="en-US"/>
+                </w:rPr>
+              </m:ctrlPr>
+            </m:radPr>
+            <m:deg/>
+            <m:e>
+              <m:r>
+                <w:rPr>
+                  <w:rFonts w:ascii="Cambria Math" w:hAnsi="Cambria Math"/>
+                  <w:lang w:val="en-US"/>
+                </w:rPr>
+                <m:t>n</m:t>
+              </m:r>
+            </m:e>
+          </m:rad>
+          <m:f>
+            <m:fPr>
+              <m:ctrlPr>
+                <w:rPr>
+                  <w:rFonts w:ascii="Cambria Math" w:hAnsi="Cambria Math"/>
+                  <w:i/>
+                  <w:lang w:val="en-US"/>
+                </w:rPr>
+              </m:ctrlPr>
+            </m:fPr>
+            <m:num>
+              <m:acc>
+                <m:accPr>
+                  <m:chr m:val="̅"/>
+                  <m:ctrlPr>
+                    <w:rPr>
+                      <w:rFonts w:ascii="Cambria Math" w:hAnsi="Cambria Math"/>
+                      <w:i/>
+                      <w:lang w:val="en-US"/>
+                    </w:rPr>
+                  </m:ctrlPr>
+                </m:accPr>
+                <m:e>
+                  <m:r>
+                    <w:rPr>
+                      <w:rFonts w:ascii="Cambria Math" w:hAnsi="Cambria Math"/>
+                      <w:lang w:val="en-US"/>
+                    </w:rPr>
+                    <m:t>X</m:t>
+                  </m:r>
+                </m:e>
+              </m:acc>
+              <m:r>
+                <w:rPr>
+                  <w:rFonts w:ascii="Cambria Math" w:hAnsi="Cambria Math"/>
+                  <w:lang w:val="en-US"/>
+                </w:rPr>
+                <m:t>-μ</m:t>
+              </m:r>
+            </m:num>
+            <m:den>
+              <m:sSub>
+                <m:sSubPr>
+                  <m:ctrlPr>
+                    <w:rPr>
+                      <w:rFonts w:ascii="Cambria Math" w:hAnsi="Cambria Math"/>
+                      <w:i/>
+                      <w:lang w:val="en-US"/>
+                    </w:rPr>
+                  </m:ctrlPr>
+                </m:sSubPr>
+                <m:e>
+                  <m:r>
+                    <w:rPr>
+                      <w:rFonts w:ascii="Cambria Math" w:hAnsi="Cambria Math"/>
+                      <w:lang w:val="en-US"/>
+                    </w:rPr>
+                    <m:t>S</m:t>
+                  </m:r>
+                </m:e>
+                <m:sub>
+                  <m:r>
+                    <w:rPr>
+                      <w:rFonts w:ascii="Cambria Math" w:hAnsi="Cambria Math"/>
+                      <w:lang w:val="en-US"/>
+                    </w:rPr>
+                    <m:t>X</m:t>
+                  </m:r>
+                </m:sub>
+              </m:sSub>
+            </m:den>
+          </m:f>
+        </m:oMath>
+      </m:oMathPara>
+    </w:p>
+    <w:p>
+      <w:pPr>
+        <w:pStyle w:val="ListParagraph"/>
+        <w:numPr>
+          <w:ilvl w:val="0"/>
+          <w:numId w:val="7"/>
+        </w:numPr>
+        <w:rPr>
+          <w:rFonts w:ascii="Cambria Math" w:hAnsi="Cambria Math"/>
+          <w:lang w:val="en-US"/>
+          <w:oMath/>
+        </w:rPr>
+      </w:pPr>
+      <w:r>
+        <w:rPr>
+          <w:lang w:val="en-US"/>
+        </w:rPr>
+        <w:t xml:space="preserve">Dễ dàng chứng minh được Z </w:t>
+      </w:r>
+      <w:r>
+        <w:rPr>
+          <w:lang w:val="en-US"/>
+        </w:rPr>
+        <w:sym w:font="Symbol" w:char="F07E"/>
+      </w:r>
+      <w:r>
+        <w:rPr>
+          <w:lang w:val="en-US"/>
+        </w:rPr>
+        <w:t xml:space="preserve"> St(n – 1), ta có</w:t>
+      </w:r>
+    </w:p>
+    <w:p>
+      <w:pPr>
+        <w:pStyle w:val="ListParagraph"/>
+        <w:pBdr>
+          <w:top w:val="single" w:sz="4" w:space="1" w:color="auto"/>
+          <w:left w:val="single" w:sz="4" w:space="4" w:color="auto"/>
+          <w:bottom w:val="single" w:sz="4" w:space="1" w:color="auto"/>
+          <w:right w:val="single" w:sz="4" w:space="4" w:color="auto"/>
+        </w:pBdr>
+        <w:ind w:left="1080"/>
+        <w:rPr>
+          <w:rFonts w:eastAsiaTheme="minorEastAsia"/>
+          <w:lang w:val="en-US"/>
+        </w:rPr>
+      </w:pPr>
+      <m:oMathPara>
+        <m:oMathParaPr>
+          <m:jc m:val="left"/>
+        </m:oMathParaPr>
+        <m:oMath>
+          <m:r>
+            <w:rPr>
+              <w:rFonts w:ascii="Cambria Math" w:hAnsi="Cambria Math"/>
+              <w:lang w:val="en-US"/>
+            </w:rPr>
+            <m:t>Z=</m:t>
+          </m:r>
+          <m:rad>
+            <m:radPr>
+              <m:degHide m:val="1"/>
+              <m:ctrlPr>
+                <w:rPr>
+                  <w:rFonts w:ascii="Cambria Math" w:hAnsi="Cambria Math"/>
+                  <w:i/>
+                  <w:lang w:val="en-US"/>
+                </w:rPr>
+              </m:ctrlPr>
+            </m:radPr>
+            <m:deg/>
+            <m:e>
+              <m:r>
+                <w:rPr>
+                  <w:rFonts w:ascii="Cambria Math" w:hAnsi="Cambria Math"/>
+                  <w:lang w:val="en-US"/>
+                </w:rPr>
+                <m:t>n</m:t>
+              </m:r>
+            </m:e>
+          </m:rad>
+          <m:f>
+            <m:fPr>
+              <m:ctrlPr>
+                <w:rPr>
+                  <w:rFonts w:ascii="Cambria Math" w:hAnsi="Cambria Math"/>
+                  <w:i/>
+                  <w:lang w:val="en-US"/>
+                </w:rPr>
+              </m:ctrlPr>
+            </m:fPr>
+            <m:num>
+              <m:acc>
+                <m:accPr>
+                  <m:chr m:val="̅"/>
+                  <m:ctrlPr>
+                    <w:rPr>
+                      <w:rFonts w:ascii="Cambria Math" w:hAnsi="Cambria Math"/>
+                      <w:i/>
+                      <w:lang w:val="en-US"/>
+                    </w:rPr>
+                  </m:ctrlPr>
+                </m:accPr>
+                <m:e>
+                  <m:r>
+                    <w:rPr>
+                      <w:rFonts w:ascii="Cambria Math" w:hAnsi="Cambria Math"/>
+                      <w:lang w:val="en-US"/>
+                    </w:rPr>
+                    <m:t>X</m:t>
+                  </m:r>
+                </m:e>
+              </m:acc>
+              <m:r>
+                <w:rPr>
+                  <w:rFonts w:ascii="Cambria Math" w:hAnsi="Cambria Math"/>
+                  <w:lang w:val="en-US"/>
+                </w:rPr>
+                <m:t>-μ</m:t>
+              </m:r>
+            </m:num>
+            <m:den>
+              <m:sSub>
+                <m:sSubPr>
+                  <m:ctrlPr>
+                    <w:rPr>
+                      <w:rFonts w:ascii="Cambria Math" w:hAnsi="Cambria Math"/>
+                      <w:i/>
+                      <w:lang w:val="en-US"/>
+                    </w:rPr>
+                  </m:ctrlPr>
+                </m:sSubPr>
+                <m:e>
+                  <m:r>
+                    <w:rPr>
+                      <w:rFonts w:ascii="Cambria Math" w:hAnsi="Cambria Math"/>
+                      <w:lang w:val="en-US"/>
+                    </w:rPr>
+                    <m:t>S</m:t>
+                  </m:r>
+                </m:e>
+                <m:sub>
+                  <m:r>
+                    <w:rPr>
+                      <w:rFonts w:ascii="Cambria Math" w:hAnsi="Cambria Math"/>
+                      <w:lang w:val="en-US"/>
+                    </w:rPr>
+                    <m:t>X</m:t>
+                  </m:r>
+                </m:sub>
+              </m:sSub>
+            </m:den>
+          </m:f>
+          <m:r>
+            <w:rPr>
+              <w:rFonts w:ascii="Cambria Math" w:hAnsi="Cambria Math"/>
+              <w:lang w:val="en-US"/>
+            </w:rPr>
+            <m:t>=</m:t>
+          </m:r>
+          <m:rad>
+            <m:radPr>
+              <m:degHide m:val="1"/>
+              <m:ctrlPr>
+                <w:rPr>
+                  <w:rFonts w:ascii="Cambria Math" w:hAnsi="Cambria Math"/>
+                  <w:i/>
+                  <w:lang w:val="en-US"/>
+                </w:rPr>
+              </m:ctrlPr>
+            </m:radPr>
+            <m:deg/>
+            <m:e>
+              <m:r>
+                <w:rPr>
+                  <w:rFonts w:ascii="Cambria Math" w:hAnsi="Cambria Math"/>
+                  <w:lang w:val="en-US"/>
+                </w:rPr>
+                <m:t>n</m:t>
+              </m:r>
+            </m:e>
+          </m:rad>
+          <m:f>
+            <m:fPr>
+              <m:ctrlPr>
+                <w:rPr>
+                  <w:rFonts w:ascii="Cambria Math" w:hAnsi="Cambria Math"/>
+                  <w:i/>
+                  <w:lang w:val="en-US"/>
+                </w:rPr>
+              </m:ctrlPr>
+            </m:fPr>
+            <m:num>
+              <m:acc>
+                <m:accPr>
+                  <m:chr m:val="̅"/>
+                  <m:ctrlPr>
+                    <w:rPr>
+                      <w:rFonts w:ascii="Cambria Math" w:hAnsi="Cambria Math"/>
+                      <w:i/>
+                      <w:lang w:val="en-US"/>
+                    </w:rPr>
+                  </m:ctrlPr>
+                </m:accPr>
+                <m:e>
+                  <m:r>
+                    <w:rPr>
+                      <w:rFonts w:ascii="Cambria Math" w:hAnsi="Cambria Math"/>
+                      <w:lang w:val="en-US"/>
+                    </w:rPr>
+                    <m:t>X</m:t>
+                  </m:r>
+                </m:e>
+              </m:acc>
+              <m:r>
+                <w:rPr>
+                  <w:rFonts w:ascii="Cambria Math" w:hAnsi="Cambria Math"/>
+                  <w:lang w:val="en-US"/>
+                </w:rPr>
+                <m:t>-μ</m:t>
+              </m:r>
+            </m:num>
+            <m:den>
+              <m:r>
+                <w:rPr>
+                  <w:rFonts w:ascii="Cambria Math" w:hAnsi="Cambria Math"/>
+                  <w:lang w:val="en-US"/>
+                </w:rPr>
+                <m:t>σ</m:t>
+              </m:r>
+            </m:den>
+          </m:f>
+          <m:r>
+            <w:rPr>
+              <w:rFonts w:ascii="Cambria Math" w:hAnsi="Cambria Math"/>
+              <w:lang w:val="en-US"/>
+            </w:rPr>
+            <m:t>/</m:t>
+          </m:r>
+          <m:f>
+            <m:fPr>
+              <m:ctrlPr>
+                <w:rPr>
+                  <w:rFonts w:ascii="Cambria Math" w:hAnsi="Cambria Math"/>
+                  <w:i/>
+                  <w:lang w:val="en-US"/>
+                </w:rPr>
+              </m:ctrlPr>
+            </m:fPr>
+            <m:num>
+              <m:sSub>
+                <m:sSubPr>
+                  <m:ctrlPr>
+                    <w:rPr>
+                      <w:rFonts w:ascii="Cambria Math" w:hAnsi="Cambria Math"/>
+                      <w:i/>
+                      <w:lang w:val="en-US"/>
+                    </w:rPr>
+                  </m:ctrlPr>
+                </m:sSubPr>
+                <m:e>
+                  <m:r>
+                    <w:rPr>
+                      <w:rFonts w:ascii="Cambria Math" w:hAnsi="Cambria Math"/>
+                      <w:lang w:val="en-US"/>
+                    </w:rPr>
+                    <m:t>S</m:t>
+                  </m:r>
+                </m:e>
+                <m:sub>
+                  <m:r>
+                    <w:rPr>
+                      <w:rFonts w:ascii="Cambria Math" w:hAnsi="Cambria Math"/>
+                      <w:lang w:val="en-US"/>
+                    </w:rPr>
+                    <m:t>X</m:t>
+                  </m:r>
+                </m:sub>
+              </m:sSub>
+            </m:num>
+            <m:den>
+              <m:r>
+                <w:rPr>
+                  <w:rFonts w:ascii="Cambria Math" w:hAnsi="Cambria Math"/>
+                  <w:lang w:val="en-US"/>
+                </w:rPr>
+                <m:t>σ</m:t>
+              </m:r>
+            </m:den>
+          </m:f>
+          <m:r>
+            <w:rPr>
+              <w:rFonts w:ascii="Cambria Math" w:hAnsi="Cambria Math"/>
+              <w:lang w:val="en-US"/>
+            </w:rPr>
+            <m:t>=Y</m:t>
+          </m:r>
+          <m:rad>
+            <m:radPr>
+              <m:degHide m:val="1"/>
+              <m:ctrlPr>
+                <w:rPr>
+                  <w:rFonts w:ascii="Cambria Math" w:hAnsi="Cambria Math"/>
+                  <w:i/>
+                  <w:lang w:val="en-US"/>
+                </w:rPr>
+              </m:ctrlPr>
+            </m:radPr>
+            <m:deg/>
+            <m:e>
+              <m:r>
+                <w:rPr>
+                  <w:rFonts w:ascii="Cambria Math" w:hAnsi="Cambria Math"/>
+                  <w:lang w:val="en-US"/>
+                </w:rPr>
+                <m:t>n-1</m:t>
+              </m:r>
+            </m:e>
+          </m:rad>
+          <m:r>
+            <w:rPr>
+              <w:rFonts w:ascii="Cambria Math" w:hAnsi="Cambria Math"/>
+              <w:lang w:val="en-US"/>
+            </w:rPr>
+            <m:t>/</m:t>
+          </m:r>
+          <m:rad>
+            <m:radPr>
+              <m:degHide m:val="1"/>
+              <m:ctrlPr>
+                <w:rPr>
+                  <w:rFonts w:ascii="Cambria Math" w:hAnsi="Cambria Math"/>
+                  <w:i/>
+                  <w:lang w:val="en-US"/>
+                </w:rPr>
+              </m:ctrlPr>
+            </m:radPr>
+            <m:deg/>
+            <m:e>
+              <m:f>
+                <m:fPr>
+                  <m:ctrlPr>
+                    <w:rPr>
+                      <w:rFonts w:ascii="Cambria Math" w:hAnsi="Cambria Math"/>
+                      <w:i/>
+                      <w:lang w:val="en-US"/>
+                    </w:rPr>
+                  </m:ctrlPr>
+                </m:fPr>
+                <m:num>
+                  <m:d>
+                    <m:dPr>
+                      <m:ctrlPr>
+                        <w:rPr>
+                          <w:rFonts w:ascii="Cambria Math" w:hAnsi="Cambria Math"/>
+                          <w:i/>
+                          <w:lang w:val="en-US"/>
+                        </w:rPr>
+                      </m:ctrlPr>
+                    </m:dPr>
+                    <m:e>
+                      <m:r>
+                        <w:rPr>
+                          <w:rFonts w:ascii="Cambria Math" w:hAnsi="Cambria Math"/>
+                          <w:lang w:val="en-US"/>
+                        </w:rPr>
+                        <m:t>n-1</m:t>
+                      </m:r>
+                    </m:e>
+                  </m:d>
+                  <m:sSubSup>
+                    <m:sSubSupPr>
+                      <m:ctrlPr>
+                        <w:rPr>
+                          <w:rFonts w:ascii="Cambria Math" w:hAnsi="Cambria Math"/>
+                          <w:i/>
+                          <w:lang w:val="en-US"/>
+                        </w:rPr>
+                      </m:ctrlPr>
+                    </m:sSubSupPr>
+                    <m:e>
+                      <m:r>
+                        <w:rPr>
+                          <w:rFonts w:ascii="Cambria Math" w:hAnsi="Cambria Math"/>
+                          <w:lang w:val="en-US"/>
+                        </w:rPr>
+                        <m:t>S</m:t>
+                      </m:r>
+                    </m:e>
+                    <m:sub>
+                      <m:r>
+                        <w:rPr>
+                          <w:rFonts w:ascii="Cambria Math" w:hAnsi="Cambria Math"/>
+                          <w:lang w:val="en-US"/>
+                        </w:rPr>
+                        <m:t>X</m:t>
+                      </m:r>
+                    </m:sub>
+                    <m:sup>
+                      <m:r>
+                        <w:rPr>
+                          <w:rFonts w:ascii="Cambria Math" w:hAnsi="Cambria Math"/>
+                          <w:lang w:val="en-US"/>
+                        </w:rPr>
+                        <m:t>2</m:t>
+                      </m:r>
+                    </m:sup>
+                  </m:sSubSup>
+                </m:num>
+                <m:den>
+                  <m:sSup>
+                    <m:sSupPr>
+                      <m:ctrlPr>
+                        <w:rPr>
+                          <w:rFonts w:ascii="Cambria Math" w:hAnsi="Cambria Math"/>
+                          <w:i/>
+                          <w:lang w:val="en-US"/>
+                        </w:rPr>
+                      </m:ctrlPr>
+                    </m:sSupPr>
+                    <m:e>
+                      <m:r>
+                        <w:rPr>
+                          <w:rFonts w:ascii="Cambria Math" w:hAnsi="Cambria Math"/>
+                          <w:lang w:val="en-US"/>
+                        </w:rPr>
+                        <m:t>σ</m:t>
+                      </m:r>
+                    </m:e>
+                    <m:sup>
+                      <m:r>
+                        <w:rPr>
+                          <w:rFonts w:ascii="Cambria Math" w:hAnsi="Cambria Math"/>
+                          <w:lang w:val="en-US"/>
+                        </w:rPr>
+                        <m:t>2</m:t>
+                      </m:r>
+                    </m:sup>
+                  </m:sSup>
+                </m:den>
+              </m:f>
+            </m:e>
+          </m:rad>
+          <m:r>
+            <w:rPr>
+              <w:rFonts w:ascii="Cambria Math" w:eastAsiaTheme="minorEastAsia" w:hAnsi="Cambria Math"/>
+              <w:lang w:val="en-US"/>
+            </w:rPr>
+            <m:t>=</m:t>
+          </m:r>
+          <m:rad>
+            <m:radPr>
+              <m:degHide m:val="1"/>
+              <m:ctrlPr>
+                <w:rPr>
+                  <w:rFonts w:ascii="Cambria Math" w:hAnsi="Cambria Math"/>
+                  <w:i/>
+                  <w:lang w:val="en-US"/>
+                </w:rPr>
+              </m:ctrlPr>
+            </m:radPr>
+            <m:deg/>
+            <m:e>
+              <m:r>
+                <w:rPr>
+                  <w:rFonts w:ascii="Cambria Math" w:hAnsi="Cambria Math"/>
+                  <w:lang w:val="en-US"/>
+                </w:rPr>
+                <m:t>n-1</m:t>
+              </m:r>
+            </m:e>
+          </m:rad>
+          <m:f>
+            <m:fPr>
+              <m:ctrlPr>
+                <w:rPr>
+                  <w:rFonts w:ascii="Cambria Math" w:hAnsi="Cambria Math"/>
+                  <w:i/>
+                  <w:lang w:val="en-US"/>
+                </w:rPr>
+              </m:ctrlPr>
+            </m:fPr>
+            <m:num>
+              <m:r>
+                <w:rPr>
+                  <w:rFonts w:ascii="Cambria Math" w:hAnsi="Cambria Math"/>
+                  <w:lang w:val="en-US"/>
+                </w:rPr>
+                <m:t>Y</m:t>
+              </m:r>
+            </m:num>
+            <m:den>
+              <m:rad>
+                <m:radPr>
+                  <m:degHide m:val="1"/>
+                  <m:ctrlPr>
+                    <w:rPr>
+                      <w:rFonts w:ascii="Cambria Math" w:hAnsi="Cambria Math"/>
+                      <w:i/>
+                      <w:lang w:val="en-US"/>
+                    </w:rPr>
+                  </m:ctrlPr>
+                </m:radPr>
+                <m:deg/>
+                <m:e>
+                  <m:r>
+                    <w:rPr>
+                      <w:rFonts w:ascii="Cambria Math" w:hAnsi="Cambria Math"/>
+                      <w:lang w:val="en-US"/>
+                    </w:rPr>
+                    <m:t>W</m:t>
+                  </m:r>
+                </m:e>
+              </m:rad>
+            </m:den>
+          </m:f>
+        </m:oMath>
+      </m:oMathPara>
+    </w:p>
+    <w:p>
+      <w:pPr>
+        <w:pStyle w:val="ListParagraph"/>
+        <w:pBdr>
+          <w:top w:val="single" w:sz="4" w:space="1" w:color="auto"/>
+          <w:left w:val="single" w:sz="4" w:space="4" w:color="auto"/>
+          <w:bottom w:val="single" w:sz="4" w:space="1" w:color="auto"/>
+          <w:right w:val="single" w:sz="4" w:space="4" w:color="auto"/>
+        </w:pBdr>
+        <w:ind w:left="1080"/>
+        <w:rPr>
+          <w:rFonts w:ascii="Cambria Math" w:hAnsi="Cambria Math"/>
+          <w:lang w:val="en-US"/>
+          <w:oMath/>
+        </w:rPr>
+      </w:pPr>
+      <m:oMathPara>
+        <m:oMathParaPr>
+          <m:jc m:val="left"/>
+        </m:oMathParaPr>
+        <m:oMath>
+          <m:r>
+            <w:rPr>
+              <w:rFonts w:ascii="Cambria Math" w:hAnsi="Cambria Math"/>
+              <w:lang w:val="en-US"/>
+            </w:rPr>
+            <m:t>W=</m:t>
+          </m:r>
+          <m:f>
+            <m:fPr>
+              <m:ctrlPr>
+                <w:rPr>
+                  <w:rFonts w:ascii="Cambria Math" w:hAnsi="Cambria Math"/>
+                  <w:i/>
+                  <w:lang w:val="en-US"/>
+                </w:rPr>
+              </m:ctrlPr>
+            </m:fPr>
+            <m:num>
+              <m:d>
+                <m:dPr>
+                  <m:ctrlPr>
+                    <w:rPr>
+                      <w:rFonts w:ascii="Cambria Math" w:hAnsi="Cambria Math"/>
+                      <w:i/>
+                      <w:lang w:val="en-US"/>
+                    </w:rPr>
+                  </m:ctrlPr>
+                </m:dPr>
+                <m:e>
+                  <m:r>
+                    <w:rPr>
+                      <w:rFonts w:ascii="Cambria Math" w:hAnsi="Cambria Math"/>
+                      <w:lang w:val="en-US"/>
+                    </w:rPr>
+                    <m:t>n-1</m:t>
+                  </m:r>
+                </m:e>
+              </m:d>
+              <m:sSubSup>
+                <m:sSubSupPr>
+                  <m:ctrlPr>
+                    <w:rPr>
+                      <w:rFonts w:ascii="Cambria Math" w:hAnsi="Cambria Math"/>
+                      <w:i/>
+                      <w:lang w:val="en-US"/>
+                    </w:rPr>
+                  </m:ctrlPr>
+                </m:sSubSupPr>
+                <m:e>
+                  <m:r>
+                    <w:rPr>
+                      <w:rFonts w:ascii="Cambria Math" w:hAnsi="Cambria Math"/>
+                      <w:lang w:val="en-US"/>
+                    </w:rPr>
+                    <m:t>S</m:t>
+                  </m:r>
+                </m:e>
+                <m:sub>
+                  <m:r>
+                    <w:rPr>
+                      <w:rFonts w:ascii="Cambria Math" w:hAnsi="Cambria Math"/>
+                      <w:lang w:val="en-US"/>
+                    </w:rPr>
+                    <m:t>X</m:t>
+                  </m:r>
+                </m:sub>
+                <m:sup>
+                  <m:r>
+                    <w:rPr>
+                      <w:rFonts w:ascii="Cambria Math" w:hAnsi="Cambria Math"/>
+                      <w:lang w:val="en-US"/>
+                    </w:rPr>
+                    <m:t>2</m:t>
+                  </m:r>
+                </m:sup>
+              </m:sSubSup>
+            </m:num>
+            <m:den>
+              <m:sSup>
+                <m:sSupPr>
+                  <m:ctrlPr>
+                    <w:rPr>
+                      <w:rFonts w:ascii="Cambria Math" w:hAnsi="Cambria Math"/>
+                      <w:i/>
+                      <w:lang w:val="en-US"/>
+                    </w:rPr>
+                  </m:ctrlPr>
+                </m:sSupPr>
+                <m:e>
+                  <m:r>
+                    <w:rPr>
+                      <w:rFonts w:ascii="Cambria Math" w:hAnsi="Cambria Math"/>
+                      <w:lang w:val="en-US"/>
+                    </w:rPr>
+                    <m:t>σ</m:t>
+                  </m:r>
+                </m:e>
+                <m:sup>
+                  <m:r>
+                    <w:rPr>
+                      <w:rFonts w:ascii="Cambria Math" w:hAnsi="Cambria Math"/>
+                      <w:lang w:val="en-US"/>
+                    </w:rPr>
+                    <m:t>2</m:t>
+                  </m:r>
+                </m:sup>
+              </m:sSup>
+            </m:den>
+          </m:f>
+        </m:oMath>
+      </m:oMathPara>
+    </w:p>
+    <w:p>
+      <w:pPr>
+        <w:pStyle w:val="ListParagraph"/>
+        <w:numPr>
+          <w:ilvl w:val="0"/>
+          <w:numId w:val="7"/>
+        </w:numPr>
+        <w:rPr>
+          <w:rFonts w:ascii="Cambria Math" w:hAnsi="Cambria Math"/>
+          <w:lang w:val="en-US"/>
+          <w:oMath/>
+        </w:rPr>
+      </w:pPr>
+      <w:r>
+        <w:rPr>
+          <w:lang w:val="en-US"/>
+        </w:rPr>
+        <w:t>D</w:t>
+      </w:r>
+      <w:r>
+        <w:rPr>
+          <w:lang w:val="en-US"/>
+        </w:rPr>
+        <w:t xml:space="preserve">o Y </w:t>
+      </w:r>
+      <w:r>
+        <w:rPr>
+          <w:lang w:val="en-US"/>
+        </w:rPr>
+        <w:sym w:font="Symbol" w:char="F07E"/>
+      </w:r>
+      <w:r>
+        <w:rPr>
+          <w:lang w:val="en-US"/>
+        </w:rPr>
+        <w:t xml:space="preserve"> N(0, 1) và </w:t>
+      </w:r>
+      <w:r>
+        <w:rPr>
+          <w:lang w:val="en-US"/>
+        </w:rPr>
+        <w:t xml:space="preserve"> W </w:t>
+      </w:r>
+      <w:r>
+        <w:rPr>
+          <w:lang w:val="en-US"/>
+        </w:rPr>
+        <w:sym w:font="Symbol" w:char="F07E"/>
+      </w:r>
+      <w:r>
+        <w:rPr>
+          <w:lang w:val="en-US"/>
+        </w:rPr>
+        <w:t xml:space="preserve"> </w:t>
+      </w:r>
+      <w:r>
+        <w:rPr>
+          <w:lang w:val="en-US"/>
+        </w:rPr>
+        <w:sym w:font="Symbol" w:char="F063"/>
+      </w:r>
+      <w:r>
+        <w:rPr>
+          <w:vertAlign w:val="superscript"/>
+          <w:lang w:val="en-US"/>
+        </w:rPr>
+        <w:t>2</w:t>
+      </w:r>
+      <w:r>
+        <w:rPr>
+          <w:lang w:val="en-US"/>
+        </w:rPr>
+        <w:t>(n – 1)</w:t>
+      </w:r>
+      <w:r>
+        <w:rPr>
+          <w:lang w:val="en-US"/>
+        </w:rPr>
+        <w:t xml:space="preserve"> nên Z </w:t>
+      </w:r>
+      <w:r>
+        <w:rPr>
+          <w:lang w:val="en-US"/>
+        </w:rPr>
+        <w:sym w:font="Symbol" w:char="F07E"/>
+      </w:r>
+      <w:r>
+        <w:rPr>
+          <w:lang w:val="en-US"/>
+        </w:rPr>
+        <w:t xml:space="preserve"> St(n – 1)</w:t>
+      </w:r>
+    </w:p>
+    <w:p>
+      <w:pPr>
+        <w:pStyle w:val="ListParagraph"/>
+        <w:numPr>
+          <w:ilvl w:val="0"/>
+          <w:numId w:val="7"/>
+        </w:numPr>
+        <w:rPr>
+          <w:rFonts w:ascii="Cambria Math" w:hAnsi="Cambria Math"/>
+          <w:lang w:val="en-US"/>
+          <w:oMath/>
+        </w:rPr>
+      </w:pPr>
+      <w:r>
+        <w:rPr>
+          <w:rFonts w:eastAsiaTheme="minorEastAsia"/>
+          <w:lang w:val="en-US"/>
+        </w:rPr>
+        <w:t xml:space="preserve">Các bước để tìm khoảng tin cậy </w:t>
+      </w:r>
+      <w:r>
+        <w:rPr>
+          <w:rFonts w:eastAsiaTheme="minorEastAsia"/>
+          <w:lang w:val="en-US"/>
+        </w:rPr>
+        <w:t xml:space="preserve">cũng </w:t>
+      </w:r>
+      <w:r>
+        <w:rPr>
+          <w:rFonts w:eastAsiaTheme="minorEastAsia"/>
+          <w:lang w:val="en-US"/>
+        </w:rPr>
+        <w:t>tương tự, thay vì dùng Y có phân phối chuẩn thì dùng Z có phân phối Student</w:t>
+      </w:r>
+      <w:r>
+        <w:rPr>
+          <w:rFonts w:eastAsiaTheme="minorEastAsia"/>
+          <w:lang w:val="en-US"/>
+        </w:rPr>
+        <w:t xml:space="preserve">, </w:t>
+      </w:r>
+      <w:r>
+        <w:rPr>
+          <w:rFonts w:eastAsiaTheme="minorEastAsia"/>
+          <w:lang w:val="en-US"/>
+        </w:rPr>
+        <w:t>1</w:t>
+      </w:r>
+      <w:r>
+        <w:rPr>
+          <w:rFonts w:eastAsiaTheme="minorEastAsia"/>
+          <w:lang w:val="en-US"/>
+        </w:rPr>
+        <w:t xml:space="preserve"> cách tổng quát, </w:t>
+      </w:r>
+      <w:r>
+        <w:rPr>
+          <w:lang w:val="en-US"/>
+        </w:rPr>
+        <w:t xml:space="preserve">với X </w:t>
+      </w:r>
+      <w:r>
+        <w:rPr>
+          <w:lang w:val="en-US"/>
+        </w:rPr>
+        <w:sym w:font="Symbol" w:char="F07E"/>
+      </w:r>
+      <w:r>
+        <w:rPr>
+          <w:lang w:val="en-US"/>
+        </w:rPr>
+        <w:t xml:space="preserve"> N(</w:t>
+      </w:r>
+      <w:r>
+        <w:rPr>
+          <w:lang w:val="en-US"/>
+        </w:rPr>
+        <w:sym w:font="Symbol" w:char="F06D"/>
+      </w:r>
+      <w:r>
+        <w:rPr>
+          <w:lang w:val="en-US"/>
+        </w:rPr>
+        <w:t xml:space="preserve">, </w:t>
+      </w:r>
+      <w:r>
+        <w:rPr>
+          <w:lang w:val="en-US"/>
+        </w:rPr>
+        <w:sym w:font="Symbol" w:char="F073"/>
+      </w:r>
+      <w:r>
+        <w:rPr>
+          <w:vertAlign w:val="superscript"/>
+          <w:lang w:val="en-US"/>
+        </w:rPr>
+        <w:t>2</w:t>
+      </w:r>
+      <w:r>
+        <w:rPr>
+          <w:lang w:val="en-US"/>
+        </w:rPr>
+        <w:t xml:space="preserve">), </w:t>
+      </w:r>
+      <w:r>
+        <w:rPr>
+          <w:lang w:val="en-US"/>
+        </w:rPr>
+        <w:sym w:font="Symbol" w:char="F073"/>
+      </w:r>
+      <w:r>
+        <w:rPr>
+          <w:vertAlign w:val="superscript"/>
+          <w:lang w:val="en-US"/>
+        </w:rPr>
+        <w:t>2</w:t>
+      </w:r>
+      <w:r>
+        <w:rPr>
+          <w:lang w:val="en-US"/>
+        </w:rPr>
+        <w:t xml:space="preserve"> chưa biết, </w:t>
+      </w:r>
+      <w:r>
+        <w:rPr>
+          <w:lang w:val="en-US"/>
+        </w:rPr>
+        <w:t>x̄</w:t>
+      </w:r>
+      <w:r>
+        <w:rPr>
+          <w:lang w:val="en-US"/>
+        </w:rPr>
+        <w:t xml:space="preserve"> và s</w:t>
+      </w:r>
+      <w:r>
+        <w:rPr>
+          <w:vertAlign w:val="subscript"/>
+          <w:lang w:val="en-US"/>
+        </w:rPr>
+        <w:t>x</w:t>
+      </w:r>
+      <w:r>
+        <w:rPr>
+          <w:lang w:val="en-US"/>
+        </w:rPr>
+        <w:t xml:space="preserve"> đã tính, c = d = C, thì khoảng tin cậy đối xứng của </w:t>
+      </w:r>
+      <w:r>
+        <w:rPr>
+          <w:lang w:val="en-US"/>
+        </w:rPr>
+        <w:sym w:font="Symbol" w:char="F06D"/>
+      </w:r>
+      <w:r>
+        <w:rPr>
+          <w:lang w:val="en-US"/>
+        </w:rPr>
+        <w:t xml:space="preserve"> là</w:t>
+      </w:r>
+    </w:p>
+    <w:p>
+      <w:pPr>
+        <w:pStyle w:val="ListParagraph"/>
+        <w:pBdr>
+          <w:top w:val="single" w:sz="4" w:space="1" w:color="auto"/>
+          <w:left w:val="single" w:sz="4" w:space="4" w:color="auto"/>
+          <w:bottom w:val="single" w:sz="4" w:space="1" w:color="auto"/>
+          <w:right w:val="single" w:sz="4" w:space="4" w:color="auto"/>
+        </w:pBdr>
+        <w:ind w:left="1080"/>
+        <w:rPr>
+          <w:rFonts w:ascii="Cambria Math" w:hAnsi="Cambria Math"/>
+          <w:lang w:val="en-US"/>
+          <w:oMath/>
+        </w:rPr>
+      </w:pPr>
+      <m:oMathPara>
+        <m:oMathParaPr>
+          <m:jc m:val="left"/>
+        </m:oMathParaPr>
+        <m:oMath>
+          <m:r>
+            <w:rPr>
+              <w:rFonts w:ascii="Cambria Math" w:hAnsi="Cambria Math"/>
+              <w:lang w:val="en-US"/>
+            </w:rPr>
+            <m:t>μ∈</m:t>
+          </m:r>
+          <m:d>
+            <m:dPr>
+              <m:begChr m:val="["/>
+              <m:endChr m:val="]"/>
+              <m:ctrlPr>
+                <w:rPr>
+                  <w:rFonts w:ascii="Cambria Math" w:hAnsi="Cambria Math"/>
+                  <w:i/>
+                  <w:lang w:val="en-US"/>
+                </w:rPr>
+              </m:ctrlPr>
+            </m:dPr>
+            <m:e>
+              <m:acc>
+                <m:accPr>
+                  <m:chr m:val="̅"/>
+                  <m:ctrlPr>
+                    <w:rPr>
+                      <w:rFonts w:ascii="Cambria Math" w:hAnsi="Cambria Math"/>
+                      <w:i/>
+                      <w:lang w:val="en-US"/>
+                    </w:rPr>
+                  </m:ctrlPr>
+                </m:accPr>
+                <m:e>
+                  <m:r>
+                    <w:rPr>
+                      <w:rFonts w:ascii="Cambria Math" w:hAnsi="Cambria Math"/>
+                      <w:lang w:val="en-US"/>
+                    </w:rPr>
+                    <m:t>x</m:t>
+                  </m:r>
+                </m:e>
+              </m:acc>
+              <m:r>
+                <w:rPr>
+                  <w:rFonts w:ascii="Cambria Math" w:hAnsi="Cambria Math"/>
+                  <w:lang w:val="en-US"/>
+                </w:rPr>
+                <m:t>-</m:t>
+              </m:r>
+              <m:f>
+                <m:fPr>
+                  <m:ctrlPr>
+                    <w:rPr>
+                      <w:rFonts w:ascii="Cambria Math" w:hAnsi="Cambria Math"/>
+                      <w:i/>
+                      <w:lang w:val="en-US"/>
+                    </w:rPr>
+                  </m:ctrlPr>
+                </m:fPr>
+                <m:num>
+                  <m:r>
+                    <w:rPr>
+                      <w:rFonts w:ascii="Cambria Math" w:hAnsi="Cambria Math"/>
+                      <w:lang w:val="en-US"/>
+                    </w:rPr>
+                    <m:t>C</m:t>
+                  </m:r>
+                  <m:sSub>
+                    <m:sSubPr>
+                      <m:ctrlPr>
+                        <w:rPr>
+                          <w:rFonts w:ascii="Cambria Math" w:hAnsi="Cambria Math"/>
+                          <w:i/>
+                          <w:lang w:val="en-US"/>
+                        </w:rPr>
+                      </m:ctrlPr>
+                    </m:sSubPr>
+                    <m:e>
+                      <m:r>
+                        <w:rPr>
+                          <w:rFonts w:ascii="Cambria Math" w:hAnsi="Cambria Math"/>
+                          <w:lang w:val="en-US"/>
+                        </w:rPr>
+                        <m:t>s</m:t>
+                      </m:r>
+                    </m:e>
+                    <m:sub>
+                      <m:r>
+                        <w:rPr>
+                          <w:rFonts w:ascii="Cambria Math" w:hAnsi="Cambria Math"/>
+                          <w:lang w:val="en-US"/>
+                        </w:rPr>
+                        <m:t>x</m:t>
+                      </m:r>
+                    </m:sub>
+                  </m:sSub>
+                </m:num>
+                <m:den>
+                  <m:rad>
+                    <m:radPr>
+                      <m:degHide m:val="1"/>
+                      <m:ctrlPr>
+                        <w:rPr>
+                          <w:rFonts w:ascii="Cambria Math" w:hAnsi="Cambria Math"/>
+                          <w:i/>
+                          <w:lang w:val="en-US"/>
+                        </w:rPr>
+                      </m:ctrlPr>
+                    </m:radPr>
+                    <m:deg/>
+                    <m:e>
+                      <m:r>
+                        <w:rPr>
+                          <w:rFonts w:ascii="Cambria Math" w:hAnsi="Cambria Math"/>
+                          <w:lang w:val="en-US"/>
+                        </w:rPr>
+                        <m:t>n</m:t>
+                      </m:r>
+                    </m:e>
+                  </m:rad>
+                </m:den>
+              </m:f>
+              <m:r>
+                <w:rPr>
+                  <w:rFonts w:ascii="Cambria Math" w:hAnsi="Cambria Math"/>
+                  <w:lang w:val="en-US"/>
+                </w:rPr>
+                <m:t>,</m:t>
+              </m:r>
+              <m:acc>
+                <m:accPr>
+                  <m:chr m:val="̅"/>
+                  <m:ctrlPr>
+                    <w:rPr>
+                      <w:rFonts w:ascii="Cambria Math" w:hAnsi="Cambria Math"/>
+                      <w:i/>
+                      <w:lang w:val="en-US"/>
+                    </w:rPr>
+                  </m:ctrlPr>
+                </m:accPr>
+                <m:e>
+                  <m:r>
+                    <w:rPr>
+                      <w:rFonts w:ascii="Cambria Math" w:hAnsi="Cambria Math"/>
+                      <w:lang w:val="en-US"/>
+                    </w:rPr>
+                    <m:t>x</m:t>
+                  </m:r>
+                </m:e>
+              </m:acc>
+              <m:r>
+                <w:rPr>
+                  <w:rFonts w:ascii="Cambria Math" w:hAnsi="Cambria Math"/>
+                  <w:lang w:val="en-US"/>
+                </w:rPr>
+                <m:t>+</m:t>
+              </m:r>
+              <m:f>
+                <m:fPr>
+                  <m:ctrlPr>
+                    <w:rPr>
+                      <w:rFonts w:ascii="Cambria Math" w:hAnsi="Cambria Math"/>
+                      <w:i/>
+                      <w:lang w:val="en-US"/>
+                    </w:rPr>
+                  </m:ctrlPr>
+                </m:fPr>
+                <m:num>
+                  <m:r>
+                    <w:rPr>
+                      <w:rFonts w:ascii="Cambria Math" w:hAnsi="Cambria Math"/>
+                      <w:lang w:val="en-US"/>
+                    </w:rPr>
+                    <m:t>C</m:t>
+                  </m:r>
+                  <m:sSub>
+                    <m:sSubPr>
+                      <m:ctrlPr>
+                        <w:rPr>
+                          <w:rFonts w:ascii="Cambria Math" w:hAnsi="Cambria Math"/>
+                          <w:i/>
+                          <w:lang w:val="en-US"/>
+                        </w:rPr>
+                      </m:ctrlPr>
+                    </m:sSubPr>
+                    <m:e>
+                      <m:r>
+                        <w:rPr>
+                          <w:rFonts w:ascii="Cambria Math" w:hAnsi="Cambria Math"/>
+                          <w:lang w:val="en-US"/>
+                        </w:rPr>
+                        <m:t>s</m:t>
+                      </m:r>
+                    </m:e>
+                    <m:sub>
+                      <m:r>
+                        <w:rPr>
+                          <w:rFonts w:ascii="Cambria Math" w:hAnsi="Cambria Math"/>
+                          <w:lang w:val="en-US"/>
+                        </w:rPr>
+                        <m:t>x</m:t>
+                      </m:r>
+                    </m:sub>
+                  </m:sSub>
+                </m:num>
+                <m:den>
+                  <m:rad>
+                    <m:radPr>
+                      <m:degHide m:val="1"/>
+                      <m:ctrlPr>
+                        <w:rPr>
+                          <w:rFonts w:ascii="Cambria Math" w:hAnsi="Cambria Math"/>
+                          <w:i/>
+                          <w:lang w:val="en-US"/>
+                        </w:rPr>
+                      </m:ctrlPr>
+                    </m:radPr>
+                    <m:deg/>
+                    <m:e>
+                      <m:r>
+                        <w:rPr>
+                          <w:rFonts w:ascii="Cambria Math" w:hAnsi="Cambria Math"/>
+                          <w:lang w:val="en-US"/>
+                        </w:rPr>
+                        <m:t>n</m:t>
+                      </m:r>
+                    </m:e>
+                  </m:rad>
+                </m:den>
+              </m:f>
+            </m:e>
+          </m:d>
+        </m:oMath>
+      </m:oMathPara>
+    </w:p>
+    <w:p>
+      <w:pPr>
+        <w:pStyle w:val="ListParagraph"/>
+        <w:numPr>
+          <w:ilvl w:val="0"/>
+          <w:numId w:val="7"/>
+        </w:numPr>
+        <w:rPr>
+          <w:lang w:val="en-US"/>
+        </w:rPr>
+      </w:pPr>
+      <w:r>
+        <w:rPr>
+          <w:lang w:val="en-US"/>
+        </w:rPr>
+        <w:t xml:space="preserve">Trường hợp X </w:t>
+      </w:r>
+      <w:r>
+        <w:rPr>
+          <w:lang w:val="en-US"/>
+        </w:rPr>
+        <w:sym w:font="Symbol" w:char="F07E"/>
+      </w:r>
+      <w:r>
+        <w:rPr>
+          <w:lang w:val="en-US"/>
+        </w:rPr>
+        <w:t xml:space="preserve"> N(</w:t>
+      </w:r>
+      <w:r>
+        <w:rPr>
+          <w:lang w:val="en-US"/>
+        </w:rPr>
+        <w:sym w:font="Symbol" w:char="F06D"/>
+      </w:r>
+      <w:r>
+        <w:rPr>
+          <w:lang w:val="en-US"/>
+        </w:rPr>
+        <w:t xml:space="preserve">, </w:t>
+      </w:r>
+      <w:r>
+        <w:rPr>
+          <w:lang w:val="en-US"/>
+        </w:rPr>
+        <w:sym w:font="Symbol" w:char="F073"/>
+      </w:r>
+      <w:r>
+        <w:rPr>
+          <w:vertAlign w:val="superscript"/>
+          <w:lang w:val="en-US"/>
+        </w:rPr>
+        <w:t>2</w:t>
+      </w:r>
+      <w:r>
+        <w:rPr>
+          <w:lang w:val="en-US"/>
+        </w:rPr>
+        <w:t xml:space="preserve">) mà </w:t>
+      </w:r>
+      <w:r>
+        <w:rPr>
+          <w:lang w:val="en-US"/>
+        </w:rPr>
+        <w:sym w:font="Symbol" w:char="F06D"/>
+      </w:r>
+      <w:r>
+        <w:rPr>
+          <w:lang w:val="en-US"/>
+        </w:rPr>
+        <w:t xml:space="preserve"> đã biết, </w:t>
+      </w:r>
+      <w:r>
+        <w:rPr>
+          <w:lang w:val="en-US"/>
+        </w:rPr>
+        <w:sym w:font="Symbol" w:char="F073"/>
+      </w:r>
+      <w:r>
+        <w:rPr>
+          <w:vertAlign w:val="superscript"/>
+          <w:lang w:val="en-US"/>
+        </w:rPr>
+        <w:t>2</w:t>
+      </w:r>
+      <w:r>
+        <w:rPr>
+          <w:lang w:val="en-US"/>
+        </w:rPr>
+        <w:t xml:space="preserve"> là tham số cần tìm khoảng tin cậy, ta tạo biến ngẫu nhiên U như sau</w:t>
+      </w:r>
+    </w:p>
+    <w:p>
+      <w:pPr>
+        <w:pStyle w:val="ListParagraph"/>
+        <w:pBdr>
+          <w:top w:val="single" w:sz="4" w:space="1" w:color="auto"/>
+          <w:left w:val="single" w:sz="4" w:space="4" w:color="auto"/>
+          <w:bottom w:val="single" w:sz="4" w:space="1" w:color="auto"/>
+          <w:right w:val="single" w:sz="4" w:space="4" w:color="auto"/>
+        </w:pBdr>
+        <w:ind w:left="1080"/>
+        <w:rPr>
+          <w:rFonts w:ascii="Cambria Math" w:hAnsi="Cambria Math"/>
+          <w:lang w:val="en-US"/>
+          <w:oMath/>
+        </w:rPr>
+      </w:pPr>
+      <m:oMathPara>
+        <m:oMathParaPr>
+          <m:jc m:val="left"/>
+        </m:oMathParaPr>
+        <m:oMath>
+          <m:r>
+            <w:rPr>
+              <w:rFonts w:ascii="Cambria Math" w:hAnsi="Cambria Math"/>
+              <w:lang w:val="en-US"/>
+            </w:rPr>
+            <m:t>U=</m:t>
+          </m:r>
+          <m:nary>
+            <m:naryPr>
+              <m:chr m:val="∑"/>
+              <m:limLoc m:val="undOvr"/>
+              <m:ctrlPr>
+                <w:rPr>
+                  <w:rFonts w:ascii="Cambria Math" w:hAnsi="Cambria Math"/>
+                  <w:i/>
+                  <w:lang w:val="en-US"/>
+                </w:rPr>
+              </m:ctrlPr>
+            </m:naryPr>
+            <m:sub>
+              <m:r>
+                <w:rPr>
+                  <w:rFonts w:ascii="Cambria Math" w:hAnsi="Cambria Math"/>
+                  <w:lang w:val="en-US"/>
+                </w:rPr>
+                <m:t>i</m:t>
+              </m:r>
+              <m:r>
+                <w:rPr>
+                  <w:rFonts w:ascii="Cambria Math" w:hAnsi="Cambria Math"/>
+                  <w:lang w:val="en-US"/>
+                </w:rPr>
+                <m:t xml:space="preserve"> </m:t>
+              </m:r>
+              <m:r>
+                <w:rPr>
+                  <w:rFonts w:ascii="Cambria Math" w:hAnsi="Cambria Math"/>
+                  <w:lang w:val="en-US"/>
+                </w:rPr>
+                <m:t>=</m:t>
+              </m:r>
+              <m:r>
+                <w:rPr>
+                  <w:rFonts w:ascii="Cambria Math" w:hAnsi="Cambria Math"/>
+                  <w:lang w:val="en-US"/>
+                </w:rPr>
+                <m:t xml:space="preserve"> </m:t>
+              </m:r>
+              <m:r>
+                <w:rPr>
+                  <w:rFonts w:ascii="Cambria Math" w:hAnsi="Cambria Math"/>
+                  <w:lang w:val="en-US"/>
+                </w:rPr>
+                <m:t>1</m:t>
+              </m:r>
+            </m:sub>
+            <m:sup>
+              <m:r>
+                <w:rPr>
+                  <w:rFonts w:ascii="Cambria Math" w:hAnsi="Cambria Math"/>
+                  <w:lang w:val="en-US"/>
+                </w:rPr>
+                <m:t>n</m:t>
+              </m:r>
+            </m:sup>
+            <m:e>
+              <m:sSup>
+                <m:sSupPr>
+                  <m:ctrlPr>
+                    <w:rPr>
+                      <w:rFonts w:ascii="Cambria Math" w:hAnsi="Cambria Math"/>
+                      <w:i/>
+                      <w:lang w:val="en-US"/>
+                    </w:rPr>
+                  </m:ctrlPr>
+                </m:sSupPr>
+                <m:e>
+                  <m:d>
+                    <m:dPr>
+                      <m:ctrlPr>
+                        <w:rPr>
+                          <w:rFonts w:ascii="Cambria Math" w:hAnsi="Cambria Math"/>
+                          <w:i/>
+                          <w:lang w:val="en-US"/>
+                        </w:rPr>
+                      </m:ctrlPr>
+                    </m:dPr>
+                    <m:e>
+                      <m:f>
+                        <m:fPr>
+                          <m:ctrlPr>
+                            <w:rPr>
+                              <w:rFonts w:ascii="Cambria Math" w:hAnsi="Cambria Math"/>
+                              <w:i/>
+                              <w:lang w:val="en-US"/>
+                            </w:rPr>
+                          </m:ctrlPr>
+                        </m:fPr>
+                        <m:num>
+                          <m:sSub>
+                            <m:sSubPr>
+                              <m:ctrlPr>
+                                <w:rPr>
+                                  <w:rFonts w:ascii="Cambria Math" w:hAnsi="Cambria Math"/>
+                                  <w:i/>
+                                  <w:lang w:val="en-US"/>
+                                </w:rPr>
+                              </m:ctrlPr>
+                            </m:sSubPr>
+                            <m:e>
+                              <m:r>
+                                <w:rPr>
+                                  <w:rFonts w:ascii="Cambria Math" w:hAnsi="Cambria Math"/>
+                                  <w:lang w:val="en-US"/>
+                                </w:rPr>
+                                <m:t>X</m:t>
+                              </m:r>
+                            </m:e>
+                            <m:sub>
+                              <m:r>
+                                <w:rPr>
+                                  <w:rFonts w:ascii="Cambria Math" w:hAnsi="Cambria Math"/>
+                                  <w:lang w:val="en-US"/>
+                                </w:rPr>
+                                <m:t>i</m:t>
+                              </m:r>
+                            </m:sub>
+                          </m:sSub>
+                          <m:r>
+                            <w:rPr>
+                              <w:rFonts w:ascii="Cambria Math" w:hAnsi="Cambria Math"/>
+                              <w:lang w:val="en-US"/>
+                            </w:rPr>
+                            <m:t>-μ</m:t>
+                          </m:r>
+                        </m:num>
+                        <m:den>
+                          <m:r>
+                            <w:rPr>
+                              <w:rFonts w:ascii="Cambria Math" w:hAnsi="Cambria Math"/>
+                              <w:lang w:val="en-US"/>
+                            </w:rPr>
+                            <m:t>σ</m:t>
+                          </m:r>
+                        </m:den>
+                      </m:f>
+                    </m:e>
+                  </m:d>
+                </m:e>
+                <m:sup>
+                  <m:r>
+                    <w:rPr>
+                      <w:rFonts w:ascii="Cambria Math" w:hAnsi="Cambria Math"/>
+                      <w:lang w:val="en-US"/>
+                    </w:rPr>
+                    <m:t>2</m:t>
+                  </m:r>
+                </m:sup>
+              </m:sSup>
+            </m:e>
+          </m:nary>
+        </m:oMath>
+      </m:oMathPara>
+    </w:p>
+    <w:p>
+      <w:pPr>
+        <w:pStyle w:val="ListParagraph"/>
+        <w:numPr>
+          <w:ilvl w:val="0"/>
+          <w:numId w:val="7"/>
+        </w:numPr>
+        <w:rPr>
+          <w:rFonts w:ascii="Cambria Math" w:hAnsi="Cambria Math"/>
+          <w:lang w:val="en-US"/>
+          <w:oMath/>
+        </w:rPr>
+      </w:pPr>
+      <w:r>
+        <w:rPr>
+          <w:lang w:val="en-US"/>
+        </w:rPr>
+        <w:t xml:space="preserve">Dễ thấy U </w:t>
+      </w:r>
+      <w:r>
+        <w:rPr>
+          <w:lang w:val="en-US"/>
+        </w:rPr>
+        <w:sym w:font="Symbol" w:char="F07E"/>
+      </w:r>
+      <w:r>
+        <w:rPr>
+          <w:lang w:val="en-US"/>
+        </w:rPr>
+        <w:t xml:space="preserve"> </w:t>
+      </w:r>
+      <w:r>
+        <w:rPr>
+          <w:lang w:val="en-US"/>
+        </w:rPr>
+        <w:sym w:font="Symbol" w:char="F063"/>
+      </w:r>
+      <w:r>
+        <w:rPr>
+          <w:vertAlign w:val="superscript"/>
+          <w:lang w:val="en-US"/>
+        </w:rPr>
+        <w:t>2</w:t>
+      </w:r>
+      <w:r>
+        <w:rPr>
+          <w:lang w:val="en-US"/>
+        </w:rPr>
+        <w:t>(n)</w:t>
+      </w:r>
+    </w:p>
+    <w:p>
+      <w:pPr>
+        <w:pStyle w:val="ListParagraph"/>
+        <w:numPr>
+          <w:ilvl w:val="0"/>
+          <w:numId w:val="7"/>
+        </w:numPr>
+        <w:rPr>
+          <w:rFonts w:ascii="Cambria Math" w:hAnsi="Cambria Math"/>
+          <w:lang w:val="en-US"/>
+          <w:oMath/>
+        </w:rPr>
+      </w:pPr>
+      <w:r>
+        <w:rPr>
+          <w:lang w:val="en-US"/>
+        </w:rPr>
+        <w:t xml:space="preserve">Các bước để tìm khoảng tin cậy </w:t>
+      </w:r>
+      <w:r>
+        <w:rPr>
+          <w:rFonts w:eastAsiaTheme="minorEastAsia"/>
+          <w:lang w:val="en-US"/>
+        </w:rPr>
+        <w:t xml:space="preserve">cũng tương tự, thay vì dùng Y có phân phối chuẩn thì dùng U có phân phối chi bình phương, 1 cách tổng quát, với trường hợp trên, </w:t>
+      </w:r>
+      <w:r>
+        <w:rPr>
+          <w:lang w:val="en-US"/>
+        </w:rPr>
+        <w:sym w:font="Symbol" w:char="F06D"/>
+      </w:r>
+      <w:r>
+        <w:rPr>
+          <w:lang w:val="en-US"/>
+        </w:rPr>
+        <w:t xml:space="preserve"> đã biết, chọn c và d sao cho P(U </w:t>
+      </w:r>
+      <w:r>
+        <w:rPr>
+          <w:lang w:val="en-US"/>
+        </w:rPr>
+        <w:sym w:font="Symbol" w:char="F0A3"/>
+      </w:r>
+      <w:r>
+        <w:rPr>
+          <w:lang w:val="en-US"/>
+        </w:rPr>
+        <w:t xml:space="preserve"> c) = P(U </w:t>
+      </w:r>
+      <w:r>
+        <w:rPr>
+          <w:lang w:val="en-US"/>
+        </w:rPr>
+        <w:sym w:font="Symbol" w:char="F0B3"/>
+      </w:r>
+      <w:r>
+        <w:rPr>
+          <w:lang w:val="en-US"/>
+        </w:rPr>
+        <w:t xml:space="preserve"> </w:t>
+      </w:r>
+      <w:r>
+        <w:rPr>
+          <w:lang w:val="en-US"/>
+        </w:rPr>
+        <w:t>d</w:t>
+      </w:r>
+      <w:r>
+        <w:rPr>
+          <w:lang w:val="en-US"/>
+        </w:rPr>
+        <w:t>)</w:t>
+      </w:r>
+      <w:r>
+        <w:rPr>
+          <w:lang w:val="en-US"/>
+        </w:rPr>
+        <w:t>,</w:t>
+      </w:r>
+      <w:r>
+        <w:rPr>
+          <w:rFonts w:eastAsiaTheme="minorEastAsia"/>
+          <w:lang w:val="en-US"/>
+        </w:rPr>
+        <w:t xml:space="preserve"> thì khoảng tin cậy 2 phía của </w:t>
+      </w:r>
+      <w:r>
+        <w:rPr>
+          <w:lang w:val="en-US"/>
+        </w:rPr>
+        <w:sym w:font="Symbol" w:char="F073"/>
+      </w:r>
+      <w:r>
+        <w:rPr>
+          <w:vertAlign w:val="superscript"/>
+          <w:lang w:val="en-US"/>
+        </w:rPr>
+        <w:t>2</w:t>
+      </w:r>
+      <w:r>
+        <w:rPr>
+          <w:lang w:val="en-US"/>
+        </w:rPr>
+        <w:t xml:space="preserve"> là</w:t>
+      </w:r>
+    </w:p>
+    <w:p>
+      <w:pPr>
+        <w:pStyle w:val="ListParagraph"/>
+        <w:pBdr>
+          <w:top w:val="single" w:sz="4" w:space="1" w:color="auto"/>
+          <w:left w:val="single" w:sz="4" w:space="4" w:color="auto"/>
+          <w:bottom w:val="single" w:sz="4" w:space="1" w:color="auto"/>
+          <w:right w:val="single" w:sz="4" w:space="4" w:color="auto"/>
+        </w:pBdr>
+        <w:ind w:left="1080"/>
+        <w:rPr>
+          <w:rFonts w:ascii="Cambria Math" w:hAnsi="Cambria Math"/>
+          <w:lang w:val="en-US"/>
+          <w:oMath/>
+        </w:rPr>
+      </w:pPr>
+      <m:oMathPara>
+        <m:oMathParaPr>
+          <m:jc m:val="left"/>
+        </m:oMathParaPr>
+        <m:oMath>
+          <m:sSup>
+            <m:sSupPr>
+              <m:ctrlPr>
+                <w:rPr>
+                  <w:rFonts w:ascii="Cambria Math" w:hAnsi="Cambria Math"/>
+                  <w:i/>
+                  <w:lang w:val="en-US"/>
+                </w:rPr>
+              </m:ctrlPr>
+            </m:sSupPr>
+            <m:e>
+              <m:r>
+                <w:rPr>
+                  <w:rFonts w:ascii="Cambria Math" w:hAnsi="Cambria Math"/>
+                  <w:lang w:val="en-US"/>
+                </w:rPr>
+                <m:t>σ</m:t>
+              </m:r>
+            </m:e>
+            <m:sup>
+              <m:r>
+                <w:rPr>
+                  <w:rFonts w:ascii="Cambria Math" w:hAnsi="Cambria Math"/>
+                  <w:lang w:val="en-US"/>
+                </w:rPr>
+                <m:t>2</m:t>
+              </m:r>
+            </m:sup>
+          </m:sSup>
+          <m:r>
+            <w:rPr>
+              <w:rFonts w:ascii="Cambria Math" w:hAnsi="Cambria Math"/>
+              <w:lang w:val="en-US"/>
+            </w:rPr>
+            <m:t>∈</m:t>
+          </m:r>
+          <m:d>
+            <m:dPr>
+              <m:begChr m:val="["/>
+              <m:endChr m:val="]"/>
+              <m:ctrlPr>
+                <w:rPr>
+                  <w:rFonts w:ascii="Cambria Math" w:hAnsi="Cambria Math"/>
+                  <w:i/>
+                  <w:lang w:val="en-US"/>
+                </w:rPr>
+              </m:ctrlPr>
+            </m:dPr>
+            <m:e>
+              <m:f>
+                <m:fPr>
+                  <m:ctrlPr>
+                    <w:rPr>
+                      <w:rFonts w:ascii="Cambria Math" w:hAnsi="Cambria Math"/>
+                      <w:i/>
+                      <w:lang w:val="en-US"/>
+                    </w:rPr>
+                  </m:ctrlPr>
+                </m:fPr>
+                <m:num>
+                  <m:r>
+                    <w:rPr>
+                      <w:rFonts w:ascii="Cambria Math" w:hAnsi="Cambria Math"/>
+                      <w:lang w:val="en-US"/>
+                    </w:rPr>
+                    <m:t>1</m:t>
+                  </m:r>
+                </m:num>
+                <m:den>
+                  <m:r>
+                    <w:rPr>
+                      <w:rFonts w:ascii="Cambria Math" w:hAnsi="Cambria Math"/>
+                      <w:lang w:val="en-US"/>
+                    </w:rPr>
+                    <m:t>d</m:t>
+                  </m:r>
+                </m:den>
+              </m:f>
+              <m:nary>
+                <m:naryPr>
+                  <m:chr m:val="∑"/>
+                  <m:limLoc m:val="undOvr"/>
+                  <m:ctrlPr>
+                    <w:rPr>
+                      <w:rFonts w:ascii="Cambria Math" w:hAnsi="Cambria Math"/>
+                      <w:i/>
+                      <w:lang w:val="en-US"/>
+                    </w:rPr>
+                  </m:ctrlPr>
+                </m:naryPr>
+                <m:sub>
+                  <m:r>
+                    <w:rPr>
+                      <w:rFonts w:ascii="Cambria Math" w:hAnsi="Cambria Math"/>
+                      <w:lang w:val="en-US"/>
+                    </w:rPr>
+                    <m:t>i</m:t>
+                  </m:r>
+                  <m:r>
+                    <w:rPr>
+                      <w:rFonts w:ascii="Cambria Math" w:hAnsi="Cambria Math"/>
+                      <w:lang w:val="en-US"/>
+                    </w:rPr>
+                    <m:t xml:space="preserve"> </m:t>
+                  </m:r>
+                  <m:r>
+                    <w:rPr>
+                      <w:rFonts w:ascii="Cambria Math" w:hAnsi="Cambria Math"/>
+                      <w:lang w:val="en-US"/>
+                    </w:rPr>
+                    <m:t>=</m:t>
+                  </m:r>
+                  <m:r>
+                    <w:rPr>
+                      <w:rFonts w:ascii="Cambria Math" w:hAnsi="Cambria Math"/>
+                      <w:lang w:val="en-US"/>
+                    </w:rPr>
+                    <m:t xml:space="preserve"> </m:t>
+                  </m:r>
+                  <m:r>
+                    <w:rPr>
+                      <w:rFonts w:ascii="Cambria Math" w:hAnsi="Cambria Math"/>
+                      <w:lang w:val="en-US"/>
+                    </w:rPr>
+                    <m:t>1</m:t>
+                  </m:r>
+                </m:sub>
+                <m:sup>
+                  <m:r>
+                    <w:rPr>
+                      <w:rFonts w:ascii="Cambria Math" w:hAnsi="Cambria Math"/>
+                      <w:lang w:val="en-US"/>
+                    </w:rPr>
+                    <m:t>n</m:t>
+                  </m:r>
+                </m:sup>
+                <m:e>
+                  <m:sSup>
+                    <m:sSupPr>
+                      <m:ctrlPr>
+                        <w:rPr>
+                          <w:rFonts w:ascii="Cambria Math" w:hAnsi="Cambria Math"/>
+                          <w:i/>
+                          <w:lang w:val="en-US"/>
+                        </w:rPr>
+                      </m:ctrlPr>
+                    </m:sSupPr>
+                    <m:e>
+                      <m:d>
+                        <m:dPr>
+                          <m:ctrlPr>
+                            <w:rPr>
+                              <w:rFonts w:ascii="Cambria Math" w:hAnsi="Cambria Math"/>
+                              <w:i/>
+                              <w:lang w:val="en-US"/>
+                            </w:rPr>
+                          </m:ctrlPr>
+                        </m:dPr>
+                        <m:e>
+                          <m:sSub>
+                            <m:sSubPr>
+                              <m:ctrlPr>
+                                <w:rPr>
+                                  <w:rFonts w:ascii="Cambria Math" w:hAnsi="Cambria Math"/>
+                                  <w:i/>
+                                  <w:lang w:val="en-US"/>
+                                </w:rPr>
+                              </m:ctrlPr>
+                            </m:sSubPr>
+                            <m:e>
+                              <m:r>
+                                <w:rPr>
+                                  <w:rFonts w:ascii="Cambria Math" w:hAnsi="Cambria Math"/>
+                                  <w:lang w:val="en-US"/>
+                                </w:rPr>
+                                <m:t>x</m:t>
+                              </m:r>
+                            </m:e>
+                            <m:sub>
+                              <m:r>
+                                <w:rPr>
+                                  <w:rFonts w:ascii="Cambria Math" w:hAnsi="Cambria Math"/>
+                                  <w:lang w:val="en-US"/>
+                                </w:rPr>
+                                <m:t>i</m:t>
+                              </m:r>
+                            </m:sub>
+                          </m:sSub>
+                          <m:r>
+                            <w:rPr>
+                              <w:rFonts w:ascii="Cambria Math" w:hAnsi="Cambria Math"/>
+                              <w:lang w:val="en-US"/>
+                            </w:rPr>
+                            <m:t>-μ</m:t>
+                          </m:r>
+                        </m:e>
+                      </m:d>
+                    </m:e>
+                    <m:sup>
+                      <m:r>
+                        <w:rPr>
+                          <w:rFonts w:ascii="Cambria Math" w:hAnsi="Cambria Math"/>
+                          <w:lang w:val="en-US"/>
+                        </w:rPr>
+                        <m:t>2</m:t>
+                      </m:r>
+                    </m:sup>
+                  </m:sSup>
+                </m:e>
+              </m:nary>
+              <m:r>
+                <w:rPr>
+                  <w:rFonts w:ascii="Cambria Math" w:hAnsi="Cambria Math"/>
+                  <w:lang w:val="en-US"/>
+                </w:rPr>
+                <m:t>,</m:t>
+              </m:r>
+              <m:f>
+                <m:fPr>
+                  <m:ctrlPr>
+                    <w:rPr>
+                      <w:rFonts w:ascii="Cambria Math" w:hAnsi="Cambria Math"/>
+                      <w:i/>
+                      <w:lang w:val="en-US"/>
+                    </w:rPr>
+                  </m:ctrlPr>
+                </m:fPr>
+                <m:num>
+                  <m:r>
+                    <w:rPr>
+                      <w:rFonts w:ascii="Cambria Math" w:hAnsi="Cambria Math"/>
+                      <w:lang w:val="en-US"/>
+                    </w:rPr>
+                    <m:t>1</m:t>
+                  </m:r>
+                </m:num>
+                <m:den>
+                  <m:r>
+                    <w:rPr>
+                      <w:rFonts w:ascii="Cambria Math" w:hAnsi="Cambria Math"/>
+                      <w:lang w:val="en-US"/>
+                    </w:rPr>
+                    <m:t>c</m:t>
+                  </m:r>
+                </m:den>
+              </m:f>
+              <m:nary>
+                <m:naryPr>
+                  <m:chr m:val="∑"/>
+                  <m:limLoc m:val="undOvr"/>
+                  <m:ctrlPr>
+                    <w:rPr>
+                      <w:rFonts w:ascii="Cambria Math" w:hAnsi="Cambria Math"/>
+                      <w:i/>
+                      <w:lang w:val="en-US"/>
+                    </w:rPr>
+                  </m:ctrlPr>
+                </m:naryPr>
+                <m:sub>
+                  <m:r>
+                    <w:rPr>
+                      <w:rFonts w:ascii="Cambria Math" w:hAnsi="Cambria Math"/>
+                      <w:lang w:val="en-US"/>
+                    </w:rPr>
+                    <m:t>i</m:t>
+                  </m:r>
+                  <m:r>
+                    <w:rPr>
+                      <w:rFonts w:ascii="Cambria Math" w:hAnsi="Cambria Math"/>
+                      <w:lang w:val="en-US"/>
+                    </w:rPr>
+                    <m:t xml:space="preserve"> </m:t>
+                  </m:r>
+                  <m:r>
+                    <w:rPr>
+                      <w:rFonts w:ascii="Cambria Math" w:hAnsi="Cambria Math"/>
+                      <w:lang w:val="en-US"/>
+                    </w:rPr>
+                    <m:t>=</m:t>
+                  </m:r>
+                  <m:r>
+                    <w:rPr>
+                      <w:rFonts w:ascii="Cambria Math" w:hAnsi="Cambria Math"/>
+                      <w:lang w:val="en-US"/>
+                    </w:rPr>
+                    <m:t xml:space="preserve"> </m:t>
+                  </m:r>
+                  <m:r>
+                    <w:rPr>
+                      <w:rFonts w:ascii="Cambria Math" w:hAnsi="Cambria Math"/>
+                      <w:lang w:val="en-US"/>
+                    </w:rPr>
+                    <m:t>1</m:t>
+                  </m:r>
+                </m:sub>
+                <m:sup>
+                  <m:r>
+                    <w:rPr>
+                      <w:rFonts w:ascii="Cambria Math" w:hAnsi="Cambria Math"/>
+                      <w:lang w:val="en-US"/>
+                    </w:rPr>
+                    <m:t>n</m:t>
+                  </m:r>
+                </m:sup>
+                <m:e>
+                  <m:sSup>
+                    <m:sSupPr>
+                      <m:ctrlPr>
+                        <w:rPr>
+                          <w:rFonts w:ascii="Cambria Math" w:hAnsi="Cambria Math"/>
+                          <w:i/>
+                          <w:lang w:val="en-US"/>
+                        </w:rPr>
+                      </m:ctrlPr>
+                    </m:sSupPr>
+                    <m:e>
+                      <m:d>
+                        <m:dPr>
+                          <m:ctrlPr>
+                            <w:rPr>
+                              <w:rFonts w:ascii="Cambria Math" w:hAnsi="Cambria Math"/>
+                              <w:i/>
+                              <w:lang w:val="en-US"/>
+                            </w:rPr>
+                          </m:ctrlPr>
+                        </m:dPr>
+                        <m:e>
+                          <m:sSub>
+                            <m:sSubPr>
+                              <m:ctrlPr>
+                                <w:rPr>
+                                  <w:rFonts w:ascii="Cambria Math" w:hAnsi="Cambria Math"/>
+                                  <w:i/>
+                                  <w:lang w:val="en-US"/>
+                                </w:rPr>
+                              </m:ctrlPr>
+                            </m:sSubPr>
+                            <m:e>
+                              <m:r>
+                                <w:rPr>
+                                  <w:rFonts w:ascii="Cambria Math" w:hAnsi="Cambria Math"/>
+                                  <w:lang w:val="en-US"/>
+                                </w:rPr>
+                                <m:t>x</m:t>
+                              </m:r>
+                            </m:e>
+                            <m:sub>
+                              <m:r>
+                                <w:rPr>
+                                  <w:rFonts w:ascii="Cambria Math" w:hAnsi="Cambria Math"/>
+                                  <w:lang w:val="en-US"/>
+                                </w:rPr>
+                                <m:t>i</m:t>
+                              </m:r>
+                            </m:sub>
+                          </m:sSub>
+                          <m:r>
+                            <w:rPr>
+                              <w:rFonts w:ascii="Cambria Math" w:hAnsi="Cambria Math"/>
+                              <w:lang w:val="en-US"/>
+                            </w:rPr>
+                            <m:t>-μ</m:t>
+                          </m:r>
+                        </m:e>
+                      </m:d>
+                    </m:e>
+                    <m:sup>
+                      <m:r>
+                        <w:rPr>
+                          <w:rFonts w:ascii="Cambria Math" w:hAnsi="Cambria Math"/>
+                          <w:lang w:val="en-US"/>
+                        </w:rPr>
+                        <m:t>2</m:t>
+                      </m:r>
+                    </m:sup>
+                  </m:sSup>
+                </m:e>
+              </m:nary>
+            </m:e>
+          </m:d>
+        </m:oMath>
+      </m:oMathPara>
+    </w:p>
+    <w:p>
+      <w:pPr>
+        <w:pStyle w:val="ListParagraph"/>
+        <w:numPr>
+          <w:ilvl w:val="0"/>
+          <w:numId w:val="7"/>
+        </w:numPr>
+        <w:rPr>
+          <w:lang w:val="en-US"/>
+        </w:rPr>
+      </w:pPr>
+      <w:r>
+        <w:rPr>
+          <w:lang w:val="en-US"/>
+        </w:rPr>
+        <w:t xml:space="preserve">Trường hợp X </w:t>
+      </w:r>
+      <w:r>
+        <w:rPr>
+          <w:lang w:val="en-US"/>
+        </w:rPr>
+        <w:sym w:font="Symbol" w:char="F07E"/>
+      </w:r>
+      <w:r>
+        <w:rPr>
+          <w:lang w:val="en-US"/>
+        </w:rPr>
+        <w:t xml:space="preserve"> N(</w:t>
+      </w:r>
+      <w:r>
+        <w:rPr>
+          <w:lang w:val="en-US"/>
+        </w:rPr>
+        <w:sym w:font="Symbol" w:char="F06D"/>
+      </w:r>
+      <w:r>
+        <w:rPr>
+          <w:lang w:val="en-US"/>
+        </w:rPr>
+        <w:t xml:space="preserve">, </w:t>
+      </w:r>
+      <w:r>
+        <w:rPr>
+          <w:lang w:val="en-US"/>
+        </w:rPr>
+        <w:sym w:font="Symbol" w:char="F073"/>
+      </w:r>
+      <w:r>
+        <w:rPr>
+          <w:vertAlign w:val="superscript"/>
+          <w:lang w:val="en-US"/>
+        </w:rPr>
+        <w:t>2</w:t>
+      </w:r>
+      <w:r>
+        <w:rPr>
+          <w:lang w:val="en-US"/>
+        </w:rPr>
+        <w:t xml:space="preserve">) mà </w:t>
+      </w:r>
+      <w:r>
+        <w:rPr>
+          <w:lang w:val="en-US"/>
+        </w:rPr>
+        <w:sym w:font="Symbol" w:char="F06D"/>
+      </w:r>
+      <w:r>
+        <w:rPr>
+          <w:lang w:val="en-US"/>
+        </w:rPr>
+        <w:t xml:space="preserve"> </w:t>
+      </w:r>
+      <w:r>
+        <w:rPr>
+          <w:lang w:val="en-US"/>
+        </w:rPr>
+        <w:t>chưa</w:t>
+      </w:r>
+      <w:r>
+        <w:rPr>
+          <w:lang w:val="en-US"/>
+        </w:rPr>
+        <w:t xml:space="preserve"> biết, </w:t>
+      </w:r>
+      <w:r>
+        <w:rPr>
+          <w:lang w:val="en-US"/>
+        </w:rPr>
+        <w:sym w:font="Symbol" w:char="F073"/>
+      </w:r>
+      <w:r>
+        <w:rPr>
+          <w:vertAlign w:val="superscript"/>
+          <w:lang w:val="en-US"/>
+        </w:rPr>
+        <w:t>2</w:t>
+      </w:r>
+      <w:r>
+        <w:rPr>
+          <w:lang w:val="en-US"/>
+        </w:rPr>
+        <w:t xml:space="preserve"> là tham số cần tìm khoảng tin cậ</w:t>
+      </w:r>
+      <w:r>
+        <w:rPr>
+          <w:lang w:val="en-US"/>
+        </w:rPr>
+        <w:t>y, ta dùng lại biến ngẫu nhiên W đã tạo ở trên</w:t>
+      </w:r>
+    </w:p>
+    <w:p>
+      <w:pPr>
+        <w:pStyle w:val="ListParagraph"/>
+        <w:numPr>
+          <w:ilvl w:val="0"/>
+          <w:numId w:val="7"/>
+        </w:numPr>
+        <w:rPr>
+          <w:lang w:val="en-US"/>
+        </w:rPr>
+      </w:pPr>
+      <w:r>
+        <w:rPr>
+          <w:lang w:val="en-US"/>
+        </w:rPr>
+        <w:t xml:space="preserve">Các bước để tìm khoảng tin cậy </w:t>
+      </w:r>
+      <w:r>
+        <w:rPr>
+          <w:rFonts w:eastAsiaTheme="minorEastAsia"/>
+          <w:lang w:val="en-US"/>
+        </w:rPr>
+        <w:t xml:space="preserve">cũng tương tự, thay vì dùng Y có phân phối chuẩn thì dùng </w:t>
+      </w:r>
+      <w:r>
+        <w:rPr>
+          <w:rFonts w:eastAsiaTheme="minorEastAsia"/>
+          <w:lang w:val="en-US"/>
+        </w:rPr>
+        <w:t>W</w:t>
+      </w:r>
+      <w:r>
+        <w:rPr>
+          <w:rFonts w:eastAsiaTheme="minorEastAsia"/>
+          <w:lang w:val="en-US"/>
+        </w:rPr>
+        <w:t xml:space="preserve"> có phân phối chi bình phương</w:t>
+      </w:r>
+      <w:r>
+        <w:rPr>
+          <w:rFonts w:eastAsiaTheme="minorEastAsia"/>
+          <w:lang w:val="en-US"/>
+        </w:rPr>
+        <w:t>,</w:t>
+      </w:r>
+      <w:r>
+        <w:rPr>
+          <w:rFonts w:eastAsiaTheme="minorEastAsia"/>
+          <w:lang w:val="en-US"/>
+        </w:rPr>
+        <w:t xml:space="preserve"> </w:t>
+      </w:r>
+      <w:r>
+        <w:rPr>
+          <w:rFonts w:eastAsiaTheme="minorEastAsia"/>
+          <w:lang w:val="en-US"/>
+        </w:rPr>
+        <w:t xml:space="preserve">với trường hợp trên, </w:t>
+      </w:r>
+      <w:r>
+        <w:rPr>
+          <w:lang w:val="en-US"/>
+        </w:rPr>
+        <w:sym w:font="Symbol" w:char="F06D"/>
+      </w:r>
+      <w:r>
+        <w:rPr>
+          <w:lang w:val="en-US"/>
+        </w:rPr>
+        <w:t xml:space="preserve"> </w:t>
+      </w:r>
+      <w:r>
+        <w:rPr>
+          <w:lang w:val="en-US"/>
+        </w:rPr>
+        <w:t>chưa</w:t>
+      </w:r>
+      <w:r>
+        <w:rPr>
+          <w:lang w:val="en-US"/>
+        </w:rPr>
+        <w:t xml:space="preserve"> biết,</w:t>
+      </w:r>
+      <w:r>
+        <w:rPr>
+          <w:lang w:val="en-US"/>
+        </w:rPr>
+        <w:t xml:space="preserve"> s</w:t>
+      </w:r>
+      <w:r>
+        <w:rPr>
+          <w:vertAlign w:val="subscript"/>
+          <w:lang w:val="en-US"/>
+        </w:rPr>
+        <w:t>x</w:t>
+      </w:r>
+      <w:r>
+        <w:rPr>
+          <w:lang w:val="en-US"/>
+        </w:rPr>
+        <w:t xml:space="preserve"> đã tính,</w:t>
+      </w:r>
+      <w:r>
+        <w:rPr>
+          <w:lang w:val="en-US"/>
+        </w:rPr>
+        <w:t xml:space="preserve"> chọn c và d sao cho P(</w:t>
+      </w:r>
+      <w:r>
+        <w:rPr>
+          <w:lang w:val="en-US"/>
+        </w:rPr>
+        <w:t>W</w:t>
+      </w:r>
+      <w:r>
+        <w:rPr>
+          <w:lang w:val="en-US"/>
+        </w:rPr>
+        <w:t xml:space="preserve"> </w:t>
+      </w:r>
+      <w:r>
+        <w:rPr>
+          <w:lang w:val="en-US"/>
+        </w:rPr>
+        <w:sym w:font="Symbol" w:char="F0A3"/>
+      </w:r>
+      <w:r>
+        <w:rPr>
+          <w:lang w:val="en-US"/>
+        </w:rPr>
+        <w:t xml:space="preserve"> c) = P(W</w:t>
+      </w:r>
+      <w:r>
+        <w:rPr>
+          <w:lang w:val="en-US"/>
+        </w:rPr>
+        <w:t xml:space="preserve"> </w:t>
+      </w:r>
+      <w:r>
+        <w:rPr>
+          <w:lang w:val="en-US"/>
+        </w:rPr>
+        <w:sym w:font="Symbol" w:char="F0B3"/>
+      </w:r>
+      <w:r>
+        <w:rPr>
+          <w:lang w:val="en-US"/>
+        </w:rPr>
+        <w:t xml:space="preserve"> d),</w:t>
+      </w:r>
+      <w:r>
+        <w:rPr>
+          <w:lang w:val="en-US"/>
+        </w:rPr>
+        <w:t xml:space="preserve"> </w:t>
+      </w:r>
+      <w:r>
+        <w:rPr>
+          <w:rFonts w:eastAsiaTheme="minorEastAsia"/>
+          <w:lang w:val="en-US"/>
+        </w:rPr>
+        <w:t xml:space="preserve">thì khoảng tin cậy 2 phía của </w:t>
+      </w:r>
+      <w:r>
+        <w:rPr>
+          <w:lang w:val="en-US"/>
+        </w:rPr>
+        <w:sym w:font="Symbol" w:char="F073"/>
+      </w:r>
+      <w:r>
+        <w:rPr>
+          <w:vertAlign w:val="superscript"/>
+          <w:lang w:val="en-US"/>
+        </w:rPr>
+        <w:t>2</w:t>
+      </w:r>
+      <w:r>
+        <w:rPr>
+          <w:lang w:val="en-US"/>
+        </w:rPr>
+        <w:t xml:space="preserve"> là</w:t>
+      </w:r>
+    </w:p>
+    <w:p>
+      <w:pPr>
+        <w:pStyle w:val="ListParagraph"/>
+        <w:pBdr>
+          <w:top w:val="single" w:sz="4" w:space="1" w:color="auto"/>
+          <w:left w:val="single" w:sz="4" w:space="4" w:color="auto"/>
+          <w:bottom w:val="single" w:sz="4" w:space="1" w:color="auto"/>
+          <w:right w:val="single" w:sz="4" w:space="4" w:color="auto"/>
+        </w:pBdr>
+        <w:ind w:left="1080"/>
+        <w:rPr>
+          <w:rFonts w:ascii="Cambria Math" w:hAnsi="Cambria Math"/>
+          <w:lang w:val="en-US"/>
+          <w:oMath/>
+        </w:rPr>
+      </w:pPr>
+      <m:oMathPara>
+        <m:oMathParaPr>
+          <m:jc m:val="left"/>
+        </m:oMathParaPr>
+        <m:oMath>
+          <m:sSup>
+            <m:sSupPr>
+              <m:ctrlPr>
+                <w:rPr>
+                  <w:rFonts w:ascii="Cambria Math" w:hAnsi="Cambria Math"/>
+                  <w:i/>
+                  <w:lang w:val="en-US"/>
+                </w:rPr>
+              </m:ctrlPr>
+            </m:sSupPr>
+            <m:e>
+              <m:r>
+                <w:rPr>
+                  <w:rFonts w:ascii="Cambria Math" w:hAnsi="Cambria Math"/>
+                  <w:lang w:val="en-US"/>
+                </w:rPr>
+                <m:t>σ</m:t>
+              </m:r>
+            </m:e>
+            <m:sup>
+              <m:r>
+                <w:rPr>
+                  <w:rFonts w:ascii="Cambria Math" w:hAnsi="Cambria Math"/>
+                  <w:lang w:val="en-US"/>
+                </w:rPr>
+                <m:t>2</m:t>
+              </m:r>
+            </m:sup>
+          </m:sSup>
+          <m:r>
+            <w:rPr>
+              <w:rFonts w:ascii="Cambria Math" w:hAnsi="Cambria Math"/>
+              <w:lang w:val="en-US"/>
+            </w:rPr>
+            <m:t>∈</m:t>
+          </m:r>
+          <m:d>
+            <m:dPr>
+              <m:begChr m:val="["/>
+              <m:endChr m:val="]"/>
+              <m:ctrlPr>
+                <w:rPr>
+                  <w:rFonts w:ascii="Cambria Math" w:hAnsi="Cambria Math"/>
+                  <w:i/>
+                  <w:lang w:val="en-US"/>
+                </w:rPr>
+              </m:ctrlPr>
+            </m:dPr>
+            <m:e>
+              <m:f>
+                <m:fPr>
+                  <m:ctrlPr>
+                    <w:rPr>
+                      <w:rFonts w:ascii="Cambria Math" w:hAnsi="Cambria Math"/>
+                      <w:i/>
+                      <w:lang w:val="en-US"/>
+                    </w:rPr>
+                  </m:ctrlPr>
+                </m:fPr>
+                <m:num>
+                  <m:d>
+                    <m:dPr>
+                      <m:ctrlPr>
+                        <w:rPr>
+                          <w:rFonts w:ascii="Cambria Math" w:hAnsi="Cambria Math"/>
+                          <w:i/>
+                          <w:lang w:val="en-US"/>
+                        </w:rPr>
+                      </m:ctrlPr>
+                    </m:dPr>
+                    <m:e>
+                      <m:r>
+                        <w:rPr>
+                          <w:rFonts w:ascii="Cambria Math" w:hAnsi="Cambria Math"/>
+                          <w:lang w:val="en-US"/>
+                        </w:rPr>
+                        <m:t>n-</m:t>
+                      </m:r>
+                      <m:r>
+                        <w:rPr>
+                          <w:rFonts w:ascii="Cambria Math" w:hAnsi="Cambria Math"/>
+                          <w:lang w:val="en-US"/>
+                        </w:rPr>
+                        <m:t>1</m:t>
+                      </m:r>
+                    </m:e>
+                  </m:d>
+                  <m:sSubSup>
+                    <m:sSubSupPr>
+                      <m:ctrlPr>
+                        <w:rPr>
+                          <w:rFonts w:ascii="Cambria Math" w:hAnsi="Cambria Math"/>
+                          <w:i/>
+                          <w:lang w:val="en-US"/>
+                        </w:rPr>
+                      </m:ctrlPr>
+                    </m:sSubSupPr>
+                    <m:e>
+                      <m:r>
+                        <w:rPr>
+                          <w:rFonts w:ascii="Cambria Math" w:hAnsi="Cambria Math"/>
+                          <w:lang w:val="en-US"/>
+                        </w:rPr>
+                        <m:t>s</m:t>
+                      </m:r>
+                    </m:e>
+                    <m:sub>
+                      <m:r>
+                        <w:rPr>
+                          <w:rFonts w:ascii="Cambria Math" w:hAnsi="Cambria Math"/>
+                          <w:lang w:val="en-US"/>
+                        </w:rPr>
+                        <m:t>x</m:t>
+                      </m:r>
+                    </m:sub>
+                    <m:sup>
+                      <m:r>
+                        <w:rPr>
+                          <w:rFonts w:ascii="Cambria Math" w:hAnsi="Cambria Math"/>
+                          <w:lang w:val="en-US"/>
+                        </w:rPr>
+                        <m:t>2</m:t>
+                      </m:r>
+                    </m:sup>
+                  </m:sSubSup>
+                </m:num>
+                <m:den>
+                  <m:r>
+                    <w:rPr>
+                      <w:rFonts w:ascii="Cambria Math" w:hAnsi="Cambria Math"/>
+                      <w:lang w:val="en-US"/>
+                    </w:rPr>
+                    <m:t>d</m:t>
+                  </m:r>
+                </m:den>
+              </m:f>
+              <m:r>
+                <w:rPr>
+                  <w:rFonts w:ascii="Cambria Math" w:hAnsi="Cambria Math"/>
+                  <w:lang w:val="en-US"/>
+                </w:rPr>
+                <m:t>,</m:t>
+              </m:r>
+              <m:f>
+                <m:fPr>
+                  <m:ctrlPr>
+                    <w:rPr>
+                      <w:rFonts w:ascii="Cambria Math" w:hAnsi="Cambria Math"/>
+                      <w:i/>
+                      <w:lang w:val="en-US"/>
+                    </w:rPr>
+                  </m:ctrlPr>
+                </m:fPr>
+                <m:num>
+                  <m:d>
+                    <m:dPr>
+                      <m:ctrlPr>
+                        <w:rPr>
+                          <w:rFonts w:ascii="Cambria Math" w:hAnsi="Cambria Math"/>
+                          <w:i/>
+                          <w:lang w:val="en-US"/>
+                        </w:rPr>
+                      </m:ctrlPr>
+                    </m:dPr>
+                    <m:e>
+                      <m:r>
+                        <w:rPr>
+                          <w:rFonts w:ascii="Cambria Math" w:hAnsi="Cambria Math"/>
+                          <w:lang w:val="en-US"/>
+                        </w:rPr>
+                        <m:t>n-1</m:t>
+                      </m:r>
+                    </m:e>
+                  </m:d>
+                  <m:sSubSup>
+                    <m:sSubSupPr>
+                      <m:ctrlPr>
+                        <w:rPr>
+                          <w:rFonts w:ascii="Cambria Math" w:hAnsi="Cambria Math"/>
+                          <w:i/>
+                          <w:lang w:val="en-US"/>
+                        </w:rPr>
+                      </m:ctrlPr>
+                    </m:sSubSupPr>
+                    <m:e>
+                      <m:r>
+                        <w:rPr>
+                          <w:rFonts w:ascii="Cambria Math" w:hAnsi="Cambria Math"/>
+                          <w:lang w:val="en-US"/>
+                        </w:rPr>
+                        <m:t>s</m:t>
+                      </m:r>
+                    </m:e>
+                    <m:sub>
+                      <m:r>
+                        <w:rPr>
+                          <w:rFonts w:ascii="Cambria Math" w:hAnsi="Cambria Math"/>
+                          <w:lang w:val="en-US"/>
+                        </w:rPr>
+                        <m:t>x</m:t>
+                      </m:r>
+                    </m:sub>
+                    <m:sup>
+                      <m:r>
+                        <w:rPr>
+                          <w:rFonts w:ascii="Cambria Math" w:hAnsi="Cambria Math"/>
+                          <w:lang w:val="en-US"/>
+                        </w:rPr>
+                        <m:t>2</m:t>
+                      </m:r>
+                    </m:sup>
+                  </m:sSubSup>
+                </m:num>
+                <m:den>
+                  <m:r>
+                    <w:rPr>
+                      <w:rFonts w:ascii="Cambria Math" w:hAnsi="Cambria Math"/>
+                      <w:lang w:val="en-US"/>
+                    </w:rPr>
+                    <m:t>c</m:t>
+                  </m:r>
+                </m:den>
+              </m:f>
+            </m:e>
+          </m:d>
+        </m:oMath>
+      </m:oMathPara>
+    </w:p>
+    <w:p>
+      <w:pPr>
+        <w:rPr>
+          <w:lang w:val="en-US"/>
+        </w:rPr>
+      </w:pPr>
       <w:bookmarkStart w:id="0" w:name="_GoBack"/>
       <w:bookmarkEnd w:id="0"/>
     </w:p>
@@ -7822,18 +12753,10 @@
           <w:lang w:val="en-US"/>
         </w:rPr>
       </w:pPr>
-    </w:p>
-    <w:p>
-      <w:pPr>
-        <w:rPr>
-          <w:lang w:val="en-US"/>
-        </w:rPr>
-      </w:pPr>
-      <w:r>
-        <w:rPr>
-          <w:lang w:val="en-US"/>
-        </w:rPr>
-        <w:lastRenderedPageBreak/>
+      <w:r>
+        <w:rPr>
+          <w:lang w:val="en-US"/>
+        </w:rPr>
         <w:t>Probability</w:t>
       </w:r>
       <w:r>
@@ -7888,6 +12811,7 @@
         <w:rPr>
           <w:lang w:val="en-US"/>
         </w:rPr>
+        <w:lastRenderedPageBreak/>
         <w:t>Cho cái bảng sau</w:t>
       </w:r>
     </w:p>
@@ -8385,7 +13309,6 @@
         <w:rPr>
           <w:lang w:val="en-US"/>
         </w:rPr>
-        <w:lastRenderedPageBreak/>
         <w:t xml:space="preserve">A và B gọi là 2 biến cố độc lập (Independent Events) chỉ khi P(AB) = P(A)P(B), </w:t>
       </w:r>
       <w:r>
@@ -8458,6 +13381,7 @@
         <w:rPr>
           <w:lang w:val="en-US"/>
         </w:rPr>
+        <w:lastRenderedPageBreak/>
         <w:t>Ví Dụ Cụ Thể Về Mô Hình Hóa Xác Suất?</w:t>
       </w:r>
     </w:p>
@@ -9266,14 +14190,7 @@
         <w:rPr>
           <w:lang w:val="en-US"/>
         </w:rPr>
-        <w:t xml:space="preserve"> người là nông </w:t>
-      </w:r>
-      <w:r>
-        <w:rPr>
-          <w:lang w:val="en-US"/>
-        </w:rPr>
-        <w:lastRenderedPageBreak/>
-        <w:t>dân, 1</w:t>
+        <w:t xml:space="preserve"> người là nông dân, 1</w:t>
       </w:r>
       <w:r>
         <w:rPr>
@@ -9390,6 +14307,7 @@
         <w:rPr>
           <w:lang w:val="en-US"/>
         </w:rPr>
+        <w:lastRenderedPageBreak/>
         <w:t xml:space="preserve">P(B) = </w:t>
       </w:r>
       <w:r>
@@ -11289,7 +16207,6 @@
         <w:rPr>
           <w:lang w:val="en-US"/>
         </w:rPr>
-        <w:lastRenderedPageBreak/>
         <w:t xml:space="preserve">Kì vọng </w:t>
       </w:r>
       <w:r>
@@ -11477,6 +16394,7 @@
           <w:rFonts w:eastAsiaTheme="minorEastAsia"/>
           <w:lang w:val="en-US"/>
         </w:rPr>
+        <w:lastRenderedPageBreak/>
         <w:t>Dễ thấy X chính là tổng của n biến ngẫu nhiên độc lập với cùng 1 phân phối Bernoulli</w:t>
       </w:r>
     </w:p>
@@ -15451,7 +20369,6 @@
               <w:rFonts w:ascii="Cambria Math" w:hAnsi="Cambria Math"/>
               <w:lang w:val="en-US"/>
             </w:rPr>
-            <w:lastRenderedPageBreak/>
             <m:t>⇒E</m:t>
           </m:r>
           <m:d>
@@ -19402,6 +24319,7 @@
         <w:rPr>
           <w:lang w:val="en-US"/>
         </w:rPr>
+        <w:lastRenderedPageBreak/>
         <w:t>Cho X là biến ngẫu nhiên liên tục, khi đó Likelihood của giá trị x</w:t>
       </w:r>
       <w:r>
@@ -21178,7 +26096,6 @@
           <w:rFonts w:eastAsiaTheme="minorEastAsia"/>
           <w:lang w:val="en-US"/>
         </w:rPr>
-        <w:lastRenderedPageBreak/>
         <w:t>CDF của X là</w:t>
       </w:r>
     </w:p>
@@ -21440,6 +26357,7 @@
               <w:rFonts w:ascii="Cambria Math" w:hAnsi="Cambria Math"/>
               <w:lang w:val="en-US"/>
             </w:rPr>
+            <w:lastRenderedPageBreak/>
             <m:t>erf</m:t>
           </m:r>
           <m:d>
@@ -23336,7 +28254,35 @@
           <w:rFonts w:eastAsiaTheme="minorEastAsia"/>
           <w:lang w:val="en-US"/>
         </w:rPr>
-        <w:t>Bản chất của X chính là tổng của r biến ngẫu nhiên với phân phối chuẩn tắc</w:t>
+        <w:t xml:space="preserve">Bản chất của X chính là tổng </w:t>
+      </w:r>
+      <w:r>
+        <w:rPr>
+          <w:rFonts w:eastAsiaTheme="minorEastAsia"/>
+          <w:lang w:val="en-US"/>
+        </w:rPr>
+        <w:t xml:space="preserve">bình phương </w:t>
+      </w:r>
+      <w:r>
+        <w:rPr>
+          <w:rFonts w:eastAsiaTheme="minorEastAsia"/>
+          <w:lang w:val="en-US"/>
+        </w:rPr>
+        <w:t xml:space="preserve">của r biến ngẫu nhiên </w:t>
+      </w:r>
+      <w:r>
+        <w:rPr>
+          <w:rFonts w:eastAsiaTheme="minorEastAsia"/>
+          <w:lang w:val="en-US"/>
+        </w:rPr>
+        <w:t xml:space="preserve">độc lập </w:t>
+      </w:r>
+      <w:r>
+        <w:rPr>
+          <w:rFonts w:eastAsiaTheme="minorEastAsia"/>
+          <w:lang w:val="en-US"/>
+        </w:rPr>
+        <w:t>với phân phối chuẩn tắc</w:t>
       </w:r>
     </w:p>
     <w:p>
@@ -23684,7 +28630,6 @@
               <w:rFonts w:ascii="Cambria Math" w:hAnsi="Cambria Math"/>
               <w:lang w:val="en-US"/>
             </w:rPr>
-            <w:lastRenderedPageBreak/>
             <m:t>E</m:t>
           </m:r>
           <m:d>
@@ -23874,6 +28819,7 @@
         <w:rPr>
           <w:lang w:val="en-US"/>
         </w:rPr>
+        <w:lastRenderedPageBreak/>
         <w:t>Phân Phố</w:t>
       </w:r>
       <w:r>
@@ -25944,7 +30890,6 @@
         <w:rPr>
           <w:lang w:val="en-US"/>
         </w:rPr>
-        <w:lastRenderedPageBreak/>
         <w:t>H</w:t>
       </w:r>
       <w:r>
@@ -26031,7 +30976,14 @@
         <w:rPr>
           <w:lang w:val="en-US"/>
         </w:rPr>
-        <w:t xml:space="preserve">, của B là </w:t>
+        <w:t xml:space="preserve">, của B </w:t>
+      </w:r>
+      <w:r>
+        <w:rPr>
+          <w:lang w:val="en-US"/>
+        </w:rPr>
+        <w:lastRenderedPageBreak/>
+        <w:t xml:space="preserve">là </w:t>
       </w:r>
       <w:r>
         <w:rPr>
@@ -27004,7 +31956,6 @@
         <w:rPr>
           <w:lang w:val="en-US"/>
         </w:rPr>
-        <w:lastRenderedPageBreak/>
         <w:t>Bằng tổ</w:t>
       </w:r>
       <w:r>
@@ -27136,6 +32087,7 @@
             <w:rFonts w:ascii="Cambria Math" w:eastAsiaTheme="minorEastAsia" w:hAnsi="Cambria Math"/>
             <w:lang w:val="en-US"/>
           </w:rPr>
+          <w:lastRenderedPageBreak/>
           <m:t>x=f</m:t>
         </m:r>
         <m:d>
@@ -29185,7 +34137,6 @@
         <w:rPr>
           <w:lang w:val="en-US"/>
         </w:rPr>
-        <w:lastRenderedPageBreak/>
         <w:t>Variance Của Tổng 2 Biến Ngẫu Nhiên?</w:t>
       </w:r>
     </w:p>
@@ -29365,6 +34316,7 @@
         <w:rPr>
           <w:lang w:val="en-US"/>
         </w:rPr>
+        <w:lastRenderedPageBreak/>
         <w:t>Chứ</w:t>
       </w:r>
       <w:r>
@@ -35319,7 +40271,6 @@
         <w:rPr>
           <w:lang w:val="en-US"/>
         </w:rPr>
-        <w:lastRenderedPageBreak/>
         <w:t xml:space="preserve">Chứng Minh Công Thức MGF Của </w:t>
       </w:r>
       <w:r>
@@ -36157,6 +41108,7 @@
         <w:rPr>
           <w:lang w:val="en-US"/>
         </w:rPr>
+        <w:lastRenderedPageBreak/>
         <w:t xml:space="preserve">Định </w:t>
       </w:r>
       <w:r>

--- a/statistics.docx
+++ b/statistics.docx
@@ -2286,8 +2286,22 @@
         <w:rPr>
           <w:lang w:val="en-US"/>
         </w:rPr>
-        <w:t>Thống Kê (Statistics)?</w:t>
-      </w:r>
+        <w:t>Thố</w:t>
+      </w:r>
+      <w:r>
+        <w:rPr>
+          <w:lang w:val="en-US"/>
+        </w:rPr>
+        <w:t>ng Kê (Statistic</w:t>
+      </w:r>
+      <w:r>
+        <w:rPr>
+          <w:lang w:val="en-US"/>
+        </w:rPr>
+        <w:t>)?</w:t>
+      </w:r>
+      <w:bookmarkStart w:id="0" w:name="_GoBack"/>
+      <w:bookmarkEnd w:id="0"/>
     </w:p>
     <w:p>
       <w:pPr>
@@ -8553,6 +8567,12 @@
         </w:rPr>
         <w:t xml:space="preserve"> khả năng cao sẽ rơi vào</w:t>
       </w:r>
+      <w:r>
+        <w:rPr>
+          <w:lang w:val="en-US"/>
+        </w:rPr>
+        <w:t xml:space="preserve">, khi đó giá trị (b – a) / 2 gọi là sai số (Margin Of Error) </w:t>
+      </w:r>
     </w:p>
     <w:p>
       <w:pPr>
@@ -11495,35 +11515,7 @@
                   <w:rFonts w:ascii="Cambria Math" w:hAnsi="Cambria Math"/>
                   <w:lang w:val="en-US"/>
                 </w:rPr>
-                <m:t>i</m:t>
-              </m:r>
-              <m:r>
-                <w:rPr>
-                  <w:rFonts w:ascii="Cambria Math" w:hAnsi="Cambria Math"/>
-                  <w:lang w:val="en-US"/>
-                </w:rPr>
-                <m:t xml:space="preserve"> </m:t>
-              </m:r>
-              <m:r>
-                <w:rPr>
-                  <w:rFonts w:ascii="Cambria Math" w:hAnsi="Cambria Math"/>
-                  <w:lang w:val="en-US"/>
-                </w:rPr>
-                <m:t>=</m:t>
-              </m:r>
-              <m:r>
-                <w:rPr>
-                  <w:rFonts w:ascii="Cambria Math" w:hAnsi="Cambria Math"/>
-                  <w:lang w:val="en-US"/>
-                </w:rPr>
-                <m:t xml:space="preserve"> </m:t>
-              </m:r>
-              <m:r>
-                <w:rPr>
-                  <w:rFonts w:ascii="Cambria Math" w:hAnsi="Cambria Math"/>
-                  <w:lang w:val="en-US"/>
-                </w:rPr>
-                <m:t>1</m:t>
+                <m:t>i = 1</m:t>
               </m:r>
             </m:sub>
             <m:sup>
@@ -11909,35 +11901,7 @@
                       <w:rFonts w:ascii="Cambria Math" w:hAnsi="Cambria Math"/>
                       <w:lang w:val="en-US"/>
                     </w:rPr>
-                    <m:t>i</m:t>
-                  </m:r>
-                  <m:r>
-                    <w:rPr>
-                      <w:rFonts w:ascii="Cambria Math" w:hAnsi="Cambria Math"/>
-                      <w:lang w:val="en-US"/>
-                    </w:rPr>
-                    <m:t xml:space="preserve"> </m:t>
-                  </m:r>
-                  <m:r>
-                    <w:rPr>
-                      <w:rFonts w:ascii="Cambria Math" w:hAnsi="Cambria Math"/>
-                      <w:lang w:val="en-US"/>
-                    </w:rPr>
-                    <m:t>=</m:t>
-                  </m:r>
-                  <m:r>
-                    <w:rPr>
-                      <w:rFonts w:ascii="Cambria Math" w:hAnsi="Cambria Math"/>
-                      <w:lang w:val="en-US"/>
-                    </w:rPr>
-                    <m:t xml:space="preserve"> </m:t>
-                  </m:r>
-                  <m:r>
-                    <w:rPr>
-                      <w:rFonts w:ascii="Cambria Math" w:hAnsi="Cambria Math"/>
-                      <w:lang w:val="en-US"/>
-                    </w:rPr>
-                    <m:t>1</m:t>
+                    <m:t>i = 1</m:t>
                   </m:r>
                 </m:sub>
                 <m:sup>
@@ -12077,35 +12041,7 @@
                       <w:rFonts w:ascii="Cambria Math" w:hAnsi="Cambria Math"/>
                       <w:lang w:val="en-US"/>
                     </w:rPr>
-                    <m:t>i</m:t>
-                  </m:r>
-                  <m:r>
-                    <w:rPr>
-                      <w:rFonts w:ascii="Cambria Math" w:hAnsi="Cambria Math"/>
-                      <w:lang w:val="en-US"/>
-                    </w:rPr>
-                    <m:t xml:space="preserve"> </m:t>
-                  </m:r>
-                  <m:r>
-                    <w:rPr>
-                      <w:rFonts w:ascii="Cambria Math" w:hAnsi="Cambria Math"/>
-                      <w:lang w:val="en-US"/>
-                    </w:rPr>
-                    <m:t>=</m:t>
-                  </m:r>
-                  <m:r>
-                    <w:rPr>
-                      <w:rFonts w:ascii="Cambria Math" w:hAnsi="Cambria Math"/>
-                      <w:lang w:val="en-US"/>
-                    </w:rPr>
-                    <m:t xml:space="preserve"> </m:t>
-                  </m:r>
-                  <m:r>
-                    <w:rPr>
-                      <w:rFonts w:ascii="Cambria Math" w:hAnsi="Cambria Math"/>
-                      <w:lang w:val="en-US"/>
-                    </w:rPr>
-                    <m:t>1</m:t>
+                    <m:t>i = 1</m:t>
                   </m:r>
                 </m:sub>
                 <m:sup>
@@ -12266,19 +12202,7 @@
         <w:rPr>
           <w:lang w:val="en-US"/>
         </w:rPr>
-        <w:t xml:space="preserve"> </w:t>
-      </w:r>
-      <w:r>
-        <w:rPr>
-          <w:lang w:val="en-US"/>
-        </w:rPr>
-        <w:t>chưa</w:t>
-      </w:r>
-      <w:r>
-        <w:rPr>
-          <w:lang w:val="en-US"/>
-        </w:rPr>
-        <w:t xml:space="preserve"> biết, </w:t>
+        <w:t xml:space="preserve"> chưa biết, </w:t>
       </w:r>
       <w:r>
         <w:rPr>
@@ -12297,13 +12221,7 @@
         <w:rPr>
           <w:lang w:val="en-US"/>
         </w:rPr>
-        <w:t xml:space="preserve"> là tham số cần tìm khoảng tin cậ</w:t>
-      </w:r>
-      <w:r>
-        <w:rPr>
-          <w:lang w:val="en-US"/>
-        </w:rPr>
-        <w:t>y, ta dùng lại biến ngẫu nhiên W đã tạo ở trên</w:t>
+        <w:t xml:space="preserve"> là tham số cần tìm khoảng tin cậy, ta dùng lại biến ngẫu nhiên W đã tạo ở trên</w:t>
       </w:r>
     </w:p>
     <w:p>
@@ -12328,41 +12246,20 @@
           <w:rFonts w:eastAsiaTheme="minorEastAsia"/>
           <w:lang w:val="en-US"/>
         </w:rPr>
-        <w:t xml:space="preserve">cũng tương tự, thay vì dùng Y có phân phối chuẩn thì dùng </w:t>
+        <w:t>cũng tương tự, thay vì dùng Y có phân phối chuẩn thì dùng W có phân phối chi bình phương,</w:t>
       </w:r>
       <w:r>
         <w:rPr>
           <w:rFonts w:eastAsiaTheme="minorEastAsia"/>
           <w:lang w:val="en-US"/>
         </w:rPr>
-        <w:t>W</w:t>
+        <w:t xml:space="preserve"> </w:t>
       </w:r>
       <w:r>
         <w:rPr>
           <w:rFonts w:eastAsiaTheme="minorEastAsia"/>
           <w:lang w:val="en-US"/>
         </w:rPr>
-        <w:t xml:space="preserve"> có phân phối chi bình phương</w:t>
-      </w:r>
-      <w:r>
-        <w:rPr>
-          <w:rFonts w:eastAsiaTheme="minorEastAsia"/>
-          <w:lang w:val="en-US"/>
-        </w:rPr>
-        <w:t>,</w:t>
-      </w:r>
-      <w:r>
-        <w:rPr>
-          <w:rFonts w:eastAsiaTheme="minorEastAsia"/>
-          <w:lang w:val="en-US"/>
-        </w:rPr>
-        <w:t xml:space="preserve"> </w:t>
-      </w:r>
-      <w:r>
-        <w:rPr>
-          <w:rFonts w:eastAsiaTheme="minorEastAsia"/>
-          <w:lang w:val="en-US"/>
-        </w:rPr>
         <w:t xml:space="preserve">với trường hợp trên, </w:t>
       </w:r>
       <w:r>
@@ -12375,25 +12272,7 @@
         <w:rPr>
           <w:lang w:val="en-US"/>
         </w:rPr>
-        <w:t xml:space="preserve"> </w:t>
-      </w:r>
-      <w:r>
-        <w:rPr>
-          <w:lang w:val="en-US"/>
-        </w:rPr>
-        <w:t>chưa</w:t>
-      </w:r>
-      <w:r>
-        <w:rPr>
-          <w:lang w:val="en-US"/>
-        </w:rPr>
-        <w:t xml:space="preserve"> biết,</w:t>
-      </w:r>
-      <w:r>
-        <w:rPr>
-          <w:lang w:val="en-US"/>
-        </w:rPr>
-        <w:t xml:space="preserve"> s</w:t>
+        <w:t xml:space="preserve"> chưa biết, s</w:t>
       </w:r>
       <w:r>
         <w:rPr>
@@ -12406,25 +12285,7 @@
         <w:rPr>
           <w:lang w:val="en-US"/>
         </w:rPr>
-        <w:t xml:space="preserve"> đã tính,</w:t>
-      </w:r>
-      <w:r>
-        <w:rPr>
-          <w:lang w:val="en-US"/>
-        </w:rPr>
-        <w:t xml:space="preserve"> chọn c và d sao cho P(</w:t>
-      </w:r>
-      <w:r>
-        <w:rPr>
-          <w:lang w:val="en-US"/>
-        </w:rPr>
-        <w:t>W</w:t>
-      </w:r>
-      <w:r>
-        <w:rPr>
-          <w:lang w:val="en-US"/>
-        </w:rPr>
-        <w:t xml:space="preserve"> </w:t>
+        <w:t xml:space="preserve"> đã tính, chọn c và d sao cho P(W </w:t>
       </w:r>
       <w:r>
         <w:rPr>
@@ -12436,13 +12297,7 @@
         <w:rPr>
           <w:lang w:val="en-US"/>
         </w:rPr>
-        <w:t xml:space="preserve"> c) = P(W</w:t>
-      </w:r>
-      <w:r>
-        <w:rPr>
-          <w:lang w:val="en-US"/>
-        </w:rPr>
-        <w:t xml:space="preserve"> </w:t>
+        <w:t xml:space="preserve"> c) = P(W </w:t>
       </w:r>
       <w:r>
         <w:rPr>
@@ -12454,13 +12309,7 @@
         <w:rPr>
           <w:lang w:val="en-US"/>
         </w:rPr>
-        <w:t xml:space="preserve"> d),</w:t>
-      </w:r>
-      <w:r>
-        <w:rPr>
-          <w:lang w:val="en-US"/>
-        </w:rPr>
-        <w:t xml:space="preserve"> </w:t>
+        <w:t xml:space="preserve"> d), </w:t>
       </w:r>
       <w:r>
         <w:rPr>
@@ -12559,100 +12408,6 @@
               </m:ctrlPr>
             </m:dPr>
             <m:e>
-              <m:f>
-                <m:fPr>
-                  <m:ctrlPr>
-                    <w:rPr>
-                      <w:rFonts w:ascii="Cambria Math" w:hAnsi="Cambria Math"/>
-                      <w:i/>
-                      <w:lang w:val="en-US"/>
-                    </w:rPr>
-                  </m:ctrlPr>
-                </m:fPr>
-                <m:num>
-                  <m:d>
-                    <m:dPr>
-                      <m:ctrlPr>
-                        <w:rPr>
-                          <w:rFonts w:ascii="Cambria Math" w:hAnsi="Cambria Math"/>
-                          <w:i/>
-                          <w:lang w:val="en-US"/>
-                        </w:rPr>
-                      </m:ctrlPr>
-                    </m:dPr>
-                    <m:e>
-                      <m:r>
-                        <w:rPr>
-                          <w:rFonts w:ascii="Cambria Math" w:hAnsi="Cambria Math"/>
-                          <w:lang w:val="en-US"/>
-                        </w:rPr>
-                        <m:t>n-</m:t>
-                      </m:r>
-                      <m:r>
-                        <w:rPr>
-                          <w:rFonts w:ascii="Cambria Math" w:hAnsi="Cambria Math"/>
-                          <w:lang w:val="en-US"/>
-                        </w:rPr>
-                        <m:t>1</m:t>
-                      </m:r>
-                    </m:e>
-                  </m:d>
-                  <m:sSubSup>
-                    <m:sSubSupPr>
-                      <m:ctrlPr>
-                        <w:rPr>
-                          <w:rFonts w:ascii="Cambria Math" w:hAnsi="Cambria Math"/>
-                          <w:i/>
-                          <w:lang w:val="en-US"/>
-                        </w:rPr>
-                      </m:ctrlPr>
-                    </m:sSubSupPr>
-                    <m:e>
-                      <m:r>
-                        <w:rPr>
-                          <w:rFonts w:ascii="Cambria Math" w:hAnsi="Cambria Math"/>
-                          <w:lang w:val="en-US"/>
-                        </w:rPr>
-                        <m:t>s</m:t>
-                      </m:r>
-                    </m:e>
-                    <m:sub>
-                      <m:r>
-                        <w:rPr>
-                          <w:rFonts w:ascii="Cambria Math" w:hAnsi="Cambria Math"/>
-                          <w:lang w:val="en-US"/>
-                        </w:rPr>
-                        <m:t>x</m:t>
-                      </m:r>
-                    </m:sub>
-                    <m:sup>
-                      <m:r>
-                        <w:rPr>
-                          <w:rFonts w:ascii="Cambria Math" w:hAnsi="Cambria Math"/>
-                          <w:lang w:val="en-US"/>
-                        </w:rPr>
-                        <m:t>2</m:t>
-                      </m:r>
-                    </m:sup>
-                  </m:sSubSup>
-                </m:num>
-                <m:den>
-                  <m:r>
-                    <w:rPr>
-                      <w:rFonts w:ascii="Cambria Math" w:hAnsi="Cambria Math"/>
-                      <w:lang w:val="en-US"/>
-                    </w:rPr>
-                    <m:t>d</m:t>
-                  </m:r>
-                </m:den>
-              </m:f>
-              <m:r>
-                <w:rPr>
-                  <w:rFonts w:ascii="Cambria Math" w:hAnsi="Cambria Math"/>
-                  <w:lang w:val="en-US"/>
-                </w:rPr>
-                <m:t>,</m:t>
-              </m:r>
               <m:f>
                 <m:fPr>
                   <m:ctrlPr>
@@ -12729,6 +12484,93 @@
                       <w:rFonts w:ascii="Cambria Math" w:hAnsi="Cambria Math"/>
                       <w:lang w:val="en-US"/>
                     </w:rPr>
+                    <m:t>d</m:t>
+                  </m:r>
+                </m:den>
+              </m:f>
+              <m:r>
+                <w:rPr>
+                  <w:rFonts w:ascii="Cambria Math" w:hAnsi="Cambria Math"/>
+                  <w:lang w:val="en-US"/>
+                </w:rPr>
+                <m:t>,</m:t>
+              </m:r>
+              <m:f>
+                <m:fPr>
+                  <m:ctrlPr>
+                    <w:rPr>
+                      <w:rFonts w:ascii="Cambria Math" w:hAnsi="Cambria Math"/>
+                      <w:i/>
+                      <w:lang w:val="en-US"/>
+                    </w:rPr>
+                  </m:ctrlPr>
+                </m:fPr>
+                <m:num>
+                  <m:d>
+                    <m:dPr>
+                      <m:ctrlPr>
+                        <w:rPr>
+                          <w:rFonts w:ascii="Cambria Math" w:hAnsi="Cambria Math"/>
+                          <w:i/>
+                          <w:lang w:val="en-US"/>
+                        </w:rPr>
+                      </m:ctrlPr>
+                    </m:dPr>
+                    <m:e>
+                      <m:r>
+                        <w:rPr>
+                          <w:rFonts w:ascii="Cambria Math" w:hAnsi="Cambria Math"/>
+                          <w:lang w:val="en-US"/>
+                        </w:rPr>
+                        <m:t>n-1</m:t>
+                      </m:r>
+                    </m:e>
+                  </m:d>
+                  <m:sSubSup>
+                    <m:sSubSupPr>
+                      <m:ctrlPr>
+                        <w:rPr>
+                          <w:rFonts w:ascii="Cambria Math" w:hAnsi="Cambria Math"/>
+                          <w:i/>
+                          <w:lang w:val="en-US"/>
+                        </w:rPr>
+                      </m:ctrlPr>
+                    </m:sSubSupPr>
+                    <m:e>
+                      <m:r>
+                        <w:rPr>
+                          <w:rFonts w:ascii="Cambria Math" w:hAnsi="Cambria Math"/>
+                          <w:lang w:val="en-US"/>
+                        </w:rPr>
+                        <m:t>s</m:t>
+                      </m:r>
+                    </m:e>
+                    <m:sub>
+                      <m:r>
+                        <w:rPr>
+                          <w:rFonts w:ascii="Cambria Math" w:hAnsi="Cambria Math"/>
+                          <w:lang w:val="en-US"/>
+                        </w:rPr>
+                        <m:t>x</m:t>
+                      </m:r>
+                    </m:sub>
+                    <m:sup>
+                      <m:r>
+                        <w:rPr>
+                          <w:rFonts w:ascii="Cambria Math" w:hAnsi="Cambria Math"/>
+                          <w:lang w:val="en-US"/>
+                        </w:rPr>
+                        <m:t>2</m:t>
+                      </m:r>
+                    </m:sup>
+                  </m:sSubSup>
+                </m:num>
+                <m:den>
+                  <m:r>
+                    <w:rPr>
+                      <w:rFonts w:ascii="Cambria Math" w:hAnsi="Cambria Math"/>
+                      <w:lang w:val="en-US"/>
+                    </w:rPr>
                     <m:t>c</m:t>
                   </m:r>
                 </m:den>
@@ -12740,12 +12582,1196 @@
     </w:p>
     <w:p>
       <w:pPr>
-        <w:rPr>
-          <w:lang w:val="en-US"/>
-        </w:rPr>
-      </w:pPr>
-      <w:bookmarkStart w:id="0" w:name="_GoBack"/>
-      <w:bookmarkEnd w:id="0"/>
+        <w:pStyle w:val="ListParagraph"/>
+        <w:numPr>
+          <w:ilvl w:val="0"/>
+          <w:numId w:val="7"/>
+        </w:numPr>
+        <w:rPr>
+          <w:lang w:val="en-US"/>
+        </w:rPr>
+      </w:pPr>
+      <w:r>
+        <w:rPr>
+          <w:lang w:val="en-US"/>
+        </w:rPr>
+        <w:t xml:space="preserve">Trường hợp X </w:t>
+      </w:r>
+      <w:r>
+        <w:rPr>
+          <w:lang w:val="en-US"/>
+        </w:rPr>
+        <w:sym w:font="Symbol" w:char="F07E"/>
+      </w:r>
+      <w:r>
+        <w:rPr>
+          <w:lang w:val="en-US"/>
+        </w:rPr>
+        <w:t xml:space="preserve"> Bernoulli(p), p là tham số cần tìm khoảng tin cậy, ta tạo biến ngẫu nhiên V như sau</w:t>
+      </w:r>
+    </w:p>
+    <w:p>
+      <w:pPr>
+        <w:pStyle w:val="ListParagraph"/>
+        <w:pBdr>
+          <w:top w:val="single" w:sz="4" w:space="1" w:color="auto"/>
+          <w:left w:val="single" w:sz="4" w:space="4" w:color="auto"/>
+          <w:bottom w:val="single" w:sz="4" w:space="1" w:color="auto"/>
+          <w:right w:val="single" w:sz="4" w:space="4" w:color="auto"/>
+        </w:pBdr>
+        <w:ind w:left="1080"/>
+        <w:rPr>
+          <w:lang w:val="en-US"/>
+        </w:rPr>
+      </w:pPr>
+      <m:oMathPara>
+        <m:oMathParaPr>
+          <m:jc m:val="left"/>
+        </m:oMathParaPr>
+        <m:oMath>
+          <m:r>
+            <w:rPr>
+              <w:rFonts w:ascii="Cambria Math" w:hAnsi="Cambria Math"/>
+              <w:lang w:val="en-US"/>
+            </w:rPr>
+            <m:t>V=</m:t>
+          </m:r>
+          <m:rad>
+            <m:radPr>
+              <m:degHide m:val="1"/>
+              <m:ctrlPr>
+                <w:rPr>
+                  <w:rFonts w:ascii="Cambria Math" w:hAnsi="Cambria Math"/>
+                  <w:i/>
+                  <w:lang w:val="en-US"/>
+                </w:rPr>
+              </m:ctrlPr>
+            </m:radPr>
+            <m:deg/>
+            <m:e>
+              <m:r>
+                <w:rPr>
+                  <w:rFonts w:ascii="Cambria Math" w:hAnsi="Cambria Math"/>
+                  <w:lang w:val="en-US"/>
+                </w:rPr>
+                <m:t>n</m:t>
+              </m:r>
+            </m:e>
+          </m:rad>
+          <m:f>
+            <m:fPr>
+              <m:ctrlPr>
+                <w:rPr>
+                  <w:rFonts w:ascii="Cambria Math" w:hAnsi="Cambria Math"/>
+                  <w:i/>
+                  <w:lang w:val="en-US"/>
+                </w:rPr>
+              </m:ctrlPr>
+            </m:fPr>
+            <m:num>
+              <m:acc>
+                <m:accPr>
+                  <m:chr m:val="̅"/>
+                  <m:ctrlPr>
+                    <w:rPr>
+                      <w:rFonts w:ascii="Cambria Math" w:hAnsi="Cambria Math"/>
+                      <w:i/>
+                      <w:lang w:val="en-US"/>
+                    </w:rPr>
+                  </m:ctrlPr>
+                </m:accPr>
+                <m:e>
+                  <m:r>
+                    <w:rPr>
+                      <w:rFonts w:ascii="Cambria Math" w:hAnsi="Cambria Math"/>
+                      <w:lang w:val="en-US"/>
+                    </w:rPr>
+                    <m:t>X</m:t>
+                  </m:r>
+                </m:e>
+              </m:acc>
+              <m:r>
+                <w:rPr>
+                  <w:rFonts w:ascii="Cambria Math" w:hAnsi="Cambria Math"/>
+                  <w:lang w:val="en-US"/>
+                </w:rPr>
+                <m:t>-p</m:t>
+              </m:r>
+            </m:num>
+            <m:den>
+              <m:rad>
+                <m:radPr>
+                  <m:degHide m:val="1"/>
+                  <m:ctrlPr>
+                    <w:rPr>
+                      <w:rFonts w:ascii="Cambria Math" w:hAnsi="Cambria Math"/>
+                      <w:i/>
+                      <w:lang w:val="en-US"/>
+                    </w:rPr>
+                  </m:ctrlPr>
+                </m:radPr>
+                <m:deg/>
+                <m:e>
+                  <m:r>
+                    <w:rPr>
+                      <w:rFonts w:ascii="Cambria Math" w:hAnsi="Cambria Math"/>
+                      <w:lang w:val="en-US"/>
+                    </w:rPr>
+                    <m:t>p</m:t>
+                  </m:r>
+                  <m:d>
+                    <m:dPr>
+                      <m:ctrlPr>
+                        <w:rPr>
+                          <w:rFonts w:ascii="Cambria Math" w:hAnsi="Cambria Math"/>
+                          <w:i/>
+                          <w:lang w:val="en-US"/>
+                        </w:rPr>
+                      </m:ctrlPr>
+                    </m:dPr>
+                    <m:e>
+                      <m:r>
+                        <w:rPr>
+                          <w:rFonts w:ascii="Cambria Math" w:hAnsi="Cambria Math"/>
+                          <w:lang w:val="en-US"/>
+                        </w:rPr>
+                        <m:t>1-p</m:t>
+                      </m:r>
+                    </m:e>
+                  </m:d>
+                </m:e>
+              </m:rad>
+            </m:den>
+          </m:f>
+        </m:oMath>
+      </m:oMathPara>
+    </w:p>
+    <w:p>
+      <w:pPr>
+        <w:pStyle w:val="ListParagraph"/>
+        <w:numPr>
+          <w:ilvl w:val="0"/>
+          <w:numId w:val="7"/>
+        </w:numPr>
+        <w:rPr>
+          <w:lang w:val="en-US"/>
+        </w:rPr>
+      </w:pPr>
+      <w:r>
+        <w:rPr>
+          <w:lang w:val="en-US"/>
+        </w:rPr>
+        <w:lastRenderedPageBreak/>
+        <w:t xml:space="preserve">Dễ thấy V </w:t>
+      </w:r>
+      <w:r>
+        <w:rPr>
+          <w:lang w:val="en-US"/>
+        </w:rPr>
+        <w:sym w:font="Symbol" w:char="F07E"/>
+      </w:r>
+      <w:r>
+        <w:rPr>
+          <w:lang w:val="en-US"/>
+        </w:rPr>
+        <w:t xml:space="preserve"> N(0, 1), về cơ bản, V chính là Y nhưng cho phân phối Bernoulli</w:t>
+      </w:r>
+    </w:p>
+    <w:p>
+      <w:pPr>
+        <w:pStyle w:val="ListParagraph"/>
+        <w:numPr>
+          <w:ilvl w:val="0"/>
+          <w:numId w:val="7"/>
+        </w:numPr>
+        <w:rPr>
+          <w:lang w:val="en-US"/>
+        </w:rPr>
+      </w:pPr>
+      <w:r>
+        <w:rPr>
+          <w:lang w:val="en-US"/>
+        </w:rPr>
+        <w:t xml:space="preserve">Các bước để tìm khoảng tin cậy </w:t>
+      </w:r>
+      <w:r>
+        <w:rPr>
+          <w:rFonts w:eastAsiaTheme="minorEastAsia"/>
+          <w:lang w:val="en-US"/>
+        </w:rPr>
+        <w:t xml:space="preserve">cũng tương tự, 1 cách tổng quát, với trường hợp trên, </w:t>
+      </w:r>
+      <w:r>
+        <w:rPr>
+          <w:lang w:val="en-US"/>
+        </w:rPr>
+        <w:t>x̄</w:t>
+      </w:r>
+      <w:r>
+        <w:rPr>
+          <w:lang w:val="en-US"/>
+        </w:rPr>
+        <w:t xml:space="preserve"> đã tính</w:t>
+      </w:r>
+      <w:r>
+        <w:rPr>
+          <w:rFonts w:eastAsiaTheme="minorEastAsia"/>
+          <w:lang w:val="en-US"/>
+        </w:rPr>
+        <w:t xml:space="preserve">, </w:t>
+      </w:r>
+      <w:r>
+        <w:rPr>
+          <w:lang w:val="en-US"/>
+        </w:rPr>
+        <w:t>c = d = C, thì khoảng tin cậy đối xứng của p là</w:t>
+      </w:r>
+    </w:p>
+    <w:p>
+      <w:pPr>
+        <w:pStyle w:val="ListParagraph"/>
+        <w:pBdr>
+          <w:top w:val="single" w:sz="4" w:space="1" w:color="auto"/>
+          <w:left w:val="single" w:sz="4" w:space="4" w:color="auto"/>
+          <w:bottom w:val="single" w:sz="4" w:space="1" w:color="auto"/>
+          <w:right w:val="single" w:sz="4" w:space="4" w:color="auto"/>
+        </w:pBdr>
+        <w:ind w:left="1080"/>
+        <w:rPr>
+          <w:rFonts w:ascii="Cambria Math" w:hAnsi="Cambria Math"/>
+          <w:lang w:val="en-US"/>
+          <w:oMath/>
+        </w:rPr>
+      </w:pPr>
+      <m:oMathPara>
+        <m:oMathParaPr>
+          <m:jc m:val="left"/>
+        </m:oMathParaPr>
+        <m:oMath>
+          <m:r>
+            <w:rPr>
+              <w:rFonts w:ascii="Cambria Math" w:hAnsi="Cambria Math"/>
+              <w:lang w:val="en-US"/>
+            </w:rPr>
+            <m:t>p∈</m:t>
+          </m:r>
+          <m:d>
+            <m:dPr>
+              <m:begChr m:val="["/>
+              <m:endChr m:val="]"/>
+              <m:ctrlPr>
+                <w:rPr>
+                  <w:rFonts w:ascii="Cambria Math" w:hAnsi="Cambria Math"/>
+                  <w:i/>
+                  <w:lang w:val="en-US"/>
+                </w:rPr>
+              </m:ctrlPr>
+            </m:dPr>
+            <m:e>
+              <m:acc>
+                <m:accPr>
+                  <m:chr m:val="̅"/>
+                  <m:ctrlPr>
+                    <w:rPr>
+                      <w:rFonts w:ascii="Cambria Math" w:hAnsi="Cambria Math"/>
+                      <w:i/>
+                      <w:lang w:val="en-US"/>
+                    </w:rPr>
+                  </m:ctrlPr>
+                </m:accPr>
+                <m:e>
+                  <m:r>
+                    <w:rPr>
+                      <w:rFonts w:ascii="Cambria Math" w:hAnsi="Cambria Math"/>
+                      <w:lang w:val="en-US"/>
+                    </w:rPr>
+                    <m:t>x</m:t>
+                  </m:r>
+                </m:e>
+              </m:acc>
+              <m:r>
+                <w:rPr>
+                  <w:rFonts w:ascii="Cambria Math" w:hAnsi="Cambria Math"/>
+                  <w:lang w:val="en-US"/>
+                </w:rPr>
+                <m:t>-C</m:t>
+              </m:r>
+              <m:rad>
+                <m:radPr>
+                  <m:degHide m:val="1"/>
+                  <m:ctrlPr>
+                    <w:rPr>
+                      <w:rFonts w:ascii="Cambria Math" w:hAnsi="Cambria Math"/>
+                      <w:i/>
+                      <w:lang w:val="en-US"/>
+                    </w:rPr>
+                  </m:ctrlPr>
+                </m:radPr>
+                <m:deg/>
+                <m:e>
+                  <m:f>
+                    <m:fPr>
+                      <m:ctrlPr>
+                        <w:rPr>
+                          <w:rFonts w:ascii="Cambria Math" w:hAnsi="Cambria Math"/>
+                          <w:i/>
+                          <w:lang w:val="en-US"/>
+                        </w:rPr>
+                      </m:ctrlPr>
+                    </m:fPr>
+                    <m:num>
+                      <m:acc>
+                        <m:accPr>
+                          <m:chr m:val="̅"/>
+                          <m:ctrlPr>
+                            <w:rPr>
+                              <w:rFonts w:ascii="Cambria Math" w:hAnsi="Cambria Math"/>
+                              <w:i/>
+                              <w:lang w:val="en-US"/>
+                            </w:rPr>
+                          </m:ctrlPr>
+                        </m:accPr>
+                        <m:e>
+                          <m:r>
+                            <w:rPr>
+                              <w:rFonts w:ascii="Cambria Math" w:hAnsi="Cambria Math"/>
+                              <w:lang w:val="en-US"/>
+                            </w:rPr>
+                            <m:t>x</m:t>
+                          </m:r>
+                        </m:e>
+                      </m:acc>
+                      <m:d>
+                        <m:dPr>
+                          <m:ctrlPr>
+                            <w:rPr>
+                              <w:rFonts w:ascii="Cambria Math" w:hAnsi="Cambria Math"/>
+                              <w:i/>
+                              <w:lang w:val="en-US"/>
+                            </w:rPr>
+                          </m:ctrlPr>
+                        </m:dPr>
+                        <m:e>
+                          <m:r>
+                            <w:rPr>
+                              <w:rFonts w:ascii="Cambria Math" w:hAnsi="Cambria Math"/>
+                              <w:lang w:val="en-US"/>
+                            </w:rPr>
+                            <m:t>1-</m:t>
+                          </m:r>
+                          <m:acc>
+                            <m:accPr>
+                              <m:chr m:val="̅"/>
+                              <m:ctrlPr>
+                                <w:rPr>
+                                  <w:rFonts w:ascii="Cambria Math" w:hAnsi="Cambria Math"/>
+                                  <w:i/>
+                                  <w:lang w:val="en-US"/>
+                                </w:rPr>
+                              </m:ctrlPr>
+                            </m:accPr>
+                            <m:e>
+                              <m:r>
+                                <w:rPr>
+                                  <w:rFonts w:ascii="Cambria Math" w:hAnsi="Cambria Math"/>
+                                  <w:lang w:val="en-US"/>
+                                </w:rPr>
+                                <m:t>x</m:t>
+                              </m:r>
+                            </m:e>
+                          </m:acc>
+                        </m:e>
+                      </m:d>
+                    </m:num>
+                    <m:den>
+                      <m:r>
+                        <w:rPr>
+                          <w:rFonts w:ascii="Cambria Math" w:hAnsi="Cambria Math"/>
+                          <w:lang w:val="en-US"/>
+                        </w:rPr>
+                        <m:t>n</m:t>
+                      </m:r>
+                    </m:den>
+                  </m:f>
+                </m:e>
+              </m:rad>
+              <m:r>
+                <w:rPr>
+                  <w:rFonts w:ascii="Cambria Math" w:hAnsi="Cambria Math"/>
+                  <w:lang w:val="en-US"/>
+                </w:rPr>
+                <m:t>,</m:t>
+              </m:r>
+              <m:acc>
+                <m:accPr>
+                  <m:chr m:val="̅"/>
+                  <m:ctrlPr>
+                    <w:rPr>
+                      <w:rFonts w:ascii="Cambria Math" w:hAnsi="Cambria Math"/>
+                      <w:i/>
+                      <w:lang w:val="en-US"/>
+                    </w:rPr>
+                  </m:ctrlPr>
+                </m:accPr>
+                <m:e>
+                  <m:r>
+                    <w:rPr>
+                      <w:rFonts w:ascii="Cambria Math" w:hAnsi="Cambria Math"/>
+                      <w:lang w:val="en-US"/>
+                    </w:rPr>
+                    <m:t>x</m:t>
+                  </m:r>
+                </m:e>
+              </m:acc>
+              <m:r>
+                <w:rPr>
+                  <w:rFonts w:ascii="Cambria Math" w:hAnsi="Cambria Math"/>
+                  <w:lang w:val="en-US"/>
+                </w:rPr>
+                <m:t>+C</m:t>
+              </m:r>
+              <m:rad>
+                <m:radPr>
+                  <m:degHide m:val="1"/>
+                  <m:ctrlPr>
+                    <w:rPr>
+                      <w:rFonts w:ascii="Cambria Math" w:hAnsi="Cambria Math"/>
+                      <w:i/>
+                      <w:lang w:val="en-US"/>
+                    </w:rPr>
+                  </m:ctrlPr>
+                </m:radPr>
+                <m:deg/>
+                <m:e>
+                  <m:f>
+                    <m:fPr>
+                      <m:ctrlPr>
+                        <w:rPr>
+                          <w:rFonts w:ascii="Cambria Math" w:hAnsi="Cambria Math"/>
+                          <w:i/>
+                          <w:lang w:val="en-US"/>
+                        </w:rPr>
+                      </m:ctrlPr>
+                    </m:fPr>
+                    <m:num>
+                      <m:acc>
+                        <m:accPr>
+                          <m:chr m:val="̅"/>
+                          <m:ctrlPr>
+                            <w:rPr>
+                              <w:rFonts w:ascii="Cambria Math" w:hAnsi="Cambria Math"/>
+                              <w:i/>
+                              <w:lang w:val="en-US"/>
+                            </w:rPr>
+                          </m:ctrlPr>
+                        </m:accPr>
+                        <m:e>
+                          <m:r>
+                            <w:rPr>
+                              <w:rFonts w:ascii="Cambria Math" w:hAnsi="Cambria Math"/>
+                              <w:lang w:val="en-US"/>
+                            </w:rPr>
+                            <m:t>x</m:t>
+                          </m:r>
+                        </m:e>
+                      </m:acc>
+                      <m:d>
+                        <m:dPr>
+                          <m:ctrlPr>
+                            <w:rPr>
+                              <w:rFonts w:ascii="Cambria Math" w:hAnsi="Cambria Math"/>
+                              <w:i/>
+                              <w:lang w:val="en-US"/>
+                            </w:rPr>
+                          </m:ctrlPr>
+                        </m:dPr>
+                        <m:e>
+                          <m:r>
+                            <w:rPr>
+                              <w:rFonts w:ascii="Cambria Math" w:hAnsi="Cambria Math"/>
+                              <w:lang w:val="en-US"/>
+                            </w:rPr>
+                            <m:t>1-</m:t>
+                          </m:r>
+                          <m:acc>
+                            <m:accPr>
+                              <m:chr m:val="̅"/>
+                              <m:ctrlPr>
+                                <w:rPr>
+                                  <w:rFonts w:ascii="Cambria Math" w:hAnsi="Cambria Math"/>
+                                  <w:i/>
+                                  <w:lang w:val="en-US"/>
+                                </w:rPr>
+                              </m:ctrlPr>
+                            </m:accPr>
+                            <m:e>
+                              <m:r>
+                                <w:rPr>
+                                  <w:rFonts w:ascii="Cambria Math" w:hAnsi="Cambria Math"/>
+                                  <w:lang w:val="en-US"/>
+                                </w:rPr>
+                                <m:t>x</m:t>
+                              </m:r>
+                            </m:e>
+                          </m:acc>
+                        </m:e>
+                      </m:d>
+                    </m:num>
+                    <m:den>
+                      <m:r>
+                        <w:rPr>
+                          <w:rFonts w:ascii="Cambria Math" w:hAnsi="Cambria Math"/>
+                          <w:lang w:val="en-US"/>
+                        </w:rPr>
+                        <m:t>n</m:t>
+                      </m:r>
+                    </m:den>
+                  </m:f>
+                </m:e>
+              </m:rad>
+            </m:e>
+          </m:d>
+        </m:oMath>
+      </m:oMathPara>
+    </w:p>
+    <w:p>
+      <w:pPr>
+        <w:pStyle w:val="ListParagraph"/>
+        <w:numPr>
+          <w:ilvl w:val="0"/>
+          <w:numId w:val="7"/>
+        </w:numPr>
+        <w:rPr>
+          <w:lang w:val="en-US"/>
+        </w:rPr>
+      </w:pPr>
+      <w:r>
+        <w:rPr>
+          <w:lang w:val="en-US"/>
+        </w:rPr>
+        <w:t xml:space="preserve">Trường hợp X </w:t>
+      </w:r>
+      <w:r>
+        <w:rPr>
+          <w:lang w:val="en-US"/>
+        </w:rPr>
+        <w:sym w:font="Symbol" w:char="F07E"/>
+      </w:r>
+      <w:r>
+        <w:rPr>
+          <w:lang w:val="en-US"/>
+        </w:rPr>
+        <w:t xml:space="preserve"> Bernoulli(p) nhưng ta lại muốn ước lượng n để sai số </w:t>
+      </w:r>
+      <w:r>
+        <w:rPr>
+          <w:lang w:val="en-US"/>
+        </w:rPr>
+        <w:sym w:font="Symbol" w:char="F0A3"/>
+      </w:r>
+      <w:r>
+        <w:rPr>
+          <w:lang w:val="en-US"/>
+        </w:rPr>
+        <w:t xml:space="preserve"> </w:t>
+      </w:r>
+      <w:r>
+        <w:rPr>
+          <w:lang w:val="en-US"/>
+        </w:rPr>
+        <w:sym w:font="Symbol" w:char="F065"/>
+      </w:r>
+      <w:r>
+        <w:rPr>
+          <w:vertAlign w:val="subscript"/>
+          <w:lang w:val="en-US"/>
+        </w:rPr>
+        <w:t>0</w:t>
+      </w:r>
+      <w:r>
+        <w:rPr>
+          <w:lang w:val="en-US"/>
+        </w:rPr>
+        <w:t>, ta có</w:t>
+      </w:r>
+    </w:p>
+    <w:p>
+      <w:pPr>
+        <w:pStyle w:val="ListParagraph"/>
+        <w:pBdr>
+          <w:top w:val="single" w:sz="4" w:space="1" w:color="auto"/>
+          <w:left w:val="single" w:sz="4" w:space="4" w:color="auto"/>
+          <w:bottom w:val="single" w:sz="4" w:space="1" w:color="auto"/>
+          <w:right w:val="single" w:sz="4" w:space="4" w:color="auto"/>
+        </w:pBdr>
+        <w:ind w:left="1080"/>
+        <w:rPr>
+          <w:lang w:val="en-US"/>
+        </w:rPr>
+      </w:pPr>
+      <m:oMathPara>
+        <m:oMathParaPr>
+          <m:jc m:val="left"/>
+        </m:oMathParaPr>
+        <m:oMath>
+          <m:r>
+            <w:rPr>
+              <w:rFonts w:ascii="Cambria Math" w:hAnsi="Cambria Math"/>
+              <w:lang w:val="en-US"/>
+            </w:rPr>
+            <m:t>C</m:t>
+          </m:r>
+          <m:rad>
+            <m:radPr>
+              <m:degHide m:val="1"/>
+              <m:ctrlPr>
+                <w:rPr>
+                  <w:rFonts w:ascii="Cambria Math" w:hAnsi="Cambria Math"/>
+                  <w:i/>
+                  <w:lang w:val="en-US"/>
+                </w:rPr>
+              </m:ctrlPr>
+            </m:radPr>
+            <m:deg/>
+            <m:e>
+              <m:f>
+                <m:fPr>
+                  <m:ctrlPr>
+                    <w:rPr>
+                      <w:rFonts w:ascii="Cambria Math" w:hAnsi="Cambria Math"/>
+                      <w:i/>
+                      <w:lang w:val="en-US"/>
+                    </w:rPr>
+                  </m:ctrlPr>
+                </m:fPr>
+                <m:num>
+                  <m:acc>
+                    <m:accPr>
+                      <m:chr m:val="̅"/>
+                      <m:ctrlPr>
+                        <w:rPr>
+                          <w:rFonts w:ascii="Cambria Math" w:hAnsi="Cambria Math"/>
+                          <w:i/>
+                          <w:lang w:val="en-US"/>
+                        </w:rPr>
+                      </m:ctrlPr>
+                    </m:accPr>
+                    <m:e>
+                      <m:r>
+                        <w:rPr>
+                          <w:rFonts w:ascii="Cambria Math" w:hAnsi="Cambria Math"/>
+                          <w:lang w:val="en-US"/>
+                        </w:rPr>
+                        <m:t>x</m:t>
+                      </m:r>
+                    </m:e>
+                  </m:acc>
+                  <m:d>
+                    <m:dPr>
+                      <m:ctrlPr>
+                        <w:rPr>
+                          <w:rFonts w:ascii="Cambria Math" w:hAnsi="Cambria Math"/>
+                          <w:i/>
+                          <w:lang w:val="en-US"/>
+                        </w:rPr>
+                      </m:ctrlPr>
+                    </m:dPr>
+                    <m:e>
+                      <m:r>
+                        <w:rPr>
+                          <w:rFonts w:ascii="Cambria Math" w:hAnsi="Cambria Math"/>
+                          <w:lang w:val="en-US"/>
+                        </w:rPr>
+                        <m:t>1-</m:t>
+                      </m:r>
+                      <m:acc>
+                        <m:accPr>
+                          <m:chr m:val="̅"/>
+                          <m:ctrlPr>
+                            <w:rPr>
+                              <w:rFonts w:ascii="Cambria Math" w:hAnsi="Cambria Math"/>
+                              <w:i/>
+                              <w:lang w:val="en-US"/>
+                            </w:rPr>
+                          </m:ctrlPr>
+                        </m:accPr>
+                        <m:e>
+                          <m:r>
+                            <w:rPr>
+                              <w:rFonts w:ascii="Cambria Math" w:hAnsi="Cambria Math"/>
+                              <w:lang w:val="en-US"/>
+                            </w:rPr>
+                            <m:t>x</m:t>
+                          </m:r>
+                        </m:e>
+                      </m:acc>
+                    </m:e>
+                  </m:d>
+                </m:num>
+                <m:den>
+                  <m:r>
+                    <w:rPr>
+                      <w:rFonts w:ascii="Cambria Math" w:hAnsi="Cambria Math"/>
+                      <w:lang w:val="en-US"/>
+                    </w:rPr>
+                    <m:t>n</m:t>
+                  </m:r>
+                </m:den>
+              </m:f>
+            </m:e>
+          </m:rad>
+          <m:r>
+            <w:rPr>
+              <w:rFonts w:ascii="Cambria Math" w:eastAsiaTheme="minorEastAsia" w:hAnsi="Cambria Math"/>
+              <w:lang w:val="en-US"/>
+            </w:rPr>
+            <m:t>≤</m:t>
+          </m:r>
+          <m:sSub>
+            <m:sSubPr>
+              <m:ctrlPr>
+                <w:rPr>
+                  <w:rFonts w:ascii="Cambria Math" w:eastAsiaTheme="minorEastAsia" w:hAnsi="Cambria Math"/>
+                  <w:i/>
+                  <w:lang w:val="en-US"/>
+                </w:rPr>
+              </m:ctrlPr>
+            </m:sSubPr>
+            <m:e>
+              <m:r>
+                <w:rPr>
+                  <w:rFonts w:ascii="Cambria Math" w:eastAsiaTheme="minorEastAsia" w:hAnsi="Cambria Math"/>
+                  <w:lang w:val="en-US"/>
+                </w:rPr>
+                <m:t>ε</m:t>
+              </m:r>
+            </m:e>
+            <m:sub>
+              <m:r>
+                <w:rPr>
+                  <w:rFonts w:ascii="Cambria Math" w:eastAsiaTheme="minorEastAsia" w:hAnsi="Cambria Math"/>
+                  <w:lang w:val="en-US"/>
+                </w:rPr>
+                <m:t>0</m:t>
+              </m:r>
+            </m:sub>
+          </m:sSub>
+          <m:r>
+            <w:rPr>
+              <w:rFonts w:ascii="Cambria Math" w:eastAsiaTheme="minorEastAsia" w:hAnsi="Cambria Math"/>
+              <w:lang w:val="en-US"/>
+            </w:rPr>
+            <m:t>⇔n≥</m:t>
+          </m:r>
+          <m:f>
+            <m:fPr>
+              <m:ctrlPr>
+                <w:rPr>
+                  <w:rFonts w:ascii="Cambria Math" w:eastAsiaTheme="minorEastAsia" w:hAnsi="Cambria Math"/>
+                  <w:i/>
+                  <w:lang w:val="en-US"/>
+                </w:rPr>
+              </m:ctrlPr>
+            </m:fPr>
+            <m:num>
+              <m:sSup>
+                <m:sSupPr>
+                  <m:ctrlPr>
+                    <w:rPr>
+                      <w:rFonts w:ascii="Cambria Math" w:hAnsi="Cambria Math"/>
+                      <w:i/>
+                      <w:lang w:val="en-US"/>
+                    </w:rPr>
+                  </m:ctrlPr>
+                </m:sSupPr>
+                <m:e>
+                  <m:r>
+                    <w:rPr>
+                      <w:rFonts w:ascii="Cambria Math" w:hAnsi="Cambria Math"/>
+                      <w:lang w:val="en-US"/>
+                    </w:rPr>
+                    <m:t>C</m:t>
+                  </m:r>
+                </m:e>
+                <m:sup>
+                  <m:r>
+                    <w:rPr>
+                      <w:rFonts w:ascii="Cambria Math" w:hAnsi="Cambria Math"/>
+                      <w:lang w:val="en-US"/>
+                    </w:rPr>
+                    <m:t>2</m:t>
+                  </m:r>
+                </m:sup>
+              </m:sSup>
+              <m:acc>
+                <m:accPr>
+                  <m:chr m:val="̅"/>
+                  <m:ctrlPr>
+                    <w:rPr>
+                      <w:rFonts w:ascii="Cambria Math" w:hAnsi="Cambria Math"/>
+                      <w:i/>
+                      <w:lang w:val="en-US"/>
+                    </w:rPr>
+                  </m:ctrlPr>
+                </m:accPr>
+                <m:e>
+                  <m:r>
+                    <w:rPr>
+                      <w:rFonts w:ascii="Cambria Math" w:hAnsi="Cambria Math"/>
+                      <w:lang w:val="en-US"/>
+                    </w:rPr>
+                    <m:t>x</m:t>
+                  </m:r>
+                </m:e>
+              </m:acc>
+              <m:d>
+                <m:dPr>
+                  <m:ctrlPr>
+                    <w:rPr>
+                      <w:rFonts w:ascii="Cambria Math" w:hAnsi="Cambria Math"/>
+                      <w:i/>
+                      <w:lang w:val="en-US"/>
+                    </w:rPr>
+                  </m:ctrlPr>
+                </m:dPr>
+                <m:e>
+                  <m:r>
+                    <w:rPr>
+                      <w:rFonts w:ascii="Cambria Math" w:hAnsi="Cambria Math"/>
+                      <w:lang w:val="en-US"/>
+                    </w:rPr>
+                    <m:t>1-</m:t>
+                  </m:r>
+                  <m:acc>
+                    <m:accPr>
+                      <m:chr m:val="̅"/>
+                      <m:ctrlPr>
+                        <w:rPr>
+                          <w:rFonts w:ascii="Cambria Math" w:hAnsi="Cambria Math"/>
+                          <w:i/>
+                          <w:lang w:val="en-US"/>
+                        </w:rPr>
+                      </m:ctrlPr>
+                    </m:accPr>
+                    <m:e>
+                      <m:r>
+                        <w:rPr>
+                          <w:rFonts w:ascii="Cambria Math" w:hAnsi="Cambria Math"/>
+                          <w:lang w:val="en-US"/>
+                        </w:rPr>
+                        <m:t>x</m:t>
+                      </m:r>
+                    </m:e>
+                  </m:acc>
+                </m:e>
+              </m:d>
+            </m:num>
+            <m:den>
+              <m:sSubSup>
+                <m:sSubSupPr>
+                  <m:ctrlPr>
+                    <w:rPr>
+                      <w:rFonts w:ascii="Cambria Math" w:eastAsiaTheme="minorEastAsia" w:hAnsi="Cambria Math"/>
+                      <w:i/>
+                      <w:lang w:val="en-US"/>
+                    </w:rPr>
+                  </m:ctrlPr>
+                </m:sSubSupPr>
+                <m:e>
+                  <m:r>
+                    <w:rPr>
+                      <w:rFonts w:ascii="Cambria Math" w:eastAsiaTheme="minorEastAsia" w:hAnsi="Cambria Math"/>
+                      <w:lang w:val="en-US"/>
+                    </w:rPr>
+                    <m:t>ε</m:t>
+                  </m:r>
+                </m:e>
+                <m:sub>
+                  <m:r>
+                    <w:rPr>
+                      <w:rFonts w:ascii="Cambria Math" w:eastAsiaTheme="minorEastAsia" w:hAnsi="Cambria Math"/>
+                      <w:lang w:val="en-US"/>
+                    </w:rPr>
+                    <m:t>0</m:t>
+                  </m:r>
+                </m:sub>
+                <m:sup>
+                  <m:r>
+                    <w:rPr>
+                      <w:rFonts w:ascii="Cambria Math" w:eastAsiaTheme="minorEastAsia" w:hAnsi="Cambria Math"/>
+                      <w:lang w:val="en-US"/>
+                    </w:rPr>
+                    <m:t>2</m:t>
+                  </m:r>
+                </m:sup>
+              </m:sSubSup>
+            </m:den>
+          </m:f>
+          <m:r>
+            <w:rPr>
+              <w:rFonts w:ascii="Cambria Math" w:eastAsiaTheme="minorEastAsia" w:hAnsi="Cambria Math"/>
+              <w:lang w:val="en-US"/>
+            </w:rPr>
+            <m:t>≤</m:t>
+          </m:r>
+          <m:f>
+            <m:fPr>
+              <m:ctrlPr>
+                <w:rPr>
+                  <w:rFonts w:ascii="Cambria Math" w:eastAsiaTheme="minorEastAsia" w:hAnsi="Cambria Math"/>
+                  <w:i/>
+                  <w:lang w:val="en-US"/>
+                </w:rPr>
+              </m:ctrlPr>
+            </m:fPr>
+            <m:num>
+              <m:sSup>
+                <m:sSupPr>
+                  <m:ctrlPr>
+                    <w:rPr>
+                      <w:rFonts w:ascii="Cambria Math" w:hAnsi="Cambria Math"/>
+                      <w:i/>
+                      <w:lang w:val="en-US"/>
+                    </w:rPr>
+                  </m:ctrlPr>
+                </m:sSupPr>
+                <m:e>
+                  <m:r>
+                    <w:rPr>
+                      <w:rFonts w:ascii="Cambria Math" w:hAnsi="Cambria Math"/>
+                      <w:lang w:val="en-US"/>
+                    </w:rPr>
+                    <m:t>C</m:t>
+                  </m:r>
+                </m:e>
+                <m:sup>
+                  <m:r>
+                    <w:rPr>
+                      <w:rFonts w:ascii="Cambria Math" w:hAnsi="Cambria Math"/>
+                      <w:lang w:val="en-US"/>
+                    </w:rPr>
+                    <m:t>2</m:t>
+                  </m:r>
+                </m:sup>
+              </m:sSup>
+            </m:num>
+            <m:den>
+              <m:sSubSup>
+                <m:sSubSupPr>
+                  <m:ctrlPr>
+                    <w:rPr>
+                      <w:rFonts w:ascii="Cambria Math" w:eastAsiaTheme="minorEastAsia" w:hAnsi="Cambria Math"/>
+                      <w:i/>
+                      <w:lang w:val="en-US"/>
+                    </w:rPr>
+                  </m:ctrlPr>
+                </m:sSubSupPr>
+                <m:e>
+                  <m:r>
+                    <w:rPr>
+                      <w:rFonts w:ascii="Cambria Math" w:eastAsiaTheme="minorEastAsia" w:hAnsi="Cambria Math"/>
+                      <w:lang w:val="en-US"/>
+                    </w:rPr>
+                    <m:t>4</m:t>
+                  </m:r>
+                  <m:r>
+                    <w:rPr>
+                      <w:rFonts w:ascii="Cambria Math" w:eastAsiaTheme="minorEastAsia" w:hAnsi="Cambria Math"/>
+                      <w:lang w:val="en-US"/>
+                    </w:rPr>
+                    <m:t>ε</m:t>
+                  </m:r>
+                </m:e>
+                <m:sub>
+                  <m:r>
+                    <w:rPr>
+                      <w:rFonts w:ascii="Cambria Math" w:eastAsiaTheme="minorEastAsia" w:hAnsi="Cambria Math"/>
+                      <w:lang w:val="en-US"/>
+                    </w:rPr>
+                    <m:t>0</m:t>
+                  </m:r>
+                </m:sub>
+                <m:sup>
+                  <m:r>
+                    <w:rPr>
+                      <w:rFonts w:ascii="Cambria Math" w:eastAsiaTheme="minorEastAsia" w:hAnsi="Cambria Math"/>
+                      <w:lang w:val="en-US"/>
+                    </w:rPr>
+                    <m:t>2</m:t>
+                  </m:r>
+                </m:sup>
+              </m:sSubSup>
+            </m:den>
+          </m:f>
+        </m:oMath>
+      </m:oMathPara>
+    </w:p>
+    <w:p>
+      <w:pPr>
+        <w:pStyle w:val="ListParagraph"/>
+        <w:numPr>
+          <w:ilvl w:val="0"/>
+          <w:numId w:val="7"/>
+        </w:numPr>
+        <w:rPr>
+          <w:lang w:val="en-US"/>
+        </w:rPr>
+      </w:pPr>
+      <w:r>
+        <w:rPr>
+          <w:lang w:val="en-US"/>
+        </w:rPr>
+        <w:t xml:space="preserve">Vậy để cho chắc kèo sai số sẽ </w:t>
+      </w:r>
+      <w:r>
+        <w:rPr>
+          <w:lang w:val="en-US"/>
+        </w:rPr>
+        <w:sym w:font="Symbol" w:char="F0A3"/>
+      </w:r>
+      <w:r>
+        <w:rPr>
+          <w:lang w:val="en-US"/>
+        </w:rPr>
+        <w:t xml:space="preserve"> </w:t>
+      </w:r>
+      <w:r>
+        <w:rPr>
+          <w:lang w:val="en-US"/>
+        </w:rPr>
+        <w:sym w:font="Symbol" w:char="F065"/>
+      </w:r>
+      <w:r>
+        <w:rPr>
+          <w:vertAlign w:val="subscript"/>
+          <w:lang w:val="en-US"/>
+        </w:rPr>
+        <w:t>0</w:t>
+      </w:r>
+      <w:r>
+        <w:rPr>
+          <w:lang w:val="en-US"/>
+        </w:rPr>
+        <w:t xml:space="preserve"> cho trước, thì chọn n sao cho</w:t>
+      </w:r>
+    </w:p>
+    <w:p>
+      <w:pPr>
+        <w:pStyle w:val="ListParagraph"/>
+        <w:pBdr>
+          <w:top w:val="single" w:sz="4" w:space="1" w:color="auto"/>
+          <w:left w:val="single" w:sz="4" w:space="4" w:color="auto"/>
+          <w:bottom w:val="single" w:sz="4" w:space="1" w:color="auto"/>
+          <w:right w:val="single" w:sz="4" w:space="4" w:color="auto"/>
+        </w:pBdr>
+        <w:ind w:left="1080"/>
+        <w:rPr>
+          <w:lang w:val="en-US"/>
+        </w:rPr>
+      </w:pPr>
+      <m:oMathPara>
+        <m:oMathParaPr>
+          <m:jc m:val="left"/>
+        </m:oMathParaPr>
+        <m:oMath>
+          <m:r>
+            <w:rPr>
+              <w:rFonts w:ascii="Cambria Math" w:eastAsiaTheme="minorEastAsia" w:hAnsi="Cambria Math"/>
+              <w:lang w:val="en-US"/>
+            </w:rPr>
+            <m:t>n≥</m:t>
+          </m:r>
+          <m:f>
+            <m:fPr>
+              <m:ctrlPr>
+                <w:rPr>
+                  <w:rFonts w:ascii="Cambria Math" w:eastAsiaTheme="minorEastAsia" w:hAnsi="Cambria Math"/>
+                  <w:i/>
+                  <w:lang w:val="en-US"/>
+                </w:rPr>
+              </m:ctrlPr>
+            </m:fPr>
+            <m:num>
+              <m:sSup>
+                <m:sSupPr>
+                  <m:ctrlPr>
+                    <w:rPr>
+                      <w:rFonts w:ascii="Cambria Math" w:hAnsi="Cambria Math"/>
+                      <w:i/>
+                      <w:lang w:val="en-US"/>
+                    </w:rPr>
+                  </m:ctrlPr>
+                </m:sSupPr>
+                <m:e>
+                  <m:r>
+                    <w:rPr>
+                      <w:rFonts w:ascii="Cambria Math" w:hAnsi="Cambria Math"/>
+                      <w:lang w:val="en-US"/>
+                    </w:rPr>
+                    <m:t>C</m:t>
+                  </m:r>
+                </m:e>
+                <m:sup>
+                  <m:r>
+                    <w:rPr>
+                      <w:rFonts w:ascii="Cambria Math" w:hAnsi="Cambria Math"/>
+                      <w:lang w:val="en-US"/>
+                    </w:rPr>
+                    <m:t>2</m:t>
+                  </m:r>
+                </m:sup>
+              </m:sSup>
+            </m:num>
+            <m:den>
+              <m:sSubSup>
+                <m:sSubSupPr>
+                  <m:ctrlPr>
+                    <w:rPr>
+                      <w:rFonts w:ascii="Cambria Math" w:eastAsiaTheme="minorEastAsia" w:hAnsi="Cambria Math"/>
+                      <w:i/>
+                      <w:lang w:val="en-US"/>
+                    </w:rPr>
+                  </m:ctrlPr>
+                </m:sSubSupPr>
+                <m:e>
+                  <m:r>
+                    <w:rPr>
+                      <w:rFonts w:ascii="Cambria Math" w:eastAsiaTheme="minorEastAsia" w:hAnsi="Cambria Math"/>
+                      <w:lang w:val="en-US"/>
+                    </w:rPr>
+                    <m:t>4ε</m:t>
+                  </m:r>
+                </m:e>
+                <m:sub>
+                  <m:r>
+                    <w:rPr>
+                      <w:rFonts w:ascii="Cambria Math" w:eastAsiaTheme="minorEastAsia" w:hAnsi="Cambria Math"/>
+                      <w:lang w:val="en-US"/>
+                    </w:rPr>
+                    <m:t>0</m:t>
+                  </m:r>
+                </m:sub>
+                <m:sup>
+                  <m:r>
+                    <w:rPr>
+                      <w:rFonts w:ascii="Cambria Math" w:eastAsiaTheme="minorEastAsia" w:hAnsi="Cambria Math"/>
+                      <w:lang w:val="en-US"/>
+                    </w:rPr>
+                    <m:t>2</m:t>
+                  </m:r>
+                </m:sup>
+              </m:sSubSup>
+            </m:den>
+          </m:f>
+        </m:oMath>
+      </m:oMathPara>
+    </w:p>
+    <w:p>
+      <w:pPr>
+        <w:rPr>
+          <w:lang w:val="en-US"/>
+        </w:rPr>
+      </w:pPr>
     </w:p>
     <w:p>
       <w:pPr>
@@ -12811,7 +13837,6 @@
         <w:rPr>
           <w:lang w:val="en-US"/>
         </w:rPr>
-        <w:lastRenderedPageBreak/>
         <w:t>Cho cái bảng sau</w:t>
       </w:r>
     </w:p>
@@ -13036,6 +14061,7 @@
         <w:rPr>
           <w:lang w:val="en-US"/>
         </w:rPr>
+        <w:lastRenderedPageBreak/>
         <w:t>A = “</w:t>
       </w:r>
       <w:r>
@@ -13381,7 +14407,6 @@
         <w:rPr>
           <w:lang w:val="en-US"/>
         </w:rPr>
-        <w:lastRenderedPageBreak/>
         <w:t>Ví Dụ Cụ Thể Về Mô Hình Hóa Xác Suất?</w:t>
       </w:r>
     </w:p>
@@ -13802,6 +14827,7 @@
         <w:rPr>
           <w:lang w:val="en-US"/>
         </w:rPr>
+        <w:lastRenderedPageBreak/>
         <w:t>Ví dụ</w:t>
       </w:r>
     </w:p>
@@ -14307,7 +15333,6 @@
         <w:rPr>
           <w:lang w:val="en-US"/>
         </w:rPr>
-        <w:lastRenderedPageBreak/>
         <w:t xml:space="preserve">P(B) = </w:t>
       </w:r>
       <w:r>
@@ -15400,6 +16425,7 @@
         <w:rPr>
           <w:lang w:val="en-US"/>
         </w:rPr>
+        <w:lastRenderedPageBreak/>
         <w:t xml:space="preserve">Phân </w:t>
       </w:r>
       <w:r>
@@ -16394,7 +17420,6 @@
           <w:rFonts w:eastAsiaTheme="minorEastAsia"/>
           <w:lang w:val="en-US"/>
         </w:rPr>
-        <w:lastRenderedPageBreak/>
         <w:t>Dễ thấy X chính là tổng của n biến ngẫu nhiên độc lập với cùng 1 phân phối Bernoulli</w:t>
       </w:r>
     </w:p>
@@ -18831,6 +19856,7 @@
           <w:rFonts w:eastAsiaTheme="minorEastAsia"/>
           <w:lang w:val="en-US"/>
         </w:rPr>
+        <w:lastRenderedPageBreak/>
         <w:t xml:space="preserve">Công thức này có nghĩa là bạn có N quả bóng, K quả màu đỏ, còn lại màu xanh, bạn bốc ngẫu nhiên n quả, khi  đó </w:t>
       </w:r>
       <w:r>
@@ -23841,6 +24867,7 @@
         <w:rPr>
           <w:lang w:val="en-US"/>
         </w:rPr>
+        <w:lastRenderedPageBreak/>
         <w:t>Như vậy, thay vì dùng phân phố</w:t>
       </w:r>
       <w:r>
@@ -24319,7 +25346,6 @@
         <w:rPr>
           <w:lang w:val="en-US"/>
         </w:rPr>
-        <w:lastRenderedPageBreak/>
         <w:t>Cho X là biến ngẫu nhiên liên tục, khi đó Likelihood của giá trị x</w:t>
       </w:r>
       <w:r>
@@ -25205,6 +26231,7 @@
               <w:rFonts w:ascii="Cambria Math" w:hAnsi="Cambria Math"/>
               <w:lang w:val="en-US"/>
             </w:rPr>
+            <w:lastRenderedPageBreak/>
             <m:t>f</m:t>
           </m:r>
           <m:d>
@@ -26357,7 +27384,6 @@
               <w:rFonts w:ascii="Cambria Math" w:hAnsi="Cambria Math"/>
               <w:lang w:val="en-US"/>
             </w:rPr>
-            <w:lastRenderedPageBreak/>
             <m:t>erf</m:t>
           </m:r>
           <m:d>
@@ -27693,6 +28719,7 @@
               <w:rFonts w:ascii="Cambria Math" w:hAnsi="Cambria Math"/>
               <w:lang w:val="en-US"/>
             </w:rPr>
+            <w:lastRenderedPageBreak/>
             <m:t>f</m:t>
           </m:r>
           <m:d>
@@ -28819,7 +29846,6 @@
         <w:rPr>
           <w:lang w:val="en-US"/>
         </w:rPr>
-        <w:lastRenderedPageBreak/>
         <w:t>Phân Phố</w:t>
       </w:r>
       <w:r>
@@ -30197,6 +31223,7 @@
               <w:rFonts w:ascii="Cambria Math" w:hAnsi="Cambria Math"/>
               <w:lang w:val="en-US"/>
             </w:rPr>
+            <w:lastRenderedPageBreak/>
             <m:t>E</m:t>
           </m:r>
           <m:d>
@@ -30976,14 +32003,7 @@
         <w:rPr>
           <w:lang w:val="en-US"/>
         </w:rPr>
-        <w:t xml:space="preserve">, của B </w:t>
-      </w:r>
-      <w:r>
-        <w:rPr>
-          <w:lang w:val="en-US"/>
-        </w:rPr>
-        <w:lastRenderedPageBreak/>
-        <w:t xml:space="preserve">là </w:t>
+        <w:t xml:space="preserve">, của B là </w:t>
       </w:r>
       <w:r>
         <w:rPr>
@@ -31469,6 +32489,7 @@
         <w:rPr>
           <w:lang w:val="en-US"/>
         </w:rPr>
+        <w:lastRenderedPageBreak/>
         <w:t>Error – Sai Số:</w:t>
       </w:r>
     </w:p>
@@ -32087,7 +33108,6 @@
             <w:rFonts w:ascii="Cambria Math" w:eastAsiaTheme="minorEastAsia" w:hAnsi="Cambria Math"/>
             <w:lang w:val="en-US"/>
           </w:rPr>
-          <w:lastRenderedPageBreak/>
           <m:t>x=f</m:t>
         </m:r>
         <m:d>
@@ -33114,6 +34134,7 @@
               <w:rFonts w:ascii="Cambria Math" w:hAnsi="Cambria Math"/>
               <w:lang w:val="en-US"/>
             </w:rPr>
+            <w:lastRenderedPageBreak/>
             <m:t>E</m:t>
           </m:r>
           <m:d>
@@ -34316,7 +35337,6 @@
         <w:rPr>
           <w:lang w:val="en-US"/>
         </w:rPr>
-        <w:lastRenderedPageBreak/>
         <w:t>Chứ</w:t>
       </w:r>
       <w:r>
@@ -36035,6 +37055,7 @@
         <w:rPr>
           <w:lang w:val="en-US"/>
         </w:rPr>
+        <w:lastRenderedPageBreak/>
         <w:t xml:space="preserve">Nếu </w:t>
       </w:r>
       <w:r>
@@ -38441,6 +39462,7 @@
         <w:rPr>
           <w:lang w:val="en-US"/>
         </w:rPr>
+        <w:lastRenderedPageBreak/>
         <w:t xml:space="preserve">Giả sử X là biến ngẫu nhiên thuộc phân phối mũ có </w:t>
       </w:r>
       <w:r>
@@ -41108,7 +42130,6 @@
         <w:rPr>
           <w:lang w:val="en-US"/>
         </w:rPr>
-        <w:lastRenderedPageBreak/>
         <w:t xml:space="preserve">Định </w:t>
       </w:r>
       <w:r>
@@ -43050,6 +44071,7 @@
               <w:rFonts w:ascii="Cambria Math" w:hAnsi="Cambria Math"/>
               <w:lang w:val="en-US"/>
             </w:rPr>
+            <w:lastRenderedPageBreak/>
             <m:t>n</m:t>
           </m:r>
           <m:d>

--- a/statistics.docx
+++ b/statistics.docx
@@ -2300,8 +2300,6 @@
         </w:rPr>
         <w:t>)?</w:t>
       </w:r>
-      <w:bookmarkStart w:id="0" w:name="_GoBack"/>
-      <w:bookmarkEnd w:id="0"/>
     </w:p>
     <w:p>
       <w:pPr>
@@ -13572,14 +13570,7 @@
                       <w:rFonts w:ascii="Cambria Math" w:eastAsiaTheme="minorEastAsia" w:hAnsi="Cambria Math"/>
                       <w:lang w:val="en-US"/>
                     </w:rPr>
-                    <m:t>4</m:t>
-                  </m:r>
-                  <m:r>
-                    <w:rPr>
-                      <w:rFonts w:ascii="Cambria Math" w:eastAsiaTheme="minorEastAsia" w:hAnsi="Cambria Math"/>
-                      <w:lang w:val="en-US"/>
-                    </w:rPr>
-                    <m:t>ε</m:t>
+                    <m:t>4ε</m:t>
                   </m:r>
                 </m:e>
                 <m:sub>
@@ -31818,7 +31809,25 @@
         <w:rPr>
           <w:lang w:val="en-US"/>
         </w:rPr>
-        <w:t>Test – Kiểm Định:</w:t>
+        <w:t xml:space="preserve">Statistical Hypothesis Testing </w:t>
+      </w:r>
+      <w:r>
+        <w:rPr>
+          <w:lang w:val="en-US"/>
+        </w:rPr>
+        <w:t>– Kiểm Định</w:t>
+      </w:r>
+      <w:r>
+        <w:rPr>
+          <w:lang w:val="en-US"/>
+        </w:rPr>
+        <w:t xml:space="preserve"> Giả Thuyết Thống Kê</w:t>
+      </w:r>
+      <w:r>
+        <w:rPr>
+          <w:lang w:val="en-US"/>
+        </w:rPr>
+        <w:t>:</w:t>
       </w:r>
     </w:p>
     <w:p>
@@ -31836,25 +31845,7 @@
         <w:rPr>
           <w:lang w:val="en-US"/>
         </w:rPr>
-        <w:t xml:space="preserve">Giả </w:t>
-      </w:r>
-      <w:r>
-        <w:rPr>
-          <w:lang w:val="en-US"/>
-        </w:rPr>
-        <w:t>Thuyết Không (</w:t>
-      </w:r>
-      <w:r>
-        <w:rPr>
-          <w:lang w:val="en-US"/>
-        </w:rPr>
-        <w:t>Null Hypothesis</w:t>
-      </w:r>
-      <w:r>
-        <w:rPr>
-          <w:lang w:val="en-US"/>
-        </w:rPr>
-        <w:t>) Là Gì?</w:t>
+        <w:t>Bản Chất Của Kiểm Định Giả Thuyết Thống Kê?</w:t>
       </w:r>
     </w:p>
     <w:p>
@@ -31862,7 +31853,7 @@
         <w:pStyle w:val="ListParagraph"/>
         <w:numPr>
           <w:ilvl w:val="0"/>
-          <w:numId w:val="7"/>
+          <w:numId w:val="2"/>
         </w:numPr>
         <w:rPr>
           <w:lang w:val="en-US"/>
@@ -31872,7 +31863,44 @@
         <w:rPr>
           <w:lang w:val="en-US"/>
         </w:rPr>
-        <w:t>Trước khi thống kê, ta thường đặt ra giả thuyết là không có sự khác biệt giữa các tham số khi khảo sát trên cùng 1 Population nhưng với những điều kiện khác nhau, sau đó ta sẽ kiểm tra xem có đủ bằng chứng để bác bỏ giả thuyết này hay không, đây chính là giả thuyết không</w:t>
+        <w:t>Là bạn đặt ra 1 giả thuyết</w:t>
+      </w:r>
+      <w:r>
+        <w:rPr>
+          <w:lang w:val="en-US"/>
+        </w:rPr>
+        <w:t xml:space="preserve"> gốc</w:t>
+      </w:r>
+      <w:r>
+        <w:rPr>
+          <w:lang w:val="en-US"/>
+        </w:rPr>
+        <w:t xml:space="preserve"> H</w:t>
+      </w:r>
+      <w:r>
+        <w:rPr>
+          <w:vertAlign w:val="subscript"/>
+          <w:lang w:val="en-US"/>
+        </w:rPr>
+        <w:t>0</w:t>
+      </w:r>
+      <w:r>
+        <w:rPr>
+          <w:lang w:val="en-US"/>
+        </w:rPr>
+        <w:t xml:space="preserve"> (Null Hypothesis) từ 1 cơ sở nào đó, sau đó dựa vào dữ liệu mẫu để quyết định bác bỏ</w:t>
+      </w:r>
+      <w:r>
+        <w:rPr>
+          <w:lang w:val="en-US"/>
+        </w:rPr>
+        <w:t xml:space="preserve"> hoặc chấp nhận</w:t>
+      </w:r>
+      <w:r>
+        <w:rPr>
+          <w:lang w:val="en-US"/>
+        </w:rPr>
+        <w:t xml:space="preserve"> giả thuyết này</w:t>
       </w:r>
     </w:p>
     <w:p>
@@ -31880,7 +31908,7 @@
         <w:pStyle w:val="ListParagraph"/>
         <w:numPr>
           <w:ilvl w:val="0"/>
-          <w:numId w:val="8"/>
+          <w:numId w:val="2"/>
         </w:numPr>
         <w:rPr>
           <w:lang w:val="en-US"/>
@@ -31890,13 +31918,125 @@
         <w:rPr>
           <w:lang w:val="en-US"/>
         </w:rPr>
-        <w:t xml:space="preserve">Kí </w:t>
-      </w:r>
-      <w:r>
-        <w:rPr>
-          <w:lang w:val="en-US"/>
-        </w:rPr>
-        <w:t>Hiệu Giả Thuyết Không?</w:t>
+        <w:t>Thông thường đi đôi với H</w:t>
+      </w:r>
+      <w:r>
+        <w:rPr>
+          <w:vertAlign w:val="subscript"/>
+          <w:lang w:val="en-US"/>
+        </w:rPr>
+        <w:t>0</w:t>
+      </w:r>
+      <w:r>
+        <w:rPr>
+          <w:lang w:val="en-US"/>
+        </w:rPr>
+        <w:t xml:space="preserve"> còn có đối thuyết H</w:t>
+      </w:r>
+      <w:r>
+        <w:rPr>
+          <w:vertAlign w:val="subscript"/>
+          <w:lang w:val="en-US"/>
+        </w:rPr>
+        <w:t>1</w:t>
+      </w:r>
+      <w:r>
+        <w:rPr>
+          <w:lang w:val="en-US"/>
+        </w:rPr>
+        <w:t xml:space="preserve"> (Alternative Hypothesis), </w:t>
+      </w:r>
+      <w:r>
+        <w:rPr>
+          <w:lang w:val="en-US"/>
+        </w:rPr>
+        <w:t>H</w:t>
+      </w:r>
+      <w:r>
+        <w:rPr>
+          <w:vertAlign w:val="subscript"/>
+          <w:lang w:val="en-US"/>
+        </w:rPr>
+        <w:t>0</w:t>
+      </w:r>
+      <w:r>
+        <w:rPr>
+          <w:lang w:val="en-US"/>
+        </w:rPr>
+        <w:t xml:space="preserve"> và </w:t>
+      </w:r>
+      <w:r>
+        <w:rPr>
+          <w:lang w:val="en-US"/>
+        </w:rPr>
+        <w:t>H</w:t>
+      </w:r>
+      <w:r>
+        <w:rPr>
+          <w:vertAlign w:val="subscript"/>
+          <w:lang w:val="en-US"/>
+        </w:rPr>
+        <w:t>1</w:t>
+      </w:r>
+      <w:r>
+        <w:rPr>
+          <w:lang w:val="en-US"/>
+        </w:rPr>
+        <w:t xml:space="preserve"> là cặp mệnh đề xung khắc</w:t>
+      </w:r>
+    </w:p>
+    <w:p>
+      <w:pPr>
+        <w:pStyle w:val="ListParagraph"/>
+        <w:numPr>
+          <w:ilvl w:val="0"/>
+          <w:numId w:val="2"/>
+        </w:numPr>
+        <w:rPr>
+          <w:lang w:val="en-US"/>
+        </w:rPr>
+      </w:pPr>
+      <w:r>
+        <w:rPr>
+          <w:lang w:val="en-US"/>
+        </w:rPr>
+        <w:t>Có 3 loại giả thuyết</w:t>
+      </w:r>
+    </w:p>
+    <w:p>
+      <w:pPr>
+        <w:pStyle w:val="ListParagraph"/>
+        <w:numPr>
+          <w:ilvl w:val="0"/>
+          <w:numId w:val="2"/>
+        </w:numPr>
+        <w:rPr>
+          <w:lang w:val="en-US"/>
+        </w:rPr>
+      </w:pPr>
+      <w:r>
+        <w:rPr>
+          <w:lang w:val="en-US"/>
+        </w:rPr>
+        <w:t>Giả thuyết về quy luật phân phối của biến ngẫu nhiên</w:t>
+      </w:r>
+    </w:p>
+    <w:p>
+      <w:pPr>
+        <w:pStyle w:val="ListParagraph"/>
+        <w:numPr>
+          <w:ilvl w:val="0"/>
+          <w:numId w:val="2"/>
+        </w:numPr>
+        <w:rPr>
+          <w:lang w:val="en-US"/>
+        </w:rPr>
+      </w:pPr>
+      <w:r>
+        <w:rPr>
+          <w:lang w:val="en-US"/>
+        </w:rPr>
+        <w:t>Ví dụ</w:t>
       </w:r>
     </w:p>
     <w:p>
@@ -31930,99 +32070,7 @@
         <w:rPr>
           <w:lang w:val="en-US"/>
         </w:rPr>
-        <w:t>: &lt;Tham Số 1&gt; = &lt;Tham Số 2&gt;</w:t>
-      </w:r>
-    </w:p>
-    <w:p>
-      <w:pPr>
-        <w:pStyle w:val="ListParagraph"/>
-        <w:numPr>
-          <w:ilvl w:val="0"/>
-          <w:numId w:val="7"/>
-        </w:numPr>
-        <w:rPr>
-          <w:lang w:val="en-US"/>
-        </w:rPr>
-      </w:pPr>
-      <w:r>
-        <w:rPr>
-          <w:lang w:val="en-US"/>
-        </w:rPr>
-        <w:t>Ví dụ</w:t>
-      </w:r>
-    </w:p>
-    <w:p>
-      <w:pPr>
-        <w:pStyle w:val="ListParagraph"/>
-        <w:numPr>
-          <w:ilvl w:val="0"/>
-          <w:numId w:val="7"/>
-        </w:numPr>
-        <w:rPr>
-          <w:lang w:val="en-US"/>
-        </w:rPr>
-      </w:pPr>
-      <w:r>
-        <w:rPr>
-          <w:lang w:val="en-US"/>
-        </w:rPr>
-        <w:t>Population</w:t>
-      </w:r>
-      <w:r>
-        <w:rPr>
-          <w:lang w:val="en-US"/>
-        </w:rPr>
-        <w:t xml:space="preserve"> A</w:t>
-      </w:r>
-      <w:r>
-        <w:rPr>
-          <w:lang w:val="en-US"/>
-        </w:rPr>
-        <w:t xml:space="preserve"> có các cá thể là những con người, </w:t>
-      </w:r>
-      <w:r>
-        <w:rPr>
-          <w:lang w:val="en-US"/>
-        </w:rPr>
-        <w:t xml:space="preserve">phân thân Population này ra, được B, A để yên, B cho uống thuốc, gọi chiều cao trung bình của A là </w:t>
-      </w:r>
-      <w:r>
-        <w:rPr>
-          <w:lang w:val="en-US"/>
-        </w:rPr>
-        <w:sym w:font="Symbol" w:char="F06D"/>
-      </w:r>
-      <w:r>
-        <w:rPr>
-          <w:vertAlign w:val="subscript"/>
-          <w:lang w:val="en-US"/>
-        </w:rPr>
-        <w:t>1</w:t>
-      </w:r>
-      <w:r>
-        <w:rPr>
-          <w:lang w:val="en-US"/>
-        </w:rPr>
-        <w:t xml:space="preserve">, của B là </w:t>
-      </w:r>
-      <w:r>
-        <w:rPr>
-          <w:lang w:val="en-US"/>
-        </w:rPr>
-        <w:sym w:font="Symbol" w:char="F06D"/>
-      </w:r>
-      <w:r>
-        <w:rPr>
-          <w:vertAlign w:val="subscript"/>
-          <w:lang w:val="en-US"/>
-        </w:rPr>
-        <w:t>2</w:t>
-      </w:r>
-      <w:r>
-        <w:rPr>
-          <w:lang w:val="en-US"/>
-        </w:rPr>
-        <w:t>, ta có giả thuyết không có sự khác biệt giữa chiều cao trung bình của người bình thường và người uống thuốc</w:t>
+        <w:t xml:space="preserve"> = “X có phân phối chuẩn”</w:t>
       </w:r>
     </w:p>
     <w:p>
@@ -32050,45 +32098,31 @@
           <w:vertAlign w:val="subscript"/>
           <w:lang w:val="en-US"/>
         </w:rPr>
-        <w:t>0</w:t>
-      </w:r>
-      <w:r>
-        <w:rPr>
-          <w:lang w:val="en-US"/>
-        </w:rPr>
-        <w:t xml:space="preserve">: </w:t>
-      </w:r>
-      <w:r>
-        <w:rPr>
-          <w:lang w:val="en-US"/>
-        </w:rPr>
-        <w:sym w:font="Symbol" w:char="F06D"/>
-      </w:r>
-      <w:r>
-        <w:rPr>
-          <w:vertAlign w:val="subscript"/>
-          <w:lang w:val="en-US"/>
-        </w:rPr>
         <w:t>1</w:t>
       </w:r>
       <w:r>
         <w:rPr>
           <w:lang w:val="en-US"/>
         </w:rPr>
-        <w:t xml:space="preserve"> = </w:t>
-      </w:r>
-      <w:r>
-        <w:rPr>
-          <w:lang w:val="en-US"/>
-        </w:rPr>
-        <w:sym w:font="Symbol" w:char="F06D"/>
-      </w:r>
-      <w:r>
-        <w:rPr>
-          <w:vertAlign w:val="subscript"/>
-          <w:lang w:val="en-US"/>
-        </w:rPr>
-        <w:t>2</w:t>
+        <w:t xml:space="preserve"> = “X </w:t>
+      </w:r>
+      <w:r>
+        <w:rPr>
+          <w:lang w:val="en-US"/>
+        </w:rPr>
+        <w:t xml:space="preserve">không </w:t>
+      </w:r>
+      <w:r>
+        <w:rPr>
+          <w:lang w:val="en-US"/>
+        </w:rPr>
+        <w:t>có phân</w:t>
+      </w:r>
+      <w:r>
+        <w:rPr>
+          <w:lang w:val="en-US"/>
+        </w:rPr>
+        <w:t xml:space="preserve"> phối chuẩn”</w:t>
       </w:r>
     </w:p>
     <w:p>
@@ -32096,7 +32130,7 @@
         <w:pStyle w:val="ListParagraph"/>
         <w:numPr>
           <w:ilvl w:val="0"/>
-          <w:numId w:val="8"/>
+          <w:numId w:val="2"/>
         </w:numPr>
         <w:rPr>
           <w:lang w:val="en-US"/>
@@ -32106,25 +32140,7 @@
         <w:rPr>
           <w:lang w:val="en-US"/>
         </w:rPr>
-        <w:t xml:space="preserve">Giả </w:t>
-      </w:r>
-      <w:r>
-        <w:rPr>
-          <w:lang w:val="en-US"/>
-        </w:rPr>
-        <w:t>Thuyết Thay Thế (</w:t>
-      </w:r>
-      <w:r>
-        <w:rPr>
-          <w:lang w:val="en-US"/>
-        </w:rPr>
-        <w:t>Alternative Hypothesis</w:t>
-      </w:r>
-      <w:r>
-        <w:rPr>
-          <w:lang w:val="en-US"/>
-        </w:rPr>
-        <w:t>) Là Gì?</w:t>
+        <w:t>Giả thuyết về tham số của biến ngẫu nhiên</w:t>
       </w:r>
     </w:p>
     <w:p>
@@ -32132,7 +32148,7 @@
         <w:pStyle w:val="ListParagraph"/>
         <w:numPr>
           <w:ilvl w:val="0"/>
-          <w:numId w:val="7"/>
+          <w:numId w:val="2"/>
         </w:numPr>
         <w:rPr>
           <w:lang w:val="en-US"/>
@@ -32142,31 +32158,7 @@
         <w:rPr>
           <w:lang w:val="en-US"/>
         </w:rPr>
-        <w:t>Giống giả thuyết không, đổi không có sự khác biệt thành có sự khác biệt, bác bỏ thành ủng hộ</w:t>
-      </w:r>
-    </w:p>
-    <w:p>
-      <w:pPr>
-        <w:pStyle w:val="ListParagraph"/>
-        <w:numPr>
-          <w:ilvl w:val="0"/>
-          <w:numId w:val="8"/>
-        </w:numPr>
-        <w:rPr>
-          <w:lang w:val="en-US"/>
-        </w:rPr>
-      </w:pPr>
-      <w:r>
-        <w:rPr>
-          <w:lang w:val="en-US"/>
-        </w:rPr>
-        <w:t xml:space="preserve">Kí Hiệu Giả Thuyết </w:t>
-      </w:r>
-      <w:r>
-        <w:rPr>
-          <w:lang w:val="en-US"/>
-        </w:rPr>
-        <w:t>Thay Thế?</w:t>
+        <w:t>Ví dụ</w:t>
       </w:r>
     </w:p>
     <w:p>
@@ -32194,46 +32186,19 @@
           <w:vertAlign w:val="subscript"/>
           <w:lang w:val="en-US"/>
         </w:rPr>
-        <w:t>1</w:t>
-      </w:r>
-      <w:r>
-        <w:rPr>
-          <w:lang w:val="en-US"/>
-        </w:rPr>
-        <w:t>: &lt;Tham Số 1&gt; = &lt;Tham Số 2&gt;</w:t>
-      </w:r>
-    </w:p>
-    <w:p>
-      <w:pPr>
-        <w:pStyle w:val="ListParagraph"/>
-        <w:ind w:left="1080"/>
-        <w:rPr>
-          <w:lang w:val="en-US"/>
-        </w:rPr>
-      </w:pPr>
-      <w:r>
-        <w:rPr>
-          <w:lang w:val="en-US"/>
-        </w:rPr>
-        <w:t>Ví dụ</w:t>
-      </w:r>
-    </w:p>
-    <w:p>
-      <w:pPr>
-        <w:pStyle w:val="ListParagraph"/>
-        <w:numPr>
-          <w:ilvl w:val="0"/>
-          <w:numId w:val="7"/>
-        </w:numPr>
-        <w:rPr>
-          <w:lang w:val="en-US"/>
-        </w:rPr>
-      </w:pPr>
-      <w:r>
-        <w:rPr>
-          <w:lang w:val="en-US"/>
-        </w:rPr>
-        <w:t xml:space="preserve">Population A có các cá thể là những con người, phân thân Population này ra, được B, A để yên, B cho uống thuốc, gọi chiều cao trung bình của A là </w:t>
+        <w:t>0</w:t>
+      </w:r>
+      <w:r>
+        <w:rPr>
+          <w:lang w:val="en-US"/>
+        </w:rPr>
+        <w:t xml:space="preserve"> =</w:t>
+      </w:r>
+      <w:r>
+        <w:rPr>
+          <w:lang w:val="en-US"/>
+        </w:rPr>
+        <w:t xml:space="preserve"> “</w:t>
       </w:r>
       <w:r>
         <w:rPr>
@@ -32243,35 +32208,9 @@
       </w:r>
       <w:r>
         <w:rPr>
-          <w:vertAlign w:val="subscript"/>
-          <w:lang w:val="en-US"/>
-        </w:rPr>
-        <w:t>1</w:t>
-      </w:r>
-      <w:r>
-        <w:rPr>
-          <w:lang w:val="en-US"/>
-        </w:rPr>
-        <w:t xml:space="preserve">, của B là </w:t>
-      </w:r>
-      <w:r>
-        <w:rPr>
-          <w:lang w:val="en-US"/>
-        </w:rPr>
-        <w:sym w:font="Symbol" w:char="F06D"/>
-      </w:r>
-      <w:r>
-        <w:rPr>
-          <w:vertAlign w:val="subscript"/>
-          <w:lang w:val="en-US"/>
-        </w:rPr>
-        <w:t>2</w:t>
-      </w:r>
-      <w:r>
-        <w:rPr>
-          <w:lang w:val="en-US"/>
-        </w:rPr>
-        <w:t>, ta có giả thuyết có sự khác biệt giữa chiều cao trung bình của người bình thường và người uống thuốc</w:t>
+          <w:lang w:val="en-US"/>
+        </w:rPr>
+        <w:t xml:space="preserve"> = 15”</w:t>
       </w:r>
     </w:p>
     <w:p>
@@ -32299,19 +32238,146 @@
           <w:vertAlign w:val="subscript"/>
           <w:lang w:val="en-US"/>
         </w:rPr>
+        <w:t>1</w:t>
+      </w:r>
+      <w:r>
+        <w:rPr>
+          <w:lang w:val="en-US"/>
+        </w:rPr>
+        <w:t xml:space="preserve"> = </w:t>
+      </w:r>
+      <w:r>
+        <w:rPr>
+          <w:lang w:val="en-US"/>
+        </w:rPr>
+        <w:t>“</w:t>
+      </w:r>
+      <w:r>
+        <w:rPr>
+          <w:lang w:val="en-US"/>
+        </w:rPr>
+        <w:sym w:font="Symbol" w:char="F06D"/>
+      </w:r>
+      <w:r>
+        <w:rPr>
+          <w:lang w:val="en-US"/>
+        </w:rPr>
+        <w:t xml:space="preserve"> </w:t>
+      </w:r>
+      <w:r>
+        <w:rPr>
+          <w:lang w:val="en-US"/>
+        </w:rPr>
+        <w:t>&gt;</w:t>
+      </w:r>
+      <w:r>
+        <w:rPr>
+          <w:lang w:val="en-US"/>
+        </w:rPr>
+        <w:t xml:space="preserve"> 15”</w:t>
+      </w:r>
+    </w:p>
+    <w:p>
+      <w:pPr>
+        <w:pStyle w:val="ListParagraph"/>
+        <w:numPr>
+          <w:ilvl w:val="0"/>
+          <w:numId w:val="2"/>
+        </w:numPr>
+        <w:rPr>
+          <w:lang w:val="en-US"/>
+        </w:rPr>
+      </w:pPr>
+      <w:r>
+        <w:rPr>
+          <w:lang w:val="en-US"/>
+        </w:rPr>
+        <w:t>Giả thuyết về tính độc lập của các biến ngẫu nhiên</w:t>
+      </w:r>
+    </w:p>
+    <w:p>
+      <w:pPr>
+        <w:pStyle w:val="ListParagraph"/>
+        <w:numPr>
+          <w:ilvl w:val="0"/>
+          <w:numId w:val="2"/>
+        </w:numPr>
+        <w:rPr>
+          <w:lang w:val="en-US"/>
+        </w:rPr>
+      </w:pPr>
+      <w:r>
+        <w:rPr>
+          <w:lang w:val="en-US"/>
+        </w:rPr>
+        <w:t>Ví dụ</w:t>
+      </w:r>
+    </w:p>
+    <w:p>
+      <w:pPr>
+        <w:pStyle w:val="ListParagraph"/>
+        <w:pBdr>
+          <w:top w:val="single" w:sz="4" w:space="1" w:color="auto"/>
+          <w:left w:val="single" w:sz="4" w:space="4" w:color="auto"/>
+          <w:bottom w:val="single" w:sz="4" w:space="1" w:color="auto"/>
+          <w:right w:val="single" w:sz="4" w:space="4" w:color="auto"/>
+        </w:pBdr>
+        <w:ind w:left="1080"/>
+        <w:rPr>
+          <w:lang w:val="en-US"/>
+        </w:rPr>
+      </w:pPr>
+      <w:r>
+        <w:rPr>
+          <w:lang w:val="en-US"/>
+        </w:rPr>
+        <w:t>H</w:t>
+      </w:r>
+      <w:r>
+        <w:rPr>
+          <w:vertAlign w:val="subscript"/>
+          <w:lang w:val="en-US"/>
+        </w:rPr>
         <w:t>0</w:t>
       </w:r>
       <w:r>
         <w:rPr>
           <w:lang w:val="en-US"/>
         </w:rPr>
-        <w:t xml:space="preserve">: </w:t>
-      </w:r>
-      <w:r>
-        <w:rPr>
-          <w:lang w:val="en-US"/>
-        </w:rPr>
-        <w:sym w:font="Symbol" w:char="F06D"/>
+        <w:t xml:space="preserve"> = “</w:t>
+      </w:r>
+      <w:r>
+        <w:rPr>
+          <w:lang w:val="en-US"/>
+        </w:rPr>
+        <w:t>X và Y độc lập</w:t>
+      </w:r>
+      <w:r>
+        <w:rPr>
+          <w:lang w:val="en-US"/>
+        </w:rPr>
+        <w:t>”</w:t>
+      </w:r>
+    </w:p>
+    <w:p>
+      <w:pPr>
+        <w:pStyle w:val="ListParagraph"/>
+        <w:pBdr>
+          <w:top w:val="single" w:sz="4" w:space="1" w:color="auto"/>
+          <w:left w:val="single" w:sz="4" w:space="4" w:color="auto"/>
+          <w:bottom w:val="single" w:sz="4" w:space="1" w:color="auto"/>
+          <w:right w:val="single" w:sz="4" w:space="4" w:color="auto"/>
+        </w:pBdr>
+        <w:ind w:left="1080"/>
+        <w:rPr>
+          <w:lang w:val="en-US"/>
+        </w:rPr>
+      </w:pPr>
+      <w:r>
+        <w:rPr>
+          <w:lang w:val="en-US"/>
+        </w:rPr>
+        <w:t>H</w:t>
       </w:r>
       <w:r>
         <w:rPr>
@@ -32324,32 +32390,13 @@
         <w:rPr>
           <w:lang w:val="en-US"/>
         </w:rPr>
-        <w:t xml:space="preserve"> </w:t>
-      </w:r>
-      <w:r>
-        <w:rPr>
-          <w:lang w:val="en-US"/>
-        </w:rPr>
-        <w:sym w:font="Symbol" w:char="F0B9"/>
-      </w:r>
-      <w:r>
-        <w:rPr>
-          <w:lang w:val="en-US"/>
-        </w:rPr>
-        <w:t xml:space="preserve"> </w:t>
-      </w:r>
-      <w:r>
-        <w:rPr>
-          <w:lang w:val="en-US"/>
-        </w:rPr>
-        <w:sym w:font="Symbol" w:char="F06D"/>
-      </w:r>
-      <w:r>
-        <w:rPr>
-          <w:vertAlign w:val="subscript"/>
-          <w:lang w:val="en-US"/>
-        </w:rPr>
-        <w:t>2</w:t>
+        <w:t xml:space="preserve"> = “</w:t>
+      </w:r>
+      <w:r>
+        <w:rPr>
+          <w:lang w:val="en-US"/>
+        </w:rPr>
+        <w:t>X và Y không độc lập”</w:t>
       </w:r>
     </w:p>
     <w:p>
@@ -32367,19 +32414,19 @@
         <w:rPr>
           <w:lang w:val="en-US"/>
         </w:rPr>
-        <w:t>Student’s T</w:t>
-      </w:r>
-      <w:r>
-        <w:rPr>
-          <w:lang w:val="en-US"/>
-        </w:rPr>
-        <w:t xml:space="preserve"> </w:t>
-      </w:r>
-      <w:r>
-        <w:rPr>
-          <w:lang w:val="en-US"/>
-        </w:rPr>
-        <w:t>Test là gì?</w:t>
+        <w:t xml:space="preserve">Kiểm Định Giả Thuyết Về </w:t>
+      </w:r>
+      <w:r>
+        <w:rPr>
+          <w:lang w:val="en-US"/>
+        </w:rPr>
+        <w:t>Tham Số Population</w:t>
+      </w:r>
+      <w:r>
+        <w:rPr>
+          <w:lang w:val="en-US"/>
+        </w:rPr>
+        <w:t>?</w:t>
       </w:r>
     </w:p>
     <w:p>
@@ -32387,7 +32434,7 @@
         <w:pStyle w:val="ListParagraph"/>
         <w:numPr>
           <w:ilvl w:val="0"/>
-          <w:numId w:val="7"/>
+          <w:numId w:val="2"/>
         </w:numPr>
         <w:rPr>
           <w:lang w:val="en-US"/>
@@ -32397,19 +32444,56 @@
         <w:rPr>
           <w:lang w:val="en-US"/>
         </w:rPr>
-        <w:t>Gọi tắt là T</w:t>
-      </w:r>
-      <w:r>
-        <w:rPr>
-          <w:lang w:val="en-US"/>
-        </w:rPr>
-        <w:t xml:space="preserve"> </w:t>
-      </w:r>
-      <w:r>
-        <w:rPr>
-          <w:lang w:val="en-US"/>
-        </w:rPr>
-        <w:t>Test</w:t>
+        <w:t xml:space="preserve">Để giải bài toán kiểm định này thì yêu cầu X </w:t>
+      </w:r>
+      <w:r>
+        <w:rPr>
+          <w:lang w:val="en-US"/>
+        </w:rPr>
+        <w:sym w:font="Symbol" w:char="F07E"/>
+      </w:r>
+      <w:r>
+        <w:rPr>
+          <w:lang w:val="en-US"/>
+        </w:rPr>
+        <w:t xml:space="preserve"> N(</w:t>
+      </w:r>
+      <w:r>
+        <w:rPr>
+          <w:lang w:val="en-US"/>
+        </w:rPr>
+        <w:sym w:font="Symbol" w:char="F06D"/>
+      </w:r>
+      <w:r>
+        <w:rPr>
+          <w:lang w:val="en-US"/>
+        </w:rPr>
+        <w:t xml:space="preserve">, </w:t>
+      </w:r>
+      <w:r>
+        <w:rPr>
+          <w:lang w:val="en-US"/>
+        </w:rPr>
+        <w:sym w:font="Symbol" w:char="F073"/>
+      </w:r>
+      <w:r>
+        <w:rPr>
+          <w:vertAlign w:val="superscript"/>
+          <w:lang w:val="en-US"/>
+        </w:rPr>
+        <w:t>2</w:t>
+      </w:r>
+      <w:r>
+        <w:rPr>
+          <w:lang w:val="en-US"/>
+        </w:rPr>
+        <w:t>)</w:t>
+      </w:r>
+      <w:r>
+        <w:rPr>
+          <w:lang w:val="en-US"/>
+        </w:rPr>
+        <w:t>, nếu không thì kích thước Sample n phải &gt; 30 để định luật giới hạn trung tâm xảy ra</w:t>
       </w:r>
     </w:p>
     <w:p>
@@ -32417,7 +32501,7 @@
         <w:pStyle w:val="ListParagraph"/>
         <w:numPr>
           <w:ilvl w:val="0"/>
-          <w:numId w:val="7"/>
+          <w:numId w:val="2"/>
         </w:numPr>
         <w:rPr>
           <w:lang w:val="en-US"/>
@@ -32427,13 +32511,129 @@
         <w:rPr>
           <w:lang w:val="en-US"/>
         </w:rPr>
-        <w:t>Là 1 phép kiểm tra, có 2 loại</w:t>
-      </w:r>
-      <w:r>
-        <w:rPr>
-          <w:lang w:val="en-US"/>
-        </w:rPr>
-        <w:t>, 1 là Paired T Test cùng đo trên cùng 1 nhóm người nhưng với điều kiện khác nhau mỗi lần đo, 2 là Unpaired T Test đo trên 2 nhóm người khác nhau và ở điều kiện khác nhau</w:t>
+        <w:t xml:space="preserve">Trường hợp </w:t>
+      </w:r>
+      <w:r>
+        <w:rPr>
+          <w:lang w:val="en-US"/>
+        </w:rPr>
+        <w:sym w:font="Symbol" w:char="F073"/>
+      </w:r>
+      <w:r>
+        <w:rPr>
+          <w:vertAlign w:val="superscript"/>
+          <w:lang w:val="en-US"/>
+        </w:rPr>
+        <w:t>2</w:t>
+      </w:r>
+      <w:r>
+        <w:rPr>
+          <w:vertAlign w:val="superscript"/>
+          <w:lang w:val="en-US"/>
+        </w:rPr>
+        <w:t xml:space="preserve"> </w:t>
+      </w:r>
+      <w:r>
+        <w:rPr>
+          <w:lang w:val="en-US"/>
+        </w:rPr>
+        <w:t xml:space="preserve">đã biết và ta có cơ sở để cho rằng </w:t>
+      </w:r>
+      <w:r>
+        <w:rPr>
+          <w:lang w:val="en-US"/>
+        </w:rPr>
+        <w:sym w:font="Symbol" w:char="F06D"/>
+      </w:r>
+      <w:r>
+        <w:rPr>
+          <w:lang w:val="en-US"/>
+        </w:rPr>
+        <w:t xml:space="preserve"> = </w:t>
+      </w:r>
+      <w:r>
+        <w:rPr>
+          <w:lang w:val="en-US"/>
+        </w:rPr>
+        <w:sym w:font="Symbol" w:char="F06D"/>
+      </w:r>
+      <w:r>
+        <w:rPr>
+          <w:vertAlign w:val="subscript"/>
+          <w:lang w:val="en-US"/>
+        </w:rPr>
+        <w:t>0</w:t>
+      </w:r>
+      <w:r>
+        <w:rPr>
+          <w:lang w:val="en-US"/>
+        </w:rPr>
+        <w:t xml:space="preserve"> nào đó, ta có cặp giả thuyết thống kê</w:t>
+      </w:r>
+    </w:p>
+    <w:p>
+      <w:pPr>
+        <w:pStyle w:val="ListParagraph"/>
+        <w:pBdr>
+          <w:top w:val="single" w:sz="4" w:space="1" w:color="auto"/>
+          <w:left w:val="single" w:sz="4" w:space="4" w:color="auto"/>
+          <w:bottom w:val="single" w:sz="4" w:space="1" w:color="auto"/>
+          <w:right w:val="single" w:sz="4" w:space="4" w:color="auto"/>
+        </w:pBdr>
+        <w:ind w:left="1080"/>
+        <w:rPr>
+          <w:lang w:val="en-US"/>
+        </w:rPr>
+      </w:pPr>
+      <w:r>
+        <w:rPr>
+          <w:lang w:val="en-US"/>
+        </w:rPr>
+        <w:t>H</w:t>
+      </w:r>
+      <w:r>
+        <w:rPr>
+          <w:vertAlign w:val="subscript"/>
+          <w:lang w:val="en-US"/>
+        </w:rPr>
+        <w:t>0</w:t>
+      </w:r>
+      <w:r>
+        <w:rPr>
+          <w:lang w:val="en-US"/>
+        </w:rPr>
+        <w:t xml:space="preserve"> = “</w:t>
+      </w:r>
+      <w:r>
+        <w:rPr>
+          <w:lang w:val="en-US"/>
+        </w:rPr>
+        <w:sym w:font="Symbol" w:char="F06D"/>
+      </w:r>
+      <w:r>
+        <w:rPr>
+          <w:lang w:val="en-US"/>
+        </w:rPr>
+        <w:t xml:space="preserve"> = </w:t>
+      </w:r>
+      <w:r>
+        <w:rPr>
+          <w:lang w:val="en-US"/>
+        </w:rPr>
+        <w:sym w:font="Symbol" w:char="F06D"/>
+      </w:r>
+      <w:r>
+        <w:rPr>
+          <w:vertAlign w:val="subscript"/>
+          <w:lang w:val="en-US"/>
+        </w:rPr>
+        <w:t>0</w:t>
+      </w:r>
+      <w:r>
+        <w:rPr>
+          <w:lang w:val="en-US"/>
+        </w:rPr>
+        <w:t>”</w:t>
       </w:r>
     </w:p>
     <w:p>
@@ -32441,7 +32641,7 @@
         <w:pStyle w:val="ListParagraph"/>
         <w:numPr>
           <w:ilvl w:val="0"/>
-          <w:numId w:val="7"/>
+          <w:numId w:val="2"/>
         </w:numPr>
         <w:rPr>
           <w:lang w:val="en-US"/>
@@ -32451,7 +32651,244 @@
         <w:rPr>
           <w:lang w:val="en-US"/>
         </w:rPr>
-        <w:t xml:space="preserve">Sau khi đo ở 2 điều kiện khác nhau, độ chênh lệch giá trị trung bình giữa 2 lần đo sẽ được tính và phân tích </w:t>
+        <w:t>Tùy thuộc vào yêu cầu bài toán mà ta sẽ chọn 1 trong các đối thuyết sau</w:t>
+      </w:r>
+    </w:p>
+    <w:p>
+      <w:pPr>
+        <w:pStyle w:val="ListParagraph"/>
+        <w:pBdr>
+          <w:top w:val="single" w:sz="4" w:space="1" w:color="auto"/>
+          <w:left w:val="single" w:sz="4" w:space="4" w:color="auto"/>
+          <w:bottom w:val="single" w:sz="4" w:space="1" w:color="auto"/>
+          <w:right w:val="single" w:sz="4" w:space="4" w:color="auto"/>
+        </w:pBdr>
+        <w:ind w:left="1080"/>
+        <w:rPr>
+          <w:lang w:val="en-US"/>
+        </w:rPr>
+      </w:pPr>
+      <w:r>
+        <w:rPr>
+          <w:lang w:val="en-US"/>
+        </w:rPr>
+        <w:t>H</w:t>
+      </w:r>
+      <w:r>
+        <w:rPr>
+          <w:vertAlign w:val="subscript"/>
+          <w:lang w:val="en-US"/>
+        </w:rPr>
+        <w:t>1</w:t>
+      </w:r>
+      <w:r>
+        <w:rPr>
+          <w:lang w:val="en-US"/>
+        </w:rPr>
+        <w:t xml:space="preserve"> = “</w:t>
+      </w:r>
+      <w:r>
+        <w:rPr>
+          <w:lang w:val="en-US"/>
+        </w:rPr>
+        <w:sym w:font="Symbol" w:char="F06D"/>
+      </w:r>
+      <w:r>
+        <w:rPr>
+          <w:lang w:val="en-US"/>
+        </w:rPr>
+        <w:t xml:space="preserve"> </w:t>
+      </w:r>
+      <w:r>
+        <w:rPr>
+          <w:lang w:val="en-US"/>
+        </w:rPr>
+        <w:t>≠</w:t>
+      </w:r>
+      <w:r>
+        <w:rPr>
+          <w:lang w:val="en-US"/>
+        </w:rPr>
+        <w:t xml:space="preserve"> </w:t>
+      </w:r>
+      <w:r>
+        <w:rPr>
+          <w:lang w:val="en-US"/>
+        </w:rPr>
+        <w:sym w:font="Symbol" w:char="F06D"/>
+      </w:r>
+      <w:r>
+        <w:rPr>
+          <w:vertAlign w:val="subscript"/>
+          <w:lang w:val="en-US"/>
+        </w:rPr>
+        <w:t>0</w:t>
+      </w:r>
+      <w:r>
+        <w:rPr>
+          <w:lang w:val="en-US"/>
+        </w:rPr>
+        <w:t>”</w:t>
+      </w:r>
+      <w:r>
+        <w:rPr>
+          <w:lang w:val="en-US"/>
+        </w:rPr>
+        <w:t xml:space="preserve"> </w:t>
+      </w:r>
+    </w:p>
+    <w:p>
+      <w:pPr>
+        <w:pStyle w:val="ListParagraph"/>
+        <w:pBdr>
+          <w:top w:val="single" w:sz="4" w:space="1" w:color="auto"/>
+          <w:left w:val="single" w:sz="4" w:space="4" w:color="auto"/>
+          <w:bottom w:val="single" w:sz="4" w:space="1" w:color="auto"/>
+          <w:right w:val="single" w:sz="4" w:space="4" w:color="auto"/>
+        </w:pBdr>
+        <w:ind w:left="1080"/>
+        <w:rPr>
+          <w:lang w:val="en-US"/>
+        </w:rPr>
+      </w:pPr>
+      <w:r>
+        <w:rPr>
+          <w:lang w:val="en-US"/>
+        </w:rPr>
+        <w:t>H</w:t>
+      </w:r>
+      <w:r>
+        <w:rPr>
+          <w:vertAlign w:val="subscript"/>
+          <w:lang w:val="en-US"/>
+        </w:rPr>
+        <w:t>1</w:t>
+      </w:r>
+      <w:r>
+        <w:rPr>
+          <w:lang w:val="en-US"/>
+        </w:rPr>
+        <w:t xml:space="preserve"> = “</w:t>
+      </w:r>
+      <w:r>
+        <w:rPr>
+          <w:lang w:val="en-US"/>
+        </w:rPr>
+        <w:sym w:font="Symbol" w:char="F06D"/>
+      </w:r>
+      <w:r>
+        <w:rPr>
+          <w:lang w:val="en-US"/>
+        </w:rPr>
+        <w:t xml:space="preserve"> </w:t>
+      </w:r>
+      <w:r>
+        <w:rPr>
+          <w:lang w:val="en-US"/>
+        </w:rPr>
+        <w:t>&gt;</w:t>
+      </w:r>
+      <w:r>
+        <w:rPr>
+          <w:lang w:val="en-US"/>
+        </w:rPr>
+        <w:t xml:space="preserve"> </w:t>
+      </w:r>
+      <w:r>
+        <w:rPr>
+          <w:lang w:val="en-US"/>
+        </w:rPr>
+        <w:sym w:font="Symbol" w:char="F06D"/>
+      </w:r>
+      <w:r>
+        <w:rPr>
+          <w:vertAlign w:val="subscript"/>
+          <w:lang w:val="en-US"/>
+        </w:rPr>
+        <w:t>0</w:t>
+      </w:r>
+      <w:r>
+        <w:rPr>
+          <w:lang w:val="en-US"/>
+        </w:rPr>
+        <w:t>”</w:t>
+      </w:r>
+    </w:p>
+    <w:p>
+      <w:pPr>
+        <w:pStyle w:val="ListParagraph"/>
+        <w:pBdr>
+          <w:top w:val="single" w:sz="4" w:space="1" w:color="auto"/>
+          <w:left w:val="single" w:sz="4" w:space="4" w:color="auto"/>
+          <w:bottom w:val="single" w:sz="4" w:space="1" w:color="auto"/>
+          <w:right w:val="single" w:sz="4" w:space="4" w:color="auto"/>
+        </w:pBdr>
+        <w:ind w:left="1080"/>
+        <w:rPr>
+          <w:lang w:val="en-US"/>
+        </w:rPr>
+      </w:pPr>
+      <w:r>
+        <w:rPr>
+          <w:lang w:val="en-US"/>
+        </w:rPr>
+        <w:t>H</w:t>
+      </w:r>
+      <w:r>
+        <w:rPr>
+          <w:vertAlign w:val="subscript"/>
+          <w:lang w:val="en-US"/>
+        </w:rPr>
+        <w:t>1</w:t>
+      </w:r>
+      <w:r>
+        <w:rPr>
+          <w:lang w:val="en-US"/>
+        </w:rPr>
+        <w:t xml:space="preserve"> = “</w:t>
+      </w:r>
+      <w:r>
+        <w:rPr>
+          <w:lang w:val="en-US"/>
+        </w:rPr>
+        <w:sym w:font="Symbol" w:char="F06D"/>
+      </w:r>
+      <w:r>
+        <w:rPr>
+          <w:lang w:val="en-US"/>
+        </w:rPr>
+        <w:t xml:space="preserve"> </w:t>
+      </w:r>
+      <w:r>
+        <w:rPr>
+          <w:lang w:val="en-US"/>
+        </w:rPr>
+        <w:t>&lt;</w:t>
+      </w:r>
+      <w:r>
+        <w:rPr>
+          <w:lang w:val="en-US"/>
+        </w:rPr>
+        <w:t xml:space="preserve"> </w:t>
+      </w:r>
+      <w:r>
+        <w:rPr>
+          <w:lang w:val="en-US"/>
+        </w:rPr>
+        <w:sym w:font="Symbol" w:char="F06D"/>
+      </w:r>
+      <w:r>
+        <w:rPr>
+          <w:vertAlign w:val="subscript"/>
+          <w:lang w:val="en-US"/>
+        </w:rPr>
+        <w:t>0</w:t>
+      </w:r>
+      <w:r>
+        <w:rPr>
+          <w:lang w:val="en-US"/>
+        </w:rPr>
+        <w:t>”</w:t>
       </w:r>
     </w:p>
     <w:p>
@@ -32459,7 +32896,7 @@
         <w:pStyle w:val="ListParagraph"/>
         <w:numPr>
           <w:ilvl w:val="0"/>
-          <w:numId w:val="7"/>
+          <w:numId w:val="2"/>
         </w:numPr>
         <w:rPr>
           <w:lang w:val="en-US"/>
@@ -32469,27 +32906,2581 @@
         <w:rPr>
           <w:lang w:val="en-US"/>
         </w:rPr>
-        <w:t>Lưu ý phép kiểm tra này chỉ thích hợp khi kích thước Sample &lt; 30</w:t>
-      </w:r>
-    </w:p>
-    <w:p>
-      <w:pPr>
-        <w:rPr>
-          <w:lang w:val="en-US"/>
-        </w:rPr>
-      </w:pPr>
-    </w:p>
-    <w:p>
-      <w:pPr>
-        <w:rPr>
-          <w:lang w:val="en-US"/>
-        </w:rPr>
-      </w:pPr>
+        <w:t>Tạo biến ngẫu nhiên Y như sau</w:t>
+      </w:r>
+    </w:p>
+    <w:p>
+      <w:pPr>
+        <w:pStyle w:val="ListParagraph"/>
+        <w:pBdr>
+          <w:top w:val="single" w:sz="4" w:space="1" w:color="auto"/>
+          <w:left w:val="single" w:sz="4" w:space="4" w:color="auto"/>
+          <w:bottom w:val="single" w:sz="4" w:space="1" w:color="auto"/>
+          <w:right w:val="single" w:sz="4" w:space="4" w:color="auto"/>
+        </w:pBdr>
+        <w:ind w:left="1080"/>
+        <w:rPr>
+          <w:rFonts w:ascii="Cambria Math" w:hAnsi="Cambria Math"/>
+          <w:lang w:val="en-US"/>
+          <w:oMath/>
+        </w:rPr>
+      </w:pPr>
+      <m:oMathPara>
+        <m:oMathParaPr>
+          <m:jc m:val="left"/>
+        </m:oMathParaPr>
+        <m:oMath>
+          <m:r>
+            <w:rPr>
+              <w:rFonts w:ascii="Cambria Math" w:hAnsi="Cambria Math"/>
+              <w:lang w:val="en-US"/>
+            </w:rPr>
+            <m:t>Y=</m:t>
+          </m:r>
+          <m:rad>
+            <m:radPr>
+              <m:degHide m:val="1"/>
+              <m:ctrlPr>
+                <w:rPr>
+                  <w:rFonts w:ascii="Cambria Math" w:hAnsi="Cambria Math"/>
+                  <w:i/>
+                  <w:lang w:val="en-US"/>
+                </w:rPr>
+              </m:ctrlPr>
+            </m:radPr>
+            <m:deg/>
+            <m:e>
+              <m:r>
+                <w:rPr>
+                  <w:rFonts w:ascii="Cambria Math" w:hAnsi="Cambria Math"/>
+                  <w:lang w:val="en-US"/>
+                </w:rPr>
+                <m:t>n</m:t>
+              </m:r>
+            </m:e>
+          </m:rad>
+          <m:f>
+            <m:fPr>
+              <m:ctrlPr>
+                <w:rPr>
+                  <w:rFonts w:ascii="Cambria Math" w:hAnsi="Cambria Math"/>
+                  <w:i/>
+                  <w:lang w:val="en-US"/>
+                </w:rPr>
+              </m:ctrlPr>
+            </m:fPr>
+            <m:num>
+              <m:acc>
+                <m:accPr>
+                  <m:chr m:val="̅"/>
+                  <m:ctrlPr>
+                    <w:rPr>
+                      <w:rFonts w:ascii="Cambria Math" w:hAnsi="Cambria Math"/>
+                      <w:i/>
+                      <w:lang w:val="en-US"/>
+                    </w:rPr>
+                  </m:ctrlPr>
+                </m:accPr>
+                <m:e>
+                  <m:r>
+                    <w:rPr>
+                      <w:rFonts w:ascii="Cambria Math" w:hAnsi="Cambria Math"/>
+                      <w:lang w:val="en-US"/>
+                    </w:rPr>
+                    <m:t>X</m:t>
+                  </m:r>
+                </m:e>
+              </m:acc>
+              <m:r>
+                <w:rPr>
+                  <w:rFonts w:ascii="Cambria Math" w:hAnsi="Cambria Math"/>
+                  <w:lang w:val="en-US"/>
+                </w:rPr>
+                <m:t>-μ</m:t>
+              </m:r>
+            </m:num>
+            <m:den>
+              <m:r>
+                <w:rPr>
+                  <w:rFonts w:ascii="Cambria Math" w:hAnsi="Cambria Math"/>
+                  <w:lang w:val="en-US"/>
+                </w:rPr>
+                <m:t>σ</m:t>
+              </m:r>
+            </m:den>
+          </m:f>
+          <m:r>
+            <w:rPr>
+              <w:rFonts w:ascii="Cambria Math" w:hAnsi="Cambria Math"/>
+              <w:lang w:val="en-US"/>
+            </w:rPr>
+            <m:t>~N</m:t>
+          </m:r>
+          <m:d>
+            <m:dPr>
+              <m:ctrlPr>
+                <w:rPr>
+                  <w:rFonts w:ascii="Cambria Math" w:hAnsi="Cambria Math"/>
+                  <w:i/>
+                  <w:lang w:val="en-US"/>
+                </w:rPr>
+              </m:ctrlPr>
+            </m:dPr>
+            <m:e>
+              <m:r>
+                <w:rPr>
+                  <w:rFonts w:ascii="Cambria Math" w:hAnsi="Cambria Math"/>
+                  <w:lang w:val="en-US"/>
+                </w:rPr>
+                <m:t>0,1</m:t>
+              </m:r>
+            </m:e>
+          </m:d>
+        </m:oMath>
+      </m:oMathPara>
+    </w:p>
+    <w:p>
+      <w:pPr>
+        <w:pStyle w:val="ListParagraph"/>
+        <w:numPr>
+          <w:ilvl w:val="0"/>
+          <w:numId w:val="2"/>
+        </w:numPr>
+        <w:rPr>
+          <w:rFonts w:ascii="Cambria Math" w:hAnsi="Cambria Math"/>
+          <w:lang w:val="en-US"/>
+          <w:oMath/>
+        </w:rPr>
+      </w:pPr>
+      <w:r>
+        <w:rPr>
+          <w:rFonts w:eastAsiaTheme="minorEastAsia"/>
+          <w:lang w:val="en-US"/>
+        </w:rPr>
+        <w:t xml:space="preserve">Giả sử ta có độ tin cậy = 1 – </w:t>
+      </w:r>
+      <w:r>
+        <w:rPr>
+          <w:rFonts w:eastAsiaTheme="minorEastAsia"/>
+          <w:lang w:val="en-US"/>
+        </w:rPr>
+        <w:sym w:font="Symbol" w:char="F061"/>
+      </w:r>
+      <w:r>
+        <w:rPr>
+          <w:rFonts w:eastAsiaTheme="minorEastAsia"/>
+          <w:lang w:val="en-US"/>
+        </w:rPr>
+        <w:t xml:space="preserve">, với </w:t>
+      </w:r>
+      <w:r>
+        <w:rPr>
+          <w:rFonts w:eastAsiaTheme="minorEastAsia"/>
+          <w:lang w:val="en-US"/>
+        </w:rPr>
+        <w:sym w:font="Symbol" w:char="F061"/>
+      </w:r>
+      <w:r>
+        <w:rPr>
+          <w:rFonts w:eastAsiaTheme="minorEastAsia"/>
+          <w:lang w:val="en-US"/>
+        </w:rPr>
+        <w:t xml:space="preserve"> là mức ý nghĩa, tìm khoảng [c, d] sao cho xác suất Y rơi vào khoảng này = độ tin cậy, </w:t>
+      </w:r>
+      <w:r>
+        <w:rPr>
+          <w:rFonts w:eastAsiaTheme="minorEastAsia"/>
+          <w:lang w:val="en-US"/>
+        </w:rPr>
+        <w:t xml:space="preserve">nếu </w:t>
+      </w:r>
+      <w:r>
+        <w:rPr>
+          <w:lang w:val="en-US"/>
+        </w:rPr>
+        <w:t>H</w:t>
+      </w:r>
+      <w:r>
+        <w:rPr>
+          <w:vertAlign w:val="subscript"/>
+          <w:lang w:val="en-US"/>
+        </w:rPr>
+        <w:t>1</w:t>
+      </w:r>
+      <w:r>
+        <w:rPr>
+          <w:lang w:val="en-US"/>
+        </w:rPr>
+        <w:t xml:space="preserve"> = “</w:t>
+      </w:r>
+      <w:r>
+        <w:rPr>
+          <w:lang w:val="en-US"/>
+        </w:rPr>
+        <w:sym w:font="Symbol" w:char="F06D"/>
+      </w:r>
+      <w:r>
+        <w:rPr>
+          <w:lang w:val="en-US"/>
+        </w:rPr>
+        <w:t xml:space="preserve"> </w:t>
+      </w:r>
+      <w:r>
+        <w:rPr>
+          <w:lang w:val="en-US"/>
+        </w:rPr>
+        <w:t>≠</w:t>
+      </w:r>
+      <w:r>
+        <w:rPr>
+          <w:lang w:val="en-US"/>
+        </w:rPr>
+        <w:t xml:space="preserve"> </w:t>
+      </w:r>
+      <w:r>
+        <w:rPr>
+          <w:lang w:val="en-US"/>
+        </w:rPr>
+        <w:sym w:font="Symbol" w:char="F06D"/>
+      </w:r>
+      <w:r>
+        <w:rPr>
+          <w:vertAlign w:val="subscript"/>
+          <w:lang w:val="en-US"/>
+        </w:rPr>
+        <w:t>0</w:t>
+      </w:r>
+      <w:r>
+        <w:rPr>
+          <w:lang w:val="en-US"/>
+        </w:rPr>
+        <w:t xml:space="preserve">” thì đây là khoảng </w:t>
+      </w:r>
       <w:r>
         <w:rPr>
           <w:lang w:val="en-US"/>
         </w:rPr>
         <w:lastRenderedPageBreak/>
+        <w:t xml:space="preserve">đối xứng, nếu </w:t>
+      </w:r>
+      <w:r>
+        <w:rPr>
+          <w:lang w:val="en-US"/>
+        </w:rPr>
+        <w:t>H</w:t>
+      </w:r>
+      <w:r>
+        <w:rPr>
+          <w:vertAlign w:val="subscript"/>
+          <w:lang w:val="en-US"/>
+        </w:rPr>
+        <w:t>1</w:t>
+      </w:r>
+      <w:r>
+        <w:rPr>
+          <w:lang w:val="en-US"/>
+        </w:rPr>
+        <w:t xml:space="preserve"> = “</w:t>
+      </w:r>
+      <w:r>
+        <w:rPr>
+          <w:lang w:val="en-US"/>
+        </w:rPr>
+        <w:sym w:font="Symbol" w:char="F06D"/>
+      </w:r>
+      <w:r>
+        <w:rPr>
+          <w:lang w:val="en-US"/>
+        </w:rPr>
+        <w:t xml:space="preserve"> </w:t>
+      </w:r>
+      <w:r>
+        <w:rPr>
+          <w:lang w:val="en-US"/>
+        </w:rPr>
+        <w:t>&gt;</w:t>
+      </w:r>
+      <w:r>
+        <w:rPr>
+          <w:lang w:val="en-US"/>
+        </w:rPr>
+        <w:t xml:space="preserve"> </w:t>
+      </w:r>
+      <w:r>
+        <w:rPr>
+          <w:lang w:val="en-US"/>
+        </w:rPr>
+        <w:sym w:font="Symbol" w:char="F06D"/>
+      </w:r>
+      <w:r>
+        <w:rPr>
+          <w:vertAlign w:val="subscript"/>
+          <w:lang w:val="en-US"/>
+        </w:rPr>
+        <w:t>0</w:t>
+      </w:r>
+      <w:r>
+        <w:rPr>
+          <w:lang w:val="en-US"/>
+        </w:rPr>
+        <w:t xml:space="preserve">” </w:t>
+      </w:r>
+      <w:r>
+        <w:rPr>
+          <w:lang w:val="en-US"/>
+        </w:rPr>
+        <w:t xml:space="preserve">thì đây là khoảng tối đa, nếu </w:t>
+      </w:r>
+      <w:r>
+        <w:rPr>
+          <w:lang w:val="en-US"/>
+        </w:rPr>
+        <w:t>H</w:t>
+      </w:r>
+      <w:r>
+        <w:rPr>
+          <w:vertAlign w:val="subscript"/>
+          <w:lang w:val="en-US"/>
+        </w:rPr>
+        <w:t>1</w:t>
+      </w:r>
+      <w:r>
+        <w:rPr>
+          <w:lang w:val="en-US"/>
+        </w:rPr>
+        <w:t xml:space="preserve"> = “</w:t>
+      </w:r>
+      <w:r>
+        <w:rPr>
+          <w:lang w:val="en-US"/>
+        </w:rPr>
+        <w:sym w:font="Symbol" w:char="F06D"/>
+      </w:r>
+      <w:r>
+        <w:rPr>
+          <w:lang w:val="en-US"/>
+        </w:rPr>
+        <w:t xml:space="preserve"> </w:t>
+      </w:r>
+      <w:r>
+        <w:rPr>
+          <w:lang w:val="en-US"/>
+        </w:rPr>
+        <w:t>&lt;</w:t>
+      </w:r>
+      <w:r>
+        <w:rPr>
+          <w:lang w:val="en-US"/>
+        </w:rPr>
+        <w:t xml:space="preserve"> </w:t>
+      </w:r>
+      <w:r>
+        <w:rPr>
+          <w:lang w:val="en-US"/>
+        </w:rPr>
+        <w:sym w:font="Symbol" w:char="F06D"/>
+      </w:r>
+      <w:r>
+        <w:rPr>
+          <w:vertAlign w:val="subscript"/>
+          <w:lang w:val="en-US"/>
+        </w:rPr>
+        <w:t>0</w:t>
+      </w:r>
+      <w:r>
+        <w:rPr>
+          <w:lang w:val="en-US"/>
+        </w:rPr>
+        <w:t xml:space="preserve">” </w:t>
+      </w:r>
+      <w:r>
+        <w:rPr>
+          <w:lang w:val="en-US"/>
+        </w:rPr>
+        <w:t xml:space="preserve">thì đây là khoảng tối thiểu, </w:t>
+      </w:r>
+      <w:r>
+        <w:rPr>
+          <w:rFonts w:eastAsiaTheme="minorEastAsia"/>
+          <w:lang w:val="en-US"/>
+        </w:rPr>
+        <w:t>sau</w:t>
+      </w:r>
+      <w:r>
+        <w:rPr>
+          <w:rFonts w:eastAsiaTheme="minorEastAsia"/>
+          <w:lang w:val="en-US"/>
+        </w:rPr>
+        <w:t xml:space="preserve"> đó tính</w:t>
+      </w:r>
+      <w:r>
+        <w:rPr>
+          <w:rFonts w:eastAsiaTheme="minorEastAsia"/>
+          <w:lang w:val="en-US"/>
+        </w:rPr>
+        <w:t xml:space="preserve"> y theo Y</w:t>
+      </w:r>
+    </w:p>
+    <w:p>
+      <w:pPr>
+        <w:pStyle w:val="ListParagraph"/>
+        <w:pBdr>
+          <w:top w:val="single" w:sz="4" w:space="1" w:color="auto"/>
+          <w:left w:val="single" w:sz="4" w:space="4" w:color="auto"/>
+          <w:bottom w:val="single" w:sz="4" w:space="1" w:color="auto"/>
+          <w:right w:val="single" w:sz="4" w:space="4" w:color="auto"/>
+        </w:pBdr>
+        <w:ind w:left="1080"/>
+        <w:rPr>
+          <w:rFonts w:ascii="Cambria Math" w:hAnsi="Cambria Math"/>
+          <w:lang w:val="en-US"/>
+          <w:oMath/>
+        </w:rPr>
+      </w:pPr>
+      <m:oMathPara>
+        <m:oMathParaPr>
+          <m:jc m:val="left"/>
+        </m:oMathParaPr>
+        <m:oMath>
+          <m:r>
+            <w:rPr>
+              <w:rFonts w:ascii="Cambria Math" w:eastAsiaTheme="minorEastAsia" w:hAnsi="Cambria Math"/>
+              <w:lang w:val="en-US"/>
+            </w:rPr>
+            <m:t>y</m:t>
+          </m:r>
+          <m:r>
+            <w:rPr>
+              <w:rFonts w:ascii="Cambria Math" w:eastAsiaTheme="minorEastAsia" w:hAnsi="Cambria Math"/>
+              <w:lang w:val="en-US"/>
+            </w:rPr>
+            <m:t>=</m:t>
+          </m:r>
+          <m:rad>
+            <m:radPr>
+              <m:degHide m:val="1"/>
+              <m:ctrlPr>
+                <w:rPr>
+                  <w:rFonts w:ascii="Cambria Math" w:hAnsi="Cambria Math"/>
+                  <w:i/>
+                  <w:lang w:val="en-US"/>
+                </w:rPr>
+              </m:ctrlPr>
+            </m:radPr>
+            <m:deg/>
+            <m:e>
+              <m:r>
+                <w:rPr>
+                  <w:rFonts w:ascii="Cambria Math" w:hAnsi="Cambria Math"/>
+                  <w:lang w:val="en-US"/>
+                </w:rPr>
+                <m:t>n</m:t>
+              </m:r>
+            </m:e>
+          </m:rad>
+          <m:f>
+            <m:fPr>
+              <m:ctrlPr>
+                <w:rPr>
+                  <w:rFonts w:ascii="Cambria Math" w:hAnsi="Cambria Math"/>
+                  <w:i/>
+                  <w:lang w:val="en-US"/>
+                </w:rPr>
+              </m:ctrlPr>
+            </m:fPr>
+            <m:num>
+              <m:acc>
+                <m:accPr>
+                  <m:chr m:val="̅"/>
+                  <m:ctrlPr>
+                    <w:rPr>
+                      <w:rFonts w:ascii="Cambria Math" w:hAnsi="Cambria Math"/>
+                      <w:i/>
+                      <w:lang w:val="en-US"/>
+                    </w:rPr>
+                  </m:ctrlPr>
+                </m:accPr>
+                <m:e>
+                  <m:r>
+                    <w:rPr>
+                      <w:rFonts w:ascii="Cambria Math" w:hAnsi="Cambria Math"/>
+                      <w:lang w:val="en-US"/>
+                    </w:rPr>
+                    <m:t>x</m:t>
+                  </m:r>
+                </m:e>
+              </m:acc>
+              <m:r>
+                <w:rPr>
+                  <w:rFonts w:ascii="Cambria Math" w:hAnsi="Cambria Math"/>
+                  <w:lang w:val="en-US"/>
+                </w:rPr>
+                <m:t>-</m:t>
+              </m:r>
+              <m:sSub>
+                <m:sSubPr>
+                  <m:ctrlPr>
+                    <w:rPr>
+                      <w:rFonts w:ascii="Cambria Math" w:hAnsi="Cambria Math"/>
+                      <w:i/>
+                      <w:lang w:val="en-US"/>
+                    </w:rPr>
+                  </m:ctrlPr>
+                </m:sSubPr>
+                <m:e>
+                  <m:r>
+                    <w:rPr>
+                      <w:rFonts w:ascii="Cambria Math" w:hAnsi="Cambria Math"/>
+                      <w:lang w:val="en-US"/>
+                    </w:rPr>
+                    <m:t>μ</m:t>
+                  </m:r>
+                </m:e>
+                <m:sub>
+                  <m:r>
+                    <w:rPr>
+                      <w:rFonts w:ascii="Cambria Math" w:hAnsi="Cambria Math"/>
+                      <w:lang w:val="en-US"/>
+                    </w:rPr>
+                    <m:t>0</m:t>
+                  </m:r>
+                </m:sub>
+              </m:sSub>
+            </m:num>
+            <m:den>
+              <m:r>
+                <w:rPr>
+                  <w:rFonts w:ascii="Cambria Math" w:hAnsi="Cambria Math"/>
+                  <w:lang w:val="en-US"/>
+                </w:rPr>
+                <m:t>σ</m:t>
+              </m:r>
+            </m:den>
+          </m:f>
+        </m:oMath>
+      </m:oMathPara>
+    </w:p>
+    <w:p>
+      <w:pPr>
+        <w:pStyle w:val="ListParagraph"/>
+        <w:numPr>
+          <w:ilvl w:val="0"/>
+          <w:numId w:val="2"/>
+        </w:numPr>
+        <w:rPr>
+          <w:rFonts w:ascii="Cambria Math" w:hAnsi="Cambria Math"/>
+          <w:lang w:val="en-US"/>
+          <w:oMath/>
+        </w:rPr>
+      </w:pPr>
+      <w:r>
+        <w:rPr>
+          <w:rFonts w:eastAsiaTheme="minorEastAsia"/>
+          <w:lang w:val="en-US"/>
+        </w:rPr>
+        <w:t xml:space="preserve">Nếu y nằm ngoài khoảng [c, d] thì bác bỏ </w:t>
+      </w:r>
+      <w:r>
+        <w:rPr>
+          <w:lang w:val="en-US"/>
+        </w:rPr>
+        <w:t>H</w:t>
+      </w:r>
+      <w:r>
+        <w:rPr>
+          <w:vertAlign w:val="subscript"/>
+          <w:lang w:val="en-US"/>
+        </w:rPr>
+        <w:t>0</w:t>
+      </w:r>
+      <w:r>
+        <w:rPr>
+          <w:lang w:val="en-US"/>
+        </w:rPr>
+        <w:t xml:space="preserve"> và thừa nhận H</w:t>
+      </w:r>
+      <w:r>
+        <w:rPr>
+          <w:vertAlign w:val="subscript"/>
+          <w:lang w:val="en-US"/>
+        </w:rPr>
+        <w:t>1</w:t>
+      </w:r>
+      <w:r>
+        <w:rPr>
+          <w:lang w:val="en-US"/>
+        </w:rPr>
+        <w:t xml:space="preserve">, nếu nằm trong thì chưa có cơ sở để </w:t>
+      </w:r>
+      <w:r>
+        <w:rPr>
+          <w:rFonts w:eastAsiaTheme="minorEastAsia"/>
+          <w:lang w:val="en-US"/>
+        </w:rPr>
+        <w:t xml:space="preserve">bác bỏ </w:t>
+      </w:r>
+      <w:r>
+        <w:rPr>
+          <w:lang w:val="en-US"/>
+        </w:rPr>
+        <w:t>H</w:t>
+      </w:r>
+      <w:r>
+        <w:rPr>
+          <w:vertAlign w:val="subscript"/>
+          <w:lang w:val="en-US"/>
+        </w:rPr>
+        <w:t>0</w:t>
+      </w:r>
+    </w:p>
+    <w:p>
+      <w:pPr>
+        <w:pStyle w:val="ListParagraph"/>
+        <w:numPr>
+          <w:ilvl w:val="0"/>
+          <w:numId w:val="2"/>
+        </w:numPr>
+        <w:rPr>
+          <w:rFonts w:ascii="Cambria Math" w:hAnsi="Cambria Math"/>
+          <w:lang w:val="en-US"/>
+          <w:oMath/>
+        </w:rPr>
+      </w:pPr>
+      <w:r>
+        <w:rPr>
+          <w:rFonts w:eastAsiaTheme="minorEastAsia"/>
+          <w:lang w:val="en-US"/>
+        </w:rPr>
+        <w:t>Các trường hợp khác cũng làm tương tự, vì bản chất nó giống với việc bạn ước lượng = khoảng tin cậy</w:t>
+      </w:r>
+    </w:p>
+    <w:p>
+      <w:pPr>
+        <w:pStyle w:val="ListParagraph"/>
+        <w:numPr>
+          <w:ilvl w:val="0"/>
+          <w:numId w:val="2"/>
+        </w:numPr>
+        <w:rPr>
+          <w:rFonts w:ascii="Cambria Math" w:hAnsi="Cambria Math"/>
+          <w:lang w:val="en-US"/>
+          <w:oMath/>
+        </w:rPr>
+      </w:pPr>
+      <w:r>
+        <w:rPr>
+          <w:rFonts w:eastAsiaTheme="minorEastAsia"/>
+          <w:lang w:val="en-US"/>
+        </w:rPr>
+        <w:t>Trường hợp k</w:t>
+      </w:r>
+      <w:r>
+        <w:rPr>
+          <w:rFonts w:eastAsiaTheme="minorEastAsia"/>
+          <w:lang w:val="en-US"/>
+        </w:rPr>
+        <w:t xml:space="preserve">iểm định về so sánh Population Mean của 2 Population </w:t>
+      </w:r>
+      <w:r>
+        <w:rPr>
+          <w:rFonts w:eastAsiaTheme="minorEastAsia"/>
+          <w:lang w:val="en-US"/>
+        </w:rPr>
+        <w:t>khác nhau U và V, ta tạo biến ngẫu nhiên W như sau</w:t>
+      </w:r>
+    </w:p>
+    <w:p>
+      <w:pPr>
+        <w:pStyle w:val="ListParagraph"/>
+        <w:pBdr>
+          <w:top w:val="single" w:sz="4" w:space="1" w:color="auto"/>
+          <w:left w:val="single" w:sz="4" w:space="4" w:color="auto"/>
+          <w:bottom w:val="single" w:sz="4" w:space="1" w:color="auto"/>
+          <w:right w:val="single" w:sz="4" w:space="4" w:color="auto"/>
+        </w:pBdr>
+        <w:ind w:left="1080"/>
+        <w:rPr>
+          <w:rFonts w:eastAsiaTheme="minorEastAsia"/>
+          <w:lang w:val="en-US"/>
+        </w:rPr>
+      </w:pPr>
+      <m:oMathPara>
+        <m:oMathParaPr>
+          <m:jc m:val="left"/>
+        </m:oMathParaPr>
+        <m:oMath>
+          <m:r>
+            <w:rPr>
+              <w:rFonts w:ascii="Cambria Math" w:eastAsiaTheme="minorEastAsia" w:hAnsi="Cambria Math"/>
+              <w:lang w:val="en-US"/>
+            </w:rPr>
+            <m:t>W</m:t>
+          </m:r>
+          <m:r>
+            <w:rPr>
+              <w:rFonts w:ascii="Cambria Math" w:eastAsiaTheme="minorEastAsia" w:hAnsi="Cambria Math"/>
+              <w:lang w:val="en-US"/>
+            </w:rPr>
+            <m:t>=</m:t>
+          </m:r>
+          <m:f>
+            <m:fPr>
+              <m:ctrlPr>
+                <w:rPr>
+                  <w:rFonts w:ascii="Cambria Math" w:eastAsiaTheme="minorEastAsia" w:hAnsi="Cambria Math"/>
+                  <w:i/>
+                  <w:lang w:val="en-US"/>
+                </w:rPr>
+              </m:ctrlPr>
+            </m:fPr>
+            <m:num>
+              <m:acc>
+                <m:accPr>
+                  <m:chr m:val="̅"/>
+                  <m:ctrlPr>
+                    <w:rPr>
+                      <w:rFonts w:ascii="Cambria Math" w:eastAsiaTheme="minorEastAsia" w:hAnsi="Cambria Math"/>
+                      <w:i/>
+                      <w:lang w:val="en-US"/>
+                    </w:rPr>
+                  </m:ctrlPr>
+                </m:accPr>
+                <m:e>
+                  <m:r>
+                    <w:rPr>
+                      <w:rFonts w:ascii="Cambria Math" w:eastAsiaTheme="minorEastAsia" w:hAnsi="Cambria Math"/>
+                      <w:lang w:val="en-US"/>
+                    </w:rPr>
+                    <m:t>U</m:t>
+                  </m:r>
+                </m:e>
+              </m:acc>
+              <m:r>
+                <w:rPr>
+                  <w:rFonts w:ascii="Cambria Math" w:eastAsiaTheme="minorEastAsia" w:hAnsi="Cambria Math"/>
+                  <w:lang w:val="en-US"/>
+                </w:rPr>
+                <m:t>-</m:t>
+              </m:r>
+              <m:acc>
+                <m:accPr>
+                  <m:chr m:val="̅"/>
+                  <m:ctrlPr>
+                    <w:rPr>
+                      <w:rFonts w:ascii="Cambria Math" w:eastAsiaTheme="minorEastAsia" w:hAnsi="Cambria Math"/>
+                      <w:i/>
+                      <w:lang w:val="en-US"/>
+                    </w:rPr>
+                  </m:ctrlPr>
+                </m:accPr>
+                <m:e>
+                  <m:r>
+                    <w:rPr>
+                      <w:rFonts w:ascii="Cambria Math" w:eastAsiaTheme="minorEastAsia" w:hAnsi="Cambria Math"/>
+                      <w:lang w:val="en-US"/>
+                    </w:rPr>
+                    <m:t>V</m:t>
+                  </m:r>
+                </m:e>
+              </m:acc>
+            </m:num>
+            <m:den>
+              <m:rad>
+                <m:radPr>
+                  <m:degHide m:val="1"/>
+                  <m:ctrlPr>
+                    <w:rPr>
+                      <w:rFonts w:ascii="Cambria Math" w:eastAsiaTheme="minorEastAsia" w:hAnsi="Cambria Math"/>
+                      <w:i/>
+                      <w:lang w:val="en-US"/>
+                    </w:rPr>
+                  </m:ctrlPr>
+                </m:radPr>
+                <m:deg/>
+                <m:e>
+                  <m:f>
+                    <m:fPr>
+                      <m:ctrlPr>
+                        <w:rPr>
+                          <w:rFonts w:ascii="Cambria Math" w:eastAsiaTheme="minorEastAsia" w:hAnsi="Cambria Math"/>
+                          <w:i/>
+                          <w:lang w:val="en-US"/>
+                        </w:rPr>
+                      </m:ctrlPr>
+                    </m:fPr>
+                    <m:num>
+                      <m:sSubSup>
+                        <m:sSubSupPr>
+                          <m:ctrlPr>
+                            <w:rPr>
+                              <w:rFonts w:ascii="Cambria Math" w:eastAsiaTheme="minorEastAsia" w:hAnsi="Cambria Math"/>
+                              <w:i/>
+                              <w:lang w:val="en-US"/>
+                            </w:rPr>
+                          </m:ctrlPr>
+                        </m:sSubSupPr>
+                        <m:e>
+                          <m:r>
+                            <w:rPr>
+                              <w:rFonts w:ascii="Cambria Math" w:eastAsiaTheme="minorEastAsia" w:hAnsi="Cambria Math"/>
+                              <w:lang w:val="en-US"/>
+                            </w:rPr>
+                            <m:t>σ</m:t>
+                          </m:r>
+                        </m:e>
+                        <m:sub>
+                          <m:r>
+                            <w:rPr>
+                              <w:rFonts w:ascii="Cambria Math" w:eastAsiaTheme="minorEastAsia" w:hAnsi="Cambria Math"/>
+                              <w:lang w:val="en-US"/>
+                            </w:rPr>
+                            <m:t>U</m:t>
+                          </m:r>
+                        </m:sub>
+                        <m:sup>
+                          <m:r>
+                            <w:rPr>
+                              <w:rFonts w:ascii="Cambria Math" w:eastAsiaTheme="minorEastAsia" w:hAnsi="Cambria Math"/>
+                              <w:lang w:val="en-US"/>
+                            </w:rPr>
+                            <m:t>2</m:t>
+                          </m:r>
+                        </m:sup>
+                      </m:sSubSup>
+                    </m:num>
+                    <m:den>
+                      <m:sSub>
+                        <m:sSubPr>
+                          <m:ctrlPr>
+                            <w:rPr>
+                              <w:rFonts w:ascii="Cambria Math" w:eastAsiaTheme="minorEastAsia" w:hAnsi="Cambria Math"/>
+                              <w:i/>
+                              <w:lang w:val="en-US"/>
+                            </w:rPr>
+                          </m:ctrlPr>
+                        </m:sSubPr>
+                        <m:e>
+                          <m:r>
+                            <w:rPr>
+                              <w:rFonts w:ascii="Cambria Math" w:eastAsiaTheme="minorEastAsia" w:hAnsi="Cambria Math"/>
+                              <w:lang w:val="en-US"/>
+                            </w:rPr>
+                            <m:t>n</m:t>
+                          </m:r>
+                        </m:e>
+                        <m:sub>
+                          <m:r>
+                            <w:rPr>
+                              <w:rFonts w:ascii="Cambria Math" w:eastAsiaTheme="minorEastAsia" w:hAnsi="Cambria Math"/>
+                              <w:lang w:val="en-US"/>
+                            </w:rPr>
+                            <m:t>U</m:t>
+                          </m:r>
+                        </m:sub>
+                      </m:sSub>
+                    </m:den>
+                  </m:f>
+                  <m:r>
+                    <w:rPr>
+                      <w:rFonts w:ascii="Cambria Math" w:eastAsiaTheme="minorEastAsia" w:hAnsi="Cambria Math"/>
+                      <w:lang w:val="en-US"/>
+                    </w:rPr>
+                    <m:t>+</m:t>
+                  </m:r>
+                  <m:f>
+                    <m:fPr>
+                      <m:ctrlPr>
+                        <w:rPr>
+                          <w:rFonts w:ascii="Cambria Math" w:eastAsiaTheme="minorEastAsia" w:hAnsi="Cambria Math"/>
+                          <w:i/>
+                          <w:lang w:val="en-US"/>
+                        </w:rPr>
+                      </m:ctrlPr>
+                    </m:fPr>
+                    <m:num>
+                      <m:sSubSup>
+                        <m:sSubSupPr>
+                          <m:ctrlPr>
+                            <w:rPr>
+                              <w:rFonts w:ascii="Cambria Math" w:eastAsiaTheme="minorEastAsia" w:hAnsi="Cambria Math"/>
+                              <w:i/>
+                              <w:lang w:val="en-US"/>
+                            </w:rPr>
+                          </m:ctrlPr>
+                        </m:sSubSupPr>
+                        <m:e>
+                          <m:r>
+                            <w:rPr>
+                              <w:rFonts w:ascii="Cambria Math" w:eastAsiaTheme="minorEastAsia" w:hAnsi="Cambria Math"/>
+                              <w:lang w:val="en-US"/>
+                            </w:rPr>
+                            <m:t>σ</m:t>
+                          </m:r>
+                        </m:e>
+                        <m:sub>
+                          <m:r>
+                            <w:rPr>
+                              <w:rFonts w:ascii="Cambria Math" w:eastAsiaTheme="minorEastAsia" w:hAnsi="Cambria Math"/>
+                              <w:lang w:val="en-US"/>
+                            </w:rPr>
+                            <m:t>V</m:t>
+                          </m:r>
+                        </m:sub>
+                        <m:sup>
+                          <m:r>
+                            <w:rPr>
+                              <w:rFonts w:ascii="Cambria Math" w:eastAsiaTheme="minorEastAsia" w:hAnsi="Cambria Math"/>
+                              <w:lang w:val="en-US"/>
+                            </w:rPr>
+                            <m:t>2</m:t>
+                          </m:r>
+                        </m:sup>
+                      </m:sSubSup>
+                    </m:num>
+                    <m:den>
+                      <m:sSub>
+                        <m:sSubPr>
+                          <m:ctrlPr>
+                            <w:rPr>
+                              <w:rFonts w:ascii="Cambria Math" w:eastAsiaTheme="minorEastAsia" w:hAnsi="Cambria Math"/>
+                              <w:i/>
+                              <w:lang w:val="en-US"/>
+                            </w:rPr>
+                          </m:ctrlPr>
+                        </m:sSubPr>
+                        <m:e>
+                          <m:r>
+                            <w:rPr>
+                              <w:rFonts w:ascii="Cambria Math" w:eastAsiaTheme="minorEastAsia" w:hAnsi="Cambria Math"/>
+                              <w:lang w:val="en-US"/>
+                            </w:rPr>
+                            <m:t>n</m:t>
+                          </m:r>
+                        </m:e>
+                        <m:sub>
+                          <m:r>
+                            <w:rPr>
+                              <w:rFonts w:ascii="Cambria Math" w:eastAsiaTheme="minorEastAsia" w:hAnsi="Cambria Math"/>
+                              <w:lang w:val="en-US"/>
+                            </w:rPr>
+                            <m:t>V</m:t>
+                          </m:r>
+                        </m:sub>
+                      </m:sSub>
+                    </m:den>
+                  </m:f>
+                </m:e>
+              </m:rad>
+            </m:den>
+          </m:f>
+          <m:r>
+            <w:rPr>
+              <w:rFonts w:ascii="Cambria Math" w:hAnsi="Cambria Math"/>
+              <w:lang w:val="en-US"/>
+            </w:rPr>
+            <m:t>~N</m:t>
+          </m:r>
+          <m:d>
+            <m:dPr>
+              <m:ctrlPr>
+                <w:rPr>
+                  <w:rFonts w:ascii="Cambria Math" w:hAnsi="Cambria Math"/>
+                  <w:i/>
+                  <w:lang w:val="en-US"/>
+                </w:rPr>
+              </m:ctrlPr>
+            </m:dPr>
+            <m:e>
+              <m:r>
+                <w:rPr>
+                  <w:rFonts w:ascii="Cambria Math" w:hAnsi="Cambria Math"/>
+                  <w:lang w:val="en-US"/>
+                </w:rPr>
+                <m:t>0,1</m:t>
+              </m:r>
+            </m:e>
+          </m:d>
+        </m:oMath>
+      </m:oMathPara>
+    </w:p>
+    <w:p>
+      <w:pPr>
+        <w:pStyle w:val="ListParagraph"/>
+        <w:numPr>
+          <w:ilvl w:val="0"/>
+          <w:numId w:val="2"/>
+        </w:numPr>
+        <w:rPr>
+          <w:lang w:val="en-US"/>
+        </w:rPr>
+      </w:pPr>
+      <w:r>
+        <w:rPr>
+          <w:lang w:val="en-US"/>
+        </w:rPr>
+        <w:t>Giả thuyết H</w:t>
+      </w:r>
+      <w:r>
+        <w:rPr>
+          <w:vertAlign w:val="subscript"/>
+          <w:lang w:val="en-US"/>
+        </w:rPr>
+        <w:t>0</w:t>
+      </w:r>
+      <w:r>
+        <w:rPr>
+          <w:lang w:val="en-US"/>
+        </w:rPr>
+        <w:t xml:space="preserve"> và H</w:t>
+      </w:r>
+      <w:r>
+        <w:rPr>
+          <w:vertAlign w:val="subscript"/>
+          <w:lang w:val="en-US"/>
+        </w:rPr>
+        <w:t>1</w:t>
+      </w:r>
+      <w:r>
+        <w:rPr>
+          <w:lang w:val="en-US"/>
+        </w:rPr>
+        <w:t xml:space="preserve"> tương tự, chỉ cần thay “</w:t>
+      </w:r>
+      <w:r>
+        <w:rPr>
+          <w:lang w:val="en-US"/>
+        </w:rPr>
+        <w:sym w:font="Symbol" w:char="F06D"/>
+      </w:r>
+      <w:r>
+        <w:rPr>
+          <w:lang w:val="en-US"/>
+        </w:rPr>
+        <w:t>” thành “</w:t>
+      </w:r>
+      <w:r>
+        <w:rPr>
+          <w:lang w:val="en-US"/>
+        </w:rPr>
+        <w:sym w:font="Symbol" w:char="F06D"/>
+      </w:r>
+      <w:r>
+        <w:rPr>
+          <w:vertAlign w:val="subscript"/>
+          <w:lang w:val="en-US"/>
+        </w:rPr>
+        <w:t>U</w:t>
+      </w:r>
+      <w:r>
+        <w:rPr>
+          <w:lang w:val="en-US"/>
+        </w:rPr>
+        <w:t>” và</w:t>
+      </w:r>
+      <w:r>
+        <w:rPr>
+          <w:lang w:val="en-US"/>
+        </w:rPr>
+        <w:t xml:space="preserve"> “</w:t>
+      </w:r>
+      <w:r>
+        <w:rPr>
+          <w:lang w:val="en-US"/>
+        </w:rPr>
+        <w:sym w:font="Symbol" w:char="F06D"/>
+      </w:r>
+      <w:r>
+        <w:rPr>
+          <w:vertAlign w:val="subscript"/>
+          <w:lang w:val="en-US"/>
+        </w:rPr>
+        <w:t>0</w:t>
+      </w:r>
+      <w:r>
+        <w:rPr>
+          <w:lang w:val="en-US"/>
+        </w:rPr>
+        <w:t>” thành “</w:t>
+      </w:r>
+      <w:r>
+        <w:rPr>
+          <w:lang w:val="en-US"/>
+        </w:rPr>
+        <w:sym w:font="Symbol" w:char="F06D"/>
+      </w:r>
+      <w:r>
+        <w:rPr>
+          <w:vertAlign w:val="subscript"/>
+          <w:lang w:val="en-US"/>
+        </w:rPr>
+        <w:t>V</w:t>
+      </w:r>
+      <w:r>
+        <w:rPr>
+          <w:lang w:val="en-US"/>
+        </w:rPr>
+        <w:t>”</w:t>
+      </w:r>
+    </w:p>
+    <w:p>
+      <w:pPr>
+        <w:pStyle w:val="ListParagraph"/>
+        <w:numPr>
+          <w:ilvl w:val="0"/>
+          <w:numId w:val="2"/>
+        </w:numPr>
+        <w:rPr>
+          <w:lang w:val="en-US"/>
+        </w:rPr>
+      </w:pPr>
+      <w:r>
+        <w:rPr>
+          <w:lang w:val="en-US"/>
+        </w:rPr>
+        <w:t xml:space="preserve">Cũng trường hợp trên, nhưng Variance của U và V chưa biết, thì chỉ cần thay </w:t>
+      </w:r>
+      <w:r>
+        <w:rPr>
+          <w:lang w:val="en-US"/>
+        </w:rPr>
+        <w:sym w:font="Symbol" w:char="F073"/>
+      </w:r>
+      <w:r>
+        <w:rPr>
+          <w:vertAlign w:val="subscript"/>
+          <w:lang w:val="en-US"/>
+        </w:rPr>
+        <w:t>U</w:t>
+      </w:r>
+      <w:r>
+        <w:rPr>
+          <w:lang w:val="en-US"/>
+        </w:rPr>
+        <w:t xml:space="preserve"> thành S</w:t>
+      </w:r>
+      <w:r>
+        <w:rPr>
+          <w:vertAlign w:val="subscript"/>
+          <w:lang w:val="en-US"/>
+        </w:rPr>
+        <w:t>U</w:t>
+      </w:r>
+      <w:r>
+        <w:rPr>
+          <w:lang w:val="en-US"/>
+        </w:rPr>
+        <w:t xml:space="preserve">, </w:t>
+      </w:r>
+      <w:r>
+        <w:rPr>
+          <w:lang w:val="en-US"/>
+        </w:rPr>
+        <w:sym w:font="Symbol" w:char="F073"/>
+      </w:r>
+      <w:r>
+        <w:rPr>
+          <w:vertAlign w:val="subscript"/>
+          <w:lang w:val="en-US"/>
+        </w:rPr>
+        <w:t>V</w:t>
+      </w:r>
+      <w:r>
+        <w:rPr>
+          <w:lang w:val="en-US"/>
+        </w:rPr>
+        <w:t xml:space="preserve"> thành S</w:t>
+      </w:r>
+      <w:r>
+        <w:rPr>
+          <w:vertAlign w:val="subscript"/>
+          <w:lang w:val="en-US"/>
+        </w:rPr>
+        <w:t>V</w:t>
+      </w:r>
+    </w:p>
+    <w:p>
+      <w:pPr>
+        <w:pStyle w:val="ListParagraph"/>
+        <w:numPr>
+          <w:ilvl w:val="0"/>
+          <w:numId w:val="2"/>
+        </w:numPr>
+        <w:rPr>
+          <w:lang w:val="en-US"/>
+        </w:rPr>
+      </w:pPr>
+      <w:r>
+        <w:rPr>
+          <w:lang w:val="en-US"/>
+        </w:rPr>
+        <w:t xml:space="preserve">Trường hợp U </w:t>
+      </w:r>
+      <w:r>
+        <w:rPr>
+          <w:lang w:val="en-US"/>
+        </w:rPr>
+        <w:sym w:font="Symbol" w:char="F07E"/>
+      </w:r>
+      <w:r>
+        <w:rPr>
+          <w:lang w:val="en-US"/>
+        </w:rPr>
+        <w:t xml:space="preserve"> B</w:t>
+      </w:r>
+      <w:r>
+        <w:rPr>
+          <w:lang w:val="en-US"/>
+        </w:rPr>
+        <w:t>ernoulli(p</w:t>
+      </w:r>
+      <w:r>
+        <w:rPr>
+          <w:vertAlign w:val="subscript"/>
+          <w:lang w:val="en-US"/>
+        </w:rPr>
+        <w:t>U</w:t>
+      </w:r>
+      <w:r>
+        <w:rPr>
+          <w:lang w:val="en-US"/>
+        </w:rPr>
+        <w:t xml:space="preserve">) và V </w:t>
+      </w:r>
+      <w:r>
+        <w:rPr>
+          <w:lang w:val="en-US"/>
+        </w:rPr>
+        <w:sym w:font="Symbol" w:char="F07E"/>
+      </w:r>
+      <w:r>
+        <w:rPr>
+          <w:lang w:val="en-US"/>
+        </w:rPr>
+        <w:t xml:space="preserve"> Bernoulli(p</w:t>
+      </w:r>
+      <w:r>
+        <w:rPr>
+          <w:vertAlign w:val="subscript"/>
+          <w:lang w:val="en-US"/>
+        </w:rPr>
+        <w:t>V</w:t>
+      </w:r>
+      <w:r>
+        <w:rPr>
+          <w:lang w:val="en-US"/>
+        </w:rPr>
+        <w:t>)</w:t>
+      </w:r>
+      <w:r>
+        <w:rPr>
+          <w:lang w:val="en-US"/>
+        </w:rPr>
+        <w:t xml:space="preserve">, thì cũng làm tương tự như trên, nhưng thay 2 cái </w:t>
+      </w:r>
+      <w:r>
+        <w:rPr>
+          <w:lang w:val="en-US"/>
+        </w:rPr>
+        <w:sym w:font="Symbol" w:char="F073"/>
+      </w:r>
+      <w:r>
+        <w:rPr>
+          <w:vertAlign w:val="superscript"/>
+          <w:lang w:val="en-US"/>
+        </w:rPr>
+        <w:t>2</w:t>
+      </w:r>
+      <w:r>
+        <w:rPr>
+          <w:lang w:val="en-US"/>
+        </w:rPr>
+        <w:t xml:space="preserve"> thành p(1 – p), với</w:t>
+      </w:r>
+    </w:p>
+    <w:p>
+      <w:pPr>
+        <w:pStyle w:val="ListParagraph"/>
+        <w:pBdr>
+          <w:top w:val="single" w:sz="4" w:space="1" w:color="auto"/>
+          <w:left w:val="single" w:sz="4" w:space="4" w:color="auto"/>
+          <w:bottom w:val="single" w:sz="4" w:space="1" w:color="auto"/>
+          <w:right w:val="single" w:sz="4" w:space="4" w:color="auto"/>
+        </w:pBdr>
+        <w:ind w:left="1080"/>
+        <w:rPr>
+          <w:rFonts w:ascii="Cambria Math" w:hAnsi="Cambria Math"/>
+          <w:lang w:val="en-US"/>
+          <w:oMath/>
+        </w:rPr>
+      </w:pPr>
+      <m:oMathPara>
+        <m:oMathParaPr>
+          <m:jc m:val="left"/>
+        </m:oMathParaPr>
+        <m:oMath>
+          <m:r>
+            <w:rPr>
+              <w:rFonts w:ascii="Cambria Math" w:hAnsi="Cambria Math"/>
+              <w:lang w:val="en-US"/>
+            </w:rPr>
+            <m:t>p</m:t>
+          </m:r>
+          <m:r>
+            <w:rPr>
+              <w:rFonts w:ascii="Cambria Math" w:hAnsi="Cambria Math"/>
+              <w:lang w:val="en-US"/>
+            </w:rPr>
+            <m:t>=</m:t>
+          </m:r>
+          <m:f>
+            <m:fPr>
+              <m:ctrlPr>
+                <w:rPr>
+                  <w:rFonts w:ascii="Cambria Math" w:hAnsi="Cambria Math"/>
+                  <w:i/>
+                  <w:lang w:val="en-US"/>
+                </w:rPr>
+              </m:ctrlPr>
+            </m:fPr>
+            <m:num>
+              <m:sSub>
+                <m:sSubPr>
+                  <m:ctrlPr>
+                    <w:rPr>
+                      <w:rFonts w:ascii="Cambria Math" w:eastAsiaTheme="minorEastAsia" w:hAnsi="Cambria Math"/>
+                      <w:i/>
+                      <w:lang w:val="en-US"/>
+                    </w:rPr>
+                  </m:ctrlPr>
+                </m:sSubPr>
+                <m:e>
+                  <m:r>
+                    <w:rPr>
+                      <w:rFonts w:ascii="Cambria Math" w:eastAsiaTheme="minorEastAsia" w:hAnsi="Cambria Math"/>
+                      <w:lang w:val="en-US"/>
+                    </w:rPr>
+                    <m:t>n</m:t>
+                  </m:r>
+                </m:e>
+                <m:sub>
+                  <m:r>
+                    <w:rPr>
+                      <w:rFonts w:ascii="Cambria Math" w:eastAsiaTheme="minorEastAsia" w:hAnsi="Cambria Math"/>
+                      <w:lang w:val="en-US"/>
+                    </w:rPr>
+                    <m:t>U</m:t>
+                  </m:r>
+                </m:sub>
+              </m:sSub>
+              <m:acc>
+                <m:accPr>
+                  <m:chr m:val="̅"/>
+                  <m:ctrlPr>
+                    <w:rPr>
+                      <w:rFonts w:ascii="Cambria Math" w:eastAsiaTheme="minorEastAsia" w:hAnsi="Cambria Math"/>
+                      <w:i/>
+                      <w:lang w:val="en-US"/>
+                    </w:rPr>
+                  </m:ctrlPr>
+                </m:accPr>
+                <m:e>
+                  <m:r>
+                    <w:rPr>
+                      <w:rFonts w:ascii="Cambria Math" w:eastAsiaTheme="minorEastAsia" w:hAnsi="Cambria Math"/>
+                      <w:lang w:val="en-US"/>
+                    </w:rPr>
+                    <m:t>U</m:t>
+                  </m:r>
+                </m:e>
+              </m:acc>
+              <m:r>
+                <w:rPr>
+                  <w:rFonts w:ascii="Cambria Math" w:eastAsiaTheme="minorEastAsia" w:hAnsi="Cambria Math"/>
+                  <w:lang w:val="en-US"/>
+                </w:rPr>
+                <m:t>+</m:t>
+              </m:r>
+              <m:sSub>
+                <m:sSubPr>
+                  <m:ctrlPr>
+                    <w:rPr>
+                      <w:rFonts w:ascii="Cambria Math" w:eastAsiaTheme="minorEastAsia" w:hAnsi="Cambria Math"/>
+                      <w:i/>
+                      <w:lang w:val="en-US"/>
+                    </w:rPr>
+                  </m:ctrlPr>
+                </m:sSubPr>
+                <m:e>
+                  <m:r>
+                    <w:rPr>
+                      <w:rFonts w:ascii="Cambria Math" w:eastAsiaTheme="minorEastAsia" w:hAnsi="Cambria Math"/>
+                      <w:lang w:val="en-US"/>
+                    </w:rPr>
+                    <m:t>n</m:t>
+                  </m:r>
+                </m:e>
+                <m:sub>
+                  <m:r>
+                    <w:rPr>
+                      <w:rFonts w:ascii="Cambria Math" w:eastAsiaTheme="minorEastAsia" w:hAnsi="Cambria Math"/>
+                      <w:lang w:val="en-US"/>
+                    </w:rPr>
+                    <m:t>V</m:t>
+                  </m:r>
+                </m:sub>
+              </m:sSub>
+              <m:acc>
+                <m:accPr>
+                  <m:chr m:val="̅"/>
+                  <m:ctrlPr>
+                    <w:rPr>
+                      <w:rFonts w:ascii="Cambria Math" w:eastAsiaTheme="minorEastAsia" w:hAnsi="Cambria Math"/>
+                      <w:i/>
+                      <w:lang w:val="en-US"/>
+                    </w:rPr>
+                  </m:ctrlPr>
+                </m:accPr>
+                <m:e>
+                  <m:r>
+                    <w:rPr>
+                      <w:rFonts w:ascii="Cambria Math" w:eastAsiaTheme="minorEastAsia" w:hAnsi="Cambria Math"/>
+                      <w:lang w:val="en-US"/>
+                    </w:rPr>
+                    <m:t>V</m:t>
+                  </m:r>
+                </m:e>
+              </m:acc>
+            </m:num>
+            <m:den>
+              <m:sSub>
+                <m:sSubPr>
+                  <m:ctrlPr>
+                    <w:rPr>
+                      <w:rFonts w:ascii="Cambria Math" w:eastAsiaTheme="minorEastAsia" w:hAnsi="Cambria Math"/>
+                      <w:i/>
+                      <w:lang w:val="en-US"/>
+                    </w:rPr>
+                  </m:ctrlPr>
+                </m:sSubPr>
+                <m:e>
+                  <m:r>
+                    <w:rPr>
+                      <w:rFonts w:ascii="Cambria Math" w:eastAsiaTheme="minorEastAsia" w:hAnsi="Cambria Math"/>
+                      <w:lang w:val="en-US"/>
+                    </w:rPr>
+                    <m:t>n</m:t>
+                  </m:r>
+                </m:e>
+                <m:sub>
+                  <m:r>
+                    <w:rPr>
+                      <w:rFonts w:ascii="Cambria Math" w:eastAsiaTheme="minorEastAsia" w:hAnsi="Cambria Math"/>
+                      <w:lang w:val="en-US"/>
+                    </w:rPr>
+                    <m:t>U</m:t>
+                  </m:r>
+                </m:sub>
+              </m:sSub>
+              <m:r>
+                <w:rPr>
+                  <w:rFonts w:ascii="Cambria Math" w:eastAsiaTheme="minorEastAsia" w:hAnsi="Cambria Math"/>
+                  <w:lang w:val="en-US"/>
+                </w:rPr>
+                <m:t>+</m:t>
+              </m:r>
+              <m:sSub>
+                <m:sSubPr>
+                  <m:ctrlPr>
+                    <w:rPr>
+                      <w:rFonts w:ascii="Cambria Math" w:eastAsiaTheme="minorEastAsia" w:hAnsi="Cambria Math"/>
+                      <w:i/>
+                      <w:lang w:val="en-US"/>
+                    </w:rPr>
+                  </m:ctrlPr>
+                </m:sSubPr>
+                <m:e>
+                  <m:r>
+                    <w:rPr>
+                      <w:rFonts w:ascii="Cambria Math" w:eastAsiaTheme="minorEastAsia" w:hAnsi="Cambria Math"/>
+                      <w:lang w:val="en-US"/>
+                    </w:rPr>
+                    <m:t>n</m:t>
+                  </m:r>
+                </m:e>
+                <m:sub>
+                  <m:r>
+                    <w:rPr>
+                      <w:rFonts w:ascii="Cambria Math" w:eastAsiaTheme="minorEastAsia" w:hAnsi="Cambria Math"/>
+                      <w:lang w:val="en-US"/>
+                    </w:rPr>
+                    <m:t>V</m:t>
+                  </m:r>
+                </m:sub>
+              </m:sSub>
+            </m:den>
+          </m:f>
+        </m:oMath>
+      </m:oMathPara>
+    </w:p>
+    <w:p>
+      <w:pPr>
+        <w:pStyle w:val="ListParagraph"/>
+        <w:numPr>
+          <w:ilvl w:val="0"/>
+          <w:numId w:val="2"/>
+        </w:numPr>
+        <w:rPr>
+          <w:lang w:val="en-US"/>
+        </w:rPr>
+      </w:pPr>
+      <w:r>
+        <w:rPr>
+          <w:lang w:val="en-US"/>
+        </w:rPr>
+        <w:t>Trường hợp kiểm định về so sánh Population Variance của 2 Population khác nhau U và V, ta tạo biến ngẫu nhiên G như sau</w:t>
+      </w:r>
+    </w:p>
+    <w:p>
+      <w:pPr>
+        <w:pStyle w:val="ListParagraph"/>
+        <w:pBdr>
+          <w:top w:val="single" w:sz="4" w:space="1" w:color="auto"/>
+          <w:left w:val="single" w:sz="4" w:space="4" w:color="auto"/>
+          <w:bottom w:val="single" w:sz="4" w:space="1" w:color="auto"/>
+          <w:right w:val="single" w:sz="4" w:space="4" w:color="auto"/>
+        </w:pBdr>
+        <w:ind w:left="1080"/>
+        <w:rPr>
+          <w:rFonts w:ascii="Cambria Math" w:hAnsi="Cambria Math"/>
+          <w:lang w:val="en-US"/>
+          <w:oMath/>
+        </w:rPr>
+      </w:pPr>
+      <w:bookmarkStart w:id="0" w:name="_GoBack"/>
+      <w:bookmarkEnd w:id="0"/>
+      <m:oMathPara>
+        <m:oMathParaPr>
+          <m:jc m:val="left"/>
+        </m:oMathParaPr>
+        <m:oMath>
+          <m:r>
+            <w:rPr>
+              <w:rFonts w:ascii="Cambria Math" w:hAnsi="Cambria Math"/>
+              <w:lang w:val="en-US"/>
+            </w:rPr>
+            <m:t>G=</m:t>
+          </m:r>
+          <m:f>
+            <m:fPr>
+              <m:ctrlPr>
+                <w:rPr>
+                  <w:rFonts w:ascii="Cambria Math" w:eastAsiaTheme="minorEastAsia" w:hAnsi="Cambria Math"/>
+                  <w:i/>
+                  <w:lang w:val="en-US"/>
+                </w:rPr>
+              </m:ctrlPr>
+            </m:fPr>
+            <m:num>
+              <m:sSubSup>
+                <m:sSubSupPr>
+                  <m:ctrlPr>
+                    <w:rPr>
+                      <w:rFonts w:ascii="Cambria Math" w:eastAsiaTheme="minorEastAsia" w:hAnsi="Cambria Math"/>
+                      <w:i/>
+                      <w:lang w:val="en-US"/>
+                    </w:rPr>
+                  </m:ctrlPr>
+                </m:sSubSupPr>
+                <m:e>
+                  <m:r>
+                    <w:rPr>
+                      <w:rFonts w:ascii="Cambria Math" w:eastAsiaTheme="minorEastAsia" w:hAnsi="Cambria Math"/>
+                      <w:lang w:val="en-US"/>
+                    </w:rPr>
+                    <m:t>S</m:t>
+                  </m:r>
+                </m:e>
+                <m:sub>
+                  <m:r>
+                    <w:rPr>
+                      <w:rFonts w:ascii="Cambria Math" w:eastAsiaTheme="minorEastAsia" w:hAnsi="Cambria Math"/>
+                      <w:lang w:val="en-US"/>
+                    </w:rPr>
+                    <m:t>U</m:t>
+                  </m:r>
+                </m:sub>
+                <m:sup>
+                  <m:r>
+                    <w:rPr>
+                      <w:rFonts w:ascii="Cambria Math" w:eastAsiaTheme="minorEastAsia" w:hAnsi="Cambria Math"/>
+                      <w:lang w:val="en-US"/>
+                    </w:rPr>
+                    <m:t>2</m:t>
+                  </m:r>
+                </m:sup>
+              </m:sSubSup>
+            </m:num>
+            <m:den>
+              <m:sSubSup>
+                <m:sSubSupPr>
+                  <m:ctrlPr>
+                    <w:rPr>
+                      <w:rFonts w:ascii="Cambria Math" w:eastAsiaTheme="minorEastAsia" w:hAnsi="Cambria Math"/>
+                      <w:i/>
+                      <w:lang w:val="en-US"/>
+                    </w:rPr>
+                  </m:ctrlPr>
+                </m:sSubSupPr>
+                <m:e>
+                  <m:r>
+                    <w:rPr>
+                      <w:rFonts w:ascii="Cambria Math" w:eastAsiaTheme="minorEastAsia" w:hAnsi="Cambria Math"/>
+                      <w:lang w:val="en-US"/>
+                    </w:rPr>
+                    <m:t>S</m:t>
+                  </m:r>
+                </m:e>
+                <m:sub>
+                  <m:r>
+                    <w:rPr>
+                      <w:rFonts w:ascii="Cambria Math" w:eastAsiaTheme="minorEastAsia" w:hAnsi="Cambria Math"/>
+                      <w:lang w:val="en-US"/>
+                    </w:rPr>
+                    <m:t>V</m:t>
+                  </m:r>
+                </m:sub>
+                <m:sup>
+                  <m:r>
+                    <w:rPr>
+                      <w:rFonts w:ascii="Cambria Math" w:eastAsiaTheme="minorEastAsia" w:hAnsi="Cambria Math"/>
+                      <w:lang w:val="en-US"/>
+                    </w:rPr>
+                    <m:t>2</m:t>
+                  </m:r>
+                </m:sup>
+              </m:sSubSup>
+            </m:den>
+          </m:f>
+          <m:r>
+            <w:rPr>
+              <w:rFonts w:ascii="Cambria Math" w:hAnsi="Cambria Math"/>
+              <w:lang w:val="en-US"/>
+            </w:rPr>
+            <m:t>~</m:t>
+          </m:r>
+          <m:r>
+            <w:rPr>
+              <w:rFonts w:ascii="Cambria Math" w:hAnsi="Cambria Math"/>
+              <w:lang w:val="en-US"/>
+            </w:rPr>
+            <m:t>F</m:t>
+          </m:r>
+          <m:d>
+            <m:dPr>
+              <m:ctrlPr>
+                <w:rPr>
+                  <w:rFonts w:ascii="Cambria Math" w:hAnsi="Cambria Math"/>
+                  <w:i/>
+                  <w:lang w:val="en-US"/>
+                </w:rPr>
+              </m:ctrlPr>
+            </m:dPr>
+            <m:e>
+              <m:sSub>
+                <m:sSubPr>
+                  <m:ctrlPr>
+                    <w:rPr>
+                      <w:rFonts w:ascii="Cambria Math" w:eastAsiaTheme="minorEastAsia" w:hAnsi="Cambria Math"/>
+                      <w:i/>
+                      <w:lang w:val="en-US"/>
+                    </w:rPr>
+                  </m:ctrlPr>
+                </m:sSubPr>
+                <m:e>
+                  <m:r>
+                    <w:rPr>
+                      <w:rFonts w:ascii="Cambria Math" w:eastAsiaTheme="minorEastAsia" w:hAnsi="Cambria Math"/>
+                      <w:lang w:val="en-US"/>
+                    </w:rPr>
+                    <m:t>n</m:t>
+                  </m:r>
+                </m:e>
+                <m:sub>
+                  <m:r>
+                    <w:rPr>
+                      <w:rFonts w:ascii="Cambria Math" w:eastAsiaTheme="minorEastAsia" w:hAnsi="Cambria Math"/>
+                      <w:lang w:val="en-US"/>
+                    </w:rPr>
+                    <m:t>U</m:t>
+                  </m:r>
+                </m:sub>
+              </m:sSub>
+              <m:r>
+                <w:rPr>
+                  <w:rFonts w:ascii="Cambria Math" w:eastAsiaTheme="minorEastAsia" w:hAnsi="Cambria Math"/>
+                  <w:lang w:val="en-US"/>
+                </w:rPr>
+                <m:t>-1,</m:t>
+              </m:r>
+              <m:sSub>
+                <m:sSubPr>
+                  <m:ctrlPr>
+                    <w:rPr>
+                      <w:rFonts w:ascii="Cambria Math" w:eastAsiaTheme="minorEastAsia" w:hAnsi="Cambria Math"/>
+                      <w:i/>
+                      <w:lang w:val="en-US"/>
+                    </w:rPr>
+                  </m:ctrlPr>
+                </m:sSubPr>
+                <m:e>
+                  <m:r>
+                    <w:rPr>
+                      <w:rFonts w:ascii="Cambria Math" w:eastAsiaTheme="minorEastAsia" w:hAnsi="Cambria Math"/>
+                      <w:lang w:val="en-US"/>
+                    </w:rPr>
+                    <m:t>n</m:t>
+                  </m:r>
+                </m:e>
+                <m:sub>
+                  <m:r>
+                    <w:rPr>
+                      <w:rFonts w:ascii="Cambria Math" w:eastAsiaTheme="minorEastAsia" w:hAnsi="Cambria Math"/>
+                      <w:lang w:val="en-US"/>
+                    </w:rPr>
+                    <m:t>V</m:t>
+                  </m:r>
+                </m:sub>
+              </m:sSub>
+              <m:r>
+                <w:rPr>
+                  <w:rFonts w:ascii="Cambria Math" w:eastAsiaTheme="minorEastAsia" w:hAnsi="Cambria Math"/>
+                  <w:lang w:val="en-US"/>
+                </w:rPr>
+                <m:t>-1</m:t>
+              </m:r>
+            </m:e>
+          </m:d>
+        </m:oMath>
+      </m:oMathPara>
+    </w:p>
+    <w:p>
+      <w:pPr>
+        <w:pStyle w:val="ListParagraph"/>
+        <w:numPr>
+          <w:ilvl w:val="0"/>
+          <w:numId w:val="2"/>
+        </w:numPr>
+        <w:rPr>
+          <w:rFonts w:ascii="Cambria Math" w:hAnsi="Cambria Math" w:cstheme="minorHAnsi"/>
+          <w:lang w:val="en-US"/>
+          <w:oMath/>
+        </w:rPr>
+      </w:pPr>
+      <w:r>
+        <w:rPr>
+          <w:lang w:val="en-US"/>
+        </w:rPr>
+        <w:t>Giả thuyết H</w:t>
+      </w:r>
+      <w:r>
+        <w:rPr>
+          <w:vertAlign w:val="subscript"/>
+          <w:lang w:val="en-US"/>
+        </w:rPr>
+        <w:t>0</w:t>
+      </w:r>
+      <w:r>
+        <w:rPr>
+          <w:lang w:val="en-US"/>
+        </w:rPr>
+        <w:t xml:space="preserve"> và H</w:t>
+      </w:r>
+      <w:r>
+        <w:rPr>
+          <w:vertAlign w:val="subscript"/>
+          <w:lang w:val="en-US"/>
+        </w:rPr>
+        <w:t>1</w:t>
+      </w:r>
+      <w:r>
+        <w:rPr>
+          <w:lang w:val="en-US"/>
+        </w:rPr>
+        <w:t xml:space="preserve"> tương tự</w:t>
+      </w:r>
+      <w:r>
+        <w:rPr>
+          <w:lang w:val="en-US"/>
+        </w:rPr>
+        <w:t xml:space="preserve"> như trên</w:t>
+      </w:r>
+      <w:r>
+        <w:rPr>
+          <w:lang w:val="en-US"/>
+        </w:rPr>
+        <w:t xml:space="preserve">, chỉ cần thay </w:t>
+      </w:r>
+      <w:r>
+        <w:rPr>
+          <w:lang w:val="en-US"/>
+        </w:rPr>
+        <w:t>Mean thành Variance</w:t>
+      </w:r>
+    </w:p>
+    <w:p>
+      <w:pPr>
+        <w:pStyle w:val="ListParagraph"/>
+        <w:numPr>
+          <w:ilvl w:val="0"/>
+          <w:numId w:val="8"/>
+        </w:numPr>
+        <w:rPr>
+          <w:rFonts w:ascii="Cambria Math" w:hAnsi="Cambria Math"/>
+          <w:lang w:val="en-US"/>
+          <w:oMath/>
+        </w:rPr>
+      </w:pPr>
+      <w:r>
+        <w:rPr>
+          <w:rFonts w:eastAsiaTheme="minorEastAsia"/>
+          <w:lang w:val="en-US"/>
+        </w:rPr>
+        <w:t xml:space="preserve">So </w:t>
+      </w:r>
+      <w:r>
+        <w:rPr>
+          <w:rFonts w:eastAsiaTheme="minorEastAsia"/>
+          <w:lang w:val="en-US"/>
+        </w:rPr>
+        <w:t>Sánh 2 Bộ Số Liệu?</w:t>
+      </w:r>
+    </w:p>
+    <w:p>
+      <w:pPr>
+        <w:pStyle w:val="ListParagraph"/>
+        <w:numPr>
+          <w:ilvl w:val="0"/>
+          <w:numId w:val="2"/>
+        </w:numPr>
+        <w:rPr>
+          <w:rFonts w:ascii="Cambria Math" w:hAnsi="Cambria Math"/>
+          <w:lang w:val="en-US"/>
+          <w:oMath/>
+        </w:rPr>
+      </w:pPr>
+      <w:r>
+        <w:rPr>
+          <w:rFonts w:eastAsiaTheme="minorEastAsia"/>
+          <w:lang w:val="en-US"/>
+        </w:rPr>
+        <w:t>Cho bộ số liệu quan sát được x</w:t>
+      </w:r>
+      <w:r>
+        <w:rPr>
+          <w:rFonts w:eastAsiaTheme="minorEastAsia"/>
+          <w:vertAlign w:val="subscript"/>
+          <w:lang w:val="en-US"/>
+        </w:rPr>
+        <w:t>1</w:t>
+      </w:r>
+      <w:r>
+        <w:rPr>
+          <w:rFonts w:eastAsiaTheme="minorEastAsia"/>
+          <w:lang w:val="en-US"/>
+        </w:rPr>
+        <w:t xml:space="preserve">, </w:t>
+      </w:r>
+      <w:r>
+        <w:rPr>
+          <w:rFonts w:eastAsiaTheme="minorEastAsia"/>
+          <w:lang w:val="en-US"/>
+        </w:rPr>
+        <w:t>x</w:t>
+      </w:r>
+      <w:r>
+        <w:rPr>
+          <w:rFonts w:eastAsiaTheme="minorEastAsia"/>
+          <w:vertAlign w:val="subscript"/>
+          <w:lang w:val="en-US"/>
+        </w:rPr>
+        <w:t>2</w:t>
+      </w:r>
+      <w:r>
+        <w:rPr>
+          <w:rFonts w:eastAsiaTheme="minorEastAsia"/>
+          <w:lang w:val="en-US"/>
+        </w:rPr>
+        <w:t xml:space="preserve">, </w:t>
+      </w:r>
+      <w:r>
+        <w:rPr>
+          <w:rFonts w:eastAsiaTheme="minorEastAsia"/>
+          <w:lang w:val="en-US"/>
+        </w:rPr>
+        <w:t xml:space="preserve">…, </w:t>
+      </w:r>
+      <w:r>
+        <w:rPr>
+          <w:rFonts w:eastAsiaTheme="minorEastAsia"/>
+          <w:lang w:val="en-US"/>
+        </w:rPr>
+        <w:t>x</w:t>
+      </w:r>
+      <w:r>
+        <w:rPr>
+          <w:rFonts w:eastAsiaTheme="minorEastAsia"/>
+          <w:vertAlign w:val="subscript"/>
+          <w:lang w:val="en-US"/>
+        </w:rPr>
+        <w:t>n</w:t>
+      </w:r>
+      <w:r>
+        <w:rPr>
+          <w:rFonts w:eastAsiaTheme="minorEastAsia"/>
+          <w:lang w:val="en-US"/>
+        </w:rPr>
+        <w:t>, và bộ số liệu theo lí thuyết y</w:t>
+      </w:r>
+      <w:r>
+        <w:rPr>
+          <w:rFonts w:eastAsiaTheme="minorEastAsia"/>
+          <w:vertAlign w:val="subscript"/>
+          <w:lang w:val="en-US"/>
+        </w:rPr>
+        <w:t>1</w:t>
+      </w:r>
+      <w:r>
+        <w:rPr>
+          <w:rFonts w:eastAsiaTheme="minorEastAsia"/>
+          <w:lang w:val="en-US"/>
+        </w:rPr>
+        <w:t xml:space="preserve">, </w:t>
+      </w:r>
+      <w:r>
+        <w:rPr>
+          <w:rFonts w:eastAsiaTheme="minorEastAsia"/>
+          <w:lang w:val="en-US"/>
+        </w:rPr>
+        <w:t>y</w:t>
+      </w:r>
+      <w:r>
+        <w:rPr>
+          <w:rFonts w:eastAsiaTheme="minorEastAsia"/>
+          <w:vertAlign w:val="subscript"/>
+          <w:lang w:val="en-US"/>
+        </w:rPr>
+        <w:t>2</w:t>
+      </w:r>
+      <w:r>
+        <w:rPr>
+          <w:rFonts w:eastAsiaTheme="minorEastAsia"/>
+          <w:lang w:val="en-US"/>
+        </w:rPr>
+        <w:t xml:space="preserve">, …, </w:t>
+      </w:r>
+      <w:r>
+        <w:rPr>
+          <w:rFonts w:eastAsiaTheme="minorEastAsia"/>
+          <w:lang w:val="en-US"/>
+        </w:rPr>
+        <w:t>y</w:t>
+      </w:r>
+      <w:r>
+        <w:rPr>
+          <w:rFonts w:eastAsiaTheme="minorEastAsia"/>
+          <w:vertAlign w:val="subscript"/>
+          <w:lang w:val="en-US"/>
+        </w:rPr>
+        <w:t>n</w:t>
+      </w:r>
+    </w:p>
+    <w:p>
+      <w:pPr>
+        <w:pStyle w:val="ListParagraph"/>
+        <w:numPr>
+          <w:ilvl w:val="0"/>
+          <w:numId w:val="2"/>
+        </w:numPr>
+        <w:rPr>
+          <w:rFonts w:ascii="Cambria Math" w:hAnsi="Cambria Math"/>
+          <w:lang w:val="en-US"/>
+          <w:oMath/>
+        </w:rPr>
+      </w:pPr>
+      <w:r>
+        <w:rPr>
+          <w:rFonts w:eastAsiaTheme="minorEastAsia"/>
+          <w:lang w:val="en-US"/>
+        </w:rPr>
+        <w:t>Ví dụ</w:t>
+      </w:r>
+    </w:p>
+    <w:p>
+      <w:pPr>
+        <w:pStyle w:val="ListParagraph"/>
+        <w:numPr>
+          <w:ilvl w:val="0"/>
+          <w:numId w:val="2"/>
+        </w:numPr>
+        <w:rPr>
+          <w:rFonts w:ascii="Cambria Math" w:hAnsi="Cambria Math"/>
+          <w:lang w:val="en-US"/>
+          <w:oMath/>
+        </w:rPr>
+      </w:pPr>
+      <w:r>
+        <w:rPr>
+          <w:rFonts w:eastAsiaTheme="minorEastAsia"/>
+          <w:lang w:val="en-US"/>
+        </w:rPr>
+        <w:t>Ta có 1 lô hàng gồm 200 sản phẩm, theo người bán, trong này sẽ có 10% lỗi, 20% kém chất lượng, 30% nát, 40% tốt, thì đáng lẽ sẽ có 20 lỗi, 40 kém chất lượng, 60 nát và 80 tốt, nhưng thế đéo nào khi kiểm tra thì thấy có 35 lỗi, 30 kém chất lượng, 65 nát và 70 tốt, vậy câu hỏi đặt ra ở đây là người bán có xạo lồn hay không</w:t>
+      </w:r>
+    </w:p>
+    <w:p>
+      <w:pPr>
+        <w:pStyle w:val="ListParagraph"/>
+        <w:numPr>
+          <w:ilvl w:val="0"/>
+          <w:numId w:val="2"/>
+        </w:numPr>
+        <w:rPr>
+          <w:rFonts w:ascii="Cambria Math" w:hAnsi="Cambria Math"/>
+          <w:lang w:val="en-US"/>
+          <w:oMath/>
+        </w:rPr>
+      </w:pPr>
+      <w:r>
+        <w:rPr>
+          <w:rFonts w:eastAsiaTheme="minorEastAsia"/>
+          <w:lang w:val="en-US"/>
+        </w:rPr>
+        <w:t>Ta có</w:t>
+      </w:r>
+    </w:p>
+    <w:p>
+      <w:pPr>
+        <w:pStyle w:val="ListParagraph"/>
+        <w:numPr>
+          <w:ilvl w:val="0"/>
+          <w:numId w:val="2"/>
+        </w:numPr>
+        <w:rPr>
+          <w:rFonts w:ascii="Cambria Math" w:hAnsi="Cambria Math"/>
+          <w:lang w:val="en-US"/>
+          <w:oMath/>
+        </w:rPr>
+      </w:pPr>
+      <w:r>
+        <w:rPr>
+          <w:rFonts w:eastAsiaTheme="minorEastAsia"/>
+          <w:lang w:val="en-US"/>
+        </w:rPr>
+        <w:t>H</w:t>
+      </w:r>
+      <w:r>
+        <w:rPr>
+          <w:rFonts w:eastAsiaTheme="minorEastAsia"/>
+          <w:vertAlign w:val="subscript"/>
+          <w:lang w:val="en-US"/>
+        </w:rPr>
+        <w:t>0</w:t>
+      </w:r>
+      <w:r>
+        <w:rPr>
+          <w:rFonts w:eastAsiaTheme="minorEastAsia"/>
+          <w:lang w:val="en-US"/>
+        </w:rPr>
+        <w:t xml:space="preserve"> = “2 bộ số liệu giống nhau”</w:t>
+      </w:r>
+    </w:p>
+    <w:p>
+      <w:pPr>
+        <w:pStyle w:val="ListParagraph"/>
+        <w:numPr>
+          <w:ilvl w:val="0"/>
+          <w:numId w:val="2"/>
+        </w:numPr>
+        <w:rPr>
+          <w:rFonts w:ascii="Cambria Math" w:hAnsi="Cambria Math"/>
+          <w:lang w:val="en-US"/>
+          <w:oMath/>
+        </w:rPr>
+      </w:pPr>
+      <w:r>
+        <w:rPr>
+          <w:rFonts w:eastAsiaTheme="minorEastAsia"/>
+          <w:lang w:val="en-US"/>
+        </w:rPr>
+        <w:t>H</w:t>
+      </w:r>
+      <w:r>
+        <w:rPr>
+          <w:rFonts w:eastAsiaTheme="minorEastAsia"/>
+          <w:vertAlign w:val="subscript"/>
+          <w:lang w:val="en-US"/>
+        </w:rPr>
+        <w:t>1</w:t>
+      </w:r>
+      <w:r>
+        <w:rPr>
+          <w:rFonts w:eastAsiaTheme="minorEastAsia"/>
+          <w:lang w:val="en-US"/>
+        </w:rPr>
+        <w:t xml:space="preserve"> = “2 bộ số liệu khác nhau”</w:t>
+      </w:r>
+    </w:p>
+    <w:p>
+      <w:pPr>
+        <w:pStyle w:val="ListParagraph"/>
+        <w:numPr>
+          <w:ilvl w:val="0"/>
+          <w:numId w:val="2"/>
+        </w:numPr>
+        <w:rPr>
+          <w:rFonts w:ascii="Cambria Math" w:hAnsi="Cambria Math"/>
+          <w:lang w:val="en-US"/>
+          <w:oMath/>
+        </w:rPr>
+      </w:pPr>
+      <w:r>
+        <w:rPr>
+          <w:rFonts w:eastAsiaTheme="minorEastAsia"/>
+          <w:lang w:val="en-US"/>
+        </w:rPr>
+        <w:t>Tạo biến ngẫu nhiên Q</w:t>
+      </w:r>
+    </w:p>
+    <w:p>
+      <w:pPr>
+        <w:pStyle w:val="ListParagraph"/>
+        <w:pBdr>
+          <w:top w:val="single" w:sz="4" w:space="1" w:color="auto"/>
+          <w:left w:val="single" w:sz="4" w:space="4" w:color="auto"/>
+          <w:bottom w:val="single" w:sz="4" w:space="1" w:color="auto"/>
+          <w:right w:val="single" w:sz="4" w:space="4" w:color="auto"/>
+        </w:pBdr>
+        <w:ind w:left="1080"/>
+        <w:rPr>
+          <w:rFonts w:ascii="Cambria Math" w:hAnsi="Cambria Math"/>
+          <w:lang w:val="en-US"/>
+          <w:oMath/>
+        </w:rPr>
+      </w:pPr>
+      <m:oMathPara>
+        <m:oMathParaPr>
+          <m:jc m:val="left"/>
+        </m:oMathParaPr>
+        <m:oMath>
+          <m:r>
+            <w:rPr>
+              <w:rFonts w:ascii="Cambria Math" w:eastAsiaTheme="minorEastAsia" w:hAnsi="Cambria Math"/>
+              <w:lang w:val="en-US"/>
+            </w:rPr>
+            <m:t>Q=</m:t>
+          </m:r>
+          <m:nary>
+            <m:naryPr>
+              <m:chr m:val="∑"/>
+              <m:limLoc m:val="undOvr"/>
+              <m:ctrlPr>
+                <w:rPr>
+                  <w:rFonts w:ascii="Cambria Math" w:eastAsiaTheme="minorEastAsia" w:hAnsi="Cambria Math"/>
+                  <w:i/>
+                  <w:lang w:val="en-US"/>
+                </w:rPr>
+              </m:ctrlPr>
+            </m:naryPr>
+            <m:sub>
+              <m:r>
+                <w:rPr>
+                  <w:rFonts w:ascii="Cambria Math" w:eastAsiaTheme="minorEastAsia" w:hAnsi="Cambria Math"/>
+                  <w:lang w:val="en-US"/>
+                </w:rPr>
+                <m:t>i=1</m:t>
+              </m:r>
+            </m:sub>
+            <m:sup>
+              <m:r>
+                <w:rPr>
+                  <w:rFonts w:ascii="Cambria Math" w:eastAsiaTheme="minorEastAsia" w:hAnsi="Cambria Math"/>
+                  <w:lang w:val="en-US"/>
+                </w:rPr>
+                <m:t>n</m:t>
+              </m:r>
+            </m:sup>
+            <m:e>
+              <m:f>
+                <m:fPr>
+                  <m:ctrlPr>
+                    <w:rPr>
+                      <w:rFonts w:ascii="Cambria Math" w:eastAsiaTheme="minorEastAsia" w:hAnsi="Cambria Math"/>
+                      <w:i/>
+                      <w:lang w:val="en-US"/>
+                    </w:rPr>
+                  </m:ctrlPr>
+                </m:fPr>
+                <m:num>
+                  <m:sSup>
+                    <m:sSupPr>
+                      <m:ctrlPr>
+                        <w:rPr>
+                          <w:rFonts w:ascii="Cambria Math" w:eastAsiaTheme="minorEastAsia" w:hAnsi="Cambria Math"/>
+                          <w:i/>
+                          <w:lang w:val="en-US"/>
+                        </w:rPr>
+                      </m:ctrlPr>
+                    </m:sSupPr>
+                    <m:e>
+                      <m:d>
+                        <m:dPr>
+                          <m:ctrlPr>
+                            <w:rPr>
+                              <w:rFonts w:ascii="Cambria Math" w:eastAsiaTheme="minorEastAsia" w:hAnsi="Cambria Math"/>
+                              <w:i/>
+                              <w:lang w:val="en-US"/>
+                            </w:rPr>
+                          </m:ctrlPr>
+                        </m:dPr>
+                        <m:e>
+                          <m:sSub>
+                            <m:sSubPr>
+                              <m:ctrlPr>
+                                <w:rPr>
+                                  <w:rFonts w:ascii="Cambria Math" w:eastAsiaTheme="minorEastAsia" w:hAnsi="Cambria Math"/>
+                                  <w:i/>
+                                  <w:lang w:val="en-US"/>
+                                </w:rPr>
+                              </m:ctrlPr>
+                            </m:sSubPr>
+                            <m:e>
+                              <m:r>
+                                <w:rPr>
+                                  <w:rFonts w:ascii="Cambria Math" w:eastAsiaTheme="minorEastAsia" w:hAnsi="Cambria Math"/>
+                                  <w:lang w:val="en-US"/>
+                                </w:rPr>
+                                <m:t>X</m:t>
+                              </m:r>
+                            </m:e>
+                            <m:sub>
+                              <m:r>
+                                <w:rPr>
+                                  <w:rFonts w:ascii="Cambria Math" w:eastAsiaTheme="minorEastAsia" w:hAnsi="Cambria Math"/>
+                                  <w:lang w:val="en-US"/>
+                                </w:rPr>
+                                <m:t>i</m:t>
+                              </m:r>
+                            </m:sub>
+                          </m:sSub>
+                          <m:r>
+                            <w:rPr>
+                              <w:rFonts w:ascii="Cambria Math" w:eastAsiaTheme="minorEastAsia" w:hAnsi="Cambria Math"/>
+                              <w:lang w:val="en-US"/>
+                            </w:rPr>
+                            <m:t>-</m:t>
+                          </m:r>
+                          <m:sSub>
+                            <m:sSubPr>
+                              <m:ctrlPr>
+                                <w:rPr>
+                                  <w:rFonts w:ascii="Cambria Math" w:eastAsiaTheme="minorEastAsia" w:hAnsi="Cambria Math"/>
+                                  <w:i/>
+                                  <w:lang w:val="en-US"/>
+                                </w:rPr>
+                              </m:ctrlPr>
+                            </m:sSubPr>
+                            <m:e>
+                              <m:r>
+                                <w:rPr>
+                                  <w:rFonts w:ascii="Cambria Math" w:eastAsiaTheme="minorEastAsia" w:hAnsi="Cambria Math"/>
+                                  <w:lang w:val="en-US"/>
+                                </w:rPr>
+                                <m:t>Y</m:t>
+                              </m:r>
+                            </m:e>
+                            <m:sub>
+                              <m:r>
+                                <w:rPr>
+                                  <w:rFonts w:ascii="Cambria Math" w:eastAsiaTheme="minorEastAsia" w:hAnsi="Cambria Math"/>
+                                  <w:lang w:val="en-US"/>
+                                </w:rPr>
+                                <m:t>i</m:t>
+                              </m:r>
+                            </m:sub>
+                          </m:sSub>
+                        </m:e>
+                      </m:d>
+                    </m:e>
+                    <m:sup>
+                      <m:r>
+                        <w:rPr>
+                          <w:rFonts w:ascii="Cambria Math" w:eastAsiaTheme="minorEastAsia" w:hAnsi="Cambria Math"/>
+                          <w:lang w:val="en-US"/>
+                        </w:rPr>
+                        <m:t>2</m:t>
+                      </m:r>
+                    </m:sup>
+                  </m:sSup>
+                </m:num>
+                <m:den>
+                  <m:sSub>
+                    <m:sSubPr>
+                      <m:ctrlPr>
+                        <w:rPr>
+                          <w:rFonts w:ascii="Cambria Math" w:eastAsiaTheme="minorEastAsia" w:hAnsi="Cambria Math"/>
+                          <w:i/>
+                          <w:lang w:val="en-US"/>
+                        </w:rPr>
+                      </m:ctrlPr>
+                    </m:sSubPr>
+                    <m:e>
+                      <m:r>
+                        <w:rPr>
+                          <w:rFonts w:ascii="Cambria Math" w:eastAsiaTheme="minorEastAsia" w:hAnsi="Cambria Math"/>
+                          <w:lang w:val="en-US"/>
+                        </w:rPr>
+                        <m:t>Y</m:t>
+                      </m:r>
+                    </m:e>
+                    <m:sub>
+                      <m:r>
+                        <w:rPr>
+                          <w:rFonts w:ascii="Cambria Math" w:eastAsiaTheme="minorEastAsia" w:hAnsi="Cambria Math"/>
+                          <w:lang w:val="en-US"/>
+                        </w:rPr>
+                        <m:t>i</m:t>
+                      </m:r>
+                    </m:sub>
+                  </m:sSub>
+                </m:den>
+              </m:f>
+            </m:e>
+          </m:nary>
+          <m:r>
+            <w:rPr>
+              <w:rFonts w:ascii="Cambria Math" w:hAnsi="Cambria Math"/>
+              <w:lang w:val="en-US"/>
+            </w:rPr>
+            <m:t>~</m:t>
+          </m:r>
+          <m:sSup>
+            <m:sSupPr>
+              <m:ctrlPr>
+                <w:rPr>
+                  <w:rFonts w:ascii="Cambria Math" w:hAnsi="Cambria Math"/>
+                  <w:i/>
+                  <w:lang w:val="en-US"/>
+                </w:rPr>
+              </m:ctrlPr>
+            </m:sSupPr>
+            <m:e>
+              <m:r>
+                <w:rPr>
+                  <w:rFonts w:ascii="Cambria Math" w:hAnsi="Cambria Math"/>
+                  <w:lang w:val="en-US"/>
+                </w:rPr>
+                <m:t>χ</m:t>
+              </m:r>
+            </m:e>
+            <m:sup>
+              <m:r>
+                <w:rPr>
+                  <w:rFonts w:ascii="Cambria Math" w:hAnsi="Cambria Math"/>
+                  <w:lang w:val="en-US"/>
+                </w:rPr>
+                <m:t>2</m:t>
+              </m:r>
+            </m:sup>
+          </m:sSup>
+          <m:d>
+            <m:dPr>
+              <m:ctrlPr>
+                <w:rPr>
+                  <w:rFonts w:ascii="Cambria Math" w:hAnsi="Cambria Math"/>
+                  <w:i/>
+                  <w:lang w:val="en-US"/>
+                </w:rPr>
+              </m:ctrlPr>
+            </m:dPr>
+            <m:e>
+              <m:r>
+                <w:rPr>
+                  <w:rFonts w:ascii="Cambria Math" w:hAnsi="Cambria Math"/>
+                  <w:lang w:val="en-US"/>
+                </w:rPr>
+                <m:t>n-1</m:t>
+              </m:r>
+            </m:e>
+          </m:d>
+        </m:oMath>
+      </m:oMathPara>
+    </w:p>
+    <w:p>
+      <w:pPr>
+        <w:pStyle w:val="ListParagraph"/>
+        <w:numPr>
+          <w:ilvl w:val="0"/>
+          <w:numId w:val="2"/>
+        </w:numPr>
+        <w:rPr>
+          <w:rFonts w:ascii="Cambria Math" w:hAnsi="Cambria Math"/>
+          <w:lang w:val="en-US"/>
+          <w:oMath/>
+        </w:rPr>
+      </w:pPr>
+      <w:r>
+        <w:rPr>
+          <w:rFonts w:eastAsiaTheme="minorEastAsia"/>
+          <w:lang w:val="en-US"/>
+        </w:rPr>
+        <w:t>Có phân phối cụ thể rồi thì kiểm định như bình thường</w:t>
+      </w:r>
+    </w:p>
+    <w:p>
+      <w:pPr>
+        <w:pStyle w:val="ListParagraph"/>
+        <w:numPr>
+          <w:ilvl w:val="0"/>
+          <w:numId w:val="2"/>
+        </w:numPr>
+        <w:rPr>
+          <w:rFonts w:ascii="Cambria Math" w:hAnsi="Cambria Math"/>
+          <w:lang w:val="en-US"/>
+          <w:oMath/>
+        </w:rPr>
+      </w:pPr>
+      <w:r>
+        <w:rPr>
+          <w:rFonts w:eastAsiaTheme="minorEastAsia"/>
+          <w:lang w:val="en-US"/>
+        </w:rPr>
+        <w:t xml:space="preserve">Trường hợp so sánh k bộ số liệu quan sát được với nhau mà đéo có bộ số liệu lí thuyết thì đầu tiên, cộng hợp toàn bộ các bộ lại với nhau, được bộ tổng, rồi chuẩn hóa bộ tổng, được tỉ lệ phần trăm theo lí thuyết, coi các bộ ban đầu là 1 </w:t>
+      </w:r>
+      <w:r>
+        <w:rPr>
+          <w:rFonts w:eastAsiaTheme="minorEastAsia"/>
+          <w:lang w:val="en-US"/>
+        </w:rPr>
+        <w:lastRenderedPageBreak/>
+        <w:t xml:space="preserve">bảng, rồi từ tỉ lệ phần trăm theo lí thuyết tạo ra bảng lí thuyết và áp dụng công thức trên, lưu ý khi này Q </w:t>
+      </w:r>
+      <w:r>
+        <w:rPr>
+          <w:lang w:val="en-US"/>
+        </w:rPr>
+        <w:sym w:font="Symbol" w:char="F07E"/>
+      </w:r>
+      <w:r>
+        <w:rPr>
+          <w:lang w:val="en-US"/>
+        </w:rPr>
+        <w:t xml:space="preserve"> </w:t>
+      </w:r>
+      <w:r>
+        <w:rPr>
+          <w:lang w:val="en-US"/>
+        </w:rPr>
+        <w:sym w:font="Symbol" w:char="F063"/>
+      </w:r>
+      <w:r>
+        <w:rPr>
+          <w:vertAlign w:val="superscript"/>
+          <w:lang w:val="en-US"/>
+        </w:rPr>
+        <w:t>2</w:t>
+      </w:r>
+      <w:r>
+        <w:rPr>
+          <w:lang w:val="en-US"/>
+        </w:rPr>
+        <w:t>((k – 1)(n – 1)</w:t>
+      </w:r>
+      <w:r>
+        <w:rPr>
+          <w:lang w:val="en-US"/>
+        </w:rPr>
+        <w:t>)</w:t>
+      </w:r>
+    </w:p>
+    <w:p>
+      <w:pPr>
+        <w:pStyle w:val="ListParagraph"/>
+        <w:numPr>
+          <w:ilvl w:val="0"/>
+          <w:numId w:val="8"/>
+        </w:numPr>
+        <w:rPr>
+          <w:rFonts w:ascii="Cambria Math" w:hAnsi="Cambria Math"/>
+          <w:lang w:val="en-US"/>
+          <w:oMath/>
+        </w:rPr>
+      </w:pPr>
+      <w:r>
+        <w:rPr>
+          <w:rFonts w:eastAsiaTheme="minorEastAsia"/>
+          <w:lang w:val="en-US"/>
+        </w:rPr>
+        <w:t>Kiểm Định Về Luật Phân Phối?</w:t>
+      </w:r>
+    </w:p>
+    <w:p>
+      <w:pPr>
+        <w:pStyle w:val="ListParagraph"/>
+        <w:numPr>
+          <w:ilvl w:val="0"/>
+          <w:numId w:val="2"/>
+        </w:numPr>
+        <w:rPr>
+          <w:rFonts w:ascii="Cambria Math" w:hAnsi="Cambria Math"/>
+          <w:lang w:val="en-US"/>
+          <w:oMath/>
+        </w:rPr>
+      </w:pPr>
+      <w:r>
+        <w:rPr>
+          <w:rFonts w:eastAsiaTheme="minorEastAsia"/>
+          <w:lang w:val="en-US"/>
+        </w:rPr>
+        <w:t>Giả sử cho bộ số liệu quan sát được nào đó, ta đặt ra giả thuyết là liệu nó có kiểu phân phối A nào đó hay không, ví dụ như phân phối chuẩn chẳng hạn</w:t>
+      </w:r>
+    </w:p>
+    <w:p>
+      <w:pPr>
+        <w:pStyle w:val="ListParagraph"/>
+        <w:numPr>
+          <w:ilvl w:val="0"/>
+          <w:numId w:val="2"/>
+        </w:numPr>
+        <w:rPr>
+          <w:rFonts w:ascii="Cambria Math" w:hAnsi="Cambria Math"/>
+          <w:lang w:val="en-US"/>
+          <w:oMath/>
+        </w:rPr>
+      </w:pPr>
+      <w:r>
+        <w:rPr>
+          <w:rFonts w:eastAsiaTheme="minorEastAsia"/>
+          <w:lang w:val="en-US"/>
+        </w:rPr>
+        <w:t>Để kiểm tra giả thuyết trên, đầu tiên là ước lượng các tham số của A, sau đó dùng A để tính bộ số liệu lí thuyết, rồi so sánh bộ số liệu quan sát với lí thuyết</w:t>
+      </w:r>
+    </w:p>
+    <w:p>
+      <w:pPr>
+        <w:rPr>
+          <w:lang w:val="en-US"/>
+        </w:rPr>
+      </w:pPr>
+    </w:p>
+    <w:p>
+      <w:pPr>
+        <w:rPr>
+          <w:lang w:val="en-US"/>
+        </w:rPr>
+      </w:pPr>
+      <w:r>
+        <w:rPr>
+          <w:lang w:val="en-US"/>
+        </w:rPr>
         <w:t>Error – Sai Số:</w:t>
       </w:r>
     </w:p>
@@ -33650,6 +36641,7 @@
               <w:rFonts w:ascii="Cambria Math" w:hAnsi="Cambria Math"/>
               <w:lang w:val="en-US"/>
             </w:rPr>
+            <w:lastRenderedPageBreak/>
             <m:t>E</m:t>
           </m:r>
           <m:d>
@@ -34134,7 +37126,6 @@
               <w:rFonts w:ascii="Cambria Math" w:hAnsi="Cambria Math"/>
               <w:lang w:val="en-US"/>
             </w:rPr>
-            <w:lastRenderedPageBreak/>
             <m:t>E</m:t>
           </m:r>
           <m:d>
@@ -36897,6 +39888,7 @@
         <w:rPr>
           <w:lang w:val="en-US"/>
         </w:rPr>
+        <w:lastRenderedPageBreak/>
         <w:t xml:space="preserve">Dễ thấy v = </w:t>
       </w:r>
       <w:r>
@@ -37055,7 +40047,6 @@
         <w:rPr>
           <w:lang w:val="en-US"/>
         </w:rPr>
-        <w:lastRenderedPageBreak/>
         <w:t xml:space="preserve">Nếu </w:t>
       </w:r>
       <w:r>
@@ -39159,6 +42150,7 @@
         <w:rPr>
           <w:lang w:val="en-US"/>
         </w:rPr>
+        <w:lastRenderedPageBreak/>
         <w:t>Variance là Moment</w:t>
       </w:r>
       <w:r>
@@ -39462,7 +42454,6 @@
         <w:rPr>
           <w:lang w:val="en-US"/>
         </w:rPr>
-        <w:lastRenderedPageBreak/>
         <w:t xml:space="preserve">Giả sử X là biến ngẫu nhiên thuộc phân phối mũ có </w:t>
       </w:r>
       <w:r>
@@ -44071,7 +47062,6 @@
               <w:rFonts w:ascii="Cambria Math" w:hAnsi="Cambria Math"/>
               <w:lang w:val="en-US"/>
             </w:rPr>
-            <w:lastRenderedPageBreak/>
             <m:t>n</m:t>
           </m:r>
           <m:d>
@@ -48371,8 +51361,8 @@
   <w:abstractNum w:abstractNumId="26">
     <w:nsid w:val="74B04F71"/>
     <w:multiLevelType w:val="hybridMultilevel"/>
-    <w:tmpl w:val="BF42E394"/>
-    <w:lvl w:ilvl="0" w:tplc="96BC38FE">
+    <w:tmpl w:val="40A8CDF0"/>
+    <w:lvl w:ilvl="0" w:tplc="14FC5BE6">
       <w:start w:val="1"/>
       <w:numFmt w:val="decimal"/>
       <w:lvlText w:val="%1."/>
@@ -48381,7 +51371,8 @@
         <w:ind w:left="1080" w:hanging="360"/>
       </w:pPr>
       <w:rPr>
-        <w:rFonts w:hint="default"/>
+        <w:rFonts w:asciiTheme="minorHAnsi" w:hAnsiTheme="minorHAnsi" w:cstheme="minorHAnsi" w:hint="default"/>
+        <w:i w:val="0"/>
       </w:rPr>
     </w:lvl>
     <w:lvl w:ilvl="1" w:tplc="042A0019" w:tentative="1">

--- a/statistics.docx
+++ b/statistics.docx
@@ -31944,13 +31944,7 @@
         <w:rPr>
           <w:lang w:val="en-US"/>
         </w:rPr>
-        <w:t xml:space="preserve"> (Alternative Hypothesis), </w:t>
-      </w:r>
-      <w:r>
-        <w:rPr>
-          <w:lang w:val="en-US"/>
-        </w:rPr>
-        <w:t>H</w:t>
+        <w:t xml:space="preserve"> (Alternative Hypothesis), H</w:t>
       </w:r>
       <w:r>
         <w:rPr>
@@ -31963,13 +31957,7 @@
         <w:rPr>
           <w:lang w:val="en-US"/>
         </w:rPr>
-        <w:t xml:space="preserve"> và </w:t>
-      </w:r>
-      <w:r>
-        <w:rPr>
-          <w:lang w:val="en-US"/>
-        </w:rPr>
-        <w:t>H</w:t>
+        <w:t xml:space="preserve"> và H</w:t>
       </w:r>
       <w:r>
         <w:rPr>
@@ -32104,25 +32092,7 @@
         <w:rPr>
           <w:lang w:val="en-US"/>
         </w:rPr>
-        <w:t xml:space="preserve"> = “X </w:t>
-      </w:r>
-      <w:r>
-        <w:rPr>
-          <w:lang w:val="en-US"/>
-        </w:rPr>
-        <w:t xml:space="preserve">không </w:t>
-      </w:r>
-      <w:r>
-        <w:rPr>
-          <w:lang w:val="en-US"/>
-        </w:rPr>
-        <w:t>có phân</w:t>
-      </w:r>
-      <w:r>
-        <w:rPr>
-          <w:lang w:val="en-US"/>
-        </w:rPr>
-        <w:t xml:space="preserve"> phối chuẩn”</w:t>
+        <w:t xml:space="preserve"> = “X không có phân phối chuẩn”</w:t>
       </w:r>
     </w:p>
     <w:p>
@@ -32192,13 +32162,7 @@
         <w:rPr>
           <w:lang w:val="en-US"/>
         </w:rPr>
-        <w:t xml:space="preserve"> =</w:t>
-      </w:r>
-      <w:r>
-        <w:rPr>
-          <w:lang w:val="en-US"/>
-        </w:rPr>
-        <w:t xml:space="preserve"> “</w:t>
+        <w:t xml:space="preserve"> = “</w:t>
       </w:r>
       <w:r>
         <w:rPr>
@@ -32244,13 +32208,7 @@
         <w:rPr>
           <w:lang w:val="en-US"/>
         </w:rPr>
-        <w:t xml:space="preserve"> = </w:t>
-      </w:r>
-      <w:r>
-        <w:rPr>
-          <w:lang w:val="en-US"/>
-        </w:rPr>
-        <w:t>“</w:t>
+        <w:t xml:space="preserve"> = “</w:t>
       </w:r>
       <w:r>
         <w:rPr>
@@ -32344,19 +32302,7 @@
         <w:rPr>
           <w:lang w:val="en-US"/>
         </w:rPr>
-        <w:t xml:space="preserve"> = “</w:t>
-      </w:r>
-      <w:r>
-        <w:rPr>
-          <w:lang w:val="en-US"/>
-        </w:rPr>
-        <w:t>X và Y độc lập</w:t>
-      </w:r>
-      <w:r>
-        <w:rPr>
-          <w:lang w:val="en-US"/>
-        </w:rPr>
-        <w:t>”</w:t>
+        <w:t xml:space="preserve"> = “X và Y độc lập”</w:t>
       </w:r>
     </w:p>
     <w:p>
@@ -32390,13 +32336,7 @@
         <w:rPr>
           <w:lang w:val="en-US"/>
         </w:rPr>
-        <w:t xml:space="preserve"> = “</w:t>
-      </w:r>
-      <w:r>
-        <w:rPr>
-          <w:lang w:val="en-US"/>
-        </w:rPr>
-        <w:t>X và Y không độc lập”</w:t>
+        <w:t xml:space="preserve"> = “X và Y không độc lập”</w:t>
       </w:r>
     </w:p>
     <w:p>
@@ -32487,13 +32427,7 @@
         <w:rPr>
           <w:lang w:val="en-US"/>
         </w:rPr>
-        <w:t>)</w:t>
-      </w:r>
-      <w:r>
-        <w:rPr>
-          <w:lang w:val="en-US"/>
-        </w:rPr>
-        <w:t>, nếu không thì kích thước Sample n phải &gt; 30 để định luật giới hạn trung tâm xảy ra</w:t>
+        <w:t>), nếu không thì kích thước Sample n phải &gt; 30 để định luật giới hạn trung tâm xảy ra</w:t>
       </w:r>
     </w:p>
     <w:p>
@@ -32524,14 +32458,7 @@
           <w:vertAlign w:val="superscript"/>
           <w:lang w:val="en-US"/>
         </w:rPr>
-        <w:t>2</w:t>
-      </w:r>
-      <w:r>
-        <w:rPr>
-          <w:vertAlign w:val="superscript"/>
-          <w:lang w:val="en-US"/>
-        </w:rPr>
-        <w:t xml:space="preserve"> </w:t>
+        <w:t xml:space="preserve">2 </w:t>
       </w:r>
       <w:r>
         <w:rPr>
@@ -32780,19 +32707,7 @@
         <w:rPr>
           <w:lang w:val="en-US"/>
         </w:rPr>
-        <w:t xml:space="preserve"> </w:t>
-      </w:r>
-      <w:r>
-        <w:rPr>
-          <w:lang w:val="en-US"/>
-        </w:rPr>
-        <w:t>&gt;</w:t>
-      </w:r>
-      <w:r>
-        <w:rPr>
-          <w:lang w:val="en-US"/>
-        </w:rPr>
-        <w:t xml:space="preserve"> </w:t>
+        <w:t xml:space="preserve"> &gt; </w:t>
       </w:r>
       <w:r>
         <w:rPr>
@@ -32857,19 +32772,7 @@
         <w:rPr>
           <w:lang w:val="en-US"/>
         </w:rPr>
-        <w:t xml:space="preserve"> </w:t>
-      </w:r>
-      <w:r>
-        <w:rPr>
-          <w:lang w:val="en-US"/>
-        </w:rPr>
-        <w:t>&lt;</w:t>
-      </w:r>
-      <w:r>
-        <w:rPr>
-          <w:lang w:val="en-US"/>
-        </w:rPr>
-        <w:t xml:space="preserve"> </w:t>
+        <w:t xml:space="preserve"> &lt; </w:t>
       </w:r>
       <w:r>
         <w:rPr>
@@ -33161,13 +33064,7 @@
           <w:lang w:val="en-US"/>
         </w:rPr>
         <w:lastRenderedPageBreak/>
-        <w:t xml:space="preserve">đối xứng, nếu </w:t>
-      </w:r>
-      <w:r>
-        <w:rPr>
-          <w:lang w:val="en-US"/>
-        </w:rPr>
-        <w:t>H</w:t>
+        <w:t>đối xứng, nếu H</w:t>
       </w:r>
       <w:r>
         <w:rPr>
@@ -33192,19 +33089,7 @@
         <w:rPr>
           <w:lang w:val="en-US"/>
         </w:rPr>
-        <w:t xml:space="preserve"> </w:t>
-      </w:r>
-      <w:r>
-        <w:rPr>
-          <w:lang w:val="en-US"/>
-        </w:rPr>
-        <w:t>&gt;</w:t>
-      </w:r>
-      <w:r>
-        <w:rPr>
-          <w:lang w:val="en-US"/>
-        </w:rPr>
-        <w:t xml:space="preserve"> </w:t>
+        <w:t xml:space="preserve"> &gt; </w:t>
       </w:r>
       <w:r>
         <w:rPr>
@@ -33223,19 +33108,7 @@
         <w:rPr>
           <w:lang w:val="en-US"/>
         </w:rPr>
-        <w:t xml:space="preserve">” </w:t>
-      </w:r>
-      <w:r>
-        <w:rPr>
-          <w:lang w:val="en-US"/>
-        </w:rPr>
-        <w:t xml:space="preserve">thì đây là khoảng tối đa, nếu </w:t>
-      </w:r>
-      <w:r>
-        <w:rPr>
-          <w:lang w:val="en-US"/>
-        </w:rPr>
-        <w:t>H</w:t>
+        <w:t>” thì đây là khoảng tối đa, nếu H</w:t>
       </w:r>
       <w:r>
         <w:rPr>
@@ -33260,19 +33133,7 @@
         <w:rPr>
           <w:lang w:val="en-US"/>
         </w:rPr>
-        <w:t xml:space="preserve"> </w:t>
-      </w:r>
-      <w:r>
-        <w:rPr>
-          <w:lang w:val="en-US"/>
-        </w:rPr>
-        <w:t>&lt;</w:t>
-      </w:r>
-      <w:r>
-        <w:rPr>
-          <w:lang w:val="en-US"/>
-        </w:rPr>
-        <w:t xml:space="preserve"> </w:t>
+        <w:t xml:space="preserve"> &lt; </w:t>
       </w:r>
       <w:r>
         <w:rPr>
@@ -33291,13 +33152,7 @@
         <w:rPr>
           <w:lang w:val="en-US"/>
         </w:rPr>
-        <w:t xml:space="preserve">” </w:t>
-      </w:r>
-      <w:r>
-        <w:rPr>
-          <w:lang w:val="en-US"/>
-        </w:rPr>
-        <w:t xml:space="preserve">thì đây là khoảng tối thiểu, </w:t>
+        <w:t xml:space="preserve">” thì đây là khoảng tối thiểu, </w:t>
       </w:r>
       <w:r>
         <w:rPr>
@@ -33347,14 +33202,7 @@
               <w:rFonts w:ascii="Cambria Math" w:eastAsiaTheme="minorEastAsia" w:hAnsi="Cambria Math"/>
               <w:lang w:val="en-US"/>
             </w:rPr>
-            <m:t>y</m:t>
-          </m:r>
-          <m:r>
-            <w:rPr>
-              <w:rFonts w:ascii="Cambria Math" w:eastAsiaTheme="minorEastAsia" w:hAnsi="Cambria Math"/>
-              <w:lang w:val="en-US"/>
-            </w:rPr>
-            <m:t>=</m:t>
+            <m:t>y=</m:t>
           </m:r>
           <m:rad>
             <m:radPr>
@@ -33614,14 +33462,7 @@
               <w:rFonts w:ascii="Cambria Math" w:eastAsiaTheme="minorEastAsia" w:hAnsi="Cambria Math"/>
               <w:lang w:val="en-US"/>
             </w:rPr>
-            <m:t>W</m:t>
-          </m:r>
-          <m:r>
-            <w:rPr>
-              <w:rFonts w:ascii="Cambria Math" w:eastAsiaTheme="minorEastAsia" w:hAnsi="Cambria Math"/>
-              <w:lang w:val="en-US"/>
-            </w:rPr>
-            <m:t>=</m:t>
+            <m:t>W=</m:t>
           </m:r>
           <m:f>
             <m:fPr>
@@ -33975,13 +33816,7 @@
         <w:rPr>
           <w:lang w:val="en-US"/>
         </w:rPr>
-        <w:t>” và</w:t>
-      </w:r>
-      <w:r>
-        <w:rPr>
-          <w:lang w:val="en-US"/>
-        </w:rPr>
-        <w:t xml:space="preserve"> “</w:t>
+        <w:t>” và “</w:t>
       </w:r>
       <w:r>
         <w:rPr>
@@ -34125,13 +33960,7 @@
         <w:rPr>
           <w:lang w:val="en-US"/>
         </w:rPr>
-        <w:t xml:space="preserve"> B</w:t>
-      </w:r>
-      <w:r>
-        <w:rPr>
-          <w:lang w:val="en-US"/>
-        </w:rPr>
-        <w:t>ernoulli(p</w:t>
+        <w:t xml:space="preserve"> Bernoulli(p</w:t>
       </w:r>
       <w:r>
         <w:rPr>
@@ -34169,13 +33998,7 @@
         <w:rPr>
           <w:lang w:val="en-US"/>
         </w:rPr>
-        <w:t>)</w:t>
-      </w:r>
-      <w:r>
-        <w:rPr>
-          <w:lang w:val="en-US"/>
-        </w:rPr>
-        <w:t xml:space="preserve">, thì cũng làm tương tự như trên, nhưng thay 2 cái </w:t>
+        <w:t xml:space="preserve">), thì cũng làm tương tự như trên, nhưng thay 2 cái </w:t>
       </w:r>
       <w:r>
         <w:rPr>
@@ -34223,14 +34046,7 @@
               <w:rFonts w:ascii="Cambria Math" w:hAnsi="Cambria Math"/>
               <w:lang w:val="en-US"/>
             </w:rPr>
-            <m:t>p</m:t>
-          </m:r>
-          <m:r>
-            <w:rPr>
-              <w:rFonts w:ascii="Cambria Math" w:hAnsi="Cambria Math"/>
-              <w:lang w:val="en-US"/>
-            </w:rPr>
-            <m:t>=</m:t>
+            <m:t>p=</m:t>
           </m:r>
           <m:f>
             <m:fPr>
@@ -34456,8 +34272,6 @@
           <w:oMath/>
         </w:rPr>
       </w:pPr>
-      <w:bookmarkStart w:id="0" w:name="_GoBack"/>
-      <w:bookmarkEnd w:id="0"/>
       <m:oMathPara>
         <m:oMathParaPr>
           <m:jc m:val="left"/>
@@ -34566,14 +34380,7 @@
               <w:rFonts w:ascii="Cambria Math" w:hAnsi="Cambria Math"/>
               <w:lang w:val="en-US"/>
             </w:rPr>
-            <m:t>~</m:t>
-          </m:r>
-          <m:r>
-            <w:rPr>
-              <w:rFonts w:ascii="Cambria Math" w:hAnsi="Cambria Math"/>
-              <w:lang w:val="en-US"/>
-            </w:rPr>
-            <m:t>F</m:t>
+            <m:t>~F</m:t>
           </m:r>
           <m:d>
             <m:dPr>
@@ -34706,25 +34513,7 @@
         <w:rPr>
           <w:lang w:val="en-US"/>
         </w:rPr>
-        <w:t xml:space="preserve"> tương tự</w:t>
-      </w:r>
-      <w:r>
-        <w:rPr>
-          <w:lang w:val="en-US"/>
-        </w:rPr>
-        <w:t xml:space="preserve"> như trên</w:t>
-      </w:r>
-      <w:r>
-        <w:rPr>
-          <w:lang w:val="en-US"/>
-        </w:rPr>
-        <w:t xml:space="preserve">, chỉ cần thay </w:t>
-      </w:r>
-      <w:r>
-        <w:rPr>
-          <w:lang w:val="en-US"/>
-        </w:rPr>
-        <w:t>Mean thành Variance</w:t>
+        <w:t xml:space="preserve"> tương tự như trên, chỉ cần thay Mean thành Variance</w:t>
       </w:r>
     </w:p>
     <w:p>
@@ -34788,14 +34577,7 @@
           <w:rFonts w:eastAsiaTheme="minorEastAsia"/>
           <w:lang w:val="en-US"/>
         </w:rPr>
-        <w:t xml:space="preserve">, </w:t>
-      </w:r>
-      <w:r>
-        <w:rPr>
-          <w:rFonts w:eastAsiaTheme="minorEastAsia"/>
-          <w:lang w:val="en-US"/>
-        </w:rPr>
-        <w:t>x</w:t>
+        <w:t>, x</w:t>
       </w:r>
       <w:r>
         <w:rPr>
@@ -34810,21 +34592,7 @@
           <w:rFonts w:eastAsiaTheme="minorEastAsia"/>
           <w:lang w:val="en-US"/>
         </w:rPr>
-        <w:t xml:space="preserve">, </w:t>
-      </w:r>
-      <w:r>
-        <w:rPr>
-          <w:rFonts w:eastAsiaTheme="minorEastAsia"/>
-          <w:lang w:val="en-US"/>
-        </w:rPr>
-        <w:t xml:space="preserve">…, </w:t>
-      </w:r>
-      <w:r>
-        <w:rPr>
-          <w:rFonts w:eastAsiaTheme="minorEastAsia"/>
-          <w:lang w:val="en-US"/>
-        </w:rPr>
-        <w:t>x</w:t>
+        <w:t>, …, x</w:t>
       </w:r>
       <w:r>
         <w:rPr>
@@ -34854,14 +34622,7 @@
           <w:rFonts w:eastAsiaTheme="minorEastAsia"/>
           <w:lang w:val="en-US"/>
         </w:rPr>
-        <w:t xml:space="preserve">, </w:t>
-      </w:r>
-      <w:r>
-        <w:rPr>
-          <w:rFonts w:eastAsiaTheme="minorEastAsia"/>
-          <w:lang w:val="en-US"/>
-        </w:rPr>
-        <w:t>y</w:t>
+        <w:t>, y</w:t>
       </w:r>
       <w:r>
         <w:rPr>
@@ -34876,14 +34637,7 @@
           <w:rFonts w:eastAsiaTheme="minorEastAsia"/>
           <w:lang w:val="en-US"/>
         </w:rPr>
-        <w:t xml:space="preserve">, …, </w:t>
-      </w:r>
-      <w:r>
-        <w:rPr>
-          <w:rFonts w:eastAsiaTheme="minorEastAsia"/>
-          <w:lang w:val="en-US"/>
-        </w:rPr>
-        <w:t>y</w:t>
+        <w:t>, …, y</w:t>
       </w:r>
       <w:r>
         <w:rPr>
@@ -40017,36 +39771,6 @@
         <w:rPr>
           <w:lang w:val="en-US"/>
         </w:rPr>
-        <w:t>Hiểu nôm na Covariance của 2 biến ngẫu nhiên là Variance theo đường chéo</w:t>
-      </w:r>
-      <w:r>
-        <w:rPr>
-          <w:lang w:val="en-US"/>
-        </w:rPr>
-        <w:t xml:space="preserve"> hay đường phân giác các góc phần tư</w:t>
-      </w:r>
-      <w:r>
-        <w:rPr>
-          <w:lang w:val="en-US"/>
-        </w:rPr>
-        <w:t xml:space="preserve"> thay vì theo trục của biến ngẫu nhiên</w:t>
-      </w:r>
-    </w:p>
-    <w:p>
-      <w:pPr>
-        <w:pStyle w:val="ListParagraph"/>
-        <w:numPr>
-          <w:ilvl w:val="0"/>
-          <w:numId w:val="7"/>
-        </w:numPr>
-        <w:rPr>
-          <w:lang w:val="en-US"/>
-        </w:rPr>
-      </w:pPr>
-      <w:r>
-        <w:rPr>
-          <w:lang w:val="en-US"/>
-        </w:rPr>
         <w:t xml:space="preserve">Nếu </w:t>
       </w:r>
       <w:r>
@@ -40313,6 +40037,8 @@
         </w:rPr>
         <w:t>n là kích thước Population</w:t>
       </w:r>
+      <w:bookmarkStart w:id="0" w:name="_GoBack"/>
+      <w:bookmarkEnd w:id="0"/>
     </w:p>
     <w:p>
       <w:pPr>
@@ -42150,7 +41876,6 @@
         <w:rPr>
           <w:lang w:val="en-US"/>
         </w:rPr>
-        <w:lastRenderedPageBreak/>
         <w:t>Variance là Moment</w:t>
       </w:r>
       <w:r>
@@ -42193,6 +41918,7 @@
         <w:rPr>
           <w:lang w:val="en-US"/>
         </w:rPr>
+        <w:lastRenderedPageBreak/>
         <w:t>Kurtosis là Standardized Moment bậc 4 so với Mean</w:t>
       </w:r>
     </w:p>

--- a/statistics.docx
+++ b/statistics.docx
@@ -19401,6 +19401,775 @@
         <w:rPr>
           <w:lang w:val="en-US"/>
         </w:rPr>
+        <w:t>Phối Đa Thức (</w:t>
+      </w:r>
+      <w:r>
+        <w:rPr>
+          <w:lang w:val="en-US"/>
+        </w:rPr>
+        <w:t>Multinomial Distribution</w:t>
+      </w:r>
+      <w:r>
+        <w:rPr>
+          <w:lang w:val="en-US"/>
+        </w:rPr>
+        <w:t>)?</w:t>
+      </w:r>
+    </w:p>
+    <w:p>
+      <w:pPr>
+        <w:pStyle w:val="ListParagraph"/>
+        <w:numPr>
+          <w:ilvl w:val="0"/>
+          <w:numId w:val="7"/>
+        </w:numPr>
+        <w:rPr>
+          <w:lang w:val="en-US"/>
+        </w:rPr>
+      </w:pPr>
+      <w:r>
+        <w:rPr>
+          <w:lang w:val="en-US"/>
+        </w:rPr>
+        <w:t xml:space="preserve">Đây là </w:t>
+      </w:r>
+      <w:r>
+        <w:rPr>
+          <w:lang w:val="en-US"/>
+        </w:rPr>
+        <w:t>d</w:t>
+      </w:r>
+      <w:r>
+        <w:rPr>
+          <w:lang w:val="en-US"/>
+        </w:rPr>
+        <w:t xml:space="preserve">ạng mở rộng của phân phối </w:t>
+      </w:r>
+      <w:bookmarkStart w:id="0" w:name="_GoBack"/>
+      <w:bookmarkEnd w:id="0"/>
+      <w:r>
+        <w:rPr>
+          <w:lang w:val="en-US"/>
+        </w:rPr>
+        <w:t>nhị thức ra nhiều biến, PMF của nó là</w:t>
+      </w:r>
+    </w:p>
+    <w:p>
+      <w:pPr>
+        <w:pStyle w:val="ListParagraph"/>
+        <w:pBdr>
+          <w:top w:val="single" w:sz="4" w:space="1" w:color="auto"/>
+          <w:left w:val="single" w:sz="4" w:space="4" w:color="auto"/>
+          <w:bottom w:val="single" w:sz="4" w:space="1" w:color="auto"/>
+          <w:right w:val="single" w:sz="4" w:space="4" w:color="auto"/>
+        </w:pBdr>
+        <w:ind w:left="1080"/>
+        <w:rPr>
+          <w:lang w:val="en-US"/>
+        </w:rPr>
+      </w:pPr>
+      <m:oMathPara>
+        <m:oMathParaPr>
+          <m:jc m:val="left"/>
+        </m:oMathParaPr>
+        <m:oMath>
+          <m:r>
+            <w:rPr>
+              <w:rFonts w:ascii="Cambria Math" w:hAnsi="Cambria Math"/>
+              <w:lang w:val="en-US"/>
+            </w:rPr>
+            <m:t>f</m:t>
+          </m:r>
+          <m:d>
+            <m:dPr>
+              <m:ctrlPr>
+                <w:rPr>
+                  <w:rFonts w:ascii="Cambria Math" w:hAnsi="Cambria Math"/>
+                  <w:i/>
+                  <w:lang w:val="en-US"/>
+                </w:rPr>
+              </m:ctrlPr>
+            </m:dPr>
+            <m:e>
+              <m:sSub>
+                <m:sSubPr>
+                  <m:ctrlPr>
+                    <w:rPr>
+                      <w:rFonts w:ascii="Cambria Math" w:hAnsi="Cambria Math"/>
+                      <w:i/>
+                      <w:lang w:val="en-US"/>
+                    </w:rPr>
+                  </m:ctrlPr>
+                </m:sSubPr>
+                <m:e>
+                  <m:r>
+                    <w:rPr>
+                      <w:rFonts w:ascii="Cambria Math" w:hAnsi="Cambria Math"/>
+                      <w:lang w:val="en-US"/>
+                    </w:rPr>
+                    <m:t>x</m:t>
+                  </m:r>
+                </m:e>
+                <m:sub>
+                  <m:r>
+                    <w:rPr>
+                      <w:rFonts w:ascii="Cambria Math" w:hAnsi="Cambria Math"/>
+                      <w:lang w:val="en-US"/>
+                    </w:rPr>
+                    <m:t>1</m:t>
+                  </m:r>
+                </m:sub>
+              </m:sSub>
+              <m:r>
+                <w:rPr>
+                  <w:rFonts w:ascii="Cambria Math" w:hAnsi="Cambria Math"/>
+                  <w:lang w:val="en-US"/>
+                </w:rPr>
+                <m:t>,</m:t>
+              </m:r>
+              <m:sSub>
+                <m:sSubPr>
+                  <m:ctrlPr>
+                    <w:rPr>
+                      <w:rFonts w:ascii="Cambria Math" w:hAnsi="Cambria Math"/>
+                      <w:i/>
+                      <w:lang w:val="en-US"/>
+                    </w:rPr>
+                  </m:ctrlPr>
+                </m:sSubPr>
+                <m:e>
+                  <m:r>
+                    <w:rPr>
+                      <w:rFonts w:ascii="Cambria Math" w:hAnsi="Cambria Math"/>
+                      <w:lang w:val="en-US"/>
+                    </w:rPr>
+                    <m:t>x</m:t>
+                  </m:r>
+                </m:e>
+                <m:sub>
+                  <m:r>
+                    <w:rPr>
+                      <w:rFonts w:ascii="Cambria Math" w:hAnsi="Cambria Math"/>
+                      <w:lang w:val="en-US"/>
+                    </w:rPr>
+                    <m:t>2</m:t>
+                  </m:r>
+                </m:sub>
+              </m:sSub>
+              <m:r>
+                <w:rPr>
+                  <w:rFonts w:ascii="Cambria Math" w:hAnsi="Cambria Math"/>
+                  <w:lang w:val="en-US"/>
+                </w:rPr>
+                <m:t>,…,</m:t>
+              </m:r>
+              <m:sSub>
+                <m:sSubPr>
+                  <m:ctrlPr>
+                    <w:rPr>
+                      <w:rFonts w:ascii="Cambria Math" w:hAnsi="Cambria Math"/>
+                      <w:i/>
+                      <w:lang w:val="en-US"/>
+                    </w:rPr>
+                  </m:ctrlPr>
+                </m:sSubPr>
+                <m:e>
+                  <m:r>
+                    <w:rPr>
+                      <w:rFonts w:ascii="Cambria Math" w:hAnsi="Cambria Math"/>
+                      <w:lang w:val="en-US"/>
+                    </w:rPr>
+                    <m:t>x</m:t>
+                  </m:r>
+                </m:e>
+                <m:sub>
+                  <m:r>
+                    <w:rPr>
+                      <w:rFonts w:ascii="Cambria Math" w:hAnsi="Cambria Math"/>
+                      <w:lang w:val="en-US"/>
+                    </w:rPr>
+                    <m:t>k</m:t>
+                  </m:r>
+                </m:sub>
+              </m:sSub>
+            </m:e>
+          </m:d>
+          <m:r>
+            <w:rPr>
+              <w:rFonts w:ascii="Cambria Math" w:hAnsi="Cambria Math"/>
+              <w:lang w:val="en-US"/>
+            </w:rPr>
+            <m:t>=</m:t>
+          </m:r>
+          <m:d>
+            <m:dPr>
+              <m:begChr m:val="{"/>
+              <m:endChr m:val=""/>
+              <m:ctrlPr>
+                <w:rPr>
+                  <w:rFonts w:ascii="Cambria Math" w:hAnsi="Cambria Math"/>
+                  <w:i/>
+                  <w:lang w:val="en-US"/>
+                </w:rPr>
+              </m:ctrlPr>
+            </m:dPr>
+            <m:e>
+              <m:m>
+                <m:mPr>
+                  <m:mcs>
+                    <m:mc>
+                      <m:mcPr>
+                        <m:count m:val="1"/>
+                        <m:mcJc m:val="center"/>
+                      </m:mcPr>
+                    </m:mc>
+                  </m:mcs>
+                  <m:ctrlPr>
+                    <w:rPr>
+                      <w:rFonts w:ascii="Cambria Math" w:hAnsi="Cambria Math"/>
+                      <w:i/>
+                      <w:lang w:val="en-US"/>
+                    </w:rPr>
+                  </m:ctrlPr>
+                </m:mPr>
+                <m:mr>
+                  <m:e>
+                    <m:r>
+                      <w:rPr>
+                        <w:rFonts w:ascii="Cambria Math" w:hAnsi="Cambria Math"/>
+                        <w:lang w:val="en-US"/>
+                      </w:rPr>
+                      <m:t>n!</m:t>
+                    </m:r>
+                    <m:nary>
+                      <m:naryPr>
+                        <m:chr m:val="∑"/>
+                        <m:limLoc m:val="undOvr"/>
+                        <m:ctrlPr>
+                          <w:rPr>
+                            <w:rFonts w:ascii="Cambria Math" w:hAnsi="Cambria Math"/>
+                            <w:i/>
+                            <w:lang w:val="en-US"/>
+                          </w:rPr>
+                        </m:ctrlPr>
+                      </m:naryPr>
+                      <m:sub>
+                        <m:r>
+                          <w:rPr>
+                            <w:rFonts w:ascii="Cambria Math" w:hAnsi="Cambria Math"/>
+                            <w:lang w:val="en-US"/>
+                          </w:rPr>
+                          <m:t>i = 1</m:t>
+                        </m:r>
+                      </m:sub>
+                      <m:sup>
+                        <m:r>
+                          <w:rPr>
+                            <w:rFonts w:ascii="Cambria Math" w:hAnsi="Cambria Math"/>
+                            <w:lang w:val="en-US"/>
+                          </w:rPr>
+                          <m:t>k</m:t>
+                        </m:r>
+                      </m:sup>
+                      <m:e>
+                        <m:f>
+                          <m:fPr>
+                            <m:ctrlPr>
+                              <w:rPr>
+                                <w:rFonts w:ascii="Cambria Math" w:hAnsi="Cambria Math"/>
+                                <w:i/>
+                                <w:lang w:val="en-US"/>
+                              </w:rPr>
+                            </m:ctrlPr>
+                          </m:fPr>
+                          <m:num>
+                            <m:sSubSup>
+                              <m:sSubSupPr>
+                                <m:ctrlPr>
+                                  <w:rPr>
+                                    <w:rFonts w:ascii="Cambria Math" w:hAnsi="Cambria Math"/>
+                                    <w:i/>
+                                    <w:lang w:val="en-US"/>
+                                  </w:rPr>
+                                </m:ctrlPr>
+                              </m:sSubSupPr>
+                              <m:e>
+                                <m:r>
+                                  <w:rPr>
+                                    <w:rFonts w:ascii="Cambria Math" w:hAnsi="Cambria Math"/>
+                                    <w:lang w:val="en-US"/>
+                                  </w:rPr>
+                                  <m:t>p</m:t>
+                                </m:r>
+                              </m:e>
+                              <m:sub>
+                                <m:r>
+                                  <w:rPr>
+                                    <w:rFonts w:ascii="Cambria Math" w:hAnsi="Cambria Math"/>
+                                    <w:lang w:val="en-US"/>
+                                  </w:rPr>
+                                  <m:t>i</m:t>
+                                </m:r>
+                              </m:sub>
+                              <m:sup>
+                                <m:sSub>
+                                  <m:sSubPr>
+                                    <m:ctrlPr>
+                                      <w:rPr>
+                                        <w:rFonts w:ascii="Cambria Math" w:hAnsi="Cambria Math"/>
+                                        <w:i/>
+                                        <w:lang w:val="en-US"/>
+                                      </w:rPr>
+                                    </m:ctrlPr>
+                                  </m:sSubPr>
+                                  <m:e>
+                                    <m:r>
+                                      <w:rPr>
+                                        <w:rFonts w:ascii="Cambria Math" w:hAnsi="Cambria Math"/>
+                                        <w:lang w:val="en-US"/>
+                                      </w:rPr>
+                                      <m:t>x</m:t>
+                                    </m:r>
+                                  </m:e>
+                                  <m:sub>
+                                    <m:r>
+                                      <w:rPr>
+                                        <w:rFonts w:ascii="Cambria Math" w:hAnsi="Cambria Math"/>
+                                        <w:lang w:val="en-US"/>
+                                      </w:rPr>
+                                      <m:t>i</m:t>
+                                    </m:r>
+                                  </m:sub>
+                                </m:sSub>
+                              </m:sup>
+                            </m:sSubSup>
+                          </m:num>
+                          <m:den>
+                            <m:sSub>
+                              <m:sSubPr>
+                                <m:ctrlPr>
+                                  <w:rPr>
+                                    <w:rFonts w:ascii="Cambria Math" w:hAnsi="Cambria Math"/>
+                                    <w:i/>
+                                    <w:lang w:val="en-US"/>
+                                  </w:rPr>
+                                </m:ctrlPr>
+                              </m:sSubPr>
+                              <m:e>
+                                <m:r>
+                                  <w:rPr>
+                                    <w:rFonts w:ascii="Cambria Math" w:hAnsi="Cambria Math"/>
+                                    <w:lang w:val="en-US"/>
+                                  </w:rPr>
+                                  <m:t>x</m:t>
+                                </m:r>
+                              </m:e>
+                              <m:sub>
+                                <m:r>
+                                  <w:rPr>
+                                    <w:rFonts w:ascii="Cambria Math" w:hAnsi="Cambria Math"/>
+                                    <w:lang w:val="en-US"/>
+                                  </w:rPr>
+                                  <m:t>i</m:t>
+                                </m:r>
+                              </m:sub>
+                            </m:sSub>
+                            <m:r>
+                              <w:rPr>
+                                <w:rFonts w:ascii="Cambria Math" w:hAnsi="Cambria Math"/>
+                                <w:lang w:val="en-US"/>
+                              </w:rPr>
+                              <m:t>!</m:t>
+                            </m:r>
+                          </m:den>
+                        </m:f>
+                      </m:e>
+                    </m:nary>
+                    <m:r>
+                      <w:rPr>
+                        <w:rFonts w:ascii="Cambria Math" w:hAnsi="Cambria Math"/>
+                        <w:lang w:val="en-US"/>
+                      </w:rPr>
+                      <m:t>,</m:t>
+                    </m:r>
+                    <m:nary>
+                      <m:naryPr>
+                        <m:chr m:val="∑"/>
+                        <m:limLoc m:val="undOvr"/>
+                        <m:ctrlPr>
+                          <w:rPr>
+                            <w:rFonts w:ascii="Cambria Math" w:hAnsi="Cambria Math"/>
+                            <w:i/>
+                            <w:lang w:val="en-US"/>
+                          </w:rPr>
+                        </m:ctrlPr>
+                      </m:naryPr>
+                      <m:sub>
+                        <m:r>
+                          <w:rPr>
+                            <w:rFonts w:ascii="Cambria Math" w:hAnsi="Cambria Math"/>
+                            <w:lang w:val="en-US"/>
+                          </w:rPr>
+                          <m:t>i = 1</m:t>
+                        </m:r>
+                      </m:sub>
+                      <m:sup>
+                        <m:r>
+                          <w:rPr>
+                            <w:rFonts w:ascii="Cambria Math" w:hAnsi="Cambria Math"/>
+                            <w:lang w:val="en-US"/>
+                          </w:rPr>
+                          <m:t>k</m:t>
+                        </m:r>
+                      </m:sup>
+                      <m:e>
+                        <m:sSub>
+                          <m:sSubPr>
+                            <m:ctrlPr>
+                              <w:rPr>
+                                <w:rFonts w:ascii="Cambria Math" w:hAnsi="Cambria Math"/>
+                                <w:i/>
+                                <w:lang w:val="en-US"/>
+                              </w:rPr>
+                            </m:ctrlPr>
+                          </m:sSubPr>
+                          <m:e>
+                            <m:r>
+                              <w:rPr>
+                                <w:rFonts w:ascii="Cambria Math" w:hAnsi="Cambria Math"/>
+                                <w:lang w:val="en-US"/>
+                              </w:rPr>
+                              <m:t>x</m:t>
+                            </m:r>
+                          </m:e>
+                          <m:sub>
+                            <m:r>
+                              <w:rPr>
+                                <w:rFonts w:ascii="Cambria Math" w:hAnsi="Cambria Math"/>
+                                <w:lang w:val="en-US"/>
+                              </w:rPr>
+                              <m:t>i</m:t>
+                            </m:r>
+                          </m:sub>
+                        </m:sSub>
+                      </m:e>
+                    </m:nary>
+                    <m:r>
+                      <w:rPr>
+                        <w:rFonts w:ascii="Cambria Math" w:hAnsi="Cambria Math"/>
+                        <w:lang w:val="en-US"/>
+                      </w:rPr>
+                      <m:t>=n,</m:t>
+                    </m:r>
+                    <m:sSub>
+                      <m:sSubPr>
+                        <m:ctrlPr>
+                          <w:rPr>
+                            <w:rFonts w:ascii="Cambria Math" w:hAnsi="Cambria Math"/>
+                            <w:i/>
+                            <w:lang w:val="en-US"/>
+                          </w:rPr>
+                        </m:ctrlPr>
+                      </m:sSubPr>
+                      <m:e>
+                        <m:r>
+                          <w:rPr>
+                            <w:rFonts w:ascii="Cambria Math" w:hAnsi="Cambria Math"/>
+                            <w:lang w:val="en-US"/>
+                          </w:rPr>
+                          <m:t>x</m:t>
+                        </m:r>
+                      </m:e>
+                      <m:sub>
+                        <m:r>
+                          <w:rPr>
+                            <w:rFonts w:ascii="Cambria Math" w:hAnsi="Cambria Math"/>
+                            <w:lang w:val="en-US"/>
+                          </w:rPr>
+                          <m:t>i</m:t>
+                        </m:r>
+                      </m:sub>
+                    </m:sSub>
+                    <m:r>
+                      <w:rPr>
+                        <w:rFonts w:ascii="Cambria Math" w:hAnsi="Cambria Math"/>
+                        <w:lang w:val="en-US"/>
+                      </w:rPr>
+                      <m:t>∈</m:t>
+                    </m:r>
+                    <m:d>
+                      <m:dPr>
+                        <m:begChr m:val="{"/>
+                        <m:endChr m:val="}"/>
+                        <m:ctrlPr>
+                          <w:rPr>
+                            <w:rFonts w:ascii="Cambria Math" w:hAnsi="Cambria Math"/>
+                            <w:i/>
+                            <w:lang w:val="en-US"/>
+                          </w:rPr>
+                        </m:ctrlPr>
+                      </m:dPr>
+                      <m:e>
+                        <m:r>
+                          <w:rPr>
+                            <w:rFonts w:ascii="Cambria Math" w:hAnsi="Cambria Math"/>
+                            <w:lang w:val="en-US"/>
+                          </w:rPr>
+                          <m:t>0,1,2,…,n</m:t>
+                        </m:r>
+                      </m:e>
+                    </m:d>
+                    <m:r>
+                      <w:rPr>
+                        <w:rFonts w:ascii="Cambria Math" w:hAnsi="Cambria Math"/>
+                        <w:lang w:val="en-US"/>
+                      </w:rPr>
+                      <m:t>,∀i</m:t>
+                    </m:r>
+                  </m:e>
+                </m:mr>
+                <m:mr>
+                  <m:e>
+                    <m:r>
+                      <w:rPr>
+                        <w:rFonts w:ascii="Cambria Math" w:hAnsi="Cambria Math"/>
+                        <w:lang w:val="en-US"/>
+                      </w:rPr>
+                      <m:t>0,otherwise</m:t>
+                    </m:r>
+                  </m:e>
+                </m:mr>
+              </m:m>
+            </m:e>
+          </m:d>
+        </m:oMath>
+      </m:oMathPara>
+    </w:p>
+    <w:p>
+      <w:pPr>
+        <w:pStyle w:val="ListParagraph"/>
+        <w:numPr>
+          <w:ilvl w:val="0"/>
+          <w:numId w:val="7"/>
+        </w:numPr>
+        <w:rPr>
+          <w:lang w:val="en-US"/>
+        </w:rPr>
+      </w:pPr>
+      <w:r>
+        <w:rPr>
+          <w:rFonts w:eastAsiaTheme="minorEastAsia"/>
+          <w:lang w:val="en-US"/>
+        </w:rPr>
+        <w:t xml:space="preserve">Cho bài toán thực hiện n phép thử, n phép thử này y chang phép thử Bernoulli, chỉ có điều có &gt; 2 khả năng xảy ra, </w:t>
+      </w:r>
+      <w:r>
+        <w:rPr>
+          <w:rFonts w:eastAsiaTheme="minorEastAsia"/>
+          <w:lang w:val="en-US"/>
+        </w:rPr>
+        <w:sym w:font="Symbol" w:char="F057"/>
+      </w:r>
+      <w:r>
+        <w:rPr>
+          <w:rFonts w:eastAsiaTheme="minorEastAsia"/>
+          <w:lang w:val="en-US"/>
+        </w:rPr>
+        <w:t xml:space="preserve"> = {1, 2, 3, …, k}, với xác suất tương ứng là </w:t>
+      </w:r>
+      <w:r>
+        <w:rPr>
+          <w:rFonts w:eastAsiaTheme="minorEastAsia"/>
+          <w:lang w:val="en-US"/>
+        </w:rPr>
+        <w:lastRenderedPageBreak/>
+        <w:t>{p</w:t>
+      </w:r>
+      <w:r>
+        <w:rPr>
+          <w:rFonts w:eastAsiaTheme="minorEastAsia"/>
+          <w:vertAlign w:val="subscript"/>
+          <w:lang w:val="en-US"/>
+        </w:rPr>
+        <w:t>1</w:t>
+      </w:r>
+      <w:r>
+        <w:rPr>
+          <w:rFonts w:eastAsiaTheme="minorEastAsia"/>
+          <w:lang w:val="en-US"/>
+        </w:rPr>
+        <w:t>, p</w:t>
+      </w:r>
+      <w:r>
+        <w:rPr>
+          <w:rFonts w:eastAsiaTheme="minorEastAsia"/>
+          <w:vertAlign w:val="subscript"/>
+          <w:lang w:val="en-US"/>
+        </w:rPr>
+        <w:t>2</w:t>
+      </w:r>
+      <w:r>
+        <w:rPr>
+          <w:rFonts w:eastAsiaTheme="minorEastAsia"/>
+          <w:lang w:val="en-US"/>
+        </w:rPr>
+        <w:t>, p</w:t>
+      </w:r>
+      <w:r>
+        <w:rPr>
+          <w:rFonts w:eastAsiaTheme="minorEastAsia"/>
+          <w:vertAlign w:val="subscript"/>
+          <w:lang w:val="en-US"/>
+        </w:rPr>
+        <w:t>3</w:t>
+      </w:r>
+      <w:r>
+        <w:rPr>
+          <w:rFonts w:eastAsiaTheme="minorEastAsia"/>
+          <w:lang w:val="en-US"/>
+        </w:rPr>
+        <w:t>, …, p</w:t>
+      </w:r>
+      <w:r>
+        <w:rPr>
+          <w:rFonts w:eastAsiaTheme="minorEastAsia"/>
+          <w:vertAlign w:val="subscript"/>
+          <w:lang w:val="en-US"/>
+        </w:rPr>
+        <w:t>k</w:t>
+      </w:r>
+      <w:r>
+        <w:rPr>
+          <w:rFonts w:eastAsiaTheme="minorEastAsia"/>
+          <w:lang w:val="en-US"/>
+        </w:rPr>
+        <w:t>}, câu hỏi đặt ra là tính xác suất để trong n phép thử này, số lần xuất hiện của 1 đúng = x</w:t>
+      </w:r>
+      <w:r>
+        <w:rPr>
+          <w:rFonts w:eastAsiaTheme="minorEastAsia"/>
+          <w:vertAlign w:val="subscript"/>
+          <w:lang w:val="en-US"/>
+        </w:rPr>
+        <w:t>1</w:t>
+      </w:r>
+      <w:r>
+        <w:rPr>
+          <w:rFonts w:eastAsiaTheme="minorEastAsia"/>
+          <w:lang w:val="en-US"/>
+        </w:rPr>
+        <w:t>, số lần xuất hiện của 2 đúng = x</w:t>
+      </w:r>
+      <w:r>
+        <w:rPr>
+          <w:rFonts w:eastAsiaTheme="minorEastAsia"/>
+          <w:vertAlign w:val="subscript"/>
+          <w:lang w:val="en-US"/>
+        </w:rPr>
+        <w:t>2</w:t>
+      </w:r>
+      <w:r>
+        <w:rPr>
+          <w:rFonts w:eastAsiaTheme="minorEastAsia"/>
+          <w:lang w:val="en-US"/>
+        </w:rPr>
+        <w:t>, …</w:t>
+      </w:r>
+      <w:r>
+        <w:rPr>
+          <w:rFonts w:eastAsiaTheme="minorEastAsia"/>
+          <w:lang w:val="en-US"/>
+        </w:rPr>
+        <w:t xml:space="preserve"> là bao nhiêu, khi đó </w:t>
+      </w:r>
+      <w:r>
+        <w:rPr>
+          <w:rFonts w:eastAsiaTheme="minorEastAsia"/>
+          <w:lang w:val="en-US"/>
+        </w:rPr>
+        <w:t>PMF trên sẽ cho ta câu trả lời</w:t>
+      </w:r>
+    </w:p>
+    <w:p>
+      <w:pPr>
+        <w:pStyle w:val="ListParagraph"/>
+        <w:numPr>
+          <w:ilvl w:val="0"/>
+          <w:numId w:val="7"/>
+        </w:numPr>
+        <w:rPr>
+          <w:lang w:val="en-US"/>
+        </w:rPr>
+      </w:pPr>
+      <w:r>
+        <w:rPr>
+          <w:rFonts w:eastAsiaTheme="minorEastAsia"/>
+          <w:lang w:val="en-US"/>
+        </w:rPr>
+        <w:t>Dễ thấy, X</w:t>
+      </w:r>
+      <w:r>
+        <w:rPr>
+          <w:rFonts w:eastAsiaTheme="minorEastAsia"/>
+          <w:vertAlign w:val="subscript"/>
+          <w:lang w:val="en-US"/>
+        </w:rPr>
+        <w:t>i</w:t>
+      </w:r>
+      <w:r>
+        <w:rPr>
+          <w:rFonts w:eastAsiaTheme="minorEastAsia"/>
+          <w:lang w:val="en-US"/>
+        </w:rPr>
+        <w:t xml:space="preserve"> </w:t>
+      </w:r>
+      <w:r>
+        <w:rPr>
+          <w:lang w:val="en-US"/>
+        </w:rPr>
+        <w:sym w:font="Symbol" w:char="F07E"/>
+      </w:r>
+      <w:r>
+        <w:rPr>
+          <w:lang w:val="en-US"/>
+        </w:rPr>
+        <w:t xml:space="preserve"> B(n, p</w:t>
+      </w:r>
+      <w:r>
+        <w:rPr>
+          <w:vertAlign w:val="subscript"/>
+          <w:lang w:val="en-US"/>
+        </w:rPr>
+        <w:t>i</w:t>
+      </w:r>
+      <w:r>
+        <w:rPr>
+          <w:lang w:val="en-US"/>
+        </w:rPr>
+        <w:t>)</w:t>
+      </w:r>
+    </w:p>
+    <w:p>
+      <w:pPr>
+        <w:pStyle w:val="ListParagraph"/>
+        <w:numPr>
+          <w:ilvl w:val="0"/>
+          <w:numId w:val="22"/>
+        </w:numPr>
+        <w:rPr>
+          <w:lang w:val="en-US"/>
+        </w:rPr>
+      </w:pPr>
+      <w:r>
+        <w:rPr>
+          <w:lang w:val="en-US"/>
+        </w:rPr>
+        <w:t xml:space="preserve">Phân </w:t>
+      </w:r>
+      <w:r>
+        <w:rPr>
+          <w:lang w:val="en-US"/>
+        </w:rPr>
         <w:t>Phối Siêu Bội (</w:t>
       </w:r>
       <w:r>
@@ -19847,7 +20616,6 @@
           <w:rFonts w:eastAsiaTheme="minorEastAsia"/>
           <w:lang w:val="en-US"/>
         </w:rPr>
-        <w:lastRenderedPageBreak/>
         <w:t xml:space="preserve">Công thức này có nghĩa là bạn có N quả bóng, K quả màu đỏ, còn lại màu xanh, bạn bốc ngẫu nhiên n quả, khi  đó </w:t>
       </w:r>
       <w:r>
@@ -23517,6 +24285,7 @@
               <w:rFonts w:ascii="Cambria Math" w:hAnsi="Cambria Math"/>
               <w:lang w:val="en-US"/>
             </w:rPr>
+            <w:lastRenderedPageBreak/>
             <m:t>P</m:t>
           </m:r>
           <m:d>
@@ -24858,7 +25627,6 @@
         <w:rPr>
           <w:lang w:val="en-US"/>
         </w:rPr>
-        <w:lastRenderedPageBreak/>
         <w:t>Như vậy, thay vì dùng phân phố</w:t>
       </w:r>
       <w:r>
@@ -25861,6 +26629,7 @@
         <w:rPr>
           <w:lang w:val="en-US"/>
         </w:rPr>
+        <w:lastRenderedPageBreak/>
         <w:t xml:space="preserve">Cho X là biến ngẫu nhiên liên tục có f(x) là PDF, độ lệch chuẩn </w:t>
       </w:r>
       <w:r>
@@ -26222,7 +26991,6 @@
               <w:rFonts w:ascii="Cambria Math" w:hAnsi="Cambria Math"/>
               <w:lang w:val="en-US"/>
             </w:rPr>
-            <w:lastRenderedPageBreak/>
             <m:t>f</m:t>
           </m:r>
           <m:d>
@@ -28162,6 +28930,7 @@
               <w:rFonts w:ascii="Cambria Math" w:hAnsi="Cambria Math"/>
               <w:lang w:val="en-US"/>
             </w:rPr>
+            <w:lastRenderedPageBreak/>
             <m:t>f</m:t>
           </m:r>
           <m:d>
@@ -28710,7 +29479,6 @@
               <w:rFonts w:ascii="Cambria Math" w:hAnsi="Cambria Math"/>
               <w:lang w:val="en-US"/>
             </w:rPr>
-            <w:lastRenderedPageBreak/>
             <m:t>f</m:t>
           </m:r>
           <m:d>
@@ -30662,6 +31430,7 @@
               <w:rFonts w:ascii="Cambria Math" w:hAnsi="Cambria Math"/>
               <w:lang w:val="en-US"/>
             </w:rPr>
+            <w:lastRenderedPageBreak/>
             <m:t>f</m:t>
           </m:r>
           <m:d>
@@ -31214,7 +31983,6 @@
               <w:rFonts w:ascii="Cambria Math" w:hAnsi="Cambria Math"/>
               <w:lang w:val="en-US"/>
             </w:rPr>
-            <w:lastRenderedPageBreak/>
             <m:t>E</m:t>
           </m:r>
           <m:d>
@@ -32599,6 +33367,7 @@
         <w:rPr>
           <w:lang w:val="en-US"/>
         </w:rPr>
+        <w:lastRenderedPageBreak/>
         <w:t>H</w:t>
       </w:r>
       <w:r>
@@ -33057,14 +33826,7 @@
         <w:rPr>
           <w:lang w:val="en-US"/>
         </w:rPr>
-        <w:t xml:space="preserve">” thì đây là khoảng </w:t>
-      </w:r>
-      <w:r>
-        <w:rPr>
-          <w:lang w:val="en-US"/>
-        </w:rPr>
-        <w:lastRenderedPageBreak/>
-        <w:t>đối xứng, nếu H</w:t>
+        <w:t>” thì đây là khoảng đối xứng, nếu H</w:t>
       </w:r>
       <w:r>
         <w:rPr>
@@ -34801,6 +35563,7 @@
           <w:rFonts w:eastAsiaTheme="minorEastAsia"/>
           <w:lang w:val="en-US"/>
         </w:rPr>
+        <w:lastRenderedPageBreak/>
         <w:t>Tạo biến ngẫu nhiên Q</w:t>
       </w:r>
     </w:p>
@@ -35107,15 +35870,7 @@
           <w:rFonts w:eastAsiaTheme="minorEastAsia"/>
           <w:lang w:val="en-US"/>
         </w:rPr>
-        <w:t xml:space="preserve">Trường hợp so sánh k bộ số liệu quan sát được với nhau mà đéo có bộ số liệu lí thuyết thì đầu tiên, cộng hợp toàn bộ các bộ lại với nhau, được bộ tổng, rồi chuẩn hóa bộ tổng, được tỉ lệ phần trăm theo lí thuyết, coi các bộ ban đầu là 1 </w:t>
-      </w:r>
-      <w:r>
-        <w:rPr>
-          <w:rFonts w:eastAsiaTheme="minorEastAsia"/>
-          <w:lang w:val="en-US"/>
-        </w:rPr>
-        <w:lastRenderedPageBreak/>
-        <w:t xml:space="preserve">bảng, rồi từ tỉ lệ phần trăm theo lí thuyết tạo ra bảng lí thuyết và áp dụng công thức trên, lưu ý khi này Q </w:t>
+        <w:t xml:space="preserve">Trường hợp so sánh k bộ số liệu quan sát được với nhau mà đéo có bộ số liệu lí thuyết thì đầu tiên, cộng hợp toàn bộ các bộ lại với nhau, được bộ tổng, rồi chuẩn hóa bộ tổng, được tỉ lệ phần trăm theo lí thuyết, coi các bộ ban đầu là 1 bảng, rồi từ tỉ lệ phần trăm theo lí thuyết tạo ra bảng lí thuyết và áp dụng công thức trên, lưu ý khi này Q </w:t>
       </w:r>
       <w:r>
         <w:rPr>
@@ -36395,7 +37150,6 @@
               <w:rFonts w:ascii="Cambria Math" w:hAnsi="Cambria Math"/>
               <w:lang w:val="en-US"/>
             </w:rPr>
-            <w:lastRenderedPageBreak/>
             <m:t>E</m:t>
           </m:r>
           <m:d>
@@ -39149,6 +39903,7 @@
           <w:rFonts w:eastAsiaTheme="minorEastAsia"/>
           <w:lang w:val="en-US"/>
         </w:rPr>
+        <w:lastRenderedPageBreak/>
         <w:t xml:space="preserve">Tại Sao </w:t>
       </w:r>
       <w:r>
@@ -39642,7 +40397,6 @@
         <w:rPr>
           <w:lang w:val="en-US"/>
         </w:rPr>
-        <w:lastRenderedPageBreak/>
         <w:t xml:space="preserve">Dễ thấy v = </w:t>
       </w:r>
       <w:r>
@@ -40037,8 +40791,6 @@
         </w:rPr>
         <w:t>n là kích thước Population</w:t>
       </w:r>
-      <w:bookmarkStart w:id="0" w:name="_GoBack"/>
-      <w:bookmarkEnd w:id="0"/>
     </w:p>
     <w:p>
       <w:pPr>
@@ -41756,6 +42508,7 @@
         <w:rPr>
           <w:lang w:val="en-US"/>
         </w:rPr>
+        <w:lastRenderedPageBreak/>
         <w:t>Là Moment so với gốc tọa độ</w:t>
       </w:r>
     </w:p>
@@ -41918,7 +42671,6 @@
         <w:rPr>
           <w:lang w:val="en-US"/>
         </w:rPr>
-        <w:lastRenderedPageBreak/>
         <w:t>Kurtosis là Standardized Moment bậc 4 so với Mean</w:t>
       </w:r>
     </w:p>
@@ -45055,6 +45807,7 @@
             <w:rFonts w:ascii="Cambria Math" w:hAnsi="Cambria Math"/>
             <w:lang w:val="en-US"/>
           </w:rPr>
+          <w:lastRenderedPageBreak/>
           <m:t>Z=</m:t>
         </m:r>
         <m:f>

--- a/statistics.docx
+++ b/statistics.docx
@@ -36164,73 +36164,75 @@
           <w:lang w:val="en-US"/>
         </w:rPr>
       </w:pPr>
-      <m:oMathPara>
-        <m:oMathParaPr>
-          <m:jc m:val="left"/>
-        </m:oMathParaPr>
-        <m:oMath>
-          <m:r>
-            <m:rPr>
-              <m:sty m:val="p"/>
-            </m:rPr>
-            <w:rPr>
-              <w:rFonts w:ascii="Cambria Math" w:hAnsi="Cambria Math"/>
-              <w:lang w:val="en-US"/>
-            </w:rPr>
-            <m:t>Δ</m:t>
-          </m:r>
-          <m:r>
-            <w:rPr>
-              <w:rFonts w:ascii="Cambria Math" w:hAnsi="Cambria Math"/>
-              <w:lang w:val="en-US"/>
-            </w:rPr>
-            <m:t>x=</m:t>
-          </m:r>
-          <m:d>
-            <m:dPr>
-              <m:begChr m:val="|"/>
-              <m:endChr m:val="|"/>
-              <m:ctrlPr>
-                <w:rPr>
-                  <w:rFonts w:ascii="Cambria Math" w:hAnsi="Cambria Math"/>
-                  <w:i/>
-                  <w:lang w:val="en-US"/>
-                </w:rPr>
-              </m:ctrlPr>
-            </m:dPr>
-            <m:e>
-              <m:r>
-                <w:rPr>
-                  <w:rFonts w:ascii="Cambria Math" w:hAnsi="Cambria Math"/>
-                  <w:lang w:val="en-US"/>
-                </w:rPr>
-                <m:t>x-</m:t>
-              </m:r>
-              <m:acc>
-                <m:accPr>
-                  <m:chr m:val="̅"/>
-                  <m:ctrlPr>
-                    <w:rPr>
-                      <w:rFonts w:ascii="Cambria Math" w:hAnsi="Cambria Math"/>
-                      <w:i/>
-                      <w:lang w:val="en-US"/>
-                    </w:rPr>
-                  </m:ctrlPr>
-                </m:accPr>
-                <m:e>
-                  <m:r>
-                    <w:rPr>
-                      <w:rFonts w:ascii="Cambria Math" w:hAnsi="Cambria Math"/>
-                      <w:lang w:val="en-US"/>
-                    </w:rPr>
-                    <m:t>x</m:t>
-                  </m:r>
-                </m:e>
-              </m:acc>
-            </m:e>
-          </m:d>
-        </m:oMath>
-      </m:oMathPara>
+      <m:oMath>
+        <m:r>
+          <m:rPr>
+            <m:sty m:val="p"/>
+          </m:rPr>
+          <w:rPr>
+            <w:rFonts w:ascii="Cambria Math" w:hAnsi="Cambria Math"/>
+            <w:lang w:val="en-US"/>
+          </w:rPr>
+          <m:t>Δ</m:t>
+        </m:r>
+        <m:r>
+          <w:rPr>
+            <w:rFonts w:ascii="Cambria Math" w:hAnsi="Cambria Math"/>
+            <w:lang w:val="en-US"/>
+          </w:rPr>
+          <m:t>x=</m:t>
+        </m:r>
+        <m:d>
+          <m:dPr>
+            <m:begChr m:val="|"/>
+            <m:endChr m:val="|"/>
+            <m:ctrlPr>
+              <w:rPr>
+                <w:rFonts w:ascii="Cambria Math" w:hAnsi="Cambria Math"/>
+                <w:i/>
+                <w:lang w:val="en-US"/>
+              </w:rPr>
+            </m:ctrlPr>
+          </m:dPr>
+          <m:e>
+            <m:r>
+              <w:rPr>
+                <w:rFonts w:ascii="Cambria Math" w:hAnsi="Cambria Math"/>
+                <w:lang w:val="en-US"/>
+              </w:rPr>
+              <m:t>x-</m:t>
+            </m:r>
+            <m:acc>
+              <m:accPr>
+                <m:chr m:val="̅"/>
+                <m:ctrlPr>
+                  <w:rPr>
+                    <w:rFonts w:ascii="Cambria Math" w:hAnsi="Cambria Math"/>
+                    <w:i/>
+                    <w:lang w:val="en-US"/>
+                  </w:rPr>
+                </m:ctrlPr>
+              </m:accPr>
+              <m:e>
+                <m:r>
+                  <w:rPr>
+                    <w:rFonts w:ascii="Cambria Math" w:hAnsi="Cambria Math"/>
+                    <w:lang w:val="en-US"/>
+                  </w:rPr>
+                  <m:t>x</m:t>
+                </m:r>
+              </m:e>
+            </m:acc>
+          </m:e>
+        </m:d>
+      </m:oMath>
+      <w:r>
+        <w:rPr>
+          <w:rFonts w:eastAsiaTheme="minorEastAsia"/>
+          <w:lang w:val="en-US"/>
+        </w:rPr>
+        <w:t xml:space="preserve"> </w:t>
+      </w:r>
     </w:p>
     <w:p>
       <w:pPr>
@@ -36400,16 +36402,13 @@
     <w:p>
       <w:pPr>
         <w:pStyle w:val="ListParagraph"/>
-        <w:numPr>
-          <w:ilvl w:val="0"/>
-          <w:numId w:val="4"/>
-        </w:numPr>
         <w:pBdr>
           <w:top w:val="single" w:sz="4" w:space="1" w:color="auto"/>
           <w:left w:val="single" w:sz="4" w:space="4" w:color="auto"/>
           <w:bottom w:val="single" w:sz="4" w:space="1" w:color="auto"/>
           <w:right w:val="single" w:sz="4" w:space="4" w:color="auto"/>
         </w:pBdr>
+        <w:ind w:left="1080"/>
         <w:rPr>
           <w:lang w:val="en-US"/>
         </w:rPr>
@@ -36447,6 +36446,13 @@
           <m:t>±Δx</m:t>
         </m:r>
       </m:oMath>
+      <w:r>
+        <w:rPr>
+          <w:rFonts w:eastAsiaTheme="minorEastAsia"/>
+          <w:lang w:val="en-US"/>
+        </w:rPr>
+        <w:t xml:space="preserve"> </w:t>
+      </w:r>
     </w:p>
     <w:p>
       <w:pPr>
@@ -36648,16 +36654,13 @@
     <w:p>
       <w:pPr>
         <w:pStyle w:val="ListParagraph"/>
-        <w:numPr>
-          <w:ilvl w:val="0"/>
-          <w:numId w:val="4"/>
-        </w:numPr>
         <w:pBdr>
           <w:top w:val="single" w:sz="4" w:space="1" w:color="auto"/>
           <w:left w:val="single" w:sz="4" w:space="4" w:color="auto"/>
           <w:bottom w:val="single" w:sz="4" w:space="1" w:color="auto"/>
           <w:right w:val="single" w:sz="4" w:space="4" w:color="auto"/>
         </w:pBdr>
+        <w:ind w:left="1080"/>
         <w:rPr>
           <w:rFonts w:eastAsiaTheme="minorEastAsia"/>
           <w:lang w:val="en-US"/>
@@ -36892,6 +36895,13 @@
           <m:t>c</m:t>
         </m:r>
       </m:oMath>
+      <w:r>
+        <w:rPr>
+          <w:rFonts w:eastAsiaTheme="minorEastAsia"/>
+          <w:lang w:val="en-US"/>
+        </w:rPr>
+        <w:t xml:space="preserve"> </w:t>
+      </w:r>
     </w:p>
     <w:p>
       <w:pPr>
@@ -36916,16 +36926,13 @@
     <w:p>
       <w:pPr>
         <w:pStyle w:val="ListParagraph"/>
-        <w:numPr>
-          <w:ilvl w:val="0"/>
-          <w:numId w:val="4"/>
-        </w:numPr>
         <w:pBdr>
           <w:top w:val="single" w:sz="4" w:space="1" w:color="auto"/>
           <w:left w:val="single" w:sz="4" w:space="4" w:color="auto"/>
           <w:bottom w:val="single" w:sz="4" w:space="1" w:color="auto"/>
           <w:right w:val="single" w:sz="4" w:space="4" w:color="auto"/>
         </w:pBdr>
+        <w:ind w:left="1080"/>
         <w:rPr>
           <w:rFonts w:eastAsiaTheme="minorEastAsia"/>
           <w:lang w:val="en-US"/>
@@ -37000,6 +37007,13 @@
           <m:t>×100%</m:t>
         </m:r>
       </m:oMath>
+      <w:r>
+        <w:rPr>
+          <w:rFonts w:eastAsiaTheme="minorEastAsia"/>
+          <w:lang w:val="en-US"/>
+        </w:rPr>
+        <w:t xml:space="preserve"> </w:t>
+      </w:r>
     </w:p>
     <w:p>
       <w:pPr>
